--- a/EXPORTS/DOCX/published/niveau3/Dutch/KunsthandelVanLier.docx
+++ b/EXPORTS/DOCX/published/niveau3/Dutch/KunsthandelVanLier.docx
@@ -17,7 +17,7 @@
         <w:autoSpaceDE w:val="0"/>
         <w:widowControl/>
         <w:spacing w:line="720" w:lineRule="exact" w:before="0" w:after="0"/>
-        <w:ind w:left="20" w:right="0" w:firstLine="0"/>
+        <w:ind w:left="10" w:right="0" w:firstLine="0"/>
         <w:jc w:val="left"/>
       </w:pPr>
       <w:r>
@@ -37,7 +37,7 @@
         <w:autoSpaceDE w:val="0"/>
         <w:widowControl/>
         <w:spacing w:line="540" w:lineRule="exact" w:before="214" w:after="0"/>
-        <w:ind w:left="20" w:right="0" w:firstLine="0"/>
+        <w:ind w:left="10" w:right="0" w:firstLine="0"/>
         <w:jc w:val="left"/>
       </w:pPr>
       <w:r>
@@ -57,7 +57,7 @@
         <w:autoSpaceDE w:val="0"/>
         <w:widowControl/>
         <w:spacing w:line="288" w:lineRule="exact" w:before="292" w:after="0"/>
-        <w:ind w:left="20" w:right="144" w:firstLine="0"/>
+        <w:ind w:left="10" w:right="144" w:firstLine="0"/>
         <w:jc w:val="left"/>
       </w:pPr>
       <w:r>
@@ -110,7 +110,7 @@
         <w:autoSpaceDE w:val="0"/>
         <w:widowControl/>
         <w:spacing w:line="420" w:lineRule="exact" w:before="204" w:after="0"/>
-        <w:ind w:left="20" w:right="0" w:firstLine="0"/>
+        <w:ind w:left="10" w:right="0" w:firstLine="0"/>
         <w:jc w:val="left"/>
       </w:pPr>
       <w:r>
@@ -130,7 +130,7 @@
         <w:autoSpaceDE w:val="0"/>
         <w:widowControl/>
         <w:spacing w:line="288" w:lineRule="exact" w:before="274" w:after="0"/>
-        <w:ind w:left="20" w:right="0" w:firstLine="0"/>
+        <w:ind w:left="10" w:right="0" w:firstLine="0"/>
         <w:jc w:val="left"/>
       </w:pPr>
       <w:r>
@@ -138,7 +138,7 @@
           <w:rFonts w:ascii="Charis SIL Regular" w:hAnsi="Charis SIL Regular" w:eastAsia="Charis SIL Regular"/>
           <w:b w:val="0"/>
           <w:i w:val="0"/>
-          <w:color w:val="0066CC"/>
+          <w:color w:val="0000FF"/>
           <w:sz w:val="24"/>
           <w:u w:val="single"/>
         </w:rPr>
@@ -156,7 +156,7 @@
           <w:rFonts w:ascii="Charis SIL Regular" w:hAnsi="Charis SIL Regular" w:eastAsia="Charis SIL Regular"/>
           <w:b w:val="0"/>
           <w:i w:val="0"/>
-          <w:color w:val="0066CC"/>
+          <w:color w:val="0000FF"/>
           <w:sz w:val="24"/>
           <w:u w:val="single"/>
         </w:rPr>
@@ -167,7 +167,7 @@
           <w:rFonts w:ascii="Charis SIL Regular" w:hAnsi="Charis SIL Regular" w:eastAsia="Charis SIL Regular"/>
           <w:b w:val="0"/>
           <w:i w:val="0"/>
-          <w:color w:val="0066CC"/>
+          <w:color w:val="0000FF"/>
           <w:sz w:val="24"/>
           <w:u w:val="single"/>
         </w:rPr>
@@ -185,7 +185,7 @@
           <w:rFonts w:ascii="Charis SIL Regular" w:hAnsi="Charis SIL Regular" w:eastAsia="Charis SIL Regular"/>
           <w:b w:val="0"/>
           <w:i w:val="0"/>
-          <w:color w:val="0066CC"/>
+          <w:color w:val="0000FF"/>
           <w:sz w:val="24"/>
           <w:u w:val="single"/>
         </w:rPr>
@@ -196,7 +196,7 @@
           <w:rFonts w:ascii="Charis SIL Regular" w:hAnsi="Charis SIL Regular" w:eastAsia="Charis SIL Regular"/>
           <w:b w:val="0"/>
           <w:i w:val="0"/>
-          <w:color w:val="0066CC"/>
+          <w:color w:val="0000FF"/>
           <w:sz w:val="24"/>
           <w:u w:val="single"/>
         </w:rPr>
@@ -224,7 +224,7 @@
           <w:rFonts w:ascii="Charis SIL Regular" w:hAnsi="Charis SIL Regular" w:eastAsia="Charis SIL Regular"/>
           <w:b w:val="0"/>
           <w:i w:val="0"/>
-          <w:color w:val="0066CC"/>
+          <w:color w:val="0000FF"/>
           <w:sz w:val="24"/>
           <w:u w:val="single"/>
         </w:rPr>
@@ -249,7 +249,7 @@
       </w:r>
       <w:r>
         <w:rPr>
-          <w:u w:val="single" w:color="0066cc"/>
+          <w:u w:val="single" w:color="0000ff"/>
           <w:rFonts w:ascii="Charis SIL Regular" w:hAnsi="Charis SIL Regular" w:eastAsia="Charis SIL Regular"/>
           <w:b w:val="0"/>
           <w:i w:val="0"/>
@@ -267,6 +267,7 @@
       </w:r>
       <w:r>
         <w:rPr>
+          <w:u w:val="single" w:color="0000ff"/>
           <w:rFonts w:ascii="Charis SIL Regular" w:hAnsi="Charis SIL Regular" w:eastAsia="Charis SIL Regular"/>
           <w:b w:val="0"/>
           <w:i w:val="0"/>
@@ -277,7 +278,7 @@
       </w:r>
       <w:r>
         <w:rPr>
-          <w:u w:val="single" w:color="0066cc"/>
+          <w:u w:val="single" w:color="0000ff"/>
           <w:rFonts w:ascii="Charis SIL Regular" w:hAnsi="Charis SIL Regular" w:eastAsia="Charis SIL Regular"/>
           <w:b w:val="0"/>
           <w:i w:val="0"/>
@@ -295,7 +296,7 @@
       </w:r>
       <w:r>
         <w:rPr>
-          <w:u w:val="single" w:color="0066cc"/>
+          <w:u w:val="single" w:color="0000ff"/>
           <w:rFonts w:ascii="Charis SIL Regular" w:hAnsi="Charis SIL Regular" w:eastAsia="Charis SIL Regular"/>
           <w:b w:val="0"/>
           <w:i w:val="0"/>
@@ -313,7 +314,7 @@
       </w:r>
       <w:r>
         <w:rPr>
-          <w:u w:val="single" w:color="0066cc"/>
+          <w:u w:val="single" w:color="0000ff"/>
           <w:rFonts w:ascii="Charis SIL Regular" w:hAnsi="Charis SIL Regular" w:eastAsia="Charis SIL Regular"/>
           <w:b w:val="0"/>
           <w:i w:val="0"/>
@@ -344,7 +345,7 @@
           <w:rFonts w:ascii="Charis SIL Regular" w:hAnsi="Charis SIL Regular" w:eastAsia="Charis SIL Regular"/>
           <w:b w:val="0"/>
           <w:i w:val="0"/>
-          <w:color w:val="0066CC"/>
+          <w:color w:val="0000FF"/>
           <w:sz w:val="24"/>
           <w:u w:val="single"/>
         </w:rPr>
@@ -362,7 +363,7 @@
           <w:rFonts w:ascii="Charis SIL Regular" w:hAnsi="Charis SIL Regular" w:eastAsia="Charis SIL Regular"/>
           <w:b w:val="0"/>
           <w:i w:val="0"/>
-          <w:color w:val="0066CC"/>
+          <w:color w:val="0000FF"/>
           <w:sz w:val="24"/>
           <w:u w:val="single"/>
         </w:rPr>
@@ -373,7 +374,7 @@
           <w:rFonts w:ascii="Charis SIL Regular" w:hAnsi="Charis SIL Regular" w:eastAsia="Charis SIL Regular"/>
           <w:b w:val="0"/>
           <w:i w:val="0"/>
-          <w:color w:val="0066CC"/>
+          <w:color w:val="0000FF"/>
           <w:sz w:val="24"/>
           <w:u w:val="single"/>
         </w:rPr>
@@ -391,7 +392,7 @@
           <w:rFonts w:ascii="Charis SIL Regular" w:hAnsi="Charis SIL Regular" w:eastAsia="Charis SIL Regular"/>
           <w:b w:val="0"/>
           <w:i w:val="0"/>
-          <w:color w:val="0066CC"/>
+          <w:color w:val="0000FF"/>
           <w:sz w:val="24"/>
           <w:u w:val="single"/>
         </w:rPr>
@@ -402,7 +403,7 @@
           <w:rFonts w:ascii="Charis SIL Regular" w:hAnsi="Charis SIL Regular" w:eastAsia="Charis SIL Regular"/>
           <w:b w:val="0"/>
           <w:i w:val="0"/>
-          <w:color w:val="0066CC"/>
+          <w:color w:val="0000FF"/>
           <w:sz w:val="24"/>
           <w:u w:val="single"/>
         </w:rPr>
@@ -427,7 +428,7 @@
       </w:r>
       <w:r>
         <w:rPr>
-          <w:u w:val="single" w:color="0066cc"/>
+          <w:u w:val="single" w:color="0000ff"/>
           <w:rFonts w:ascii="Charis SIL Regular" w:hAnsi="Charis SIL Regular" w:eastAsia="Charis SIL Regular"/>
           <w:b w:val="0"/>
           <w:i w:val="0"/>
@@ -458,7 +459,7 @@
           <w:rFonts w:ascii="Charis SIL Regular" w:hAnsi="Charis SIL Regular" w:eastAsia="Charis SIL Regular"/>
           <w:b w:val="0"/>
           <w:i w:val="0"/>
-          <w:color w:val="0066CC"/>
+          <w:color w:val="0000FF"/>
           <w:sz w:val="24"/>
           <w:u w:val="single"/>
         </w:rPr>
@@ -476,7 +477,7 @@
           <w:rFonts w:ascii="Charis SIL Regular" w:hAnsi="Charis SIL Regular" w:eastAsia="Charis SIL Regular"/>
           <w:b w:val="0"/>
           <w:i w:val="0"/>
-          <w:color w:val="0066CC"/>
+          <w:color w:val="0000FF"/>
           <w:sz w:val="24"/>
           <w:u w:val="single"/>
         </w:rPr>
@@ -487,7 +488,7 @@
           <w:rFonts w:ascii="Charis SIL Regular" w:hAnsi="Charis SIL Regular" w:eastAsia="Charis SIL Regular"/>
           <w:b w:val="0"/>
           <w:i w:val="0"/>
-          <w:color w:val="0066CC"/>
+          <w:color w:val="0000FF"/>
           <w:sz w:val="24"/>
           <w:u w:val="single"/>
         </w:rPr>
@@ -505,7 +506,7 @@
           <w:rFonts w:ascii="Charis SIL Regular" w:hAnsi="Charis SIL Regular" w:eastAsia="Charis SIL Regular"/>
           <w:b w:val="0"/>
           <w:i w:val="0"/>
-          <w:color w:val="0066CC"/>
+          <w:color w:val="0000FF"/>
           <w:sz w:val="24"/>
           <w:u w:val="single"/>
         </w:rPr>
@@ -516,7 +517,7 @@
           <w:rFonts w:ascii="Charis SIL Regular" w:hAnsi="Charis SIL Regular" w:eastAsia="Charis SIL Regular"/>
           <w:b w:val="0"/>
           <w:i w:val="0"/>
-          <w:color w:val="0066CC"/>
+          <w:color w:val="0000FF"/>
           <w:sz w:val="24"/>
           <w:u w:val="single"/>
         </w:rPr>
@@ -547,125 +548,14 @@
           <w:color w:val="000000"/>
           <w:sz w:val="24"/>
         </w:rPr>
-        <w:t>Van Lier raakte ec</w:t>
-      </w:r>
-      <w:r>
-        <w:rPr>
-          <w:u w:val="single" w:color="0066cc"/>
-          <w:rFonts w:ascii="Charis SIL Regular" w:hAnsi="Charis SIL Regular" w:eastAsia="Charis SIL Regular"/>
-          <w:b w:val="0"/>
-          <w:i w:val="0"/>
-          <w:color w:val="000000"/>
-          <w:sz w:val="24"/>
-        </w:rPr>
-        <w:hyperlink r:id="rId11" w:history="1">
-          <w:r>
-            <w:rPr>
-              <w:rStyle w:val="Hyperlink"/>
-            </w:rPr>
-            <w:t xml:space="preserve">hter ook </w:t>
-          </w:r>
-        </w:hyperlink>
-      </w:r>
-      <w:r>
-        <w:rPr>
-          <w:u w:val="single" w:color="0066cc"/>
-          <w:rFonts w:ascii="Charis SIL Regular" w:hAnsi="Charis SIL Regular" w:eastAsia="Charis SIL Regular"/>
-          <w:b w:val="0"/>
-          <w:i w:val="0"/>
-          <w:color w:val="000000"/>
-          <w:sz w:val="24"/>
-        </w:rPr>
-        <w:hyperlink r:id="rId11" w:history="1">
-          <w:r>
-            <w:rPr>
-              <w:rStyle w:val="Hyperlink"/>
-            </w:rPr>
-            <w:t>g</w:t>
-          </w:r>
-        </w:hyperlink>
-      </w:r>
-      <w:r>
-        <w:rPr>
-          <w:u w:val="single" w:color="0066cc"/>
-          <w:rFonts w:ascii="Charis SIL Regular" w:hAnsi="Charis SIL Regular" w:eastAsia="Charis SIL Regular"/>
-          <w:b w:val="0"/>
-          <w:i w:val="0"/>
-          <w:color w:val="000000"/>
-          <w:sz w:val="24"/>
-        </w:rPr>
-        <w:hyperlink r:id="rId11" w:history="1">
-          <w:r>
-            <w:rPr>
-              <w:rStyle w:val="Hyperlink"/>
-            </w:rPr>
-            <w:t>eïnt</w:t>
-          </w:r>
-        </w:hyperlink>
-      </w:r>
-      <w:r>
-        <w:rPr>
-          <w:u w:val="single" w:color="0066cc"/>
-          <w:rFonts w:ascii="Charis SIL Regular" w:hAnsi="Charis SIL Regular" w:eastAsia="Charis SIL Regular"/>
-          <w:b w:val="0"/>
-          <w:i w:val="0"/>
-          <w:color w:val="000000"/>
-          <w:sz w:val="24"/>
-        </w:rPr>
-        <w:hyperlink r:id="rId11" w:history="1">
-          <w:r>
-            <w:rPr>
-              <w:rStyle w:val="Hyperlink"/>
-            </w:rPr>
-            <w:t>e</w:t>
-          </w:r>
-        </w:hyperlink>
-      </w:r>
-      <w:r>
-        <w:rPr>
-          <w:u w:val="single" w:color="0066cc"/>
-          <w:rFonts w:ascii="Charis SIL Regular" w:hAnsi="Charis SIL Regular" w:eastAsia="Charis SIL Regular"/>
-          <w:b w:val="0"/>
-          <w:i w:val="0"/>
-          <w:color w:val="000000"/>
-          <w:sz w:val="24"/>
-        </w:rPr>
-        <w:hyperlink r:id="rId11" w:history="1">
-          <w:r>
-            <w:rPr>
-              <w:rStyle w:val="Hyperlink"/>
-            </w:rPr>
-            <w:t>res</w:t>
-          </w:r>
-        </w:hyperlink>
-      </w:r>
-      <w:r>
-        <w:rPr>
-          <w:u w:val="single" w:color="0066cc"/>
-          <w:rFonts w:ascii="Charis SIL Regular" w:hAnsi="Charis SIL Regular" w:eastAsia="Charis SIL Regular"/>
-          <w:b w:val="0"/>
-          <w:i w:val="0"/>
-          <w:color w:val="000000"/>
-          <w:sz w:val="24"/>
-        </w:rPr>
-        <w:t>s</w:t>
-      </w:r>
-      <w:r>
-        <w:rPr>
-          <w:rFonts w:ascii="Charis SIL Regular" w:hAnsi="Charis SIL Regular" w:eastAsia="Charis SIL Regular"/>
-          <w:b w:val="0"/>
-          <w:i w:val="0"/>
-          <w:color w:val="000000"/>
-          <w:sz w:val="24"/>
-        </w:rPr>
-        <w:t xml:space="preserve">eerd in </w:t>
-      </w:r>
-      <w:r>
-        <w:rPr>
-          <w:rFonts w:ascii="Charis SIL Regular" w:hAnsi="Charis SIL Regular" w:eastAsia="Charis SIL Regular"/>
-          <w:b w:val="0"/>
-          <w:i w:val="0"/>
-          <w:color w:val="0066CC"/>
+        <w:t xml:space="preserve">Van Lier raakte echter ook geïnteresseerd in </w:t>
+      </w:r>
+      <w:r>
+        <w:rPr>
+          <w:rFonts w:ascii="Charis SIL Regular" w:hAnsi="Charis SIL Regular" w:eastAsia="Charis SIL Regular"/>
+          <w:b w:val="0"/>
+          <w:i w:val="0"/>
+          <w:color w:val="0000FF"/>
           <w:sz w:val="24"/>
           <w:u w:val="single"/>
         </w:rPr>
@@ -683,7 +573,7 @@
           <w:rFonts w:ascii="Charis SIL Regular" w:hAnsi="Charis SIL Regular" w:eastAsia="Charis SIL Regular"/>
           <w:b w:val="0"/>
           <w:i w:val="0"/>
-          <w:color w:val="0066CC"/>
+          <w:color w:val="0000FF"/>
           <w:sz w:val="24"/>
           <w:u w:val="single"/>
         </w:rPr>
@@ -694,7 +584,7 @@
           <w:rFonts w:ascii="Charis SIL Regular" w:hAnsi="Charis SIL Regular" w:eastAsia="Charis SIL Regular"/>
           <w:b w:val="0"/>
           <w:i w:val="0"/>
-          <w:color w:val="0066CC"/>
+          <w:color w:val="0000FF"/>
           <w:sz w:val="24"/>
           <w:u w:val="single"/>
         </w:rPr>
@@ -712,7 +602,7 @@
           <w:rFonts w:ascii="Charis SIL Regular" w:hAnsi="Charis SIL Regular" w:eastAsia="Charis SIL Regular"/>
           <w:b w:val="0"/>
           <w:i w:val="0"/>
-          <w:color w:val="0066CC"/>
+          <w:color w:val="0000FF"/>
           <w:sz w:val="24"/>
           <w:u w:val="single"/>
         </w:rPr>
@@ -727,46 +617,20 @@
       </w:r>
       <w:r>
         <w:rPr>
-          <w:u w:val="single" w:color="0066cc"/>
           <w:rFonts w:ascii="Charis SIL Regular" w:hAnsi="Charis SIL Regular" w:eastAsia="Charis SIL Regular"/>
           <w:b w:val="0"/>
           <w:i w:val="0"/>
           <w:color w:val="000000"/>
           <w:sz w:val="24"/>
         </w:rPr>
-        <w:hyperlink r:id="rId12" w:history="1">
-          <w:r>
-            <w:rPr>
-              <w:rStyle w:val="Hyperlink"/>
-            </w:rPr>
-            <w:t xml:space="preserve"> e</w:t>
-          </w:r>
-        </w:hyperlink>
-      </w:r>
-      <w:r>
-        <w:rPr>
-          <w:u w:val="single" w:color="0066cc"/>
-          <w:rFonts w:ascii="Charis SIL Regular" w:hAnsi="Charis SIL Regular" w:eastAsia="Charis SIL Regular"/>
-          <w:b w:val="0"/>
-          <w:i w:val="0"/>
-          <w:color w:val="000000"/>
-          <w:sz w:val="24"/>
-        </w:rPr>
-        <w:hyperlink r:id="rId12" w:history="1">
-          <w:r>
-            <w:rPr>
-              <w:rStyle w:val="Hyperlink"/>
-            </w:rPr>
-            <w:t xml:space="preserve">n </w:t>
-          </w:r>
-        </w:hyperlink>
-      </w:r>
-      <w:r>
-        <w:rPr>
-          <w:rFonts w:ascii="Charis SIL Regular" w:hAnsi="Charis SIL Regular" w:eastAsia="Charis SIL Regular"/>
-          <w:b w:val="0"/>
-          <w:i w:val="0"/>
-          <w:color w:val="0066CC"/>
+        <w:t xml:space="preserve"> en </w:t>
+      </w:r>
+      <w:r>
+        <w:rPr>
+          <w:rFonts w:ascii="Charis SIL Regular" w:hAnsi="Charis SIL Regular" w:eastAsia="Charis SIL Regular"/>
+          <w:b w:val="0"/>
+          <w:i w:val="0"/>
+          <w:color w:val="0000FF"/>
           <w:sz w:val="24"/>
           <w:u w:val="single"/>
         </w:rPr>
@@ -784,7 +648,7 @@
           <w:rFonts w:ascii="Charis SIL Regular" w:hAnsi="Charis SIL Regular" w:eastAsia="Charis SIL Regular"/>
           <w:b w:val="0"/>
           <w:i w:val="0"/>
-          <w:color w:val="0066CC"/>
+          <w:color w:val="0000FF"/>
           <w:sz w:val="24"/>
           <w:u w:val="single"/>
         </w:rPr>
@@ -802,7 +666,7 @@
           <w:rFonts w:ascii="Charis SIL Regular" w:hAnsi="Charis SIL Regular" w:eastAsia="Charis SIL Regular"/>
           <w:b w:val="0"/>
           <w:i w:val="0"/>
-          <w:color w:val="0066CC"/>
+          <w:color w:val="0000FF"/>
           <w:sz w:val="24"/>
           <w:u w:val="single"/>
         </w:rPr>
@@ -817,7 +681,7 @@
       </w:r>
       <w:r>
         <w:rPr>
-          <w:u w:val="single" w:color="0066cc"/>
+          <w:u w:val="single" w:color="0000ff"/>
           <w:rFonts w:ascii="Charis SIL Regular" w:hAnsi="Charis SIL Regular" w:eastAsia="Charis SIL Regular"/>
           <w:b w:val="0"/>
           <w:i w:val="0"/>
@@ -855,7 +719,7 @@
       </w:r>
       <w:r>
         <w:rPr>
-          <w:u w:val="single" w:color="0066cc"/>
+          <w:u w:val="single" w:color="0000ff"/>
           <w:rFonts w:ascii="Charis SIL Regular" w:hAnsi="Charis SIL Regular" w:eastAsia="Charis SIL Regular"/>
           <w:b w:val="0"/>
           <w:i w:val="0"/>
@@ -873,7 +737,7 @@
       </w:r>
       <w:r>
         <w:rPr>
-          <w:u w:val="single" w:color="0066cc"/>
+          <w:u w:val="single" w:color="0000ff"/>
           <w:rFonts w:ascii="Charis SIL Regular" w:hAnsi="Charis SIL Regular" w:eastAsia="Charis SIL Regular"/>
           <w:b w:val="0"/>
           <w:i w:val="0"/>
@@ -891,7 +755,7 @@
       </w:r>
       <w:r>
         <w:rPr>
-          <w:u w:val="single" w:color="0066cc"/>
+          <w:u w:val="single" w:color="0000ff"/>
           <w:rFonts w:ascii="Charis SIL Regular" w:hAnsi="Charis SIL Regular" w:eastAsia="Charis SIL Regular"/>
           <w:b w:val="0"/>
           <w:i w:val="0"/>
@@ -912,7 +776,7 @@
           <w:rFonts w:ascii="Charis SIL Regular" w:hAnsi="Charis SIL Regular" w:eastAsia="Charis SIL Regular"/>
           <w:b w:val="0"/>
           <w:i w:val="0"/>
-          <w:color w:val="0066CC"/>
+          <w:color w:val="0000FF"/>
           <w:sz w:val="24"/>
           <w:u w:val="single"/>
         </w:rPr>
@@ -930,8 +794,9 @@
           <w:rFonts w:ascii="Charis SIL Regular" w:hAnsi="Charis SIL Regular" w:eastAsia="Charis SIL Regular"/>
           <w:b w:val="0"/>
           <w:i w:val="0"/>
-          <w:color w:val="0066CC"/>
-          <w:sz w:val="24"/>
+          <w:color w:val="0000FF"/>
+          <w:sz w:val="24"/>
+          <w:u w:val="single"/>
         </w:rPr>
         <w:hyperlink r:id="rId14" w:history="1">
           <w:r>
@@ -947,7 +812,7 @@
           <w:rFonts w:ascii="Charis SIL Regular" w:hAnsi="Charis SIL Regular" w:eastAsia="Charis SIL Regular"/>
           <w:b w:val="0"/>
           <w:i w:val="0"/>
-          <w:color w:val="0066CC"/>
+          <w:color w:val="0000FF"/>
           <w:sz w:val="24"/>
           <w:u w:val="single"/>
         </w:rPr>
@@ -965,7 +830,7 @@
           <w:rFonts w:ascii="Charis SIL Regular" w:hAnsi="Charis SIL Regular" w:eastAsia="Charis SIL Regular"/>
           <w:b w:val="0"/>
           <w:i w:val="0"/>
-          <w:color w:val="0066CC"/>
+          <w:color w:val="0000FF"/>
           <w:sz w:val="24"/>
           <w:u w:val="single"/>
         </w:rPr>
@@ -976,7 +841,7 @@
           <w:rFonts w:ascii="Charis SIL Regular" w:hAnsi="Charis SIL Regular" w:eastAsia="Charis SIL Regular"/>
           <w:b w:val="0"/>
           <w:i w:val="0"/>
-          <w:color w:val="0066CC"/>
+          <w:color w:val="0000FF"/>
           <w:sz w:val="24"/>
           <w:u w:val="single"/>
         </w:rPr>
@@ -994,7 +859,7 @@
           <w:rFonts w:ascii="Charis SIL Regular" w:hAnsi="Charis SIL Regular" w:eastAsia="Charis SIL Regular"/>
           <w:b w:val="0"/>
           <w:i w:val="0"/>
-          <w:color w:val="0066CC"/>
+          <w:color w:val="0000FF"/>
           <w:sz w:val="24"/>
           <w:u w:val="single"/>
         </w:rPr>
@@ -1019,7 +884,7 @@
       </w:r>
       <w:r>
         <w:rPr>
-          <w:u w:val="single" w:color="0066cc"/>
+          <w:u w:val="single" w:color="0000ff"/>
           <w:rFonts w:ascii="Charis SIL Regular" w:hAnsi="Charis SIL Regular" w:eastAsia="Charis SIL Regular"/>
           <w:b w:val="0"/>
           <w:i w:val="0"/>
@@ -1040,7 +905,7 @@
           <w:rFonts w:ascii="Charis SIL Regular" w:hAnsi="Charis SIL Regular" w:eastAsia="Charis SIL Regular"/>
           <w:b w:val="0"/>
           <w:i w:val="0"/>
-          <w:color w:val="0066CC"/>
+          <w:color w:val="0000FF"/>
           <w:sz w:val="24"/>
           <w:u w:val="single"/>
         </w:rPr>
@@ -1058,7 +923,7 @@
           <w:rFonts w:ascii="Charis SIL Regular" w:hAnsi="Charis SIL Regular" w:eastAsia="Charis SIL Regular"/>
           <w:b w:val="0"/>
           <w:i w:val="0"/>
-          <w:color w:val="0066CC"/>
+          <w:color w:val="0000FF"/>
           <w:sz w:val="24"/>
           <w:u w:val="single"/>
         </w:rPr>
@@ -1076,7 +941,7 @@
           <w:rFonts w:ascii="Charis SIL Regular" w:hAnsi="Charis SIL Regular" w:eastAsia="Charis SIL Regular"/>
           <w:b w:val="0"/>
           <w:i w:val="0"/>
-          <w:color w:val="0066CC"/>
+          <w:color w:val="0000FF"/>
           <w:sz w:val="24"/>
           <w:u w:val="single"/>
         </w:rPr>
@@ -1094,7 +959,7 @@
           <w:rFonts w:ascii="Charis SIL Regular" w:hAnsi="Charis SIL Regular" w:eastAsia="Charis SIL Regular"/>
           <w:b w:val="0"/>
           <w:i w:val="0"/>
-          <w:color w:val="0066CC"/>
+          <w:color w:val="0000FF"/>
           <w:sz w:val="24"/>
           <w:u w:val="single"/>
         </w:rPr>
@@ -1105,7 +970,7 @@
           <w:rFonts w:ascii="Charis SIL Regular" w:hAnsi="Charis SIL Regular" w:eastAsia="Charis SIL Regular"/>
           <w:b w:val="0"/>
           <w:i w:val="0"/>
-          <w:color w:val="0066CC"/>
+          <w:color w:val="0000FF"/>
           <w:sz w:val="24"/>
           <w:u w:val="single"/>
         </w:rPr>
@@ -1120,7 +985,7 @@
       </w:r>
       <w:r>
         <w:rPr>
-          <w:u w:val="single" w:color="0066cc"/>
+          <w:u w:val="single" w:color="0000ff"/>
           <w:rFonts w:ascii="Charis SIL Regular" w:hAnsi="Charis SIL Regular" w:eastAsia="Charis SIL Regular"/>
           <w:b w:val="0"/>
           <w:i w:val="0"/>
@@ -1134,7 +999,7 @@
           <w:rFonts w:ascii="Charis SIL Regular" w:hAnsi="Charis SIL Regular" w:eastAsia="Charis SIL Regular"/>
           <w:b w:val="0"/>
           <w:i w:val="0"/>
-          <w:color w:val="0066CC"/>
+          <w:color w:val="0000FF"/>
           <w:sz w:val="24"/>
           <w:u w:val="single"/>
         </w:rPr>
@@ -1152,7 +1017,7 @@
           <w:rFonts w:ascii="Charis SIL Regular" w:hAnsi="Charis SIL Regular" w:eastAsia="Charis SIL Regular"/>
           <w:b w:val="0"/>
           <w:i w:val="0"/>
-          <w:color w:val="0066CC"/>
+          <w:color w:val="0000FF"/>
           <w:sz w:val="24"/>
           <w:u w:val="single"/>
         </w:rPr>
@@ -1163,7 +1028,7 @@
           <w:rFonts w:ascii="Charis SIL Regular" w:hAnsi="Charis SIL Regular" w:eastAsia="Charis SIL Regular"/>
           <w:b w:val="0"/>
           <w:i w:val="0"/>
-          <w:color w:val="0066CC"/>
+          <w:color w:val="0000FF"/>
           <w:sz w:val="24"/>
           <w:u w:val="single"/>
         </w:rPr>
@@ -1191,7 +1056,7 @@
           <w:rFonts w:ascii="Charis SIL Regular" w:hAnsi="Charis SIL Regular" w:eastAsia="Charis SIL Regular"/>
           <w:b w:val="0"/>
           <w:i w:val="0"/>
-          <w:color w:val="0066CC"/>
+          <w:color w:val="0000FF"/>
           <w:sz w:val="24"/>
           <w:u w:val="single"/>
         </w:rPr>
@@ -1200,7 +1065,7 @@
             <w:rPr>
               <w:rStyle w:val="Hyperlink"/>
             </w:rPr>
-            <w:t>etnografisc</w:t>
+            <w:t>etnografisch</w:t>
           </w:r>
         </w:hyperlink>
       </w:r>
@@ -1209,15 +1074,38 @@
           <w:rFonts w:ascii="Charis SIL Regular" w:hAnsi="Charis SIL Regular" w:eastAsia="Charis SIL Regular"/>
           <w:b w:val="0"/>
           <w:i w:val="0"/>
-          <w:color w:val="0066CC"/>
-          <w:sz w:val="24"/>
+          <w:color w:val="0000FF"/>
+          <w:sz w:val="24"/>
+          <w:u w:val="single"/>
+        </w:rPr>
+        <w:t>e</w:t>
+      </w:r>
+      <w:r>
+        <w:rPr>
+          <w:rFonts w:ascii="Charis SIL Regular" w:hAnsi="Charis SIL Regular" w:eastAsia="Charis SIL Regular"/>
+          <w:b w:val="0"/>
+          <w:i w:val="0"/>
+          <w:color w:val="0000FF"/>
+          <w:sz w:val="24"/>
+          <w:u w:val="single"/>
+        </w:rPr>
+        <w:t xml:space="preserve"> </w:t>
+      </w:r>
+      <w:r>
+        <w:rPr>
+          <w:rFonts w:ascii="Charis SIL Regular" w:hAnsi="Charis SIL Regular" w:eastAsia="Charis SIL Regular"/>
+          <w:b w:val="0"/>
+          <w:i w:val="0"/>
+          <w:color w:val="0000FF"/>
+          <w:sz w:val="24"/>
+          <w:u w:val="single"/>
         </w:rPr>
         <w:hyperlink r:id="rId16" w:history="1">
           <w:r>
             <w:rPr>
               <w:rStyle w:val="Hyperlink"/>
             </w:rPr>
-            <w:t>h</w:t>
+            <w:t>voorwerpe</w:t>
           </w:r>
         </w:hyperlink>
       </w:r>
@@ -1226,39 +1114,10 @@
           <w:rFonts w:ascii="Charis SIL Regular" w:hAnsi="Charis SIL Regular" w:eastAsia="Charis SIL Regular"/>
           <w:b w:val="0"/>
           <w:i w:val="0"/>
-          <w:color w:val="0066CC"/>
-          <w:sz w:val="24"/>
-        </w:rPr>
-        <w:t>e</w:t>
-      </w:r>
-      <w:r>
-        <w:rPr>
-          <w:rFonts w:ascii="Charis SIL Regular" w:hAnsi="Charis SIL Regular" w:eastAsia="Charis SIL Regular"/>
-          <w:b w:val="0"/>
-          <w:i w:val="0"/>
-          <w:color w:val="0066CC"/>
-          <w:sz w:val="24"/>
-          <w:u w:val="single"/>
-        </w:rPr>
-        <w:t xml:space="preserve"> </w:t>
-      </w:r>
-      <w:r>
-        <w:rPr>
-          <w:rFonts w:ascii="Charis SIL Regular" w:hAnsi="Charis SIL Regular" w:eastAsia="Charis SIL Regular"/>
-          <w:b w:val="0"/>
-          <w:i w:val="0"/>
-          <w:color w:val="0066CC"/>
-          <w:sz w:val="24"/>
-          <w:u w:val="single"/>
-        </w:rPr>
-        <w:hyperlink r:id="rId16" w:history="1">
-          <w:r>
-            <w:rPr>
-              <w:rStyle w:val="Hyperlink"/>
-            </w:rPr>
-            <w:t>voorwerpen</w:t>
-          </w:r>
-        </w:hyperlink>
+          <w:color w:val="0000FF"/>
+          <w:sz w:val="24"/>
+        </w:rPr>
+        <w:t>n</w:t>
       </w:r>
       <w:r>
         <w:rPr>
@@ -1272,7 +1131,7 @@
       </w:r>
       <w:r>
         <w:rPr>
-          <w:u w:val="single" w:color="0066cc"/>
+          <w:u w:val="single" w:color="0000ff"/>
           <w:rFonts w:ascii="Charis SIL Regular" w:hAnsi="Charis SIL Regular" w:eastAsia="Charis SIL Regular"/>
           <w:b w:val="0"/>
           <w:i w:val="0"/>
@@ -1290,7 +1149,7 @@
       </w:r>
       <w:r>
         <w:rPr>
-          <w:u w:val="single" w:color="0066cc"/>
+          <w:u w:val="single" w:color="0000ff"/>
           <w:rFonts w:ascii="Charis SIL Regular" w:hAnsi="Charis SIL Regular" w:eastAsia="Charis SIL Regular"/>
           <w:b w:val="0"/>
           <w:i w:val="0"/>
@@ -1308,7 +1167,7 @@
       </w:r>
       <w:r>
         <w:rPr>
-          <w:u w:val="single" w:color="0066cc"/>
+          <w:u w:val="single" w:color="0000ff"/>
           <w:rFonts w:ascii="Charis SIL Regular" w:hAnsi="Charis SIL Regular" w:eastAsia="Charis SIL Regular"/>
           <w:b w:val="0"/>
           <w:i w:val="0"/>
@@ -1329,7 +1188,7 @@
           <w:rFonts w:ascii="Charis SIL Regular" w:hAnsi="Charis SIL Regular" w:eastAsia="Charis SIL Regular"/>
           <w:b w:val="0"/>
           <w:i w:val="0"/>
-          <w:color w:val="0066CC"/>
+          <w:color w:val="0000FF"/>
           <w:sz w:val="24"/>
           <w:u w:val="single"/>
         </w:rPr>
@@ -1347,7 +1206,7 @@
           <w:rFonts w:ascii="Charis SIL Regular" w:hAnsi="Charis SIL Regular" w:eastAsia="Charis SIL Regular"/>
           <w:b w:val="0"/>
           <w:i w:val="0"/>
-          <w:color w:val="0066CC"/>
+          <w:color w:val="0000FF"/>
           <w:sz w:val="24"/>
           <w:u w:val="single"/>
         </w:rPr>
@@ -1358,7 +1217,7 @@
           <w:rFonts w:ascii="Charis SIL Regular" w:hAnsi="Charis SIL Regular" w:eastAsia="Charis SIL Regular"/>
           <w:b w:val="0"/>
           <w:i w:val="0"/>
-          <w:color w:val="0066CC"/>
+          <w:color w:val="0000FF"/>
           <w:sz w:val="24"/>
           <w:u w:val="single"/>
         </w:rPr>
@@ -1376,7 +1235,7 @@
           <w:rFonts w:ascii="Charis SIL Regular" w:hAnsi="Charis SIL Regular" w:eastAsia="Charis SIL Regular"/>
           <w:b w:val="0"/>
           <w:i w:val="0"/>
-          <w:color w:val="0066CC"/>
+          <w:color w:val="0000FF"/>
           <w:sz w:val="24"/>
           <w:u w:val="single"/>
         </w:rPr>
@@ -1394,7 +1253,7 @@
           <w:rFonts w:ascii="Charis SIL Regular" w:hAnsi="Charis SIL Regular" w:eastAsia="Charis SIL Regular"/>
           <w:b w:val="0"/>
           <w:i w:val="0"/>
-          <w:color w:val="0066CC"/>
+          <w:color w:val="0000FF"/>
           <w:sz w:val="24"/>
           <w:u w:val="single"/>
         </w:rPr>
@@ -1412,7 +1271,7 @@
           <w:rFonts w:ascii="Charis SIL Regular" w:hAnsi="Charis SIL Regular" w:eastAsia="Charis SIL Regular"/>
           <w:b w:val="0"/>
           <w:i w:val="0"/>
-          <w:color w:val="0066CC"/>
+          <w:color w:val="0000FF"/>
           <w:sz w:val="24"/>
           <w:u w:val="single"/>
         </w:rPr>
@@ -1427,7 +1286,7 @@
       </w:r>
       <w:r>
         <w:rPr>
-          <w:u w:val="single" w:color="0066cc"/>
+          <w:u w:val="single" w:color="0000ff"/>
           <w:rFonts w:ascii="Charis SIL Regular" w:hAnsi="Charis SIL Regular" w:eastAsia="Charis SIL Regular"/>
           <w:b w:val="0"/>
           <w:i w:val="0"/>
@@ -1455,7 +1314,7 @@
       </w:r>
       <w:r>
         <w:rPr>
-          <w:u w:val="single" w:color="0066cc"/>
+          <w:u w:val="single" w:color="0000ff"/>
           <w:rFonts w:ascii="Charis SIL Regular" w:hAnsi="Charis SIL Regular" w:eastAsia="Charis SIL Regular"/>
           <w:b w:val="0"/>
           <w:i w:val="0"/>
@@ -1473,7 +1332,7 @@
       </w:r>
       <w:r>
         <w:rPr>
-          <w:u w:val="single" w:color="0066cc"/>
+          <w:u w:val="single" w:color="0000ff"/>
           <w:rFonts w:ascii="Charis SIL Regular" w:hAnsi="Charis SIL Regular" w:eastAsia="Charis SIL Regular"/>
           <w:b w:val="0"/>
           <w:i w:val="0"/>
@@ -1504,7 +1363,7 @@
       </w:r>
       <w:r>
         <w:rPr>
-          <w:u w:val="single" w:color="0066cc"/>
+          <w:u w:val="single" w:color="0000ff"/>
           <w:rFonts w:ascii="Charis SIL Regular" w:hAnsi="Charis SIL Regular" w:eastAsia="Charis SIL Regular"/>
           <w:b w:val="0"/>
           <w:i w:val="0"/>
@@ -1522,7 +1381,7 @@
       </w:r>
       <w:r>
         <w:rPr>
-          <w:u w:val="single" w:color="0066cc"/>
+          <w:u w:val="single" w:color="0000ff"/>
           <w:rFonts w:ascii="Charis SIL Regular" w:hAnsi="Charis SIL Regular" w:eastAsia="Charis SIL Regular"/>
           <w:b w:val="0"/>
           <w:i w:val="0"/>
@@ -1540,7 +1399,7 @@
       </w:r>
       <w:r>
         <w:rPr>
-          <w:u w:val="single" w:color="0066cc"/>
+          <w:u w:val="single" w:color="0000ff"/>
           <w:rFonts w:ascii="Charis SIL Regular" w:hAnsi="Charis SIL Regular" w:eastAsia="Charis SIL Regular"/>
           <w:b w:val="0"/>
           <w:i w:val="0"/>
@@ -1558,7 +1417,7 @@
       </w:r>
       <w:r>
         <w:rPr>
-          <w:u w:val="single" w:color="0066cc"/>
+          <w:u w:val="single" w:color="0000ff"/>
           <w:rFonts w:ascii="Charis SIL Regular" w:hAnsi="Charis SIL Regular" w:eastAsia="Charis SIL Regular"/>
           <w:b w:val="0"/>
           <w:i w:val="0"/>
@@ -1589,7 +1448,7 @@
           <w:rFonts w:ascii="Charis SIL Regular" w:hAnsi="Charis SIL Regular" w:eastAsia="Charis SIL Regular"/>
           <w:b w:val="0"/>
           <w:i w:val="0"/>
-          <w:color w:val="0066CC"/>
+          <w:color w:val="0000FF"/>
           <w:sz w:val="24"/>
           <w:u w:val="single"/>
         </w:rPr>
@@ -1617,7 +1476,7 @@
           <w:rFonts w:ascii="Charis SIL Regular" w:hAnsi="Charis SIL Regular" w:eastAsia="Charis SIL Regular"/>
           <w:b w:val="0"/>
           <w:i w:val="0"/>
-          <w:color w:val="0066CC"/>
+          <w:color w:val="0000FF"/>
           <w:sz w:val="24"/>
           <w:u w:val="single"/>
         </w:rPr>
@@ -1645,7 +1504,7 @@
           <w:rFonts w:ascii="Charis SIL Regular" w:hAnsi="Charis SIL Regular" w:eastAsia="Charis SIL Regular"/>
           <w:b w:val="0"/>
           <w:i w:val="0"/>
-          <w:color w:val="0066CC"/>
+          <w:color w:val="0000FF"/>
           <w:sz w:val="24"/>
           <w:u w:val="single"/>
         </w:rPr>
@@ -1673,7 +1532,7 @@
           <w:rFonts w:ascii="Charis SIL Regular" w:hAnsi="Charis SIL Regular" w:eastAsia="Charis SIL Regular"/>
           <w:b w:val="0"/>
           <w:i w:val="0"/>
-          <w:color w:val="0066CC"/>
+          <w:color w:val="0000FF"/>
           <w:sz w:val="24"/>
           <w:u w:val="single"/>
         </w:rPr>
@@ -1704,22 +1563,11 @@
           <w:color w:val="000000"/>
           <w:sz w:val="24"/>
         </w:rPr>
-        <w:t>netwerk van relaties in de internationa</w:t>
-      </w:r>
-      <w:r>
-        <w:rPr>
-          <w:u w:val="single" w:color="0066cc"/>
-          <w:rFonts w:ascii="Charis SIL Regular" w:hAnsi="Charis SIL Regular" w:eastAsia="Charis SIL Regular"/>
-          <w:b w:val="0"/>
-          <w:i w:val="0"/>
-          <w:color w:val="000000"/>
-          <w:sz w:val="24"/>
-        </w:rPr>
-        <w:t>l</w:t>
-      </w:r>
-      <w:r>
-        <w:rPr>
-          <w:u w:val="single" w:color="0066cc"/>
+        <w:t>netwerk van relaties in de international</w:t>
+      </w:r>
+      <w:r>
+        <w:rPr>
+          <w:u w:val="single" w:color="0000ff"/>
           <w:rFonts w:ascii="Charis SIL Regular" w:hAnsi="Charis SIL Regular" w:eastAsia="Charis SIL Regular"/>
           <w:b w:val="0"/>
           <w:i w:val="0"/>
@@ -1737,7 +1585,7 @@
       </w:r>
       <w:r>
         <w:rPr>
-          <w:u w:val="single" w:color="0066cc"/>
+          <w:u w:val="single" w:color="0000ff"/>
           <w:rFonts w:ascii="Charis SIL Regular" w:hAnsi="Charis SIL Regular" w:eastAsia="Charis SIL Regular"/>
           <w:b w:val="0"/>
           <w:i w:val="0"/>
@@ -1758,7 +1606,7 @@
       </w:r>
       <w:r>
         <w:rPr>
-          <w:u w:val="single" w:color="0066cc"/>
+          <w:u w:val="single" w:color="0000ff"/>
           <w:rFonts w:ascii="Charis SIL Regular" w:hAnsi="Charis SIL Regular" w:eastAsia="Charis SIL Regular"/>
           <w:b w:val="0"/>
           <w:i w:val="0"/>
@@ -1786,7 +1634,7 @@
       </w:r>
       <w:r>
         <w:rPr>
-          <w:u w:val="single" w:color="0066cc"/>
+          <w:u w:val="single" w:color="0000ff"/>
           <w:rFonts w:ascii="Charis SIL Regular" w:hAnsi="Charis SIL Regular" w:eastAsia="Charis SIL Regular"/>
           <w:b w:val="0"/>
           <w:i w:val="0"/>
@@ -1804,28 +1652,45 @@
       </w:r>
       <w:r>
         <w:rPr>
-          <w:u w:val="single" w:color="0066cc"/>
           <w:rFonts w:ascii="Charis SIL Regular" w:hAnsi="Charis SIL Regular" w:eastAsia="Charis SIL Regular"/>
           <w:b w:val="0"/>
           <w:i w:val="0"/>
           <w:color w:val="000000"/>
           <w:sz w:val="24"/>
         </w:rPr>
-        <w:t>s</w:t>
-      </w:r>
-      <w:r>
-        <w:rPr>
+        <w:hyperlink r:id="rId21" w:history="1">
+          <w:r>
+            <w:rPr>
+              <w:rStyle w:val="Hyperlink"/>
+            </w:rPr>
+            <w:t>s</w:t>
+          </w:r>
+        </w:hyperlink>
+      </w:r>
+      <w:r>
+        <w:rPr>
+          <w:u w:val="single" w:color="0000ff"/>
           <w:rFonts w:ascii="Charis SIL Regular" w:hAnsi="Charis SIL Regular" w:eastAsia="Charis SIL Regular"/>
           <w:b w:val="0"/>
           <w:i w:val="0"/>
           <w:color w:val="000000"/>
           <w:sz w:val="24"/>
         </w:rPr>
-        <w:t xml:space="preserve">che </w:t>
-      </w:r>
-      <w:r>
-        <w:rPr>
-          <w:u w:val="single" w:color="0066cc"/>
+        <w:t>c</w:t>
+      </w:r>
+      <w:r>
+        <w:rPr>
+          <w:rFonts w:ascii="Charis SIL Regular" w:hAnsi="Charis SIL Regular" w:eastAsia="Charis SIL Regular"/>
+          <w:b w:val="0"/>
+          <w:i w:val="0"/>
+          <w:color w:val="000000"/>
+          <w:sz w:val="24"/>
+        </w:rPr>
+        <w:t xml:space="preserve">he </w:t>
+      </w:r>
+      <w:r>
+        <w:rPr>
+          <w:u w:val="single" w:color="0000ff"/>
           <w:rFonts w:ascii="Charis SIL Regular" w:hAnsi="Charis SIL Regular" w:eastAsia="Charis SIL Regular"/>
           <w:b w:val="0"/>
           <w:i w:val="0"/>
@@ -1869,7 +1734,7 @@
           <w:rFonts w:ascii="Charis SIL Regular" w:hAnsi="Charis SIL Regular" w:eastAsia="Charis SIL Regular"/>
           <w:b w:val="0"/>
           <w:i w:val="0"/>
-          <w:color w:val="0066CC"/>
+          <w:color w:val="0000FF"/>
           <w:sz w:val="24"/>
           <w:u w:val="single"/>
         </w:rPr>
@@ -1887,7 +1752,7 @@
           <w:rFonts w:ascii="Charis SIL Regular" w:hAnsi="Charis SIL Regular" w:eastAsia="Charis SIL Regular"/>
           <w:b w:val="0"/>
           <w:i w:val="0"/>
-          <w:color w:val="0066CC"/>
+          <w:color w:val="0000FF"/>
           <w:sz w:val="24"/>
           <w:u w:val="single"/>
         </w:rPr>
@@ -1898,7 +1763,7 @@
           <w:rFonts w:ascii="Charis SIL Regular" w:hAnsi="Charis SIL Regular" w:eastAsia="Charis SIL Regular"/>
           <w:b w:val="0"/>
           <w:i w:val="0"/>
-          <w:color w:val="0066CC"/>
+          <w:color w:val="0000FF"/>
           <w:sz w:val="24"/>
           <w:u w:val="single"/>
         </w:rPr>
@@ -1928,7 +1793,7 @@
         <w:autoSpaceDE w:val="0"/>
         <w:widowControl/>
         <w:spacing w:line="288" w:lineRule="exact" w:before="240" w:after="0"/>
-        <w:ind w:left="20" w:right="144" w:firstLine="0"/>
+        <w:ind w:left="10" w:right="144" w:firstLine="0"/>
         <w:jc w:val="left"/>
       </w:pPr>
       <w:r>
@@ -2021,7 +1886,7 @@
         <w:autoSpaceDE w:val="0"/>
         <w:widowControl/>
         <w:spacing w:line="288" w:lineRule="exact" w:before="240" w:after="0"/>
-        <w:ind w:left="20" w:right="0" w:firstLine="0"/>
+        <w:ind w:left="10" w:right="0" w:firstLine="0"/>
         <w:jc w:val="left"/>
       </w:pPr>
       <w:r>
@@ -2049,7 +1914,7 @@
           <w:rFonts w:ascii="Charis SIL Regular" w:hAnsi="Charis SIL Regular" w:eastAsia="Charis SIL Regular"/>
           <w:b w:val="0"/>
           <w:i w:val="0"/>
-          <w:color w:val="0066CC"/>
+          <w:color w:val="0000FF"/>
           <w:sz w:val="24"/>
           <w:u w:val="single"/>
         </w:rPr>
@@ -2067,7 +1932,7 @@
           <w:rFonts w:ascii="Charis SIL Regular" w:hAnsi="Charis SIL Regular" w:eastAsia="Charis SIL Regular"/>
           <w:b w:val="0"/>
           <w:i w:val="0"/>
-          <w:color w:val="0066CC"/>
+          <w:color w:val="0000FF"/>
           <w:sz w:val="24"/>
           <w:u w:val="single"/>
         </w:rPr>
@@ -2078,7 +1943,7 @@
           <w:rFonts w:ascii="Charis SIL Regular" w:hAnsi="Charis SIL Regular" w:eastAsia="Charis SIL Regular"/>
           <w:b w:val="0"/>
           <w:i w:val="0"/>
-          <w:color w:val="0066CC"/>
+          <w:color w:val="0000FF"/>
           <w:sz w:val="24"/>
           <w:u w:val="single"/>
         </w:rPr>
@@ -2096,7 +1961,7 @@
           <w:rFonts w:ascii="Charis SIL Regular" w:hAnsi="Charis SIL Regular" w:eastAsia="Charis SIL Regular"/>
           <w:b w:val="0"/>
           <w:i w:val="0"/>
-          <w:color w:val="0066CC"/>
+          <w:color w:val="0000FF"/>
           <w:sz w:val="24"/>
           <w:u w:val="single"/>
         </w:rPr>
@@ -2107,7 +1972,7 @@
           <w:rFonts w:ascii="Charis SIL Regular" w:hAnsi="Charis SIL Regular" w:eastAsia="Charis SIL Regular"/>
           <w:b w:val="0"/>
           <w:i w:val="0"/>
-          <w:color w:val="0066CC"/>
+          <w:color w:val="0000FF"/>
           <w:sz w:val="24"/>
           <w:u w:val="single"/>
         </w:rPr>
@@ -2135,7 +2000,7 @@
       </w:r>
       <w:r>
         <w:rPr>
-          <w:u w:val="single" w:color="0066cc"/>
+          <w:u w:val="single" w:color="0000ff"/>
           <w:rFonts w:ascii="Charis SIL Regular" w:hAnsi="Charis SIL Regular" w:eastAsia="Charis SIL Regular"/>
           <w:b w:val="0"/>
           <w:i w:val="0"/>
@@ -2153,7 +2018,7 @@
       </w:r>
       <w:r>
         <w:rPr>
-          <w:u w:val="single" w:color="0066cc"/>
+          <w:u w:val="single" w:color="0000ff"/>
           <w:rFonts w:ascii="Charis SIL Regular" w:hAnsi="Charis SIL Regular" w:eastAsia="Charis SIL Regular"/>
           <w:b w:val="0"/>
           <w:i w:val="0"/>
@@ -2171,7 +2036,7 @@
       </w:r>
       <w:r>
         <w:rPr>
-          <w:u w:val="single" w:color="0066cc"/>
+          <w:u w:val="single" w:color="0000ff"/>
           <w:rFonts w:ascii="Charis SIL Regular" w:hAnsi="Charis SIL Regular" w:eastAsia="Charis SIL Regular"/>
           <w:b w:val="0"/>
           <w:i w:val="0"/>
@@ -2189,7 +2054,7 @@
       </w:r>
       <w:r>
         <w:rPr>
-          <w:u w:val="single" w:color="0066cc"/>
+          <w:u w:val="single" w:color="0000ff"/>
           <w:rFonts w:ascii="Charis SIL Regular" w:hAnsi="Charis SIL Regular" w:eastAsia="Charis SIL Regular"/>
           <w:b w:val="0"/>
           <w:i w:val="0"/>
@@ -2220,7 +2085,7 @@
           <w:rFonts w:ascii="Charis SIL Regular" w:hAnsi="Charis SIL Regular" w:eastAsia="Charis SIL Regular"/>
           <w:b w:val="0"/>
           <w:i w:val="0"/>
-          <w:color w:val="0066CC"/>
+          <w:color w:val="0000FF"/>
           <w:sz w:val="24"/>
           <w:u w:val="single"/>
         </w:rPr>
@@ -2238,7 +2103,7 @@
           <w:rFonts w:ascii="Charis SIL Regular" w:hAnsi="Charis SIL Regular" w:eastAsia="Charis SIL Regular"/>
           <w:b w:val="0"/>
           <w:i w:val="0"/>
-          <w:color w:val="0066CC"/>
+          <w:color w:val="0000FF"/>
           <w:sz w:val="24"/>
           <w:u w:val="single"/>
         </w:rPr>
@@ -2256,7 +2121,7 @@
           <w:rFonts w:ascii="Charis SIL Regular" w:hAnsi="Charis SIL Regular" w:eastAsia="Charis SIL Regular"/>
           <w:b w:val="0"/>
           <w:i w:val="0"/>
-          <w:color w:val="0066CC"/>
+          <w:color w:val="0000FF"/>
           <w:sz w:val="24"/>
           <w:u w:val="single"/>
         </w:rPr>
@@ -2267,7 +2132,7 @@
           <w:rFonts w:ascii="Charis SIL Regular" w:hAnsi="Charis SIL Regular" w:eastAsia="Charis SIL Regular"/>
           <w:b w:val="0"/>
           <w:i w:val="0"/>
-          <w:color w:val="0066CC"/>
+          <w:color w:val="0000FF"/>
           <w:sz w:val="24"/>
           <w:u w:val="single"/>
         </w:rPr>
@@ -2295,7 +2160,7 @@
           <w:rFonts w:ascii="Charis SIL Regular" w:hAnsi="Charis SIL Regular" w:eastAsia="Charis SIL Regular"/>
           <w:b w:val="0"/>
           <w:i w:val="0"/>
-          <w:color w:val="0066CC"/>
+          <w:color w:val="0000FF"/>
           <w:sz w:val="24"/>
           <w:u w:val="single"/>
         </w:rPr>
@@ -2313,7 +2178,7 @@
           <w:rFonts w:ascii="Charis SIL Regular" w:hAnsi="Charis SIL Regular" w:eastAsia="Charis SIL Regular"/>
           <w:b w:val="0"/>
           <w:i w:val="0"/>
-          <w:color w:val="0066CC"/>
+          <w:color w:val="0000FF"/>
           <w:sz w:val="24"/>
           <w:u w:val="single"/>
         </w:rPr>
@@ -2324,7 +2189,7 @@
           <w:rFonts w:ascii="Charis SIL Regular" w:hAnsi="Charis SIL Regular" w:eastAsia="Charis SIL Regular"/>
           <w:b w:val="0"/>
           <w:i w:val="0"/>
-          <w:color w:val="0066CC"/>
+          <w:color w:val="0000FF"/>
           <w:sz w:val="24"/>
           <w:u w:val="single"/>
         </w:rPr>
@@ -2362,7 +2227,7 @@
           <w:rFonts w:ascii="Charis SIL Regular" w:hAnsi="Charis SIL Regular" w:eastAsia="Charis SIL Regular"/>
           <w:b w:val="0"/>
           <w:i w:val="0"/>
-          <w:color w:val="0066CC"/>
+          <w:color w:val="0000FF"/>
           <w:sz w:val="24"/>
           <w:u w:val="single"/>
         </w:rPr>
@@ -2377,7 +2242,7 @@
       </w:r>
       <w:r>
         <w:rPr>
-          <w:u w:val="single" w:color="0066cc"/>
+          <w:u w:val="single" w:color="0000ff"/>
           <w:rFonts w:ascii="Charis SIL Regular" w:hAnsi="Charis SIL Regular" w:eastAsia="Charis SIL Regular"/>
           <w:b w:val="0"/>
           <w:i w:val="0"/>
@@ -2388,7 +2253,7 @@
       </w:r>
       <w:r>
         <w:rPr>
-          <w:u w:val="single" w:color="0066cc"/>
+          <w:u w:val="single" w:color="0000ff"/>
           <w:rFonts w:ascii="Charis SIL Regular" w:hAnsi="Charis SIL Regular" w:eastAsia="Charis SIL Regular"/>
           <w:b w:val="0"/>
           <w:i w:val="0"/>
@@ -2406,7 +2271,7 @@
       </w:r>
       <w:r>
         <w:rPr>
-          <w:u w:val="single" w:color="0066cc"/>
+          <w:u w:val="single" w:color="0000ff"/>
           <w:rFonts w:ascii="Charis SIL Regular" w:hAnsi="Charis SIL Regular" w:eastAsia="Charis SIL Regular"/>
           <w:b w:val="0"/>
           <w:i w:val="0"/>
@@ -2424,7 +2289,7 @@
       </w:r>
       <w:r>
         <w:rPr>
-          <w:u w:val="single" w:color="0066cc"/>
+          <w:u w:val="single" w:color="0000ff"/>
           <w:rFonts w:ascii="Charis SIL Regular" w:hAnsi="Charis SIL Regular" w:eastAsia="Charis SIL Regular"/>
           <w:b w:val="0"/>
           <w:i w:val="0"/>
@@ -2445,7 +2310,7 @@
       </w:r>
       <w:r>
         <w:rPr>
-          <w:u w:val="single" w:color="0066cc"/>
+          <w:u w:val="single" w:color="0000ff"/>
           <w:rFonts w:ascii="Charis SIL Regular" w:hAnsi="Charis SIL Regular" w:eastAsia="Charis SIL Regular"/>
           <w:b w:val="0"/>
           <w:i w:val="0"/>
@@ -2463,7 +2328,7 @@
       </w:r>
       <w:r>
         <w:rPr>
-          <w:u w:val="single" w:color="0066cc"/>
+          <w:u w:val="single" w:color="0000ff"/>
           <w:rFonts w:ascii="Charis SIL Regular" w:hAnsi="Charis SIL Regular" w:eastAsia="Charis SIL Regular"/>
           <w:b w:val="0"/>
           <w:i w:val="0"/>
@@ -2481,7 +2346,7 @@
       </w:r>
       <w:r>
         <w:rPr>
-          <w:u w:val="single" w:color="0066cc"/>
+          <w:u w:val="single" w:color="0000ff"/>
           <w:rFonts w:ascii="Charis SIL Regular" w:hAnsi="Charis SIL Regular" w:eastAsia="Charis SIL Regular"/>
           <w:b w:val="0"/>
           <w:i w:val="0"/>
@@ -2515,22 +2380,11 @@
           <w:color w:val="000000"/>
           <w:sz w:val="24"/>
         </w:rPr>
-        <w:t xml:space="preserve">zijn </w:t>
-      </w:r>
-      <w:r>
-        <w:rPr>
-          <w:u w:val="single" w:color="0066cc"/>
-          <w:rFonts w:ascii="Charis SIL Regular" w:hAnsi="Charis SIL Regular" w:eastAsia="Charis SIL Regular"/>
-          <w:b w:val="0"/>
-          <w:i w:val="0"/>
-          <w:color w:val="000000"/>
-          <w:sz w:val="24"/>
-        </w:rPr>
-        <w:t>h</w:t>
-      </w:r>
-      <w:r>
-        <w:rPr>
-          <w:u w:val="single" w:color="0066cc"/>
+        <w:t>zijn h</w:t>
+      </w:r>
+      <w:r>
+        <w:rPr>
+          <w:u w:val="single" w:color="0000ff"/>
           <w:rFonts w:ascii="Charis SIL Regular" w:hAnsi="Charis SIL Regular" w:eastAsia="Charis SIL Regular"/>
           <w:b w:val="0"/>
           <w:i w:val="0"/>
@@ -2561,7 +2415,7 @@
           <w:rFonts w:ascii="Charis SIL Regular" w:hAnsi="Charis SIL Regular" w:eastAsia="Charis SIL Regular"/>
           <w:b w:val="0"/>
           <w:i w:val="0"/>
-          <w:color w:val="0066CC"/>
+          <w:color w:val="0000FF"/>
           <w:sz w:val="24"/>
           <w:u w:val="single"/>
         </w:rPr>
@@ -2596,7 +2450,7 @@
       </w:r>
       <w:r>
         <w:rPr>
-          <w:u w:val="single" w:color="0066cc"/>
+          <w:u w:val="single" w:color="0000ff"/>
           <w:rFonts w:ascii="Charis SIL Regular" w:hAnsi="Charis SIL Regular" w:eastAsia="Charis SIL Regular"/>
           <w:b w:val="0"/>
           <w:i w:val="0"/>
@@ -2607,7 +2461,7 @@
       </w:r>
       <w:r>
         <w:rPr>
-          <w:u w:val="single" w:color="0066cc"/>
+          <w:u w:val="single" w:color="0000ff"/>
           <w:rFonts w:ascii="Charis SIL Regular" w:hAnsi="Charis SIL Regular" w:eastAsia="Charis SIL Regular"/>
           <w:b w:val="0"/>
           <w:i w:val="0"/>
@@ -2638,7 +2492,7 @@
           <w:rFonts w:ascii="Charis SIL Regular" w:hAnsi="Charis SIL Regular" w:eastAsia="Charis SIL Regular"/>
           <w:b w:val="0"/>
           <w:i w:val="0"/>
-          <w:color w:val="0066CC"/>
+          <w:color w:val="0000FF"/>
           <w:sz w:val="24"/>
           <w:u w:val="single"/>
         </w:rPr>
@@ -2656,7 +2510,7 @@
           <w:rFonts w:ascii="Charis SIL Regular" w:hAnsi="Charis SIL Regular" w:eastAsia="Charis SIL Regular"/>
           <w:b w:val="0"/>
           <w:i w:val="0"/>
-          <w:color w:val="0066CC"/>
+          <w:color w:val="0000FF"/>
           <w:sz w:val="24"/>
           <w:u w:val="single"/>
         </w:rPr>
@@ -2667,7 +2521,7 @@
           <w:rFonts w:ascii="Charis SIL Regular" w:hAnsi="Charis SIL Regular" w:eastAsia="Charis SIL Regular"/>
           <w:b w:val="0"/>
           <w:i w:val="0"/>
-          <w:color w:val="0066CC"/>
+          <w:color w:val="0000FF"/>
           <w:sz w:val="24"/>
           <w:u w:val="single"/>
         </w:rPr>
@@ -2685,7 +2539,7 @@
           <w:rFonts w:ascii="Charis SIL Regular" w:hAnsi="Charis SIL Regular" w:eastAsia="Charis SIL Regular"/>
           <w:b w:val="0"/>
           <w:i w:val="0"/>
-          <w:color w:val="0066CC"/>
+          <w:color w:val="0000FF"/>
           <w:sz w:val="24"/>
           <w:u w:val="single"/>
         </w:rPr>
@@ -2696,7 +2550,7 @@
           <w:rFonts w:ascii="Charis SIL Regular" w:hAnsi="Charis SIL Regular" w:eastAsia="Charis SIL Regular"/>
           <w:b w:val="0"/>
           <w:i w:val="0"/>
-          <w:color w:val="0066CC"/>
+          <w:color w:val="0000FF"/>
           <w:sz w:val="24"/>
           <w:u w:val="single"/>
         </w:rPr>
@@ -2731,7 +2585,7 @@
       </w:r>
       <w:r>
         <w:rPr>
-          <w:u w:val="single" w:color="0066cc"/>
+          <w:u w:val="single" w:color="0000ff"/>
           <w:rFonts w:ascii="Charis SIL Regular" w:hAnsi="Charis SIL Regular" w:eastAsia="Charis SIL Regular"/>
           <w:b w:val="0"/>
           <w:i w:val="0"/>
@@ -2749,7 +2603,7 @@
       </w:r>
       <w:r>
         <w:rPr>
-          <w:u w:val="single" w:color="0066cc"/>
+          <w:u w:val="single" w:color="0000ff"/>
           <w:rFonts w:ascii="Charis SIL Regular" w:hAnsi="Charis SIL Regular" w:eastAsia="Charis SIL Regular"/>
           <w:b w:val="0"/>
           <w:i w:val="0"/>
@@ -2767,7 +2621,7 @@
       </w:r>
       <w:r>
         <w:rPr>
-          <w:u w:val="single" w:color="0066cc"/>
+          <w:u w:val="single" w:color="0000ff"/>
           <w:rFonts w:ascii="Charis SIL Regular" w:hAnsi="Charis SIL Regular" w:eastAsia="Charis SIL Regular"/>
           <w:b w:val="0"/>
           <w:i w:val="0"/>
@@ -2785,7 +2639,7 @@
       </w:r>
       <w:r>
         <w:rPr>
-          <w:u w:val="single" w:color="0066cc"/>
+          <w:u w:val="single" w:color="0000ff"/>
           <w:rFonts w:ascii="Charis SIL Regular" w:hAnsi="Charis SIL Regular" w:eastAsia="Charis SIL Regular"/>
           <w:b w:val="0"/>
           <w:i w:val="0"/>
@@ -2803,7 +2657,7 @@
       </w:r>
       <w:r>
         <w:rPr>
-          <w:u w:val="single" w:color="0066cc"/>
+          <w:u w:val="single" w:color="0000ff"/>
           <w:rFonts w:ascii="Charis SIL Regular" w:hAnsi="Charis SIL Regular" w:eastAsia="Charis SIL Regular"/>
           <w:b w:val="0"/>
           <w:i w:val="0"/>
@@ -2844,7 +2698,7 @@
           <w:rFonts w:ascii="Charis SIL Regular" w:hAnsi="Charis SIL Regular" w:eastAsia="Charis SIL Regular"/>
           <w:b w:val="0"/>
           <w:i w:val="0"/>
-          <w:color w:val="0066CC"/>
+          <w:color w:val="0000FF"/>
           <w:sz w:val="24"/>
           <w:u w:val="single"/>
         </w:rPr>
@@ -2874,7 +2728,7 @@
         <w:autoSpaceDE w:val="0"/>
         <w:widowControl/>
         <w:spacing w:line="420" w:lineRule="exact" w:before="204" w:after="0"/>
-        <w:ind w:left="20" w:right="0" w:firstLine="0"/>
+        <w:ind w:left="10" w:right="0" w:firstLine="0"/>
         <w:jc w:val="left"/>
       </w:pPr>
       <w:r>
@@ -2894,7 +2748,7 @@
         <w:autoSpaceDE w:val="0"/>
         <w:widowControl/>
         <w:spacing w:line="288" w:lineRule="exact" w:before="276" w:after="0"/>
-        <w:ind w:left="20" w:right="0" w:firstLine="0"/>
+        <w:ind w:left="10" w:right="0" w:firstLine="0"/>
         <w:jc w:val="left"/>
       </w:pPr>
       <w:r>
@@ -2912,7 +2766,7 @@
           <w:rFonts w:ascii="Charis SIL Regular" w:hAnsi="Charis SIL Regular" w:eastAsia="Charis SIL Regular"/>
           <w:b w:val="0"/>
           <w:i w:val="0"/>
-          <w:color w:val="0066CC"/>
+          <w:color w:val="0000FF"/>
           <w:sz w:val="24"/>
           <w:u w:val="single"/>
         </w:rPr>
@@ -2930,7 +2784,7 @@
           <w:rFonts w:ascii="Charis SIL Regular" w:hAnsi="Charis SIL Regular" w:eastAsia="Charis SIL Regular"/>
           <w:b w:val="0"/>
           <w:i w:val="0"/>
-          <w:color w:val="0066CC"/>
+          <w:color w:val="0000FF"/>
           <w:sz w:val="24"/>
           <w:u w:val="single"/>
         </w:rPr>
@@ -2941,7 +2795,7 @@
           <w:rFonts w:ascii="Charis SIL Regular" w:hAnsi="Charis SIL Regular" w:eastAsia="Charis SIL Regular"/>
           <w:b w:val="0"/>
           <w:i w:val="0"/>
-          <w:color w:val="0066CC"/>
+          <w:color w:val="0000FF"/>
           <w:sz w:val="24"/>
           <w:u w:val="single"/>
         </w:rPr>
@@ -2959,7 +2813,7 @@
           <w:rFonts w:ascii="Charis SIL Regular" w:hAnsi="Charis SIL Regular" w:eastAsia="Charis SIL Regular"/>
           <w:b w:val="0"/>
           <w:i w:val="0"/>
-          <w:color w:val="0066CC"/>
+          <w:color w:val="0000FF"/>
           <w:sz w:val="24"/>
           <w:u w:val="single"/>
         </w:rPr>
@@ -2970,7 +2824,7 @@
           <w:rFonts w:ascii="Charis SIL Regular" w:hAnsi="Charis SIL Regular" w:eastAsia="Charis SIL Regular"/>
           <w:b w:val="0"/>
           <w:i w:val="0"/>
-          <w:color w:val="0066CC"/>
+          <w:color w:val="0000FF"/>
           <w:sz w:val="24"/>
           <w:u w:val="single"/>
         </w:rPr>
@@ -2988,7 +2842,7 @@
           <w:rFonts w:ascii="Charis SIL Regular" w:hAnsi="Charis SIL Regular" w:eastAsia="Charis SIL Regular"/>
           <w:b w:val="0"/>
           <w:i w:val="0"/>
-          <w:color w:val="0066CC"/>
+          <w:color w:val="0000FF"/>
           <w:sz w:val="24"/>
           <w:u w:val="single"/>
         </w:rPr>
@@ -2999,7 +2853,7 @@
           <w:rFonts w:ascii="Charis SIL Regular" w:hAnsi="Charis SIL Regular" w:eastAsia="Charis SIL Regular"/>
           <w:b w:val="0"/>
           <w:i w:val="0"/>
-          <w:color w:val="0066CC"/>
+          <w:color w:val="0000FF"/>
           <w:sz w:val="24"/>
           <w:u w:val="single"/>
         </w:rPr>
@@ -3017,7 +2871,7 @@
           <w:rFonts w:ascii="Charis SIL Regular" w:hAnsi="Charis SIL Regular" w:eastAsia="Charis SIL Regular"/>
           <w:b w:val="0"/>
           <w:i w:val="0"/>
-          <w:color w:val="0066CC"/>
+          <w:color w:val="0000FF"/>
           <w:sz w:val="24"/>
           <w:u w:val="single"/>
         </w:rPr>
@@ -3028,7 +2882,7 @@
           <w:rFonts w:ascii="Charis SIL Regular" w:hAnsi="Charis SIL Regular" w:eastAsia="Charis SIL Regular"/>
           <w:b w:val="0"/>
           <w:i w:val="0"/>
-          <w:color w:val="0066CC"/>
+          <w:color w:val="0000FF"/>
           <w:sz w:val="24"/>
           <w:u w:val="single"/>
         </w:rPr>
@@ -3046,7 +2900,7 @@
           <w:rFonts w:ascii="Charis SIL Regular" w:hAnsi="Charis SIL Regular" w:eastAsia="Charis SIL Regular"/>
           <w:b w:val="0"/>
           <w:i w:val="0"/>
-          <w:color w:val="0066CC"/>
+          <w:color w:val="0000FF"/>
           <w:sz w:val="24"/>
           <w:u w:val="single"/>
         </w:rPr>
@@ -3057,7 +2911,7 @@
           <w:rFonts w:ascii="Charis SIL Regular" w:hAnsi="Charis SIL Regular" w:eastAsia="Charis SIL Regular"/>
           <w:b w:val="0"/>
           <w:i w:val="0"/>
-          <w:color w:val="0066CC"/>
+          <w:color w:val="0000FF"/>
           <w:sz w:val="24"/>
           <w:u w:val="single"/>
         </w:rPr>
@@ -3075,7 +2929,7 @@
           <w:rFonts w:ascii="Charis SIL Regular" w:hAnsi="Charis SIL Regular" w:eastAsia="Charis SIL Regular"/>
           <w:b w:val="0"/>
           <w:i w:val="0"/>
-          <w:color w:val="0066CC"/>
+          <w:color w:val="0000FF"/>
           <w:sz w:val="24"/>
           <w:u w:val="single"/>
         </w:rPr>
@@ -3086,7 +2940,7 @@
           <w:rFonts w:ascii="Charis SIL Regular" w:hAnsi="Charis SIL Regular" w:eastAsia="Charis SIL Regular"/>
           <w:b w:val="0"/>
           <w:i w:val="0"/>
-          <w:color w:val="0066CC"/>
+          <w:color w:val="0000FF"/>
           <w:sz w:val="24"/>
           <w:u w:val="single"/>
         </w:rPr>
@@ -3121,7 +2975,7 @@
       </w:r>
       <w:r>
         <w:rPr>
-          <w:u w:val="single" w:color="0066cc"/>
+          <w:u w:val="single" w:color="0000ff"/>
           <w:rFonts w:ascii="Charis SIL Regular" w:hAnsi="Charis SIL Regular" w:eastAsia="Charis SIL Regular"/>
           <w:b w:val="0"/>
           <w:i w:val="0"/>
@@ -3139,7 +2993,7 @@
       </w:r>
       <w:r>
         <w:rPr>
-          <w:u w:val="single" w:color="0066cc"/>
+          <w:u w:val="single" w:color="0000ff"/>
           <w:rFonts w:ascii="Charis SIL Regular" w:hAnsi="Charis SIL Regular" w:eastAsia="Charis SIL Regular"/>
           <w:b w:val="0"/>
           <w:i w:val="0"/>
@@ -3157,7 +3011,7 @@
       </w:r>
       <w:r>
         <w:rPr>
-          <w:u w:val="single" w:color="0066cc"/>
+          <w:u w:val="single" w:color="0000ff"/>
           <w:rFonts w:ascii="Charis SIL Regular" w:hAnsi="Charis SIL Regular" w:eastAsia="Charis SIL Regular"/>
           <w:b w:val="0"/>
           <w:i w:val="0"/>
@@ -3175,7 +3029,7 @@
       </w:r>
       <w:r>
         <w:rPr>
-          <w:u w:val="single" w:color="0066cc"/>
+          <w:u w:val="single" w:color="0000ff"/>
           <w:rFonts w:ascii="Charis SIL Regular" w:hAnsi="Charis SIL Regular" w:eastAsia="Charis SIL Regular"/>
           <w:b w:val="0"/>
           <w:i w:val="0"/>
@@ -3193,7 +3047,7 @@
       </w:r>
       <w:r>
         <w:rPr>
-          <w:u w:val="single" w:color="0066cc"/>
+          <w:u w:val="single" w:color="0000ff"/>
           <w:rFonts w:ascii="Charis SIL Regular" w:hAnsi="Charis SIL Regular" w:eastAsia="Charis SIL Regular"/>
           <w:b w:val="0"/>
           <w:i w:val="0"/>
@@ -3211,7 +3065,7 @@
       </w:r>
       <w:r>
         <w:rPr>
-          <w:u w:val="single" w:color="0066cc"/>
+          <w:u w:val="single" w:color="0000ff"/>
           <w:rFonts w:ascii="Charis SIL Regular" w:hAnsi="Charis SIL Regular" w:eastAsia="Charis SIL Regular"/>
           <w:b w:val="0"/>
           <w:i w:val="0"/>
@@ -3229,7 +3083,7 @@
       </w:r>
       <w:r>
         <w:rPr>
-          <w:u w:val="single" w:color="0066cc"/>
+          <w:u w:val="single" w:color="0000ff"/>
           <w:rFonts w:ascii="Charis SIL Regular" w:hAnsi="Charis SIL Regular" w:eastAsia="Charis SIL Regular"/>
           <w:b w:val="0"/>
           <w:i w:val="0"/>
@@ -3247,7 +3101,7 @@
       </w:r>
       <w:r>
         <w:rPr>
-          <w:u w:val="single" w:color="0066cc"/>
+          <w:u w:val="single" w:color="0000ff"/>
           <w:rFonts w:ascii="Charis SIL Regular" w:hAnsi="Charis SIL Regular" w:eastAsia="Charis SIL Regular"/>
           <w:b w:val="0"/>
           <w:i w:val="0"/>
@@ -3265,7 +3119,7 @@
       </w:r>
       <w:r>
         <w:rPr>
-          <w:u w:val="single" w:color="0066cc"/>
+          <w:u w:val="single" w:color="0000ff"/>
           <w:rFonts w:ascii="Charis SIL Regular" w:hAnsi="Charis SIL Regular" w:eastAsia="Charis SIL Regular"/>
           <w:b w:val="0"/>
           <w:i w:val="0"/>
@@ -3286,7 +3140,7 @@
           <w:rFonts w:ascii="Charis SIL Regular" w:hAnsi="Charis SIL Regular" w:eastAsia="Charis SIL Regular"/>
           <w:b w:val="0"/>
           <w:i w:val="0"/>
-          <w:color w:val="0066CC"/>
+          <w:color w:val="0000FF"/>
           <w:sz w:val="24"/>
           <w:u w:val="single"/>
         </w:rPr>
@@ -3304,7 +3158,7 @@
           <w:rFonts w:ascii="Charis SIL Regular" w:hAnsi="Charis SIL Regular" w:eastAsia="Charis SIL Regular"/>
           <w:b w:val="0"/>
           <w:i w:val="0"/>
-          <w:color w:val="0066CC"/>
+          <w:color w:val="0000FF"/>
           <w:sz w:val="24"/>
           <w:u w:val="single"/>
         </w:rPr>
@@ -3322,7 +3176,7 @@
           <w:rFonts w:ascii="Charis SIL Regular" w:hAnsi="Charis SIL Regular" w:eastAsia="Charis SIL Regular"/>
           <w:b w:val="0"/>
           <w:i w:val="0"/>
-          <w:color w:val="0066CC"/>
+          <w:color w:val="0000FF"/>
           <w:sz w:val="24"/>
           <w:u w:val="single"/>
         </w:rPr>
@@ -3340,7 +3194,7 @@
           <w:rFonts w:ascii="Charis SIL Regular" w:hAnsi="Charis SIL Regular" w:eastAsia="Charis SIL Regular"/>
           <w:b w:val="0"/>
           <w:i w:val="0"/>
-          <w:color w:val="0066CC"/>
+          <w:color w:val="0000FF"/>
           <w:sz w:val="24"/>
           <w:u w:val="single"/>
         </w:rPr>
@@ -3351,7 +3205,7 @@
           <w:rFonts w:ascii="Charis SIL Regular" w:hAnsi="Charis SIL Regular" w:eastAsia="Charis SIL Regular"/>
           <w:b w:val="0"/>
           <w:i w:val="0"/>
-          <w:color w:val="0066CC"/>
+          <w:color w:val="0000FF"/>
           <w:sz w:val="24"/>
           <w:u w:val="single"/>
         </w:rPr>
@@ -3369,7 +3223,7 @@
           <w:rFonts w:ascii="Charis SIL Regular" w:hAnsi="Charis SIL Regular" w:eastAsia="Charis SIL Regular"/>
           <w:b w:val="0"/>
           <w:i w:val="0"/>
-          <w:color w:val="0066CC"/>
+          <w:color w:val="0000FF"/>
           <w:sz w:val="24"/>
           <w:u w:val="single"/>
         </w:rPr>
@@ -3380,7 +3234,7 @@
           <w:rFonts w:ascii="Charis SIL Regular" w:hAnsi="Charis SIL Regular" w:eastAsia="Charis SIL Regular"/>
           <w:b w:val="0"/>
           <w:i w:val="0"/>
-          <w:color w:val="0066CC"/>
+          <w:color w:val="0000FF"/>
           <w:sz w:val="24"/>
           <w:u w:val="single"/>
         </w:rPr>
@@ -3398,7 +3252,7 @@
           <w:rFonts w:ascii="Charis SIL Regular" w:hAnsi="Charis SIL Regular" w:eastAsia="Charis SIL Regular"/>
           <w:b w:val="0"/>
           <w:i w:val="0"/>
-          <w:color w:val="0066CC"/>
+          <w:color w:val="0000FF"/>
           <w:sz w:val="24"/>
           <w:u w:val="single"/>
         </w:rPr>
@@ -3433,7 +3287,7 @@
       </w:r>
       <w:r>
         <w:rPr>
-          <w:u w:val="single" w:color="0066cc"/>
+          <w:u w:val="single" w:color="0000ff"/>
           <w:rFonts w:ascii="Charis SIL Regular" w:hAnsi="Charis SIL Regular" w:eastAsia="Charis SIL Regular"/>
           <w:b w:val="0"/>
           <w:i w:val="0"/>
@@ -3451,7 +3305,7 @@
       </w:r>
       <w:r>
         <w:rPr>
-          <w:u w:val="single" w:color="0066cc"/>
+          <w:u w:val="single" w:color="0000ff"/>
           <w:rFonts w:ascii="Charis SIL Regular" w:hAnsi="Charis SIL Regular" w:eastAsia="Charis SIL Regular"/>
           <w:b w:val="0"/>
           <w:i w:val="0"/>
@@ -3469,7 +3323,7 @@
       </w:r>
       <w:r>
         <w:rPr>
-          <w:u w:val="single" w:color="0066cc"/>
+          <w:u w:val="single" w:color="0000ff"/>
           <w:rFonts w:ascii="Charis SIL Regular" w:hAnsi="Charis SIL Regular" w:eastAsia="Charis SIL Regular"/>
           <w:b w:val="0"/>
           <w:i w:val="0"/>
@@ -3512,7 +3366,7 @@
         <w:autoSpaceDE w:val="0"/>
         <w:widowControl/>
         <w:spacing w:line="354" w:lineRule="exact" w:before="174" w:after="0"/>
-        <w:ind w:left="20" w:right="0" w:firstLine="0"/>
+        <w:ind w:left="10" w:right="0" w:firstLine="0"/>
         <w:jc w:val="left"/>
       </w:pPr>
       <w:r>
@@ -3530,7 +3384,7 @@
       <w:pPr>
         <w:sectPr>
           <w:pgSz w:w="11900" w:h="16840"/>
-          <w:pgMar w:top="448" w:right="1006" w:bottom="502" w:left="940" w:header="720" w:footer="720" w:gutter="0"/>
+          <w:pgMar w:top="448" w:right="1006" w:bottom="502" w:left="950" w:header="720" w:footer="720" w:gutter="0"/>
           <w:cols/>
           <w:docGrid w:linePitch="360"/>
         </w:sectPr>
@@ -3579,7 +3433,7 @@
           <w:rFonts w:ascii="Charis SIL Regular" w:hAnsi="Charis SIL Regular" w:eastAsia="Charis SIL Regular"/>
           <w:b w:val="0"/>
           <w:i w:val="0"/>
-          <w:color w:val="0066CC"/>
+          <w:color w:val="0000FF"/>
           <w:sz w:val="24"/>
           <w:u w:val="single"/>
         </w:rPr>
@@ -3597,7 +3451,7 @@
           <w:rFonts w:ascii="Charis SIL Regular" w:hAnsi="Charis SIL Regular" w:eastAsia="Charis SIL Regular"/>
           <w:b w:val="0"/>
           <w:i w:val="0"/>
-          <w:color w:val="0066CC"/>
+          <w:color w:val="0000FF"/>
           <w:sz w:val="24"/>
           <w:u w:val="single"/>
         </w:rPr>
@@ -3608,7 +3462,7 @@
           <w:rFonts w:ascii="Charis SIL Regular" w:hAnsi="Charis SIL Regular" w:eastAsia="Charis SIL Regular"/>
           <w:b w:val="0"/>
           <w:i w:val="0"/>
-          <w:color w:val="0066CC"/>
+          <w:color w:val="0000FF"/>
           <w:sz w:val="24"/>
           <w:u w:val="single"/>
         </w:rPr>
@@ -3626,7 +3480,7 @@
           <w:rFonts w:ascii="Charis SIL Regular" w:hAnsi="Charis SIL Regular" w:eastAsia="Charis SIL Regular"/>
           <w:b w:val="0"/>
           <w:i w:val="0"/>
-          <w:color w:val="0066CC"/>
+          <w:color w:val="0000FF"/>
           <w:sz w:val="24"/>
           <w:u w:val="single"/>
         </w:rPr>
@@ -3637,7 +3491,7 @@
           <w:rFonts w:ascii="Charis SIL Regular" w:hAnsi="Charis SIL Regular" w:eastAsia="Charis SIL Regular"/>
           <w:b w:val="0"/>
           <w:i w:val="0"/>
-          <w:color w:val="0066CC"/>
+          <w:color w:val="0000FF"/>
           <w:sz w:val="24"/>
           <w:u w:val="single"/>
         </w:rPr>
@@ -3662,7 +3516,7 @@
       </w:r>
       <w:r>
         <w:rPr>
-          <w:u w:val="single" w:color="0066cc"/>
+          <w:u w:val="single" w:color="0000ff"/>
           <w:rFonts w:ascii="Charis SIL Regular" w:hAnsi="Charis SIL Regular" w:eastAsia="Charis SIL Regular"/>
           <w:b w:val="0"/>
           <w:i w:val="0"/>
@@ -3680,7 +3534,7 @@
       </w:r>
       <w:r>
         <w:rPr>
-          <w:u w:val="single" w:color="0066cc"/>
+          <w:u w:val="single" w:color="0000ff"/>
           <w:rFonts w:ascii="Charis SIL Regular" w:hAnsi="Charis SIL Regular" w:eastAsia="Charis SIL Regular"/>
           <w:b w:val="0"/>
           <w:i w:val="0"/>
@@ -3698,7 +3552,7 @@
       </w:r>
       <w:r>
         <w:rPr>
-          <w:u w:val="single" w:color="0066cc"/>
+          <w:u w:val="single" w:color="0000ff"/>
           <w:rFonts w:ascii="Charis SIL Regular" w:hAnsi="Charis SIL Regular" w:eastAsia="Charis SIL Regular"/>
           <w:b w:val="0"/>
           <w:i w:val="0"/>
@@ -3716,7 +3570,7 @@
       </w:r>
       <w:r>
         <w:rPr>
-          <w:u w:val="single" w:color="0066cc"/>
+          <w:u w:val="single" w:color="0000ff"/>
           <w:rFonts w:ascii="Charis SIL Regular" w:hAnsi="Charis SIL Regular" w:eastAsia="Charis SIL Regular"/>
           <w:b w:val="0"/>
           <w:i w:val="0"/>
@@ -3734,7 +3588,7 @@
       </w:r>
       <w:r>
         <w:rPr>
-          <w:u w:val="single" w:color="0066cc"/>
+          <w:u w:val="single" w:color="0000ff"/>
           <w:rFonts w:ascii="Charis SIL Regular" w:hAnsi="Charis SIL Regular" w:eastAsia="Charis SIL Regular"/>
           <w:b w:val="0"/>
           <w:i w:val="0"/>
@@ -3765,7 +3619,7 @@
           <w:rFonts w:ascii="Charis SIL Regular" w:hAnsi="Charis SIL Regular" w:eastAsia="Charis SIL Regular"/>
           <w:b w:val="0"/>
           <w:i w:val="0"/>
-          <w:color w:val="0066CC"/>
+          <w:color w:val="0000FF"/>
           <w:sz w:val="24"/>
           <w:u w:val="single"/>
         </w:rPr>
@@ -3783,7 +3637,7 @@
           <w:rFonts w:ascii="Charis SIL Regular" w:hAnsi="Charis SIL Regular" w:eastAsia="Charis SIL Regular"/>
           <w:b w:val="0"/>
           <w:i w:val="0"/>
-          <w:color w:val="0066CC"/>
+          <w:color w:val="0000FF"/>
           <w:sz w:val="24"/>
           <w:u w:val="single"/>
         </w:rPr>
@@ -3794,7 +3648,7 @@
           <w:rFonts w:ascii="Charis SIL Regular" w:hAnsi="Charis SIL Regular" w:eastAsia="Charis SIL Regular"/>
           <w:b w:val="0"/>
           <w:i w:val="0"/>
-          <w:color w:val="0066CC"/>
+          <w:color w:val="0000FF"/>
           <w:sz w:val="24"/>
           <w:u w:val="single"/>
         </w:rPr>
@@ -3812,7 +3666,7 @@
           <w:rFonts w:ascii="Charis SIL Regular" w:hAnsi="Charis SIL Regular" w:eastAsia="Charis SIL Regular"/>
           <w:b w:val="0"/>
           <w:i w:val="0"/>
-          <w:color w:val="0066CC"/>
+          <w:color w:val="0000FF"/>
           <w:sz w:val="24"/>
           <w:u w:val="single"/>
         </w:rPr>
@@ -3850,7 +3704,7 @@
           <w:rFonts w:ascii="Charis SIL Regular" w:hAnsi="Charis SIL Regular" w:eastAsia="Charis SIL Regular"/>
           <w:b w:val="0"/>
           <w:i w:val="0"/>
-          <w:color w:val="0066CC"/>
+          <w:color w:val="0000FF"/>
           <w:sz w:val="24"/>
           <w:u w:val="single"/>
         </w:rPr>
@@ -3868,7 +3722,7 @@
           <w:rFonts w:ascii="Charis SIL Regular" w:hAnsi="Charis SIL Regular" w:eastAsia="Charis SIL Regular"/>
           <w:b w:val="0"/>
           <w:i w:val="0"/>
-          <w:color w:val="0066CC"/>
+          <w:color w:val="0000FF"/>
           <w:sz w:val="24"/>
           <w:u w:val="single"/>
         </w:rPr>
@@ -3879,7 +3733,7 @@
           <w:rFonts w:ascii="Charis SIL Regular" w:hAnsi="Charis SIL Regular" w:eastAsia="Charis SIL Regular"/>
           <w:b w:val="0"/>
           <w:i w:val="0"/>
-          <w:color w:val="0066CC"/>
+          <w:color w:val="0000FF"/>
           <w:sz w:val="24"/>
           <w:u w:val="single"/>
         </w:rPr>
@@ -3897,7 +3751,7 @@
           <w:rFonts w:ascii="Charis SIL Regular" w:hAnsi="Charis SIL Regular" w:eastAsia="Charis SIL Regular"/>
           <w:b w:val="0"/>
           <w:i w:val="0"/>
-          <w:color w:val="0066CC"/>
+          <w:color w:val="0000FF"/>
           <w:sz w:val="24"/>
           <w:u w:val="single"/>
         </w:rPr>
@@ -3908,7 +3762,7 @@
           <w:rFonts w:ascii="Charis SIL Regular" w:hAnsi="Charis SIL Regular" w:eastAsia="Charis SIL Regular"/>
           <w:b w:val="0"/>
           <w:i w:val="0"/>
-          <w:color w:val="0066CC"/>
+          <w:color w:val="0000FF"/>
           <w:sz w:val="24"/>
           <w:u w:val="single"/>
         </w:rPr>
@@ -3926,7 +3780,7 @@
           <w:rFonts w:ascii="Charis SIL Regular" w:hAnsi="Charis SIL Regular" w:eastAsia="Charis SIL Regular"/>
           <w:b w:val="0"/>
           <w:i w:val="0"/>
-          <w:color w:val="0066CC"/>
+          <w:color w:val="0000FF"/>
           <w:sz w:val="24"/>
           <w:u w:val="single"/>
         </w:rPr>
@@ -3937,7 +3791,7 @@
           <w:rFonts w:ascii="Charis SIL Regular" w:hAnsi="Charis SIL Regular" w:eastAsia="Charis SIL Regular"/>
           <w:b w:val="0"/>
           <w:i w:val="0"/>
-          <w:color w:val="0066CC"/>
+          <w:color w:val="0000FF"/>
           <w:sz w:val="24"/>
           <w:u w:val="single"/>
         </w:rPr>
@@ -3955,7 +3809,7 @@
           <w:rFonts w:ascii="Charis SIL Regular" w:hAnsi="Charis SIL Regular" w:eastAsia="Charis SIL Regular"/>
           <w:b w:val="0"/>
           <w:i w:val="0"/>
-          <w:color w:val="0066CC"/>
+          <w:color w:val="0000FF"/>
           <w:sz w:val="24"/>
         </w:rPr>
         <w:hyperlink r:id="rId35" w:history="1">
@@ -3972,7 +3826,7 @@
           <w:rFonts w:ascii="Charis SIL Regular" w:hAnsi="Charis SIL Regular" w:eastAsia="Charis SIL Regular"/>
           <w:b w:val="0"/>
           <w:i w:val="0"/>
-          <w:color w:val="0066CC"/>
+          <w:color w:val="0000FF"/>
           <w:sz w:val="24"/>
           <w:u w:val="single"/>
         </w:rPr>
@@ -3987,7 +3841,7 @@
       </w:r>
       <w:r>
         <w:rPr>
-          <w:u w:val="single" w:color="0066cc"/>
+          <w:u w:val="single" w:color="0000ff"/>
           <w:rFonts w:ascii="Charis SIL Regular" w:hAnsi="Charis SIL Regular" w:eastAsia="Charis SIL Regular"/>
           <w:b w:val="0"/>
           <w:i w:val="0"/>
@@ -4005,7 +3859,7 @@
       </w:r>
       <w:r>
         <w:rPr>
-          <w:u w:val="single" w:color="0066cc"/>
+          <w:u w:val="single" w:color="0000ff"/>
           <w:rFonts w:ascii="Charis SIL Regular" w:hAnsi="Charis SIL Regular" w:eastAsia="Charis SIL Regular"/>
           <w:b w:val="0"/>
           <w:i w:val="0"/>
@@ -4023,7 +3877,7 @@
       </w:r>
       <w:r>
         <w:rPr>
-          <w:u w:val="single" w:color="0066cc"/>
+          <w:u w:val="single" w:color="0000ff"/>
           <w:rFonts w:ascii="Charis SIL Regular" w:hAnsi="Charis SIL Regular" w:eastAsia="Charis SIL Regular"/>
           <w:b w:val="0"/>
           <w:i w:val="0"/>
@@ -4041,7 +3895,7 @@
       </w:r>
       <w:r>
         <w:rPr>
-          <w:u w:val="single" w:color="0066cc"/>
+          <w:u w:val="single" w:color="0000ff"/>
           <w:rFonts w:ascii="Charis SIL Regular" w:hAnsi="Charis SIL Regular" w:eastAsia="Charis SIL Regular"/>
           <w:b w:val="0"/>
           <w:i w:val="0"/>
@@ -4082,7 +3936,7 @@
           <w:rFonts w:ascii="Charis SIL Regular" w:hAnsi="Charis SIL Regular" w:eastAsia="Charis SIL Regular"/>
           <w:b w:val="0"/>
           <w:i w:val="0"/>
-          <w:color w:val="0066CC"/>
+          <w:color w:val="0000FF"/>
           <w:sz w:val="24"/>
           <w:u w:val="single"/>
         </w:rPr>
@@ -4100,7 +3954,7 @@
           <w:rFonts w:ascii="Charis SIL Regular" w:hAnsi="Charis SIL Regular" w:eastAsia="Charis SIL Regular"/>
           <w:b w:val="0"/>
           <w:i w:val="0"/>
-          <w:color w:val="0066CC"/>
+          <w:color w:val="0000FF"/>
           <w:sz w:val="24"/>
           <w:u w:val="single"/>
         </w:rPr>
@@ -4115,25 +3969,18 @@
       </w:r>
       <w:r>
         <w:rPr>
-          <w:u w:val="single" w:color="0066cc"/>
+          <w:u w:val="single" w:color="0000ff"/>
           <w:rFonts w:ascii="Charis SIL Regular" w:hAnsi="Charis SIL Regular" w:eastAsia="Charis SIL Regular"/>
           <w:b w:val="0"/>
           <w:i w:val="0"/>
           <w:color w:val="000000"/>
           <w:sz w:val="24"/>
         </w:rPr>
-        <w:hyperlink r:id="rId35" w:history="1">
-          <w:r>
-            <w:rPr>
-              <w:rStyle w:val="Hyperlink"/>
-            </w:rPr>
-            <w:t xml:space="preserve"> i</w:t>
-          </w:r>
-        </w:hyperlink>
-      </w:r>
-      <w:r>
-        <w:rPr>
-          <w:u w:val="single" w:color="0066cc"/>
+        <w:t xml:space="preserve"> i</w:t>
+      </w:r>
+      <w:r>
+        <w:rPr>
+          <w:u w:val="single" w:color="0000ff"/>
           <w:rFonts w:ascii="Charis SIL Regular" w:hAnsi="Charis SIL Regular" w:eastAsia="Charis SIL Regular"/>
           <w:b w:val="0"/>
           <w:i w:val="0"/>
@@ -4151,7 +3998,7 @@
       </w:r>
       <w:r>
         <w:rPr>
-          <w:u w:val="single" w:color="0066cc"/>
+          <w:u w:val="single" w:color="0000ff"/>
           <w:rFonts w:ascii="Charis SIL Regular" w:hAnsi="Charis SIL Regular" w:eastAsia="Charis SIL Regular"/>
           <w:b w:val="0"/>
           <w:i w:val="0"/>
@@ -4169,7 +4016,7 @@
       </w:r>
       <w:r>
         <w:rPr>
-          <w:u w:val="single" w:color="0066cc"/>
+          <w:u w:val="single" w:color="0000ff"/>
           <w:rFonts w:ascii="Charis SIL Regular" w:hAnsi="Charis SIL Regular" w:eastAsia="Charis SIL Regular"/>
           <w:b w:val="0"/>
           <w:i w:val="0"/>
@@ -4187,7 +4034,7 @@
       </w:r>
       <w:r>
         <w:rPr>
-          <w:u w:val="single" w:color="0066cc"/>
+          <w:u w:val="single" w:color="0000ff"/>
           <w:rFonts w:ascii="Charis SIL Regular" w:hAnsi="Charis SIL Regular" w:eastAsia="Charis SIL Regular"/>
           <w:b w:val="0"/>
           <w:i w:val="0"/>
@@ -4205,7 +4052,7 @@
       </w:r>
       <w:r>
         <w:rPr>
-          <w:u w:val="single" w:color="0066cc"/>
+          <w:u w:val="single" w:color="0000ff"/>
           <w:rFonts w:ascii="Charis SIL Regular" w:hAnsi="Charis SIL Regular" w:eastAsia="Charis SIL Regular"/>
           <w:b w:val="0"/>
           <w:i w:val="0"/>
@@ -4223,7 +4070,7 @@
       </w:r>
       <w:r>
         <w:rPr>
-          <w:u w:val="single" w:color="0066cc"/>
+          <w:u w:val="single" w:color="0000ff"/>
           <w:rFonts w:ascii="Charis SIL Regular" w:hAnsi="Charis SIL Regular" w:eastAsia="Charis SIL Regular"/>
           <w:b w:val="0"/>
           <w:i w:val="0"/>
@@ -4241,7 +4088,7 @@
       </w:r>
       <w:r>
         <w:rPr>
-          <w:u w:val="single" w:color="0066cc"/>
+          <w:u w:val="single" w:color="0000ff"/>
           <w:rFonts w:ascii="Charis SIL Regular" w:hAnsi="Charis SIL Regular" w:eastAsia="Charis SIL Regular"/>
           <w:b w:val="0"/>
           <w:i w:val="0"/>
@@ -4272,7 +4119,7 @@
       </w:r>
       <w:r>
         <w:rPr>
-          <w:u w:val="single" w:color="0066cc"/>
+          <w:u w:val="single" w:color="0000ff"/>
           <w:rFonts w:ascii="Charis SIL Regular" w:hAnsi="Charis SIL Regular" w:eastAsia="Charis SIL Regular"/>
           <w:b w:val="0"/>
           <w:i w:val="0"/>
@@ -4283,7 +4130,7 @@
       </w:r>
       <w:r>
         <w:rPr>
-          <w:u w:val="single" w:color="0066cc"/>
+          <w:u w:val="single" w:color="0000ff"/>
           <w:rFonts w:ascii="Charis SIL Regular" w:hAnsi="Charis SIL Regular" w:eastAsia="Charis SIL Regular"/>
           <w:b w:val="0"/>
           <w:i w:val="0"/>
@@ -4354,7 +4201,7 @@
           <w:rFonts w:ascii="Charis SIL Regular" w:hAnsi="Charis SIL Regular" w:eastAsia="Charis SIL Regular"/>
           <w:b w:val="0"/>
           <w:i w:val="0"/>
-          <w:color w:val="0066CC"/>
+          <w:color w:val="0000FF"/>
           <w:sz w:val="24"/>
           <w:u w:val="single"/>
         </w:rPr>
@@ -4375,7 +4222,7 @@
           <w:rFonts w:ascii="Charis SIL Regular" w:hAnsi="Charis SIL Regular" w:eastAsia="Charis SIL Regular"/>
           <w:b w:val="0"/>
           <w:i w:val="0"/>
-          <w:color w:val="0066CC"/>
+          <w:color w:val="0000FF"/>
           <w:sz w:val="24"/>
           <w:u w:val="single"/>
         </w:rPr>
@@ -4399,7 +4246,7 @@
           <w:rFonts w:ascii="Charis SIL Regular" w:hAnsi="Charis SIL Regular" w:eastAsia="Charis SIL Regular"/>
           <w:b w:val="0"/>
           <w:i w:val="0"/>
-          <w:color w:val="0066CC"/>
+          <w:color w:val="0000FF"/>
           <w:sz w:val="24"/>
           <w:u w:val="single"/>
         </w:rPr>
@@ -4513,7 +4360,7 @@
           <w:rFonts w:ascii="Charis SIL Regular" w:hAnsi="Charis SIL Regular" w:eastAsia="Charis SIL Regular"/>
           <w:b w:val="0"/>
           <w:i w:val="0"/>
-          <w:color w:val="0066CC"/>
+          <w:color w:val="0000FF"/>
           <w:sz w:val="24"/>
           <w:u w:val="single"/>
         </w:rPr>
@@ -4531,7 +4378,7 @@
           <w:rFonts w:ascii="Charis SIL Regular" w:hAnsi="Charis SIL Regular" w:eastAsia="Charis SIL Regular"/>
           <w:b w:val="0"/>
           <w:i w:val="0"/>
-          <w:color w:val="0066CC"/>
+          <w:color w:val="0000FF"/>
           <w:sz w:val="24"/>
           <w:u w:val="single"/>
         </w:rPr>
@@ -4549,7 +4396,7 @@
           <w:rFonts w:ascii="Charis SIL Regular" w:hAnsi="Charis SIL Regular" w:eastAsia="Charis SIL Regular"/>
           <w:b w:val="0"/>
           <w:i w:val="0"/>
-          <w:color w:val="0066CC"/>
+          <w:color w:val="0000FF"/>
           <w:sz w:val="24"/>
           <w:u w:val="single"/>
         </w:rPr>
@@ -4567,7 +4414,7 @@
           <w:rFonts w:ascii="Charis SIL Regular" w:hAnsi="Charis SIL Regular" w:eastAsia="Charis SIL Regular"/>
           <w:b w:val="0"/>
           <w:i w:val="0"/>
-          <w:color w:val="0066CC"/>
+          <w:color w:val="0000FF"/>
           <w:sz w:val="24"/>
           <w:u w:val="single"/>
         </w:rPr>
@@ -4585,7 +4432,7 @@
           <w:rFonts w:ascii="Charis SIL Regular" w:hAnsi="Charis SIL Regular" w:eastAsia="Charis SIL Regular"/>
           <w:b w:val="0"/>
           <w:i w:val="0"/>
-          <w:color w:val="0066CC"/>
+          <w:color w:val="0000FF"/>
           <w:sz w:val="24"/>
           <w:u w:val="single"/>
         </w:rPr>
@@ -4703,7 +4550,7 @@
           <w:rFonts w:ascii="Charis SIL Regular" w:hAnsi="Charis SIL Regular" w:eastAsia="Charis SIL Regular"/>
           <w:b w:val="0"/>
           <w:i w:val="0"/>
-          <w:color w:val="0066CC"/>
+          <w:color w:val="0000FF"/>
           <w:sz w:val="24"/>
           <w:u w:val="single"/>
         </w:rPr>
@@ -4721,7 +4568,7 @@
           <w:rFonts w:ascii="Charis SIL Regular" w:hAnsi="Charis SIL Regular" w:eastAsia="Charis SIL Regular"/>
           <w:b w:val="0"/>
           <w:i w:val="0"/>
-          <w:color w:val="0066CC"/>
+          <w:color w:val="0000FF"/>
           <w:sz w:val="24"/>
           <w:u w:val="single"/>
         </w:rPr>
@@ -4739,7 +4586,7 @@
           <w:rFonts w:ascii="Charis SIL Regular" w:hAnsi="Charis SIL Regular" w:eastAsia="Charis SIL Regular"/>
           <w:b w:val="0"/>
           <w:i w:val="0"/>
-          <w:color w:val="0066CC"/>
+          <w:color w:val="0000FF"/>
           <w:sz w:val="24"/>
           <w:u w:val="single"/>
         </w:rPr>
@@ -4757,7 +4604,7 @@
           <w:rFonts w:ascii="Charis SIL Regular" w:hAnsi="Charis SIL Regular" w:eastAsia="Charis SIL Regular"/>
           <w:b w:val="0"/>
           <w:i w:val="0"/>
-          <w:color w:val="0066CC"/>
+          <w:color w:val="0000FF"/>
           <w:sz w:val="24"/>
           <w:u w:val="single"/>
         </w:rPr>
@@ -4865,7 +4712,7 @@
           <w:rFonts w:ascii="Charis SIL Regular" w:hAnsi="Charis SIL Regular" w:eastAsia="Charis SIL Regular"/>
           <w:b w:val="0"/>
           <w:i w:val="0"/>
-          <w:color w:val="0066CC"/>
+          <w:color w:val="0000FF"/>
           <w:sz w:val="24"/>
           <w:u w:val="single"/>
         </w:rPr>
@@ -4883,7 +4730,7 @@
           <w:rFonts w:ascii="Charis SIL Regular" w:hAnsi="Charis SIL Regular" w:eastAsia="Charis SIL Regular"/>
           <w:b w:val="0"/>
           <w:i w:val="0"/>
-          <w:color w:val="0066CC"/>
+          <w:color w:val="0000FF"/>
           <w:sz w:val="24"/>
           <w:u w:val="single"/>
         </w:rPr>
@@ -4901,7 +4748,7 @@
           <w:rFonts w:ascii="Charis SIL Regular" w:hAnsi="Charis SIL Regular" w:eastAsia="Charis SIL Regular"/>
           <w:b w:val="0"/>
           <w:i w:val="0"/>
-          <w:color w:val="0066CC"/>
+          <w:color w:val="0000FF"/>
           <w:sz w:val="24"/>
           <w:u w:val="single"/>
         </w:rPr>
@@ -4919,7 +4766,7 @@
           <w:rFonts w:ascii="Charis SIL Regular" w:hAnsi="Charis SIL Regular" w:eastAsia="Charis SIL Regular"/>
           <w:b w:val="0"/>
           <w:i w:val="0"/>
-          <w:color w:val="0066CC"/>
+          <w:color w:val="0000FF"/>
           <w:sz w:val="24"/>
           <w:u w:val="single"/>
         </w:rPr>
@@ -4947,7 +4794,7 @@
           <w:rFonts w:ascii="Charis SIL Regular" w:hAnsi="Charis SIL Regular" w:eastAsia="Charis SIL Regular"/>
           <w:b w:val="0"/>
           <w:i w:val="0"/>
-          <w:color w:val="0066CC"/>
+          <w:color w:val="0000FF"/>
           <w:sz w:val="24"/>
           <w:u w:val="single"/>
         </w:rPr>
@@ -4965,7 +4812,7 @@
           <w:rFonts w:ascii="Charis SIL Regular" w:hAnsi="Charis SIL Regular" w:eastAsia="Charis SIL Regular"/>
           <w:b w:val="0"/>
           <w:i w:val="0"/>
-          <w:color w:val="0066CC"/>
+          <w:color w:val="0000FF"/>
           <w:sz w:val="24"/>
           <w:u w:val="single"/>
         </w:rPr>
@@ -4983,11 +4830,11 @@
           <w:rFonts w:ascii="Charis SIL Regular" w:hAnsi="Charis SIL Regular" w:eastAsia="Charis SIL Regular"/>
           <w:b w:val="0"/>
           <w:i w:val="0"/>
-          <w:color w:val="0066CC"/>
+          <w:color w:val="0000FF"/>
           <w:sz w:val="24"/>
           <w:u w:val="single"/>
         </w:rPr>
-        <w:hyperlink r:id="rId40" w:history="1">
+        <w:hyperlink r:id="rId39" w:history="1">
           <w:r>
             <w:rPr>
               <w:rStyle w:val="Hyperlink"/>
@@ -5011,11 +4858,11 @@
           <w:rFonts w:ascii="Charis SIL Regular" w:hAnsi="Charis SIL Regular" w:eastAsia="Charis SIL Regular"/>
           <w:b w:val="0"/>
           <w:i w:val="0"/>
-          <w:color w:val="0066CC"/>
+          <w:color w:val="0000FF"/>
           <w:sz w:val="24"/>
           <w:u w:val="single"/>
         </w:rPr>
-        <w:hyperlink r:id="rId41" w:history="1">
+        <w:hyperlink r:id="rId39" w:history="1">
           <w:r>
             <w:rPr>
               <w:rStyle w:val="Hyperlink"/>
@@ -5029,7 +4876,7 @@
           <w:rFonts w:ascii="Charis SIL Regular" w:hAnsi="Charis SIL Regular" w:eastAsia="Charis SIL Regular"/>
           <w:b w:val="0"/>
           <w:i w:val="0"/>
-          <w:color w:val="0066CC"/>
+          <w:color w:val="0000FF"/>
           <w:sz w:val="24"/>
           <w:u w:val="single"/>
         </w:rPr>
@@ -5040,11 +4887,11 @@
           <w:rFonts w:ascii="Charis SIL Regular" w:hAnsi="Charis SIL Regular" w:eastAsia="Charis SIL Regular"/>
           <w:b w:val="0"/>
           <w:i w:val="0"/>
-          <w:color w:val="0066CC"/>
+          <w:color w:val="0000FF"/>
           <w:sz w:val="24"/>
           <w:u w:val="single"/>
         </w:rPr>
-        <w:hyperlink r:id="rId41" w:history="1">
+        <w:hyperlink r:id="rId39" w:history="1">
           <w:r>
             <w:rPr>
               <w:rStyle w:val="Hyperlink"/>
@@ -5058,11 +4905,11 @@
           <w:rFonts w:ascii="Charis SIL Regular" w:hAnsi="Charis SIL Regular" w:eastAsia="Charis SIL Regular"/>
           <w:b w:val="0"/>
           <w:i w:val="0"/>
-          <w:color w:val="0066CC"/>
+          <w:color w:val="0000FF"/>
           <w:sz w:val="24"/>
           <w:u w:val="single"/>
         </w:rPr>
-        <w:hyperlink r:id="rId41" w:history="1">
+        <w:hyperlink r:id="rId39" w:history="1">
           <w:r>
             <w:rPr>
               <w:rStyle w:val="Hyperlink"/>

--- a/EXPORTS/DOCX/published/niveau3/Dutch/KunsthandelVanLier.docx
+++ b/EXPORTS/DOCX/published/niveau3/Dutch/KunsthandelVanLier.docx
@@ -249,96 +249,13 @@
       </w:r>
       <w:r>
         <w:rPr>
-          <w:u w:val="single" w:color="0000ff"/>
           <w:rFonts w:ascii="Charis SIL Regular" w:hAnsi="Charis SIL Regular" w:eastAsia="Charis SIL Regular"/>
           <w:b w:val="0"/>
           <w:i w:val="0"/>
           <w:color w:val="000000"/>
           <w:sz w:val="24"/>
         </w:rPr>
-        <w:hyperlink r:id="rId9" w:history="1">
-          <w:r>
-            <w:rPr>
-              <w:rStyle w:val="Hyperlink"/>
-            </w:rPr>
-            <w:t xml:space="preserve">naar </w:t>
-          </w:r>
-        </w:hyperlink>
-      </w:r>
-      <w:r>
-        <w:rPr>
-          <w:u w:val="single" w:color="0000ff"/>
-          <w:rFonts w:ascii="Charis SIL Regular" w:hAnsi="Charis SIL Regular" w:eastAsia="Charis SIL Regular"/>
-          <w:b w:val="0"/>
-          <w:i w:val="0"/>
-          <w:color w:val="000000"/>
-          <w:sz w:val="24"/>
-        </w:rPr>
-        <w:t>A</w:t>
-      </w:r>
-      <w:r>
-        <w:rPr>
-          <w:u w:val="single" w:color="0000ff"/>
-          <w:rFonts w:ascii="Charis SIL Regular" w:hAnsi="Charis SIL Regular" w:eastAsia="Charis SIL Regular"/>
-          <w:b w:val="0"/>
-          <w:i w:val="0"/>
-          <w:color w:val="000000"/>
-          <w:sz w:val="24"/>
-        </w:rPr>
-        <w:hyperlink r:id="rId9" w:history="1">
-          <w:r>
-            <w:rPr>
-              <w:rStyle w:val="Hyperlink"/>
-            </w:rPr>
-            <w:t>ms</w:t>
-          </w:r>
-        </w:hyperlink>
-      </w:r>
-      <w:r>
-        <w:rPr>
-          <w:u w:val="single" w:color="0000ff"/>
-          <w:rFonts w:ascii="Charis SIL Regular" w:hAnsi="Charis SIL Regular" w:eastAsia="Charis SIL Regular"/>
-          <w:b w:val="0"/>
-          <w:i w:val="0"/>
-          <w:color w:val="000000"/>
-          <w:sz w:val="24"/>
-        </w:rPr>
-        <w:hyperlink r:id="rId9" w:history="1">
-          <w:r>
-            <w:rPr>
-              <w:rStyle w:val="Hyperlink"/>
-            </w:rPr>
-            <w:t>t</w:t>
-          </w:r>
-        </w:hyperlink>
-      </w:r>
-      <w:r>
-        <w:rPr>
-          <w:u w:val="single" w:color="0000ff"/>
-          <w:rFonts w:ascii="Charis SIL Regular" w:hAnsi="Charis SIL Regular" w:eastAsia="Charis SIL Regular"/>
-          <w:b w:val="0"/>
-          <w:i w:val="0"/>
-          <w:color w:val="000000"/>
-          <w:sz w:val="24"/>
-        </w:rPr>
-        <w:hyperlink r:id="rId9" w:history="1">
-          <w:r>
-            <w:rPr>
-              <w:rStyle w:val="Hyperlink"/>
-            </w:rPr>
-            <w:t>erd</w:t>
-          </w:r>
-        </w:hyperlink>
-      </w:r>
-      <w:r>
-        <w:rPr>
-          <w:rFonts w:ascii="Charis SIL Regular" w:hAnsi="Charis SIL Regular" w:eastAsia="Charis SIL Regular"/>
-          <w:b w:val="0"/>
-          <w:i w:val="0"/>
-          <w:color w:val="000000"/>
-          <w:sz w:val="24"/>
-        </w:rPr>
-        <w:t xml:space="preserve">am. </w:t>
+        <w:t xml:space="preserve">naar Amsterdam. </w:t>
       </w:r>
       <w:r>
         <w:rPr>
@@ -548,7 +465,118 @@
           <w:color w:val="000000"/>
           <w:sz w:val="24"/>
         </w:rPr>
-        <w:t xml:space="preserve">Van Lier raakte echter ook geïnteresseerd in </w:t>
+        <w:t>Van Lier raakte ec</w:t>
+      </w:r>
+      <w:r>
+        <w:rPr>
+          <w:u w:val="single" w:color="0000ff"/>
+          <w:rFonts w:ascii="Charis SIL Regular" w:hAnsi="Charis SIL Regular" w:eastAsia="Charis SIL Regular"/>
+          <w:b w:val="0"/>
+          <w:i w:val="0"/>
+          <w:color w:val="000000"/>
+          <w:sz w:val="24"/>
+        </w:rPr>
+        <w:hyperlink r:id="rId11" w:history="1">
+          <w:r>
+            <w:rPr>
+              <w:rStyle w:val="Hyperlink"/>
+            </w:rPr>
+            <w:t xml:space="preserve">hter ook </w:t>
+          </w:r>
+        </w:hyperlink>
+      </w:r>
+      <w:r>
+        <w:rPr>
+          <w:u w:val="single" w:color="0000ff"/>
+          <w:rFonts w:ascii="Charis SIL Regular" w:hAnsi="Charis SIL Regular" w:eastAsia="Charis SIL Regular"/>
+          <w:b w:val="0"/>
+          <w:i w:val="0"/>
+          <w:color w:val="000000"/>
+          <w:sz w:val="24"/>
+        </w:rPr>
+        <w:hyperlink r:id="rId11" w:history="1">
+          <w:r>
+            <w:rPr>
+              <w:rStyle w:val="Hyperlink"/>
+            </w:rPr>
+            <w:t>g</w:t>
+          </w:r>
+        </w:hyperlink>
+      </w:r>
+      <w:r>
+        <w:rPr>
+          <w:u w:val="single" w:color="0000ff"/>
+          <w:rFonts w:ascii="Charis SIL Regular" w:hAnsi="Charis SIL Regular" w:eastAsia="Charis SIL Regular"/>
+          <w:b w:val="0"/>
+          <w:i w:val="0"/>
+          <w:color w:val="000000"/>
+          <w:sz w:val="24"/>
+        </w:rPr>
+        <w:hyperlink r:id="rId11" w:history="1">
+          <w:r>
+            <w:rPr>
+              <w:rStyle w:val="Hyperlink"/>
+            </w:rPr>
+            <w:t>eïnt</w:t>
+          </w:r>
+        </w:hyperlink>
+      </w:r>
+      <w:r>
+        <w:rPr>
+          <w:u w:val="single" w:color="0000ff"/>
+          <w:rFonts w:ascii="Charis SIL Regular" w:hAnsi="Charis SIL Regular" w:eastAsia="Charis SIL Regular"/>
+          <w:b w:val="0"/>
+          <w:i w:val="0"/>
+          <w:color w:val="000000"/>
+          <w:sz w:val="24"/>
+        </w:rPr>
+        <w:hyperlink r:id="rId11" w:history="1">
+          <w:r>
+            <w:rPr>
+              <w:rStyle w:val="Hyperlink"/>
+            </w:rPr>
+            <w:t>e</w:t>
+          </w:r>
+        </w:hyperlink>
+      </w:r>
+      <w:r>
+        <w:rPr>
+          <w:u w:val="single" w:color="0000ff"/>
+          <w:rFonts w:ascii="Charis SIL Regular" w:hAnsi="Charis SIL Regular" w:eastAsia="Charis SIL Regular"/>
+          <w:b w:val="0"/>
+          <w:i w:val="0"/>
+          <w:color w:val="000000"/>
+          <w:sz w:val="24"/>
+        </w:rPr>
+        <w:hyperlink r:id="rId11" w:history="1">
+          <w:r>
+            <w:rPr>
+              <w:rStyle w:val="Hyperlink"/>
+            </w:rPr>
+            <w:t>res</w:t>
+          </w:r>
+        </w:hyperlink>
+      </w:r>
+      <w:r>
+        <w:rPr>
+          <w:u w:val="single" w:color="0000ff"/>
+          <w:rFonts w:ascii="Charis SIL Regular" w:hAnsi="Charis SIL Regular" w:eastAsia="Charis SIL Regular"/>
+          <w:b w:val="0"/>
+          <w:i w:val="0"/>
+          <w:color w:val="000000"/>
+          <w:sz w:val="24"/>
+        </w:rPr>
+        <w:t>s</w:t>
+      </w:r>
+      <w:r>
+        <w:rPr>
+          <w:rFonts w:ascii="Charis SIL Regular" w:hAnsi="Charis SIL Regular" w:eastAsia="Charis SIL Regular"/>
+          <w:b w:val="0"/>
+          <w:i w:val="0"/>
+          <w:color w:val="000000"/>
+          <w:sz w:val="24"/>
+        </w:rPr>
+        <w:t xml:space="preserve">eerd in </w:t>
       </w:r>
       <w:r>
         <w:rPr>
@@ -617,6 +645,7 @@
       </w:r>
       <w:r>
         <w:rPr>
+          <w:u w:val="single" w:color="0000ff"/>
           <w:rFonts w:ascii="Charis SIL Regular" w:hAnsi="Charis SIL Regular" w:eastAsia="Charis SIL Regular"/>
           <w:b w:val="0"/>
           <w:i w:val="0"/>
@@ -909,7 +938,7 @@
           <w:sz w:val="24"/>
           <w:u w:val="single"/>
         </w:rPr>
-        <w:hyperlink r:id="rId14" w:history="1">
+        <w:hyperlink r:id="rId16" w:history="1">
           <w:r>
             <w:rPr>
               <w:rStyle w:val="Hyperlink"/>
@@ -927,7 +956,7 @@
           <w:sz w:val="24"/>
           <w:u w:val="single"/>
         </w:rPr>
-        <w:hyperlink r:id="rId14" w:history="1">
+        <w:hyperlink r:id="rId16" w:history="1">
           <w:r>
             <w:rPr>
               <w:rStyle w:val="Hyperlink"/>
@@ -945,7 +974,7 @@
           <w:sz w:val="24"/>
           <w:u w:val="single"/>
         </w:rPr>
-        <w:hyperlink r:id="rId14" w:history="1">
+        <w:hyperlink r:id="rId16" w:history="1">
           <w:r>
             <w:rPr>
               <w:rStyle w:val="Hyperlink"/>
@@ -974,7 +1003,7 @@
           <w:sz w:val="24"/>
           <w:u w:val="single"/>
         </w:rPr>
-        <w:hyperlink r:id="rId14" w:history="1">
+        <w:hyperlink r:id="rId16" w:history="1">
           <w:r>
             <w:rPr>
               <w:rStyle w:val="Hyperlink"/>
@@ -1060,12 +1089,12 @@
           <w:sz w:val="24"/>
           <w:u w:val="single"/>
         </w:rPr>
-        <w:hyperlink r:id="rId16" w:history="1">
+        <w:hyperlink r:id="rId17" w:history="1">
           <w:r>
             <w:rPr>
               <w:rStyle w:val="Hyperlink"/>
             </w:rPr>
-            <w:t>etnografisch</w:t>
+            <w:t>etnografisc</w:t>
           </w:r>
         </w:hyperlink>
       </w:r>
@@ -1076,36 +1105,13 @@
           <w:i w:val="0"/>
           <w:color w:val="0000FF"/>
           <w:sz w:val="24"/>
-          <w:u w:val="single"/>
-        </w:rPr>
-        <w:t>e</w:t>
-      </w:r>
-      <w:r>
-        <w:rPr>
-          <w:rFonts w:ascii="Charis SIL Regular" w:hAnsi="Charis SIL Regular" w:eastAsia="Charis SIL Regular"/>
-          <w:b w:val="0"/>
-          <w:i w:val="0"/>
-          <w:color w:val="0000FF"/>
-          <w:sz w:val="24"/>
-          <w:u w:val="single"/>
-        </w:rPr>
-        <w:t xml:space="preserve"> </w:t>
-      </w:r>
-      <w:r>
-        <w:rPr>
-          <w:rFonts w:ascii="Charis SIL Regular" w:hAnsi="Charis SIL Regular" w:eastAsia="Charis SIL Regular"/>
-          <w:b w:val="0"/>
-          <w:i w:val="0"/>
-          <w:color w:val="0000FF"/>
-          <w:sz w:val="24"/>
-          <w:u w:val="single"/>
-        </w:rPr>
-        <w:hyperlink r:id="rId16" w:history="1">
+        </w:rPr>
+        <w:hyperlink r:id="rId17" w:history="1">
           <w:r>
             <w:rPr>
               <w:rStyle w:val="Hyperlink"/>
             </w:rPr>
-            <w:t>voorwerpe</w:t>
+            <w:t>h</w:t>
           </w:r>
         </w:hyperlink>
       </w:r>
@@ -1117,7 +1123,36 @@
           <w:color w:val="0000FF"/>
           <w:sz w:val="24"/>
         </w:rPr>
-        <w:t>n</w:t>
+        <w:t>e</w:t>
+      </w:r>
+      <w:r>
+        <w:rPr>
+          <w:rFonts w:ascii="Charis SIL Regular" w:hAnsi="Charis SIL Regular" w:eastAsia="Charis SIL Regular"/>
+          <w:b w:val="0"/>
+          <w:i w:val="0"/>
+          <w:color w:val="0000FF"/>
+          <w:sz w:val="24"/>
+          <w:u w:val="single"/>
+        </w:rPr>
+        <w:t xml:space="preserve"> </w:t>
+      </w:r>
+      <w:r>
+        <w:rPr>
+          <w:rFonts w:ascii="Charis SIL Regular" w:hAnsi="Charis SIL Regular" w:eastAsia="Charis SIL Regular"/>
+          <w:b w:val="0"/>
+          <w:i w:val="0"/>
+          <w:color w:val="0000FF"/>
+          <w:sz w:val="24"/>
+          <w:u w:val="single"/>
+        </w:rPr>
+        <w:hyperlink r:id="rId17" w:history="1">
+          <w:r>
+            <w:rPr>
+              <w:rStyle w:val="Hyperlink"/>
+            </w:rPr>
+            <w:t>voorwerpen</w:t>
+          </w:r>
+        </w:hyperlink>
       </w:r>
       <w:r>
         <w:rPr>
@@ -1138,7 +1173,7 @@
           <w:color w:val="000000"/>
           <w:sz w:val="24"/>
         </w:rPr>
-        <w:hyperlink r:id="rId17" w:history="1">
+        <w:hyperlink r:id="rId16" w:history="1">
           <w:r>
             <w:rPr>
               <w:rStyle w:val="Hyperlink"/>
@@ -1156,7 +1191,7 @@
           <w:color w:val="000000"/>
           <w:sz w:val="24"/>
         </w:rPr>
-        <w:hyperlink r:id="rId17" w:history="1">
+        <w:hyperlink r:id="rId16" w:history="1">
           <w:r>
             <w:rPr>
               <w:rStyle w:val="Hyperlink"/>
@@ -1174,7 +1209,7 @@
           <w:color w:val="000000"/>
           <w:sz w:val="24"/>
         </w:rPr>
-        <w:hyperlink r:id="rId17" w:history="1">
+        <w:hyperlink r:id="rId16" w:history="1">
           <w:r>
             <w:rPr>
               <w:rStyle w:val="Hyperlink"/>
@@ -1321,7 +1356,7 @@
           <w:color w:val="000000"/>
           <w:sz w:val="24"/>
         </w:rPr>
-        <w:hyperlink r:id="rId16" w:history="1">
+        <w:hyperlink r:id="rId17" w:history="1">
           <w:r>
             <w:rPr>
               <w:rStyle w:val="Hyperlink"/>
@@ -1339,7 +1374,7 @@
           <w:color w:val="000000"/>
           <w:sz w:val="24"/>
         </w:rPr>
-        <w:hyperlink r:id="rId16" w:history="1">
+        <w:hyperlink r:id="rId17" w:history="1">
           <w:r>
             <w:rPr>
               <w:rStyle w:val="Hyperlink"/>
@@ -1652,41 +1687,24 @@
       </w:r>
       <w:r>
         <w:rPr>
+          <w:u w:val="single" w:color="0000ff"/>
           <w:rFonts w:ascii="Charis SIL Regular" w:hAnsi="Charis SIL Regular" w:eastAsia="Charis SIL Regular"/>
           <w:b w:val="0"/>
           <w:i w:val="0"/>
           <w:color w:val="000000"/>
           <w:sz w:val="24"/>
         </w:rPr>
-        <w:hyperlink r:id="rId21" w:history="1">
-          <w:r>
-            <w:rPr>
-              <w:rStyle w:val="Hyperlink"/>
-            </w:rPr>
-            <w:t>s</w:t>
-          </w:r>
-        </w:hyperlink>
-      </w:r>
-      <w:r>
-        <w:rPr>
-          <w:u w:val="single" w:color="0000ff"/>
+        <w:t>s</w:t>
+      </w:r>
+      <w:r>
+        <w:rPr>
           <w:rFonts w:ascii="Charis SIL Regular" w:hAnsi="Charis SIL Regular" w:eastAsia="Charis SIL Regular"/>
           <w:b w:val="0"/>
           <w:i w:val="0"/>
           <w:color w:val="000000"/>
           <w:sz w:val="24"/>
         </w:rPr>
-        <w:t>c</w:t>
-      </w:r>
-      <w:r>
-        <w:rPr>
-          <w:rFonts w:ascii="Charis SIL Regular" w:hAnsi="Charis SIL Regular" w:eastAsia="Charis SIL Regular"/>
-          <w:b w:val="0"/>
-          <w:i w:val="0"/>
-          <w:color w:val="000000"/>
-          <w:sz w:val="24"/>
-        </w:rPr>
-        <w:t xml:space="preserve">he </w:t>
+        <w:t xml:space="preserve">che </w:t>
       </w:r>
       <w:r>
         <w:rPr>
@@ -2214,13 +2232,32 @@
       </w:r>
       <w:r>
         <w:rPr>
+          <w:u w:val="single" w:color="0000ff"/>
           <w:rFonts w:ascii="Charis SIL Regular" w:hAnsi="Charis SIL Regular" w:eastAsia="Charis SIL Regular"/>
           <w:b w:val="0"/>
           <w:i w:val="0"/>
           <w:color w:val="000000"/>
           <w:sz w:val="24"/>
         </w:rPr>
-        <w:t xml:space="preserve">naar </w:t>
+        <w:hyperlink r:id="rId25" w:history="1">
+          <w:r>
+            <w:rPr>
+              <w:rStyle w:val="Hyperlink"/>
+            </w:rPr>
+            <w:t>naar</w:t>
+          </w:r>
+        </w:hyperlink>
+      </w:r>
+      <w:r>
+        <w:rPr>
+          <w:u w:val="single" w:color="0000ff"/>
+          <w:rFonts w:ascii="Charis SIL Regular" w:hAnsi="Charis SIL Regular" w:eastAsia="Charis SIL Regular"/>
+          <w:b w:val="0"/>
+          <w:i w:val="0"/>
+          <w:color w:val="000000"/>
+          <w:sz w:val="24"/>
+        </w:rPr>
+        <w:t xml:space="preserve"> </w:t>
       </w:r>
       <w:r>
         <w:rPr>
@@ -2231,7 +2268,7 @@
           <w:sz w:val="24"/>
           <w:u w:val="single"/>
         </w:rPr>
-        <w:hyperlink r:id="rId27" w:history="1">
+        <w:hyperlink r:id="rId25" w:history="1">
           <w:r>
             <w:rPr>
               <w:rStyle w:val="Hyperlink"/>
@@ -3209,7 +3246,7 @@
           <w:sz w:val="24"/>
           <w:u w:val="single"/>
         </w:rPr>
-        <w:hyperlink r:id="rId31" w:history="1">
+        <w:hyperlink r:id="rId32" w:history="1">
           <w:r>
             <w:rPr>
               <w:rStyle w:val="Hyperlink"/>
@@ -3238,7 +3275,7 @@
           <w:sz w:val="24"/>
           <w:u w:val="single"/>
         </w:rPr>
-        <w:hyperlink r:id="rId31" w:history="1">
+        <w:hyperlink r:id="rId32" w:history="1">
           <w:r>
             <w:rPr>
               <w:rStyle w:val="Hyperlink"/>
@@ -3294,32 +3331,7 @@
           <w:color w:val="000000"/>
           <w:sz w:val="24"/>
         </w:rPr>
-        <w:hyperlink r:id="rId32" w:history="1">
-          <w:r>
-            <w:rPr>
-              <w:rStyle w:val="Hyperlink"/>
-            </w:rPr>
-            <w:t xml:space="preserve"> is in bez</w:t>
-          </w:r>
-        </w:hyperlink>
-      </w:r>
-      <w:r>
-        <w:rPr>
-          <w:u w:val="single" w:color="0000ff"/>
-          <w:rFonts w:ascii="Charis SIL Regular" w:hAnsi="Charis SIL Regular" w:eastAsia="Charis SIL Regular"/>
-          <w:b w:val="0"/>
-          <w:i w:val="0"/>
-          <w:color w:val="000000"/>
-          <w:sz w:val="24"/>
-        </w:rPr>
-        <w:hyperlink r:id="rId32" w:history="1">
-          <w:r>
-            <w:rPr>
-              <w:rStyle w:val="Hyperlink"/>
-            </w:rPr>
-            <w:t>it va</w:t>
-          </w:r>
-        </w:hyperlink>
+        <w:t xml:space="preserve"> is in bezit va</w:t>
       </w:r>
       <w:r>
         <w:rPr>
@@ -3976,7 +3988,14 @@
           <w:color w:val="000000"/>
           <w:sz w:val="24"/>
         </w:rPr>
-        <w:t xml:space="preserve"> i</w:t>
+        <w:hyperlink r:id="rId35" w:history="1">
+          <w:r>
+            <w:rPr>
+              <w:rStyle w:val="Hyperlink"/>
+            </w:rPr>
+            <w:t xml:space="preserve"> i</w:t>
+          </w:r>
+        </w:hyperlink>
       </w:r>
       <w:r>
         <w:rPr>
@@ -4862,7 +4881,7 @@
           <w:sz w:val="24"/>
           <w:u w:val="single"/>
         </w:rPr>
-        <w:hyperlink r:id="rId39" w:history="1">
+        <w:hyperlink r:id="rId41" w:history="1">
           <w:r>
             <w:rPr>
               <w:rStyle w:val="Hyperlink"/>
@@ -4891,7 +4910,7 @@
           <w:sz w:val="24"/>
           <w:u w:val="single"/>
         </w:rPr>
-        <w:hyperlink r:id="rId39" w:history="1">
+        <w:hyperlink r:id="rId41" w:history="1">
           <w:r>
             <w:rPr>
               <w:rStyle w:val="Hyperlink"/>
@@ -4909,7 +4928,7 @@
           <w:sz w:val="24"/>
           <w:u w:val="single"/>
         </w:rPr>
-        <w:hyperlink r:id="rId39" w:history="1">
+        <w:hyperlink r:id="rId41" w:history="1">
           <w:r>
             <w:rPr>
               <w:rStyle w:val="Hyperlink"/>

--- a/EXPORTS/DOCX/published/niveau3/Dutch/KunsthandelVanLier.docx
+++ b/EXPORTS/DOCX/published/niveau3/Dutch/KunsthandelVanLier.docx
@@ -249,13 +249,107 @@
       </w:r>
       <w:r>
         <w:rPr>
+          <w:u w:val="single" w:color="0000ff"/>
           <w:rFonts w:ascii="Charis SIL Regular" w:hAnsi="Charis SIL Regular" w:eastAsia="Charis SIL Regular"/>
           <w:b w:val="0"/>
           <w:i w:val="0"/>
           <w:color w:val="000000"/>
           <w:sz w:val="24"/>
         </w:rPr>
-        <w:t xml:space="preserve">naar Amsterdam. </w:t>
+        <w:hyperlink r:id="rId9" w:history="1">
+          <w:r>
+            <w:rPr>
+              <w:rStyle w:val="Hyperlink"/>
+            </w:rPr>
+            <w:t xml:space="preserve">naar </w:t>
+          </w:r>
+        </w:hyperlink>
+      </w:r>
+      <w:r>
+        <w:rPr>
+          <w:u w:val="single" w:color="0000ff"/>
+          <w:rFonts w:ascii="Charis SIL Regular" w:hAnsi="Charis SIL Regular" w:eastAsia="Charis SIL Regular"/>
+          <w:b w:val="0"/>
+          <w:i w:val="0"/>
+          <w:color w:val="000000"/>
+          <w:sz w:val="24"/>
+        </w:rPr>
+        <w:t>A</w:t>
+      </w:r>
+      <w:r>
+        <w:rPr>
+          <w:u w:val="single" w:color="0000ff"/>
+          <w:rFonts w:ascii="Charis SIL Regular" w:hAnsi="Charis SIL Regular" w:eastAsia="Charis SIL Regular"/>
+          <w:b w:val="0"/>
+          <w:i w:val="0"/>
+          <w:color w:val="000000"/>
+          <w:sz w:val="24"/>
+        </w:rPr>
+        <w:hyperlink r:id="rId9" w:history="1">
+          <w:r>
+            <w:rPr>
+              <w:rStyle w:val="Hyperlink"/>
+            </w:rPr>
+            <w:t>ms</w:t>
+          </w:r>
+        </w:hyperlink>
+      </w:r>
+      <w:r>
+        <w:rPr>
+          <w:u w:val="single" w:color="0000ff"/>
+          <w:rFonts w:ascii="Charis SIL Regular" w:hAnsi="Charis SIL Regular" w:eastAsia="Charis SIL Regular"/>
+          <w:b w:val="0"/>
+          <w:i w:val="0"/>
+          <w:color w:val="000000"/>
+          <w:sz w:val="24"/>
+        </w:rPr>
+        <w:hyperlink r:id="rId9" w:history="1">
+          <w:r>
+            <w:rPr>
+              <w:rStyle w:val="Hyperlink"/>
+            </w:rPr>
+            <w:t>t</w:t>
+          </w:r>
+        </w:hyperlink>
+      </w:r>
+      <w:r>
+        <w:rPr>
+          <w:u w:val="single" w:color="0000ff"/>
+          <w:rFonts w:ascii="Charis SIL Regular" w:hAnsi="Charis SIL Regular" w:eastAsia="Charis SIL Regular"/>
+          <w:b w:val="0"/>
+          <w:i w:val="0"/>
+          <w:color w:val="000000"/>
+          <w:sz w:val="24"/>
+        </w:rPr>
+        <w:hyperlink r:id="rId9" w:history="1">
+          <w:r>
+            <w:rPr>
+              <w:rStyle w:val="Hyperlink"/>
+            </w:rPr>
+            <w:t>erd</w:t>
+          </w:r>
+        </w:hyperlink>
+      </w:r>
+      <w:r>
+        <w:rPr>
+          <w:u w:val="single" w:color="0000ff"/>
+          <w:rFonts w:ascii="Charis SIL Regular" w:hAnsi="Charis SIL Regular" w:eastAsia="Charis SIL Regular"/>
+          <w:b w:val="0"/>
+          <w:i w:val="0"/>
+          <w:color w:val="000000"/>
+          <w:sz w:val="24"/>
+        </w:rPr>
+        <w:t>a</w:t>
+      </w:r>
+      <w:r>
+        <w:rPr>
+          <w:rFonts w:ascii="Charis SIL Regular" w:hAnsi="Charis SIL Regular" w:eastAsia="Charis SIL Regular"/>
+          <w:b w:val="0"/>
+          <w:i w:val="0"/>
+          <w:color w:val="000000"/>
+          <w:sz w:val="24"/>
+        </w:rPr>
+        <w:t xml:space="preserve">m. </w:t>
       </w:r>
       <w:r>
         <w:rPr>
@@ -341,35 +435,7 @@
           <w:color w:val="000000"/>
           <w:sz w:val="24"/>
         </w:rPr>
-        <w:t xml:space="preserve"> hield zich vooral be</w:t>
-      </w:r>
-      <w:r>
-        <w:rPr>
-          <w:u w:val="single" w:color="0000ff"/>
-          <w:rFonts w:ascii="Charis SIL Regular" w:hAnsi="Charis SIL Regular" w:eastAsia="Charis SIL Regular"/>
-          <w:b w:val="0"/>
-          <w:i w:val="0"/>
-          <w:color w:val="000000"/>
-          <w:sz w:val="24"/>
-        </w:rPr>
-        <w:hyperlink r:id="rId10" w:history="1">
-          <w:r>
-            <w:rPr>
-              <w:rStyle w:val="Hyperlink"/>
-            </w:rPr>
-            <w:t>zig m</w:t>
-          </w:r>
-        </w:hyperlink>
-      </w:r>
-      <w:r>
-        <w:rPr>
-          <w:rFonts w:ascii="Charis SIL Regular" w:hAnsi="Charis SIL Regular" w:eastAsia="Charis SIL Regular"/>
-          <w:b w:val="0"/>
-          <w:i w:val="0"/>
-          <w:color w:val="000000"/>
-          <w:sz w:val="24"/>
-        </w:rPr>
-        <w:t xml:space="preserve">et </w:t>
+        <w:t xml:space="preserve"> hield zich vooral bezig met </w:t>
       </w:r>
       <w:r>
         <w:rPr>
@@ -465,118 +531,7 @@
           <w:color w:val="000000"/>
           <w:sz w:val="24"/>
         </w:rPr>
-        <w:t>Van Lier raakte ec</w:t>
-      </w:r>
-      <w:r>
-        <w:rPr>
-          <w:u w:val="single" w:color="0000ff"/>
-          <w:rFonts w:ascii="Charis SIL Regular" w:hAnsi="Charis SIL Regular" w:eastAsia="Charis SIL Regular"/>
-          <w:b w:val="0"/>
-          <w:i w:val="0"/>
-          <w:color w:val="000000"/>
-          <w:sz w:val="24"/>
-        </w:rPr>
-        <w:hyperlink r:id="rId11" w:history="1">
-          <w:r>
-            <w:rPr>
-              <w:rStyle w:val="Hyperlink"/>
-            </w:rPr>
-            <w:t xml:space="preserve">hter ook </w:t>
-          </w:r>
-        </w:hyperlink>
-      </w:r>
-      <w:r>
-        <w:rPr>
-          <w:u w:val="single" w:color="0000ff"/>
-          <w:rFonts w:ascii="Charis SIL Regular" w:hAnsi="Charis SIL Regular" w:eastAsia="Charis SIL Regular"/>
-          <w:b w:val="0"/>
-          <w:i w:val="0"/>
-          <w:color w:val="000000"/>
-          <w:sz w:val="24"/>
-        </w:rPr>
-        <w:hyperlink r:id="rId11" w:history="1">
-          <w:r>
-            <w:rPr>
-              <w:rStyle w:val="Hyperlink"/>
-            </w:rPr>
-            <w:t>g</w:t>
-          </w:r>
-        </w:hyperlink>
-      </w:r>
-      <w:r>
-        <w:rPr>
-          <w:u w:val="single" w:color="0000ff"/>
-          <w:rFonts w:ascii="Charis SIL Regular" w:hAnsi="Charis SIL Regular" w:eastAsia="Charis SIL Regular"/>
-          <w:b w:val="0"/>
-          <w:i w:val="0"/>
-          <w:color w:val="000000"/>
-          <w:sz w:val="24"/>
-        </w:rPr>
-        <w:hyperlink r:id="rId11" w:history="1">
-          <w:r>
-            <w:rPr>
-              <w:rStyle w:val="Hyperlink"/>
-            </w:rPr>
-            <w:t>eïnt</w:t>
-          </w:r>
-        </w:hyperlink>
-      </w:r>
-      <w:r>
-        <w:rPr>
-          <w:u w:val="single" w:color="0000ff"/>
-          <w:rFonts w:ascii="Charis SIL Regular" w:hAnsi="Charis SIL Regular" w:eastAsia="Charis SIL Regular"/>
-          <w:b w:val="0"/>
-          <w:i w:val="0"/>
-          <w:color w:val="000000"/>
-          <w:sz w:val="24"/>
-        </w:rPr>
-        <w:hyperlink r:id="rId11" w:history="1">
-          <w:r>
-            <w:rPr>
-              <w:rStyle w:val="Hyperlink"/>
-            </w:rPr>
-            <w:t>e</w:t>
-          </w:r>
-        </w:hyperlink>
-      </w:r>
-      <w:r>
-        <w:rPr>
-          <w:u w:val="single" w:color="0000ff"/>
-          <w:rFonts w:ascii="Charis SIL Regular" w:hAnsi="Charis SIL Regular" w:eastAsia="Charis SIL Regular"/>
-          <w:b w:val="0"/>
-          <w:i w:val="0"/>
-          <w:color w:val="000000"/>
-          <w:sz w:val="24"/>
-        </w:rPr>
-        <w:hyperlink r:id="rId11" w:history="1">
-          <w:r>
-            <w:rPr>
-              <w:rStyle w:val="Hyperlink"/>
-            </w:rPr>
-            <w:t>res</w:t>
-          </w:r>
-        </w:hyperlink>
-      </w:r>
-      <w:r>
-        <w:rPr>
-          <w:u w:val="single" w:color="0000ff"/>
-          <w:rFonts w:ascii="Charis SIL Regular" w:hAnsi="Charis SIL Regular" w:eastAsia="Charis SIL Regular"/>
-          <w:b w:val="0"/>
-          <w:i w:val="0"/>
-          <w:color w:val="000000"/>
-          <w:sz w:val="24"/>
-        </w:rPr>
-        <w:t>s</w:t>
-      </w:r>
-      <w:r>
-        <w:rPr>
-          <w:rFonts w:ascii="Charis SIL Regular" w:hAnsi="Charis SIL Regular" w:eastAsia="Charis SIL Regular"/>
-          <w:b w:val="0"/>
-          <w:i w:val="0"/>
-          <w:color w:val="000000"/>
-          <w:sz w:val="24"/>
-        </w:rPr>
-        <w:t xml:space="preserve">eerd in </w:t>
+        <w:t xml:space="preserve">Van Lier raakte echter ook geïnteresseerd in </w:t>
       </w:r>
       <w:r>
         <w:rPr>
@@ -938,7 +893,7 @@
           <w:sz w:val="24"/>
           <w:u w:val="single"/>
         </w:rPr>
-        <w:hyperlink r:id="rId16" w:history="1">
+        <w:hyperlink r:id="rId14" w:history="1">
           <w:r>
             <w:rPr>
               <w:rStyle w:val="Hyperlink"/>
@@ -956,7 +911,7 @@
           <w:sz w:val="24"/>
           <w:u w:val="single"/>
         </w:rPr>
-        <w:hyperlink r:id="rId16" w:history="1">
+        <w:hyperlink r:id="rId14" w:history="1">
           <w:r>
             <w:rPr>
               <w:rStyle w:val="Hyperlink"/>
@@ -974,7 +929,7 @@
           <w:sz w:val="24"/>
           <w:u w:val="single"/>
         </w:rPr>
-        <w:hyperlink r:id="rId16" w:history="1">
+        <w:hyperlink r:id="rId14" w:history="1">
           <w:r>
             <w:rPr>
               <w:rStyle w:val="Hyperlink"/>
@@ -1003,7 +958,7 @@
           <w:sz w:val="24"/>
           <w:u w:val="single"/>
         </w:rPr>
-        <w:hyperlink r:id="rId16" w:history="1">
+        <w:hyperlink r:id="rId14" w:history="1">
           <w:r>
             <w:rPr>
               <w:rStyle w:val="Hyperlink"/>
@@ -1089,12 +1044,12 @@
           <w:sz w:val="24"/>
           <w:u w:val="single"/>
         </w:rPr>
-        <w:hyperlink r:id="rId17" w:history="1">
+        <w:hyperlink r:id="rId16" w:history="1">
           <w:r>
             <w:rPr>
               <w:rStyle w:val="Hyperlink"/>
             </w:rPr>
-            <w:t>etnografisc</w:t>
+            <w:t>etnografisch</w:t>
           </w:r>
         </w:hyperlink>
       </w:r>
@@ -1105,13 +1060,36 @@
           <w:i w:val="0"/>
           <w:color w:val="0000FF"/>
           <w:sz w:val="24"/>
-        </w:rPr>
-        <w:hyperlink r:id="rId17" w:history="1">
+          <w:u w:val="single"/>
+        </w:rPr>
+        <w:t>e</w:t>
+      </w:r>
+      <w:r>
+        <w:rPr>
+          <w:rFonts w:ascii="Charis SIL Regular" w:hAnsi="Charis SIL Regular" w:eastAsia="Charis SIL Regular"/>
+          <w:b w:val="0"/>
+          <w:i w:val="0"/>
+          <w:color w:val="0000FF"/>
+          <w:sz w:val="24"/>
+          <w:u w:val="single"/>
+        </w:rPr>
+        <w:t xml:space="preserve"> </w:t>
+      </w:r>
+      <w:r>
+        <w:rPr>
+          <w:rFonts w:ascii="Charis SIL Regular" w:hAnsi="Charis SIL Regular" w:eastAsia="Charis SIL Regular"/>
+          <w:b w:val="0"/>
+          <w:i w:val="0"/>
+          <w:color w:val="0000FF"/>
+          <w:sz w:val="24"/>
+          <w:u w:val="single"/>
+        </w:rPr>
+        <w:hyperlink r:id="rId16" w:history="1">
           <w:r>
             <w:rPr>
               <w:rStyle w:val="Hyperlink"/>
             </w:rPr>
-            <w:t>h</w:t>
+            <w:t>voorwerpe</w:t>
           </w:r>
         </w:hyperlink>
       </w:r>
@@ -1123,57 +1101,28 @@
           <w:color w:val="0000FF"/>
           <w:sz w:val="24"/>
         </w:rPr>
-        <w:t>e</w:t>
-      </w:r>
-      <w:r>
-        <w:rPr>
-          <w:rFonts w:ascii="Charis SIL Regular" w:hAnsi="Charis SIL Regular" w:eastAsia="Charis SIL Regular"/>
-          <w:b w:val="0"/>
-          <w:i w:val="0"/>
-          <w:color w:val="0000FF"/>
-          <w:sz w:val="24"/>
-          <w:u w:val="single"/>
-        </w:rPr>
-        <w:t xml:space="preserve"> </w:t>
-      </w:r>
-      <w:r>
-        <w:rPr>
-          <w:rFonts w:ascii="Charis SIL Regular" w:hAnsi="Charis SIL Regular" w:eastAsia="Charis SIL Regular"/>
-          <w:b w:val="0"/>
-          <w:i w:val="0"/>
-          <w:color w:val="0000FF"/>
-          <w:sz w:val="24"/>
-          <w:u w:val="single"/>
+        <w:t>n</w:t>
+      </w:r>
+      <w:r>
+        <w:rPr>
+          <w:rFonts w:ascii="Charis SIL Regular" w:hAnsi="Charis SIL Regular" w:eastAsia="Charis SIL Regular"/>
+          <w:b w:val="0"/>
+          <w:i w:val="0"/>
+          <w:color w:val="000000"/>
+          <w:sz w:val="24"/>
+        </w:rPr>
+        <w:t xml:space="preserve"> uit de hele wereld</w:t>
+      </w:r>
+      <w:r>
+        <w:rPr>
+          <w:u w:val="single" w:color="0000ff"/>
+          <w:rFonts w:ascii="Charis SIL Regular" w:hAnsi="Charis SIL Regular" w:eastAsia="Charis SIL Regular"/>
+          <w:b w:val="0"/>
+          <w:i w:val="0"/>
+          <w:color w:val="000000"/>
+          <w:sz w:val="24"/>
         </w:rPr>
         <w:hyperlink r:id="rId17" w:history="1">
-          <w:r>
-            <w:rPr>
-              <w:rStyle w:val="Hyperlink"/>
-            </w:rPr>
-            <w:t>voorwerpen</w:t>
-          </w:r>
-        </w:hyperlink>
-      </w:r>
-      <w:r>
-        <w:rPr>
-          <w:rFonts w:ascii="Charis SIL Regular" w:hAnsi="Charis SIL Regular" w:eastAsia="Charis SIL Regular"/>
-          <w:b w:val="0"/>
-          <w:i w:val="0"/>
-          <w:color w:val="000000"/>
-          <w:sz w:val="24"/>
-        </w:rPr>
-        <w:t xml:space="preserve"> uit de hele wereld</w:t>
-      </w:r>
-      <w:r>
-        <w:rPr>
-          <w:u w:val="single" w:color="0000ff"/>
-          <w:rFonts w:ascii="Charis SIL Regular" w:hAnsi="Charis SIL Regular" w:eastAsia="Charis SIL Regular"/>
-          <w:b w:val="0"/>
-          <w:i w:val="0"/>
-          <w:color w:val="000000"/>
-          <w:sz w:val="24"/>
-        </w:rPr>
-        <w:hyperlink r:id="rId16" w:history="1">
           <w:r>
             <w:rPr>
               <w:rStyle w:val="Hyperlink"/>
@@ -1191,7 +1140,7 @@
           <w:color w:val="000000"/>
           <w:sz w:val="24"/>
         </w:rPr>
-        <w:hyperlink r:id="rId16" w:history="1">
+        <w:hyperlink r:id="rId17" w:history="1">
           <w:r>
             <w:rPr>
               <w:rStyle w:val="Hyperlink"/>
@@ -1209,7 +1158,7 @@
           <w:color w:val="000000"/>
           <w:sz w:val="24"/>
         </w:rPr>
-        <w:hyperlink r:id="rId16" w:history="1">
+        <w:hyperlink r:id="rId17" w:history="1">
           <w:r>
             <w:rPr>
               <w:rStyle w:val="Hyperlink"/>
@@ -1356,7 +1305,7 @@
           <w:color w:val="000000"/>
           <w:sz w:val="24"/>
         </w:rPr>
-        <w:hyperlink r:id="rId17" w:history="1">
+        <w:hyperlink r:id="rId16" w:history="1">
           <w:r>
             <w:rPr>
               <w:rStyle w:val="Hyperlink"/>
@@ -1374,7 +1323,7 @@
           <w:color w:val="000000"/>
           <w:sz w:val="24"/>
         </w:rPr>
-        <w:hyperlink r:id="rId17" w:history="1">
+        <w:hyperlink r:id="rId16" w:history="1">
           <w:r>
             <w:rPr>
               <w:rStyle w:val="Hyperlink"/>
@@ -1687,6 +1636,23 @@
       </w:r>
       <w:r>
         <w:rPr>
+          <w:rFonts w:ascii="Charis SIL Regular" w:hAnsi="Charis SIL Regular" w:eastAsia="Charis SIL Regular"/>
+          <w:b w:val="0"/>
+          <w:i w:val="0"/>
+          <w:color w:val="000000"/>
+          <w:sz w:val="24"/>
+        </w:rPr>
+        <w:hyperlink r:id="rId21" w:history="1">
+          <w:r>
+            <w:rPr>
+              <w:rStyle w:val="Hyperlink"/>
+            </w:rPr>
+            <w:t>s</w:t>
+          </w:r>
+        </w:hyperlink>
+      </w:r>
+      <w:r>
+        <w:rPr>
           <w:u w:val="single" w:color="0000ff"/>
           <w:rFonts w:ascii="Charis SIL Regular" w:hAnsi="Charis SIL Regular" w:eastAsia="Charis SIL Regular"/>
           <w:b w:val="0"/>
@@ -1694,7 +1660,7 @@
           <w:color w:val="000000"/>
           <w:sz w:val="24"/>
         </w:rPr>
-        <w:t>s</w:t>
+        <w:t>c</w:t>
       </w:r>
       <w:r>
         <w:rPr>
@@ -1704,7 +1670,7 @@
           <w:color w:val="000000"/>
           <w:sz w:val="24"/>
         </w:rPr>
-        <w:t xml:space="preserve">che </w:t>
+        <w:t xml:space="preserve">he </w:t>
       </w:r>
       <w:r>
         <w:rPr>
@@ -2014,61 +1980,7 @@
           <w:color w:val="000000"/>
           <w:sz w:val="24"/>
         </w:rPr>
-        <w:t>(1910-1995, geen familie). Leendert van Lier zette de winkel voo</w:t>
-      </w:r>
-      <w:r>
-        <w:rPr>
-          <w:u w:val="single" w:color="0000ff"/>
-          <w:rFonts w:ascii="Charis SIL Regular" w:hAnsi="Charis SIL Regular" w:eastAsia="Charis SIL Regular"/>
-          <w:b w:val="0"/>
-          <w:i w:val="0"/>
-          <w:color w:val="000000"/>
-          <w:sz w:val="24"/>
-        </w:rPr>
-        <w:hyperlink r:id="rId24" w:history="1">
-          <w:r>
-            <w:rPr>
-              <w:rStyle w:val="Hyperlink"/>
-            </w:rPr>
-            <w:t>rt en ver</w:t>
-          </w:r>
-        </w:hyperlink>
-      </w:r>
-      <w:r>
-        <w:rPr>
-          <w:u w:val="single" w:color="0000ff"/>
-          <w:rFonts w:ascii="Charis SIL Regular" w:hAnsi="Charis SIL Regular" w:eastAsia="Charis SIL Regular"/>
-          <w:b w:val="0"/>
-          <w:i w:val="0"/>
-          <w:color w:val="000000"/>
-          <w:sz w:val="24"/>
-        </w:rPr>
-        <w:hyperlink r:id="rId24" w:history="1">
-          <w:r>
-            <w:rPr>
-              <w:rStyle w:val="Hyperlink"/>
-            </w:rPr>
-            <w:t>k</w:t>
-          </w:r>
-        </w:hyperlink>
-      </w:r>
-      <w:r>
-        <w:rPr>
-          <w:u w:val="single" w:color="0000ff"/>
-          <w:rFonts w:ascii="Charis SIL Regular" w:hAnsi="Charis SIL Regular" w:eastAsia="Charis SIL Regular"/>
-          <w:b w:val="0"/>
-          <w:i w:val="0"/>
-          <w:color w:val="000000"/>
-          <w:sz w:val="24"/>
-        </w:rPr>
-        <w:hyperlink r:id="rId24" w:history="1">
-          <w:r>
-            <w:rPr>
-              <w:rStyle w:val="Hyperlink"/>
-            </w:rPr>
-            <w:t>och</w:t>
-          </w:r>
-        </w:hyperlink>
+        <w:t>(1910-1995, geen familie). Leendert van Lier zette de winkel voort en verkoch</w:t>
       </w:r>
       <w:r>
         <w:rPr>
@@ -3246,7 +3158,7 @@
           <w:sz w:val="24"/>
           <w:u w:val="single"/>
         </w:rPr>
-        <w:hyperlink r:id="rId32" w:history="1">
+        <w:hyperlink r:id="rId31" w:history="1">
           <w:r>
             <w:rPr>
               <w:rStyle w:val="Hyperlink"/>
@@ -3275,7 +3187,7 @@
           <w:sz w:val="24"/>
           <w:u w:val="single"/>
         </w:rPr>
-        <w:hyperlink r:id="rId32" w:history="1">
+        <w:hyperlink r:id="rId31" w:history="1">
           <w:r>
             <w:rPr>
               <w:rStyle w:val="Hyperlink"/>
@@ -3331,7 +3243,32 @@
           <w:color w:val="000000"/>
           <w:sz w:val="24"/>
         </w:rPr>
-        <w:t xml:space="preserve"> is in bezit va</w:t>
+        <w:hyperlink r:id="rId32" w:history="1">
+          <w:r>
+            <w:rPr>
+              <w:rStyle w:val="Hyperlink"/>
+            </w:rPr>
+            <w:t xml:space="preserve"> is in bez</w:t>
+          </w:r>
+        </w:hyperlink>
+      </w:r>
+      <w:r>
+        <w:rPr>
+          <w:u w:val="single" w:color="0000ff"/>
+          <w:rFonts w:ascii="Charis SIL Regular" w:hAnsi="Charis SIL Regular" w:eastAsia="Charis SIL Regular"/>
+          <w:b w:val="0"/>
+          <w:i w:val="0"/>
+          <w:color w:val="000000"/>
+          <w:sz w:val="24"/>
+        </w:rPr>
+        <w:hyperlink r:id="rId32" w:history="1">
+          <w:r>
+            <w:rPr>
+              <w:rStyle w:val="Hyperlink"/>
+            </w:rPr>
+            <w:t>it va</w:t>
+          </w:r>
+        </w:hyperlink>
       </w:r>
       <w:r>
         <w:rPr>
@@ -4835,7 +4772,7 @@
           <w:sz w:val="24"/>
           <w:u w:val="single"/>
         </w:rPr>
-        <w:hyperlink r:id="rId39" w:history="1">
+        <w:hyperlink r:id="rId40" w:history="1">
           <w:r>
             <w:rPr>
               <w:rStyle w:val="Hyperlink"/>
@@ -4853,7 +4790,7 @@
           <w:sz w:val="24"/>
           <w:u w:val="single"/>
         </w:rPr>
-        <w:hyperlink r:id="rId39" w:history="1">
+        <w:hyperlink r:id="rId40" w:history="1">
           <w:r>
             <w:rPr>
               <w:rStyle w:val="Hyperlink"/>

--- a/EXPORTS/DOCX/published/niveau3/Dutch/KunsthandelVanLier.docx
+++ b/EXPORTS/DOCX/published/niveau3/Dutch/KunsthandelVanLier.docx
@@ -267,7 +267,6 @@
       </w:r>
       <w:r>
         <w:rPr>
-          <w:u w:val="single" w:color="0000ff"/>
           <w:rFonts w:ascii="Charis SIL Regular" w:hAnsi="Charis SIL Regular" w:eastAsia="Charis SIL Regular"/>
           <w:b w:val="0"/>
           <w:i w:val="0"/>
@@ -332,24 +331,13 @@
       </w:r>
       <w:r>
         <w:rPr>
-          <w:u w:val="single" w:color="0000ff"/>
           <w:rFonts w:ascii="Charis SIL Regular" w:hAnsi="Charis SIL Regular" w:eastAsia="Charis SIL Regular"/>
           <w:b w:val="0"/>
           <w:i w:val="0"/>
           <w:color w:val="000000"/>
           <w:sz w:val="24"/>
         </w:rPr>
-        <w:t>a</w:t>
-      </w:r>
-      <w:r>
-        <w:rPr>
-          <w:rFonts w:ascii="Charis SIL Regular" w:hAnsi="Charis SIL Regular" w:eastAsia="Charis SIL Regular"/>
-          <w:b w:val="0"/>
-          <w:i w:val="0"/>
-          <w:color w:val="000000"/>
-          <w:sz w:val="24"/>
-        </w:rPr>
-        <w:t xml:space="preserve">m. </w:t>
+        <w:t xml:space="preserve">am. </w:t>
       </w:r>
       <w:r>
         <w:rPr>
@@ -1980,7 +1968,61 @@
           <w:color w:val="000000"/>
           <w:sz w:val="24"/>
         </w:rPr>
-        <w:t>(1910-1995, geen familie). Leendert van Lier zette de winkel voort en verkoch</w:t>
+        <w:t>(1910-1995, geen familie). Leendert van Lier zette de winkel voo</w:t>
+      </w:r>
+      <w:r>
+        <w:rPr>
+          <w:u w:val="single" w:color="0000ff"/>
+          <w:rFonts w:ascii="Charis SIL Regular" w:hAnsi="Charis SIL Regular" w:eastAsia="Charis SIL Regular"/>
+          <w:b w:val="0"/>
+          <w:i w:val="0"/>
+          <w:color w:val="000000"/>
+          <w:sz w:val="24"/>
+        </w:rPr>
+        <w:hyperlink r:id="rId24" w:history="1">
+          <w:r>
+            <w:rPr>
+              <w:rStyle w:val="Hyperlink"/>
+            </w:rPr>
+            <w:t>rt en ver</w:t>
+          </w:r>
+        </w:hyperlink>
+      </w:r>
+      <w:r>
+        <w:rPr>
+          <w:u w:val="single" w:color="0000ff"/>
+          <w:rFonts w:ascii="Charis SIL Regular" w:hAnsi="Charis SIL Regular" w:eastAsia="Charis SIL Regular"/>
+          <w:b w:val="0"/>
+          <w:i w:val="0"/>
+          <w:color w:val="000000"/>
+          <w:sz w:val="24"/>
+        </w:rPr>
+        <w:hyperlink r:id="rId24" w:history="1">
+          <w:r>
+            <w:rPr>
+              <w:rStyle w:val="Hyperlink"/>
+            </w:rPr>
+            <w:t>k</w:t>
+          </w:r>
+        </w:hyperlink>
+      </w:r>
+      <w:r>
+        <w:rPr>
+          <w:u w:val="single" w:color="0000ff"/>
+          <w:rFonts w:ascii="Charis SIL Regular" w:hAnsi="Charis SIL Regular" w:eastAsia="Charis SIL Regular"/>
+          <w:b w:val="0"/>
+          <w:i w:val="0"/>
+          <w:color w:val="000000"/>
+          <w:sz w:val="24"/>
+        </w:rPr>
+        <w:hyperlink r:id="rId24" w:history="1">
+          <w:r>
+            <w:rPr>
+              <w:rStyle w:val="Hyperlink"/>
+            </w:rPr>
+            <w:t>och</w:t>
+          </w:r>
+        </w:hyperlink>
       </w:r>
       <w:r>
         <w:rPr>
@@ -3760,6 +3802,7 @@
           <w:i w:val="0"/>
           <w:color w:val="0000FF"/>
           <w:sz w:val="24"/>
+          <w:u w:val="single"/>
         </w:rPr>
         <w:hyperlink r:id="rId35" w:history="1">
           <w:r>
@@ -4772,7 +4815,7 @@
           <w:sz w:val="24"/>
           <w:u w:val="single"/>
         </w:rPr>
-        <w:hyperlink r:id="rId40" w:history="1">
+        <w:hyperlink r:id="rId39" w:history="1">
           <w:r>
             <w:rPr>
               <w:rStyle w:val="Hyperlink"/>
@@ -4790,7 +4833,7 @@
           <w:sz w:val="24"/>
           <w:u w:val="single"/>
         </w:rPr>
-        <w:hyperlink r:id="rId40" w:history="1">
+        <w:hyperlink r:id="rId39" w:history="1">
           <w:r>
             <w:rPr>
               <w:rStyle w:val="Hyperlink"/>
@@ -4818,7 +4861,7 @@
           <w:sz w:val="24"/>
           <w:u w:val="single"/>
         </w:rPr>
-        <w:hyperlink r:id="rId41" w:history="1">
+        <w:hyperlink r:id="rId39" w:history="1">
           <w:r>
             <w:rPr>
               <w:rStyle w:val="Hyperlink"/>
@@ -4847,7 +4890,7 @@
           <w:sz w:val="24"/>
           <w:u w:val="single"/>
         </w:rPr>
-        <w:hyperlink r:id="rId41" w:history="1">
+        <w:hyperlink r:id="rId39" w:history="1">
           <w:r>
             <w:rPr>
               <w:rStyle w:val="Hyperlink"/>
@@ -4865,7 +4908,7 @@
           <w:sz w:val="24"/>
           <w:u w:val="single"/>
         </w:rPr>
-        <w:hyperlink r:id="rId41" w:history="1">
+        <w:hyperlink r:id="rId39" w:history="1">
           <w:r>
             <w:rPr>
               <w:rStyle w:val="Hyperlink"/>

--- a/EXPORTS/DOCX/published/niveau3/Dutch/KunsthandelVanLier.docx
+++ b/EXPORTS/DOCX/published/niveau3/Dutch/KunsthandelVanLier.docx
@@ -249,31 +249,13 @@
       </w:r>
       <w:r>
         <w:rPr>
-          <w:u w:val="single" w:color="0000ff"/>
           <w:rFonts w:ascii="Charis SIL Regular" w:hAnsi="Charis SIL Regular" w:eastAsia="Charis SIL Regular"/>
           <w:b w:val="0"/>
           <w:i w:val="0"/>
           <w:color w:val="000000"/>
           <w:sz w:val="24"/>
         </w:rPr>
-        <w:hyperlink r:id="rId9" w:history="1">
-          <w:r>
-            <w:rPr>
-              <w:rStyle w:val="Hyperlink"/>
-            </w:rPr>
-            <w:t xml:space="preserve">naar </w:t>
-          </w:r>
-        </w:hyperlink>
-      </w:r>
-      <w:r>
-        <w:rPr>
-          <w:rFonts w:ascii="Charis SIL Regular" w:hAnsi="Charis SIL Regular" w:eastAsia="Charis SIL Regular"/>
-          <w:b w:val="0"/>
-          <w:i w:val="0"/>
-          <w:color w:val="000000"/>
-          <w:sz w:val="24"/>
-        </w:rPr>
-        <w:t>A</w:t>
+        <w:t>naar A</w:t>
       </w:r>
       <w:r>
         <w:rPr>
@@ -423,7 +405,35 @@
           <w:color w:val="000000"/>
           <w:sz w:val="24"/>
         </w:rPr>
-        <w:t xml:space="preserve"> hield zich vooral bezig met </w:t>
+        <w:t xml:space="preserve"> hield zich vooral be</w:t>
+      </w:r>
+      <w:r>
+        <w:rPr>
+          <w:u w:val="single" w:color="0000ff"/>
+          <w:rFonts w:ascii="Charis SIL Regular" w:hAnsi="Charis SIL Regular" w:eastAsia="Charis SIL Regular"/>
+          <w:b w:val="0"/>
+          <w:i w:val="0"/>
+          <w:color w:val="000000"/>
+          <w:sz w:val="24"/>
+        </w:rPr>
+        <w:hyperlink r:id="rId10" w:history="1">
+          <w:r>
+            <w:rPr>
+              <w:rStyle w:val="Hyperlink"/>
+            </w:rPr>
+            <w:t>zig m</w:t>
+          </w:r>
+        </w:hyperlink>
+      </w:r>
+      <w:r>
+        <w:rPr>
+          <w:rFonts w:ascii="Charis SIL Regular" w:hAnsi="Charis SIL Regular" w:eastAsia="Charis SIL Regular"/>
+          <w:b w:val="0"/>
+          <w:i w:val="0"/>
+          <w:color w:val="000000"/>
+          <w:sz w:val="24"/>
+        </w:rPr>
+        <w:t xml:space="preserve">et </w:t>
       </w:r>
       <w:r>
         <w:rPr>
@@ -588,7 +598,6 @@
       </w:r>
       <w:r>
         <w:rPr>
-          <w:u w:val="single" w:color="0000ff"/>
           <w:rFonts w:ascii="Charis SIL Regular" w:hAnsi="Charis SIL Regular" w:eastAsia="Charis SIL Regular"/>
           <w:b w:val="0"/>
           <w:i w:val="0"/>
@@ -2193,25 +2202,7 @@
           <w:color w:val="000000"/>
           <w:sz w:val="24"/>
         </w:rPr>
-        <w:hyperlink r:id="rId25" w:history="1">
-          <w:r>
-            <w:rPr>
-              <w:rStyle w:val="Hyperlink"/>
-            </w:rPr>
-            <w:t>naar</w:t>
-          </w:r>
-        </w:hyperlink>
-      </w:r>
-      <w:r>
-        <w:rPr>
-          <w:u w:val="single" w:color="0000ff"/>
-          <w:rFonts w:ascii="Charis SIL Regular" w:hAnsi="Charis SIL Regular" w:eastAsia="Charis SIL Regular"/>
-          <w:b w:val="0"/>
-          <w:i w:val="0"/>
-          <w:color w:val="000000"/>
-          <w:sz w:val="24"/>
-        </w:rPr>
-        <w:t xml:space="preserve"> </w:t>
+        <w:t xml:space="preserve">naar </w:t>
       </w:r>
       <w:r>
         <w:rPr>
@@ -2222,7 +2213,7 @@
           <w:sz w:val="24"/>
           <w:u w:val="single"/>
         </w:rPr>
-        <w:hyperlink r:id="rId25" w:history="1">
+        <w:hyperlink r:id="rId27" w:history="1">
           <w:r>
             <w:rPr>
               <w:rStyle w:val="Hyperlink"/>
@@ -3932,14 +3923,7 @@
           <w:sz w:val="24"/>
           <w:u w:val="single"/>
         </w:rPr>
-        <w:hyperlink r:id="rId36" w:history="1">
-          <w:r>
-            <w:rPr>
-              <w:rStyle w:val="Hyperlink"/>
-            </w:rPr>
-            <w:t>restitutiev</w:t>
-          </w:r>
-        </w:hyperlink>
+        <w:t>restitutiev</w:t>
       </w:r>
       <w:r>
         <w:rPr>
@@ -3950,7 +3934,7 @@
           <w:sz w:val="24"/>
           <w:u w:val="single"/>
         </w:rPr>
-        <w:hyperlink r:id="rId36" w:history="1">
+        <w:hyperlink r:id="rId35" w:history="1">
           <w:r>
             <w:rPr>
               <w:rStyle w:val="Hyperlink"/>
@@ -4844,13 +4828,21 @@
       </w:r>
       <w:r>
         <w:rPr>
+          <w:u w:val="single" w:color="0000ff"/>
           <w:rFonts w:ascii="Charis SIL Regular" w:hAnsi="Charis SIL Regular" w:eastAsia="Charis SIL Regular"/>
           <w:b w:val="0"/>
           <w:i w:val="0"/>
           <w:color w:val="000000"/>
           <w:sz w:val="24"/>
         </w:rPr>
-        <w:t xml:space="preserve">, </w:t>
+        <w:hyperlink r:id="rId39" w:history="1">
+          <w:r>
+            <w:rPr>
+              <w:rStyle w:val="Hyperlink"/>
+            </w:rPr>
+            <w:t xml:space="preserve">, </w:t>
+          </w:r>
+        </w:hyperlink>
       </w:r>
       <w:r>
         <w:rPr>

--- a/EXPORTS/DOCX/published/niveau3/Dutch/KunsthandelVanLier.docx
+++ b/EXPORTS/DOCX/published/niveau3/Dutch/KunsthandelVanLier.docx
@@ -255,71 +255,7 @@
           <w:color w:val="000000"/>
           <w:sz w:val="24"/>
         </w:rPr>
-        <w:t>naar A</w:t>
-      </w:r>
-      <w:r>
-        <w:rPr>
-          <w:u w:val="single" w:color="0000ff"/>
-          <w:rFonts w:ascii="Charis SIL Regular" w:hAnsi="Charis SIL Regular" w:eastAsia="Charis SIL Regular"/>
-          <w:b w:val="0"/>
-          <w:i w:val="0"/>
-          <w:color w:val="000000"/>
-          <w:sz w:val="24"/>
-        </w:rPr>
-        <w:hyperlink r:id="rId9" w:history="1">
-          <w:r>
-            <w:rPr>
-              <w:rStyle w:val="Hyperlink"/>
-            </w:rPr>
-            <w:t>ms</w:t>
-          </w:r>
-        </w:hyperlink>
-      </w:r>
-      <w:r>
-        <w:rPr>
-          <w:u w:val="single" w:color="0000ff"/>
-          <w:rFonts w:ascii="Charis SIL Regular" w:hAnsi="Charis SIL Regular" w:eastAsia="Charis SIL Regular"/>
-          <w:b w:val="0"/>
-          <w:i w:val="0"/>
-          <w:color w:val="000000"/>
-          <w:sz w:val="24"/>
-        </w:rPr>
-        <w:hyperlink r:id="rId9" w:history="1">
-          <w:r>
-            <w:rPr>
-              <w:rStyle w:val="Hyperlink"/>
-            </w:rPr>
-            <w:t>t</w:t>
-          </w:r>
-        </w:hyperlink>
-      </w:r>
-      <w:r>
-        <w:rPr>
-          <w:u w:val="single" w:color="0000ff"/>
-          <w:rFonts w:ascii="Charis SIL Regular" w:hAnsi="Charis SIL Regular" w:eastAsia="Charis SIL Regular"/>
-          <w:b w:val="0"/>
-          <w:i w:val="0"/>
-          <w:color w:val="000000"/>
-          <w:sz w:val="24"/>
-        </w:rPr>
-        <w:hyperlink r:id="rId9" w:history="1">
-          <w:r>
-            <w:rPr>
-              <w:rStyle w:val="Hyperlink"/>
-            </w:rPr>
-            <w:t>erd</w:t>
-          </w:r>
-        </w:hyperlink>
-      </w:r>
-      <w:r>
-        <w:rPr>
-          <w:rFonts w:ascii="Charis SIL Regular" w:hAnsi="Charis SIL Regular" w:eastAsia="Charis SIL Regular"/>
-          <w:b w:val="0"/>
-          <w:i w:val="0"/>
-          <w:color w:val="000000"/>
-          <w:sz w:val="24"/>
-        </w:rPr>
-        <w:t xml:space="preserve">am. </w:t>
+        <w:t xml:space="preserve">naar Amsterdam. </w:t>
       </w:r>
       <w:r>
         <w:rPr>
@@ -405,35 +341,7 @@
           <w:color w:val="000000"/>
           <w:sz w:val="24"/>
         </w:rPr>
-        <w:t xml:space="preserve"> hield zich vooral be</w:t>
-      </w:r>
-      <w:r>
-        <w:rPr>
-          <w:u w:val="single" w:color="0000ff"/>
-          <w:rFonts w:ascii="Charis SIL Regular" w:hAnsi="Charis SIL Regular" w:eastAsia="Charis SIL Regular"/>
-          <w:b w:val="0"/>
-          <w:i w:val="0"/>
-          <w:color w:val="000000"/>
-          <w:sz w:val="24"/>
-        </w:rPr>
-        <w:hyperlink r:id="rId10" w:history="1">
-          <w:r>
-            <w:rPr>
-              <w:rStyle w:val="Hyperlink"/>
-            </w:rPr>
-            <w:t>zig m</w:t>
-          </w:r>
-        </w:hyperlink>
-      </w:r>
-      <w:r>
-        <w:rPr>
-          <w:rFonts w:ascii="Charis SIL Regular" w:hAnsi="Charis SIL Regular" w:eastAsia="Charis SIL Regular"/>
-          <w:b w:val="0"/>
-          <w:i w:val="0"/>
-          <w:color w:val="000000"/>
-          <w:sz w:val="24"/>
-        </w:rPr>
-        <w:t xml:space="preserve">et </w:t>
+        <w:t xml:space="preserve"> hield zich vooral bezig met </w:t>
       </w:r>
       <w:r>
         <w:rPr>
@@ -529,7 +437,118 @@
           <w:color w:val="000000"/>
           <w:sz w:val="24"/>
         </w:rPr>
-        <w:t xml:space="preserve">Van Lier raakte echter ook geïnteresseerd in </w:t>
+        <w:t>Van Lier raakte ec</w:t>
+      </w:r>
+      <w:r>
+        <w:rPr>
+          <w:u w:val="single" w:color="0000ff"/>
+          <w:rFonts w:ascii="Charis SIL Regular" w:hAnsi="Charis SIL Regular" w:eastAsia="Charis SIL Regular"/>
+          <w:b w:val="0"/>
+          <w:i w:val="0"/>
+          <w:color w:val="000000"/>
+          <w:sz w:val="24"/>
+        </w:rPr>
+        <w:hyperlink r:id="rId11" w:history="1">
+          <w:r>
+            <w:rPr>
+              <w:rStyle w:val="Hyperlink"/>
+            </w:rPr>
+            <w:t xml:space="preserve">hter ook </w:t>
+          </w:r>
+        </w:hyperlink>
+      </w:r>
+      <w:r>
+        <w:rPr>
+          <w:u w:val="single" w:color="0000ff"/>
+          <w:rFonts w:ascii="Charis SIL Regular" w:hAnsi="Charis SIL Regular" w:eastAsia="Charis SIL Regular"/>
+          <w:b w:val="0"/>
+          <w:i w:val="0"/>
+          <w:color w:val="000000"/>
+          <w:sz w:val="24"/>
+        </w:rPr>
+        <w:hyperlink r:id="rId11" w:history="1">
+          <w:r>
+            <w:rPr>
+              <w:rStyle w:val="Hyperlink"/>
+            </w:rPr>
+            <w:t>g</w:t>
+          </w:r>
+        </w:hyperlink>
+      </w:r>
+      <w:r>
+        <w:rPr>
+          <w:u w:val="single" w:color="0000ff"/>
+          <w:rFonts w:ascii="Charis SIL Regular" w:hAnsi="Charis SIL Regular" w:eastAsia="Charis SIL Regular"/>
+          <w:b w:val="0"/>
+          <w:i w:val="0"/>
+          <w:color w:val="000000"/>
+          <w:sz w:val="24"/>
+        </w:rPr>
+        <w:hyperlink r:id="rId11" w:history="1">
+          <w:r>
+            <w:rPr>
+              <w:rStyle w:val="Hyperlink"/>
+            </w:rPr>
+            <w:t>eïnt</w:t>
+          </w:r>
+        </w:hyperlink>
+      </w:r>
+      <w:r>
+        <w:rPr>
+          <w:u w:val="single" w:color="0000ff"/>
+          <w:rFonts w:ascii="Charis SIL Regular" w:hAnsi="Charis SIL Regular" w:eastAsia="Charis SIL Regular"/>
+          <w:b w:val="0"/>
+          <w:i w:val="0"/>
+          <w:color w:val="000000"/>
+          <w:sz w:val="24"/>
+        </w:rPr>
+        <w:hyperlink r:id="rId11" w:history="1">
+          <w:r>
+            <w:rPr>
+              <w:rStyle w:val="Hyperlink"/>
+            </w:rPr>
+            <w:t>e</w:t>
+          </w:r>
+        </w:hyperlink>
+      </w:r>
+      <w:r>
+        <w:rPr>
+          <w:u w:val="single" w:color="0000ff"/>
+          <w:rFonts w:ascii="Charis SIL Regular" w:hAnsi="Charis SIL Regular" w:eastAsia="Charis SIL Regular"/>
+          <w:b w:val="0"/>
+          <w:i w:val="0"/>
+          <w:color w:val="000000"/>
+          <w:sz w:val="24"/>
+        </w:rPr>
+        <w:hyperlink r:id="rId11" w:history="1">
+          <w:r>
+            <w:rPr>
+              <w:rStyle w:val="Hyperlink"/>
+            </w:rPr>
+            <w:t>res</w:t>
+          </w:r>
+        </w:hyperlink>
+      </w:r>
+      <w:r>
+        <w:rPr>
+          <w:u w:val="single" w:color="0000ff"/>
+          <w:rFonts w:ascii="Charis SIL Regular" w:hAnsi="Charis SIL Regular" w:eastAsia="Charis SIL Regular"/>
+          <w:b w:val="0"/>
+          <w:i w:val="0"/>
+          <w:color w:val="000000"/>
+          <w:sz w:val="24"/>
+        </w:rPr>
+        <w:t>s</w:t>
+      </w:r>
+      <w:r>
+        <w:rPr>
+          <w:rFonts w:ascii="Charis SIL Regular" w:hAnsi="Charis SIL Regular" w:eastAsia="Charis SIL Regular"/>
+          <w:b w:val="0"/>
+          <w:i w:val="0"/>
+          <w:color w:val="000000"/>
+          <w:sz w:val="24"/>
+        </w:rPr>
+        <w:t xml:space="preserve">eerd in </w:t>
       </w:r>
       <w:r>
         <w:rPr>
@@ -598,13 +617,32 @@
       </w:r>
       <w:r>
         <w:rPr>
+          <w:u w:val="single" w:color="0000ff"/>
           <w:rFonts w:ascii="Charis SIL Regular" w:hAnsi="Charis SIL Regular" w:eastAsia="Charis SIL Regular"/>
           <w:b w:val="0"/>
           <w:i w:val="0"/>
           <w:color w:val="000000"/>
           <w:sz w:val="24"/>
         </w:rPr>
-        <w:t xml:space="preserve"> en </w:t>
+        <w:hyperlink r:id="rId12" w:history="1">
+          <w:r>
+            <w:rPr>
+              <w:rStyle w:val="Hyperlink"/>
+            </w:rPr>
+            <w:t xml:space="preserve"> e</w:t>
+          </w:r>
+        </w:hyperlink>
+      </w:r>
+      <w:r>
+        <w:rPr>
+          <w:u w:val="single" w:color="0000ff"/>
+          <w:rFonts w:ascii="Charis SIL Regular" w:hAnsi="Charis SIL Regular" w:eastAsia="Charis SIL Regular"/>
+          <w:b w:val="0"/>
+          <w:i w:val="0"/>
+          <w:color w:val="000000"/>
+          <w:sz w:val="24"/>
+        </w:rPr>
+        <w:t xml:space="preserve">n </w:t>
       </w:r>
       <w:r>
         <w:rPr>
@@ -890,7 +928,7 @@
           <w:sz w:val="24"/>
           <w:u w:val="single"/>
         </w:rPr>
-        <w:hyperlink r:id="rId14" w:history="1">
+        <w:hyperlink r:id="rId16" w:history="1">
           <w:r>
             <w:rPr>
               <w:rStyle w:val="Hyperlink"/>
@@ -908,7 +946,7 @@
           <w:sz w:val="24"/>
           <w:u w:val="single"/>
         </w:rPr>
-        <w:hyperlink r:id="rId14" w:history="1">
+        <w:hyperlink r:id="rId16" w:history="1">
           <w:r>
             <w:rPr>
               <w:rStyle w:val="Hyperlink"/>
@@ -926,7 +964,7 @@
           <w:sz w:val="24"/>
           <w:u w:val="single"/>
         </w:rPr>
-        <w:hyperlink r:id="rId14" w:history="1">
+        <w:hyperlink r:id="rId16" w:history="1">
           <w:r>
             <w:rPr>
               <w:rStyle w:val="Hyperlink"/>
@@ -955,7 +993,7 @@
           <w:sz w:val="24"/>
           <w:u w:val="single"/>
         </w:rPr>
-        <w:hyperlink r:id="rId14" w:history="1">
+        <w:hyperlink r:id="rId16" w:history="1">
           <w:r>
             <w:rPr>
               <w:rStyle w:val="Hyperlink"/>
@@ -1041,7 +1079,7 @@
           <w:sz w:val="24"/>
           <w:u w:val="single"/>
         </w:rPr>
-        <w:hyperlink r:id="rId16" w:history="1">
+        <w:hyperlink r:id="rId17" w:history="1">
           <w:r>
             <w:rPr>
               <w:rStyle w:val="Hyperlink"/>
@@ -1081,7 +1119,7 @@
           <w:sz w:val="24"/>
           <w:u w:val="single"/>
         </w:rPr>
-        <w:hyperlink r:id="rId16" w:history="1">
+        <w:hyperlink r:id="rId17" w:history="1">
           <w:r>
             <w:rPr>
               <w:rStyle w:val="Hyperlink"/>
@@ -1119,7 +1157,7 @@
           <w:color w:val="000000"/>
           <w:sz w:val="24"/>
         </w:rPr>
-        <w:hyperlink r:id="rId17" w:history="1">
+        <w:hyperlink r:id="rId16" w:history="1">
           <w:r>
             <w:rPr>
               <w:rStyle w:val="Hyperlink"/>
@@ -1137,7 +1175,7 @@
           <w:color w:val="000000"/>
           <w:sz w:val="24"/>
         </w:rPr>
-        <w:hyperlink r:id="rId17" w:history="1">
+        <w:hyperlink r:id="rId16" w:history="1">
           <w:r>
             <w:rPr>
               <w:rStyle w:val="Hyperlink"/>
@@ -1155,7 +1193,7 @@
           <w:color w:val="000000"/>
           <w:sz w:val="24"/>
         </w:rPr>
-        <w:hyperlink r:id="rId17" w:history="1">
+        <w:hyperlink r:id="rId16" w:history="1">
           <w:r>
             <w:rPr>
               <w:rStyle w:val="Hyperlink"/>
@@ -1202,7 +1240,7 @@
           <w:sz w:val="24"/>
           <w:u w:val="single"/>
         </w:rPr>
-        <w:hyperlink r:id="rId13" w:history="1">
+        <w:hyperlink r:id="rId18" w:history="1">
           <w:r>
             <w:rPr>
               <w:rStyle w:val="Hyperlink"/>
@@ -1220,7 +1258,7 @@
           <w:sz w:val="24"/>
           <w:u w:val="single"/>
         </w:rPr>
-        <w:hyperlink r:id="rId13" w:history="1">
+        <w:hyperlink r:id="rId18" w:history="1">
           <w:r>
             <w:rPr>
               <w:rStyle w:val="Hyperlink"/>
@@ -1238,7 +1276,7 @@
           <w:sz w:val="24"/>
           <w:u w:val="single"/>
         </w:rPr>
-        <w:hyperlink r:id="rId13" w:history="1">
+        <w:hyperlink r:id="rId18" w:history="1">
           <w:r>
             <w:rPr>
               <w:rStyle w:val="Hyperlink"/>
@@ -1302,14 +1340,7 @@
           <w:color w:val="000000"/>
           <w:sz w:val="24"/>
         </w:rPr>
-        <w:hyperlink r:id="rId16" w:history="1">
-          <w:r>
-            <w:rPr>
-              <w:rStyle w:val="Hyperlink"/>
-            </w:rPr>
-            <w:t xml:space="preserve"> werden verw</w:t>
-          </w:r>
-        </w:hyperlink>
+        <w:t xml:space="preserve"> werden verw</w:t>
       </w:r>
       <w:r>
         <w:rPr>
@@ -1320,7 +1351,7 @@
           <w:color w:val="000000"/>
           <w:sz w:val="24"/>
         </w:rPr>
-        <w:hyperlink r:id="rId16" w:history="1">
+        <w:hyperlink r:id="rId17" w:history="1">
           <w:r>
             <w:rPr>
               <w:rStyle w:val="Hyperlink"/>
@@ -2202,7 +2233,25 @@
           <w:color w:val="000000"/>
           <w:sz w:val="24"/>
         </w:rPr>
-        <w:t xml:space="preserve">naar </w:t>
+        <w:hyperlink r:id="rId25" w:history="1">
+          <w:r>
+            <w:rPr>
+              <w:rStyle w:val="Hyperlink"/>
+            </w:rPr>
+            <w:t>naar</w:t>
+          </w:r>
+        </w:hyperlink>
+      </w:r>
+      <w:r>
+        <w:rPr>
+          <w:u w:val="single" w:color="0000ff"/>
+          <w:rFonts w:ascii="Charis SIL Regular" w:hAnsi="Charis SIL Regular" w:eastAsia="Charis SIL Regular"/>
+          <w:b w:val="0"/>
+          <w:i w:val="0"/>
+          <w:color w:val="000000"/>
+          <w:sz w:val="24"/>
+        </w:rPr>
+        <w:t xml:space="preserve"> </w:t>
       </w:r>
       <w:r>
         <w:rPr>
@@ -2213,7 +2262,7 @@
           <w:sz w:val="24"/>
           <w:u w:val="single"/>
         </w:rPr>
-        <w:hyperlink r:id="rId27" w:history="1">
+        <w:hyperlink r:id="rId25" w:history="1">
           <w:r>
             <w:rPr>
               <w:rStyle w:val="Hyperlink"/>
@@ -3793,7 +3842,6 @@
           <w:i w:val="0"/>
           <w:color w:val="0000FF"/>
           <w:sz w:val="24"/>
-          <w:u w:val="single"/>
         </w:rPr>
         <w:hyperlink r:id="rId35" w:history="1">
           <w:r>
@@ -3923,7 +3971,14 @@
           <w:sz w:val="24"/>
           <w:u w:val="single"/>
         </w:rPr>
-        <w:t>restitutiev</w:t>
+        <w:hyperlink r:id="rId36" w:history="1">
+          <w:r>
+            <w:rPr>
+              <w:rStyle w:val="Hyperlink"/>
+            </w:rPr>
+            <w:t>restitutiev</w:t>
+          </w:r>
+        </w:hyperlink>
       </w:r>
       <w:r>
         <w:rPr>
@@ -3934,7 +3989,7 @@
           <w:sz w:val="24"/>
           <w:u w:val="single"/>
         </w:rPr>
-        <w:hyperlink r:id="rId35" w:history="1">
+        <w:hyperlink r:id="rId36" w:history="1">
           <w:r>
             <w:rPr>
               <w:rStyle w:val="Hyperlink"/>
@@ -4799,7 +4854,7 @@
           <w:sz w:val="24"/>
           <w:u w:val="single"/>
         </w:rPr>
-        <w:hyperlink r:id="rId39" w:history="1">
+        <w:hyperlink r:id="rId40" w:history="1">
           <w:r>
             <w:rPr>
               <w:rStyle w:val="Hyperlink"/>
@@ -4817,7 +4872,7 @@
           <w:sz w:val="24"/>
           <w:u w:val="single"/>
         </w:rPr>
-        <w:hyperlink r:id="rId39" w:history="1">
+        <w:hyperlink r:id="rId40" w:history="1">
           <w:r>
             <w:rPr>
               <w:rStyle w:val="Hyperlink"/>
@@ -4828,21 +4883,13 @@
       </w:r>
       <w:r>
         <w:rPr>
-          <w:u w:val="single" w:color="0000ff"/>
           <w:rFonts w:ascii="Charis SIL Regular" w:hAnsi="Charis SIL Regular" w:eastAsia="Charis SIL Regular"/>
           <w:b w:val="0"/>
           <w:i w:val="0"/>
           <w:color w:val="000000"/>
           <w:sz w:val="24"/>
         </w:rPr>
-        <w:hyperlink r:id="rId39" w:history="1">
-          <w:r>
-            <w:rPr>
-              <w:rStyle w:val="Hyperlink"/>
-            </w:rPr>
-            <w:t xml:space="preserve">, </w:t>
-          </w:r>
-        </w:hyperlink>
+        <w:t xml:space="preserve">, </w:t>
       </w:r>
       <w:r>
         <w:rPr>
@@ -4853,7 +4900,7 @@
           <w:sz w:val="24"/>
           <w:u w:val="single"/>
         </w:rPr>
-        <w:hyperlink r:id="rId39" w:history="1">
+        <w:hyperlink r:id="rId41" w:history="1">
           <w:r>
             <w:rPr>
               <w:rStyle w:val="Hyperlink"/>
@@ -4882,7 +4929,7 @@
           <w:sz w:val="24"/>
           <w:u w:val="single"/>
         </w:rPr>
-        <w:hyperlink r:id="rId39" w:history="1">
+        <w:hyperlink r:id="rId41" w:history="1">
           <w:r>
             <w:rPr>
               <w:rStyle w:val="Hyperlink"/>
@@ -4900,7 +4947,7 @@
           <w:sz w:val="24"/>
           <w:u w:val="single"/>
         </w:rPr>
-        <w:hyperlink r:id="rId39" w:history="1">
+        <w:hyperlink r:id="rId41" w:history="1">
           <w:r>
             <w:rPr>
               <w:rStyle w:val="Hyperlink"/>

--- a/EXPORTS/DOCX/published/niveau3/Dutch/KunsthandelVanLier.docx
+++ b/EXPORTS/DOCX/published/niveau3/Dutch/KunsthandelVanLier.docx
@@ -341,7 +341,35 @@
           <w:color w:val="000000"/>
           <w:sz w:val="24"/>
         </w:rPr>
-        <w:t xml:space="preserve"> hield zich vooral bezig met </w:t>
+        <w:t xml:space="preserve"> hield zich vooral be</w:t>
+      </w:r>
+      <w:r>
+        <w:rPr>
+          <w:u w:val="single" w:color="0000ff"/>
+          <w:rFonts w:ascii="Charis SIL Regular" w:hAnsi="Charis SIL Regular" w:eastAsia="Charis SIL Regular"/>
+          <w:b w:val="0"/>
+          <w:i w:val="0"/>
+          <w:color w:val="000000"/>
+          <w:sz w:val="24"/>
+        </w:rPr>
+        <w:hyperlink r:id="rId10" w:history="1">
+          <w:r>
+            <w:rPr>
+              <w:rStyle w:val="Hyperlink"/>
+            </w:rPr>
+            <w:t>zig m</w:t>
+          </w:r>
+        </w:hyperlink>
+      </w:r>
+      <w:r>
+        <w:rPr>
+          <w:rFonts w:ascii="Charis SIL Regular" w:hAnsi="Charis SIL Regular" w:eastAsia="Charis SIL Regular"/>
+          <w:b w:val="0"/>
+          <w:i w:val="0"/>
+          <w:color w:val="000000"/>
+          <w:sz w:val="24"/>
+        </w:rPr>
+        <w:t xml:space="preserve">et </w:t>
       </w:r>
       <w:r>
         <w:rPr>
@@ -624,25 +652,7 @@
           <w:color w:val="000000"/>
           <w:sz w:val="24"/>
         </w:rPr>
-        <w:hyperlink r:id="rId12" w:history="1">
-          <w:r>
-            <w:rPr>
-              <w:rStyle w:val="Hyperlink"/>
-            </w:rPr>
-            <w:t xml:space="preserve"> e</w:t>
-          </w:r>
-        </w:hyperlink>
-      </w:r>
-      <w:r>
-        <w:rPr>
-          <w:u w:val="single" w:color="0000ff"/>
-          <w:rFonts w:ascii="Charis SIL Regular" w:hAnsi="Charis SIL Regular" w:eastAsia="Charis SIL Regular"/>
-          <w:b w:val="0"/>
-          <w:i w:val="0"/>
-          <w:color w:val="000000"/>
-          <w:sz w:val="24"/>
-        </w:rPr>
-        <w:t xml:space="preserve">n </w:t>
+        <w:t xml:space="preserve"> en </w:t>
       </w:r>
       <w:r>
         <w:rPr>
@@ -928,7 +938,7 @@
           <w:sz w:val="24"/>
           <w:u w:val="single"/>
         </w:rPr>
-        <w:hyperlink r:id="rId16" w:history="1">
+        <w:hyperlink r:id="rId14" w:history="1">
           <w:r>
             <w:rPr>
               <w:rStyle w:val="Hyperlink"/>
@@ -946,7 +956,7 @@
           <w:sz w:val="24"/>
           <w:u w:val="single"/>
         </w:rPr>
-        <w:hyperlink r:id="rId16" w:history="1">
+        <w:hyperlink r:id="rId14" w:history="1">
           <w:r>
             <w:rPr>
               <w:rStyle w:val="Hyperlink"/>
@@ -964,7 +974,7 @@
           <w:sz w:val="24"/>
           <w:u w:val="single"/>
         </w:rPr>
-        <w:hyperlink r:id="rId16" w:history="1">
+        <w:hyperlink r:id="rId14" w:history="1">
           <w:r>
             <w:rPr>
               <w:rStyle w:val="Hyperlink"/>
@@ -1240,7 +1250,7 @@
           <w:sz w:val="24"/>
           <w:u w:val="single"/>
         </w:rPr>
-        <w:hyperlink r:id="rId18" w:history="1">
+        <w:hyperlink r:id="rId13" w:history="1">
           <w:r>
             <w:rPr>
               <w:rStyle w:val="Hyperlink"/>
@@ -1258,7 +1268,7 @@
           <w:sz w:val="24"/>
           <w:u w:val="single"/>
         </w:rPr>
-        <w:hyperlink r:id="rId18" w:history="1">
+        <w:hyperlink r:id="rId13" w:history="1">
           <w:r>
             <w:rPr>
               <w:rStyle w:val="Hyperlink"/>
@@ -1276,7 +1286,7 @@
           <w:sz w:val="24"/>
           <w:u w:val="single"/>
         </w:rPr>
-        <w:hyperlink r:id="rId18" w:history="1">
+        <w:hyperlink r:id="rId13" w:history="1">
           <w:r>
             <w:rPr>
               <w:rStyle w:val="Hyperlink"/>
@@ -1340,7 +1350,14 @@
           <w:color w:val="000000"/>
           <w:sz w:val="24"/>
         </w:rPr>
-        <w:t xml:space="preserve"> werden verw</w:t>
+        <w:hyperlink r:id="rId17" w:history="1">
+          <w:r>
+            <w:rPr>
+              <w:rStyle w:val="Hyperlink"/>
+            </w:rPr>
+            <w:t xml:space="preserve"> werden verw</w:t>
+          </w:r>
+        </w:hyperlink>
       </w:r>
       <w:r>
         <w:rPr>
@@ -1664,41 +1681,24 @@
       </w:r>
       <w:r>
         <w:rPr>
+          <w:u w:val="single" w:color="0000ff"/>
           <w:rFonts w:ascii="Charis SIL Regular" w:hAnsi="Charis SIL Regular" w:eastAsia="Charis SIL Regular"/>
           <w:b w:val="0"/>
           <w:i w:val="0"/>
           <w:color w:val="000000"/>
           <w:sz w:val="24"/>
         </w:rPr>
-        <w:hyperlink r:id="rId21" w:history="1">
-          <w:r>
-            <w:rPr>
-              <w:rStyle w:val="Hyperlink"/>
-            </w:rPr>
-            <w:t>s</w:t>
-          </w:r>
-        </w:hyperlink>
-      </w:r>
-      <w:r>
-        <w:rPr>
-          <w:u w:val="single" w:color="0000ff"/>
+        <w:t>s</w:t>
+      </w:r>
+      <w:r>
+        <w:rPr>
           <w:rFonts w:ascii="Charis SIL Regular" w:hAnsi="Charis SIL Regular" w:eastAsia="Charis SIL Regular"/>
           <w:b w:val="0"/>
           <w:i w:val="0"/>
           <w:color w:val="000000"/>
           <w:sz w:val="24"/>
         </w:rPr>
-        <w:t>c</w:t>
-      </w:r>
-      <w:r>
-        <w:rPr>
-          <w:rFonts w:ascii="Charis SIL Regular" w:hAnsi="Charis SIL Regular" w:eastAsia="Charis SIL Regular"/>
-          <w:b w:val="0"/>
-          <w:i w:val="0"/>
-          <w:color w:val="000000"/>
-          <w:sz w:val="24"/>
-        </w:rPr>
-        <w:t xml:space="preserve">he </w:t>
+        <w:t xml:space="preserve">che </w:t>
       </w:r>
       <w:r>
         <w:rPr>
@@ -2233,25 +2233,7 @@
           <w:color w:val="000000"/>
           <w:sz w:val="24"/>
         </w:rPr>
-        <w:hyperlink r:id="rId25" w:history="1">
-          <w:r>
-            <w:rPr>
-              <w:rStyle w:val="Hyperlink"/>
-            </w:rPr>
-            <w:t>naar</w:t>
-          </w:r>
-        </w:hyperlink>
-      </w:r>
-      <w:r>
-        <w:rPr>
-          <w:u w:val="single" w:color="0000ff"/>
-          <w:rFonts w:ascii="Charis SIL Regular" w:hAnsi="Charis SIL Regular" w:eastAsia="Charis SIL Regular"/>
-          <w:b w:val="0"/>
-          <w:i w:val="0"/>
-          <w:color w:val="000000"/>
-          <w:sz w:val="24"/>
-        </w:rPr>
-        <w:t xml:space="preserve"> </w:t>
+        <w:t xml:space="preserve">naar </w:t>
       </w:r>
       <w:r>
         <w:rPr>
@@ -2262,7 +2244,7 @@
           <w:sz w:val="24"/>
           <w:u w:val="single"/>
         </w:rPr>
-        <w:hyperlink r:id="rId25" w:history="1">
+        <w:hyperlink r:id="rId27" w:history="1">
           <w:r>
             <w:rPr>
               <w:rStyle w:val="Hyperlink"/>

--- a/EXPORTS/DOCX/published/niveau3/Dutch/KunsthandelVanLier.docx
+++ b/EXPORTS/DOCX/published/niveau3/Dutch/KunsthandelVanLier.docx
@@ -249,13 +249,95 @@
       </w:r>
       <w:r>
         <w:rPr>
+          <w:u w:val="single" w:color="0000ff"/>
           <w:rFonts w:ascii="Charis SIL Regular" w:hAnsi="Charis SIL Regular" w:eastAsia="Charis SIL Regular"/>
           <w:b w:val="0"/>
           <w:i w:val="0"/>
           <w:color w:val="000000"/>
           <w:sz w:val="24"/>
         </w:rPr>
-        <w:t xml:space="preserve">naar Amsterdam. </w:t>
+        <w:hyperlink r:id="rId9" w:history="1">
+          <w:r>
+            <w:rPr>
+              <w:rStyle w:val="Hyperlink"/>
+            </w:rPr>
+            <w:t xml:space="preserve">naar </w:t>
+          </w:r>
+        </w:hyperlink>
+      </w:r>
+      <w:r>
+        <w:rPr>
+          <w:rFonts w:ascii="Charis SIL Regular" w:hAnsi="Charis SIL Regular" w:eastAsia="Charis SIL Regular"/>
+          <w:b w:val="0"/>
+          <w:i w:val="0"/>
+          <w:color w:val="000000"/>
+          <w:sz w:val="24"/>
+        </w:rPr>
+        <w:t>A</w:t>
+      </w:r>
+      <w:r>
+        <w:rPr>
+          <w:u w:val="single" w:color="0000ff"/>
+          <w:rFonts w:ascii="Charis SIL Regular" w:hAnsi="Charis SIL Regular" w:eastAsia="Charis SIL Regular"/>
+          <w:b w:val="0"/>
+          <w:i w:val="0"/>
+          <w:color w:val="000000"/>
+          <w:sz w:val="24"/>
+        </w:rPr>
+        <w:hyperlink r:id="rId9" w:history="1">
+          <w:r>
+            <w:rPr>
+              <w:rStyle w:val="Hyperlink"/>
+            </w:rPr>
+            <w:t>ms</w:t>
+          </w:r>
+        </w:hyperlink>
+      </w:r>
+      <w:r>
+        <w:rPr>
+          <w:u w:val="single" w:color="0000ff"/>
+          <w:rFonts w:ascii="Charis SIL Regular" w:hAnsi="Charis SIL Regular" w:eastAsia="Charis SIL Regular"/>
+          <w:b w:val="0"/>
+          <w:i w:val="0"/>
+          <w:color w:val="000000"/>
+          <w:sz w:val="24"/>
+        </w:rPr>
+        <w:hyperlink r:id="rId9" w:history="1">
+          <w:r>
+            <w:rPr>
+              <w:rStyle w:val="Hyperlink"/>
+            </w:rPr>
+            <w:t>t</w:t>
+          </w:r>
+        </w:hyperlink>
+      </w:r>
+      <w:r>
+        <w:rPr>
+          <w:u w:val="single" w:color="0000ff"/>
+          <w:rFonts w:ascii="Charis SIL Regular" w:hAnsi="Charis SIL Regular" w:eastAsia="Charis SIL Regular"/>
+          <w:b w:val="0"/>
+          <w:i w:val="0"/>
+          <w:color w:val="000000"/>
+          <w:sz w:val="24"/>
+        </w:rPr>
+        <w:hyperlink r:id="rId9" w:history="1">
+          <w:r>
+            <w:rPr>
+              <w:rStyle w:val="Hyperlink"/>
+            </w:rPr>
+            <w:t>erd</w:t>
+          </w:r>
+        </w:hyperlink>
+      </w:r>
+      <w:r>
+        <w:rPr>
+          <w:rFonts w:ascii="Charis SIL Regular" w:hAnsi="Charis SIL Regular" w:eastAsia="Charis SIL Regular"/>
+          <w:b w:val="0"/>
+          <w:i w:val="0"/>
+          <w:color w:val="000000"/>
+          <w:sz w:val="24"/>
+        </w:rPr>
+        <w:t xml:space="preserve">am. </w:t>
       </w:r>
       <w:r>
         <w:rPr>
@@ -652,7 +734,32 @@
           <w:color w:val="000000"/>
           <w:sz w:val="24"/>
         </w:rPr>
-        <w:t xml:space="preserve"> en </w:t>
+        <w:hyperlink r:id="rId12" w:history="1">
+          <w:r>
+            <w:rPr>
+              <w:rStyle w:val="Hyperlink"/>
+            </w:rPr>
+            <w:t xml:space="preserve"> e</w:t>
+          </w:r>
+        </w:hyperlink>
+      </w:r>
+      <w:r>
+        <w:rPr>
+          <w:u w:val="single" w:color="0000ff"/>
+          <w:rFonts w:ascii="Charis SIL Regular" w:hAnsi="Charis SIL Regular" w:eastAsia="Charis SIL Regular"/>
+          <w:b w:val="0"/>
+          <w:i w:val="0"/>
+          <w:color w:val="000000"/>
+          <w:sz w:val="24"/>
+        </w:rPr>
+        <w:hyperlink r:id="rId12" w:history="1">
+          <w:r>
+            <w:rPr>
+              <w:rStyle w:val="Hyperlink"/>
+            </w:rPr>
+            <w:t xml:space="preserve">n </w:t>
+          </w:r>
+        </w:hyperlink>
       </w:r>
       <w:r>
         <w:rPr>
@@ -825,7 +932,6 @@
           <w:i w:val="0"/>
           <w:color w:val="0000FF"/>
           <w:sz w:val="24"/>
-          <w:u w:val="single"/>
         </w:rPr>
         <w:hyperlink r:id="rId14" w:history="1">
           <w:r>
@@ -1003,7 +1109,7 @@
           <w:sz w:val="24"/>
           <w:u w:val="single"/>
         </w:rPr>
-        <w:hyperlink r:id="rId16" w:history="1">
+        <w:hyperlink r:id="rId14" w:history="1">
           <w:r>
             <w:rPr>
               <w:rStyle w:val="Hyperlink"/>
@@ -1089,7 +1195,7 @@
           <w:sz w:val="24"/>
           <w:u w:val="single"/>
         </w:rPr>
-        <w:hyperlink r:id="rId17" w:history="1">
+        <w:hyperlink r:id="rId16" w:history="1">
           <w:r>
             <w:rPr>
               <w:rStyle w:val="Hyperlink"/>
@@ -1116,25 +1222,24 @@
           <w:i w:val="0"/>
           <w:color w:val="0000FF"/>
           <w:sz w:val="24"/>
+        </w:rPr>
+        <w:t xml:space="preserve"> </w:t>
+      </w:r>
+      <w:r>
+        <w:rPr>
+          <w:rFonts w:ascii="Charis SIL Regular" w:hAnsi="Charis SIL Regular" w:eastAsia="Charis SIL Regular"/>
+          <w:b w:val="0"/>
+          <w:i w:val="0"/>
+          <w:color w:val="0000FF"/>
+          <w:sz w:val="24"/>
           <w:u w:val="single"/>
         </w:rPr>
-        <w:t xml:space="preserve"> </w:t>
-      </w:r>
-      <w:r>
-        <w:rPr>
-          <w:rFonts w:ascii="Charis SIL Regular" w:hAnsi="Charis SIL Regular" w:eastAsia="Charis SIL Regular"/>
-          <w:b w:val="0"/>
-          <w:i w:val="0"/>
-          <w:color w:val="0000FF"/>
-          <w:sz w:val="24"/>
-          <w:u w:val="single"/>
-        </w:rPr>
-        <w:hyperlink r:id="rId17" w:history="1">
+        <w:hyperlink r:id="rId16" w:history="1">
           <w:r>
             <w:rPr>
               <w:rStyle w:val="Hyperlink"/>
             </w:rPr>
-            <w:t>voorwerpe</w:t>
+            <w:t>voorwerpen</w:t>
           </w:r>
         </w:hyperlink>
       </w:r>
@@ -1143,16 +1248,6 @@
           <w:rFonts w:ascii="Charis SIL Regular" w:hAnsi="Charis SIL Regular" w:eastAsia="Charis SIL Regular"/>
           <w:b w:val="0"/>
           <w:i w:val="0"/>
-          <w:color w:val="0000FF"/>
-          <w:sz w:val="24"/>
-        </w:rPr>
-        <w:t>n</w:t>
-      </w:r>
-      <w:r>
-        <w:rPr>
-          <w:rFonts w:ascii="Charis SIL Regular" w:hAnsi="Charis SIL Regular" w:eastAsia="Charis SIL Regular"/>
-          <w:b w:val="0"/>
-          <w:i w:val="0"/>
           <w:color w:val="000000"/>
           <w:sz w:val="24"/>
         </w:rPr>
@@ -1167,7 +1262,7 @@
           <w:color w:val="000000"/>
           <w:sz w:val="24"/>
         </w:rPr>
-        <w:hyperlink r:id="rId16" w:history="1">
+        <w:hyperlink r:id="rId17" w:history="1">
           <w:r>
             <w:rPr>
               <w:rStyle w:val="Hyperlink"/>
@@ -1185,7 +1280,7 @@
           <w:color w:val="000000"/>
           <w:sz w:val="24"/>
         </w:rPr>
-        <w:hyperlink r:id="rId16" w:history="1">
+        <w:hyperlink r:id="rId17" w:history="1">
           <w:r>
             <w:rPr>
               <w:rStyle w:val="Hyperlink"/>
@@ -1203,7 +1298,7 @@
           <w:color w:val="000000"/>
           <w:sz w:val="24"/>
         </w:rPr>
-        <w:hyperlink r:id="rId16" w:history="1">
+        <w:hyperlink r:id="rId17" w:history="1">
           <w:r>
             <w:rPr>
               <w:rStyle w:val="Hyperlink"/>
@@ -1350,7 +1445,7 @@
           <w:color w:val="000000"/>
           <w:sz w:val="24"/>
         </w:rPr>
-        <w:hyperlink r:id="rId17" w:history="1">
+        <w:hyperlink r:id="rId16" w:history="1">
           <w:r>
             <w:rPr>
               <w:rStyle w:val="Hyperlink"/>
@@ -1368,7 +1463,7 @@
           <w:color w:val="000000"/>
           <w:sz w:val="24"/>
         </w:rPr>
-        <w:hyperlink r:id="rId17" w:history="1">
+        <w:hyperlink r:id="rId16" w:history="1">
           <w:r>
             <w:rPr>
               <w:rStyle w:val="Hyperlink"/>
@@ -1392,96 +1487,24 @@
       </w:r>
       <w:r>
         <w:rPr>
-          <w:u w:val="single" w:color="0000ff"/>
           <w:rFonts w:ascii="Charis SIL Regular" w:hAnsi="Charis SIL Regular" w:eastAsia="Charis SIL Regular"/>
           <w:b w:val="0"/>
           <w:i w:val="0"/>
           <w:color w:val="000000"/>
           <w:sz w:val="24"/>
         </w:rPr>
+        <w:t xml:space="preserve">Nederland, tijdens aankoopreizen naar </w:t>
+      </w:r>
+      <w:r>
+        <w:rPr>
+          <w:rFonts w:ascii="Charis SIL Regular" w:hAnsi="Charis SIL Regular" w:eastAsia="Charis SIL Regular"/>
+          <w:b w:val="0"/>
+          <w:i w:val="0"/>
+          <w:color w:val="0000FF"/>
+          <w:sz w:val="24"/>
+          <w:u w:val="single"/>
+        </w:rPr>
         <w:hyperlink r:id="rId18" w:history="1">
-          <w:r>
-            <w:rPr>
-              <w:rStyle w:val="Hyperlink"/>
-            </w:rPr>
-            <w:t>Nederla</w:t>
-          </w:r>
-        </w:hyperlink>
-      </w:r>
-      <w:r>
-        <w:rPr>
-          <w:u w:val="single" w:color="0000ff"/>
-          <w:rFonts w:ascii="Charis SIL Regular" w:hAnsi="Charis SIL Regular" w:eastAsia="Charis SIL Regular"/>
-          <w:b w:val="0"/>
-          <w:i w:val="0"/>
-          <w:color w:val="000000"/>
-          <w:sz w:val="24"/>
-        </w:rPr>
-        <w:hyperlink r:id="rId18" w:history="1">
-          <w:r>
-            <w:rPr>
-              <w:rStyle w:val="Hyperlink"/>
-            </w:rPr>
-            <w:t>n</w:t>
-          </w:r>
-        </w:hyperlink>
-      </w:r>
-      <w:r>
-        <w:rPr>
-          <w:u w:val="single" w:color="0000ff"/>
-          <w:rFonts w:ascii="Charis SIL Regular" w:hAnsi="Charis SIL Regular" w:eastAsia="Charis SIL Regular"/>
-          <w:b w:val="0"/>
-          <w:i w:val="0"/>
-          <w:color w:val="000000"/>
-          <w:sz w:val="24"/>
-        </w:rPr>
-        <w:hyperlink r:id="rId18" w:history="1">
-          <w:r>
-            <w:rPr>
-              <w:rStyle w:val="Hyperlink"/>
-            </w:rPr>
-            <w:t>d, tijde</w:t>
-          </w:r>
-        </w:hyperlink>
-      </w:r>
-      <w:r>
-        <w:rPr>
-          <w:u w:val="single" w:color="0000ff"/>
-          <w:rFonts w:ascii="Charis SIL Regular" w:hAnsi="Charis SIL Regular" w:eastAsia="Charis SIL Regular"/>
-          <w:b w:val="0"/>
-          <w:i w:val="0"/>
-          <w:color w:val="000000"/>
-          <w:sz w:val="24"/>
-        </w:rPr>
-        <w:hyperlink r:id="rId18" w:history="1">
-          <w:r>
-            <w:rPr>
-              <w:rStyle w:val="Hyperlink"/>
-            </w:rPr>
-            <w:t>ns aanko</w:t>
-          </w:r>
-        </w:hyperlink>
-      </w:r>
-      <w:r>
-        <w:rPr>
-          <w:rFonts w:ascii="Charis SIL Regular" w:hAnsi="Charis SIL Regular" w:eastAsia="Charis SIL Regular"/>
-          <w:b w:val="0"/>
-          <w:i w:val="0"/>
-          <w:color w:val="000000"/>
-          <w:sz w:val="24"/>
-        </w:rPr>
-        <w:t xml:space="preserve">opreizen naar </w:t>
-      </w:r>
-      <w:r>
-        <w:rPr>
-          <w:rFonts w:ascii="Charis SIL Regular" w:hAnsi="Charis SIL Regular" w:eastAsia="Charis SIL Regular"/>
-          <w:b w:val="0"/>
-          <w:i w:val="0"/>
-          <w:color w:val="0000FF"/>
-          <w:sz w:val="24"/>
-          <w:u w:val="single"/>
-        </w:rPr>
-        <w:hyperlink r:id="rId19" w:history="1">
           <w:r>
             <w:rPr>
               <w:rStyle w:val="Hyperlink"/>
@@ -1509,7 +1532,7 @@
           <w:sz w:val="24"/>
           <w:u w:val="single"/>
         </w:rPr>
-        <w:hyperlink r:id="rId20" w:history="1">
+        <w:hyperlink r:id="rId19" w:history="1">
           <w:r>
             <w:rPr>
               <w:rStyle w:val="Hyperlink"/>
@@ -1537,7 +1560,7 @@
           <w:sz w:val="24"/>
           <w:u w:val="single"/>
         </w:rPr>
-        <w:hyperlink r:id="rId21" w:history="1">
+        <w:hyperlink r:id="rId20" w:history="1">
           <w:r>
             <w:rPr>
               <w:rStyle w:val="Hyperlink"/>
@@ -1565,7 +1588,7 @@
           <w:sz w:val="24"/>
           <w:u w:val="single"/>
         </w:rPr>
-        <w:hyperlink r:id="rId22" w:history="1">
+        <w:hyperlink r:id="rId21" w:history="1">
           <w:r>
             <w:rPr>
               <w:rStyle w:val="Hyperlink"/>
@@ -1603,7 +1626,7 @@
           <w:color w:val="000000"/>
           <w:sz w:val="24"/>
         </w:rPr>
-        <w:hyperlink r:id="rId19" w:history="1">
+        <w:hyperlink r:id="rId18" w:history="1">
           <w:r>
             <w:rPr>
               <w:rStyle w:val="Hyperlink"/>
@@ -1642,7 +1665,7 @@
           <w:color w:val="000000"/>
           <w:sz w:val="24"/>
         </w:rPr>
-        <w:hyperlink r:id="rId20" w:history="1">
+        <w:hyperlink r:id="rId19" w:history="1">
           <w:r>
             <w:rPr>
               <w:rStyle w:val="Hyperlink"/>
@@ -1670,7 +1693,7 @@
           <w:color w:val="000000"/>
           <w:sz w:val="24"/>
         </w:rPr>
-        <w:hyperlink r:id="rId21" w:history="1">
+        <w:hyperlink r:id="rId20" w:history="1">
           <w:r>
             <w:rPr>
               <w:rStyle w:val="Hyperlink"/>
@@ -1709,7 +1732,7 @@
           <w:color w:val="000000"/>
           <w:sz w:val="24"/>
         </w:rPr>
-        <w:hyperlink r:id="rId22" w:history="1">
+        <w:hyperlink r:id="rId21" w:history="1">
           <w:r>
             <w:rPr>
               <w:rStyle w:val="Hyperlink"/>
@@ -1750,7 +1773,7 @@
           <w:sz w:val="24"/>
           <w:u w:val="single"/>
         </w:rPr>
-        <w:hyperlink r:id="rId23" w:history="1">
+        <w:hyperlink r:id="rId22" w:history="1">
           <w:r>
             <w:rPr>
               <w:rStyle w:val="Hyperlink"/>
@@ -1779,7 +1802,7 @@
           <w:sz w:val="24"/>
           <w:u w:val="single"/>
         </w:rPr>
-        <w:hyperlink r:id="rId23" w:history="1">
+        <w:hyperlink r:id="rId22" w:history="1">
           <w:r>
             <w:rPr>
               <w:rStyle w:val="Hyperlink"/>
@@ -1930,7 +1953,7 @@
           <w:sz w:val="24"/>
           <w:u w:val="single"/>
         </w:rPr>
-        <w:hyperlink r:id="rId24" w:history="1">
+        <w:hyperlink r:id="rId23" w:history="1">
           <w:r>
             <w:rPr>
               <w:rStyle w:val="Hyperlink"/>
@@ -1959,7 +1982,7 @@
           <w:sz w:val="24"/>
           <w:u w:val="single"/>
         </w:rPr>
-        <w:hyperlink r:id="rId24" w:history="1">
+        <w:hyperlink r:id="rId23" w:history="1">
           <w:r>
             <w:rPr>
               <w:rStyle w:val="Hyperlink"/>
@@ -1988,7 +2011,7 @@
           <w:sz w:val="24"/>
           <w:u w:val="single"/>
         </w:rPr>
-        <w:hyperlink r:id="rId24" w:history="1">
+        <w:hyperlink r:id="rId23" w:history="1">
           <w:r>
             <w:rPr>
               <w:rStyle w:val="Hyperlink"/>
@@ -2019,7 +2042,7 @@
           <w:color w:val="000000"/>
           <w:sz w:val="24"/>
         </w:rPr>
-        <w:hyperlink r:id="rId24" w:history="1">
+        <w:hyperlink r:id="rId23" w:history="1">
           <w:r>
             <w:rPr>
               <w:rStyle w:val="Hyperlink"/>
@@ -2037,7 +2060,7 @@
           <w:color w:val="000000"/>
           <w:sz w:val="24"/>
         </w:rPr>
-        <w:hyperlink r:id="rId24" w:history="1">
+        <w:hyperlink r:id="rId23" w:history="1">
           <w:r>
             <w:rPr>
               <w:rStyle w:val="Hyperlink"/>
@@ -2055,7 +2078,7 @@
           <w:color w:val="000000"/>
           <w:sz w:val="24"/>
         </w:rPr>
-        <w:hyperlink r:id="rId24" w:history="1">
+        <w:hyperlink r:id="rId23" w:history="1">
           <w:r>
             <w:rPr>
               <w:rStyle w:val="Hyperlink"/>
@@ -2073,7 +2096,7 @@
           <w:color w:val="000000"/>
           <w:sz w:val="24"/>
         </w:rPr>
-        <w:hyperlink r:id="rId24" w:history="1">
+        <w:hyperlink r:id="rId23" w:history="1">
           <w:r>
             <w:rPr>
               <w:rStyle w:val="Hyperlink"/>
@@ -2101,7 +2124,7 @@
           <w:sz w:val="24"/>
           <w:u w:val="single"/>
         </w:rPr>
-        <w:hyperlink r:id="rId25" w:history="1">
+        <w:hyperlink r:id="rId24" w:history="1">
           <w:r>
             <w:rPr>
               <w:rStyle w:val="Hyperlink"/>
@@ -2119,7 +2142,7 @@
           <w:sz w:val="24"/>
           <w:u w:val="single"/>
         </w:rPr>
-        <w:hyperlink r:id="rId25" w:history="1">
+        <w:hyperlink r:id="rId24" w:history="1">
           <w:r>
             <w:rPr>
               <w:rStyle w:val="Hyperlink"/>
@@ -2148,7 +2171,7 @@
           <w:sz w:val="24"/>
           <w:u w:val="single"/>
         </w:rPr>
-        <w:hyperlink r:id="rId25" w:history="1">
+        <w:hyperlink r:id="rId24" w:history="1">
           <w:r>
             <w:rPr>
               <w:rStyle w:val="Hyperlink"/>
@@ -2176,7 +2199,7 @@
           <w:sz w:val="24"/>
           <w:u w:val="single"/>
         </w:rPr>
-        <w:hyperlink r:id="rId26" w:history="1">
+        <w:hyperlink r:id="rId25" w:history="1">
           <w:r>
             <w:rPr>
               <w:rStyle w:val="Hyperlink"/>
@@ -2205,7 +2228,7 @@
           <w:sz w:val="24"/>
           <w:u w:val="single"/>
         </w:rPr>
-        <w:hyperlink r:id="rId26" w:history="1">
+        <w:hyperlink r:id="rId25" w:history="1">
           <w:r>
             <w:rPr>
               <w:rStyle w:val="Hyperlink"/>
@@ -2244,7 +2267,7 @@
           <w:sz w:val="24"/>
           <w:u w:val="single"/>
         </w:rPr>
-        <w:hyperlink r:id="rId27" w:history="1">
+        <w:hyperlink r:id="rId26" w:history="1">
           <w:r>
             <w:rPr>
               <w:rStyle w:val="Hyperlink"/>
@@ -2273,7 +2296,7 @@
           <w:color w:val="000000"/>
           <w:sz w:val="24"/>
         </w:rPr>
-        <w:hyperlink r:id="rId25" w:history="1">
+        <w:hyperlink r:id="rId24" w:history="1">
           <w:r>
             <w:rPr>
               <w:rStyle w:val="Hyperlink"/>
@@ -2291,7 +2314,7 @@
           <w:color w:val="000000"/>
           <w:sz w:val="24"/>
         </w:rPr>
-        <w:hyperlink r:id="rId25" w:history="1">
+        <w:hyperlink r:id="rId24" w:history="1">
           <w:r>
             <w:rPr>
               <w:rStyle w:val="Hyperlink"/>
@@ -2330,7 +2353,7 @@
           <w:color w:val="000000"/>
           <w:sz w:val="24"/>
         </w:rPr>
-        <w:hyperlink r:id="rId26" w:history="1">
+        <w:hyperlink r:id="rId25" w:history="1">
           <w:r>
             <w:rPr>
               <w:rStyle w:val="Hyperlink"/>
@@ -2348,7 +2371,7 @@
           <w:color w:val="000000"/>
           <w:sz w:val="24"/>
         </w:rPr>
-        <w:hyperlink r:id="rId26" w:history="1">
+        <w:hyperlink r:id="rId25" w:history="1">
           <w:r>
             <w:rPr>
               <w:rStyle w:val="Hyperlink"/>
@@ -2366,7 +2389,7 @@
           <w:color w:val="000000"/>
           <w:sz w:val="24"/>
         </w:rPr>
-        <w:hyperlink r:id="rId26" w:history="1">
+        <w:hyperlink r:id="rId25" w:history="1">
           <w:r>
             <w:rPr>
               <w:rStyle w:val="Hyperlink"/>
@@ -2404,7 +2427,7 @@
           <w:color w:val="000000"/>
           <w:sz w:val="24"/>
         </w:rPr>
-        <w:hyperlink r:id="rId27" w:history="1">
+        <w:hyperlink r:id="rId26" w:history="1">
           <w:r>
             <w:rPr>
               <w:rStyle w:val="Hyperlink"/>
@@ -2432,7 +2455,7 @@
           <w:sz w:val="24"/>
           <w:u w:val="single"/>
         </w:rPr>
-        <w:hyperlink r:id="rId28" w:history="1">
+        <w:hyperlink r:id="rId27" w:history="1">
           <w:r>
             <w:rPr>
               <w:rStyle w:val="Hyperlink"/>
@@ -2481,7 +2504,7 @@
           <w:color w:val="000000"/>
           <w:sz w:val="24"/>
         </w:rPr>
-        <w:hyperlink r:id="rId28" w:history="1">
+        <w:hyperlink r:id="rId27" w:history="1">
           <w:r>
             <w:rPr>
               <w:rStyle w:val="Hyperlink"/>
@@ -2509,7 +2532,7 @@
           <w:sz w:val="24"/>
           <w:u w:val="single"/>
         </w:rPr>
-        <w:hyperlink r:id="rId29" w:history="1">
+        <w:hyperlink r:id="rId28" w:history="1">
           <w:r>
             <w:rPr>
               <w:rStyle w:val="Hyperlink"/>
@@ -2538,7 +2561,7 @@
           <w:sz w:val="24"/>
           <w:u w:val="single"/>
         </w:rPr>
-        <w:hyperlink r:id="rId29" w:history="1">
+        <w:hyperlink r:id="rId28" w:history="1">
           <w:r>
             <w:rPr>
               <w:rStyle w:val="Hyperlink"/>
@@ -2567,7 +2590,7 @@
           <w:sz w:val="24"/>
           <w:u w:val="single"/>
         </w:rPr>
-        <w:hyperlink r:id="rId29" w:history="1">
+        <w:hyperlink r:id="rId28" w:history="1">
           <w:r>
             <w:rPr>
               <w:rStyle w:val="Hyperlink"/>
@@ -2605,7 +2628,7 @@
           <w:color w:val="000000"/>
           <w:sz w:val="24"/>
         </w:rPr>
-        <w:hyperlink r:id="rId29" w:history="1">
+        <w:hyperlink r:id="rId28" w:history="1">
           <w:r>
             <w:rPr>
               <w:rStyle w:val="Hyperlink"/>
@@ -2623,7 +2646,7 @@
           <w:color w:val="000000"/>
           <w:sz w:val="24"/>
         </w:rPr>
-        <w:hyperlink r:id="rId29" w:history="1">
+        <w:hyperlink r:id="rId28" w:history="1">
           <w:r>
             <w:rPr>
               <w:rStyle w:val="Hyperlink"/>
@@ -2641,7 +2664,7 @@
           <w:color w:val="000000"/>
           <w:sz w:val="24"/>
         </w:rPr>
-        <w:hyperlink r:id="rId29" w:history="1">
+        <w:hyperlink r:id="rId28" w:history="1">
           <w:r>
             <w:rPr>
               <w:rStyle w:val="Hyperlink"/>
@@ -2659,7 +2682,7 @@
           <w:color w:val="000000"/>
           <w:sz w:val="24"/>
         </w:rPr>
-        <w:hyperlink r:id="rId29" w:history="1">
+        <w:hyperlink r:id="rId28" w:history="1">
           <w:r>
             <w:rPr>
               <w:rStyle w:val="Hyperlink"/>
@@ -2677,7 +2700,7 @@
           <w:color w:val="000000"/>
           <w:sz w:val="24"/>
         </w:rPr>
-        <w:hyperlink r:id="rId29" w:history="1">
+        <w:hyperlink r:id="rId28" w:history="1">
           <w:r>
             <w:rPr>
               <w:rStyle w:val="Hyperlink"/>
@@ -2715,7 +2738,7 @@
           <w:sz w:val="24"/>
           <w:u w:val="single"/>
         </w:rPr>
-        <w:hyperlink r:id="rId30" w:history="1">
+        <w:hyperlink r:id="rId29" w:history="1">
           <w:r>
             <w:rPr>
               <w:rStyle w:val="Hyperlink"/>
@@ -2783,7 +2806,7 @@
           <w:sz w:val="24"/>
           <w:u w:val="single"/>
         </w:rPr>
-        <w:hyperlink r:id="rId31" w:history="1">
+        <w:hyperlink r:id="rId30" w:history="1">
           <w:r>
             <w:rPr>
               <w:rStyle w:val="Hyperlink"/>
@@ -2812,7 +2835,7 @@
           <w:sz w:val="24"/>
           <w:u w:val="single"/>
         </w:rPr>
-        <w:hyperlink r:id="rId31" w:history="1">
+        <w:hyperlink r:id="rId30" w:history="1">
           <w:r>
             <w:rPr>
               <w:rStyle w:val="Hyperlink"/>
@@ -2841,7 +2864,7 @@
           <w:sz w:val="24"/>
           <w:u w:val="single"/>
         </w:rPr>
-        <w:hyperlink r:id="rId31" w:history="1">
+        <w:hyperlink r:id="rId30" w:history="1">
           <w:r>
             <w:rPr>
               <w:rStyle w:val="Hyperlink"/>
@@ -2870,7 +2893,7 @@
           <w:sz w:val="24"/>
           <w:u w:val="single"/>
         </w:rPr>
-        <w:hyperlink r:id="rId31" w:history="1">
+        <w:hyperlink r:id="rId30" w:history="1">
           <w:r>
             <w:rPr>
               <w:rStyle w:val="Hyperlink"/>
@@ -2899,7 +2922,7 @@
           <w:sz w:val="24"/>
           <w:u w:val="single"/>
         </w:rPr>
-        <w:hyperlink r:id="rId31" w:history="1">
+        <w:hyperlink r:id="rId30" w:history="1">
           <w:r>
             <w:rPr>
               <w:rStyle w:val="Hyperlink"/>
@@ -2928,7 +2951,7 @@
           <w:sz w:val="24"/>
           <w:u w:val="single"/>
         </w:rPr>
-        <w:hyperlink r:id="rId31" w:history="1">
+        <w:hyperlink r:id="rId30" w:history="1">
           <w:r>
             <w:rPr>
               <w:rStyle w:val="Hyperlink"/>
@@ -2957,7 +2980,7 @@
           <w:sz w:val="24"/>
           <w:u w:val="single"/>
         </w:rPr>
-        <w:hyperlink r:id="rId31" w:history="1">
+        <w:hyperlink r:id="rId30" w:history="1">
           <w:r>
             <w:rPr>
               <w:rStyle w:val="Hyperlink"/>
@@ -2995,7 +3018,7 @@
           <w:color w:val="000000"/>
           <w:sz w:val="24"/>
         </w:rPr>
-        <w:hyperlink r:id="rId31" w:history="1">
+        <w:hyperlink r:id="rId30" w:history="1">
           <w:r>
             <w:rPr>
               <w:rStyle w:val="Hyperlink"/>
@@ -3013,7 +3036,7 @@
           <w:color w:val="000000"/>
           <w:sz w:val="24"/>
         </w:rPr>
-        <w:hyperlink r:id="rId31" w:history="1">
+        <w:hyperlink r:id="rId30" w:history="1">
           <w:r>
             <w:rPr>
               <w:rStyle w:val="Hyperlink"/>
@@ -3031,7 +3054,7 @@
           <w:color w:val="000000"/>
           <w:sz w:val="24"/>
         </w:rPr>
-        <w:hyperlink r:id="rId31" w:history="1">
+        <w:hyperlink r:id="rId30" w:history="1">
           <w:r>
             <w:rPr>
               <w:rStyle w:val="Hyperlink"/>
@@ -3049,7 +3072,7 @@
           <w:color w:val="000000"/>
           <w:sz w:val="24"/>
         </w:rPr>
-        <w:hyperlink r:id="rId31" w:history="1">
+        <w:hyperlink r:id="rId30" w:history="1">
           <w:r>
             <w:rPr>
               <w:rStyle w:val="Hyperlink"/>
@@ -3067,7 +3090,7 @@
           <w:color w:val="000000"/>
           <w:sz w:val="24"/>
         </w:rPr>
-        <w:hyperlink r:id="rId31" w:history="1">
+        <w:hyperlink r:id="rId30" w:history="1">
           <w:r>
             <w:rPr>
               <w:rStyle w:val="Hyperlink"/>
@@ -3085,7 +3108,7 @@
           <w:color w:val="000000"/>
           <w:sz w:val="24"/>
         </w:rPr>
-        <w:hyperlink r:id="rId31" w:history="1">
+        <w:hyperlink r:id="rId30" w:history="1">
           <w:r>
             <w:rPr>
               <w:rStyle w:val="Hyperlink"/>
@@ -3103,7 +3126,7 @@
           <w:color w:val="000000"/>
           <w:sz w:val="24"/>
         </w:rPr>
-        <w:hyperlink r:id="rId31" w:history="1">
+        <w:hyperlink r:id="rId30" w:history="1">
           <w:r>
             <w:rPr>
               <w:rStyle w:val="Hyperlink"/>
@@ -3121,7 +3144,7 @@
           <w:color w:val="000000"/>
           <w:sz w:val="24"/>
         </w:rPr>
-        <w:hyperlink r:id="rId31" w:history="1">
+        <w:hyperlink r:id="rId30" w:history="1">
           <w:r>
             <w:rPr>
               <w:rStyle w:val="Hyperlink"/>
@@ -3139,7 +3162,7 @@
           <w:color w:val="000000"/>
           <w:sz w:val="24"/>
         </w:rPr>
-        <w:hyperlink r:id="rId31" w:history="1">
+        <w:hyperlink r:id="rId30" w:history="1">
           <w:r>
             <w:rPr>
               <w:rStyle w:val="Hyperlink"/>
@@ -3157,7 +3180,7 @@
           <w:sz w:val="24"/>
           <w:u w:val="single"/>
         </w:rPr>
-        <w:hyperlink r:id="rId31" w:history="1">
+        <w:hyperlink r:id="rId30" w:history="1">
           <w:r>
             <w:rPr>
               <w:rStyle w:val="Hyperlink"/>
@@ -3175,7 +3198,7 @@
           <w:sz w:val="24"/>
           <w:u w:val="single"/>
         </w:rPr>
-        <w:hyperlink r:id="rId31" w:history="1">
+        <w:hyperlink r:id="rId30" w:history="1">
           <w:r>
             <w:rPr>
               <w:rStyle w:val="Hyperlink"/>
@@ -3193,7 +3216,7 @@
           <w:sz w:val="24"/>
           <w:u w:val="single"/>
         </w:rPr>
-        <w:hyperlink r:id="rId31" w:history="1">
+        <w:hyperlink r:id="rId30" w:history="1">
           <w:r>
             <w:rPr>
               <w:rStyle w:val="Hyperlink"/>
@@ -3222,7 +3245,7 @@
           <w:sz w:val="24"/>
           <w:u w:val="single"/>
         </w:rPr>
-        <w:hyperlink r:id="rId31" w:history="1">
+        <w:hyperlink r:id="rId30" w:history="1">
           <w:r>
             <w:rPr>
               <w:rStyle w:val="Hyperlink"/>
@@ -3251,7 +3274,7 @@
           <w:sz w:val="24"/>
           <w:u w:val="single"/>
         </w:rPr>
-        <w:hyperlink r:id="rId31" w:history="1">
+        <w:hyperlink r:id="rId30" w:history="1">
           <w:r>
             <w:rPr>
               <w:rStyle w:val="Hyperlink"/>
@@ -3269,7 +3292,7 @@
           <w:sz w:val="24"/>
           <w:u w:val="single"/>
         </w:rPr>
-        <w:hyperlink r:id="rId32" w:history="1">
+        <w:hyperlink r:id="rId31" w:history="1">
           <w:r>
             <w:rPr>
               <w:rStyle w:val="Hyperlink"/>
@@ -3307,7 +3330,7 @@
           <w:color w:val="000000"/>
           <w:sz w:val="24"/>
         </w:rPr>
-        <w:hyperlink r:id="rId32" w:history="1">
+        <w:hyperlink r:id="rId31" w:history="1">
           <w:r>
             <w:rPr>
               <w:rStyle w:val="Hyperlink"/>
@@ -3325,7 +3348,7 @@
           <w:color w:val="000000"/>
           <w:sz w:val="24"/>
         </w:rPr>
-        <w:hyperlink r:id="rId32" w:history="1">
+        <w:hyperlink r:id="rId31" w:history="1">
           <w:r>
             <w:rPr>
               <w:rStyle w:val="Hyperlink"/>
@@ -3343,7 +3366,7 @@
           <w:color w:val="000000"/>
           <w:sz w:val="24"/>
         </w:rPr>
-        <w:hyperlink r:id="rId32" w:history="1">
+        <w:hyperlink r:id="rId31" w:history="1">
           <w:r>
             <w:rPr>
               <w:rStyle w:val="Hyperlink"/>
@@ -3450,7 +3473,7 @@
           <w:sz w:val="24"/>
           <w:u w:val="single"/>
         </w:rPr>
-        <w:hyperlink r:id="rId33" w:history="1">
+        <w:hyperlink r:id="rId32" w:history="1">
           <w:r>
             <w:rPr>
               <w:rStyle w:val="Hyperlink"/>
@@ -3479,7 +3502,7 @@
           <w:sz w:val="24"/>
           <w:u w:val="single"/>
         </w:rPr>
-        <w:hyperlink r:id="rId33" w:history="1">
+        <w:hyperlink r:id="rId32" w:history="1">
           <w:r>
             <w:rPr>
               <w:rStyle w:val="Hyperlink"/>
@@ -3508,7 +3531,7 @@
           <w:sz w:val="24"/>
           <w:u w:val="single"/>
         </w:rPr>
-        <w:hyperlink r:id="rId33" w:history="1">
+        <w:hyperlink r:id="rId32" w:history="1">
           <w:r>
             <w:rPr>
               <w:rStyle w:val="Hyperlink"/>
@@ -3536,7 +3559,7 @@
           <w:color w:val="000000"/>
           <w:sz w:val="24"/>
         </w:rPr>
-        <w:hyperlink r:id="rId33" w:history="1">
+        <w:hyperlink r:id="rId32" w:history="1">
           <w:r>
             <w:rPr>
               <w:rStyle w:val="Hyperlink"/>
@@ -3554,7 +3577,7 @@
           <w:color w:val="000000"/>
           <w:sz w:val="24"/>
         </w:rPr>
-        <w:hyperlink r:id="rId33" w:history="1">
+        <w:hyperlink r:id="rId32" w:history="1">
           <w:r>
             <w:rPr>
               <w:rStyle w:val="Hyperlink"/>
@@ -3572,7 +3595,7 @@
           <w:color w:val="000000"/>
           <w:sz w:val="24"/>
         </w:rPr>
-        <w:hyperlink r:id="rId33" w:history="1">
+        <w:hyperlink r:id="rId32" w:history="1">
           <w:r>
             <w:rPr>
               <w:rStyle w:val="Hyperlink"/>
@@ -3590,7 +3613,7 @@
           <w:color w:val="000000"/>
           <w:sz w:val="24"/>
         </w:rPr>
-        <w:hyperlink r:id="rId33" w:history="1">
+        <w:hyperlink r:id="rId32" w:history="1">
           <w:r>
             <w:rPr>
               <w:rStyle w:val="Hyperlink"/>
@@ -3608,7 +3631,7 @@
           <w:color w:val="000000"/>
           <w:sz w:val="24"/>
         </w:rPr>
-        <w:hyperlink r:id="rId33" w:history="1">
+        <w:hyperlink r:id="rId32" w:history="1">
           <w:r>
             <w:rPr>
               <w:rStyle w:val="Hyperlink"/>
@@ -3636,7 +3659,7 @@
           <w:sz w:val="24"/>
           <w:u w:val="single"/>
         </w:rPr>
-        <w:hyperlink r:id="rId34" w:history="1">
+        <w:hyperlink r:id="rId33" w:history="1">
           <w:r>
             <w:rPr>
               <w:rStyle w:val="Hyperlink"/>
@@ -3665,7 +3688,7 @@
           <w:sz w:val="24"/>
           <w:u w:val="single"/>
         </w:rPr>
-        <w:hyperlink r:id="rId34" w:history="1">
+        <w:hyperlink r:id="rId33" w:history="1">
           <w:r>
             <w:rPr>
               <w:rStyle w:val="Hyperlink"/>
@@ -3683,7 +3706,7 @@
           <w:sz w:val="24"/>
           <w:u w:val="single"/>
         </w:rPr>
-        <w:hyperlink r:id="rId34" w:history="1">
+        <w:hyperlink r:id="rId33" w:history="1">
           <w:r>
             <w:rPr>
               <w:rStyle w:val="Hyperlink"/>
@@ -3721,7 +3744,7 @@
           <w:sz w:val="24"/>
           <w:u w:val="single"/>
         </w:rPr>
-        <w:hyperlink r:id="rId35" w:history="1">
+        <w:hyperlink r:id="rId34" w:history="1">
           <w:r>
             <w:rPr>
               <w:rStyle w:val="Hyperlink"/>
@@ -3750,7 +3773,7 @@
           <w:sz w:val="24"/>
           <w:u w:val="single"/>
         </w:rPr>
-        <w:hyperlink r:id="rId35" w:history="1">
+        <w:hyperlink r:id="rId34" w:history="1">
           <w:r>
             <w:rPr>
               <w:rStyle w:val="Hyperlink"/>
@@ -3779,7 +3802,7 @@
           <w:sz w:val="24"/>
           <w:u w:val="single"/>
         </w:rPr>
-        <w:hyperlink r:id="rId35" w:history="1">
+        <w:hyperlink r:id="rId34" w:history="1">
           <w:r>
             <w:rPr>
               <w:rStyle w:val="Hyperlink"/>
@@ -3808,7 +3831,7 @@
           <w:sz w:val="24"/>
           <w:u w:val="single"/>
         </w:rPr>
-        <w:hyperlink r:id="rId35" w:history="1">
+        <w:hyperlink r:id="rId34" w:history="1">
           <w:r>
             <w:rPr>
               <w:rStyle w:val="Hyperlink"/>
@@ -3824,8 +3847,9 @@
           <w:i w:val="0"/>
           <w:color w:val="0000FF"/>
           <w:sz w:val="24"/>
-        </w:rPr>
-        <w:hyperlink r:id="rId35" w:history="1">
+          <w:u w:val="single"/>
+        </w:rPr>
+        <w:hyperlink r:id="rId34" w:history="1">
           <w:r>
             <w:rPr>
               <w:rStyle w:val="Hyperlink"/>
@@ -3843,7 +3867,7 @@
           <w:sz w:val="24"/>
           <w:u w:val="single"/>
         </w:rPr>
-        <w:hyperlink r:id="rId35" w:history="1">
+        <w:hyperlink r:id="rId34" w:history="1">
           <w:r>
             <w:rPr>
               <w:rStyle w:val="Hyperlink"/>
@@ -3861,7 +3885,7 @@
           <w:color w:val="000000"/>
           <w:sz w:val="24"/>
         </w:rPr>
-        <w:hyperlink r:id="rId34" w:history="1">
+        <w:hyperlink r:id="rId33" w:history="1">
           <w:r>
             <w:rPr>
               <w:rStyle w:val="Hyperlink"/>
@@ -3879,7 +3903,7 @@
           <w:color w:val="000000"/>
           <w:sz w:val="24"/>
         </w:rPr>
-        <w:hyperlink r:id="rId34" w:history="1">
+        <w:hyperlink r:id="rId33" w:history="1">
           <w:r>
             <w:rPr>
               <w:rStyle w:val="Hyperlink"/>
@@ -3897,7 +3921,7 @@
           <w:color w:val="000000"/>
           <w:sz w:val="24"/>
         </w:rPr>
-        <w:hyperlink r:id="rId34" w:history="1">
+        <w:hyperlink r:id="rId33" w:history="1">
           <w:r>
             <w:rPr>
               <w:rStyle w:val="Hyperlink"/>
@@ -3915,7 +3939,7 @@
           <w:color w:val="000000"/>
           <w:sz w:val="24"/>
         </w:rPr>
-        <w:hyperlink r:id="rId34" w:history="1">
+        <w:hyperlink r:id="rId33" w:history="1">
           <w:r>
             <w:rPr>
               <w:rStyle w:val="Hyperlink"/>
@@ -3953,14 +3977,7 @@
           <w:sz w:val="24"/>
           <w:u w:val="single"/>
         </w:rPr>
-        <w:hyperlink r:id="rId36" w:history="1">
-          <w:r>
-            <w:rPr>
-              <w:rStyle w:val="Hyperlink"/>
-            </w:rPr>
-            <w:t>restitutiev</w:t>
-          </w:r>
-        </w:hyperlink>
+        <w:t>restitutiev</w:t>
       </w:r>
       <w:r>
         <w:rPr>
@@ -3971,7 +3988,7 @@
           <w:sz w:val="24"/>
           <w:u w:val="single"/>
         </w:rPr>
-        <w:hyperlink r:id="rId36" w:history="1">
+        <w:hyperlink r:id="rId34" w:history="1">
           <w:r>
             <w:rPr>
               <w:rStyle w:val="Hyperlink"/>
@@ -3989,7 +4006,7 @@
           <w:color w:val="000000"/>
           <w:sz w:val="24"/>
         </w:rPr>
-        <w:hyperlink r:id="rId35" w:history="1">
+        <w:hyperlink r:id="rId34" w:history="1">
           <w:r>
             <w:rPr>
               <w:rStyle w:val="Hyperlink"/>
@@ -4007,7 +4024,7 @@
           <w:color w:val="000000"/>
           <w:sz w:val="24"/>
         </w:rPr>
-        <w:hyperlink r:id="rId35" w:history="1">
+        <w:hyperlink r:id="rId34" w:history="1">
           <w:r>
             <w:rPr>
               <w:rStyle w:val="Hyperlink"/>
@@ -4025,7 +4042,7 @@
           <w:color w:val="000000"/>
           <w:sz w:val="24"/>
         </w:rPr>
-        <w:hyperlink r:id="rId35" w:history="1">
+        <w:hyperlink r:id="rId34" w:history="1">
           <w:r>
             <w:rPr>
               <w:rStyle w:val="Hyperlink"/>
@@ -4043,7 +4060,7 @@
           <w:color w:val="000000"/>
           <w:sz w:val="24"/>
         </w:rPr>
-        <w:hyperlink r:id="rId35" w:history="1">
+        <w:hyperlink r:id="rId34" w:history="1">
           <w:r>
             <w:rPr>
               <w:rStyle w:val="Hyperlink"/>
@@ -4061,7 +4078,7 @@
           <w:color w:val="000000"/>
           <w:sz w:val="24"/>
         </w:rPr>
-        <w:hyperlink r:id="rId35" w:history="1">
+        <w:hyperlink r:id="rId34" w:history="1">
           <w:r>
             <w:rPr>
               <w:rStyle w:val="Hyperlink"/>
@@ -4079,7 +4096,7 @@
           <w:color w:val="000000"/>
           <w:sz w:val="24"/>
         </w:rPr>
-        <w:hyperlink r:id="rId35" w:history="1">
+        <w:hyperlink r:id="rId34" w:history="1">
           <w:r>
             <w:rPr>
               <w:rStyle w:val="Hyperlink"/>
@@ -4097,7 +4114,7 @@
           <w:color w:val="000000"/>
           <w:sz w:val="24"/>
         </w:rPr>
-        <w:hyperlink r:id="rId35" w:history="1">
+        <w:hyperlink r:id="rId34" w:history="1">
           <w:r>
             <w:rPr>
               <w:rStyle w:val="Hyperlink"/>
@@ -4157,7 +4174,7 @@
           <w:color w:val="000000"/>
           <w:sz w:val="24"/>
         </w:rPr>
-        <w:hyperlink r:id="rId36" w:history="1">
+        <w:hyperlink r:id="rId35" w:history="1">
           <w:r>
             <w:rPr>
               <w:rStyle w:val="Hyperlink"/>
@@ -4384,7 +4401,7 @@
           <w:sz w:val="24"/>
           <w:u w:val="single"/>
         </w:rPr>
-        <w:hyperlink r:id="rId37" w:history="1">
+        <w:hyperlink r:id="rId36" w:history="1">
           <w:r>
             <w:rPr>
               <w:rStyle w:val="Hyperlink"/>
@@ -4402,7 +4419,7 @@
           <w:sz w:val="24"/>
           <w:u w:val="single"/>
         </w:rPr>
-        <w:hyperlink r:id="rId37" w:history="1">
+        <w:hyperlink r:id="rId36" w:history="1">
           <w:r>
             <w:rPr>
               <w:rStyle w:val="Hyperlink"/>
@@ -4420,7 +4437,7 @@
           <w:sz w:val="24"/>
           <w:u w:val="single"/>
         </w:rPr>
-        <w:hyperlink r:id="rId37" w:history="1">
+        <w:hyperlink r:id="rId36" w:history="1">
           <w:r>
             <w:rPr>
               <w:rStyle w:val="Hyperlink"/>
@@ -4438,7 +4455,7 @@
           <w:sz w:val="24"/>
           <w:u w:val="single"/>
         </w:rPr>
-        <w:hyperlink r:id="rId37" w:history="1">
+        <w:hyperlink r:id="rId36" w:history="1">
           <w:r>
             <w:rPr>
               <w:rStyle w:val="Hyperlink"/>
@@ -4456,7 +4473,7 @@
           <w:sz w:val="24"/>
           <w:u w:val="single"/>
         </w:rPr>
-        <w:hyperlink r:id="rId37" w:history="1">
+        <w:hyperlink r:id="rId36" w:history="1">
           <w:r>
             <w:rPr>
               <w:rStyle w:val="Hyperlink"/>
@@ -4574,7 +4591,7 @@
           <w:sz w:val="24"/>
           <w:u w:val="single"/>
         </w:rPr>
-        <w:hyperlink r:id="rId38" w:history="1">
+        <w:hyperlink r:id="rId37" w:history="1">
           <w:r>
             <w:rPr>
               <w:rStyle w:val="Hyperlink"/>
@@ -4592,7 +4609,7 @@
           <w:sz w:val="24"/>
           <w:u w:val="single"/>
         </w:rPr>
-        <w:hyperlink r:id="rId38" w:history="1">
+        <w:hyperlink r:id="rId37" w:history="1">
           <w:r>
             <w:rPr>
               <w:rStyle w:val="Hyperlink"/>
@@ -4610,7 +4627,7 @@
           <w:sz w:val="24"/>
           <w:u w:val="single"/>
         </w:rPr>
-        <w:hyperlink r:id="rId38" w:history="1">
+        <w:hyperlink r:id="rId37" w:history="1">
           <w:r>
             <w:rPr>
               <w:rStyle w:val="Hyperlink"/>
@@ -4628,7 +4645,7 @@
           <w:sz w:val="24"/>
           <w:u w:val="single"/>
         </w:rPr>
-        <w:hyperlink r:id="rId38" w:history="1">
+        <w:hyperlink r:id="rId37" w:history="1">
           <w:r>
             <w:rPr>
               <w:rStyle w:val="Hyperlink"/>
@@ -4736,7 +4753,7 @@
           <w:sz w:val="24"/>
           <w:u w:val="single"/>
         </w:rPr>
-        <w:hyperlink r:id="rId39" w:history="1">
+        <w:hyperlink r:id="rId38" w:history="1">
           <w:r>
             <w:rPr>
               <w:rStyle w:val="Hyperlink"/>
@@ -4754,7 +4771,7 @@
           <w:sz w:val="24"/>
           <w:u w:val="single"/>
         </w:rPr>
-        <w:hyperlink r:id="rId39" w:history="1">
+        <w:hyperlink r:id="rId38" w:history="1">
           <w:r>
             <w:rPr>
               <w:rStyle w:val="Hyperlink"/>
@@ -4772,7 +4789,7 @@
           <w:sz w:val="24"/>
           <w:u w:val="single"/>
         </w:rPr>
-        <w:hyperlink r:id="rId39" w:history="1">
+        <w:hyperlink r:id="rId38" w:history="1">
           <w:r>
             <w:rPr>
               <w:rStyle w:val="Hyperlink"/>
@@ -4790,7 +4807,7 @@
           <w:sz w:val="24"/>
           <w:u w:val="single"/>
         </w:rPr>
-        <w:hyperlink r:id="rId39" w:history="1">
+        <w:hyperlink r:id="rId38" w:history="1">
           <w:r>
             <w:rPr>
               <w:rStyle w:val="Hyperlink"/>
@@ -4818,7 +4835,7 @@
           <w:sz w:val="24"/>
           <w:u w:val="single"/>
         </w:rPr>
-        <w:hyperlink r:id="rId40" w:history="1">
+        <w:hyperlink r:id="rId39" w:history="1">
           <w:r>
             <w:rPr>
               <w:rStyle w:val="Hyperlink"/>
@@ -4836,7 +4853,7 @@
           <w:sz w:val="24"/>
           <w:u w:val="single"/>
         </w:rPr>
-        <w:hyperlink r:id="rId40" w:history="1">
+        <w:hyperlink r:id="rId38" w:history="1">
           <w:r>
             <w:rPr>
               <w:rStyle w:val="Hyperlink"/>
@@ -4854,7 +4871,7 @@
           <w:sz w:val="24"/>
           <w:u w:val="single"/>
         </w:rPr>
-        <w:hyperlink r:id="rId40" w:history="1">
+        <w:hyperlink r:id="rId38" w:history="1">
           <w:r>
             <w:rPr>
               <w:rStyle w:val="Hyperlink"/>
@@ -4865,13 +4882,21 @@
       </w:r>
       <w:r>
         <w:rPr>
+          <w:u w:val="single" w:color="0000ff"/>
           <w:rFonts w:ascii="Charis SIL Regular" w:hAnsi="Charis SIL Regular" w:eastAsia="Charis SIL Regular"/>
           <w:b w:val="0"/>
           <w:i w:val="0"/>
           <w:color w:val="000000"/>
           <w:sz w:val="24"/>
         </w:rPr>
-        <w:t xml:space="preserve">, </w:t>
+        <w:hyperlink r:id="rId38" w:history="1">
+          <w:r>
+            <w:rPr>
+              <w:rStyle w:val="Hyperlink"/>
+            </w:rPr>
+            <w:t xml:space="preserve">, </w:t>
+          </w:r>
+        </w:hyperlink>
       </w:r>
       <w:r>
         <w:rPr>
@@ -4882,7 +4907,7 @@
           <w:sz w:val="24"/>
           <w:u w:val="single"/>
         </w:rPr>
-        <w:hyperlink r:id="rId41" w:history="1">
+        <w:hyperlink r:id="rId38" w:history="1">
           <w:r>
             <w:rPr>
               <w:rStyle w:val="Hyperlink"/>
@@ -4911,7 +4936,7 @@
           <w:sz w:val="24"/>
           <w:u w:val="single"/>
         </w:rPr>
-        <w:hyperlink r:id="rId41" w:history="1">
+        <w:hyperlink r:id="rId38" w:history="1">
           <w:r>
             <w:rPr>
               <w:rStyle w:val="Hyperlink"/>
@@ -4929,7 +4954,7 @@
           <w:sz w:val="24"/>
           <w:u w:val="single"/>
         </w:rPr>
-        <w:hyperlink r:id="rId41" w:history="1">
+        <w:hyperlink r:id="rId38" w:history="1">
           <w:r>
             <w:rPr>
               <w:rStyle w:val="Hyperlink"/>

--- a/EXPORTS/DOCX/published/niveau3/Dutch/KunsthandelVanLier.docx
+++ b/EXPORTS/DOCX/published/niveau3/Dutch/KunsthandelVanLier.docx
@@ -249,95 +249,13 @@
       </w:r>
       <w:r>
         <w:rPr>
-          <w:u w:val="single" w:color="0000ff"/>
           <w:rFonts w:ascii="Charis SIL Regular" w:hAnsi="Charis SIL Regular" w:eastAsia="Charis SIL Regular"/>
           <w:b w:val="0"/>
           <w:i w:val="0"/>
           <w:color w:val="000000"/>
           <w:sz w:val="24"/>
         </w:rPr>
-        <w:hyperlink r:id="rId9" w:history="1">
-          <w:r>
-            <w:rPr>
-              <w:rStyle w:val="Hyperlink"/>
-            </w:rPr>
-            <w:t xml:space="preserve">naar </w:t>
-          </w:r>
-        </w:hyperlink>
-      </w:r>
-      <w:r>
-        <w:rPr>
-          <w:rFonts w:ascii="Charis SIL Regular" w:hAnsi="Charis SIL Regular" w:eastAsia="Charis SIL Regular"/>
-          <w:b w:val="0"/>
-          <w:i w:val="0"/>
-          <w:color w:val="000000"/>
-          <w:sz w:val="24"/>
-        </w:rPr>
-        <w:t>A</w:t>
-      </w:r>
-      <w:r>
-        <w:rPr>
-          <w:u w:val="single" w:color="0000ff"/>
-          <w:rFonts w:ascii="Charis SIL Regular" w:hAnsi="Charis SIL Regular" w:eastAsia="Charis SIL Regular"/>
-          <w:b w:val="0"/>
-          <w:i w:val="0"/>
-          <w:color w:val="000000"/>
-          <w:sz w:val="24"/>
-        </w:rPr>
-        <w:hyperlink r:id="rId9" w:history="1">
-          <w:r>
-            <w:rPr>
-              <w:rStyle w:val="Hyperlink"/>
-            </w:rPr>
-            <w:t>ms</w:t>
-          </w:r>
-        </w:hyperlink>
-      </w:r>
-      <w:r>
-        <w:rPr>
-          <w:u w:val="single" w:color="0000ff"/>
-          <w:rFonts w:ascii="Charis SIL Regular" w:hAnsi="Charis SIL Regular" w:eastAsia="Charis SIL Regular"/>
-          <w:b w:val="0"/>
-          <w:i w:val="0"/>
-          <w:color w:val="000000"/>
-          <w:sz w:val="24"/>
-        </w:rPr>
-        <w:hyperlink r:id="rId9" w:history="1">
-          <w:r>
-            <w:rPr>
-              <w:rStyle w:val="Hyperlink"/>
-            </w:rPr>
-            <w:t>t</w:t>
-          </w:r>
-        </w:hyperlink>
-      </w:r>
-      <w:r>
-        <w:rPr>
-          <w:u w:val="single" w:color="0000ff"/>
-          <w:rFonts w:ascii="Charis SIL Regular" w:hAnsi="Charis SIL Regular" w:eastAsia="Charis SIL Regular"/>
-          <w:b w:val="0"/>
-          <w:i w:val="0"/>
-          <w:color w:val="000000"/>
-          <w:sz w:val="24"/>
-        </w:rPr>
-        <w:hyperlink r:id="rId9" w:history="1">
-          <w:r>
-            <w:rPr>
-              <w:rStyle w:val="Hyperlink"/>
-            </w:rPr>
-            <w:t>erd</w:t>
-          </w:r>
-        </w:hyperlink>
-      </w:r>
-      <w:r>
-        <w:rPr>
-          <w:rFonts w:ascii="Charis SIL Regular" w:hAnsi="Charis SIL Regular" w:eastAsia="Charis SIL Regular"/>
-          <w:b w:val="0"/>
-          <w:i w:val="0"/>
-          <w:color w:val="000000"/>
-          <w:sz w:val="24"/>
-        </w:rPr>
-        <w:t xml:space="preserve">am. </w:t>
+        <w:t xml:space="preserve">naar Amsterdam. </w:t>
       </w:r>
       <w:r>
         <w:rPr>
@@ -696,7 +614,6 @@
           <w:i w:val="0"/>
           <w:color w:val="0000FF"/>
           <w:sz w:val="24"/>
-          <w:u w:val="single"/>
         </w:rPr>
         <w:hyperlink r:id="rId13" w:history="1">
           <w:r>
@@ -727,39 +644,13 @@
       </w:r>
       <w:r>
         <w:rPr>
-          <w:u w:val="single" w:color="0000ff"/>
           <w:rFonts w:ascii="Charis SIL Regular" w:hAnsi="Charis SIL Regular" w:eastAsia="Charis SIL Regular"/>
           <w:b w:val="0"/>
           <w:i w:val="0"/>
           <w:color w:val="000000"/>
           <w:sz w:val="24"/>
         </w:rPr>
-        <w:hyperlink r:id="rId12" w:history="1">
-          <w:r>
-            <w:rPr>
-              <w:rStyle w:val="Hyperlink"/>
-            </w:rPr>
-            <w:t xml:space="preserve"> e</w:t>
-          </w:r>
-        </w:hyperlink>
-      </w:r>
-      <w:r>
-        <w:rPr>
-          <w:u w:val="single" w:color="0000ff"/>
-          <w:rFonts w:ascii="Charis SIL Regular" w:hAnsi="Charis SIL Regular" w:eastAsia="Charis SIL Regular"/>
-          <w:b w:val="0"/>
-          <w:i w:val="0"/>
-          <w:color w:val="000000"/>
-          <w:sz w:val="24"/>
-        </w:rPr>
-        <w:hyperlink r:id="rId12" w:history="1">
-          <w:r>
-            <w:rPr>
-              <w:rStyle w:val="Hyperlink"/>
-            </w:rPr>
-            <w:t xml:space="preserve">n </w:t>
-          </w:r>
-        </w:hyperlink>
+        <w:t xml:space="preserve"> en </w:t>
       </w:r>
       <w:r>
         <w:rPr>
@@ -932,6 +823,7 @@
           <w:i w:val="0"/>
           <w:color w:val="0000FF"/>
           <w:sz w:val="24"/>
+          <w:u w:val="single"/>
         </w:rPr>
         <w:hyperlink r:id="rId14" w:history="1">
           <w:r>
@@ -1222,6 +1114,7 @@
           <w:i w:val="0"/>
           <w:color w:val="0000FF"/>
           <w:sz w:val="24"/>
+          <w:u w:val="single"/>
         </w:rPr>
         <w:t xml:space="preserve"> </w:t>
       </w:r>
@@ -1239,9 +1132,19 @@
             <w:rPr>
               <w:rStyle w:val="Hyperlink"/>
             </w:rPr>
-            <w:t>voorwerpen</w:t>
+            <w:t>voorwerpe</w:t>
           </w:r>
         </w:hyperlink>
+      </w:r>
+      <w:r>
+        <w:rPr>
+          <w:rFonts w:ascii="Charis SIL Regular" w:hAnsi="Charis SIL Regular" w:eastAsia="Charis SIL Regular"/>
+          <w:b w:val="0"/>
+          <w:i w:val="0"/>
+          <w:color w:val="0000FF"/>
+          <w:sz w:val="24"/>
+        </w:rPr>
+        <w:t>n</w:t>
       </w:r>
       <w:r>
         <w:rPr>
@@ -1487,13 +1390,85 @@
       </w:r>
       <w:r>
         <w:rPr>
+          <w:u w:val="single" w:color="0000ff"/>
           <w:rFonts w:ascii="Charis SIL Regular" w:hAnsi="Charis SIL Regular" w:eastAsia="Charis SIL Regular"/>
           <w:b w:val="0"/>
           <w:i w:val="0"/>
           <w:color w:val="000000"/>
           <w:sz w:val="24"/>
         </w:rPr>
-        <w:t xml:space="preserve">Nederland, tijdens aankoopreizen naar </w:t>
+        <w:hyperlink r:id="rId18" w:history="1">
+          <w:r>
+            <w:rPr>
+              <w:rStyle w:val="Hyperlink"/>
+            </w:rPr>
+            <w:t>Nederla</w:t>
+          </w:r>
+        </w:hyperlink>
+      </w:r>
+      <w:r>
+        <w:rPr>
+          <w:u w:val="single" w:color="0000ff"/>
+          <w:rFonts w:ascii="Charis SIL Regular" w:hAnsi="Charis SIL Regular" w:eastAsia="Charis SIL Regular"/>
+          <w:b w:val="0"/>
+          <w:i w:val="0"/>
+          <w:color w:val="000000"/>
+          <w:sz w:val="24"/>
+        </w:rPr>
+        <w:hyperlink r:id="rId18" w:history="1">
+          <w:r>
+            <w:rPr>
+              <w:rStyle w:val="Hyperlink"/>
+            </w:rPr>
+            <w:t>n</w:t>
+          </w:r>
+        </w:hyperlink>
+      </w:r>
+      <w:r>
+        <w:rPr>
+          <w:u w:val="single" w:color="0000ff"/>
+          <w:rFonts w:ascii="Charis SIL Regular" w:hAnsi="Charis SIL Regular" w:eastAsia="Charis SIL Regular"/>
+          <w:b w:val="0"/>
+          <w:i w:val="0"/>
+          <w:color w:val="000000"/>
+          <w:sz w:val="24"/>
+        </w:rPr>
+        <w:hyperlink r:id="rId18" w:history="1">
+          <w:r>
+            <w:rPr>
+              <w:rStyle w:val="Hyperlink"/>
+            </w:rPr>
+            <w:t>d, tijde</w:t>
+          </w:r>
+        </w:hyperlink>
+      </w:r>
+      <w:r>
+        <w:rPr>
+          <w:u w:val="single" w:color="0000ff"/>
+          <w:rFonts w:ascii="Charis SIL Regular" w:hAnsi="Charis SIL Regular" w:eastAsia="Charis SIL Regular"/>
+          <w:b w:val="0"/>
+          <w:i w:val="0"/>
+          <w:color w:val="000000"/>
+          <w:sz w:val="24"/>
+        </w:rPr>
+        <w:hyperlink r:id="rId18" w:history="1">
+          <w:r>
+            <w:rPr>
+              <w:rStyle w:val="Hyperlink"/>
+            </w:rPr>
+            <w:t>ns aanko</w:t>
+          </w:r>
+        </w:hyperlink>
+      </w:r>
+      <w:r>
+        <w:rPr>
+          <w:rFonts w:ascii="Charis SIL Regular" w:hAnsi="Charis SIL Regular" w:eastAsia="Charis SIL Regular"/>
+          <w:b w:val="0"/>
+          <w:i w:val="0"/>
+          <w:color w:val="000000"/>
+          <w:sz w:val="24"/>
+        </w:rPr>
+        <w:t xml:space="preserve">opreizen naar </w:t>
       </w:r>
       <w:r>
         <w:rPr>
@@ -1504,7 +1479,7 @@
           <w:sz w:val="24"/>
           <w:u w:val="single"/>
         </w:rPr>
-        <w:hyperlink r:id="rId18" w:history="1">
+        <w:hyperlink r:id="rId19" w:history="1">
           <w:r>
             <w:rPr>
               <w:rStyle w:val="Hyperlink"/>
@@ -1532,7 +1507,7 @@
           <w:sz w:val="24"/>
           <w:u w:val="single"/>
         </w:rPr>
-        <w:hyperlink r:id="rId19" w:history="1">
+        <w:hyperlink r:id="rId20" w:history="1">
           <w:r>
             <w:rPr>
               <w:rStyle w:val="Hyperlink"/>
@@ -1560,7 +1535,7 @@
           <w:sz w:val="24"/>
           <w:u w:val="single"/>
         </w:rPr>
-        <w:hyperlink r:id="rId20" w:history="1">
+        <w:hyperlink r:id="rId21" w:history="1">
           <w:r>
             <w:rPr>
               <w:rStyle w:val="Hyperlink"/>
@@ -1588,7 +1563,7 @@
           <w:sz w:val="24"/>
           <w:u w:val="single"/>
         </w:rPr>
-        <w:hyperlink r:id="rId21" w:history="1">
+        <w:hyperlink r:id="rId22" w:history="1">
           <w:r>
             <w:rPr>
               <w:rStyle w:val="Hyperlink"/>
@@ -1626,7 +1601,7 @@
           <w:color w:val="000000"/>
           <w:sz w:val="24"/>
         </w:rPr>
-        <w:hyperlink r:id="rId18" w:history="1">
+        <w:hyperlink r:id="rId19" w:history="1">
           <w:r>
             <w:rPr>
               <w:rStyle w:val="Hyperlink"/>
@@ -1665,7 +1640,7 @@
           <w:color w:val="000000"/>
           <w:sz w:val="24"/>
         </w:rPr>
-        <w:hyperlink r:id="rId19" w:history="1">
+        <w:hyperlink r:id="rId20" w:history="1">
           <w:r>
             <w:rPr>
               <w:rStyle w:val="Hyperlink"/>
@@ -1693,7 +1668,7 @@
           <w:color w:val="000000"/>
           <w:sz w:val="24"/>
         </w:rPr>
-        <w:hyperlink r:id="rId20" w:history="1">
+        <w:hyperlink r:id="rId21" w:history="1">
           <w:r>
             <w:rPr>
               <w:rStyle w:val="Hyperlink"/>
@@ -1704,6 +1679,23 @@
       </w:r>
       <w:r>
         <w:rPr>
+          <w:rFonts w:ascii="Charis SIL Regular" w:hAnsi="Charis SIL Regular" w:eastAsia="Charis SIL Regular"/>
+          <w:b w:val="0"/>
+          <w:i w:val="0"/>
+          <w:color w:val="000000"/>
+          <w:sz w:val="24"/>
+        </w:rPr>
+        <w:hyperlink r:id="rId21" w:history="1">
+          <w:r>
+            <w:rPr>
+              <w:rStyle w:val="Hyperlink"/>
+            </w:rPr>
+            <w:t>s</w:t>
+          </w:r>
+        </w:hyperlink>
+      </w:r>
+      <w:r>
+        <w:rPr>
           <w:u w:val="single" w:color="0000ff"/>
           <w:rFonts w:ascii="Charis SIL Regular" w:hAnsi="Charis SIL Regular" w:eastAsia="Charis SIL Regular"/>
           <w:b w:val="0"/>
@@ -1711,7 +1703,7 @@
           <w:color w:val="000000"/>
           <w:sz w:val="24"/>
         </w:rPr>
-        <w:t>s</w:t>
+        <w:t>c</w:t>
       </w:r>
       <w:r>
         <w:rPr>
@@ -1721,7 +1713,7 @@
           <w:color w:val="000000"/>
           <w:sz w:val="24"/>
         </w:rPr>
-        <w:t xml:space="preserve">che </w:t>
+        <w:t xml:space="preserve">he </w:t>
       </w:r>
       <w:r>
         <w:rPr>
@@ -1732,7 +1724,7 @@
           <w:color w:val="000000"/>
           <w:sz w:val="24"/>
         </w:rPr>
-        <w:hyperlink r:id="rId21" w:history="1">
+        <w:hyperlink r:id="rId22" w:history="1">
           <w:r>
             <w:rPr>
               <w:rStyle w:val="Hyperlink"/>
@@ -1773,7 +1765,7 @@
           <w:sz w:val="24"/>
           <w:u w:val="single"/>
         </w:rPr>
-        <w:hyperlink r:id="rId22" w:history="1">
+        <w:hyperlink r:id="rId23" w:history="1">
           <w:r>
             <w:rPr>
               <w:rStyle w:val="Hyperlink"/>
@@ -1802,7 +1794,7 @@
           <w:sz w:val="24"/>
           <w:u w:val="single"/>
         </w:rPr>
-        <w:hyperlink r:id="rId22" w:history="1">
+        <w:hyperlink r:id="rId23" w:history="1">
           <w:r>
             <w:rPr>
               <w:rStyle w:val="Hyperlink"/>
@@ -1953,7 +1945,7 @@
           <w:sz w:val="24"/>
           <w:u w:val="single"/>
         </w:rPr>
-        <w:hyperlink r:id="rId23" w:history="1">
+        <w:hyperlink r:id="rId24" w:history="1">
           <w:r>
             <w:rPr>
               <w:rStyle w:val="Hyperlink"/>
@@ -1982,7 +1974,7 @@
           <w:sz w:val="24"/>
           <w:u w:val="single"/>
         </w:rPr>
-        <w:hyperlink r:id="rId23" w:history="1">
+        <w:hyperlink r:id="rId24" w:history="1">
           <w:r>
             <w:rPr>
               <w:rStyle w:val="Hyperlink"/>
@@ -2011,7 +2003,7 @@
           <w:sz w:val="24"/>
           <w:u w:val="single"/>
         </w:rPr>
-        <w:hyperlink r:id="rId23" w:history="1">
+        <w:hyperlink r:id="rId24" w:history="1">
           <w:r>
             <w:rPr>
               <w:rStyle w:val="Hyperlink"/>
@@ -2042,7 +2034,7 @@
           <w:color w:val="000000"/>
           <w:sz w:val="24"/>
         </w:rPr>
-        <w:hyperlink r:id="rId23" w:history="1">
+        <w:hyperlink r:id="rId24" w:history="1">
           <w:r>
             <w:rPr>
               <w:rStyle w:val="Hyperlink"/>
@@ -2060,7 +2052,7 @@
           <w:color w:val="000000"/>
           <w:sz w:val="24"/>
         </w:rPr>
-        <w:hyperlink r:id="rId23" w:history="1">
+        <w:hyperlink r:id="rId24" w:history="1">
           <w:r>
             <w:rPr>
               <w:rStyle w:val="Hyperlink"/>
@@ -2078,7 +2070,7 @@
           <w:color w:val="000000"/>
           <w:sz w:val="24"/>
         </w:rPr>
-        <w:hyperlink r:id="rId23" w:history="1">
+        <w:hyperlink r:id="rId24" w:history="1">
           <w:r>
             <w:rPr>
               <w:rStyle w:val="Hyperlink"/>
@@ -2096,7 +2088,7 @@
           <w:color w:val="000000"/>
           <w:sz w:val="24"/>
         </w:rPr>
-        <w:hyperlink r:id="rId23" w:history="1">
+        <w:hyperlink r:id="rId24" w:history="1">
           <w:r>
             <w:rPr>
               <w:rStyle w:val="Hyperlink"/>
@@ -2124,7 +2116,7 @@
           <w:sz w:val="24"/>
           <w:u w:val="single"/>
         </w:rPr>
-        <w:hyperlink r:id="rId24" w:history="1">
+        <w:hyperlink r:id="rId25" w:history="1">
           <w:r>
             <w:rPr>
               <w:rStyle w:val="Hyperlink"/>
@@ -2142,7 +2134,7 @@
           <w:sz w:val="24"/>
           <w:u w:val="single"/>
         </w:rPr>
-        <w:hyperlink r:id="rId24" w:history="1">
+        <w:hyperlink r:id="rId25" w:history="1">
           <w:r>
             <w:rPr>
               <w:rStyle w:val="Hyperlink"/>
@@ -2171,7 +2163,7 @@
           <w:sz w:val="24"/>
           <w:u w:val="single"/>
         </w:rPr>
-        <w:hyperlink r:id="rId24" w:history="1">
+        <w:hyperlink r:id="rId25" w:history="1">
           <w:r>
             <w:rPr>
               <w:rStyle w:val="Hyperlink"/>
@@ -2199,7 +2191,7 @@
           <w:sz w:val="24"/>
           <w:u w:val="single"/>
         </w:rPr>
-        <w:hyperlink r:id="rId25" w:history="1">
+        <w:hyperlink r:id="rId26" w:history="1">
           <w:r>
             <w:rPr>
               <w:rStyle w:val="Hyperlink"/>
@@ -2228,7 +2220,7 @@
           <w:sz w:val="24"/>
           <w:u w:val="single"/>
         </w:rPr>
-        <w:hyperlink r:id="rId25" w:history="1">
+        <w:hyperlink r:id="rId26" w:history="1">
           <w:r>
             <w:rPr>
               <w:rStyle w:val="Hyperlink"/>
@@ -2249,7 +2241,6 @@
       </w:r>
       <w:r>
         <w:rPr>
-          <w:u w:val="single" w:color="0000ff"/>
           <w:rFonts w:ascii="Charis SIL Regular" w:hAnsi="Charis SIL Regular" w:eastAsia="Charis SIL Regular"/>
           <w:b w:val="0"/>
           <w:i w:val="0"/>
@@ -2267,7 +2258,7 @@
           <w:sz w:val="24"/>
           <w:u w:val="single"/>
         </w:rPr>
-        <w:hyperlink r:id="rId26" w:history="1">
+        <w:hyperlink r:id="rId25" w:history="1">
           <w:r>
             <w:rPr>
               <w:rStyle w:val="Hyperlink"/>
@@ -2296,7 +2287,7 @@
           <w:color w:val="000000"/>
           <w:sz w:val="24"/>
         </w:rPr>
-        <w:hyperlink r:id="rId24" w:history="1">
+        <w:hyperlink r:id="rId25" w:history="1">
           <w:r>
             <w:rPr>
               <w:rStyle w:val="Hyperlink"/>
@@ -2314,7 +2305,7 @@
           <w:color w:val="000000"/>
           <w:sz w:val="24"/>
         </w:rPr>
-        <w:hyperlink r:id="rId24" w:history="1">
+        <w:hyperlink r:id="rId25" w:history="1">
           <w:r>
             <w:rPr>
               <w:rStyle w:val="Hyperlink"/>
@@ -2353,7 +2344,7 @@
           <w:color w:val="000000"/>
           <w:sz w:val="24"/>
         </w:rPr>
-        <w:hyperlink r:id="rId25" w:history="1">
+        <w:hyperlink r:id="rId26" w:history="1">
           <w:r>
             <w:rPr>
               <w:rStyle w:val="Hyperlink"/>
@@ -2371,7 +2362,7 @@
           <w:color w:val="000000"/>
           <w:sz w:val="24"/>
         </w:rPr>
-        <w:hyperlink r:id="rId25" w:history="1">
+        <w:hyperlink r:id="rId26" w:history="1">
           <w:r>
             <w:rPr>
               <w:rStyle w:val="Hyperlink"/>
@@ -2389,7 +2380,7 @@
           <w:color w:val="000000"/>
           <w:sz w:val="24"/>
         </w:rPr>
-        <w:hyperlink r:id="rId25" w:history="1">
+        <w:hyperlink r:id="rId26" w:history="1">
           <w:r>
             <w:rPr>
               <w:rStyle w:val="Hyperlink"/>
@@ -2427,7 +2418,7 @@
           <w:color w:val="000000"/>
           <w:sz w:val="24"/>
         </w:rPr>
-        <w:hyperlink r:id="rId26" w:history="1">
+        <w:hyperlink r:id="rId27" w:history="1">
           <w:r>
             <w:rPr>
               <w:rStyle w:val="Hyperlink"/>
@@ -2455,7 +2446,7 @@
           <w:sz w:val="24"/>
           <w:u w:val="single"/>
         </w:rPr>
-        <w:hyperlink r:id="rId27" w:history="1">
+        <w:hyperlink r:id="rId28" w:history="1">
           <w:r>
             <w:rPr>
               <w:rStyle w:val="Hyperlink"/>
@@ -2504,7 +2495,7 @@
           <w:color w:val="000000"/>
           <w:sz w:val="24"/>
         </w:rPr>
-        <w:hyperlink r:id="rId27" w:history="1">
+        <w:hyperlink r:id="rId28" w:history="1">
           <w:r>
             <w:rPr>
               <w:rStyle w:val="Hyperlink"/>
@@ -2532,7 +2523,7 @@
           <w:sz w:val="24"/>
           <w:u w:val="single"/>
         </w:rPr>
-        <w:hyperlink r:id="rId28" w:history="1">
+        <w:hyperlink r:id="rId29" w:history="1">
           <w:r>
             <w:rPr>
               <w:rStyle w:val="Hyperlink"/>
@@ -2561,7 +2552,7 @@
           <w:sz w:val="24"/>
           <w:u w:val="single"/>
         </w:rPr>
-        <w:hyperlink r:id="rId28" w:history="1">
+        <w:hyperlink r:id="rId29" w:history="1">
           <w:r>
             <w:rPr>
               <w:rStyle w:val="Hyperlink"/>
@@ -2590,7 +2581,7 @@
           <w:sz w:val="24"/>
           <w:u w:val="single"/>
         </w:rPr>
-        <w:hyperlink r:id="rId28" w:history="1">
+        <w:hyperlink r:id="rId29" w:history="1">
           <w:r>
             <w:rPr>
               <w:rStyle w:val="Hyperlink"/>
@@ -2628,7 +2619,7 @@
           <w:color w:val="000000"/>
           <w:sz w:val="24"/>
         </w:rPr>
-        <w:hyperlink r:id="rId28" w:history="1">
+        <w:hyperlink r:id="rId29" w:history="1">
           <w:r>
             <w:rPr>
               <w:rStyle w:val="Hyperlink"/>
@@ -2646,7 +2637,7 @@
           <w:color w:val="000000"/>
           <w:sz w:val="24"/>
         </w:rPr>
-        <w:hyperlink r:id="rId28" w:history="1">
+        <w:hyperlink r:id="rId29" w:history="1">
           <w:r>
             <w:rPr>
               <w:rStyle w:val="Hyperlink"/>
@@ -2664,7 +2655,7 @@
           <w:color w:val="000000"/>
           <w:sz w:val="24"/>
         </w:rPr>
-        <w:hyperlink r:id="rId28" w:history="1">
+        <w:hyperlink r:id="rId29" w:history="1">
           <w:r>
             <w:rPr>
               <w:rStyle w:val="Hyperlink"/>
@@ -2682,7 +2673,7 @@
           <w:color w:val="000000"/>
           <w:sz w:val="24"/>
         </w:rPr>
-        <w:hyperlink r:id="rId28" w:history="1">
+        <w:hyperlink r:id="rId29" w:history="1">
           <w:r>
             <w:rPr>
               <w:rStyle w:val="Hyperlink"/>
@@ -2700,7 +2691,7 @@
           <w:color w:val="000000"/>
           <w:sz w:val="24"/>
         </w:rPr>
-        <w:hyperlink r:id="rId28" w:history="1">
+        <w:hyperlink r:id="rId29" w:history="1">
           <w:r>
             <w:rPr>
               <w:rStyle w:val="Hyperlink"/>
@@ -2738,7 +2729,7 @@
           <w:sz w:val="24"/>
           <w:u w:val="single"/>
         </w:rPr>
-        <w:hyperlink r:id="rId29" w:history="1">
+        <w:hyperlink r:id="rId30" w:history="1">
           <w:r>
             <w:rPr>
               <w:rStyle w:val="Hyperlink"/>
@@ -2806,7 +2797,7 @@
           <w:sz w:val="24"/>
           <w:u w:val="single"/>
         </w:rPr>
-        <w:hyperlink r:id="rId30" w:history="1">
+        <w:hyperlink r:id="rId31" w:history="1">
           <w:r>
             <w:rPr>
               <w:rStyle w:val="Hyperlink"/>
@@ -2835,7 +2826,7 @@
           <w:sz w:val="24"/>
           <w:u w:val="single"/>
         </w:rPr>
-        <w:hyperlink r:id="rId30" w:history="1">
+        <w:hyperlink r:id="rId31" w:history="1">
           <w:r>
             <w:rPr>
               <w:rStyle w:val="Hyperlink"/>
@@ -2864,7 +2855,7 @@
           <w:sz w:val="24"/>
           <w:u w:val="single"/>
         </w:rPr>
-        <w:hyperlink r:id="rId30" w:history="1">
+        <w:hyperlink r:id="rId31" w:history="1">
           <w:r>
             <w:rPr>
               <w:rStyle w:val="Hyperlink"/>
@@ -2893,7 +2884,7 @@
           <w:sz w:val="24"/>
           <w:u w:val="single"/>
         </w:rPr>
-        <w:hyperlink r:id="rId30" w:history="1">
+        <w:hyperlink r:id="rId31" w:history="1">
           <w:r>
             <w:rPr>
               <w:rStyle w:val="Hyperlink"/>
@@ -2922,7 +2913,7 @@
           <w:sz w:val="24"/>
           <w:u w:val="single"/>
         </w:rPr>
-        <w:hyperlink r:id="rId30" w:history="1">
+        <w:hyperlink r:id="rId31" w:history="1">
           <w:r>
             <w:rPr>
               <w:rStyle w:val="Hyperlink"/>
@@ -2951,7 +2942,7 @@
           <w:sz w:val="24"/>
           <w:u w:val="single"/>
         </w:rPr>
-        <w:hyperlink r:id="rId30" w:history="1">
+        <w:hyperlink r:id="rId31" w:history="1">
           <w:r>
             <w:rPr>
               <w:rStyle w:val="Hyperlink"/>
@@ -2980,7 +2971,7 @@
           <w:sz w:val="24"/>
           <w:u w:val="single"/>
         </w:rPr>
-        <w:hyperlink r:id="rId30" w:history="1">
+        <w:hyperlink r:id="rId31" w:history="1">
           <w:r>
             <w:rPr>
               <w:rStyle w:val="Hyperlink"/>
@@ -3018,7 +3009,7 @@
           <w:color w:val="000000"/>
           <w:sz w:val="24"/>
         </w:rPr>
-        <w:hyperlink r:id="rId30" w:history="1">
+        <w:hyperlink r:id="rId31" w:history="1">
           <w:r>
             <w:rPr>
               <w:rStyle w:val="Hyperlink"/>
@@ -3036,7 +3027,7 @@
           <w:color w:val="000000"/>
           <w:sz w:val="24"/>
         </w:rPr>
-        <w:hyperlink r:id="rId30" w:history="1">
+        <w:hyperlink r:id="rId31" w:history="1">
           <w:r>
             <w:rPr>
               <w:rStyle w:val="Hyperlink"/>
@@ -3054,7 +3045,7 @@
           <w:color w:val="000000"/>
           <w:sz w:val="24"/>
         </w:rPr>
-        <w:hyperlink r:id="rId30" w:history="1">
+        <w:hyperlink r:id="rId31" w:history="1">
           <w:r>
             <w:rPr>
               <w:rStyle w:val="Hyperlink"/>
@@ -3072,7 +3063,7 @@
           <w:color w:val="000000"/>
           <w:sz w:val="24"/>
         </w:rPr>
-        <w:hyperlink r:id="rId30" w:history="1">
+        <w:hyperlink r:id="rId31" w:history="1">
           <w:r>
             <w:rPr>
               <w:rStyle w:val="Hyperlink"/>
@@ -3090,7 +3081,7 @@
           <w:color w:val="000000"/>
           <w:sz w:val="24"/>
         </w:rPr>
-        <w:hyperlink r:id="rId30" w:history="1">
+        <w:hyperlink r:id="rId31" w:history="1">
           <w:r>
             <w:rPr>
               <w:rStyle w:val="Hyperlink"/>
@@ -3108,7 +3099,7 @@
           <w:color w:val="000000"/>
           <w:sz w:val="24"/>
         </w:rPr>
-        <w:hyperlink r:id="rId30" w:history="1">
+        <w:hyperlink r:id="rId31" w:history="1">
           <w:r>
             <w:rPr>
               <w:rStyle w:val="Hyperlink"/>
@@ -3126,7 +3117,7 @@
           <w:color w:val="000000"/>
           <w:sz w:val="24"/>
         </w:rPr>
-        <w:hyperlink r:id="rId30" w:history="1">
+        <w:hyperlink r:id="rId31" w:history="1">
           <w:r>
             <w:rPr>
               <w:rStyle w:val="Hyperlink"/>
@@ -3144,7 +3135,7 @@
           <w:color w:val="000000"/>
           <w:sz w:val="24"/>
         </w:rPr>
-        <w:hyperlink r:id="rId30" w:history="1">
+        <w:hyperlink r:id="rId31" w:history="1">
           <w:r>
             <w:rPr>
               <w:rStyle w:val="Hyperlink"/>
@@ -3162,7 +3153,7 @@
           <w:color w:val="000000"/>
           <w:sz w:val="24"/>
         </w:rPr>
-        <w:hyperlink r:id="rId30" w:history="1">
+        <w:hyperlink r:id="rId31" w:history="1">
           <w:r>
             <w:rPr>
               <w:rStyle w:val="Hyperlink"/>
@@ -3180,7 +3171,7 @@
           <w:sz w:val="24"/>
           <w:u w:val="single"/>
         </w:rPr>
-        <w:hyperlink r:id="rId30" w:history="1">
+        <w:hyperlink r:id="rId31" w:history="1">
           <w:r>
             <w:rPr>
               <w:rStyle w:val="Hyperlink"/>
@@ -3198,7 +3189,7 @@
           <w:sz w:val="24"/>
           <w:u w:val="single"/>
         </w:rPr>
-        <w:hyperlink r:id="rId30" w:history="1">
+        <w:hyperlink r:id="rId31" w:history="1">
           <w:r>
             <w:rPr>
               <w:rStyle w:val="Hyperlink"/>
@@ -3216,7 +3207,7 @@
           <w:sz w:val="24"/>
           <w:u w:val="single"/>
         </w:rPr>
-        <w:hyperlink r:id="rId30" w:history="1">
+        <w:hyperlink r:id="rId31" w:history="1">
           <w:r>
             <w:rPr>
               <w:rStyle w:val="Hyperlink"/>
@@ -3245,7 +3236,7 @@
           <w:sz w:val="24"/>
           <w:u w:val="single"/>
         </w:rPr>
-        <w:hyperlink r:id="rId30" w:history="1">
+        <w:hyperlink r:id="rId31" w:history="1">
           <w:r>
             <w:rPr>
               <w:rStyle w:val="Hyperlink"/>
@@ -3274,7 +3265,7 @@
           <w:sz w:val="24"/>
           <w:u w:val="single"/>
         </w:rPr>
-        <w:hyperlink r:id="rId30" w:history="1">
+        <w:hyperlink r:id="rId31" w:history="1">
           <w:r>
             <w:rPr>
               <w:rStyle w:val="Hyperlink"/>
@@ -3292,7 +3283,7 @@
           <w:sz w:val="24"/>
           <w:u w:val="single"/>
         </w:rPr>
-        <w:hyperlink r:id="rId31" w:history="1">
+        <w:hyperlink r:id="rId32" w:history="1">
           <w:r>
             <w:rPr>
               <w:rStyle w:val="Hyperlink"/>
@@ -3330,7 +3321,7 @@
           <w:color w:val="000000"/>
           <w:sz w:val="24"/>
         </w:rPr>
-        <w:hyperlink r:id="rId31" w:history="1">
+        <w:hyperlink r:id="rId32" w:history="1">
           <w:r>
             <w:rPr>
               <w:rStyle w:val="Hyperlink"/>
@@ -3348,7 +3339,7 @@
           <w:color w:val="000000"/>
           <w:sz w:val="24"/>
         </w:rPr>
-        <w:hyperlink r:id="rId31" w:history="1">
+        <w:hyperlink r:id="rId32" w:history="1">
           <w:r>
             <w:rPr>
               <w:rStyle w:val="Hyperlink"/>
@@ -3366,7 +3357,7 @@
           <w:color w:val="000000"/>
           <w:sz w:val="24"/>
         </w:rPr>
-        <w:hyperlink r:id="rId31" w:history="1">
+        <w:hyperlink r:id="rId32" w:history="1">
           <w:r>
             <w:rPr>
               <w:rStyle w:val="Hyperlink"/>
@@ -3473,7 +3464,7 @@
           <w:sz w:val="24"/>
           <w:u w:val="single"/>
         </w:rPr>
-        <w:hyperlink r:id="rId32" w:history="1">
+        <w:hyperlink r:id="rId33" w:history="1">
           <w:r>
             <w:rPr>
               <w:rStyle w:val="Hyperlink"/>
@@ -3502,7 +3493,7 @@
           <w:sz w:val="24"/>
           <w:u w:val="single"/>
         </w:rPr>
-        <w:hyperlink r:id="rId32" w:history="1">
+        <w:hyperlink r:id="rId33" w:history="1">
           <w:r>
             <w:rPr>
               <w:rStyle w:val="Hyperlink"/>
@@ -3531,7 +3522,7 @@
           <w:sz w:val="24"/>
           <w:u w:val="single"/>
         </w:rPr>
-        <w:hyperlink r:id="rId32" w:history="1">
+        <w:hyperlink r:id="rId33" w:history="1">
           <w:r>
             <w:rPr>
               <w:rStyle w:val="Hyperlink"/>
@@ -3559,7 +3550,7 @@
           <w:color w:val="000000"/>
           <w:sz w:val="24"/>
         </w:rPr>
-        <w:hyperlink r:id="rId32" w:history="1">
+        <w:hyperlink r:id="rId33" w:history="1">
           <w:r>
             <w:rPr>
               <w:rStyle w:val="Hyperlink"/>
@@ -3577,7 +3568,7 @@
           <w:color w:val="000000"/>
           <w:sz w:val="24"/>
         </w:rPr>
-        <w:hyperlink r:id="rId32" w:history="1">
+        <w:hyperlink r:id="rId33" w:history="1">
           <w:r>
             <w:rPr>
               <w:rStyle w:val="Hyperlink"/>
@@ -3595,7 +3586,7 @@
           <w:color w:val="000000"/>
           <w:sz w:val="24"/>
         </w:rPr>
-        <w:hyperlink r:id="rId32" w:history="1">
+        <w:hyperlink r:id="rId33" w:history="1">
           <w:r>
             <w:rPr>
               <w:rStyle w:val="Hyperlink"/>
@@ -3613,7 +3604,7 @@
           <w:color w:val="000000"/>
           <w:sz w:val="24"/>
         </w:rPr>
-        <w:hyperlink r:id="rId32" w:history="1">
+        <w:hyperlink r:id="rId33" w:history="1">
           <w:r>
             <w:rPr>
               <w:rStyle w:val="Hyperlink"/>
@@ -3631,7 +3622,7 @@
           <w:color w:val="000000"/>
           <w:sz w:val="24"/>
         </w:rPr>
-        <w:hyperlink r:id="rId32" w:history="1">
+        <w:hyperlink r:id="rId33" w:history="1">
           <w:r>
             <w:rPr>
               <w:rStyle w:val="Hyperlink"/>
@@ -3659,7 +3650,7 @@
           <w:sz w:val="24"/>
           <w:u w:val="single"/>
         </w:rPr>
-        <w:hyperlink r:id="rId33" w:history="1">
+        <w:hyperlink r:id="rId34" w:history="1">
           <w:r>
             <w:rPr>
               <w:rStyle w:val="Hyperlink"/>
@@ -3688,7 +3679,7 @@
           <w:sz w:val="24"/>
           <w:u w:val="single"/>
         </w:rPr>
-        <w:hyperlink r:id="rId33" w:history="1">
+        <w:hyperlink r:id="rId34" w:history="1">
           <w:r>
             <w:rPr>
               <w:rStyle w:val="Hyperlink"/>
@@ -3706,7 +3697,7 @@
           <w:sz w:val="24"/>
           <w:u w:val="single"/>
         </w:rPr>
-        <w:hyperlink r:id="rId33" w:history="1">
+        <w:hyperlink r:id="rId34" w:history="1">
           <w:r>
             <w:rPr>
               <w:rStyle w:val="Hyperlink"/>
@@ -3744,7 +3735,7 @@
           <w:sz w:val="24"/>
           <w:u w:val="single"/>
         </w:rPr>
-        <w:hyperlink r:id="rId34" w:history="1">
+        <w:hyperlink r:id="rId35" w:history="1">
           <w:r>
             <w:rPr>
               <w:rStyle w:val="Hyperlink"/>
@@ -3773,7 +3764,7 @@
           <w:sz w:val="24"/>
           <w:u w:val="single"/>
         </w:rPr>
-        <w:hyperlink r:id="rId34" w:history="1">
+        <w:hyperlink r:id="rId35" w:history="1">
           <w:r>
             <w:rPr>
               <w:rStyle w:val="Hyperlink"/>
@@ -3802,7 +3793,7 @@
           <w:sz w:val="24"/>
           <w:u w:val="single"/>
         </w:rPr>
-        <w:hyperlink r:id="rId34" w:history="1">
+        <w:hyperlink r:id="rId35" w:history="1">
           <w:r>
             <w:rPr>
               <w:rStyle w:val="Hyperlink"/>
@@ -3831,7 +3822,7 @@
           <w:sz w:val="24"/>
           <w:u w:val="single"/>
         </w:rPr>
-        <w:hyperlink r:id="rId34" w:history="1">
+        <w:hyperlink r:id="rId35" w:history="1">
           <w:r>
             <w:rPr>
               <w:rStyle w:val="Hyperlink"/>
@@ -3847,9 +3838,8 @@
           <w:i w:val="0"/>
           <w:color w:val="0000FF"/>
           <w:sz w:val="24"/>
-          <w:u w:val="single"/>
-        </w:rPr>
-        <w:hyperlink r:id="rId34" w:history="1">
+        </w:rPr>
+        <w:hyperlink r:id="rId35" w:history="1">
           <w:r>
             <w:rPr>
               <w:rStyle w:val="Hyperlink"/>
@@ -3867,7 +3857,7 @@
           <w:sz w:val="24"/>
           <w:u w:val="single"/>
         </w:rPr>
-        <w:hyperlink r:id="rId34" w:history="1">
+        <w:hyperlink r:id="rId35" w:history="1">
           <w:r>
             <w:rPr>
               <w:rStyle w:val="Hyperlink"/>
@@ -3885,7 +3875,7 @@
           <w:color w:val="000000"/>
           <w:sz w:val="24"/>
         </w:rPr>
-        <w:hyperlink r:id="rId33" w:history="1">
+        <w:hyperlink r:id="rId34" w:history="1">
           <w:r>
             <w:rPr>
               <w:rStyle w:val="Hyperlink"/>
@@ -3903,7 +3893,7 @@
           <w:color w:val="000000"/>
           <w:sz w:val="24"/>
         </w:rPr>
-        <w:hyperlink r:id="rId33" w:history="1">
+        <w:hyperlink r:id="rId34" w:history="1">
           <w:r>
             <w:rPr>
               <w:rStyle w:val="Hyperlink"/>
@@ -3921,7 +3911,7 @@
           <w:color w:val="000000"/>
           <w:sz w:val="24"/>
         </w:rPr>
-        <w:hyperlink r:id="rId33" w:history="1">
+        <w:hyperlink r:id="rId34" w:history="1">
           <w:r>
             <w:rPr>
               <w:rStyle w:val="Hyperlink"/>
@@ -3939,7 +3929,7 @@
           <w:color w:val="000000"/>
           <w:sz w:val="24"/>
         </w:rPr>
-        <w:hyperlink r:id="rId33" w:history="1">
+        <w:hyperlink r:id="rId34" w:history="1">
           <w:r>
             <w:rPr>
               <w:rStyle w:val="Hyperlink"/>
@@ -3977,7 +3967,14 @@
           <w:sz w:val="24"/>
           <w:u w:val="single"/>
         </w:rPr>
-        <w:t>restitutiev</w:t>
+        <w:hyperlink r:id="rId36" w:history="1">
+          <w:r>
+            <w:rPr>
+              <w:rStyle w:val="Hyperlink"/>
+            </w:rPr>
+            <w:t>restitutiev</w:t>
+          </w:r>
+        </w:hyperlink>
       </w:r>
       <w:r>
         <w:rPr>
@@ -3988,7 +3985,7 @@
           <w:sz w:val="24"/>
           <w:u w:val="single"/>
         </w:rPr>
-        <w:hyperlink r:id="rId34" w:history="1">
+        <w:hyperlink r:id="rId36" w:history="1">
           <w:r>
             <w:rPr>
               <w:rStyle w:val="Hyperlink"/>
@@ -4006,7 +4003,7 @@
           <w:color w:val="000000"/>
           <w:sz w:val="24"/>
         </w:rPr>
-        <w:hyperlink r:id="rId34" w:history="1">
+        <w:hyperlink r:id="rId35" w:history="1">
           <w:r>
             <w:rPr>
               <w:rStyle w:val="Hyperlink"/>
@@ -4024,7 +4021,7 @@
           <w:color w:val="000000"/>
           <w:sz w:val="24"/>
         </w:rPr>
-        <w:hyperlink r:id="rId34" w:history="1">
+        <w:hyperlink r:id="rId35" w:history="1">
           <w:r>
             <w:rPr>
               <w:rStyle w:val="Hyperlink"/>
@@ -4042,7 +4039,7 @@
           <w:color w:val="000000"/>
           <w:sz w:val="24"/>
         </w:rPr>
-        <w:hyperlink r:id="rId34" w:history="1">
+        <w:hyperlink r:id="rId35" w:history="1">
           <w:r>
             <w:rPr>
               <w:rStyle w:val="Hyperlink"/>
@@ -4060,7 +4057,7 @@
           <w:color w:val="000000"/>
           <w:sz w:val="24"/>
         </w:rPr>
-        <w:hyperlink r:id="rId34" w:history="1">
+        <w:hyperlink r:id="rId35" w:history="1">
           <w:r>
             <w:rPr>
               <w:rStyle w:val="Hyperlink"/>
@@ -4078,7 +4075,7 @@
           <w:color w:val="000000"/>
           <w:sz w:val="24"/>
         </w:rPr>
-        <w:hyperlink r:id="rId34" w:history="1">
+        <w:hyperlink r:id="rId35" w:history="1">
           <w:r>
             <w:rPr>
               <w:rStyle w:val="Hyperlink"/>
@@ -4096,7 +4093,7 @@
           <w:color w:val="000000"/>
           <w:sz w:val="24"/>
         </w:rPr>
-        <w:hyperlink r:id="rId34" w:history="1">
+        <w:hyperlink r:id="rId35" w:history="1">
           <w:r>
             <w:rPr>
               <w:rStyle w:val="Hyperlink"/>
@@ -4114,7 +4111,7 @@
           <w:color w:val="000000"/>
           <w:sz w:val="24"/>
         </w:rPr>
-        <w:hyperlink r:id="rId34" w:history="1">
+        <w:hyperlink r:id="rId35" w:history="1">
           <w:r>
             <w:rPr>
               <w:rStyle w:val="Hyperlink"/>
@@ -4174,7 +4171,7 @@
           <w:color w:val="000000"/>
           <w:sz w:val="24"/>
         </w:rPr>
-        <w:hyperlink r:id="rId35" w:history="1">
+        <w:hyperlink r:id="rId36" w:history="1">
           <w:r>
             <w:rPr>
               <w:rStyle w:val="Hyperlink"/>
@@ -4401,7 +4398,7 @@
           <w:sz w:val="24"/>
           <w:u w:val="single"/>
         </w:rPr>
-        <w:hyperlink r:id="rId36" w:history="1">
+        <w:hyperlink r:id="rId37" w:history="1">
           <w:r>
             <w:rPr>
               <w:rStyle w:val="Hyperlink"/>
@@ -4419,7 +4416,7 @@
           <w:sz w:val="24"/>
           <w:u w:val="single"/>
         </w:rPr>
-        <w:hyperlink r:id="rId36" w:history="1">
+        <w:hyperlink r:id="rId37" w:history="1">
           <w:r>
             <w:rPr>
               <w:rStyle w:val="Hyperlink"/>
@@ -4437,7 +4434,7 @@
           <w:sz w:val="24"/>
           <w:u w:val="single"/>
         </w:rPr>
-        <w:hyperlink r:id="rId36" w:history="1">
+        <w:hyperlink r:id="rId37" w:history="1">
           <w:r>
             <w:rPr>
               <w:rStyle w:val="Hyperlink"/>
@@ -4455,7 +4452,7 @@
           <w:sz w:val="24"/>
           <w:u w:val="single"/>
         </w:rPr>
-        <w:hyperlink r:id="rId36" w:history="1">
+        <w:hyperlink r:id="rId37" w:history="1">
           <w:r>
             <w:rPr>
               <w:rStyle w:val="Hyperlink"/>
@@ -4473,7 +4470,7 @@
           <w:sz w:val="24"/>
           <w:u w:val="single"/>
         </w:rPr>
-        <w:hyperlink r:id="rId36" w:history="1">
+        <w:hyperlink r:id="rId37" w:history="1">
           <w:r>
             <w:rPr>
               <w:rStyle w:val="Hyperlink"/>
@@ -4591,7 +4588,7 @@
           <w:sz w:val="24"/>
           <w:u w:val="single"/>
         </w:rPr>
-        <w:hyperlink r:id="rId37" w:history="1">
+        <w:hyperlink r:id="rId38" w:history="1">
           <w:r>
             <w:rPr>
               <w:rStyle w:val="Hyperlink"/>
@@ -4609,7 +4606,7 @@
           <w:sz w:val="24"/>
           <w:u w:val="single"/>
         </w:rPr>
-        <w:hyperlink r:id="rId37" w:history="1">
+        <w:hyperlink r:id="rId38" w:history="1">
           <w:r>
             <w:rPr>
               <w:rStyle w:val="Hyperlink"/>
@@ -4627,7 +4624,7 @@
           <w:sz w:val="24"/>
           <w:u w:val="single"/>
         </w:rPr>
-        <w:hyperlink r:id="rId37" w:history="1">
+        <w:hyperlink r:id="rId38" w:history="1">
           <w:r>
             <w:rPr>
               <w:rStyle w:val="Hyperlink"/>
@@ -4645,7 +4642,7 @@
           <w:sz w:val="24"/>
           <w:u w:val="single"/>
         </w:rPr>
-        <w:hyperlink r:id="rId37" w:history="1">
+        <w:hyperlink r:id="rId38" w:history="1">
           <w:r>
             <w:rPr>
               <w:rStyle w:val="Hyperlink"/>
@@ -4753,7 +4750,7 @@
           <w:sz w:val="24"/>
           <w:u w:val="single"/>
         </w:rPr>
-        <w:hyperlink r:id="rId38" w:history="1">
+        <w:hyperlink r:id="rId39" w:history="1">
           <w:r>
             <w:rPr>
               <w:rStyle w:val="Hyperlink"/>
@@ -4771,7 +4768,7 @@
           <w:sz w:val="24"/>
           <w:u w:val="single"/>
         </w:rPr>
-        <w:hyperlink r:id="rId38" w:history="1">
+        <w:hyperlink r:id="rId39" w:history="1">
           <w:r>
             <w:rPr>
               <w:rStyle w:val="Hyperlink"/>
@@ -4789,7 +4786,7 @@
           <w:sz w:val="24"/>
           <w:u w:val="single"/>
         </w:rPr>
-        <w:hyperlink r:id="rId38" w:history="1">
+        <w:hyperlink r:id="rId39" w:history="1">
           <w:r>
             <w:rPr>
               <w:rStyle w:val="Hyperlink"/>
@@ -4807,7 +4804,7 @@
           <w:sz w:val="24"/>
           <w:u w:val="single"/>
         </w:rPr>
-        <w:hyperlink r:id="rId38" w:history="1">
+        <w:hyperlink r:id="rId39" w:history="1">
           <w:r>
             <w:rPr>
               <w:rStyle w:val="Hyperlink"/>
@@ -4835,7 +4832,7 @@
           <w:sz w:val="24"/>
           <w:u w:val="single"/>
         </w:rPr>
-        <w:hyperlink r:id="rId39" w:history="1">
+        <w:hyperlink r:id="rId40" w:history="1">
           <w:r>
             <w:rPr>
               <w:rStyle w:val="Hyperlink"/>
@@ -4853,7 +4850,7 @@
           <w:sz w:val="24"/>
           <w:u w:val="single"/>
         </w:rPr>
-        <w:hyperlink r:id="rId38" w:history="1">
+        <w:hyperlink r:id="rId40" w:history="1">
           <w:r>
             <w:rPr>
               <w:rStyle w:val="Hyperlink"/>
@@ -4871,7 +4868,7 @@
           <w:sz w:val="24"/>
           <w:u w:val="single"/>
         </w:rPr>
-        <w:hyperlink r:id="rId38" w:history="1">
+        <w:hyperlink r:id="rId40" w:history="1">
           <w:r>
             <w:rPr>
               <w:rStyle w:val="Hyperlink"/>
@@ -4882,21 +4879,13 @@
       </w:r>
       <w:r>
         <w:rPr>
-          <w:u w:val="single" w:color="0000ff"/>
           <w:rFonts w:ascii="Charis SIL Regular" w:hAnsi="Charis SIL Regular" w:eastAsia="Charis SIL Regular"/>
           <w:b w:val="0"/>
           <w:i w:val="0"/>
           <w:color w:val="000000"/>
           <w:sz w:val="24"/>
         </w:rPr>
-        <w:hyperlink r:id="rId38" w:history="1">
-          <w:r>
-            <w:rPr>
-              <w:rStyle w:val="Hyperlink"/>
-            </w:rPr>
-            <w:t xml:space="preserve">, </w:t>
-          </w:r>
-        </w:hyperlink>
+        <w:t xml:space="preserve">, </w:t>
       </w:r>
       <w:r>
         <w:rPr>
@@ -4907,7 +4896,7 @@
           <w:sz w:val="24"/>
           <w:u w:val="single"/>
         </w:rPr>
-        <w:hyperlink r:id="rId38" w:history="1">
+        <w:hyperlink r:id="rId41" w:history="1">
           <w:r>
             <w:rPr>
               <w:rStyle w:val="Hyperlink"/>
@@ -4936,7 +4925,7 @@
           <w:sz w:val="24"/>
           <w:u w:val="single"/>
         </w:rPr>
-        <w:hyperlink r:id="rId38" w:history="1">
+        <w:hyperlink r:id="rId41" w:history="1">
           <w:r>
             <w:rPr>
               <w:rStyle w:val="Hyperlink"/>
@@ -4954,7 +4943,7 @@
           <w:sz w:val="24"/>
           <w:u w:val="single"/>
         </w:rPr>
-        <w:hyperlink r:id="rId38" w:history="1">
+        <w:hyperlink r:id="rId41" w:history="1">
           <w:r>
             <w:rPr>
               <w:rStyle w:val="Hyperlink"/>

--- a/EXPORTS/DOCX/published/niveau3/Dutch/KunsthandelVanLier.docx
+++ b/EXPORTS/DOCX/published/niveau3/Dutch/KunsthandelVanLier.docx
@@ -614,6 +614,7 @@
           <w:i w:val="0"/>
           <w:color w:val="0000FF"/>
           <w:sz w:val="24"/>
+          <w:u w:val="single"/>
         </w:rPr>
         <w:hyperlink r:id="rId13" w:history="1">
           <w:r>
@@ -644,6 +645,7 @@
       </w:r>
       <w:r>
         <w:rPr>
+          <w:u w:val="single" w:color="0000ff"/>
           <w:rFonts w:ascii="Charis SIL Regular" w:hAnsi="Charis SIL Regular" w:eastAsia="Charis SIL Regular"/>
           <w:b w:val="0"/>
           <w:i w:val="0"/>
@@ -936,7 +938,7 @@
           <w:sz w:val="24"/>
           <w:u w:val="single"/>
         </w:rPr>
-        <w:hyperlink r:id="rId14" w:history="1">
+        <w:hyperlink r:id="rId16" w:history="1">
           <w:r>
             <w:rPr>
               <w:rStyle w:val="Hyperlink"/>
@@ -954,7 +956,7 @@
           <w:sz w:val="24"/>
           <w:u w:val="single"/>
         </w:rPr>
-        <w:hyperlink r:id="rId14" w:history="1">
+        <w:hyperlink r:id="rId16" w:history="1">
           <w:r>
             <w:rPr>
               <w:rStyle w:val="Hyperlink"/>
@@ -972,7 +974,7 @@
           <w:sz w:val="24"/>
           <w:u w:val="single"/>
         </w:rPr>
-        <w:hyperlink r:id="rId14" w:history="1">
+        <w:hyperlink r:id="rId16" w:history="1">
           <w:r>
             <w:rPr>
               <w:rStyle w:val="Hyperlink"/>
@@ -1001,7 +1003,7 @@
           <w:sz w:val="24"/>
           <w:u w:val="single"/>
         </w:rPr>
-        <w:hyperlink r:id="rId14" w:history="1">
+        <w:hyperlink r:id="rId16" w:history="1">
           <w:r>
             <w:rPr>
               <w:rStyle w:val="Hyperlink"/>
@@ -1087,7 +1089,7 @@
           <w:sz w:val="24"/>
           <w:u w:val="single"/>
         </w:rPr>
-        <w:hyperlink r:id="rId16" w:history="1">
+        <w:hyperlink r:id="rId17" w:history="1">
           <w:r>
             <w:rPr>
               <w:rStyle w:val="Hyperlink"/>
@@ -1127,7 +1129,7 @@
           <w:sz w:val="24"/>
           <w:u w:val="single"/>
         </w:rPr>
-        <w:hyperlink r:id="rId16" w:history="1">
+        <w:hyperlink r:id="rId17" w:history="1">
           <w:r>
             <w:rPr>
               <w:rStyle w:val="Hyperlink"/>
@@ -1165,7 +1167,7 @@
           <w:color w:val="000000"/>
           <w:sz w:val="24"/>
         </w:rPr>
-        <w:hyperlink r:id="rId17" w:history="1">
+        <w:hyperlink r:id="rId16" w:history="1">
           <w:r>
             <w:rPr>
               <w:rStyle w:val="Hyperlink"/>
@@ -1183,7 +1185,7 @@
           <w:color w:val="000000"/>
           <w:sz w:val="24"/>
         </w:rPr>
-        <w:hyperlink r:id="rId17" w:history="1">
+        <w:hyperlink r:id="rId16" w:history="1">
           <w:r>
             <w:rPr>
               <w:rStyle w:val="Hyperlink"/>
@@ -1201,7 +1203,7 @@
           <w:color w:val="000000"/>
           <w:sz w:val="24"/>
         </w:rPr>
-        <w:hyperlink r:id="rId17" w:history="1">
+        <w:hyperlink r:id="rId16" w:history="1">
           <w:r>
             <w:rPr>
               <w:rStyle w:val="Hyperlink"/>
@@ -1348,7 +1350,7 @@
           <w:color w:val="000000"/>
           <w:sz w:val="24"/>
         </w:rPr>
-        <w:hyperlink r:id="rId16" w:history="1">
+        <w:hyperlink r:id="rId17" w:history="1">
           <w:r>
             <w:rPr>
               <w:rStyle w:val="Hyperlink"/>
@@ -1366,7 +1368,7 @@
           <w:color w:val="000000"/>
           <w:sz w:val="24"/>
         </w:rPr>
-        <w:hyperlink r:id="rId16" w:history="1">
+        <w:hyperlink r:id="rId17" w:history="1">
           <w:r>
             <w:rPr>
               <w:rStyle w:val="Hyperlink"/>
@@ -2241,13 +2243,32 @@
       </w:r>
       <w:r>
         <w:rPr>
+          <w:u w:val="single" w:color="0000ff"/>
           <w:rFonts w:ascii="Charis SIL Regular" w:hAnsi="Charis SIL Regular" w:eastAsia="Charis SIL Regular"/>
           <w:b w:val="0"/>
           <w:i w:val="0"/>
           <w:color w:val="000000"/>
           <w:sz w:val="24"/>
         </w:rPr>
-        <w:t xml:space="preserve">naar </w:t>
+        <w:hyperlink r:id="rId25" w:history="1">
+          <w:r>
+            <w:rPr>
+              <w:rStyle w:val="Hyperlink"/>
+            </w:rPr>
+            <w:t>naar</w:t>
+          </w:r>
+        </w:hyperlink>
+      </w:r>
+      <w:r>
+        <w:rPr>
+          <w:u w:val="single" w:color="0000ff"/>
+          <w:rFonts w:ascii="Charis SIL Regular" w:hAnsi="Charis SIL Regular" w:eastAsia="Charis SIL Regular"/>
+          <w:b w:val="0"/>
+          <w:i w:val="0"/>
+          <w:color w:val="000000"/>
+          <w:sz w:val="24"/>
+        </w:rPr>
+        <w:t xml:space="preserve"> </w:t>
       </w:r>
       <w:r>
         <w:rPr>
@@ -3265,7 +3286,7 @@
           <w:sz w:val="24"/>
           <w:u w:val="single"/>
         </w:rPr>
-        <w:hyperlink r:id="rId31" w:history="1">
+        <w:hyperlink r:id="rId32" w:history="1">
           <w:r>
             <w:rPr>
               <w:rStyle w:val="Hyperlink"/>
@@ -3310,43 +3331,7 @@
           <w:color w:val="000000"/>
           <w:sz w:val="24"/>
         </w:rPr>
-        <w:t>betrekking te hebben op Europese kunst). Het overige archief</w:t>
-      </w:r>
-      <w:r>
-        <w:rPr>
-          <w:u w:val="single" w:color="0000ff"/>
-          <w:rFonts w:ascii="Charis SIL Regular" w:hAnsi="Charis SIL Regular" w:eastAsia="Charis SIL Regular"/>
-          <w:b w:val="0"/>
-          <w:i w:val="0"/>
-          <w:color w:val="000000"/>
-          <w:sz w:val="24"/>
-        </w:rPr>
-        <w:hyperlink r:id="rId32" w:history="1">
-          <w:r>
-            <w:rPr>
-              <w:rStyle w:val="Hyperlink"/>
-            </w:rPr>
-            <w:t xml:space="preserve"> is in bez</w:t>
-          </w:r>
-        </w:hyperlink>
-      </w:r>
-      <w:r>
-        <w:rPr>
-          <w:u w:val="single" w:color="0000ff"/>
-          <w:rFonts w:ascii="Charis SIL Regular" w:hAnsi="Charis SIL Regular" w:eastAsia="Charis SIL Regular"/>
-          <w:b w:val="0"/>
-          <w:i w:val="0"/>
-          <w:color w:val="000000"/>
-          <w:sz w:val="24"/>
-        </w:rPr>
-        <w:hyperlink r:id="rId32" w:history="1">
-          <w:r>
-            <w:rPr>
-              <w:rStyle w:val="Hyperlink"/>
-            </w:rPr>
-            <w:t>it va</w:t>
-          </w:r>
-        </w:hyperlink>
+        <w:t>betrekking te hebben op Europese kunst). Het overige archief is in bezit va</w:t>
       </w:r>
       <w:r>
         <w:rPr>

--- a/EXPORTS/DOCX/published/niveau3/Dutch/KunsthandelVanLier.docx
+++ b/EXPORTS/DOCX/published/niveau3/Dutch/KunsthandelVanLier.docx
@@ -255,7 +255,82 @@
           <w:color w:val="000000"/>
           <w:sz w:val="24"/>
         </w:rPr>
-        <w:t xml:space="preserve">naar Amsterdam. </w:t>
+        <w:t>naar A</w:t>
+      </w:r>
+      <w:r>
+        <w:rPr>
+          <w:u w:val="single" w:color="0000ff"/>
+          <w:rFonts w:ascii="Charis SIL Regular" w:hAnsi="Charis SIL Regular" w:eastAsia="Charis SIL Regular"/>
+          <w:b w:val="0"/>
+          <w:i w:val="0"/>
+          <w:color w:val="000000"/>
+          <w:sz w:val="24"/>
+        </w:rPr>
+        <w:hyperlink r:id="rId9" w:history="1">
+          <w:r>
+            <w:rPr>
+              <w:rStyle w:val="Hyperlink"/>
+            </w:rPr>
+            <w:t>ms</w:t>
+          </w:r>
+        </w:hyperlink>
+      </w:r>
+      <w:r>
+        <w:rPr>
+          <w:u w:val="single" w:color="0000ff"/>
+          <w:rFonts w:ascii="Charis SIL Regular" w:hAnsi="Charis SIL Regular" w:eastAsia="Charis SIL Regular"/>
+          <w:b w:val="0"/>
+          <w:i w:val="0"/>
+          <w:color w:val="000000"/>
+          <w:sz w:val="24"/>
+        </w:rPr>
+        <w:hyperlink r:id="rId9" w:history="1">
+          <w:r>
+            <w:rPr>
+              <w:rStyle w:val="Hyperlink"/>
+            </w:rPr>
+            <w:t>t</w:t>
+          </w:r>
+        </w:hyperlink>
+      </w:r>
+      <w:r>
+        <w:rPr>
+          <w:u w:val="single" w:color="0000ff"/>
+          <w:rFonts w:ascii="Charis SIL Regular" w:hAnsi="Charis SIL Regular" w:eastAsia="Charis SIL Regular"/>
+          <w:b w:val="0"/>
+          <w:i w:val="0"/>
+          <w:color w:val="000000"/>
+          <w:sz w:val="24"/>
+        </w:rPr>
+        <w:hyperlink r:id="rId9" w:history="1">
+          <w:r>
+            <w:rPr>
+              <w:rStyle w:val="Hyperlink"/>
+            </w:rPr>
+            <w:t>erd</w:t>
+          </w:r>
+        </w:hyperlink>
+      </w:r>
+      <w:r>
+        <w:rPr>
+          <w:u w:val="single" w:color="0000ff"/>
+          <w:rFonts w:ascii="Charis SIL Regular" w:hAnsi="Charis SIL Regular" w:eastAsia="Charis SIL Regular"/>
+          <w:b w:val="0"/>
+          <w:i w:val="0"/>
+          <w:color w:val="000000"/>
+          <w:sz w:val="24"/>
+        </w:rPr>
+        <w:t>a</w:t>
+      </w:r>
+      <w:r>
+        <w:rPr>
+          <w:rFonts w:ascii="Charis SIL Regular" w:hAnsi="Charis SIL Regular" w:eastAsia="Charis SIL Regular"/>
+          <w:b w:val="0"/>
+          <w:i w:val="0"/>
+          <w:color w:val="000000"/>
+          <w:sz w:val="24"/>
+        </w:rPr>
+        <w:t xml:space="preserve">m. </w:t>
       </w:r>
       <w:r>
         <w:rPr>
@@ -465,118 +540,7 @@
           <w:color w:val="000000"/>
           <w:sz w:val="24"/>
         </w:rPr>
-        <w:t>Van Lier raakte ec</w:t>
-      </w:r>
-      <w:r>
-        <w:rPr>
-          <w:u w:val="single" w:color="0000ff"/>
-          <w:rFonts w:ascii="Charis SIL Regular" w:hAnsi="Charis SIL Regular" w:eastAsia="Charis SIL Regular"/>
-          <w:b w:val="0"/>
-          <w:i w:val="0"/>
-          <w:color w:val="000000"/>
-          <w:sz w:val="24"/>
-        </w:rPr>
-        <w:hyperlink r:id="rId11" w:history="1">
-          <w:r>
-            <w:rPr>
-              <w:rStyle w:val="Hyperlink"/>
-            </w:rPr>
-            <w:t xml:space="preserve">hter ook </w:t>
-          </w:r>
-        </w:hyperlink>
-      </w:r>
-      <w:r>
-        <w:rPr>
-          <w:u w:val="single" w:color="0000ff"/>
-          <w:rFonts w:ascii="Charis SIL Regular" w:hAnsi="Charis SIL Regular" w:eastAsia="Charis SIL Regular"/>
-          <w:b w:val="0"/>
-          <w:i w:val="0"/>
-          <w:color w:val="000000"/>
-          <w:sz w:val="24"/>
-        </w:rPr>
-        <w:hyperlink r:id="rId11" w:history="1">
-          <w:r>
-            <w:rPr>
-              <w:rStyle w:val="Hyperlink"/>
-            </w:rPr>
-            <w:t>g</w:t>
-          </w:r>
-        </w:hyperlink>
-      </w:r>
-      <w:r>
-        <w:rPr>
-          <w:u w:val="single" w:color="0000ff"/>
-          <w:rFonts w:ascii="Charis SIL Regular" w:hAnsi="Charis SIL Regular" w:eastAsia="Charis SIL Regular"/>
-          <w:b w:val="0"/>
-          <w:i w:val="0"/>
-          <w:color w:val="000000"/>
-          <w:sz w:val="24"/>
-        </w:rPr>
-        <w:hyperlink r:id="rId11" w:history="1">
-          <w:r>
-            <w:rPr>
-              <w:rStyle w:val="Hyperlink"/>
-            </w:rPr>
-            <w:t>eïnt</w:t>
-          </w:r>
-        </w:hyperlink>
-      </w:r>
-      <w:r>
-        <w:rPr>
-          <w:u w:val="single" w:color="0000ff"/>
-          <w:rFonts w:ascii="Charis SIL Regular" w:hAnsi="Charis SIL Regular" w:eastAsia="Charis SIL Regular"/>
-          <w:b w:val="0"/>
-          <w:i w:val="0"/>
-          <w:color w:val="000000"/>
-          <w:sz w:val="24"/>
-        </w:rPr>
-        <w:hyperlink r:id="rId11" w:history="1">
-          <w:r>
-            <w:rPr>
-              <w:rStyle w:val="Hyperlink"/>
-            </w:rPr>
-            <w:t>e</w:t>
-          </w:r>
-        </w:hyperlink>
-      </w:r>
-      <w:r>
-        <w:rPr>
-          <w:u w:val="single" w:color="0000ff"/>
-          <w:rFonts w:ascii="Charis SIL Regular" w:hAnsi="Charis SIL Regular" w:eastAsia="Charis SIL Regular"/>
-          <w:b w:val="0"/>
-          <w:i w:val="0"/>
-          <w:color w:val="000000"/>
-          <w:sz w:val="24"/>
-        </w:rPr>
-        <w:hyperlink r:id="rId11" w:history="1">
-          <w:r>
-            <w:rPr>
-              <w:rStyle w:val="Hyperlink"/>
-            </w:rPr>
-            <w:t>res</w:t>
-          </w:r>
-        </w:hyperlink>
-      </w:r>
-      <w:r>
-        <w:rPr>
-          <w:u w:val="single" w:color="0000ff"/>
-          <w:rFonts w:ascii="Charis SIL Regular" w:hAnsi="Charis SIL Regular" w:eastAsia="Charis SIL Regular"/>
-          <w:b w:val="0"/>
-          <w:i w:val="0"/>
-          <w:color w:val="000000"/>
-          <w:sz w:val="24"/>
-        </w:rPr>
-        <w:t>s</w:t>
-      </w:r>
-      <w:r>
-        <w:rPr>
-          <w:rFonts w:ascii="Charis SIL Regular" w:hAnsi="Charis SIL Regular" w:eastAsia="Charis SIL Regular"/>
-          <w:b w:val="0"/>
-          <w:i w:val="0"/>
-          <w:color w:val="000000"/>
-          <w:sz w:val="24"/>
-        </w:rPr>
-        <w:t xml:space="preserve">eerd in </w:t>
+        <w:t xml:space="preserve">Van Lier raakte echter ook geïnteresseerd in </w:t>
       </w:r>
       <w:r>
         <w:rPr>
@@ -645,7 +609,6 @@
       </w:r>
       <w:r>
         <w:rPr>
-          <w:u w:val="single" w:color="0000ff"/>
           <w:rFonts w:ascii="Charis SIL Regular" w:hAnsi="Charis SIL Regular" w:eastAsia="Charis SIL Regular"/>
           <w:b w:val="0"/>
           <w:i w:val="0"/>
@@ -938,7 +901,7 @@
           <w:sz w:val="24"/>
           <w:u w:val="single"/>
         </w:rPr>
-        <w:hyperlink r:id="rId16" w:history="1">
+        <w:hyperlink r:id="rId14" w:history="1">
           <w:r>
             <w:rPr>
               <w:rStyle w:val="Hyperlink"/>
@@ -956,7 +919,7 @@
           <w:sz w:val="24"/>
           <w:u w:val="single"/>
         </w:rPr>
-        <w:hyperlink r:id="rId16" w:history="1">
+        <w:hyperlink r:id="rId14" w:history="1">
           <w:r>
             <w:rPr>
               <w:rStyle w:val="Hyperlink"/>
@@ -974,7 +937,7 @@
           <w:sz w:val="24"/>
           <w:u w:val="single"/>
         </w:rPr>
-        <w:hyperlink r:id="rId16" w:history="1">
+        <w:hyperlink r:id="rId14" w:history="1">
           <w:r>
             <w:rPr>
               <w:rStyle w:val="Hyperlink"/>
@@ -1003,7 +966,7 @@
           <w:sz w:val="24"/>
           <w:u w:val="single"/>
         </w:rPr>
-        <w:hyperlink r:id="rId16" w:history="1">
+        <w:hyperlink r:id="rId14" w:history="1">
           <w:r>
             <w:rPr>
               <w:rStyle w:val="Hyperlink"/>
@@ -1089,7 +1052,7 @@
           <w:sz w:val="24"/>
           <w:u w:val="single"/>
         </w:rPr>
-        <w:hyperlink r:id="rId17" w:history="1">
+        <w:hyperlink r:id="rId16" w:history="1">
           <w:r>
             <w:rPr>
               <w:rStyle w:val="Hyperlink"/>
@@ -1129,7 +1092,7 @@
           <w:sz w:val="24"/>
           <w:u w:val="single"/>
         </w:rPr>
-        <w:hyperlink r:id="rId17" w:history="1">
+        <w:hyperlink r:id="rId16" w:history="1">
           <w:r>
             <w:rPr>
               <w:rStyle w:val="Hyperlink"/>
@@ -1167,7 +1130,7 @@
           <w:color w:val="000000"/>
           <w:sz w:val="24"/>
         </w:rPr>
-        <w:hyperlink r:id="rId16" w:history="1">
+        <w:hyperlink r:id="rId17" w:history="1">
           <w:r>
             <w:rPr>
               <w:rStyle w:val="Hyperlink"/>
@@ -1185,7 +1148,7 @@
           <w:color w:val="000000"/>
           <w:sz w:val="24"/>
         </w:rPr>
-        <w:hyperlink r:id="rId16" w:history="1">
+        <w:hyperlink r:id="rId17" w:history="1">
           <w:r>
             <w:rPr>
               <w:rStyle w:val="Hyperlink"/>
@@ -1203,7 +1166,7 @@
           <w:color w:val="000000"/>
           <w:sz w:val="24"/>
         </w:rPr>
-        <w:hyperlink r:id="rId16" w:history="1">
+        <w:hyperlink r:id="rId17" w:history="1">
           <w:r>
             <w:rPr>
               <w:rStyle w:val="Hyperlink"/>
@@ -1350,7 +1313,7 @@
           <w:color w:val="000000"/>
           <w:sz w:val="24"/>
         </w:rPr>
-        <w:hyperlink r:id="rId17" w:history="1">
+        <w:hyperlink r:id="rId16" w:history="1">
           <w:r>
             <w:rPr>
               <w:rStyle w:val="Hyperlink"/>
@@ -1368,7 +1331,7 @@
           <w:color w:val="000000"/>
           <w:sz w:val="24"/>
         </w:rPr>
-        <w:hyperlink r:id="rId17" w:history="1">
+        <w:hyperlink r:id="rId16" w:history="1">
           <w:r>
             <w:rPr>
               <w:rStyle w:val="Hyperlink"/>
@@ -2243,32 +2206,13 @@
       </w:r>
       <w:r>
         <w:rPr>
-          <w:u w:val="single" w:color="0000ff"/>
           <w:rFonts w:ascii="Charis SIL Regular" w:hAnsi="Charis SIL Regular" w:eastAsia="Charis SIL Regular"/>
           <w:b w:val="0"/>
           <w:i w:val="0"/>
           <w:color w:val="000000"/>
           <w:sz w:val="24"/>
         </w:rPr>
-        <w:hyperlink r:id="rId25" w:history="1">
-          <w:r>
-            <w:rPr>
-              <w:rStyle w:val="Hyperlink"/>
-            </w:rPr>
-            <w:t>naar</w:t>
-          </w:r>
-        </w:hyperlink>
-      </w:r>
-      <w:r>
-        <w:rPr>
-          <w:u w:val="single" w:color="0000ff"/>
-          <w:rFonts w:ascii="Charis SIL Regular" w:hAnsi="Charis SIL Regular" w:eastAsia="Charis SIL Regular"/>
-          <w:b w:val="0"/>
-          <w:i w:val="0"/>
-          <w:color w:val="000000"/>
-          <w:sz w:val="24"/>
-        </w:rPr>
-        <w:t xml:space="preserve"> </w:t>
+        <w:t xml:space="preserve">naar </w:t>
       </w:r>
       <w:r>
         <w:rPr>
@@ -3286,7 +3230,7 @@
           <w:sz w:val="24"/>
           <w:u w:val="single"/>
         </w:rPr>
-        <w:hyperlink r:id="rId32" w:history="1">
+        <w:hyperlink r:id="rId31" w:history="1">
           <w:r>
             <w:rPr>
               <w:rStyle w:val="Hyperlink"/>
@@ -3331,7 +3275,43 @@
           <w:color w:val="000000"/>
           <w:sz w:val="24"/>
         </w:rPr>
-        <w:t>betrekking te hebben op Europese kunst). Het overige archief is in bezit va</w:t>
+        <w:t>betrekking te hebben op Europese kunst). Het overige archief</w:t>
+      </w:r>
+      <w:r>
+        <w:rPr>
+          <w:u w:val="single" w:color="0000ff"/>
+          <w:rFonts w:ascii="Charis SIL Regular" w:hAnsi="Charis SIL Regular" w:eastAsia="Charis SIL Regular"/>
+          <w:b w:val="0"/>
+          <w:i w:val="0"/>
+          <w:color w:val="000000"/>
+          <w:sz w:val="24"/>
+        </w:rPr>
+        <w:hyperlink r:id="rId32" w:history="1">
+          <w:r>
+            <w:rPr>
+              <w:rStyle w:val="Hyperlink"/>
+            </w:rPr>
+            <w:t xml:space="preserve"> is in bez</w:t>
+          </w:r>
+        </w:hyperlink>
+      </w:r>
+      <w:r>
+        <w:rPr>
+          <w:u w:val="single" w:color="0000ff"/>
+          <w:rFonts w:ascii="Charis SIL Regular" w:hAnsi="Charis SIL Regular" w:eastAsia="Charis SIL Regular"/>
+          <w:b w:val="0"/>
+          <w:i w:val="0"/>
+          <w:color w:val="000000"/>
+          <w:sz w:val="24"/>
+        </w:rPr>
+        <w:hyperlink r:id="rId32" w:history="1">
+          <w:r>
+            <w:rPr>
+              <w:rStyle w:val="Hyperlink"/>
+            </w:rPr>
+            <w:t>it va</w:t>
+          </w:r>
+        </w:hyperlink>
       </w:r>
       <w:r>
         <w:rPr>
@@ -3823,6 +3803,7 @@
           <w:i w:val="0"/>
           <w:color w:val="0000FF"/>
           <w:sz w:val="24"/>
+          <w:u w:val="single"/>
         </w:rPr>
         <w:hyperlink r:id="rId35" w:history="1">
           <w:r>
@@ -3952,14 +3933,7 @@
           <w:sz w:val="24"/>
           <w:u w:val="single"/>
         </w:rPr>
-        <w:hyperlink r:id="rId36" w:history="1">
-          <w:r>
-            <w:rPr>
-              <w:rStyle w:val="Hyperlink"/>
-            </w:rPr>
-            <w:t>restitutiev</w:t>
-          </w:r>
-        </w:hyperlink>
+        <w:t>restitutiev</w:t>
       </w:r>
       <w:r>
         <w:rPr>
@@ -3970,7 +3944,7 @@
           <w:sz w:val="24"/>
           <w:u w:val="single"/>
         </w:rPr>
-        <w:hyperlink r:id="rId36" w:history="1">
+        <w:hyperlink r:id="rId35" w:history="1">
           <w:r>
             <w:rPr>
               <w:rStyle w:val="Hyperlink"/>
@@ -4835,7 +4809,7 @@
           <w:sz w:val="24"/>
           <w:u w:val="single"/>
         </w:rPr>
-        <w:hyperlink r:id="rId40" w:history="1">
+        <w:hyperlink r:id="rId39" w:history="1">
           <w:r>
             <w:rPr>
               <w:rStyle w:val="Hyperlink"/>
@@ -4853,7 +4827,7 @@
           <w:sz w:val="24"/>
           <w:u w:val="single"/>
         </w:rPr>
-        <w:hyperlink r:id="rId40" w:history="1">
+        <w:hyperlink r:id="rId39" w:history="1">
           <w:r>
             <w:rPr>
               <w:rStyle w:val="Hyperlink"/>
@@ -4864,13 +4838,21 @@
       </w:r>
       <w:r>
         <w:rPr>
+          <w:u w:val="single" w:color="0000ff"/>
           <w:rFonts w:ascii="Charis SIL Regular" w:hAnsi="Charis SIL Regular" w:eastAsia="Charis SIL Regular"/>
           <w:b w:val="0"/>
           <w:i w:val="0"/>
           <w:color w:val="000000"/>
           <w:sz w:val="24"/>
         </w:rPr>
-        <w:t xml:space="preserve">, </w:t>
+        <w:hyperlink r:id="rId39" w:history="1">
+          <w:r>
+            <w:rPr>
+              <w:rStyle w:val="Hyperlink"/>
+            </w:rPr>
+            <w:t xml:space="preserve">, </w:t>
+          </w:r>
+        </w:hyperlink>
       </w:r>
       <w:r>
         <w:rPr>
@@ -4881,7 +4863,7 @@
           <w:sz w:val="24"/>
           <w:u w:val="single"/>
         </w:rPr>
-        <w:hyperlink r:id="rId41" w:history="1">
+        <w:hyperlink r:id="rId39" w:history="1">
           <w:r>
             <w:rPr>
               <w:rStyle w:val="Hyperlink"/>
@@ -4910,7 +4892,7 @@
           <w:sz w:val="24"/>
           <w:u w:val="single"/>
         </w:rPr>
-        <w:hyperlink r:id="rId41" w:history="1">
+        <w:hyperlink r:id="rId39" w:history="1">
           <w:r>
             <w:rPr>
               <w:rStyle w:val="Hyperlink"/>
@@ -4928,7 +4910,7 @@
           <w:sz w:val="24"/>
           <w:u w:val="single"/>
         </w:rPr>
-        <w:hyperlink r:id="rId41" w:history="1">
+        <w:hyperlink r:id="rId39" w:history="1">
           <w:r>
             <w:rPr>
               <w:rStyle w:val="Hyperlink"/>

--- a/EXPORTS/DOCX/published/niveau3/Dutch/KunsthandelVanLier.docx
+++ b/EXPORTS/DOCX/published/niveau3/Dutch/KunsthandelVanLier.docx
@@ -249,13 +249,32 @@
       </w:r>
       <w:r>
         <w:rPr>
+          <w:u w:val="single" w:color="0000ff"/>
           <w:rFonts w:ascii="Charis SIL Regular" w:hAnsi="Charis SIL Regular" w:eastAsia="Charis SIL Regular"/>
           <w:b w:val="0"/>
           <w:i w:val="0"/>
           <w:color w:val="000000"/>
           <w:sz w:val="24"/>
         </w:rPr>
-        <w:t>naar A</w:t>
+        <w:hyperlink r:id="rId9" w:history="1">
+          <w:r>
+            <w:rPr>
+              <w:rStyle w:val="Hyperlink"/>
+            </w:rPr>
+            <w:t xml:space="preserve">naar </w:t>
+          </w:r>
+        </w:hyperlink>
+      </w:r>
+      <w:r>
+        <w:rPr>
+          <w:u w:val="single" w:color="0000ff"/>
+          <w:rFonts w:ascii="Charis SIL Regular" w:hAnsi="Charis SIL Regular" w:eastAsia="Charis SIL Regular"/>
+          <w:b w:val="0"/>
+          <w:i w:val="0"/>
+          <w:color w:val="000000"/>
+          <w:sz w:val="24"/>
+        </w:rPr>
+        <w:t>A</w:t>
       </w:r>
       <w:r>
         <w:rPr>
@@ -598,7 +617,7 @@
           <w:sz w:val="24"/>
           <w:u w:val="single"/>
         </w:rPr>
-        <w:hyperlink r:id="rId12" w:history="1">
+        <w:hyperlink r:id="rId13" w:history="1">
           <w:r>
             <w:rPr>
               <w:rStyle w:val="Hyperlink"/>
@@ -626,7 +645,7 @@
           <w:sz w:val="24"/>
           <w:u w:val="single"/>
         </w:rPr>
-        <w:hyperlink r:id="rId12" w:history="1">
+        <w:hyperlink r:id="rId14" w:history="1">
           <w:r>
             <w:rPr>
               <w:rStyle w:val="Hyperlink"/>
@@ -644,7 +663,7 @@
           <w:sz w:val="24"/>
           <w:u w:val="single"/>
         </w:rPr>
-        <w:hyperlink r:id="rId12" w:history="1">
+        <w:hyperlink r:id="rId14" w:history="1">
           <w:r>
             <w:rPr>
               <w:rStyle w:val="Hyperlink"/>
@@ -662,7 +681,7 @@
           <w:sz w:val="24"/>
           <w:u w:val="single"/>
         </w:rPr>
-        <w:hyperlink r:id="rId12" w:history="1">
+        <w:hyperlink r:id="rId14" w:history="1">
           <w:r>
             <w:rPr>
               <w:rStyle w:val="Hyperlink"/>
@@ -788,9 +807,8 @@
           <w:i w:val="0"/>
           <w:color w:val="0000FF"/>
           <w:sz w:val="24"/>
-          <w:u w:val="single"/>
-        </w:rPr>
-        <w:hyperlink r:id="rId14" w:history="1">
+        </w:rPr>
+        <w:hyperlink r:id="rId15" w:history="1">
           <w:r>
             <w:rPr>
               <w:rStyle w:val="Hyperlink"/>
@@ -808,7 +826,7 @@
           <w:sz w:val="24"/>
           <w:u w:val="single"/>
         </w:rPr>
-        <w:hyperlink r:id="rId15" w:history="1">
+        <w:hyperlink r:id="rId14" w:history="1">
           <w:r>
             <w:rPr>
               <w:rStyle w:val="Hyperlink"/>
@@ -837,7 +855,7 @@
           <w:sz w:val="24"/>
           <w:u w:val="single"/>
         </w:rPr>
-        <w:hyperlink r:id="rId15" w:history="1">
+        <w:hyperlink r:id="rId14" w:history="1">
           <w:r>
             <w:rPr>
               <w:rStyle w:val="Hyperlink"/>
@@ -855,7 +873,7 @@
           <w:sz w:val="24"/>
           <w:u w:val="single"/>
         </w:rPr>
-        <w:hyperlink r:id="rId14" w:history="1">
+        <w:hyperlink r:id="rId15" w:history="1">
           <w:r>
             <w:rPr>
               <w:rStyle w:val="Hyperlink"/>
@@ -883,7 +901,7 @@
           <w:color w:val="000000"/>
           <w:sz w:val="24"/>
         </w:rPr>
-        <w:hyperlink r:id="rId14" w:history="1">
+        <w:hyperlink r:id="rId15" w:history="1">
           <w:r>
             <w:rPr>
               <w:rStyle w:val="Hyperlink"/>
@@ -901,7 +919,7 @@
           <w:sz w:val="24"/>
           <w:u w:val="single"/>
         </w:rPr>
-        <w:hyperlink r:id="rId14" w:history="1">
+        <w:hyperlink r:id="rId15" w:history="1">
           <w:r>
             <w:rPr>
               <w:rStyle w:val="Hyperlink"/>
@@ -919,7 +937,7 @@
           <w:sz w:val="24"/>
           <w:u w:val="single"/>
         </w:rPr>
-        <w:hyperlink r:id="rId14" w:history="1">
+        <w:hyperlink r:id="rId15" w:history="1">
           <w:r>
             <w:rPr>
               <w:rStyle w:val="Hyperlink"/>
@@ -937,7 +955,7 @@
           <w:sz w:val="24"/>
           <w:u w:val="single"/>
         </w:rPr>
-        <w:hyperlink r:id="rId14" w:history="1">
+        <w:hyperlink r:id="rId15" w:history="1">
           <w:r>
             <w:rPr>
               <w:rStyle w:val="Hyperlink"/>
@@ -966,7 +984,7 @@
           <w:sz w:val="24"/>
           <w:u w:val="single"/>
         </w:rPr>
-        <w:hyperlink r:id="rId14" w:history="1">
+        <w:hyperlink r:id="rId15" w:history="1">
           <w:r>
             <w:rPr>
               <w:rStyle w:val="Hyperlink"/>
@@ -1057,7 +1075,7 @@
             <w:rPr>
               <w:rStyle w:val="Hyperlink"/>
             </w:rPr>
-            <w:t>etnografisch</w:t>
+            <w:t>etnografisc</w:t>
           </w:r>
         </w:hyperlink>
       </w:r>
@@ -1068,36 +1086,13 @@
           <w:i w:val="0"/>
           <w:color w:val="0000FF"/>
           <w:sz w:val="24"/>
-          <w:u w:val="single"/>
-        </w:rPr>
-        <w:t>e</w:t>
-      </w:r>
-      <w:r>
-        <w:rPr>
-          <w:rFonts w:ascii="Charis SIL Regular" w:hAnsi="Charis SIL Regular" w:eastAsia="Charis SIL Regular"/>
-          <w:b w:val="0"/>
-          <w:i w:val="0"/>
-          <w:color w:val="0000FF"/>
-          <w:sz w:val="24"/>
-          <w:u w:val="single"/>
-        </w:rPr>
-        <w:t xml:space="preserve"> </w:t>
-      </w:r>
-      <w:r>
-        <w:rPr>
-          <w:rFonts w:ascii="Charis SIL Regular" w:hAnsi="Charis SIL Regular" w:eastAsia="Charis SIL Regular"/>
-          <w:b w:val="0"/>
-          <w:i w:val="0"/>
-          <w:color w:val="0000FF"/>
-          <w:sz w:val="24"/>
-          <w:u w:val="single"/>
         </w:rPr>
         <w:hyperlink r:id="rId16" w:history="1">
           <w:r>
             <w:rPr>
               <w:rStyle w:val="Hyperlink"/>
             </w:rPr>
-            <w:t>voorwerpe</w:t>
+            <w:t>h</w:t>
           </w:r>
         </w:hyperlink>
       </w:r>
@@ -1109,7 +1104,36 @@
           <w:color w:val="0000FF"/>
           <w:sz w:val="24"/>
         </w:rPr>
-        <w:t>n</w:t>
+        <w:t>e</w:t>
+      </w:r>
+      <w:r>
+        <w:rPr>
+          <w:rFonts w:ascii="Charis SIL Regular" w:hAnsi="Charis SIL Regular" w:eastAsia="Charis SIL Regular"/>
+          <w:b w:val="0"/>
+          <w:i w:val="0"/>
+          <w:color w:val="0000FF"/>
+          <w:sz w:val="24"/>
+          <w:u w:val="single"/>
+        </w:rPr>
+        <w:t xml:space="preserve"> </w:t>
+      </w:r>
+      <w:r>
+        <w:rPr>
+          <w:rFonts w:ascii="Charis SIL Regular" w:hAnsi="Charis SIL Regular" w:eastAsia="Charis SIL Regular"/>
+          <w:b w:val="0"/>
+          <w:i w:val="0"/>
+          <w:color w:val="0000FF"/>
+          <w:sz w:val="24"/>
+          <w:u w:val="single"/>
+        </w:rPr>
+        <w:hyperlink r:id="rId16" w:history="1">
+          <w:r>
+            <w:rPr>
+              <w:rStyle w:val="Hyperlink"/>
+            </w:rPr>
+            <w:t>voorwerpen</w:t>
+          </w:r>
+        </w:hyperlink>
       </w:r>
       <w:r>
         <w:rPr>
@@ -2963,151 +2987,7 @@
           <w:color w:val="000000"/>
           <w:sz w:val="24"/>
         </w:rPr>
-        <w:t>in het RKD, evenals een aantal arc</w:t>
-      </w:r>
-      <w:r>
-        <w:rPr>
-          <w:u w:val="single" w:color="0000ff"/>
-          <w:rFonts w:ascii="Charis SIL Regular" w:hAnsi="Charis SIL Regular" w:eastAsia="Charis SIL Regular"/>
-          <w:b w:val="0"/>
-          <w:i w:val="0"/>
-          <w:color w:val="000000"/>
-          <w:sz w:val="24"/>
-        </w:rPr>
-        <w:hyperlink r:id="rId31" w:history="1">
-          <w:r>
-            <w:rPr>
-              <w:rStyle w:val="Hyperlink"/>
-            </w:rPr>
-            <w:t>hiefst</w:t>
-          </w:r>
-        </w:hyperlink>
-      </w:r>
-      <w:r>
-        <w:rPr>
-          <w:u w:val="single" w:color="0000ff"/>
-          <w:rFonts w:ascii="Charis SIL Regular" w:hAnsi="Charis SIL Regular" w:eastAsia="Charis SIL Regular"/>
-          <w:b w:val="0"/>
-          <w:i w:val="0"/>
-          <w:color w:val="000000"/>
-          <w:sz w:val="24"/>
-        </w:rPr>
-        <w:hyperlink r:id="rId31" w:history="1">
-          <w:r>
-            <w:rPr>
-              <w:rStyle w:val="Hyperlink"/>
-            </w:rPr>
-            <w:t>u</w:t>
-          </w:r>
-        </w:hyperlink>
-      </w:r>
-      <w:r>
-        <w:rPr>
-          <w:u w:val="single" w:color="0000ff"/>
-          <w:rFonts w:ascii="Charis SIL Regular" w:hAnsi="Charis SIL Regular" w:eastAsia="Charis SIL Regular"/>
-          <w:b w:val="0"/>
-          <w:i w:val="0"/>
-          <w:color w:val="000000"/>
-          <w:sz w:val="24"/>
-        </w:rPr>
-        <w:hyperlink r:id="rId31" w:history="1">
-          <w:r>
-            <w:rPr>
-              <w:rStyle w:val="Hyperlink"/>
-            </w:rPr>
-            <w:t>kke</w:t>
-          </w:r>
-        </w:hyperlink>
-      </w:r>
-      <w:r>
-        <w:rPr>
-          <w:u w:val="single" w:color="0000ff"/>
-          <w:rFonts w:ascii="Charis SIL Regular" w:hAnsi="Charis SIL Regular" w:eastAsia="Charis SIL Regular"/>
-          <w:b w:val="0"/>
-          <w:i w:val="0"/>
-          <w:color w:val="000000"/>
-          <w:sz w:val="24"/>
-        </w:rPr>
-        <w:hyperlink r:id="rId31" w:history="1">
-          <w:r>
-            <w:rPr>
-              <w:rStyle w:val="Hyperlink"/>
-            </w:rPr>
-            <w:t>n ui</w:t>
-          </w:r>
-        </w:hyperlink>
-      </w:r>
-      <w:r>
-        <w:rPr>
-          <w:u w:val="single" w:color="0000ff"/>
-          <w:rFonts w:ascii="Charis SIL Regular" w:hAnsi="Charis SIL Regular" w:eastAsia="Charis SIL Regular"/>
-          <w:b w:val="0"/>
-          <w:i w:val="0"/>
-          <w:color w:val="000000"/>
-          <w:sz w:val="24"/>
-        </w:rPr>
-        <w:hyperlink r:id="rId31" w:history="1">
-          <w:r>
-            <w:rPr>
-              <w:rStyle w:val="Hyperlink"/>
-            </w:rPr>
-            <w:t>t</w:t>
-          </w:r>
-        </w:hyperlink>
-      </w:r>
-      <w:r>
-        <w:rPr>
-          <w:u w:val="single" w:color="0000ff"/>
-          <w:rFonts w:ascii="Charis SIL Regular" w:hAnsi="Charis SIL Regular" w:eastAsia="Charis SIL Regular"/>
-          <w:b w:val="0"/>
-          <w:i w:val="0"/>
-          <w:color w:val="000000"/>
-          <w:sz w:val="24"/>
-        </w:rPr>
-        <w:hyperlink r:id="rId31" w:history="1">
-          <w:r>
-            <w:rPr>
-              <w:rStyle w:val="Hyperlink"/>
-            </w:rPr>
-            <w:t xml:space="preserve"> d</w:t>
-          </w:r>
-        </w:hyperlink>
-      </w:r>
-      <w:r>
-        <w:rPr>
-          <w:u w:val="single" w:color="0000ff"/>
-          <w:rFonts w:ascii="Charis SIL Regular" w:hAnsi="Charis SIL Regular" w:eastAsia="Charis SIL Regular"/>
-          <w:b w:val="0"/>
-          <w:i w:val="0"/>
-          <w:color w:val="000000"/>
-          <w:sz w:val="24"/>
-        </w:rPr>
-        <w:hyperlink r:id="rId31" w:history="1">
-          <w:r>
-            <w:rPr>
-              <w:rStyle w:val="Hyperlink"/>
-            </w:rPr>
-            <w:t>e</w:t>
-          </w:r>
-        </w:hyperlink>
-      </w:r>
-      <w:r>
-        <w:rPr>
-          <w:u w:val="single" w:color="0000ff"/>
-          <w:rFonts w:ascii="Charis SIL Regular" w:hAnsi="Charis SIL Regular" w:eastAsia="Charis SIL Regular"/>
-          <w:b w:val="0"/>
-          <w:i w:val="0"/>
-          <w:color w:val="000000"/>
-          <w:sz w:val="24"/>
-        </w:rPr>
-        <w:hyperlink r:id="rId31" w:history="1">
-          <w:r>
-            <w:rPr>
-              <w:rStyle w:val="Hyperlink"/>
-            </w:rPr>
-            <w:t xml:space="preserve"> perio</w:t>
-          </w:r>
-        </w:hyperlink>
+        <w:t>in het RKD, evenals een aantal archiefstukken uit de perio</w:t>
       </w:r>
       <w:r>
         <w:rPr>
@@ -3698,132 +3578,19 @@
           <w:i w:val="0"/>
           <w:color w:val="0000FF"/>
           <w:sz w:val="24"/>
+        </w:rPr>
+        <w:t>website van de NK-c</w:t>
+      </w:r>
+      <w:r>
+        <w:rPr>
+          <w:rFonts w:ascii="Charis SIL Regular" w:hAnsi="Charis SIL Regular" w:eastAsia="Charis SIL Regular"/>
+          <w:b w:val="0"/>
+          <w:i w:val="0"/>
+          <w:color w:val="0000FF"/>
+          <w:sz w:val="24"/>
           <w:u w:val="single"/>
         </w:rPr>
-        <w:hyperlink r:id="rId35" w:history="1">
-          <w:r>
-            <w:rPr>
-              <w:rStyle w:val="Hyperlink"/>
-            </w:rPr>
-            <w:t>website</w:t>
-          </w:r>
-        </w:hyperlink>
-      </w:r>
-      <w:r>
-        <w:rPr>
-          <w:rFonts w:ascii="Charis SIL Regular" w:hAnsi="Charis SIL Regular" w:eastAsia="Charis SIL Regular"/>
-          <w:b w:val="0"/>
-          <w:i w:val="0"/>
-          <w:color w:val="0000FF"/>
-          <w:sz w:val="24"/>
-          <w:u w:val="single"/>
-        </w:rPr>
-        <w:t xml:space="preserve"> </w:t>
-      </w:r>
-      <w:r>
-        <w:rPr>
-          <w:rFonts w:ascii="Charis SIL Regular" w:hAnsi="Charis SIL Regular" w:eastAsia="Charis SIL Regular"/>
-          <w:b w:val="0"/>
-          <w:i w:val="0"/>
-          <w:color w:val="0000FF"/>
-          <w:sz w:val="24"/>
-          <w:u w:val="single"/>
-        </w:rPr>
-        <w:hyperlink r:id="rId35" w:history="1">
-          <w:r>
-            <w:rPr>
-              <w:rStyle w:val="Hyperlink"/>
-            </w:rPr>
-            <w:t>van</w:t>
-          </w:r>
-        </w:hyperlink>
-      </w:r>
-      <w:r>
-        <w:rPr>
-          <w:rFonts w:ascii="Charis SIL Regular" w:hAnsi="Charis SIL Regular" w:eastAsia="Charis SIL Regular"/>
-          <w:b w:val="0"/>
-          <w:i w:val="0"/>
-          <w:color w:val="0000FF"/>
-          <w:sz w:val="24"/>
-          <w:u w:val="single"/>
-        </w:rPr>
-        <w:t xml:space="preserve"> </w:t>
-      </w:r>
-      <w:r>
-        <w:rPr>
-          <w:rFonts w:ascii="Charis SIL Regular" w:hAnsi="Charis SIL Regular" w:eastAsia="Charis SIL Regular"/>
-          <w:b w:val="0"/>
-          <w:i w:val="0"/>
-          <w:color w:val="0000FF"/>
-          <w:sz w:val="24"/>
-          <w:u w:val="single"/>
-        </w:rPr>
-        <w:hyperlink r:id="rId35" w:history="1">
-          <w:r>
-            <w:rPr>
-              <w:rStyle w:val="Hyperlink"/>
-            </w:rPr>
-            <w:t>de</w:t>
-          </w:r>
-        </w:hyperlink>
-      </w:r>
-      <w:r>
-        <w:rPr>
-          <w:rFonts w:ascii="Charis SIL Regular" w:hAnsi="Charis SIL Regular" w:eastAsia="Charis SIL Regular"/>
-          <w:b w:val="0"/>
-          <w:i w:val="0"/>
-          <w:color w:val="0000FF"/>
-          <w:sz w:val="24"/>
-          <w:u w:val="single"/>
-        </w:rPr>
-        <w:t xml:space="preserve"> </w:t>
-      </w:r>
-      <w:r>
-        <w:rPr>
-          <w:rFonts w:ascii="Charis SIL Regular" w:hAnsi="Charis SIL Regular" w:eastAsia="Charis SIL Regular"/>
-          <w:b w:val="0"/>
-          <w:i w:val="0"/>
-          <w:color w:val="0000FF"/>
-          <w:sz w:val="24"/>
-          <w:u w:val="single"/>
-        </w:rPr>
-        <w:hyperlink r:id="rId35" w:history="1">
-          <w:r>
-            <w:rPr>
-              <w:rStyle w:val="Hyperlink"/>
-            </w:rPr>
-            <w:t>NK-</w:t>
-          </w:r>
-        </w:hyperlink>
-      </w:r>
-      <w:r>
-        <w:rPr>
-          <w:rFonts w:ascii="Charis SIL Regular" w:hAnsi="Charis SIL Regular" w:eastAsia="Charis SIL Regular"/>
-          <w:b w:val="0"/>
-          <w:i w:val="0"/>
-          <w:color w:val="0000FF"/>
-          <w:sz w:val="24"/>
-          <w:u w:val="single"/>
-        </w:rPr>
-        <w:hyperlink r:id="rId35" w:history="1">
-          <w:r>
-            <w:rPr>
-              <w:rStyle w:val="Hyperlink"/>
-            </w:rPr>
-            <w:t>c</w:t>
-          </w:r>
-        </w:hyperlink>
-      </w:r>
-      <w:r>
-        <w:rPr>
-          <w:rFonts w:ascii="Charis SIL Regular" w:hAnsi="Charis SIL Regular" w:eastAsia="Charis SIL Regular"/>
-          <w:b w:val="0"/>
-          <w:i w:val="0"/>
-          <w:color w:val="0000FF"/>
-          <w:sz w:val="24"/>
-          <w:u w:val="single"/>
-        </w:rPr>
-        <w:hyperlink r:id="rId35" w:history="1">
+        <w:hyperlink r:id="rId34" w:history="1">
           <w:r>
             <w:rPr>
               <w:rStyle w:val="Hyperlink"/>
@@ -3933,7 +3700,14 @@
           <w:sz w:val="24"/>
           <w:u w:val="single"/>
         </w:rPr>
-        <w:t>restitutiev</w:t>
+        <w:hyperlink r:id="rId35" w:history="1">
+          <w:r>
+            <w:rPr>
+              <w:rStyle w:val="Hyperlink"/>
+            </w:rPr>
+            <w:t>restitutiev</w:t>
+          </w:r>
+        </w:hyperlink>
       </w:r>
       <w:r>
         <w:rPr>
@@ -3962,7 +3736,7 @@
           <w:color w:val="000000"/>
           <w:sz w:val="24"/>
         </w:rPr>
-        <w:hyperlink r:id="rId35" w:history="1">
+        <w:hyperlink r:id="rId36" w:history="1">
           <w:r>
             <w:rPr>
               <w:rStyle w:val="Hyperlink"/>
@@ -3980,7 +3754,7 @@
           <w:color w:val="000000"/>
           <w:sz w:val="24"/>
         </w:rPr>
-        <w:hyperlink r:id="rId35" w:history="1">
+        <w:hyperlink r:id="rId36" w:history="1">
           <w:r>
             <w:rPr>
               <w:rStyle w:val="Hyperlink"/>
@@ -3998,7 +3772,7 @@
           <w:color w:val="000000"/>
           <w:sz w:val="24"/>
         </w:rPr>
-        <w:hyperlink r:id="rId35" w:history="1">
+        <w:hyperlink r:id="rId36" w:history="1">
           <w:r>
             <w:rPr>
               <w:rStyle w:val="Hyperlink"/>
@@ -4016,7 +3790,7 @@
           <w:color w:val="000000"/>
           <w:sz w:val="24"/>
         </w:rPr>
-        <w:hyperlink r:id="rId35" w:history="1">
+        <w:hyperlink r:id="rId36" w:history="1">
           <w:r>
             <w:rPr>
               <w:rStyle w:val="Hyperlink"/>
@@ -4034,7 +3808,7 @@
           <w:color w:val="000000"/>
           <w:sz w:val="24"/>
         </w:rPr>
-        <w:hyperlink r:id="rId35" w:history="1">
+        <w:hyperlink r:id="rId36" w:history="1">
           <w:r>
             <w:rPr>
               <w:rStyle w:val="Hyperlink"/>
@@ -4052,7 +3826,7 @@
           <w:color w:val="000000"/>
           <w:sz w:val="24"/>
         </w:rPr>
-        <w:hyperlink r:id="rId35" w:history="1">
+        <w:hyperlink r:id="rId36" w:history="1">
           <w:r>
             <w:rPr>
               <w:rStyle w:val="Hyperlink"/>
@@ -4070,7 +3844,7 @@
           <w:color w:val="000000"/>
           <w:sz w:val="24"/>
         </w:rPr>
-        <w:hyperlink r:id="rId35" w:history="1">
+        <w:hyperlink r:id="rId36" w:history="1">
           <w:r>
             <w:rPr>
               <w:rStyle w:val="Hyperlink"/>
@@ -4130,7 +3904,7 @@
           <w:color w:val="000000"/>
           <w:sz w:val="24"/>
         </w:rPr>
-        <w:hyperlink r:id="rId36" w:history="1">
+        <w:hyperlink r:id="rId35" w:history="1">
           <w:r>
             <w:rPr>
               <w:rStyle w:val="Hyperlink"/>
@@ -4838,21 +4612,13 @@
       </w:r>
       <w:r>
         <w:rPr>
-          <w:u w:val="single" w:color="0000ff"/>
           <w:rFonts w:ascii="Charis SIL Regular" w:hAnsi="Charis SIL Regular" w:eastAsia="Charis SIL Regular"/>
           <w:b w:val="0"/>
           <w:i w:val="0"/>
           <w:color w:val="000000"/>
           <w:sz w:val="24"/>
         </w:rPr>
-        <w:hyperlink r:id="rId39" w:history="1">
-          <w:r>
-            <w:rPr>
-              <w:rStyle w:val="Hyperlink"/>
-            </w:rPr>
-            <w:t xml:space="preserve">, </w:t>
-          </w:r>
-        </w:hyperlink>
+        <w:t xml:space="preserve">, </w:t>
       </w:r>
       <w:r>
         <w:rPr>
@@ -4863,7 +4629,7 @@
           <w:sz w:val="24"/>
           <w:u w:val="single"/>
         </w:rPr>
-        <w:hyperlink r:id="rId39" w:history="1">
+        <w:hyperlink r:id="rId41" w:history="1">
           <w:r>
             <w:rPr>
               <w:rStyle w:val="Hyperlink"/>
@@ -4892,7 +4658,7 @@
           <w:sz w:val="24"/>
           <w:u w:val="single"/>
         </w:rPr>
-        <w:hyperlink r:id="rId39" w:history="1">
+        <w:hyperlink r:id="rId41" w:history="1">
           <w:r>
             <w:rPr>
               <w:rStyle w:val="Hyperlink"/>
@@ -4910,7 +4676,7 @@
           <w:sz w:val="24"/>
           <w:u w:val="single"/>
         </w:rPr>
-        <w:hyperlink r:id="rId39" w:history="1">
+        <w:hyperlink r:id="rId41" w:history="1">
           <w:r>
             <w:rPr>
               <w:rStyle w:val="Hyperlink"/>

--- a/EXPORTS/DOCX/published/niveau3/Dutch/KunsthandelVanLier.docx
+++ b/EXPORTS/DOCX/published/niveau3/Dutch/KunsthandelVanLier.docx
@@ -267,7 +267,6 @@
       </w:r>
       <w:r>
         <w:rPr>
-          <w:u w:val="single" w:color="0000ff"/>
           <w:rFonts w:ascii="Charis SIL Regular" w:hAnsi="Charis SIL Regular" w:eastAsia="Charis SIL Regular"/>
           <w:b w:val="0"/>
           <w:i w:val="0"/>
@@ -332,24 +331,13 @@
       </w:r>
       <w:r>
         <w:rPr>
-          <w:u w:val="single" w:color="0000ff"/>
           <w:rFonts w:ascii="Charis SIL Regular" w:hAnsi="Charis SIL Regular" w:eastAsia="Charis SIL Regular"/>
           <w:b w:val="0"/>
           <w:i w:val="0"/>
           <w:color w:val="000000"/>
           <w:sz w:val="24"/>
         </w:rPr>
-        <w:t>a</w:t>
-      </w:r>
-      <w:r>
-        <w:rPr>
-          <w:rFonts w:ascii="Charis SIL Regular" w:hAnsi="Charis SIL Regular" w:eastAsia="Charis SIL Regular"/>
-          <w:b w:val="0"/>
-          <w:i w:val="0"/>
-          <w:color w:val="000000"/>
-          <w:sz w:val="24"/>
-        </w:rPr>
-        <w:t xml:space="preserve">m. </w:t>
+        <w:t xml:space="preserve">am. </w:t>
       </w:r>
       <w:r>
         <w:rPr>
@@ -617,7 +605,7 @@
           <w:sz w:val="24"/>
           <w:u w:val="single"/>
         </w:rPr>
-        <w:hyperlink r:id="rId13" w:history="1">
+        <w:hyperlink r:id="rId12" w:history="1">
           <w:r>
             <w:rPr>
               <w:rStyle w:val="Hyperlink"/>
@@ -645,7 +633,7 @@
           <w:sz w:val="24"/>
           <w:u w:val="single"/>
         </w:rPr>
-        <w:hyperlink r:id="rId14" w:history="1">
+        <w:hyperlink r:id="rId12" w:history="1">
           <w:r>
             <w:rPr>
               <w:rStyle w:val="Hyperlink"/>
@@ -663,7 +651,7 @@
           <w:sz w:val="24"/>
           <w:u w:val="single"/>
         </w:rPr>
-        <w:hyperlink r:id="rId14" w:history="1">
+        <w:hyperlink r:id="rId12" w:history="1">
           <w:r>
             <w:rPr>
               <w:rStyle w:val="Hyperlink"/>
@@ -681,7 +669,7 @@
           <w:sz w:val="24"/>
           <w:u w:val="single"/>
         </w:rPr>
-        <w:hyperlink r:id="rId14" w:history="1">
+        <w:hyperlink r:id="rId12" w:history="1">
           <w:r>
             <w:rPr>
               <w:rStyle w:val="Hyperlink"/>
@@ -807,8 +795,9 @@
           <w:i w:val="0"/>
           <w:color w:val="0000FF"/>
           <w:sz w:val="24"/>
-        </w:rPr>
-        <w:hyperlink r:id="rId15" w:history="1">
+          <w:u w:val="single"/>
+        </w:rPr>
+        <w:hyperlink r:id="rId14" w:history="1">
           <w:r>
             <w:rPr>
               <w:rStyle w:val="Hyperlink"/>
@@ -826,7 +815,7 @@
           <w:sz w:val="24"/>
           <w:u w:val="single"/>
         </w:rPr>
-        <w:hyperlink r:id="rId14" w:history="1">
+        <w:hyperlink r:id="rId15" w:history="1">
           <w:r>
             <w:rPr>
               <w:rStyle w:val="Hyperlink"/>
@@ -855,7 +844,7 @@
           <w:sz w:val="24"/>
           <w:u w:val="single"/>
         </w:rPr>
-        <w:hyperlink r:id="rId14" w:history="1">
+        <w:hyperlink r:id="rId15" w:history="1">
           <w:r>
             <w:rPr>
               <w:rStyle w:val="Hyperlink"/>
@@ -873,7 +862,7 @@
           <w:sz w:val="24"/>
           <w:u w:val="single"/>
         </w:rPr>
-        <w:hyperlink r:id="rId15" w:history="1">
+        <w:hyperlink r:id="rId14" w:history="1">
           <w:r>
             <w:rPr>
               <w:rStyle w:val="Hyperlink"/>
@@ -901,7 +890,7 @@
           <w:color w:val="000000"/>
           <w:sz w:val="24"/>
         </w:rPr>
-        <w:hyperlink r:id="rId15" w:history="1">
+        <w:hyperlink r:id="rId14" w:history="1">
           <w:r>
             <w:rPr>
               <w:rStyle w:val="Hyperlink"/>
@@ -919,7 +908,7 @@
           <w:sz w:val="24"/>
           <w:u w:val="single"/>
         </w:rPr>
-        <w:hyperlink r:id="rId15" w:history="1">
+        <w:hyperlink r:id="rId14" w:history="1">
           <w:r>
             <w:rPr>
               <w:rStyle w:val="Hyperlink"/>
@@ -937,7 +926,7 @@
           <w:sz w:val="24"/>
           <w:u w:val="single"/>
         </w:rPr>
-        <w:hyperlink r:id="rId15" w:history="1">
+        <w:hyperlink r:id="rId14" w:history="1">
           <w:r>
             <w:rPr>
               <w:rStyle w:val="Hyperlink"/>
@@ -955,7 +944,7 @@
           <w:sz w:val="24"/>
           <w:u w:val="single"/>
         </w:rPr>
-        <w:hyperlink r:id="rId15" w:history="1">
+        <w:hyperlink r:id="rId14" w:history="1">
           <w:r>
             <w:rPr>
               <w:rStyle w:val="Hyperlink"/>
@@ -984,7 +973,7 @@
           <w:sz w:val="24"/>
           <w:u w:val="single"/>
         </w:rPr>
-        <w:hyperlink r:id="rId15" w:history="1">
+        <w:hyperlink r:id="rId14" w:history="1">
           <w:r>
             <w:rPr>
               <w:rStyle w:val="Hyperlink"/>
@@ -1075,7 +1064,7 @@
             <w:rPr>
               <w:rStyle w:val="Hyperlink"/>
             </w:rPr>
-            <w:t>etnografisc</w:t>
+            <w:t>etnografisch</w:t>
           </w:r>
         </w:hyperlink>
       </w:r>
@@ -1086,13 +1075,36 @@
           <w:i w:val="0"/>
           <w:color w:val="0000FF"/>
           <w:sz w:val="24"/>
+          <w:u w:val="single"/>
+        </w:rPr>
+        <w:t>e</w:t>
+      </w:r>
+      <w:r>
+        <w:rPr>
+          <w:rFonts w:ascii="Charis SIL Regular" w:hAnsi="Charis SIL Regular" w:eastAsia="Charis SIL Regular"/>
+          <w:b w:val="0"/>
+          <w:i w:val="0"/>
+          <w:color w:val="0000FF"/>
+          <w:sz w:val="24"/>
+          <w:u w:val="single"/>
+        </w:rPr>
+        <w:t xml:space="preserve"> </w:t>
+      </w:r>
+      <w:r>
+        <w:rPr>
+          <w:rFonts w:ascii="Charis SIL Regular" w:hAnsi="Charis SIL Regular" w:eastAsia="Charis SIL Regular"/>
+          <w:b w:val="0"/>
+          <w:i w:val="0"/>
+          <w:color w:val="0000FF"/>
+          <w:sz w:val="24"/>
+          <w:u w:val="single"/>
         </w:rPr>
         <w:hyperlink r:id="rId16" w:history="1">
           <w:r>
             <w:rPr>
               <w:rStyle w:val="Hyperlink"/>
             </w:rPr>
-            <w:t>h</w:t>
+            <w:t>voorwerpe</w:t>
           </w:r>
         </w:hyperlink>
       </w:r>
@@ -1104,36 +1116,7 @@
           <w:color w:val="0000FF"/>
           <w:sz w:val="24"/>
         </w:rPr>
-        <w:t>e</w:t>
-      </w:r>
-      <w:r>
-        <w:rPr>
-          <w:rFonts w:ascii="Charis SIL Regular" w:hAnsi="Charis SIL Regular" w:eastAsia="Charis SIL Regular"/>
-          <w:b w:val="0"/>
-          <w:i w:val="0"/>
-          <w:color w:val="0000FF"/>
-          <w:sz w:val="24"/>
-          <w:u w:val="single"/>
-        </w:rPr>
-        <w:t xml:space="preserve"> </w:t>
-      </w:r>
-      <w:r>
-        <w:rPr>
-          <w:rFonts w:ascii="Charis SIL Regular" w:hAnsi="Charis SIL Regular" w:eastAsia="Charis SIL Regular"/>
-          <w:b w:val="0"/>
-          <w:i w:val="0"/>
-          <w:color w:val="0000FF"/>
-          <w:sz w:val="24"/>
-          <w:u w:val="single"/>
-        </w:rPr>
-        <w:hyperlink r:id="rId16" w:history="1">
-          <w:r>
-            <w:rPr>
-              <w:rStyle w:val="Hyperlink"/>
-            </w:rPr>
-            <w:t>voorwerpen</w:t>
-          </w:r>
-        </w:hyperlink>
+        <w:t>n</w:t>
       </w:r>
       <w:r>
         <w:rPr>
@@ -2230,6 +2213,7 @@
       </w:r>
       <w:r>
         <w:rPr>
+          <w:u w:val="single" w:color="0000ff"/>
           <w:rFonts w:ascii="Charis SIL Regular" w:hAnsi="Charis SIL Regular" w:eastAsia="Charis SIL Regular"/>
           <w:b w:val="0"/>
           <w:i w:val="0"/>
@@ -2247,7 +2231,7 @@
           <w:sz w:val="24"/>
           <w:u w:val="single"/>
         </w:rPr>
-        <w:hyperlink r:id="rId25" w:history="1">
+        <w:hyperlink r:id="rId27" w:history="1">
           <w:r>
             <w:rPr>
               <w:rStyle w:val="Hyperlink"/>
@@ -2987,7 +2971,151 @@
           <w:color w:val="000000"/>
           <w:sz w:val="24"/>
         </w:rPr>
-        <w:t>in het RKD, evenals een aantal archiefstukken uit de perio</w:t>
+        <w:t>in het RKD, evenals een aantal arc</w:t>
+      </w:r>
+      <w:r>
+        <w:rPr>
+          <w:u w:val="single" w:color="0000ff"/>
+          <w:rFonts w:ascii="Charis SIL Regular" w:hAnsi="Charis SIL Regular" w:eastAsia="Charis SIL Regular"/>
+          <w:b w:val="0"/>
+          <w:i w:val="0"/>
+          <w:color w:val="000000"/>
+          <w:sz w:val="24"/>
+        </w:rPr>
+        <w:hyperlink r:id="rId31" w:history="1">
+          <w:r>
+            <w:rPr>
+              <w:rStyle w:val="Hyperlink"/>
+            </w:rPr>
+            <w:t>hiefst</w:t>
+          </w:r>
+        </w:hyperlink>
+      </w:r>
+      <w:r>
+        <w:rPr>
+          <w:u w:val="single" w:color="0000ff"/>
+          <w:rFonts w:ascii="Charis SIL Regular" w:hAnsi="Charis SIL Regular" w:eastAsia="Charis SIL Regular"/>
+          <w:b w:val="0"/>
+          <w:i w:val="0"/>
+          <w:color w:val="000000"/>
+          <w:sz w:val="24"/>
+        </w:rPr>
+        <w:hyperlink r:id="rId31" w:history="1">
+          <w:r>
+            <w:rPr>
+              <w:rStyle w:val="Hyperlink"/>
+            </w:rPr>
+            <w:t>u</w:t>
+          </w:r>
+        </w:hyperlink>
+      </w:r>
+      <w:r>
+        <w:rPr>
+          <w:u w:val="single" w:color="0000ff"/>
+          <w:rFonts w:ascii="Charis SIL Regular" w:hAnsi="Charis SIL Regular" w:eastAsia="Charis SIL Regular"/>
+          <w:b w:val="0"/>
+          <w:i w:val="0"/>
+          <w:color w:val="000000"/>
+          <w:sz w:val="24"/>
+        </w:rPr>
+        <w:hyperlink r:id="rId31" w:history="1">
+          <w:r>
+            <w:rPr>
+              <w:rStyle w:val="Hyperlink"/>
+            </w:rPr>
+            <w:t>kke</w:t>
+          </w:r>
+        </w:hyperlink>
+      </w:r>
+      <w:r>
+        <w:rPr>
+          <w:u w:val="single" w:color="0000ff"/>
+          <w:rFonts w:ascii="Charis SIL Regular" w:hAnsi="Charis SIL Regular" w:eastAsia="Charis SIL Regular"/>
+          <w:b w:val="0"/>
+          <w:i w:val="0"/>
+          <w:color w:val="000000"/>
+          <w:sz w:val="24"/>
+        </w:rPr>
+        <w:hyperlink r:id="rId31" w:history="1">
+          <w:r>
+            <w:rPr>
+              <w:rStyle w:val="Hyperlink"/>
+            </w:rPr>
+            <w:t>n ui</w:t>
+          </w:r>
+        </w:hyperlink>
+      </w:r>
+      <w:r>
+        <w:rPr>
+          <w:u w:val="single" w:color="0000ff"/>
+          <w:rFonts w:ascii="Charis SIL Regular" w:hAnsi="Charis SIL Regular" w:eastAsia="Charis SIL Regular"/>
+          <w:b w:val="0"/>
+          <w:i w:val="0"/>
+          <w:color w:val="000000"/>
+          <w:sz w:val="24"/>
+        </w:rPr>
+        <w:hyperlink r:id="rId31" w:history="1">
+          <w:r>
+            <w:rPr>
+              <w:rStyle w:val="Hyperlink"/>
+            </w:rPr>
+            <w:t>t</w:t>
+          </w:r>
+        </w:hyperlink>
+      </w:r>
+      <w:r>
+        <w:rPr>
+          <w:u w:val="single" w:color="0000ff"/>
+          <w:rFonts w:ascii="Charis SIL Regular" w:hAnsi="Charis SIL Regular" w:eastAsia="Charis SIL Regular"/>
+          <w:b w:val="0"/>
+          <w:i w:val="0"/>
+          <w:color w:val="000000"/>
+          <w:sz w:val="24"/>
+        </w:rPr>
+        <w:hyperlink r:id="rId31" w:history="1">
+          <w:r>
+            <w:rPr>
+              <w:rStyle w:val="Hyperlink"/>
+            </w:rPr>
+            <w:t xml:space="preserve"> d</w:t>
+          </w:r>
+        </w:hyperlink>
+      </w:r>
+      <w:r>
+        <w:rPr>
+          <w:u w:val="single" w:color="0000ff"/>
+          <w:rFonts w:ascii="Charis SIL Regular" w:hAnsi="Charis SIL Regular" w:eastAsia="Charis SIL Regular"/>
+          <w:b w:val="0"/>
+          <w:i w:val="0"/>
+          <w:color w:val="000000"/>
+          <w:sz w:val="24"/>
+        </w:rPr>
+        <w:hyperlink r:id="rId31" w:history="1">
+          <w:r>
+            <w:rPr>
+              <w:rStyle w:val="Hyperlink"/>
+            </w:rPr>
+            <w:t>e</w:t>
+          </w:r>
+        </w:hyperlink>
+      </w:r>
+      <w:r>
+        <w:rPr>
+          <w:u w:val="single" w:color="0000ff"/>
+          <w:rFonts w:ascii="Charis SIL Regular" w:hAnsi="Charis SIL Regular" w:eastAsia="Charis SIL Regular"/>
+          <w:b w:val="0"/>
+          <w:i w:val="0"/>
+          <w:color w:val="000000"/>
+          <w:sz w:val="24"/>
+        </w:rPr>
+        <w:hyperlink r:id="rId31" w:history="1">
+          <w:r>
+            <w:rPr>
+              <w:rStyle w:val="Hyperlink"/>
+            </w:rPr>
+            <w:t xml:space="preserve"> perio</w:t>
+          </w:r>
+        </w:hyperlink>
       </w:r>
       <w:r>
         <w:rPr>
@@ -3578,8 +3706,16 @@
           <w:i w:val="0"/>
           <w:color w:val="0000FF"/>
           <w:sz w:val="24"/>
-        </w:rPr>
-        <w:t>website van de NK-c</w:t>
+          <w:u w:val="single"/>
+        </w:rPr>
+        <w:hyperlink r:id="rId35" w:history="1">
+          <w:r>
+            <w:rPr>
+              <w:rStyle w:val="Hyperlink"/>
+            </w:rPr>
+            <w:t>website</w:t>
+          </w:r>
+        </w:hyperlink>
       </w:r>
       <w:r>
         <w:rPr>
@@ -3590,7 +3726,111 @@
           <w:sz w:val="24"/>
           <w:u w:val="single"/>
         </w:rPr>
-        <w:hyperlink r:id="rId34" w:history="1">
+        <w:t xml:space="preserve"> </w:t>
+      </w:r>
+      <w:r>
+        <w:rPr>
+          <w:rFonts w:ascii="Charis SIL Regular" w:hAnsi="Charis SIL Regular" w:eastAsia="Charis SIL Regular"/>
+          <w:b w:val="0"/>
+          <w:i w:val="0"/>
+          <w:color w:val="0000FF"/>
+          <w:sz w:val="24"/>
+          <w:u w:val="single"/>
+        </w:rPr>
+        <w:hyperlink r:id="rId35" w:history="1">
+          <w:r>
+            <w:rPr>
+              <w:rStyle w:val="Hyperlink"/>
+            </w:rPr>
+            <w:t>van</w:t>
+          </w:r>
+        </w:hyperlink>
+      </w:r>
+      <w:r>
+        <w:rPr>
+          <w:rFonts w:ascii="Charis SIL Regular" w:hAnsi="Charis SIL Regular" w:eastAsia="Charis SIL Regular"/>
+          <w:b w:val="0"/>
+          <w:i w:val="0"/>
+          <w:color w:val="0000FF"/>
+          <w:sz w:val="24"/>
+          <w:u w:val="single"/>
+        </w:rPr>
+        <w:t xml:space="preserve"> </w:t>
+      </w:r>
+      <w:r>
+        <w:rPr>
+          <w:rFonts w:ascii="Charis SIL Regular" w:hAnsi="Charis SIL Regular" w:eastAsia="Charis SIL Regular"/>
+          <w:b w:val="0"/>
+          <w:i w:val="0"/>
+          <w:color w:val="0000FF"/>
+          <w:sz w:val="24"/>
+          <w:u w:val="single"/>
+        </w:rPr>
+        <w:hyperlink r:id="rId35" w:history="1">
+          <w:r>
+            <w:rPr>
+              <w:rStyle w:val="Hyperlink"/>
+            </w:rPr>
+            <w:t>de</w:t>
+          </w:r>
+        </w:hyperlink>
+      </w:r>
+      <w:r>
+        <w:rPr>
+          <w:rFonts w:ascii="Charis SIL Regular" w:hAnsi="Charis SIL Regular" w:eastAsia="Charis SIL Regular"/>
+          <w:b w:val="0"/>
+          <w:i w:val="0"/>
+          <w:color w:val="0000FF"/>
+          <w:sz w:val="24"/>
+          <w:u w:val="single"/>
+        </w:rPr>
+        <w:t xml:space="preserve"> </w:t>
+      </w:r>
+      <w:r>
+        <w:rPr>
+          <w:rFonts w:ascii="Charis SIL Regular" w:hAnsi="Charis SIL Regular" w:eastAsia="Charis SIL Regular"/>
+          <w:b w:val="0"/>
+          <w:i w:val="0"/>
+          <w:color w:val="0000FF"/>
+          <w:sz w:val="24"/>
+          <w:u w:val="single"/>
+        </w:rPr>
+        <w:hyperlink r:id="rId35" w:history="1">
+          <w:r>
+            <w:rPr>
+              <w:rStyle w:val="Hyperlink"/>
+            </w:rPr>
+            <w:t>NK-</w:t>
+          </w:r>
+        </w:hyperlink>
+      </w:r>
+      <w:r>
+        <w:rPr>
+          <w:rFonts w:ascii="Charis SIL Regular" w:hAnsi="Charis SIL Regular" w:eastAsia="Charis SIL Regular"/>
+          <w:b w:val="0"/>
+          <w:i w:val="0"/>
+          <w:color w:val="0000FF"/>
+          <w:sz w:val="24"/>
+        </w:rPr>
+        <w:hyperlink r:id="rId35" w:history="1">
+          <w:r>
+            <w:rPr>
+              <w:rStyle w:val="Hyperlink"/>
+            </w:rPr>
+            <w:t>c</w:t>
+          </w:r>
+        </w:hyperlink>
+      </w:r>
+      <w:r>
+        <w:rPr>
+          <w:rFonts w:ascii="Charis SIL Regular" w:hAnsi="Charis SIL Regular" w:eastAsia="Charis SIL Regular"/>
+          <w:b w:val="0"/>
+          <w:i w:val="0"/>
+          <w:color w:val="0000FF"/>
+          <w:sz w:val="24"/>
+          <w:u w:val="single"/>
+        </w:rPr>
+        <w:hyperlink r:id="rId35" w:history="1">
           <w:r>
             <w:rPr>
               <w:rStyle w:val="Hyperlink"/>
@@ -3700,7 +3940,7 @@
           <w:sz w:val="24"/>
           <w:u w:val="single"/>
         </w:rPr>
-        <w:hyperlink r:id="rId35" w:history="1">
+        <w:hyperlink r:id="rId36" w:history="1">
           <w:r>
             <w:rPr>
               <w:rStyle w:val="Hyperlink"/>
@@ -3718,7 +3958,7 @@
           <w:sz w:val="24"/>
           <w:u w:val="single"/>
         </w:rPr>
-        <w:hyperlink r:id="rId35" w:history="1">
+        <w:hyperlink r:id="rId36" w:history="1">
           <w:r>
             <w:rPr>
               <w:rStyle w:val="Hyperlink"/>
@@ -3729,6 +3969,16 @@
       </w:r>
       <w:r>
         <w:rPr>
+          <w:rFonts w:ascii="Charis SIL Regular" w:hAnsi="Charis SIL Regular" w:eastAsia="Charis SIL Regular"/>
+          <w:b w:val="0"/>
+          <w:i w:val="0"/>
+          <w:color w:val="000000"/>
+          <w:sz w:val="24"/>
+        </w:rPr>
+        <w:t xml:space="preserve"> i</w:t>
+      </w:r>
+      <w:r>
+        <w:rPr>
           <w:u w:val="single" w:color="0000ff"/>
           <w:rFonts w:ascii="Charis SIL Regular" w:hAnsi="Charis SIL Regular" w:eastAsia="Charis SIL Regular"/>
           <w:b w:val="0"/>
@@ -3736,25 +3986,7 @@
           <w:color w:val="000000"/>
           <w:sz w:val="24"/>
         </w:rPr>
-        <w:hyperlink r:id="rId36" w:history="1">
-          <w:r>
-            <w:rPr>
-              <w:rStyle w:val="Hyperlink"/>
-            </w:rPr>
-            <w:t xml:space="preserve"> i</w:t>
-          </w:r>
-        </w:hyperlink>
-      </w:r>
-      <w:r>
-        <w:rPr>
-          <w:u w:val="single" w:color="0000ff"/>
-          <w:rFonts w:ascii="Charis SIL Regular" w:hAnsi="Charis SIL Regular" w:eastAsia="Charis SIL Regular"/>
-          <w:b w:val="0"/>
-          <w:i w:val="0"/>
-          <w:color w:val="000000"/>
-          <w:sz w:val="24"/>
-        </w:rPr>
-        <w:hyperlink r:id="rId36" w:history="1">
+        <w:hyperlink r:id="rId35" w:history="1">
           <w:r>
             <w:rPr>
               <w:rStyle w:val="Hyperlink"/>
@@ -3772,7 +4004,7 @@
           <w:color w:val="000000"/>
           <w:sz w:val="24"/>
         </w:rPr>
-        <w:hyperlink r:id="rId36" w:history="1">
+        <w:hyperlink r:id="rId35" w:history="1">
           <w:r>
             <w:rPr>
               <w:rStyle w:val="Hyperlink"/>
@@ -3790,7 +4022,7 @@
           <w:color w:val="000000"/>
           <w:sz w:val="24"/>
         </w:rPr>
-        <w:hyperlink r:id="rId36" w:history="1">
+        <w:hyperlink r:id="rId35" w:history="1">
           <w:r>
             <w:rPr>
               <w:rStyle w:val="Hyperlink"/>
@@ -3808,7 +4040,7 @@
           <w:color w:val="000000"/>
           <w:sz w:val="24"/>
         </w:rPr>
-        <w:hyperlink r:id="rId36" w:history="1">
+        <w:hyperlink r:id="rId35" w:history="1">
           <w:r>
             <w:rPr>
               <w:rStyle w:val="Hyperlink"/>
@@ -3826,7 +4058,7 @@
           <w:color w:val="000000"/>
           <w:sz w:val="24"/>
         </w:rPr>
-        <w:hyperlink r:id="rId36" w:history="1">
+        <w:hyperlink r:id="rId35" w:history="1">
           <w:r>
             <w:rPr>
               <w:rStyle w:val="Hyperlink"/>
@@ -3844,7 +4076,7 @@
           <w:color w:val="000000"/>
           <w:sz w:val="24"/>
         </w:rPr>
-        <w:hyperlink r:id="rId36" w:history="1">
+        <w:hyperlink r:id="rId35" w:history="1">
           <w:r>
             <w:rPr>
               <w:rStyle w:val="Hyperlink"/>
@@ -3904,7 +4136,7 @@
           <w:color w:val="000000"/>
           <w:sz w:val="24"/>
         </w:rPr>
-        <w:hyperlink r:id="rId35" w:history="1">
+        <w:hyperlink r:id="rId36" w:history="1">
           <w:r>
             <w:rPr>
               <w:rStyle w:val="Hyperlink"/>
@@ -4583,7 +4815,7 @@
           <w:sz w:val="24"/>
           <w:u w:val="single"/>
         </w:rPr>
-        <w:hyperlink r:id="rId39" w:history="1">
+        <w:hyperlink r:id="rId40" w:history="1">
           <w:r>
             <w:rPr>
               <w:rStyle w:val="Hyperlink"/>
@@ -4601,7 +4833,7 @@
           <w:sz w:val="24"/>
           <w:u w:val="single"/>
         </w:rPr>
-        <w:hyperlink r:id="rId39" w:history="1">
+        <w:hyperlink r:id="rId40" w:history="1">
           <w:r>
             <w:rPr>
               <w:rStyle w:val="Hyperlink"/>
@@ -4676,7 +4908,7 @@
           <w:sz w:val="24"/>
           <w:u w:val="single"/>
         </w:rPr>
-        <w:hyperlink r:id="rId41" w:history="1">
+        <w:hyperlink r:id="rId39" w:history="1">
           <w:r>
             <w:rPr>
               <w:rStyle w:val="Hyperlink"/>

--- a/EXPORTS/DOCX/published/niveau3/Dutch/KunsthandelVanLier.docx
+++ b/EXPORTS/DOCX/published/niveau3/Dutch/KunsthandelVanLier.docx
@@ -267,6 +267,7 @@
       </w:r>
       <w:r>
         <w:rPr>
+          <w:u w:val="single" w:color="0000ff"/>
           <w:rFonts w:ascii="Charis SIL Regular" w:hAnsi="Charis SIL Regular" w:eastAsia="Charis SIL Regular"/>
           <w:b w:val="0"/>
           <w:i w:val="0"/>
@@ -331,13 +332,24 @@
       </w:r>
       <w:r>
         <w:rPr>
+          <w:u w:val="single" w:color="0000ff"/>
           <w:rFonts w:ascii="Charis SIL Regular" w:hAnsi="Charis SIL Regular" w:eastAsia="Charis SIL Regular"/>
           <w:b w:val="0"/>
           <w:i w:val="0"/>
           <w:color w:val="000000"/>
           <w:sz w:val="24"/>
         </w:rPr>
-        <w:t xml:space="preserve">am. </w:t>
+        <w:t>a</w:t>
+      </w:r>
+      <w:r>
+        <w:rPr>
+          <w:rFonts w:ascii="Charis SIL Regular" w:hAnsi="Charis SIL Regular" w:eastAsia="Charis SIL Regular"/>
+          <w:b w:val="0"/>
+          <w:i w:val="0"/>
+          <w:color w:val="000000"/>
+          <w:sz w:val="24"/>
+        </w:rPr>
+        <w:t xml:space="preserve">m. </w:t>
       </w:r>
       <w:r>
         <w:rPr>
@@ -423,35 +435,7 @@
           <w:color w:val="000000"/>
           <w:sz w:val="24"/>
         </w:rPr>
-        <w:t xml:space="preserve"> hield zich vooral be</w:t>
-      </w:r>
-      <w:r>
-        <w:rPr>
-          <w:u w:val="single" w:color="0000ff"/>
-          <w:rFonts w:ascii="Charis SIL Regular" w:hAnsi="Charis SIL Regular" w:eastAsia="Charis SIL Regular"/>
-          <w:b w:val="0"/>
-          <w:i w:val="0"/>
-          <w:color w:val="000000"/>
-          <w:sz w:val="24"/>
-        </w:rPr>
-        <w:hyperlink r:id="rId10" w:history="1">
-          <w:r>
-            <w:rPr>
-              <w:rStyle w:val="Hyperlink"/>
-            </w:rPr>
-            <w:t>zig m</w:t>
-          </w:r>
-        </w:hyperlink>
-      </w:r>
-      <w:r>
-        <w:rPr>
-          <w:rFonts w:ascii="Charis SIL Regular" w:hAnsi="Charis SIL Regular" w:eastAsia="Charis SIL Regular"/>
-          <w:b w:val="0"/>
-          <w:i w:val="0"/>
-          <w:color w:val="000000"/>
-          <w:sz w:val="24"/>
-        </w:rPr>
-        <w:t xml:space="preserve">et </w:t>
+        <w:t xml:space="preserve"> hield zich vooral bezig met </w:t>
       </w:r>
       <w:r>
         <w:rPr>
@@ -616,6 +600,7 @@
       </w:r>
       <w:r>
         <w:rPr>
+          <w:u w:val="single" w:color="0000ff"/>
           <w:rFonts w:ascii="Charis SIL Regular" w:hAnsi="Charis SIL Regular" w:eastAsia="Charis SIL Regular"/>
           <w:b w:val="0"/>
           <w:i w:val="0"/>
@@ -2220,7 +2205,25 @@
           <w:color w:val="000000"/>
           <w:sz w:val="24"/>
         </w:rPr>
-        <w:t xml:space="preserve">naar </w:t>
+        <w:hyperlink r:id="rId25" w:history="1">
+          <w:r>
+            <w:rPr>
+              <w:rStyle w:val="Hyperlink"/>
+            </w:rPr>
+            <w:t>naar</w:t>
+          </w:r>
+        </w:hyperlink>
+      </w:r>
+      <w:r>
+        <w:rPr>
+          <w:u w:val="single" w:color="0000ff"/>
+          <w:rFonts w:ascii="Charis SIL Regular" w:hAnsi="Charis SIL Regular" w:eastAsia="Charis SIL Regular"/>
+          <w:b w:val="0"/>
+          <w:i w:val="0"/>
+          <w:color w:val="000000"/>
+          <w:sz w:val="24"/>
+        </w:rPr>
+        <w:t xml:space="preserve"> </w:t>
       </w:r>
       <w:r>
         <w:rPr>
@@ -2231,7 +2234,7 @@
           <w:sz w:val="24"/>
           <w:u w:val="single"/>
         </w:rPr>
-        <w:hyperlink r:id="rId27" w:history="1">
+        <w:hyperlink r:id="rId25" w:history="1">
           <w:r>
             <w:rPr>
               <w:rStyle w:val="Hyperlink"/>
@@ -3238,7 +3241,7 @@
           <w:sz w:val="24"/>
           <w:u w:val="single"/>
         </w:rPr>
-        <w:hyperlink r:id="rId31" w:history="1">
+        <w:hyperlink r:id="rId32" w:history="1">
           <w:r>
             <w:rPr>
               <w:rStyle w:val="Hyperlink"/>
@@ -3294,32 +3297,7 @@
           <w:color w:val="000000"/>
           <w:sz w:val="24"/>
         </w:rPr>
-        <w:hyperlink r:id="rId32" w:history="1">
-          <w:r>
-            <w:rPr>
-              <w:rStyle w:val="Hyperlink"/>
-            </w:rPr>
-            <w:t xml:space="preserve"> is in bez</w:t>
-          </w:r>
-        </w:hyperlink>
-      </w:r>
-      <w:r>
-        <w:rPr>
-          <w:u w:val="single" w:color="0000ff"/>
-          <w:rFonts w:ascii="Charis SIL Regular" w:hAnsi="Charis SIL Regular" w:eastAsia="Charis SIL Regular"/>
-          <w:b w:val="0"/>
-          <w:i w:val="0"/>
-          <w:color w:val="000000"/>
-          <w:sz w:val="24"/>
-        </w:rPr>
-        <w:hyperlink r:id="rId32" w:history="1">
-          <w:r>
-            <w:rPr>
-              <w:rStyle w:val="Hyperlink"/>
-            </w:rPr>
-            <w:t>it va</w:t>
-          </w:r>
-        </w:hyperlink>
+        <w:t xml:space="preserve"> is in bezit va</w:t>
       </w:r>
       <w:r>
         <w:rPr>
@@ -3811,6 +3789,7 @@
           <w:i w:val="0"/>
           <w:color w:val="0000FF"/>
           <w:sz w:val="24"/>
+          <w:u w:val="single"/>
         </w:rPr>
         <w:hyperlink r:id="rId35" w:history="1">
           <w:r>
@@ -3940,14 +3919,7 @@
           <w:sz w:val="24"/>
           <w:u w:val="single"/>
         </w:rPr>
-        <w:hyperlink r:id="rId36" w:history="1">
-          <w:r>
-            <w:rPr>
-              <w:rStyle w:val="Hyperlink"/>
-            </w:rPr>
-            <w:t>restitutiev</w:t>
-          </w:r>
-        </w:hyperlink>
+        <w:t>restitutiev</w:t>
       </w:r>
       <w:r>
         <w:rPr>
@@ -3958,7 +3930,7 @@
           <w:sz w:val="24"/>
           <w:u w:val="single"/>
         </w:rPr>
-        <w:hyperlink r:id="rId36" w:history="1">
+        <w:hyperlink r:id="rId35" w:history="1">
           <w:r>
             <w:rPr>
               <w:rStyle w:val="Hyperlink"/>
@@ -3969,13 +3941,21 @@
       </w:r>
       <w:r>
         <w:rPr>
+          <w:u w:val="single" w:color="0000ff"/>
           <w:rFonts w:ascii="Charis SIL Regular" w:hAnsi="Charis SIL Regular" w:eastAsia="Charis SIL Regular"/>
           <w:b w:val="0"/>
           <w:i w:val="0"/>
           <w:color w:val="000000"/>
           <w:sz w:val="24"/>
         </w:rPr>
-        <w:t xml:space="preserve"> i</w:t>
+        <w:hyperlink r:id="rId35" w:history="1">
+          <w:r>
+            <w:rPr>
+              <w:rStyle w:val="Hyperlink"/>
+            </w:rPr>
+            <w:t xml:space="preserve"> i</w:t>
+          </w:r>
+        </w:hyperlink>
       </w:r>
       <w:r>
         <w:rPr>
@@ -4815,7 +4795,7 @@
           <w:sz w:val="24"/>
           <w:u w:val="single"/>
         </w:rPr>
-        <w:hyperlink r:id="rId40" w:history="1">
+        <w:hyperlink r:id="rId39" w:history="1">
           <w:r>
             <w:rPr>
               <w:rStyle w:val="Hyperlink"/>
@@ -4833,7 +4813,7 @@
           <w:sz w:val="24"/>
           <w:u w:val="single"/>
         </w:rPr>
-        <w:hyperlink r:id="rId40" w:history="1">
+        <w:hyperlink r:id="rId39" w:history="1">
           <w:r>
             <w:rPr>
               <w:rStyle w:val="Hyperlink"/>
@@ -4844,13 +4824,21 @@
       </w:r>
       <w:r>
         <w:rPr>
+          <w:u w:val="single" w:color="0000ff"/>
           <w:rFonts w:ascii="Charis SIL Regular" w:hAnsi="Charis SIL Regular" w:eastAsia="Charis SIL Regular"/>
           <w:b w:val="0"/>
           <w:i w:val="0"/>
           <w:color w:val="000000"/>
           <w:sz w:val="24"/>
         </w:rPr>
-        <w:t xml:space="preserve">, </w:t>
+        <w:hyperlink r:id="rId39" w:history="1">
+          <w:r>
+            <w:rPr>
+              <w:rStyle w:val="Hyperlink"/>
+            </w:rPr>
+            <w:t xml:space="preserve">, </w:t>
+          </w:r>
+        </w:hyperlink>
       </w:r>
       <w:r>
         <w:rPr>
@@ -4861,7 +4849,7 @@
           <w:sz w:val="24"/>
           <w:u w:val="single"/>
         </w:rPr>
-        <w:hyperlink r:id="rId41" w:history="1">
+        <w:hyperlink r:id="rId39" w:history="1">
           <w:r>
             <w:rPr>
               <w:rStyle w:val="Hyperlink"/>
@@ -4890,7 +4878,7 @@
           <w:sz w:val="24"/>
           <w:u w:val="single"/>
         </w:rPr>
-        <w:hyperlink r:id="rId41" w:history="1">
+        <w:hyperlink r:id="rId39" w:history="1">
           <w:r>
             <w:rPr>
               <w:rStyle w:val="Hyperlink"/>

--- a/EXPORTS/DOCX/published/niveau3/Dutch/KunsthandelVanLier.docx
+++ b/EXPORTS/DOCX/published/niveau3/Dutch/KunsthandelVanLier.docx
@@ -435,7 +435,35 @@
           <w:color w:val="000000"/>
           <w:sz w:val="24"/>
         </w:rPr>
-        <w:t xml:space="preserve"> hield zich vooral bezig met </w:t>
+        <w:t xml:space="preserve"> hield zich vooral be</w:t>
+      </w:r>
+      <w:r>
+        <w:rPr>
+          <w:u w:val="single" w:color="0000ff"/>
+          <w:rFonts w:ascii="Charis SIL Regular" w:hAnsi="Charis SIL Regular" w:eastAsia="Charis SIL Regular"/>
+          <w:b w:val="0"/>
+          <w:i w:val="0"/>
+          <w:color w:val="000000"/>
+          <w:sz w:val="24"/>
+        </w:rPr>
+        <w:hyperlink r:id="rId10" w:history="1">
+          <w:r>
+            <w:rPr>
+              <w:rStyle w:val="Hyperlink"/>
+            </w:rPr>
+            <w:t>zig m</w:t>
+          </w:r>
+        </w:hyperlink>
+      </w:r>
+      <w:r>
+        <w:rPr>
+          <w:rFonts w:ascii="Charis SIL Regular" w:hAnsi="Charis SIL Regular" w:eastAsia="Charis SIL Regular"/>
+          <w:b w:val="0"/>
+          <w:i w:val="0"/>
+          <w:color w:val="000000"/>
+          <w:sz w:val="24"/>
+        </w:rPr>
+        <w:t xml:space="preserve">et </w:t>
       </w:r>
       <w:r>
         <w:rPr>
@@ -531,7 +559,118 @@
           <w:color w:val="000000"/>
           <w:sz w:val="24"/>
         </w:rPr>
-        <w:t xml:space="preserve">Van Lier raakte echter ook geïnteresseerd in </w:t>
+        <w:t>Van Lier raakte ec</w:t>
+      </w:r>
+      <w:r>
+        <w:rPr>
+          <w:u w:val="single" w:color="0000ff"/>
+          <w:rFonts w:ascii="Charis SIL Regular" w:hAnsi="Charis SIL Regular" w:eastAsia="Charis SIL Regular"/>
+          <w:b w:val="0"/>
+          <w:i w:val="0"/>
+          <w:color w:val="000000"/>
+          <w:sz w:val="24"/>
+        </w:rPr>
+        <w:hyperlink r:id="rId11" w:history="1">
+          <w:r>
+            <w:rPr>
+              <w:rStyle w:val="Hyperlink"/>
+            </w:rPr>
+            <w:t xml:space="preserve">hter ook </w:t>
+          </w:r>
+        </w:hyperlink>
+      </w:r>
+      <w:r>
+        <w:rPr>
+          <w:u w:val="single" w:color="0000ff"/>
+          <w:rFonts w:ascii="Charis SIL Regular" w:hAnsi="Charis SIL Regular" w:eastAsia="Charis SIL Regular"/>
+          <w:b w:val="0"/>
+          <w:i w:val="0"/>
+          <w:color w:val="000000"/>
+          <w:sz w:val="24"/>
+        </w:rPr>
+        <w:hyperlink r:id="rId11" w:history="1">
+          <w:r>
+            <w:rPr>
+              <w:rStyle w:val="Hyperlink"/>
+            </w:rPr>
+            <w:t>g</w:t>
+          </w:r>
+        </w:hyperlink>
+      </w:r>
+      <w:r>
+        <w:rPr>
+          <w:u w:val="single" w:color="0000ff"/>
+          <w:rFonts w:ascii="Charis SIL Regular" w:hAnsi="Charis SIL Regular" w:eastAsia="Charis SIL Regular"/>
+          <w:b w:val="0"/>
+          <w:i w:val="0"/>
+          <w:color w:val="000000"/>
+          <w:sz w:val="24"/>
+        </w:rPr>
+        <w:hyperlink r:id="rId11" w:history="1">
+          <w:r>
+            <w:rPr>
+              <w:rStyle w:val="Hyperlink"/>
+            </w:rPr>
+            <w:t>eïnt</w:t>
+          </w:r>
+        </w:hyperlink>
+      </w:r>
+      <w:r>
+        <w:rPr>
+          <w:u w:val="single" w:color="0000ff"/>
+          <w:rFonts w:ascii="Charis SIL Regular" w:hAnsi="Charis SIL Regular" w:eastAsia="Charis SIL Regular"/>
+          <w:b w:val="0"/>
+          <w:i w:val="0"/>
+          <w:color w:val="000000"/>
+          <w:sz w:val="24"/>
+        </w:rPr>
+        <w:hyperlink r:id="rId11" w:history="1">
+          <w:r>
+            <w:rPr>
+              <w:rStyle w:val="Hyperlink"/>
+            </w:rPr>
+            <w:t>e</w:t>
+          </w:r>
+        </w:hyperlink>
+      </w:r>
+      <w:r>
+        <w:rPr>
+          <w:u w:val="single" w:color="0000ff"/>
+          <w:rFonts w:ascii="Charis SIL Regular" w:hAnsi="Charis SIL Regular" w:eastAsia="Charis SIL Regular"/>
+          <w:b w:val="0"/>
+          <w:i w:val="0"/>
+          <w:color w:val="000000"/>
+          <w:sz w:val="24"/>
+        </w:rPr>
+        <w:hyperlink r:id="rId11" w:history="1">
+          <w:r>
+            <w:rPr>
+              <w:rStyle w:val="Hyperlink"/>
+            </w:rPr>
+            <w:t>res</w:t>
+          </w:r>
+        </w:hyperlink>
+      </w:r>
+      <w:r>
+        <w:rPr>
+          <w:u w:val="single" w:color="0000ff"/>
+          <w:rFonts w:ascii="Charis SIL Regular" w:hAnsi="Charis SIL Regular" w:eastAsia="Charis SIL Regular"/>
+          <w:b w:val="0"/>
+          <w:i w:val="0"/>
+          <w:color w:val="000000"/>
+          <w:sz w:val="24"/>
+        </w:rPr>
+        <w:t>s</w:t>
+      </w:r>
+      <w:r>
+        <w:rPr>
+          <w:rFonts w:ascii="Charis SIL Regular" w:hAnsi="Charis SIL Regular" w:eastAsia="Charis SIL Regular"/>
+          <w:b w:val="0"/>
+          <w:i w:val="0"/>
+          <w:color w:val="000000"/>
+          <w:sz w:val="24"/>
+        </w:rPr>
+        <w:t xml:space="preserve">eerd in </w:t>
       </w:r>
       <w:r>
         <w:rPr>
@@ -607,7 +746,25 @@
           <w:color w:val="000000"/>
           <w:sz w:val="24"/>
         </w:rPr>
-        <w:t xml:space="preserve"> en </w:t>
+        <w:hyperlink r:id="rId12" w:history="1">
+          <w:r>
+            <w:rPr>
+              <w:rStyle w:val="Hyperlink"/>
+            </w:rPr>
+            <w:t xml:space="preserve"> e</w:t>
+          </w:r>
+        </w:hyperlink>
+      </w:r>
+      <w:r>
+        <w:rPr>
+          <w:u w:val="single" w:color="0000ff"/>
+          <w:rFonts w:ascii="Charis SIL Regular" w:hAnsi="Charis SIL Regular" w:eastAsia="Charis SIL Regular"/>
+          <w:b w:val="0"/>
+          <w:i w:val="0"/>
+          <w:color w:val="000000"/>
+          <w:sz w:val="24"/>
+        </w:rPr>
+        <w:t xml:space="preserve">n </w:t>
       </w:r>
       <w:r>
         <w:rPr>
@@ -1049,7 +1206,7 @@
             <w:rPr>
               <w:rStyle w:val="Hyperlink"/>
             </w:rPr>
-            <w:t>etnografisch</w:t>
+            <w:t>etnografisc</w:t>
           </w:r>
         </w:hyperlink>
       </w:r>
@@ -1060,36 +1217,13 @@
           <w:i w:val="0"/>
           <w:color w:val="0000FF"/>
           <w:sz w:val="24"/>
-          <w:u w:val="single"/>
-        </w:rPr>
-        <w:t>e</w:t>
-      </w:r>
-      <w:r>
-        <w:rPr>
-          <w:rFonts w:ascii="Charis SIL Regular" w:hAnsi="Charis SIL Regular" w:eastAsia="Charis SIL Regular"/>
-          <w:b w:val="0"/>
-          <w:i w:val="0"/>
-          <w:color w:val="0000FF"/>
-          <w:sz w:val="24"/>
-          <w:u w:val="single"/>
-        </w:rPr>
-        <w:t xml:space="preserve"> </w:t>
-      </w:r>
-      <w:r>
-        <w:rPr>
-          <w:rFonts w:ascii="Charis SIL Regular" w:hAnsi="Charis SIL Regular" w:eastAsia="Charis SIL Regular"/>
-          <w:b w:val="0"/>
-          <w:i w:val="0"/>
-          <w:color w:val="0000FF"/>
-          <w:sz w:val="24"/>
-          <w:u w:val="single"/>
         </w:rPr>
         <w:hyperlink r:id="rId16" w:history="1">
           <w:r>
             <w:rPr>
               <w:rStyle w:val="Hyperlink"/>
             </w:rPr>
-            <w:t>voorwerpe</w:t>
+            <w:t>h</w:t>
           </w:r>
         </w:hyperlink>
       </w:r>
@@ -1100,8 +1234,38 @@
           <w:i w:val="0"/>
           <w:color w:val="0000FF"/>
           <w:sz w:val="24"/>
-        </w:rPr>
-        <w:t>n</w:t>
+          <w:u w:val="single"/>
+        </w:rPr>
+        <w:t>e</w:t>
+      </w:r>
+      <w:r>
+        <w:rPr>
+          <w:rFonts w:ascii="Charis SIL Regular" w:hAnsi="Charis SIL Regular" w:eastAsia="Charis SIL Regular"/>
+          <w:b w:val="0"/>
+          <w:i w:val="0"/>
+          <w:color w:val="0000FF"/>
+          <w:sz w:val="24"/>
+          <w:u w:val="single"/>
+        </w:rPr>
+        <w:t xml:space="preserve"> </w:t>
+      </w:r>
+      <w:r>
+        <w:rPr>
+          <w:rFonts w:ascii="Charis SIL Regular" w:hAnsi="Charis SIL Regular" w:eastAsia="Charis SIL Regular"/>
+          <w:b w:val="0"/>
+          <w:i w:val="0"/>
+          <w:color w:val="0000FF"/>
+          <w:sz w:val="24"/>
+          <w:u w:val="single"/>
+        </w:rPr>
+        <w:hyperlink r:id="rId16" w:history="1">
+          <w:r>
+            <w:rPr>
+              <w:rStyle w:val="Hyperlink"/>
+            </w:rPr>
+            <w:t>voorwerpen</w:t>
+          </w:r>
+        </w:hyperlink>
       </w:r>
       <w:r>
         <w:rPr>
@@ -1205,7 +1369,7 @@
           <w:sz w:val="24"/>
           <w:u w:val="single"/>
         </w:rPr>
-        <w:hyperlink r:id="rId13" w:history="1">
+        <w:hyperlink r:id="rId18" w:history="1">
           <w:r>
             <w:rPr>
               <w:rStyle w:val="Hyperlink"/>
@@ -1223,7 +1387,7 @@
           <w:sz w:val="24"/>
           <w:u w:val="single"/>
         </w:rPr>
-        <w:hyperlink r:id="rId13" w:history="1">
+        <w:hyperlink r:id="rId18" w:history="1">
           <w:r>
             <w:rPr>
               <w:rStyle w:val="Hyperlink"/>
@@ -1241,7 +1405,7 @@
           <w:sz w:val="24"/>
           <w:u w:val="single"/>
         </w:rPr>
-        <w:hyperlink r:id="rId13" w:history="1">
+        <w:hyperlink r:id="rId18" w:history="1">
           <w:r>
             <w:rPr>
               <w:rStyle w:val="Hyperlink"/>
@@ -1259,7 +1423,7 @@
           <w:sz w:val="24"/>
           <w:u w:val="single"/>
         </w:rPr>
-        <w:hyperlink r:id="rId13" w:history="1">
+        <w:hyperlink r:id="rId18" w:history="1">
           <w:r>
             <w:rPr>
               <w:rStyle w:val="Hyperlink"/>
@@ -1991,50 +2155,7 @@
           <w:color w:val="000000"/>
           <w:sz w:val="24"/>
         </w:rPr>
-        <w:hyperlink r:id="rId24" w:history="1">
-          <w:r>
-            <w:rPr>
-              <w:rStyle w:val="Hyperlink"/>
-            </w:rPr>
-            <w:t>rt en ver</w:t>
-          </w:r>
-        </w:hyperlink>
-      </w:r>
-      <w:r>
-        <w:rPr>
-          <w:u w:val="single" w:color="0000ff"/>
-          <w:rFonts w:ascii="Charis SIL Regular" w:hAnsi="Charis SIL Regular" w:eastAsia="Charis SIL Regular"/>
-          <w:b w:val="0"/>
-          <w:i w:val="0"/>
-          <w:color w:val="000000"/>
-          <w:sz w:val="24"/>
-        </w:rPr>
-        <w:hyperlink r:id="rId24" w:history="1">
-          <w:r>
-            <w:rPr>
-              <w:rStyle w:val="Hyperlink"/>
-            </w:rPr>
-            <w:t>k</w:t>
-          </w:r>
-        </w:hyperlink>
-      </w:r>
-      <w:r>
-        <w:rPr>
-          <w:u w:val="single" w:color="0000ff"/>
-          <w:rFonts w:ascii="Charis SIL Regular" w:hAnsi="Charis SIL Regular" w:eastAsia="Charis SIL Regular"/>
-          <w:b w:val="0"/>
-          <w:i w:val="0"/>
-          <w:color w:val="000000"/>
-          <w:sz w:val="24"/>
-        </w:rPr>
-        <w:hyperlink r:id="rId24" w:history="1">
-          <w:r>
-            <w:rPr>
-              <w:rStyle w:val="Hyperlink"/>
-            </w:rPr>
-            <w:t>och</w:t>
-          </w:r>
-        </w:hyperlink>
+        <w:t>rt en verkoch</w:t>
       </w:r>
       <w:r>
         <w:rPr>
@@ -2234,7 +2355,7 @@
           <w:sz w:val="24"/>
           <w:u w:val="single"/>
         </w:rPr>
-        <w:hyperlink r:id="rId25" w:history="1">
+        <w:hyperlink r:id="rId27" w:history="1">
           <w:r>
             <w:rPr>
               <w:rStyle w:val="Hyperlink"/>
@@ -3068,57 +3189,13 @@
       </w:r>
       <w:r>
         <w:rPr>
-          <w:u w:val="single" w:color="0000ff"/>
           <w:rFonts w:ascii="Charis SIL Regular" w:hAnsi="Charis SIL Regular" w:eastAsia="Charis SIL Regular"/>
           <w:b w:val="0"/>
           <w:i w:val="0"/>
           <w:color w:val="000000"/>
           <w:sz w:val="24"/>
         </w:rPr>
-        <w:hyperlink r:id="rId31" w:history="1">
-          <w:r>
-            <w:rPr>
-              <w:rStyle w:val="Hyperlink"/>
-            </w:rPr>
-            <w:t xml:space="preserve"> d</w:t>
-          </w:r>
-        </w:hyperlink>
-      </w:r>
-      <w:r>
-        <w:rPr>
-          <w:u w:val="single" w:color="0000ff"/>
-          <w:rFonts w:ascii="Charis SIL Regular" w:hAnsi="Charis SIL Regular" w:eastAsia="Charis SIL Regular"/>
-          <w:b w:val="0"/>
-          <w:i w:val="0"/>
-          <w:color w:val="000000"/>
-          <w:sz w:val="24"/>
-        </w:rPr>
-        <w:hyperlink r:id="rId31" w:history="1">
-          <w:r>
-            <w:rPr>
-              <w:rStyle w:val="Hyperlink"/>
-            </w:rPr>
-            <w:t>e</w:t>
-          </w:r>
-        </w:hyperlink>
-      </w:r>
-      <w:r>
-        <w:rPr>
-          <w:u w:val="single" w:color="0000ff"/>
-          <w:rFonts w:ascii="Charis SIL Regular" w:hAnsi="Charis SIL Regular" w:eastAsia="Charis SIL Regular"/>
-          <w:b w:val="0"/>
-          <w:i w:val="0"/>
-          <w:color w:val="000000"/>
-          <w:sz w:val="24"/>
-        </w:rPr>
-        <w:hyperlink r:id="rId31" w:history="1">
-          <w:r>
-            <w:rPr>
-              <w:rStyle w:val="Hyperlink"/>
-            </w:rPr>
-            <w:t xml:space="preserve"> perio</w:t>
-          </w:r>
-        </w:hyperlink>
+        <w:t xml:space="preserve"> de perio</w:t>
       </w:r>
       <w:r>
         <w:rPr>
@@ -3147,7 +3224,7 @@
           <w:sz w:val="24"/>
           <w:u w:val="single"/>
         </w:rPr>
-        <w:hyperlink r:id="rId31" w:history="1">
+        <w:hyperlink r:id="rId32" w:history="1">
           <w:r>
             <w:rPr>
               <w:rStyle w:val="Hyperlink"/>
@@ -3183,7 +3260,7 @@
           <w:sz w:val="24"/>
           <w:u w:val="single"/>
         </w:rPr>
-        <w:hyperlink r:id="rId31" w:history="1">
+        <w:hyperlink r:id="rId32" w:history="1">
           <w:r>
             <w:rPr>
               <w:rStyle w:val="Hyperlink"/>
@@ -3297,7 +3374,25 @@
           <w:color w:val="000000"/>
           <w:sz w:val="24"/>
         </w:rPr>
-        <w:t xml:space="preserve"> is in bezit va</w:t>
+        <w:hyperlink r:id="rId32" w:history="1">
+          <w:r>
+            <w:rPr>
+              <w:rStyle w:val="Hyperlink"/>
+            </w:rPr>
+            <w:t xml:space="preserve"> is in bez</w:t>
+          </w:r>
+        </w:hyperlink>
+      </w:r>
+      <w:r>
+        <w:rPr>
+          <w:u w:val="single" w:color="0000ff"/>
+          <w:rFonts w:ascii="Charis SIL Regular" w:hAnsi="Charis SIL Regular" w:eastAsia="Charis SIL Regular"/>
+          <w:b w:val="0"/>
+          <w:i w:val="0"/>
+          <w:color w:val="000000"/>
+          <w:sz w:val="24"/>
+        </w:rPr>
+        <w:t>it va</w:t>
       </w:r>
       <w:r>
         <w:rPr>
@@ -3919,7 +4014,14 @@
           <w:sz w:val="24"/>
           <w:u w:val="single"/>
         </w:rPr>
-        <w:t>restitutiev</w:t>
+        <w:hyperlink r:id="rId36" w:history="1">
+          <w:r>
+            <w:rPr>
+              <w:rStyle w:val="Hyperlink"/>
+            </w:rPr>
+            <w:t>restitutiev</w:t>
+          </w:r>
+        </w:hyperlink>
       </w:r>
       <w:r>
         <w:rPr>
@@ -3930,7 +4032,7 @@
           <w:sz w:val="24"/>
           <w:u w:val="single"/>
         </w:rPr>
-        <w:hyperlink r:id="rId35" w:history="1">
+        <w:hyperlink r:id="rId36" w:history="1">
           <w:r>
             <w:rPr>
               <w:rStyle w:val="Hyperlink"/>
@@ -4878,7 +4980,7 @@
           <w:sz w:val="24"/>
           <w:u w:val="single"/>
         </w:rPr>
-        <w:hyperlink r:id="rId39" w:history="1">
+        <w:hyperlink r:id="rId41" w:history="1">
           <w:r>
             <w:rPr>
               <w:rStyle w:val="Hyperlink"/>
@@ -4896,7 +4998,7 @@
           <w:sz w:val="24"/>
           <w:u w:val="single"/>
         </w:rPr>
-        <w:hyperlink r:id="rId39" w:history="1">
+        <w:hyperlink r:id="rId41" w:history="1">
           <w:r>
             <w:rPr>
               <w:rStyle w:val="Hyperlink"/>

--- a/EXPORTS/DOCX/published/niveau3/Dutch/KunsthandelVanLier.docx
+++ b/EXPORTS/DOCX/published/niveau3/Dutch/KunsthandelVanLier.docx
@@ -249,107 +249,13 @@
       </w:r>
       <w:r>
         <w:rPr>
-          <w:u w:val="single" w:color="0000ff"/>
           <w:rFonts w:ascii="Charis SIL Regular" w:hAnsi="Charis SIL Regular" w:eastAsia="Charis SIL Regular"/>
           <w:b w:val="0"/>
           <w:i w:val="0"/>
           <w:color w:val="000000"/>
           <w:sz w:val="24"/>
         </w:rPr>
-        <w:hyperlink r:id="rId9" w:history="1">
-          <w:r>
-            <w:rPr>
-              <w:rStyle w:val="Hyperlink"/>
-            </w:rPr>
-            <w:t xml:space="preserve">naar </w:t>
-          </w:r>
-        </w:hyperlink>
-      </w:r>
-      <w:r>
-        <w:rPr>
-          <w:u w:val="single" w:color="0000ff"/>
-          <w:rFonts w:ascii="Charis SIL Regular" w:hAnsi="Charis SIL Regular" w:eastAsia="Charis SIL Regular"/>
-          <w:b w:val="0"/>
-          <w:i w:val="0"/>
-          <w:color w:val="000000"/>
-          <w:sz w:val="24"/>
-        </w:rPr>
-        <w:t>A</w:t>
-      </w:r>
-      <w:r>
-        <w:rPr>
-          <w:u w:val="single" w:color="0000ff"/>
-          <w:rFonts w:ascii="Charis SIL Regular" w:hAnsi="Charis SIL Regular" w:eastAsia="Charis SIL Regular"/>
-          <w:b w:val="0"/>
-          <w:i w:val="0"/>
-          <w:color w:val="000000"/>
-          <w:sz w:val="24"/>
-        </w:rPr>
-        <w:hyperlink r:id="rId9" w:history="1">
-          <w:r>
-            <w:rPr>
-              <w:rStyle w:val="Hyperlink"/>
-            </w:rPr>
-            <w:t>ms</w:t>
-          </w:r>
-        </w:hyperlink>
-      </w:r>
-      <w:r>
-        <w:rPr>
-          <w:u w:val="single" w:color="0000ff"/>
-          <w:rFonts w:ascii="Charis SIL Regular" w:hAnsi="Charis SIL Regular" w:eastAsia="Charis SIL Regular"/>
-          <w:b w:val="0"/>
-          <w:i w:val="0"/>
-          <w:color w:val="000000"/>
-          <w:sz w:val="24"/>
-        </w:rPr>
-        <w:hyperlink r:id="rId9" w:history="1">
-          <w:r>
-            <w:rPr>
-              <w:rStyle w:val="Hyperlink"/>
-            </w:rPr>
-            <w:t>t</w:t>
-          </w:r>
-        </w:hyperlink>
-      </w:r>
-      <w:r>
-        <w:rPr>
-          <w:u w:val="single" w:color="0000ff"/>
-          <w:rFonts w:ascii="Charis SIL Regular" w:hAnsi="Charis SIL Regular" w:eastAsia="Charis SIL Regular"/>
-          <w:b w:val="0"/>
-          <w:i w:val="0"/>
-          <w:color w:val="000000"/>
-          <w:sz w:val="24"/>
-        </w:rPr>
-        <w:hyperlink r:id="rId9" w:history="1">
-          <w:r>
-            <w:rPr>
-              <w:rStyle w:val="Hyperlink"/>
-            </w:rPr>
-            <w:t>erd</w:t>
-          </w:r>
-        </w:hyperlink>
-      </w:r>
-      <w:r>
-        <w:rPr>
-          <w:u w:val="single" w:color="0000ff"/>
-          <w:rFonts w:ascii="Charis SIL Regular" w:hAnsi="Charis SIL Regular" w:eastAsia="Charis SIL Regular"/>
-          <w:b w:val="0"/>
-          <w:i w:val="0"/>
-          <w:color w:val="000000"/>
-          <w:sz w:val="24"/>
-        </w:rPr>
-        <w:t>a</w:t>
-      </w:r>
-      <w:r>
-        <w:rPr>
-          <w:rFonts w:ascii="Charis SIL Regular" w:hAnsi="Charis SIL Regular" w:eastAsia="Charis SIL Regular"/>
-          <w:b w:val="0"/>
-          <w:i w:val="0"/>
-          <w:color w:val="000000"/>
-          <w:sz w:val="24"/>
-        </w:rPr>
-        <w:t xml:space="preserve">m. </w:t>
+        <w:t xml:space="preserve">naar Amsterdam. </w:t>
       </w:r>
       <w:r>
         <w:rPr>
@@ -764,7 +670,14 @@
           <w:color w:val="000000"/>
           <w:sz w:val="24"/>
         </w:rPr>
-        <w:t xml:space="preserve">n </w:t>
+        <w:hyperlink r:id="rId12" w:history="1">
+          <w:r>
+            <w:rPr>
+              <w:rStyle w:val="Hyperlink"/>
+            </w:rPr>
+            <w:t xml:space="preserve">n </w:t>
+          </w:r>
+        </w:hyperlink>
       </w:r>
       <w:r>
         <w:rPr>
@@ -1234,7 +1147,6 @@
           <w:i w:val="0"/>
           <w:color w:val="0000FF"/>
           <w:sz w:val="24"/>
-          <w:u w:val="single"/>
         </w:rPr>
         <w:t>e</w:t>
       </w:r>
@@ -1369,7 +1281,7 @@
           <w:sz w:val="24"/>
           <w:u w:val="single"/>
         </w:rPr>
-        <w:hyperlink r:id="rId18" w:history="1">
+        <w:hyperlink r:id="rId13" w:history="1">
           <w:r>
             <w:rPr>
               <w:rStyle w:val="Hyperlink"/>
@@ -1387,7 +1299,7 @@
           <w:sz w:val="24"/>
           <w:u w:val="single"/>
         </w:rPr>
-        <w:hyperlink r:id="rId18" w:history="1">
+        <w:hyperlink r:id="rId13" w:history="1">
           <w:r>
             <w:rPr>
               <w:rStyle w:val="Hyperlink"/>
@@ -1405,7 +1317,7 @@
           <w:sz w:val="24"/>
           <w:u w:val="single"/>
         </w:rPr>
-        <w:hyperlink r:id="rId18" w:history="1">
+        <w:hyperlink r:id="rId13" w:history="1">
           <w:r>
             <w:rPr>
               <w:rStyle w:val="Hyperlink"/>
@@ -1423,7 +1335,7 @@
           <w:sz w:val="24"/>
           <w:u w:val="single"/>
         </w:rPr>
-        <w:hyperlink r:id="rId18" w:history="1">
+        <w:hyperlink r:id="rId13" w:history="1">
           <w:r>
             <w:rPr>
               <w:rStyle w:val="Hyperlink"/>
@@ -1511,96 +1423,24 @@
       </w:r>
       <w:r>
         <w:rPr>
-          <w:u w:val="single" w:color="0000ff"/>
           <w:rFonts w:ascii="Charis SIL Regular" w:hAnsi="Charis SIL Regular" w:eastAsia="Charis SIL Regular"/>
           <w:b w:val="0"/>
           <w:i w:val="0"/>
           <w:color w:val="000000"/>
           <w:sz w:val="24"/>
         </w:rPr>
+        <w:t xml:space="preserve">Nederland, tijdens aankoopreizen naar </w:t>
+      </w:r>
+      <w:r>
+        <w:rPr>
+          <w:rFonts w:ascii="Charis SIL Regular" w:hAnsi="Charis SIL Regular" w:eastAsia="Charis SIL Regular"/>
+          <w:b w:val="0"/>
+          <w:i w:val="0"/>
+          <w:color w:val="0000FF"/>
+          <w:sz w:val="24"/>
+          <w:u w:val="single"/>
+        </w:rPr>
         <w:hyperlink r:id="rId18" w:history="1">
-          <w:r>
-            <w:rPr>
-              <w:rStyle w:val="Hyperlink"/>
-            </w:rPr>
-            <w:t>Nederla</w:t>
-          </w:r>
-        </w:hyperlink>
-      </w:r>
-      <w:r>
-        <w:rPr>
-          <w:u w:val="single" w:color="0000ff"/>
-          <w:rFonts w:ascii="Charis SIL Regular" w:hAnsi="Charis SIL Regular" w:eastAsia="Charis SIL Regular"/>
-          <w:b w:val="0"/>
-          <w:i w:val="0"/>
-          <w:color w:val="000000"/>
-          <w:sz w:val="24"/>
-        </w:rPr>
-        <w:hyperlink r:id="rId18" w:history="1">
-          <w:r>
-            <w:rPr>
-              <w:rStyle w:val="Hyperlink"/>
-            </w:rPr>
-            <w:t>n</w:t>
-          </w:r>
-        </w:hyperlink>
-      </w:r>
-      <w:r>
-        <w:rPr>
-          <w:u w:val="single" w:color="0000ff"/>
-          <w:rFonts w:ascii="Charis SIL Regular" w:hAnsi="Charis SIL Regular" w:eastAsia="Charis SIL Regular"/>
-          <w:b w:val="0"/>
-          <w:i w:val="0"/>
-          <w:color w:val="000000"/>
-          <w:sz w:val="24"/>
-        </w:rPr>
-        <w:hyperlink r:id="rId18" w:history="1">
-          <w:r>
-            <w:rPr>
-              <w:rStyle w:val="Hyperlink"/>
-            </w:rPr>
-            <w:t>d, tijde</w:t>
-          </w:r>
-        </w:hyperlink>
-      </w:r>
-      <w:r>
-        <w:rPr>
-          <w:u w:val="single" w:color="0000ff"/>
-          <w:rFonts w:ascii="Charis SIL Regular" w:hAnsi="Charis SIL Regular" w:eastAsia="Charis SIL Regular"/>
-          <w:b w:val="0"/>
-          <w:i w:val="0"/>
-          <w:color w:val="000000"/>
-          <w:sz w:val="24"/>
-        </w:rPr>
-        <w:hyperlink r:id="rId18" w:history="1">
-          <w:r>
-            <w:rPr>
-              <w:rStyle w:val="Hyperlink"/>
-            </w:rPr>
-            <w:t>ns aanko</w:t>
-          </w:r>
-        </w:hyperlink>
-      </w:r>
-      <w:r>
-        <w:rPr>
-          <w:rFonts w:ascii="Charis SIL Regular" w:hAnsi="Charis SIL Regular" w:eastAsia="Charis SIL Regular"/>
-          <w:b w:val="0"/>
-          <w:i w:val="0"/>
-          <w:color w:val="000000"/>
-          <w:sz w:val="24"/>
-        </w:rPr>
-        <w:t xml:space="preserve">opreizen naar </w:t>
-      </w:r>
-      <w:r>
-        <w:rPr>
-          <w:rFonts w:ascii="Charis SIL Regular" w:hAnsi="Charis SIL Regular" w:eastAsia="Charis SIL Regular"/>
-          <w:b w:val="0"/>
-          <w:i w:val="0"/>
-          <w:color w:val="0000FF"/>
-          <w:sz w:val="24"/>
-          <w:u w:val="single"/>
-        </w:rPr>
-        <w:hyperlink r:id="rId19" w:history="1">
           <w:r>
             <w:rPr>
               <w:rStyle w:val="Hyperlink"/>
@@ -1628,7 +1468,7 @@
           <w:sz w:val="24"/>
           <w:u w:val="single"/>
         </w:rPr>
-        <w:hyperlink r:id="rId20" w:history="1">
+        <w:hyperlink r:id="rId19" w:history="1">
           <w:r>
             <w:rPr>
               <w:rStyle w:val="Hyperlink"/>
@@ -1656,7 +1496,7 @@
           <w:sz w:val="24"/>
           <w:u w:val="single"/>
         </w:rPr>
-        <w:hyperlink r:id="rId21" w:history="1">
+        <w:hyperlink r:id="rId20" w:history="1">
           <w:r>
             <w:rPr>
               <w:rStyle w:val="Hyperlink"/>
@@ -1684,7 +1524,7 @@
           <w:sz w:val="24"/>
           <w:u w:val="single"/>
         </w:rPr>
-        <w:hyperlink r:id="rId22" w:history="1">
+        <w:hyperlink r:id="rId21" w:history="1">
           <w:r>
             <w:rPr>
               <w:rStyle w:val="Hyperlink"/>
@@ -1722,7 +1562,7 @@
           <w:color w:val="000000"/>
           <w:sz w:val="24"/>
         </w:rPr>
-        <w:hyperlink r:id="rId19" w:history="1">
+        <w:hyperlink r:id="rId18" w:history="1">
           <w:r>
             <w:rPr>
               <w:rStyle w:val="Hyperlink"/>
@@ -1761,7 +1601,7 @@
           <w:color w:val="000000"/>
           <w:sz w:val="24"/>
         </w:rPr>
-        <w:hyperlink r:id="rId20" w:history="1">
+        <w:hyperlink r:id="rId19" w:history="1">
           <w:r>
             <w:rPr>
               <w:rStyle w:val="Hyperlink"/>
@@ -1789,7 +1629,7 @@
           <w:color w:val="000000"/>
           <w:sz w:val="24"/>
         </w:rPr>
-        <w:hyperlink r:id="rId21" w:history="1">
+        <w:hyperlink r:id="rId20" w:history="1">
           <w:r>
             <w:rPr>
               <w:rStyle w:val="Hyperlink"/>
@@ -1800,52 +1640,35 @@
       </w:r>
       <w:r>
         <w:rPr>
+          <w:u w:val="single" w:color="0000ff"/>
           <w:rFonts w:ascii="Charis SIL Regular" w:hAnsi="Charis SIL Regular" w:eastAsia="Charis SIL Regular"/>
           <w:b w:val="0"/>
           <w:i w:val="0"/>
           <w:color w:val="000000"/>
           <w:sz w:val="24"/>
         </w:rPr>
+        <w:t>s</w:t>
+      </w:r>
+      <w:r>
+        <w:rPr>
+          <w:rFonts w:ascii="Charis SIL Regular" w:hAnsi="Charis SIL Regular" w:eastAsia="Charis SIL Regular"/>
+          <w:b w:val="0"/>
+          <w:i w:val="0"/>
+          <w:color w:val="000000"/>
+          <w:sz w:val="24"/>
+        </w:rPr>
+        <w:t xml:space="preserve">che </w:t>
+      </w:r>
+      <w:r>
+        <w:rPr>
+          <w:u w:val="single" w:color="0000ff"/>
+          <w:rFonts w:ascii="Charis SIL Regular" w:hAnsi="Charis SIL Regular" w:eastAsia="Charis SIL Regular"/>
+          <w:b w:val="0"/>
+          <w:i w:val="0"/>
+          <w:color w:val="000000"/>
+          <w:sz w:val="24"/>
+        </w:rPr>
         <w:hyperlink r:id="rId21" w:history="1">
-          <w:r>
-            <w:rPr>
-              <w:rStyle w:val="Hyperlink"/>
-            </w:rPr>
-            <w:t>s</w:t>
-          </w:r>
-        </w:hyperlink>
-      </w:r>
-      <w:r>
-        <w:rPr>
-          <w:u w:val="single" w:color="0000ff"/>
-          <w:rFonts w:ascii="Charis SIL Regular" w:hAnsi="Charis SIL Regular" w:eastAsia="Charis SIL Regular"/>
-          <w:b w:val="0"/>
-          <w:i w:val="0"/>
-          <w:color w:val="000000"/>
-          <w:sz w:val="24"/>
-        </w:rPr>
-        <w:t>c</w:t>
-      </w:r>
-      <w:r>
-        <w:rPr>
-          <w:rFonts w:ascii="Charis SIL Regular" w:hAnsi="Charis SIL Regular" w:eastAsia="Charis SIL Regular"/>
-          <w:b w:val="0"/>
-          <w:i w:val="0"/>
-          <w:color w:val="000000"/>
-          <w:sz w:val="24"/>
-        </w:rPr>
-        <w:t xml:space="preserve">he </w:t>
-      </w:r>
-      <w:r>
-        <w:rPr>
-          <w:u w:val="single" w:color="0000ff"/>
-          <w:rFonts w:ascii="Charis SIL Regular" w:hAnsi="Charis SIL Regular" w:eastAsia="Charis SIL Regular"/>
-          <w:b w:val="0"/>
-          <w:i w:val="0"/>
-          <w:color w:val="000000"/>
-          <w:sz w:val="24"/>
-        </w:rPr>
-        <w:hyperlink r:id="rId22" w:history="1">
           <w:r>
             <w:rPr>
               <w:rStyle w:val="Hyperlink"/>
@@ -1886,7 +1709,7 @@
           <w:sz w:val="24"/>
           <w:u w:val="single"/>
         </w:rPr>
-        <w:hyperlink r:id="rId23" w:history="1">
+        <w:hyperlink r:id="rId22" w:history="1">
           <w:r>
             <w:rPr>
               <w:rStyle w:val="Hyperlink"/>
@@ -1915,7 +1738,7 @@
           <w:sz w:val="24"/>
           <w:u w:val="single"/>
         </w:rPr>
-        <w:hyperlink r:id="rId23" w:history="1">
+        <w:hyperlink r:id="rId22" w:history="1">
           <w:r>
             <w:rPr>
               <w:rStyle w:val="Hyperlink"/>
@@ -2066,7 +1889,7 @@
           <w:sz w:val="24"/>
           <w:u w:val="single"/>
         </w:rPr>
-        <w:hyperlink r:id="rId24" w:history="1">
+        <w:hyperlink r:id="rId23" w:history="1">
           <w:r>
             <w:rPr>
               <w:rStyle w:val="Hyperlink"/>
@@ -2095,7 +1918,7 @@
           <w:sz w:val="24"/>
           <w:u w:val="single"/>
         </w:rPr>
-        <w:hyperlink r:id="rId24" w:history="1">
+        <w:hyperlink r:id="rId23" w:history="1">
           <w:r>
             <w:rPr>
               <w:rStyle w:val="Hyperlink"/>
@@ -2124,7 +1947,7 @@
           <w:sz w:val="24"/>
           <w:u w:val="single"/>
         </w:rPr>
-        <w:hyperlink r:id="rId24" w:history="1">
+        <w:hyperlink r:id="rId23" w:history="1">
           <w:r>
             <w:rPr>
               <w:rStyle w:val="Hyperlink"/>
@@ -2155,7 +1978,14 @@
           <w:color w:val="000000"/>
           <w:sz w:val="24"/>
         </w:rPr>
-        <w:t>rt en verkoch</w:t>
+        <w:hyperlink r:id="rId23" w:history="1">
+          <w:r>
+            <w:rPr>
+              <w:rStyle w:val="Hyperlink"/>
+            </w:rPr>
+            <w:t>rt en ver</w:t>
+          </w:r>
+        </w:hyperlink>
       </w:r>
       <w:r>
         <w:rPr>
@@ -2166,7 +1996,43 @@
           <w:color w:val="000000"/>
           <w:sz w:val="24"/>
         </w:rPr>
-        <w:hyperlink r:id="rId24" w:history="1">
+        <w:hyperlink r:id="rId23" w:history="1">
+          <w:r>
+            <w:rPr>
+              <w:rStyle w:val="Hyperlink"/>
+            </w:rPr>
+            <w:t>k</w:t>
+          </w:r>
+        </w:hyperlink>
+      </w:r>
+      <w:r>
+        <w:rPr>
+          <w:u w:val="single" w:color="0000ff"/>
+          <w:rFonts w:ascii="Charis SIL Regular" w:hAnsi="Charis SIL Regular" w:eastAsia="Charis SIL Regular"/>
+          <w:b w:val="0"/>
+          <w:i w:val="0"/>
+          <w:color w:val="000000"/>
+          <w:sz w:val="24"/>
+        </w:rPr>
+        <w:hyperlink r:id="rId23" w:history="1">
+          <w:r>
+            <w:rPr>
+              <w:rStyle w:val="Hyperlink"/>
+            </w:rPr>
+            <w:t>och</w:t>
+          </w:r>
+        </w:hyperlink>
+      </w:r>
+      <w:r>
+        <w:rPr>
+          <w:u w:val="single" w:color="0000ff"/>
+          <w:rFonts w:ascii="Charis SIL Regular" w:hAnsi="Charis SIL Regular" w:eastAsia="Charis SIL Regular"/>
+          <w:b w:val="0"/>
+          <w:i w:val="0"/>
+          <w:color w:val="000000"/>
+          <w:sz w:val="24"/>
+        </w:rPr>
+        <w:hyperlink r:id="rId23" w:history="1">
           <w:r>
             <w:rPr>
               <w:rStyle w:val="Hyperlink"/>
@@ -2194,7 +2060,7 @@
           <w:sz w:val="24"/>
           <w:u w:val="single"/>
         </w:rPr>
-        <w:hyperlink r:id="rId25" w:history="1">
+        <w:hyperlink r:id="rId24" w:history="1">
           <w:r>
             <w:rPr>
               <w:rStyle w:val="Hyperlink"/>
@@ -2212,7 +2078,7 @@
           <w:sz w:val="24"/>
           <w:u w:val="single"/>
         </w:rPr>
-        <w:hyperlink r:id="rId25" w:history="1">
+        <w:hyperlink r:id="rId24" w:history="1">
           <w:r>
             <w:rPr>
               <w:rStyle w:val="Hyperlink"/>
@@ -2241,7 +2107,7 @@
           <w:sz w:val="24"/>
           <w:u w:val="single"/>
         </w:rPr>
-        <w:hyperlink r:id="rId25" w:history="1">
+        <w:hyperlink r:id="rId24" w:history="1">
           <w:r>
             <w:rPr>
               <w:rStyle w:val="Hyperlink"/>
@@ -2269,7 +2135,7 @@
           <w:sz w:val="24"/>
           <w:u w:val="single"/>
         </w:rPr>
-        <w:hyperlink r:id="rId26" w:history="1">
+        <w:hyperlink r:id="rId25" w:history="1">
           <w:r>
             <w:rPr>
               <w:rStyle w:val="Hyperlink"/>
@@ -2298,7 +2164,7 @@
           <w:sz w:val="24"/>
           <w:u w:val="single"/>
         </w:rPr>
-        <w:hyperlink r:id="rId26" w:history="1">
+        <w:hyperlink r:id="rId25" w:history="1">
           <w:r>
             <w:rPr>
               <w:rStyle w:val="Hyperlink"/>
@@ -2326,7 +2192,7 @@
           <w:color w:val="000000"/>
           <w:sz w:val="24"/>
         </w:rPr>
-        <w:hyperlink r:id="rId25" w:history="1">
+        <w:hyperlink r:id="rId24" w:history="1">
           <w:r>
             <w:rPr>
               <w:rStyle w:val="Hyperlink"/>
@@ -2355,7 +2221,7 @@
           <w:sz w:val="24"/>
           <w:u w:val="single"/>
         </w:rPr>
-        <w:hyperlink r:id="rId27" w:history="1">
+        <w:hyperlink r:id="rId24" w:history="1">
           <w:r>
             <w:rPr>
               <w:rStyle w:val="Hyperlink"/>
@@ -2384,7 +2250,7 @@
           <w:color w:val="000000"/>
           <w:sz w:val="24"/>
         </w:rPr>
-        <w:hyperlink r:id="rId25" w:history="1">
+        <w:hyperlink r:id="rId24" w:history="1">
           <w:r>
             <w:rPr>
               <w:rStyle w:val="Hyperlink"/>
@@ -2402,7 +2268,7 @@
           <w:color w:val="000000"/>
           <w:sz w:val="24"/>
         </w:rPr>
-        <w:hyperlink r:id="rId25" w:history="1">
+        <w:hyperlink r:id="rId24" w:history="1">
           <w:r>
             <w:rPr>
               <w:rStyle w:val="Hyperlink"/>
@@ -2441,7 +2307,7 @@
           <w:color w:val="000000"/>
           <w:sz w:val="24"/>
         </w:rPr>
-        <w:hyperlink r:id="rId26" w:history="1">
+        <w:hyperlink r:id="rId25" w:history="1">
           <w:r>
             <w:rPr>
               <w:rStyle w:val="Hyperlink"/>
@@ -2459,7 +2325,7 @@
           <w:color w:val="000000"/>
           <w:sz w:val="24"/>
         </w:rPr>
-        <w:hyperlink r:id="rId26" w:history="1">
+        <w:hyperlink r:id="rId25" w:history="1">
           <w:r>
             <w:rPr>
               <w:rStyle w:val="Hyperlink"/>
@@ -2477,7 +2343,7 @@
           <w:color w:val="000000"/>
           <w:sz w:val="24"/>
         </w:rPr>
-        <w:hyperlink r:id="rId26" w:history="1">
+        <w:hyperlink r:id="rId25" w:history="1">
           <w:r>
             <w:rPr>
               <w:rStyle w:val="Hyperlink"/>
@@ -2515,7 +2381,7 @@
           <w:color w:val="000000"/>
           <w:sz w:val="24"/>
         </w:rPr>
-        <w:hyperlink r:id="rId27" w:history="1">
+        <w:hyperlink r:id="rId26" w:history="1">
           <w:r>
             <w:rPr>
               <w:rStyle w:val="Hyperlink"/>
@@ -2543,7 +2409,7 @@
           <w:sz w:val="24"/>
           <w:u w:val="single"/>
         </w:rPr>
-        <w:hyperlink r:id="rId28" w:history="1">
+        <w:hyperlink r:id="rId27" w:history="1">
           <w:r>
             <w:rPr>
               <w:rStyle w:val="Hyperlink"/>
@@ -2592,7 +2458,7 @@
           <w:color w:val="000000"/>
           <w:sz w:val="24"/>
         </w:rPr>
-        <w:hyperlink r:id="rId28" w:history="1">
+        <w:hyperlink r:id="rId27" w:history="1">
           <w:r>
             <w:rPr>
               <w:rStyle w:val="Hyperlink"/>
@@ -2620,7 +2486,7 @@
           <w:sz w:val="24"/>
           <w:u w:val="single"/>
         </w:rPr>
-        <w:hyperlink r:id="rId29" w:history="1">
+        <w:hyperlink r:id="rId28" w:history="1">
           <w:r>
             <w:rPr>
               <w:rStyle w:val="Hyperlink"/>
@@ -2649,7 +2515,7 @@
           <w:sz w:val="24"/>
           <w:u w:val="single"/>
         </w:rPr>
-        <w:hyperlink r:id="rId29" w:history="1">
+        <w:hyperlink r:id="rId28" w:history="1">
           <w:r>
             <w:rPr>
               <w:rStyle w:val="Hyperlink"/>
@@ -2678,7 +2544,7 @@
           <w:sz w:val="24"/>
           <w:u w:val="single"/>
         </w:rPr>
-        <w:hyperlink r:id="rId29" w:history="1">
+        <w:hyperlink r:id="rId28" w:history="1">
           <w:r>
             <w:rPr>
               <w:rStyle w:val="Hyperlink"/>
@@ -2716,7 +2582,7 @@
           <w:color w:val="000000"/>
           <w:sz w:val="24"/>
         </w:rPr>
-        <w:hyperlink r:id="rId29" w:history="1">
+        <w:hyperlink r:id="rId28" w:history="1">
           <w:r>
             <w:rPr>
               <w:rStyle w:val="Hyperlink"/>
@@ -2734,7 +2600,7 @@
           <w:color w:val="000000"/>
           <w:sz w:val="24"/>
         </w:rPr>
-        <w:hyperlink r:id="rId29" w:history="1">
+        <w:hyperlink r:id="rId28" w:history="1">
           <w:r>
             <w:rPr>
               <w:rStyle w:val="Hyperlink"/>
@@ -2752,7 +2618,7 @@
           <w:color w:val="000000"/>
           <w:sz w:val="24"/>
         </w:rPr>
-        <w:hyperlink r:id="rId29" w:history="1">
+        <w:hyperlink r:id="rId28" w:history="1">
           <w:r>
             <w:rPr>
               <w:rStyle w:val="Hyperlink"/>
@@ -2770,7 +2636,7 @@
           <w:color w:val="000000"/>
           <w:sz w:val="24"/>
         </w:rPr>
-        <w:hyperlink r:id="rId29" w:history="1">
+        <w:hyperlink r:id="rId28" w:history="1">
           <w:r>
             <w:rPr>
               <w:rStyle w:val="Hyperlink"/>
@@ -2788,7 +2654,7 @@
           <w:color w:val="000000"/>
           <w:sz w:val="24"/>
         </w:rPr>
-        <w:hyperlink r:id="rId29" w:history="1">
+        <w:hyperlink r:id="rId28" w:history="1">
           <w:r>
             <w:rPr>
               <w:rStyle w:val="Hyperlink"/>
@@ -2826,7 +2692,7 @@
           <w:sz w:val="24"/>
           <w:u w:val="single"/>
         </w:rPr>
-        <w:hyperlink r:id="rId30" w:history="1">
+        <w:hyperlink r:id="rId29" w:history="1">
           <w:r>
             <w:rPr>
               <w:rStyle w:val="Hyperlink"/>
@@ -2894,7 +2760,7 @@
           <w:sz w:val="24"/>
           <w:u w:val="single"/>
         </w:rPr>
-        <w:hyperlink r:id="rId31" w:history="1">
+        <w:hyperlink r:id="rId30" w:history="1">
           <w:r>
             <w:rPr>
               <w:rStyle w:val="Hyperlink"/>
@@ -2923,7 +2789,7 @@
           <w:sz w:val="24"/>
           <w:u w:val="single"/>
         </w:rPr>
-        <w:hyperlink r:id="rId31" w:history="1">
+        <w:hyperlink r:id="rId30" w:history="1">
           <w:r>
             <w:rPr>
               <w:rStyle w:val="Hyperlink"/>
@@ -2952,7 +2818,7 @@
           <w:sz w:val="24"/>
           <w:u w:val="single"/>
         </w:rPr>
-        <w:hyperlink r:id="rId31" w:history="1">
+        <w:hyperlink r:id="rId30" w:history="1">
           <w:r>
             <w:rPr>
               <w:rStyle w:val="Hyperlink"/>
@@ -2981,7 +2847,7 @@
           <w:sz w:val="24"/>
           <w:u w:val="single"/>
         </w:rPr>
-        <w:hyperlink r:id="rId31" w:history="1">
+        <w:hyperlink r:id="rId30" w:history="1">
           <w:r>
             <w:rPr>
               <w:rStyle w:val="Hyperlink"/>
@@ -3010,7 +2876,7 @@
           <w:sz w:val="24"/>
           <w:u w:val="single"/>
         </w:rPr>
-        <w:hyperlink r:id="rId31" w:history="1">
+        <w:hyperlink r:id="rId30" w:history="1">
           <w:r>
             <w:rPr>
               <w:rStyle w:val="Hyperlink"/>
@@ -3039,7 +2905,7 @@
           <w:sz w:val="24"/>
           <w:u w:val="single"/>
         </w:rPr>
-        <w:hyperlink r:id="rId31" w:history="1">
+        <w:hyperlink r:id="rId30" w:history="1">
           <w:r>
             <w:rPr>
               <w:rStyle w:val="Hyperlink"/>
@@ -3068,7 +2934,7 @@
           <w:sz w:val="24"/>
           <w:u w:val="single"/>
         </w:rPr>
-        <w:hyperlink r:id="rId31" w:history="1">
+        <w:hyperlink r:id="rId30" w:history="1">
           <w:r>
             <w:rPr>
               <w:rStyle w:val="Hyperlink"/>
@@ -3106,7 +2972,7 @@
           <w:color w:val="000000"/>
           <w:sz w:val="24"/>
         </w:rPr>
-        <w:hyperlink r:id="rId31" w:history="1">
+        <w:hyperlink r:id="rId30" w:history="1">
           <w:r>
             <w:rPr>
               <w:rStyle w:val="Hyperlink"/>
@@ -3124,7 +2990,7 @@
           <w:color w:val="000000"/>
           <w:sz w:val="24"/>
         </w:rPr>
-        <w:hyperlink r:id="rId31" w:history="1">
+        <w:hyperlink r:id="rId30" w:history="1">
           <w:r>
             <w:rPr>
               <w:rStyle w:val="Hyperlink"/>
@@ -3142,7 +3008,7 @@
           <w:color w:val="000000"/>
           <w:sz w:val="24"/>
         </w:rPr>
-        <w:hyperlink r:id="rId31" w:history="1">
+        <w:hyperlink r:id="rId30" w:history="1">
           <w:r>
             <w:rPr>
               <w:rStyle w:val="Hyperlink"/>
@@ -3160,7 +3026,7 @@
           <w:color w:val="000000"/>
           <w:sz w:val="24"/>
         </w:rPr>
-        <w:hyperlink r:id="rId31" w:history="1">
+        <w:hyperlink r:id="rId30" w:history="1">
           <w:r>
             <w:rPr>
               <w:rStyle w:val="Hyperlink"/>
@@ -3178,7 +3044,7 @@
           <w:color w:val="000000"/>
           <w:sz w:val="24"/>
         </w:rPr>
-        <w:hyperlink r:id="rId31" w:history="1">
+        <w:hyperlink r:id="rId30" w:history="1">
           <w:r>
             <w:rPr>
               <w:rStyle w:val="Hyperlink"/>
@@ -3189,13 +3055,21 @@
       </w:r>
       <w:r>
         <w:rPr>
+          <w:u w:val="single" w:color="0000ff"/>
           <w:rFonts w:ascii="Charis SIL Regular" w:hAnsi="Charis SIL Regular" w:eastAsia="Charis SIL Regular"/>
           <w:b w:val="0"/>
           <w:i w:val="0"/>
           <w:color w:val="000000"/>
           <w:sz w:val="24"/>
         </w:rPr>
-        <w:t xml:space="preserve"> de perio</w:t>
+        <w:hyperlink r:id="rId30" w:history="1">
+          <w:r>
+            <w:rPr>
+              <w:rStyle w:val="Hyperlink"/>
+            </w:rPr>
+            <w:t xml:space="preserve"> d</w:t>
+          </w:r>
+        </w:hyperlink>
       </w:r>
       <w:r>
         <w:rPr>
@@ -3206,7 +3080,43 @@
           <w:color w:val="000000"/>
           <w:sz w:val="24"/>
         </w:rPr>
-        <w:hyperlink r:id="rId31" w:history="1">
+        <w:hyperlink r:id="rId30" w:history="1">
+          <w:r>
+            <w:rPr>
+              <w:rStyle w:val="Hyperlink"/>
+            </w:rPr>
+            <w:t>e</w:t>
+          </w:r>
+        </w:hyperlink>
+      </w:r>
+      <w:r>
+        <w:rPr>
+          <w:u w:val="single" w:color="0000ff"/>
+          <w:rFonts w:ascii="Charis SIL Regular" w:hAnsi="Charis SIL Regular" w:eastAsia="Charis SIL Regular"/>
+          <w:b w:val="0"/>
+          <w:i w:val="0"/>
+          <w:color w:val="000000"/>
+          <w:sz w:val="24"/>
+        </w:rPr>
+        <w:hyperlink r:id="rId30" w:history="1">
+          <w:r>
+            <w:rPr>
+              <w:rStyle w:val="Hyperlink"/>
+            </w:rPr>
+            <w:t xml:space="preserve"> perio</w:t>
+          </w:r>
+        </w:hyperlink>
+      </w:r>
+      <w:r>
+        <w:rPr>
+          <w:u w:val="single" w:color="0000ff"/>
+          <w:rFonts w:ascii="Charis SIL Regular" w:hAnsi="Charis SIL Regular" w:eastAsia="Charis SIL Regular"/>
+          <w:b w:val="0"/>
+          <w:i w:val="0"/>
+          <w:color w:val="000000"/>
+          <w:sz w:val="24"/>
+        </w:rPr>
+        <w:hyperlink r:id="rId30" w:history="1">
           <w:r>
             <w:rPr>
               <w:rStyle w:val="Hyperlink"/>
@@ -3224,7 +3134,7 @@
           <w:sz w:val="24"/>
           <w:u w:val="single"/>
         </w:rPr>
-        <w:hyperlink r:id="rId32" w:history="1">
+        <w:hyperlink r:id="rId30" w:history="1">
           <w:r>
             <w:rPr>
               <w:rStyle w:val="Hyperlink"/>
@@ -3242,7 +3152,7 @@
           <w:sz w:val="24"/>
           <w:u w:val="single"/>
         </w:rPr>
-        <w:hyperlink r:id="rId31" w:history="1">
+        <w:hyperlink r:id="rId30" w:history="1">
           <w:r>
             <w:rPr>
               <w:rStyle w:val="Hyperlink"/>
@@ -3260,7 +3170,7 @@
           <w:sz w:val="24"/>
           <w:u w:val="single"/>
         </w:rPr>
-        <w:hyperlink r:id="rId32" w:history="1">
+        <w:hyperlink r:id="rId30" w:history="1">
           <w:r>
             <w:rPr>
               <w:rStyle w:val="Hyperlink"/>
@@ -3289,7 +3199,7 @@
           <w:sz w:val="24"/>
           <w:u w:val="single"/>
         </w:rPr>
-        <w:hyperlink r:id="rId31" w:history="1">
+        <w:hyperlink r:id="rId30" w:history="1">
           <w:r>
             <w:rPr>
               <w:rStyle w:val="Hyperlink"/>
@@ -3318,7 +3228,7 @@
           <w:sz w:val="24"/>
           <w:u w:val="single"/>
         </w:rPr>
-        <w:hyperlink r:id="rId32" w:history="1">
+        <w:hyperlink r:id="rId30" w:history="1">
           <w:r>
             <w:rPr>
               <w:rStyle w:val="Hyperlink"/>
@@ -3336,7 +3246,7 @@
           <w:sz w:val="24"/>
           <w:u w:val="single"/>
         </w:rPr>
-        <w:hyperlink r:id="rId32" w:history="1">
+        <w:hyperlink r:id="rId31" w:history="1">
           <w:r>
             <w:rPr>
               <w:rStyle w:val="Hyperlink"/>
@@ -3374,7 +3284,7 @@
           <w:color w:val="000000"/>
           <w:sz w:val="24"/>
         </w:rPr>
-        <w:hyperlink r:id="rId32" w:history="1">
+        <w:hyperlink r:id="rId31" w:history="1">
           <w:r>
             <w:rPr>
               <w:rStyle w:val="Hyperlink"/>
@@ -3392,7 +3302,14 @@
           <w:color w:val="000000"/>
           <w:sz w:val="24"/>
         </w:rPr>
-        <w:t>it va</w:t>
+        <w:hyperlink r:id="rId31" w:history="1">
+          <w:r>
+            <w:rPr>
+              <w:rStyle w:val="Hyperlink"/>
+            </w:rPr>
+            <w:t>it va</w:t>
+          </w:r>
+        </w:hyperlink>
       </w:r>
       <w:r>
         <w:rPr>
@@ -3403,7 +3320,7 @@
           <w:color w:val="000000"/>
           <w:sz w:val="24"/>
         </w:rPr>
-        <w:hyperlink r:id="rId32" w:history="1">
+        <w:hyperlink r:id="rId31" w:history="1">
           <w:r>
             <w:rPr>
               <w:rStyle w:val="Hyperlink"/>
@@ -3510,7 +3427,7 @@
           <w:sz w:val="24"/>
           <w:u w:val="single"/>
         </w:rPr>
-        <w:hyperlink r:id="rId33" w:history="1">
+        <w:hyperlink r:id="rId32" w:history="1">
           <w:r>
             <w:rPr>
               <w:rStyle w:val="Hyperlink"/>
@@ -3539,7 +3456,7 @@
           <w:sz w:val="24"/>
           <w:u w:val="single"/>
         </w:rPr>
-        <w:hyperlink r:id="rId33" w:history="1">
+        <w:hyperlink r:id="rId32" w:history="1">
           <w:r>
             <w:rPr>
               <w:rStyle w:val="Hyperlink"/>
@@ -3568,7 +3485,7 @@
           <w:sz w:val="24"/>
           <w:u w:val="single"/>
         </w:rPr>
-        <w:hyperlink r:id="rId33" w:history="1">
+        <w:hyperlink r:id="rId32" w:history="1">
           <w:r>
             <w:rPr>
               <w:rStyle w:val="Hyperlink"/>
@@ -3596,7 +3513,7 @@
           <w:color w:val="000000"/>
           <w:sz w:val="24"/>
         </w:rPr>
-        <w:hyperlink r:id="rId33" w:history="1">
+        <w:hyperlink r:id="rId32" w:history="1">
           <w:r>
             <w:rPr>
               <w:rStyle w:val="Hyperlink"/>
@@ -3614,7 +3531,7 @@
           <w:color w:val="000000"/>
           <w:sz w:val="24"/>
         </w:rPr>
-        <w:hyperlink r:id="rId33" w:history="1">
+        <w:hyperlink r:id="rId32" w:history="1">
           <w:r>
             <w:rPr>
               <w:rStyle w:val="Hyperlink"/>
@@ -3632,7 +3549,7 @@
           <w:color w:val="000000"/>
           <w:sz w:val="24"/>
         </w:rPr>
-        <w:hyperlink r:id="rId33" w:history="1">
+        <w:hyperlink r:id="rId32" w:history="1">
           <w:r>
             <w:rPr>
               <w:rStyle w:val="Hyperlink"/>
@@ -3650,7 +3567,7 @@
           <w:color w:val="000000"/>
           <w:sz w:val="24"/>
         </w:rPr>
-        <w:hyperlink r:id="rId33" w:history="1">
+        <w:hyperlink r:id="rId32" w:history="1">
           <w:r>
             <w:rPr>
               <w:rStyle w:val="Hyperlink"/>
@@ -3668,7 +3585,7 @@
           <w:color w:val="000000"/>
           <w:sz w:val="24"/>
         </w:rPr>
-        <w:hyperlink r:id="rId33" w:history="1">
+        <w:hyperlink r:id="rId32" w:history="1">
           <w:r>
             <w:rPr>
               <w:rStyle w:val="Hyperlink"/>
@@ -3696,7 +3613,7 @@
           <w:sz w:val="24"/>
           <w:u w:val="single"/>
         </w:rPr>
-        <w:hyperlink r:id="rId34" w:history="1">
+        <w:hyperlink r:id="rId33" w:history="1">
           <w:r>
             <w:rPr>
               <w:rStyle w:val="Hyperlink"/>
@@ -3725,7 +3642,7 @@
           <w:sz w:val="24"/>
           <w:u w:val="single"/>
         </w:rPr>
-        <w:hyperlink r:id="rId34" w:history="1">
+        <w:hyperlink r:id="rId33" w:history="1">
           <w:r>
             <w:rPr>
               <w:rStyle w:val="Hyperlink"/>
@@ -3743,7 +3660,7 @@
           <w:sz w:val="24"/>
           <w:u w:val="single"/>
         </w:rPr>
-        <w:hyperlink r:id="rId34" w:history="1">
+        <w:hyperlink r:id="rId33" w:history="1">
           <w:r>
             <w:rPr>
               <w:rStyle w:val="Hyperlink"/>
@@ -3781,7 +3698,7 @@
           <w:sz w:val="24"/>
           <w:u w:val="single"/>
         </w:rPr>
-        <w:hyperlink r:id="rId35" w:history="1">
+        <w:hyperlink r:id="rId34" w:history="1">
           <w:r>
             <w:rPr>
               <w:rStyle w:val="Hyperlink"/>
@@ -3810,7 +3727,7 @@
           <w:sz w:val="24"/>
           <w:u w:val="single"/>
         </w:rPr>
-        <w:hyperlink r:id="rId35" w:history="1">
+        <w:hyperlink r:id="rId34" w:history="1">
           <w:r>
             <w:rPr>
               <w:rStyle w:val="Hyperlink"/>
@@ -3839,7 +3756,7 @@
           <w:sz w:val="24"/>
           <w:u w:val="single"/>
         </w:rPr>
-        <w:hyperlink r:id="rId35" w:history="1">
+        <w:hyperlink r:id="rId34" w:history="1">
           <w:r>
             <w:rPr>
               <w:rStyle w:val="Hyperlink"/>
@@ -3868,7 +3785,7 @@
           <w:sz w:val="24"/>
           <w:u w:val="single"/>
         </w:rPr>
-        <w:hyperlink r:id="rId35" w:history="1">
+        <w:hyperlink r:id="rId34" w:history="1">
           <w:r>
             <w:rPr>
               <w:rStyle w:val="Hyperlink"/>
@@ -3884,9 +3801,8 @@
           <w:i w:val="0"/>
           <w:color w:val="0000FF"/>
           <w:sz w:val="24"/>
-          <w:u w:val="single"/>
-        </w:rPr>
-        <w:hyperlink r:id="rId35" w:history="1">
+        </w:rPr>
+        <w:hyperlink r:id="rId34" w:history="1">
           <w:r>
             <w:rPr>
               <w:rStyle w:val="Hyperlink"/>
@@ -3904,7 +3820,7 @@
           <w:sz w:val="24"/>
           <w:u w:val="single"/>
         </w:rPr>
-        <w:hyperlink r:id="rId35" w:history="1">
+        <w:hyperlink r:id="rId34" w:history="1">
           <w:r>
             <w:rPr>
               <w:rStyle w:val="Hyperlink"/>
@@ -3922,7 +3838,7 @@
           <w:color w:val="000000"/>
           <w:sz w:val="24"/>
         </w:rPr>
-        <w:hyperlink r:id="rId34" w:history="1">
+        <w:hyperlink r:id="rId33" w:history="1">
           <w:r>
             <w:rPr>
               <w:rStyle w:val="Hyperlink"/>
@@ -3940,7 +3856,7 @@
           <w:color w:val="000000"/>
           <w:sz w:val="24"/>
         </w:rPr>
-        <w:hyperlink r:id="rId34" w:history="1">
+        <w:hyperlink r:id="rId33" w:history="1">
           <w:r>
             <w:rPr>
               <w:rStyle w:val="Hyperlink"/>
@@ -3958,7 +3874,7 @@
           <w:color w:val="000000"/>
           <w:sz w:val="24"/>
         </w:rPr>
-        <w:hyperlink r:id="rId34" w:history="1">
+        <w:hyperlink r:id="rId33" w:history="1">
           <w:r>
             <w:rPr>
               <w:rStyle w:val="Hyperlink"/>
@@ -3976,7 +3892,7 @@
           <w:color w:val="000000"/>
           <w:sz w:val="24"/>
         </w:rPr>
-        <w:hyperlink r:id="rId34" w:history="1">
+        <w:hyperlink r:id="rId33" w:history="1">
           <w:r>
             <w:rPr>
               <w:rStyle w:val="Hyperlink"/>
@@ -4014,7 +3930,7 @@
           <w:sz w:val="24"/>
           <w:u w:val="single"/>
         </w:rPr>
-        <w:hyperlink r:id="rId36" w:history="1">
+        <w:hyperlink r:id="rId35" w:history="1">
           <w:r>
             <w:rPr>
               <w:rStyle w:val="Hyperlink"/>
@@ -4032,7 +3948,7 @@
           <w:sz w:val="24"/>
           <w:u w:val="single"/>
         </w:rPr>
-        <w:hyperlink r:id="rId36" w:history="1">
+        <w:hyperlink r:id="rId35" w:history="1">
           <w:r>
             <w:rPr>
               <w:rStyle w:val="Hyperlink"/>
@@ -4050,7 +3966,7 @@
           <w:color w:val="000000"/>
           <w:sz w:val="24"/>
         </w:rPr>
-        <w:hyperlink r:id="rId35" w:history="1">
+        <w:hyperlink r:id="rId34" w:history="1">
           <w:r>
             <w:rPr>
               <w:rStyle w:val="Hyperlink"/>
@@ -4068,7 +3984,7 @@
           <w:color w:val="000000"/>
           <w:sz w:val="24"/>
         </w:rPr>
-        <w:hyperlink r:id="rId35" w:history="1">
+        <w:hyperlink r:id="rId34" w:history="1">
           <w:r>
             <w:rPr>
               <w:rStyle w:val="Hyperlink"/>
@@ -4086,7 +4002,7 @@
           <w:color w:val="000000"/>
           <w:sz w:val="24"/>
         </w:rPr>
-        <w:hyperlink r:id="rId35" w:history="1">
+        <w:hyperlink r:id="rId34" w:history="1">
           <w:r>
             <w:rPr>
               <w:rStyle w:val="Hyperlink"/>
@@ -4104,7 +4020,7 @@
           <w:color w:val="000000"/>
           <w:sz w:val="24"/>
         </w:rPr>
-        <w:hyperlink r:id="rId35" w:history="1">
+        <w:hyperlink r:id="rId34" w:history="1">
           <w:r>
             <w:rPr>
               <w:rStyle w:val="Hyperlink"/>
@@ -4122,7 +4038,7 @@
           <w:color w:val="000000"/>
           <w:sz w:val="24"/>
         </w:rPr>
-        <w:hyperlink r:id="rId35" w:history="1">
+        <w:hyperlink r:id="rId34" w:history="1">
           <w:r>
             <w:rPr>
               <w:rStyle w:val="Hyperlink"/>
@@ -4140,7 +4056,7 @@
           <w:color w:val="000000"/>
           <w:sz w:val="24"/>
         </w:rPr>
-        <w:hyperlink r:id="rId35" w:history="1">
+        <w:hyperlink r:id="rId34" w:history="1">
           <w:r>
             <w:rPr>
               <w:rStyle w:val="Hyperlink"/>
@@ -4158,7 +4074,7 @@
           <w:color w:val="000000"/>
           <w:sz w:val="24"/>
         </w:rPr>
-        <w:hyperlink r:id="rId35" w:history="1">
+        <w:hyperlink r:id="rId34" w:history="1">
           <w:r>
             <w:rPr>
               <w:rStyle w:val="Hyperlink"/>
@@ -4218,7 +4134,7 @@
           <w:color w:val="000000"/>
           <w:sz w:val="24"/>
         </w:rPr>
-        <w:hyperlink r:id="rId36" w:history="1">
+        <w:hyperlink r:id="rId35" w:history="1">
           <w:r>
             <w:rPr>
               <w:rStyle w:val="Hyperlink"/>
@@ -4445,7 +4361,7 @@
           <w:sz w:val="24"/>
           <w:u w:val="single"/>
         </w:rPr>
-        <w:hyperlink r:id="rId37" w:history="1">
+        <w:hyperlink r:id="rId36" w:history="1">
           <w:r>
             <w:rPr>
               <w:rStyle w:val="Hyperlink"/>
@@ -4463,7 +4379,7 @@
           <w:sz w:val="24"/>
           <w:u w:val="single"/>
         </w:rPr>
-        <w:hyperlink r:id="rId37" w:history="1">
+        <w:hyperlink r:id="rId36" w:history="1">
           <w:r>
             <w:rPr>
               <w:rStyle w:val="Hyperlink"/>
@@ -4481,7 +4397,7 @@
           <w:sz w:val="24"/>
           <w:u w:val="single"/>
         </w:rPr>
-        <w:hyperlink r:id="rId37" w:history="1">
+        <w:hyperlink r:id="rId36" w:history="1">
           <w:r>
             <w:rPr>
               <w:rStyle w:val="Hyperlink"/>
@@ -4499,7 +4415,7 @@
           <w:sz w:val="24"/>
           <w:u w:val="single"/>
         </w:rPr>
-        <w:hyperlink r:id="rId37" w:history="1">
+        <w:hyperlink r:id="rId36" w:history="1">
           <w:r>
             <w:rPr>
               <w:rStyle w:val="Hyperlink"/>
@@ -4517,7 +4433,7 @@
           <w:sz w:val="24"/>
           <w:u w:val="single"/>
         </w:rPr>
-        <w:hyperlink r:id="rId37" w:history="1">
+        <w:hyperlink r:id="rId36" w:history="1">
           <w:r>
             <w:rPr>
               <w:rStyle w:val="Hyperlink"/>
@@ -4635,7 +4551,7 @@
           <w:sz w:val="24"/>
           <w:u w:val="single"/>
         </w:rPr>
-        <w:hyperlink r:id="rId38" w:history="1">
+        <w:hyperlink r:id="rId37" w:history="1">
           <w:r>
             <w:rPr>
               <w:rStyle w:val="Hyperlink"/>
@@ -4653,7 +4569,7 @@
           <w:sz w:val="24"/>
           <w:u w:val="single"/>
         </w:rPr>
-        <w:hyperlink r:id="rId38" w:history="1">
+        <w:hyperlink r:id="rId37" w:history="1">
           <w:r>
             <w:rPr>
               <w:rStyle w:val="Hyperlink"/>
@@ -4671,7 +4587,7 @@
           <w:sz w:val="24"/>
           <w:u w:val="single"/>
         </w:rPr>
-        <w:hyperlink r:id="rId38" w:history="1">
+        <w:hyperlink r:id="rId37" w:history="1">
           <w:r>
             <w:rPr>
               <w:rStyle w:val="Hyperlink"/>
@@ -4689,7 +4605,7 @@
           <w:sz w:val="24"/>
           <w:u w:val="single"/>
         </w:rPr>
-        <w:hyperlink r:id="rId38" w:history="1">
+        <w:hyperlink r:id="rId37" w:history="1">
           <w:r>
             <w:rPr>
               <w:rStyle w:val="Hyperlink"/>
@@ -4797,7 +4713,7 @@
           <w:sz w:val="24"/>
           <w:u w:val="single"/>
         </w:rPr>
-        <w:hyperlink r:id="rId39" w:history="1">
+        <w:hyperlink r:id="rId38" w:history="1">
           <w:r>
             <w:rPr>
               <w:rStyle w:val="Hyperlink"/>
@@ -4815,7 +4731,7 @@
           <w:sz w:val="24"/>
           <w:u w:val="single"/>
         </w:rPr>
-        <w:hyperlink r:id="rId39" w:history="1">
+        <w:hyperlink r:id="rId38" w:history="1">
           <w:r>
             <w:rPr>
               <w:rStyle w:val="Hyperlink"/>
@@ -4833,7 +4749,7 @@
           <w:sz w:val="24"/>
           <w:u w:val="single"/>
         </w:rPr>
-        <w:hyperlink r:id="rId39" w:history="1">
+        <w:hyperlink r:id="rId38" w:history="1">
           <w:r>
             <w:rPr>
               <w:rStyle w:val="Hyperlink"/>
@@ -4851,7 +4767,7 @@
           <w:sz w:val="24"/>
           <w:u w:val="single"/>
         </w:rPr>
-        <w:hyperlink r:id="rId39" w:history="1">
+        <w:hyperlink r:id="rId38" w:history="1">
           <w:r>
             <w:rPr>
               <w:rStyle w:val="Hyperlink"/>
@@ -4879,7 +4795,7 @@
           <w:sz w:val="24"/>
           <w:u w:val="single"/>
         </w:rPr>
-        <w:hyperlink r:id="rId40" w:history="1">
+        <w:hyperlink r:id="rId39" w:history="1">
           <w:r>
             <w:rPr>
               <w:rStyle w:val="Hyperlink"/>
@@ -4926,21 +4842,13 @@
       </w:r>
       <w:r>
         <w:rPr>
-          <w:u w:val="single" w:color="0000ff"/>
           <w:rFonts w:ascii="Charis SIL Regular" w:hAnsi="Charis SIL Regular" w:eastAsia="Charis SIL Regular"/>
           <w:b w:val="0"/>
           <w:i w:val="0"/>
           <w:color w:val="000000"/>
           <w:sz w:val="24"/>
         </w:rPr>
-        <w:hyperlink r:id="rId39" w:history="1">
-          <w:r>
-            <w:rPr>
-              <w:rStyle w:val="Hyperlink"/>
-            </w:rPr>
-            <w:t xml:space="preserve">, </w:t>
-          </w:r>
-        </w:hyperlink>
+        <w:t xml:space="preserve">, </w:t>
       </w:r>
       <w:r>
         <w:rPr>
@@ -4951,7 +4859,7 @@
           <w:sz w:val="24"/>
           <w:u w:val="single"/>
         </w:rPr>
-        <w:hyperlink r:id="rId39" w:history="1">
+        <w:hyperlink r:id="rId40" w:history="1">
           <w:r>
             <w:rPr>
               <w:rStyle w:val="Hyperlink"/>
@@ -4980,7 +4888,7 @@
           <w:sz w:val="24"/>
           <w:u w:val="single"/>
         </w:rPr>
-        <w:hyperlink r:id="rId41" w:history="1">
+        <w:hyperlink r:id="rId40" w:history="1">
           <w:r>
             <w:rPr>
               <w:rStyle w:val="Hyperlink"/>
@@ -4998,7 +4906,7 @@
           <w:sz w:val="24"/>
           <w:u w:val="single"/>
         </w:rPr>
-        <w:hyperlink r:id="rId41" w:history="1">
+        <w:hyperlink r:id="rId40" w:history="1">
           <w:r>
             <w:rPr>
               <w:rStyle w:val="Hyperlink"/>

--- a/EXPORTS/DOCX/published/niveau3/Dutch/KunsthandelVanLier.docx
+++ b/EXPORTS/DOCX/published/niveau3/Dutch/KunsthandelVanLier.docx
@@ -652,32 +652,7 @@
           <w:color w:val="000000"/>
           <w:sz w:val="24"/>
         </w:rPr>
-        <w:hyperlink r:id="rId12" w:history="1">
-          <w:r>
-            <w:rPr>
-              <w:rStyle w:val="Hyperlink"/>
-            </w:rPr>
-            <w:t xml:space="preserve"> e</w:t>
-          </w:r>
-        </w:hyperlink>
-      </w:r>
-      <w:r>
-        <w:rPr>
-          <w:u w:val="single" w:color="0000ff"/>
-          <w:rFonts w:ascii="Charis SIL Regular" w:hAnsi="Charis SIL Regular" w:eastAsia="Charis SIL Regular"/>
-          <w:b w:val="0"/>
-          <w:i w:val="0"/>
-          <w:color w:val="000000"/>
-          <w:sz w:val="24"/>
-        </w:rPr>
-        <w:hyperlink r:id="rId12" w:history="1">
-          <w:r>
-            <w:rPr>
-              <w:rStyle w:val="Hyperlink"/>
-            </w:rPr>
-            <w:t xml:space="preserve">n </w:t>
-          </w:r>
-        </w:hyperlink>
+        <w:t xml:space="preserve"> en </w:t>
       </w:r>
       <w:r>
         <w:rPr>
@@ -899,7 +874,7 @@
           <w:sz w:val="24"/>
           <w:u w:val="single"/>
         </w:rPr>
-        <w:hyperlink r:id="rId15" w:history="1">
+        <w:hyperlink r:id="rId14" w:history="1">
           <w:r>
             <w:rPr>
               <w:rStyle w:val="Hyperlink"/>
@@ -963,7 +938,7 @@
           <w:sz w:val="24"/>
           <w:u w:val="single"/>
         </w:rPr>
-        <w:hyperlink r:id="rId14" w:history="1">
+        <w:hyperlink r:id="rId16" w:history="1">
           <w:r>
             <w:rPr>
               <w:rStyle w:val="Hyperlink"/>
@@ -1114,12 +1089,12 @@
           <w:sz w:val="24"/>
           <w:u w:val="single"/>
         </w:rPr>
-        <w:hyperlink r:id="rId16" w:history="1">
+        <w:hyperlink r:id="rId17" w:history="1">
           <w:r>
             <w:rPr>
               <w:rStyle w:val="Hyperlink"/>
             </w:rPr>
-            <w:t>etnografisc</w:t>
+            <w:t>etnografisch</w:t>
           </w:r>
         </w:hyperlink>
       </w:r>
@@ -1130,13 +1105,36 @@
           <w:i w:val="0"/>
           <w:color w:val="0000FF"/>
           <w:sz w:val="24"/>
-        </w:rPr>
-        <w:hyperlink r:id="rId16" w:history="1">
+          <w:u w:val="single"/>
+        </w:rPr>
+        <w:t>e</w:t>
+      </w:r>
+      <w:r>
+        <w:rPr>
+          <w:rFonts w:ascii="Charis SIL Regular" w:hAnsi="Charis SIL Regular" w:eastAsia="Charis SIL Regular"/>
+          <w:b w:val="0"/>
+          <w:i w:val="0"/>
+          <w:color w:val="0000FF"/>
+          <w:sz w:val="24"/>
+          <w:u w:val="single"/>
+        </w:rPr>
+        <w:t xml:space="preserve"> </w:t>
+      </w:r>
+      <w:r>
+        <w:rPr>
+          <w:rFonts w:ascii="Charis SIL Regular" w:hAnsi="Charis SIL Regular" w:eastAsia="Charis SIL Regular"/>
+          <w:b w:val="0"/>
+          <w:i w:val="0"/>
+          <w:color w:val="0000FF"/>
+          <w:sz w:val="24"/>
+          <w:u w:val="single"/>
+        </w:rPr>
+        <w:hyperlink r:id="rId17" w:history="1">
           <w:r>
             <w:rPr>
               <w:rStyle w:val="Hyperlink"/>
             </w:rPr>
-            <w:t>h</w:t>
+            <w:t>voorwerpe</w:t>
           </w:r>
         </w:hyperlink>
       </w:r>
@@ -1148,57 +1146,28 @@
           <w:color w:val="0000FF"/>
           <w:sz w:val="24"/>
         </w:rPr>
-        <w:t>e</w:t>
-      </w:r>
-      <w:r>
-        <w:rPr>
-          <w:rFonts w:ascii="Charis SIL Regular" w:hAnsi="Charis SIL Regular" w:eastAsia="Charis SIL Regular"/>
-          <w:b w:val="0"/>
-          <w:i w:val="0"/>
-          <w:color w:val="0000FF"/>
-          <w:sz w:val="24"/>
-          <w:u w:val="single"/>
-        </w:rPr>
-        <w:t xml:space="preserve"> </w:t>
-      </w:r>
-      <w:r>
-        <w:rPr>
-          <w:rFonts w:ascii="Charis SIL Regular" w:hAnsi="Charis SIL Regular" w:eastAsia="Charis SIL Regular"/>
-          <w:b w:val="0"/>
-          <w:i w:val="0"/>
-          <w:color w:val="0000FF"/>
-          <w:sz w:val="24"/>
-          <w:u w:val="single"/>
+        <w:t>n</w:t>
+      </w:r>
+      <w:r>
+        <w:rPr>
+          <w:rFonts w:ascii="Charis SIL Regular" w:hAnsi="Charis SIL Regular" w:eastAsia="Charis SIL Regular"/>
+          <w:b w:val="0"/>
+          <w:i w:val="0"/>
+          <w:color w:val="000000"/>
+          <w:sz w:val="24"/>
+        </w:rPr>
+        <w:t xml:space="preserve"> uit de hele wereld</w:t>
+      </w:r>
+      <w:r>
+        <w:rPr>
+          <w:u w:val="single" w:color="0000ff"/>
+          <w:rFonts w:ascii="Charis SIL Regular" w:hAnsi="Charis SIL Regular" w:eastAsia="Charis SIL Regular"/>
+          <w:b w:val="0"/>
+          <w:i w:val="0"/>
+          <w:color w:val="000000"/>
+          <w:sz w:val="24"/>
         </w:rPr>
         <w:hyperlink r:id="rId16" w:history="1">
-          <w:r>
-            <w:rPr>
-              <w:rStyle w:val="Hyperlink"/>
-            </w:rPr>
-            <w:t>voorwerpen</w:t>
-          </w:r>
-        </w:hyperlink>
-      </w:r>
-      <w:r>
-        <w:rPr>
-          <w:rFonts w:ascii="Charis SIL Regular" w:hAnsi="Charis SIL Regular" w:eastAsia="Charis SIL Regular"/>
-          <w:b w:val="0"/>
-          <w:i w:val="0"/>
-          <w:color w:val="000000"/>
-          <w:sz w:val="24"/>
-        </w:rPr>
-        <w:t xml:space="preserve"> uit de hele wereld</w:t>
-      </w:r>
-      <w:r>
-        <w:rPr>
-          <w:u w:val="single" w:color="0000ff"/>
-          <w:rFonts w:ascii="Charis SIL Regular" w:hAnsi="Charis SIL Regular" w:eastAsia="Charis SIL Regular"/>
-          <w:b w:val="0"/>
-          <w:i w:val="0"/>
-          <w:color w:val="000000"/>
-          <w:sz w:val="24"/>
-        </w:rPr>
-        <w:hyperlink r:id="rId17" w:history="1">
           <w:r>
             <w:rPr>
               <w:rStyle w:val="Hyperlink"/>
@@ -1216,7 +1185,7 @@
           <w:color w:val="000000"/>
           <w:sz w:val="24"/>
         </w:rPr>
-        <w:hyperlink r:id="rId17" w:history="1">
+        <w:hyperlink r:id="rId16" w:history="1">
           <w:r>
             <w:rPr>
               <w:rStyle w:val="Hyperlink"/>
@@ -1234,7 +1203,7 @@
           <w:color w:val="000000"/>
           <w:sz w:val="24"/>
         </w:rPr>
-        <w:hyperlink r:id="rId17" w:history="1">
+        <w:hyperlink r:id="rId16" w:history="1">
           <w:r>
             <w:rPr>
               <w:rStyle w:val="Hyperlink"/>
@@ -1381,7 +1350,7 @@
           <w:color w:val="000000"/>
           <w:sz w:val="24"/>
         </w:rPr>
-        <w:hyperlink r:id="rId16" w:history="1">
+        <w:hyperlink r:id="rId17" w:history="1">
           <w:r>
             <w:rPr>
               <w:rStyle w:val="Hyperlink"/>
@@ -1399,7 +1368,7 @@
           <w:color w:val="000000"/>
           <w:sz w:val="24"/>
         </w:rPr>
-        <w:hyperlink r:id="rId16" w:history="1">
+        <w:hyperlink r:id="rId17" w:history="1">
           <w:r>
             <w:rPr>
               <w:rStyle w:val="Hyperlink"/>
@@ -1423,13 +1392,85 @@
       </w:r>
       <w:r>
         <w:rPr>
+          <w:u w:val="single" w:color="0000ff"/>
           <w:rFonts w:ascii="Charis SIL Regular" w:hAnsi="Charis SIL Regular" w:eastAsia="Charis SIL Regular"/>
           <w:b w:val="0"/>
           <w:i w:val="0"/>
           <w:color w:val="000000"/>
           <w:sz w:val="24"/>
         </w:rPr>
-        <w:t xml:space="preserve">Nederland, tijdens aankoopreizen naar </w:t>
+        <w:hyperlink r:id="rId18" w:history="1">
+          <w:r>
+            <w:rPr>
+              <w:rStyle w:val="Hyperlink"/>
+            </w:rPr>
+            <w:t>Nederla</w:t>
+          </w:r>
+        </w:hyperlink>
+      </w:r>
+      <w:r>
+        <w:rPr>
+          <w:u w:val="single" w:color="0000ff"/>
+          <w:rFonts w:ascii="Charis SIL Regular" w:hAnsi="Charis SIL Regular" w:eastAsia="Charis SIL Regular"/>
+          <w:b w:val="0"/>
+          <w:i w:val="0"/>
+          <w:color w:val="000000"/>
+          <w:sz w:val="24"/>
+        </w:rPr>
+        <w:hyperlink r:id="rId18" w:history="1">
+          <w:r>
+            <w:rPr>
+              <w:rStyle w:val="Hyperlink"/>
+            </w:rPr>
+            <w:t>n</w:t>
+          </w:r>
+        </w:hyperlink>
+      </w:r>
+      <w:r>
+        <w:rPr>
+          <w:u w:val="single" w:color="0000ff"/>
+          <w:rFonts w:ascii="Charis SIL Regular" w:hAnsi="Charis SIL Regular" w:eastAsia="Charis SIL Regular"/>
+          <w:b w:val="0"/>
+          <w:i w:val="0"/>
+          <w:color w:val="000000"/>
+          <w:sz w:val="24"/>
+        </w:rPr>
+        <w:hyperlink r:id="rId18" w:history="1">
+          <w:r>
+            <w:rPr>
+              <w:rStyle w:val="Hyperlink"/>
+            </w:rPr>
+            <w:t>d, tijde</w:t>
+          </w:r>
+        </w:hyperlink>
+      </w:r>
+      <w:r>
+        <w:rPr>
+          <w:u w:val="single" w:color="0000ff"/>
+          <w:rFonts w:ascii="Charis SIL Regular" w:hAnsi="Charis SIL Regular" w:eastAsia="Charis SIL Regular"/>
+          <w:b w:val="0"/>
+          <w:i w:val="0"/>
+          <w:color w:val="000000"/>
+          <w:sz w:val="24"/>
+        </w:rPr>
+        <w:hyperlink r:id="rId18" w:history="1">
+          <w:r>
+            <w:rPr>
+              <w:rStyle w:val="Hyperlink"/>
+            </w:rPr>
+            <w:t>ns aanko</w:t>
+          </w:r>
+        </w:hyperlink>
+      </w:r>
+      <w:r>
+        <w:rPr>
+          <w:rFonts w:ascii="Charis SIL Regular" w:hAnsi="Charis SIL Regular" w:eastAsia="Charis SIL Regular"/>
+          <w:b w:val="0"/>
+          <w:i w:val="0"/>
+          <w:color w:val="000000"/>
+          <w:sz w:val="24"/>
+        </w:rPr>
+        <w:t xml:space="preserve">opreizen naar </w:t>
       </w:r>
       <w:r>
         <w:rPr>
@@ -1440,7 +1481,7 @@
           <w:sz w:val="24"/>
           <w:u w:val="single"/>
         </w:rPr>
-        <w:hyperlink r:id="rId18" w:history="1">
+        <w:hyperlink r:id="rId19" w:history="1">
           <w:r>
             <w:rPr>
               <w:rStyle w:val="Hyperlink"/>
@@ -1468,7 +1509,7 @@
           <w:sz w:val="24"/>
           <w:u w:val="single"/>
         </w:rPr>
-        <w:hyperlink r:id="rId19" w:history="1">
+        <w:hyperlink r:id="rId20" w:history="1">
           <w:r>
             <w:rPr>
               <w:rStyle w:val="Hyperlink"/>
@@ -1496,7 +1537,7 @@
           <w:sz w:val="24"/>
           <w:u w:val="single"/>
         </w:rPr>
-        <w:hyperlink r:id="rId20" w:history="1">
+        <w:hyperlink r:id="rId21" w:history="1">
           <w:r>
             <w:rPr>
               <w:rStyle w:val="Hyperlink"/>
@@ -1524,7 +1565,7 @@
           <w:sz w:val="24"/>
           <w:u w:val="single"/>
         </w:rPr>
-        <w:hyperlink r:id="rId21" w:history="1">
+        <w:hyperlink r:id="rId22" w:history="1">
           <w:r>
             <w:rPr>
               <w:rStyle w:val="Hyperlink"/>
@@ -1562,7 +1603,7 @@
           <w:color w:val="000000"/>
           <w:sz w:val="24"/>
         </w:rPr>
-        <w:hyperlink r:id="rId18" w:history="1">
+        <w:hyperlink r:id="rId19" w:history="1">
           <w:r>
             <w:rPr>
               <w:rStyle w:val="Hyperlink"/>
@@ -1601,7 +1642,7 @@
           <w:color w:val="000000"/>
           <w:sz w:val="24"/>
         </w:rPr>
-        <w:hyperlink r:id="rId19" w:history="1">
+        <w:hyperlink r:id="rId20" w:history="1">
           <w:r>
             <w:rPr>
               <w:rStyle w:val="Hyperlink"/>
@@ -1629,7 +1670,7 @@
           <w:color w:val="000000"/>
           <w:sz w:val="24"/>
         </w:rPr>
-        <w:hyperlink r:id="rId20" w:history="1">
+        <w:hyperlink r:id="rId21" w:history="1">
           <w:r>
             <w:rPr>
               <w:rStyle w:val="Hyperlink"/>
@@ -1668,7 +1709,7 @@
           <w:color w:val="000000"/>
           <w:sz w:val="24"/>
         </w:rPr>
-        <w:hyperlink r:id="rId21" w:history="1">
+        <w:hyperlink r:id="rId22" w:history="1">
           <w:r>
             <w:rPr>
               <w:rStyle w:val="Hyperlink"/>
@@ -1709,7 +1750,7 @@
           <w:sz w:val="24"/>
           <w:u w:val="single"/>
         </w:rPr>
-        <w:hyperlink r:id="rId22" w:history="1">
+        <w:hyperlink r:id="rId23" w:history="1">
           <w:r>
             <w:rPr>
               <w:rStyle w:val="Hyperlink"/>
@@ -1738,7 +1779,7 @@
           <w:sz w:val="24"/>
           <w:u w:val="single"/>
         </w:rPr>
-        <w:hyperlink r:id="rId22" w:history="1">
+        <w:hyperlink r:id="rId23" w:history="1">
           <w:r>
             <w:rPr>
               <w:rStyle w:val="Hyperlink"/>
@@ -1889,7 +1930,7 @@
           <w:sz w:val="24"/>
           <w:u w:val="single"/>
         </w:rPr>
-        <w:hyperlink r:id="rId23" w:history="1">
+        <w:hyperlink r:id="rId24" w:history="1">
           <w:r>
             <w:rPr>
               <w:rStyle w:val="Hyperlink"/>
@@ -1918,7 +1959,7 @@
           <w:sz w:val="24"/>
           <w:u w:val="single"/>
         </w:rPr>
-        <w:hyperlink r:id="rId23" w:history="1">
+        <w:hyperlink r:id="rId24" w:history="1">
           <w:r>
             <w:rPr>
               <w:rStyle w:val="Hyperlink"/>
@@ -1947,7 +1988,7 @@
           <w:sz w:val="24"/>
           <w:u w:val="single"/>
         </w:rPr>
-        <w:hyperlink r:id="rId23" w:history="1">
+        <w:hyperlink r:id="rId24" w:history="1">
           <w:r>
             <w:rPr>
               <w:rStyle w:val="Hyperlink"/>
@@ -1978,7 +2019,7 @@
           <w:color w:val="000000"/>
           <w:sz w:val="24"/>
         </w:rPr>
-        <w:hyperlink r:id="rId23" w:history="1">
+        <w:hyperlink r:id="rId24" w:history="1">
           <w:r>
             <w:rPr>
               <w:rStyle w:val="Hyperlink"/>
@@ -1996,7 +2037,7 @@
           <w:color w:val="000000"/>
           <w:sz w:val="24"/>
         </w:rPr>
-        <w:hyperlink r:id="rId23" w:history="1">
+        <w:hyperlink r:id="rId24" w:history="1">
           <w:r>
             <w:rPr>
               <w:rStyle w:val="Hyperlink"/>
@@ -2014,7 +2055,7 @@
           <w:color w:val="000000"/>
           <w:sz w:val="24"/>
         </w:rPr>
-        <w:hyperlink r:id="rId23" w:history="1">
+        <w:hyperlink r:id="rId24" w:history="1">
           <w:r>
             <w:rPr>
               <w:rStyle w:val="Hyperlink"/>
@@ -2032,7 +2073,7 @@
           <w:color w:val="000000"/>
           <w:sz w:val="24"/>
         </w:rPr>
-        <w:hyperlink r:id="rId23" w:history="1">
+        <w:hyperlink r:id="rId24" w:history="1">
           <w:r>
             <w:rPr>
               <w:rStyle w:val="Hyperlink"/>
@@ -2060,7 +2101,7 @@
           <w:sz w:val="24"/>
           <w:u w:val="single"/>
         </w:rPr>
-        <w:hyperlink r:id="rId24" w:history="1">
+        <w:hyperlink r:id="rId25" w:history="1">
           <w:r>
             <w:rPr>
               <w:rStyle w:val="Hyperlink"/>
@@ -2078,7 +2119,7 @@
           <w:sz w:val="24"/>
           <w:u w:val="single"/>
         </w:rPr>
-        <w:hyperlink r:id="rId24" w:history="1">
+        <w:hyperlink r:id="rId25" w:history="1">
           <w:r>
             <w:rPr>
               <w:rStyle w:val="Hyperlink"/>
@@ -2107,7 +2148,7 @@
           <w:sz w:val="24"/>
           <w:u w:val="single"/>
         </w:rPr>
-        <w:hyperlink r:id="rId24" w:history="1">
+        <w:hyperlink r:id="rId25" w:history="1">
           <w:r>
             <w:rPr>
               <w:rStyle w:val="Hyperlink"/>
@@ -2135,7 +2176,7 @@
           <w:sz w:val="24"/>
           <w:u w:val="single"/>
         </w:rPr>
-        <w:hyperlink r:id="rId25" w:history="1">
+        <w:hyperlink r:id="rId26" w:history="1">
           <w:r>
             <w:rPr>
               <w:rStyle w:val="Hyperlink"/>
@@ -2164,7 +2205,7 @@
           <w:sz w:val="24"/>
           <w:u w:val="single"/>
         </w:rPr>
-        <w:hyperlink r:id="rId25" w:history="1">
+        <w:hyperlink r:id="rId26" w:history="1">
           <w:r>
             <w:rPr>
               <w:rStyle w:val="Hyperlink"/>
@@ -2192,7 +2233,7 @@
           <w:color w:val="000000"/>
           <w:sz w:val="24"/>
         </w:rPr>
-        <w:hyperlink r:id="rId24" w:history="1">
+        <w:hyperlink r:id="rId25" w:history="1">
           <w:r>
             <w:rPr>
               <w:rStyle w:val="Hyperlink"/>
@@ -2221,7 +2262,7 @@
           <w:sz w:val="24"/>
           <w:u w:val="single"/>
         </w:rPr>
-        <w:hyperlink r:id="rId24" w:history="1">
+        <w:hyperlink r:id="rId25" w:history="1">
           <w:r>
             <w:rPr>
               <w:rStyle w:val="Hyperlink"/>
@@ -2250,7 +2291,7 @@
           <w:color w:val="000000"/>
           <w:sz w:val="24"/>
         </w:rPr>
-        <w:hyperlink r:id="rId24" w:history="1">
+        <w:hyperlink r:id="rId25" w:history="1">
           <w:r>
             <w:rPr>
               <w:rStyle w:val="Hyperlink"/>
@@ -2268,7 +2309,7 @@
           <w:color w:val="000000"/>
           <w:sz w:val="24"/>
         </w:rPr>
-        <w:hyperlink r:id="rId24" w:history="1">
+        <w:hyperlink r:id="rId25" w:history="1">
           <w:r>
             <w:rPr>
               <w:rStyle w:val="Hyperlink"/>
@@ -2307,7 +2348,7 @@
           <w:color w:val="000000"/>
           <w:sz w:val="24"/>
         </w:rPr>
-        <w:hyperlink r:id="rId25" w:history="1">
+        <w:hyperlink r:id="rId26" w:history="1">
           <w:r>
             <w:rPr>
               <w:rStyle w:val="Hyperlink"/>
@@ -2325,7 +2366,7 @@
           <w:color w:val="000000"/>
           <w:sz w:val="24"/>
         </w:rPr>
-        <w:hyperlink r:id="rId25" w:history="1">
+        <w:hyperlink r:id="rId26" w:history="1">
           <w:r>
             <w:rPr>
               <w:rStyle w:val="Hyperlink"/>
@@ -2343,7 +2384,7 @@
           <w:color w:val="000000"/>
           <w:sz w:val="24"/>
         </w:rPr>
-        <w:hyperlink r:id="rId25" w:history="1">
+        <w:hyperlink r:id="rId26" w:history="1">
           <w:r>
             <w:rPr>
               <w:rStyle w:val="Hyperlink"/>
@@ -2381,7 +2422,7 @@
           <w:color w:val="000000"/>
           <w:sz w:val="24"/>
         </w:rPr>
-        <w:hyperlink r:id="rId26" w:history="1">
+        <w:hyperlink r:id="rId27" w:history="1">
           <w:r>
             <w:rPr>
               <w:rStyle w:val="Hyperlink"/>
@@ -2409,7 +2450,7 @@
           <w:sz w:val="24"/>
           <w:u w:val="single"/>
         </w:rPr>
-        <w:hyperlink r:id="rId27" w:history="1">
+        <w:hyperlink r:id="rId28" w:history="1">
           <w:r>
             <w:rPr>
               <w:rStyle w:val="Hyperlink"/>
@@ -2458,7 +2499,7 @@
           <w:color w:val="000000"/>
           <w:sz w:val="24"/>
         </w:rPr>
-        <w:hyperlink r:id="rId27" w:history="1">
+        <w:hyperlink r:id="rId28" w:history="1">
           <w:r>
             <w:rPr>
               <w:rStyle w:val="Hyperlink"/>
@@ -2486,7 +2527,7 @@
           <w:sz w:val="24"/>
           <w:u w:val="single"/>
         </w:rPr>
-        <w:hyperlink r:id="rId28" w:history="1">
+        <w:hyperlink r:id="rId29" w:history="1">
           <w:r>
             <w:rPr>
               <w:rStyle w:val="Hyperlink"/>
@@ -2515,7 +2556,7 @@
           <w:sz w:val="24"/>
           <w:u w:val="single"/>
         </w:rPr>
-        <w:hyperlink r:id="rId28" w:history="1">
+        <w:hyperlink r:id="rId29" w:history="1">
           <w:r>
             <w:rPr>
               <w:rStyle w:val="Hyperlink"/>
@@ -2544,7 +2585,7 @@
           <w:sz w:val="24"/>
           <w:u w:val="single"/>
         </w:rPr>
-        <w:hyperlink r:id="rId28" w:history="1">
+        <w:hyperlink r:id="rId29" w:history="1">
           <w:r>
             <w:rPr>
               <w:rStyle w:val="Hyperlink"/>
@@ -2582,7 +2623,7 @@
           <w:color w:val="000000"/>
           <w:sz w:val="24"/>
         </w:rPr>
-        <w:hyperlink r:id="rId28" w:history="1">
+        <w:hyperlink r:id="rId29" w:history="1">
           <w:r>
             <w:rPr>
               <w:rStyle w:val="Hyperlink"/>
@@ -2600,7 +2641,7 @@
           <w:color w:val="000000"/>
           <w:sz w:val="24"/>
         </w:rPr>
-        <w:hyperlink r:id="rId28" w:history="1">
+        <w:hyperlink r:id="rId29" w:history="1">
           <w:r>
             <w:rPr>
               <w:rStyle w:val="Hyperlink"/>
@@ -2618,7 +2659,7 @@
           <w:color w:val="000000"/>
           <w:sz w:val="24"/>
         </w:rPr>
-        <w:hyperlink r:id="rId28" w:history="1">
+        <w:hyperlink r:id="rId29" w:history="1">
           <w:r>
             <w:rPr>
               <w:rStyle w:val="Hyperlink"/>
@@ -2636,7 +2677,7 @@
           <w:color w:val="000000"/>
           <w:sz w:val="24"/>
         </w:rPr>
-        <w:hyperlink r:id="rId28" w:history="1">
+        <w:hyperlink r:id="rId29" w:history="1">
           <w:r>
             <w:rPr>
               <w:rStyle w:val="Hyperlink"/>
@@ -2654,7 +2695,7 @@
           <w:color w:val="000000"/>
           <w:sz w:val="24"/>
         </w:rPr>
-        <w:hyperlink r:id="rId28" w:history="1">
+        <w:hyperlink r:id="rId29" w:history="1">
           <w:r>
             <w:rPr>
               <w:rStyle w:val="Hyperlink"/>
@@ -2692,7 +2733,7 @@
           <w:sz w:val="24"/>
           <w:u w:val="single"/>
         </w:rPr>
-        <w:hyperlink r:id="rId29" w:history="1">
+        <w:hyperlink r:id="rId30" w:history="1">
           <w:r>
             <w:rPr>
               <w:rStyle w:val="Hyperlink"/>
@@ -2760,7 +2801,7 @@
           <w:sz w:val="24"/>
           <w:u w:val="single"/>
         </w:rPr>
-        <w:hyperlink r:id="rId30" w:history="1">
+        <w:hyperlink r:id="rId31" w:history="1">
           <w:r>
             <w:rPr>
               <w:rStyle w:val="Hyperlink"/>
@@ -2789,7 +2830,7 @@
           <w:sz w:val="24"/>
           <w:u w:val="single"/>
         </w:rPr>
-        <w:hyperlink r:id="rId30" w:history="1">
+        <w:hyperlink r:id="rId31" w:history="1">
           <w:r>
             <w:rPr>
               <w:rStyle w:val="Hyperlink"/>
@@ -2818,7 +2859,7 @@
           <w:sz w:val="24"/>
           <w:u w:val="single"/>
         </w:rPr>
-        <w:hyperlink r:id="rId30" w:history="1">
+        <w:hyperlink r:id="rId31" w:history="1">
           <w:r>
             <w:rPr>
               <w:rStyle w:val="Hyperlink"/>
@@ -2847,7 +2888,7 @@
           <w:sz w:val="24"/>
           <w:u w:val="single"/>
         </w:rPr>
-        <w:hyperlink r:id="rId30" w:history="1">
+        <w:hyperlink r:id="rId31" w:history="1">
           <w:r>
             <w:rPr>
               <w:rStyle w:val="Hyperlink"/>
@@ -2876,7 +2917,7 @@
           <w:sz w:val="24"/>
           <w:u w:val="single"/>
         </w:rPr>
-        <w:hyperlink r:id="rId30" w:history="1">
+        <w:hyperlink r:id="rId31" w:history="1">
           <w:r>
             <w:rPr>
               <w:rStyle w:val="Hyperlink"/>
@@ -2905,7 +2946,7 @@
           <w:sz w:val="24"/>
           <w:u w:val="single"/>
         </w:rPr>
-        <w:hyperlink r:id="rId30" w:history="1">
+        <w:hyperlink r:id="rId31" w:history="1">
           <w:r>
             <w:rPr>
               <w:rStyle w:val="Hyperlink"/>
@@ -2934,7 +2975,7 @@
           <w:sz w:val="24"/>
           <w:u w:val="single"/>
         </w:rPr>
-        <w:hyperlink r:id="rId30" w:history="1">
+        <w:hyperlink r:id="rId31" w:history="1">
           <w:r>
             <w:rPr>
               <w:rStyle w:val="Hyperlink"/>
@@ -2972,7 +3013,7 @@
           <w:color w:val="000000"/>
           <w:sz w:val="24"/>
         </w:rPr>
-        <w:hyperlink r:id="rId30" w:history="1">
+        <w:hyperlink r:id="rId31" w:history="1">
           <w:r>
             <w:rPr>
               <w:rStyle w:val="Hyperlink"/>
@@ -2990,7 +3031,7 @@
           <w:color w:val="000000"/>
           <w:sz w:val="24"/>
         </w:rPr>
-        <w:hyperlink r:id="rId30" w:history="1">
+        <w:hyperlink r:id="rId31" w:history="1">
           <w:r>
             <w:rPr>
               <w:rStyle w:val="Hyperlink"/>
@@ -3008,7 +3049,7 @@
           <w:color w:val="000000"/>
           <w:sz w:val="24"/>
         </w:rPr>
-        <w:hyperlink r:id="rId30" w:history="1">
+        <w:hyperlink r:id="rId31" w:history="1">
           <w:r>
             <w:rPr>
               <w:rStyle w:val="Hyperlink"/>
@@ -3026,7 +3067,7 @@
           <w:color w:val="000000"/>
           <w:sz w:val="24"/>
         </w:rPr>
-        <w:hyperlink r:id="rId30" w:history="1">
+        <w:hyperlink r:id="rId31" w:history="1">
           <w:r>
             <w:rPr>
               <w:rStyle w:val="Hyperlink"/>
@@ -3044,7 +3085,7 @@
           <w:color w:val="000000"/>
           <w:sz w:val="24"/>
         </w:rPr>
-        <w:hyperlink r:id="rId30" w:history="1">
+        <w:hyperlink r:id="rId31" w:history="1">
           <w:r>
             <w:rPr>
               <w:rStyle w:val="Hyperlink"/>
@@ -3062,7 +3103,7 @@
           <w:color w:val="000000"/>
           <w:sz w:val="24"/>
         </w:rPr>
-        <w:hyperlink r:id="rId30" w:history="1">
+        <w:hyperlink r:id="rId31" w:history="1">
           <w:r>
             <w:rPr>
               <w:rStyle w:val="Hyperlink"/>
@@ -3080,7 +3121,7 @@
           <w:color w:val="000000"/>
           <w:sz w:val="24"/>
         </w:rPr>
-        <w:hyperlink r:id="rId30" w:history="1">
+        <w:hyperlink r:id="rId31" w:history="1">
           <w:r>
             <w:rPr>
               <w:rStyle w:val="Hyperlink"/>
@@ -3098,7 +3139,7 @@
           <w:color w:val="000000"/>
           <w:sz w:val="24"/>
         </w:rPr>
-        <w:hyperlink r:id="rId30" w:history="1">
+        <w:hyperlink r:id="rId31" w:history="1">
           <w:r>
             <w:rPr>
               <w:rStyle w:val="Hyperlink"/>
@@ -3116,7 +3157,7 @@
           <w:color w:val="000000"/>
           <w:sz w:val="24"/>
         </w:rPr>
-        <w:hyperlink r:id="rId30" w:history="1">
+        <w:hyperlink r:id="rId31" w:history="1">
           <w:r>
             <w:rPr>
               <w:rStyle w:val="Hyperlink"/>
@@ -3134,7 +3175,7 @@
           <w:sz w:val="24"/>
           <w:u w:val="single"/>
         </w:rPr>
-        <w:hyperlink r:id="rId30" w:history="1">
+        <w:hyperlink r:id="rId32" w:history="1">
           <w:r>
             <w:rPr>
               <w:rStyle w:val="Hyperlink"/>
@@ -3152,7 +3193,7 @@
           <w:sz w:val="24"/>
           <w:u w:val="single"/>
         </w:rPr>
-        <w:hyperlink r:id="rId30" w:history="1">
+        <w:hyperlink r:id="rId32" w:history="1">
           <w:r>
             <w:rPr>
               <w:rStyle w:val="Hyperlink"/>
@@ -3170,7 +3211,7 @@
           <w:sz w:val="24"/>
           <w:u w:val="single"/>
         </w:rPr>
-        <w:hyperlink r:id="rId30" w:history="1">
+        <w:hyperlink r:id="rId32" w:history="1">
           <w:r>
             <w:rPr>
               <w:rStyle w:val="Hyperlink"/>
@@ -3199,7 +3240,7 @@
           <w:sz w:val="24"/>
           <w:u w:val="single"/>
         </w:rPr>
-        <w:hyperlink r:id="rId30" w:history="1">
+        <w:hyperlink r:id="rId32" w:history="1">
           <w:r>
             <w:rPr>
               <w:rStyle w:val="Hyperlink"/>
@@ -3228,7 +3269,7 @@
           <w:sz w:val="24"/>
           <w:u w:val="single"/>
         </w:rPr>
-        <w:hyperlink r:id="rId30" w:history="1">
+        <w:hyperlink r:id="rId32" w:history="1">
           <w:r>
             <w:rPr>
               <w:rStyle w:val="Hyperlink"/>
@@ -3246,7 +3287,7 @@
           <w:sz w:val="24"/>
           <w:u w:val="single"/>
         </w:rPr>
-        <w:hyperlink r:id="rId31" w:history="1">
+        <w:hyperlink r:id="rId32" w:history="1">
           <w:r>
             <w:rPr>
               <w:rStyle w:val="Hyperlink"/>
@@ -3273,7 +3314,7 @@
           <w:color w:val="000000"/>
           <w:sz w:val="24"/>
         </w:rPr>
-        <w:t>betrekking te hebben op Europese kunst). Het overige archief</w:t>
+        <w:t>betrekking te hebben op Europese kunst). Het overige archief is in bezit va</w:t>
       </w:r>
       <w:r>
         <w:rPr>
@@ -3284,43 +3325,7 @@
           <w:color w:val="000000"/>
           <w:sz w:val="24"/>
         </w:rPr>
-        <w:hyperlink r:id="rId31" w:history="1">
-          <w:r>
-            <w:rPr>
-              <w:rStyle w:val="Hyperlink"/>
-            </w:rPr>
-            <w:t xml:space="preserve"> is in bez</w:t>
-          </w:r>
-        </w:hyperlink>
-      </w:r>
-      <w:r>
-        <w:rPr>
-          <w:u w:val="single" w:color="0000ff"/>
-          <w:rFonts w:ascii="Charis SIL Regular" w:hAnsi="Charis SIL Regular" w:eastAsia="Charis SIL Regular"/>
-          <w:b w:val="0"/>
-          <w:i w:val="0"/>
-          <w:color w:val="000000"/>
-          <w:sz w:val="24"/>
-        </w:rPr>
-        <w:hyperlink r:id="rId31" w:history="1">
-          <w:r>
-            <w:rPr>
-              <w:rStyle w:val="Hyperlink"/>
-            </w:rPr>
-            <w:t>it va</w:t>
-          </w:r>
-        </w:hyperlink>
-      </w:r>
-      <w:r>
-        <w:rPr>
-          <w:u w:val="single" w:color="0000ff"/>
-          <w:rFonts w:ascii="Charis SIL Regular" w:hAnsi="Charis SIL Regular" w:eastAsia="Charis SIL Regular"/>
-          <w:b w:val="0"/>
-          <w:i w:val="0"/>
-          <w:color w:val="000000"/>
-          <w:sz w:val="24"/>
-        </w:rPr>
-        <w:hyperlink r:id="rId31" w:history="1">
+        <w:hyperlink r:id="rId32" w:history="1">
           <w:r>
             <w:rPr>
               <w:rStyle w:val="Hyperlink"/>
@@ -3427,7 +3432,7 @@
           <w:sz w:val="24"/>
           <w:u w:val="single"/>
         </w:rPr>
-        <w:hyperlink r:id="rId32" w:history="1">
+        <w:hyperlink r:id="rId33" w:history="1">
           <w:r>
             <w:rPr>
               <w:rStyle w:val="Hyperlink"/>
@@ -3456,7 +3461,7 @@
           <w:sz w:val="24"/>
           <w:u w:val="single"/>
         </w:rPr>
-        <w:hyperlink r:id="rId32" w:history="1">
+        <w:hyperlink r:id="rId33" w:history="1">
           <w:r>
             <w:rPr>
               <w:rStyle w:val="Hyperlink"/>
@@ -3485,7 +3490,7 @@
           <w:sz w:val="24"/>
           <w:u w:val="single"/>
         </w:rPr>
-        <w:hyperlink r:id="rId32" w:history="1">
+        <w:hyperlink r:id="rId33" w:history="1">
           <w:r>
             <w:rPr>
               <w:rStyle w:val="Hyperlink"/>
@@ -3513,7 +3518,7 @@
           <w:color w:val="000000"/>
           <w:sz w:val="24"/>
         </w:rPr>
-        <w:hyperlink r:id="rId32" w:history="1">
+        <w:hyperlink r:id="rId33" w:history="1">
           <w:r>
             <w:rPr>
               <w:rStyle w:val="Hyperlink"/>
@@ -3531,7 +3536,7 @@
           <w:color w:val="000000"/>
           <w:sz w:val="24"/>
         </w:rPr>
-        <w:hyperlink r:id="rId32" w:history="1">
+        <w:hyperlink r:id="rId33" w:history="1">
           <w:r>
             <w:rPr>
               <w:rStyle w:val="Hyperlink"/>
@@ -3549,7 +3554,7 @@
           <w:color w:val="000000"/>
           <w:sz w:val="24"/>
         </w:rPr>
-        <w:hyperlink r:id="rId32" w:history="1">
+        <w:hyperlink r:id="rId33" w:history="1">
           <w:r>
             <w:rPr>
               <w:rStyle w:val="Hyperlink"/>
@@ -3567,7 +3572,7 @@
           <w:color w:val="000000"/>
           <w:sz w:val="24"/>
         </w:rPr>
-        <w:hyperlink r:id="rId32" w:history="1">
+        <w:hyperlink r:id="rId33" w:history="1">
           <w:r>
             <w:rPr>
               <w:rStyle w:val="Hyperlink"/>
@@ -3585,7 +3590,7 @@
           <w:color w:val="000000"/>
           <w:sz w:val="24"/>
         </w:rPr>
-        <w:hyperlink r:id="rId32" w:history="1">
+        <w:hyperlink r:id="rId33" w:history="1">
           <w:r>
             <w:rPr>
               <w:rStyle w:val="Hyperlink"/>
@@ -3613,7 +3618,7 @@
           <w:sz w:val="24"/>
           <w:u w:val="single"/>
         </w:rPr>
-        <w:hyperlink r:id="rId33" w:history="1">
+        <w:hyperlink r:id="rId34" w:history="1">
           <w:r>
             <w:rPr>
               <w:rStyle w:val="Hyperlink"/>
@@ -3642,7 +3647,7 @@
           <w:sz w:val="24"/>
           <w:u w:val="single"/>
         </w:rPr>
-        <w:hyperlink r:id="rId33" w:history="1">
+        <w:hyperlink r:id="rId34" w:history="1">
           <w:r>
             <w:rPr>
               <w:rStyle w:val="Hyperlink"/>
@@ -3660,7 +3665,7 @@
           <w:sz w:val="24"/>
           <w:u w:val="single"/>
         </w:rPr>
-        <w:hyperlink r:id="rId33" w:history="1">
+        <w:hyperlink r:id="rId34" w:history="1">
           <w:r>
             <w:rPr>
               <w:rStyle w:val="Hyperlink"/>
@@ -3698,7 +3703,7 @@
           <w:sz w:val="24"/>
           <w:u w:val="single"/>
         </w:rPr>
-        <w:hyperlink r:id="rId34" w:history="1">
+        <w:hyperlink r:id="rId35" w:history="1">
           <w:r>
             <w:rPr>
               <w:rStyle w:val="Hyperlink"/>
@@ -3727,7 +3732,7 @@
           <w:sz w:val="24"/>
           <w:u w:val="single"/>
         </w:rPr>
-        <w:hyperlink r:id="rId34" w:history="1">
+        <w:hyperlink r:id="rId35" w:history="1">
           <w:r>
             <w:rPr>
               <w:rStyle w:val="Hyperlink"/>
@@ -3756,7 +3761,7 @@
           <w:sz w:val="24"/>
           <w:u w:val="single"/>
         </w:rPr>
-        <w:hyperlink r:id="rId34" w:history="1">
+        <w:hyperlink r:id="rId35" w:history="1">
           <w:r>
             <w:rPr>
               <w:rStyle w:val="Hyperlink"/>
@@ -3785,7 +3790,7 @@
           <w:sz w:val="24"/>
           <w:u w:val="single"/>
         </w:rPr>
-        <w:hyperlink r:id="rId34" w:history="1">
+        <w:hyperlink r:id="rId35" w:history="1">
           <w:r>
             <w:rPr>
               <w:rStyle w:val="Hyperlink"/>
@@ -3802,7 +3807,7 @@
           <w:color w:val="0000FF"/>
           <w:sz w:val="24"/>
         </w:rPr>
-        <w:hyperlink r:id="rId34" w:history="1">
+        <w:hyperlink r:id="rId35" w:history="1">
           <w:r>
             <w:rPr>
               <w:rStyle w:val="Hyperlink"/>
@@ -3820,7 +3825,7 @@
           <w:sz w:val="24"/>
           <w:u w:val="single"/>
         </w:rPr>
-        <w:hyperlink r:id="rId34" w:history="1">
+        <w:hyperlink r:id="rId35" w:history="1">
           <w:r>
             <w:rPr>
               <w:rStyle w:val="Hyperlink"/>
@@ -3838,7 +3843,7 @@
           <w:color w:val="000000"/>
           <w:sz w:val="24"/>
         </w:rPr>
-        <w:hyperlink r:id="rId33" w:history="1">
+        <w:hyperlink r:id="rId34" w:history="1">
           <w:r>
             <w:rPr>
               <w:rStyle w:val="Hyperlink"/>
@@ -3856,7 +3861,7 @@
           <w:color w:val="000000"/>
           <w:sz w:val="24"/>
         </w:rPr>
-        <w:hyperlink r:id="rId33" w:history="1">
+        <w:hyperlink r:id="rId34" w:history="1">
           <w:r>
             <w:rPr>
               <w:rStyle w:val="Hyperlink"/>
@@ -3874,7 +3879,7 @@
           <w:color w:val="000000"/>
           <w:sz w:val="24"/>
         </w:rPr>
-        <w:hyperlink r:id="rId33" w:history="1">
+        <w:hyperlink r:id="rId34" w:history="1">
           <w:r>
             <w:rPr>
               <w:rStyle w:val="Hyperlink"/>
@@ -3892,7 +3897,7 @@
           <w:color w:val="000000"/>
           <w:sz w:val="24"/>
         </w:rPr>
-        <w:hyperlink r:id="rId33" w:history="1">
+        <w:hyperlink r:id="rId34" w:history="1">
           <w:r>
             <w:rPr>
               <w:rStyle w:val="Hyperlink"/>
@@ -3930,7 +3935,7 @@
           <w:sz w:val="24"/>
           <w:u w:val="single"/>
         </w:rPr>
-        <w:hyperlink r:id="rId35" w:history="1">
+        <w:hyperlink r:id="rId36" w:history="1">
           <w:r>
             <w:rPr>
               <w:rStyle w:val="Hyperlink"/>
@@ -3948,7 +3953,7 @@
           <w:sz w:val="24"/>
           <w:u w:val="single"/>
         </w:rPr>
-        <w:hyperlink r:id="rId35" w:history="1">
+        <w:hyperlink r:id="rId36" w:history="1">
           <w:r>
             <w:rPr>
               <w:rStyle w:val="Hyperlink"/>
@@ -3966,7 +3971,7 @@
           <w:color w:val="000000"/>
           <w:sz w:val="24"/>
         </w:rPr>
-        <w:hyperlink r:id="rId34" w:history="1">
+        <w:hyperlink r:id="rId35" w:history="1">
           <w:r>
             <w:rPr>
               <w:rStyle w:val="Hyperlink"/>
@@ -3984,7 +3989,7 @@
           <w:color w:val="000000"/>
           <w:sz w:val="24"/>
         </w:rPr>
-        <w:hyperlink r:id="rId34" w:history="1">
+        <w:hyperlink r:id="rId35" w:history="1">
           <w:r>
             <w:rPr>
               <w:rStyle w:val="Hyperlink"/>
@@ -4002,7 +4007,7 @@
           <w:color w:val="000000"/>
           <w:sz w:val="24"/>
         </w:rPr>
-        <w:hyperlink r:id="rId34" w:history="1">
+        <w:hyperlink r:id="rId35" w:history="1">
           <w:r>
             <w:rPr>
               <w:rStyle w:val="Hyperlink"/>
@@ -4020,7 +4025,7 @@
           <w:color w:val="000000"/>
           <w:sz w:val="24"/>
         </w:rPr>
-        <w:hyperlink r:id="rId34" w:history="1">
+        <w:hyperlink r:id="rId35" w:history="1">
           <w:r>
             <w:rPr>
               <w:rStyle w:val="Hyperlink"/>
@@ -4038,7 +4043,7 @@
           <w:color w:val="000000"/>
           <w:sz w:val="24"/>
         </w:rPr>
-        <w:hyperlink r:id="rId34" w:history="1">
+        <w:hyperlink r:id="rId35" w:history="1">
           <w:r>
             <w:rPr>
               <w:rStyle w:val="Hyperlink"/>
@@ -4056,7 +4061,7 @@
           <w:color w:val="000000"/>
           <w:sz w:val="24"/>
         </w:rPr>
-        <w:hyperlink r:id="rId34" w:history="1">
+        <w:hyperlink r:id="rId35" w:history="1">
           <w:r>
             <w:rPr>
               <w:rStyle w:val="Hyperlink"/>
@@ -4074,7 +4079,7 @@
           <w:color w:val="000000"/>
           <w:sz w:val="24"/>
         </w:rPr>
-        <w:hyperlink r:id="rId34" w:history="1">
+        <w:hyperlink r:id="rId35" w:history="1">
           <w:r>
             <w:rPr>
               <w:rStyle w:val="Hyperlink"/>
@@ -4134,7 +4139,7 @@
           <w:color w:val="000000"/>
           <w:sz w:val="24"/>
         </w:rPr>
-        <w:hyperlink r:id="rId35" w:history="1">
+        <w:hyperlink r:id="rId36" w:history="1">
           <w:r>
             <w:rPr>
               <w:rStyle w:val="Hyperlink"/>
@@ -4361,7 +4366,7 @@
           <w:sz w:val="24"/>
           <w:u w:val="single"/>
         </w:rPr>
-        <w:hyperlink r:id="rId36" w:history="1">
+        <w:hyperlink r:id="rId37" w:history="1">
           <w:r>
             <w:rPr>
               <w:rStyle w:val="Hyperlink"/>
@@ -4379,7 +4384,7 @@
           <w:sz w:val="24"/>
           <w:u w:val="single"/>
         </w:rPr>
-        <w:hyperlink r:id="rId36" w:history="1">
+        <w:hyperlink r:id="rId37" w:history="1">
           <w:r>
             <w:rPr>
               <w:rStyle w:val="Hyperlink"/>
@@ -4397,7 +4402,7 @@
           <w:sz w:val="24"/>
           <w:u w:val="single"/>
         </w:rPr>
-        <w:hyperlink r:id="rId36" w:history="1">
+        <w:hyperlink r:id="rId37" w:history="1">
           <w:r>
             <w:rPr>
               <w:rStyle w:val="Hyperlink"/>
@@ -4415,7 +4420,7 @@
           <w:sz w:val="24"/>
           <w:u w:val="single"/>
         </w:rPr>
-        <w:hyperlink r:id="rId36" w:history="1">
+        <w:hyperlink r:id="rId37" w:history="1">
           <w:r>
             <w:rPr>
               <w:rStyle w:val="Hyperlink"/>
@@ -4433,7 +4438,7 @@
           <w:sz w:val="24"/>
           <w:u w:val="single"/>
         </w:rPr>
-        <w:hyperlink r:id="rId36" w:history="1">
+        <w:hyperlink r:id="rId37" w:history="1">
           <w:r>
             <w:rPr>
               <w:rStyle w:val="Hyperlink"/>
@@ -4551,7 +4556,7 @@
           <w:sz w:val="24"/>
           <w:u w:val="single"/>
         </w:rPr>
-        <w:hyperlink r:id="rId37" w:history="1">
+        <w:hyperlink r:id="rId38" w:history="1">
           <w:r>
             <w:rPr>
               <w:rStyle w:val="Hyperlink"/>
@@ -4569,7 +4574,7 @@
           <w:sz w:val="24"/>
           <w:u w:val="single"/>
         </w:rPr>
-        <w:hyperlink r:id="rId37" w:history="1">
+        <w:hyperlink r:id="rId38" w:history="1">
           <w:r>
             <w:rPr>
               <w:rStyle w:val="Hyperlink"/>
@@ -4587,7 +4592,7 @@
           <w:sz w:val="24"/>
           <w:u w:val="single"/>
         </w:rPr>
-        <w:hyperlink r:id="rId37" w:history="1">
+        <w:hyperlink r:id="rId38" w:history="1">
           <w:r>
             <w:rPr>
               <w:rStyle w:val="Hyperlink"/>
@@ -4605,7 +4610,7 @@
           <w:sz w:val="24"/>
           <w:u w:val="single"/>
         </w:rPr>
-        <w:hyperlink r:id="rId37" w:history="1">
+        <w:hyperlink r:id="rId38" w:history="1">
           <w:r>
             <w:rPr>
               <w:rStyle w:val="Hyperlink"/>
@@ -4713,7 +4718,7 @@
           <w:sz w:val="24"/>
           <w:u w:val="single"/>
         </w:rPr>
-        <w:hyperlink r:id="rId38" w:history="1">
+        <w:hyperlink r:id="rId39" w:history="1">
           <w:r>
             <w:rPr>
               <w:rStyle w:val="Hyperlink"/>
@@ -4731,7 +4736,7 @@
           <w:sz w:val="24"/>
           <w:u w:val="single"/>
         </w:rPr>
-        <w:hyperlink r:id="rId38" w:history="1">
+        <w:hyperlink r:id="rId39" w:history="1">
           <w:r>
             <w:rPr>
               <w:rStyle w:val="Hyperlink"/>
@@ -4749,7 +4754,7 @@
           <w:sz w:val="24"/>
           <w:u w:val="single"/>
         </w:rPr>
-        <w:hyperlink r:id="rId38" w:history="1">
+        <w:hyperlink r:id="rId39" w:history="1">
           <w:r>
             <w:rPr>
               <w:rStyle w:val="Hyperlink"/>
@@ -4767,7 +4772,7 @@
           <w:sz w:val="24"/>
           <w:u w:val="single"/>
         </w:rPr>
-        <w:hyperlink r:id="rId38" w:history="1">
+        <w:hyperlink r:id="rId39" w:history="1">
           <w:r>
             <w:rPr>
               <w:rStyle w:val="Hyperlink"/>
@@ -4795,7 +4800,7 @@
           <w:sz w:val="24"/>
           <w:u w:val="single"/>
         </w:rPr>
-        <w:hyperlink r:id="rId39" w:history="1">
+        <w:hyperlink r:id="rId40" w:history="1">
           <w:r>
             <w:rPr>
               <w:rStyle w:val="Hyperlink"/>
@@ -4813,7 +4818,7 @@
           <w:sz w:val="24"/>
           <w:u w:val="single"/>
         </w:rPr>
-        <w:hyperlink r:id="rId39" w:history="1">
+        <w:hyperlink r:id="rId40" w:history="1">
           <w:r>
             <w:rPr>
               <w:rStyle w:val="Hyperlink"/>
@@ -4831,7 +4836,7 @@
           <w:sz w:val="24"/>
           <w:u w:val="single"/>
         </w:rPr>
-        <w:hyperlink r:id="rId39" w:history="1">
+        <w:hyperlink r:id="rId40" w:history="1">
           <w:r>
             <w:rPr>
               <w:rStyle w:val="Hyperlink"/>
@@ -4859,7 +4864,7 @@
           <w:sz w:val="24"/>
           <w:u w:val="single"/>
         </w:rPr>
-        <w:hyperlink r:id="rId40" w:history="1">
+        <w:hyperlink r:id="rId41" w:history="1">
           <w:r>
             <w:rPr>
               <w:rStyle w:val="Hyperlink"/>
@@ -4888,7 +4893,7 @@
           <w:sz w:val="24"/>
           <w:u w:val="single"/>
         </w:rPr>
-        <w:hyperlink r:id="rId40" w:history="1">
+        <w:hyperlink r:id="rId41" w:history="1">
           <w:r>
             <w:rPr>
               <w:rStyle w:val="Hyperlink"/>
@@ -4906,7 +4911,7 @@
           <w:sz w:val="24"/>
           <w:u w:val="single"/>
         </w:rPr>
-        <w:hyperlink r:id="rId40" w:history="1">
+        <w:hyperlink r:id="rId41" w:history="1">
           <w:r>
             <w:rPr>
               <w:rStyle w:val="Hyperlink"/>

--- a/EXPORTS/DOCX/published/niveau3/Dutch/KunsthandelVanLier.docx
+++ b/EXPORTS/DOCX/published/niveau3/Dutch/KunsthandelVanLier.docx
@@ -249,13 +249,107 @@
       </w:r>
       <w:r>
         <w:rPr>
+          <w:u w:val="single" w:color="0000ff"/>
           <w:rFonts w:ascii="Charis SIL Regular" w:hAnsi="Charis SIL Regular" w:eastAsia="Charis SIL Regular"/>
           <w:b w:val="0"/>
           <w:i w:val="0"/>
           <w:color w:val="000000"/>
           <w:sz w:val="24"/>
         </w:rPr>
-        <w:t xml:space="preserve">naar Amsterdam. </w:t>
+        <w:hyperlink r:id="rId9" w:history="1">
+          <w:r>
+            <w:rPr>
+              <w:rStyle w:val="Hyperlink"/>
+            </w:rPr>
+            <w:t xml:space="preserve">naar </w:t>
+          </w:r>
+        </w:hyperlink>
+      </w:r>
+      <w:r>
+        <w:rPr>
+          <w:u w:val="single" w:color="0000ff"/>
+          <w:rFonts w:ascii="Charis SIL Regular" w:hAnsi="Charis SIL Regular" w:eastAsia="Charis SIL Regular"/>
+          <w:b w:val="0"/>
+          <w:i w:val="0"/>
+          <w:color w:val="000000"/>
+          <w:sz w:val="24"/>
+        </w:rPr>
+        <w:t>A</w:t>
+      </w:r>
+      <w:r>
+        <w:rPr>
+          <w:u w:val="single" w:color="0000ff"/>
+          <w:rFonts w:ascii="Charis SIL Regular" w:hAnsi="Charis SIL Regular" w:eastAsia="Charis SIL Regular"/>
+          <w:b w:val="0"/>
+          <w:i w:val="0"/>
+          <w:color w:val="000000"/>
+          <w:sz w:val="24"/>
+        </w:rPr>
+        <w:hyperlink r:id="rId9" w:history="1">
+          <w:r>
+            <w:rPr>
+              <w:rStyle w:val="Hyperlink"/>
+            </w:rPr>
+            <w:t>ms</w:t>
+          </w:r>
+        </w:hyperlink>
+      </w:r>
+      <w:r>
+        <w:rPr>
+          <w:u w:val="single" w:color="0000ff"/>
+          <w:rFonts w:ascii="Charis SIL Regular" w:hAnsi="Charis SIL Regular" w:eastAsia="Charis SIL Regular"/>
+          <w:b w:val="0"/>
+          <w:i w:val="0"/>
+          <w:color w:val="000000"/>
+          <w:sz w:val="24"/>
+        </w:rPr>
+        <w:hyperlink r:id="rId9" w:history="1">
+          <w:r>
+            <w:rPr>
+              <w:rStyle w:val="Hyperlink"/>
+            </w:rPr>
+            <w:t>t</w:t>
+          </w:r>
+        </w:hyperlink>
+      </w:r>
+      <w:r>
+        <w:rPr>
+          <w:u w:val="single" w:color="0000ff"/>
+          <w:rFonts w:ascii="Charis SIL Regular" w:hAnsi="Charis SIL Regular" w:eastAsia="Charis SIL Regular"/>
+          <w:b w:val="0"/>
+          <w:i w:val="0"/>
+          <w:color w:val="000000"/>
+          <w:sz w:val="24"/>
+        </w:rPr>
+        <w:hyperlink r:id="rId9" w:history="1">
+          <w:r>
+            <w:rPr>
+              <w:rStyle w:val="Hyperlink"/>
+            </w:rPr>
+            <w:t>erd</w:t>
+          </w:r>
+        </w:hyperlink>
+      </w:r>
+      <w:r>
+        <w:rPr>
+          <w:u w:val="single" w:color="0000ff"/>
+          <w:rFonts w:ascii="Charis SIL Regular" w:hAnsi="Charis SIL Regular" w:eastAsia="Charis SIL Regular"/>
+          <w:b w:val="0"/>
+          <w:i w:val="0"/>
+          <w:color w:val="000000"/>
+          <w:sz w:val="24"/>
+        </w:rPr>
+        <w:t>a</w:t>
+      </w:r>
+      <w:r>
+        <w:rPr>
+          <w:rFonts w:ascii="Charis SIL Regular" w:hAnsi="Charis SIL Regular" w:eastAsia="Charis SIL Regular"/>
+          <w:b w:val="0"/>
+          <w:i w:val="0"/>
+          <w:color w:val="000000"/>
+          <w:sz w:val="24"/>
+        </w:rPr>
+        <w:t xml:space="preserve">m. </w:t>
       </w:r>
       <w:r>
         <w:rPr>
@@ -341,35 +435,7 @@
           <w:color w:val="000000"/>
           <w:sz w:val="24"/>
         </w:rPr>
-        <w:t xml:space="preserve"> hield zich vooral be</w:t>
-      </w:r>
-      <w:r>
-        <w:rPr>
-          <w:u w:val="single" w:color="0000ff"/>
-          <w:rFonts w:ascii="Charis SIL Regular" w:hAnsi="Charis SIL Regular" w:eastAsia="Charis SIL Regular"/>
-          <w:b w:val="0"/>
-          <w:i w:val="0"/>
-          <w:color w:val="000000"/>
-          <w:sz w:val="24"/>
-        </w:rPr>
-        <w:hyperlink r:id="rId10" w:history="1">
-          <w:r>
-            <w:rPr>
-              <w:rStyle w:val="Hyperlink"/>
-            </w:rPr>
-            <w:t>zig m</w:t>
-          </w:r>
-        </w:hyperlink>
-      </w:r>
-      <w:r>
-        <w:rPr>
-          <w:rFonts w:ascii="Charis SIL Regular" w:hAnsi="Charis SIL Regular" w:eastAsia="Charis SIL Regular"/>
-          <w:b w:val="0"/>
-          <w:i w:val="0"/>
-          <w:color w:val="000000"/>
-          <w:sz w:val="24"/>
-        </w:rPr>
-        <w:t xml:space="preserve">et </w:t>
+        <w:t xml:space="preserve"> hield zich vooral bezig met </w:t>
       </w:r>
       <w:r>
         <w:rPr>
@@ -465,118 +531,7 @@
           <w:color w:val="000000"/>
           <w:sz w:val="24"/>
         </w:rPr>
-        <w:t>Van Lier raakte ec</w:t>
-      </w:r>
-      <w:r>
-        <w:rPr>
-          <w:u w:val="single" w:color="0000ff"/>
-          <w:rFonts w:ascii="Charis SIL Regular" w:hAnsi="Charis SIL Regular" w:eastAsia="Charis SIL Regular"/>
-          <w:b w:val="0"/>
-          <w:i w:val="0"/>
-          <w:color w:val="000000"/>
-          <w:sz w:val="24"/>
-        </w:rPr>
-        <w:hyperlink r:id="rId11" w:history="1">
-          <w:r>
-            <w:rPr>
-              <w:rStyle w:val="Hyperlink"/>
-            </w:rPr>
-            <w:t xml:space="preserve">hter ook </w:t>
-          </w:r>
-        </w:hyperlink>
-      </w:r>
-      <w:r>
-        <w:rPr>
-          <w:u w:val="single" w:color="0000ff"/>
-          <w:rFonts w:ascii="Charis SIL Regular" w:hAnsi="Charis SIL Regular" w:eastAsia="Charis SIL Regular"/>
-          <w:b w:val="0"/>
-          <w:i w:val="0"/>
-          <w:color w:val="000000"/>
-          <w:sz w:val="24"/>
-        </w:rPr>
-        <w:hyperlink r:id="rId11" w:history="1">
-          <w:r>
-            <w:rPr>
-              <w:rStyle w:val="Hyperlink"/>
-            </w:rPr>
-            <w:t>g</w:t>
-          </w:r>
-        </w:hyperlink>
-      </w:r>
-      <w:r>
-        <w:rPr>
-          <w:u w:val="single" w:color="0000ff"/>
-          <w:rFonts w:ascii="Charis SIL Regular" w:hAnsi="Charis SIL Regular" w:eastAsia="Charis SIL Regular"/>
-          <w:b w:val="0"/>
-          <w:i w:val="0"/>
-          <w:color w:val="000000"/>
-          <w:sz w:val="24"/>
-        </w:rPr>
-        <w:hyperlink r:id="rId11" w:history="1">
-          <w:r>
-            <w:rPr>
-              <w:rStyle w:val="Hyperlink"/>
-            </w:rPr>
-            <w:t>eïnt</w:t>
-          </w:r>
-        </w:hyperlink>
-      </w:r>
-      <w:r>
-        <w:rPr>
-          <w:u w:val="single" w:color="0000ff"/>
-          <w:rFonts w:ascii="Charis SIL Regular" w:hAnsi="Charis SIL Regular" w:eastAsia="Charis SIL Regular"/>
-          <w:b w:val="0"/>
-          <w:i w:val="0"/>
-          <w:color w:val="000000"/>
-          <w:sz w:val="24"/>
-        </w:rPr>
-        <w:hyperlink r:id="rId11" w:history="1">
-          <w:r>
-            <w:rPr>
-              <w:rStyle w:val="Hyperlink"/>
-            </w:rPr>
-            <w:t>e</w:t>
-          </w:r>
-        </w:hyperlink>
-      </w:r>
-      <w:r>
-        <w:rPr>
-          <w:u w:val="single" w:color="0000ff"/>
-          <w:rFonts w:ascii="Charis SIL Regular" w:hAnsi="Charis SIL Regular" w:eastAsia="Charis SIL Regular"/>
-          <w:b w:val="0"/>
-          <w:i w:val="0"/>
-          <w:color w:val="000000"/>
-          <w:sz w:val="24"/>
-        </w:rPr>
-        <w:hyperlink r:id="rId11" w:history="1">
-          <w:r>
-            <w:rPr>
-              <w:rStyle w:val="Hyperlink"/>
-            </w:rPr>
-            <w:t>res</w:t>
-          </w:r>
-        </w:hyperlink>
-      </w:r>
-      <w:r>
-        <w:rPr>
-          <w:u w:val="single" w:color="0000ff"/>
-          <w:rFonts w:ascii="Charis SIL Regular" w:hAnsi="Charis SIL Regular" w:eastAsia="Charis SIL Regular"/>
-          <w:b w:val="0"/>
-          <w:i w:val="0"/>
-          <w:color w:val="000000"/>
-          <w:sz w:val="24"/>
-        </w:rPr>
-        <w:t>s</w:t>
-      </w:r>
-      <w:r>
-        <w:rPr>
-          <w:rFonts w:ascii="Charis SIL Regular" w:hAnsi="Charis SIL Regular" w:eastAsia="Charis SIL Regular"/>
-          <w:b w:val="0"/>
-          <w:i w:val="0"/>
-          <w:color w:val="000000"/>
-          <w:sz w:val="24"/>
-        </w:rPr>
-        <w:t xml:space="preserve">eerd in </w:t>
+        <w:t xml:space="preserve">Van Lier raakte echter ook geïnteresseerd in </w:t>
       </w:r>
       <w:r>
         <w:rPr>
@@ -874,7 +829,7 @@
           <w:sz w:val="24"/>
           <w:u w:val="single"/>
         </w:rPr>
-        <w:hyperlink r:id="rId14" w:history="1">
+        <w:hyperlink r:id="rId15" w:history="1">
           <w:r>
             <w:rPr>
               <w:rStyle w:val="Hyperlink"/>
@@ -938,7 +893,7 @@
           <w:sz w:val="24"/>
           <w:u w:val="single"/>
         </w:rPr>
-        <w:hyperlink r:id="rId16" w:history="1">
+        <w:hyperlink r:id="rId14" w:history="1">
           <w:r>
             <w:rPr>
               <w:rStyle w:val="Hyperlink"/>
@@ -1089,7 +1044,7 @@
           <w:sz w:val="24"/>
           <w:u w:val="single"/>
         </w:rPr>
-        <w:hyperlink r:id="rId17" w:history="1">
+        <w:hyperlink r:id="rId16" w:history="1">
           <w:r>
             <w:rPr>
               <w:rStyle w:val="Hyperlink"/>
@@ -1129,7 +1084,7 @@
           <w:sz w:val="24"/>
           <w:u w:val="single"/>
         </w:rPr>
-        <w:hyperlink r:id="rId17" w:history="1">
+        <w:hyperlink r:id="rId16" w:history="1">
           <w:r>
             <w:rPr>
               <w:rStyle w:val="Hyperlink"/>
@@ -1167,7 +1122,7 @@
           <w:color w:val="000000"/>
           <w:sz w:val="24"/>
         </w:rPr>
-        <w:hyperlink r:id="rId16" w:history="1">
+        <w:hyperlink r:id="rId17" w:history="1">
           <w:r>
             <w:rPr>
               <w:rStyle w:val="Hyperlink"/>
@@ -1185,7 +1140,7 @@
           <w:color w:val="000000"/>
           <w:sz w:val="24"/>
         </w:rPr>
-        <w:hyperlink r:id="rId16" w:history="1">
+        <w:hyperlink r:id="rId17" w:history="1">
           <w:r>
             <w:rPr>
               <w:rStyle w:val="Hyperlink"/>
@@ -1203,7 +1158,7 @@
           <w:color w:val="000000"/>
           <w:sz w:val="24"/>
         </w:rPr>
-        <w:hyperlink r:id="rId16" w:history="1">
+        <w:hyperlink r:id="rId17" w:history="1">
           <w:r>
             <w:rPr>
               <w:rStyle w:val="Hyperlink"/>
@@ -1350,7 +1305,7 @@
           <w:color w:val="000000"/>
           <w:sz w:val="24"/>
         </w:rPr>
-        <w:hyperlink r:id="rId17" w:history="1">
+        <w:hyperlink r:id="rId16" w:history="1">
           <w:r>
             <w:rPr>
               <w:rStyle w:val="Hyperlink"/>
@@ -1368,7 +1323,7 @@
           <w:color w:val="000000"/>
           <w:sz w:val="24"/>
         </w:rPr>
-        <w:hyperlink r:id="rId17" w:history="1">
+        <w:hyperlink r:id="rId16" w:history="1">
           <w:r>
             <w:rPr>
               <w:rStyle w:val="Hyperlink"/>
@@ -1681,6 +1636,23 @@
       </w:r>
       <w:r>
         <w:rPr>
+          <w:rFonts w:ascii="Charis SIL Regular" w:hAnsi="Charis SIL Regular" w:eastAsia="Charis SIL Regular"/>
+          <w:b w:val="0"/>
+          <w:i w:val="0"/>
+          <w:color w:val="000000"/>
+          <w:sz w:val="24"/>
+        </w:rPr>
+        <w:hyperlink r:id="rId21" w:history="1">
+          <w:r>
+            <w:rPr>
+              <w:rStyle w:val="Hyperlink"/>
+            </w:rPr>
+            <w:t>s</w:t>
+          </w:r>
+        </w:hyperlink>
+      </w:r>
+      <w:r>
+        <w:rPr>
           <w:u w:val="single" w:color="0000ff"/>
           <w:rFonts w:ascii="Charis SIL Regular" w:hAnsi="Charis SIL Regular" w:eastAsia="Charis SIL Regular"/>
           <w:b w:val="0"/>
@@ -1688,7 +1660,7 @@
           <w:color w:val="000000"/>
           <w:sz w:val="24"/>
         </w:rPr>
-        <w:t>s</w:t>
+        <w:t>c</w:t>
       </w:r>
       <w:r>
         <w:rPr>
@@ -1698,7 +1670,7 @@
           <w:color w:val="000000"/>
           <w:sz w:val="24"/>
         </w:rPr>
-        <w:t xml:space="preserve">che </w:t>
+        <w:t xml:space="preserve">he </w:t>
       </w:r>
       <w:r>
         <w:rPr>
@@ -3175,7 +3147,7 @@
           <w:sz w:val="24"/>
           <w:u w:val="single"/>
         </w:rPr>
-        <w:hyperlink r:id="rId32" w:history="1">
+        <w:hyperlink r:id="rId31" w:history="1">
           <w:r>
             <w:rPr>
               <w:rStyle w:val="Hyperlink"/>
@@ -3193,7 +3165,7 @@
           <w:sz w:val="24"/>
           <w:u w:val="single"/>
         </w:rPr>
-        <w:hyperlink r:id="rId32" w:history="1">
+        <w:hyperlink r:id="rId31" w:history="1">
           <w:r>
             <w:rPr>
               <w:rStyle w:val="Hyperlink"/>
@@ -3211,7 +3183,7 @@
           <w:sz w:val="24"/>
           <w:u w:val="single"/>
         </w:rPr>
-        <w:hyperlink r:id="rId32" w:history="1">
+        <w:hyperlink r:id="rId31" w:history="1">
           <w:r>
             <w:rPr>
               <w:rStyle w:val="Hyperlink"/>
@@ -3240,7 +3212,7 @@
           <w:sz w:val="24"/>
           <w:u w:val="single"/>
         </w:rPr>
-        <w:hyperlink r:id="rId32" w:history="1">
+        <w:hyperlink r:id="rId31" w:history="1">
           <w:r>
             <w:rPr>
               <w:rStyle w:val="Hyperlink"/>
@@ -3269,7 +3241,7 @@
           <w:sz w:val="24"/>
           <w:u w:val="single"/>
         </w:rPr>
-        <w:hyperlink r:id="rId32" w:history="1">
+        <w:hyperlink r:id="rId31" w:history="1">
           <w:r>
             <w:rPr>
               <w:rStyle w:val="Hyperlink"/>
@@ -3314,7 +3286,43 @@
           <w:color w:val="000000"/>
           <w:sz w:val="24"/>
         </w:rPr>
-        <w:t>betrekking te hebben op Europese kunst). Het overige archief is in bezit va</w:t>
+        <w:t>betrekking te hebben op Europese kunst). Het overige archief</w:t>
+      </w:r>
+      <w:r>
+        <w:rPr>
+          <w:u w:val="single" w:color="0000ff"/>
+          <w:rFonts w:ascii="Charis SIL Regular" w:hAnsi="Charis SIL Regular" w:eastAsia="Charis SIL Regular"/>
+          <w:b w:val="0"/>
+          <w:i w:val="0"/>
+          <w:color w:val="000000"/>
+          <w:sz w:val="24"/>
+        </w:rPr>
+        <w:hyperlink r:id="rId32" w:history="1">
+          <w:r>
+            <w:rPr>
+              <w:rStyle w:val="Hyperlink"/>
+            </w:rPr>
+            <w:t xml:space="preserve"> is in bez</w:t>
+          </w:r>
+        </w:hyperlink>
+      </w:r>
+      <w:r>
+        <w:rPr>
+          <w:u w:val="single" w:color="0000ff"/>
+          <w:rFonts w:ascii="Charis SIL Regular" w:hAnsi="Charis SIL Regular" w:eastAsia="Charis SIL Regular"/>
+          <w:b w:val="0"/>
+          <w:i w:val="0"/>
+          <w:color w:val="000000"/>
+          <w:sz w:val="24"/>
+        </w:rPr>
+        <w:hyperlink r:id="rId32" w:history="1">
+          <w:r>
+            <w:rPr>
+              <w:rStyle w:val="Hyperlink"/>
+            </w:rPr>
+            <w:t>it va</w:t>
+          </w:r>
+        </w:hyperlink>
       </w:r>
       <w:r>
         <w:rPr>
@@ -3701,131 +3709,19 @@
           <w:i w:val="0"/>
           <w:color w:val="0000FF"/>
           <w:sz w:val="24"/>
+        </w:rPr>
+        <w:t>website van de NK-c</w:t>
+      </w:r>
+      <w:r>
+        <w:rPr>
+          <w:rFonts w:ascii="Charis SIL Regular" w:hAnsi="Charis SIL Regular" w:eastAsia="Charis SIL Regular"/>
+          <w:b w:val="0"/>
+          <w:i w:val="0"/>
+          <w:color w:val="0000FF"/>
+          <w:sz w:val="24"/>
           <w:u w:val="single"/>
         </w:rPr>
-        <w:hyperlink r:id="rId35" w:history="1">
-          <w:r>
-            <w:rPr>
-              <w:rStyle w:val="Hyperlink"/>
-            </w:rPr>
-            <w:t>website</w:t>
-          </w:r>
-        </w:hyperlink>
-      </w:r>
-      <w:r>
-        <w:rPr>
-          <w:rFonts w:ascii="Charis SIL Regular" w:hAnsi="Charis SIL Regular" w:eastAsia="Charis SIL Regular"/>
-          <w:b w:val="0"/>
-          <w:i w:val="0"/>
-          <w:color w:val="0000FF"/>
-          <w:sz w:val="24"/>
-          <w:u w:val="single"/>
-        </w:rPr>
-        <w:t xml:space="preserve"> </w:t>
-      </w:r>
-      <w:r>
-        <w:rPr>
-          <w:rFonts w:ascii="Charis SIL Regular" w:hAnsi="Charis SIL Regular" w:eastAsia="Charis SIL Regular"/>
-          <w:b w:val="0"/>
-          <w:i w:val="0"/>
-          <w:color w:val="0000FF"/>
-          <w:sz w:val="24"/>
-          <w:u w:val="single"/>
-        </w:rPr>
-        <w:hyperlink r:id="rId35" w:history="1">
-          <w:r>
-            <w:rPr>
-              <w:rStyle w:val="Hyperlink"/>
-            </w:rPr>
-            <w:t>van</w:t>
-          </w:r>
-        </w:hyperlink>
-      </w:r>
-      <w:r>
-        <w:rPr>
-          <w:rFonts w:ascii="Charis SIL Regular" w:hAnsi="Charis SIL Regular" w:eastAsia="Charis SIL Regular"/>
-          <w:b w:val="0"/>
-          <w:i w:val="0"/>
-          <w:color w:val="0000FF"/>
-          <w:sz w:val="24"/>
-          <w:u w:val="single"/>
-        </w:rPr>
-        <w:t xml:space="preserve"> </w:t>
-      </w:r>
-      <w:r>
-        <w:rPr>
-          <w:rFonts w:ascii="Charis SIL Regular" w:hAnsi="Charis SIL Regular" w:eastAsia="Charis SIL Regular"/>
-          <w:b w:val="0"/>
-          <w:i w:val="0"/>
-          <w:color w:val="0000FF"/>
-          <w:sz w:val="24"/>
-          <w:u w:val="single"/>
-        </w:rPr>
-        <w:hyperlink r:id="rId35" w:history="1">
-          <w:r>
-            <w:rPr>
-              <w:rStyle w:val="Hyperlink"/>
-            </w:rPr>
-            <w:t>de</w:t>
-          </w:r>
-        </w:hyperlink>
-      </w:r>
-      <w:r>
-        <w:rPr>
-          <w:rFonts w:ascii="Charis SIL Regular" w:hAnsi="Charis SIL Regular" w:eastAsia="Charis SIL Regular"/>
-          <w:b w:val="0"/>
-          <w:i w:val="0"/>
-          <w:color w:val="0000FF"/>
-          <w:sz w:val="24"/>
-          <w:u w:val="single"/>
-        </w:rPr>
-        <w:t xml:space="preserve"> </w:t>
-      </w:r>
-      <w:r>
-        <w:rPr>
-          <w:rFonts w:ascii="Charis SIL Regular" w:hAnsi="Charis SIL Regular" w:eastAsia="Charis SIL Regular"/>
-          <w:b w:val="0"/>
-          <w:i w:val="0"/>
-          <w:color w:val="0000FF"/>
-          <w:sz w:val="24"/>
-          <w:u w:val="single"/>
-        </w:rPr>
-        <w:hyperlink r:id="rId35" w:history="1">
-          <w:r>
-            <w:rPr>
-              <w:rStyle w:val="Hyperlink"/>
-            </w:rPr>
-            <w:t>NK-</w:t>
-          </w:r>
-        </w:hyperlink>
-      </w:r>
-      <w:r>
-        <w:rPr>
-          <w:rFonts w:ascii="Charis SIL Regular" w:hAnsi="Charis SIL Regular" w:eastAsia="Charis SIL Regular"/>
-          <w:b w:val="0"/>
-          <w:i w:val="0"/>
-          <w:color w:val="0000FF"/>
-          <w:sz w:val="24"/>
-        </w:rPr>
-        <w:hyperlink r:id="rId35" w:history="1">
-          <w:r>
-            <w:rPr>
-              <w:rStyle w:val="Hyperlink"/>
-            </w:rPr>
-            <w:t>c</w:t>
-          </w:r>
-        </w:hyperlink>
-      </w:r>
-      <w:r>
-        <w:rPr>
-          <w:rFonts w:ascii="Charis SIL Regular" w:hAnsi="Charis SIL Regular" w:eastAsia="Charis SIL Regular"/>
-          <w:b w:val="0"/>
-          <w:i w:val="0"/>
-          <w:color w:val="0000FF"/>
-          <w:sz w:val="24"/>
-          <w:u w:val="single"/>
-        </w:rPr>
-        <w:hyperlink r:id="rId35" w:history="1">
+        <w:hyperlink r:id="rId34" w:history="1">
           <w:r>
             <w:rPr>
               <w:rStyle w:val="Hyperlink"/>
@@ -3935,7 +3831,7 @@
           <w:sz w:val="24"/>
           <w:u w:val="single"/>
         </w:rPr>
-        <w:hyperlink r:id="rId36" w:history="1">
+        <w:hyperlink r:id="rId35" w:history="1">
           <w:r>
             <w:rPr>
               <w:rStyle w:val="Hyperlink"/>
@@ -3971,7 +3867,7 @@
           <w:color w:val="000000"/>
           <w:sz w:val="24"/>
         </w:rPr>
-        <w:hyperlink r:id="rId35" w:history="1">
+        <w:hyperlink r:id="rId36" w:history="1">
           <w:r>
             <w:rPr>
               <w:rStyle w:val="Hyperlink"/>
@@ -3989,7 +3885,7 @@
           <w:color w:val="000000"/>
           <w:sz w:val="24"/>
         </w:rPr>
-        <w:hyperlink r:id="rId35" w:history="1">
+        <w:hyperlink r:id="rId36" w:history="1">
           <w:r>
             <w:rPr>
               <w:rStyle w:val="Hyperlink"/>
@@ -4007,7 +3903,7 @@
           <w:color w:val="000000"/>
           <w:sz w:val="24"/>
         </w:rPr>
-        <w:hyperlink r:id="rId35" w:history="1">
+        <w:hyperlink r:id="rId36" w:history="1">
           <w:r>
             <w:rPr>
               <w:rStyle w:val="Hyperlink"/>
@@ -4025,7 +3921,7 @@
           <w:color w:val="000000"/>
           <w:sz w:val="24"/>
         </w:rPr>
-        <w:hyperlink r:id="rId35" w:history="1">
+        <w:hyperlink r:id="rId36" w:history="1">
           <w:r>
             <w:rPr>
               <w:rStyle w:val="Hyperlink"/>
@@ -4043,7 +3939,7 @@
           <w:color w:val="000000"/>
           <w:sz w:val="24"/>
         </w:rPr>
-        <w:hyperlink r:id="rId35" w:history="1">
+        <w:hyperlink r:id="rId36" w:history="1">
           <w:r>
             <w:rPr>
               <w:rStyle w:val="Hyperlink"/>
@@ -4061,7 +3957,7 @@
           <w:color w:val="000000"/>
           <w:sz w:val="24"/>
         </w:rPr>
-        <w:hyperlink r:id="rId35" w:history="1">
+        <w:hyperlink r:id="rId36" w:history="1">
           <w:r>
             <w:rPr>
               <w:rStyle w:val="Hyperlink"/>
@@ -4079,7 +3975,7 @@
           <w:color w:val="000000"/>
           <w:sz w:val="24"/>
         </w:rPr>
-        <w:hyperlink r:id="rId35" w:history="1">
+        <w:hyperlink r:id="rId36" w:history="1">
           <w:r>
             <w:rPr>
               <w:rStyle w:val="Hyperlink"/>
@@ -4139,7 +4035,7 @@
           <w:color w:val="000000"/>
           <w:sz w:val="24"/>
         </w:rPr>
-        <w:hyperlink r:id="rId36" w:history="1">
+        <w:hyperlink r:id="rId35" w:history="1">
           <w:r>
             <w:rPr>
               <w:rStyle w:val="Hyperlink"/>
@@ -4818,7 +4714,7 @@
           <w:sz w:val="24"/>
           <w:u w:val="single"/>
         </w:rPr>
-        <w:hyperlink r:id="rId40" w:history="1">
+        <w:hyperlink r:id="rId39" w:history="1">
           <w:r>
             <w:rPr>
               <w:rStyle w:val="Hyperlink"/>
@@ -4836,7 +4732,7 @@
           <w:sz w:val="24"/>
           <w:u w:val="single"/>
         </w:rPr>
-        <w:hyperlink r:id="rId40" w:history="1">
+        <w:hyperlink r:id="rId39" w:history="1">
           <w:r>
             <w:rPr>
               <w:rStyle w:val="Hyperlink"/>

--- a/EXPORTS/DOCX/published/niveau3/Dutch/KunsthandelVanLier.docx
+++ b/EXPORTS/DOCX/published/niveau3/Dutch/KunsthandelVanLier.docx
@@ -267,7 +267,6 @@
       </w:r>
       <w:r>
         <w:rPr>
-          <w:u w:val="single" w:color="0000ff"/>
           <w:rFonts w:ascii="Charis SIL Regular" w:hAnsi="Charis SIL Regular" w:eastAsia="Charis SIL Regular"/>
           <w:b w:val="0"/>
           <w:i w:val="0"/>
@@ -435,7 +434,35 @@
           <w:color w:val="000000"/>
           <w:sz w:val="24"/>
         </w:rPr>
-        <w:t xml:space="preserve"> hield zich vooral bezig met </w:t>
+        <w:t xml:space="preserve"> hield zich vooral be</w:t>
+      </w:r>
+      <w:r>
+        <w:rPr>
+          <w:u w:val="single" w:color="0000ff"/>
+          <w:rFonts w:ascii="Charis SIL Regular" w:hAnsi="Charis SIL Regular" w:eastAsia="Charis SIL Regular"/>
+          <w:b w:val="0"/>
+          <w:i w:val="0"/>
+          <w:color w:val="000000"/>
+          <w:sz w:val="24"/>
+        </w:rPr>
+        <w:hyperlink r:id="rId10" w:history="1">
+          <w:r>
+            <w:rPr>
+              <w:rStyle w:val="Hyperlink"/>
+            </w:rPr>
+            <w:t>zig m</w:t>
+          </w:r>
+        </w:hyperlink>
+      </w:r>
+      <w:r>
+        <w:rPr>
+          <w:rFonts w:ascii="Charis SIL Regular" w:hAnsi="Charis SIL Regular" w:eastAsia="Charis SIL Regular"/>
+          <w:b w:val="0"/>
+          <w:i w:val="0"/>
+          <w:color w:val="000000"/>
+          <w:sz w:val="24"/>
+        </w:rPr>
+        <w:t xml:space="preserve">et </w:t>
       </w:r>
       <w:r>
         <w:rPr>
@@ -531,7 +558,118 @@
           <w:color w:val="000000"/>
           <w:sz w:val="24"/>
         </w:rPr>
-        <w:t xml:space="preserve">Van Lier raakte echter ook geïnteresseerd in </w:t>
+        <w:t>Van Lier raakte ec</w:t>
+      </w:r>
+      <w:r>
+        <w:rPr>
+          <w:u w:val="single" w:color="0000ff"/>
+          <w:rFonts w:ascii="Charis SIL Regular" w:hAnsi="Charis SIL Regular" w:eastAsia="Charis SIL Regular"/>
+          <w:b w:val="0"/>
+          <w:i w:val="0"/>
+          <w:color w:val="000000"/>
+          <w:sz w:val="24"/>
+        </w:rPr>
+        <w:hyperlink r:id="rId11" w:history="1">
+          <w:r>
+            <w:rPr>
+              <w:rStyle w:val="Hyperlink"/>
+            </w:rPr>
+            <w:t xml:space="preserve">hter ook </w:t>
+          </w:r>
+        </w:hyperlink>
+      </w:r>
+      <w:r>
+        <w:rPr>
+          <w:u w:val="single" w:color="0000ff"/>
+          <w:rFonts w:ascii="Charis SIL Regular" w:hAnsi="Charis SIL Regular" w:eastAsia="Charis SIL Regular"/>
+          <w:b w:val="0"/>
+          <w:i w:val="0"/>
+          <w:color w:val="000000"/>
+          <w:sz w:val="24"/>
+        </w:rPr>
+        <w:hyperlink r:id="rId11" w:history="1">
+          <w:r>
+            <w:rPr>
+              <w:rStyle w:val="Hyperlink"/>
+            </w:rPr>
+            <w:t>g</w:t>
+          </w:r>
+        </w:hyperlink>
+      </w:r>
+      <w:r>
+        <w:rPr>
+          <w:u w:val="single" w:color="0000ff"/>
+          <w:rFonts w:ascii="Charis SIL Regular" w:hAnsi="Charis SIL Regular" w:eastAsia="Charis SIL Regular"/>
+          <w:b w:val="0"/>
+          <w:i w:val="0"/>
+          <w:color w:val="000000"/>
+          <w:sz w:val="24"/>
+        </w:rPr>
+        <w:hyperlink r:id="rId11" w:history="1">
+          <w:r>
+            <w:rPr>
+              <w:rStyle w:val="Hyperlink"/>
+            </w:rPr>
+            <w:t>eïnt</w:t>
+          </w:r>
+        </w:hyperlink>
+      </w:r>
+      <w:r>
+        <w:rPr>
+          <w:u w:val="single" w:color="0000ff"/>
+          <w:rFonts w:ascii="Charis SIL Regular" w:hAnsi="Charis SIL Regular" w:eastAsia="Charis SIL Regular"/>
+          <w:b w:val="0"/>
+          <w:i w:val="0"/>
+          <w:color w:val="000000"/>
+          <w:sz w:val="24"/>
+        </w:rPr>
+        <w:hyperlink r:id="rId11" w:history="1">
+          <w:r>
+            <w:rPr>
+              <w:rStyle w:val="Hyperlink"/>
+            </w:rPr>
+            <w:t>e</w:t>
+          </w:r>
+        </w:hyperlink>
+      </w:r>
+      <w:r>
+        <w:rPr>
+          <w:u w:val="single" w:color="0000ff"/>
+          <w:rFonts w:ascii="Charis SIL Regular" w:hAnsi="Charis SIL Regular" w:eastAsia="Charis SIL Regular"/>
+          <w:b w:val="0"/>
+          <w:i w:val="0"/>
+          <w:color w:val="000000"/>
+          <w:sz w:val="24"/>
+        </w:rPr>
+        <w:hyperlink r:id="rId11" w:history="1">
+          <w:r>
+            <w:rPr>
+              <w:rStyle w:val="Hyperlink"/>
+            </w:rPr>
+            <w:t>res</w:t>
+          </w:r>
+        </w:hyperlink>
+      </w:r>
+      <w:r>
+        <w:rPr>
+          <w:u w:val="single" w:color="0000ff"/>
+          <w:rFonts w:ascii="Charis SIL Regular" w:hAnsi="Charis SIL Regular" w:eastAsia="Charis SIL Regular"/>
+          <w:b w:val="0"/>
+          <w:i w:val="0"/>
+          <w:color w:val="000000"/>
+          <w:sz w:val="24"/>
+        </w:rPr>
+        <w:t>s</w:t>
+      </w:r>
+      <w:r>
+        <w:rPr>
+          <w:rFonts w:ascii="Charis SIL Regular" w:hAnsi="Charis SIL Regular" w:eastAsia="Charis SIL Regular"/>
+          <w:b w:val="0"/>
+          <w:i w:val="0"/>
+          <w:color w:val="000000"/>
+          <w:sz w:val="24"/>
+        </w:rPr>
+        <w:t xml:space="preserve">eerd in </w:t>
       </w:r>
       <w:r>
         <w:rPr>
@@ -569,7 +707,6 @@
           <w:i w:val="0"/>
           <w:color w:val="0000FF"/>
           <w:sz w:val="24"/>
-          <w:u w:val="single"/>
         </w:rPr>
         <w:hyperlink r:id="rId13" w:history="1">
           <w:r>
@@ -600,7 +737,6 @@
       </w:r>
       <w:r>
         <w:rPr>
-          <w:u w:val="single" w:color="0000ff"/>
           <w:rFonts w:ascii="Charis SIL Regular" w:hAnsi="Charis SIL Regular" w:eastAsia="Charis SIL Regular"/>
           <w:b w:val="0"/>
           <w:i w:val="0"/>
@@ -1205,7 +1341,7 @@
           <w:sz w:val="24"/>
           <w:u w:val="single"/>
         </w:rPr>
-        <w:hyperlink r:id="rId13" w:history="1">
+        <w:hyperlink r:id="rId18" w:history="1">
           <w:r>
             <w:rPr>
               <w:rStyle w:val="Hyperlink"/>
@@ -1223,7 +1359,7 @@
           <w:sz w:val="24"/>
           <w:u w:val="single"/>
         </w:rPr>
-        <w:hyperlink r:id="rId13" w:history="1">
+        <w:hyperlink r:id="rId18" w:history="1">
           <w:r>
             <w:rPr>
               <w:rStyle w:val="Hyperlink"/>
@@ -1241,7 +1377,7 @@
           <w:sz w:val="24"/>
           <w:u w:val="single"/>
         </w:rPr>
-        <w:hyperlink r:id="rId13" w:history="1">
+        <w:hyperlink r:id="rId18" w:history="1">
           <w:r>
             <w:rPr>
               <w:rStyle w:val="Hyperlink"/>
@@ -1259,7 +1395,7 @@
           <w:sz w:val="24"/>
           <w:u w:val="single"/>
         </w:rPr>
-        <w:hyperlink r:id="rId13" w:history="1">
+        <w:hyperlink r:id="rId18" w:history="1">
           <w:r>
             <w:rPr>
               <w:rStyle w:val="Hyperlink"/>
@@ -2198,32 +2334,13 @@
       </w:r>
       <w:r>
         <w:rPr>
-          <w:u w:val="single" w:color="0000ff"/>
           <w:rFonts w:ascii="Charis SIL Regular" w:hAnsi="Charis SIL Regular" w:eastAsia="Charis SIL Regular"/>
           <w:b w:val="0"/>
           <w:i w:val="0"/>
           <w:color w:val="000000"/>
           <w:sz w:val="24"/>
         </w:rPr>
-        <w:hyperlink r:id="rId25" w:history="1">
-          <w:r>
-            <w:rPr>
-              <w:rStyle w:val="Hyperlink"/>
-            </w:rPr>
-            <w:t>naar</w:t>
-          </w:r>
-        </w:hyperlink>
-      </w:r>
-      <w:r>
-        <w:rPr>
-          <w:u w:val="single" w:color="0000ff"/>
-          <w:rFonts w:ascii="Charis SIL Regular" w:hAnsi="Charis SIL Regular" w:eastAsia="Charis SIL Regular"/>
-          <w:b w:val="0"/>
-          <w:i w:val="0"/>
-          <w:color w:val="000000"/>
-          <w:sz w:val="24"/>
-        </w:rPr>
-        <w:t xml:space="preserve"> </w:t>
+        <w:t xml:space="preserve">naar </w:t>
       </w:r>
       <w:r>
         <w:rPr>
@@ -2383,46 +2500,18 @@
           <w:color w:val="000000"/>
           <w:sz w:val="24"/>
         </w:rPr>
-        <w:t>zijn h</w:t>
-      </w:r>
-      <w:r>
-        <w:rPr>
-          <w:u w:val="single" w:color="0000ff"/>
-          <w:rFonts w:ascii="Charis SIL Regular" w:hAnsi="Charis SIL Regular" w:eastAsia="Charis SIL Regular"/>
-          <w:b w:val="0"/>
-          <w:i w:val="0"/>
-          <w:color w:val="000000"/>
-          <w:sz w:val="24"/>
+        <w:t xml:space="preserve">zijn handel voort vanuit het stadje </w:t>
+      </w:r>
+      <w:r>
+        <w:rPr>
+          <w:rFonts w:ascii="Charis SIL Regular" w:hAnsi="Charis SIL Regular" w:eastAsia="Charis SIL Regular"/>
+          <w:b w:val="0"/>
+          <w:i w:val="0"/>
+          <w:color w:val="0000FF"/>
+          <w:sz w:val="24"/>
+          <w:u w:val="single"/>
         </w:rPr>
         <w:hyperlink r:id="rId27" w:history="1">
-          <w:r>
-            <w:rPr>
-              <w:rStyle w:val="Hyperlink"/>
-            </w:rPr>
-            <w:t>andel v</w:t>
-          </w:r>
-        </w:hyperlink>
-      </w:r>
-      <w:r>
-        <w:rPr>
-          <w:rFonts w:ascii="Charis SIL Regular" w:hAnsi="Charis SIL Regular" w:eastAsia="Charis SIL Regular"/>
-          <w:b w:val="0"/>
-          <w:i w:val="0"/>
-          <w:color w:val="000000"/>
-          <w:sz w:val="24"/>
-        </w:rPr>
-        <w:t xml:space="preserve">oort vanuit het stadje </w:t>
-      </w:r>
-      <w:r>
-        <w:rPr>
-          <w:rFonts w:ascii="Charis SIL Regular" w:hAnsi="Charis SIL Regular" w:eastAsia="Charis SIL Regular"/>
-          <w:b w:val="0"/>
-          <w:i w:val="0"/>
-          <w:color w:val="0000FF"/>
-          <w:sz w:val="24"/>
-          <w:u w:val="single"/>
-        </w:rPr>
-        <w:hyperlink r:id="rId28" w:history="1">
           <w:r>
             <w:rPr>
               <w:rStyle w:val="Hyperlink"/>
@@ -2471,7 +2560,7 @@
           <w:color w:val="000000"/>
           <w:sz w:val="24"/>
         </w:rPr>
-        <w:hyperlink r:id="rId28" w:history="1">
+        <w:hyperlink r:id="rId27" w:history="1">
           <w:r>
             <w:rPr>
               <w:rStyle w:val="Hyperlink"/>
@@ -2499,7 +2588,7 @@
           <w:sz w:val="24"/>
           <w:u w:val="single"/>
         </w:rPr>
-        <w:hyperlink r:id="rId29" w:history="1">
+        <w:hyperlink r:id="rId28" w:history="1">
           <w:r>
             <w:rPr>
               <w:rStyle w:val="Hyperlink"/>
@@ -2528,7 +2617,7 @@
           <w:sz w:val="24"/>
           <w:u w:val="single"/>
         </w:rPr>
-        <w:hyperlink r:id="rId29" w:history="1">
+        <w:hyperlink r:id="rId28" w:history="1">
           <w:r>
             <w:rPr>
               <w:rStyle w:val="Hyperlink"/>
@@ -2557,7 +2646,7 @@
           <w:sz w:val="24"/>
           <w:u w:val="single"/>
         </w:rPr>
-        <w:hyperlink r:id="rId29" w:history="1">
+        <w:hyperlink r:id="rId28" w:history="1">
           <w:r>
             <w:rPr>
               <w:rStyle w:val="Hyperlink"/>
@@ -2595,7 +2684,7 @@
           <w:color w:val="000000"/>
           <w:sz w:val="24"/>
         </w:rPr>
-        <w:hyperlink r:id="rId29" w:history="1">
+        <w:hyperlink r:id="rId28" w:history="1">
           <w:r>
             <w:rPr>
               <w:rStyle w:val="Hyperlink"/>
@@ -2613,7 +2702,7 @@
           <w:color w:val="000000"/>
           <w:sz w:val="24"/>
         </w:rPr>
-        <w:hyperlink r:id="rId29" w:history="1">
+        <w:hyperlink r:id="rId28" w:history="1">
           <w:r>
             <w:rPr>
               <w:rStyle w:val="Hyperlink"/>
@@ -2631,7 +2720,7 @@
           <w:color w:val="000000"/>
           <w:sz w:val="24"/>
         </w:rPr>
-        <w:hyperlink r:id="rId29" w:history="1">
+        <w:hyperlink r:id="rId28" w:history="1">
           <w:r>
             <w:rPr>
               <w:rStyle w:val="Hyperlink"/>
@@ -2649,7 +2738,7 @@
           <w:color w:val="000000"/>
           <w:sz w:val="24"/>
         </w:rPr>
-        <w:hyperlink r:id="rId29" w:history="1">
+        <w:hyperlink r:id="rId28" w:history="1">
           <w:r>
             <w:rPr>
               <w:rStyle w:val="Hyperlink"/>
@@ -2667,7 +2756,7 @@
           <w:color w:val="000000"/>
           <w:sz w:val="24"/>
         </w:rPr>
-        <w:hyperlink r:id="rId29" w:history="1">
+        <w:hyperlink r:id="rId28" w:history="1">
           <w:r>
             <w:rPr>
               <w:rStyle w:val="Hyperlink"/>
@@ -2705,7 +2794,7 @@
           <w:sz w:val="24"/>
           <w:u w:val="single"/>
         </w:rPr>
-        <w:hyperlink r:id="rId30" w:history="1">
+        <w:hyperlink r:id="rId29" w:history="1">
           <w:r>
             <w:rPr>
               <w:rStyle w:val="Hyperlink"/>
@@ -2773,7 +2862,7 @@
           <w:sz w:val="24"/>
           <w:u w:val="single"/>
         </w:rPr>
-        <w:hyperlink r:id="rId31" w:history="1">
+        <w:hyperlink r:id="rId30" w:history="1">
           <w:r>
             <w:rPr>
               <w:rStyle w:val="Hyperlink"/>
@@ -2802,7 +2891,7 @@
           <w:sz w:val="24"/>
           <w:u w:val="single"/>
         </w:rPr>
-        <w:hyperlink r:id="rId31" w:history="1">
+        <w:hyperlink r:id="rId30" w:history="1">
           <w:r>
             <w:rPr>
               <w:rStyle w:val="Hyperlink"/>
@@ -2831,7 +2920,7 @@
           <w:sz w:val="24"/>
           <w:u w:val="single"/>
         </w:rPr>
-        <w:hyperlink r:id="rId31" w:history="1">
+        <w:hyperlink r:id="rId30" w:history="1">
           <w:r>
             <w:rPr>
               <w:rStyle w:val="Hyperlink"/>
@@ -2860,7 +2949,7 @@
           <w:sz w:val="24"/>
           <w:u w:val="single"/>
         </w:rPr>
-        <w:hyperlink r:id="rId31" w:history="1">
+        <w:hyperlink r:id="rId30" w:history="1">
           <w:r>
             <w:rPr>
               <w:rStyle w:val="Hyperlink"/>
@@ -2889,7 +2978,7 @@
           <w:sz w:val="24"/>
           <w:u w:val="single"/>
         </w:rPr>
-        <w:hyperlink r:id="rId31" w:history="1">
+        <w:hyperlink r:id="rId30" w:history="1">
           <w:r>
             <w:rPr>
               <w:rStyle w:val="Hyperlink"/>
@@ -2918,7 +3007,7 @@
           <w:sz w:val="24"/>
           <w:u w:val="single"/>
         </w:rPr>
-        <w:hyperlink r:id="rId31" w:history="1">
+        <w:hyperlink r:id="rId30" w:history="1">
           <w:r>
             <w:rPr>
               <w:rStyle w:val="Hyperlink"/>
@@ -2947,7 +3036,7 @@
           <w:sz w:val="24"/>
           <w:u w:val="single"/>
         </w:rPr>
-        <w:hyperlink r:id="rId31" w:history="1">
+        <w:hyperlink r:id="rId30" w:history="1">
           <w:r>
             <w:rPr>
               <w:rStyle w:val="Hyperlink"/>
@@ -2985,7 +3074,7 @@
           <w:color w:val="000000"/>
           <w:sz w:val="24"/>
         </w:rPr>
-        <w:hyperlink r:id="rId31" w:history="1">
+        <w:hyperlink r:id="rId30" w:history="1">
           <w:r>
             <w:rPr>
               <w:rStyle w:val="Hyperlink"/>
@@ -3003,7 +3092,7 @@
           <w:color w:val="000000"/>
           <w:sz w:val="24"/>
         </w:rPr>
-        <w:hyperlink r:id="rId31" w:history="1">
+        <w:hyperlink r:id="rId30" w:history="1">
           <w:r>
             <w:rPr>
               <w:rStyle w:val="Hyperlink"/>
@@ -3021,7 +3110,7 @@
           <w:color w:val="000000"/>
           <w:sz w:val="24"/>
         </w:rPr>
-        <w:hyperlink r:id="rId31" w:history="1">
+        <w:hyperlink r:id="rId30" w:history="1">
           <w:r>
             <w:rPr>
               <w:rStyle w:val="Hyperlink"/>
@@ -3039,7 +3128,7 @@
           <w:color w:val="000000"/>
           <w:sz w:val="24"/>
         </w:rPr>
-        <w:hyperlink r:id="rId31" w:history="1">
+        <w:hyperlink r:id="rId30" w:history="1">
           <w:r>
             <w:rPr>
               <w:rStyle w:val="Hyperlink"/>
@@ -3057,7 +3146,7 @@
           <w:color w:val="000000"/>
           <w:sz w:val="24"/>
         </w:rPr>
-        <w:hyperlink r:id="rId31" w:history="1">
+        <w:hyperlink r:id="rId30" w:history="1">
           <w:r>
             <w:rPr>
               <w:rStyle w:val="Hyperlink"/>
@@ -3075,7 +3164,7 @@
           <w:color w:val="000000"/>
           <w:sz w:val="24"/>
         </w:rPr>
-        <w:hyperlink r:id="rId31" w:history="1">
+        <w:hyperlink r:id="rId30" w:history="1">
           <w:r>
             <w:rPr>
               <w:rStyle w:val="Hyperlink"/>
@@ -3093,7 +3182,7 @@
           <w:color w:val="000000"/>
           <w:sz w:val="24"/>
         </w:rPr>
-        <w:hyperlink r:id="rId31" w:history="1">
+        <w:hyperlink r:id="rId30" w:history="1">
           <w:r>
             <w:rPr>
               <w:rStyle w:val="Hyperlink"/>
@@ -3111,7 +3200,7 @@
           <w:color w:val="000000"/>
           <w:sz w:val="24"/>
         </w:rPr>
-        <w:hyperlink r:id="rId31" w:history="1">
+        <w:hyperlink r:id="rId30" w:history="1">
           <w:r>
             <w:rPr>
               <w:rStyle w:val="Hyperlink"/>
@@ -3129,7 +3218,7 @@
           <w:color w:val="000000"/>
           <w:sz w:val="24"/>
         </w:rPr>
-        <w:hyperlink r:id="rId31" w:history="1">
+        <w:hyperlink r:id="rId30" w:history="1">
           <w:r>
             <w:rPr>
               <w:rStyle w:val="Hyperlink"/>
@@ -3147,7 +3236,7 @@
           <w:sz w:val="24"/>
           <w:u w:val="single"/>
         </w:rPr>
-        <w:hyperlink r:id="rId31" w:history="1">
+        <w:hyperlink r:id="rId30" w:history="1">
           <w:r>
             <w:rPr>
               <w:rStyle w:val="Hyperlink"/>
@@ -3165,7 +3254,7 @@
           <w:sz w:val="24"/>
           <w:u w:val="single"/>
         </w:rPr>
-        <w:hyperlink r:id="rId31" w:history="1">
+        <w:hyperlink r:id="rId30" w:history="1">
           <w:r>
             <w:rPr>
               <w:rStyle w:val="Hyperlink"/>
@@ -3183,7 +3272,7 @@
           <w:sz w:val="24"/>
           <w:u w:val="single"/>
         </w:rPr>
-        <w:hyperlink r:id="rId31" w:history="1">
+        <w:hyperlink r:id="rId30" w:history="1">
           <w:r>
             <w:rPr>
               <w:rStyle w:val="Hyperlink"/>
@@ -3212,7 +3301,7 @@
           <w:sz w:val="24"/>
           <w:u w:val="single"/>
         </w:rPr>
-        <w:hyperlink r:id="rId31" w:history="1">
+        <w:hyperlink r:id="rId30" w:history="1">
           <w:r>
             <w:rPr>
               <w:rStyle w:val="Hyperlink"/>
@@ -3241,7 +3330,7 @@
           <w:sz w:val="24"/>
           <w:u w:val="single"/>
         </w:rPr>
-        <w:hyperlink r:id="rId31" w:history="1">
+        <w:hyperlink r:id="rId30" w:history="1">
           <w:r>
             <w:rPr>
               <w:rStyle w:val="Hyperlink"/>
@@ -3259,7 +3348,7 @@
           <w:sz w:val="24"/>
           <w:u w:val="single"/>
         </w:rPr>
-        <w:hyperlink r:id="rId32" w:history="1">
+        <w:hyperlink r:id="rId31" w:history="1">
           <w:r>
             <w:rPr>
               <w:rStyle w:val="Hyperlink"/>
@@ -3297,7 +3386,7 @@
           <w:color w:val="000000"/>
           <w:sz w:val="24"/>
         </w:rPr>
-        <w:hyperlink r:id="rId32" w:history="1">
+        <w:hyperlink r:id="rId31" w:history="1">
           <w:r>
             <w:rPr>
               <w:rStyle w:val="Hyperlink"/>
@@ -3315,7 +3404,7 @@
           <w:color w:val="000000"/>
           <w:sz w:val="24"/>
         </w:rPr>
-        <w:hyperlink r:id="rId32" w:history="1">
+        <w:hyperlink r:id="rId31" w:history="1">
           <w:r>
             <w:rPr>
               <w:rStyle w:val="Hyperlink"/>
@@ -3333,7 +3422,7 @@
           <w:color w:val="000000"/>
           <w:sz w:val="24"/>
         </w:rPr>
-        <w:hyperlink r:id="rId32" w:history="1">
+        <w:hyperlink r:id="rId31" w:history="1">
           <w:r>
             <w:rPr>
               <w:rStyle w:val="Hyperlink"/>
@@ -3440,7 +3529,7 @@
           <w:sz w:val="24"/>
           <w:u w:val="single"/>
         </w:rPr>
-        <w:hyperlink r:id="rId33" w:history="1">
+        <w:hyperlink r:id="rId32" w:history="1">
           <w:r>
             <w:rPr>
               <w:rStyle w:val="Hyperlink"/>
@@ -3469,7 +3558,7 @@
           <w:sz w:val="24"/>
           <w:u w:val="single"/>
         </w:rPr>
-        <w:hyperlink r:id="rId33" w:history="1">
+        <w:hyperlink r:id="rId32" w:history="1">
           <w:r>
             <w:rPr>
               <w:rStyle w:val="Hyperlink"/>
@@ -3498,7 +3587,7 @@
           <w:sz w:val="24"/>
           <w:u w:val="single"/>
         </w:rPr>
-        <w:hyperlink r:id="rId33" w:history="1">
+        <w:hyperlink r:id="rId32" w:history="1">
           <w:r>
             <w:rPr>
               <w:rStyle w:val="Hyperlink"/>
@@ -3526,7 +3615,7 @@
           <w:color w:val="000000"/>
           <w:sz w:val="24"/>
         </w:rPr>
-        <w:hyperlink r:id="rId33" w:history="1">
+        <w:hyperlink r:id="rId32" w:history="1">
           <w:r>
             <w:rPr>
               <w:rStyle w:val="Hyperlink"/>
@@ -3544,7 +3633,7 @@
           <w:color w:val="000000"/>
           <w:sz w:val="24"/>
         </w:rPr>
-        <w:hyperlink r:id="rId33" w:history="1">
+        <w:hyperlink r:id="rId32" w:history="1">
           <w:r>
             <w:rPr>
               <w:rStyle w:val="Hyperlink"/>
@@ -3562,7 +3651,7 @@
           <w:color w:val="000000"/>
           <w:sz w:val="24"/>
         </w:rPr>
-        <w:hyperlink r:id="rId33" w:history="1">
+        <w:hyperlink r:id="rId32" w:history="1">
           <w:r>
             <w:rPr>
               <w:rStyle w:val="Hyperlink"/>
@@ -3580,7 +3669,7 @@
           <w:color w:val="000000"/>
           <w:sz w:val="24"/>
         </w:rPr>
-        <w:hyperlink r:id="rId33" w:history="1">
+        <w:hyperlink r:id="rId32" w:history="1">
           <w:r>
             <w:rPr>
               <w:rStyle w:val="Hyperlink"/>
@@ -3598,7 +3687,7 @@
           <w:color w:val="000000"/>
           <w:sz w:val="24"/>
         </w:rPr>
-        <w:hyperlink r:id="rId33" w:history="1">
+        <w:hyperlink r:id="rId32" w:history="1">
           <w:r>
             <w:rPr>
               <w:rStyle w:val="Hyperlink"/>
@@ -3626,7 +3715,7 @@
           <w:sz w:val="24"/>
           <w:u w:val="single"/>
         </w:rPr>
-        <w:hyperlink r:id="rId34" w:history="1">
+        <w:hyperlink r:id="rId33" w:history="1">
           <w:r>
             <w:rPr>
               <w:rStyle w:val="Hyperlink"/>
@@ -3655,7 +3744,7 @@
           <w:sz w:val="24"/>
           <w:u w:val="single"/>
         </w:rPr>
-        <w:hyperlink r:id="rId34" w:history="1">
+        <w:hyperlink r:id="rId33" w:history="1">
           <w:r>
             <w:rPr>
               <w:rStyle w:val="Hyperlink"/>
@@ -3673,7 +3762,7 @@
           <w:sz w:val="24"/>
           <w:u w:val="single"/>
         </w:rPr>
-        <w:hyperlink r:id="rId34" w:history="1">
+        <w:hyperlink r:id="rId33" w:history="1">
           <w:r>
             <w:rPr>
               <w:rStyle w:val="Hyperlink"/>
@@ -3709,8 +3798,120 @@
           <w:i w:val="0"/>
           <w:color w:val="0000FF"/>
           <w:sz w:val="24"/>
-        </w:rPr>
-        <w:t>website van de NK-c</w:t>
+          <w:u w:val="single"/>
+        </w:rPr>
+        <w:hyperlink r:id="rId34" w:history="1">
+          <w:r>
+            <w:rPr>
+              <w:rStyle w:val="Hyperlink"/>
+            </w:rPr>
+            <w:t>website</w:t>
+          </w:r>
+        </w:hyperlink>
+      </w:r>
+      <w:r>
+        <w:rPr>
+          <w:rFonts w:ascii="Charis SIL Regular" w:hAnsi="Charis SIL Regular" w:eastAsia="Charis SIL Regular"/>
+          <w:b w:val="0"/>
+          <w:i w:val="0"/>
+          <w:color w:val="0000FF"/>
+          <w:sz w:val="24"/>
+          <w:u w:val="single"/>
+        </w:rPr>
+        <w:t xml:space="preserve"> </w:t>
+      </w:r>
+      <w:r>
+        <w:rPr>
+          <w:rFonts w:ascii="Charis SIL Regular" w:hAnsi="Charis SIL Regular" w:eastAsia="Charis SIL Regular"/>
+          <w:b w:val="0"/>
+          <w:i w:val="0"/>
+          <w:color w:val="0000FF"/>
+          <w:sz w:val="24"/>
+          <w:u w:val="single"/>
+        </w:rPr>
+        <w:hyperlink r:id="rId34" w:history="1">
+          <w:r>
+            <w:rPr>
+              <w:rStyle w:val="Hyperlink"/>
+            </w:rPr>
+            <w:t>van</w:t>
+          </w:r>
+        </w:hyperlink>
+      </w:r>
+      <w:r>
+        <w:rPr>
+          <w:rFonts w:ascii="Charis SIL Regular" w:hAnsi="Charis SIL Regular" w:eastAsia="Charis SIL Regular"/>
+          <w:b w:val="0"/>
+          <w:i w:val="0"/>
+          <w:color w:val="0000FF"/>
+          <w:sz w:val="24"/>
+          <w:u w:val="single"/>
+        </w:rPr>
+        <w:t xml:space="preserve"> </w:t>
+      </w:r>
+      <w:r>
+        <w:rPr>
+          <w:rFonts w:ascii="Charis SIL Regular" w:hAnsi="Charis SIL Regular" w:eastAsia="Charis SIL Regular"/>
+          <w:b w:val="0"/>
+          <w:i w:val="0"/>
+          <w:color w:val="0000FF"/>
+          <w:sz w:val="24"/>
+          <w:u w:val="single"/>
+        </w:rPr>
+        <w:hyperlink r:id="rId34" w:history="1">
+          <w:r>
+            <w:rPr>
+              <w:rStyle w:val="Hyperlink"/>
+            </w:rPr>
+            <w:t>de</w:t>
+          </w:r>
+        </w:hyperlink>
+      </w:r>
+      <w:r>
+        <w:rPr>
+          <w:rFonts w:ascii="Charis SIL Regular" w:hAnsi="Charis SIL Regular" w:eastAsia="Charis SIL Regular"/>
+          <w:b w:val="0"/>
+          <w:i w:val="0"/>
+          <w:color w:val="0000FF"/>
+          <w:sz w:val="24"/>
+          <w:u w:val="single"/>
+        </w:rPr>
+        <w:t xml:space="preserve"> </w:t>
+      </w:r>
+      <w:r>
+        <w:rPr>
+          <w:rFonts w:ascii="Charis SIL Regular" w:hAnsi="Charis SIL Regular" w:eastAsia="Charis SIL Regular"/>
+          <w:b w:val="0"/>
+          <w:i w:val="0"/>
+          <w:color w:val="0000FF"/>
+          <w:sz w:val="24"/>
+          <w:u w:val="single"/>
+        </w:rPr>
+        <w:hyperlink r:id="rId34" w:history="1">
+          <w:r>
+            <w:rPr>
+              <w:rStyle w:val="Hyperlink"/>
+            </w:rPr>
+            <w:t>NK-</w:t>
+          </w:r>
+        </w:hyperlink>
+      </w:r>
+      <w:r>
+        <w:rPr>
+          <w:rFonts w:ascii="Charis SIL Regular" w:hAnsi="Charis SIL Regular" w:eastAsia="Charis SIL Regular"/>
+          <w:b w:val="0"/>
+          <w:i w:val="0"/>
+          <w:color w:val="0000FF"/>
+          <w:sz w:val="24"/>
+        </w:rPr>
+        <w:hyperlink r:id="rId34" w:history="1">
+          <w:r>
+            <w:rPr>
+              <w:rStyle w:val="Hyperlink"/>
+            </w:rPr>
+            <w:t>c</w:t>
+          </w:r>
+        </w:hyperlink>
       </w:r>
       <w:r>
         <w:rPr>
@@ -3739,7 +3940,7 @@
           <w:color w:val="000000"/>
           <w:sz w:val="24"/>
         </w:rPr>
-        <w:hyperlink r:id="rId34" w:history="1">
+        <w:hyperlink r:id="rId33" w:history="1">
           <w:r>
             <w:rPr>
               <w:rStyle w:val="Hyperlink"/>
@@ -3757,7 +3958,7 @@
           <w:color w:val="000000"/>
           <w:sz w:val="24"/>
         </w:rPr>
-        <w:hyperlink r:id="rId34" w:history="1">
+        <w:hyperlink r:id="rId33" w:history="1">
           <w:r>
             <w:rPr>
               <w:rStyle w:val="Hyperlink"/>
@@ -3775,7 +3976,7 @@
           <w:color w:val="000000"/>
           <w:sz w:val="24"/>
         </w:rPr>
-        <w:hyperlink r:id="rId34" w:history="1">
+        <w:hyperlink r:id="rId33" w:history="1">
           <w:r>
             <w:rPr>
               <w:rStyle w:val="Hyperlink"/>
@@ -3793,7 +3994,7 @@
           <w:color w:val="000000"/>
           <w:sz w:val="24"/>
         </w:rPr>
-        <w:hyperlink r:id="rId34" w:history="1">
+        <w:hyperlink r:id="rId33" w:history="1">
           <w:r>
             <w:rPr>
               <w:rStyle w:val="Hyperlink"/>
@@ -3849,7 +4050,7 @@
           <w:sz w:val="24"/>
           <w:u w:val="single"/>
         </w:rPr>
-        <w:hyperlink r:id="rId36" w:history="1">
+        <w:hyperlink r:id="rId35" w:history="1">
           <w:r>
             <w:rPr>
               <w:rStyle w:val="Hyperlink"/>
@@ -3867,7 +4068,7 @@
           <w:color w:val="000000"/>
           <w:sz w:val="24"/>
         </w:rPr>
-        <w:hyperlink r:id="rId36" w:history="1">
+        <w:hyperlink r:id="rId34" w:history="1">
           <w:r>
             <w:rPr>
               <w:rStyle w:val="Hyperlink"/>
@@ -3885,7 +4086,7 @@
           <w:color w:val="000000"/>
           <w:sz w:val="24"/>
         </w:rPr>
-        <w:hyperlink r:id="rId36" w:history="1">
+        <w:hyperlink r:id="rId34" w:history="1">
           <w:r>
             <w:rPr>
               <w:rStyle w:val="Hyperlink"/>
@@ -3903,7 +4104,7 @@
           <w:color w:val="000000"/>
           <w:sz w:val="24"/>
         </w:rPr>
-        <w:hyperlink r:id="rId36" w:history="1">
+        <w:hyperlink r:id="rId34" w:history="1">
           <w:r>
             <w:rPr>
               <w:rStyle w:val="Hyperlink"/>
@@ -3921,7 +4122,7 @@
           <w:color w:val="000000"/>
           <w:sz w:val="24"/>
         </w:rPr>
-        <w:hyperlink r:id="rId36" w:history="1">
+        <w:hyperlink r:id="rId34" w:history="1">
           <w:r>
             <w:rPr>
               <w:rStyle w:val="Hyperlink"/>
@@ -3939,7 +4140,7 @@
           <w:color w:val="000000"/>
           <w:sz w:val="24"/>
         </w:rPr>
-        <w:hyperlink r:id="rId36" w:history="1">
+        <w:hyperlink r:id="rId34" w:history="1">
           <w:r>
             <w:rPr>
               <w:rStyle w:val="Hyperlink"/>
@@ -3957,7 +4158,7 @@
           <w:color w:val="000000"/>
           <w:sz w:val="24"/>
         </w:rPr>
-        <w:hyperlink r:id="rId36" w:history="1">
+        <w:hyperlink r:id="rId34" w:history="1">
           <w:r>
             <w:rPr>
               <w:rStyle w:val="Hyperlink"/>
@@ -3975,7 +4176,7 @@
           <w:color w:val="000000"/>
           <w:sz w:val="24"/>
         </w:rPr>
-        <w:hyperlink r:id="rId36" w:history="1">
+        <w:hyperlink r:id="rId34" w:history="1">
           <w:r>
             <w:rPr>
               <w:rStyle w:val="Hyperlink"/>
@@ -4262,7 +4463,7 @@
           <w:sz w:val="24"/>
           <w:u w:val="single"/>
         </w:rPr>
-        <w:hyperlink r:id="rId37" w:history="1">
+        <w:hyperlink r:id="rId36" w:history="1">
           <w:r>
             <w:rPr>
               <w:rStyle w:val="Hyperlink"/>
@@ -4280,7 +4481,7 @@
           <w:sz w:val="24"/>
           <w:u w:val="single"/>
         </w:rPr>
-        <w:hyperlink r:id="rId37" w:history="1">
+        <w:hyperlink r:id="rId36" w:history="1">
           <w:r>
             <w:rPr>
               <w:rStyle w:val="Hyperlink"/>
@@ -4298,7 +4499,7 @@
           <w:sz w:val="24"/>
           <w:u w:val="single"/>
         </w:rPr>
-        <w:hyperlink r:id="rId37" w:history="1">
+        <w:hyperlink r:id="rId36" w:history="1">
           <w:r>
             <w:rPr>
               <w:rStyle w:val="Hyperlink"/>
@@ -4316,7 +4517,7 @@
           <w:sz w:val="24"/>
           <w:u w:val="single"/>
         </w:rPr>
-        <w:hyperlink r:id="rId37" w:history="1">
+        <w:hyperlink r:id="rId36" w:history="1">
           <w:r>
             <w:rPr>
               <w:rStyle w:val="Hyperlink"/>
@@ -4334,7 +4535,7 @@
           <w:sz w:val="24"/>
           <w:u w:val="single"/>
         </w:rPr>
-        <w:hyperlink r:id="rId37" w:history="1">
+        <w:hyperlink r:id="rId36" w:history="1">
           <w:r>
             <w:rPr>
               <w:rStyle w:val="Hyperlink"/>
@@ -4452,7 +4653,7 @@
           <w:sz w:val="24"/>
           <w:u w:val="single"/>
         </w:rPr>
-        <w:hyperlink r:id="rId38" w:history="1">
+        <w:hyperlink r:id="rId37" w:history="1">
           <w:r>
             <w:rPr>
               <w:rStyle w:val="Hyperlink"/>
@@ -4470,7 +4671,7 @@
           <w:sz w:val="24"/>
           <w:u w:val="single"/>
         </w:rPr>
-        <w:hyperlink r:id="rId38" w:history="1">
+        <w:hyperlink r:id="rId37" w:history="1">
           <w:r>
             <w:rPr>
               <w:rStyle w:val="Hyperlink"/>
@@ -4488,7 +4689,7 @@
           <w:sz w:val="24"/>
           <w:u w:val="single"/>
         </w:rPr>
-        <w:hyperlink r:id="rId38" w:history="1">
+        <w:hyperlink r:id="rId37" w:history="1">
           <w:r>
             <w:rPr>
               <w:rStyle w:val="Hyperlink"/>
@@ -4506,7 +4707,7 @@
           <w:sz w:val="24"/>
           <w:u w:val="single"/>
         </w:rPr>
-        <w:hyperlink r:id="rId38" w:history="1">
+        <w:hyperlink r:id="rId37" w:history="1">
           <w:r>
             <w:rPr>
               <w:rStyle w:val="Hyperlink"/>
@@ -4614,7 +4815,7 @@
           <w:sz w:val="24"/>
           <w:u w:val="single"/>
         </w:rPr>
-        <w:hyperlink r:id="rId39" w:history="1">
+        <w:hyperlink r:id="rId38" w:history="1">
           <w:r>
             <w:rPr>
               <w:rStyle w:val="Hyperlink"/>
@@ -4632,7 +4833,7 @@
           <w:sz w:val="24"/>
           <w:u w:val="single"/>
         </w:rPr>
-        <w:hyperlink r:id="rId39" w:history="1">
+        <w:hyperlink r:id="rId38" w:history="1">
           <w:r>
             <w:rPr>
               <w:rStyle w:val="Hyperlink"/>
@@ -4650,7 +4851,7 @@
           <w:sz w:val="24"/>
           <w:u w:val="single"/>
         </w:rPr>
-        <w:hyperlink r:id="rId39" w:history="1">
+        <w:hyperlink r:id="rId38" w:history="1">
           <w:r>
             <w:rPr>
               <w:rStyle w:val="Hyperlink"/>
@@ -4668,7 +4869,7 @@
           <w:sz w:val="24"/>
           <w:u w:val="single"/>
         </w:rPr>
-        <w:hyperlink r:id="rId39" w:history="1">
+        <w:hyperlink r:id="rId38" w:history="1">
           <w:r>
             <w:rPr>
               <w:rStyle w:val="Hyperlink"/>
@@ -4696,7 +4897,7 @@
           <w:sz w:val="24"/>
           <w:u w:val="single"/>
         </w:rPr>
-        <w:hyperlink r:id="rId40" w:history="1">
+        <w:hyperlink r:id="rId39" w:history="1">
           <w:r>
             <w:rPr>
               <w:rStyle w:val="Hyperlink"/>
@@ -4760,7 +4961,7 @@
           <w:sz w:val="24"/>
           <w:u w:val="single"/>
         </w:rPr>
-        <w:hyperlink r:id="rId41" w:history="1">
+        <w:hyperlink r:id="rId40" w:history="1">
           <w:r>
             <w:rPr>
               <w:rStyle w:val="Hyperlink"/>
@@ -4789,7 +4990,7 @@
           <w:sz w:val="24"/>
           <w:u w:val="single"/>
         </w:rPr>
-        <w:hyperlink r:id="rId41" w:history="1">
+        <w:hyperlink r:id="rId40" w:history="1">
           <w:r>
             <w:rPr>
               <w:rStyle w:val="Hyperlink"/>
@@ -4807,7 +5008,7 @@
           <w:sz w:val="24"/>
           <w:u w:val="single"/>
         </w:rPr>
-        <w:hyperlink r:id="rId41" w:history="1">
+        <w:hyperlink r:id="rId40" w:history="1">
           <w:r>
             <w:rPr>
               <w:rStyle w:val="Hyperlink"/>

--- a/EXPORTS/DOCX/published/niveau3/Dutch/KunsthandelVanLier.docx
+++ b/EXPORTS/DOCX/published/niveau3/Dutch/KunsthandelVanLier.docx
@@ -249,106 +249,13 @@
       </w:r>
       <w:r>
         <w:rPr>
-          <w:u w:val="single" w:color="0000ff"/>
           <w:rFonts w:ascii="Charis SIL Regular" w:hAnsi="Charis SIL Regular" w:eastAsia="Charis SIL Regular"/>
           <w:b w:val="0"/>
           <w:i w:val="0"/>
           <w:color w:val="000000"/>
           <w:sz w:val="24"/>
         </w:rPr>
-        <w:hyperlink r:id="rId9" w:history="1">
-          <w:r>
-            <w:rPr>
-              <w:rStyle w:val="Hyperlink"/>
-            </w:rPr>
-            <w:t xml:space="preserve">naar </w:t>
-          </w:r>
-        </w:hyperlink>
-      </w:r>
-      <w:r>
-        <w:rPr>
-          <w:rFonts w:ascii="Charis SIL Regular" w:hAnsi="Charis SIL Regular" w:eastAsia="Charis SIL Regular"/>
-          <w:b w:val="0"/>
-          <w:i w:val="0"/>
-          <w:color w:val="000000"/>
-          <w:sz w:val="24"/>
-        </w:rPr>
-        <w:t>A</w:t>
-      </w:r>
-      <w:r>
-        <w:rPr>
-          <w:u w:val="single" w:color="0000ff"/>
-          <w:rFonts w:ascii="Charis SIL Regular" w:hAnsi="Charis SIL Regular" w:eastAsia="Charis SIL Regular"/>
-          <w:b w:val="0"/>
-          <w:i w:val="0"/>
-          <w:color w:val="000000"/>
-          <w:sz w:val="24"/>
-        </w:rPr>
-        <w:hyperlink r:id="rId9" w:history="1">
-          <w:r>
-            <w:rPr>
-              <w:rStyle w:val="Hyperlink"/>
-            </w:rPr>
-            <w:t>ms</w:t>
-          </w:r>
-        </w:hyperlink>
-      </w:r>
-      <w:r>
-        <w:rPr>
-          <w:u w:val="single" w:color="0000ff"/>
-          <w:rFonts w:ascii="Charis SIL Regular" w:hAnsi="Charis SIL Regular" w:eastAsia="Charis SIL Regular"/>
-          <w:b w:val="0"/>
-          <w:i w:val="0"/>
-          <w:color w:val="000000"/>
-          <w:sz w:val="24"/>
-        </w:rPr>
-        <w:hyperlink r:id="rId9" w:history="1">
-          <w:r>
-            <w:rPr>
-              <w:rStyle w:val="Hyperlink"/>
-            </w:rPr>
-            <w:t>t</w:t>
-          </w:r>
-        </w:hyperlink>
-      </w:r>
-      <w:r>
-        <w:rPr>
-          <w:u w:val="single" w:color="0000ff"/>
-          <w:rFonts w:ascii="Charis SIL Regular" w:hAnsi="Charis SIL Regular" w:eastAsia="Charis SIL Regular"/>
-          <w:b w:val="0"/>
-          <w:i w:val="0"/>
-          <w:color w:val="000000"/>
-          <w:sz w:val="24"/>
-        </w:rPr>
-        <w:hyperlink r:id="rId9" w:history="1">
-          <w:r>
-            <w:rPr>
-              <w:rStyle w:val="Hyperlink"/>
-            </w:rPr>
-            <w:t>erd</w:t>
-          </w:r>
-        </w:hyperlink>
-      </w:r>
-      <w:r>
-        <w:rPr>
-          <w:u w:val="single" w:color="0000ff"/>
-          <w:rFonts w:ascii="Charis SIL Regular" w:hAnsi="Charis SIL Regular" w:eastAsia="Charis SIL Regular"/>
-          <w:b w:val="0"/>
-          <w:i w:val="0"/>
-          <w:color w:val="000000"/>
-          <w:sz w:val="24"/>
-        </w:rPr>
-        <w:t>a</w:t>
-      </w:r>
-      <w:r>
-        <w:rPr>
-          <w:rFonts w:ascii="Charis SIL Regular" w:hAnsi="Charis SIL Regular" w:eastAsia="Charis SIL Regular"/>
-          <w:b w:val="0"/>
-          <w:i w:val="0"/>
-          <w:color w:val="000000"/>
-          <w:sz w:val="24"/>
-        </w:rPr>
-        <w:t xml:space="preserve">m. </w:t>
+        <w:t xml:space="preserve">naar Amsterdam. </w:t>
       </w:r>
       <w:r>
         <w:rPr>
@@ -1341,7 +1248,7 @@
           <w:sz w:val="24"/>
           <w:u w:val="single"/>
         </w:rPr>
-        <w:hyperlink r:id="rId18" w:history="1">
+        <w:hyperlink r:id="rId13" w:history="1">
           <w:r>
             <w:rPr>
               <w:rStyle w:val="Hyperlink"/>
@@ -1359,7 +1266,7 @@
           <w:sz w:val="24"/>
           <w:u w:val="single"/>
         </w:rPr>
-        <w:hyperlink r:id="rId18" w:history="1">
+        <w:hyperlink r:id="rId13" w:history="1">
           <w:r>
             <w:rPr>
               <w:rStyle w:val="Hyperlink"/>
@@ -1377,7 +1284,7 @@
           <w:sz w:val="24"/>
           <w:u w:val="single"/>
         </w:rPr>
-        <w:hyperlink r:id="rId18" w:history="1">
+        <w:hyperlink r:id="rId13" w:history="1">
           <w:r>
             <w:rPr>
               <w:rStyle w:val="Hyperlink"/>
@@ -1395,7 +1302,7 @@
           <w:sz w:val="24"/>
           <w:u w:val="single"/>
         </w:rPr>
-        <w:hyperlink r:id="rId18" w:history="1">
+        <w:hyperlink r:id="rId13" w:history="1">
           <w:r>
             <w:rPr>
               <w:rStyle w:val="Hyperlink"/>
@@ -2500,7 +2407,35 @@
           <w:color w:val="000000"/>
           <w:sz w:val="24"/>
         </w:rPr>
-        <w:t xml:space="preserve">zijn handel voort vanuit het stadje </w:t>
+        <w:t>zijn h</w:t>
+      </w:r>
+      <w:r>
+        <w:rPr>
+          <w:u w:val="single" w:color="0000ff"/>
+          <w:rFonts w:ascii="Charis SIL Regular" w:hAnsi="Charis SIL Regular" w:eastAsia="Charis SIL Regular"/>
+          <w:b w:val="0"/>
+          <w:i w:val="0"/>
+          <w:color w:val="000000"/>
+          <w:sz w:val="24"/>
+        </w:rPr>
+        <w:hyperlink r:id="rId27" w:history="1">
+          <w:r>
+            <w:rPr>
+              <w:rStyle w:val="Hyperlink"/>
+            </w:rPr>
+            <w:t>andel v</w:t>
+          </w:r>
+        </w:hyperlink>
+      </w:r>
+      <w:r>
+        <w:rPr>
+          <w:rFonts w:ascii="Charis SIL Regular" w:hAnsi="Charis SIL Regular" w:eastAsia="Charis SIL Regular"/>
+          <w:b w:val="0"/>
+          <w:i w:val="0"/>
+          <w:color w:val="000000"/>
+          <w:sz w:val="24"/>
+        </w:rPr>
+        <w:t xml:space="preserve">oort vanuit het stadje </w:t>
       </w:r>
       <w:r>
         <w:rPr>
@@ -2511,7 +2446,7 @@
           <w:sz w:val="24"/>
           <w:u w:val="single"/>
         </w:rPr>
-        <w:hyperlink r:id="rId27" w:history="1">
+        <w:hyperlink r:id="rId28" w:history="1">
           <w:r>
             <w:rPr>
               <w:rStyle w:val="Hyperlink"/>
@@ -2560,7 +2495,7 @@
           <w:color w:val="000000"/>
           <w:sz w:val="24"/>
         </w:rPr>
-        <w:hyperlink r:id="rId27" w:history="1">
+        <w:hyperlink r:id="rId28" w:history="1">
           <w:r>
             <w:rPr>
               <w:rStyle w:val="Hyperlink"/>
@@ -2588,7 +2523,7 @@
           <w:sz w:val="24"/>
           <w:u w:val="single"/>
         </w:rPr>
-        <w:hyperlink r:id="rId28" w:history="1">
+        <w:hyperlink r:id="rId29" w:history="1">
           <w:r>
             <w:rPr>
               <w:rStyle w:val="Hyperlink"/>
@@ -2617,7 +2552,7 @@
           <w:sz w:val="24"/>
           <w:u w:val="single"/>
         </w:rPr>
-        <w:hyperlink r:id="rId28" w:history="1">
+        <w:hyperlink r:id="rId29" w:history="1">
           <w:r>
             <w:rPr>
               <w:rStyle w:val="Hyperlink"/>
@@ -2646,7 +2581,7 @@
           <w:sz w:val="24"/>
           <w:u w:val="single"/>
         </w:rPr>
-        <w:hyperlink r:id="rId28" w:history="1">
+        <w:hyperlink r:id="rId29" w:history="1">
           <w:r>
             <w:rPr>
               <w:rStyle w:val="Hyperlink"/>
@@ -2684,7 +2619,7 @@
           <w:color w:val="000000"/>
           <w:sz w:val="24"/>
         </w:rPr>
-        <w:hyperlink r:id="rId28" w:history="1">
+        <w:hyperlink r:id="rId29" w:history="1">
           <w:r>
             <w:rPr>
               <w:rStyle w:val="Hyperlink"/>
@@ -2702,7 +2637,7 @@
           <w:color w:val="000000"/>
           <w:sz w:val="24"/>
         </w:rPr>
-        <w:hyperlink r:id="rId28" w:history="1">
+        <w:hyperlink r:id="rId29" w:history="1">
           <w:r>
             <w:rPr>
               <w:rStyle w:val="Hyperlink"/>
@@ -2720,7 +2655,7 @@
           <w:color w:val="000000"/>
           <w:sz w:val="24"/>
         </w:rPr>
-        <w:hyperlink r:id="rId28" w:history="1">
+        <w:hyperlink r:id="rId29" w:history="1">
           <w:r>
             <w:rPr>
               <w:rStyle w:val="Hyperlink"/>
@@ -2738,7 +2673,7 @@
           <w:color w:val="000000"/>
           <w:sz w:val="24"/>
         </w:rPr>
-        <w:hyperlink r:id="rId28" w:history="1">
+        <w:hyperlink r:id="rId29" w:history="1">
           <w:r>
             <w:rPr>
               <w:rStyle w:val="Hyperlink"/>
@@ -2756,7 +2691,7 @@
           <w:color w:val="000000"/>
           <w:sz w:val="24"/>
         </w:rPr>
-        <w:hyperlink r:id="rId28" w:history="1">
+        <w:hyperlink r:id="rId29" w:history="1">
           <w:r>
             <w:rPr>
               <w:rStyle w:val="Hyperlink"/>
@@ -2794,7 +2729,7 @@
           <w:sz w:val="24"/>
           <w:u w:val="single"/>
         </w:rPr>
-        <w:hyperlink r:id="rId29" w:history="1">
+        <w:hyperlink r:id="rId30" w:history="1">
           <w:r>
             <w:rPr>
               <w:rStyle w:val="Hyperlink"/>
@@ -2862,7 +2797,7 @@
           <w:sz w:val="24"/>
           <w:u w:val="single"/>
         </w:rPr>
-        <w:hyperlink r:id="rId30" w:history="1">
+        <w:hyperlink r:id="rId31" w:history="1">
           <w:r>
             <w:rPr>
               <w:rStyle w:val="Hyperlink"/>
@@ -2891,7 +2826,7 @@
           <w:sz w:val="24"/>
           <w:u w:val="single"/>
         </w:rPr>
-        <w:hyperlink r:id="rId30" w:history="1">
+        <w:hyperlink r:id="rId31" w:history="1">
           <w:r>
             <w:rPr>
               <w:rStyle w:val="Hyperlink"/>
@@ -2920,7 +2855,7 @@
           <w:sz w:val="24"/>
           <w:u w:val="single"/>
         </w:rPr>
-        <w:hyperlink r:id="rId30" w:history="1">
+        <w:hyperlink r:id="rId31" w:history="1">
           <w:r>
             <w:rPr>
               <w:rStyle w:val="Hyperlink"/>
@@ -2949,7 +2884,7 @@
           <w:sz w:val="24"/>
           <w:u w:val="single"/>
         </w:rPr>
-        <w:hyperlink r:id="rId30" w:history="1">
+        <w:hyperlink r:id="rId31" w:history="1">
           <w:r>
             <w:rPr>
               <w:rStyle w:val="Hyperlink"/>
@@ -2978,7 +2913,7 @@
           <w:sz w:val="24"/>
           <w:u w:val="single"/>
         </w:rPr>
-        <w:hyperlink r:id="rId30" w:history="1">
+        <w:hyperlink r:id="rId31" w:history="1">
           <w:r>
             <w:rPr>
               <w:rStyle w:val="Hyperlink"/>
@@ -3007,7 +2942,7 @@
           <w:sz w:val="24"/>
           <w:u w:val="single"/>
         </w:rPr>
-        <w:hyperlink r:id="rId30" w:history="1">
+        <w:hyperlink r:id="rId31" w:history="1">
           <w:r>
             <w:rPr>
               <w:rStyle w:val="Hyperlink"/>
@@ -3036,7 +2971,7 @@
           <w:sz w:val="24"/>
           <w:u w:val="single"/>
         </w:rPr>
-        <w:hyperlink r:id="rId30" w:history="1">
+        <w:hyperlink r:id="rId31" w:history="1">
           <w:r>
             <w:rPr>
               <w:rStyle w:val="Hyperlink"/>
@@ -3074,7 +3009,7 @@
           <w:color w:val="000000"/>
           <w:sz w:val="24"/>
         </w:rPr>
-        <w:hyperlink r:id="rId30" w:history="1">
+        <w:hyperlink r:id="rId31" w:history="1">
           <w:r>
             <w:rPr>
               <w:rStyle w:val="Hyperlink"/>
@@ -3092,7 +3027,7 @@
           <w:color w:val="000000"/>
           <w:sz w:val="24"/>
         </w:rPr>
-        <w:hyperlink r:id="rId30" w:history="1">
+        <w:hyperlink r:id="rId31" w:history="1">
           <w:r>
             <w:rPr>
               <w:rStyle w:val="Hyperlink"/>
@@ -3110,7 +3045,7 @@
           <w:color w:val="000000"/>
           <w:sz w:val="24"/>
         </w:rPr>
-        <w:hyperlink r:id="rId30" w:history="1">
+        <w:hyperlink r:id="rId31" w:history="1">
           <w:r>
             <w:rPr>
               <w:rStyle w:val="Hyperlink"/>
@@ -3128,7 +3063,7 @@
           <w:color w:val="000000"/>
           <w:sz w:val="24"/>
         </w:rPr>
-        <w:hyperlink r:id="rId30" w:history="1">
+        <w:hyperlink r:id="rId31" w:history="1">
           <w:r>
             <w:rPr>
               <w:rStyle w:val="Hyperlink"/>
@@ -3146,7 +3081,7 @@
           <w:color w:val="000000"/>
           <w:sz w:val="24"/>
         </w:rPr>
-        <w:hyperlink r:id="rId30" w:history="1">
+        <w:hyperlink r:id="rId31" w:history="1">
           <w:r>
             <w:rPr>
               <w:rStyle w:val="Hyperlink"/>
@@ -3164,7 +3099,7 @@
           <w:color w:val="000000"/>
           <w:sz w:val="24"/>
         </w:rPr>
-        <w:hyperlink r:id="rId30" w:history="1">
+        <w:hyperlink r:id="rId31" w:history="1">
           <w:r>
             <w:rPr>
               <w:rStyle w:val="Hyperlink"/>
@@ -3182,7 +3117,7 @@
           <w:color w:val="000000"/>
           <w:sz w:val="24"/>
         </w:rPr>
-        <w:hyperlink r:id="rId30" w:history="1">
+        <w:hyperlink r:id="rId31" w:history="1">
           <w:r>
             <w:rPr>
               <w:rStyle w:val="Hyperlink"/>
@@ -3200,7 +3135,7 @@
           <w:color w:val="000000"/>
           <w:sz w:val="24"/>
         </w:rPr>
-        <w:hyperlink r:id="rId30" w:history="1">
+        <w:hyperlink r:id="rId31" w:history="1">
           <w:r>
             <w:rPr>
               <w:rStyle w:val="Hyperlink"/>
@@ -3218,7 +3153,7 @@
           <w:color w:val="000000"/>
           <w:sz w:val="24"/>
         </w:rPr>
-        <w:hyperlink r:id="rId30" w:history="1">
+        <w:hyperlink r:id="rId31" w:history="1">
           <w:r>
             <w:rPr>
               <w:rStyle w:val="Hyperlink"/>
@@ -3236,7 +3171,7 @@
           <w:sz w:val="24"/>
           <w:u w:val="single"/>
         </w:rPr>
-        <w:hyperlink r:id="rId30" w:history="1">
+        <w:hyperlink r:id="rId31" w:history="1">
           <w:r>
             <w:rPr>
               <w:rStyle w:val="Hyperlink"/>
@@ -3254,7 +3189,7 @@
           <w:sz w:val="24"/>
           <w:u w:val="single"/>
         </w:rPr>
-        <w:hyperlink r:id="rId30" w:history="1">
+        <w:hyperlink r:id="rId31" w:history="1">
           <w:r>
             <w:rPr>
               <w:rStyle w:val="Hyperlink"/>
@@ -3272,7 +3207,7 @@
           <w:sz w:val="24"/>
           <w:u w:val="single"/>
         </w:rPr>
-        <w:hyperlink r:id="rId30" w:history="1">
+        <w:hyperlink r:id="rId31" w:history="1">
           <w:r>
             <w:rPr>
               <w:rStyle w:val="Hyperlink"/>
@@ -3301,7 +3236,7 @@
           <w:sz w:val="24"/>
           <w:u w:val="single"/>
         </w:rPr>
-        <w:hyperlink r:id="rId30" w:history="1">
+        <w:hyperlink r:id="rId31" w:history="1">
           <w:r>
             <w:rPr>
               <w:rStyle w:val="Hyperlink"/>
@@ -3330,7 +3265,7 @@
           <w:sz w:val="24"/>
           <w:u w:val="single"/>
         </w:rPr>
-        <w:hyperlink r:id="rId30" w:history="1">
+        <w:hyperlink r:id="rId31" w:history="1">
           <w:r>
             <w:rPr>
               <w:rStyle w:val="Hyperlink"/>
@@ -3348,7 +3283,7 @@
           <w:sz w:val="24"/>
           <w:u w:val="single"/>
         </w:rPr>
-        <w:hyperlink r:id="rId31" w:history="1">
+        <w:hyperlink r:id="rId32" w:history="1">
           <w:r>
             <w:rPr>
               <w:rStyle w:val="Hyperlink"/>
@@ -3386,7 +3321,7 @@
           <w:color w:val="000000"/>
           <w:sz w:val="24"/>
         </w:rPr>
-        <w:hyperlink r:id="rId31" w:history="1">
+        <w:hyperlink r:id="rId32" w:history="1">
           <w:r>
             <w:rPr>
               <w:rStyle w:val="Hyperlink"/>
@@ -3404,7 +3339,7 @@
           <w:color w:val="000000"/>
           <w:sz w:val="24"/>
         </w:rPr>
-        <w:hyperlink r:id="rId31" w:history="1">
+        <w:hyperlink r:id="rId32" w:history="1">
           <w:r>
             <w:rPr>
               <w:rStyle w:val="Hyperlink"/>
@@ -3422,7 +3357,7 @@
           <w:color w:val="000000"/>
           <w:sz w:val="24"/>
         </w:rPr>
-        <w:hyperlink r:id="rId31" w:history="1">
+        <w:hyperlink r:id="rId32" w:history="1">
           <w:r>
             <w:rPr>
               <w:rStyle w:val="Hyperlink"/>
@@ -3529,7 +3464,7 @@
           <w:sz w:val="24"/>
           <w:u w:val="single"/>
         </w:rPr>
-        <w:hyperlink r:id="rId32" w:history="1">
+        <w:hyperlink r:id="rId33" w:history="1">
           <w:r>
             <w:rPr>
               <w:rStyle w:val="Hyperlink"/>
@@ -3558,7 +3493,7 @@
           <w:sz w:val="24"/>
           <w:u w:val="single"/>
         </w:rPr>
-        <w:hyperlink r:id="rId32" w:history="1">
+        <w:hyperlink r:id="rId33" w:history="1">
           <w:r>
             <w:rPr>
               <w:rStyle w:val="Hyperlink"/>
@@ -3587,7 +3522,7 @@
           <w:sz w:val="24"/>
           <w:u w:val="single"/>
         </w:rPr>
-        <w:hyperlink r:id="rId32" w:history="1">
+        <w:hyperlink r:id="rId33" w:history="1">
           <w:r>
             <w:rPr>
               <w:rStyle w:val="Hyperlink"/>
@@ -3615,7 +3550,7 @@
           <w:color w:val="000000"/>
           <w:sz w:val="24"/>
         </w:rPr>
-        <w:hyperlink r:id="rId32" w:history="1">
+        <w:hyperlink r:id="rId33" w:history="1">
           <w:r>
             <w:rPr>
               <w:rStyle w:val="Hyperlink"/>
@@ -3633,7 +3568,7 @@
           <w:color w:val="000000"/>
           <w:sz w:val="24"/>
         </w:rPr>
-        <w:hyperlink r:id="rId32" w:history="1">
+        <w:hyperlink r:id="rId33" w:history="1">
           <w:r>
             <w:rPr>
               <w:rStyle w:val="Hyperlink"/>
@@ -3651,7 +3586,7 @@
           <w:color w:val="000000"/>
           <w:sz w:val="24"/>
         </w:rPr>
-        <w:hyperlink r:id="rId32" w:history="1">
+        <w:hyperlink r:id="rId33" w:history="1">
           <w:r>
             <w:rPr>
               <w:rStyle w:val="Hyperlink"/>
@@ -3669,7 +3604,7 @@
           <w:color w:val="000000"/>
           <w:sz w:val="24"/>
         </w:rPr>
-        <w:hyperlink r:id="rId32" w:history="1">
+        <w:hyperlink r:id="rId33" w:history="1">
           <w:r>
             <w:rPr>
               <w:rStyle w:val="Hyperlink"/>
@@ -3687,7 +3622,7 @@
           <w:color w:val="000000"/>
           <w:sz w:val="24"/>
         </w:rPr>
-        <w:hyperlink r:id="rId32" w:history="1">
+        <w:hyperlink r:id="rId33" w:history="1">
           <w:r>
             <w:rPr>
               <w:rStyle w:val="Hyperlink"/>
@@ -3715,7 +3650,7 @@
           <w:sz w:val="24"/>
           <w:u w:val="single"/>
         </w:rPr>
-        <w:hyperlink r:id="rId33" w:history="1">
+        <w:hyperlink r:id="rId34" w:history="1">
           <w:r>
             <w:rPr>
               <w:rStyle w:val="Hyperlink"/>
@@ -3744,7 +3679,7 @@
           <w:sz w:val="24"/>
           <w:u w:val="single"/>
         </w:rPr>
-        <w:hyperlink r:id="rId33" w:history="1">
+        <w:hyperlink r:id="rId34" w:history="1">
           <w:r>
             <w:rPr>
               <w:rStyle w:val="Hyperlink"/>
@@ -3762,7 +3697,7 @@
           <w:sz w:val="24"/>
           <w:u w:val="single"/>
         </w:rPr>
-        <w:hyperlink r:id="rId33" w:history="1">
+        <w:hyperlink r:id="rId34" w:history="1">
           <w:r>
             <w:rPr>
               <w:rStyle w:val="Hyperlink"/>
@@ -3800,7 +3735,7 @@
           <w:sz w:val="24"/>
           <w:u w:val="single"/>
         </w:rPr>
-        <w:hyperlink r:id="rId34" w:history="1">
+        <w:hyperlink r:id="rId35" w:history="1">
           <w:r>
             <w:rPr>
               <w:rStyle w:val="Hyperlink"/>
@@ -3829,7 +3764,7 @@
           <w:sz w:val="24"/>
           <w:u w:val="single"/>
         </w:rPr>
-        <w:hyperlink r:id="rId34" w:history="1">
+        <w:hyperlink r:id="rId35" w:history="1">
           <w:r>
             <w:rPr>
               <w:rStyle w:val="Hyperlink"/>
@@ -3858,7 +3793,7 @@
           <w:sz w:val="24"/>
           <w:u w:val="single"/>
         </w:rPr>
-        <w:hyperlink r:id="rId34" w:history="1">
+        <w:hyperlink r:id="rId35" w:history="1">
           <w:r>
             <w:rPr>
               <w:rStyle w:val="Hyperlink"/>
@@ -3887,7 +3822,7 @@
           <w:sz w:val="24"/>
           <w:u w:val="single"/>
         </w:rPr>
-        <w:hyperlink r:id="rId34" w:history="1">
+        <w:hyperlink r:id="rId35" w:history="1">
           <w:r>
             <w:rPr>
               <w:rStyle w:val="Hyperlink"/>
@@ -3904,7 +3839,7 @@
           <w:color w:val="0000FF"/>
           <w:sz w:val="24"/>
         </w:rPr>
-        <w:hyperlink r:id="rId34" w:history="1">
+        <w:hyperlink r:id="rId35" w:history="1">
           <w:r>
             <w:rPr>
               <w:rStyle w:val="Hyperlink"/>
@@ -3922,7 +3857,7 @@
           <w:sz w:val="24"/>
           <w:u w:val="single"/>
         </w:rPr>
-        <w:hyperlink r:id="rId34" w:history="1">
+        <w:hyperlink r:id="rId35" w:history="1">
           <w:r>
             <w:rPr>
               <w:rStyle w:val="Hyperlink"/>
@@ -3940,7 +3875,7 @@
           <w:color w:val="000000"/>
           <w:sz w:val="24"/>
         </w:rPr>
-        <w:hyperlink r:id="rId33" w:history="1">
+        <w:hyperlink r:id="rId34" w:history="1">
           <w:r>
             <w:rPr>
               <w:rStyle w:val="Hyperlink"/>
@@ -3958,7 +3893,7 @@
           <w:color w:val="000000"/>
           <w:sz w:val="24"/>
         </w:rPr>
-        <w:hyperlink r:id="rId33" w:history="1">
+        <w:hyperlink r:id="rId34" w:history="1">
           <w:r>
             <w:rPr>
               <w:rStyle w:val="Hyperlink"/>
@@ -3976,7 +3911,7 @@
           <w:color w:val="000000"/>
           <w:sz w:val="24"/>
         </w:rPr>
-        <w:hyperlink r:id="rId33" w:history="1">
+        <w:hyperlink r:id="rId34" w:history="1">
           <w:r>
             <w:rPr>
               <w:rStyle w:val="Hyperlink"/>
@@ -3994,7 +3929,7 @@
           <w:color w:val="000000"/>
           <w:sz w:val="24"/>
         </w:rPr>
-        <w:hyperlink r:id="rId33" w:history="1">
+        <w:hyperlink r:id="rId34" w:history="1">
           <w:r>
             <w:rPr>
               <w:rStyle w:val="Hyperlink"/>
@@ -4032,7 +3967,7 @@
           <w:sz w:val="24"/>
           <w:u w:val="single"/>
         </w:rPr>
-        <w:hyperlink r:id="rId35" w:history="1">
+        <w:hyperlink r:id="rId36" w:history="1">
           <w:r>
             <w:rPr>
               <w:rStyle w:val="Hyperlink"/>
@@ -4050,7 +3985,7 @@
           <w:sz w:val="24"/>
           <w:u w:val="single"/>
         </w:rPr>
-        <w:hyperlink r:id="rId35" w:history="1">
+        <w:hyperlink r:id="rId36" w:history="1">
           <w:r>
             <w:rPr>
               <w:rStyle w:val="Hyperlink"/>
@@ -4061,6 +3996,16 @@
       </w:r>
       <w:r>
         <w:rPr>
+          <w:rFonts w:ascii="Charis SIL Regular" w:hAnsi="Charis SIL Regular" w:eastAsia="Charis SIL Regular"/>
+          <w:b w:val="0"/>
+          <w:i w:val="0"/>
+          <w:color w:val="000000"/>
+          <w:sz w:val="24"/>
+        </w:rPr>
+        <w:t xml:space="preserve"> i</w:t>
+      </w:r>
+      <w:r>
+        <w:rPr>
           <w:u w:val="single" w:color="0000ff"/>
           <w:rFonts w:ascii="Charis SIL Regular" w:hAnsi="Charis SIL Regular" w:eastAsia="Charis SIL Regular"/>
           <w:b w:val="0"/>
@@ -4068,25 +4013,7 @@
           <w:color w:val="000000"/>
           <w:sz w:val="24"/>
         </w:rPr>
-        <w:hyperlink r:id="rId34" w:history="1">
-          <w:r>
-            <w:rPr>
-              <w:rStyle w:val="Hyperlink"/>
-            </w:rPr>
-            <w:t xml:space="preserve"> i</w:t>
-          </w:r>
-        </w:hyperlink>
-      </w:r>
-      <w:r>
-        <w:rPr>
-          <w:u w:val="single" w:color="0000ff"/>
-          <w:rFonts w:ascii="Charis SIL Regular" w:hAnsi="Charis SIL Regular" w:eastAsia="Charis SIL Regular"/>
-          <w:b w:val="0"/>
-          <w:i w:val="0"/>
-          <w:color w:val="000000"/>
-          <w:sz w:val="24"/>
-        </w:rPr>
-        <w:hyperlink r:id="rId34" w:history="1">
+        <w:hyperlink r:id="rId35" w:history="1">
           <w:r>
             <w:rPr>
               <w:rStyle w:val="Hyperlink"/>
@@ -4104,7 +4031,7 @@
           <w:color w:val="000000"/>
           <w:sz w:val="24"/>
         </w:rPr>
-        <w:hyperlink r:id="rId34" w:history="1">
+        <w:hyperlink r:id="rId35" w:history="1">
           <w:r>
             <w:rPr>
               <w:rStyle w:val="Hyperlink"/>
@@ -4122,7 +4049,7 @@
           <w:color w:val="000000"/>
           <w:sz w:val="24"/>
         </w:rPr>
-        <w:hyperlink r:id="rId34" w:history="1">
+        <w:hyperlink r:id="rId35" w:history="1">
           <w:r>
             <w:rPr>
               <w:rStyle w:val="Hyperlink"/>
@@ -4140,7 +4067,7 @@
           <w:color w:val="000000"/>
           <w:sz w:val="24"/>
         </w:rPr>
-        <w:hyperlink r:id="rId34" w:history="1">
+        <w:hyperlink r:id="rId35" w:history="1">
           <w:r>
             <w:rPr>
               <w:rStyle w:val="Hyperlink"/>
@@ -4158,7 +4085,7 @@
           <w:color w:val="000000"/>
           <w:sz w:val="24"/>
         </w:rPr>
-        <w:hyperlink r:id="rId34" w:history="1">
+        <w:hyperlink r:id="rId35" w:history="1">
           <w:r>
             <w:rPr>
               <w:rStyle w:val="Hyperlink"/>
@@ -4176,7 +4103,7 @@
           <w:color w:val="000000"/>
           <w:sz w:val="24"/>
         </w:rPr>
-        <w:hyperlink r:id="rId34" w:history="1">
+        <w:hyperlink r:id="rId35" w:history="1">
           <w:r>
             <w:rPr>
               <w:rStyle w:val="Hyperlink"/>
@@ -4236,7 +4163,7 @@
           <w:color w:val="000000"/>
           <w:sz w:val="24"/>
         </w:rPr>
-        <w:hyperlink r:id="rId35" w:history="1">
+        <w:hyperlink r:id="rId36" w:history="1">
           <w:r>
             <w:rPr>
               <w:rStyle w:val="Hyperlink"/>
@@ -4463,7 +4390,7 @@
           <w:sz w:val="24"/>
           <w:u w:val="single"/>
         </w:rPr>
-        <w:hyperlink r:id="rId36" w:history="1">
+        <w:hyperlink r:id="rId37" w:history="1">
           <w:r>
             <w:rPr>
               <w:rStyle w:val="Hyperlink"/>
@@ -4481,7 +4408,7 @@
           <w:sz w:val="24"/>
           <w:u w:val="single"/>
         </w:rPr>
-        <w:hyperlink r:id="rId36" w:history="1">
+        <w:hyperlink r:id="rId37" w:history="1">
           <w:r>
             <w:rPr>
               <w:rStyle w:val="Hyperlink"/>
@@ -4499,7 +4426,7 @@
           <w:sz w:val="24"/>
           <w:u w:val="single"/>
         </w:rPr>
-        <w:hyperlink r:id="rId36" w:history="1">
+        <w:hyperlink r:id="rId37" w:history="1">
           <w:r>
             <w:rPr>
               <w:rStyle w:val="Hyperlink"/>
@@ -4517,7 +4444,7 @@
           <w:sz w:val="24"/>
           <w:u w:val="single"/>
         </w:rPr>
-        <w:hyperlink r:id="rId36" w:history="1">
+        <w:hyperlink r:id="rId37" w:history="1">
           <w:r>
             <w:rPr>
               <w:rStyle w:val="Hyperlink"/>
@@ -4535,7 +4462,7 @@
           <w:sz w:val="24"/>
           <w:u w:val="single"/>
         </w:rPr>
-        <w:hyperlink r:id="rId36" w:history="1">
+        <w:hyperlink r:id="rId37" w:history="1">
           <w:r>
             <w:rPr>
               <w:rStyle w:val="Hyperlink"/>
@@ -4653,7 +4580,7 @@
           <w:sz w:val="24"/>
           <w:u w:val="single"/>
         </w:rPr>
-        <w:hyperlink r:id="rId37" w:history="1">
+        <w:hyperlink r:id="rId38" w:history="1">
           <w:r>
             <w:rPr>
               <w:rStyle w:val="Hyperlink"/>
@@ -4671,7 +4598,7 @@
           <w:sz w:val="24"/>
           <w:u w:val="single"/>
         </w:rPr>
-        <w:hyperlink r:id="rId37" w:history="1">
+        <w:hyperlink r:id="rId38" w:history="1">
           <w:r>
             <w:rPr>
               <w:rStyle w:val="Hyperlink"/>
@@ -4689,7 +4616,7 @@
           <w:sz w:val="24"/>
           <w:u w:val="single"/>
         </w:rPr>
-        <w:hyperlink r:id="rId37" w:history="1">
+        <w:hyperlink r:id="rId38" w:history="1">
           <w:r>
             <w:rPr>
               <w:rStyle w:val="Hyperlink"/>
@@ -4707,7 +4634,7 @@
           <w:sz w:val="24"/>
           <w:u w:val="single"/>
         </w:rPr>
-        <w:hyperlink r:id="rId37" w:history="1">
+        <w:hyperlink r:id="rId38" w:history="1">
           <w:r>
             <w:rPr>
               <w:rStyle w:val="Hyperlink"/>
@@ -4815,7 +4742,7 @@
           <w:sz w:val="24"/>
           <w:u w:val="single"/>
         </w:rPr>
-        <w:hyperlink r:id="rId38" w:history="1">
+        <w:hyperlink r:id="rId39" w:history="1">
           <w:r>
             <w:rPr>
               <w:rStyle w:val="Hyperlink"/>
@@ -4833,7 +4760,7 @@
           <w:sz w:val="24"/>
           <w:u w:val="single"/>
         </w:rPr>
-        <w:hyperlink r:id="rId38" w:history="1">
+        <w:hyperlink r:id="rId39" w:history="1">
           <w:r>
             <w:rPr>
               <w:rStyle w:val="Hyperlink"/>
@@ -4851,7 +4778,7 @@
           <w:sz w:val="24"/>
           <w:u w:val="single"/>
         </w:rPr>
-        <w:hyperlink r:id="rId38" w:history="1">
+        <w:hyperlink r:id="rId39" w:history="1">
           <w:r>
             <w:rPr>
               <w:rStyle w:val="Hyperlink"/>
@@ -4869,7 +4796,7 @@
           <w:sz w:val="24"/>
           <w:u w:val="single"/>
         </w:rPr>
-        <w:hyperlink r:id="rId38" w:history="1">
+        <w:hyperlink r:id="rId39" w:history="1">
           <w:r>
             <w:rPr>
               <w:rStyle w:val="Hyperlink"/>
@@ -4897,7 +4824,7 @@
           <w:sz w:val="24"/>
           <w:u w:val="single"/>
         </w:rPr>
-        <w:hyperlink r:id="rId39" w:history="1">
+        <w:hyperlink r:id="rId40" w:history="1">
           <w:r>
             <w:rPr>
               <w:rStyle w:val="Hyperlink"/>
@@ -4915,7 +4842,7 @@
           <w:sz w:val="24"/>
           <w:u w:val="single"/>
         </w:rPr>
-        <w:hyperlink r:id="rId39" w:history="1">
+        <w:hyperlink r:id="rId40" w:history="1">
           <w:r>
             <w:rPr>
               <w:rStyle w:val="Hyperlink"/>
@@ -4933,7 +4860,7 @@
           <w:sz w:val="24"/>
           <w:u w:val="single"/>
         </w:rPr>
-        <w:hyperlink r:id="rId39" w:history="1">
+        <w:hyperlink r:id="rId40" w:history="1">
           <w:r>
             <w:rPr>
               <w:rStyle w:val="Hyperlink"/>
@@ -4961,7 +4888,7 @@
           <w:sz w:val="24"/>
           <w:u w:val="single"/>
         </w:rPr>
-        <w:hyperlink r:id="rId40" w:history="1">
+        <w:hyperlink r:id="rId41" w:history="1">
           <w:r>
             <w:rPr>
               <w:rStyle w:val="Hyperlink"/>
@@ -4990,7 +4917,7 @@
           <w:sz w:val="24"/>
           <w:u w:val="single"/>
         </w:rPr>
-        <w:hyperlink r:id="rId40" w:history="1">
+        <w:hyperlink r:id="rId41" w:history="1">
           <w:r>
             <w:rPr>
               <w:rStyle w:val="Hyperlink"/>
@@ -5008,7 +4935,7 @@
           <w:sz w:val="24"/>
           <w:u w:val="single"/>
         </w:rPr>
-        <w:hyperlink r:id="rId40" w:history="1">
+        <w:hyperlink r:id="rId39" w:history="1">
           <w:r>
             <w:rPr>
               <w:rStyle w:val="Hyperlink"/>

--- a/EXPORTS/DOCX/published/niveau3/Dutch/KunsthandelVanLier.docx
+++ b/EXPORTS/DOCX/published/niveau3/Dutch/KunsthandelVanLier.docx
@@ -249,13 +249,95 @@
       </w:r>
       <w:r>
         <w:rPr>
+          <w:u w:val="single" w:color="0000ff"/>
           <w:rFonts w:ascii="Charis SIL Regular" w:hAnsi="Charis SIL Regular" w:eastAsia="Charis SIL Regular"/>
           <w:b w:val="0"/>
           <w:i w:val="0"/>
           <w:color w:val="000000"/>
           <w:sz w:val="24"/>
         </w:rPr>
-        <w:t xml:space="preserve">naar Amsterdam. </w:t>
+        <w:hyperlink r:id="rId9" w:history="1">
+          <w:r>
+            <w:rPr>
+              <w:rStyle w:val="Hyperlink"/>
+            </w:rPr>
+            <w:t xml:space="preserve">naar </w:t>
+          </w:r>
+        </w:hyperlink>
+      </w:r>
+      <w:r>
+        <w:rPr>
+          <w:rFonts w:ascii="Charis SIL Regular" w:hAnsi="Charis SIL Regular" w:eastAsia="Charis SIL Regular"/>
+          <w:b w:val="0"/>
+          <w:i w:val="0"/>
+          <w:color w:val="000000"/>
+          <w:sz w:val="24"/>
+        </w:rPr>
+        <w:t>A</w:t>
+      </w:r>
+      <w:r>
+        <w:rPr>
+          <w:u w:val="single" w:color="0000ff"/>
+          <w:rFonts w:ascii="Charis SIL Regular" w:hAnsi="Charis SIL Regular" w:eastAsia="Charis SIL Regular"/>
+          <w:b w:val="0"/>
+          <w:i w:val="0"/>
+          <w:color w:val="000000"/>
+          <w:sz w:val="24"/>
+        </w:rPr>
+        <w:hyperlink r:id="rId9" w:history="1">
+          <w:r>
+            <w:rPr>
+              <w:rStyle w:val="Hyperlink"/>
+            </w:rPr>
+            <w:t>ms</w:t>
+          </w:r>
+        </w:hyperlink>
+      </w:r>
+      <w:r>
+        <w:rPr>
+          <w:u w:val="single" w:color="0000ff"/>
+          <w:rFonts w:ascii="Charis SIL Regular" w:hAnsi="Charis SIL Regular" w:eastAsia="Charis SIL Regular"/>
+          <w:b w:val="0"/>
+          <w:i w:val="0"/>
+          <w:color w:val="000000"/>
+          <w:sz w:val="24"/>
+        </w:rPr>
+        <w:hyperlink r:id="rId9" w:history="1">
+          <w:r>
+            <w:rPr>
+              <w:rStyle w:val="Hyperlink"/>
+            </w:rPr>
+            <w:t>t</w:t>
+          </w:r>
+        </w:hyperlink>
+      </w:r>
+      <w:r>
+        <w:rPr>
+          <w:u w:val="single" w:color="0000ff"/>
+          <w:rFonts w:ascii="Charis SIL Regular" w:hAnsi="Charis SIL Regular" w:eastAsia="Charis SIL Regular"/>
+          <w:b w:val="0"/>
+          <w:i w:val="0"/>
+          <w:color w:val="000000"/>
+          <w:sz w:val="24"/>
+        </w:rPr>
+        <w:hyperlink r:id="rId9" w:history="1">
+          <w:r>
+            <w:rPr>
+              <w:rStyle w:val="Hyperlink"/>
+            </w:rPr>
+            <w:t>erd</w:t>
+          </w:r>
+        </w:hyperlink>
+      </w:r>
+      <w:r>
+        <w:rPr>
+          <w:rFonts w:ascii="Charis SIL Regular" w:hAnsi="Charis SIL Regular" w:eastAsia="Charis SIL Regular"/>
+          <w:b w:val="0"/>
+          <w:i w:val="0"/>
+          <w:color w:val="000000"/>
+          <w:sz w:val="24"/>
+        </w:rPr>
+        <w:t xml:space="preserve">am. </w:t>
       </w:r>
       <w:r>
         <w:rPr>
@@ -644,13 +726,39 @@
       </w:r>
       <w:r>
         <w:rPr>
+          <w:u w:val="single" w:color="0000ff"/>
           <w:rFonts w:ascii="Charis SIL Regular" w:hAnsi="Charis SIL Regular" w:eastAsia="Charis SIL Regular"/>
           <w:b w:val="0"/>
           <w:i w:val="0"/>
           <w:color w:val="000000"/>
           <w:sz w:val="24"/>
         </w:rPr>
-        <w:t xml:space="preserve"> en </w:t>
+        <w:hyperlink r:id="rId12" w:history="1">
+          <w:r>
+            <w:rPr>
+              <w:rStyle w:val="Hyperlink"/>
+            </w:rPr>
+            <w:t xml:space="preserve"> e</w:t>
+          </w:r>
+        </w:hyperlink>
+      </w:r>
+      <w:r>
+        <w:rPr>
+          <w:u w:val="single" w:color="0000ff"/>
+          <w:rFonts w:ascii="Charis SIL Regular" w:hAnsi="Charis SIL Regular" w:eastAsia="Charis SIL Regular"/>
+          <w:b w:val="0"/>
+          <w:i w:val="0"/>
+          <w:color w:val="000000"/>
+          <w:sz w:val="24"/>
+        </w:rPr>
+        <w:hyperlink r:id="rId12" w:history="1">
+          <w:r>
+            <w:rPr>
+              <w:rStyle w:val="Hyperlink"/>
+            </w:rPr>
+            <w:t xml:space="preserve">n </w:t>
+          </w:r>
+        </w:hyperlink>
       </w:r>
       <w:r>
         <w:rPr>
@@ -823,7 +931,6 @@
           <w:i w:val="0"/>
           <w:color w:val="0000FF"/>
           <w:sz w:val="24"/>
-          <w:u w:val="single"/>
         </w:rPr>
         <w:hyperlink r:id="rId14" w:history="1">
           <w:r>
@@ -1302,7 +1409,7 @@
           <w:sz w:val="24"/>
           <w:u w:val="single"/>
         </w:rPr>
-        <w:hyperlink r:id="rId13" w:history="1">
+        <w:hyperlink r:id="rId18" w:history="1">
           <w:r>
             <w:rPr>
               <w:rStyle w:val="Hyperlink"/>
@@ -2407,46 +2514,18 @@
           <w:color w:val="000000"/>
           <w:sz w:val="24"/>
         </w:rPr>
-        <w:t>zijn h</w:t>
-      </w:r>
-      <w:r>
-        <w:rPr>
-          <w:u w:val="single" w:color="0000ff"/>
-          <w:rFonts w:ascii="Charis SIL Regular" w:hAnsi="Charis SIL Regular" w:eastAsia="Charis SIL Regular"/>
-          <w:b w:val="0"/>
-          <w:i w:val="0"/>
-          <w:color w:val="000000"/>
-          <w:sz w:val="24"/>
+        <w:t xml:space="preserve">zijn handel voort vanuit het stadje </w:t>
+      </w:r>
+      <w:r>
+        <w:rPr>
+          <w:rFonts w:ascii="Charis SIL Regular" w:hAnsi="Charis SIL Regular" w:eastAsia="Charis SIL Regular"/>
+          <w:b w:val="0"/>
+          <w:i w:val="0"/>
+          <w:color w:val="0000FF"/>
+          <w:sz w:val="24"/>
+          <w:u w:val="single"/>
         </w:rPr>
         <w:hyperlink r:id="rId27" w:history="1">
-          <w:r>
-            <w:rPr>
-              <w:rStyle w:val="Hyperlink"/>
-            </w:rPr>
-            <w:t>andel v</w:t>
-          </w:r>
-        </w:hyperlink>
-      </w:r>
-      <w:r>
-        <w:rPr>
-          <w:rFonts w:ascii="Charis SIL Regular" w:hAnsi="Charis SIL Regular" w:eastAsia="Charis SIL Regular"/>
-          <w:b w:val="0"/>
-          <w:i w:val="0"/>
-          <w:color w:val="000000"/>
-          <w:sz w:val="24"/>
-        </w:rPr>
-        <w:t xml:space="preserve">oort vanuit het stadje </w:t>
-      </w:r>
-      <w:r>
-        <w:rPr>
-          <w:rFonts w:ascii="Charis SIL Regular" w:hAnsi="Charis SIL Regular" w:eastAsia="Charis SIL Regular"/>
-          <w:b w:val="0"/>
-          <w:i w:val="0"/>
-          <w:color w:val="0000FF"/>
-          <w:sz w:val="24"/>
-          <w:u w:val="single"/>
-        </w:rPr>
-        <w:hyperlink r:id="rId28" w:history="1">
           <w:r>
             <w:rPr>
               <w:rStyle w:val="Hyperlink"/>
@@ -2495,7 +2574,7 @@
           <w:color w:val="000000"/>
           <w:sz w:val="24"/>
         </w:rPr>
-        <w:hyperlink r:id="rId28" w:history="1">
+        <w:hyperlink r:id="rId27" w:history="1">
           <w:r>
             <w:rPr>
               <w:rStyle w:val="Hyperlink"/>
@@ -2523,7 +2602,7 @@
           <w:sz w:val="24"/>
           <w:u w:val="single"/>
         </w:rPr>
-        <w:hyperlink r:id="rId29" w:history="1">
+        <w:hyperlink r:id="rId28" w:history="1">
           <w:r>
             <w:rPr>
               <w:rStyle w:val="Hyperlink"/>
@@ -2552,7 +2631,7 @@
           <w:sz w:val="24"/>
           <w:u w:val="single"/>
         </w:rPr>
-        <w:hyperlink r:id="rId29" w:history="1">
+        <w:hyperlink r:id="rId28" w:history="1">
           <w:r>
             <w:rPr>
               <w:rStyle w:val="Hyperlink"/>
@@ -2581,7 +2660,7 @@
           <w:sz w:val="24"/>
           <w:u w:val="single"/>
         </w:rPr>
-        <w:hyperlink r:id="rId29" w:history="1">
+        <w:hyperlink r:id="rId28" w:history="1">
           <w:r>
             <w:rPr>
               <w:rStyle w:val="Hyperlink"/>
@@ -2619,7 +2698,7 @@
           <w:color w:val="000000"/>
           <w:sz w:val="24"/>
         </w:rPr>
-        <w:hyperlink r:id="rId29" w:history="1">
+        <w:hyperlink r:id="rId28" w:history="1">
           <w:r>
             <w:rPr>
               <w:rStyle w:val="Hyperlink"/>
@@ -2637,7 +2716,7 @@
           <w:color w:val="000000"/>
           <w:sz w:val="24"/>
         </w:rPr>
-        <w:hyperlink r:id="rId29" w:history="1">
+        <w:hyperlink r:id="rId28" w:history="1">
           <w:r>
             <w:rPr>
               <w:rStyle w:val="Hyperlink"/>
@@ -2655,7 +2734,7 @@
           <w:color w:val="000000"/>
           <w:sz w:val="24"/>
         </w:rPr>
-        <w:hyperlink r:id="rId29" w:history="1">
+        <w:hyperlink r:id="rId28" w:history="1">
           <w:r>
             <w:rPr>
               <w:rStyle w:val="Hyperlink"/>
@@ -2673,7 +2752,7 @@
           <w:color w:val="000000"/>
           <w:sz w:val="24"/>
         </w:rPr>
-        <w:hyperlink r:id="rId29" w:history="1">
+        <w:hyperlink r:id="rId28" w:history="1">
           <w:r>
             <w:rPr>
               <w:rStyle w:val="Hyperlink"/>
@@ -2691,7 +2770,7 @@
           <w:color w:val="000000"/>
           <w:sz w:val="24"/>
         </w:rPr>
-        <w:hyperlink r:id="rId29" w:history="1">
+        <w:hyperlink r:id="rId28" w:history="1">
           <w:r>
             <w:rPr>
               <w:rStyle w:val="Hyperlink"/>
@@ -2729,7 +2808,7 @@
           <w:sz w:val="24"/>
           <w:u w:val="single"/>
         </w:rPr>
-        <w:hyperlink r:id="rId30" w:history="1">
+        <w:hyperlink r:id="rId29" w:history="1">
           <w:r>
             <w:rPr>
               <w:rStyle w:val="Hyperlink"/>
@@ -2797,7 +2876,7 @@
           <w:sz w:val="24"/>
           <w:u w:val="single"/>
         </w:rPr>
-        <w:hyperlink r:id="rId31" w:history="1">
+        <w:hyperlink r:id="rId30" w:history="1">
           <w:r>
             <w:rPr>
               <w:rStyle w:val="Hyperlink"/>
@@ -2826,7 +2905,7 @@
           <w:sz w:val="24"/>
           <w:u w:val="single"/>
         </w:rPr>
-        <w:hyperlink r:id="rId31" w:history="1">
+        <w:hyperlink r:id="rId30" w:history="1">
           <w:r>
             <w:rPr>
               <w:rStyle w:val="Hyperlink"/>
@@ -2855,7 +2934,7 @@
           <w:sz w:val="24"/>
           <w:u w:val="single"/>
         </w:rPr>
-        <w:hyperlink r:id="rId31" w:history="1">
+        <w:hyperlink r:id="rId30" w:history="1">
           <w:r>
             <w:rPr>
               <w:rStyle w:val="Hyperlink"/>
@@ -2884,7 +2963,7 @@
           <w:sz w:val="24"/>
           <w:u w:val="single"/>
         </w:rPr>
-        <w:hyperlink r:id="rId31" w:history="1">
+        <w:hyperlink r:id="rId30" w:history="1">
           <w:r>
             <w:rPr>
               <w:rStyle w:val="Hyperlink"/>
@@ -2913,7 +2992,7 @@
           <w:sz w:val="24"/>
           <w:u w:val="single"/>
         </w:rPr>
-        <w:hyperlink r:id="rId31" w:history="1">
+        <w:hyperlink r:id="rId30" w:history="1">
           <w:r>
             <w:rPr>
               <w:rStyle w:val="Hyperlink"/>
@@ -2942,7 +3021,7 @@
           <w:sz w:val="24"/>
           <w:u w:val="single"/>
         </w:rPr>
-        <w:hyperlink r:id="rId31" w:history="1">
+        <w:hyperlink r:id="rId30" w:history="1">
           <w:r>
             <w:rPr>
               <w:rStyle w:val="Hyperlink"/>
@@ -2971,7 +3050,7 @@
           <w:sz w:val="24"/>
           <w:u w:val="single"/>
         </w:rPr>
-        <w:hyperlink r:id="rId31" w:history="1">
+        <w:hyperlink r:id="rId30" w:history="1">
           <w:r>
             <w:rPr>
               <w:rStyle w:val="Hyperlink"/>
@@ -3009,7 +3088,7 @@
           <w:color w:val="000000"/>
           <w:sz w:val="24"/>
         </w:rPr>
-        <w:hyperlink r:id="rId31" w:history="1">
+        <w:hyperlink r:id="rId30" w:history="1">
           <w:r>
             <w:rPr>
               <w:rStyle w:val="Hyperlink"/>
@@ -3027,7 +3106,7 @@
           <w:color w:val="000000"/>
           <w:sz w:val="24"/>
         </w:rPr>
-        <w:hyperlink r:id="rId31" w:history="1">
+        <w:hyperlink r:id="rId30" w:history="1">
           <w:r>
             <w:rPr>
               <w:rStyle w:val="Hyperlink"/>
@@ -3045,7 +3124,7 @@
           <w:color w:val="000000"/>
           <w:sz w:val="24"/>
         </w:rPr>
-        <w:hyperlink r:id="rId31" w:history="1">
+        <w:hyperlink r:id="rId30" w:history="1">
           <w:r>
             <w:rPr>
               <w:rStyle w:val="Hyperlink"/>
@@ -3063,7 +3142,7 @@
           <w:color w:val="000000"/>
           <w:sz w:val="24"/>
         </w:rPr>
-        <w:hyperlink r:id="rId31" w:history="1">
+        <w:hyperlink r:id="rId30" w:history="1">
           <w:r>
             <w:rPr>
               <w:rStyle w:val="Hyperlink"/>
@@ -3081,7 +3160,7 @@
           <w:color w:val="000000"/>
           <w:sz w:val="24"/>
         </w:rPr>
-        <w:hyperlink r:id="rId31" w:history="1">
+        <w:hyperlink r:id="rId30" w:history="1">
           <w:r>
             <w:rPr>
               <w:rStyle w:val="Hyperlink"/>
@@ -3099,7 +3178,7 @@
           <w:color w:val="000000"/>
           <w:sz w:val="24"/>
         </w:rPr>
-        <w:hyperlink r:id="rId31" w:history="1">
+        <w:hyperlink r:id="rId30" w:history="1">
           <w:r>
             <w:rPr>
               <w:rStyle w:val="Hyperlink"/>
@@ -3117,7 +3196,7 @@
           <w:color w:val="000000"/>
           <w:sz w:val="24"/>
         </w:rPr>
-        <w:hyperlink r:id="rId31" w:history="1">
+        <w:hyperlink r:id="rId30" w:history="1">
           <w:r>
             <w:rPr>
               <w:rStyle w:val="Hyperlink"/>
@@ -3135,7 +3214,7 @@
           <w:color w:val="000000"/>
           <w:sz w:val="24"/>
         </w:rPr>
-        <w:hyperlink r:id="rId31" w:history="1">
+        <w:hyperlink r:id="rId30" w:history="1">
           <w:r>
             <w:rPr>
               <w:rStyle w:val="Hyperlink"/>
@@ -3153,7 +3232,7 @@
           <w:color w:val="000000"/>
           <w:sz w:val="24"/>
         </w:rPr>
-        <w:hyperlink r:id="rId31" w:history="1">
+        <w:hyperlink r:id="rId30" w:history="1">
           <w:r>
             <w:rPr>
               <w:rStyle w:val="Hyperlink"/>
@@ -3171,7 +3250,7 @@
           <w:sz w:val="24"/>
           <w:u w:val="single"/>
         </w:rPr>
-        <w:hyperlink r:id="rId31" w:history="1">
+        <w:hyperlink r:id="rId30" w:history="1">
           <w:r>
             <w:rPr>
               <w:rStyle w:val="Hyperlink"/>
@@ -3189,7 +3268,7 @@
           <w:sz w:val="24"/>
           <w:u w:val="single"/>
         </w:rPr>
-        <w:hyperlink r:id="rId31" w:history="1">
+        <w:hyperlink r:id="rId30" w:history="1">
           <w:r>
             <w:rPr>
               <w:rStyle w:val="Hyperlink"/>
@@ -3207,7 +3286,7 @@
           <w:sz w:val="24"/>
           <w:u w:val="single"/>
         </w:rPr>
-        <w:hyperlink r:id="rId31" w:history="1">
+        <w:hyperlink r:id="rId30" w:history="1">
           <w:r>
             <w:rPr>
               <w:rStyle w:val="Hyperlink"/>
@@ -3236,7 +3315,7 @@
           <w:sz w:val="24"/>
           <w:u w:val="single"/>
         </w:rPr>
-        <w:hyperlink r:id="rId31" w:history="1">
+        <w:hyperlink r:id="rId30" w:history="1">
           <w:r>
             <w:rPr>
               <w:rStyle w:val="Hyperlink"/>
@@ -3265,7 +3344,7 @@
           <w:sz w:val="24"/>
           <w:u w:val="single"/>
         </w:rPr>
-        <w:hyperlink r:id="rId31" w:history="1">
+        <w:hyperlink r:id="rId30" w:history="1">
           <w:r>
             <w:rPr>
               <w:rStyle w:val="Hyperlink"/>
@@ -3283,7 +3362,7 @@
           <w:sz w:val="24"/>
           <w:u w:val="single"/>
         </w:rPr>
-        <w:hyperlink r:id="rId32" w:history="1">
+        <w:hyperlink r:id="rId31" w:history="1">
           <w:r>
             <w:rPr>
               <w:rStyle w:val="Hyperlink"/>
@@ -3321,7 +3400,7 @@
           <w:color w:val="000000"/>
           <w:sz w:val="24"/>
         </w:rPr>
-        <w:hyperlink r:id="rId32" w:history="1">
+        <w:hyperlink r:id="rId31" w:history="1">
           <w:r>
             <w:rPr>
               <w:rStyle w:val="Hyperlink"/>
@@ -3339,7 +3418,7 @@
           <w:color w:val="000000"/>
           <w:sz w:val="24"/>
         </w:rPr>
-        <w:hyperlink r:id="rId32" w:history="1">
+        <w:hyperlink r:id="rId31" w:history="1">
           <w:r>
             <w:rPr>
               <w:rStyle w:val="Hyperlink"/>
@@ -3357,7 +3436,7 @@
           <w:color w:val="000000"/>
           <w:sz w:val="24"/>
         </w:rPr>
-        <w:hyperlink r:id="rId32" w:history="1">
+        <w:hyperlink r:id="rId31" w:history="1">
           <w:r>
             <w:rPr>
               <w:rStyle w:val="Hyperlink"/>
@@ -3464,7 +3543,7 @@
           <w:sz w:val="24"/>
           <w:u w:val="single"/>
         </w:rPr>
-        <w:hyperlink r:id="rId33" w:history="1">
+        <w:hyperlink r:id="rId32" w:history="1">
           <w:r>
             <w:rPr>
               <w:rStyle w:val="Hyperlink"/>
@@ -3493,7 +3572,7 @@
           <w:sz w:val="24"/>
           <w:u w:val="single"/>
         </w:rPr>
-        <w:hyperlink r:id="rId33" w:history="1">
+        <w:hyperlink r:id="rId32" w:history="1">
           <w:r>
             <w:rPr>
               <w:rStyle w:val="Hyperlink"/>
@@ -3522,7 +3601,7 @@
           <w:sz w:val="24"/>
           <w:u w:val="single"/>
         </w:rPr>
-        <w:hyperlink r:id="rId33" w:history="1">
+        <w:hyperlink r:id="rId32" w:history="1">
           <w:r>
             <w:rPr>
               <w:rStyle w:val="Hyperlink"/>
@@ -3550,7 +3629,7 @@
           <w:color w:val="000000"/>
           <w:sz w:val="24"/>
         </w:rPr>
-        <w:hyperlink r:id="rId33" w:history="1">
+        <w:hyperlink r:id="rId32" w:history="1">
           <w:r>
             <w:rPr>
               <w:rStyle w:val="Hyperlink"/>
@@ -3568,7 +3647,7 @@
           <w:color w:val="000000"/>
           <w:sz w:val="24"/>
         </w:rPr>
-        <w:hyperlink r:id="rId33" w:history="1">
+        <w:hyperlink r:id="rId32" w:history="1">
           <w:r>
             <w:rPr>
               <w:rStyle w:val="Hyperlink"/>
@@ -3586,7 +3665,7 @@
           <w:color w:val="000000"/>
           <w:sz w:val="24"/>
         </w:rPr>
-        <w:hyperlink r:id="rId33" w:history="1">
+        <w:hyperlink r:id="rId32" w:history="1">
           <w:r>
             <w:rPr>
               <w:rStyle w:val="Hyperlink"/>
@@ -3604,7 +3683,7 @@
           <w:color w:val="000000"/>
           <w:sz w:val="24"/>
         </w:rPr>
-        <w:hyperlink r:id="rId33" w:history="1">
+        <w:hyperlink r:id="rId32" w:history="1">
           <w:r>
             <w:rPr>
               <w:rStyle w:val="Hyperlink"/>
@@ -3622,7 +3701,7 @@
           <w:color w:val="000000"/>
           <w:sz w:val="24"/>
         </w:rPr>
-        <w:hyperlink r:id="rId33" w:history="1">
+        <w:hyperlink r:id="rId32" w:history="1">
           <w:r>
             <w:rPr>
               <w:rStyle w:val="Hyperlink"/>
@@ -3650,7 +3729,7 @@
           <w:sz w:val="24"/>
           <w:u w:val="single"/>
         </w:rPr>
-        <w:hyperlink r:id="rId34" w:history="1">
+        <w:hyperlink r:id="rId33" w:history="1">
           <w:r>
             <w:rPr>
               <w:rStyle w:val="Hyperlink"/>
@@ -3679,7 +3758,7 @@
           <w:sz w:val="24"/>
           <w:u w:val="single"/>
         </w:rPr>
-        <w:hyperlink r:id="rId34" w:history="1">
+        <w:hyperlink r:id="rId33" w:history="1">
           <w:r>
             <w:rPr>
               <w:rStyle w:val="Hyperlink"/>
@@ -3697,7 +3776,7 @@
           <w:sz w:val="24"/>
           <w:u w:val="single"/>
         </w:rPr>
-        <w:hyperlink r:id="rId34" w:history="1">
+        <w:hyperlink r:id="rId33" w:history="1">
           <w:r>
             <w:rPr>
               <w:rStyle w:val="Hyperlink"/>
@@ -3735,7 +3814,7 @@
           <w:sz w:val="24"/>
           <w:u w:val="single"/>
         </w:rPr>
-        <w:hyperlink r:id="rId35" w:history="1">
+        <w:hyperlink r:id="rId34" w:history="1">
           <w:r>
             <w:rPr>
               <w:rStyle w:val="Hyperlink"/>
@@ -3764,7 +3843,7 @@
           <w:sz w:val="24"/>
           <w:u w:val="single"/>
         </w:rPr>
-        <w:hyperlink r:id="rId35" w:history="1">
+        <w:hyperlink r:id="rId34" w:history="1">
           <w:r>
             <w:rPr>
               <w:rStyle w:val="Hyperlink"/>
@@ -3793,7 +3872,7 @@
           <w:sz w:val="24"/>
           <w:u w:val="single"/>
         </w:rPr>
-        <w:hyperlink r:id="rId35" w:history="1">
+        <w:hyperlink r:id="rId34" w:history="1">
           <w:r>
             <w:rPr>
               <w:rStyle w:val="Hyperlink"/>
@@ -3822,7 +3901,7 @@
           <w:sz w:val="24"/>
           <w:u w:val="single"/>
         </w:rPr>
-        <w:hyperlink r:id="rId35" w:history="1">
+        <w:hyperlink r:id="rId34" w:history="1">
           <w:r>
             <w:rPr>
               <w:rStyle w:val="Hyperlink"/>
@@ -3839,7 +3918,7 @@
           <w:color w:val="0000FF"/>
           <w:sz w:val="24"/>
         </w:rPr>
-        <w:hyperlink r:id="rId35" w:history="1">
+        <w:hyperlink r:id="rId34" w:history="1">
           <w:r>
             <w:rPr>
               <w:rStyle w:val="Hyperlink"/>
@@ -3857,7 +3936,7 @@
           <w:sz w:val="24"/>
           <w:u w:val="single"/>
         </w:rPr>
-        <w:hyperlink r:id="rId35" w:history="1">
+        <w:hyperlink r:id="rId34" w:history="1">
           <w:r>
             <w:rPr>
               <w:rStyle w:val="Hyperlink"/>
@@ -3875,7 +3954,7 @@
           <w:color w:val="000000"/>
           <w:sz w:val="24"/>
         </w:rPr>
-        <w:hyperlink r:id="rId34" w:history="1">
+        <w:hyperlink r:id="rId33" w:history="1">
           <w:r>
             <w:rPr>
               <w:rStyle w:val="Hyperlink"/>
@@ -3893,7 +3972,7 @@
           <w:color w:val="000000"/>
           <w:sz w:val="24"/>
         </w:rPr>
-        <w:hyperlink r:id="rId34" w:history="1">
+        <w:hyperlink r:id="rId33" w:history="1">
           <w:r>
             <w:rPr>
               <w:rStyle w:val="Hyperlink"/>
@@ -3911,7 +3990,7 @@
           <w:color w:val="000000"/>
           <w:sz w:val="24"/>
         </w:rPr>
-        <w:hyperlink r:id="rId34" w:history="1">
+        <w:hyperlink r:id="rId33" w:history="1">
           <w:r>
             <w:rPr>
               <w:rStyle w:val="Hyperlink"/>
@@ -3929,7 +4008,7 @@
           <w:color w:val="000000"/>
           <w:sz w:val="24"/>
         </w:rPr>
-        <w:hyperlink r:id="rId34" w:history="1">
+        <w:hyperlink r:id="rId33" w:history="1">
           <w:r>
             <w:rPr>
               <w:rStyle w:val="Hyperlink"/>
@@ -3967,7 +4046,7 @@
           <w:sz w:val="24"/>
           <w:u w:val="single"/>
         </w:rPr>
-        <w:hyperlink r:id="rId36" w:history="1">
+        <w:hyperlink r:id="rId35" w:history="1">
           <w:r>
             <w:rPr>
               <w:rStyle w:val="Hyperlink"/>
@@ -3985,7 +4064,7 @@
           <w:sz w:val="24"/>
           <w:u w:val="single"/>
         </w:rPr>
-        <w:hyperlink r:id="rId36" w:history="1">
+        <w:hyperlink r:id="rId35" w:history="1">
           <w:r>
             <w:rPr>
               <w:rStyle w:val="Hyperlink"/>
@@ -3996,13 +4075,21 @@
       </w:r>
       <w:r>
         <w:rPr>
+          <w:u w:val="single" w:color="0000ff"/>
           <w:rFonts w:ascii="Charis SIL Regular" w:hAnsi="Charis SIL Regular" w:eastAsia="Charis SIL Regular"/>
           <w:b w:val="0"/>
           <w:i w:val="0"/>
           <w:color w:val="000000"/>
           <w:sz w:val="24"/>
         </w:rPr>
-        <w:t xml:space="preserve"> i</w:t>
+        <w:hyperlink r:id="rId34" w:history="1">
+          <w:r>
+            <w:rPr>
+              <w:rStyle w:val="Hyperlink"/>
+            </w:rPr>
+            <w:t xml:space="preserve"> i</w:t>
+          </w:r>
+        </w:hyperlink>
       </w:r>
       <w:r>
         <w:rPr>
@@ -4013,7 +4100,7 @@
           <w:color w:val="000000"/>
           <w:sz w:val="24"/>
         </w:rPr>
-        <w:hyperlink r:id="rId35" w:history="1">
+        <w:hyperlink r:id="rId34" w:history="1">
           <w:r>
             <w:rPr>
               <w:rStyle w:val="Hyperlink"/>
@@ -4031,7 +4118,7 @@
           <w:color w:val="000000"/>
           <w:sz w:val="24"/>
         </w:rPr>
-        <w:hyperlink r:id="rId35" w:history="1">
+        <w:hyperlink r:id="rId34" w:history="1">
           <w:r>
             <w:rPr>
               <w:rStyle w:val="Hyperlink"/>
@@ -4049,7 +4136,7 @@
           <w:color w:val="000000"/>
           <w:sz w:val="24"/>
         </w:rPr>
-        <w:hyperlink r:id="rId35" w:history="1">
+        <w:hyperlink r:id="rId34" w:history="1">
           <w:r>
             <w:rPr>
               <w:rStyle w:val="Hyperlink"/>
@@ -4067,7 +4154,7 @@
           <w:color w:val="000000"/>
           <w:sz w:val="24"/>
         </w:rPr>
-        <w:hyperlink r:id="rId35" w:history="1">
+        <w:hyperlink r:id="rId34" w:history="1">
           <w:r>
             <w:rPr>
               <w:rStyle w:val="Hyperlink"/>
@@ -4085,7 +4172,7 @@
           <w:color w:val="000000"/>
           <w:sz w:val="24"/>
         </w:rPr>
-        <w:hyperlink r:id="rId35" w:history="1">
+        <w:hyperlink r:id="rId34" w:history="1">
           <w:r>
             <w:rPr>
               <w:rStyle w:val="Hyperlink"/>
@@ -4103,7 +4190,7 @@
           <w:color w:val="000000"/>
           <w:sz w:val="24"/>
         </w:rPr>
-        <w:hyperlink r:id="rId35" w:history="1">
+        <w:hyperlink r:id="rId34" w:history="1">
           <w:r>
             <w:rPr>
               <w:rStyle w:val="Hyperlink"/>
@@ -4163,7 +4250,7 @@
           <w:color w:val="000000"/>
           <w:sz w:val="24"/>
         </w:rPr>
-        <w:hyperlink r:id="rId36" w:history="1">
+        <w:hyperlink r:id="rId35" w:history="1">
           <w:r>
             <w:rPr>
               <w:rStyle w:val="Hyperlink"/>
@@ -4390,7 +4477,7 @@
           <w:sz w:val="24"/>
           <w:u w:val="single"/>
         </w:rPr>
-        <w:hyperlink r:id="rId37" w:history="1">
+        <w:hyperlink r:id="rId36" w:history="1">
           <w:r>
             <w:rPr>
               <w:rStyle w:val="Hyperlink"/>
@@ -4408,7 +4495,7 @@
           <w:sz w:val="24"/>
           <w:u w:val="single"/>
         </w:rPr>
-        <w:hyperlink r:id="rId37" w:history="1">
+        <w:hyperlink r:id="rId36" w:history="1">
           <w:r>
             <w:rPr>
               <w:rStyle w:val="Hyperlink"/>
@@ -4426,7 +4513,7 @@
           <w:sz w:val="24"/>
           <w:u w:val="single"/>
         </w:rPr>
-        <w:hyperlink r:id="rId37" w:history="1">
+        <w:hyperlink r:id="rId36" w:history="1">
           <w:r>
             <w:rPr>
               <w:rStyle w:val="Hyperlink"/>
@@ -4444,7 +4531,7 @@
           <w:sz w:val="24"/>
           <w:u w:val="single"/>
         </w:rPr>
-        <w:hyperlink r:id="rId37" w:history="1">
+        <w:hyperlink r:id="rId36" w:history="1">
           <w:r>
             <w:rPr>
               <w:rStyle w:val="Hyperlink"/>
@@ -4462,7 +4549,7 @@
           <w:sz w:val="24"/>
           <w:u w:val="single"/>
         </w:rPr>
-        <w:hyperlink r:id="rId37" w:history="1">
+        <w:hyperlink r:id="rId36" w:history="1">
           <w:r>
             <w:rPr>
               <w:rStyle w:val="Hyperlink"/>
@@ -4580,7 +4667,7 @@
           <w:sz w:val="24"/>
           <w:u w:val="single"/>
         </w:rPr>
-        <w:hyperlink r:id="rId38" w:history="1">
+        <w:hyperlink r:id="rId37" w:history="1">
           <w:r>
             <w:rPr>
               <w:rStyle w:val="Hyperlink"/>
@@ -4598,7 +4685,7 @@
           <w:sz w:val="24"/>
           <w:u w:val="single"/>
         </w:rPr>
-        <w:hyperlink r:id="rId38" w:history="1">
+        <w:hyperlink r:id="rId37" w:history="1">
           <w:r>
             <w:rPr>
               <w:rStyle w:val="Hyperlink"/>
@@ -4616,7 +4703,7 @@
           <w:sz w:val="24"/>
           <w:u w:val="single"/>
         </w:rPr>
-        <w:hyperlink r:id="rId38" w:history="1">
+        <w:hyperlink r:id="rId37" w:history="1">
           <w:r>
             <w:rPr>
               <w:rStyle w:val="Hyperlink"/>
@@ -4634,7 +4721,7 @@
           <w:sz w:val="24"/>
           <w:u w:val="single"/>
         </w:rPr>
-        <w:hyperlink r:id="rId38" w:history="1">
+        <w:hyperlink r:id="rId37" w:history="1">
           <w:r>
             <w:rPr>
               <w:rStyle w:val="Hyperlink"/>
@@ -4742,7 +4829,7 @@
           <w:sz w:val="24"/>
           <w:u w:val="single"/>
         </w:rPr>
-        <w:hyperlink r:id="rId39" w:history="1">
+        <w:hyperlink r:id="rId38" w:history="1">
           <w:r>
             <w:rPr>
               <w:rStyle w:val="Hyperlink"/>
@@ -4760,7 +4847,7 @@
           <w:sz w:val="24"/>
           <w:u w:val="single"/>
         </w:rPr>
-        <w:hyperlink r:id="rId39" w:history="1">
+        <w:hyperlink r:id="rId38" w:history="1">
           <w:r>
             <w:rPr>
               <w:rStyle w:val="Hyperlink"/>
@@ -4778,7 +4865,7 @@
           <w:sz w:val="24"/>
           <w:u w:val="single"/>
         </w:rPr>
-        <w:hyperlink r:id="rId39" w:history="1">
+        <w:hyperlink r:id="rId38" w:history="1">
           <w:r>
             <w:rPr>
               <w:rStyle w:val="Hyperlink"/>
@@ -4796,7 +4883,7 @@
           <w:sz w:val="24"/>
           <w:u w:val="single"/>
         </w:rPr>
-        <w:hyperlink r:id="rId39" w:history="1">
+        <w:hyperlink r:id="rId38" w:history="1">
           <w:r>
             <w:rPr>
               <w:rStyle w:val="Hyperlink"/>
@@ -4824,7 +4911,7 @@
           <w:sz w:val="24"/>
           <w:u w:val="single"/>
         </w:rPr>
-        <w:hyperlink r:id="rId40" w:history="1">
+        <w:hyperlink r:id="rId39" w:history="1">
           <w:r>
             <w:rPr>
               <w:rStyle w:val="Hyperlink"/>
@@ -4842,7 +4929,7 @@
           <w:sz w:val="24"/>
           <w:u w:val="single"/>
         </w:rPr>
-        <w:hyperlink r:id="rId40" w:history="1">
+        <w:hyperlink r:id="rId39" w:history="1">
           <w:r>
             <w:rPr>
               <w:rStyle w:val="Hyperlink"/>
@@ -4860,7 +4947,7 @@
           <w:sz w:val="24"/>
           <w:u w:val="single"/>
         </w:rPr>
-        <w:hyperlink r:id="rId40" w:history="1">
+        <w:hyperlink r:id="rId39" w:history="1">
           <w:r>
             <w:rPr>
               <w:rStyle w:val="Hyperlink"/>
@@ -4888,7 +4975,7 @@
           <w:sz w:val="24"/>
           <w:u w:val="single"/>
         </w:rPr>
-        <w:hyperlink r:id="rId41" w:history="1">
+        <w:hyperlink r:id="rId40" w:history="1">
           <w:r>
             <w:rPr>
               <w:rStyle w:val="Hyperlink"/>
@@ -4917,7 +5004,7 @@
           <w:sz w:val="24"/>
           <w:u w:val="single"/>
         </w:rPr>
-        <w:hyperlink r:id="rId41" w:history="1">
+        <w:hyperlink r:id="rId40" w:history="1">
           <w:r>
             <w:rPr>
               <w:rStyle w:val="Hyperlink"/>
@@ -4935,7 +5022,7 @@
           <w:sz w:val="24"/>
           <w:u w:val="single"/>
         </w:rPr>
-        <w:hyperlink r:id="rId39" w:history="1">
+        <w:hyperlink r:id="rId40" w:history="1">
           <w:r>
             <w:rPr>
               <w:rStyle w:val="Hyperlink"/>

--- a/EXPORTS/DOCX/published/niveau3/Dutch/KunsthandelVanLier.docx
+++ b/EXPORTS/DOCX/published/niveau3/Dutch/KunsthandelVanLier.docx
@@ -267,6 +267,7 @@
       </w:r>
       <w:r>
         <w:rPr>
+          <w:u w:val="single" w:color="0000ff"/>
           <w:rFonts w:ascii="Charis SIL Regular" w:hAnsi="Charis SIL Regular" w:eastAsia="Charis SIL Regular"/>
           <w:b w:val="0"/>
           <w:i w:val="0"/>
@@ -331,13 +332,24 @@
       </w:r>
       <w:r>
         <w:rPr>
+          <w:u w:val="single" w:color="0000ff"/>
           <w:rFonts w:ascii="Charis SIL Regular" w:hAnsi="Charis SIL Regular" w:eastAsia="Charis SIL Regular"/>
           <w:b w:val="0"/>
           <w:i w:val="0"/>
           <w:color w:val="000000"/>
           <w:sz w:val="24"/>
         </w:rPr>
-        <w:t xml:space="preserve">am. </w:t>
+        <w:t>a</w:t>
+      </w:r>
+      <w:r>
+        <w:rPr>
+          <w:rFonts w:ascii="Charis SIL Regular" w:hAnsi="Charis SIL Regular" w:eastAsia="Charis SIL Regular"/>
+          <w:b w:val="0"/>
+          <w:i w:val="0"/>
+          <w:color w:val="000000"/>
+          <w:sz w:val="24"/>
+        </w:rPr>
+        <w:t xml:space="preserve">m. </w:t>
       </w:r>
       <w:r>
         <w:rPr>
@@ -423,35 +435,7 @@
           <w:color w:val="000000"/>
           <w:sz w:val="24"/>
         </w:rPr>
-        <w:t xml:space="preserve"> hield zich vooral be</w:t>
-      </w:r>
-      <w:r>
-        <w:rPr>
-          <w:u w:val="single" w:color="0000ff"/>
-          <w:rFonts w:ascii="Charis SIL Regular" w:hAnsi="Charis SIL Regular" w:eastAsia="Charis SIL Regular"/>
-          <w:b w:val="0"/>
-          <w:i w:val="0"/>
-          <w:color w:val="000000"/>
-          <w:sz w:val="24"/>
-        </w:rPr>
-        <w:hyperlink r:id="rId10" w:history="1">
-          <w:r>
-            <w:rPr>
-              <w:rStyle w:val="Hyperlink"/>
-            </w:rPr>
-            <w:t>zig m</w:t>
-          </w:r>
-        </w:hyperlink>
-      </w:r>
-      <w:r>
-        <w:rPr>
-          <w:rFonts w:ascii="Charis SIL Regular" w:hAnsi="Charis SIL Regular" w:eastAsia="Charis SIL Regular"/>
-          <w:b w:val="0"/>
-          <w:i w:val="0"/>
-          <w:color w:val="000000"/>
-          <w:sz w:val="24"/>
-        </w:rPr>
-        <w:t xml:space="preserve">et </w:t>
+        <w:t xml:space="preserve"> hield zich vooral bezig met </w:t>
       </w:r>
       <w:r>
         <w:rPr>
@@ -547,118 +531,7 @@
           <w:color w:val="000000"/>
           <w:sz w:val="24"/>
         </w:rPr>
-        <w:t>Van Lier raakte ec</w:t>
-      </w:r>
-      <w:r>
-        <w:rPr>
-          <w:u w:val="single" w:color="0000ff"/>
-          <w:rFonts w:ascii="Charis SIL Regular" w:hAnsi="Charis SIL Regular" w:eastAsia="Charis SIL Regular"/>
-          <w:b w:val="0"/>
-          <w:i w:val="0"/>
-          <w:color w:val="000000"/>
-          <w:sz w:val="24"/>
-        </w:rPr>
-        <w:hyperlink r:id="rId11" w:history="1">
-          <w:r>
-            <w:rPr>
-              <w:rStyle w:val="Hyperlink"/>
-            </w:rPr>
-            <w:t xml:space="preserve">hter ook </w:t>
-          </w:r>
-        </w:hyperlink>
-      </w:r>
-      <w:r>
-        <w:rPr>
-          <w:u w:val="single" w:color="0000ff"/>
-          <w:rFonts w:ascii="Charis SIL Regular" w:hAnsi="Charis SIL Regular" w:eastAsia="Charis SIL Regular"/>
-          <w:b w:val="0"/>
-          <w:i w:val="0"/>
-          <w:color w:val="000000"/>
-          <w:sz w:val="24"/>
-        </w:rPr>
-        <w:hyperlink r:id="rId11" w:history="1">
-          <w:r>
-            <w:rPr>
-              <w:rStyle w:val="Hyperlink"/>
-            </w:rPr>
-            <w:t>g</w:t>
-          </w:r>
-        </w:hyperlink>
-      </w:r>
-      <w:r>
-        <w:rPr>
-          <w:u w:val="single" w:color="0000ff"/>
-          <w:rFonts w:ascii="Charis SIL Regular" w:hAnsi="Charis SIL Regular" w:eastAsia="Charis SIL Regular"/>
-          <w:b w:val="0"/>
-          <w:i w:val="0"/>
-          <w:color w:val="000000"/>
-          <w:sz w:val="24"/>
-        </w:rPr>
-        <w:hyperlink r:id="rId11" w:history="1">
-          <w:r>
-            <w:rPr>
-              <w:rStyle w:val="Hyperlink"/>
-            </w:rPr>
-            <w:t>eïnt</w:t>
-          </w:r>
-        </w:hyperlink>
-      </w:r>
-      <w:r>
-        <w:rPr>
-          <w:u w:val="single" w:color="0000ff"/>
-          <w:rFonts w:ascii="Charis SIL Regular" w:hAnsi="Charis SIL Regular" w:eastAsia="Charis SIL Regular"/>
-          <w:b w:val="0"/>
-          <w:i w:val="0"/>
-          <w:color w:val="000000"/>
-          <w:sz w:val="24"/>
-        </w:rPr>
-        <w:hyperlink r:id="rId11" w:history="1">
-          <w:r>
-            <w:rPr>
-              <w:rStyle w:val="Hyperlink"/>
-            </w:rPr>
-            <w:t>e</w:t>
-          </w:r>
-        </w:hyperlink>
-      </w:r>
-      <w:r>
-        <w:rPr>
-          <w:u w:val="single" w:color="0000ff"/>
-          <w:rFonts w:ascii="Charis SIL Regular" w:hAnsi="Charis SIL Regular" w:eastAsia="Charis SIL Regular"/>
-          <w:b w:val="0"/>
-          <w:i w:val="0"/>
-          <w:color w:val="000000"/>
-          <w:sz w:val="24"/>
-        </w:rPr>
-        <w:hyperlink r:id="rId11" w:history="1">
-          <w:r>
-            <w:rPr>
-              <w:rStyle w:val="Hyperlink"/>
-            </w:rPr>
-            <w:t>res</w:t>
-          </w:r>
-        </w:hyperlink>
-      </w:r>
-      <w:r>
-        <w:rPr>
-          <w:u w:val="single" w:color="0000ff"/>
-          <w:rFonts w:ascii="Charis SIL Regular" w:hAnsi="Charis SIL Regular" w:eastAsia="Charis SIL Regular"/>
-          <w:b w:val="0"/>
-          <w:i w:val="0"/>
-          <w:color w:val="000000"/>
-          <w:sz w:val="24"/>
-        </w:rPr>
-        <w:t>s</w:t>
-      </w:r>
-      <w:r>
-        <w:rPr>
-          <w:rFonts w:ascii="Charis SIL Regular" w:hAnsi="Charis SIL Regular" w:eastAsia="Charis SIL Regular"/>
-          <w:b w:val="0"/>
-          <w:i w:val="0"/>
-          <w:color w:val="000000"/>
-          <w:sz w:val="24"/>
-        </w:rPr>
-        <w:t xml:space="preserve">eerd in </w:t>
+        <w:t xml:space="preserve">Van Lier raakte echter ook geïnteresseerd in </w:t>
       </w:r>
       <w:r>
         <w:rPr>
@@ -696,6 +569,7 @@
           <w:i w:val="0"/>
           <w:color w:val="0000FF"/>
           <w:sz w:val="24"/>
+          <w:u w:val="single"/>
         </w:rPr>
         <w:hyperlink r:id="rId13" w:history="1">
           <w:r>
@@ -733,32 +607,7 @@
           <w:color w:val="000000"/>
           <w:sz w:val="24"/>
         </w:rPr>
-        <w:hyperlink r:id="rId12" w:history="1">
-          <w:r>
-            <w:rPr>
-              <w:rStyle w:val="Hyperlink"/>
-            </w:rPr>
-            <w:t xml:space="preserve"> e</w:t>
-          </w:r>
-        </w:hyperlink>
-      </w:r>
-      <w:r>
-        <w:rPr>
-          <w:u w:val="single" w:color="0000ff"/>
-          <w:rFonts w:ascii="Charis SIL Regular" w:hAnsi="Charis SIL Regular" w:eastAsia="Charis SIL Regular"/>
-          <w:b w:val="0"/>
-          <w:i w:val="0"/>
-          <w:color w:val="000000"/>
-          <w:sz w:val="24"/>
-        </w:rPr>
-        <w:hyperlink r:id="rId12" w:history="1">
-          <w:r>
-            <w:rPr>
-              <w:rStyle w:val="Hyperlink"/>
-            </w:rPr>
-            <w:t xml:space="preserve">n </w:t>
-          </w:r>
-        </w:hyperlink>
+        <w:t xml:space="preserve"> en </w:t>
       </w:r>
       <w:r>
         <w:rPr>
@@ -931,6 +780,7 @@
           <w:i w:val="0"/>
           <w:color w:val="0000FF"/>
           <w:sz w:val="24"/>
+          <w:u w:val="single"/>
         </w:rPr>
         <w:hyperlink r:id="rId14" w:history="1">
           <w:r>
@@ -1409,7 +1259,7 @@
           <w:sz w:val="24"/>
           <w:u w:val="single"/>
         </w:rPr>
-        <w:hyperlink r:id="rId18" w:history="1">
+        <w:hyperlink r:id="rId13" w:history="1">
           <w:r>
             <w:rPr>
               <w:rStyle w:val="Hyperlink"/>
@@ -2348,13 +2198,32 @@
       </w:r>
       <w:r>
         <w:rPr>
+          <w:u w:val="single" w:color="0000ff"/>
           <w:rFonts w:ascii="Charis SIL Regular" w:hAnsi="Charis SIL Regular" w:eastAsia="Charis SIL Regular"/>
           <w:b w:val="0"/>
           <w:i w:val="0"/>
           <w:color w:val="000000"/>
           <w:sz w:val="24"/>
         </w:rPr>
-        <w:t xml:space="preserve">naar </w:t>
+        <w:hyperlink r:id="rId25" w:history="1">
+          <w:r>
+            <w:rPr>
+              <w:rStyle w:val="Hyperlink"/>
+            </w:rPr>
+            <w:t>naar</w:t>
+          </w:r>
+        </w:hyperlink>
+      </w:r>
+      <w:r>
+        <w:rPr>
+          <w:u w:val="single" w:color="0000ff"/>
+          <w:rFonts w:ascii="Charis SIL Regular" w:hAnsi="Charis SIL Regular" w:eastAsia="Charis SIL Regular"/>
+          <w:b w:val="0"/>
+          <w:i w:val="0"/>
+          <w:color w:val="000000"/>
+          <w:sz w:val="24"/>
+        </w:rPr>
+        <w:t xml:space="preserve"> </w:t>
       </w:r>
       <w:r>
         <w:rPr>
@@ -2514,7 +2383,35 @@
           <w:color w:val="000000"/>
           <w:sz w:val="24"/>
         </w:rPr>
-        <w:t xml:space="preserve">zijn handel voort vanuit het stadje </w:t>
+        <w:t>zijn h</w:t>
+      </w:r>
+      <w:r>
+        <w:rPr>
+          <w:u w:val="single" w:color="0000ff"/>
+          <w:rFonts w:ascii="Charis SIL Regular" w:hAnsi="Charis SIL Regular" w:eastAsia="Charis SIL Regular"/>
+          <w:b w:val="0"/>
+          <w:i w:val="0"/>
+          <w:color w:val="000000"/>
+          <w:sz w:val="24"/>
+        </w:rPr>
+        <w:hyperlink r:id="rId27" w:history="1">
+          <w:r>
+            <w:rPr>
+              <w:rStyle w:val="Hyperlink"/>
+            </w:rPr>
+            <w:t>andel v</w:t>
+          </w:r>
+        </w:hyperlink>
+      </w:r>
+      <w:r>
+        <w:rPr>
+          <w:rFonts w:ascii="Charis SIL Regular" w:hAnsi="Charis SIL Regular" w:eastAsia="Charis SIL Regular"/>
+          <w:b w:val="0"/>
+          <w:i w:val="0"/>
+          <w:color w:val="000000"/>
+          <w:sz w:val="24"/>
+        </w:rPr>
+        <w:t xml:space="preserve">oort vanuit het stadje </w:t>
       </w:r>
       <w:r>
         <w:rPr>
@@ -2525,7 +2422,7 @@
           <w:sz w:val="24"/>
           <w:u w:val="single"/>
         </w:rPr>
-        <w:hyperlink r:id="rId27" w:history="1">
+        <w:hyperlink r:id="rId28" w:history="1">
           <w:r>
             <w:rPr>
               <w:rStyle w:val="Hyperlink"/>
@@ -2574,7 +2471,7 @@
           <w:color w:val="000000"/>
           <w:sz w:val="24"/>
         </w:rPr>
-        <w:hyperlink r:id="rId27" w:history="1">
+        <w:hyperlink r:id="rId28" w:history="1">
           <w:r>
             <w:rPr>
               <w:rStyle w:val="Hyperlink"/>
@@ -2602,7 +2499,7 @@
           <w:sz w:val="24"/>
           <w:u w:val="single"/>
         </w:rPr>
-        <w:hyperlink r:id="rId28" w:history="1">
+        <w:hyperlink r:id="rId29" w:history="1">
           <w:r>
             <w:rPr>
               <w:rStyle w:val="Hyperlink"/>
@@ -2631,7 +2528,7 @@
           <w:sz w:val="24"/>
           <w:u w:val="single"/>
         </w:rPr>
-        <w:hyperlink r:id="rId28" w:history="1">
+        <w:hyperlink r:id="rId29" w:history="1">
           <w:r>
             <w:rPr>
               <w:rStyle w:val="Hyperlink"/>
@@ -2660,7 +2557,7 @@
           <w:sz w:val="24"/>
           <w:u w:val="single"/>
         </w:rPr>
-        <w:hyperlink r:id="rId28" w:history="1">
+        <w:hyperlink r:id="rId29" w:history="1">
           <w:r>
             <w:rPr>
               <w:rStyle w:val="Hyperlink"/>
@@ -2698,7 +2595,7 @@
           <w:color w:val="000000"/>
           <w:sz w:val="24"/>
         </w:rPr>
-        <w:hyperlink r:id="rId28" w:history="1">
+        <w:hyperlink r:id="rId29" w:history="1">
           <w:r>
             <w:rPr>
               <w:rStyle w:val="Hyperlink"/>
@@ -2716,7 +2613,7 @@
           <w:color w:val="000000"/>
           <w:sz w:val="24"/>
         </w:rPr>
-        <w:hyperlink r:id="rId28" w:history="1">
+        <w:hyperlink r:id="rId29" w:history="1">
           <w:r>
             <w:rPr>
               <w:rStyle w:val="Hyperlink"/>
@@ -2734,7 +2631,7 @@
           <w:color w:val="000000"/>
           <w:sz w:val="24"/>
         </w:rPr>
-        <w:hyperlink r:id="rId28" w:history="1">
+        <w:hyperlink r:id="rId29" w:history="1">
           <w:r>
             <w:rPr>
               <w:rStyle w:val="Hyperlink"/>
@@ -2752,7 +2649,7 @@
           <w:color w:val="000000"/>
           <w:sz w:val="24"/>
         </w:rPr>
-        <w:hyperlink r:id="rId28" w:history="1">
+        <w:hyperlink r:id="rId29" w:history="1">
           <w:r>
             <w:rPr>
               <w:rStyle w:val="Hyperlink"/>
@@ -2770,7 +2667,7 @@
           <w:color w:val="000000"/>
           <w:sz w:val="24"/>
         </w:rPr>
-        <w:hyperlink r:id="rId28" w:history="1">
+        <w:hyperlink r:id="rId29" w:history="1">
           <w:r>
             <w:rPr>
               <w:rStyle w:val="Hyperlink"/>
@@ -2808,7 +2705,7 @@
           <w:sz w:val="24"/>
           <w:u w:val="single"/>
         </w:rPr>
-        <w:hyperlink r:id="rId29" w:history="1">
+        <w:hyperlink r:id="rId30" w:history="1">
           <w:r>
             <w:rPr>
               <w:rStyle w:val="Hyperlink"/>
@@ -2876,7 +2773,7 @@
           <w:sz w:val="24"/>
           <w:u w:val="single"/>
         </w:rPr>
-        <w:hyperlink r:id="rId30" w:history="1">
+        <w:hyperlink r:id="rId31" w:history="1">
           <w:r>
             <w:rPr>
               <w:rStyle w:val="Hyperlink"/>
@@ -2905,7 +2802,7 @@
           <w:sz w:val="24"/>
           <w:u w:val="single"/>
         </w:rPr>
-        <w:hyperlink r:id="rId30" w:history="1">
+        <w:hyperlink r:id="rId31" w:history="1">
           <w:r>
             <w:rPr>
               <w:rStyle w:val="Hyperlink"/>
@@ -2934,7 +2831,7 @@
           <w:sz w:val="24"/>
           <w:u w:val="single"/>
         </w:rPr>
-        <w:hyperlink r:id="rId30" w:history="1">
+        <w:hyperlink r:id="rId31" w:history="1">
           <w:r>
             <w:rPr>
               <w:rStyle w:val="Hyperlink"/>
@@ -2963,7 +2860,7 @@
           <w:sz w:val="24"/>
           <w:u w:val="single"/>
         </w:rPr>
-        <w:hyperlink r:id="rId30" w:history="1">
+        <w:hyperlink r:id="rId31" w:history="1">
           <w:r>
             <w:rPr>
               <w:rStyle w:val="Hyperlink"/>
@@ -2992,7 +2889,7 @@
           <w:sz w:val="24"/>
           <w:u w:val="single"/>
         </w:rPr>
-        <w:hyperlink r:id="rId30" w:history="1">
+        <w:hyperlink r:id="rId31" w:history="1">
           <w:r>
             <w:rPr>
               <w:rStyle w:val="Hyperlink"/>
@@ -3021,7 +2918,7 @@
           <w:sz w:val="24"/>
           <w:u w:val="single"/>
         </w:rPr>
-        <w:hyperlink r:id="rId30" w:history="1">
+        <w:hyperlink r:id="rId31" w:history="1">
           <w:r>
             <w:rPr>
               <w:rStyle w:val="Hyperlink"/>
@@ -3050,7 +2947,7 @@
           <w:sz w:val="24"/>
           <w:u w:val="single"/>
         </w:rPr>
-        <w:hyperlink r:id="rId30" w:history="1">
+        <w:hyperlink r:id="rId31" w:history="1">
           <w:r>
             <w:rPr>
               <w:rStyle w:val="Hyperlink"/>
@@ -3088,7 +2985,7 @@
           <w:color w:val="000000"/>
           <w:sz w:val="24"/>
         </w:rPr>
-        <w:hyperlink r:id="rId30" w:history="1">
+        <w:hyperlink r:id="rId31" w:history="1">
           <w:r>
             <w:rPr>
               <w:rStyle w:val="Hyperlink"/>
@@ -3106,7 +3003,7 @@
           <w:color w:val="000000"/>
           <w:sz w:val="24"/>
         </w:rPr>
-        <w:hyperlink r:id="rId30" w:history="1">
+        <w:hyperlink r:id="rId31" w:history="1">
           <w:r>
             <w:rPr>
               <w:rStyle w:val="Hyperlink"/>
@@ -3124,7 +3021,7 @@
           <w:color w:val="000000"/>
           <w:sz w:val="24"/>
         </w:rPr>
-        <w:hyperlink r:id="rId30" w:history="1">
+        <w:hyperlink r:id="rId31" w:history="1">
           <w:r>
             <w:rPr>
               <w:rStyle w:val="Hyperlink"/>
@@ -3142,7 +3039,7 @@
           <w:color w:val="000000"/>
           <w:sz w:val="24"/>
         </w:rPr>
-        <w:hyperlink r:id="rId30" w:history="1">
+        <w:hyperlink r:id="rId31" w:history="1">
           <w:r>
             <w:rPr>
               <w:rStyle w:val="Hyperlink"/>
@@ -3160,7 +3057,7 @@
           <w:color w:val="000000"/>
           <w:sz w:val="24"/>
         </w:rPr>
-        <w:hyperlink r:id="rId30" w:history="1">
+        <w:hyperlink r:id="rId31" w:history="1">
           <w:r>
             <w:rPr>
               <w:rStyle w:val="Hyperlink"/>
@@ -3178,7 +3075,7 @@
           <w:color w:val="000000"/>
           <w:sz w:val="24"/>
         </w:rPr>
-        <w:hyperlink r:id="rId30" w:history="1">
+        <w:hyperlink r:id="rId31" w:history="1">
           <w:r>
             <w:rPr>
               <w:rStyle w:val="Hyperlink"/>
@@ -3196,7 +3093,7 @@
           <w:color w:val="000000"/>
           <w:sz w:val="24"/>
         </w:rPr>
-        <w:hyperlink r:id="rId30" w:history="1">
+        <w:hyperlink r:id="rId31" w:history="1">
           <w:r>
             <w:rPr>
               <w:rStyle w:val="Hyperlink"/>
@@ -3214,7 +3111,7 @@
           <w:color w:val="000000"/>
           <w:sz w:val="24"/>
         </w:rPr>
-        <w:hyperlink r:id="rId30" w:history="1">
+        <w:hyperlink r:id="rId31" w:history="1">
           <w:r>
             <w:rPr>
               <w:rStyle w:val="Hyperlink"/>
@@ -3232,7 +3129,7 @@
           <w:color w:val="000000"/>
           <w:sz w:val="24"/>
         </w:rPr>
-        <w:hyperlink r:id="rId30" w:history="1">
+        <w:hyperlink r:id="rId31" w:history="1">
           <w:r>
             <w:rPr>
               <w:rStyle w:val="Hyperlink"/>
@@ -3250,7 +3147,7 @@
           <w:sz w:val="24"/>
           <w:u w:val="single"/>
         </w:rPr>
-        <w:hyperlink r:id="rId30" w:history="1">
+        <w:hyperlink r:id="rId31" w:history="1">
           <w:r>
             <w:rPr>
               <w:rStyle w:val="Hyperlink"/>
@@ -3268,7 +3165,7 @@
           <w:sz w:val="24"/>
           <w:u w:val="single"/>
         </w:rPr>
-        <w:hyperlink r:id="rId30" w:history="1">
+        <w:hyperlink r:id="rId31" w:history="1">
           <w:r>
             <w:rPr>
               <w:rStyle w:val="Hyperlink"/>
@@ -3286,7 +3183,7 @@
           <w:sz w:val="24"/>
           <w:u w:val="single"/>
         </w:rPr>
-        <w:hyperlink r:id="rId30" w:history="1">
+        <w:hyperlink r:id="rId31" w:history="1">
           <w:r>
             <w:rPr>
               <w:rStyle w:val="Hyperlink"/>
@@ -3315,7 +3212,7 @@
           <w:sz w:val="24"/>
           <w:u w:val="single"/>
         </w:rPr>
-        <w:hyperlink r:id="rId30" w:history="1">
+        <w:hyperlink r:id="rId31" w:history="1">
           <w:r>
             <w:rPr>
               <w:rStyle w:val="Hyperlink"/>
@@ -3344,7 +3241,7 @@
           <w:sz w:val="24"/>
           <w:u w:val="single"/>
         </w:rPr>
-        <w:hyperlink r:id="rId30" w:history="1">
+        <w:hyperlink r:id="rId31" w:history="1">
           <w:r>
             <w:rPr>
               <w:rStyle w:val="Hyperlink"/>
@@ -3362,7 +3259,7 @@
           <w:sz w:val="24"/>
           <w:u w:val="single"/>
         </w:rPr>
-        <w:hyperlink r:id="rId31" w:history="1">
+        <w:hyperlink r:id="rId32" w:history="1">
           <w:r>
             <w:rPr>
               <w:rStyle w:val="Hyperlink"/>
@@ -3400,7 +3297,7 @@
           <w:color w:val="000000"/>
           <w:sz w:val="24"/>
         </w:rPr>
-        <w:hyperlink r:id="rId31" w:history="1">
+        <w:hyperlink r:id="rId32" w:history="1">
           <w:r>
             <w:rPr>
               <w:rStyle w:val="Hyperlink"/>
@@ -3418,7 +3315,7 @@
           <w:color w:val="000000"/>
           <w:sz w:val="24"/>
         </w:rPr>
-        <w:hyperlink r:id="rId31" w:history="1">
+        <w:hyperlink r:id="rId32" w:history="1">
           <w:r>
             <w:rPr>
               <w:rStyle w:val="Hyperlink"/>
@@ -3436,7 +3333,7 @@
           <w:color w:val="000000"/>
           <w:sz w:val="24"/>
         </w:rPr>
-        <w:hyperlink r:id="rId31" w:history="1">
+        <w:hyperlink r:id="rId32" w:history="1">
           <w:r>
             <w:rPr>
               <w:rStyle w:val="Hyperlink"/>
@@ -3543,7 +3440,7 @@
           <w:sz w:val="24"/>
           <w:u w:val="single"/>
         </w:rPr>
-        <w:hyperlink r:id="rId32" w:history="1">
+        <w:hyperlink r:id="rId33" w:history="1">
           <w:r>
             <w:rPr>
               <w:rStyle w:val="Hyperlink"/>
@@ -3572,7 +3469,7 @@
           <w:sz w:val="24"/>
           <w:u w:val="single"/>
         </w:rPr>
-        <w:hyperlink r:id="rId32" w:history="1">
+        <w:hyperlink r:id="rId33" w:history="1">
           <w:r>
             <w:rPr>
               <w:rStyle w:val="Hyperlink"/>
@@ -3601,7 +3498,7 @@
           <w:sz w:val="24"/>
           <w:u w:val="single"/>
         </w:rPr>
-        <w:hyperlink r:id="rId32" w:history="1">
+        <w:hyperlink r:id="rId33" w:history="1">
           <w:r>
             <w:rPr>
               <w:rStyle w:val="Hyperlink"/>
@@ -3629,7 +3526,7 @@
           <w:color w:val="000000"/>
           <w:sz w:val="24"/>
         </w:rPr>
-        <w:hyperlink r:id="rId32" w:history="1">
+        <w:hyperlink r:id="rId33" w:history="1">
           <w:r>
             <w:rPr>
               <w:rStyle w:val="Hyperlink"/>
@@ -3647,7 +3544,7 @@
           <w:color w:val="000000"/>
           <w:sz w:val="24"/>
         </w:rPr>
-        <w:hyperlink r:id="rId32" w:history="1">
+        <w:hyperlink r:id="rId33" w:history="1">
           <w:r>
             <w:rPr>
               <w:rStyle w:val="Hyperlink"/>
@@ -3665,7 +3562,7 @@
           <w:color w:val="000000"/>
           <w:sz w:val="24"/>
         </w:rPr>
-        <w:hyperlink r:id="rId32" w:history="1">
+        <w:hyperlink r:id="rId33" w:history="1">
           <w:r>
             <w:rPr>
               <w:rStyle w:val="Hyperlink"/>
@@ -3683,7 +3580,7 @@
           <w:color w:val="000000"/>
           <w:sz w:val="24"/>
         </w:rPr>
-        <w:hyperlink r:id="rId32" w:history="1">
+        <w:hyperlink r:id="rId33" w:history="1">
           <w:r>
             <w:rPr>
               <w:rStyle w:val="Hyperlink"/>
@@ -3701,7 +3598,7 @@
           <w:color w:val="000000"/>
           <w:sz w:val="24"/>
         </w:rPr>
-        <w:hyperlink r:id="rId32" w:history="1">
+        <w:hyperlink r:id="rId33" w:history="1">
           <w:r>
             <w:rPr>
               <w:rStyle w:val="Hyperlink"/>
@@ -3729,7 +3626,7 @@
           <w:sz w:val="24"/>
           <w:u w:val="single"/>
         </w:rPr>
-        <w:hyperlink r:id="rId33" w:history="1">
+        <w:hyperlink r:id="rId34" w:history="1">
           <w:r>
             <w:rPr>
               <w:rStyle w:val="Hyperlink"/>
@@ -3758,7 +3655,7 @@
           <w:sz w:val="24"/>
           <w:u w:val="single"/>
         </w:rPr>
-        <w:hyperlink r:id="rId33" w:history="1">
+        <w:hyperlink r:id="rId34" w:history="1">
           <w:r>
             <w:rPr>
               <w:rStyle w:val="Hyperlink"/>
@@ -3776,7 +3673,7 @@
           <w:sz w:val="24"/>
           <w:u w:val="single"/>
         </w:rPr>
-        <w:hyperlink r:id="rId33" w:history="1">
+        <w:hyperlink r:id="rId34" w:history="1">
           <w:r>
             <w:rPr>
               <w:rStyle w:val="Hyperlink"/>
@@ -3814,7 +3711,7 @@
           <w:sz w:val="24"/>
           <w:u w:val="single"/>
         </w:rPr>
-        <w:hyperlink r:id="rId34" w:history="1">
+        <w:hyperlink r:id="rId35" w:history="1">
           <w:r>
             <w:rPr>
               <w:rStyle w:val="Hyperlink"/>
@@ -3843,7 +3740,7 @@
           <w:sz w:val="24"/>
           <w:u w:val="single"/>
         </w:rPr>
-        <w:hyperlink r:id="rId34" w:history="1">
+        <w:hyperlink r:id="rId35" w:history="1">
           <w:r>
             <w:rPr>
               <w:rStyle w:val="Hyperlink"/>
@@ -3859,73 +3756,8 @@
           <w:i w:val="0"/>
           <w:color w:val="0000FF"/>
           <w:sz w:val="24"/>
-          <w:u w:val="single"/>
-        </w:rPr>
-        <w:t xml:space="preserve"> </w:t>
-      </w:r>
-      <w:r>
-        <w:rPr>
-          <w:rFonts w:ascii="Charis SIL Regular" w:hAnsi="Charis SIL Regular" w:eastAsia="Charis SIL Regular"/>
-          <w:b w:val="0"/>
-          <w:i w:val="0"/>
-          <w:color w:val="0000FF"/>
-          <w:sz w:val="24"/>
-          <w:u w:val="single"/>
-        </w:rPr>
-        <w:hyperlink r:id="rId34" w:history="1">
-          <w:r>
-            <w:rPr>
-              <w:rStyle w:val="Hyperlink"/>
-            </w:rPr>
-            <w:t>de</w:t>
-          </w:r>
-        </w:hyperlink>
-      </w:r>
-      <w:r>
-        <w:rPr>
-          <w:rFonts w:ascii="Charis SIL Regular" w:hAnsi="Charis SIL Regular" w:eastAsia="Charis SIL Regular"/>
-          <w:b w:val="0"/>
-          <w:i w:val="0"/>
-          <w:color w:val="0000FF"/>
-          <w:sz w:val="24"/>
-          <w:u w:val="single"/>
-        </w:rPr>
-        <w:t xml:space="preserve"> </w:t>
-      </w:r>
-      <w:r>
-        <w:rPr>
-          <w:rFonts w:ascii="Charis SIL Regular" w:hAnsi="Charis SIL Regular" w:eastAsia="Charis SIL Regular"/>
-          <w:b w:val="0"/>
-          <w:i w:val="0"/>
-          <w:color w:val="0000FF"/>
-          <w:sz w:val="24"/>
-          <w:u w:val="single"/>
-        </w:rPr>
-        <w:hyperlink r:id="rId34" w:history="1">
-          <w:r>
-            <w:rPr>
-              <w:rStyle w:val="Hyperlink"/>
-            </w:rPr>
-            <w:t>NK-</w:t>
-          </w:r>
-        </w:hyperlink>
-      </w:r>
-      <w:r>
-        <w:rPr>
-          <w:rFonts w:ascii="Charis SIL Regular" w:hAnsi="Charis SIL Regular" w:eastAsia="Charis SIL Regular"/>
-          <w:b w:val="0"/>
-          <w:i w:val="0"/>
-          <w:color w:val="0000FF"/>
-          <w:sz w:val="24"/>
-        </w:rPr>
-        <w:hyperlink r:id="rId34" w:history="1">
-          <w:r>
-            <w:rPr>
-              <w:rStyle w:val="Hyperlink"/>
-            </w:rPr>
-            <w:t>c</w:t>
-          </w:r>
-        </w:hyperlink>
+        </w:rPr>
+        <w:t xml:space="preserve"> de NK-c</w:t>
       </w:r>
       <w:r>
         <w:rPr>
@@ -3954,7 +3786,7 @@
           <w:color w:val="000000"/>
           <w:sz w:val="24"/>
         </w:rPr>
-        <w:hyperlink r:id="rId33" w:history="1">
+        <w:hyperlink r:id="rId34" w:history="1">
           <w:r>
             <w:rPr>
               <w:rStyle w:val="Hyperlink"/>
@@ -3972,7 +3804,7 @@
           <w:color w:val="000000"/>
           <w:sz w:val="24"/>
         </w:rPr>
-        <w:hyperlink r:id="rId33" w:history="1">
+        <w:hyperlink r:id="rId34" w:history="1">
           <w:r>
             <w:rPr>
               <w:rStyle w:val="Hyperlink"/>
@@ -3990,7 +3822,7 @@
           <w:color w:val="000000"/>
           <w:sz w:val="24"/>
         </w:rPr>
-        <w:hyperlink r:id="rId33" w:history="1">
+        <w:hyperlink r:id="rId34" w:history="1">
           <w:r>
             <w:rPr>
               <w:rStyle w:val="Hyperlink"/>
@@ -4008,7 +3840,7 @@
           <w:color w:val="000000"/>
           <w:sz w:val="24"/>
         </w:rPr>
-        <w:hyperlink r:id="rId33" w:history="1">
+        <w:hyperlink r:id="rId34" w:history="1">
           <w:r>
             <w:rPr>
               <w:rStyle w:val="Hyperlink"/>
@@ -4046,7 +3878,7 @@
           <w:sz w:val="24"/>
           <w:u w:val="single"/>
         </w:rPr>
-        <w:hyperlink r:id="rId35" w:history="1">
+        <w:hyperlink r:id="rId36" w:history="1">
           <w:r>
             <w:rPr>
               <w:rStyle w:val="Hyperlink"/>
@@ -4064,7 +3896,7 @@
           <w:sz w:val="24"/>
           <w:u w:val="single"/>
         </w:rPr>
-        <w:hyperlink r:id="rId35" w:history="1">
+        <w:hyperlink r:id="rId36" w:history="1">
           <w:r>
             <w:rPr>
               <w:rStyle w:val="Hyperlink"/>
@@ -4082,7 +3914,7 @@
           <w:color w:val="000000"/>
           <w:sz w:val="24"/>
         </w:rPr>
-        <w:hyperlink r:id="rId34" w:history="1">
+        <w:hyperlink r:id="rId35" w:history="1">
           <w:r>
             <w:rPr>
               <w:rStyle w:val="Hyperlink"/>
@@ -4100,7 +3932,7 @@
           <w:color w:val="000000"/>
           <w:sz w:val="24"/>
         </w:rPr>
-        <w:hyperlink r:id="rId34" w:history="1">
+        <w:hyperlink r:id="rId35" w:history="1">
           <w:r>
             <w:rPr>
               <w:rStyle w:val="Hyperlink"/>
@@ -4118,7 +3950,7 @@
           <w:color w:val="000000"/>
           <w:sz w:val="24"/>
         </w:rPr>
-        <w:hyperlink r:id="rId34" w:history="1">
+        <w:hyperlink r:id="rId35" w:history="1">
           <w:r>
             <w:rPr>
               <w:rStyle w:val="Hyperlink"/>
@@ -4136,7 +3968,7 @@
           <w:color w:val="000000"/>
           <w:sz w:val="24"/>
         </w:rPr>
-        <w:hyperlink r:id="rId34" w:history="1">
+        <w:hyperlink r:id="rId35" w:history="1">
           <w:r>
             <w:rPr>
               <w:rStyle w:val="Hyperlink"/>
@@ -4154,7 +3986,7 @@
           <w:color w:val="000000"/>
           <w:sz w:val="24"/>
         </w:rPr>
-        <w:hyperlink r:id="rId34" w:history="1">
+        <w:hyperlink r:id="rId35" w:history="1">
           <w:r>
             <w:rPr>
               <w:rStyle w:val="Hyperlink"/>
@@ -4172,7 +4004,7 @@
           <w:color w:val="000000"/>
           <w:sz w:val="24"/>
         </w:rPr>
-        <w:hyperlink r:id="rId34" w:history="1">
+        <w:hyperlink r:id="rId35" w:history="1">
           <w:r>
             <w:rPr>
               <w:rStyle w:val="Hyperlink"/>
@@ -4190,7 +4022,7 @@
           <w:color w:val="000000"/>
           <w:sz w:val="24"/>
         </w:rPr>
-        <w:hyperlink r:id="rId34" w:history="1">
+        <w:hyperlink r:id="rId35" w:history="1">
           <w:r>
             <w:rPr>
               <w:rStyle w:val="Hyperlink"/>
@@ -4250,7 +4082,7 @@
           <w:color w:val="000000"/>
           <w:sz w:val="24"/>
         </w:rPr>
-        <w:hyperlink r:id="rId35" w:history="1">
+        <w:hyperlink r:id="rId36" w:history="1">
           <w:r>
             <w:rPr>
               <w:rStyle w:val="Hyperlink"/>
@@ -4477,7 +4309,7 @@
           <w:sz w:val="24"/>
           <w:u w:val="single"/>
         </w:rPr>
-        <w:hyperlink r:id="rId36" w:history="1">
+        <w:hyperlink r:id="rId37" w:history="1">
           <w:r>
             <w:rPr>
               <w:rStyle w:val="Hyperlink"/>
@@ -4495,7 +4327,7 @@
           <w:sz w:val="24"/>
           <w:u w:val="single"/>
         </w:rPr>
-        <w:hyperlink r:id="rId36" w:history="1">
+        <w:hyperlink r:id="rId37" w:history="1">
           <w:r>
             <w:rPr>
               <w:rStyle w:val="Hyperlink"/>
@@ -4513,7 +4345,7 @@
           <w:sz w:val="24"/>
           <w:u w:val="single"/>
         </w:rPr>
-        <w:hyperlink r:id="rId36" w:history="1">
+        <w:hyperlink r:id="rId37" w:history="1">
           <w:r>
             <w:rPr>
               <w:rStyle w:val="Hyperlink"/>
@@ -4531,7 +4363,7 @@
           <w:sz w:val="24"/>
           <w:u w:val="single"/>
         </w:rPr>
-        <w:hyperlink r:id="rId36" w:history="1">
+        <w:hyperlink r:id="rId37" w:history="1">
           <w:r>
             <w:rPr>
               <w:rStyle w:val="Hyperlink"/>
@@ -4549,7 +4381,7 @@
           <w:sz w:val="24"/>
           <w:u w:val="single"/>
         </w:rPr>
-        <w:hyperlink r:id="rId36" w:history="1">
+        <w:hyperlink r:id="rId37" w:history="1">
           <w:r>
             <w:rPr>
               <w:rStyle w:val="Hyperlink"/>
@@ -4667,7 +4499,7 @@
           <w:sz w:val="24"/>
           <w:u w:val="single"/>
         </w:rPr>
-        <w:hyperlink r:id="rId37" w:history="1">
+        <w:hyperlink r:id="rId38" w:history="1">
           <w:r>
             <w:rPr>
               <w:rStyle w:val="Hyperlink"/>
@@ -4685,7 +4517,7 @@
           <w:sz w:val="24"/>
           <w:u w:val="single"/>
         </w:rPr>
-        <w:hyperlink r:id="rId37" w:history="1">
+        <w:hyperlink r:id="rId38" w:history="1">
           <w:r>
             <w:rPr>
               <w:rStyle w:val="Hyperlink"/>
@@ -4703,7 +4535,7 @@
           <w:sz w:val="24"/>
           <w:u w:val="single"/>
         </w:rPr>
-        <w:hyperlink r:id="rId37" w:history="1">
+        <w:hyperlink r:id="rId38" w:history="1">
           <w:r>
             <w:rPr>
               <w:rStyle w:val="Hyperlink"/>
@@ -4721,7 +4553,7 @@
           <w:sz w:val="24"/>
           <w:u w:val="single"/>
         </w:rPr>
-        <w:hyperlink r:id="rId37" w:history="1">
+        <w:hyperlink r:id="rId38" w:history="1">
           <w:r>
             <w:rPr>
               <w:rStyle w:val="Hyperlink"/>
@@ -4829,7 +4661,7 @@
           <w:sz w:val="24"/>
           <w:u w:val="single"/>
         </w:rPr>
-        <w:hyperlink r:id="rId38" w:history="1">
+        <w:hyperlink r:id="rId39" w:history="1">
           <w:r>
             <w:rPr>
               <w:rStyle w:val="Hyperlink"/>
@@ -4847,7 +4679,7 @@
           <w:sz w:val="24"/>
           <w:u w:val="single"/>
         </w:rPr>
-        <w:hyperlink r:id="rId38" w:history="1">
+        <w:hyperlink r:id="rId39" w:history="1">
           <w:r>
             <w:rPr>
               <w:rStyle w:val="Hyperlink"/>
@@ -4865,7 +4697,7 @@
           <w:sz w:val="24"/>
           <w:u w:val="single"/>
         </w:rPr>
-        <w:hyperlink r:id="rId38" w:history="1">
+        <w:hyperlink r:id="rId39" w:history="1">
           <w:r>
             <w:rPr>
               <w:rStyle w:val="Hyperlink"/>
@@ -4883,7 +4715,7 @@
           <w:sz w:val="24"/>
           <w:u w:val="single"/>
         </w:rPr>
-        <w:hyperlink r:id="rId38" w:history="1">
+        <w:hyperlink r:id="rId39" w:history="1">
           <w:r>
             <w:rPr>
               <w:rStyle w:val="Hyperlink"/>
@@ -4911,7 +4743,7 @@
           <w:sz w:val="24"/>
           <w:u w:val="single"/>
         </w:rPr>
-        <w:hyperlink r:id="rId39" w:history="1">
+        <w:hyperlink r:id="rId40" w:history="1">
           <w:r>
             <w:rPr>
               <w:rStyle w:val="Hyperlink"/>
@@ -4958,13 +4790,21 @@
       </w:r>
       <w:r>
         <w:rPr>
+          <w:u w:val="single" w:color="0000ff"/>
           <w:rFonts w:ascii="Charis SIL Regular" w:hAnsi="Charis SIL Regular" w:eastAsia="Charis SIL Regular"/>
           <w:b w:val="0"/>
           <w:i w:val="0"/>
           <w:color w:val="000000"/>
           <w:sz w:val="24"/>
         </w:rPr>
-        <w:t xml:space="preserve">, </w:t>
+        <w:hyperlink r:id="rId39" w:history="1">
+          <w:r>
+            <w:rPr>
+              <w:rStyle w:val="Hyperlink"/>
+            </w:rPr>
+            <w:t xml:space="preserve">, </w:t>
+          </w:r>
+        </w:hyperlink>
       </w:r>
       <w:r>
         <w:rPr>
@@ -4975,7 +4815,7 @@
           <w:sz w:val="24"/>
           <w:u w:val="single"/>
         </w:rPr>
-        <w:hyperlink r:id="rId40" w:history="1">
+        <w:hyperlink r:id="rId39" w:history="1">
           <w:r>
             <w:rPr>
               <w:rStyle w:val="Hyperlink"/>
@@ -5004,7 +4844,7 @@
           <w:sz w:val="24"/>
           <w:u w:val="single"/>
         </w:rPr>
-        <w:hyperlink r:id="rId40" w:history="1">
+        <w:hyperlink r:id="rId41" w:history="1">
           <w:r>
             <w:rPr>
               <w:rStyle w:val="Hyperlink"/>
@@ -5022,7 +4862,7 @@
           <w:sz w:val="24"/>
           <w:u w:val="single"/>
         </w:rPr>
-        <w:hyperlink r:id="rId40" w:history="1">
+        <w:hyperlink r:id="rId41" w:history="1">
           <w:r>
             <w:rPr>
               <w:rStyle w:val="Hyperlink"/>

--- a/EXPORTS/DOCX/published/niveau3/Dutch/KunsthandelVanLier.docx
+++ b/EXPORTS/DOCX/published/niveau3/Dutch/KunsthandelVanLier.docx
@@ -249,107 +249,13 @@
       </w:r>
       <w:r>
         <w:rPr>
-          <w:u w:val="single" w:color="0000ff"/>
           <w:rFonts w:ascii="Charis SIL Regular" w:hAnsi="Charis SIL Regular" w:eastAsia="Charis SIL Regular"/>
           <w:b w:val="0"/>
           <w:i w:val="0"/>
           <w:color w:val="000000"/>
           <w:sz w:val="24"/>
         </w:rPr>
-        <w:hyperlink r:id="rId9" w:history="1">
-          <w:r>
-            <w:rPr>
-              <w:rStyle w:val="Hyperlink"/>
-            </w:rPr>
-            <w:t xml:space="preserve">naar </w:t>
-          </w:r>
-        </w:hyperlink>
-      </w:r>
-      <w:r>
-        <w:rPr>
-          <w:u w:val="single" w:color="0000ff"/>
-          <w:rFonts w:ascii="Charis SIL Regular" w:hAnsi="Charis SIL Regular" w:eastAsia="Charis SIL Regular"/>
-          <w:b w:val="0"/>
-          <w:i w:val="0"/>
-          <w:color w:val="000000"/>
-          <w:sz w:val="24"/>
-        </w:rPr>
-        <w:t>A</w:t>
-      </w:r>
-      <w:r>
-        <w:rPr>
-          <w:u w:val="single" w:color="0000ff"/>
-          <w:rFonts w:ascii="Charis SIL Regular" w:hAnsi="Charis SIL Regular" w:eastAsia="Charis SIL Regular"/>
-          <w:b w:val="0"/>
-          <w:i w:val="0"/>
-          <w:color w:val="000000"/>
-          <w:sz w:val="24"/>
-        </w:rPr>
-        <w:hyperlink r:id="rId9" w:history="1">
-          <w:r>
-            <w:rPr>
-              <w:rStyle w:val="Hyperlink"/>
-            </w:rPr>
-            <w:t>ms</w:t>
-          </w:r>
-        </w:hyperlink>
-      </w:r>
-      <w:r>
-        <w:rPr>
-          <w:u w:val="single" w:color="0000ff"/>
-          <w:rFonts w:ascii="Charis SIL Regular" w:hAnsi="Charis SIL Regular" w:eastAsia="Charis SIL Regular"/>
-          <w:b w:val="0"/>
-          <w:i w:val="0"/>
-          <w:color w:val="000000"/>
-          <w:sz w:val="24"/>
-        </w:rPr>
-        <w:hyperlink r:id="rId9" w:history="1">
-          <w:r>
-            <w:rPr>
-              <w:rStyle w:val="Hyperlink"/>
-            </w:rPr>
-            <w:t>t</w:t>
-          </w:r>
-        </w:hyperlink>
-      </w:r>
-      <w:r>
-        <w:rPr>
-          <w:u w:val="single" w:color="0000ff"/>
-          <w:rFonts w:ascii="Charis SIL Regular" w:hAnsi="Charis SIL Regular" w:eastAsia="Charis SIL Regular"/>
-          <w:b w:val="0"/>
-          <w:i w:val="0"/>
-          <w:color w:val="000000"/>
-          <w:sz w:val="24"/>
-        </w:rPr>
-        <w:hyperlink r:id="rId9" w:history="1">
-          <w:r>
-            <w:rPr>
-              <w:rStyle w:val="Hyperlink"/>
-            </w:rPr>
-            <w:t>erd</w:t>
-          </w:r>
-        </w:hyperlink>
-      </w:r>
-      <w:r>
-        <w:rPr>
-          <w:u w:val="single" w:color="0000ff"/>
-          <w:rFonts w:ascii="Charis SIL Regular" w:hAnsi="Charis SIL Regular" w:eastAsia="Charis SIL Regular"/>
-          <w:b w:val="0"/>
-          <w:i w:val="0"/>
-          <w:color w:val="000000"/>
-          <w:sz w:val="24"/>
-        </w:rPr>
-        <w:t>a</w:t>
-      </w:r>
-      <w:r>
-        <w:rPr>
-          <w:rFonts w:ascii="Charis SIL Regular" w:hAnsi="Charis SIL Regular" w:eastAsia="Charis SIL Regular"/>
-          <w:b w:val="0"/>
-          <w:i w:val="0"/>
-          <w:color w:val="000000"/>
-          <w:sz w:val="24"/>
-        </w:rPr>
-        <w:t xml:space="preserve">m. </w:t>
+        <w:t xml:space="preserve">naar Amsterdam. </w:t>
       </w:r>
       <w:r>
         <w:rPr>
@@ -435,7 +341,35 @@
           <w:color w:val="000000"/>
           <w:sz w:val="24"/>
         </w:rPr>
-        <w:t xml:space="preserve"> hield zich vooral bezig met </w:t>
+        <w:t xml:space="preserve"> hield zich vooral be</w:t>
+      </w:r>
+      <w:r>
+        <w:rPr>
+          <w:u w:val="single" w:color="0000ff"/>
+          <w:rFonts w:ascii="Charis SIL Regular" w:hAnsi="Charis SIL Regular" w:eastAsia="Charis SIL Regular"/>
+          <w:b w:val="0"/>
+          <w:i w:val="0"/>
+          <w:color w:val="000000"/>
+          <w:sz w:val="24"/>
+        </w:rPr>
+        <w:hyperlink r:id="rId10" w:history="1">
+          <w:r>
+            <w:rPr>
+              <w:rStyle w:val="Hyperlink"/>
+            </w:rPr>
+            <w:t>zig m</w:t>
+          </w:r>
+        </w:hyperlink>
+      </w:r>
+      <w:r>
+        <w:rPr>
+          <w:rFonts w:ascii="Charis SIL Regular" w:hAnsi="Charis SIL Regular" w:eastAsia="Charis SIL Regular"/>
+          <w:b w:val="0"/>
+          <w:i w:val="0"/>
+          <w:color w:val="000000"/>
+          <w:sz w:val="24"/>
+        </w:rPr>
+        <w:t xml:space="preserve">et </w:t>
       </w:r>
       <w:r>
         <w:rPr>
@@ -531,7 +465,118 @@
           <w:color w:val="000000"/>
           <w:sz w:val="24"/>
         </w:rPr>
-        <w:t xml:space="preserve">Van Lier raakte echter ook geïnteresseerd in </w:t>
+        <w:t>Van Lier raakte ec</w:t>
+      </w:r>
+      <w:r>
+        <w:rPr>
+          <w:u w:val="single" w:color="0000ff"/>
+          <w:rFonts w:ascii="Charis SIL Regular" w:hAnsi="Charis SIL Regular" w:eastAsia="Charis SIL Regular"/>
+          <w:b w:val="0"/>
+          <w:i w:val="0"/>
+          <w:color w:val="000000"/>
+          <w:sz w:val="24"/>
+        </w:rPr>
+        <w:hyperlink r:id="rId11" w:history="1">
+          <w:r>
+            <w:rPr>
+              <w:rStyle w:val="Hyperlink"/>
+            </w:rPr>
+            <w:t xml:space="preserve">hter ook </w:t>
+          </w:r>
+        </w:hyperlink>
+      </w:r>
+      <w:r>
+        <w:rPr>
+          <w:u w:val="single" w:color="0000ff"/>
+          <w:rFonts w:ascii="Charis SIL Regular" w:hAnsi="Charis SIL Regular" w:eastAsia="Charis SIL Regular"/>
+          <w:b w:val="0"/>
+          <w:i w:val="0"/>
+          <w:color w:val="000000"/>
+          <w:sz w:val="24"/>
+        </w:rPr>
+        <w:hyperlink r:id="rId11" w:history="1">
+          <w:r>
+            <w:rPr>
+              <w:rStyle w:val="Hyperlink"/>
+            </w:rPr>
+            <w:t>g</w:t>
+          </w:r>
+        </w:hyperlink>
+      </w:r>
+      <w:r>
+        <w:rPr>
+          <w:u w:val="single" w:color="0000ff"/>
+          <w:rFonts w:ascii="Charis SIL Regular" w:hAnsi="Charis SIL Regular" w:eastAsia="Charis SIL Regular"/>
+          <w:b w:val="0"/>
+          <w:i w:val="0"/>
+          <w:color w:val="000000"/>
+          <w:sz w:val="24"/>
+        </w:rPr>
+        <w:hyperlink r:id="rId11" w:history="1">
+          <w:r>
+            <w:rPr>
+              <w:rStyle w:val="Hyperlink"/>
+            </w:rPr>
+            <w:t>eïnt</w:t>
+          </w:r>
+        </w:hyperlink>
+      </w:r>
+      <w:r>
+        <w:rPr>
+          <w:u w:val="single" w:color="0000ff"/>
+          <w:rFonts w:ascii="Charis SIL Regular" w:hAnsi="Charis SIL Regular" w:eastAsia="Charis SIL Regular"/>
+          <w:b w:val="0"/>
+          <w:i w:val="0"/>
+          <w:color w:val="000000"/>
+          <w:sz w:val="24"/>
+        </w:rPr>
+        <w:hyperlink r:id="rId11" w:history="1">
+          <w:r>
+            <w:rPr>
+              <w:rStyle w:val="Hyperlink"/>
+            </w:rPr>
+            <w:t>e</w:t>
+          </w:r>
+        </w:hyperlink>
+      </w:r>
+      <w:r>
+        <w:rPr>
+          <w:u w:val="single" w:color="0000ff"/>
+          <w:rFonts w:ascii="Charis SIL Regular" w:hAnsi="Charis SIL Regular" w:eastAsia="Charis SIL Regular"/>
+          <w:b w:val="0"/>
+          <w:i w:val="0"/>
+          <w:color w:val="000000"/>
+          <w:sz w:val="24"/>
+        </w:rPr>
+        <w:hyperlink r:id="rId11" w:history="1">
+          <w:r>
+            <w:rPr>
+              <w:rStyle w:val="Hyperlink"/>
+            </w:rPr>
+            <w:t>res</w:t>
+          </w:r>
+        </w:hyperlink>
+      </w:r>
+      <w:r>
+        <w:rPr>
+          <w:u w:val="single" w:color="0000ff"/>
+          <w:rFonts w:ascii="Charis SIL Regular" w:hAnsi="Charis SIL Regular" w:eastAsia="Charis SIL Regular"/>
+          <w:b w:val="0"/>
+          <w:i w:val="0"/>
+          <w:color w:val="000000"/>
+          <w:sz w:val="24"/>
+        </w:rPr>
+        <w:t>s</w:t>
+      </w:r>
+      <w:r>
+        <w:rPr>
+          <w:rFonts w:ascii="Charis SIL Regular" w:hAnsi="Charis SIL Regular" w:eastAsia="Charis SIL Regular"/>
+          <w:b w:val="0"/>
+          <w:i w:val="0"/>
+          <w:color w:val="000000"/>
+          <w:sz w:val="24"/>
+        </w:rPr>
+        <w:t xml:space="preserve">eerd in </w:t>
       </w:r>
       <w:r>
         <w:rPr>
@@ -589,7 +634,7 @@
           <w:sz w:val="24"/>
           <w:u w:val="single"/>
         </w:rPr>
-        <w:hyperlink r:id="rId12" w:history="1">
+        <w:hyperlink r:id="rId13" w:history="1">
           <w:r>
             <w:rPr>
               <w:rStyle w:val="Hyperlink"/>
@@ -607,7 +652,32 @@
           <w:color w:val="000000"/>
           <w:sz w:val="24"/>
         </w:rPr>
-        <w:t xml:space="preserve"> en </w:t>
+        <w:hyperlink r:id="rId12" w:history="1">
+          <w:r>
+            <w:rPr>
+              <w:rStyle w:val="Hyperlink"/>
+            </w:rPr>
+            <w:t xml:space="preserve"> e</w:t>
+          </w:r>
+        </w:hyperlink>
+      </w:r>
+      <w:r>
+        <w:rPr>
+          <w:u w:val="single" w:color="0000ff"/>
+          <w:rFonts w:ascii="Charis SIL Regular" w:hAnsi="Charis SIL Regular" w:eastAsia="Charis SIL Regular"/>
+          <w:b w:val="0"/>
+          <w:i w:val="0"/>
+          <w:color w:val="000000"/>
+          <w:sz w:val="24"/>
+        </w:rPr>
+        <w:hyperlink r:id="rId12" w:history="1">
+          <w:r>
+            <w:rPr>
+              <w:rStyle w:val="Hyperlink"/>
+            </w:rPr>
+            <w:t xml:space="preserve">n </w:t>
+          </w:r>
+        </w:hyperlink>
       </w:r>
       <w:r>
         <w:rPr>
@@ -780,7 +850,6 @@
           <w:i w:val="0"/>
           <w:color w:val="0000FF"/>
           <w:sz w:val="24"/>
-          <w:u w:val="single"/>
         </w:rPr>
         <w:hyperlink r:id="rId14" w:history="1">
           <w:r>
@@ -2383,46 +2452,18 @@
           <w:color w:val="000000"/>
           <w:sz w:val="24"/>
         </w:rPr>
-        <w:t>zijn h</w:t>
-      </w:r>
-      <w:r>
-        <w:rPr>
-          <w:u w:val="single" w:color="0000ff"/>
-          <w:rFonts w:ascii="Charis SIL Regular" w:hAnsi="Charis SIL Regular" w:eastAsia="Charis SIL Regular"/>
-          <w:b w:val="0"/>
-          <w:i w:val="0"/>
-          <w:color w:val="000000"/>
-          <w:sz w:val="24"/>
+        <w:t xml:space="preserve">zijn handel voort vanuit het stadje </w:t>
+      </w:r>
+      <w:r>
+        <w:rPr>
+          <w:rFonts w:ascii="Charis SIL Regular" w:hAnsi="Charis SIL Regular" w:eastAsia="Charis SIL Regular"/>
+          <w:b w:val="0"/>
+          <w:i w:val="0"/>
+          <w:color w:val="0000FF"/>
+          <w:sz w:val="24"/>
+          <w:u w:val="single"/>
         </w:rPr>
         <w:hyperlink r:id="rId27" w:history="1">
-          <w:r>
-            <w:rPr>
-              <w:rStyle w:val="Hyperlink"/>
-            </w:rPr>
-            <w:t>andel v</w:t>
-          </w:r>
-        </w:hyperlink>
-      </w:r>
-      <w:r>
-        <w:rPr>
-          <w:rFonts w:ascii="Charis SIL Regular" w:hAnsi="Charis SIL Regular" w:eastAsia="Charis SIL Regular"/>
-          <w:b w:val="0"/>
-          <w:i w:val="0"/>
-          <w:color w:val="000000"/>
-          <w:sz w:val="24"/>
-        </w:rPr>
-        <w:t xml:space="preserve">oort vanuit het stadje </w:t>
-      </w:r>
-      <w:r>
-        <w:rPr>
-          <w:rFonts w:ascii="Charis SIL Regular" w:hAnsi="Charis SIL Regular" w:eastAsia="Charis SIL Regular"/>
-          <w:b w:val="0"/>
-          <w:i w:val="0"/>
-          <w:color w:val="0000FF"/>
-          <w:sz w:val="24"/>
-          <w:u w:val="single"/>
-        </w:rPr>
-        <w:hyperlink r:id="rId28" w:history="1">
           <w:r>
             <w:rPr>
               <w:rStyle w:val="Hyperlink"/>
@@ -2471,7 +2512,7 @@
           <w:color w:val="000000"/>
           <w:sz w:val="24"/>
         </w:rPr>
-        <w:hyperlink r:id="rId28" w:history="1">
+        <w:hyperlink r:id="rId27" w:history="1">
           <w:r>
             <w:rPr>
               <w:rStyle w:val="Hyperlink"/>
@@ -2499,7 +2540,7 @@
           <w:sz w:val="24"/>
           <w:u w:val="single"/>
         </w:rPr>
-        <w:hyperlink r:id="rId29" w:history="1">
+        <w:hyperlink r:id="rId28" w:history="1">
           <w:r>
             <w:rPr>
               <w:rStyle w:val="Hyperlink"/>
@@ -2528,7 +2569,7 @@
           <w:sz w:val="24"/>
           <w:u w:val="single"/>
         </w:rPr>
-        <w:hyperlink r:id="rId29" w:history="1">
+        <w:hyperlink r:id="rId28" w:history="1">
           <w:r>
             <w:rPr>
               <w:rStyle w:val="Hyperlink"/>
@@ -2557,7 +2598,7 @@
           <w:sz w:val="24"/>
           <w:u w:val="single"/>
         </w:rPr>
-        <w:hyperlink r:id="rId29" w:history="1">
+        <w:hyperlink r:id="rId28" w:history="1">
           <w:r>
             <w:rPr>
               <w:rStyle w:val="Hyperlink"/>
@@ -2595,7 +2636,7 @@
           <w:color w:val="000000"/>
           <w:sz w:val="24"/>
         </w:rPr>
-        <w:hyperlink r:id="rId29" w:history="1">
+        <w:hyperlink r:id="rId28" w:history="1">
           <w:r>
             <w:rPr>
               <w:rStyle w:val="Hyperlink"/>
@@ -2613,7 +2654,7 @@
           <w:color w:val="000000"/>
           <w:sz w:val="24"/>
         </w:rPr>
-        <w:hyperlink r:id="rId29" w:history="1">
+        <w:hyperlink r:id="rId28" w:history="1">
           <w:r>
             <w:rPr>
               <w:rStyle w:val="Hyperlink"/>
@@ -2631,7 +2672,7 @@
           <w:color w:val="000000"/>
           <w:sz w:val="24"/>
         </w:rPr>
-        <w:hyperlink r:id="rId29" w:history="1">
+        <w:hyperlink r:id="rId28" w:history="1">
           <w:r>
             <w:rPr>
               <w:rStyle w:val="Hyperlink"/>
@@ -2649,7 +2690,7 @@
           <w:color w:val="000000"/>
           <w:sz w:val="24"/>
         </w:rPr>
-        <w:hyperlink r:id="rId29" w:history="1">
+        <w:hyperlink r:id="rId28" w:history="1">
           <w:r>
             <w:rPr>
               <w:rStyle w:val="Hyperlink"/>
@@ -2667,7 +2708,7 @@
           <w:color w:val="000000"/>
           <w:sz w:val="24"/>
         </w:rPr>
-        <w:hyperlink r:id="rId29" w:history="1">
+        <w:hyperlink r:id="rId28" w:history="1">
           <w:r>
             <w:rPr>
               <w:rStyle w:val="Hyperlink"/>
@@ -2705,7 +2746,7 @@
           <w:sz w:val="24"/>
           <w:u w:val="single"/>
         </w:rPr>
-        <w:hyperlink r:id="rId30" w:history="1">
+        <w:hyperlink r:id="rId29" w:history="1">
           <w:r>
             <w:rPr>
               <w:rStyle w:val="Hyperlink"/>
@@ -2773,7 +2814,7 @@
           <w:sz w:val="24"/>
           <w:u w:val="single"/>
         </w:rPr>
-        <w:hyperlink r:id="rId31" w:history="1">
+        <w:hyperlink r:id="rId30" w:history="1">
           <w:r>
             <w:rPr>
               <w:rStyle w:val="Hyperlink"/>
@@ -2802,7 +2843,7 @@
           <w:sz w:val="24"/>
           <w:u w:val="single"/>
         </w:rPr>
-        <w:hyperlink r:id="rId31" w:history="1">
+        <w:hyperlink r:id="rId30" w:history="1">
           <w:r>
             <w:rPr>
               <w:rStyle w:val="Hyperlink"/>
@@ -2831,7 +2872,7 @@
           <w:sz w:val="24"/>
           <w:u w:val="single"/>
         </w:rPr>
-        <w:hyperlink r:id="rId31" w:history="1">
+        <w:hyperlink r:id="rId30" w:history="1">
           <w:r>
             <w:rPr>
               <w:rStyle w:val="Hyperlink"/>
@@ -2860,7 +2901,7 @@
           <w:sz w:val="24"/>
           <w:u w:val="single"/>
         </w:rPr>
-        <w:hyperlink r:id="rId31" w:history="1">
+        <w:hyperlink r:id="rId30" w:history="1">
           <w:r>
             <w:rPr>
               <w:rStyle w:val="Hyperlink"/>
@@ -2889,7 +2930,7 @@
           <w:sz w:val="24"/>
           <w:u w:val="single"/>
         </w:rPr>
-        <w:hyperlink r:id="rId31" w:history="1">
+        <w:hyperlink r:id="rId30" w:history="1">
           <w:r>
             <w:rPr>
               <w:rStyle w:val="Hyperlink"/>
@@ -2918,7 +2959,7 @@
           <w:sz w:val="24"/>
           <w:u w:val="single"/>
         </w:rPr>
-        <w:hyperlink r:id="rId31" w:history="1">
+        <w:hyperlink r:id="rId30" w:history="1">
           <w:r>
             <w:rPr>
               <w:rStyle w:val="Hyperlink"/>
@@ -2947,7 +2988,7 @@
           <w:sz w:val="24"/>
           <w:u w:val="single"/>
         </w:rPr>
-        <w:hyperlink r:id="rId31" w:history="1">
+        <w:hyperlink r:id="rId30" w:history="1">
           <w:r>
             <w:rPr>
               <w:rStyle w:val="Hyperlink"/>
@@ -2985,7 +3026,7 @@
           <w:color w:val="000000"/>
           <w:sz w:val="24"/>
         </w:rPr>
-        <w:hyperlink r:id="rId31" w:history="1">
+        <w:hyperlink r:id="rId30" w:history="1">
           <w:r>
             <w:rPr>
               <w:rStyle w:val="Hyperlink"/>
@@ -3003,7 +3044,7 @@
           <w:color w:val="000000"/>
           <w:sz w:val="24"/>
         </w:rPr>
-        <w:hyperlink r:id="rId31" w:history="1">
+        <w:hyperlink r:id="rId30" w:history="1">
           <w:r>
             <w:rPr>
               <w:rStyle w:val="Hyperlink"/>
@@ -3021,7 +3062,7 @@
           <w:color w:val="000000"/>
           <w:sz w:val="24"/>
         </w:rPr>
-        <w:hyperlink r:id="rId31" w:history="1">
+        <w:hyperlink r:id="rId30" w:history="1">
           <w:r>
             <w:rPr>
               <w:rStyle w:val="Hyperlink"/>
@@ -3039,7 +3080,7 @@
           <w:color w:val="000000"/>
           <w:sz w:val="24"/>
         </w:rPr>
-        <w:hyperlink r:id="rId31" w:history="1">
+        <w:hyperlink r:id="rId30" w:history="1">
           <w:r>
             <w:rPr>
               <w:rStyle w:val="Hyperlink"/>
@@ -3057,7 +3098,7 @@
           <w:color w:val="000000"/>
           <w:sz w:val="24"/>
         </w:rPr>
-        <w:hyperlink r:id="rId31" w:history="1">
+        <w:hyperlink r:id="rId30" w:history="1">
           <w:r>
             <w:rPr>
               <w:rStyle w:val="Hyperlink"/>
@@ -3075,7 +3116,7 @@
           <w:color w:val="000000"/>
           <w:sz w:val="24"/>
         </w:rPr>
-        <w:hyperlink r:id="rId31" w:history="1">
+        <w:hyperlink r:id="rId30" w:history="1">
           <w:r>
             <w:rPr>
               <w:rStyle w:val="Hyperlink"/>
@@ -3093,7 +3134,7 @@
           <w:color w:val="000000"/>
           <w:sz w:val="24"/>
         </w:rPr>
-        <w:hyperlink r:id="rId31" w:history="1">
+        <w:hyperlink r:id="rId30" w:history="1">
           <w:r>
             <w:rPr>
               <w:rStyle w:val="Hyperlink"/>
@@ -3111,7 +3152,7 @@
           <w:color w:val="000000"/>
           <w:sz w:val="24"/>
         </w:rPr>
-        <w:hyperlink r:id="rId31" w:history="1">
+        <w:hyperlink r:id="rId30" w:history="1">
           <w:r>
             <w:rPr>
               <w:rStyle w:val="Hyperlink"/>
@@ -3129,7 +3170,7 @@
           <w:color w:val="000000"/>
           <w:sz w:val="24"/>
         </w:rPr>
-        <w:hyperlink r:id="rId31" w:history="1">
+        <w:hyperlink r:id="rId30" w:history="1">
           <w:r>
             <w:rPr>
               <w:rStyle w:val="Hyperlink"/>
@@ -3147,7 +3188,7 @@
           <w:sz w:val="24"/>
           <w:u w:val="single"/>
         </w:rPr>
-        <w:hyperlink r:id="rId31" w:history="1">
+        <w:hyperlink r:id="rId30" w:history="1">
           <w:r>
             <w:rPr>
               <w:rStyle w:val="Hyperlink"/>
@@ -3165,7 +3206,7 @@
           <w:sz w:val="24"/>
           <w:u w:val="single"/>
         </w:rPr>
-        <w:hyperlink r:id="rId31" w:history="1">
+        <w:hyperlink r:id="rId30" w:history="1">
           <w:r>
             <w:rPr>
               <w:rStyle w:val="Hyperlink"/>
@@ -3183,7 +3224,7 @@
           <w:sz w:val="24"/>
           <w:u w:val="single"/>
         </w:rPr>
-        <w:hyperlink r:id="rId31" w:history="1">
+        <w:hyperlink r:id="rId30" w:history="1">
           <w:r>
             <w:rPr>
               <w:rStyle w:val="Hyperlink"/>
@@ -3212,7 +3253,7 @@
           <w:sz w:val="24"/>
           <w:u w:val="single"/>
         </w:rPr>
-        <w:hyperlink r:id="rId31" w:history="1">
+        <w:hyperlink r:id="rId30" w:history="1">
           <w:r>
             <w:rPr>
               <w:rStyle w:val="Hyperlink"/>
@@ -3241,7 +3282,7 @@
           <w:sz w:val="24"/>
           <w:u w:val="single"/>
         </w:rPr>
-        <w:hyperlink r:id="rId31" w:history="1">
+        <w:hyperlink r:id="rId30" w:history="1">
           <w:r>
             <w:rPr>
               <w:rStyle w:val="Hyperlink"/>
@@ -3259,7 +3300,7 @@
           <w:sz w:val="24"/>
           <w:u w:val="single"/>
         </w:rPr>
-        <w:hyperlink r:id="rId32" w:history="1">
+        <w:hyperlink r:id="rId31" w:history="1">
           <w:r>
             <w:rPr>
               <w:rStyle w:val="Hyperlink"/>
@@ -3297,7 +3338,7 @@
           <w:color w:val="000000"/>
           <w:sz w:val="24"/>
         </w:rPr>
-        <w:hyperlink r:id="rId32" w:history="1">
+        <w:hyperlink r:id="rId31" w:history="1">
           <w:r>
             <w:rPr>
               <w:rStyle w:val="Hyperlink"/>
@@ -3315,7 +3356,7 @@
           <w:color w:val="000000"/>
           <w:sz w:val="24"/>
         </w:rPr>
-        <w:hyperlink r:id="rId32" w:history="1">
+        <w:hyperlink r:id="rId31" w:history="1">
           <w:r>
             <w:rPr>
               <w:rStyle w:val="Hyperlink"/>
@@ -3333,7 +3374,7 @@
           <w:color w:val="000000"/>
           <w:sz w:val="24"/>
         </w:rPr>
-        <w:hyperlink r:id="rId32" w:history="1">
+        <w:hyperlink r:id="rId31" w:history="1">
           <w:r>
             <w:rPr>
               <w:rStyle w:val="Hyperlink"/>
@@ -3440,7 +3481,7 @@
           <w:sz w:val="24"/>
           <w:u w:val="single"/>
         </w:rPr>
-        <w:hyperlink r:id="rId33" w:history="1">
+        <w:hyperlink r:id="rId32" w:history="1">
           <w:r>
             <w:rPr>
               <w:rStyle w:val="Hyperlink"/>
@@ -3469,7 +3510,7 @@
           <w:sz w:val="24"/>
           <w:u w:val="single"/>
         </w:rPr>
-        <w:hyperlink r:id="rId33" w:history="1">
+        <w:hyperlink r:id="rId32" w:history="1">
           <w:r>
             <w:rPr>
               <w:rStyle w:val="Hyperlink"/>
@@ -3498,7 +3539,7 @@
           <w:sz w:val="24"/>
           <w:u w:val="single"/>
         </w:rPr>
-        <w:hyperlink r:id="rId33" w:history="1">
+        <w:hyperlink r:id="rId32" w:history="1">
           <w:r>
             <w:rPr>
               <w:rStyle w:val="Hyperlink"/>
@@ -3526,7 +3567,7 @@
           <w:color w:val="000000"/>
           <w:sz w:val="24"/>
         </w:rPr>
-        <w:hyperlink r:id="rId33" w:history="1">
+        <w:hyperlink r:id="rId32" w:history="1">
           <w:r>
             <w:rPr>
               <w:rStyle w:val="Hyperlink"/>
@@ -3544,7 +3585,7 @@
           <w:color w:val="000000"/>
           <w:sz w:val="24"/>
         </w:rPr>
-        <w:hyperlink r:id="rId33" w:history="1">
+        <w:hyperlink r:id="rId32" w:history="1">
           <w:r>
             <w:rPr>
               <w:rStyle w:val="Hyperlink"/>
@@ -3562,7 +3603,7 @@
           <w:color w:val="000000"/>
           <w:sz w:val="24"/>
         </w:rPr>
-        <w:hyperlink r:id="rId33" w:history="1">
+        <w:hyperlink r:id="rId32" w:history="1">
           <w:r>
             <w:rPr>
               <w:rStyle w:val="Hyperlink"/>
@@ -3580,7 +3621,7 @@
           <w:color w:val="000000"/>
           <w:sz w:val="24"/>
         </w:rPr>
-        <w:hyperlink r:id="rId33" w:history="1">
+        <w:hyperlink r:id="rId32" w:history="1">
           <w:r>
             <w:rPr>
               <w:rStyle w:val="Hyperlink"/>
@@ -3598,7 +3639,7 @@
           <w:color w:val="000000"/>
           <w:sz w:val="24"/>
         </w:rPr>
-        <w:hyperlink r:id="rId33" w:history="1">
+        <w:hyperlink r:id="rId32" w:history="1">
           <w:r>
             <w:rPr>
               <w:rStyle w:val="Hyperlink"/>
@@ -3626,7 +3667,7 @@
           <w:sz w:val="24"/>
           <w:u w:val="single"/>
         </w:rPr>
-        <w:hyperlink r:id="rId34" w:history="1">
+        <w:hyperlink r:id="rId33" w:history="1">
           <w:r>
             <w:rPr>
               <w:rStyle w:val="Hyperlink"/>
@@ -3655,7 +3696,7 @@
           <w:sz w:val="24"/>
           <w:u w:val="single"/>
         </w:rPr>
-        <w:hyperlink r:id="rId34" w:history="1">
+        <w:hyperlink r:id="rId33" w:history="1">
           <w:r>
             <w:rPr>
               <w:rStyle w:val="Hyperlink"/>
@@ -3673,7 +3714,7 @@
           <w:sz w:val="24"/>
           <w:u w:val="single"/>
         </w:rPr>
-        <w:hyperlink r:id="rId34" w:history="1">
+        <w:hyperlink r:id="rId33" w:history="1">
           <w:r>
             <w:rPr>
               <w:rStyle w:val="Hyperlink"/>
@@ -3711,7 +3752,7 @@
           <w:sz w:val="24"/>
           <w:u w:val="single"/>
         </w:rPr>
-        <w:hyperlink r:id="rId35" w:history="1">
+        <w:hyperlink r:id="rId34" w:history="1">
           <w:r>
             <w:rPr>
               <w:rStyle w:val="Hyperlink"/>
@@ -3740,7 +3781,7 @@
           <w:sz w:val="24"/>
           <w:u w:val="single"/>
         </w:rPr>
-        <w:hyperlink r:id="rId35" w:history="1">
+        <w:hyperlink r:id="rId34" w:history="1">
           <w:r>
             <w:rPr>
               <w:rStyle w:val="Hyperlink"/>
@@ -3756,8 +3797,73 @@
           <w:i w:val="0"/>
           <w:color w:val="0000FF"/>
           <w:sz w:val="24"/>
-        </w:rPr>
-        <w:t xml:space="preserve"> de NK-c</w:t>
+          <w:u w:val="single"/>
+        </w:rPr>
+        <w:t xml:space="preserve"> </w:t>
+      </w:r>
+      <w:r>
+        <w:rPr>
+          <w:rFonts w:ascii="Charis SIL Regular" w:hAnsi="Charis SIL Regular" w:eastAsia="Charis SIL Regular"/>
+          <w:b w:val="0"/>
+          <w:i w:val="0"/>
+          <w:color w:val="0000FF"/>
+          <w:sz w:val="24"/>
+          <w:u w:val="single"/>
+        </w:rPr>
+        <w:hyperlink r:id="rId34" w:history="1">
+          <w:r>
+            <w:rPr>
+              <w:rStyle w:val="Hyperlink"/>
+            </w:rPr>
+            <w:t>de</w:t>
+          </w:r>
+        </w:hyperlink>
+      </w:r>
+      <w:r>
+        <w:rPr>
+          <w:rFonts w:ascii="Charis SIL Regular" w:hAnsi="Charis SIL Regular" w:eastAsia="Charis SIL Regular"/>
+          <w:b w:val="0"/>
+          <w:i w:val="0"/>
+          <w:color w:val="0000FF"/>
+          <w:sz w:val="24"/>
+          <w:u w:val="single"/>
+        </w:rPr>
+        <w:t xml:space="preserve"> </w:t>
+      </w:r>
+      <w:r>
+        <w:rPr>
+          <w:rFonts w:ascii="Charis SIL Regular" w:hAnsi="Charis SIL Regular" w:eastAsia="Charis SIL Regular"/>
+          <w:b w:val="0"/>
+          <w:i w:val="0"/>
+          <w:color w:val="0000FF"/>
+          <w:sz w:val="24"/>
+          <w:u w:val="single"/>
+        </w:rPr>
+        <w:hyperlink r:id="rId34" w:history="1">
+          <w:r>
+            <w:rPr>
+              <w:rStyle w:val="Hyperlink"/>
+            </w:rPr>
+            <w:t>NK-</w:t>
+          </w:r>
+        </w:hyperlink>
+      </w:r>
+      <w:r>
+        <w:rPr>
+          <w:rFonts w:ascii="Charis SIL Regular" w:hAnsi="Charis SIL Regular" w:eastAsia="Charis SIL Regular"/>
+          <w:b w:val="0"/>
+          <w:i w:val="0"/>
+          <w:color w:val="0000FF"/>
+          <w:sz w:val="24"/>
+        </w:rPr>
+        <w:hyperlink r:id="rId34" w:history="1">
+          <w:r>
+            <w:rPr>
+              <w:rStyle w:val="Hyperlink"/>
+            </w:rPr>
+            <w:t>c</w:t>
+          </w:r>
+        </w:hyperlink>
       </w:r>
       <w:r>
         <w:rPr>
@@ -3786,7 +3892,7 @@
           <w:color w:val="000000"/>
           <w:sz w:val="24"/>
         </w:rPr>
-        <w:hyperlink r:id="rId34" w:history="1">
+        <w:hyperlink r:id="rId33" w:history="1">
           <w:r>
             <w:rPr>
               <w:rStyle w:val="Hyperlink"/>
@@ -3804,7 +3910,7 @@
           <w:color w:val="000000"/>
           <w:sz w:val="24"/>
         </w:rPr>
-        <w:hyperlink r:id="rId34" w:history="1">
+        <w:hyperlink r:id="rId33" w:history="1">
           <w:r>
             <w:rPr>
               <w:rStyle w:val="Hyperlink"/>
@@ -3822,7 +3928,7 @@
           <w:color w:val="000000"/>
           <w:sz w:val="24"/>
         </w:rPr>
-        <w:hyperlink r:id="rId34" w:history="1">
+        <w:hyperlink r:id="rId33" w:history="1">
           <w:r>
             <w:rPr>
               <w:rStyle w:val="Hyperlink"/>
@@ -3840,7 +3946,7 @@
           <w:color w:val="000000"/>
           <w:sz w:val="24"/>
         </w:rPr>
-        <w:hyperlink r:id="rId34" w:history="1">
+        <w:hyperlink r:id="rId33" w:history="1">
           <w:r>
             <w:rPr>
               <w:rStyle w:val="Hyperlink"/>
@@ -3878,7 +3984,7 @@
           <w:sz w:val="24"/>
           <w:u w:val="single"/>
         </w:rPr>
-        <w:hyperlink r:id="rId36" w:history="1">
+        <w:hyperlink r:id="rId35" w:history="1">
           <w:r>
             <w:rPr>
               <w:rStyle w:val="Hyperlink"/>
@@ -3896,7 +4002,7 @@
           <w:sz w:val="24"/>
           <w:u w:val="single"/>
         </w:rPr>
-        <w:hyperlink r:id="rId36" w:history="1">
+        <w:hyperlink r:id="rId35" w:history="1">
           <w:r>
             <w:rPr>
               <w:rStyle w:val="Hyperlink"/>
@@ -3914,7 +4020,7 @@
           <w:color w:val="000000"/>
           <w:sz w:val="24"/>
         </w:rPr>
-        <w:hyperlink r:id="rId35" w:history="1">
+        <w:hyperlink r:id="rId34" w:history="1">
           <w:r>
             <w:rPr>
               <w:rStyle w:val="Hyperlink"/>
@@ -3932,7 +4038,7 @@
           <w:color w:val="000000"/>
           <w:sz w:val="24"/>
         </w:rPr>
-        <w:hyperlink r:id="rId35" w:history="1">
+        <w:hyperlink r:id="rId34" w:history="1">
           <w:r>
             <w:rPr>
               <w:rStyle w:val="Hyperlink"/>
@@ -3950,7 +4056,7 @@
           <w:color w:val="000000"/>
           <w:sz w:val="24"/>
         </w:rPr>
-        <w:hyperlink r:id="rId35" w:history="1">
+        <w:hyperlink r:id="rId34" w:history="1">
           <w:r>
             <w:rPr>
               <w:rStyle w:val="Hyperlink"/>
@@ -3968,7 +4074,7 @@
           <w:color w:val="000000"/>
           <w:sz w:val="24"/>
         </w:rPr>
-        <w:hyperlink r:id="rId35" w:history="1">
+        <w:hyperlink r:id="rId34" w:history="1">
           <w:r>
             <w:rPr>
               <w:rStyle w:val="Hyperlink"/>
@@ -3986,7 +4092,7 @@
           <w:color w:val="000000"/>
           <w:sz w:val="24"/>
         </w:rPr>
-        <w:hyperlink r:id="rId35" w:history="1">
+        <w:hyperlink r:id="rId34" w:history="1">
           <w:r>
             <w:rPr>
               <w:rStyle w:val="Hyperlink"/>
@@ -4004,7 +4110,7 @@
           <w:color w:val="000000"/>
           <w:sz w:val="24"/>
         </w:rPr>
-        <w:hyperlink r:id="rId35" w:history="1">
+        <w:hyperlink r:id="rId34" w:history="1">
           <w:r>
             <w:rPr>
               <w:rStyle w:val="Hyperlink"/>
@@ -4022,7 +4128,7 @@
           <w:color w:val="000000"/>
           <w:sz w:val="24"/>
         </w:rPr>
-        <w:hyperlink r:id="rId35" w:history="1">
+        <w:hyperlink r:id="rId34" w:history="1">
           <w:r>
             <w:rPr>
               <w:rStyle w:val="Hyperlink"/>
@@ -4082,7 +4188,7 @@
           <w:color w:val="000000"/>
           <w:sz w:val="24"/>
         </w:rPr>
-        <w:hyperlink r:id="rId36" w:history="1">
+        <w:hyperlink r:id="rId35" w:history="1">
           <w:r>
             <w:rPr>
               <w:rStyle w:val="Hyperlink"/>
@@ -4309,7 +4415,7 @@
           <w:sz w:val="24"/>
           <w:u w:val="single"/>
         </w:rPr>
-        <w:hyperlink r:id="rId37" w:history="1">
+        <w:hyperlink r:id="rId36" w:history="1">
           <w:r>
             <w:rPr>
               <w:rStyle w:val="Hyperlink"/>
@@ -4327,7 +4433,7 @@
           <w:sz w:val="24"/>
           <w:u w:val="single"/>
         </w:rPr>
-        <w:hyperlink r:id="rId37" w:history="1">
+        <w:hyperlink r:id="rId36" w:history="1">
           <w:r>
             <w:rPr>
               <w:rStyle w:val="Hyperlink"/>
@@ -4345,7 +4451,7 @@
           <w:sz w:val="24"/>
           <w:u w:val="single"/>
         </w:rPr>
-        <w:hyperlink r:id="rId37" w:history="1">
+        <w:hyperlink r:id="rId36" w:history="1">
           <w:r>
             <w:rPr>
               <w:rStyle w:val="Hyperlink"/>
@@ -4363,7 +4469,7 @@
           <w:sz w:val="24"/>
           <w:u w:val="single"/>
         </w:rPr>
-        <w:hyperlink r:id="rId37" w:history="1">
+        <w:hyperlink r:id="rId36" w:history="1">
           <w:r>
             <w:rPr>
               <w:rStyle w:val="Hyperlink"/>
@@ -4381,7 +4487,7 @@
           <w:sz w:val="24"/>
           <w:u w:val="single"/>
         </w:rPr>
-        <w:hyperlink r:id="rId37" w:history="1">
+        <w:hyperlink r:id="rId36" w:history="1">
           <w:r>
             <w:rPr>
               <w:rStyle w:val="Hyperlink"/>
@@ -4499,7 +4605,7 @@
           <w:sz w:val="24"/>
           <w:u w:val="single"/>
         </w:rPr>
-        <w:hyperlink r:id="rId38" w:history="1">
+        <w:hyperlink r:id="rId37" w:history="1">
           <w:r>
             <w:rPr>
               <w:rStyle w:val="Hyperlink"/>
@@ -4517,7 +4623,7 @@
           <w:sz w:val="24"/>
           <w:u w:val="single"/>
         </w:rPr>
-        <w:hyperlink r:id="rId38" w:history="1">
+        <w:hyperlink r:id="rId37" w:history="1">
           <w:r>
             <w:rPr>
               <w:rStyle w:val="Hyperlink"/>
@@ -4535,7 +4641,7 @@
           <w:sz w:val="24"/>
           <w:u w:val="single"/>
         </w:rPr>
-        <w:hyperlink r:id="rId38" w:history="1">
+        <w:hyperlink r:id="rId37" w:history="1">
           <w:r>
             <w:rPr>
               <w:rStyle w:val="Hyperlink"/>
@@ -4553,7 +4659,7 @@
           <w:sz w:val="24"/>
           <w:u w:val="single"/>
         </w:rPr>
-        <w:hyperlink r:id="rId38" w:history="1">
+        <w:hyperlink r:id="rId37" w:history="1">
           <w:r>
             <w:rPr>
               <w:rStyle w:val="Hyperlink"/>
@@ -4661,7 +4767,7 @@
           <w:sz w:val="24"/>
           <w:u w:val="single"/>
         </w:rPr>
-        <w:hyperlink r:id="rId39" w:history="1">
+        <w:hyperlink r:id="rId38" w:history="1">
           <w:r>
             <w:rPr>
               <w:rStyle w:val="Hyperlink"/>
@@ -4679,7 +4785,7 @@
           <w:sz w:val="24"/>
           <w:u w:val="single"/>
         </w:rPr>
-        <w:hyperlink r:id="rId39" w:history="1">
+        <w:hyperlink r:id="rId38" w:history="1">
           <w:r>
             <w:rPr>
               <w:rStyle w:val="Hyperlink"/>
@@ -4697,7 +4803,7 @@
           <w:sz w:val="24"/>
           <w:u w:val="single"/>
         </w:rPr>
-        <w:hyperlink r:id="rId39" w:history="1">
+        <w:hyperlink r:id="rId38" w:history="1">
           <w:r>
             <w:rPr>
               <w:rStyle w:val="Hyperlink"/>
@@ -4715,7 +4821,7 @@
           <w:sz w:val="24"/>
           <w:u w:val="single"/>
         </w:rPr>
-        <w:hyperlink r:id="rId39" w:history="1">
+        <w:hyperlink r:id="rId38" w:history="1">
           <w:r>
             <w:rPr>
               <w:rStyle w:val="Hyperlink"/>
@@ -4743,7 +4849,7 @@
           <w:sz w:val="24"/>
           <w:u w:val="single"/>
         </w:rPr>
-        <w:hyperlink r:id="rId40" w:history="1">
+        <w:hyperlink r:id="rId39" w:history="1">
           <w:r>
             <w:rPr>
               <w:rStyle w:val="Hyperlink"/>
@@ -4790,21 +4896,13 @@
       </w:r>
       <w:r>
         <w:rPr>
-          <w:u w:val="single" w:color="0000ff"/>
           <w:rFonts w:ascii="Charis SIL Regular" w:hAnsi="Charis SIL Regular" w:eastAsia="Charis SIL Regular"/>
           <w:b w:val="0"/>
           <w:i w:val="0"/>
           <w:color w:val="000000"/>
           <w:sz w:val="24"/>
         </w:rPr>
-        <w:hyperlink r:id="rId39" w:history="1">
-          <w:r>
-            <w:rPr>
-              <w:rStyle w:val="Hyperlink"/>
-            </w:rPr>
-            <w:t xml:space="preserve">, </w:t>
-          </w:r>
-        </w:hyperlink>
+        <w:t xml:space="preserve">, </w:t>
       </w:r>
       <w:r>
         <w:rPr>
@@ -4815,7 +4913,7 @@
           <w:sz w:val="24"/>
           <w:u w:val="single"/>
         </w:rPr>
-        <w:hyperlink r:id="rId39" w:history="1">
+        <w:hyperlink r:id="rId40" w:history="1">
           <w:r>
             <w:rPr>
               <w:rStyle w:val="Hyperlink"/>
@@ -4844,7 +4942,7 @@
           <w:sz w:val="24"/>
           <w:u w:val="single"/>
         </w:rPr>
-        <w:hyperlink r:id="rId41" w:history="1">
+        <w:hyperlink r:id="rId40" w:history="1">
           <w:r>
             <w:rPr>
               <w:rStyle w:val="Hyperlink"/>
@@ -4862,7 +4960,7 @@
           <w:sz w:val="24"/>
           <w:u w:val="single"/>
         </w:rPr>
-        <w:hyperlink r:id="rId41" w:history="1">
+        <w:hyperlink r:id="rId40" w:history="1">
           <w:r>
             <w:rPr>
               <w:rStyle w:val="Hyperlink"/>

--- a/EXPORTS/DOCX/published/niveau3/Dutch/KunsthandelVanLier.docx
+++ b/EXPORTS/DOCX/published/niveau3/Dutch/KunsthandelVanLier.docx
@@ -249,13 +249,78 @@
       </w:r>
       <w:r>
         <w:rPr>
+          <w:u w:val="single" w:color="0000ff"/>
           <w:rFonts w:ascii="Charis SIL Regular" w:hAnsi="Charis SIL Regular" w:eastAsia="Charis SIL Regular"/>
           <w:b w:val="0"/>
           <w:i w:val="0"/>
           <w:color w:val="000000"/>
           <w:sz w:val="24"/>
         </w:rPr>
-        <w:t xml:space="preserve">naar Amsterdam. </w:t>
+        <w:hyperlink r:id="rId9" w:history="1">
+          <w:r>
+            <w:rPr>
+              <w:rStyle w:val="Hyperlink"/>
+            </w:rPr>
+            <w:t xml:space="preserve">naar </w:t>
+          </w:r>
+        </w:hyperlink>
+      </w:r>
+      <w:r>
+        <w:rPr>
+          <w:u w:val="single" w:color="0000ff"/>
+          <w:rFonts w:ascii="Charis SIL Regular" w:hAnsi="Charis SIL Regular" w:eastAsia="Charis SIL Regular"/>
+          <w:b w:val="0"/>
+          <w:i w:val="0"/>
+          <w:color w:val="000000"/>
+          <w:sz w:val="24"/>
+        </w:rPr>
+        <w:t>A</w:t>
+      </w:r>
+      <w:r>
+        <w:rPr>
+          <w:u w:val="single" w:color="0000ff"/>
+          <w:rFonts w:ascii="Charis SIL Regular" w:hAnsi="Charis SIL Regular" w:eastAsia="Charis SIL Regular"/>
+          <w:b w:val="0"/>
+          <w:i w:val="0"/>
+          <w:color w:val="000000"/>
+          <w:sz w:val="24"/>
+        </w:rPr>
+        <w:hyperlink r:id="rId9" w:history="1">
+          <w:r>
+            <w:rPr>
+              <w:rStyle w:val="Hyperlink"/>
+            </w:rPr>
+            <w:t>ms</w:t>
+          </w:r>
+        </w:hyperlink>
+      </w:r>
+      <w:r>
+        <w:rPr>
+          <w:u w:val="single" w:color="0000ff"/>
+          <w:rFonts w:ascii="Charis SIL Regular" w:hAnsi="Charis SIL Regular" w:eastAsia="Charis SIL Regular"/>
+          <w:b w:val="0"/>
+          <w:i w:val="0"/>
+          <w:color w:val="000000"/>
+          <w:sz w:val="24"/>
+        </w:rPr>
+        <w:hyperlink r:id="rId9" w:history="1">
+          <w:r>
+            <w:rPr>
+              <w:rStyle w:val="Hyperlink"/>
+            </w:rPr>
+            <w:t>t</w:t>
+          </w:r>
+        </w:hyperlink>
+      </w:r>
+      <w:r>
+        <w:rPr>
+          <w:rFonts w:ascii="Charis SIL Regular" w:hAnsi="Charis SIL Regular" w:eastAsia="Charis SIL Regular"/>
+          <w:b w:val="0"/>
+          <w:i w:val="0"/>
+          <w:color w:val="000000"/>
+          <w:sz w:val="24"/>
+        </w:rPr>
+        <w:t xml:space="preserve">erdam. </w:t>
       </w:r>
       <w:r>
         <w:rPr>
@@ -614,7 +679,6 @@
           <w:i w:val="0"/>
           <w:color w:val="0000FF"/>
           <w:sz w:val="24"/>
-          <w:u w:val="single"/>
         </w:rPr>
         <w:hyperlink r:id="rId13" w:history="1">
           <w:r>
@@ -634,7 +698,7 @@
           <w:sz w:val="24"/>
           <w:u w:val="single"/>
         </w:rPr>
-        <w:hyperlink r:id="rId13" w:history="1">
+        <w:hyperlink r:id="rId12" w:history="1">
           <w:r>
             <w:rPr>
               <w:rStyle w:val="Hyperlink"/>
@@ -645,39 +709,13 @@
       </w:r>
       <w:r>
         <w:rPr>
-          <w:u w:val="single" w:color="0000ff"/>
           <w:rFonts w:ascii="Charis SIL Regular" w:hAnsi="Charis SIL Regular" w:eastAsia="Charis SIL Regular"/>
           <w:b w:val="0"/>
           <w:i w:val="0"/>
           <w:color w:val="000000"/>
           <w:sz w:val="24"/>
         </w:rPr>
-        <w:hyperlink r:id="rId12" w:history="1">
-          <w:r>
-            <w:rPr>
-              <w:rStyle w:val="Hyperlink"/>
-            </w:rPr>
-            <w:t xml:space="preserve"> e</w:t>
-          </w:r>
-        </w:hyperlink>
-      </w:r>
-      <w:r>
-        <w:rPr>
-          <w:u w:val="single" w:color="0000ff"/>
-          <w:rFonts w:ascii="Charis SIL Regular" w:hAnsi="Charis SIL Regular" w:eastAsia="Charis SIL Regular"/>
-          <w:b w:val="0"/>
-          <w:i w:val="0"/>
-          <w:color w:val="000000"/>
-          <w:sz w:val="24"/>
-        </w:rPr>
-        <w:hyperlink r:id="rId12" w:history="1">
-          <w:r>
-            <w:rPr>
-              <w:rStyle w:val="Hyperlink"/>
-            </w:rPr>
-            <w:t xml:space="preserve">n </w:t>
-          </w:r>
-        </w:hyperlink>
+        <w:t xml:space="preserve"> en </w:t>
       </w:r>
       <w:r>
         <w:rPr>
@@ -850,6 +888,7 @@
           <w:i w:val="0"/>
           <w:color w:val="0000FF"/>
           <w:sz w:val="24"/>
+          <w:u w:val="single"/>
         </w:rPr>
         <w:hyperlink r:id="rId14" w:history="1">
           <w:r>
@@ -2267,32 +2306,13 @@
       </w:r>
       <w:r>
         <w:rPr>
-          <w:u w:val="single" w:color="0000ff"/>
           <w:rFonts w:ascii="Charis SIL Regular" w:hAnsi="Charis SIL Regular" w:eastAsia="Charis SIL Regular"/>
           <w:b w:val="0"/>
           <w:i w:val="0"/>
           <w:color w:val="000000"/>
           <w:sz w:val="24"/>
         </w:rPr>
-        <w:hyperlink r:id="rId25" w:history="1">
-          <w:r>
-            <w:rPr>
-              <w:rStyle w:val="Hyperlink"/>
-            </w:rPr>
-            <w:t>naar</w:t>
-          </w:r>
-        </w:hyperlink>
-      </w:r>
-      <w:r>
-        <w:rPr>
-          <w:u w:val="single" w:color="0000ff"/>
-          <w:rFonts w:ascii="Charis SIL Regular" w:hAnsi="Charis SIL Regular" w:eastAsia="Charis SIL Regular"/>
-          <w:b w:val="0"/>
-          <w:i w:val="0"/>
-          <w:color w:val="000000"/>
-          <w:sz w:val="24"/>
-        </w:rPr>
-        <w:t xml:space="preserve"> </w:t>
+        <w:t xml:space="preserve">naar </w:t>
       </w:r>
       <w:r>
         <w:rPr>
@@ -2452,7 +2472,35 @@
           <w:color w:val="000000"/>
           <w:sz w:val="24"/>
         </w:rPr>
-        <w:t xml:space="preserve">zijn handel voort vanuit het stadje </w:t>
+        <w:t>zijn h</w:t>
+      </w:r>
+      <w:r>
+        <w:rPr>
+          <w:u w:val="single" w:color="0000ff"/>
+          <w:rFonts w:ascii="Charis SIL Regular" w:hAnsi="Charis SIL Regular" w:eastAsia="Charis SIL Regular"/>
+          <w:b w:val="0"/>
+          <w:i w:val="0"/>
+          <w:color w:val="000000"/>
+          <w:sz w:val="24"/>
+        </w:rPr>
+        <w:hyperlink r:id="rId27" w:history="1">
+          <w:r>
+            <w:rPr>
+              <w:rStyle w:val="Hyperlink"/>
+            </w:rPr>
+            <w:t>andel v</w:t>
+          </w:r>
+        </w:hyperlink>
+      </w:r>
+      <w:r>
+        <w:rPr>
+          <w:rFonts w:ascii="Charis SIL Regular" w:hAnsi="Charis SIL Regular" w:eastAsia="Charis SIL Regular"/>
+          <w:b w:val="0"/>
+          <w:i w:val="0"/>
+          <w:color w:val="000000"/>
+          <w:sz w:val="24"/>
+        </w:rPr>
+        <w:t xml:space="preserve">oort vanuit het stadje </w:t>
       </w:r>
       <w:r>
         <w:rPr>
@@ -2463,7 +2511,7 @@
           <w:sz w:val="24"/>
           <w:u w:val="single"/>
         </w:rPr>
-        <w:hyperlink r:id="rId27" w:history="1">
+        <w:hyperlink r:id="rId28" w:history="1">
           <w:r>
             <w:rPr>
               <w:rStyle w:val="Hyperlink"/>
@@ -2512,7 +2560,7 @@
           <w:color w:val="000000"/>
           <w:sz w:val="24"/>
         </w:rPr>
-        <w:hyperlink r:id="rId27" w:history="1">
+        <w:hyperlink r:id="rId28" w:history="1">
           <w:r>
             <w:rPr>
               <w:rStyle w:val="Hyperlink"/>
@@ -2540,7 +2588,7 @@
           <w:sz w:val="24"/>
           <w:u w:val="single"/>
         </w:rPr>
-        <w:hyperlink r:id="rId28" w:history="1">
+        <w:hyperlink r:id="rId29" w:history="1">
           <w:r>
             <w:rPr>
               <w:rStyle w:val="Hyperlink"/>
@@ -2569,7 +2617,7 @@
           <w:sz w:val="24"/>
           <w:u w:val="single"/>
         </w:rPr>
-        <w:hyperlink r:id="rId28" w:history="1">
+        <w:hyperlink r:id="rId29" w:history="1">
           <w:r>
             <w:rPr>
               <w:rStyle w:val="Hyperlink"/>
@@ -2598,7 +2646,7 @@
           <w:sz w:val="24"/>
           <w:u w:val="single"/>
         </w:rPr>
-        <w:hyperlink r:id="rId28" w:history="1">
+        <w:hyperlink r:id="rId29" w:history="1">
           <w:r>
             <w:rPr>
               <w:rStyle w:val="Hyperlink"/>
@@ -2636,7 +2684,7 @@
           <w:color w:val="000000"/>
           <w:sz w:val="24"/>
         </w:rPr>
-        <w:hyperlink r:id="rId28" w:history="1">
+        <w:hyperlink r:id="rId29" w:history="1">
           <w:r>
             <w:rPr>
               <w:rStyle w:val="Hyperlink"/>
@@ -2654,7 +2702,7 @@
           <w:color w:val="000000"/>
           <w:sz w:val="24"/>
         </w:rPr>
-        <w:hyperlink r:id="rId28" w:history="1">
+        <w:hyperlink r:id="rId29" w:history="1">
           <w:r>
             <w:rPr>
               <w:rStyle w:val="Hyperlink"/>
@@ -2672,7 +2720,7 @@
           <w:color w:val="000000"/>
           <w:sz w:val="24"/>
         </w:rPr>
-        <w:hyperlink r:id="rId28" w:history="1">
+        <w:hyperlink r:id="rId29" w:history="1">
           <w:r>
             <w:rPr>
               <w:rStyle w:val="Hyperlink"/>
@@ -2690,7 +2738,7 @@
           <w:color w:val="000000"/>
           <w:sz w:val="24"/>
         </w:rPr>
-        <w:hyperlink r:id="rId28" w:history="1">
+        <w:hyperlink r:id="rId29" w:history="1">
           <w:r>
             <w:rPr>
               <w:rStyle w:val="Hyperlink"/>
@@ -2708,7 +2756,7 @@
           <w:color w:val="000000"/>
           <w:sz w:val="24"/>
         </w:rPr>
-        <w:hyperlink r:id="rId28" w:history="1">
+        <w:hyperlink r:id="rId29" w:history="1">
           <w:r>
             <w:rPr>
               <w:rStyle w:val="Hyperlink"/>
@@ -2746,7 +2794,7 @@
           <w:sz w:val="24"/>
           <w:u w:val="single"/>
         </w:rPr>
-        <w:hyperlink r:id="rId29" w:history="1">
+        <w:hyperlink r:id="rId30" w:history="1">
           <w:r>
             <w:rPr>
               <w:rStyle w:val="Hyperlink"/>
@@ -2814,7 +2862,7 @@
           <w:sz w:val="24"/>
           <w:u w:val="single"/>
         </w:rPr>
-        <w:hyperlink r:id="rId30" w:history="1">
+        <w:hyperlink r:id="rId31" w:history="1">
           <w:r>
             <w:rPr>
               <w:rStyle w:val="Hyperlink"/>
@@ -2843,7 +2891,7 @@
           <w:sz w:val="24"/>
           <w:u w:val="single"/>
         </w:rPr>
-        <w:hyperlink r:id="rId30" w:history="1">
+        <w:hyperlink r:id="rId31" w:history="1">
           <w:r>
             <w:rPr>
               <w:rStyle w:val="Hyperlink"/>
@@ -2872,7 +2920,7 @@
           <w:sz w:val="24"/>
           <w:u w:val="single"/>
         </w:rPr>
-        <w:hyperlink r:id="rId30" w:history="1">
+        <w:hyperlink r:id="rId31" w:history="1">
           <w:r>
             <w:rPr>
               <w:rStyle w:val="Hyperlink"/>
@@ -2901,7 +2949,7 @@
           <w:sz w:val="24"/>
           <w:u w:val="single"/>
         </w:rPr>
-        <w:hyperlink r:id="rId30" w:history="1">
+        <w:hyperlink r:id="rId31" w:history="1">
           <w:r>
             <w:rPr>
               <w:rStyle w:val="Hyperlink"/>
@@ -2930,7 +2978,7 @@
           <w:sz w:val="24"/>
           <w:u w:val="single"/>
         </w:rPr>
-        <w:hyperlink r:id="rId30" w:history="1">
+        <w:hyperlink r:id="rId31" w:history="1">
           <w:r>
             <w:rPr>
               <w:rStyle w:val="Hyperlink"/>
@@ -2959,7 +3007,7 @@
           <w:sz w:val="24"/>
           <w:u w:val="single"/>
         </w:rPr>
-        <w:hyperlink r:id="rId30" w:history="1">
+        <w:hyperlink r:id="rId31" w:history="1">
           <w:r>
             <w:rPr>
               <w:rStyle w:val="Hyperlink"/>
@@ -2988,7 +3036,7 @@
           <w:sz w:val="24"/>
           <w:u w:val="single"/>
         </w:rPr>
-        <w:hyperlink r:id="rId30" w:history="1">
+        <w:hyperlink r:id="rId31" w:history="1">
           <w:r>
             <w:rPr>
               <w:rStyle w:val="Hyperlink"/>
@@ -3026,7 +3074,7 @@
           <w:color w:val="000000"/>
           <w:sz w:val="24"/>
         </w:rPr>
-        <w:hyperlink r:id="rId30" w:history="1">
+        <w:hyperlink r:id="rId31" w:history="1">
           <w:r>
             <w:rPr>
               <w:rStyle w:val="Hyperlink"/>
@@ -3044,7 +3092,7 @@
           <w:color w:val="000000"/>
           <w:sz w:val="24"/>
         </w:rPr>
-        <w:hyperlink r:id="rId30" w:history="1">
+        <w:hyperlink r:id="rId31" w:history="1">
           <w:r>
             <w:rPr>
               <w:rStyle w:val="Hyperlink"/>
@@ -3062,7 +3110,7 @@
           <w:color w:val="000000"/>
           <w:sz w:val="24"/>
         </w:rPr>
-        <w:hyperlink r:id="rId30" w:history="1">
+        <w:hyperlink r:id="rId31" w:history="1">
           <w:r>
             <w:rPr>
               <w:rStyle w:val="Hyperlink"/>
@@ -3080,7 +3128,7 @@
           <w:color w:val="000000"/>
           <w:sz w:val="24"/>
         </w:rPr>
-        <w:hyperlink r:id="rId30" w:history="1">
+        <w:hyperlink r:id="rId31" w:history="1">
           <w:r>
             <w:rPr>
               <w:rStyle w:val="Hyperlink"/>
@@ -3098,7 +3146,7 @@
           <w:color w:val="000000"/>
           <w:sz w:val="24"/>
         </w:rPr>
-        <w:hyperlink r:id="rId30" w:history="1">
+        <w:hyperlink r:id="rId31" w:history="1">
           <w:r>
             <w:rPr>
               <w:rStyle w:val="Hyperlink"/>
@@ -3116,7 +3164,7 @@
           <w:color w:val="000000"/>
           <w:sz w:val="24"/>
         </w:rPr>
-        <w:hyperlink r:id="rId30" w:history="1">
+        <w:hyperlink r:id="rId31" w:history="1">
           <w:r>
             <w:rPr>
               <w:rStyle w:val="Hyperlink"/>
@@ -3134,7 +3182,7 @@
           <w:color w:val="000000"/>
           <w:sz w:val="24"/>
         </w:rPr>
-        <w:hyperlink r:id="rId30" w:history="1">
+        <w:hyperlink r:id="rId31" w:history="1">
           <w:r>
             <w:rPr>
               <w:rStyle w:val="Hyperlink"/>
@@ -3152,7 +3200,7 @@
           <w:color w:val="000000"/>
           <w:sz w:val="24"/>
         </w:rPr>
-        <w:hyperlink r:id="rId30" w:history="1">
+        <w:hyperlink r:id="rId31" w:history="1">
           <w:r>
             <w:rPr>
               <w:rStyle w:val="Hyperlink"/>
@@ -3170,7 +3218,7 @@
           <w:color w:val="000000"/>
           <w:sz w:val="24"/>
         </w:rPr>
-        <w:hyperlink r:id="rId30" w:history="1">
+        <w:hyperlink r:id="rId31" w:history="1">
           <w:r>
             <w:rPr>
               <w:rStyle w:val="Hyperlink"/>
@@ -3188,7 +3236,7 @@
           <w:sz w:val="24"/>
           <w:u w:val="single"/>
         </w:rPr>
-        <w:hyperlink r:id="rId30" w:history="1">
+        <w:hyperlink r:id="rId31" w:history="1">
           <w:r>
             <w:rPr>
               <w:rStyle w:val="Hyperlink"/>
@@ -3206,7 +3254,7 @@
           <w:sz w:val="24"/>
           <w:u w:val="single"/>
         </w:rPr>
-        <w:hyperlink r:id="rId30" w:history="1">
+        <w:hyperlink r:id="rId31" w:history="1">
           <w:r>
             <w:rPr>
               <w:rStyle w:val="Hyperlink"/>
@@ -3224,7 +3272,7 @@
           <w:sz w:val="24"/>
           <w:u w:val="single"/>
         </w:rPr>
-        <w:hyperlink r:id="rId30" w:history="1">
+        <w:hyperlink r:id="rId31" w:history="1">
           <w:r>
             <w:rPr>
               <w:rStyle w:val="Hyperlink"/>
@@ -3253,7 +3301,7 @@
           <w:sz w:val="24"/>
           <w:u w:val="single"/>
         </w:rPr>
-        <w:hyperlink r:id="rId30" w:history="1">
+        <w:hyperlink r:id="rId31" w:history="1">
           <w:r>
             <w:rPr>
               <w:rStyle w:val="Hyperlink"/>
@@ -3282,7 +3330,7 @@
           <w:sz w:val="24"/>
           <w:u w:val="single"/>
         </w:rPr>
-        <w:hyperlink r:id="rId30" w:history="1">
+        <w:hyperlink r:id="rId31" w:history="1">
           <w:r>
             <w:rPr>
               <w:rStyle w:val="Hyperlink"/>
@@ -3300,7 +3348,7 @@
           <w:sz w:val="24"/>
           <w:u w:val="single"/>
         </w:rPr>
-        <w:hyperlink r:id="rId31" w:history="1">
+        <w:hyperlink r:id="rId32" w:history="1">
           <w:r>
             <w:rPr>
               <w:rStyle w:val="Hyperlink"/>
@@ -3338,7 +3386,7 @@
           <w:color w:val="000000"/>
           <w:sz w:val="24"/>
         </w:rPr>
-        <w:hyperlink r:id="rId31" w:history="1">
+        <w:hyperlink r:id="rId32" w:history="1">
           <w:r>
             <w:rPr>
               <w:rStyle w:val="Hyperlink"/>
@@ -3356,7 +3404,7 @@
           <w:color w:val="000000"/>
           <w:sz w:val="24"/>
         </w:rPr>
-        <w:hyperlink r:id="rId31" w:history="1">
+        <w:hyperlink r:id="rId32" w:history="1">
           <w:r>
             <w:rPr>
               <w:rStyle w:val="Hyperlink"/>
@@ -3374,7 +3422,7 @@
           <w:color w:val="000000"/>
           <w:sz w:val="24"/>
         </w:rPr>
-        <w:hyperlink r:id="rId31" w:history="1">
+        <w:hyperlink r:id="rId32" w:history="1">
           <w:r>
             <w:rPr>
               <w:rStyle w:val="Hyperlink"/>
@@ -3481,7 +3529,7 @@
           <w:sz w:val="24"/>
           <w:u w:val="single"/>
         </w:rPr>
-        <w:hyperlink r:id="rId32" w:history="1">
+        <w:hyperlink r:id="rId33" w:history="1">
           <w:r>
             <w:rPr>
               <w:rStyle w:val="Hyperlink"/>
@@ -3510,7 +3558,7 @@
           <w:sz w:val="24"/>
           <w:u w:val="single"/>
         </w:rPr>
-        <w:hyperlink r:id="rId32" w:history="1">
+        <w:hyperlink r:id="rId33" w:history="1">
           <w:r>
             <w:rPr>
               <w:rStyle w:val="Hyperlink"/>
@@ -3539,7 +3587,7 @@
           <w:sz w:val="24"/>
           <w:u w:val="single"/>
         </w:rPr>
-        <w:hyperlink r:id="rId32" w:history="1">
+        <w:hyperlink r:id="rId33" w:history="1">
           <w:r>
             <w:rPr>
               <w:rStyle w:val="Hyperlink"/>
@@ -3567,7 +3615,7 @@
           <w:color w:val="000000"/>
           <w:sz w:val="24"/>
         </w:rPr>
-        <w:hyperlink r:id="rId32" w:history="1">
+        <w:hyperlink r:id="rId33" w:history="1">
           <w:r>
             <w:rPr>
               <w:rStyle w:val="Hyperlink"/>
@@ -3585,7 +3633,7 @@
           <w:color w:val="000000"/>
           <w:sz w:val="24"/>
         </w:rPr>
-        <w:hyperlink r:id="rId32" w:history="1">
+        <w:hyperlink r:id="rId33" w:history="1">
           <w:r>
             <w:rPr>
               <w:rStyle w:val="Hyperlink"/>
@@ -3603,7 +3651,7 @@
           <w:color w:val="000000"/>
           <w:sz w:val="24"/>
         </w:rPr>
-        <w:hyperlink r:id="rId32" w:history="1">
+        <w:hyperlink r:id="rId33" w:history="1">
           <w:r>
             <w:rPr>
               <w:rStyle w:val="Hyperlink"/>
@@ -3621,7 +3669,7 @@
           <w:color w:val="000000"/>
           <w:sz w:val="24"/>
         </w:rPr>
-        <w:hyperlink r:id="rId32" w:history="1">
+        <w:hyperlink r:id="rId33" w:history="1">
           <w:r>
             <w:rPr>
               <w:rStyle w:val="Hyperlink"/>
@@ -3639,7 +3687,7 @@
           <w:color w:val="000000"/>
           <w:sz w:val="24"/>
         </w:rPr>
-        <w:hyperlink r:id="rId32" w:history="1">
+        <w:hyperlink r:id="rId33" w:history="1">
           <w:r>
             <w:rPr>
               <w:rStyle w:val="Hyperlink"/>
@@ -3667,7 +3715,7 @@
           <w:sz w:val="24"/>
           <w:u w:val="single"/>
         </w:rPr>
-        <w:hyperlink r:id="rId33" w:history="1">
+        <w:hyperlink r:id="rId34" w:history="1">
           <w:r>
             <w:rPr>
               <w:rStyle w:val="Hyperlink"/>
@@ -3696,7 +3744,7 @@
           <w:sz w:val="24"/>
           <w:u w:val="single"/>
         </w:rPr>
-        <w:hyperlink r:id="rId33" w:history="1">
+        <w:hyperlink r:id="rId34" w:history="1">
           <w:r>
             <w:rPr>
               <w:rStyle w:val="Hyperlink"/>
@@ -3714,7 +3762,7 @@
           <w:sz w:val="24"/>
           <w:u w:val="single"/>
         </w:rPr>
-        <w:hyperlink r:id="rId33" w:history="1">
+        <w:hyperlink r:id="rId34" w:history="1">
           <w:r>
             <w:rPr>
               <w:rStyle w:val="Hyperlink"/>
@@ -3752,7 +3800,7 @@
           <w:sz w:val="24"/>
           <w:u w:val="single"/>
         </w:rPr>
-        <w:hyperlink r:id="rId34" w:history="1">
+        <w:hyperlink r:id="rId35" w:history="1">
           <w:r>
             <w:rPr>
               <w:rStyle w:val="Hyperlink"/>
@@ -3781,7 +3829,7 @@
           <w:sz w:val="24"/>
           <w:u w:val="single"/>
         </w:rPr>
-        <w:hyperlink r:id="rId34" w:history="1">
+        <w:hyperlink r:id="rId35" w:history="1">
           <w:r>
             <w:rPr>
               <w:rStyle w:val="Hyperlink"/>
@@ -3810,7 +3858,7 @@
           <w:sz w:val="24"/>
           <w:u w:val="single"/>
         </w:rPr>
-        <w:hyperlink r:id="rId34" w:history="1">
+        <w:hyperlink r:id="rId35" w:history="1">
           <w:r>
             <w:rPr>
               <w:rStyle w:val="Hyperlink"/>
@@ -3839,7 +3887,7 @@
           <w:sz w:val="24"/>
           <w:u w:val="single"/>
         </w:rPr>
-        <w:hyperlink r:id="rId34" w:history="1">
+        <w:hyperlink r:id="rId35" w:history="1">
           <w:r>
             <w:rPr>
               <w:rStyle w:val="Hyperlink"/>
@@ -3856,7 +3904,7 @@
           <w:color w:val="0000FF"/>
           <w:sz w:val="24"/>
         </w:rPr>
-        <w:hyperlink r:id="rId34" w:history="1">
+        <w:hyperlink r:id="rId35" w:history="1">
           <w:r>
             <w:rPr>
               <w:rStyle w:val="Hyperlink"/>
@@ -3874,7 +3922,7 @@
           <w:sz w:val="24"/>
           <w:u w:val="single"/>
         </w:rPr>
-        <w:hyperlink r:id="rId34" w:history="1">
+        <w:hyperlink r:id="rId35" w:history="1">
           <w:r>
             <w:rPr>
               <w:rStyle w:val="Hyperlink"/>
@@ -3892,7 +3940,7 @@
           <w:color w:val="000000"/>
           <w:sz w:val="24"/>
         </w:rPr>
-        <w:hyperlink r:id="rId33" w:history="1">
+        <w:hyperlink r:id="rId34" w:history="1">
           <w:r>
             <w:rPr>
               <w:rStyle w:val="Hyperlink"/>
@@ -3910,7 +3958,7 @@
           <w:color w:val="000000"/>
           <w:sz w:val="24"/>
         </w:rPr>
-        <w:hyperlink r:id="rId33" w:history="1">
+        <w:hyperlink r:id="rId34" w:history="1">
           <w:r>
             <w:rPr>
               <w:rStyle w:val="Hyperlink"/>
@@ -3928,7 +3976,7 @@
           <w:color w:val="000000"/>
           <w:sz w:val="24"/>
         </w:rPr>
-        <w:hyperlink r:id="rId33" w:history="1">
+        <w:hyperlink r:id="rId34" w:history="1">
           <w:r>
             <w:rPr>
               <w:rStyle w:val="Hyperlink"/>
@@ -3946,7 +3994,7 @@
           <w:color w:val="000000"/>
           <w:sz w:val="24"/>
         </w:rPr>
-        <w:hyperlink r:id="rId33" w:history="1">
+        <w:hyperlink r:id="rId34" w:history="1">
           <w:r>
             <w:rPr>
               <w:rStyle w:val="Hyperlink"/>
@@ -3984,7 +4032,7 @@
           <w:sz w:val="24"/>
           <w:u w:val="single"/>
         </w:rPr>
-        <w:hyperlink r:id="rId35" w:history="1">
+        <w:hyperlink r:id="rId36" w:history="1">
           <w:r>
             <w:rPr>
               <w:rStyle w:val="Hyperlink"/>
@@ -4002,7 +4050,7 @@
           <w:sz w:val="24"/>
           <w:u w:val="single"/>
         </w:rPr>
-        <w:hyperlink r:id="rId35" w:history="1">
+        <w:hyperlink r:id="rId36" w:history="1">
           <w:r>
             <w:rPr>
               <w:rStyle w:val="Hyperlink"/>
@@ -4020,7 +4068,7 @@
           <w:color w:val="000000"/>
           <w:sz w:val="24"/>
         </w:rPr>
-        <w:hyperlink r:id="rId34" w:history="1">
+        <w:hyperlink r:id="rId35" w:history="1">
           <w:r>
             <w:rPr>
               <w:rStyle w:val="Hyperlink"/>
@@ -4038,7 +4086,7 @@
           <w:color w:val="000000"/>
           <w:sz w:val="24"/>
         </w:rPr>
-        <w:hyperlink r:id="rId34" w:history="1">
+        <w:hyperlink r:id="rId35" w:history="1">
           <w:r>
             <w:rPr>
               <w:rStyle w:val="Hyperlink"/>
@@ -4056,7 +4104,7 @@
           <w:color w:val="000000"/>
           <w:sz w:val="24"/>
         </w:rPr>
-        <w:hyperlink r:id="rId34" w:history="1">
+        <w:hyperlink r:id="rId35" w:history="1">
           <w:r>
             <w:rPr>
               <w:rStyle w:val="Hyperlink"/>
@@ -4074,7 +4122,7 @@
           <w:color w:val="000000"/>
           <w:sz w:val="24"/>
         </w:rPr>
-        <w:hyperlink r:id="rId34" w:history="1">
+        <w:hyperlink r:id="rId35" w:history="1">
           <w:r>
             <w:rPr>
               <w:rStyle w:val="Hyperlink"/>
@@ -4092,7 +4140,7 @@
           <w:color w:val="000000"/>
           <w:sz w:val="24"/>
         </w:rPr>
-        <w:hyperlink r:id="rId34" w:history="1">
+        <w:hyperlink r:id="rId35" w:history="1">
           <w:r>
             <w:rPr>
               <w:rStyle w:val="Hyperlink"/>
@@ -4110,7 +4158,7 @@
           <w:color w:val="000000"/>
           <w:sz w:val="24"/>
         </w:rPr>
-        <w:hyperlink r:id="rId34" w:history="1">
+        <w:hyperlink r:id="rId35" w:history="1">
           <w:r>
             <w:rPr>
               <w:rStyle w:val="Hyperlink"/>
@@ -4128,7 +4176,7 @@
           <w:color w:val="000000"/>
           <w:sz w:val="24"/>
         </w:rPr>
-        <w:hyperlink r:id="rId34" w:history="1">
+        <w:hyperlink r:id="rId35" w:history="1">
           <w:r>
             <w:rPr>
               <w:rStyle w:val="Hyperlink"/>
@@ -4188,7 +4236,7 @@
           <w:color w:val="000000"/>
           <w:sz w:val="24"/>
         </w:rPr>
-        <w:hyperlink r:id="rId35" w:history="1">
+        <w:hyperlink r:id="rId36" w:history="1">
           <w:r>
             <w:rPr>
               <w:rStyle w:val="Hyperlink"/>
@@ -4415,7 +4463,7 @@
           <w:sz w:val="24"/>
           <w:u w:val="single"/>
         </w:rPr>
-        <w:hyperlink r:id="rId36" w:history="1">
+        <w:hyperlink r:id="rId37" w:history="1">
           <w:r>
             <w:rPr>
               <w:rStyle w:val="Hyperlink"/>
@@ -4433,7 +4481,7 @@
           <w:sz w:val="24"/>
           <w:u w:val="single"/>
         </w:rPr>
-        <w:hyperlink r:id="rId36" w:history="1">
+        <w:hyperlink r:id="rId37" w:history="1">
           <w:r>
             <w:rPr>
               <w:rStyle w:val="Hyperlink"/>
@@ -4451,7 +4499,7 @@
           <w:sz w:val="24"/>
           <w:u w:val="single"/>
         </w:rPr>
-        <w:hyperlink r:id="rId36" w:history="1">
+        <w:hyperlink r:id="rId37" w:history="1">
           <w:r>
             <w:rPr>
               <w:rStyle w:val="Hyperlink"/>
@@ -4469,7 +4517,7 @@
           <w:sz w:val="24"/>
           <w:u w:val="single"/>
         </w:rPr>
-        <w:hyperlink r:id="rId36" w:history="1">
+        <w:hyperlink r:id="rId37" w:history="1">
           <w:r>
             <w:rPr>
               <w:rStyle w:val="Hyperlink"/>
@@ -4487,7 +4535,7 @@
           <w:sz w:val="24"/>
           <w:u w:val="single"/>
         </w:rPr>
-        <w:hyperlink r:id="rId36" w:history="1">
+        <w:hyperlink r:id="rId37" w:history="1">
           <w:r>
             <w:rPr>
               <w:rStyle w:val="Hyperlink"/>
@@ -4605,7 +4653,7 @@
           <w:sz w:val="24"/>
           <w:u w:val="single"/>
         </w:rPr>
-        <w:hyperlink r:id="rId37" w:history="1">
+        <w:hyperlink r:id="rId38" w:history="1">
           <w:r>
             <w:rPr>
               <w:rStyle w:val="Hyperlink"/>
@@ -4623,7 +4671,7 @@
           <w:sz w:val="24"/>
           <w:u w:val="single"/>
         </w:rPr>
-        <w:hyperlink r:id="rId37" w:history="1">
+        <w:hyperlink r:id="rId38" w:history="1">
           <w:r>
             <w:rPr>
               <w:rStyle w:val="Hyperlink"/>
@@ -4641,7 +4689,7 @@
           <w:sz w:val="24"/>
           <w:u w:val="single"/>
         </w:rPr>
-        <w:hyperlink r:id="rId37" w:history="1">
+        <w:hyperlink r:id="rId38" w:history="1">
           <w:r>
             <w:rPr>
               <w:rStyle w:val="Hyperlink"/>
@@ -4659,7 +4707,7 @@
           <w:sz w:val="24"/>
           <w:u w:val="single"/>
         </w:rPr>
-        <w:hyperlink r:id="rId37" w:history="1">
+        <w:hyperlink r:id="rId38" w:history="1">
           <w:r>
             <w:rPr>
               <w:rStyle w:val="Hyperlink"/>
@@ -4767,7 +4815,7 @@
           <w:sz w:val="24"/>
           <w:u w:val="single"/>
         </w:rPr>
-        <w:hyperlink r:id="rId38" w:history="1">
+        <w:hyperlink r:id="rId39" w:history="1">
           <w:r>
             <w:rPr>
               <w:rStyle w:val="Hyperlink"/>
@@ -4785,7 +4833,7 @@
           <w:sz w:val="24"/>
           <w:u w:val="single"/>
         </w:rPr>
-        <w:hyperlink r:id="rId38" w:history="1">
+        <w:hyperlink r:id="rId39" w:history="1">
           <w:r>
             <w:rPr>
               <w:rStyle w:val="Hyperlink"/>
@@ -4803,7 +4851,7 @@
           <w:sz w:val="24"/>
           <w:u w:val="single"/>
         </w:rPr>
-        <w:hyperlink r:id="rId38" w:history="1">
+        <w:hyperlink r:id="rId39" w:history="1">
           <w:r>
             <w:rPr>
               <w:rStyle w:val="Hyperlink"/>
@@ -4821,7 +4869,7 @@
           <w:sz w:val="24"/>
           <w:u w:val="single"/>
         </w:rPr>
-        <w:hyperlink r:id="rId38" w:history="1">
+        <w:hyperlink r:id="rId39" w:history="1">
           <w:r>
             <w:rPr>
               <w:rStyle w:val="Hyperlink"/>
@@ -4849,7 +4897,7 @@
           <w:sz w:val="24"/>
           <w:u w:val="single"/>
         </w:rPr>
-        <w:hyperlink r:id="rId39" w:history="1">
+        <w:hyperlink r:id="rId40" w:history="1">
           <w:r>
             <w:rPr>
               <w:rStyle w:val="Hyperlink"/>
@@ -4867,7 +4915,7 @@
           <w:sz w:val="24"/>
           <w:u w:val="single"/>
         </w:rPr>
-        <w:hyperlink r:id="rId39" w:history="1">
+        <w:hyperlink r:id="rId40" w:history="1">
           <w:r>
             <w:rPr>
               <w:rStyle w:val="Hyperlink"/>
@@ -4885,7 +4933,7 @@
           <w:sz w:val="24"/>
           <w:u w:val="single"/>
         </w:rPr>
-        <w:hyperlink r:id="rId39" w:history="1">
+        <w:hyperlink r:id="rId40" w:history="1">
           <w:r>
             <w:rPr>
               <w:rStyle w:val="Hyperlink"/>
@@ -4913,7 +4961,7 @@
           <w:sz w:val="24"/>
           <w:u w:val="single"/>
         </w:rPr>
-        <w:hyperlink r:id="rId40" w:history="1">
+        <w:hyperlink r:id="rId41" w:history="1">
           <w:r>
             <w:rPr>
               <w:rStyle w:val="Hyperlink"/>
@@ -4942,7 +4990,7 @@
           <w:sz w:val="24"/>
           <w:u w:val="single"/>
         </w:rPr>
-        <w:hyperlink r:id="rId40" w:history="1">
+        <w:hyperlink r:id="rId41" w:history="1">
           <w:r>
             <w:rPr>
               <w:rStyle w:val="Hyperlink"/>
@@ -4960,7 +5008,7 @@
           <w:sz w:val="24"/>
           <w:u w:val="single"/>
         </w:rPr>
-        <w:hyperlink r:id="rId40" w:history="1">
+        <w:hyperlink r:id="rId41" w:history="1">
           <w:r>
             <w:rPr>
               <w:rStyle w:val="Hyperlink"/>

--- a/EXPORTS/DOCX/published/niveau3/Dutch/KunsthandelVanLier.docx
+++ b/EXPORTS/DOCX/published/niveau3/Dutch/KunsthandelVanLier.docx
@@ -249,78 +249,13 @@
       </w:r>
       <w:r>
         <w:rPr>
-          <w:u w:val="single" w:color="0000ff"/>
           <w:rFonts w:ascii="Charis SIL Regular" w:hAnsi="Charis SIL Regular" w:eastAsia="Charis SIL Regular"/>
           <w:b w:val="0"/>
           <w:i w:val="0"/>
           <w:color w:val="000000"/>
           <w:sz w:val="24"/>
         </w:rPr>
-        <w:hyperlink r:id="rId9" w:history="1">
-          <w:r>
-            <w:rPr>
-              <w:rStyle w:val="Hyperlink"/>
-            </w:rPr>
-            <w:t xml:space="preserve">naar </w:t>
-          </w:r>
-        </w:hyperlink>
-      </w:r>
-      <w:r>
-        <w:rPr>
-          <w:u w:val="single" w:color="0000ff"/>
-          <w:rFonts w:ascii="Charis SIL Regular" w:hAnsi="Charis SIL Regular" w:eastAsia="Charis SIL Regular"/>
-          <w:b w:val="0"/>
-          <w:i w:val="0"/>
-          <w:color w:val="000000"/>
-          <w:sz w:val="24"/>
-        </w:rPr>
-        <w:t>A</w:t>
-      </w:r>
-      <w:r>
-        <w:rPr>
-          <w:u w:val="single" w:color="0000ff"/>
-          <w:rFonts w:ascii="Charis SIL Regular" w:hAnsi="Charis SIL Regular" w:eastAsia="Charis SIL Regular"/>
-          <w:b w:val="0"/>
-          <w:i w:val="0"/>
-          <w:color w:val="000000"/>
-          <w:sz w:val="24"/>
-        </w:rPr>
-        <w:hyperlink r:id="rId9" w:history="1">
-          <w:r>
-            <w:rPr>
-              <w:rStyle w:val="Hyperlink"/>
-            </w:rPr>
-            <w:t>ms</w:t>
-          </w:r>
-        </w:hyperlink>
-      </w:r>
-      <w:r>
-        <w:rPr>
-          <w:u w:val="single" w:color="0000ff"/>
-          <w:rFonts w:ascii="Charis SIL Regular" w:hAnsi="Charis SIL Regular" w:eastAsia="Charis SIL Regular"/>
-          <w:b w:val="0"/>
-          <w:i w:val="0"/>
-          <w:color w:val="000000"/>
-          <w:sz w:val="24"/>
-        </w:rPr>
-        <w:hyperlink r:id="rId9" w:history="1">
-          <w:r>
-            <w:rPr>
-              <w:rStyle w:val="Hyperlink"/>
-            </w:rPr>
-            <w:t>t</w:t>
-          </w:r>
-        </w:hyperlink>
-      </w:r>
-      <w:r>
-        <w:rPr>
-          <w:rFonts w:ascii="Charis SIL Regular" w:hAnsi="Charis SIL Regular" w:eastAsia="Charis SIL Regular"/>
-          <w:b w:val="0"/>
-          <w:i w:val="0"/>
-          <w:color w:val="000000"/>
-          <w:sz w:val="24"/>
-        </w:rPr>
-        <w:t xml:space="preserve">erdam. </w:t>
+        <w:t xml:space="preserve">naar Amsterdam. </w:t>
       </w:r>
       <w:r>
         <w:rPr>
@@ -679,6 +614,7 @@
           <w:i w:val="0"/>
           <w:color w:val="0000FF"/>
           <w:sz w:val="24"/>
+          <w:u w:val="single"/>
         </w:rPr>
         <w:hyperlink r:id="rId13" w:history="1">
           <w:r>
@@ -709,6 +645,7 @@
       </w:r>
       <w:r>
         <w:rPr>
+          <w:u w:val="single" w:color="0000ff"/>
           <w:rFonts w:ascii="Charis SIL Regular" w:hAnsi="Charis SIL Regular" w:eastAsia="Charis SIL Regular"/>
           <w:b w:val="0"/>
           <w:i w:val="0"/>
@@ -1157,7 +1094,7 @@
             <w:rPr>
               <w:rStyle w:val="Hyperlink"/>
             </w:rPr>
-            <w:t>etnografisch</w:t>
+            <w:t>etnografisc</w:t>
           </w:r>
         </w:hyperlink>
       </w:r>
@@ -1168,36 +1105,13 @@
           <w:i w:val="0"/>
           <w:color w:val="0000FF"/>
           <w:sz w:val="24"/>
-          <w:u w:val="single"/>
-        </w:rPr>
-        <w:t>e</w:t>
-      </w:r>
-      <w:r>
-        <w:rPr>
-          <w:rFonts w:ascii="Charis SIL Regular" w:hAnsi="Charis SIL Regular" w:eastAsia="Charis SIL Regular"/>
-          <w:b w:val="0"/>
-          <w:i w:val="0"/>
-          <w:color w:val="0000FF"/>
-          <w:sz w:val="24"/>
-          <w:u w:val="single"/>
-        </w:rPr>
-        <w:t xml:space="preserve"> </w:t>
-      </w:r>
-      <w:r>
-        <w:rPr>
-          <w:rFonts w:ascii="Charis SIL Regular" w:hAnsi="Charis SIL Regular" w:eastAsia="Charis SIL Regular"/>
-          <w:b w:val="0"/>
-          <w:i w:val="0"/>
-          <w:color w:val="0000FF"/>
-          <w:sz w:val="24"/>
-          <w:u w:val="single"/>
         </w:rPr>
         <w:hyperlink r:id="rId16" w:history="1">
           <w:r>
             <w:rPr>
               <w:rStyle w:val="Hyperlink"/>
             </w:rPr>
-            <w:t>voorwerpe</w:t>
+            <w:t>h</w:t>
           </w:r>
         </w:hyperlink>
       </w:r>
@@ -1209,7 +1123,36 @@
           <w:color w:val="0000FF"/>
           <w:sz w:val="24"/>
         </w:rPr>
-        <w:t>n</w:t>
+        <w:t>e</w:t>
+      </w:r>
+      <w:r>
+        <w:rPr>
+          <w:rFonts w:ascii="Charis SIL Regular" w:hAnsi="Charis SIL Regular" w:eastAsia="Charis SIL Regular"/>
+          <w:b w:val="0"/>
+          <w:i w:val="0"/>
+          <w:color w:val="0000FF"/>
+          <w:sz w:val="24"/>
+          <w:u w:val="single"/>
+        </w:rPr>
+        <w:t xml:space="preserve"> </w:t>
+      </w:r>
+      <w:r>
+        <w:rPr>
+          <w:rFonts w:ascii="Charis SIL Regular" w:hAnsi="Charis SIL Regular" w:eastAsia="Charis SIL Regular"/>
+          <w:b w:val="0"/>
+          <w:i w:val="0"/>
+          <w:color w:val="0000FF"/>
+          <w:sz w:val="24"/>
+          <w:u w:val="single"/>
+        </w:rPr>
+        <w:hyperlink r:id="rId16" w:history="1">
+          <w:r>
+            <w:rPr>
+              <w:rStyle w:val="Hyperlink"/>
+            </w:rPr>
+            <w:t>voorwerpen</w:t>
+          </w:r>
+        </w:hyperlink>
       </w:r>
       <w:r>
         <w:rPr>
@@ -1284,7 +1227,7 @@
           <w:sz w:val="24"/>
           <w:u w:val="single"/>
         </w:rPr>
-        <w:hyperlink r:id="rId13" w:history="1">
+        <w:hyperlink r:id="rId18" w:history="1">
           <w:r>
             <w:rPr>
               <w:rStyle w:val="Hyperlink"/>
@@ -1313,7 +1256,7 @@
           <w:sz w:val="24"/>
           <w:u w:val="single"/>
         </w:rPr>
-        <w:hyperlink r:id="rId13" w:history="1">
+        <w:hyperlink r:id="rId18" w:history="1">
           <w:r>
             <w:rPr>
               <w:rStyle w:val="Hyperlink"/>
@@ -2306,13 +2249,32 @@
       </w:r>
       <w:r>
         <w:rPr>
+          <w:u w:val="single" w:color="0000ff"/>
           <w:rFonts w:ascii="Charis SIL Regular" w:hAnsi="Charis SIL Regular" w:eastAsia="Charis SIL Regular"/>
           <w:b w:val="0"/>
           <w:i w:val="0"/>
           <w:color w:val="000000"/>
           <w:sz w:val="24"/>
         </w:rPr>
-        <w:t xml:space="preserve">naar </w:t>
+        <w:hyperlink r:id="rId25" w:history="1">
+          <w:r>
+            <w:rPr>
+              <w:rStyle w:val="Hyperlink"/>
+            </w:rPr>
+            <w:t>naar</w:t>
+          </w:r>
+        </w:hyperlink>
+      </w:r>
+      <w:r>
+        <w:rPr>
+          <w:u w:val="single" w:color="0000ff"/>
+          <w:rFonts w:ascii="Charis SIL Regular" w:hAnsi="Charis SIL Regular" w:eastAsia="Charis SIL Regular"/>
+          <w:b w:val="0"/>
+          <w:i w:val="0"/>
+          <w:color w:val="000000"/>
+          <w:sz w:val="24"/>
+        </w:rPr>
+        <w:t xml:space="preserve"> </w:t>
       </w:r>
       <w:r>
         <w:rPr>
@@ -3330,7 +3292,7 @@
           <w:sz w:val="24"/>
           <w:u w:val="single"/>
         </w:rPr>
-        <w:hyperlink r:id="rId31" w:history="1">
+        <w:hyperlink r:id="rId32" w:history="1">
           <w:r>
             <w:rPr>
               <w:rStyle w:val="Hyperlink"/>
@@ -4061,21 +4023,13 @@
       </w:r>
       <w:r>
         <w:rPr>
-          <w:u w:val="single" w:color="0000ff"/>
           <w:rFonts w:ascii="Charis SIL Regular" w:hAnsi="Charis SIL Regular" w:eastAsia="Charis SIL Regular"/>
           <w:b w:val="0"/>
           <w:i w:val="0"/>
           <w:color w:val="000000"/>
           <w:sz w:val="24"/>
         </w:rPr>
-        <w:hyperlink r:id="rId35" w:history="1">
-          <w:r>
-            <w:rPr>
-              <w:rStyle w:val="Hyperlink"/>
-            </w:rPr>
-            <w:t xml:space="preserve"> i</w:t>
-          </w:r>
-        </w:hyperlink>
+        <w:t xml:space="preserve"> i</w:t>
       </w:r>
       <w:r>
         <w:rPr>
@@ -5008,7 +4962,7 @@
           <w:sz w:val="24"/>
           <w:u w:val="single"/>
         </w:rPr>
-        <w:hyperlink r:id="rId41" w:history="1">
+        <w:hyperlink r:id="rId39" w:history="1">
           <w:r>
             <w:rPr>
               <w:rStyle w:val="Hyperlink"/>

--- a/EXPORTS/DOCX/published/niveau3/Dutch/KunsthandelVanLier.docx
+++ b/EXPORTS/DOCX/published/niveau3/Dutch/KunsthandelVanLier.docx
@@ -1094,7 +1094,7 @@
             <w:rPr>
               <w:rStyle w:val="Hyperlink"/>
             </w:rPr>
-            <w:t>etnografisc</w:t>
+            <w:t>etnografisch</w:t>
           </w:r>
         </w:hyperlink>
       </w:r>
@@ -1105,13 +1105,36 @@
           <w:i w:val="0"/>
           <w:color w:val="0000FF"/>
           <w:sz w:val="24"/>
+          <w:u w:val="single"/>
+        </w:rPr>
+        <w:t>e</w:t>
+      </w:r>
+      <w:r>
+        <w:rPr>
+          <w:rFonts w:ascii="Charis SIL Regular" w:hAnsi="Charis SIL Regular" w:eastAsia="Charis SIL Regular"/>
+          <w:b w:val="0"/>
+          <w:i w:val="0"/>
+          <w:color w:val="0000FF"/>
+          <w:sz w:val="24"/>
+          <w:u w:val="single"/>
+        </w:rPr>
+        <w:t xml:space="preserve"> </w:t>
+      </w:r>
+      <w:r>
+        <w:rPr>
+          <w:rFonts w:ascii="Charis SIL Regular" w:hAnsi="Charis SIL Regular" w:eastAsia="Charis SIL Regular"/>
+          <w:b w:val="0"/>
+          <w:i w:val="0"/>
+          <w:color w:val="0000FF"/>
+          <w:sz w:val="24"/>
+          <w:u w:val="single"/>
         </w:rPr>
         <w:hyperlink r:id="rId16" w:history="1">
           <w:r>
             <w:rPr>
               <w:rStyle w:val="Hyperlink"/>
             </w:rPr>
-            <w:t>h</w:t>
+            <w:t>voorwerpe</w:t>
           </w:r>
         </w:hyperlink>
       </w:r>
@@ -1123,36 +1146,7 @@
           <w:color w:val="0000FF"/>
           <w:sz w:val="24"/>
         </w:rPr>
-        <w:t>e</w:t>
-      </w:r>
-      <w:r>
-        <w:rPr>
-          <w:rFonts w:ascii="Charis SIL Regular" w:hAnsi="Charis SIL Regular" w:eastAsia="Charis SIL Regular"/>
-          <w:b w:val="0"/>
-          <w:i w:val="0"/>
-          <w:color w:val="0000FF"/>
-          <w:sz w:val="24"/>
-          <w:u w:val="single"/>
-        </w:rPr>
-        <w:t xml:space="preserve"> </w:t>
-      </w:r>
-      <w:r>
-        <w:rPr>
-          <w:rFonts w:ascii="Charis SIL Regular" w:hAnsi="Charis SIL Regular" w:eastAsia="Charis SIL Regular"/>
-          <w:b w:val="0"/>
-          <w:i w:val="0"/>
-          <w:color w:val="0000FF"/>
-          <w:sz w:val="24"/>
-          <w:u w:val="single"/>
-        </w:rPr>
-        <w:hyperlink r:id="rId16" w:history="1">
-          <w:r>
-            <w:rPr>
-              <w:rStyle w:val="Hyperlink"/>
-            </w:rPr>
-            <w:t>voorwerpen</w:t>
-          </w:r>
-        </w:hyperlink>
+        <w:t>n</w:t>
       </w:r>
       <w:r>
         <w:rPr>
@@ -1227,7 +1221,7 @@
           <w:sz w:val="24"/>
           <w:u w:val="single"/>
         </w:rPr>
-        <w:hyperlink r:id="rId18" w:history="1">
+        <w:hyperlink r:id="rId13" w:history="1">
           <w:r>
             <w:rPr>
               <w:rStyle w:val="Hyperlink"/>
@@ -1256,7 +1250,7 @@
           <w:sz w:val="24"/>
           <w:u w:val="single"/>
         </w:rPr>
-        <w:hyperlink r:id="rId18" w:history="1">
+        <w:hyperlink r:id="rId13" w:history="1">
           <w:r>
             <w:rPr>
               <w:rStyle w:val="Hyperlink"/>
@@ -3292,7 +3286,7 @@
           <w:sz w:val="24"/>
           <w:u w:val="single"/>
         </w:rPr>
-        <w:hyperlink r:id="rId32" w:history="1">
+        <w:hyperlink r:id="rId31" w:history="1">
           <w:r>
             <w:rPr>
               <w:rStyle w:val="Hyperlink"/>
@@ -4023,13 +4017,21 @@
       </w:r>
       <w:r>
         <w:rPr>
+          <w:u w:val="single" w:color="0000ff"/>
           <w:rFonts w:ascii="Charis SIL Regular" w:hAnsi="Charis SIL Regular" w:eastAsia="Charis SIL Regular"/>
           <w:b w:val="0"/>
           <w:i w:val="0"/>
           <w:color w:val="000000"/>
           <w:sz w:val="24"/>
         </w:rPr>
-        <w:t xml:space="preserve"> i</w:t>
+        <w:hyperlink r:id="rId35" w:history="1">
+          <w:r>
+            <w:rPr>
+              <w:rStyle w:val="Hyperlink"/>
+            </w:rPr>
+            <w:t xml:space="preserve"> i</w:t>
+          </w:r>
+        </w:hyperlink>
       </w:r>
       <w:r>
         <w:rPr>
@@ -4962,7 +4964,7 @@
           <w:sz w:val="24"/>
           <w:u w:val="single"/>
         </w:rPr>
-        <w:hyperlink r:id="rId39" w:history="1">
+        <w:hyperlink r:id="rId41" w:history="1">
           <w:r>
             <w:rPr>
               <w:rStyle w:val="Hyperlink"/>

--- a/EXPORTS/DOCX/published/niveau3/Dutch/KunsthandelVanLier.docx
+++ b/EXPORTS/DOCX/published/niveau3/Dutch/KunsthandelVanLier.docx
@@ -249,13 +249,95 @@
       </w:r>
       <w:r>
         <w:rPr>
+          <w:u w:val="single" w:color="0000ff"/>
           <w:rFonts w:ascii="Charis SIL Regular" w:hAnsi="Charis SIL Regular" w:eastAsia="Charis SIL Regular"/>
           <w:b w:val="0"/>
           <w:i w:val="0"/>
           <w:color w:val="000000"/>
           <w:sz w:val="24"/>
         </w:rPr>
-        <w:t xml:space="preserve">naar Amsterdam. </w:t>
+        <w:hyperlink r:id="rId9" w:history="1">
+          <w:r>
+            <w:rPr>
+              <w:rStyle w:val="Hyperlink"/>
+            </w:rPr>
+            <w:t xml:space="preserve">naar </w:t>
+          </w:r>
+        </w:hyperlink>
+      </w:r>
+      <w:r>
+        <w:rPr>
+          <w:rFonts w:ascii="Charis SIL Regular" w:hAnsi="Charis SIL Regular" w:eastAsia="Charis SIL Regular"/>
+          <w:b w:val="0"/>
+          <w:i w:val="0"/>
+          <w:color w:val="000000"/>
+          <w:sz w:val="24"/>
+        </w:rPr>
+        <w:t>A</w:t>
+      </w:r>
+      <w:r>
+        <w:rPr>
+          <w:u w:val="single" w:color="0000ff"/>
+          <w:rFonts w:ascii="Charis SIL Regular" w:hAnsi="Charis SIL Regular" w:eastAsia="Charis SIL Regular"/>
+          <w:b w:val="0"/>
+          <w:i w:val="0"/>
+          <w:color w:val="000000"/>
+          <w:sz w:val="24"/>
+        </w:rPr>
+        <w:hyperlink r:id="rId9" w:history="1">
+          <w:r>
+            <w:rPr>
+              <w:rStyle w:val="Hyperlink"/>
+            </w:rPr>
+            <w:t>ms</w:t>
+          </w:r>
+        </w:hyperlink>
+      </w:r>
+      <w:r>
+        <w:rPr>
+          <w:u w:val="single" w:color="0000ff"/>
+          <w:rFonts w:ascii="Charis SIL Regular" w:hAnsi="Charis SIL Regular" w:eastAsia="Charis SIL Regular"/>
+          <w:b w:val="0"/>
+          <w:i w:val="0"/>
+          <w:color w:val="000000"/>
+          <w:sz w:val="24"/>
+        </w:rPr>
+        <w:hyperlink r:id="rId9" w:history="1">
+          <w:r>
+            <w:rPr>
+              <w:rStyle w:val="Hyperlink"/>
+            </w:rPr>
+            <w:t>t</w:t>
+          </w:r>
+        </w:hyperlink>
+      </w:r>
+      <w:r>
+        <w:rPr>
+          <w:u w:val="single" w:color="0000ff"/>
+          <w:rFonts w:ascii="Charis SIL Regular" w:hAnsi="Charis SIL Regular" w:eastAsia="Charis SIL Regular"/>
+          <w:b w:val="0"/>
+          <w:i w:val="0"/>
+          <w:color w:val="000000"/>
+          <w:sz w:val="24"/>
+        </w:rPr>
+        <w:hyperlink r:id="rId9" w:history="1">
+          <w:r>
+            <w:rPr>
+              <w:rStyle w:val="Hyperlink"/>
+            </w:rPr>
+            <w:t>erd</w:t>
+          </w:r>
+        </w:hyperlink>
+      </w:r>
+      <w:r>
+        <w:rPr>
+          <w:rFonts w:ascii="Charis SIL Regular" w:hAnsi="Charis SIL Regular" w:eastAsia="Charis SIL Regular"/>
+          <w:b w:val="0"/>
+          <w:i w:val="0"/>
+          <w:color w:val="000000"/>
+          <w:sz w:val="24"/>
+        </w:rPr>
+        <w:t xml:space="preserve">am. </w:t>
       </w:r>
       <w:r>
         <w:rPr>
@@ -559,24 +641,13 @@
       </w:r>
       <w:r>
         <w:rPr>
-          <w:u w:val="single" w:color="0000ff"/>
           <w:rFonts w:ascii="Charis SIL Regular" w:hAnsi="Charis SIL Regular" w:eastAsia="Charis SIL Regular"/>
           <w:b w:val="0"/>
           <w:i w:val="0"/>
           <w:color w:val="000000"/>
           <w:sz w:val="24"/>
         </w:rPr>
-        <w:t>s</w:t>
-      </w:r>
-      <w:r>
-        <w:rPr>
-          <w:rFonts w:ascii="Charis SIL Regular" w:hAnsi="Charis SIL Regular" w:eastAsia="Charis SIL Regular"/>
-          <w:b w:val="0"/>
-          <w:i w:val="0"/>
-          <w:color w:val="000000"/>
-          <w:sz w:val="24"/>
-        </w:rPr>
-        <w:t xml:space="preserve">eerd in </w:t>
+        <w:t xml:space="preserve">seerd in </w:t>
       </w:r>
       <w:r>
         <w:rPr>
@@ -652,7 +723,31 @@
           <w:color w:val="000000"/>
           <w:sz w:val="24"/>
         </w:rPr>
-        <w:t xml:space="preserve"> en </w:t>
+        <w:hyperlink r:id="rId12" w:history="1">
+          <w:r>
+            <w:rPr>
+              <w:rStyle w:val="Hyperlink"/>
+            </w:rPr>
+            <w:t xml:space="preserve"> e</w:t>
+          </w:r>
+        </w:hyperlink>
+      </w:r>
+      <w:r>
+        <w:rPr>
+          <w:rFonts w:ascii="Charis SIL Regular" w:hAnsi="Charis SIL Regular" w:eastAsia="Charis SIL Regular"/>
+          <w:b w:val="0"/>
+          <w:i w:val="0"/>
+          <w:color w:val="000000"/>
+          <w:sz w:val="24"/>
+        </w:rPr>
+        <w:hyperlink r:id="rId12" w:history="1">
+          <w:r>
+            <w:rPr>
+              <w:rStyle w:val="Hyperlink"/>
+            </w:rPr>
+            <w:t xml:space="preserve">n </w:t>
+          </w:r>
+        </w:hyperlink>
       </w:r>
       <w:r>
         <w:rPr>
@@ -825,7 +920,6 @@
           <w:i w:val="0"/>
           <w:color w:val="0000FF"/>
           <w:sz w:val="24"/>
-          <w:u w:val="single"/>
         </w:rPr>
         <w:hyperlink r:id="rId14" w:history="1">
           <w:r>
@@ -1094,7 +1188,7 @@
             <w:rPr>
               <w:rStyle w:val="Hyperlink"/>
             </w:rPr>
-            <w:t>etnografisc</w:t>
+            <w:t>etnografisch</w:t>
           </w:r>
         </w:hyperlink>
       </w:r>
@@ -1106,16 +1200,6 @@
           <w:color w:val="0000FF"/>
           <w:sz w:val="24"/>
           <w:u w:val="single"/>
-        </w:rPr>
-        <w:t>h</w:t>
-      </w:r>
-      <w:r>
-        <w:rPr>
-          <w:rFonts w:ascii="Charis SIL Regular" w:hAnsi="Charis SIL Regular" w:eastAsia="Charis SIL Regular"/>
-          <w:b w:val="0"/>
-          <w:i w:val="0"/>
-          <w:color w:val="0000FF"/>
-          <w:sz w:val="24"/>
         </w:rPr>
         <w:t>e</w:t>
       </w:r>
@@ -1144,9 +1228,19 @@
             <w:rPr>
               <w:rStyle w:val="Hyperlink"/>
             </w:rPr>
-            <w:t>voorwerpen</w:t>
+            <w:t>voorwerpe</w:t>
           </w:r>
         </w:hyperlink>
+      </w:r>
+      <w:r>
+        <w:rPr>
+          <w:rFonts w:ascii="Charis SIL Regular" w:hAnsi="Charis SIL Regular" w:eastAsia="Charis SIL Regular"/>
+          <w:b w:val="0"/>
+          <w:i w:val="0"/>
+          <w:color w:val="0000FF"/>
+          <w:sz w:val="24"/>
+        </w:rPr>
+        <w:t>n</w:t>
       </w:r>
       <w:r>
         <w:rPr>
@@ -1221,7 +1315,7 @@
           <w:sz w:val="24"/>
           <w:u w:val="single"/>
         </w:rPr>
-        <w:hyperlink r:id="rId18" w:history="1">
+        <w:hyperlink r:id="rId13" w:history="1">
           <w:r>
             <w:rPr>
               <w:rStyle w:val="Hyperlink"/>
@@ -1250,7 +1344,7 @@
           <w:sz w:val="24"/>
           <w:u w:val="single"/>
         </w:rPr>
-        <w:hyperlink r:id="rId18" w:history="1">
+        <w:hyperlink r:id="rId13" w:history="1">
           <w:r>
             <w:rPr>
               <w:rStyle w:val="Hyperlink"/>
@@ -1268,7 +1362,7 @@
           <w:sz w:val="24"/>
           <w:u w:val="single"/>
         </w:rPr>
-        <w:hyperlink r:id="rId18" w:history="1">
+        <w:hyperlink r:id="rId13" w:history="1">
           <w:r>
             <w:rPr>
               <w:rStyle w:val="Hyperlink"/>
@@ -1286,7 +1380,7 @@
           <w:sz w:val="24"/>
           <w:u w:val="single"/>
         </w:rPr>
-        <w:hyperlink r:id="rId18" w:history="1">
+        <w:hyperlink r:id="rId13" w:history="1">
           <w:r>
             <w:rPr>
               <w:rStyle w:val="Hyperlink"/>
@@ -1304,7 +1398,7 @@
           <w:sz w:val="24"/>
           <w:u w:val="single"/>
         </w:rPr>
-        <w:hyperlink r:id="rId18" w:history="1">
+        <w:hyperlink r:id="rId13" w:history="1">
           <w:r>
             <w:rPr>
               <w:rStyle w:val="Hyperlink"/>
@@ -1315,13 +1409,49 @@
       </w:r>
       <w:r>
         <w:rPr>
+          <w:u w:val="single" w:color="0000ff"/>
           <w:rFonts w:ascii="Charis SIL Regular" w:hAnsi="Charis SIL Regular" w:eastAsia="Charis SIL Regular"/>
           <w:b w:val="0"/>
           <w:i w:val="0"/>
           <w:color w:val="000000"/>
           <w:sz w:val="24"/>
         </w:rPr>
-        <w:t>). Deze werden verw</w:t>
+        <w:hyperlink r:id="rId13" w:history="1">
+          <w:r>
+            <w:rPr>
+              <w:rStyle w:val="Hyperlink"/>
+            </w:rPr>
+            <w:t>). D</w:t>
+          </w:r>
+        </w:hyperlink>
+      </w:r>
+      <w:r>
+        <w:rPr>
+          <w:rFonts w:ascii="Charis SIL Regular" w:hAnsi="Charis SIL Regular" w:eastAsia="Charis SIL Regular"/>
+          <w:b w:val="0"/>
+          <w:i w:val="0"/>
+          <w:color w:val="000000"/>
+          <w:sz w:val="24"/>
+        </w:rPr>
+        <w:t>eze</w:t>
+      </w:r>
+      <w:r>
+        <w:rPr>
+          <w:u w:val="single" w:color="0000ff"/>
+          <w:rFonts w:ascii="Charis SIL Regular" w:hAnsi="Charis SIL Regular" w:eastAsia="Charis SIL Regular"/>
+          <w:b w:val="0"/>
+          <w:i w:val="0"/>
+          <w:color w:val="000000"/>
+          <w:sz w:val="24"/>
+        </w:rPr>
+        <w:hyperlink r:id="rId16" w:history="1">
+          <w:r>
+            <w:rPr>
+              <w:rStyle w:val="Hyperlink"/>
+            </w:rPr>
+            <w:t xml:space="preserve"> werden verw</w:t>
+          </w:r>
+        </w:hyperlink>
       </w:r>
       <w:r>
         <w:rPr>
@@ -1645,41 +1775,24 @@
       </w:r>
       <w:r>
         <w:rPr>
+          <w:u w:val="single" w:color="0000ff"/>
           <w:rFonts w:ascii="Charis SIL Regular" w:hAnsi="Charis SIL Regular" w:eastAsia="Charis SIL Regular"/>
           <w:b w:val="0"/>
           <w:i w:val="0"/>
           <w:color w:val="000000"/>
           <w:sz w:val="24"/>
         </w:rPr>
-        <w:hyperlink r:id="rId21" w:history="1">
-          <w:r>
-            <w:rPr>
-              <w:rStyle w:val="Hyperlink"/>
-            </w:rPr>
-            <w:t>s</w:t>
-          </w:r>
-        </w:hyperlink>
-      </w:r>
-      <w:r>
-        <w:rPr>
-          <w:u w:val="single" w:color="0000ff"/>
+        <w:t>s</w:t>
+      </w:r>
+      <w:r>
+        <w:rPr>
           <w:rFonts w:ascii="Charis SIL Regular" w:hAnsi="Charis SIL Regular" w:eastAsia="Charis SIL Regular"/>
           <w:b w:val="0"/>
           <w:i w:val="0"/>
           <w:color w:val="000000"/>
           <w:sz w:val="24"/>
         </w:rPr>
-        <w:t>c</w:t>
-      </w:r>
-      <w:r>
-        <w:rPr>
-          <w:rFonts w:ascii="Charis SIL Regular" w:hAnsi="Charis SIL Regular" w:eastAsia="Charis SIL Regular"/>
-          <w:b w:val="0"/>
-          <w:i w:val="0"/>
-          <w:color w:val="000000"/>
-          <w:sz w:val="24"/>
-        </w:rPr>
-        <w:t xml:space="preserve">he </w:t>
+        <w:t xml:space="preserve">che </w:t>
       </w:r>
       <w:r>
         <w:rPr>
@@ -2207,32 +2320,13 @@
       </w:r>
       <w:r>
         <w:rPr>
-          <w:u w:val="single" w:color="0000ff"/>
           <w:rFonts w:ascii="Charis SIL Regular" w:hAnsi="Charis SIL Regular" w:eastAsia="Charis SIL Regular"/>
           <w:b w:val="0"/>
           <w:i w:val="0"/>
           <w:color w:val="000000"/>
           <w:sz w:val="24"/>
         </w:rPr>
-        <w:hyperlink r:id="rId25" w:history="1">
-          <w:r>
-            <w:rPr>
-              <w:rStyle w:val="Hyperlink"/>
-            </w:rPr>
-            <w:t>naar</w:t>
-          </w:r>
-        </w:hyperlink>
-      </w:r>
-      <w:r>
-        <w:rPr>
-          <w:u w:val="single" w:color="0000ff"/>
-          <w:rFonts w:ascii="Charis SIL Regular" w:hAnsi="Charis SIL Regular" w:eastAsia="Charis SIL Regular"/>
-          <w:b w:val="0"/>
-          <w:i w:val="0"/>
-          <w:color w:val="000000"/>
-          <w:sz w:val="24"/>
-        </w:rPr>
-        <w:t xml:space="preserve"> </w:t>
+        <w:t xml:space="preserve">naar </w:t>
       </w:r>
       <w:r>
         <w:rPr>
@@ -2243,7 +2337,7 @@
           <w:sz w:val="24"/>
           <w:u w:val="single"/>
         </w:rPr>
-        <w:hyperlink r:id="rId25" w:history="1">
+        <w:hyperlink r:id="rId27" w:history="1">
           <w:r>
             <w:rPr>
               <w:rStyle w:val="Hyperlink"/>
@@ -3250,7 +3344,7 @@
           <w:sz w:val="24"/>
           <w:u w:val="single"/>
         </w:rPr>
-        <w:hyperlink r:id="rId32" w:history="1">
+        <w:hyperlink r:id="rId31" w:history="1">
           <w:r>
             <w:rPr>
               <w:rStyle w:val="Hyperlink"/>
@@ -3718,132 +3812,19 @@
           <w:i w:val="0"/>
           <w:color w:val="0000FF"/>
           <w:sz w:val="24"/>
+        </w:rPr>
+        <w:t>website van de NK-c</w:t>
+      </w:r>
+      <w:r>
+        <w:rPr>
+          <w:rFonts w:ascii="Charis SIL Regular" w:hAnsi="Charis SIL Regular" w:eastAsia="Charis SIL Regular"/>
+          <w:b w:val="0"/>
+          <w:i w:val="0"/>
+          <w:color w:val="0000FF"/>
+          <w:sz w:val="24"/>
           <w:u w:val="single"/>
         </w:rPr>
-        <w:hyperlink r:id="rId35" w:history="1">
-          <w:r>
-            <w:rPr>
-              <w:rStyle w:val="Hyperlink"/>
-            </w:rPr>
-            <w:t>website</w:t>
-          </w:r>
-        </w:hyperlink>
-      </w:r>
-      <w:r>
-        <w:rPr>
-          <w:rFonts w:ascii="Charis SIL Regular" w:hAnsi="Charis SIL Regular" w:eastAsia="Charis SIL Regular"/>
-          <w:b w:val="0"/>
-          <w:i w:val="0"/>
-          <w:color w:val="0000FF"/>
-          <w:sz w:val="24"/>
-          <w:u w:val="single"/>
-        </w:rPr>
-        <w:t xml:space="preserve"> </w:t>
-      </w:r>
-      <w:r>
-        <w:rPr>
-          <w:rFonts w:ascii="Charis SIL Regular" w:hAnsi="Charis SIL Regular" w:eastAsia="Charis SIL Regular"/>
-          <w:b w:val="0"/>
-          <w:i w:val="0"/>
-          <w:color w:val="0000FF"/>
-          <w:sz w:val="24"/>
-          <w:u w:val="single"/>
-        </w:rPr>
-        <w:hyperlink r:id="rId35" w:history="1">
-          <w:r>
-            <w:rPr>
-              <w:rStyle w:val="Hyperlink"/>
-            </w:rPr>
-            <w:t>van</w:t>
-          </w:r>
-        </w:hyperlink>
-      </w:r>
-      <w:r>
-        <w:rPr>
-          <w:rFonts w:ascii="Charis SIL Regular" w:hAnsi="Charis SIL Regular" w:eastAsia="Charis SIL Regular"/>
-          <w:b w:val="0"/>
-          <w:i w:val="0"/>
-          <w:color w:val="0000FF"/>
-          <w:sz w:val="24"/>
-          <w:u w:val="single"/>
-        </w:rPr>
-        <w:t xml:space="preserve"> </w:t>
-      </w:r>
-      <w:r>
-        <w:rPr>
-          <w:rFonts w:ascii="Charis SIL Regular" w:hAnsi="Charis SIL Regular" w:eastAsia="Charis SIL Regular"/>
-          <w:b w:val="0"/>
-          <w:i w:val="0"/>
-          <w:color w:val="0000FF"/>
-          <w:sz w:val="24"/>
-          <w:u w:val="single"/>
-        </w:rPr>
-        <w:hyperlink r:id="rId35" w:history="1">
-          <w:r>
-            <w:rPr>
-              <w:rStyle w:val="Hyperlink"/>
-            </w:rPr>
-            <w:t>de</w:t>
-          </w:r>
-        </w:hyperlink>
-      </w:r>
-      <w:r>
-        <w:rPr>
-          <w:rFonts w:ascii="Charis SIL Regular" w:hAnsi="Charis SIL Regular" w:eastAsia="Charis SIL Regular"/>
-          <w:b w:val="0"/>
-          <w:i w:val="0"/>
-          <w:color w:val="0000FF"/>
-          <w:sz w:val="24"/>
-          <w:u w:val="single"/>
-        </w:rPr>
-        <w:t xml:space="preserve"> </w:t>
-      </w:r>
-      <w:r>
-        <w:rPr>
-          <w:rFonts w:ascii="Charis SIL Regular" w:hAnsi="Charis SIL Regular" w:eastAsia="Charis SIL Regular"/>
-          <w:b w:val="0"/>
-          <w:i w:val="0"/>
-          <w:color w:val="0000FF"/>
-          <w:sz w:val="24"/>
-          <w:u w:val="single"/>
-        </w:rPr>
-        <w:hyperlink r:id="rId35" w:history="1">
-          <w:r>
-            <w:rPr>
-              <w:rStyle w:val="Hyperlink"/>
-            </w:rPr>
-            <w:t>NK-</w:t>
-          </w:r>
-        </w:hyperlink>
-      </w:r>
-      <w:r>
-        <w:rPr>
-          <w:rFonts w:ascii="Charis SIL Regular" w:hAnsi="Charis SIL Regular" w:eastAsia="Charis SIL Regular"/>
-          <w:b w:val="0"/>
-          <w:i w:val="0"/>
-          <w:color w:val="0000FF"/>
-          <w:sz w:val="24"/>
-          <w:u w:val="single"/>
-        </w:rPr>
-        <w:hyperlink r:id="rId35" w:history="1">
-          <w:r>
-            <w:rPr>
-              <w:rStyle w:val="Hyperlink"/>
-            </w:rPr>
-            <w:t>c</w:t>
-          </w:r>
-        </w:hyperlink>
-      </w:r>
-      <w:r>
-        <w:rPr>
-          <w:rFonts w:ascii="Charis SIL Regular" w:hAnsi="Charis SIL Regular" w:eastAsia="Charis SIL Regular"/>
-          <w:b w:val="0"/>
-          <w:i w:val="0"/>
-          <w:color w:val="0000FF"/>
-          <w:sz w:val="24"/>
-          <w:u w:val="single"/>
-        </w:rPr>
-        <w:hyperlink r:id="rId35" w:history="1">
+        <w:hyperlink r:id="rId34" w:history="1">
           <w:r>
             <w:rPr>
               <w:rStyle w:val="Hyperlink"/>
@@ -3953,14 +3934,7 @@
           <w:sz w:val="24"/>
           <w:u w:val="single"/>
         </w:rPr>
-        <w:hyperlink r:id="rId36" w:history="1">
-          <w:r>
-            <w:rPr>
-              <w:rStyle w:val="Hyperlink"/>
-            </w:rPr>
-            <w:t>restitutiev</w:t>
-          </w:r>
-        </w:hyperlink>
+        <w:t>restitutiev</w:t>
       </w:r>
       <w:r>
         <w:rPr>
@@ -4865,6 +4839,7 @@
       </w:r>
       <w:r>
         <w:rPr>
+          <w:u w:val="single" w:color="0000ff"/>
           <w:rFonts w:ascii="Charis SIL Regular" w:hAnsi="Charis SIL Regular" w:eastAsia="Charis SIL Regular"/>
           <w:b w:val="0"/>
           <w:i w:val="0"/>
@@ -4918,7 +4893,7 @@
           <w:sz w:val="24"/>
           <w:u w:val="single"/>
         </w:rPr>
-        <w:hyperlink r:id="rId39" w:history="1">
+        <w:hyperlink r:id="rId41" w:history="1">
           <w:r>
             <w:rPr>
               <w:rStyle w:val="Hyperlink"/>
@@ -4936,7 +4911,7 @@
           <w:sz w:val="24"/>
           <w:u w:val="single"/>
         </w:rPr>
-        <w:hyperlink r:id="rId39" w:history="1">
+        <w:hyperlink r:id="rId41" w:history="1">
           <w:r>
             <w:rPr>
               <w:rStyle w:val="Hyperlink"/>

--- a/EXPORTS/DOCX/published/niveau3/Dutch/KunsthandelVanLier.docx
+++ b/EXPORTS/DOCX/published/niveau3/Dutch/KunsthandelVanLier.docx
@@ -267,6 +267,7 @@
       </w:r>
       <w:r>
         <w:rPr>
+          <w:u w:val="single" w:color="0000ff"/>
           <w:rFonts w:ascii="Charis SIL Regular" w:hAnsi="Charis SIL Regular" w:eastAsia="Charis SIL Regular"/>
           <w:b w:val="0"/>
           <w:i w:val="0"/>
@@ -331,13 +332,24 @@
       </w:r>
       <w:r>
         <w:rPr>
+          <w:u w:val="single" w:color="0000ff"/>
           <w:rFonts w:ascii="Charis SIL Regular" w:hAnsi="Charis SIL Regular" w:eastAsia="Charis SIL Regular"/>
           <w:b w:val="0"/>
           <w:i w:val="0"/>
           <w:color w:val="000000"/>
           <w:sz w:val="24"/>
         </w:rPr>
-        <w:t xml:space="preserve">am. </w:t>
+        <w:t>a</w:t>
+      </w:r>
+      <w:r>
+        <w:rPr>
+          <w:rFonts w:ascii="Charis SIL Regular" w:hAnsi="Charis SIL Regular" w:eastAsia="Charis SIL Regular"/>
+          <w:b w:val="0"/>
+          <w:i w:val="0"/>
+          <w:color w:val="000000"/>
+          <w:sz w:val="24"/>
+        </w:rPr>
+        <w:t xml:space="preserve">m. </w:t>
       </w:r>
       <w:r>
         <w:rPr>
@@ -423,35 +435,7 @@
           <w:color w:val="000000"/>
           <w:sz w:val="24"/>
         </w:rPr>
-        <w:t xml:space="preserve"> hield zich vooral be</w:t>
-      </w:r>
-      <w:r>
-        <w:rPr>
-          <w:u w:val="single" w:color="0000ff"/>
-          <w:rFonts w:ascii="Charis SIL Regular" w:hAnsi="Charis SIL Regular" w:eastAsia="Charis SIL Regular"/>
-          <w:b w:val="0"/>
-          <w:i w:val="0"/>
-          <w:color w:val="000000"/>
-          <w:sz w:val="24"/>
-        </w:rPr>
-        <w:hyperlink r:id="rId10" w:history="1">
-          <w:r>
-            <w:rPr>
-              <w:rStyle w:val="Hyperlink"/>
-            </w:rPr>
-            <w:t>zig m</w:t>
-          </w:r>
-        </w:hyperlink>
-      </w:r>
-      <w:r>
-        <w:rPr>
-          <w:rFonts w:ascii="Charis SIL Regular" w:hAnsi="Charis SIL Regular" w:eastAsia="Charis SIL Regular"/>
-          <w:b w:val="0"/>
-          <w:i w:val="0"/>
-          <w:color w:val="000000"/>
-          <w:sz w:val="24"/>
-        </w:rPr>
-        <w:t xml:space="preserve">et </w:t>
+        <w:t xml:space="preserve"> hield zich vooral bezig met </w:t>
       </w:r>
       <w:r>
         <w:rPr>
@@ -547,107 +531,7 @@
           <w:color w:val="000000"/>
           <w:sz w:val="24"/>
         </w:rPr>
-        <w:t>Van Lier raakte ec</w:t>
-      </w:r>
-      <w:r>
-        <w:rPr>
-          <w:u w:val="single" w:color="0000ff"/>
-          <w:rFonts w:ascii="Charis SIL Regular" w:hAnsi="Charis SIL Regular" w:eastAsia="Charis SIL Regular"/>
-          <w:b w:val="0"/>
-          <w:i w:val="0"/>
-          <w:color w:val="000000"/>
-          <w:sz w:val="24"/>
-        </w:rPr>
-        <w:hyperlink r:id="rId11" w:history="1">
-          <w:r>
-            <w:rPr>
-              <w:rStyle w:val="Hyperlink"/>
-            </w:rPr>
-            <w:t xml:space="preserve">hter ook </w:t>
-          </w:r>
-        </w:hyperlink>
-      </w:r>
-      <w:r>
-        <w:rPr>
-          <w:u w:val="single" w:color="0000ff"/>
-          <w:rFonts w:ascii="Charis SIL Regular" w:hAnsi="Charis SIL Regular" w:eastAsia="Charis SIL Regular"/>
-          <w:b w:val="0"/>
-          <w:i w:val="0"/>
-          <w:color w:val="000000"/>
-          <w:sz w:val="24"/>
-        </w:rPr>
-        <w:hyperlink r:id="rId11" w:history="1">
-          <w:r>
-            <w:rPr>
-              <w:rStyle w:val="Hyperlink"/>
-            </w:rPr>
-            <w:t>g</w:t>
-          </w:r>
-        </w:hyperlink>
-      </w:r>
-      <w:r>
-        <w:rPr>
-          <w:u w:val="single" w:color="0000ff"/>
-          <w:rFonts w:ascii="Charis SIL Regular" w:hAnsi="Charis SIL Regular" w:eastAsia="Charis SIL Regular"/>
-          <w:b w:val="0"/>
-          <w:i w:val="0"/>
-          <w:color w:val="000000"/>
-          <w:sz w:val="24"/>
-        </w:rPr>
-        <w:hyperlink r:id="rId11" w:history="1">
-          <w:r>
-            <w:rPr>
-              <w:rStyle w:val="Hyperlink"/>
-            </w:rPr>
-            <w:t>eïnt</w:t>
-          </w:r>
-        </w:hyperlink>
-      </w:r>
-      <w:r>
-        <w:rPr>
-          <w:u w:val="single" w:color="0000ff"/>
-          <w:rFonts w:ascii="Charis SIL Regular" w:hAnsi="Charis SIL Regular" w:eastAsia="Charis SIL Regular"/>
-          <w:b w:val="0"/>
-          <w:i w:val="0"/>
-          <w:color w:val="000000"/>
-          <w:sz w:val="24"/>
-        </w:rPr>
-        <w:hyperlink r:id="rId11" w:history="1">
-          <w:r>
-            <w:rPr>
-              <w:rStyle w:val="Hyperlink"/>
-            </w:rPr>
-            <w:t>e</w:t>
-          </w:r>
-        </w:hyperlink>
-      </w:r>
-      <w:r>
-        <w:rPr>
-          <w:u w:val="single" w:color="0000ff"/>
-          <w:rFonts w:ascii="Charis SIL Regular" w:hAnsi="Charis SIL Regular" w:eastAsia="Charis SIL Regular"/>
-          <w:b w:val="0"/>
-          <w:i w:val="0"/>
-          <w:color w:val="000000"/>
-          <w:sz w:val="24"/>
-        </w:rPr>
-        <w:hyperlink r:id="rId11" w:history="1">
-          <w:r>
-            <w:rPr>
-              <w:rStyle w:val="Hyperlink"/>
-            </w:rPr>
-            <w:t>res</w:t>
-          </w:r>
-        </w:hyperlink>
-      </w:r>
-      <w:r>
-        <w:rPr>
-          <w:rFonts w:ascii="Charis SIL Regular" w:hAnsi="Charis SIL Regular" w:eastAsia="Charis SIL Regular"/>
-          <w:b w:val="0"/>
-          <w:i w:val="0"/>
-          <w:color w:val="000000"/>
-          <w:sz w:val="24"/>
-        </w:rPr>
-        <w:t xml:space="preserve">seerd in </w:t>
+        <w:t xml:space="preserve">Van Lier raakte echter ook geïnteresseerd in </w:t>
       </w:r>
       <w:r>
         <w:rPr>
@@ -723,31 +607,7 @@
           <w:color w:val="000000"/>
           <w:sz w:val="24"/>
         </w:rPr>
-        <w:hyperlink r:id="rId12" w:history="1">
-          <w:r>
-            <w:rPr>
-              <w:rStyle w:val="Hyperlink"/>
-            </w:rPr>
-            <w:t xml:space="preserve"> e</w:t>
-          </w:r>
-        </w:hyperlink>
-      </w:r>
-      <w:r>
-        <w:rPr>
-          <w:rFonts w:ascii="Charis SIL Regular" w:hAnsi="Charis SIL Regular" w:eastAsia="Charis SIL Regular"/>
-          <w:b w:val="0"/>
-          <w:i w:val="0"/>
-          <w:color w:val="000000"/>
-          <w:sz w:val="24"/>
-        </w:rPr>
-        <w:hyperlink r:id="rId12" w:history="1">
-          <w:r>
-            <w:rPr>
-              <w:rStyle w:val="Hyperlink"/>
-            </w:rPr>
-            <w:t xml:space="preserve">n </w:t>
-          </w:r>
-        </w:hyperlink>
+        <w:t xml:space="preserve"> en </w:t>
       </w:r>
       <w:r>
         <w:rPr>
@@ -904,7 +764,7 @@
           <w:sz w:val="24"/>
           <w:u w:val="single"/>
         </w:rPr>
-        <w:hyperlink r:id="rId13" w:history="1">
+        <w:hyperlink r:id="rId14" w:history="1">
           <w:r>
             <w:rPr>
               <w:rStyle w:val="Hyperlink"/>
@@ -920,6 +780,7 @@
           <w:i w:val="0"/>
           <w:color w:val="0000FF"/>
           <w:sz w:val="24"/>
+          <w:u w:val="single"/>
         </w:rPr>
         <w:hyperlink r:id="rId14" w:history="1">
           <w:r>
@@ -939,7 +800,7 @@
           <w:sz w:val="24"/>
           <w:u w:val="single"/>
         </w:rPr>
-        <w:hyperlink r:id="rId15" w:history="1">
+        <w:hyperlink r:id="rId14" w:history="1">
           <w:r>
             <w:rPr>
               <w:rStyle w:val="Hyperlink"/>
@@ -968,7 +829,7 @@
           <w:sz w:val="24"/>
           <w:u w:val="single"/>
         </w:rPr>
-        <w:hyperlink r:id="rId15" w:history="1">
+        <w:hyperlink r:id="rId14" w:history="1">
           <w:r>
             <w:rPr>
               <w:rStyle w:val="Hyperlink"/>
@@ -1183,7 +1044,7 @@
           <w:sz w:val="24"/>
           <w:u w:val="single"/>
         </w:rPr>
-        <w:hyperlink r:id="rId16" w:history="1">
+        <w:hyperlink r:id="rId15" w:history="1">
           <w:r>
             <w:rPr>
               <w:rStyle w:val="Hyperlink"/>
@@ -1223,7 +1084,7 @@
           <w:sz w:val="24"/>
           <w:u w:val="single"/>
         </w:rPr>
-        <w:hyperlink r:id="rId16" w:history="1">
+        <w:hyperlink r:id="rId15" w:history="1">
           <w:r>
             <w:rPr>
               <w:rStyle w:val="Hyperlink"/>
@@ -1261,7 +1122,7 @@
           <w:color w:val="000000"/>
           <w:sz w:val="24"/>
         </w:rPr>
-        <w:hyperlink r:id="rId17" w:history="1">
+        <w:hyperlink r:id="rId16" w:history="1">
           <w:r>
             <w:rPr>
               <w:rStyle w:val="Hyperlink"/>
@@ -1279,7 +1140,7 @@
           <w:color w:val="000000"/>
           <w:sz w:val="24"/>
         </w:rPr>
-        <w:hyperlink r:id="rId17" w:history="1">
+        <w:hyperlink r:id="rId16" w:history="1">
           <w:r>
             <w:rPr>
               <w:rStyle w:val="Hyperlink"/>
@@ -1297,7 +1158,7 @@
           <w:color w:val="000000"/>
           <w:sz w:val="24"/>
         </w:rPr>
-        <w:hyperlink r:id="rId17" w:history="1">
+        <w:hyperlink r:id="rId16" w:history="1">
           <w:r>
             <w:rPr>
               <w:rStyle w:val="Hyperlink"/>
@@ -1444,7 +1305,7 @@
           <w:color w:val="000000"/>
           <w:sz w:val="24"/>
         </w:rPr>
-        <w:hyperlink r:id="rId16" w:history="1">
+        <w:hyperlink r:id="rId15" w:history="1">
           <w:r>
             <w:rPr>
               <w:rStyle w:val="Hyperlink"/>
@@ -1462,7 +1323,7 @@
           <w:color w:val="000000"/>
           <w:sz w:val="24"/>
         </w:rPr>
-        <w:hyperlink r:id="rId16" w:history="1">
+        <w:hyperlink r:id="rId15" w:history="1">
           <w:r>
             <w:rPr>
               <w:rStyle w:val="Hyperlink"/>
@@ -1493,7 +1354,7 @@
           <w:color w:val="000000"/>
           <w:sz w:val="24"/>
         </w:rPr>
-        <w:hyperlink r:id="rId18" w:history="1">
+        <w:hyperlink r:id="rId17" w:history="1">
           <w:r>
             <w:rPr>
               <w:rStyle w:val="Hyperlink"/>
@@ -1511,7 +1372,7 @@
           <w:color w:val="000000"/>
           <w:sz w:val="24"/>
         </w:rPr>
-        <w:hyperlink r:id="rId18" w:history="1">
+        <w:hyperlink r:id="rId17" w:history="1">
           <w:r>
             <w:rPr>
               <w:rStyle w:val="Hyperlink"/>
@@ -1529,7 +1390,7 @@
           <w:color w:val="000000"/>
           <w:sz w:val="24"/>
         </w:rPr>
-        <w:hyperlink r:id="rId18" w:history="1">
+        <w:hyperlink r:id="rId17" w:history="1">
           <w:r>
             <w:rPr>
               <w:rStyle w:val="Hyperlink"/>
@@ -1547,7 +1408,7 @@
           <w:color w:val="000000"/>
           <w:sz w:val="24"/>
         </w:rPr>
-        <w:hyperlink r:id="rId18" w:history="1">
+        <w:hyperlink r:id="rId17" w:history="1">
           <w:r>
             <w:rPr>
               <w:rStyle w:val="Hyperlink"/>
@@ -1575,7 +1436,7 @@
           <w:sz w:val="24"/>
           <w:u w:val="single"/>
         </w:rPr>
-        <w:hyperlink r:id="rId19" w:history="1">
+        <w:hyperlink r:id="rId18" w:history="1">
           <w:r>
             <w:rPr>
               <w:rStyle w:val="Hyperlink"/>
@@ -1603,7 +1464,7 @@
           <w:sz w:val="24"/>
           <w:u w:val="single"/>
         </w:rPr>
-        <w:hyperlink r:id="rId20" w:history="1">
+        <w:hyperlink r:id="rId19" w:history="1">
           <w:r>
             <w:rPr>
               <w:rStyle w:val="Hyperlink"/>
@@ -1631,7 +1492,7 @@
           <w:sz w:val="24"/>
           <w:u w:val="single"/>
         </w:rPr>
-        <w:hyperlink r:id="rId21" w:history="1">
+        <w:hyperlink r:id="rId20" w:history="1">
           <w:r>
             <w:rPr>
               <w:rStyle w:val="Hyperlink"/>
@@ -1659,7 +1520,7 @@
           <w:sz w:val="24"/>
           <w:u w:val="single"/>
         </w:rPr>
-        <w:hyperlink r:id="rId22" w:history="1">
+        <w:hyperlink r:id="rId21" w:history="1">
           <w:r>
             <w:rPr>
               <w:rStyle w:val="Hyperlink"/>
@@ -1697,7 +1558,7 @@
           <w:color w:val="000000"/>
           <w:sz w:val="24"/>
         </w:rPr>
-        <w:hyperlink r:id="rId19" w:history="1">
+        <w:hyperlink r:id="rId18" w:history="1">
           <w:r>
             <w:rPr>
               <w:rStyle w:val="Hyperlink"/>
@@ -1736,7 +1597,7 @@
           <w:color w:val="000000"/>
           <w:sz w:val="24"/>
         </w:rPr>
-        <w:hyperlink r:id="rId20" w:history="1">
+        <w:hyperlink r:id="rId19" w:history="1">
           <w:r>
             <w:rPr>
               <w:rStyle w:val="Hyperlink"/>
@@ -1764,7 +1625,7 @@
           <w:color w:val="000000"/>
           <w:sz w:val="24"/>
         </w:rPr>
-        <w:hyperlink r:id="rId21" w:history="1">
+        <w:hyperlink r:id="rId20" w:history="1">
           <w:r>
             <w:rPr>
               <w:rStyle w:val="Hyperlink"/>
@@ -1775,6 +1636,23 @@
       </w:r>
       <w:r>
         <w:rPr>
+          <w:rFonts w:ascii="Charis SIL Regular" w:hAnsi="Charis SIL Regular" w:eastAsia="Charis SIL Regular"/>
+          <w:b w:val="0"/>
+          <w:i w:val="0"/>
+          <w:color w:val="000000"/>
+          <w:sz w:val="24"/>
+        </w:rPr>
+        <w:hyperlink r:id="rId20" w:history="1">
+          <w:r>
+            <w:rPr>
+              <w:rStyle w:val="Hyperlink"/>
+            </w:rPr>
+            <w:t>s</w:t>
+          </w:r>
+        </w:hyperlink>
+      </w:r>
+      <w:r>
+        <w:rPr>
           <w:u w:val="single" w:color="0000ff"/>
           <w:rFonts w:ascii="Charis SIL Regular" w:hAnsi="Charis SIL Regular" w:eastAsia="Charis SIL Regular"/>
           <w:b w:val="0"/>
@@ -1782,7 +1660,7 @@
           <w:color w:val="000000"/>
           <w:sz w:val="24"/>
         </w:rPr>
-        <w:t>s</w:t>
+        <w:t>c</w:t>
       </w:r>
       <w:r>
         <w:rPr>
@@ -1792,7 +1670,7 @@
           <w:color w:val="000000"/>
           <w:sz w:val="24"/>
         </w:rPr>
-        <w:t xml:space="preserve">che </w:t>
+        <w:t xml:space="preserve">he </w:t>
       </w:r>
       <w:r>
         <w:rPr>
@@ -1803,7 +1681,7 @@
           <w:color w:val="000000"/>
           <w:sz w:val="24"/>
         </w:rPr>
-        <w:hyperlink r:id="rId22" w:history="1">
+        <w:hyperlink r:id="rId21" w:history="1">
           <w:r>
             <w:rPr>
               <w:rStyle w:val="Hyperlink"/>
@@ -1844,7 +1722,7 @@
           <w:sz w:val="24"/>
           <w:u w:val="single"/>
         </w:rPr>
-        <w:hyperlink r:id="rId23" w:history="1">
+        <w:hyperlink r:id="rId22" w:history="1">
           <w:r>
             <w:rPr>
               <w:rStyle w:val="Hyperlink"/>
@@ -1873,7 +1751,7 @@
           <w:sz w:val="24"/>
           <w:u w:val="single"/>
         </w:rPr>
-        <w:hyperlink r:id="rId23" w:history="1">
+        <w:hyperlink r:id="rId22" w:history="1">
           <w:r>
             <w:rPr>
               <w:rStyle w:val="Hyperlink"/>
@@ -2024,7 +1902,7 @@
           <w:sz w:val="24"/>
           <w:u w:val="single"/>
         </w:rPr>
-        <w:hyperlink r:id="rId24" w:history="1">
+        <w:hyperlink r:id="rId23" w:history="1">
           <w:r>
             <w:rPr>
               <w:rStyle w:val="Hyperlink"/>
@@ -2053,7 +1931,7 @@
           <w:sz w:val="24"/>
           <w:u w:val="single"/>
         </w:rPr>
-        <w:hyperlink r:id="rId24" w:history="1">
+        <w:hyperlink r:id="rId23" w:history="1">
           <w:r>
             <w:rPr>
               <w:rStyle w:val="Hyperlink"/>
@@ -2082,7 +1960,7 @@
           <w:sz w:val="24"/>
           <w:u w:val="single"/>
         </w:rPr>
-        <w:hyperlink r:id="rId24" w:history="1">
+        <w:hyperlink r:id="rId23" w:history="1">
           <w:r>
             <w:rPr>
               <w:rStyle w:val="Hyperlink"/>
@@ -2113,7 +1991,7 @@
           <w:color w:val="000000"/>
           <w:sz w:val="24"/>
         </w:rPr>
-        <w:hyperlink r:id="rId24" w:history="1">
+        <w:hyperlink r:id="rId23" w:history="1">
           <w:r>
             <w:rPr>
               <w:rStyle w:val="Hyperlink"/>
@@ -2131,7 +2009,7 @@
           <w:color w:val="000000"/>
           <w:sz w:val="24"/>
         </w:rPr>
-        <w:hyperlink r:id="rId24" w:history="1">
+        <w:hyperlink r:id="rId23" w:history="1">
           <w:r>
             <w:rPr>
               <w:rStyle w:val="Hyperlink"/>
@@ -2149,7 +2027,7 @@
           <w:color w:val="000000"/>
           <w:sz w:val="24"/>
         </w:rPr>
-        <w:hyperlink r:id="rId24" w:history="1">
+        <w:hyperlink r:id="rId23" w:history="1">
           <w:r>
             <w:rPr>
               <w:rStyle w:val="Hyperlink"/>
@@ -2167,7 +2045,7 @@
           <w:color w:val="000000"/>
           <w:sz w:val="24"/>
         </w:rPr>
-        <w:hyperlink r:id="rId24" w:history="1">
+        <w:hyperlink r:id="rId23" w:history="1">
           <w:r>
             <w:rPr>
               <w:rStyle w:val="Hyperlink"/>
@@ -2195,7 +2073,7 @@
           <w:sz w:val="24"/>
           <w:u w:val="single"/>
         </w:rPr>
-        <w:hyperlink r:id="rId25" w:history="1">
+        <w:hyperlink r:id="rId24" w:history="1">
           <w:r>
             <w:rPr>
               <w:rStyle w:val="Hyperlink"/>
@@ -2213,7 +2091,7 @@
           <w:sz w:val="24"/>
           <w:u w:val="single"/>
         </w:rPr>
-        <w:hyperlink r:id="rId25" w:history="1">
+        <w:hyperlink r:id="rId24" w:history="1">
           <w:r>
             <w:rPr>
               <w:rStyle w:val="Hyperlink"/>
@@ -2242,7 +2120,7 @@
           <w:sz w:val="24"/>
           <w:u w:val="single"/>
         </w:rPr>
-        <w:hyperlink r:id="rId25" w:history="1">
+        <w:hyperlink r:id="rId24" w:history="1">
           <w:r>
             <w:rPr>
               <w:rStyle w:val="Hyperlink"/>
@@ -2270,7 +2148,7 @@
           <w:sz w:val="24"/>
           <w:u w:val="single"/>
         </w:rPr>
-        <w:hyperlink r:id="rId26" w:history="1">
+        <w:hyperlink r:id="rId25" w:history="1">
           <w:r>
             <w:rPr>
               <w:rStyle w:val="Hyperlink"/>
@@ -2299,7 +2177,7 @@
           <w:sz w:val="24"/>
           <w:u w:val="single"/>
         </w:rPr>
-        <w:hyperlink r:id="rId26" w:history="1">
+        <w:hyperlink r:id="rId25" w:history="1">
           <w:r>
             <w:rPr>
               <w:rStyle w:val="Hyperlink"/>
@@ -2320,13 +2198,32 @@
       </w:r>
       <w:r>
         <w:rPr>
+          <w:u w:val="single" w:color="0000ff"/>
           <w:rFonts w:ascii="Charis SIL Regular" w:hAnsi="Charis SIL Regular" w:eastAsia="Charis SIL Regular"/>
           <w:b w:val="0"/>
           <w:i w:val="0"/>
           <w:color w:val="000000"/>
           <w:sz w:val="24"/>
         </w:rPr>
-        <w:t xml:space="preserve">naar </w:t>
+        <w:hyperlink r:id="rId24" w:history="1">
+          <w:r>
+            <w:rPr>
+              <w:rStyle w:val="Hyperlink"/>
+            </w:rPr>
+            <w:t>naar</w:t>
+          </w:r>
+        </w:hyperlink>
+      </w:r>
+      <w:r>
+        <w:rPr>
+          <w:u w:val="single" w:color="0000ff"/>
+          <w:rFonts w:ascii="Charis SIL Regular" w:hAnsi="Charis SIL Regular" w:eastAsia="Charis SIL Regular"/>
+          <w:b w:val="0"/>
+          <w:i w:val="0"/>
+          <w:color w:val="000000"/>
+          <w:sz w:val="24"/>
+        </w:rPr>
+        <w:t xml:space="preserve"> </w:t>
       </w:r>
       <w:r>
         <w:rPr>
@@ -2337,7 +2234,7 @@
           <w:sz w:val="24"/>
           <w:u w:val="single"/>
         </w:rPr>
-        <w:hyperlink r:id="rId27" w:history="1">
+        <w:hyperlink r:id="rId24" w:history="1">
           <w:r>
             <w:rPr>
               <w:rStyle w:val="Hyperlink"/>
@@ -2366,7 +2263,7 @@
           <w:color w:val="000000"/>
           <w:sz w:val="24"/>
         </w:rPr>
-        <w:hyperlink r:id="rId25" w:history="1">
+        <w:hyperlink r:id="rId24" w:history="1">
           <w:r>
             <w:rPr>
               <w:rStyle w:val="Hyperlink"/>
@@ -2384,7 +2281,7 @@
           <w:color w:val="000000"/>
           <w:sz w:val="24"/>
         </w:rPr>
-        <w:hyperlink r:id="rId25" w:history="1">
+        <w:hyperlink r:id="rId24" w:history="1">
           <w:r>
             <w:rPr>
               <w:rStyle w:val="Hyperlink"/>
@@ -2423,7 +2320,7 @@
           <w:color w:val="000000"/>
           <w:sz w:val="24"/>
         </w:rPr>
-        <w:hyperlink r:id="rId26" w:history="1">
+        <w:hyperlink r:id="rId25" w:history="1">
           <w:r>
             <w:rPr>
               <w:rStyle w:val="Hyperlink"/>
@@ -2441,7 +2338,7 @@
           <w:color w:val="000000"/>
           <w:sz w:val="24"/>
         </w:rPr>
-        <w:hyperlink r:id="rId26" w:history="1">
+        <w:hyperlink r:id="rId25" w:history="1">
           <w:r>
             <w:rPr>
               <w:rStyle w:val="Hyperlink"/>
@@ -2459,7 +2356,7 @@
           <w:color w:val="000000"/>
           <w:sz w:val="24"/>
         </w:rPr>
-        <w:hyperlink r:id="rId26" w:history="1">
+        <w:hyperlink r:id="rId25" w:history="1">
           <w:r>
             <w:rPr>
               <w:rStyle w:val="Hyperlink"/>
@@ -2497,7 +2394,7 @@
           <w:color w:val="000000"/>
           <w:sz w:val="24"/>
         </w:rPr>
-        <w:hyperlink r:id="rId27" w:history="1">
+        <w:hyperlink r:id="rId26" w:history="1">
           <w:r>
             <w:rPr>
               <w:rStyle w:val="Hyperlink"/>
@@ -2525,7 +2422,7 @@
           <w:sz w:val="24"/>
           <w:u w:val="single"/>
         </w:rPr>
-        <w:hyperlink r:id="rId28" w:history="1">
+        <w:hyperlink r:id="rId27" w:history="1">
           <w:r>
             <w:rPr>
               <w:rStyle w:val="Hyperlink"/>
@@ -2574,7 +2471,7 @@
           <w:color w:val="000000"/>
           <w:sz w:val="24"/>
         </w:rPr>
-        <w:hyperlink r:id="rId28" w:history="1">
+        <w:hyperlink r:id="rId27" w:history="1">
           <w:r>
             <w:rPr>
               <w:rStyle w:val="Hyperlink"/>
@@ -2602,7 +2499,7 @@
           <w:sz w:val="24"/>
           <w:u w:val="single"/>
         </w:rPr>
-        <w:hyperlink r:id="rId29" w:history="1">
+        <w:hyperlink r:id="rId28" w:history="1">
           <w:r>
             <w:rPr>
               <w:rStyle w:val="Hyperlink"/>
@@ -2631,7 +2528,7 @@
           <w:sz w:val="24"/>
           <w:u w:val="single"/>
         </w:rPr>
-        <w:hyperlink r:id="rId29" w:history="1">
+        <w:hyperlink r:id="rId28" w:history="1">
           <w:r>
             <w:rPr>
               <w:rStyle w:val="Hyperlink"/>
@@ -2660,7 +2557,7 @@
           <w:sz w:val="24"/>
           <w:u w:val="single"/>
         </w:rPr>
-        <w:hyperlink r:id="rId29" w:history="1">
+        <w:hyperlink r:id="rId28" w:history="1">
           <w:r>
             <w:rPr>
               <w:rStyle w:val="Hyperlink"/>
@@ -2698,7 +2595,7 @@
           <w:color w:val="000000"/>
           <w:sz w:val="24"/>
         </w:rPr>
-        <w:hyperlink r:id="rId29" w:history="1">
+        <w:hyperlink r:id="rId28" w:history="1">
           <w:r>
             <w:rPr>
               <w:rStyle w:val="Hyperlink"/>
@@ -2716,7 +2613,7 @@
           <w:color w:val="000000"/>
           <w:sz w:val="24"/>
         </w:rPr>
-        <w:hyperlink r:id="rId29" w:history="1">
+        <w:hyperlink r:id="rId28" w:history="1">
           <w:r>
             <w:rPr>
               <w:rStyle w:val="Hyperlink"/>
@@ -2734,7 +2631,7 @@
           <w:color w:val="000000"/>
           <w:sz w:val="24"/>
         </w:rPr>
-        <w:hyperlink r:id="rId29" w:history="1">
+        <w:hyperlink r:id="rId28" w:history="1">
           <w:r>
             <w:rPr>
               <w:rStyle w:val="Hyperlink"/>
@@ -2752,7 +2649,7 @@
           <w:color w:val="000000"/>
           <w:sz w:val="24"/>
         </w:rPr>
-        <w:hyperlink r:id="rId29" w:history="1">
+        <w:hyperlink r:id="rId28" w:history="1">
           <w:r>
             <w:rPr>
               <w:rStyle w:val="Hyperlink"/>
@@ -2770,7 +2667,7 @@
           <w:color w:val="000000"/>
           <w:sz w:val="24"/>
         </w:rPr>
-        <w:hyperlink r:id="rId29" w:history="1">
+        <w:hyperlink r:id="rId28" w:history="1">
           <w:r>
             <w:rPr>
               <w:rStyle w:val="Hyperlink"/>
@@ -2808,7 +2705,7 @@
           <w:sz w:val="24"/>
           <w:u w:val="single"/>
         </w:rPr>
-        <w:hyperlink r:id="rId30" w:history="1">
+        <w:hyperlink r:id="rId29" w:history="1">
           <w:r>
             <w:rPr>
               <w:rStyle w:val="Hyperlink"/>
@@ -2876,7 +2773,7 @@
           <w:sz w:val="24"/>
           <w:u w:val="single"/>
         </w:rPr>
-        <w:hyperlink r:id="rId31" w:history="1">
+        <w:hyperlink r:id="rId30" w:history="1">
           <w:r>
             <w:rPr>
               <w:rStyle w:val="Hyperlink"/>
@@ -2905,7 +2802,7 @@
           <w:sz w:val="24"/>
           <w:u w:val="single"/>
         </w:rPr>
-        <w:hyperlink r:id="rId31" w:history="1">
+        <w:hyperlink r:id="rId30" w:history="1">
           <w:r>
             <w:rPr>
               <w:rStyle w:val="Hyperlink"/>
@@ -2934,7 +2831,7 @@
           <w:sz w:val="24"/>
           <w:u w:val="single"/>
         </w:rPr>
-        <w:hyperlink r:id="rId31" w:history="1">
+        <w:hyperlink r:id="rId30" w:history="1">
           <w:r>
             <w:rPr>
               <w:rStyle w:val="Hyperlink"/>
@@ -2963,7 +2860,7 @@
           <w:sz w:val="24"/>
           <w:u w:val="single"/>
         </w:rPr>
-        <w:hyperlink r:id="rId31" w:history="1">
+        <w:hyperlink r:id="rId30" w:history="1">
           <w:r>
             <w:rPr>
               <w:rStyle w:val="Hyperlink"/>
@@ -2992,7 +2889,7 @@
           <w:sz w:val="24"/>
           <w:u w:val="single"/>
         </w:rPr>
-        <w:hyperlink r:id="rId31" w:history="1">
+        <w:hyperlink r:id="rId30" w:history="1">
           <w:r>
             <w:rPr>
               <w:rStyle w:val="Hyperlink"/>
@@ -3021,7 +2918,7 @@
           <w:sz w:val="24"/>
           <w:u w:val="single"/>
         </w:rPr>
-        <w:hyperlink r:id="rId31" w:history="1">
+        <w:hyperlink r:id="rId30" w:history="1">
           <w:r>
             <w:rPr>
               <w:rStyle w:val="Hyperlink"/>
@@ -3050,7 +2947,7 @@
           <w:sz w:val="24"/>
           <w:u w:val="single"/>
         </w:rPr>
-        <w:hyperlink r:id="rId31" w:history="1">
+        <w:hyperlink r:id="rId30" w:history="1">
           <w:r>
             <w:rPr>
               <w:rStyle w:val="Hyperlink"/>
@@ -3088,7 +2985,7 @@
           <w:color w:val="000000"/>
           <w:sz w:val="24"/>
         </w:rPr>
-        <w:hyperlink r:id="rId31" w:history="1">
+        <w:hyperlink r:id="rId30" w:history="1">
           <w:r>
             <w:rPr>
               <w:rStyle w:val="Hyperlink"/>
@@ -3106,7 +3003,7 @@
           <w:color w:val="000000"/>
           <w:sz w:val="24"/>
         </w:rPr>
-        <w:hyperlink r:id="rId31" w:history="1">
+        <w:hyperlink r:id="rId30" w:history="1">
           <w:r>
             <w:rPr>
               <w:rStyle w:val="Hyperlink"/>
@@ -3124,7 +3021,7 @@
           <w:color w:val="000000"/>
           <w:sz w:val="24"/>
         </w:rPr>
-        <w:hyperlink r:id="rId31" w:history="1">
+        <w:hyperlink r:id="rId30" w:history="1">
           <w:r>
             <w:rPr>
               <w:rStyle w:val="Hyperlink"/>
@@ -3142,7 +3039,7 @@
           <w:color w:val="000000"/>
           <w:sz w:val="24"/>
         </w:rPr>
-        <w:hyperlink r:id="rId31" w:history="1">
+        <w:hyperlink r:id="rId30" w:history="1">
           <w:r>
             <w:rPr>
               <w:rStyle w:val="Hyperlink"/>
@@ -3160,7 +3057,7 @@
           <w:color w:val="000000"/>
           <w:sz w:val="24"/>
         </w:rPr>
-        <w:hyperlink r:id="rId31" w:history="1">
+        <w:hyperlink r:id="rId30" w:history="1">
           <w:r>
             <w:rPr>
               <w:rStyle w:val="Hyperlink"/>
@@ -3178,7 +3075,7 @@
           <w:color w:val="000000"/>
           <w:sz w:val="24"/>
         </w:rPr>
-        <w:hyperlink r:id="rId31" w:history="1">
+        <w:hyperlink r:id="rId30" w:history="1">
           <w:r>
             <w:rPr>
               <w:rStyle w:val="Hyperlink"/>
@@ -3196,7 +3093,7 @@
           <w:color w:val="000000"/>
           <w:sz w:val="24"/>
         </w:rPr>
-        <w:hyperlink r:id="rId31" w:history="1">
+        <w:hyperlink r:id="rId30" w:history="1">
           <w:r>
             <w:rPr>
               <w:rStyle w:val="Hyperlink"/>
@@ -3214,7 +3111,7 @@
           <w:color w:val="000000"/>
           <w:sz w:val="24"/>
         </w:rPr>
-        <w:hyperlink r:id="rId31" w:history="1">
+        <w:hyperlink r:id="rId30" w:history="1">
           <w:r>
             <w:rPr>
               <w:rStyle w:val="Hyperlink"/>
@@ -3232,7 +3129,7 @@
           <w:color w:val="000000"/>
           <w:sz w:val="24"/>
         </w:rPr>
-        <w:hyperlink r:id="rId31" w:history="1">
+        <w:hyperlink r:id="rId30" w:history="1">
           <w:r>
             <w:rPr>
               <w:rStyle w:val="Hyperlink"/>
@@ -3250,7 +3147,7 @@
           <w:sz w:val="24"/>
           <w:u w:val="single"/>
         </w:rPr>
-        <w:hyperlink r:id="rId31" w:history="1">
+        <w:hyperlink r:id="rId30" w:history="1">
           <w:r>
             <w:rPr>
               <w:rStyle w:val="Hyperlink"/>
@@ -3268,7 +3165,7 @@
           <w:sz w:val="24"/>
           <w:u w:val="single"/>
         </w:rPr>
-        <w:hyperlink r:id="rId31" w:history="1">
+        <w:hyperlink r:id="rId30" w:history="1">
           <w:r>
             <w:rPr>
               <w:rStyle w:val="Hyperlink"/>
@@ -3286,7 +3183,7 @@
           <w:sz w:val="24"/>
           <w:u w:val="single"/>
         </w:rPr>
-        <w:hyperlink r:id="rId31" w:history="1">
+        <w:hyperlink r:id="rId30" w:history="1">
           <w:r>
             <w:rPr>
               <w:rStyle w:val="Hyperlink"/>
@@ -3315,7 +3212,7 @@
           <w:sz w:val="24"/>
           <w:u w:val="single"/>
         </w:rPr>
-        <w:hyperlink r:id="rId31" w:history="1">
+        <w:hyperlink r:id="rId30" w:history="1">
           <w:r>
             <w:rPr>
               <w:rStyle w:val="Hyperlink"/>
@@ -3344,7 +3241,7 @@
           <w:sz w:val="24"/>
           <w:u w:val="single"/>
         </w:rPr>
-        <w:hyperlink r:id="rId31" w:history="1">
+        <w:hyperlink r:id="rId30" w:history="1">
           <w:r>
             <w:rPr>
               <w:rStyle w:val="Hyperlink"/>
@@ -3362,7 +3259,7 @@
           <w:sz w:val="24"/>
           <w:u w:val="single"/>
         </w:rPr>
-        <w:hyperlink r:id="rId32" w:history="1">
+        <w:hyperlink r:id="rId31" w:history="1">
           <w:r>
             <w:rPr>
               <w:rStyle w:val="Hyperlink"/>
@@ -3400,7 +3297,7 @@
           <w:color w:val="000000"/>
           <w:sz w:val="24"/>
         </w:rPr>
-        <w:hyperlink r:id="rId32" w:history="1">
+        <w:hyperlink r:id="rId31" w:history="1">
           <w:r>
             <w:rPr>
               <w:rStyle w:val="Hyperlink"/>
@@ -3418,7 +3315,7 @@
           <w:color w:val="000000"/>
           <w:sz w:val="24"/>
         </w:rPr>
-        <w:hyperlink r:id="rId32" w:history="1">
+        <w:hyperlink r:id="rId31" w:history="1">
           <w:r>
             <w:rPr>
               <w:rStyle w:val="Hyperlink"/>
@@ -3436,7 +3333,7 @@
           <w:color w:val="000000"/>
           <w:sz w:val="24"/>
         </w:rPr>
-        <w:hyperlink r:id="rId32" w:history="1">
+        <w:hyperlink r:id="rId31" w:history="1">
           <w:r>
             <w:rPr>
               <w:rStyle w:val="Hyperlink"/>
@@ -3543,7 +3440,7 @@
           <w:sz w:val="24"/>
           <w:u w:val="single"/>
         </w:rPr>
-        <w:hyperlink r:id="rId33" w:history="1">
+        <w:hyperlink r:id="rId32" w:history="1">
           <w:r>
             <w:rPr>
               <w:rStyle w:val="Hyperlink"/>
@@ -3572,7 +3469,7 @@
           <w:sz w:val="24"/>
           <w:u w:val="single"/>
         </w:rPr>
-        <w:hyperlink r:id="rId33" w:history="1">
+        <w:hyperlink r:id="rId32" w:history="1">
           <w:r>
             <w:rPr>
               <w:rStyle w:val="Hyperlink"/>
@@ -3601,7 +3498,7 @@
           <w:sz w:val="24"/>
           <w:u w:val="single"/>
         </w:rPr>
-        <w:hyperlink r:id="rId33" w:history="1">
+        <w:hyperlink r:id="rId32" w:history="1">
           <w:r>
             <w:rPr>
               <w:rStyle w:val="Hyperlink"/>
@@ -3629,7 +3526,7 @@
           <w:color w:val="000000"/>
           <w:sz w:val="24"/>
         </w:rPr>
-        <w:hyperlink r:id="rId33" w:history="1">
+        <w:hyperlink r:id="rId32" w:history="1">
           <w:r>
             <w:rPr>
               <w:rStyle w:val="Hyperlink"/>
@@ -3647,7 +3544,7 @@
           <w:color w:val="000000"/>
           <w:sz w:val="24"/>
         </w:rPr>
-        <w:hyperlink r:id="rId33" w:history="1">
+        <w:hyperlink r:id="rId32" w:history="1">
           <w:r>
             <w:rPr>
               <w:rStyle w:val="Hyperlink"/>
@@ -3665,7 +3562,7 @@
           <w:color w:val="000000"/>
           <w:sz w:val="24"/>
         </w:rPr>
-        <w:hyperlink r:id="rId33" w:history="1">
+        <w:hyperlink r:id="rId32" w:history="1">
           <w:r>
             <w:rPr>
               <w:rStyle w:val="Hyperlink"/>
@@ -3683,7 +3580,7 @@
           <w:color w:val="000000"/>
           <w:sz w:val="24"/>
         </w:rPr>
-        <w:hyperlink r:id="rId33" w:history="1">
+        <w:hyperlink r:id="rId32" w:history="1">
           <w:r>
             <w:rPr>
               <w:rStyle w:val="Hyperlink"/>
@@ -3701,7 +3598,7 @@
           <w:color w:val="000000"/>
           <w:sz w:val="24"/>
         </w:rPr>
-        <w:hyperlink r:id="rId33" w:history="1">
+        <w:hyperlink r:id="rId32" w:history="1">
           <w:r>
             <w:rPr>
               <w:rStyle w:val="Hyperlink"/>
@@ -3729,7 +3626,7 @@
           <w:sz w:val="24"/>
           <w:u w:val="single"/>
         </w:rPr>
-        <w:hyperlink r:id="rId34" w:history="1">
+        <w:hyperlink r:id="rId33" w:history="1">
           <w:r>
             <w:rPr>
               <w:rStyle w:val="Hyperlink"/>
@@ -3758,7 +3655,7 @@
           <w:sz w:val="24"/>
           <w:u w:val="single"/>
         </w:rPr>
-        <w:hyperlink r:id="rId34" w:history="1">
+        <w:hyperlink r:id="rId33" w:history="1">
           <w:r>
             <w:rPr>
               <w:rStyle w:val="Hyperlink"/>
@@ -3776,7 +3673,7 @@
           <w:sz w:val="24"/>
           <w:u w:val="single"/>
         </w:rPr>
-        <w:hyperlink r:id="rId34" w:history="1">
+        <w:hyperlink r:id="rId33" w:history="1">
           <w:r>
             <w:rPr>
               <w:rStyle w:val="Hyperlink"/>
@@ -3812,8 +3709,120 @@
           <w:i w:val="0"/>
           <w:color w:val="0000FF"/>
           <w:sz w:val="24"/>
-        </w:rPr>
-        <w:t>website van de NK-c</w:t>
+          <w:u w:val="single"/>
+        </w:rPr>
+        <w:hyperlink r:id="rId34" w:history="1">
+          <w:r>
+            <w:rPr>
+              <w:rStyle w:val="Hyperlink"/>
+            </w:rPr>
+            <w:t>website</w:t>
+          </w:r>
+        </w:hyperlink>
+      </w:r>
+      <w:r>
+        <w:rPr>
+          <w:rFonts w:ascii="Charis SIL Regular" w:hAnsi="Charis SIL Regular" w:eastAsia="Charis SIL Regular"/>
+          <w:b w:val="0"/>
+          <w:i w:val="0"/>
+          <w:color w:val="0000FF"/>
+          <w:sz w:val="24"/>
+          <w:u w:val="single"/>
+        </w:rPr>
+        <w:t xml:space="preserve"> </w:t>
+      </w:r>
+      <w:r>
+        <w:rPr>
+          <w:rFonts w:ascii="Charis SIL Regular" w:hAnsi="Charis SIL Regular" w:eastAsia="Charis SIL Regular"/>
+          <w:b w:val="0"/>
+          <w:i w:val="0"/>
+          <w:color w:val="0000FF"/>
+          <w:sz w:val="24"/>
+          <w:u w:val="single"/>
+        </w:rPr>
+        <w:hyperlink r:id="rId34" w:history="1">
+          <w:r>
+            <w:rPr>
+              <w:rStyle w:val="Hyperlink"/>
+            </w:rPr>
+            <w:t>van</w:t>
+          </w:r>
+        </w:hyperlink>
+      </w:r>
+      <w:r>
+        <w:rPr>
+          <w:rFonts w:ascii="Charis SIL Regular" w:hAnsi="Charis SIL Regular" w:eastAsia="Charis SIL Regular"/>
+          <w:b w:val="0"/>
+          <w:i w:val="0"/>
+          <w:color w:val="0000FF"/>
+          <w:sz w:val="24"/>
+          <w:u w:val="single"/>
+        </w:rPr>
+        <w:t xml:space="preserve"> </w:t>
+      </w:r>
+      <w:r>
+        <w:rPr>
+          <w:rFonts w:ascii="Charis SIL Regular" w:hAnsi="Charis SIL Regular" w:eastAsia="Charis SIL Regular"/>
+          <w:b w:val="0"/>
+          <w:i w:val="0"/>
+          <w:color w:val="0000FF"/>
+          <w:sz w:val="24"/>
+          <w:u w:val="single"/>
+        </w:rPr>
+        <w:hyperlink r:id="rId34" w:history="1">
+          <w:r>
+            <w:rPr>
+              <w:rStyle w:val="Hyperlink"/>
+            </w:rPr>
+            <w:t>de</w:t>
+          </w:r>
+        </w:hyperlink>
+      </w:r>
+      <w:r>
+        <w:rPr>
+          <w:rFonts w:ascii="Charis SIL Regular" w:hAnsi="Charis SIL Regular" w:eastAsia="Charis SIL Regular"/>
+          <w:b w:val="0"/>
+          <w:i w:val="0"/>
+          <w:color w:val="0000FF"/>
+          <w:sz w:val="24"/>
+          <w:u w:val="single"/>
+        </w:rPr>
+        <w:t xml:space="preserve"> </w:t>
+      </w:r>
+      <w:r>
+        <w:rPr>
+          <w:rFonts w:ascii="Charis SIL Regular" w:hAnsi="Charis SIL Regular" w:eastAsia="Charis SIL Regular"/>
+          <w:b w:val="0"/>
+          <w:i w:val="0"/>
+          <w:color w:val="0000FF"/>
+          <w:sz w:val="24"/>
+          <w:u w:val="single"/>
+        </w:rPr>
+        <w:hyperlink r:id="rId34" w:history="1">
+          <w:r>
+            <w:rPr>
+              <w:rStyle w:val="Hyperlink"/>
+            </w:rPr>
+            <w:t>NK-</w:t>
+          </w:r>
+        </w:hyperlink>
+      </w:r>
+      <w:r>
+        <w:rPr>
+          <w:rFonts w:ascii="Charis SIL Regular" w:hAnsi="Charis SIL Regular" w:eastAsia="Charis SIL Regular"/>
+          <w:b w:val="0"/>
+          <w:i w:val="0"/>
+          <w:color w:val="0000FF"/>
+          <w:sz w:val="24"/>
+        </w:rPr>
+        <w:hyperlink r:id="rId34" w:history="1">
+          <w:r>
+            <w:rPr>
+              <w:rStyle w:val="Hyperlink"/>
+            </w:rPr>
+            <w:t>c</w:t>
+          </w:r>
+        </w:hyperlink>
       </w:r>
       <w:r>
         <w:rPr>
@@ -3842,7 +3851,7 @@
           <w:color w:val="000000"/>
           <w:sz w:val="24"/>
         </w:rPr>
-        <w:hyperlink r:id="rId34" w:history="1">
+        <w:hyperlink r:id="rId33" w:history="1">
           <w:r>
             <w:rPr>
               <w:rStyle w:val="Hyperlink"/>
@@ -3860,7 +3869,7 @@
           <w:color w:val="000000"/>
           <w:sz w:val="24"/>
         </w:rPr>
-        <w:hyperlink r:id="rId34" w:history="1">
+        <w:hyperlink r:id="rId33" w:history="1">
           <w:r>
             <w:rPr>
               <w:rStyle w:val="Hyperlink"/>
@@ -3878,7 +3887,7 @@
           <w:color w:val="000000"/>
           <w:sz w:val="24"/>
         </w:rPr>
-        <w:hyperlink r:id="rId34" w:history="1">
+        <w:hyperlink r:id="rId33" w:history="1">
           <w:r>
             <w:rPr>
               <w:rStyle w:val="Hyperlink"/>
@@ -3896,7 +3905,7 @@
           <w:color w:val="000000"/>
           <w:sz w:val="24"/>
         </w:rPr>
-        <w:hyperlink r:id="rId34" w:history="1">
+        <w:hyperlink r:id="rId33" w:history="1">
           <w:r>
             <w:rPr>
               <w:rStyle w:val="Hyperlink"/>
@@ -3934,7 +3943,14 @@
           <w:sz w:val="24"/>
           <w:u w:val="single"/>
         </w:rPr>
-        <w:t>restitutiev</w:t>
+        <w:hyperlink r:id="rId35" w:history="1">
+          <w:r>
+            <w:rPr>
+              <w:rStyle w:val="Hyperlink"/>
+            </w:rPr>
+            <w:t>restitutiev</w:t>
+          </w:r>
+        </w:hyperlink>
       </w:r>
       <w:r>
         <w:rPr>
@@ -3945,7 +3961,7 @@
           <w:sz w:val="24"/>
           <w:u w:val="single"/>
         </w:rPr>
-        <w:hyperlink r:id="rId35" w:history="1">
+        <w:hyperlink r:id="rId34" w:history="1">
           <w:r>
             <w:rPr>
               <w:rStyle w:val="Hyperlink"/>
@@ -3963,7 +3979,7 @@
           <w:color w:val="000000"/>
           <w:sz w:val="24"/>
         </w:rPr>
-        <w:hyperlink r:id="rId35" w:history="1">
+        <w:hyperlink r:id="rId34" w:history="1">
           <w:r>
             <w:rPr>
               <w:rStyle w:val="Hyperlink"/>
@@ -3981,7 +3997,7 @@
           <w:color w:val="000000"/>
           <w:sz w:val="24"/>
         </w:rPr>
-        <w:hyperlink r:id="rId35" w:history="1">
+        <w:hyperlink r:id="rId34" w:history="1">
           <w:r>
             <w:rPr>
               <w:rStyle w:val="Hyperlink"/>
@@ -3999,7 +4015,7 @@
           <w:color w:val="000000"/>
           <w:sz w:val="24"/>
         </w:rPr>
-        <w:hyperlink r:id="rId35" w:history="1">
+        <w:hyperlink r:id="rId34" w:history="1">
           <w:r>
             <w:rPr>
               <w:rStyle w:val="Hyperlink"/>
@@ -4017,7 +4033,7 @@
           <w:color w:val="000000"/>
           <w:sz w:val="24"/>
         </w:rPr>
-        <w:hyperlink r:id="rId35" w:history="1">
+        <w:hyperlink r:id="rId34" w:history="1">
           <w:r>
             <w:rPr>
               <w:rStyle w:val="Hyperlink"/>
@@ -4035,7 +4051,7 @@
           <w:color w:val="000000"/>
           <w:sz w:val="24"/>
         </w:rPr>
-        <w:hyperlink r:id="rId35" w:history="1">
+        <w:hyperlink r:id="rId34" w:history="1">
           <w:r>
             <w:rPr>
               <w:rStyle w:val="Hyperlink"/>
@@ -4053,7 +4069,7 @@
           <w:color w:val="000000"/>
           <w:sz w:val="24"/>
         </w:rPr>
-        <w:hyperlink r:id="rId35" w:history="1">
+        <w:hyperlink r:id="rId34" w:history="1">
           <w:r>
             <w:rPr>
               <w:rStyle w:val="Hyperlink"/>
@@ -4071,7 +4087,7 @@
           <w:color w:val="000000"/>
           <w:sz w:val="24"/>
         </w:rPr>
-        <w:hyperlink r:id="rId35" w:history="1">
+        <w:hyperlink r:id="rId34" w:history="1">
           <w:r>
             <w:rPr>
               <w:rStyle w:val="Hyperlink"/>
@@ -4131,7 +4147,7 @@
           <w:color w:val="000000"/>
           <w:sz w:val="24"/>
         </w:rPr>
-        <w:hyperlink r:id="rId36" w:history="1">
+        <w:hyperlink r:id="rId35" w:history="1">
           <w:r>
             <w:rPr>
               <w:rStyle w:val="Hyperlink"/>
@@ -4358,7 +4374,7 @@
           <w:sz w:val="24"/>
           <w:u w:val="single"/>
         </w:rPr>
-        <w:hyperlink r:id="rId37" w:history="1">
+        <w:hyperlink r:id="rId36" w:history="1">
           <w:r>
             <w:rPr>
               <w:rStyle w:val="Hyperlink"/>
@@ -4376,7 +4392,7 @@
           <w:sz w:val="24"/>
           <w:u w:val="single"/>
         </w:rPr>
-        <w:hyperlink r:id="rId37" w:history="1">
+        <w:hyperlink r:id="rId36" w:history="1">
           <w:r>
             <w:rPr>
               <w:rStyle w:val="Hyperlink"/>
@@ -4394,7 +4410,7 @@
           <w:sz w:val="24"/>
           <w:u w:val="single"/>
         </w:rPr>
-        <w:hyperlink r:id="rId37" w:history="1">
+        <w:hyperlink r:id="rId36" w:history="1">
           <w:r>
             <w:rPr>
               <w:rStyle w:val="Hyperlink"/>
@@ -4412,7 +4428,7 @@
           <w:sz w:val="24"/>
           <w:u w:val="single"/>
         </w:rPr>
-        <w:hyperlink r:id="rId37" w:history="1">
+        <w:hyperlink r:id="rId36" w:history="1">
           <w:r>
             <w:rPr>
               <w:rStyle w:val="Hyperlink"/>
@@ -4430,7 +4446,7 @@
           <w:sz w:val="24"/>
           <w:u w:val="single"/>
         </w:rPr>
-        <w:hyperlink r:id="rId37" w:history="1">
+        <w:hyperlink r:id="rId36" w:history="1">
           <w:r>
             <w:rPr>
               <w:rStyle w:val="Hyperlink"/>
@@ -4548,7 +4564,7 @@
           <w:sz w:val="24"/>
           <w:u w:val="single"/>
         </w:rPr>
-        <w:hyperlink r:id="rId38" w:history="1">
+        <w:hyperlink r:id="rId37" w:history="1">
           <w:r>
             <w:rPr>
               <w:rStyle w:val="Hyperlink"/>
@@ -4566,7 +4582,7 @@
           <w:sz w:val="24"/>
           <w:u w:val="single"/>
         </w:rPr>
-        <w:hyperlink r:id="rId38" w:history="1">
+        <w:hyperlink r:id="rId37" w:history="1">
           <w:r>
             <w:rPr>
               <w:rStyle w:val="Hyperlink"/>
@@ -4584,7 +4600,7 @@
           <w:sz w:val="24"/>
           <w:u w:val="single"/>
         </w:rPr>
-        <w:hyperlink r:id="rId38" w:history="1">
+        <w:hyperlink r:id="rId37" w:history="1">
           <w:r>
             <w:rPr>
               <w:rStyle w:val="Hyperlink"/>
@@ -4602,7 +4618,7 @@
           <w:sz w:val="24"/>
           <w:u w:val="single"/>
         </w:rPr>
-        <w:hyperlink r:id="rId38" w:history="1">
+        <w:hyperlink r:id="rId37" w:history="1">
           <w:r>
             <w:rPr>
               <w:rStyle w:val="Hyperlink"/>
@@ -4710,7 +4726,7 @@
           <w:sz w:val="24"/>
           <w:u w:val="single"/>
         </w:rPr>
-        <w:hyperlink r:id="rId39" w:history="1">
+        <w:hyperlink r:id="rId38" w:history="1">
           <w:r>
             <w:rPr>
               <w:rStyle w:val="Hyperlink"/>
@@ -4728,7 +4744,7 @@
           <w:sz w:val="24"/>
           <w:u w:val="single"/>
         </w:rPr>
-        <w:hyperlink r:id="rId39" w:history="1">
+        <w:hyperlink r:id="rId38" w:history="1">
           <w:r>
             <w:rPr>
               <w:rStyle w:val="Hyperlink"/>
@@ -4746,7 +4762,7 @@
           <w:sz w:val="24"/>
           <w:u w:val="single"/>
         </w:rPr>
-        <w:hyperlink r:id="rId39" w:history="1">
+        <w:hyperlink r:id="rId38" w:history="1">
           <w:r>
             <w:rPr>
               <w:rStyle w:val="Hyperlink"/>
@@ -4764,7 +4780,7 @@
           <w:sz w:val="24"/>
           <w:u w:val="single"/>
         </w:rPr>
-        <w:hyperlink r:id="rId39" w:history="1">
+        <w:hyperlink r:id="rId38" w:history="1">
           <w:r>
             <w:rPr>
               <w:rStyle w:val="Hyperlink"/>
@@ -4792,7 +4808,7 @@
           <w:sz w:val="24"/>
           <w:u w:val="single"/>
         </w:rPr>
-        <w:hyperlink r:id="rId40" w:history="1">
+        <w:hyperlink r:id="rId39" w:history="1">
           <w:r>
             <w:rPr>
               <w:rStyle w:val="Hyperlink"/>
@@ -4828,7 +4844,7 @@
           <w:sz w:val="24"/>
           <w:u w:val="single"/>
         </w:rPr>
-        <w:hyperlink r:id="rId39" w:history="1">
+        <w:hyperlink r:id="rId38" w:history="1">
           <w:r>
             <w:rPr>
               <w:rStyle w:val="Hyperlink"/>
@@ -4839,14 +4855,13 @@
       </w:r>
       <w:r>
         <w:rPr>
-          <w:u w:val="single" w:color="0000ff"/>
           <w:rFonts w:ascii="Charis SIL Regular" w:hAnsi="Charis SIL Regular" w:eastAsia="Charis SIL Regular"/>
           <w:b w:val="0"/>
           <w:i w:val="0"/>
           <w:color w:val="000000"/>
           <w:sz w:val="24"/>
         </w:rPr>
-        <w:hyperlink r:id="rId39" w:history="1">
+        <w:hyperlink r:id="rId38" w:history="1">
           <w:r>
             <w:rPr>
               <w:rStyle w:val="Hyperlink"/>
@@ -4864,7 +4879,7 @@
           <w:sz w:val="24"/>
           <w:u w:val="single"/>
         </w:rPr>
-        <w:hyperlink r:id="rId39" w:history="1">
+        <w:hyperlink r:id="rId38" w:history="1">
           <w:r>
             <w:rPr>
               <w:rStyle w:val="Hyperlink"/>
@@ -4893,7 +4908,7 @@
           <w:sz w:val="24"/>
           <w:u w:val="single"/>
         </w:rPr>
-        <w:hyperlink r:id="rId41" w:history="1">
+        <w:hyperlink r:id="rId38" w:history="1">
           <w:r>
             <w:rPr>
               <w:rStyle w:val="Hyperlink"/>
@@ -4911,7 +4926,7 @@
           <w:sz w:val="24"/>
           <w:u w:val="single"/>
         </w:rPr>
-        <w:hyperlink r:id="rId41" w:history="1">
+        <w:hyperlink r:id="rId38" w:history="1">
           <w:r>
             <w:rPr>
               <w:rStyle w:val="Hyperlink"/>

--- a/EXPORTS/DOCX/published/niveau3/Dutch/KunsthandelVanLier.docx
+++ b/EXPORTS/DOCX/published/niveau3/Dutch/KunsthandelVanLier.docx
@@ -249,32 +249,13 @@
       </w:r>
       <w:r>
         <w:rPr>
-          <w:u w:val="single" w:color="0000ff"/>
           <w:rFonts w:ascii="Charis SIL Regular" w:hAnsi="Charis SIL Regular" w:eastAsia="Charis SIL Regular"/>
           <w:b w:val="0"/>
           <w:i w:val="0"/>
           <w:color w:val="000000"/>
           <w:sz w:val="24"/>
         </w:rPr>
-        <w:hyperlink r:id="rId9" w:history="1">
-          <w:r>
-            <w:rPr>
-              <w:rStyle w:val="Hyperlink"/>
-            </w:rPr>
-            <w:t xml:space="preserve">naar </w:t>
-          </w:r>
-        </w:hyperlink>
-      </w:r>
-      <w:r>
-        <w:rPr>
-          <w:u w:val="single" w:color="0000ff"/>
-          <w:rFonts w:ascii="Charis SIL Regular" w:hAnsi="Charis SIL Regular" w:eastAsia="Charis SIL Regular"/>
-          <w:b w:val="0"/>
-          <w:i w:val="0"/>
-          <w:color w:val="000000"/>
-          <w:sz w:val="24"/>
-        </w:rPr>
-        <w:t>A</w:t>
+        <w:t>naar A</w:t>
       </w:r>
       <w:r>
         <w:rPr>
@@ -332,24 +313,13 @@
       </w:r>
       <w:r>
         <w:rPr>
-          <w:u w:val="single" w:color="0000ff"/>
           <w:rFonts w:ascii="Charis SIL Regular" w:hAnsi="Charis SIL Regular" w:eastAsia="Charis SIL Regular"/>
           <w:b w:val="0"/>
           <w:i w:val="0"/>
           <w:color w:val="000000"/>
           <w:sz w:val="24"/>
         </w:rPr>
-        <w:t>a</w:t>
-      </w:r>
-      <w:r>
-        <w:rPr>
-          <w:rFonts w:ascii="Charis SIL Regular" w:hAnsi="Charis SIL Regular" w:eastAsia="Charis SIL Regular"/>
-          <w:b w:val="0"/>
-          <w:i w:val="0"/>
-          <w:color w:val="000000"/>
-          <w:sz w:val="24"/>
-        </w:rPr>
-        <w:t xml:space="preserve">m. </w:t>
+        <w:t xml:space="preserve">am. </w:t>
       </w:r>
       <w:r>
         <w:rPr>
@@ -435,7 +405,35 @@
           <w:color w:val="000000"/>
           <w:sz w:val="24"/>
         </w:rPr>
-        <w:t xml:space="preserve"> hield zich vooral bezig met </w:t>
+        <w:t xml:space="preserve"> hield zich vooral be</w:t>
+      </w:r>
+      <w:r>
+        <w:rPr>
+          <w:u w:val="single" w:color="0000ff"/>
+          <w:rFonts w:ascii="Charis SIL Regular" w:hAnsi="Charis SIL Regular" w:eastAsia="Charis SIL Regular"/>
+          <w:b w:val="0"/>
+          <w:i w:val="0"/>
+          <w:color w:val="000000"/>
+          <w:sz w:val="24"/>
+        </w:rPr>
+        <w:hyperlink r:id="rId10" w:history="1">
+          <w:r>
+            <w:rPr>
+              <w:rStyle w:val="Hyperlink"/>
+            </w:rPr>
+            <w:t>zig m</w:t>
+          </w:r>
+        </w:hyperlink>
+      </w:r>
+      <w:r>
+        <w:rPr>
+          <w:rFonts w:ascii="Charis SIL Regular" w:hAnsi="Charis SIL Regular" w:eastAsia="Charis SIL Regular"/>
+          <w:b w:val="0"/>
+          <w:i w:val="0"/>
+          <w:color w:val="000000"/>
+          <w:sz w:val="24"/>
+        </w:rPr>
+        <w:t xml:space="preserve">et </w:t>
       </w:r>
       <w:r>
         <w:rPr>
@@ -600,7 +598,6 @@
       </w:r>
       <w:r>
         <w:rPr>
-          <w:u w:val="single" w:color="0000ff"/>
           <w:rFonts w:ascii="Charis SIL Regular" w:hAnsi="Charis SIL Regular" w:eastAsia="Charis SIL Regular"/>
           <w:b w:val="0"/>
           <w:i w:val="0"/>
@@ -764,7 +761,7 @@
           <w:sz w:val="24"/>
           <w:u w:val="single"/>
         </w:rPr>
-        <w:hyperlink r:id="rId14" w:history="1">
+        <w:hyperlink r:id="rId13" w:history="1">
           <w:r>
             <w:rPr>
               <w:rStyle w:val="Hyperlink"/>
@@ -800,7 +797,7 @@
           <w:sz w:val="24"/>
           <w:u w:val="single"/>
         </w:rPr>
-        <w:hyperlink r:id="rId14" w:history="1">
+        <w:hyperlink r:id="rId15" w:history="1">
           <w:r>
             <w:rPr>
               <w:rStyle w:val="Hyperlink"/>
@@ -829,7 +826,7 @@
           <w:sz w:val="24"/>
           <w:u w:val="single"/>
         </w:rPr>
-        <w:hyperlink r:id="rId14" w:history="1">
+        <w:hyperlink r:id="rId15" w:history="1">
           <w:r>
             <w:rPr>
               <w:rStyle w:val="Hyperlink"/>
@@ -1044,7 +1041,7 @@
           <w:sz w:val="24"/>
           <w:u w:val="single"/>
         </w:rPr>
-        <w:hyperlink r:id="rId15" w:history="1">
+        <w:hyperlink r:id="rId16" w:history="1">
           <w:r>
             <w:rPr>
               <w:rStyle w:val="Hyperlink"/>
@@ -1084,7 +1081,7 @@
           <w:sz w:val="24"/>
           <w:u w:val="single"/>
         </w:rPr>
-        <w:hyperlink r:id="rId15" w:history="1">
+        <w:hyperlink r:id="rId16" w:history="1">
           <w:r>
             <w:rPr>
               <w:rStyle w:val="Hyperlink"/>
@@ -1122,7 +1119,7 @@
           <w:color w:val="000000"/>
           <w:sz w:val="24"/>
         </w:rPr>
-        <w:hyperlink r:id="rId16" w:history="1">
+        <w:hyperlink r:id="rId17" w:history="1">
           <w:r>
             <w:rPr>
               <w:rStyle w:val="Hyperlink"/>
@@ -1140,7 +1137,7 @@
           <w:color w:val="000000"/>
           <w:sz w:val="24"/>
         </w:rPr>
-        <w:hyperlink r:id="rId16" w:history="1">
+        <w:hyperlink r:id="rId17" w:history="1">
           <w:r>
             <w:rPr>
               <w:rStyle w:val="Hyperlink"/>
@@ -1158,7 +1155,7 @@
           <w:color w:val="000000"/>
           <w:sz w:val="24"/>
         </w:rPr>
-        <w:hyperlink r:id="rId16" w:history="1">
+        <w:hyperlink r:id="rId17" w:history="1">
           <w:r>
             <w:rPr>
               <w:rStyle w:val="Hyperlink"/>
@@ -1305,7 +1302,7 @@
           <w:color w:val="000000"/>
           <w:sz w:val="24"/>
         </w:rPr>
-        <w:hyperlink r:id="rId15" w:history="1">
+        <w:hyperlink r:id="rId16" w:history="1">
           <w:r>
             <w:rPr>
               <w:rStyle w:val="Hyperlink"/>
@@ -1323,7 +1320,7 @@
           <w:color w:val="000000"/>
           <w:sz w:val="24"/>
         </w:rPr>
-        <w:hyperlink r:id="rId15" w:history="1">
+        <w:hyperlink r:id="rId16" w:history="1">
           <w:r>
             <w:rPr>
               <w:rStyle w:val="Hyperlink"/>
@@ -1354,7 +1351,7 @@
           <w:color w:val="000000"/>
           <w:sz w:val="24"/>
         </w:rPr>
-        <w:hyperlink r:id="rId17" w:history="1">
+        <w:hyperlink r:id="rId18" w:history="1">
           <w:r>
             <w:rPr>
               <w:rStyle w:val="Hyperlink"/>
@@ -1372,7 +1369,7 @@
           <w:color w:val="000000"/>
           <w:sz w:val="24"/>
         </w:rPr>
-        <w:hyperlink r:id="rId17" w:history="1">
+        <w:hyperlink r:id="rId18" w:history="1">
           <w:r>
             <w:rPr>
               <w:rStyle w:val="Hyperlink"/>
@@ -1390,7 +1387,7 @@
           <w:color w:val="000000"/>
           <w:sz w:val="24"/>
         </w:rPr>
-        <w:hyperlink r:id="rId17" w:history="1">
+        <w:hyperlink r:id="rId18" w:history="1">
           <w:r>
             <w:rPr>
               <w:rStyle w:val="Hyperlink"/>
@@ -1408,7 +1405,7 @@
           <w:color w:val="000000"/>
           <w:sz w:val="24"/>
         </w:rPr>
-        <w:hyperlink r:id="rId17" w:history="1">
+        <w:hyperlink r:id="rId18" w:history="1">
           <w:r>
             <w:rPr>
               <w:rStyle w:val="Hyperlink"/>
@@ -1436,7 +1433,7 @@
           <w:sz w:val="24"/>
           <w:u w:val="single"/>
         </w:rPr>
-        <w:hyperlink r:id="rId18" w:history="1">
+        <w:hyperlink r:id="rId19" w:history="1">
           <w:r>
             <w:rPr>
               <w:rStyle w:val="Hyperlink"/>
@@ -1464,7 +1461,7 @@
           <w:sz w:val="24"/>
           <w:u w:val="single"/>
         </w:rPr>
-        <w:hyperlink r:id="rId19" w:history="1">
+        <w:hyperlink r:id="rId20" w:history="1">
           <w:r>
             <w:rPr>
               <w:rStyle w:val="Hyperlink"/>
@@ -1492,7 +1489,7 @@
           <w:sz w:val="24"/>
           <w:u w:val="single"/>
         </w:rPr>
-        <w:hyperlink r:id="rId20" w:history="1">
+        <w:hyperlink r:id="rId21" w:history="1">
           <w:r>
             <w:rPr>
               <w:rStyle w:val="Hyperlink"/>
@@ -1520,7 +1517,7 @@
           <w:sz w:val="24"/>
           <w:u w:val="single"/>
         </w:rPr>
-        <w:hyperlink r:id="rId21" w:history="1">
+        <w:hyperlink r:id="rId22" w:history="1">
           <w:r>
             <w:rPr>
               <w:rStyle w:val="Hyperlink"/>
@@ -1558,7 +1555,7 @@
           <w:color w:val="000000"/>
           <w:sz w:val="24"/>
         </w:rPr>
-        <w:hyperlink r:id="rId18" w:history="1">
+        <w:hyperlink r:id="rId19" w:history="1">
           <w:r>
             <w:rPr>
               <w:rStyle w:val="Hyperlink"/>
@@ -1597,7 +1594,7 @@
           <w:color w:val="000000"/>
           <w:sz w:val="24"/>
         </w:rPr>
-        <w:hyperlink r:id="rId19" w:history="1">
+        <w:hyperlink r:id="rId20" w:history="1">
           <w:r>
             <w:rPr>
               <w:rStyle w:val="Hyperlink"/>
@@ -1625,7 +1622,7 @@
           <w:color w:val="000000"/>
           <w:sz w:val="24"/>
         </w:rPr>
-        <w:hyperlink r:id="rId20" w:history="1">
+        <w:hyperlink r:id="rId21" w:history="1">
           <w:r>
             <w:rPr>
               <w:rStyle w:val="Hyperlink"/>
@@ -1642,7 +1639,7 @@
           <w:color w:val="000000"/>
           <w:sz w:val="24"/>
         </w:rPr>
-        <w:hyperlink r:id="rId20" w:history="1">
+        <w:hyperlink r:id="rId21" w:history="1">
           <w:r>
             <w:rPr>
               <w:rStyle w:val="Hyperlink"/>
@@ -1681,7 +1678,7 @@
           <w:color w:val="000000"/>
           <w:sz w:val="24"/>
         </w:rPr>
-        <w:hyperlink r:id="rId21" w:history="1">
+        <w:hyperlink r:id="rId22" w:history="1">
           <w:r>
             <w:rPr>
               <w:rStyle w:val="Hyperlink"/>
@@ -1722,7 +1719,7 @@
           <w:sz w:val="24"/>
           <w:u w:val="single"/>
         </w:rPr>
-        <w:hyperlink r:id="rId22" w:history="1">
+        <w:hyperlink r:id="rId23" w:history="1">
           <w:r>
             <w:rPr>
               <w:rStyle w:val="Hyperlink"/>
@@ -1751,7 +1748,7 @@
           <w:sz w:val="24"/>
           <w:u w:val="single"/>
         </w:rPr>
-        <w:hyperlink r:id="rId22" w:history="1">
+        <w:hyperlink r:id="rId23" w:history="1">
           <w:r>
             <w:rPr>
               <w:rStyle w:val="Hyperlink"/>
@@ -1902,7 +1899,7 @@
           <w:sz w:val="24"/>
           <w:u w:val="single"/>
         </w:rPr>
-        <w:hyperlink r:id="rId23" w:history="1">
+        <w:hyperlink r:id="rId24" w:history="1">
           <w:r>
             <w:rPr>
               <w:rStyle w:val="Hyperlink"/>
@@ -1931,7 +1928,7 @@
           <w:sz w:val="24"/>
           <w:u w:val="single"/>
         </w:rPr>
-        <w:hyperlink r:id="rId23" w:history="1">
+        <w:hyperlink r:id="rId24" w:history="1">
           <w:r>
             <w:rPr>
               <w:rStyle w:val="Hyperlink"/>
@@ -1960,7 +1957,7 @@
           <w:sz w:val="24"/>
           <w:u w:val="single"/>
         </w:rPr>
-        <w:hyperlink r:id="rId23" w:history="1">
+        <w:hyperlink r:id="rId24" w:history="1">
           <w:r>
             <w:rPr>
               <w:rStyle w:val="Hyperlink"/>
@@ -1991,7 +1988,7 @@
           <w:color w:val="000000"/>
           <w:sz w:val="24"/>
         </w:rPr>
-        <w:hyperlink r:id="rId23" w:history="1">
+        <w:hyperlink r:id="rId24" w:history="1">
           <w:r>
             <w:rPr>
               <w:rStyle w:val="Hyperlink"/>
@@ -2009,7 +2006,7 @@
           <w:color w:val="000000"/>
           <w:sz w:val="24"/>
         </w:rPr>
-        <w:hyperlink r:id="rId23" w:history="1">
+        <w:hyperlink r:id="rId24" w:history="1">
           <w:r>
             <w:rPr>
               <w:rStyle w:val="Hyperlink"/>
@@ -2027,7 +2024,7 @@
           <w:color w:val="000000"/>
           <w:sz w:val="24"/>
         </w:rPr>
-        <w:hyperlink r:id="rId23" w:history="1">
+        <w:hyperlink r:id="rId24" w:history="1">
           <w:r>
             <w:rPr>
               <w:rStyle w:val="Hyperlink"/>
@@ -2045,7 +2042,7 @@
           <w:color w:val="000000"/>
           <w:sz w:val="24"/>
         </w:rPr>
-        <w:hyperlink r:id="rId23" w:history="1">
+        <w:hyperlink r:id="rId24" w:history="1">
           <w:r>
             <w:rPr>
               <w:rStyle w:val="Hyperlink"/>
@@ -2073,7 +2070,7 @@
           <w:sz w:val="24"/>
           <w:u w:val="single"/>
         </w:rPr>
-        <w:hyperlink r:id="rId24" w:history="1">
+        <w:hyperlink r:id="rId25" w:history="1">
           <w:r>
             <w:rPr>
               <w:rStyle w:val="Hyperlink"/>
@@ -2091,7 +2088,7 @@
           <w:sz w:val="24"/>
           <w:u w:val="single"/>
         </w:rPr>
-        <w:hyperlink r:id="rId24" w:history="1">
+        <w:hyperlink r:id="rId25" w:history="1">
           <w:r>
             <w:rPr>
               <w:rStyle w:val="Hyperlink"/>
@@ -2120,7 +2117,7 @@
           <w:sz w:val="24"/>
           <w:u w:val="single"/>
         </w:rPr>
-        <w:hyperlink r:id="rId24" w:history="1">
+        <w:hyperlink r:id="rId25" w:history="1">
           <w:r>
             <w:rPr>
               <w:rStyle w:val="Hyperlink"/>
@@ -2148,7 +2145,7 @@
           <w:sz w:val="24"/>
           <w:u w:val="single"/>
         </w:rPr>
-        <w:hyperlink r:id="rId25" w:history="1">
+        <w:hyperlink r:id="rId26" w:history="1">
           <w:r>
             <w:rPr>
               <w:rStyle w:val="Hyperlink"/>
@@ -2177,7 +2174,7 @@
           <w:sz w:val="24"/>
           <w:u w:val="single"/>
         </w:rPr>
-        <w:hyperlink r:id="rId25" w:history="1">
+        <w:hyperlink r:id="rId26" w:history="1">
           <w:r>
             <w:rPr>
               <w:rStyle w:val="Hyperlink"/>
@@ -2198,32 +2195,13 @@
       </w:r>
       <w:r>
         <w:rPr>
-          <w:u w:val="single" w:color="0000ff"/>
           <w:rFonts w:ascii="Charis SIL Regular" w:hAnsi="Charis SIL Regular" w:eastAsia="Charis SIL Regular"/>
           <w:b w:val="0"/>
           <w:i w:val="0"/>
           <w:color w:val="000000"/>
           <w:sz w:val="24"/>
         </w:rPr>
-        <w:hyperlink r:id="rId24" w:history="1">
-          <w:r>
-            <w:rPr>
-              <w:rStyle w:val="Hyperlink"/>
-            </w:rPr>
-            <w:t>naar</w:t>
-          </w:r>
-        </w:hyperlink>
-      </w:r>
-      <w:r>
-        <w:rPr>
-          <w:u w:val="single" w:color="0000ff"/>
-          <w:rFonts w:ascii="Charis SIL Regular" w:hAnsi="Charis SIL Regular" w:eastAsia="Charis SIL Regular"/>
-          <w:b w:val="0"/>
-          <w:i w:val="0"/>
-          <w:color w:val="000000"/>
-          <w:sz w:val="24"/>
-        </w:rPr>
-        <w:t xml:space="preserve"> </w:t>
+        <w:t xml:space="preserve">naar </w:t>
       </w:r>
       <w:r>
         <w:rPr>
@@ -2234,7 +2212,7 @@
           <w:sz w:val="24"/>
           <w:u w:val="single"/>
         </w:rPr>
-        <w:hyperlink r:id="rId24" w:history="1">
+        <w:hyperlink r:id="rId27" w:history="1">
           <w:r>
             <w:rPr>
               <w:rStyle w:val="Hyperlink"/>
@@ -2263,7 +2241,7 @@
           <w:color w:val="000000"/>
           <w:sz w:val="24"/>
         </w:rPr>
-        <w:hyperlink r:id="rId24" w:history="1">
+        <w:hyperlink r:id="rId25" w:history="1">
           <w:r>
             <w:rPr>
               <w:rStyle w:val="Hyperlink"/>
@@ -2281,7 +2259,7 @@
           <w:color w:val="000000"/>
           <w:sz w:val="24"/>
         </w:rPr>
-        <w:hyperlink r:id="rId24" w:history="1">
+        <w:hyperlink r:id="rId25" w:history="1">
           <w:r>
             <w:rPr>
               <w:rStyle w:val="Hyperlink"/>
@@ -2320,7 +2298,7 @@
           <w:color w:val="000000"/>
           <w:sz w:val="24"/>
         </w:rPr>
-        <w:hyperlink r:id="rId25" w:history="1">
+        <w:hyperlink r:id="rId26" w:history="1">
           <w:r>
             <w:rPr>
               <w:rStyle w:val="Hyperlink"/>
@@ -2338,7 +2316,7 @@
           <w:color w:val="000000"/>
           <w:sz w:val="24"/>
         </w:rPr>
-        <w:hyperlink r:id="rId25" w:history="1">
+        <w:hyperlink r:id="rId26" w:history="1">
           <w:r>
             <w:rPr>
               <w:rStyle w:val="Hyperlink"/>
@@ -2356,7 +2334,7 @@
           <w:color w:val="000000"/>
           <w:sz w:val="24"/>
         </w:rPr>
-        <w:hyperlink r:id="rId25" w:history="1">
+        <w:hyperlink r:id="rId26" w:history="1">
           <w:r>
             <w:rPr>
               <w:rStyle w:val="Hyperlink"/>
@@ -2394,7 +2372,7 @@
           <w:color w:val="000000"/>
           <w:sz w:val="24"/>
         </w:rPr>
-        <w:hyperlink r:id="rId26" w:history="1">
+        <w:hyperlink r:id="rId27" w:history="1">
           <w:r>
             <w:rPr>
               <w:rStyle w:val="Hyperlink"/>
@@ -2422,7 +2400,7 @@
           <w:sz w:val="24"/>
           <w:u w:val="single"/>
         </w:rPr>
-        <w:hyperlink r:id="rId27" w:history="1">
+        <w:hyperlink r:id="rId28" w:history="1">
           <w:r>
             <w:rPr>
               <w:rStyle w:val="Hyperlink"/>
@@ -2471,7 +2449,7 @@
           <w:color w:val="000000"/>
           <w:sz w:val="24"/>
         </w:rPr>
-        <w:hyperlink r:id="rId27" w:history="1">
+        <w:hyperlink r:id="rId28" w:history="1">
           <w:r>
             <w:rPr>
               <w:rStyle w:val="Hyperlink"/>
@@ -2499,7 +2477,7 @@
           <w:sz w:val="24"/>
           <w:u w:val="single"/>
         </w:rPr>
-        <w:hyperlink r:id="rId28" w:history="1">
+        <w:hyperlink r:id="rId29" w:history="1">
           <w:r>
             <w:rPr>
               <w:rStyle w:val="Hyperlink"/>
@@ -2528,7 +2506,7 @@
           <w:sz w:val="24"/>
           <w:u w:val="single"/>
         </w:rPr>
-        <w:hyperlink r:id="rId28" w:history="1">
+        <w:hyperlink r:id="rId29" w:history="1">
           <w:r>
             <w:rPr>
               <w:rStyle w:val="Hyperlink"/>
@@ -2557,7 +2535,7 @@
           <w:sz w:val="24"/>
           <w:u w:val="single"/>
         </w:rPr>
-        <w:hyperlink r:id="rId28" w:history="1">
+        <w:hyperlink r:id="rId29" w:history="1">
           <w:r>
             <w:rPr>
               <w:rStyle w:val="Hyperlink"/>
@@ -2595,7 +2573,7 @@
           <w:color w:val="000000"/>
           <w:sz w:val="24"/>
         </w:rPr>
-        <w:hyperlink r:id="rId28" w:history="1">
+        <w:hyperlink r:id="rId29" w:history="1">
           <w:r>
             <w:rPr>
               <w:rStyle w:val="Hyperlink"/>
@@ -2613,7 +2591,7 @@
           <w:color w:val="000000"/>
           <w:sz w:val="24"/>
         </w:rPr>
-        <w:hyperlink r:id="rId28" w:history="1">
+        <w:hyperlink r:id="rId29" w:history="1">
           <w:r>
             <w:rPr>
               <w:rStyle w:val="Hyperlink"/>
@@ -2631,7 +2609,7 @@
           <w:color w:val="000000"/>
           <w:sz w:val="24"/>
         </w:rPr>
-        <w:hyperlink r:id="rId28" w:history="1">
+        <w:hyperlink r:id="rId29" w:history="1">
           <w:r>
             <w:rPr>
               <w:rStyle w:val="Hyperlink"/>
@@ -2649,7 +2627,7 @@
           <w:color w:val="000000"/>
           <w:sz w:val="24"/>
         </w:rPr>
-        <w:hyperlink r:id="rId28" w:history="1">
+        <w:hyperlink r:id="rId29" w:history="1">
           <w:r>
             <w:rPr>
               <w:rStyle w:val="Hyperlink"/>
@@ -2667,7 +2645,7 @@
           <w:color w:val="000000"/>
           <w:sz w:val="24"/>
         </w:rPr>
-        <w:hyperlink r:id="rId28" w:history="1">
+        <w:hyperlink r:id="rId29" w:history="1">
           <w:r>
             <w:rPr>
               <w:rStyle w:val="Hyperlink"/>
@@ -2705,7 +2683,7 @@
           <w:sz w:val="24"/>
           <w:u w:val="single"/>
         </w:rPr>
-        <w:hyperlink r:id="rId29" w:history="1">
+        <w:hyperlink r:id="rId30" w:history="1">
           <w:r>
             <w:rPr>
               <w:rStyle w:val="Hyperlink"/>
@@ -2773,7 +2751,7 @@
           <w:sz w:val="24"/>
           <w:u w:val="single"/>
         </w:rPr>
-        <w:hyperlink r:id="rId30" w:history="1">
+        <w:hyperlink r:id="rId31" w:history="1">
           <w:r>
             <w:rPr>
               <w:rStyle w:val="Hyperlink"/>
@@ -2802,7 +2780,7 @@
           <w:sz w:val="24"/>
           <w:u w:val="single"/>
         </w:rPr>
-        <w:hyperlink r:id="rId30" w:history="1">
+        <w:hyperlink r:id="rId31" w:history="1">
           <w:r>
             <w:rPr>
               <w:rStyle w:val="Hyperlink"/>
@@ -2831,7 +2809,7 @@
           <w:sz w:val="24"/>
           <w:u w:val="single"/>
         </w:rPr>
-        <w:hyperlink r:id="rId30" w:history="1">
+        <w:hyperlink r:id="rId31" w:history="1">
           <w:r>
             <w:rPr>
               <w:rStyle w:val="Hyperlink"/>
@@ -2860,7 +2838,7 @@
           <w:sz w:val="24"/>
           <w:u w:val="single"/>
         </w:rPr>
-        <w:hyperlink r:id="rId30" w:history="1">
+        <w:hyperlink r:id="rId31" w:history="1">
           <w:r>
             <w:rPr>
               <w:rStyle w:val="Hyperlink"/>
@@ -2889,7 +2867,7 @@
           <w:sz w:val="24"/>
           <w:u w:val="single"/>
         </w:rPr>
-        <w:hyperlink r:id="rId30" w:history="1">
+        <w:hyperlink r:id="rId31" w:history="1">
           <w:r>
             <w:rPr>
               <w:rStyle w:val="Hyperlink"/>
@@ -2918,7 +2896,7 @@
           <w:sz w:val="24"/>
           <w:u w:val="single"/>
         </w:rPr>
-        <w:hyperlink r:id="rId30" w:history="1">
+        <w:hyperlink r:id="rId31" w:history="1">
           <w:r>
             <w:rPr>
               <w:rStyle w:val="Hyperlink"/>
@@ -2947,7 +2925,7 @@
           <w:sz w:val="24"/>
           <w:u w:val="single"/>
         </w:rPr>
-        <w:hyperlink r:id="rId30" w:history="1">
+        <w:hyperlink r:id="rId31" w:history="1">
           <w:r>
             <w:rPr>
               <w:rStyle w:val="Hyperlink"/>
@@ -2985,7 +2963,7 @@
           <w:color w:val="000000"/>
           <w:sz w:val="24"/>
         </w:rPr>
-        <w:hyperlink r:id="rId30" w:history="1">
+        <w:hyperlink r:id="rId31" w:history="1">
           <w:r>
             <w:rPr>
               <w:rStyle w:val="Hyperlink"/>
@@ -3003,7 +2981,7 @@
           <w:color w:val="000000"/>
           <w:sz w:val="24"/>
         </w:rPr>
-        <w:hyperlink r:id="rId30" w:history="1">
+        <w:hyperlink r:id="rId31" w:history="1">
           <w:r>
             <w:rPr>
               <w:rStyle w:val="Hyperlink"/>
@@ -3021,7 +2999,7 @@
           <w:color w:val="000000"/>
           <w:sz w:val="24"/>
         </w:rPr>
-        <w:hyperlink r:id="rId30" w:history="1">
+        <w:hyperlink r:id="rId31" w:history="1">
           <w:r>
             <w:rPr>
               <w:rStyle w:val="Hyperlink"/>
@@ -3039,7 +3017,7 @@
           <w:color w:val="000000"/>
           <w:sz w:val="24"/>
         </w:rPr>
-        <w:hyperlink r:id="rId30" w:history="1">
+        <w:hyperlink r:id="rId31" w:history="1">
           <w:r>
             <w:rPr>
               <w:rStyle w:val="Hyperlink"/>
@@ -3057,7 +3035,7 @@
           <w:color w:val="000000"/>
           <w:sz w:val="24"/>
         </w:rPr>
-        <w:hyperlink r:id="rId30" w:history="1">
+        <w:hyperlink r:id="rId31" w:history="1">
           <w:r>
             <w:rPr>
               <w:rStyle w:val="Hyperlink"/>
@@ -3075,7 +3053,7 @@
           <w:color w:val="000000"/>
           <w:sz w:val="24"/>
         </w:rPr>
-        <w:hyperlink r:id="rId30" w:history="1">
+        <w:hyperlink r:id="rId31" w:history="1">
           <w:r>
             <w:rPr>
               <w:rStyle w:val="Hyperlink"/>
@@ -3093,7 +3071,7 @@
           <w:color w:val="000000"/>
           <w:sz w:val="24"/>
         </w:rPr>
-        <w:hyperlink r:id="rId30" w:history="1">
+        <w:hyperlink r:id="rId31" w:history="1">
           <w:r>
             <w:rPr>
               <w:rStyle w:val="Hyperlink"/>
@@ -3111,7 +3089,7 @@
           <w:color w:val="000000"/>
           <w:sz w:val="24"/>
         </w:rPr>
-        <w:hyperlink r:id="rId30" w:history="1">
+        <w:hyperlink r:id="rId31" w:history="1">
           <w:r>
             <w:rPr>
               <w:rStyle w:val="Hyperlink"/>
@@ -3129,7 +3107,7 @@
           <w:color w:val="000000"/>
           <w:sz w:val="24"/>
         </w:rPr>
-        <w:hyperlink r:id="rId30" w:history="1">
+        <w:hyperlink r:id="rId31" w:history="1">
           <w:r>
             <w:rPr>
               <w:rStyle w:val="Hyperlink"/>
@@ -3147,7 +3125,7 @@
           <w:sz w:val="24"/>
           <w:u w:val="single"/>
         </w:rPr>
-        <w:hyperlink r:id="rId30" w:history="1">
+        <w:hyperlink r:id="rId31" w:history="1">
           <w:r>
             <w:rPr>
               <w:rStyle w:val="Hyperlink"/>
@@ -3165,7 +3143,7 @@
           <w:sz w:val="24"/>
           <w:u w:val="single"/>
         </w:rPr>
-        <w:hyperlink r:id="rId30" w:history="1">
+        <w:hyperlink r:id="rId31" w:history="1">
           <w:r>
             <w:rPr>
               <w:rStyle w:val="Hyperlink"/>
@@ -3183,7 +3161,7 @@
           <w:sz w:val="24"/>
           <w:u w:val="single"/>
         </w:rPr>
-        <w:hyperlink r:id="rId30" w:history="1">
+        <w:hyperlink r:id="rId31" w:history="1">
           <w:r>
             <w:rPr>
               <w:rStyle w:val="Hyperlink"/>
@@ -3212,7 +3190,7 @@
           <w:sz w:val="24"/>
           <w:u w:val="single"/>
         </w:rPr>
-        <w:hyperlink r:id="rId30" w:history="1">
+        <w:hyperlink r:id="rId31" w:history="1">
           <w:r>
             <w:rPr>
               <w:rStyle w:val="Hyperlink"/>
@@ -3241,7 +3219,7 @@
           <w:sz w:val="24"/>
           <w:u w:val="single"/>
         </w:rPr>
-        <w:hyperlink r:id="rId30" w:history="1">
+        <w:hyperlink r:id="rId31" w:history="1">
           <w:r>
             <w:rPr>
               <w:rStyle w:val="Hyperlink"/>
@@ -3259,7 +3237,7 @@
           <w:sz w:val="24"/>
           <w:u w:val="single"/>
         </w:rPr>
-        <w:hyperlink r:id="rId31" w:history="1">
+        <w:hyperlink r:id="rId32" w:history="1">
           <w:r>
             <w:rPr>
               <w:rStyle w:val="Hyperlink"/>
@@ -3297,7 +3275,7 @@
           <w:color w:val="000000"/>
           <w:sz w:val="24"/>
         </w:rPr>
-        <w:hyperlink r:id="rId31" w:history="1">
+        <w:hyperlink r:id="rId32" w:history="1">
           <w:r>
             <w:rPr>
               <w:rStyle w:val="Hyperlink"/>
@@ -3315,7 +3293,7 @@
           <w:color w:val="000000"/>
           <w:sz w:val="24"/>
         </w:rPr>
-        <w:hyperlink r:id="rId31" w:history="1">
+        <w:hyperlink r:id="rId32" w:history="1">
           <w:r>
             <w:rPr>
               <w:rStyle w:val="Hyperlink"/>
@@ -3333,7 +3311,7 @@
           <w:color w:val="000000"/>
           <w:sz w:val="24"/>
         </w:rPr>
-        <w:hyperlink r:id="rId31" w:history="1">
+        <w:hyperlink r:id="rId32" w:history="1">
           <w:r>
             <w:rPr>
               <w:rStyle w:val="Hyperlink"/>
@@ -3440,7 +3418,7 @@
           <w:sz w:val="24"/>
           <w:u w:val="single"/>
         </w:rPr>
-        <w:hyperlink r:id="rId32" w:history="1">
+        <w:hyperlink r:id="rId33" w:history="1">
           <w:r>
             <w:rPr>
               <w:rStyle w:val="Hyperlink"/>
@@ -3469,7 +3447,7 @@
           <w:sz w:val="24"/>
           <w:u w:val="single"/>
         </w:rPr>
-        <w:hyperlink r:id="rId32" w:history="1">
+        <w:hyperlink r:id="rId33" w:history="1">
           <w:r>
             <w:rPr>
               <w:rStyle w:val="Hyperlink"/>
@@ -3498,7 +3476,7 @@
           <w:sz w:val="24"/>
           <w:u w:val="single"/>
         </w:rPr>
-        <w:hyperlink r:id="rId32" w:history="1">
+        <w:hyperlink r:id="rId33" w:history="1">
           <w:r>
             <w:rPr>
               <w:rStyle w:val="Hyperlink"/>
@@ -3526,7 +3504,7 @@
           <w:color w:val="000000"/>
           <w:sz w:val="24"/>
         </w:rPr>
-        <w:hyperlink r:id="rId32" w:history="1">
+        <w:hyperlink r:id="rId33" w:history="1">
           <w:r>
             <w:rPr>
               <w:rStyle w:val="Hyperlink"/>
@@ -3544,7 +3522,7 @@
           <w:color w:val="000000"/>
           <w:sz w:val="24"/>
         </w:rPr>
-        <w:hyperlink r:id="rId32" w:history="1">
+        <w:hyperlink r:id="rId33" w:history="1">
           <w:r>
             <w:rPr>
               <w:rStyle w:val="Hyperlink"/>
@@ -3562,7 +3540,7 @@
           <w:color w:val="000000"/>
           <w:sz w:val="24"/>
         </w:rPr>
-        <w:hyperlink r:id="rId32" w:history="1">
+        <w:hyperlink r:id="rId33" w:history="1">
           <w:r>
             <w:rPr>
               <w:rStyle w:val="Hyperlink"/>
@@ -3580,7 +3558,7 @@
           <w:color w:val="000000"/>
           <w:sz w:val="24"/>
         </w:rPr>
-        <w:hyperlink r:id="rId32" w:history="1">
+        <w:hyperlink r:id="rId33" w:history="1">
           <w:r>
             <w:rPr>
               <w:rStyle w:val="Hyperlink"/>
@@ -3598,7 +3576,7 @@
           <w:color w:val="000000"/>
           <w:sz w:val="24"/>
         </w:rPr>
-        <w:hyperlink r:id="rId32" w:history="1">
+        <w:hyperlink r:id="rId33" w:history="1">
           <w:r>
             <w:rPr>
               <w:rStyle w:val="Hyperlink"/>
@@ -3626,7 +3604,7 @@
           <w:sz w:val="24"/>
           <w:u w:val="single"/>
         </w:rPr>
-        <w:hyperlink r:id="rId33" w:history="1">
+        <w:hyperlink r:id="rId34" w:history="1">
           <w:r>
             <w:rPr>
               <w:rStyle w:val="Hyperlink"/>
@@ -3655,7 +3633,7 @@
           <w:sz w:val="24"/>
           <w:u w:val="single"/>
         </w:rPr>
-        <w:hyperlink r:id="rId33" w:history="1">
+        <w:hyperlink r:id="rId34" w:history="1">
           <w:r>
             <w:rPr>
               <w:rStyle w:val="Hyperlink"/>
@@ -3673,7 +3651,7 @@
           <w:sz w:val="24"/>
           <w:u w:val="single"/>
         </w:rPr>
-        <w:hyperlink r:id="rId33" w:history="1">
+        <w:hyperlink r:id="rId34" w:history="1">
           <w:r>
             <w:rPr>
               <w:rStyle w:val="Hyperlink"/>
@@ -3711,7 +3689,7 @@
           <w:sz w:val="24"/>
           <w:u w:val="single"/>
         </w:rPr>
-        <w:hyperlink r:id="rId34" w:history="1">
+        <w:hyperlink r:id="rId35" w:history="1">
           <w:r>
             <w:rPr>
               <w:rStyle w:val="Hyperlink"/>
@@ -3740,7 +3718,7 @@
           <w:sz w:val="24"/>
           <w:u w:val="single"/>
         </w:rPr>
-        <w:hyperlink r:id="rId34" w:history="1">
+        <w:hyperlink r:id="rId35" w:history="1">
           <w:r>
             <w:rPr>
               <w:rStyle w:val="Hyperlink"/>
@@ -3769,7 +3747,7 @@
           <w:sz w:val="24"/>
           <w:u w:val="single"/>
         </w:rPr>
-        <w:hyperlink r:id="rId34" w:history="1">
+        <w:hyperlink r:id="rId35" w:history="1">
           <w:r>
             <w:rPr>
               <w:rStyle w:val="Hyperlink"/>
@@ -3798,7 +3776,7 @@
           <w:sz w:val="24"/>
           <w:u w:val="single"/>
         </w:rPr>
-        <w:hyperlink r:id="rId34" w:history="1">
+        <w:hyperlink r:id="rId35" w:history="1">
           <w:r>
             <w:rPr>
               <w:rStyle w:val="Hyperlink"/>
@@ -3814,8 +3792,9 @@
           <w:i w:val="0"/>
           <w:color w:val="0000FF"/>
           <w:sz w:val="24"/>
-        </w:rPr>
-        <w:hyperlink r:id="rId34" w:history="1">
+          <w:u w:val="single"/>
+        </w:rPr>
+        <w:hyperlink r:id="rId35" w:history="1">
           <w:r>
             <w:rPr>
               <w:rStyle w:val="Hyperlink"/>
@@ -3833,7 +3812,7 @@
           <w:sz w:val="24"/>
           <w:u w:val="single"/>
         </w:rPr>
-        <w:hyperlink r:id="rId34" w:history="1">
+        <w:hyperlink r:id="rId35" w:history="1">
           <w:r>
             <w:rPr>
               <w:rStyle w:val="Hyperlink"/>
@@ -3851,7 +3830,7 @@
           <w:color w:val="000000"/>
           <w:sz w:val="24"/>
         </w:rPr>
-        <w:hyperlink r:id="rId33" w:history="1">
+        <w:hyperlink r:id="rId34" w:history="1">
           <w:r>
             <w:rPr>
               <w:rStyle w:val="Hyperlink"/>
@@ -3869,7 +3848,7 @@
           <w:color w:val="000000"/>
           <w:sz w:val="24"/>
         </w:rPr>
-        <w:hyperlink r:id="rId33" w:history="1">
+        <w:hyperlink r:id="rId34" w:history="1">
           <w:r>
             <w:rPr>
               <w:rStyle w:val="Hyperlink"/>
@@ -3887,7 +3866,7 @@
           <w:color w:val="000000"/>
           <w:sz w:val="24"/>
         </w:rPr>
-        <w:hyperlink r:id="rId33" w:history="1">
+        <w:hyperlink r:id="rId34" w:history="1">
           <w:r>
             <w:rPr>
               <w:rStyle w:val="Hyperlink"/>
@@ -3905,7 +3884,7 @@
           <w:color w:val="000000"/>
           <w:sz w:val="24"/>
         </w:rPr>
-        <w:hyperlink r:id="rId33" w:history="1">
+        <w:hyperlink r:id="rId34" w:history="1">
           <w:r>
             <w:rPr>
               <w:rStyle w:val="Hyperlink"/>
@@ -3943,25 +3922,18 @@
           <w:sz w:val="24"/>
           <w:u w:val="single"/>
         </w:rPr>
+        <w:t>restitutiev</w:t>
+      </w:r>
+      <w:r>
+        <w:rPr>
+          <w:rFonts w:ascii="Charis SIL Regular" w:hAnsi="Charis SIL Regular" w:eastAsia="Charis SIL Regular"/>
+          <w:b w:val="0"/>
+          <w:i w:val="0"/>
+          <w:color w:val="0000FF"/>
+          <w:sz w:val="24"/>
+          <w:u w:val="single"/>
+        </w:rPr>
         <w:hyperlink r:id="rId35" w:history="1">
-          <w:r>
-            <w:rPr>
-              <w:rStyle w:val="Hyperlink"/>
-            </w:rPr>
-            <w:t>restitutiev</w:t>
-          </w:r>
-        </w:hyperlink>
-      </w:r>
-      <w:r>
-        <w:rPr>
-          <w:rFonts w:ascii="Charis SIL Regular" w:hAnsi="Charis SIL Regular" w:eastAsia="Charis SIL Regular"/>
-          <w:b w:val="0"/>
-          <w:i w:val="0"/>
-          <w:color w:val="0000FF"/>
-          <w:sz w:val="24"/>
-          <w:u w:val="single"/>
-        </w:rPr>
-        <w:hyperlink r:id="rId34" w:history="1">
           <w:r>
             <w:rPr>
               <w:rStyle w:val="Hyperlink"/>
@@ -3979,7 +3951,7 @@
           <w:color w:val="000000"/>
           <w:sz w:val="24"/>
         </w:rPr>
-        <w:hyperlink r:id="rId34" w:history="1">
+        <w:hyperlink r:id="rId35" w:history="1">
           <w:r>
             <w:rPr>
               <w:rStyle w:val="Hyperlink"/>
@@ -3997,7 +3969,7 @@
           <w:color w:val="000000"/>
           <w:sz w:val="24"/>
         </w:rPr>
-        <w:hyperlink r:id="rId34" w:history="1">
+        <w:hyperlink r:id="rId35" w:history="1">
           <w:r>
             <w:rPr>
               <w:rStyle w:val="Hyperlink"/>
@@ -4015,7 +3987,7 @@
           <w:color w:val="000000"/>
           <w:sz w:val="24"/>
         </w:rPr>
-        <w:hyperlink r:id="rId34" w:history="1">
+        <w:hyperlink r:id="rId35" w:history="1">
           <w:r>
             <w:rPr>
               <w:rStyle w:val="Hyperlink"/>
@@ -4033,7 +4005,7 @@
           <w:color w:val="000000"/>
           <w:sz w:val="24"/>
         </w:rPr>
-        <w:hyperlink r:id="rId34" w:history="1">
+        <w:hyperlink r:id="rId35" w:history="1">
           <w:r>
             <w:rPr>
               <w:rStyle w:val="Hyperlink"/>
@@ -4051,7 +4023,7 @@
           <w:color w:val="000000"/>
           <w:sz w:val="24"/>
         </w:rPr>
-        <w:hyperlink r:id="rId34" w:history="1">
+        <w:hyperlink r:id="rId35" w:history="1">
           <w:r>
             <w:rPr>
               <w:rStyle w:val="Hyperlink"/>
@@ -4069,7 +4041,7 @@
           <w:color w:val="000000"/>
           <w:sz w:val="24"/>
         </w:rPr>
-        <w:hyperlink r:id="rId34" w:history="1">
+        <w:hyperlink r:id="rId35" w:history="1">
           <w:r>
             <w:rPr>
               <w:rStyle w:val="Hyperlink"/>
@@ -4087,7 +4059,7 @@
           <w:color w:val="000000"/>
           <w:sz w:val="24"/>
         </w:rPr>
-        <w:hyperlink r:id="rId34" w:history="1">
+        <w:hyperlink r:id="rId35" w:history="1">
           <w:r>
             <w:rPr>
               <w:rStyle w:val="Hyperlink"/>
@@ -4147,7 +4119,7 @@
           <w:color w:val="000000"/>
           <w:sz w:val="24"/>
         </w:rPr>
-        <w:hyperlink r:id="rId35" w:history="1">
+        <w:hyperlink r:id="rId36" w:history="1">
           <w:r>
             <w:rPr>
               <w:rStyle w:val="Hyperlink"/>
@@ -4374,7 +4346,7 @@
           <w:sz w:val="24"/>
           <w:u w:val="single"/>
         </w:rPr>
-        <w:hyperlink r:id="rId36" w:history="1">
+        <w:hyperlink r:id="rId37" w:history="1">
           <w:r>
             <w:rPr>
               <w:rStyle w:val="Hyperlink"/>
@@ -4392,7 +4364,7 @@
           <w:sz w:val="24"/>
           <w:u w:val="single"/>
         </w:rPr>
-        <w:hyperlink r:id="rId36" w:history="1">
+        <w:hyperlink r:id="rId37" w:history="1">
           <w:r>
             <w:rPr>
               <w:rStyle w:val="Hyperlink"/>
@@ -4410,7 +4382,7 @@
           <w:sz w:val="24"/>
           <w:u w:val="single"/>
         </w:rPr>
-        <w:hyperlink r:id="rId36" w:history="1">
+        <w:hyperlink r:id="rId37" w:history="1">
           <w:r>
             <w:rPr>
               <w:rStyle w:val="Hyperlink"/>
@@ -4428,7 +4400,7 @@
           <w:sz w:val="24"/>
           <w:u w:val="single"/>
         </w:rPr>
-        <w:hyperlink r:id="rId36" w:history="1">
+        <w:hyperlink r:id="rId37" w:history="1">
           <w:r>
             <w:rPr>
               <w:rStyle w:val="Hyperlink"/>
@@ -4446,7 +4418,7 @@
           <w:sz w:val="24"/>
           <w:u w:val="single"/>
         </w:rPr>
-        <w:hyperlink r:id="rId36" w:history="1">
+        <w:hyperlink r:id="rId37" w:history="1">
           <w:r>
             <w:rPr>
               <w:rStyle w:val="Hyperlink"/>
@@ -4564,7 +4536,7 @@
           <w:sz w:val="24"/>
           <w:u w:val="single"/>
         </w:rPr>
-        <w:hyperlink r:id="rId37" w:history="1">
+        <w:hyperlink r:id="rId38" w:history="1">
           <w:r>
             <w:rPr>
               <w:rStyle w:val="Hyperlink"/>
@@ -4582,7 +4554,7 @@
           <w:sz w:val="24"/>
           <w:u w:val="single"/>
         </w:rPr>
-        <w:hyperlink r:id="rId37" w:history="1">
+        <w:hyperlink r:id="rId38" w:history="1">
           <w:r>
             <w:rPr>
               <w:rStyle w:val="Hyperlink"/>
@@ -4600,7 +4572,7 @@
           <w:sz w:val="24"/>
           <w:u w:val="single"/>
         </w:rPr>
-        <w:hyperlink r:id="rId37" w:history="1">
+        <w:hyperlink r:id="rId38" w:history="1">
           <w:r>
             <w:rPr>
               <w:rStyle w:val="Hyperlink"/>
@@ -4618,7 +4590,7 @@
           <w:sz w:val="24"/>
           <w:u w:val="single"/>
         </w:rPr>
-        <w:hyperlink r:id="rId37" w:history="1">
+        <w:hyperlink r:id="rId38" w:history="1">
           <w:r>
             <w:rPr>
               <w:rStyle w:val="Hyperlink"/>
@@ -4726,7 +4698,7 @@
           <w:sz w:val="24"/>
           <w:u w:val="single"/>
         </w:rPr>
-        <w:hyperlink r:id="rId38" w:history="1">
+        <w:hyperlink r:id="rId39" w:history="1">
           <w:r>
             <w:rPr>
               <w:rStyle w:val="Hyperlink"/>
@@ -4744,7 +4716,7 @@
           <w:sz w:val="24"/>
           <w:u w:val="single"/>
         </w:rPr>
-        <w:hyperlink r:id="rId38" w:history="1">
+        <w:hyperlink r:id="rId39" w:history="1">
           <w:r>
             <w:rPr>
               <w:rStyle w:val="Hyperlink"/>
@@ -4762,7 +4734,7 @@
           <w:sz w:val="24"/>
           <w:u w:val="single"/>
         </w:rPr>
-        <w:hyperlink r:id="rId38" w:history="1">
+        <w:hyperlink r:id="rId39" w:history="1">
           <w:r>
             <w:rPr>
               <w:rStyle w:val="Hyperlink"/>
@@ -4780,7 +4752,7 @@
           <w:sz w:val="24"/>
           <w:u w:val="single"/>
         </w:rPr>
-        <w:hyperlink r:id="rId38" w:history="1">
+        <w:hyperlink r:id="rId39" w:history="1">
           <w:r>
             <w:rPr>
               <w:rStyle w:val="Hyperlink"/>
@@ -4808,7 +4780,7 @@
           <w:sz w:val="24"/>
           <w:u w:val="single"/>
         </w:rPr>
-        <w:hyperlink r:id="rId39" w:history="1">
+        <w:hyperlink r:id="rId40" w:history="1">
           <w:r>
             <w:rPr>
               <w:rStyle w:val="Hyperlink"/>
@@ -4844,7 +4816,7 @@
           <w:sz w:val="24"/>
           <w:u w:val="single"/>
         </w:rPr>
-        <w:hyperlink r:id="rId38" w:history="1">
+        <w:hyperlink r:id="rId39" w:history="1">
           <w:r>
             <w:rPr>
               <w:rStyle w:val="Hyperlink"/>
@@ -4855,13 +4827,14 @@
       </w:r>
       <w:r>
         <w:rPr>
+          <w:u w:val="single" w:color="0000ff"/>
           <w:rFonts w:ascii="Charis SIL Regular" w:hAnsi="Charis SIL Regular" w:eastAsia="Charis SIL Regular"/>
           <w:b w:val="0"/>
           <w:i w:val="0"/>
           <w:color w:val="000000"/>
           <w:sz w:val="24"/>
         </w:rPr>
-        <w:hyperlink r:id="rId38" w:history="1">
+        <w:hyperlink r:id="rId39" w:history="1">
           <w:r>
             <w:rPr>
               <w:rStyle w:val="Hyperlink"/>
@@ -4879,7 +4852,7 @@
           <w:sz w:val="24"/>
           <w:u w:val="single"/>
         </w:rPr>
-        <w:hyperlink r:id="rId38" w:history="1">
+        <w:hyperlink r:id="rId39" w:history="1">
           <w:r>
             <w:rPr>
               <w:rStyle w:val="Hyperlink"/>
@@ -4908,7 +4881,7 @@
           <w:sz w:val="24"/>
           <w:u w:val="single"/>
         </w:rPr>
-        <w:hyperlink r:id="rId38" w:history="1">
+        <w:hyperlink r:id="rId39" w:history="1">
           <w:r>
             <w:rPr>
               <w:rStyle w:val="Hyperlink"/>
@@ -4926,7 +4899,7 @@
           <w:sz w:val="24"/>
           <w:u w:val="single"/>
         </w:rPr>
-        <w:hyperlink r:id="rId38" w:history="1">
+        <w:hyperlink r:id="rId39" w:history="1">
           <w:r>
             <w:rPr>
               <w:rStyle w:val="Hyperlink"/>

--- a/EXPORTS/DOCX/published/niveau3/Dutch/KunsthandelVanLier.docx
+++ b/EXPORTS/DOCX/published/niveau3/Dutch/KunsthandelVanLier.docx
@@ -249,13 +249,32 @@
       </w:r>
       <w:r>
         <w:rPr>
+          <w:u w:val="single" w:color="0000ff"/>
           <w:rFonts w:ascii="Charis SIL Regular" w:hAnsi="Charis SIL Regular" w:eastAsia="Charis SIL Regular"/>
           <w:b w:val="0"/>
           <w:i w:val="0"/>
           <w:color w:val="000000"/>
           <w:sz w:val="24"/>
         </w:rPr>
-        <w:t>naar A</w:t>
+        <w:hyperlink r:id="rId9" w:history="1">
+          <w:r>
+            <w:rPr>
+              <w:rStyle w:val="Hyperlink"/>
+            </w:rPr>
+            <w:t xml:space="preserve">naar </w:t>
+          </w:r>
+        </w:hyperlink>
+      </w:r>
+      <w:r>
+        <w:rPr>
+          <w:u w:val="single" w:color="0000ff"/>
+          <w:rFonts w:ascii="Charis SIL Regular" w:hAnsi="Charis SIL Regular" w:eastAsia="Charis SIL Regular"/>
+          <w:b w:val="0"/>
+          <w:i w:val="0"/>
+          <w:color w:val="000000"/>
+          <w:sz w:val="24"/>
+        </w:rPr>
+        <w:t>A</w:t>
       </w:r>
       <w:r>
         <w:rPr>
@@ -313,13 +332,24 @@
       </w:r>
       <w:r>
         <w:rPr>
+          <w:u w:val="single" w:color="0000ff"/>
           <w:rFonts w:ascii="Charis SIL Regular" w:hAnsi="Charis SIL Regular" w:eastAsia="Charis SIL Regular"/>
           <w:b w:val="0"/>
           <w:i w:val="0"/>
           <w:color w:val="000000"/>
           <w:sz w:val="24"/>
         </w:rPr>
-        <w:t xml:space="preserve">am. </w:t>
+        <w:t>a</w:t>
+      </w:r>
+      <w:r>
+        <w:rPr>
+          <w:rFonts w:ascii="Charis SIL Regular" w:hAnsi="Charis SIL Regular" w:eastAsia="Charis SIL Regular"/>
+          <w:b w:val="0"/>
+          <w:i w:val="0"/>
+          <w:color w:val="000000"/>
+          <w:sz w:val="24"/>
+        </w:rPr>
+        <w:t xml:space="preserve">m. </w:t>
       </w:r>
       <w:r>
         <w:rPr>
@@ -405,35 +435,7 @@
           <w:color w:val="000000"/>
           <w:sz w:val="24"/>
         </w:rPr>
-        <w:t xml:space="preserve"> hield zich vooral be</w:t>
-      </w:r>
-      <w:r>
-        <w:rPr>
-          <w:u w:val="single" w:color="0000ff"/>
-          <w:rFonts w:ascii="Charis SIL Regular" w:hAnsi="Charis SIL Regular" w:eastAsia="Charis SIL Regular"/>
-          <w:b w:val="0"/>
-          <w:i w:val="0"/>
-          <w:color w:val="000000"/>
-          <w:sz w:val="24"/>
-        </w:rPr>
-        <w:hyperlink r:id="rId10" w:history="1">
-          <w:r>
-            <w:rPr>
-              <w:rStyle w:val="Hyperlink"/>
-            </w:rPr>
-            <w:t>zig m</w:t>
-          </w:r>
-        </w:hyperlink>
-      </w:r>
-      <w:r>
-        <w:rPr>
-          <w:rFonts w:ascii="Charis SIL Regular" w:hAnsi="Charis SIL Regular" w:eastAsia="Charis SIL Regular"/>
-          <w:b w:val="0"/>
-          <w:i w:val="0"/>
-          <w:color w:val="000000"/>
-          <w:sz w:val="24"/>
-        </w:rPr>
-        <w:t xml:space="preserve">et </w:t>
+        <w:t xml:space="preserve"> hield zich vooral bezig met </w:t>
       </w:r>
       <w:r>
         <w:rPr>
@@ -529,7 +531,539 @@
           <w:color w:val="000000"/>
           <w:sz w:val="24"/>
         </w:rPr>
-        <w:t xml:space="preserve">Van Lier raakte echter ook geïnteresseerd in </w:t>
+        <w:t>Van Lier raakte ec</w:t>
+      </w:r>
+      <w:r>
+        <w:rPr>
+          <w:u w:val="single" w:color="0000ff"/>
+          <w:rFonts w:ascii="Charis SIL Regular" w:hAnsi="Charis SIL Regular" w:eastAsia="Charis SIL Regular"/>
+          <w:b w:val="0"/>
+          <w:i w:val="0"/>
+          <w:color w:val="000000"/>
+          <w:sz w:val="24"/>
+        </w:rPr>
+        <w:hyperlink r:id="rId11" w:history="1">
+          <w:r>
+            <w:rPr>
+              <w:rStyle w:val="Hyperlink"/>
+            </w:rPr>
+            <w:t xml:space="preserve">hter ook </w:t>
+          </w:r>
+        </w:hyperlink>
+      </w:r>
+      <w:r>
+        <w:rPr>
+          <w:u w:val="single" w:color="0000ff"/>
+          <w:rFonts w:ascii="Charis SIL Regular" w:hAnsi="Charis SIL Regular" w:eastAsia="Charis SIL Regular"/>
+          <w:b w:val="0"/>
+          <w:i w:val="0"/>
+          <w:color w:val="000000"/>
+          <w:sz w:val="24"/>
+        </w:rPr>
+        <w:hyperlink r:id="rId11" w:history="1">
+          <w:r>
+            <w:rPr>
+              <w:rStyle w:val="Hyperlink"/>
+            </w:rPr>
+            <w:t>g</w:t>
+          </w:r>
+        </w:hyperlink>
+      </w:r>
+      <w:r>
+        <w:rPr>
+          <w:u w:val="single" w:color="0000ff"/>
+          <w:rFonts w:ascii="Charis SIL Regular" w:hAnsi="Charis SIL Regular" w:eastAsia="Charis SIL Regular"/>
+          <w:b w:val="0"/>
+          <w:i w:val="0"/>
+          <w:color w:val="000000"/>
+          <w:sz w:val="24"/>
+        </w:rPr>
+        <w:hyperlink r:id="rId11" w:history="1">
+          <w:r>
+            <w:rPr>
+              <w:rStyle w:val="Hyperlink"/>
+            </w:rPr>
+            <w:t>eïnt</w:t>
+          </w:r>
+        </w:hyperlink>
+      </w:r>
+      <w:r>
+        <w:rPr>
+          <w:u w:val="single" w:color="0000ff"/>
+          <w:rFonts w:ascii="Charis SIL Regular" w:hAnsi="Charis SIL Regular" w:eastAsia="Charis SIL Regular"/>
+          <w:b w:val="0"/>
+          <w:i w:val="0"/>
+          <w:color w:val="000000"/>
+          <w:sz w:val="24"/>
+        </w:rPr>
+        <w:hyperlink r:id="rId11" w:history="1">
+          <w:r>
+            <w:rPr>
+              <w:rStyle w:val="Hyperlink"/>
+            </w:rPr>
+            <w:t>e</w:t>
+          </w:r>
+        </w:hyperlink>
+      </w:r>
+      <w:r>
+        <w:rPr>
+          <w:u w:val="single" w:color="0000ff"/>
+          <w:rFonts w:ascii="Charis SIL Regular" w:hAnsi="Charis SIL Regular" w:eastAsia="Charis SIL Regular"/>
+          <w:b w:val="0"/>
+          <w:i w:val="0"/>
+          <w:color w:val="000000"/>
+          <w:sz w:val="24"/>
+        </w:rPr>
+        <w:hyperlink r:id="rId11" w:history="1">
+          <w:r>
+            <w:rPr>
+              <w:rStyle w:val="Hyperlink"/>
+            </w:rPr>
+            <w:t>res</w:t>
+          </w:r>
+        </w:hyperlink>
+      </w:r>
+      <w:r>
+        <w:rPr>
+          <w:rFonts w:ascii="Charis SIL Regular" w:hAnsi="Charis SIL Regular" w:eastAsia="Charis SIL Regular"/>
+          <w:b w:val="0"/>
+          <w:i w:val="0"/>
+          <w:color w:val="000000"/>
+          <w:sz w:val="24"/>
+        </w:rPr>
+        <w:t xml:space="preserve">seerd in </w:t>
+      </w:r>
+      <w:r>
+        <w:rPr>
+          <w:rFonts w:ascii="Charis SIL Regular" w:hAnsi="Charis SIL Regular" w:eastAsia="Charis SIL Regular"/>
+          <w:b w:val="0"/>
+          <w:i w:val="0"/>
+          <w:color w:val="0000FF"/>
+          <w:sz w:val="24"/>
+        </w:rPr>
+        <w:t>Afrikaanse beeldhou</w:t>
+      </w:r>
+      <w:r>
+        <w:rPr>
+          <w:rFonts w:ascii="Charis SIL Regular" w:hAnsi="Charis SIL Regular" w:eastAsia="Charis SIL Regular"/>
+          <w:b w:val="0"/>
+          <w:i w:val="0"/>
+          <w:color w:val="0000FF"/>
+          <w:sz w:val="24"/>
+          <w:u w:val="single"/>
+        </w:rPr>
+        <w:hyperlink r:id="rId12" w:history="1">
+          <w:r>
+            <w:rPr>
+              <w:rStyle w:val="Hyperlink"/>
+            </w:rPr>
+            <w:t>wkunst</w:t>
+          </w:r>
+        </w:hyperlink>
+      </w:r>
+      <w:r>
+        <w:rPr>
+          <w:u w:val="single" w:color="0000ff"/>
+          <w:rFonts w:ascii="Charis SIL Regular" w:hAnsi="Charis SIL Regular" w:eastAsia="Charis SIL Regular"/>
+          <w:b w:val="0"/>
+          <w:i w:val="0"/>
+          <w:color w:val="000000"/>
+          <w:sz w:val="24"/>
+        </w:rPr>
+        <w:hyperlink r:id="rId12" w:history="1">
+          <w:r>
+            <w:rPr>
+              <w:rStyle w:val="Hyperlink"/>
+            </w:rPr>
+            <w:t xml:space="preserve"> e</w:t>
+          </w:r>
+        </w:hyperlink>
+      </w:r>
+      <w:r>
+        <w:rPr>
+          <w:u w:val="single" w:color="0000ff"/>
+          <w:rFonts w:ascii="Charis SIL Regular" w:hAnsi="Charis SIL Regular" w:eastAsia="Charis SIL Regular"/>
+          <w:b w:val="0"/>
+          <w:i w:val="0"/>
+          <w:color w:val="000000"/>
+          <w:sz w:val="24"/>
+        </w:rPr>
+        <w:hyperlink r:id="rId12" w:history="1">
+          <w:r>
+            <w:rPr>
+              <w:rStyle w:val="Hyperlink"/>
+            </w:rPr>
+            <w:t xml:space="preserve">n </w:t>
+          </w:r>
+        </w:hyperlink>
+      </w:r>
+      <w:r>
+        <w:rPr>
+          <w:rFonts w:ascii="Charis SIL Regular" w:hAnsi="Charis SIL Regular" w:eastAsia="Charis SIL Regular"/>
+          <w:b w:val="0"/>
+          <w:i w:val="0"/>
+          <w:color w:val="0000FF"/>
+          <w:sz w:val="24"/>
+          <w:u w:val="single"/>
+        </w:rPr>
+        <w:hyperlink r:id="rId12" w:history="1">
+          <w:r>
+            <w:rPr>
+              <w:rStyle w:val="Hyperlink"/>
+            </w:rPr>
+            <w:t>houtsni</w:t>
+          </w:r>
+        </w:hyperlink>
+      </w:r>
+      <w:r>
+        <w:rPr>
+          <w:rFonts w:ascii="Charis SIL Regular" w:hAnsi="Charis SIL Regular" w:eastAsia="Charis SIL Regular"/>
+          <w:b w:val="0"/>
+          <w:i w:val="0"/>
+          <w:color w:val="0000FF"/>
+          <w:sz w:val="24"/>
+          <w:u w:val="single"/>
+        </w:rPr>
+        <w:hyperlink r:id="rId12" w:history="1">
+          <w:r>
+            <w:rPr>
+              <w:rStyle w:val="Hyperlink"/>
+            </w:rPr>
+            <w:t>j</w:t>
+          </w:r>
+        </w:hyperlink>
+      </w:r>
+      <w:r>
+        <w:rPr>
+          <w:rFonts w:ascii="Charis SIL Regular" w:hAnsi="Charis SIL Regular" w:eastAsia="Charis SIL Regular"/>
+          <w:b w:val="0"/>
+          <w:i w:val="0"/>
+          <w:color w:val="0000FF"/>
+          <w:sz w:val="24"/>
+          <w:u w:val="single"/>
+        </w:rPr>
+        <w:hyperlink r:id="rId12" w:history="1">
+          <w:r>
+            <w:rPr>
+              <w:rStyle w:val="Hyperlink"/>
+            </w:rPr>
+            <w:t>werk</w:t>
+          </w:r>
+        </w:hyperlink>
+      </w:r>
+      <w:r>
+        <w:rPr>
+          <w:u w:val="single" w:color="0000ff"/>
+          <w:rFonts w:ascii="Charis SIL Regular" w:hAnsi="Charis SIL Regular" w:eastAsia="Charis SIL Regular"/>
+          <w:b w:val="0"/>
+          <w:i w:val="0"/>
+          <w:color w:val="000000"/>
+          <w:sz w:val="24"/>
+        </w:rPr>
+        <w:hyperlink r:id="rId12" w:history="1">
+          <w:r>
+            <w:rPr>
+              <w:rStyle w:val="Hyperlink"/>
+            </w:rPr>
+            <w:t>.</w:t>
+          </w:r>
+        </w:hyperlink>
+      </w:r>
+      <w:r>
+        <w:rPr>
+          <w:rFonts w:ascii="Charis SIL Regular" w:hAnsi="Charis SIL Regular" w:eastAsia="Charis SIL Regular"/>
+          <w:b w:val="0"/>
+          <w:i w:val="0"/>
+          <w:color w:val="000000"/>
+          <w:sz w:val="24"/>
+        </w:rPr>
+        <w:t xml:space="preserve"> De </w:t>
+      </w:r>
+      <w:r>
+        <w:rPr>
+          <w:rFonts w:ascii="Charis SIL Regular" w:hAnsi="Charis SIL Regular" w:eastAsia="Charis SIL Regular"/>
+          <w:b w:val="0"/>
+          <w:i w:val="0"/>
+          <w:color w:val="000000"/>
+          <w:sz w:val="24"/>
+        </w:rPr>
+        <w:t>tentoonstelling van zijn privécollectie Afrika</w:t>
+      </w:r>
+      <w:r>
+        <w:rPr>
+          <w:u w:val="single" w:color="0000ff"/>
+          <w:rFonts w:ascii="Charis SIL Regular" w:hAnsi="Charis SIL Regular" w:eastAsia="Charis SIL Regular"/>
+          <w:b w:val="0"/>
+          <w:i w:val="0"/>
+          <w:color w:val="000000"/>
+          <w:sz w:val="24"/>
+        </w:rPr>
+        <w:hyperlink r:id="rId13" w:history="1">
+          <w:r>
+            <w:rPr>
+              <w:rStyle w:val="Hyperlink"/>
+            </w:rPr>
+            <w:t xml:space="preserve">anse kunst </w:t>
+          </w:r>
+        </w:hyperlink>
+      </w:r>
+      <w:r>
+        <w:rPr>
+          <w:u w:val="single" w:color="0000ff"/>
+          <w:rFonts w:ascii="Charis SIL Regular" w:hAnsi="Charis SIL Regular" w:eastAsia="Charis SIL Regular"/>
+          <w:b w:val="0"/>
+          <w:i w:val="0"/>
+          <w:color w:val="000000"/>
+          <w:sz w:val="24"/>
+        </w:rPr>
+        <w:hyperlink r:id="rId13" w:history="1">
+          <w:r>
+            <w:rPr>
+              <w:rStyle w:val="Hyperlink"/>
+            </w:rPr>
+            <w:t>i</w:t>
+          </w:r>
+        </w:hyperlink>
+      </w:r>
+      <w:r>
+        <w:rPr>
+          <w:u w:val="single" w:color="0000ff"/>
+          <w:rFonts w:ascii="Charis SIL Regular" w:hAnsi="Charis SIL Regular" w:eastAsia="Charis SIL Regular"/>
+          <w:b w:val="0"/>
+          <w:i w:val="0"/>
+          <w:color w:val="000000"/>
+          <w:sz w:val="24"/>
+        </w:rPr>
+        <w:hyperlink r:id="rId13" w:history="1">
+          <w:r>
+            <w:rPr>
+              <w:rStyle w:val="Hyperlink"/>
+            </w:rPr>
+            <w:t xml:space="preserve">n het </w:t>
+          </w:r>
+        </w:hyperlink>
+      </w:r>
+      <w:r>
+        <w:rPr>
+          <w:rFonts w:ascii="Charis SIL Regular" w:hAnsi="Charis SIL Regular" w:eastAsia="Charis SIL Regular"/>
+          <w:b w:val="0"/>
+          <w:i w:val="0"/>
+          <w:color w:val="0000FF"/>
+          <w:sz w:val="24"/>
+          <w:u w:val="single"/>
+        </w:rPr>
+        <w:hyperlink r:id="rId13" w:history="1">
+          <w:r>
+            <w:rPr>
+              <w:rStyle w:val="Hyperlink"/>
+            </w:rPr>
+            <w:t>Gemeente</w:t>
+          </w:r>
+        </w:hyperlink>
+      </w:r>
+      <w:r>
+        <w:rPr>
+          <w:rFonts w:ascii="Charis SIL Regular" w:hAnsi="Charis SIL Regular" w:eastAsia="Charis SIL Regular"/>
+          <w:b w:val="0"/>
+          <w:i w:val="0"/>
+          <w:color w:val="0000FF"/>
+          <w:sz w:val="24"/>
+        </w:rPr>
+        <w:hyperlink r:id="rId14" w:history="1">
+          <w:r>
+            <w:rPr>
+              <w:rStyle w:val="Hyperlink"/>
+            </w:rPr>
+            <w:t>mus</w:t>
+          </w:r>
+        </w:hyperlink>
+      </w:r>
+      <w:r>
+        <w:rPr>
+          <w:rFonts w:ascii="Charis SIL Regular" w:hAnsi="Charis SIL Regular" w:eastAsia="Charis SIL Regular"/>
+          <w:b w:val="0"/>
+          <w:i w:val="0"/>
+          <w:color w:val="0000FF"/>
+          <w:sz w:val="24"/>
+          <w:u w:val="single"/>
+        </w:rPr>
+        <w:hyperlink r:id="rId15" w:history="1">
+          <w:r>
+            <w:rPr>
+              <w:rStyle w:val="Hyperlink"/>
+            </w:rPr>
+            <w:t>eum</w:t>
+          </w:r>
+        </w:hyperlink>
+      </w:r>
+      <w:r>
+        <w:rPr>
+          <w:rFonts w:ascii="Charis SIL Regular" w:hAnsi="Charis SIL Regular" w:eastAsia="Charis SIL Regular"/>
+          <w:b w:val="0"/>
+          <w:i w:val="0"/>
+          <w:color w:val="0000FF"/>
+          <w:sz w:val="24"/>
+          <w:u w:val="single"/>
+        </w:rPr>
+        <w:t xml:space="preserve"> </w:t>
+      </w:r>
+      <w:r>
+        <w:rPr>
+          <w:rFonts w:ascii="Charis SIL Regular" w:hAnsi="Charis SIL Regular" w:eastAsia="Charis SIL Regular"/>
+          <w:b w:val="0"/>
+          <w:i w:val="0"/>
+          <w:color w:val="0000FF"/>
+          <w:sz w:val="24"/>
+          <w:u w:val="single"/>
+        </w:rPr>
+        <w:hyperlink r:id="rId15" w:history="1">
+          <w:r>
+            <w:rPr>
+              <w:rStyle w:val="Hyperlink"/>
+            </w:rPr>
+            <w:t>Amsterd</w:t>
+          </w:r>
+        </w:hyperlink>
+      </w:r>
+      <w:r>
+        <w:rPr>
+          <w:rFonts w:ascii="Charis SIL Regular" w:hAnsi="Charis SIL Regular" w:eastAsia="Charis SIL Regular"/>
+          <w:b w:val="0"/>
+          <w:i w:val="0"/>
+          <w:color w:val="0000FF"/>
+          <w:sz w:val="24"/>
+          <w:u w:val="single"/>
+        </w:rPr>
+        <w:hyperlink r:id="rId14" w:history="1">
+          <w:r>
+            <w:rPr>
+              <w:rStyle w:val="Hyperlink"/>
+            </w:rPr>
+            <w:t xml:space="preserve">am </w:t>
+          </w:r>
+        </w:hyperlink>
+      </w:r>
+      <w:r>
+        <w:rPr>
+          <w:rFonts w:ascii="Charis SIL Regular" w:hAnsi="Charis SIL Regular" w:eastAsia="Charis SIL Regular"/>
+          <w:b w:val="0"/>
+          <w:i w:val="0"/>
+          <w:color w:val="000000"/>
+          <w:sz w:val="24"/>
+        </w:rPr>
+        <w:t>in 1927 beïnvloedde modernistische schilders. Al snel handeld</w:t>
+      </w:r>
+      <w:r>
+        <w:rPr>
+          <w:u w:val="single" w:color="0000ff"/>
+          <w:rFonts w:ascii="Charis SIL Regular" w:hAnsi="Charis SIL Regular" w:eastAsia="Charis SIL Regular"/>
+          <w:b w:val="0"/>
+          <w:i w:val="0"/>
+          <w:color w:val="000000"/>
+          <w:sz w:val="24"/>
+        </w:rPr>
+        <w:hyperlink r:id="rId14" w:history="1">
+          <w:r>
+            <w:rPr>
+              <w:rStyle w:val="Hyperlink"/>
+            </w:rPr>
+            <w:t xml:space="preserve">e Van Lier in </w:t>
+          </w:r>
+        </w:hyperlink>
+      </w:r>
+      <w:r>
+        <w:rPr>
+          <w:rFonts w:ascii="Charis SIL Regular" w:hAnsi="Charis SIL Regular" w:eastAsia="Charis SIL Regular"/>
+          <w:b w:val="0"/>
+          <w:i w:val="0"/>
+          <w:color w:val="0000FF"/>
+          <w:sz w:val="24"/>
+          <w:u w:val="single"/>
+        </w:rPr>
+        <w:hyperlink r:id="rId14" w:history="1">
+          <w:r>
+            <w:rPr>
+              <w:rStyle w:val="Hyperlink"/>
+            </w:rPr>
+            <w:t>Azia</w:t>
+          </w:r>
+        </w:hyperlink>
+      </w:r>
+      <w:r>
+        <w:rPr>
+          <w:rFonts w:ascii="Charis SIL Regular" w:hAnsi="Charis SIL Regular" w:eastAsia="Charis SIL Regular"/>
+          <w:b w:val="0"/>
+          <w:i w:val="0"/>
+          <w:color w:val="0000FF"/>
+          <w:sz w:val="24"/>
+          <w:u w:val="single"/>
+        </w:rPr>
+        <w:hyperlink r:id="rId14" w:history="1">
+          <w:r>
+            <w:rPr>
+              <w:rStyle w:val="Hyperlink"/>
+            </w:rPr>
+            <w:t>t</w:t>
+          </w:r>
+        </w:hyperlink>
+      </w:r>
+      <w:r>
+        <w:rPr>
+          <w:rFonts w:ascii="Charis SIL Regular" w:hAnsi="Charis SIL Regular" w:eastAsia="Charis SIL Regular"/>
+          <w:b w:val="0"/>
+          <w:i w:val="0"/>
+          <w:color w:val="0000FF"/>
+          <w:sz w:val="24"/>
+          <w:u w:val="single"/>
+        </w:rPr>
+        <w:hyperlink r:id="rId14" w:history="1">
+          <w:r>
+            <w:rPr>
+              <w:rStyle w:val="Hyperlink"/>
+            </w:rPr>
+            <w:t>ische</w:t>
+          </w:r>
+        </w:hyperlink>
+      </w:r>
+      <w:r>
+        <w:rPr>
+          <w:rFonts w:ascii="Charis SIL Regular" w:hAnsi="Charis SIL Regular" w:eastAsia="Charis SIL Regular"/>
+          <w:b w:val="0"/>
+          <w:i w:val="0"/>
+          <w:color w:val="0000FF"/>
+          <w:sz w:val="24"/>
+          <w:u w:val="single"/>
+        </w:rPr>
+        <w:t xml:space="preserve"> </w:t>
+      </w:r>
+      <w:r>
+        <w:rPr>
+          <w:rFonts w:ascii="Charis SIL Regular" w:hAnsi="Charis SIL Regular" w:eastAsia="Charis SIL Regular"/>
+          <w:b w:val="0"/>
+          <w:i w:val="0"/>
+          <w:color w:val="0000FF"/>
+          <w:sz w:val="24"/>
+          <w:u w:val="single"/>
+        </w:rPr>
+        <w:hyperlink r:id="rId14" w:history="1">
+          <w:r>
+            <w:rPr>
+              <w:rStyle w:val="Hyperlink"/>
+            </w:rPr>
+            <w:t>kunst</w:t>
+          </w:r>
+        </w:hyperlink>
+      </w:r>
+      <w:r>
+        <w:rPr>
+          <w:u w:val="single" w:color="0000ff"/>
+          <w:rFonts w:ascii="Charis SIL Regular" w:hAnsi="Charis SIL Regular" w:eastAsia="Charis SIL Regular"/>
+          <w:b w:val="0"/>
+          <w:i w:val="0"/>
+          <w:color w:val="000000"/>
+          <w:sz w:val="24"/>
+        </w:rPr>
+        <w:t xml:space="preserve">, </w:t>
       </w:r>
       <w:r>
         <w:rPr>
@@ -574,450 +1108,6 @@
             <w:rPr>
               <w:rStyle w:val="Hyperlink"/>
             </w:rPr>
-            <w:t>beeldhou</w:t>
-          </w:r>
-        </w:hyperlink>
-      </w:r>
-      <w:r>
-        <w:rPr>
-          <w:rFonts w:ascii="Charis SIL Regular" w:hAnsi="Charis SIL Regular" w:eastAsia="Charis SIL Regular"/>
-          <w:b w:val="0"/>
-          <w:i w:val="0"/>
-          <w:color w:val="0000FF"/>
-          <w:sz w:val="24"/>
-          <w:u w:val="single"/>
-        </w:rPr>
-        <w:hyperlink r:id="rId12" w:history="1">
-          <w:r>
-            <w:rPr>
-              <w:rStyle w:val="Hyperlink"/>
-            </w:rPr>
-            <w:t>wkunst</w:t>
-          </w:r>
-        </w:hyperlink>
-      </w:r>
-      <w:r>
-        <w:rPr>
-          <w:rFonts w:ascii="Charis SIL Regular" w:hAnsi="Charis SIL Regular" w:eastAsia="Charis SIL Regular"/>
-          <w:b w:val="0"/>
-          <w:i w:val="0"/>
-          <w:color w:val="000000"/>
-          <w:sz w:val="24"/>
-        </w:rPr>
-        <w:t xml:space="preserve"> en </w:t>
-      </w:r>
-      <w:r>
-        <w:rPr>
-          <w:rFonts w:ascii="Charis SIL Regular" w:hAnsi="Charis SIL Regular" w:eastAsia="Charis SIL Regular"/>
-          <w:b w:val="0"/>
-          <w:i w:val="0"/>
-          <w:color w:val="0000FF"/>
-          <w:sz w:val="24"/>
-          <w:u w:val="single"/>
-        </w:rPr>
-        <w:hyperlink r:id="rId12" w:history="1">
-          <w:r>
-            <w:rPr>
-              <w:rStyle w:val="Hyperlink"/>
-            </w:rPr>
-            <w:t>houtsni</w:t>
-          </w:r>
-        </w:hyperlink>
-      </w:r>
-      <w:r>
-        <w:rPr>
-          <w:rFonts w:ascii="Charis SIL Regular" w:hAnsi="Charis SIL Regular" w:eastAsia="Charis SIL Regular"/>
-          <w:b w:val="0"/>
-          <w:i w:val="0"/>
-          <w:color w:val="0000FF"/>
-          <w:sz w:val="24"/>
-          <w:u w:val="single"/>
-        </w:rPr>
-        <w:hyperlink r:id="rId12" w:history="1">
-          <w:r>
-            <w:rPr>
-              <w:rStyle w:val="Hyperlink"/>
-            </w:rPr>
-            <w:t>j</w:t>
-          </w:r>
-        </w:hyperlink>
-      </w:r>
-      <w:r>
-        <w:rPr>
-          <w:rFonts w:ascii="Charis SIL Regular" w:hAnsi="Charis SIL Regular" w:eastAsia="Charis SIL Regular"/>
-          <w:b w:val="0"/>
-          <w:i w:val="0"/>
-          <w:color w:val="0000FF"/>
-          <w:sz w:val="24"/>
-          <w:u w:val="single"/>
-        </w:rPr>
-        <w:hyperlink r:id="rId12" w:history="1">
-          <w:r>
-            <w:rPr>
-              <w:rStyle w:val="Hyperlink"/>
-            </w:rPr>
-            <w:t>werk</w:t>
-          </w:r>
-        </w:hyperlink>
-      </w:r>
-      <w:r>
-        <w:rPr>
-          <w:u w:val="single" w:color="0000ff"/>
-          <w:rFonts w:ascii="Charis SIL Regular" w:hAnsi="Charis SIL Regular" w:eastAsia="Charis SIL Regular"/>
-          <w:b w:val="0"/>
-          <w:i w:val="0"/>
-          <w:color w:val="000000"/>
-          <w:sz w:val="24"/>
-        </w:rPr>
-        <w:hyperlink r:id="rId12" w:history="1">
-          <w:r>
-            <w:rPr>
-              <w:rStyle w:val="Hyperlink"/>
-            </w:rPr>
-            <w:t>.</w:t>
-          </w:r>
-        </w:hyperlink>
-      </w:r>
-      <w:r>
-        <w:rPr>
-          <w:rFonts w:ascii="Charis SIL Regular" w:hAnsi="Charis SIL Regular" w:eastAsia="Charis SIL Regular"/>
-          <w:b w:val="0"/>
-          <w:i w:val="0"/>
-          <w:color w:val="000000"/>
-          <w:sz w:val="24"/>
-        </w:rPr>
-        <w:t xml:space="preserve"> De </w:t>
-      </w:r>
-      <w:r>
-        <w:rPr>
-          <w:rFonts w:ascii="Charis SIL Regular" w:hAnsi="Charis SIL Regular" w:eastAsia="Charis SIL Regular"/>
-          <w:b w:val="0"/>
-          <w:i w:val="0"/>
-          <w:color w:val="000000"/>
-          <w:sz w:val="24"/>
-        </w:rPr>
-        <w:t>tentoonstelling van zijn privécollectie Afrika</w:t>
-      </w:r>
-      <w:r>
-        <w:rPr>
-          <w:u w:val="single" w:color="0000ff"/>
-          <w:rFonts w:ascii="Charis SIL Regular" w:hAnsi="Charis SIL Regular" w:eastAsia="Charis SIL Regular"/>
-          <w:b w:val="0"/>
-          <w:i w:val="0"/>
-          <w:color w:val="000000"/>
-          <w:sz w:val="24"/>
-        </w:rPr>
-        <w:hyperlink r:id="rId13" w:history="1">
-          <w:r>
-            <w:rPr>
-              <w:rStyle w:val="Hyperlink"/>
-            </w:rPr>
-            <w:t xml:space="preserve">anse kunst </w:t>
-          </w:r>
-        </w:hyperlink>
-      </w:r>
-      <w:r>
-        <w:rPr>
-          <w:u w:val="single" w:color="0000ff"/>
-          <w:rFonts w:ascii="Charis SIL Regular" w:hAnsi="Charis SIL Regular" w:eastAsia="Charis SIL Regular"/>
-          <w:b w:val="0"/>
-          <w:i w:val="0"/>
-          <w:color w:val="000000"/>
-          <w:sz w:val="24"/>
-        </w:rPr>
-        <w:hyperlink r:id="rId13" w:history="1">
-          <w:r>
-            <w:rPr>
-              <w:rStyle w:val="Hyperlink"/>
-            </w:rPr>
-            <w:t>i</w:t>
-          </w:r>
-        </w:hyperlink>
-      </w:r>
-      <w:r>
-        <w:rPr>
-          <w:u w:val="single" w:color="0000ff"/>
-          <w:rFonts w:ascii="Charis SIL Regular" w:hAnsi="Charis SIL Regular" w:eastAsia="Charis SIL Regular"/>
-          <w:b w:val="0"/>
-          <w:i w:val="0"/>
-          <w:color w:val="000000"/>
-          <w:sz w:val="24"/>
-        </w:rPr>
-        <w:hyperlink r:id="rId13" w:history="1">
-          <w:r>
-            <w:rPr>
-              <w:rStyle w:val="Hyperlink"/>
-            </w:rPr>
-            <w:t xml:space="preserve">n het </w:t>
-          </w:r>
-        </w:hyperlink>
-      </w:r>
-      <w:r>
-        <w:rPr>
-          <w:rFonts w:ascii="Charis SIL Regular" w:hAnsi="Charis SIL Regular" w:eastAsia="Charis SIL Regular"/>
-          <w:b w:val="0"/>
-          <w:i w:val="0"/>
-          <w:color w:val="0000FF"/>
-          <w:sz w:val="24"/>
-          <w:u w:val="single"/>
-        </w:rPr>
-        <w:hyperlink r:id="rId13" w:history="1">
-          <w:r>
-            <w:rPr>
-              <w:rStyle w:val="Hyperlink"/>
-            </w:rPr>
-            <w:t>Gemeente</w:t>
-          </w:r>
-        </w:hyperlink>
-      </w:r>
-      <w:r>
-        <w:rPr>
-          <w:rFonts w:ascii="Charis SIL Regular" w:hAnsi="Charis SIL Regular" w:eastAsia="Charis SIL Regular"/>
-          <w:b w:val="0"/>
-          <w:i w:val="0"/>
-          <w:color w:val="0000FF"/>
-          <w:sz w:val="24"/>
-          <w:u w:val="single"/>
-        </w:rPr>
-        <w:hyperlink r:id="rId14" w:history="1">
-          <w:r>
-            <w:rPr>
-              <w:rStyle w:val="Hyperlink"/>
-            </w:rPr>
-            <w:t>mus</w:t>
-          </w:r>
-        </w:hyperlink>
-      </w:r>
-      <w:r>
-        <w:rPr>
-          <w:rFonts w:ascii="Charis SIL Regular" w:hAnsi="Charis SIL Regular" w:eastAsia="Charis SIL Regular"/>
-          <w:b w:val="0"/>
-          <w:i w:val="0"/>
-          <w:color w:val="0000FF"/>
-          <w:sz w:val="24"/>
-          <w:u w:val="single"/>
-        </w:rPr>
-        <w:hyperlink r:id="rId15" w:history="1">
-          <w:r>
-            <w:rPr>
-              <w:rStyle w:val="Hyperlink"/>
-            </w:rPr>
-            <w:t>eum</w:t>
-          </w:r>
-        </w:hyperlink>
-      </w:r>
-      <w:r>
-        <w:rPr>
-          <w:rFonts w:ascii="Charis SIL Regular" w:hAnsi="Charis SIL Regular" w:eastAsia="Charis SIL Regular"/>
-          <w:b w:val="0"/>
-          <w:i w:val="0"/>
-          <w:color w:val="0000FF"/>
-          <w:sz w:val="24"/>
-          <w:u w:val="single"/>
-        </w:rPr>
-        <w:t xml:space="preserve"> </w:t>
-      </w:r>
-      <w:r>
-        <w:rPr>
-          <w:rFonts w:ascii="Charis SIL Regular" w:hAnsi="Charis SIL Regular" w:eastAsia="Charis SIL Regular"/>
-          <w:b w:val="0"/>
-          <w:i w:val="0"/>
-          <w:color w:val="0000FF"/>
-          <w:sz w:val="24"/>
-          <w:u w:val="single"/>
-        </w:rPr>
-        <w:hyperlink r:id="rId15" w:history="1">
-          <w:r>
-            <w:rPr>
-              <w:rStyle w:val="Hyperlink"/>
-            </w:rPr>
-            <w:t>Amsterd</w:t>
-          </w:r>
-        </w:hyperlink>
-      </w:r>
-      <w:r>
-        <w:rPr>
-          <w:rFonts w:ascii="Charis SIL Regular" w:hAnsi="Charis SIL Regular" w:eastAsia="Charis SIL Regular"/>
-          <w:b w:val="0"/>
-          <w:i w:val="0"/>
-          <w:color w:val="0000FF"/>
-          <w:sz w:val="24"/>
-          <w:u w:val="single"/>
-        </w:rPr>
-        <w:hyperlink r:id="rId14" w:history="1">
-          <w:r>
-            <w:rPr>
-              <w:rStyle w:val="Hyperlink"/>
-            </w:rPr>
-            <w:t xml:space="preserve">am </w:t>
-          </w:r>
-        </w:hyperlink>
-      </w:r>
-      <w:r>
-        <w:rPr>
-          <w:rFonts w:ascii="Charis SIL Regular" w:hAnsi="Charis SIL Regular" w:eastAsia="Charis SIL Regular"/>
-          <w:b w:val="0"/>
-          <w:i w:val="0"/>
-          <w:color w:val="000000"/>
-          <w:sz w:val="24"/>
-        </w:rPr>
-        <w:t>in 1927 beïnvloedde modernistische schilders. Al snel handeld</w:t>
-      </w:r>
-      <w:r>
-        <w:rPr>
-          <w:u w:val="single" w:color="0000ff"/>
-          <w:rFonts w:ascii="Charis SIL Regular" w:hAnsi="Charis SIL Regular" w:eastAsia="Charis SIL Regular"/>
-          <w:b w:val="0"/>
-          <w:i w:val="0"/>
-          <w:color w:val="000000"/>
-          <w:sz w:val="24"/>
-        </w:rPr>
-        <w:hyperlink r:id="rId14" w:history="1">
-          <w:r>
-            <w:rPr>
-              <w:rStyle w:val="Hyperlink"/>
-            </w:rPr>
-            <w:t xml:space="preserve">e Van Lier in </w:t>
-          </w:r>
-        </w:hyperlink>
-      </w:r>
-      <w:r>
-        <w:rPr>
-          <w:rFonts w:ascii="Charis SIL Regular" w:hAnsi="Charis SIL Regular" w:eastAsia="Charis SIL Regular"/>
-          <w:b w:val="0"/>
-          <w:i w:val="0"/>
-          <w:color w:val="0000FF"/>
-          <w:sz w:val="24"/>
-          <w:u w:val="single"/>
-        </w:rPr>
-        <w:hyperlink r:id="rId14" w:history="1">
-          <w:r>
-            <w:rPr>
-              <w:rStyle w:val="Hyperlink"/>
-            </w:rPr>
-            <w:t>Azia</w:t>
-          </w:r>
-        </w:hyperlink>
-      </w:r>
-      <w:r>
-        <w:rPr>
-          <w:rFonts w:ascii="Charis SIL Regular" w:hAnsi="Charis SIL Regular" w:eastAsia="Charis SIL Regular"/>
-          <w:b w:val="0"/>
-          <w:i w:val="0"/>
-          <w:color w:val="0000FF"/>
-          <w:sz w:val="24"/>
-          <w:u w:val="single"/>
-        </w:rPr>
-        <w:hyperlink r:id="rId14" w:history="1">
-          <w:r>
-            <w:rPr>
-              <w:rStyle w:val="Hyperlink"/>
-            </w:rPr>
-            <w:t>t</w:t>
-          </w:r>
-        </w:hyperlink>
-      </w:r>
-      <w:r>
-        <w:rPr>
-          <w:rFonts w:ascii="Charis SIL Regular" w:hAnsi="Charis SIL Regular" w:eastAsia="Charis SIL Regular"/>
-          <w:b w:val="0"/>
-          <w:i w:val="0"/>
-          <w:color w:val="0000FF"/>
-          <w:sz w:val="24"/>
-          <w:u w:val="single"/>
-        </w:rPr>
-        <w:hyperlink r:id="rId14" w:history="1">
-          <w:r>
-            <w:rPr>
-              <w:rStyle w:val="Hyperlink"/>
-            </w:rPr>
-            <w:t>ische</w:t>
-          </w:r>
-        </w:hyperlink>
-      </w:r>
-      <w:r>
-        <w:rPr>
-          <w:rFonts w:ascii="Charis SIL Regular" w:hAnsi="Charis SIL Regular" w:eastAsia="Charis SIL Regular"/>
-          <w:b w:val="0"/>
-          <w:i w:val="0"/>
-          <w:color w:val="0000FF"/>
-          <w:sz w:val="24"/>
-          <w:u w:val="single"/>
-        </w:rPr>
-        <w:t xml:space="preserve"> </w:t>
-      </w:r>
-      <w:r>
-        <w:rPr>
-          <w:rFonts w:ascii="Charis SIL Regular" w:hAnsi="Charis SIL Regular" w:eastAsia="Charis SIL Regular"/>
-          <w:b w:val="0"/>
-          <w:i w:val="0"/>
-          <w:color w:val="0000FF"/>
-          <w:sz w:val="24"/>
-          <w:u w:val="single"/>
-        </w:rPr>
-        <w:hyperlink r:id="rId14" w:history="1">
-          <w:r>
-            <w:rPr>
-              <w:rStyle w:val="Hyperlink"/>
-            </w:rPr>
-            <w:t>kunst</w:t>
-          </w:r>
-        </w:hyperlink>
-      </w:r>
-      <w:r>
-        <w:rPr>
-          <w:u w:val="single" w:color="0000ff"/>
-          <w:rFonts w:ascii="Charis SIL Regular" w:hAnsi="Charis SIL Regular" w:eastAsia="Charis SIL Regular"/>
-          <w:b w:val="0"/>
-          <w:i w:val="0"/>
-          <w:color w:val="000000"/>
-          <w:sz w:val="24"/>
-        </w:rPr>
-        <w:t xml:space="preserve">, </w:t>
-      </w:r>
-      <w:r>
-        <w:rPr>
-          <w:rFonts w:ascii="Charis SIL Regular" w:hAnsi="Charis SIL Regular" w:eastAsia="Charis SIL Regular"/>
-          <w:b w:val="0"/>
-          <w:i w:val="0"/>
-          <w:color w:val="0000FF"/>
-          <w:sz w:val="24"/>
-          <w:u w:val="single"/>
-        </w:rPr>
-        <w:hyperlink r:id="rId13" w:history="1">
-          <w:r>
-            <w:rPr>
-              <w:rStyle w:val="Hyperlink"/>
-            </w:rPr>
-            <w:t>Afrikaanse</w:t>
-          </w:r>
-        </w:hyperlink>
-      </w:r>
-      <w:r>
-        <w:rPr>
-          <w:rFonts w:ascii="Charis SIL Regular" w:hAnsi="Charis SIL Regular" w:eastAsia="Charis SIL Regular"/>
-          <w:b w:val="0"/>
-          <w:i w:val="0"/>
-          <w:color w:val="0000FF"/>
-          <w:sz w:val="24"/>
-          <w:u w:val="single"/>
-        </w:rPr>
-        <w:t xml:space="preserve"> </w:t>
-      </w:r>
-      <w:r>
-        <w:rPr>
-          <w:rFonts w:ascii="Charis SIL Regular" w:hAnsi="Charis SIL Regular" w:eastAsia="Charis SIL Regular"/>
-          <w:b w:val="0"/>
-          <w:i w:val="0"/>
-          <w:color w:val="0000FF"/>
-          <w:sz w:val="24"/>
-          <w:u w:val="single"/>
-        </w:rPr>
-        <w:hyperlink r:id="rId13" w:history="1">
-          <w:r>
-            <w:rPr>
-              <w:rStyle w:val="Hyperlink"/>
-            </w:rPr>
             <w:t>beeldhouwkunst</w:t>
           </w:r>
         </w:hyperlink>
@@ -1046,7 +1136,7 @@
             <w:rPr>
               <w:rStyle w:val="Hyperlink"/>
             </w:rPr>
-            <w:t>etnografisch</w:t>
+            <w:t>etnografisc</w:t>
           </w:r>
         </w:hyperlink>
       </w:r>
@@ -1057,36 +1147,13 @@
           <w:i w:val="0"/>
           <w:color w:val="0000FF"/>
           <w:sz w:val="24"/>
-          <w:u w:val="single"/>
-        </w:rPr>
-        <w:t>e</w:t>
-      </w:r>
-      <w:r>
-        <w:rPr>
-          <w:rFonts w:ascii="Charis SIL Regular" w:hAnsi="Charis SIL Regular" w:eastAsia="Charis SIL Regular"/>
-          <w:b w:val="0"/>
-          <w:i w:val="0"/>
-          <w:color w:val="0000FF"/>
-          <w:sz w:val="24"/>
-          <w:u w:val="single"/>
-        </w:rPr>
-        <w:t xml:space="preserve"> </w:t>
-      </w:r>
-      <w:r>
-        <w:rPr>
-          <w:rFonts w:ascii="Charis SIL Regular" w:hAnsi="Charis SIL Regular" w:eastAsia="Charis SIL Regular"/>
-          <w:b w:val="0"/>
-          <w:i w:val="0"/>
-          <w:color w:val="0000FF"/>
-          <w:sz w:val="24"/>
-          <w:u w:val="single"/>
         </w:rPr>
         <w:hyperlink r:id="rId16" w:history="1">
           <w:r>
             <w:rPr>
               <w:rStyle w:val="Hyperlink"/>
             </w:rPr>
-            <w:t>voorwerpe</w:t>
+            <w:t>h</w:t>
           </w:r>
         </w:hyperlink>
       </w:r>
@@ -1098,7 +1165,36 @@
           <w:color w:val="0000FF"/>
           <w:sz w:val="24"/>
         </w:rPr>
-        <w:t>n</w:t>
+        <w:t>e</w:t>
+      </w:r>
+      <w:r>
+        <w:rPr>
+          <w:rFonts w:ascii="Charis SIL Regular" w:hAnsi="Charis SIL Regular" w:eastAsia="Charis SIL Regular"/>
+          <w:b w:val="0"/>
+          <w:i w:val="0"/>
+          <w:color w:val="0000FF"/>
+          <w:sz w:val="24"/>
+          <w:u w:val="single"/>
+        </w:rPr>
+        <w:t xml:space="preserve"> </w:t>
+      </w:r>
+      <w:r>
+        <w:rPr>
+          <w:rFonts w:ascii="Charis SIL Regular" w:hAnsi="Charis SIL Regular" w:eastAsia="Charis SIL Regular"/>
+          <w:b w:val="0"/>
+          <w:i w:val="0"/>
+          <w:color w:val="0000FF"/>
+          <w:sz w:val="24"/>
+          <w:u w:val="single"/>
+        </w:rPr>
+        <w:hyperlink r:id="rId16" w:history="1">
+          <w:r>
+            <w:rPr>
+              <w:rStyle w:val="Hyperlink"/>
+            </w:rPr>
+            <w:t>voorwerpen</w:t>
+          </w:r>
+        </w:hyperlink>
       </w:r>
       <w:r>
         <w:rPr>
@@ -1633,41 +1729,24 @@
       </w:r>
       <w:r>
         <w:rPr>
+          <w:u w:val="single" w:color="0000ff"/>
           <w:rFonts w:ascii="Charis SIL Regular" w:hAnsi="Charis SIL Regular" w:eastAsia="Charis SIL Regular"/>
           <w:b w:val="0"/>
           <w:i w:val="0"/>
           <w:color w:val="000000"/>
           <w:sz w:val="24"/>
         </w:rPr>
-        <w:hyperlink r:id="rId21" w:history="1">
-          <w:r>
-            <w:rPr>
-              <w:rStyle w:val="Hyperlink"/>
-            </w:rPr>
-            <w:t>s</w:t>
-          </w:r>
-        </w:hyperlink>
-      </w:r>
-      <w:r>
-        <w:rPr>
-          <w:u w:val="single" w:color="0000ff"/>
+        <w:t>s</w:t>
+      </w:r>
+      <w:r>
+        <w:rPr>
           <w:rFonts w:ascii="Charis SIL Regular" w:hAnsi="Charis SIL Regular" w:eastAsia="Charis SIL Regular"/>
           <w:b w:val="0"/>
           <w:i w:val="0"/>
           <w:color w:val="000000"/>
           <w:sz w:val="24"/>
         </w:rPr>
-        <w:t>c</w:t>
-      </w:r>
-      <w:r>
-        <w:rPr>
-          <w:rFonts w:ascii="Charis SIL Regular" w:hAnsi="Charis SIL Regular" w:eastAsia="Charis SIL Regular"/>
-          <w:b w:val="0"/>
-          <w:i w:val="0"/>
-          <w:color w:val="000000"/>
-          <w:sz w:val="24"/>
-        </w:rPr>
-        <w:t xml:space="preserve">he </w:t>
+        <w:t xml:space="preserve">che </w:t>
       </w:r>
       <w:r>
         <w:rPr>
@@ -2212,7 +2291,7 @@
           <w:sz w:val="24"/>
           <w:u w:val="single"/>
         </w:rPr>
-        <w:hyperlink r:id="rId27" w:history="1">
+        <w:hyperlink r:id="rId25" w:history="1">
           <w:r>
             <w:rPr>
               <w:rStyle w:val="Hyperlink"/>
@@ -4798,7 +4877,7 @@
           <w:sz w:val="24"/>
           <w:u w:val="single"/>
         </w:rPr>
-        <w:hyperlink r:id="rId39" w:history="1">
+        <w:hyperlink r:id="rId40" w:history="1">
           <w:r>
             <w:rPr>
               <w:rStyle w:val="Hyperlink"/>
@@ -4827,7 +4906,6 @@
       </w:r>
       <w:r>
         <w:rPr>
-          <w:u w:val="single" w:color="0000ff"/>
           <w:rFonts w:ascii="Charis SIL Regular" w:hAnsi="Charis SIL Regular" w:eastAsia="Charis SIL Regular"/>
           <w:b w:val="0"/>
           <w:i w:val="0"/>

--- a/EXPORTS/DOCX/published/niveau3/Dutch/KunsthandelVanLier.docx
+++ b/EXPORTS/DOCX/published/niveau3/Dutch/KunsthandelVanLier.docx
@@ -249,107 +249,13 @@
       </w:r>
       <w:r>
         <w:rPr>
-          <w:u w:val="single" w:color="0000ff"/>
           <w:rFonts w:ascii="Charis SIL Regular" w:hAnsi="Charis SIL Regular" w:eastAsia="Charis SIL Regular"/>
           <w:b w:val="0"/>
           <w:i w:val="0"/>
           <w:color w:val="000000"/>
           <w:sz w:val="24"/>
         </w:rPr>
-        <w:hyperlink r:id="rId9" w:history="1">
-          <w:r>
-            <w:rPr>
-              <w:rStyle w:val="Hyperlink"/>
-            </w:rPr>
-            <w:t xml:space="preserve">naar </w:t>
-          </w:r>
-        </w:hyperlink>
-      </w:r>
-      <w:r>
-        <w:rPr>
-          <w:u w:val="single" w:color="0000ff"/>
-          <w:rFonts w:ascii="Charis SIL Regular" w:hAnsi="Charis SIL Regular" w:eastAsia="Charis SIL Regular"/>
-          <w:b w:val="0"/>
-          <w:i w:val="0"/>
-          <w:color w:val="000000"/>
-          <w:sz w:val="24"/>
-        </w:rPr>
-        <w:t>A</w:t>
-      </w:r>
-      <w:r>
-        <w:rPr>
-          <w:u w:val="single" w:color="0000ff"/>
-          <w:rFonts w:ascii="Charis SIL Regular" w:hAnsi="Charis SIL Regular" w:eastAsia="Charis SIL Regular"/>
-          <w:b w:val="0"/>
-          <w:i w:val="0"/>
-          <w:color w:val="000000"/>
-          <w:sz w:val="24"/>
-        </w:rPr>
-        <w:hyperlink r:id="rId9" w:history="1">
-          <w:r>
-            <w:rPr>
-              <w:rStyle w:val="Hyperlink"/>
-            </w:rPr>
-            <w:t>ms</w:t>
-          </w:r>
-        </w:hyperlink>
-      </w:r>
-      <w:r>
-        <w:rPr>
-          <w:u w:val="single" w:color="0000ff"/>
-          <w:rFonts w:ascii="Charis SIL Regular" w:hAnsi="Charis SIL Regular" w:eastAsia="Charis SIL Regular"/>
-          <w:b w:val="0"/>
-          <w:i w:val="0"/>
-          <w:color w:val="000000"/>
-          <w:sz w:val="24"/>
-        </w:rPr>
-        <w:hyperlink r:id="rId9" w:history="1">
-          <w:r>
-            <w:rPr>
-              <w:rStyle w:val="Hyperlink"/>
-            </w:rPr>
-            <w:t>t</w:t>
-          </w:r>
-        </w:hyperlink>
-      </w:r>
-      <w:r>
-        <w:rPr>
-          <w:u w:val="single" w:color="0000ff"/>
-          <w:rFonts w:ascii="Charis SIL Regular" w:hAnsi="Charis SIL Regular" w:eastAsia="Charis SIL Regular"/>
-          <w:b w:val="0"/>
-          <w:i w:val="0"/>
-          <w:color w:val="000000"/>
-          <w:sz w:val="24"/>
-        </w:rPr>
-        <w:hyperlink r:id="rId9" w:history="1">
-          <w:r>
-            <w:rPr>
-              <w:rStyle w:val="Hyperlink"/>
-            </w:rPr>
-            <w:t>erd</w:t>
-          </w:r>
-        </w:hyperlink>
-      </w:r>
-      <w:r>
-        <w:rPr>
-          <w:u w:val="single" w:color="0000ff"/>
-          <w:rFonts w:ascii="Charis SIL Regular" w:hAnsi="Charis SIL Regular" w:eastAsia="Charis SIL Regular"/>
-          <w:b w:val="0"/>
-          <w:i w:val="0"/>
-          <w:color w:val="000000"/>
-          <w:sz w:val="24"/>
-        </w:rPr>
-        <w:t>a</w:t>
-      </w:r>
-      <w:r>
-        <w:rPr>
-          <w:rFonts w:ascii="Charis SIL Regular" w:hAnsi="Charis SIL Regular" w:eastAsia="Charis SIL Regular"/>
-          <w:b w:val="0"/>
-          <w:i w:val="0"/>
-          <w:color w:val="000000"/>
-          <w:sz w:val="24"/>
-        </w:rPr>
-        <w:t xml:space="preserve">m. </w:t>
+        <w:t xml:space="preserve">naar Amsterdam. </w:t>
       </w:r>
       <w:r>
         <w:rPr>
@@ -435,7 +341,35 @@
           <w:color w:val="000000"/>
           <w:sz w:val="24"/>
         </w:rPr>
-        <w:t xml:space="preserve"> hield zich vooral bezig met </w:t>
+        <w:t xml:space="preserve"> hield zich vooral be</w:t>
+      </w:r>
+      <w:r>
+        <w:rPr>
+          <w:u w:val="single" w:color="0000ff"/>
+          <w:rFonts w:ascii="Charis SIL Regular" w:hAnsi="Charis SIL Regular" w:eastAsia="Charis SIL Regular"/>
+          <w:b w:val="0"/>
+          <w:i w:val="0"/>
+          <w:color w:val="000000"/>
+          <w:sz w:val="24"/>
+        </w:rPr>
+        <w:hyperlink r:id="rId10" w:history="1">
+          <w:r>
+            <w:rPr>
+              <w:rStyle w:val="Hyperlink"/>
+            </w:rPr>
+            <w:t>zig m</w:t>
+          </w:r>
+        </w:hyperlink>
+      </w:r>
+      <w:r>
+        <w:rPr>
+          <w:rFonts w:ascii="Charis SIL Regular" w:hAnsi="Charis SIL Regular" w:eastAsia="Charis SIL Regular"/>
+          <w:b w:val="0"/>
+          <w:i w:val="0"/>
+          <w:color w:val="000000"/>
+          <w:sz w:val="24"/>
+        </w:rPr>
+        <w:t xml:space="preserve">et </w:t>
       </w:r>
       <w:r>
         <w:rPr>
@@ -625,13 +559,24 @@
       </w:r>
       <w:r>
         <w:rPr>
+          <w:u w:val="single" w:color="0000ff"/>
           <w:rFonts w:ascii="Charis SIL Regular" w:hAnsi="Charis SIL Regular" w:eastAsia="Charis SIL Regular"/>
           <w:b w:val="0"/>
           <w:i w:val="0"/>
           <w:color w:val="000000"/>
           <w:sz w:val="24"/>
         </w:rPr>
-        <w:t xml:space="preserve">seerd in </w:t>
+        <w:t>s</w:t>
+      </w:r>
+      <w:r>
+        <w:rPr>
+          <w:rFonts w:ascii="Charis SIL Regular" w:hAnsi="Charis SIL Regular" w:eastAsia="Charis SIL Regular"/>
+          <w:b w:val="0"/>
+          <w:i w:val="0"/>
+          <w:color w:val="000000"/>
+          <w:sz w:val="24"/>
+        </w:rPr>
+        <w:t xml:space="preserve">eerd in </w:t>
       </w:r>
       <w:r>
         <w:rPr>
@@ -640,8 +585,45 @@
           <w:i w:val="0"/>
           <w:color w:val="0000FF"/>
           <w:sz w:val="24"/>
-        </w:rPr>
-        <w:t>Afrikaanse beeldhou</w:t>
+          <w:u w:val="single"/>
+        </w:rPr>
+        <w:hyperlink r:id="rId13" w:history="1">
+          <w:r>
+            <w:rPr>
+              <w:rStyle w:val="Hyperlink"/>
+            </w:rPr>
+            <w:t>Afrikaanse</w:t>
+          </w:r>
+        </w:hyperlink>
+      </w:r>
+      <w:r>
+        <w:rPr>
+          <w:rFonts w:ascii="Charis SIL Regular" w:hAnsi="Charis SIL Regular" w:eastAsia="Charis SIL Regular"/>
+          <w:b w:val="0"/>
+          <w:i w:val="0"/>
+          <w:color w:val="0000FF"/>
+          <w:sz w:val="24"/>
+          <w:u w:val="single"/>
+        </w:rPr>
+        <w:t xml:space="preserve"> </w:t>
+      </w:r>
+      <w:r>
+        <w:rPr>
+          <w:rFonts w:ascii="Charis SIL Regular" w:hAnsi="Charis SIL Regular" w:eastAsia="Charis SIL Regular"/>
+          <w:b w:val="0"/>
+          <w:i w:val="0"/>
+          <w:color w:val="0000FF"/>
+          <w:sz w:val="24"/>
+          <w:u w:val="single"/>
+        </w:rPr>
+        <w:hyperlink r:id="rId13" w:history="1">
+          <w:r>
+            <w:rPr>
+              <w:rStyle w:val="Hyperlink"/>
+            </w:rPr>
+            <w:t>beeldhou</w:t>
+          </w:r>
+        </w:hyperlink>
       </w:r>
       <w:r>
         <w:rPr>
@@ -670,32 +652,7 @@
           <w:color w:val="000000"/>
           <w:sz w:val="24"/>
         </w:rPr>
-        <w:hyperlink r:id="rId12" w:history="1">
-          <w:r>
-            <w:rPr>
-              <w:rStyle w:val="Hyperlink"/>
-            </w:rPr>
-            <w:t xml:space="preserve"> e</w:t>
-          </w:r>
-        </w:hyperlink>
-      </w:r>
-      <w:r>
-        <w:rPr>
-          <w:u w:val="single" w:color="0000ff"/>
-          <w:rFonts w:ascii="Charis SIL Regular" w:hAnsi="Charis SIL Regular" w:eastAsia="Charis SIL Regular"/>
-          <w:b w:val="0"/>
-          <w:i w:val="0"/>
-          <w:color w:val="000000"/>
-          <w:sz w:val="24"/>
-        </w:rPr>
-        <w:hyperlink r:id="rId12" w:history="1">
-          <w:r>
-            <w:rPr>
-              <w:rStyle w:val="Hyperlink"/>
-            </w:rPr>
-            <w:t xml:space="preserve">n </w:t>
-          </w:r>
-        </w:hyperlink>
+        <w:t xml:space="preserve"> en </w:t>
       </w:r>
       <w:r>
         <w:rPr>
@@ -868,6 +825,7 @@
           <w:i w:val="0"/>
           <w:color w:val="0000FF"/>
           <w:sz w:val="24"/>
+          <w:u w:val="single"/>
         </w:rPr>
         <w:hyperlink r:id="rId14" w:history="1">
           <w:r>
@@ -1136,7 +1094,7 @@
             <w:rPr>
               <w:rStyle w:val="Hyperlink"/>
             </w:rPr>
-            <w:t>etnografisc</w:t>
+            <w:t>etnografisch</w:t>
           </w:r>
         </w:hyperlink>
       </w:r>
@@ -1147,13 +1105,36 @@
           <w:i w:val="0"/>
           <w:color w:val="0000FF"/>
           <w:sz w:val="24"/>
+          <w:u w:val="single"/>
+        </w:rPr>
+        <w:t>e</w:t>
+      </w:r>
+      <w:r>
+        <w:rPr>
+          <w:rFonts w:ascii="Charis SIL Regular" w:hAnsi="Charis SIL Regular" w:eastAsia="Charis SIL Regular"/>
+          <w:b w:val="0"/>
+          <w:i w:val="0"/>
+          <w:color w:val="0000FF"/>
+          <w:sz w:val="24"/>
+          <w:u w:val="single"/>
+        </w:rPr>
+        <w:t xml:space="preserve"> </w:t>
+      </w:r>
+      <w:r>
+        <w:rPr>
+          <w:rFonts w:ascii="Charis SIL Regular" w:hAnsi="Charis SIL Regular" w:eastAsia="Charis SIL Regular"/>
+          <w:b w:val="0"/>
+          <w:i w:val="0"/>
+          <w:color w:val="0000FF"/>
+          <w:sz w:val="24"/>
+          <w:u w:val="single"/>
         </w:rPr>
         <w:hyperlink r:id="rId16" w:history="1">
           <w:r>
             <w:rPr>
               <w:rStyle w:val="Hyperlink"/>
             </w:rPr>
-            <w:t>h</w:t>
+            <w:t>voorwerpe</w:t>
           </w:r>
         </w:hyperlink>
       </w:r>
@@ -1165,36 +1146,7 @@
           <w:color w:val="0000FF"/>
           <w:sz w:val="24"/>
         </w:rPr>
-        <w:t>e</w:t>
-      </w:r>
-      <w:r>
-        <w:rPr>
-          <w:rFonts w:ascii="Charis SIL Regular" w:hAnsi="Charis SIL Regular" w:eastAsia="Charis SIL Regular"/>
-          <w:b w:val="0"/>
-          <w:i w:val="0"/>
-          <w:color w:val="0000FF"/>
-          <w:sz w:val="24"/>
-          <w:u w:val="single"/>
-        </w:rPr>
-        <w:t xml:space="preserve"> </w:t>
-      </w:r>
-      <w:r>
-        <w:rPr>
-          <w:rFonts w:ascii="Charis SIL Regular" w:hAnsi="Charis SIL Regular" w:eastAsia="Charis SIL Regular"/>
-          <w:b w:val="0"/>
-          <w:i w:val="0"/>
-          <w:color w:val="0000FF"/>
-          <w:sz w:val="24"/>
-          <w:u w:val="single"/>
-        </w:rPr>
-        <w:hyperlink r:id="rId16" w:history="1">
-          <w:r>
-            <w:rPr>
-              <w:rStyle w:val="Hyperlink"/>
-            </w:rPr>
-            <w:t>voorwerpen</w:t>
-          </w:r>
-        </w:hyperlink>
+        <w:t>n</w:t>
       </w:r>
       <w:r>
         <w:rPr>
@@ -1729,6 +1681,23 @@
       </w:r>
       <w:r>
         <w:rPr>
+          <w:rFonts w:ascii="Charis SIL Regular" w:hAnsi="Charis SIL Regular" w:eastAsia="Charis SIL Regular"/>
+          <w:b w:val="0"/>
+          <w:i w:val="0"/>
+          <w:color w:val="000000"/>
+          <w:sz w:val="24"/>
+        </w:rPr>
+        <w:hyperlink r:id="rId21" w:history="1">
+          <w:r>
+            <w:rPr>
+              <w:rStyle w:val="Hyperlink"/>
+            </w:rPr>
+            <w:t>s</w:t>
+          </w:r>
+        </w:hyperlink>
+      </w:r>
+      <w:r>
+        <w:rPr>
           <w:u w:val="single" w:color="0000ff"/>
           <w:rFonts w:ascii="Charis SIL Regular" w:hAnsi="Charis SIL Regular" w:eastAsia="Charis SIL Regular"/>
           <w:b w:val="0"/>
@@ -1736,7 +1705,7 @@
           <w:color w:val="000000"/>
           <w:sz w:val="24"/>
         </w:rPr>
-        <w:t>s</w:t>
+        <w:t>c</w:t>
       </w:r>
       <w:r>
         <w:rPr>
@@ -1746,7 +1715,7 @@
           <w:color w:val="000000"/>
           <w:sz w:val="24"/>
         </w:rPr>
-        <w:t xml:space="preserve">che </w:t>
+        <w:t xml:space="preserve">he </w:t>
       </w:r>
       <w:r>
         <w:rPr>
@@ -2274,13 +2243,32 @@
       </w:r>
       <w:r>
         <w:rPr>
+          <w:u w:val="single" w:color="0000ff"/>
           <w:rFonts w:ascii="Charis SIL Regular" w:hAnsi="Charis SIL Regular" w:eastAsia="Charis SIL Regular"/>
           <w:b w:val="0"/>
           <w:i w:val="0"/>
           <w:color w:val="000000"/>
           <w:sz w:val="24"/>
         </w:rPr>
-        <w:t xml:space="preserve">naar </w:t>
+        <w:hyperlink r:id="rId25" w:history="1">
+          <w:r>
+            <w:rPr>
+              <w:rStyle w:val="Hyperlink"/>
+            </w:rPr>
+            <w:t>naar</w:t>
+          </w:r>
+        </w:hyperlink>
+      </w:r>
+      <w:r>
+        <w:rPr>
+          <w:u w:val="single" w:color="0000ff"/>
+          <w:rFonts w:ascii="Charis SIL Regular" w:hAnsi="Charis SIL Regular" w:eastAsia="Charis SIL Regular"/>
+          <w:b w:val="0"/>
+          <w:i w:val="0"/>
+          <w:color w:val="000000"/>
+          <w:sz w:val="24"/>
+        </w:rPr>
+        <w:t xml:space="preserve"> </w:t>
       </w:r>
       <w:r>
         <w:rPr>
@@ -3871,7 +3859,6 @@
           <w:i w:val="0"/>
           <w:color w:val="0000FF"/>
           <w:sz w:val="24"/>
-          <w:u w:val="single"/>
         </w:rPr>
         <w:hyperlink r:id="rId35" w:history="1">
           <w:r>
@@ -4001,7 +3988,14 @@
           <w:sz w:val="24"/>
           <w:u w:val="single"/>
         </w:rPr>
-        <w:t>restitutiev</w:t>
+        <w:hyperlink r:id="rId36" w:history="1">
+          <w:r>
+            <w:rPr>
+              <w:rStyle w:val="Hyperlink"/>
+            </w:rPr>
+            <w:t>restitutiev</w:t>
+          </w:r>
+        </w:hyperlink>
       </w:r>
       <w:r>
         <w:rPr>
@@ -4012,7 +4006,7 @@
           <w:sz w:val="24"/>
           <w:u w:val="single"/>
         </w:rPr>
-        <w:hyperlink r:id="rId35" w:history="1">
+        <w:hyperlink r:id="rId36" w:history="1">
           <w:r>
             <w:rPr>
               <w:rStyle w:val="Hyperlink"/>
@@ -4895,7 +4889,7 @@
           <w:sz w:val="24"/>
           <w:u w:val="single"/>
         </w:rPr>
-        <w:hyperlink r:id="rId39" w:history="1">
+        <w:hyperlink r:id="rId40" w:history="1">
           <w:r>
             <w:rPr>
               <w:rStyle w:val="Hyperlink"/>
@@ -4912,14 +4906,7 @@
           <w:color w:val="000000"/>
           <w:sz w:val="24"/>
         </w:rPr>
-        <w:hyperlink r:id="rId39" w:history="1">
-          <w:r>
-            <w:rPr>
-              <w:rStyle w:val="Hyperlink"/>
-            </w:rPr>
-            <w:t xml:space="preserve">, </w:t>
-          </w:r>
-        </w:hyperlink>
+        <w:t xml:space="preserve">, </w:t>
       </w:r>
       <w:r>
         <w:rPr>
@@ -4930,7 +4917,7 @@
           <w:sz w:val="24"/>
           <w:u w:val="single"/>
         </w:rPr>
-        <w:hyperlink r:id="rId39" w:history="1">
+        <w:hyperlink r:id="rId41" w:history="1">
           <w:r>
             <w:rPr>
               <w:rStyle w:val="Hyperlink"/>
@@ -4959,7 +4946,7 @@
           <w:sz w:val="24"/>
           <w:u w:val="single"/>
         </w:rPr>
-        <w:hyperlink r:id="rId39" w:history="1">
+        <w:hyperlink r:id="rId41" w:history="1">
           <w:r>
             <w:rPr>
               <w:rStyle w:val="Hyperlink"/>

--- a/EXPORTS/DOCX/published/niveau3/Dutch/KunsthandelVanLier.docx
+++ b/EXPORTS/DOCX/published/niveau3/Dutch/KunsthandelVanLier.docx
@@ -3860,14 +3860,7 @@
           <w:color w:val="0000FF"/>
           <w:sz w:val="24"/>
         </w:rPr>
-        <w:hyperlink r:id="rId35" w:history="1">
-          <w:r>
-            <w:rPr>
-              <w:rStyle w:val="Hyperlink"/>
-            </w:rPr>
-            <w:t>c</w:t>
-          </w:r>
-        </w:hyperlink>
+        <w:t>c</w:t>
       </w:r>
       <w:r>
         <w:rPr>
@@ -3878,7 +3871,7 @@
           <w:sz w:val="24"/>
           <w:u w:val="single"/>
         </w:rPr>
-        <w:hyperlink r:id="rId35" w:history="1">
+        <w:hyperlink r:id="rId34" w:history="1">
           <w:r>
             <w:rPr>
               <w:rStyle w:val="Hyperlink"/>
@@ -3988,14 +3981,7 @@
           <w:sz w:val="24"/>
           <w:u w:val="single"/>
         </w:rPr>
-        <w:hyperlink r:id="rId36" w:history="1">
-          <w:r>
-            <w:rPr>
-              <w:rStyle w:val="Hyperlink"/>
-            </w:rPr>
-            <w:t>restitutiev</w:t>
-          </w:r>
-        </w:hyperlink>
+        <w:t>restitutiev</w:t>
       </w:r>
       <w:r>
         <w:rPr>
@@ -4006,7 +3992,7 @@
           <w:sz w:val="24"/>
           <w:u w:val="single"/>
         </w:rPr>
-        <w:hyperlink r:id="rId36" w:history="1">
+        <w:hyperlink r:id="rId35" w:history="1">
           <w:r>
             <w:rPr>
               <w:rStyle w:val="Hyperlink"/>
@@ -4946,7 +4932,7 @@
           <w:sz w:val="24"/>
           <w:u w:val="single"/>
         </w:rPr>
-        <w:hyperlink r:id="rId41" w:history="1">
+        <w:hyperlink r:id="rId39" w:history="1">
           <w:r>
             <w:rPr>
               <w:rStyle w:val="Hyperlink"/>

--- a/EXPORTS/DOCX/published/niveau3/Dutch/KunsthandelVanLier.docx
+++ b/EXPORTS/DOCX/published/niveau3/Dutch/KunsthandelVanLier.docx
@@ -249,13 +249,96 @@
       </w:r>
       <w:r>
         <w:rPr>
+          <w:u w:val="single" w:color="0000ff"/>
           <w:rFonts w:ascii="Charis SIL Regular" w:hAnsi="Charis SIL Regular" w:eastAsia="Charis SIL Regular"/>
           <w:b w:val="0"/>
           <w:i w:val="0"/>
           <w:color w:val="000000"/>
           <w:sz w:val="24"/>
         </w:rPr>
-        <w:t xml:space="preserve">naar Amsterdam. </w:t>
+        <w:hyperlink r:id="rId9" w:history="1">
+          <w:r>
+            <w:rPr>
+              <w:rStyle w:val="Hyperlink"/>
+            </w:rPr>
+            <w:t xml:space="preserve">naar </w:t>
+          </w:r>
+        </w:hyperlink>
+      </w:r>
+      <w:r>
+        <w:rPr>
+          <w:u w:val="single" w:color="0000ff"/>
+          <w:rFonts w:ascii="Charis SIL Regular" w:hAnsi="Charis SIL Regular" w:eastAsia="Charis SIL Regular"/>
+          <w:b w:val="0"/>
+          <w:i w:val="0"/>
+          <w:color w:val="000000"/>
+          <w:sz w:val="24"/>
+        </w:rPr>
+        <w:t>A</w:t>
+      </w:r>
+      <w:r>
+        <w:rPr>
+          <w:u w:val="single" w:color="0000ff"/>
+          <w:rFonts w:ascii="Charis SIL Regular" w:hAnsi="Charis SIL Regular" w:eastAsia="Charis SIL Regular"/>
+          <w:b w:val="0"/>
+          <w:i w:val="0"/>
+          <w:color w:val="000000"/>
+          <w:sz w:val="24"/>
+        </w:rPr>
+        <w:hyperlink r:id="rId9" w:history="1">
+          <w:r>
+            <w:rPr>
+              <w:rStyle w:val="Hyperlink"/>
+            </w:rPr>
+            <w:t>ms</w:t>
+          </w:r>
+        </w:hyperlink>
+      </w:r>
+      <w:r>
+        <w:rPr>
+          <w:u w:val="single" w:color="0000ff"/>
+          <w:rFonts w:ascii="Charis SIL Regular" w:hAnsi="Charis SIL Regular" w:eastAsia="Charis SIL Regular"/>
+          <w:b w:val="0"/>
+          <w:i w:val="0"/>
+          <w:color w:val="000000"/>
+          <w:sz w:val="24"/>
+        </w:rPr>
+        <w:hyperlink r:id="rId9" w:history="1">
+          <w:r>
+            <w:rPr>
+              <w:rStyle w:val="Hyperlink"/>
+            </w:rPr>
+            <w:t>t</w:t>
+          </w:r>
+        </w:hyperlink>
+      </w:r>
+      <w:r>
+        <w:rPr>
+          <w:u w:val="single" w:color="0000ff"/>
+          <w:rFonts w:ascii="Charis SIL Regular" w:hAnsi="Charis SIL Regular" w:eastAsia="Charis SIL Regular"/>
+          <w:b w:val="0"/>
+          <w:i w:val="0"/>
+          <w:color w:val="000000"/>
+          <w:sz w:val="24"/>
+        </w:rPr>
+        <w:hyperlink r:id="rId9" w:history="1">
+          <w:r>
+            <w:rPr>
+              <w:rStyle w:val="Hyperlink"/>
+            </w:rPr>
+            <w:t>erd</w:t>
+          </w:r>
+        </w:hyperlink>
+      </w:r>
+      <w:r>
+        <w:rPr>
+          <w:rFonts w:ascii="Charis SIL Regular" w:hAnsi="Charis SIL Regular" w:eastAsia="Charis SIL Regular"/>
+          <w:b w:val="0"/>
+          <w:i w:val="0"/>
+          <w:color w:val="000000"/>
+          <w:sz w:val="24"/>
+        </w:rPr>
+        <w:t xml:space="preserve">am. </w:t>
       </w:r>
       <w:r>
         <w:rPr>
@@ -465,118 +548,7 @@
           <w:color w:val="000000"/>
           <w:sz w:val="24"/>
         </w:rPr>
-        <w:t>Van Lier raakte ec</w:t>
-      </w:r>
-      <w:r>
-        <w:rPr>
-          <w:u w:val="single" w:color="0000ff"/>
-          <w:rFonts w:ascii="Charis SIL Regular" w:hAnsi="Charis SIL Regular" w:eastAsia="Charis SIL Regular"/>
-          <w:b w:val="0"/>
-          <w:i w:val="0"/>
-          <w:color w:val="000000"/>
-          <w:sz w:val="24"/>
-        </w:rPr>
-        <w:hyperlink r:id="rId11" w:history="1">
-          <w:r>
-            <w:rPr>
-              <w:rStyle w:val="Hyperlink"/>
-            </w:rPr>
-            <w:t xml:space="preserve">hter ook </w:t>
-          </w:r>
-        </w:hyperlink>
-      </w:r>
-      <w:r>
-        <w:rPr>
-          <w:u w:val="single" w:color="0000ff"/>
-          <w:rFonts w:ascii="Charis SIL Regular" w:hAnsi="Charis SIL Regular" w:eastAsia="Charis SIL Regular"/>
-          <w:b w:val="0"/>
-          <w:i w:val="0"/>
-          <w:color w:val="000000"/>
-          <w:sz w:val="24"/>
-        </w:rPr>
-        <w:hyperlink r:id="rId11" w:history="1">
-          <w:r>
-            <w:rPr>
-              <w:rStyle w:val="Hyperlink"/>
-            </w:rPr>
-            <w:t>g</w:t>
-          </w:r>
-        </w:hyperlink>
-      </w:r>
-      <w:r>
-        <w:rPr>
-          <w:u w:val="single" w:color="0000ff"/>
-          <w:rFonts w:ascii="Charis SIL Regular" w:hAnsi="Charis SIL Regular" w:eastAsia="Charis SIL Regular"/>
-          <w:b w:val="0"/>
-          <w:i w:val="0"/>
-          <w:color w:val="000000"/>
-          <w:sz w:val="24"/>
-        </w:rPr>
-        <w:hyperlink r:id="rId11" w:history="1">
-          <w:r>
-            <w:rPr>
-              <w:rStyle w:val="Hyperlink"/>
-            </w:rPr>
-            <w:t>eïnt</w:t>
-          </w:r>
-        </w:hyperlink>
-      </w:r>
-      <w:r>
-        <w:rPr>
-          <w:u w:val="single" w:color="0000ff"/>
-          <w:rFonts w:ascii="Charis SIL Regular" w:hAnsi="Charis SIL Regular" w:eastAsia="Charis SIL Regular"/>
-          <w:b w:val="0"/>
-          <w:i w:val="0"/>
-          <w:color w:val="000000"/>
-          <w:sz w:val="24"/>
-        </w:rPr>
-        <w:hyperlink r:id="rId11" w:history="1">
-          <w:r>
-            <w:rPr>
-              <w:rStyle w:val="Hyperlink"/>
-            </w:rPr>
-            <w:t>e</w:t>
-          </w:r>
-        </w:hyperlink>
-      </w:r>
-      <w:r>
-        <w:rPr>
-          <w:u w:val="single" w:color="0000ff"/>
-          <w:rFonts w:ascii="Charis SIL Regular" w:hAnsi="Charis SIL Regular" w:eastAsia="Charis SIL Regular"/>
-          <w:b w:val="0"/>
-          <w:i w:val="0"/>
-          <w:color w:val="000000"/>
-          <w:sz w:val="24"/>
-        </w:rPr>
-        <w:hyperlink r:id="rId11" w:history="1">
-          <w:r>
-            <w:rPr>
-              <w:rStyle w:val="Hyperlink"/>
-            </w:rPr>
-            <w:t>res</w:t>
-          </w:r>
-        </w:hyperlink>
-      </w:r>
-      <w:r>
-        <w:rPr>
-          <w:u w:val="single" w:color="0000ff"/>
-          <w:rFonts w:ascii="Charis SIL Regular" w:hAnsi="Charis SIL Regular" w:eastAsia="Charis SIL Regular"/>
-          <w:b w:val="0"/>
-          <w:i w:val="0"/>
-          <w:color w:val="000000"/>
-          <w:sz w:val="24"/>
-        </w:rPr>
-        <w:t>s</w:t>
-      </w:r>
-      <w:r>
-        <w:rPr>
-          <w:rFonts w:ascii="Charis SIL Regular" w:hAnsi="Charis SIL Regular" w:eastAsia="Charis SIL Regular"/>
-          <w:b w:val="0"/>
-          <w:i w:val="0"/>
-          <w:color w:val="000000"/>
-          <w:sz w:val="24"/>
-        </w:rPr>
-        <w:t xml:space="preserve">eerd in </w:t>
+        <w:t xml:space="preserve">Van Lier raakte echter ook geïnteresseerd in </w:t>
       </w:r>
       <w:r>
         <w:rPr>
@@ -645,7 +617,6 @@
       </w:r>
       <w:r>
         <w:rPr>
-          <w:u w:val="single" w:color="0000ff"/>
           <w:rFonts w:ascii="Charis SIL Regular" w:hAnsi="Charis SIL Regular" w:eastAsia="Charis SIL Regular"/>
           <w:b w:val="0"/>
           <w:i w:val="0"/>
@@ -2243,32 +2214,13 @@
       </w:r>
       <w:r>
         <w:rPr>
-          <w:u w:val="single" w:color="0000ff"/>
           <w:rFonts w:ascii="Charis SIL Regular" w:hAnsi="Charis SIL Regular" w:eastAsia="Charis SIL Regular"/>
           <w:b w:val="0"/>
           <w:i w:val="0"/>
           <w:color w:val="000000"/>
           <w:sz w:val="24"/>
         </w:rPr>
-        <w:hyperlink r:id="rId25" w:history="1">
-          <w:r>
-            <w:rPr>
-              <w:rStyle w:val="Hyperlink"/>
-            </w:rPr>
-            <w:t>naar</w:t>
-          </w:r>
-        </w:hyperlink>
-      </w:r>
-      <w:r>
-        <w:rPr>
-          <w:u w:val="single" w:color="0000ff"/>
-          <w:rFonts w:ascii="Charis SIL Regular" w:hAnsi="Charis SIL Regular" w:eastAsia="Charis SIL Regular"/>
-          <w:b w:val="0"/>
-          <w:i w:val="0"/>
-          <w:color w:val="000000"/>
-          <w:sz w:val="24"/>
-        </w:rPr>
-        <w:t xml:space="preserve"> </w:t>
+        <w:t xml:space="preserve">naar </w:t>
       </w:r>
       <w:r>
         <w:rPr>
@@ -3859,8 +3811,16 @@
           <w:i w:val="0"/>
           <w:color w:val="0000FF"/>
           <w:sz w:val="24"/>
-        </w:rPr>
-        <w:t>c</w:t>
+          <w:u w:val="single"/>
+        </w:rPr>
+        <w:hyperlink r:id="rId35" w:history="1">
+          <w:r>
+            <w:rPr>
+              <w:rStyle w:val="Hyperlink"/>
+            </w:rPr>
+            <w:t>c</w:t>
+          </w:r>
+        </w:hyperlink>
       </w:r>
       <w:r>
         <w:rPr>
@@ -3871,7 +3831,7 @@
           <w:sz w:val="24"/>
           <w:u w:val="single"/>
         </w:rPr>
-        <w:hyperlink r:id="rId34" w:history="1">
+        <w:hyperlink r:id="rId35" w:history="1">
           <w:r>
             <w:rPr>
               <w:rStyle w:val="Hyperlink"/>
@@ -4875,7 +4835,7 @@
           <w:sz w:val="24"/>
           <w:u w:val="single"/>
         </w:rPr>
-        <w:hyperlink r:id="rId40" w:history="1">
+        <w:hyperlink r:id="rId39" w:history="1">
           <w:r>
             <w:rPr>
               <w:rStyle w:val="Hyperlink"/>
@@ -4892,7 +4852,14 @@
           <w:color w:val="000000"/>
           <w:sz w:val="24"/>
         </w:rPr>
-        <w:t xml:space="preserve">, </w:t>
+        <w:hyperlink r:id="rId39" w:history="1">
+          <w:r>
+            <w:rPr>
+              <w:rStyle w:val="Hyperlink"/>
+            </w:rPr>
+            <w:t xml:space="preserve">, </w:t>
+          </w:r>
+        </w:hyperlink>
       </w:r>
       <w:r>
         <w:rPr>
@@ -4903,7 +4870,7 @@
           <w:sz w:val="24"/>
           <w:u w:val="single"/>
         </w:rPr>
-        <w:hyperlink r:id="rId41" w:history="1">
+        <w:hyperlink r:id="rId39" w:history="1">
           <w:r>
             <w:rPr>
               <w:rStyle w:val="Hyperlink"/>

--- a/EXPORTS/DOCX/published/niveau3/Dutch/KunsthandelVanLier.docx
+++ b/EXPORTS/DOCX/published/niveau3/Dutch/KunsthandelVanLier.docx
@@ -249,96 +249,13 @@
       </w:r>
       <w:r>
         <w:rPr>
-          <w:u w:val="single" w:color="0000ff"/>
           <w:rFonts w:ascii="Charis SIL Regular" w:hAnsi="Charis SIL Regular" w:eastAsia="Charis SIL Regular"/>
           <w:b w:val="0"/>
           <w:i w:val="0"/>
           <w:color w:val="000000"/>
           <w:sz w:val="24"/>
         </w:rPr>
-        <w:hyperlink r:id="rId9" w:history="1">
-          <w:r>
-            <w:rPr>
-              <w:rStyle w:val="Hyperlink"/>
-            </w:rPr>
-            <w:t xml:space="preserve">naar </w:t>
-          </w:r>
-        </w:hyperlink>
-      </w:r>
-      <w:r>
-        <w:rPr>
-          <w:u w:val="single" w:color="0000ff"/>
-          <w:rFonts w:ascii="Charis SIL Regular" w:hAnsi="Charis SIL Regular" w:eastAsia="Charis SIL Regular"/>
-          <w:b w:val="0"/>
-          <w:i w:val="0"/>
-          <w:color w:val="000000"/>
-          <w:sz w:val="24"/>
-        </w:rPr>
-        <w:t>A</w:t>
-      </w:r>
-      <w:r>
-        <w:rPr>
-          <w:u w:val="single" w:color="0000ff"/>
-          <w:rFonts w:ascii="Charis SIL Regular" w:hAnsi="Charis SIL Regular" w:eastAsia="Charis SIL Regular"/>
-          <w:b w:val="0"/>
-          <w:i w:val="0"/>
-          <w:color w:val="000000"/>
-          <w:sz w:val="24"/>
-        </w:rPr>
-        <w:hyperlink r:id="rId9" w:history="1">
-          <w:r>
-            <w:rPr>
-              <w:rStyle w:val="Hyperlink"/>
-            </w:rPr>
-            <w:t>ms</w:t>
-          </w:r>
-        </w:hyperlink>
-      </w:r>
-      <w:r>
-        <w:rPr>
-          <w:u w:val="single" w:color="0000ff"/>
-          <w:rFonts w:ascii="Charis SIL Regular" w:hAnsi="Charis SIL Regular" w:eastAsia="Charis SIL Regular"/>
-          <w:b w:val="0"/>
-          <w:i w:val="0"/>
-          <w:color w:val="000000"/>
-          <w:sz w:val="24"/>
-        </w:rPr>
-        <w:hyperlink r:id="rId9" w:history="1">
-          <w:r>
-            <w:rPr>
-              <w:rStyle w:val="Hyperlink"/>
-            </w:rPr>
-            <w:t>t</w:t>
-          </w:r>
-        </w:hyperlink>
-      </w:r>
-      <w:r>
-        <w:rPr>
-          <w:u w:val="single" w:color="0000ff"/>
-          <w:rFonts w:ascii="Charis SIL Regular" w:hAnsi="Charis SIL Regular" w:eastAsia="Charis SIL Regular"/>
-          <w:b w:val="0"/>
-          <w:i w:val="0"/>
-          <w:color w:val="000000"/>
-          <w:sz w:val="24"/>
-        </w:rPr>
-        <w:hyperlink r:id="rId9" w:history="1">
-          <w:r>
-            <w:rPr>
-              <w:rStyle w:val="Hyperlink"/>
-            </w:rPr>
-            <w:t>erd</w:t>
-          </w:r>
-        </w:hyperlink>
-      </w:r>
-      <w:r>
-        <w:rPr>
-          <w:rFonts w:ascii="Charis SIL Regular" w:hAnsi="Charis SIL Regular" w:eastAsia="Charis SIL Regular"/>
-          <w:b w:val="0"/>
-          <w:i w:val="0"/>
-          <w:color w:val="000000"/>
-          <w:sz w:val="24"/>
-        </w:rPr>
-        <w:t xml:space="preserve">am. </w:t>
+        <w:t xml:space="preserve">naar Amsterdam. </w:t>
       </w:r>
       <w:r>
         <w:rPr>
@@ -548,7 +465,118 @@
           <w:color w:val="000000"/>
           <w:sz w:val="24"/>
         </w:rPr>
-        <w:t xml:space="preserve">Van Lier raakte echter ook geïnteresseerd in </w:t>
+        <w:t>Van Lier raakte ec</w:t>
+      </w:r>
+      <w:r>
+        <w:rPr>
+          <w:u w:val="single" w:color="0000ff"/>
+          <w:rFonts w:ascii="Charis SIL Regular" w:hAnsi="Charis SIL Regular" w:eastAsia="Charis SIL Regular"/>
+          <w:b w:val="0"/>
+          <w:i w:val="0"/>
+          <w:color w:val="000000"/>
+          <w:sz w:val="24"/>
+        </w:rPr>
+        <w:hyperlink r:id="rId11" w:history="1">
+          <w:r>
+            <w:rPr>
+              <w:rStyle w:val="Hyperlink"/>
+            </w:rPr>
+            <w:t xml:space="preserve">hter ook </w:t>
+          </w:r>
+        </w:hyperlink>
+      </w:r>
+      <w:r>
+        <w:rPr>
+          <w:u w:val="single" w:color="0000ff"/>
+          <w:rFonts w:ascii="Charis SIL Regular" w:hAnsi="Charis SIL Regular" w:eastAsia="Charis SIL Regular"/>
+          <w:b w:val="0"/>
+          <w:i w:val="0"/>
+          <w:color w:val="000000"/>
+          <w:sz w:val="24"/>
+        </w:rPr>
+        <w:hyperlink r:id="rId11" w:history="1">
+          <w:r>
+            <w:rPr>
+              <w:rStyle w:val="Hyperlink"/>
+            </w:rPr>
+            <w:t>g</w:t>
+          </w:r>
+        </w:hyperlink>
+      </w:r>
+      <w:r>
+        <w:rPr>
+          <w:u w:val="single" w:color="0000ff"/>
+          <w:rFonts w:ascii="Charis SIL Regular" w:hAnsi="Charis SIL Regular" w:eastAsia="Charis SIL Regular"/>
+          <w:b w:val="0"/>
+          <w:i w:val="0"/>
+          <w:color w:val="000000"/>
+          <w:sz w:val="24"/>
+        </w:rPr>
+        <w:hyperlink r:id="rId11" w:history="1">
+          <w:r>
+            <w:rPr>
+              <w:rStyle w:val="Hyperlink"/>
+            </w:rPr>
+            <w:t>eïnt</w:t>
+          </w:r>
+        </w:hyperlink>
+      </w:r>
+      <w:r>
+        <w:rPr>
+          <w:u w:val="single" w:color="0000ff"/>
+          <w:rFonts w:ascii="Charis SIL Regular" w:hAnsi="Charis SIL Regular" w:eastAsia="Charis SIL Regular"/>
+          <w:b w:val="0"/>
+          <w:i w:val="0"/>
+          <w:color w:val="000000"/>
+          <w:sz w:val="24"/>
+        </w:rPr>
+        <w:hyperlink r:id="rId11" w:history="1">
+          <w:r>
+            <w:rPr>
+              <w:rStyle w:val="Hyperlink"/>
+            </w:rPr>
+            <w:t>e</w:t>
+          </w:r>
+        </w:hyperlink>
+      </w:r>
+      <w:r>
+        <w:rPr>
+          <w:u w:val="single" w:color="0000ff"/>
+          <w:rFonts w:ascii="Charis SIL Regular" w:hAnsi="Charis SIL Regular" w:eastAsia="Charis SIL Regular"/>
+          <w:b w:val="0"/>
+          <w:i w:val="0"/>
+          <w:color w:val="000000"/>
+          <w:sz w:val="24"/>
+        </w:rPr>
+        <w:hyperlink r:id="rId11" w:history="1">
+          <w:r>
+            <w:rPr>
+              <w:rStyle w:val="Hyperlink"/>
+            </w:rPr>
+            <w:t>res</w:t>
+          </w:r>
+        </w:hyperlink>
+      </w:r>
+      <w:r>
+        <w:rPr>
+          <w:u w:val="single" w:color="0000ff"/>
+          <w:rFonts w:ascii="Charis SIL Regular" w:hAnsi="Charis SIL Regular" w:eastAsia="Charis SIL Regular"/>
+          <w:b w:val="0"/>
+          <w:i w:val="0"/>
+          <w:color w:val="000000"/>
+          <w:sz w:val="24"/>
+        </w:rPr>
+        <w:t>s</w:t>
+      </w:r>
+      <w:r>
+        <w:rPr>
+          <w:rFonts w:ascii="Charis SIL Regular" w:hAnsi="Charis SIL Regular" w:eastAsia="Charis SIL Regular"/>
+          <w:b w:val="0"/>
+          <w:i w:val="0"/>
+          <w:color w:val="000000"/>
+          <w:sz w:val="24"/>
+        </w:rPr>
+        <w:t xml:space="preserve">eerd in </w:t>
       </w:r>
       <w:r>
         <w:rPr>
@@ -617,6 +645,7 @@
       </w:r>
       <w:r>
         <w:rPr>
+          <w:u w:val="single" w:color="0000ff"/>
           <w:rFonts w:ascii="Charis SIL Regular" w:hAnsi="Charis SIL Regular" w:eastAsia="Charis SIL Regular"/>
           <w:b w:val="0"/>
           <w:i w:val="0"/>
@@ -780,7 +809,7 @@
           <w:sz w:val="24"/>
           <w:u w:val="single"/>
         </w:rPr>
-        <w:hyperlink r:id="rId13" w:history="1">
+        <w:hyperlink r:id="rId14" w:history="1">
           <w:r>
             <w:rPr>
               <w:rStyle w:val="Hyperlink"/>
@@ -816,7 +845,7 @@
           <w:sz w:val="24"/>
           <w:u w:val="single"/>
         </w:rPr>
-        <w:hyperlink r:id="rId15" w:history="1">
+        <w:hyperlink r:id="rId14" w:history="1">
           <w:r>
             <w:rPr>
               <w:rStyle w:val="Hyperlink"/>
@@ -845,7 +874,7 @@
           <w:sz w:val="24"/>
           <w:u w:val="single"/>
         </w:rPr>
-        <w:hyperlink r:id="rId15" w:history="1">
+        <w:hyperlink r:id="rId14" w:history="1">
           <w:r>
             <w:rPr>
               <w:rStyle w:val="Hyperlink"/>
@@ -1060,7 +1089,7 @@
           <w:sz w:val="24"/>
           <w:u w:val="single"/>
         </w:rPr>
-        <w:hyperlink r:id="rId16" w:history="1">
+        <w:hyperlink r:id="rId15" w:history="1">
           <w:r>
             <w:rPr>
               <w:rStyle w:val="Hyperlink"/>
@@ -1100,7 +1129,7 @@
           <w:sz w:val="24"/>
           <w:u w:val="single"/>
         </w:rPr>
-        <w:hyperlink r:id="rId16" w:history="1">
+        <w:hyperlink r:id="rId15" w:history="1">
           <w:r>
             <w:rPr>
               <w:rStyle w:val="Hyperlink"/>
@@ -1138,7 +1167,7 @@
           <w:color w:val="000000"/>
           <w:sz w:val="24"/>
         </w:rPr>
-        <w:hyperlink r:id="rId17" w:history="1">
+        <w:hyperlink r:id="rId16" w:history="1">
           <w:r>
             <w:rPr>
               <w:rStyle w:val="Hyperlink"/>
@@ -1156,7 +1185,7 @@
           <w:color w:val="000000"/>
           <w:sz w:val="24"/>
         </w:rPr>
-        <w:hyperlink r:id="rId17" w:history="1">
+        <w:hyperlink r:id="rId16" w:history="1">
           <w:r>
             <w:rPr>
               <w:rStyle w:val="Hyperlink"/>
@@ -1174,7 +1203,7 @@
           <w:color w:val="000000"/>
           <w:sz w:val="24"/>
         </w:rPr>
-        <w:hyperlink r:id="rId17" w:history="1">
+        <w:hyperlink r:id="rId16" w:history="1">
           <w:r>
             <w:rPr>
               <w:rStyle w:val="Hyperlink"/>
@@ -1321,7 +1350,7 @@
           <w:color w:val="000000"/>
           <w:sz w:val="24"/>
         </w:rPr>
-        <w:hyperlink r:id="rId16" w:history="1">
+        <w:hyperlink r:id="rId15" w:history="1">
           <w:r>
             <w:rPr>
               <w:rStyle w:val="Hyperlink"/>
@@ -1339,7 +1368,7 @@
           <w:color w:val="000000"/>
           <w:sz w:val="24"/>
         </w:rPr>
-        <w:hyperlink r:id="rId16" w:history="1">
+        <w:hyperlink r:id="rId15" w:history="1">
           <w:r>
             <w:rPr>
               <w:rStyle w:val="Hyperlink"/>
@@ -1370,7 +1399,7 @@
           <w:color w:val="000000"/>
           <w:sz w:val="24"/>
         </w:rPr>
-        <w:hyperlink r:id="rId18" w:history="1">
+        <w:hyperlink r:id="rId17" w:history="1">
           <w:r>
             <w:rPr>
               <w:rStyle w:val="Hyperlink"/>
@@ -1388,7 +1417,7 @@
           <w:color w:val="000000"/>
           <w:sz w:val="24"/>
         </w:rPr>
-        <w:hyperlink r:id="rId18" w:history="1">
+        <w:hyperlink r:id="rId17" w:history="1">
           <w:r>
             <w:rPr>
               <w:rStyle w:val="Hyperlink"/>
@@ -1406,7 +1435,7 @@
           <w:color w:val="000000"/>
           <w:sz w:val="24"/>
         </w:rPr>
-        <w:hyperlink r:id="rId18" w:history="1">
+        <w:hyperlink r:id="rId17" w:history="1">
           <w:r>
             <w:rPr>
               <w:rStyle w:val="Hyperlink"/>
@@ -1424,7 +1453,7 @@
           <w:color w:val="000000"/>
           <w:sz w:val="24"/>
         </w:rPr>
-        <w:hyperlink r:id="rId18" w:history="1">
+        <w:hyperlink r:id="rId17" w:history="1">
           <w:r>
             <w:rPr>
               <w:rStyle w:val="Hyperlink"/>
@@ -1452,7 +1481,7 @@
           <w:sz w:val="24"/>
           <w:u w:val="single"/>
         </w:rPr>
-        <w:hyperlink r:id="rId19" w:history="1">
+        <w:hyperlink r:id="rId18" w:history="1">
           <w:r>
             <w:rPr>
               <w:rStyle w:val="Hyperlink"/>
@@ -1480,7 +1509,7 @@
           <w:sz w:val="24"/>
           <w:u w:val="single"/>
         </w:rPr>
-        <w:hyperlink r:id="rId20" w:history="1">
+        <w:hyperlink r:id="rId19" w:history="1">
           <w:r>
             <w:rPr>
               <w:rStyle w:val="Hyperlink"/>
@@ -1508,7 +1537,7 @@
           <w:sz w:val="24"/>
           <w:u w:val="single"/>
         </w:rPr>
-        <w:hyperlink r:id="rId21" w:history="1">
+        <w:hyperlink r:id="rId20" w:history="1">
           <w:r>
             <w:rPr>
               <w:rStyle w:val="Hyperlink"/>
@@ -1536,7 +1565,7 @@
           <w:sz w:val="24"/>
           <w:u w:val="single"/>
         </w:rPr>
-        <w:hyperlink r:id="rId22" w:history="1">
+        <w:hyperlink r:id="rId21" w:history="1">
           <w:r>
             <w:rPr>
               <w:rStyle w:val="Hyperlink"/>
@@ -1574,7 +1603,7 @@
           <w:color w:val="000000"/>
           <w:sz w:val="24"/>
         </w:rPr>
-        <w:hyperlink r:id="rId19" w:history="1">
+        <w:hyperlink r:id="rId18" w:history="1">
           <w:r>
             <w:rPr>
               <w:rStyle w:val="Hyperlink"/>
@@ -1613,7 +1642,7 @@
           <w:color w:val="000000"/>
           <w:sz w:val="24"/>
         </w:rPr>
-        <w:hyperlink r:id="rId20" w:history="1">
+        <w:hyperlink r:id="rId19" w:history="1">
           <w:r>
             <w:rPr>
               <w:rStyle w:val="Hyperlink"/>
@@ -1641,7 +1670,7 @@
           <w:color w:val="000000"/>
           <w:sz w:val="24"/>
         </w:rPr>
-        <w:hyperlink r:id="rId21" w:history="1">
+        <w:hyperlink r:id="rId20" w:history="1">
           <w:r>
             <w:rPr>
               <w:rStyle w:val="Hyperlink"/>
@@ -1658,7 +1687,7 @@
           <w:color w:val="000000"/>
           <w:sz w:val="24"/>
         </w:rPr>
-        <w:hyperlink r:id="rId21" w:history="1">
+        <w:hyperlink r:id="rId20" w:history="1">
           <w:r>
             <w:rPr>
               <w:rStyle w:val="Hyperlink"/>
@@ -1697,7 +1726,7 @@
           <w:color w:val="000000"/>
           <w:sz w:val="24"/>
         </w:rPr>
-        <w:hyperlink r:id="rId22" w:history="1">
+        <w:hyperlink r:id="rId21" w:history="1">
           <w:r>
             <w:rPr>
               <w:rStyle w:val="Hyperlink"/>
@@ -1738,7 +1767,7 @@
           <w:sz w:val="24"/>
           <w:u w:val="single"/>
         </w:rPr>
-        <w:hyperlink r:id="rId23" w:history="1">
+        <w:hyperlink r:id="rId22" w:history="1">
           <w:r>
             <w:rPr>
               <w:rStyle w:val="Hyperlink"/>
@@ -1767,7 +1796,7 @@
           <w:sz w:val="24"/>
           <w:u w:val="single"/>
         </w:rPr>
-        <w:hyperlink r:id="rId23" w:history="1">
+        <w:hyperlink r:id="rId22" w:history="1">
           <w:r>
             <w:rPr>
               <w:rStyle w:val="Hyperlink"/>
@@ -1918,7 +1947,7 @@
           <w:sz w:val="24"/>
           <w:u w:val="single"/>
         </w:rPr>
-        <w:hyperlink r:id="rId24" w:history="1">
+        <w:hyperlink r:id="rId23" w:history="1">
           <w:r>
             <w:rPr>
               <w:rStyle w:val="Hyperlink"/>
@@ -1947,7 +1976,7 @@
           <w:sz w:val="24"/>
           <w:u w:val="single"/>
         </w:rPr>
-        <w:hyperlink r:id="rId24" w:history="1">
+        <w:hyperlink r:id="rId23" w:history="1">
           <w:r>
             <w:rPr>
               <w:rStyle w:val="Hyperlink"/>
@@ -1976,7 +2005,7 @@
           <w:sz w:val="24"/>
           <w:u w:val="single"/>
         </w:rPr>
-        <w:hyperlink r:id="rId24" w:history="1">
+        <w:hyperlink r:id="rId23" w:history="1">
           <w:r>
             <w:rPr>
               <w:rStyle w:val="Hyperlink"/>
@@ -2007,7 +2036,7 @@
           <w:color w:val="000000"/>
           <w:sz w:val="24"/>
         </w:rPr>
-        <w:hyperlink r:id="rId24" w:history="1">
+        <w:hyperlink r:id="rId23" w:history="1">
           <w:r>
             <w:rPr>
               <w:rStyle w:val="Hyperlink"/>
@@ -2025,7 +2054,7 @@
           <w:color w:val="000000"/>
           <w:sz w:val="24"/>
         </w:rPr>
-        <w:hyperlink r:id="rId24" w:history="1">
+        <w:hyperlink r:id="rId23" w:history="1">
           <w:r>
             <w:rPr>
               <w:rStyle w:val="Hyperlink"/>
@@ -2043,7 +2072,7 @@
           <w:color w:val="000000"/>
           <w:sz w:val="24"/>
         </w:rPr>
-        <w:hyperlink r:id="rId24" w:history="1">
+        <w:hyperlink r:id="rId23" w:history="1">
           <w:r>
             <w:rPr>
               <w:rStyle w:val="Hyperlink"/>
@@ -2061,7 +2090,7 @@
           <w:color w:val="000000"/>
           <w:sz w:val="24"/>
         </w:rPr>
-        <w:hyperlink r:id="rId24" w:history="1">
+        <w:hyperlink r:id="rId23" w:history="1">
           <w:r>
             <w:rPr>
               <w:rStyle w:val="Hyperlink"/>
@@ -2089,7 +2118,7 @@
           <w:sz w:val="24"/>
           <w:u w:val="single"/>
         </w:rPr>
-        <w:hyperlink r:id="rId25" w:history="1">
+        <w:hyperlink r:id="rId24" w:history="1">
           <w:r>
             <w:rPr>
               <w:rStyle w:val="Hyperlink"/>
@@ -2107,7 +2136,7 @@
           <w:sz w:val="24"/>
           <w:u w:val="single"/>
         </w:rPr>
-        <w:hyperlink r:id="rId25" w:history="1">
+        <w:hyperlink r:id="rId24" w:history="1">
           <w:r>
             <w:rPr>
               <w:rStyle w:val="Hyperlink"/>
@@ -2136,7 +2165,7 @@
           <w:sz w:val="24"/>
           <w:u w:val="single"/>
         </w:rPr>
-        <w:hyperlink r:id="rId25" w:history="1">
+        <w:hyperlink r:id="rId24" w:history="1">
           <w:r>
             <w:rPr>
               <w:rStyle w:val="Hyperlink"/>
@@ -2164,7 +2193,7 @@
           <w:sz w:val="24"/>
           <w:u w:val="single"/>
         </w:rPr>
-        <w:hyperlink r:id="rId26" w:history="1">
+        <w:hyperlink r:id="rId25" w:history="1">
           <w:r>
             <w:rPr>
               <w:rStyle w:val="Hyperlink"/>
@@ -2193,7 +2222,7 @@
           <w:sz w:val="24"/>
           <w:u w:val="single"/>
         </w:rPr>
-        <w:hyperlink r:id="rId26" w:history="1">
+        <w:hyperlink r:id="rId25" w:history="1">
           <w:r>
             <w:rPr>
               <w:rStyle w:val="Hyperlink"/>
@@ -2214,13 +2243,32 @@
       </w:r>
       <w:r>
         <w:rPr>
+          <w:u w:val="single" w:color="0000ff"/>
           <w:rFonts w:ascii="Charis SIL Regular" w:hAnsi="Charis SIL Regular" w:eastAsia="Charis SIL Regular"/>
           <w:b w:val="0"/>
           <w:i w:val="0"/>
           <w:color w:val="000000"/>
           <w:sz w:val="24"/>
         </w:rPr>
-        <w:t xml:space="preserve">naar </w:t>
+        <w:hyperlink r:id="rId24" w:history="1">
+          <w:r>
+            <w:rPr>
+              <w:rStyle w:val="Hyperlink"/>
+            </w:rPr>
+            <w:t>naar</w:t>
+          </w:r>
+        </w:hyperlink>
+      </w:r>
+      <w:r>
+        <w:rPr>
+          <w:u w:val="single" w:color="0000ff"/>
+          <w:rFonts w:ascii="Charis SIL Regular" w:hAnsi="Charis SIL Regular" w:eastAsia="Charis SIL Regular"/>
+          <w:b w:val="0"/>
+          <w:i w:val="0"/>
+          <w:color w:val="000000"/>
+          <w:sz w:val="24"/>
+        </w:rPr>
+        <w:t xml:space="preserve"> </w:t>
       </w:r>
       <w:r>
         <w:rPr>
@@ -2231,7 +2279,7 @@
           <w:sz w:val="24"/>
           <w:u w:val="single"/>
         </w:rPr>
-        <w:hyperlink r:id="rId25" w:history="1">
+        <w:hyperlink r:id="rId24" w:history="1">
           <w:r>
             <w:rPr>
               <w:rStyle w:val="Hyperlink"/>
@@ -2260,7 +2308,7 @@
           <w:color w:val="000000"/>
           <w:sz w:val="24"/>
         </w:rPr>
-        <w:hyperlink r:id="rId25" w:history="1">
+        <w:hyperlink r:id="rId24" w:history="1">
           <w:r>
             <w:rPr>
               <w:rStyle w:val="Hyperlink"/>
@@ -2278,7 +2326,7 @@
           <w:color w:val="000000"/>
           <w:sz w:val="24"/>
         </w:rPr>
-        <w:hyperlink r:id="rId25" w:history="1">
+        <w:hyperlink r:id="rId24" w:history="1">
           <w:r>
             <w:rPr>
               <w:rStyle w:val="Hyperlink"/>
@@ -2317,7 +2365,7 @@
           <w:color w:val="000000"/>
           <w:sz w:val="24"/>
         </w:rPr>
-        <w:hyperlink r:id="rId26" w:history="1">
+        <w:hyperlink r:id="rId25" w:history="1">
           <w:r>
             <w:rPr>
               <w:rStyle w:val="Hyperlink"/>
@@ -2335,7 +2383,7 @@
           <w:color w:val="000000"/>
           <w:sz w:val="24"/>
         </w:rPr>
-        <w:hyperlink r:id="rId26" w:history="1">
+        <w:hyperlink r:id="rId25" w:history="1">
           <w:r>
             <w:rPr>
               <w:rStyle w:val="Hyperlink"/>
@@ -2353,7 +2401,7 @@
           <w:color w:val="000000"/>
           <w:sz w:val="24"/>
         </w:rPr>
-        <w:hyperlink r:id="rId26" w:history="1">
+        <w:hyperlink r:id="rId25" w:history="1">
           <w:r>
             <w:rPr>
               <w:rStyle w:val="Hyperlink"/>
@@ -2391,7 +2439,7 @@
           <w:color w:val="000000"/>
           <w:sz w:val="24"/>
         </w:rPr>
-        <w:hyperlink r:id="rId27" w:history="1">
+        <w:hyperlink r:id="rId26" w:history="1">
           <w:r>
             <w:rPr>
               <w:rStyle w:val="Hyperlink"/>
@@ -2419,7 +2467,7 @@
           <w:sz w:val="24"/>
           <w:u w:val="single"/>
         </w:rPr>
-        <w:hyperlink r:id="rId28" w:history="1">
+        <w:hyperlink r:id="rId27" w:history="1">
           <w:r>
             <w:rPr>
               <w:rStyle w:val="Hyperlink"/>
@@ -2468,7 +2516,7 @@
           <w:color w:val="000000"/>
           <w:sz w:val="24"/>
         </w:rPr>
-        <w:hyperlink r:id="rId28" w:history="1">
+        <w:hyperlink r:id="rId27" w:history="1">
           <w:r>
             <w:rPr>
               <w:rStyle w:val="Hyperlink"/>
@@ -2496,7 +2544,7 @@
           <w:sz w:val="24"/>
           <w:u w:val="single"/>
         </w:rPr>
-        <w:hyperlink r:id="rId29" w:history="1">
+        <w:hyperlink r:id="rId28" w:history="1">
           <w:r>
             <w:rPr>
               <w:rStyle w:val="Hyperlink"/>
@@ -2525,7 +2573,7 @@
           <w:sz w:val="24"/>
           <w:u w:val="single"/>
         </w:rPr>
-        <w:hyperlink r:id="rId29" w:history="1">
+        <w:hyperlink r:id="rId28" w:history="1">
           <w:r>
             <w:rPr>
               <w:rStyle w:val="Hyperlink"/>
@@ -2554,7 +2602,7 @@
           <w:sz w:val="24"/>
           <w:u w:val="single"/>
         </w:rPr>
-        <w:hyperlink r:id="rId29" w:history="1">
+        <w:hyperlink r:id="rId28" w:history="1">
           <w:r>
             <w:rPr>
               <w:rStyle w:val="Hyperlink"/>
@@ -2592,7 +2640,7 @@
           <w:color w:val="000000"/>
           <w:sz w:val="24"/>
         </w:rPr>
-        <w:hyperlink r:id="rId29" w:history="1">
+        <w:hyperlink r:id="rId28" w:history="1">
           <w:r>
             <w:rPr>
               <w:rStyle w:val="Hyperlink"/>
@@ -2610,7 +2658,7 @@
           <w:color w:val="000000"/>
           <w:sz w:val="24"/>
         </w:rPr>
-        <w:hyperlink r:id="rId29" w:history="1">
+        <w:hyperlink r:id="rId28" w:history="1">
           <w:r>
             <w:rPr>
               <w:rStyle w:val="Hyperlink"/>
@@ -2628,7 +2676,7 @@
           <w:color w:val="000000"/>
           <w:sz w:val="24"/>
         </w:rPr>
-        <w:hyperlink r:id="rId29" w:history="1">
+        <w:hyperlink r:id="rId28" w:history="1">
           <w:r>
             <w:rPr>
               <w:rStyle w:val="Hyperlink"/>
@@ -2646,7 +2694,7 @@
           <w:color w:val="000000"/>
           <w:sz w:val="24"/>
         </w:rPr>
-        <w:hyperlink r:id="rId29" w:history="1">
+        <w:hyperlink r:id="rId28" w:history="1">
           <w:r>
             <w:rPr>
               <w:rStyle w:val="Hyperlink"/>
@@ -2664,7 +2712,7 @@
           <w:color w:val="000000"/>
           <w:sz w:val="24"/>
         </w:rPr>
-        <w:hyperlink r:id="rId29" w:history="1">
+        <w:hyperlink r:id="rId28" w:history="1">
           <w:r>
             <w:rPr>
               <w:rStyle w:val="Hyperlink"/>
@@ -2702,7 +2750,7 @@
           <w:sz w:val="24"/>
           <w:u w:val="single"/>
         </w:rPr>
-        <w:hyperlink r:id="rId30" w:history="1">
+        <w:hyperlink r:id="rId29" w:history="1">
           <w:r>
             <w:rPr>
               <w:rStyle w:val="Hyperlink"/>
@@ -2770,7 +2818,7 @@
           <w:sz w:val="24"/>
           <w:u w:val="single"/>
         </w:rPr>
-        <w:hyperlink r:id="rId31" w:history="1">
+        <w:hyperlink r:id="rId30" w:history="1">
           <w:r>
             <w:rPr>
               <w:rStyle w:val="Hyperlink"/>
@@ -2799,7 +2847,7 @@
           <w:sz w:val="24"/>
           <w:u w:val="single"/>
         </w:rPr>
-        <w:hyperlink r:id="rId31" w:history="1">
+        <w:hyperlink r:id="rId30" w:history="1">
           <w:r>
             <w:rPr>
               <w:rStyle w:val="Hyperlink"/>
@@ -2828,7 +2876,7 @@
           <w:sz w:val="24"/>
           <w:u w:val="single"/>
         </w:rPr>
-        <w:hyperlink r:id="rId31" w:history="1">
+        <w:hyperlink r:id="rId30" w:history="1">
           <w:r>
             <w:rPr>
               <w:rStyle w:val="Hyperlink"/>
@@ -2857,7 +2905,7 @@
           <w:sz w:val="24"/>
           <w:u w:val="single"/>
         </w:rPr>
-        <w:hyperlink r:id="rId31" w:history="1">
+        <w:hyperlink r:id="rId30" w:history="1">
           <w:r>
             <w:rPr>
               <w:rStyle w:val="Hyperlink"/>
@@ -2886,7 +2934,7 @@
           <w:sz w:val="24"/>
           <w:u w:val="single"/>
         </w:rPr>
-        <w:hyperlink r:id="rId31" w:history="1">
+        <w:hyperlink r:id="rId30" w:history="1">
           <w:r>
             <w:rPr>
               <w:rStyle w:val="Hyperlink"/>
@@ -2915,7 +2963,7 @@
           <w:sz w:val="24"/>
           <w:u w:val="single"/>
         </w:rPr>
-        <w:hyperlink r:id="rId31" w:history="1">
+        <w:hyperlink r:id="rId30" w:history="1">
           <w:r>
             <w:rPr>
               <w:rStyle w:val="Hyperlink"/>
@@ -2944,7 +2992,7 @@
           <w:sz w:val="24"/>
           <w:u w:val="single"/>
         </w:rPr>
-        <w:hyperlink r:id="rId31" w:history="1">
+        <w:hyperlink r:id="rId30" w:history="1">
           <w:r>
             <w:rPr>
               <w:rStyle w:val="Hyperlink"/>
@@ -2982,7 +3030,7 @@
           <w:color w:val="000000"/>
           <w:sz w:val="24"/>
         </w:rPr>
-        <w:hyperlink r:id="rId31" w:history="1">
+        <w:hyperlink r:id="rId30" w:history="1">
           <w:r>
             <w:rPr>
               <w:rStyle w:val="Hyperlink"/>
@@ -3000,7 +3048,7 @@
           <w:color w:val="000000"/>
           <w:sz w:val="24"/>
         </w:rPr>
-        <w:hyperlink r:id="rId31" w:history="1">
+        <w:hyperlink r:id="rId30" w:history="1">
           <w:r>
             <w:rPr>
               <w:rStyle w:val="Hyperlink"/>
@@ -3018,7 +3066,7 @@
           <w:color w:val="000000"/>
           <w:sz w:val="24"/>
         </w:rPr>
-        <w:hyperlink r:id="rId31" w:history="1">
+        <w:hyperlink r:id="rId30" w:history="1">
           <w:r>
             <w:rPr>
               <w:rStyle w:val="Hyperlink"/>
@@ -3036,7 +3084,7 @@
           <w:color w:val="000000"/>
           <w:sz w:val="24"/>
         </w:rPr>
-        <w:hyperlink r:id="rId31" w:history="1">
+        <w:hyperlink r:id="rId30" w:history="1">
           <w:r>
             <w:rPr>
               <w:rStyle w:val="Hyperlink"/>
@@ -3054,7 +3102,7 @@
           <w:color w:val="000000"/>
           <w:sz w:val="24"/>
         </w:rPr>
-        <w:hyperlink r:id="rId31" w:history="1">
+        <w:hyperlink r:id="rId30" w:history="1">
           <w:r>
             <w:rPr>
               <w:rStyle w:val="Hyperlink"/>
@@ -3072,7 +3120,7 @@
           <w:color w:val="000000"/>
           <w:sz w:val="24"/>
         </w:rPr>
-        <w:hyperlink r:id="rId31" w:history="1">
+        <w:hyperlink r:id="rId30" w:history="1">
           <w:r>
             <w:rPr>
               <w:rStyle w:val="Hyperlink"/>
@@ -3090,7 +3138,7 @@
           <w:color w:val="000000"/>
           <w:sz w:val="24"/>
         </w:rPr>
-        <w:hyperlink r:id="rId31" w:history="1">
+        <w:hyperlink r:id="rId30" w:history="1">
           <w:r>
             <w:rPr>
               <w:rStyle w:val="Hyperlink"/>
@@ -3108,7 +3156,7 @@
           <w:color w:val="000000"/>
           <w:sz w:val="24"/>
         </w:rPr>
-        <w:hyperlink r:id="rId31" w:history="1">
+        <w:hyperlink r:id="rId30" w:history="1">
           <w:r>
             <w:rPr>
               <w:rStyle w:val="Hyperlink"/>
@@ -3126,7 +3174,7 @@
           <w:color w:val="000000"/>
           <w:sz w:val="24"/>
         </w:rPr>
-        <w:hyperlink r:id="rId31" w:history="1">
+        <w:hyperlink r:id="rId30" w:history="1">
           <w:r>
             <w:rPr>
               <w:rStyle w:val="Hyperlink"/>
@@ -3162,7 +3210,7 @@
           <w:sz w:val="24"/>
           <w:u w:val="single"/>
         </w:rPr>
-        <w:hyperlink r:id="rId31" w:history="1">
+        <w:hyperlink r:id="rId30" w:history="1">
           <w:r>
             <w:rPr>
               <w:rStyle w:val="Hyperlink"/>
@@ -3180,7 +3228,7 @@
           <w:sz w:val="24"/>
           <w:u w:val="single"/>
         </w:rPr>
-        <w:hyperlink r:id="rId31" w:history="1">
+        <w:hyperlink r:id="rId30" w:history="1">
           <w:r>
             <w:rPr>
               <w:rStyle w:val="Hyperlink"/>
@@ -3209,7 +3257,7 @@
           <w:sz w:val="24"/>
           <w:u w:val="single"/>
         </w:rPr>
-        <w:hyperlink r:id="rId31" w:history="1">
+        <w:hyperlink r:id="rId30" w:history="1">
           <w:r>
             <w:rPr>
               <w:rStyle w:val="Hyperlink"/>
@@ -3238,7 +3286,7 @@
           <w:sz w:val="24"/>
           <w:u w:val="single"/>
         </w:rPr>
-        <w:hyperlink r:id="rId31" w:history="1">
+        <w:hyperlink r:id="rId30" w:history="1">
           <w:r>
             <w:rPr>
               <w:rStyle w:val="Hyperlink"/>
@@ -3256,7 +3304,7 @@
           <w:sz w:val="24"/>
           <w:u w:val="single"/>
         </w:rPr>
-        <w:hyperlink r:id="rId32" w:history="1">
+        <w:hyperlink r:id="rId31" w:history="1">
           <w:r>
             <w:rPr>
               <w:rStyle w:val="Hyperlink"/>
@@ -3294,7 +3342,7 @@
           <w:color w:val="000000"/>
           <w:sz w:val="24"/>
         </w:rPr>
-        <w:hyperlink r:id="rId32" w:history="1">
+        <w:hyperlink r:id="rId31" w:history="1">
           <w:r>
             <w:rPr>
               <w:rStyle w:val="Hyperlink"/>
@@ -3312,7 +3360,7 @@
           <w:color w:val="000000"/>
           <w:sz w:val="24"/>
         </w:rPr>
-        <w:hyperlink r:id="rId32" w:history="1">
+        <w:hyperlink r:id="rId31" w:history="1">
           <w:r>
             <w:rPr>
               <w:rStyle w:val="Hyperlink"/>
@@ -3330,7 +3378,7 @@
           <w:color w:val="000000"/>
           <w:sz w:val="24"/>
         </w:rPr>
-        <w:hyperlink r:id="rId32" w:history="1">
+        <w:hyperlink r:id="rId31" w:history="1">
           <w:r>
             <w:rPr>
               <w:rStyle w:val="Hyperlink"/>
@@ -3437,7 +3485,7 @@
           <w:sz w:val="24"/>
           <w:u w:val="single"/>
         </w:rPr>
-        <w:hyperlink r:id="rId33" w:history="1">
+        <w:hyperlink r:id="rId32" w:history="1">
           <w:r>
             <w:rPr>
               <w:rStyle w:val="Hyperlink"/>
@@ -3466,7 +3514,7 @@
           <w:sz w:val="24"/>
           <w:u w:val="single"/>
         </w:rPr>
-        <w:hyperlink r:id="rId33" w:history="1">
+        <w:hyperlink r:id="rId32" w:history="1">
           <w:r>
             <w:rPr>
               <w:rStyle w:val="Hyperlink"/>
@@ -3495,7 +3543,7 @@
           <w:sz w:val="24"/>
           <w:u w:val="single"/>
         </w:rPr>
-        <w:hyperlink r:id="rId33" w:history="1">
+        <w:hyperlink r:id="rId32" w:history="1">
           <w:r>
             <w:rPr>
               <w:rStyle w:val="Hyperlink"/>
@@ -3523,7 +3571,7 @@
           <w:color w:val="000000"/>
           <w:sz w:val="24"/>
         </w:rPr>
-        <w:hyperlink r:id="rId33" w:history="1">
+        <w:hyperlink r:id="rId32" w:history="1">
           <w:r>
             <w:rPr>
               <w:rStyle w:val="Hyperlink"/>
@@ -3541,7 +3589,7 @@
           <w:color w:val="000000"/>
           <w:sz w:val="24"/>
         </w:rPr>
-        <w:hyperlink r:id="rId33" w:history="1">
+        <w:hyperlink r:id="rId32" w:history="1">
           <w:r>
             <w:rPr>
               <w:rStyle w:val="Hyperlink"/>
@@ -3559,7 +3607,7 @@
           <w:color w:val="000000"/>
           <w:sz w:val="24"/>
         </w:rPr>
-        <w:hyperlink r:id="rId33" w:history="1">
+        <w:hyperlink r:id="rId32" w:history="1">
           <w:r>
             <w:rPr>
               <w:rStyle w:val="Hyperlink"/>
@@ -3577,7 +3625,7 @@
           <w:color w:val="000000"/>
           <w:sz w:val="24"/>
         </w:rPr>
-        <w:hyperlink r:id="rId33" w:history="1">
+        <w:hyperlink r:id="rId32" w:history="1">
           <w:r>
             <w:rPr>
               <w:rStyle w:val="Hyperlink"/>
@@ -3595,7 +3643,7 @@
           <w:color w:val="000000"/>
           <w:sz w:val="24"/>
         </w:rPr>
-        <w:hyperlink r:id="rId33" w:history="1">
+        <w:hyperlink r:id="rId32" w:history="1">
           <w:r>
             <w:rPr>
               <w:rStyle w:val="Hyperlink"/>
@@ -3623,7 +3671,7 @@
           <w:sz w:val="24"/>
           <w:u w:val="single"/>
         </w:rPr>
-        <w:hyperlink r:id="rId34" w:history="1">
+        <w:hyperlink r:id="rId33" w:history="1">
           <w:r>
             <w:rPr>
               <w:rStyle w:val="Hyperlink"/>
@@ -3652,7 +3700,7 @@
           <w:sz w:val="24"/>
           <w:u w:val="single"/>
         </w:rPr>
-        <w:hyperlink r:id="rId34" w:history="1">
+        <w:hyperlink r:id="rId33" w:history="1">
           <w:r>
             <w:rPr>
               <w:rStyle w:val="Hyperlink"/>
@@ -3670,7 +3718,7 @@
           <w:sz w:val="24"/>
           <w:u w:val="single"/>
         </w:rPr>
-        <w:hyperlink r:id="rId34" w:history="1">
+        <w:hyperlink r:id="rId33" w:history="1">
           <w:r>
             <w:rPr>
               <w:rStyle w:val="Hyperlink"/>
@@ -3708,7 +3756,7 @@
           <w:sz w:val="24"/>
           <w:u w:val="single"/>
         </w:rPr>
-        <w:hyperlink r:id="rId35" w:history="1">
+        <w:hyperlink r:id="rId34" w:history="1">
           <w:r>
             <w:rPr>
               <w:rStyle w:val="Hyperlink"/>
@@ -3737,7 +3785,7 @@
           <w:sz w:val="24"/>
           <w:u w:val="single"/>
         </w:rPr>
-        <w:hyperlink r:id="rId35" w:history="1">
+        <w:hyperlink r:id="rId34" w:history="1">
           <w:r>
             <w:rPr>
               <w:rStyle w:val="Hyperlink"/>
@@ -3766,7 +3814,7 @@
           <w:sz w:val="24"/>
           <w:u w:val="single"/>
         </w:rPr>
-        <w:hyperlink r:id="rId35" w:history="1">
+        <w:hyperlink r:id="rId34" w:history="1">
           <w:r>
             <w:rPr>
               <w:rStyle w:val="Hyperlink"/>
@@ -3795,7 +3843,7 @@
           <w:sz w:val="24"/>
           <w:u w:val="single"/>
         </w:rPr>
-        <w:hyperlink r:id="rId35" w:history="1">
+        <w:hyperlink r:id="rId34" w:history="1">
           <w:r>
             <w:rPr>
               <w:rStyle w:val="Hyperlink"/>
@@ -3811,9 +3859,8 @@
           <w:i w:val="0"/>
           <w:color w:val="0000FF"/>
           <w:sz w:val="24"/>
-          <w:u w:val="single"/>
-        </w:rPr>
-        <w:hyperlink r:id="rId35" w:history="1">
+        </w:rPr>
+        <w:hyperlink r:id="rId34" w:history="1">
           <w:r>
             <w:rPr>
               <w:rStyle w:val="Hyperlink"/>
@@ -3831,7 +3878,7 @@
           <w:sz w:val="24"/>
           <w:u w:val="single"/>
         </w:rPr>
-        <w:hyperlink r:id="rId35" w:history="1">
+        <w:hyperlink r:id="rId34" w:history="1">
           <w:r>
             <w:rPr>
               <w:rStyle w:val="Hyperlink"/>
@@ -3849,7 +3896,7 @@
           <w:color w:val="000000"/>
           <w:sz w:val="24"/>
         </w:rPr>
-        <w:hyperlink r:id="rId34" w:history="1">
+        <w:hyperlink r:id="rId33" w:history="1">
           <w:r>
             <w:rPr>
               <w:rStyle w:val="Hyperlink"/>
@@ -3867,7 +3914,7 @@
           <w:color w:val="000000"/>
           <w:sz w:val="24"/>
         </w:rPr>
-        <w:hyperlink r:id="rId34" w:history="1">
+        <w:hyperlink r:id="rId33" w:history="1">
           <w:r>
             <w:rPr>
               <w:rStyle w:val="Hyperlink"/>
@@ -3885,7 +3932,7 @@
           <w:color w:val="000000"/>
           <w:sz w:val="24"/>
         </w:rPr>
-        <w:hyperlink r:id="rId34" w:history="1">
+        <w:hyperlink r:id="rId33" w:history="1">
           <w:r>
             <w:rPr>
               <w:rStyle w:val="Hyperlink"/>
@@ -3903,7 +3950,7 @@
           <w:color w:val="000000"/>
           <w:sz w:val="24"/>
         </w:rPr>
-        <w:hyperlink r:id="rId34" w:history="1">
+        <w:hyperlink r:id="rId33" w:history="1">
           <w:r>
             <w:rPr>
               <w:rStyle w:val="Hyperlink"/>
@@ -3941,7 +3988,14 @@
           <w:sz w:val="24"/>
           <w:u w:val="single"/>
         </w:rPr>
-        <w:t>restitutiev</w:t>
+        <w:hyperlink r:id="rId35" w:history="1">
+          <w:r>
+            <w:rPr>
+              <w:rStyle w:val="Hyperlink"/>
+            </w:rPr>
+            <w:t>restitutiev</w:t>
+          </w:r>
+        </w:hyperlink>
       </w:r>
       <w:r>
         <w:rPr>
@@ -3952,7 +4006,7 @@
           <w:sz w:val="24"/>
           <w:u w:val="single"/>
         </w:rPr>
-        <w:hyperlink r:id="rId35" w:history="1">
+        <w:hyperlink r:id="rId34" w:history="1">
           <w:r>
             <w:rPr>
               <w:rStyle w:val="Hyperlink"/>
@@ -3970,7 +4024,7 @@
           <w:color w:val="000000"/>
           <w:sz w:val="24"/>
         </w:rPr>
-        <w:hyperlink r:id="rId35" w:history="1">
+        <w:hyperlink r:id="rId34" w:history="1">
           <w:r>
             <w:rPr>
               <w:rStyle w:val="Hyperlink"/>
@@ -3988,7 +4042,7 @@
           <w:color w:val="000000"/>
           <w:sz w:val="24"/>
         </w:rPr>
-        <w:hyperlink r:id="rId35" w:history="1">
+        <w:hyperlink r:id="rId34" w:history="1">
           <w:r>
             <w:rPr>
               <w:rStyle w:val="Hyperlink"/>
@@ -4006,7 +4060,7 @@
           <w:color w:val="000000"/>
           <w:sz w:val="24"/>
         </w:rPr>
-        <w:hyperlink r:id="rId35" w:history="1">
+        <w:hyperlink r:id="rId34" w:history="1">
           <w:r>
             <w:rPr>
               <w:rStyle w:val="Hyperlink"/>
@@ -4024,7 +4078,7 @@
           <w:color w:val="000000"/>
           <w:sz w:val="24"/>
         </w:rPr>
-        <w:hyperlink r:id="rId35" w:history="1">
+        <w:hyperlink r:id="rId34" w:history="1">
           <w:r>
             <w:rPr>
               <w:rStyle w:val="Hyperlink"/>
@@ -4042,7 +4096,7 @@
           <w:color w:val="000000"/>
           <w:sz w:val="24"/>
         </w:rPr>
-        <w:hyperlink r:id="rId35" w:history="1">
+        <w:hyperlink r:id="rId34" w:history="1">
           <w:r>
             <w:rPr>
               <w:rStyle w:val="Hyperlink"/>
@@ -4060,7 +4114,7 @@
           <w:color w:val="000000"/>
           <w:sz w:val="24"/>
         </w:rPr>
-        <w:hyperlink r:id="rId35" w:history="1">
+        <w:hyperlink r:id="rId34" w:history="1">
           <w:r>
             <w:rPr>
               <w:rStyle w:val="Hyperlink"/>
@@ -4078,7 +4132,7 @@
           <w:color w:val="000000"/>
           <w:sz w:val="24"/>
         </w:rPr>
-        <w:hyperlink r:id="rId35" w:history="1">
+        <w:hyperlink r:id="rId34" w:history="1">
           <w:r>
             <w:rPr>
               <w:rStyle w:val="Hyperlink"/>
@@ -4138,7 +4192,7 @@
           <w:color w:val="000000"/>
           <w:sz w:val="24"/>
         </w:rPr>
-        <w:hyperlink r:id="rId36" w:history="1">
+        <w:hyperlink r:id="rId35" w:history="1">
           <w:r>
             <w:rPr>
               <w:rStyle w:val="Hyperlink"/>
@@ -4365,7 +4419,7 @@
           <w:sz w:val="24"/>
           <w:u w:val="single"/>
         </w:rPr>
-        <w:hyperlink r:id="rId37" w:history="1">
+        <w:hyperlink r:id="rId36" w:history="1">
           <w:r>
             <w:rPr>
               <w:rStyle w:val="Hyperlink"/>
@@ -4383,7 +4437,7 @@
           <w:sz w:val="24"/>
           <w:u w:val="single"/>
         </w:rPr>
-        <w:hyperlink r:id="rId37" w:history="1">
+        <w:hyperlink r:id="rId36" w:history="1">
           <w:r>
             <w:rPr>
               <w:rStyle w:val="Hyperlink"/>
@@ -4401,7 +4455,7 @@
           <w:sz w:val="24"/>
           <w:u w:val="single"/>
         </w:rPr>
-        <w:hyperlink r:id="rId37" w:history="1">
+        <w:hyperlink r:id="rId36" w:history="1">
           <w:r>
             <w:rPr>
               <w:rStyle w:val="Hyperlink"/>
@@ -4419,7 +4473,7 @@
           <w:sz w:val="24"/>
           <w:u w:val="single"/>
         </w:rPr>
-        <w:hyperlink r:id="rId37" w:history="1">
+        <w:hyperlink r:id="rId36" w:history="1">
           <w:r>
             <w:rPr>
               <w:rStyle w:val="Hyperlink"/>
@@ -4437,7 +4491,7 @@
           <w:sz w:val="24"/>
           <w:u w:val="single"/>
         </w:rPr>
-        <w:hyperlink r:id="rId37" w:history="1">
+        <w:hyperlink r:id="rId36" w:history="1">
           <w:r>
             <w:rPr>
               <w:rStyle w:val="Hyperlink"/>
@@ -4555,7 +4609,7 @@
           <w:sz w:val="24"/>
           <w:u w:val="single"/>
         </w:rPr>
-        <w:hyperlink r:id="rId38" w:history="1">
+        <w:hyperlink r:id="rId37" w:history="1">
           <w:r>
             <w:rPr>
               <w:rStyle w:val="Hyperlink"/>
@@ -4573,7 +4627,7 @@
           <w:sz w:val="24"/>
           <w:u w:val="single"/>
         </w:rPr>
-        <w:hyperlink r:id="rId38" w:history="1">
+        <w:hyperlink r:id="rId37" w:history="1">
           <w:r>
             <w:rPr>
               <w:rStyle w:val="Hyperlink"/>
@@ -4591,7 +4645,7 @@
           <w:sz w:val="24"/>
           <w:u w:val="single"/>
         </w:rPr>
-        <w:hyperlink r:id="rId38" w:history="1">
+        <w:hyperlink r:id="rId37" w:history="1">
           <w:r>
             <w:rPr>
               <w:rStyle w:val="Hyperlink"/>
@@ -4609,7 +4663,7 @@
           <w:sz w:val="24"/>
           <w:u w:val="single"/>
         </w:rPr>
-        <w:hyperlink r:id="rId38" w:history="1">
+        <w:hyperlink r:id="rId37" w:history="1">
           <w:r>
             <w:rPr>
               <w:rStyle w:val="Hyperlink"/>
@@ -4717,7 +4771,7 @@
           <w:sz w:val="24"/>
           <w:u w:val="single"/>
         </w:rPr>
-        <w:hyperlink r:id="rId39" w:history="1">
+        <w:hyperlink r:id="rId38" w:history="1">
           <w:r>
             <w:rPr>
               <w:rStyle w:val="Hyperlink"/>
@@ -4735,7 +4789,7 @@
           <w:sz w:val="24"/>
           <w:u w:val="single"/>
         </w:rPr>
-        <w:hyperlink r:id="rId39" w:history="1">
+        <w:hyperlink r:id="rId38" w:history="1">
           <w:r>
             <w:rPr>
               <w:rStyle w:val="Hyperlink"/>
@@ -4753,7 +4807,7 @@
           <w:sz w:val="24"/>
           <w:u w:val="single"/>
         </w:rPr>
-        <w:hyperlink r:id="rId39" w:history="1">
+        <w:hyperlink r:id="rId38" w:history="1">
           <w:r>
             <w:rPr>
               <w:rStyle w:val="Hyperlink"/>
@@ -4771,7 +4825,7 @@
           <w:sz w:val="24"/>
           <w:u w:val="single"/>
         </w:rPr>
-        <w:hyperlink r:id="rId39" w:history="1">
+        <w:hyperlink r:id="rId38" w:history="1">
           <w:r>
             <w:rPr>
               <w:rStyle w:val="Hyperlink"/>
@@ -4799,7 +4853,7 @@
           <w:sz w:val="24"/>
           <w:u w:val="single"/>
         </w:rPr>
-        <w:hyperlink r:id="rId40" w:history="1">
+        <w:hyperlink r:id="rId39" w:history="1">
           <w:r>
             <w:rPr>
               <w:rStyle w:val="Hyperlink"/>
@@ -4817,7 +4871,7 @@
           <w:sz w:val="24"/>
           <w:u w:val="single"/>
         </w:rPr>
-        <w:hyperlink r:id="rId40" w:history="1">
+        <w:hyperlink r:id="rId39" w:history="1">
           <w:r>
             <w:rPr>
               <w:rStyle w:val="Hyperlink"/>
@@ -4852,14 +4906,7 @@
           <w:color w:val="000000"/>
           <w:sz w:val="24"/>
         </w:rPr>
-        <w:hyperlink r:id="rId39" w:history="1">
-          <w:r>
-            <w:rPr>
-              <w:rStyle w:val="Hyperlink"/>
-            </w:rPr>
-            <w:t xml:space="preserve">, </w:t>
-          </w:r>
-        </w:hyperlink>
+        <w:t xml:space="preserve">, </w:t>
       </w:r>
       <w:r>
         <w:rPr>
@@ -4870,7 +4917,7 @@
           <w:sz w:val="24"/>
           <w:u w:val="single"/>
         </w:rPr>
-        <w:hyperlink r:id="rId39" w:history="1">
+        <w:hyperlink r:id="rId40" w:history="1">
           <w:r>
             <w:rPr>
               <w:rStyle w:val="Hyperlink"/>
@@ -4899,7 +4946,7 @@
           <w:sz w:val="24"/>
           <w:u w:val="single"/>
         </w:rPr>
-        <w:hyperlink r:id="rId39" w:history="1">
+        <w:hyperlink r:id="rId40" w:history="1">
           <w:r>
             <w:rPr>
               <w:rStyle w:val="Hyperlink"/>
@@ -4917,7 +4964,7 @@
           <w:sz w:val="24"/>
           <w:u w:val="single"/>
         </w:rPr>
-        <w:hyperlink r:id="rId39" w:history="1">
+        <w:hyperlink r:id="rId38" w:history="1">
           <w:r>
             <w:rPr>
               <w:rStyle w:val="Hyperlink"/>

--- a/EXPORTS/DOCX/published/niveau3/Dutch/KunsthandelVanLier.docx
+++ b/EXPORTS/DOCX/published/niveau3/Dutch/KunsthandelVanLier.docx
@@ -255,7 +255,82 @@
           <w:color w:val="000000"/>
           <w:sz w:val="24"/>
         </w:rPr>
-        <w:t xml:space="preserve">naar Amsterdam. </w:t>
+        <w:t>naar A</w:t>
+      </w:r>
+      <w:r>
+        <w:rPr>
+          <w:u w:val="single" w:color="0000ff"/>
+          <w:rFonts w:ascii="Charis SIL Regular" w:hAnsi="Charis SIL Regular" w:eastAsia="Charis SIL Regular"/>
+          <w:b w:val="0"/>
+          <w:i w:val="0"/>
+          <w:color w:val="000000"/>
+          <w:sz w:val="24"/>
+        </w:rPr>
+        <w:hyperlink r:id="rId9" w:history="1">
+          <w:r>
+            <w:rPr>
+              <w:rStyle w:val="Hyperlink"/>
+            </w:rPr>
+            <w:t>ms</w:t>
+          </w:r>
+        </w:hyperlink>
+      </w:r>
+      <w:r>
+        <w:rPr>
+          <w:u w:val="single" w:color="0000ff"/>
+          <w:rFonts w:ascii="Charis SIL Regular" w:hAnsi="Charis SIL Regular" w:eastAsia="Charis SIL Regular"/>
+          <w:b w:val="0"/>
+          <w:i w:val="0"/>
+          <w:color w:val="000000"/>
+          <w:sz w:val="24"/>
+        </w:rPr>
+        <w:hyperlink r:id="rId9" w:history="1">
+          <w:r>
+            <w:rPr>
+              <w:rStyle w:val="Hyperlink"/>
+            </w:rPr>
+            <w:t>t</w:t>
+          </w:r>
+        </w:hyperlink>
+      </w:r>
+      <w:r>
+        <w:rPr>
+          <w:u w:val="single" w:color="0000ff"/>
+          <w:rFonts w:ascii="Charis SIL Regular" w:hAnsi="Charis SIL Regular" w:eastAsia="Charis SIL Regular"/>
+          <w:b w:val="0"/>
+          <w:i w:val="0"/>
+          <w:color w:val="000000"/>
+          <w:sz w:val="24"/>
+        </w:rPr>
+        <w:hyperlink r:id="rId9" w:history="1">
+          <w:r>
+            <w:rPr>
+              <w:rStyle w:val="Hyperlink"/>
+            </w:rPr>
+            <w:t>erd</w:t>
+          </w:r>
+        </w:hyperlink>
+      </w:r>
+      <w:r>
+        <w:rPr>
+          <w:u w:val="single" w:color="0000ff"/>
+          <w:rFonts w:ascii="Charis SIL Regular" w:hAnsi="Charis SIL Regular" w:eastAsia="Charis SIL Regular"/>
+          <w:b w:val="0"/>
+          <w:i w:val="0"/>
+          <w:color w:val="000000"/>
+          <w:sz w:val="24"/>
+        </w:rPr>
+        <w:t>a</w:t>
+      </w:r>
+      <w:r>
+        <w:rPr>
+          <w:rFonts w:ascii="Charis SIL Regular" w:hAnsi="Charis SIL Regular" w:eastAsia="Charis SIL Regular"/>
+          <w:b w:val="0"/>
+          <w:i w:val="0"/>
+          <w:color w:val="000000"/>
+          <w:sz w:val="24"/>
+        </w:rPr>
+        <w:t xml:space="preserve">m. </w:t>
       </w:r>
       <w:r>
         <w:rPr>
@@ -614,7 +689,6 @@
           <w:i w:val="0"/>
           <w:color w:val="0000FF"/>
           <w:sz w:val="24"/>
-          <w:u w:val="single"/>
         </w:rPr>
         <w:hyperlink r:id="rId13" w:history="1">
           <w:r>
@@ -652,7 +726,32 @@
           <w:color w:val="000000"/>
           <w:sz w:val="24"/>
         </w:rPr>
-        <w:t xml:space="preserve"> en </w:t>
+        <w:hyperlink r:id="rId12" w:history="1">
+          <w:r>
+            <w:rPr>
+              <w:rStyle w:val="Hyperlink"/>
+            </w:rPr>
+            <w:t xml:space="preserve"> e</w:t>
+          </w:r>
+        </w:hyperlink>
+      </w:r>
+      <w:r>
+        <w:rPr>
+          <w:u w:val="single" w:color="0000ff"/>
+          <w:rFonts w:ascii="Charis SIL Regular" w:hAnsi="Charis SIL Regular" w:eastAsia="Charis SIL Regular"/>
+          <w:b w:val="0"/>
+          <w:i w:val="0"/>
+          <w:color w:val="000000"/>
+          <w:sz w:val="24"/>
+        </w:rPr>
+        <w:hyperlink r:id="rId12" w:history="1">
+          <w:r>
+            <w:rPr>
+              <w:rStyle w:val="Hyperlink"/>
+            </w:rPr>
+            <w:t xml:space="preserve">n </w:t>
+          </w:r>
+        </w:hyperlink>
       </w:r>
       <w:r>
         <w:rPr>
@@ -809,7 +908,7 @@
           <w:sz w:val="24"/>
           <w:u w:val="single"/>
         </w:rPr>
-        <w:hyperlink r:id="rId14" w:history="1">
+        <w:hyperlink r:id="rId13" w:history="1">
           <w:r>
             <w:rPr>
               <w:rStyle w:val="Hyperlink"/>
@@ -845,7 +944,7 @@
           <w:sz w:val="24"/>
           <w:u w:val="single"/>
         </w:rPr>
-        <w:hyperlink r:id="rId14" w:history="1">
+        <w:hyperlink r:id="rId15" w:history="1">
           <w:r>
             <w:rPr>
               <w:rStyle w:val="Hyperlink"/>
@@ -874,7 +973,7 @@
           <w:sz w:val="24"/>
           <w:u w:val="single"/>
         </w:rPr>
-        <w:hyperlink r:id="rId14" w:history="1">
+        <w:hyperlink r:id="rId15" w:history="1">
           <w:r>
             <w:rPr>
               <w:rStyle w:val="Hyperlink"/>
@@ -1003,7 +1102,7 @@
           <w:sz w:val="24"/>
           <w:u w:val="single"/>
         </w:rPr>
-        <w:hyperlink r:id="rId14" w:history="1">
+        <w:hyperlink r:id="rId16" w:history="1">
           <w:r>
             <w:rPr>
               <w:rStyle w:val="Hyperlink"/>
@@ -1089,7 +1188,7 @@
           <w:sz w:val="24"/>
           <w:u w:val="single"/>
         </w:rPr>
-        <w:hyperlink r:id="rId15" w:history="1">
+        <w:hyperlink r:id="rId17" w:history="1">
           <w:r>
             <w:rPr>
               <w:rStyle w:val="Hyperlink"/>
@@ -1129,7 +1228,7 @@
           <w:sz w:val="24"/>
           <w:u w:val="single"/>
         </w:rPr>
-        <w:hyperlink r:id="rId15" w:history="1">
+        <w:hyperlink r:id="rId17" w:history="1">
           <w:r>
             <w:rPr>
               <w:rStyle w:val="Hyperlink"/>
@@ -1286,7 +1385,7 @@
           <w:sz w:val="24"/>
           <w:u w:val="single"/>
         </w:rPr>
-        <w:hyperlink r:id="rId13" w:history="1">
+        <w:hyperlink r:id="rId18" w:history="1">
           <w:r>
             <w:rPr>
               <w:rStyle w:val="Hyperlink"/>
@@ -1304,7 +1403,7 @@
           <w:sz w:val="24"/>
           <w:u w:val="single"/>
         </w:rPr>
-        <w:hyperlink r:id="rId13" w:history="1">
+        <w:hyperlink r:id="rId18" w:history="1">
           <w:r>
             <w:rPr>
               <w:rStyle w:val="Hyperlink"/>
@@ -1350,7 +1449,7 @@
           <w:color w:val="000000"/>
           <w:sz w:val="24"/>
         </w:rPr>
-        <w:hyperlink r:id="rId15" w:history="1">
+        <w:hyperlink r:id="rId17" w:history="1">
           <w:r>
             <w:rPr>
               <w:rStyle w:val="Hyperlink"/>
@@ -1368,7 +1467,7 @@
           <w:color w:val="000000"/>
           <w:sz w:val="24"/>
         </w:rPr>
-        <w:hyperlink r:id="rId15" w:history="1">
+        <w:hyperlink r:id="rId17" w:history="1">
           <w:r>
             <w:rPr>
               <w:rStyle w:val="Hyperlink"/>
@@ -1399,7 +1498,7 @@
           <w:color w:val="000000"/>
           <w:sz w:val="24"/>
         </w:rPr>
-        <w:hyperlink r:id="rId17" w:history="1">
+        <w:hyperlink r:id="rId18" w:history="1">
           <w:r>
             <w:rPr>
               <w:rStyle w:val="Hyperlink"/>
@@ -1417,7 +1516,7 @@
           <w:color w:val="000000"/>
           <w:sz w:val="24"/>
         </w:rPr>
-        <w:hyperlink r:id="rId17" w:history="1">
+        <w:hyperlink r:id="rId18" w:history="1">
           <w:r>
             <w:rPr>
               <w:rStyle w:val="Hyperlink"/>
@@ -1435,7 +1534,7 @@
           <w:color w:val="000000"/>
           <w:sz w:val="24"/>
         </w:rPr>
-        <w:hyperlink r:id="rId17" w:history="1">
+        <w:hyperlink r:id="rId18" w:history="1">
           <w:r>
             <w:rPr>
               <w:rStyle w:val="Hyperlink"/>
@@ -1453,7 +1552,7 @@
           <w:color w:val="000000"/>
           <w:sz w:val="24"/>
         </w:rPr>
-        <w:hyperlink r:id="rId17" w:history="1">
+        <w:hyperlink r:id="rId18" w:history="1">
           <w:r>
             <w:rPr>
               <w:rStyle w:val="Hyperlink"/>
@@ -1481,7 +1580,7 @@
           <w:sz w:val="24"/>
           <w:u w:val="single"/>
         </w:rPr>
-        <w:hyperlink r:id="rId18" w:history="1">
+        <w:hyperlink r:id="rId19" w:history="1">
           <w:r>
             <w:rPr>
               <w:rStyle w:val="Hyperlink"/>
@@ -1509,7 +1608,7 @@
           <w:sz w:val="24"/>
           <w:u w:val="single"/>
         </w:rPr>
-        <w:hyperlink r:id="rId19" w:history="1">
+        <w:hyperlink r:id="rId20" w:history="1">
           <w:r>
             <w:rPr>
               <w:rStyle w:val="Hyperlink"/>
@@ -1537,7 +1636,7 @@
           <w:sz w:val="24"/>
           <w:u w:val="single"/>
         </w:rPr>
-        <w:hyperlink r:id="rId20" w:history="1">
+        <w:hyperlink r:id="rId21" w:history="1">
           <w:r>
             <w:rPr>
               <w:rStyle w:val="Hyperlink"/>
@@ -1565,7 +1664,7 @@
           <w:sz w:val="24"/>
           <w:u w:val="single"/>
         </w:rPr>
-        <w:hyperlink r:id="rId21" w:history="1">
+        <w:hyperlink r:id="rId22" w:history="1">
           <w:r>
             <w:rPr>
               <w:rStyle w:val="Hyperlink"/>
@@ -1603,7 +1702,7 @@
           <w:color w:val="000000"/>
           <w:sz w:val="24"/>
         </w:rPr>
-        <w:hyperlink r:id="rId18" w:history="1">
+        <w:hyperlink r:id="rId19" w:history="1">
           <w:r>
             <w:rPr>
               <w:rStyle w:val="Hyperlink"/>
@@ -1642,7 +1741,7 @@
           <w:color w:val="000000"/>
           <w:sz w:val="24"/>
         </w:rPr>
-        <w:hyperlink r:id="rId19" w:history="1">
+        <w:hyperlink r:id="rId20" w:history="1">
           <w:r>
             <w:rPr>
               <w:rStyle w:val="Hyperlink"/>
@@ -1670,7 +1769,7 @@
           <w:color w:val="000000"/>
           <w:sz w:val="24"/>
         </w:rPr>
-        <w:hyperlink r:id="rId20" w:history="1">
+        <w:hyperlink r:id="rId21" w:history="1">
           <w:r>
             <w:rPr>
               <w:rStyle w:val="Hyperlink"/>
@@ -1687,7 +1786,7 @@
           <w:color w:val="000000"/>
           <w:sz w:val="24"/>
         </w:rPr>
-        <w:hyperlink r:id="rId20" w:history="1">
+        <w:hyperlink r:id="rId21" w:history="1">
           <w:r>
             <w:rPr>
               <w:rStyle w:val="Hyperlink"/>
@@ -1726,7 +1825,7 @@
           <w:color w:val="000000"/>
           <w:sz w:val="24"/>
         </w:rPr>
-        <w:hyperlink r:id="rId21" w:history="1">
+        <w:hyperlink r:id="rId22" w:history="1">
           <w:r>
             <w:rPr>
               <w:rStyle w:val="Hyperlink"/>
@@ -1767,7 +1866,7 @@
           <w:sz w:val="24"/>
           <w:u w:val="single"/>
         </w:rPr>
-        <w:hyperlink r:id="rId22" w:history="1">
+        <w:hyperlink r:id="rId23" w:history="1">
           <w:r>
             <w:rPr>
               <w:rStyle w:val="Hyperlink"/>
@@ -1796,7 +1895,7 @@
           <w:sz w:val="24"/>
           <w:u w:val="single"/>
         </w:rPr>
-        <w:hyperlink r:id="rId22" w:history="1">
+        <w:hyperlink r:id="rId23" w:history="1">
           <w:r>
             <w:rPr>
               <w:rStyle w:val="Hyperlink"/>
@@ -1947,7 +2046,7 @@
           <w:sz w:val="24"/>
           <w:u w:val="single"/>
         </w:rPr>
-        <w:hyperlink r:id="rId23" w:history="1">
+        <w:hyperlink r:id="rId24" w:history="1">
           <w:r>
             <w:rPr>
               <w:rStyle w:val="Hyperlink"/>
@@ -1976,7 +2075,7 @@
           <w:sz w:val="24"/>
           <w:u w:val="single"/>
         </w:rPr>
-        <w:hyperlink r:id="rId23" w:history="1">
+        <w:hyperlink r:id="rId24" w:history="1">
           <w:r>
             <w:rPr>
               <w:rStyle w:val="Hyperlink"/>
@@ -2005,7 +2104,7 @@
           <w:sz w:val="24"/>
           <w:u w:val="single"/>
         </w:rPr>
-        <w:hyperlink r:id="rId23" w:history="1">
+        <w:hyperlink r:id="rId24" w:history="1">
           <w:r>
             <w:rPr>
               <w:rStyle w:val="Hyperlink"/>
@@ -2036,7 +2135,7 @@
           <w:color w:val="000000"/>
           <w:sz w:val="24"/>
         </w:rPr>
-        <w:hyperlink r:id="rId23" w:history="1">
+        <w:hyperlink r:id="rId24" w:history="1">
           <w:r>
             <w:rPr>
               <w:rStyle w:val="Hyperlink"/>
@@ -2054,7 +2153,7 @@
           <w:color w:val="000000"/>
           <w:sz w:val="24"/>
         </w:rPr>
-        <w:hyperlink r:id="rId23" w:history="1">
+        <w:hyperlink r:id="rId24" w:history="1">
           <w:r>
             <w:rPr>
               <w:rStyle w:val="Hyperlink"/>
@@ -2072,7 +2171,7 @@
           <w:color w:val="000000"/>
           <w:sz w:val="24"/>
         </w:rPr>
-        <w:hyperlink r:id="rId23" w:history="1">
+        <w:hyperlink r:id="rId24" w:history="1">
           <w:r>
             <w:rPr>
               <w:rStyle w:val="Hyperlink"/>
@@ -2090,7 +2189,7 @@
           <w:color w:val="000000"/>
           <w:sz w:val="24"/>
         </w:rPr>
-        <w:hyperlink r:id="rId23" w:history="1">
+        <w:hyperlink r:id="rId24" w:history="1">
           <w:r>
             <w:rPr>
               <w:rStyle w:val="Hyperlink"/>
@@ -2118,7 +2217,7 @@
           <w:sz w:val="24"/>
           <w:u w:val="single"/>
         </w:rPr>
-        <w:hyperlink r:id="rId24" w:history="1">
+        <w:hyperlink r:id="rId25" w:history="1">
           <w:r>
             <w:rPr>
               <w:rStyle w:val="Hyperlink"/>
@@ -2136,7 +2235,7 @@
           <w:sz w:val="24"/>
           <w:u w:val="single"/>
         </w:rPr>
-        <w:hyperlink r:id="rId24" w:history="1">
+        <w:hyperlink r:id="rId25" w:history="1">
           <w:r>
             <w:rPr>
               <w:rStyle w:val="Hyperlink"/>
@@ -2165,7 +2264,7 @@
           <w:sz w:val="24"/>
           <w:u w:val="single"/>
         </w:rPr>
-        <w:hyperlink r:id="rId24" w:history="1">
+        <w:hyperlink r:id="rId25" w:history="1">
           <w:r>
             <w:rPr>
               <w:rStyle w:val="Hyperlink"/>
@@ -2193,7 +2292,7 @@
           <w:sz w:val="24"/>
           <w:u w:val="single"/>
         </w:rPr>
-        <w:hyperlink r:id="rId25" w:history="1">
+        <w:hyperlink r:id="rId26" w:history="1">
           <w:r>
             <w:rPr>
               <w:rStyle w:val="Hyperlink"/>
@@ -2222,7 +2321,7 @@
           <w:sz w:val="24"/>
           <w:u w:val="single"/>
         </w:rPr>
-        <w:hyperlink r:id="rId25" w:history="1">
+        <w:hyperlink r:id="rId26" w:history="1">
           <w:r>
             <w:rPr>
               <w:rStyle w:val="Hyperlink"/>
@@ -2243,32 +2342,13 @@
       </w:r>
       <w:r>
         <w:rPr>
-          <w:u w:val="single" w:color="0000ff"/>
           <w:rFonts w:ascii="Charis SIL Regular" w:hAnsi="Charis SIL Regular" w:eastAsia="Charis SIL Regular"/>
           <w:b w:val="0"/>
           <w:i w:val="0"/>
           <w:color w:val="000000"/>
           <w:sz w:val="24"/>
         </w:rPr>
-        <w:hyperlink r:id="rId24" w:history="1">
-          <w:r>
-            <w:rPr>
-              <w:rStyle w:val="Hyperlink"/>
-            </w:rPr>
-            <w:t>naar</w:t>
-          </w:r>
-        </w:hyperlink>
-      </w:r>
-      <w:r>
-        <w:rPr>
-          <w:u w:val="single" w:color="0000ff"/>
-          <w:rFonts w:ascii="Charis SIL Regular" w:hAnsi="Charis SIL Regular" w:eastAsia="Charis SIL Regular"/>
-          <w:b w:val="0"/>
-          <w:i w:val="0"/>
-          <w:color w:val="000000"/>
-          <w:sz w:val="24"/>
-        </w:rPr>
-        <w:t xml:space="preserve"> </w:t>
+        <w:t xml:space="preserve">naar </w:t>
       </w:r>
       <w:r>
         <w:rPr>
@@ -2279,7 +2359,7 @@
           <w:sz w:val="24"/>
           <w:u w:val="single"/>
         </w:rPr>
-        <w:hyperlink r:id="rId24" w:history="1">
+        <w:hyperlink r:id="rId27" w:history="1">
           <w:r>
             <w:rPr>
               <w:rStyle w:val="Hyperlink"/>
@@ -2290,6 +2370,16 @@
       </w:r>
       <w:r>
         <w:rPr>
+          <w:rFonts w:ascii="Charis SIL Regular" w:hAnsi="Charis SIL Regular" w:eastAsia="Charis SIL Regular"/>
+          <w:b w:val="0"/>
+          <w:i w:val="0"/>
+          <w:color w:val="000000"/>
+          <w:sz w:val="24"/>
+        </w:rPr>
+        <w:t xml:space="preserve"> en werd</w:t>
+      </w:r>
+      <w:r>
+        <w:rPr>
           <w:u w:val="single" w:color="0000ff"/>
           <w:rFonts w:ascii="Charis SIL Regular" w:hAnsi="Charis SIL Regular" w:eastAsia="Charis SIL Regular"/>
           <w:b w:val="0"/>
@@ -2297,10 +2387,274 @@
           <w:color w:val="000000"/>
           <w:sz w:val="24"/>
         </w:rPr>
+        <w:hyperlink r:id="rId26" w:history="1">
+          <w:r>
+            <w:rPr>
+              <w:rStyle w:val="Hyperlink"/>
+            </w:rPr>
+            <w:t>en de z</w:t>
+          </w:r>
+        </w:hyperlink>
+      </w:r>
+      <w:r>
+        <w:rPr>
+          <w:u w:val="single" w:color="0000ff"/>
+          <w:rFonts w:ascii="Charis SIL Regular" w:hAnsi="Charis SIL Regular" w:eastAsia="Charis SIL Regular"/>
+          <w:b w:val="0"/>
+          <w:i w:val="0"/>
+          <w:color w:val="000000"/>
+          <w:sz w:val="24"/>
+        </w:rPr>
+        <w:hyperlink r:id="rId26" w:history="1">
+          <w:r>
+            <w:rPr>
+              <w:rStyle w:val="Hyperlink"/>
+            </w:rPr>
+            <w:t>a</w:t>
+          </w:r>
+        </w:hyperlink>
+      </w:r>
+      <w:r>
+        <w:rPr>
+          <w:u w:val="single" w:color="0000ff"/>
+          <w:rFonts w:ascii="Charis SIL Regular" w:hAnsi="Charis SIL Regular" w:eastAsia="Charis SIL Regular"/>
+          <w:b w:val="0"/>
+          <w:i w:val="0"/>
+          <w:color w:val="000000"/>
+          <w:sz w:val="24"/>
+        </w:rPr>
+        <w:hyperlink r:id="rId26" w:history="1">
+          <w:r>
+            <w:rPr>
+              <w:rStyle w:val="Hyperlink"/>
+            </w:rPr>
+            <w:t>ken vanu</w:t>
+          </w:r>
+        </w:hyperlink>
+      </w:r>
+      <w:r>
+        <w:rPr>
+          <w:rFonts w:ascii="Charis SIL Regular" w:hAnsi="Charis SIL Regular" w:eastAsia="Charis SIL Regular"/>
+          <w:b w:val="0"/>
+          <w:i w:val="0"/>
+          <w:color w:val="000000"/>
+          <w:sz w:val="24"/>
+        </w:rPr>
+        <w:t xml:space="preserve">it zijn huis gedaan. In 1961 zette Leendert van Lier </w:t>
+      </w:r>
+      <w:r>
+        <w:rPr>
+          <w:rFonts w:ascii="Charis SIL Regular" w:hAnsi="Charis SIL Regular" w:eastAsia="Charis SIL Regular"/>
+          <w:b w:val="0"/>
+          <w:i w:val="0"/>
+          <w:color w:val="000000"/>
+          <w:sz w:val="24"/>
+        </w:rPr>
+        <w:t>zijn h</w:t>
+      </w:r>
+      <w:r>
+        <w:rPr>
+          <w:u w:val="single" w:color="0000ff"/>
+          <w:rFonts w:ascii="Charis SIL Regular" w:hAnsi="Charis SIL Regular" w:eastAsia="Charis SIL Regular"/>
+          <w:b w:val="0"/>
+          <w:i w:val="0"/>
+          <w:color w:val="000000"/>
+          <w:sz w:val="24"/>
+        </w:rPr>
+        <w:hyperlink r:id="rId27" w:history="1">
+          <w:r>
+            <w:rPr>
+              <w:rStyle w:val="Hyperlink"/>
+            </w:rPr>
+            <w:t>andel v</w:t>
+          </w:r>
+        </w:hyperlink>
+      </w:r>
+      <w:r>
+        <w:rPr>
+          <w:rFonts w:ascii="Charis SIL Regular" w:hAnsi="Charis SIL Regular" w:eastAsia="Charis SIL Regular"/>
+          <w:b w:val="0"/>
+          <w:i w:val="0"/>
+          <w:color w:val="000000"/>
+          <w:sz w:val="24"/>
+        </w:rPr>
+        <w:t xml:space="preserve">oort vanuit het stadje </w:t>
+      </w:r>
+      <w:r>
+        <w:rPr>
+          <w:rFonts w:ascii="Charis SIL Regular" w:hAnsi="Charis SIL Regular" w:eastAsia="Charis SIL Regular"/>
+          <w:b w:val="0"/>
+          <w:i w:val="0"/>
+          <w:color w:val="0000FF"/>
+          <w:sz w:val="24"/>
+          <w:u w:val="single"/>
+        </w:rPr>
+        <w:hyperlink r:id="rId28" w:history="1">
+          <w:r>
+            <w:rPr>
+              <w:rStyle w:val="Hyperlink"/>
+            </w:rPr>
+            <w:t>Veere</w:t>
+          </w:r>
+        </w:hyperlink>
+      </w:r>
+      <w:r>
+        <w:rPr>
+          <w:rFonts w:ascii="Charis SIL Regular" w:hAnsi="Charis SIL Regular" w:eastAsia="Charis SIL Regular"/>
+          <w:b w:val="0"/>
+          <w:i w:val="0"/>
+          <w:color w:val="000000"/>
+          <w:sz w:val="24"/>
+        </w:rPr>
+        <w:t xml:space="preserve"> in de provincie Zeeland, waar liefhebbers van niet-</w:t>
+      </w:r>
+      <w:r>
+        <w:rPr>
+          <w:rFonts w:ascii="Charis SIL Regular" w:hAnsi="Charis SIL Regular" w:eastAsia="Charis SIL Regular"/>
+          <w:b w:val="0"/>
+          <w:i w:val="0"/>
+          <w:color w:val="000000"/>
+          <w:sz w:val="24"/>
+        </w:rPr>
+        <w:t>Westerse kunst, zoals hoogleraar e</w:t>
+      </w:r>
+      <w:r>
+        <w:rPr>
+          <w:u w:val="single" w:color="0000ff"/>
+          <w:rFonts w:ascii="Charis SIL Regular" w:hAnsi="Charis SIL Regular" w:eastAsia="Charis SIL Regular"/>
+          <w:b w:val="0"/>
+          <w:i w:val="0"/>
+          <w:color w:val="000000"/>
+          <w:sz w:val="24"/>
+        </w:rPr>
+        <w:t>n</w:t>
+      </w:r>
+      <w:r>
+        <w:rPr>
+          <w:u w:val="single" w:color="0000ff"/>
+          <w:rFonts w:ascii="Charis SIL Regular" w:hAnsi="Charis SIL Regular" w:eastAsia="Charis SIL Regular"/>
+          <w:b w:val="0"/>
+          <w:i w:val="0"/>
+          <w:color w:val="000000"/>
+          <w:sz w:val="24"/>
+        </w:rPr>
+        <w:hyperlink r:id="rId28" w:history="1">
+          <w:r>
+            <w:rPr>
+              <w:rStyle w:val="Hyperlink"/>
+            </w:rPr>
+            <w:t xml:space="preserve"> verz</w:t>
+          </w:r>
+        </w:hyperlink>
+      </w:r>
+      <w:r>
+        <w:rPr>
+          <w:rFonts w:ascii="Charis SIL Regular" w:hAnsi="Charis SIL Regular" w:eastAsia="Charis SIL Regular"/>
+          <w:b w:val="0"/>
+          <w:i w:val="0"/>
+          <w:color w:val="000000"/>
+          <w:sz w:val="24"/>
+        </w:rPr>
+        <w:t xml:space="preserve">amelaar </w:t>
+      </w:r>
+      <w:r>
+        <w:rPr>
+          <w:rFonts w:ascii="Charis SIL Regular" w:hAnsi="Charis SIL Regular" w:eastAsia="Charis SIL Regular"/>
+          <w:b w:val="0"/>
+          <w:i w:val="0"/>
+          <w:color w:val="0000FF"/>
+          <w:sz w:val="24"/>
+          <w:u w:val="single"/>
+        </w:rPr>
+        <w:hyperlink r:id="rId29" w:history="1">
+          <w:r>
+            <w:rPr>
+              <w:rStyle w:val="Hyperlink"/>
+            </w:rPr>
+            <w:t>Theo</w:t>
+          </w:r>
+        </w:hyperlink>
+      </w:r>
+      <w:r>
+        <w:rPr>
+          <w:rFonts w:ascii="Charis SIL Regular" w:hAnsi="Charis SIL Regular" w:eastAsia="Charis SIL Regular"/>
+          <w:b w:val="0"/>
+          <w:i w:val="0"/>
+          <w:color w:val="0000FF"/>
+          <w:sz w:val="24"/>
+          <w:u w:val="single"/>
+        </w:rPr>
         <w:t xml:space="preserve"> </w:t>
       </w:r>
       <w:r>
         <w:rPr>
+          <w:rFonts w:ascii="Charis SIL Regular" w:hAnsi="Charis SIL Regular" w:eastAsia="Charis SIL Regular"/>
+          <w:b w:val="0"/>
+          <w:i w:val="0"/>
+          <w:color w:val="0000FF"/>
+          <w:sz w:val="24"/>
+          <w:u w:val="single"/>
+        </w:rPr>
+        <w:hyperlink r:id="rId29" w:history="1">
+          <w:r>
+            <w:rPr>
+              <w:rStyle w:val="Hyperlink"/>
+            </w:rPr>
+            <w:t>Van</w:t>
+          </w:r>
+        </w:hyperlink>
+      </w:r>
+      <w:r>
+        <w:rPr>
+          <w:rFonts w:ascii="Charis SIL Regular" w:hAnsi="Charis SIL Regular" w:eastAsia="Charis SIL Regular"/>
+          <w:b w:val="0"/>
+          <w:i w:val="0"/>
+          <w:color w:val="0000FF"/>
+          <w:sz w:val="24"/>
+          <w:u w:val="single"/>
+        </w:rPr>
+        <w:t xml:space="preserve"> </w:t>
+      </w:r>
+      <w:r>
+        <w:rPr>
+          <w:rFonts w:ascii="Charis SIL Regular" w:hAnsi="Charis SIL Regular" w:eastAsia="Charis SIL Regular"/>
+          <w:b w:val="0"/>
+          <w:i w:val="0"/>
+          <w:color w:val="0000FF"/>
+          <w:sz w:val="24"/>
+          <w:u w:val="single"/>
+        </w:rPr>
+        <w:hyperlink r:id="rId29" w:history="1">
+          <w:r>
+            <w:rPr>
+              <w:rStyle w:val="Hyperlink"/>
+            </w:rPr>
+            <w:t>Baaren</w:t>
+          </w:r>
+        </w:hyperlink>
+      </w:r>
+      <w:r>
+        <w:rPr>
+          <w:rFonts w:ascii="Charis SIL Regular" w:hAnsi="Charis SIL Regular" w:eastAsia="Charis SIL Regular"/>
+          <w:b w:val="0"/>
+          <w:i w:val="0"/>
+          <w:color w:val="000000"/>
+          <w:sz w:val="24"/>
+        </w:rPr>
+        <w:t xml:space="preserve">, hem wisten te vinden. </w:t>
+      </w:r>
+      <w:r>
+        <w:rPr>
+          <w:rFonts w:ascii="Charis SIL Regular" w:hAnsi="Charis SIL Regular" w:eastAsia="Charis SIL Regular"/>
+          <w:b w:val="0"/>
+          <w:i w:val="0"/>
+          <w:color w:val="000000"/>
+          <w:sz w:val="24"/>
+        </w:rPr>
+        <w:t xml:space="preserve">Leendert van Lier maakte regelmatig reizen naar </w:t>
+      </w:r>
+      <w:r>
+        <w:rPr>
           <w:u w:val="single" w:color="0000ff"/>
           <w:rFonts w:ascii="Charis SIL Regular" w:hAnsi="Charis SIL Regular" w:eastAsia="Charis SIL Regular"/>
           <w:b w:val="0"/>
@@ -2308,7 +2662,25 @@
           <w:color w:val="000000"/>
           <w:sz w:val="24"/>
         </w:rPr>
-        <w:hyperlink r:id="rId24" w:history="1">
+        <w:hyperlink r:id="rId29" w:history="1">
+          <w:r>
+            <w:rPr>
+              <w:rStyle w:val="Hyperlink"/>
+            </w:rPr>
+            <w:t>Lond</w:t>
+          </w:r>
+        </w:hyperlink>
+      </w:r>
+      <w:r>
+        <w:rPr>
+          <w:u w:val="single" w:color="0000ff"/>
+          <w:rFonts w:ascii="Charis SIL Regular" w:hAnsi="Charis SIL Regular" w:eastAsia="Charis SIL Regular"/>
+          <w:b w:val="0"/>
+          <w:i w:val="0"/>
+          <w:color w:val="000000"/>
+          <w:sz w:val="24"/>
+        </w:rPr>
+        <w:hyperlink r:id="rId29" w:history="1">
           <w:r>
             <w:rPr>
               <w:rStyle w:val="Hyperlink"/>
@@ -2326,357 +2698,7 @@
           <w:color w:val="000000"/>
           <w:sz w:val="24"/>
         </w:rPr>
-        <w:hyperlink r:id="rId24" w:history="1">
-          <w:r>
-            <w:rPr>
-              <w:rStyle w:val="Hyperlink"/>
-            </w:rPr>
-            <w:t>n we</w:t>
-          </w:r>
-        </w:hyperlink>
-      </w:r>
-      <w:r>
-        <w:rPr>
-          <w:u w:val="single" w:color="0000ff"/>
-          <w:rFonts w:ascii="Charis SIL Regular" w:hAnsi="Charis SIL Regular" w:eastAsia="Charis SIL Regular"/>
-          <w:b w:val="0"/>
-          <w:i w:val="0"/>
-          <w:color w:val="000000"/>
-          <w:sz w:val="24"/>
-        </w:rPr>
-        <w:t>r</w:t>
-      </w:r>
-      <w:r>
-        <w:rPr>
-          <w:rFonts w:ascii="Charis SIL Regular" w:hAnsi="Charis SIL Regular" w:eastAsia="Charis SIL Regular"/>
-          <w:b w:val="0"/>
-          <w:i w:val="0"/>
-          <w:color w:val="000000"/>
-          <w:sz w:val="24"/>
-        </w:rPr>
-        <w:t>d</w:t>
-      </w:r>
-      <w:r>
-        <w:rPr>
-          <w:u w:val="single" w:color="0000ff"/>
-          <w:rFonts w:ascii="Charis SIL Regular" w:hAnsi="Charis SIL Regular" w:eastAsia="Charis SIL Regular"/>
-          <w:b w:val="0"/>
-          <w:i w:val="0"/>
-          <w:color w:val="000000"/>
-          <w:sz w:val="24"/>
-        </w:rPr>
-        <w:hyperlink r:id="rId25" w:history="1">
-          <w:r>
-            <w:rPr>
-              <w:rStyle w:val="Hyperlink"/>
-            </w:rPr>
-            <w:t>en de z</w:t>
-          </w:r>
-        </w:hyperlink>
-      </w:r>
-      <w:r>
-        <w:rPr>
-          <w:u w:val="single" w:color="0000ff"/>
-          <w:rFonts w:ascii="Charis SIL Regular" w:hAnsi="Charis SIL Regular" w:eastAsia="Charis SIL Regular"/>
-          <w:b w:val="0"/>
-          <w:i w:val="0"/>
-          <w:color w:val="000000"/>
-          <w:sz w:val="24"/>
-        </w:rPr>
-        <w:hyperlink r:id="rId25" w:history="1">
-          <w:r>
-            <w:rPr>
-              <w:rStyle w:val="Hyperlink"/>
-            </w:rPr>
-            <w:t>a</w:t>
-          </w:r>
-        </w:hyperlink>
-      </w:r>
-      <w:r>
-        <w:rPr>
-          <w:u w:val="single" w:color="0000ff"/>
-          <w:rFonts w:ascii="Charis SIL Regular" w:hAnsi="Charis SIL Regular" w:eastAsia="Charis SIL Regular"/>
-          <w:b w:val="0"/>
-          <w:i w:val="0"/>
-          <w:color w:val="000000"/>
-          <w:sz w:val="24"/>
-        </w:rPr>
-        <w:hyperlink r:id="rId25" w:history="1">
-          <w:r>
-            <w:rPr>
-              <w:rStyle w:val="Hyperlink"/>
-            </w:rPr>
-            <w:t>ken vanu</w:t>
-          </w:r>
-        </w:hyperlink>
-      </w:r>
-      <w:r>
-        <w:rPr>
-          <w:rFonts w:ascii="Charis SIL Regular" w:hAnsi="Charis SIL Regular" w:eastAsia="Charis SIL Regular"/>
-          <w:b w:val="0"/>
-          <w:i w:val="0"/>
-          <w:color w:val="000000"/>
-          <w:sz w:val="24"/>
-        </w:rPr>
-        <w:t xml:space="preserve">it zijn huis gedaan. In 1961 zette Leendert van Lier </w:t>
-      </w:r>
-      <w:r>
-        <w:rPr>
-          <w:rFonts w:ascii="Charis SIL Regular" w:hAnsi="Charis SIL Regular" w:eastAsia="Charis SIL Regular"/>
-          <w:b w:val="0"/>
-          <w:i w:val="0"/>
-          <w:color w:val="000000"/>
-          <w:sz w:val="24"/>
-        </w:rPr>
-        <w:t>zijn h</w:t>
-      </w:r>
-      <w:r>
-        <w:rPr>
-          <w:u w:val="single" w:color="0000ff"/>
-          <w:rFonts w:ascii="Charis SIL Regular" w:hAnsi="Charis SIL Regular" w:eastAsia="Charis SIL Regular"/>
-          <w:b w:val="0"/>
-          <w:i w:val="0"/>
-          <w:color w:val="000000"/>
-          <w:sz w:val="24"/>
-        </w:rPr>
-        <w:hyperlink r:id="rId26" w:history="1">
-          <w:r>
-            <w:rPr>
-              <w:rStyle w:val="Hyperlink"/>
-            </w:rPr>
-            <w:t>andel v</w:t>
-          </w:r>
-        </w:hyperlink>
-      </w:r>
-      <w:r>
-        <w:rPr>
-          <w:rFonts w:ascii="Charis SIL Regular" w:hAnsi="Charis SIL Regular" w:eastAsia="Charis SIL Regular"/>
-          <w:b w:val="0"/>
-          <w:i w:val="0"/>
-          <w:color w:val="000000"/>
-          <w:sz w:val="24"/>
-        </w:rPr>
-        <w:t xml:space="preserve">oort vanuit het stadje </w:t>
-      </w:r>
-      <w:r>
-        <w:rPr>
-          <w:rFonts w:ascii="Charis SIL Regular" w:hAnsi="Charis SIL Regular" w:eastAsia="Charis SIL Regular"/>
-          <w:b w:val="0"/>
-          <w:i w:val="0"/>
-          <w:color w:val="0000FF"/>
-          <w:sz w:val="24"/>
-          <w:u w:val="single"/>
-        </w:rPr>
-        <w:hyperlink r:id="rId27" w:history="1">
-          <w:r>
-            <w:rPr>
-              <w:rStyle w:val="Hyperlink"/>
-            </w:rPr>
-            <w:t>Veere</w:t>
-          </w:r>
-        </w:hyperlink>
-      </w:r>
-      <w:r>
-        <w:rPr>
-          <w:rFonts w:ascii="Charis SIL Regular" w:hAnsi="Charis SIL Regular" w:eastAsia="Charis SIL Regular"/>
-          <w:b w:val="0"/>
-          <w:i w:val="0"/>
-          <w:color w:val="000000"/>
-          <w:sz w:val="24"/>
-        </w:rPr>
-        <w:t xml:space="preserve"> in de provincie Zeeland, waar liefhebbers van niet-</w:t>
-      </w:r>
-      <w:r>
-        <w:rPr>
-          <w:rFonts w:ascii="Charis SIL Regular" w:hAnsi="Charis SIL Regular" w:eastAsia="Charis SIL Regular"/>
-          <w:b w:val="0"/>
-          <w:i w:val="0"/>
-          <w:color w:val="000000"/>
-          <w:sz w:val="24"/>
-        </w:rPr>
-        <w:t>Westerse kunst, zoals hoogleraar e</w:t>
-      </w:r>
-      <w:r>
-        <w:rPr>
-          <w:u w:val="single" w:color="0000ff"/>
-          <w:rFonts w:ascii="Charis SIL Regular" w:hAnsi="Charis SIL Regular" w:eastAsia="Charis SIL Regular"/>
-          <w:b w:val="0"/>
-          <w:i w:val="0"/>
-          <w:color w:val="000000"/>
-          <w:sz w:val="24"/>
-        </w:rPr>
-        <w:t>n</w:t>
-      </w:r>
-      <w:r>
-        <w:rPr>
-          <w:u w:val="single" w:color="0000ff"/>
-          <w:rFonts w:ascii="Charis SIL Regular" w:hAnsi="Charis SIL Regular" w:eastAsia="Charis SIL Regular"/>
-          <w:b w:val="0"/>
-          <w:i w:val="0"/>
-          <w:color w:val="000000"/>
-          <w:sz w:val="24"/>
-        </w:rPr>
-        <w:hyperlink r:id="rId27" w:history="1">
-          <w:r>
-            <w:rPr>
-              <w:rStyle w:val="Hyperlink"/>
-            </w:rPr>
-            <w:t xml:space="preserve"> verz</w:t>
-          </w:r>
-        </w:hyperlink>
-      </w:r>
-      <w:r>
-        <w:rPr>
-          <w:rFonts w:ascii="Charis SIL Regular" w:hAnsi="Charis SIL Regular" w:eastAsia="Charis SIL Regular"/>
-          <w:b w:val="0"/>
-          <w:i w:val="0"/>
-          <w:color w:val="000000"/>
-          <w:sz w:val="24"/>
-        </w:rPr>
-        <w:t xml:space="preserve">amelaar </w:t>
-      </w:r>
-      <w:r>
-        <w:rPr>
-          <w:rFonts w:ascii="Charis SIL Regular" w:hAnsi="Charis SIL Regular" w:eastAsia="Charis SIL Regular"/>
-          <w:b w:val="0"/>
-          <w:i w:val="0"/>
-          <w:color w:val="0000FF"/>
-          <w:sz w:val="24"/>
-          <w:u w:val="single"/>
-        </w:rPr>
-        <w:hyperlink r:id="rId28" w:history="1">
-          <w:r>
-            <w:rPr>
-              <w:rStyle w:val="Hyperlink"/>
-            </w:rPr>
-            <w:t>Theo</w:t>
-          </w:r>
-        </w:hyperlink>
-      </w:r>
-      <w:r>
-        <w:rPr>
-          <w:rFonts w:ascii="Charis SIL Regular" w:hAnsi="Charis SIL Regular" w:eastAsia="Charis SIL Regular"/>
-          <w:b w:val="0"/>
-          <w:i w:val="0"/>
-          <w:color w:val="0000FF"/>
-          <w:sz w:val="24"/>
-          <w:u w:val="single"/>
-        </w:rPr>
-        <w:t xml:space="preserve"> </w:t>
-      </w:r>
-      <w:r>
-        <w:rPr>
-          <w:rFonts w:ascii="Charis SIL Regular" w:hAnsi="Charis SIL Regular" w:eastAsia="Charis SIL Regular"/>
-          <w:b w:val="0"/>
-          <w:i w:val="0"/>
-          <w:color w:val="0000FF"/>
-          <w:sz w:val="24"/>
-          <w:u w:val="single"/>
-        </w:rPr>
-        <w:hyperlink r:id="rId28" w:history="1">
-          <w:r>
-            <w:rPr>
-              <w:rStyle w:val="Hyperlink"/>
-            </w:rPr>
-            <w:t>Van</w:t>
-          </w:r>
-        </w:hyperlink>
-      </w:r>
-      <w:r>
-        <w:rPr>
-          <w:rFonts w:ascii="Charis SIL Regular" w:hAnsi="Charis SIL Regular" w:eastAsia="Charis SIL Regular"/>
-          <w:b w:val="0"/>
-          <w:i w:val="0"/>
-          <w:color w:val="0000FF"/>
-          <w:sz w:val="24"/>
-          <w:u w:val="single"/>
-        </w:rPr>
-        <w:t xml:space="preserve"> </w:t>
-      </w:r>
-      <w:r>
-        <w:rPr>
-          <w:rFonts w:ascii="Charis SIL Regular" w:hAnsi="Charis SIL Regular" w:eastAsia="Charis SIL Regular"/>
-          <w:b w:val="0"/>
-          <w:i w:val="0"/>
-          <w:color w:val="0000FF"/>
-          <w:sz w:val="24"/>
-          <w:u w:val="single"/>
-        </w:rPr>
-        <w:hyperlink r:id="rId28" w:history="1">
-          <w:r>
-            <w:rPr>
-              <w:rStyle w:val="Hyperlink"/>
-            </w:rPr>
-            <w:t>Baaren</w:t>
-          </w:r>
-        </w:hyperlink>
-      </w:r>
-      <w:r>
-        <w:rPr>
-          <w:rFonts w:ascii="Charis SIL Regular" w:hAnsi="Charis SIL Regular" w:eastAsia="Charis SIL Regular"/>
-          <w:b w:val="0"/>
-          <w:i w:val="0"/>
-          <w:color w:val="000000"/>
-          <w:sz w:val="24"/>
-        </w:rPr>
-        <w:t xml:space="preserve">, hem wisten te vinden. </w:t>
-      </w:r>
-      <w:r>
-        <w:rPr>
-          <w:rFonts w:ascii="Charis SIL Regular" w:hAnsi="Charis SIL Regular" w:eastAsia="Charis SIL Regular"/>
-          <w:b w:val="0"/>
-          <w:i w:val="0"/>
-          <w:color w:val="000000"/>
-          <w:sz w:val="24"/>
-        </w:rPr>
-        <w:t xml:space="preserve">Leendert van Lier maakte regelmatig reizen naar </w:t>
-      </w:r>
-      <w:r>
-        <w:rPr>
-          <w:u w:val="single" w:color="0000ff"/>
-          <w:rFonts w:ascii="Charis SIL Regular" w:hAnsi="Charis SIL Regular" w:eastAsia="Charis SIL Regular"/>
-          <w:b w:val="0"/>
-          <w:i w:val="0"/>
-          <w:color w:val="000000"/>
-          <w:sz w:val="24"/>
-        </w:rPr>
-        <w:hyperlink r:id="rId28" w:history="1">
-          <w:r>
-            <w:rPr>
-              <w:rStyle w:val="Hyperlink"/>
-            </w:rPr>
-            <w:t>Lond</w:t>
-          </w:r>
-        </w:hyperlink>
-      </w:r>
-      <w:r>
-        <w:rPr>
-          <w:u w:val="single" w:color="0000ff"/>
-          <w:rFonts w:ascii="Charis SIL Regular" w:hAnsi="Charis SIL Regular" w:eastAsia="Charis SIL Regular"/>
-          <w:b w:val="0"/>
-          <w:i w:val="0"/>
-          <w:color w:val="000000"/>
-          <w:sz w:val="24"/>
-        </w:rPr>
-        <w:hyperlink r:id="rId28" w:history="1">
-          <w:r>
-            <w:rPr>
-              <w:rStyle w:val="Hyperlink"/>
-            </w:rPr>
-            <w:t>e</w:t>
-          </w:r>
-        </w:hyperlink>
-      </w:r>
-      <w:r>
-        <w:rPr>
-          <w:u w:val="single" w:color="0000ff"/>
-          <w:rFonts w:ascii="Charis SIL Regular" w:hAnsi="Charis SIL Regular" w:eastAsia="Charis SIL Regular"/>
-          <w:b w:val="0"/>
-          <w:i w:val="0"/>
-          <w:color w:val="000000"/>
-          <w:sz w:val="24"/>
-        </w:rPr>
-        <w:hyperlink r:id="rId28" w:history="1">
+        <w:hyperlink r:id="rId29" w:history="1">
           <w:r>
             <w:rPr>
               <w:rStyle w:val="Hyperlink"/>
@@ -2694,7 +2716,7 @@
           <w:color w:val="000000"/>
           <w:sz w:val="24"/>
         </w:rPr>
-        <w:hyperlink r:id="rId28" w:history="1">
+        <w:hyperlink r:id="rId29" w:history="1">
           <w:r>
             <w:rPr>
               <w:rStyle w:val="Hyperlink"/>
@@ -2712,7 +2734,7 @@
           <w:color w:val="000000"/>
           <w:sz w:val="24"/>
         </w:rPr>
-        <w:hyperlink r:id="rId28" w:history="1">
+        <w:hyperlink r:id="rId29" w:history="1">
           <w:r>
             <w:rPr>
               <w:rStyle w:val="Hyperlink"/>
@@ -2750,7 +2772,7 @@
           <w:sz w:val="24"/>
           <w:u w:val="single"/>
         </w:rPr>
-        <w:hyperlink r:id="rId29" w:history="1">
+        <w:hyperlink r:id="rId30" w:history="1">
           <w:r>
             <w:rPr>
               <w:rStyle w:val="Hyperlink"/>
@@ -2818,7 +2840,7 @@
           <w:sz w:val="24"/>
           <w:u w:val="single"/>
         </w:rPr>
-        <w:hyperlink r:id="rId30" w:history="1">
+        <w:hyperlink r:id="rId31" w:history="1">
           <w:r>
             <w:rPr>
               <w:rStyle w:val="Hyperlink"/>
@@ -2847,7 +2869,7 @@
           <w:sz w:val="24"/>
           <w:u w:val="single"/>
         </w:rPr>
-        <w:hyperlink r:id="rId30" w:history="1">
+        <w:hyperlink r:id="rId31" w:history="1">
           <w:r>
             <w:rPr>
               <w:rStyle w:val="Hyperlink"/>
@@ -2876,7 +2898,7 @@
           <w:sz w:val="24"/>
           <w:u w:val="single"/>
         </w:rPr>
-        <w:hyperlink r:id="rId30" w:history="1">
+        <w:hyperlink r:id="rId31" w:history="1">
           <w:r>
             <w:rPr>
               <w:rStyle w:val="Hyperlink"/>
@@ -2905,7 +2927,7 @@
           <w:sz w:val="24"/>
           <w:u w:val="single"/>
         </w:rPr>
-        <w:hyperlink r:id="rId30" w:history="1">
+        <w:hyperlink r:id="rId31" w:history="1">
           <w:r>
             <w:rPr>
               <w:rStyle w:val="Hyperlink"/>
@@ -2934,7 +2956,7 @@
           <w:sz w:val="24"/>
           <w:u w:val="single"/>
         </w:rPr>
-        <w:hyperlink r:id="rId30" w:history="1">
+        <w:hyperlink r:id="rId31" w:history="1">
           <w:r>
             <w:rPr>
               <w:rStyle w:val="Hyperlink"/>
@@ -2963,7 +2985,7 @@
           <w:sz w:val="24"/>
           <w:u w:val="single"/>
         </w:rPr>
-        <w:hyperlink r:id="rId30" w:history="1">
+        <w:hyperlink r:id="rId31" w:history="1">
           <w:r>
             <w:rPr>
               <w:rStyle w:val="Hyperlink"/>
@@ -2992,7 +3014,7 @@
           <w:sz w:val="24"/>
           <w:u w:val="single"/>
         </w:rPr>
-        <w:hyperlink r:id="rId30" w:history="1">
+        <w:hyperlink r:id="rId31" w:history="1">
           <w:r>
             <w:rPr>
               <w:rStyle w:val="Hyperlink"/>
@@ -3030,7 +3052,7 @@
           <w:color w:val="000000"/>
           <w:sz w:val="24"/>
         </w:rPr>
-        <w:hyperlink r:id="rId30" w:history="1">
+        <w:hyperlink r:id="rId31" w:history="1">
           <w:r>
             <w:rPr>
               <w:rStyle w:val="Hyperlink"/>
@@ -3048,7 +3070,7 @@
           <w:color w:val="000000"/>
           <w:sz w:val="24"/>
         </w:rPr>
-        <w:hyperlink r:id="rId30" w:history="1">
+        <w:hyperlink r:id="rId31" w:history="1">
           <w:r>
             <w:rPr>
               <w:rStyle w:val="Hyperlink"/>
@@ -3066,7 +3088,7 @@
           <w:color w:val="000000"/>
           <w:sz w:val="24"/>
         </w:rPr>
-        <w:hyperlink r:id="rId30" w:history="1">
+        <w:hyperlink r:id="rId31" w:history="1">
           <w:r>
             <w:rPr>
               <w:rStyle w:val="Hyperlink"/>
@@ -3084,7 +3106,7 @@
           <w:color w:val="000000"/>
           <w:sz w:val="24"/>
         </w:rPr>
-        <w:hyperlink r:id="rId30" w:history="1">
+        <w:hyperlink r:id="rId31" w:history="1">
           <w:r>
             <w:rPr>
               <w:rStyle w:val="Hyperlink"/>
@@ -3102,7 +3124,7 @@
           <w:color w:val="000000"/>
           <w:sz w:val="24"/>
         </w:rPr>
-        <w:hyperlink r:id="rId30" w:history="1">
+        <w:hyperlink r:id="rId31" w:history="1">
           <w:r>
             <w:rPr>
               <w:rStyle w:val="Hyperlink"/>
@@ -3120,7 +3142,7 @@
           <w:color w:val="000000"/>
           <w:sz w:val="24"/>
         </w:rPr>
-        <w:hyperlink r:id="rId30" w:history="1">
+        <w:hyperlink r:id="rId31" w:history="1">
           <w:r>
             <w:rPr>
               <w:rStyle w:val="Hyperlink"/>
@@ -3138,7 +3160,7 @@
           <w:color w:val="000000"/>
           <w:sz w:val="24"/>
         </w:rPr>
-        <w:hyperlink r:id="rId30" w:history="1">
+        <w:hyperlink r:id="rId31" w:history="1">
           <w:r>
             <w:rPr>
               <w:rStyle w:val="Hyperlink"/>
@@ -3156,7 +3178,7 @@
           <w:color w:val="000000"/>
           <w:sz w:val="24"/>
         </w:rPr>
-        <w:hyperlink r:id="rId30" w:history="1">
+        <w:hyperlink r:id="rId31" w:history="1">
           <w:r>
             <w:rPr>
               <w:rStyle w:val="Hyperlink"/>
@@ -3174,7 +3196,7 @@
           <w:color w:val="000000"/>
           <w:sz w:val="24"/>
         </w:rPr>
-        <w:hyperlink r:id="rId30" w:history="1">
+        <w:hyperlink r:id="rId31" w:history="1">
           <w:r>
             <w:rPr>
               <w:rStyle w:val="Hyperlink"/>
@@ -3210,7 +3232,7 @@
           <w:sz w:val="24"/>
           <w:u w:val="single"/>
         </w:rPr>
-        <w:hyperlink r:id="rId30" w:history="1">
+        <w:hyperlink r:id="rId31" w:history="1">
           <w:r>
             <w:rPr>
               <w:rStyle w:val="Hyperlink"/>
@@ -3228,7 +3250,7 @@
           <w:sz w:val="24"/>
           <w:u w:val="single"/>
         </w:rPr>
-        <w:hyperlink r:id="rId30" w:history="1">
+        <w:hyperlink r:id="rId31" w:history="1">
           <w:r>
             <w:rPr>
               <w:rStyle w:val="Hyperlink"/>
@@ -3257,7 +3279,7 @@
           <w:sz w:val="24"/>
           <w:u w:val="single"/>
         </w:rPr>
-        <w:hyperlink r:id="rId30" w:history="1">
+        <w:hyperlink r:id="rId31" w:history="1">
           <w:r>
             <w:rPr>
               <w:rStyle w:val="Hyperlink"/>
@@ -3286,7 +3308,7 @@
           <w:sz w:val="24"/>
           <w:u w:val="single"/>
         </w:rPr>
-        <w:hyperlink r:id="rId30" w:history="1">
+        <w:hyperlink r:id="rId31" w:history="1">
           <w:r>
             <w:rPr>
               <w:rStyle w:val="Hyperlink"/>
@@ -3304,7 +3326,7 @@
           <w:sz w:val="24"/>
           <w:u w:val="single"/>
         </w:rPr>
-        <w:hyperlink r:id="rId31" w:history="1">
+        <w:hyperlink r:id="rId32" w:history="1">
           <w:r>
             <w:rPr>
               <w:rStyle w:val="Hyperlink"/>
@@ -3342,7 +3364,7 @@
           <w:color w:val="000000"/>
           <w:sz w:val="24"/>
         </w:rPr>
-        <w:hyperlink r:id="rId31" w:history="1">
+        <w:hyperlink r:id="rId32" w:history="1">
           <w:r>
             <w:rPr>
               <w:rStyle w:val="Hyperlink"/>
@@ -3360,7 +3382,7 @@
           <w:color w:val="000000"/>
           <w:sz w:val="24"/>
         </w:rPr>
-        <w:hyperlink r:id="rId31" w:history="1">
+        <w:hyperlink r:id="rId32" w:history="1">
           <w:r>
             <w:rPr>
               <w:rStyle w:val="Hyperlink"/>
@@ -3378,7 +3400,7 @@
           <w:color w:val="000000"/>
           <w:sz w:val="24"/>
         </w:rPr>
-        <w:hyperlink r:id="rId31" w:history="1">
+        <w:hyperlink r:id="rId32" w:history="1">
           <w:r>
             <w:rPr>
               <w:rStyle w:val="Hyperlink"/>
@@ -3485,7 +3507,7 @@
           <w:sz w:val="24"/>
           <w:u w:val="single"/>
         </w:rPr>
-        <w:hyperlink r:id="rId32" w:history="1">
+        <w:hyperlink r:id="rId33" w:history="1">
           <w:r>
             <w:rPr>
               <w:rStyle w:val="Hyperlink"/>
@@ -3514,7 +3536,7 @@
           <w:sz w:val="24"/>
           <w:u w:val="single"/>
         </w:rPr>
-        <w:hyperlink r:id="rId32" w:history="1">
+        <w:hyperlink r:id="rId33" w:history="1">
           <w:r>
             <w:rPr>
               <w:rStyle w:val="Hyperlink"/>
@@ -3543,7 +3565,7 @@
           <w:sz w:val="24"/>
           <w:u w:val="single"/>
         </w:rPr>
-        <w:hyperlink r:id="rId32" w:history="1">
+        <w:hyperlink r:id="rId33" w:history="1">
           <w:r>
             <w:rPr>
               <w:rStyle w:val="Hyperlink"/>
@@ -3571,7 +3593,7 @@
           <w:color w:val="000000"/>
           <w:sz w:val="24"/>
         </w:rPr>
-        <w:hyperlink r:id="rId32" w:history="1">
+        <w:hyperlink r:id="rId33" w:history="1">
           <w:r>
             <w:rPr>
               <w:rStyle w:val="Hyperlink"/>
@@ -3589,7 +3611,7 @@
           <w:color w:val="000000"/>
           <w:sz w:val="24"/>
         </w:rPr>
-        <w:hyperlink r:id="rId32" w:history="1">
+        <w:hyperlink r:id="rId33" w:history="1">
           <w:r>
             <w:rPr>
               <w:rStyle w:val="Hyperlink"/>
@@ -3607,7 +3629,7 @@
           <w:color w:val="000000"/>
           <w:sz w:val="24"/>
         </w:rPr>
-        <w:hyperlink r:id="rId32" w:history="1">
+        <w:hyperlink r:id="rId33" w:history="1">
           <w:r>
             <w:rPr>
               <w:rStyle w:val="Hyperlink"/>
@@ -3625,7 +3647,7 @@
           <w:color w:val="000000"/>
           <w:sz w:val="24"/>
         </w:rPr>
-        <w:hyperlink r:id="rId32" w:history="1">
+        <w:hyperlink r:id="rId33" w:history="1">
           <w:r>
             <w:rPr>
               <w:rStyle w:val="Hyperlink"/>
@@ -3643,7 +3665,7 @@
           <w:color w:val="000000"/>
           <w:sz w:val="24"/>
         </w:rPr>
-        <w:hyperlink r:id="rId32" w:history="1">
+        <w:hyperlink r:id="rId33" w:history="1">
           <w:r>
             <w:rPr>
               <w:rStyle w:val="Hyperlink"/>
@@ -3671,7 +3693,7 @@
           <w:sz w:val="24"/>
           <w:u w:val="single"/>
         </w:rPr>
-        <w:hyperlink r:id="rId33" w:history="1">
+        <w:hyperlink r:id="rId34" w:history="1">
           <w:r>
             <w:rPr>
               <w:rStyle w:val="Hyperlink"/>
@@ -3700,7 +3722,7 @@
           <w:sz w:val="24"/>
           <w:u w:val="single"/>
         </w:rPr>
-        <w:hyperlink r:id="rId33" w:history="1">
+        <w:hyperlink r:id="rId34" w:history="1">
           <w:r>
             <w:rPr>
               <w:rStyle w:val="Hyperlink"/>
@@ -3718,7 +3740,7 @@
           <w:sz w:val="24"/>
           <w:u w:val="single"/>
         </w:rPr>
-        <w:hyperlink r:id="rId33" w:history="1">
+        <w:hyperlink r:id="rId34" w:history="1">
           <w:r>
             <w:rPr>
               <w:rStyle w:val="Hyperlink"/>
@@ -3756,7 +3778,7 @@
           <w:sz w:val="24"/>
           <w:u w:val="single"/>
         </w:rPr>
-        <w:hyperlink r:id="rId34" w:history="1">
+        <w:hyperlink r:id="rId35" w:history="1">
           <w:r>
             <w:rPr>
               <w:rStyle w:val="Hyperlink"/>
@@ -3785,7 +3807,7 @@
           <w:sz w:val="24"/>
           <w:u w:val="single"/>
         </w:rPr>
-        <w:hyperlink r:id="rId34" w:history="1">
+        <w:hyperlink r:id="rId35" w:history="1">
           <w:r>
             <w:rPr>
               <w:rStyle w:val="Hyperlink"/>
@@ -3814,7 +3836,7 @@
           <w:sz w:val="24"/>
           <w:u w:val="single"/>
         </w:rPr>
-        <w:hyperlink r:id="rId34" w:history="1">
+        <w:hyperlink r:id="rId35" w:history="1">
           <w:r>
             <w:rPr>
               <w:rStyle w:val="Hyperlink"/>
@@ -3843,7 +3865,7 @@
           <w:sz w:val="24"/>
           <w:u w:val="single"/>
         </w:rPr>
-        <w:hyperlink r:id="rId34" w:history="1">
+        <w:hyperlink r:id="rId35" w:history="1">
           <w:r>
             <w:rPr>
               <w:rStyle w:val="Hyperlink"/>
@@ -3860,7 +3882,7 @@
           <w:color w:val="0000FF"/>
           <w:sz w:val="24"/>
         </w:rPr>
-        <w:hyperlink r:id="rId34" w:history="1">
+        <w:hyperlink r:id="rId35" w:history="1">
           <w:r>
             <w:rPr>
               <w:rStyle w:val="Hyperlink"/>
@@ -3878,7 +3900,7 @@
           <w:sz w:val="24"/>
           <w:u w:val="single"/>
         </w:rPr>
-        <w:hyperlink r:id="rId34" w:history="1">
+        <w:hyperlink r:id="rId35" w:history="1">
           <w:r>
             <w:rPr>
               <w:rStyle w:val="Hyperlink"/>
@@ -3896,7 +3918,7 @@
           <w:color w:val="000000"/>
           <w:sz w:val="24"/>
         </w:rPr>
-        <w:hyperlink r:id="rId33" w:history="1">
+        <w:hyperlink r:id="rId34" w:history="1">
           <w:r>
             <w:rPr>
               <w:rStyle w:val="Hyperlink"/>
@@ -3914,7 +3936,7 @@
           <w:color w:val="000000"/>
           <w:sz w:val="24"/>
         </w:rPr>
-        <w:hyperlink r:id="rId33" w:history="1">
+        <w:hyperlink r:id="rId34" w:history="1">
           <w:r>
             <w:rPr>
               <w:rStyle w:val="Hyperlink"/>
@@ -3932,7 +3954,7 @@
           <w:color w:val="000000"/>
           <w:sz w:val="24"/>
         </w:rPr>
-        <w:hyperlink r:id="rId33" w:history="1">
+        <w:hyperlink r:id="rId34" w:history="1">
           <w:r>
             <w:rPr>
               <w:rStyle w:val="Hyperlink"/>
@@ -3950,7 +3972,7 @@
           <w:color w:val="000000"/>
           <w:sz w:val="24"/>
         </w:rPr>
-        <w:hyperlink r:id="rId33" w:history="1">
+        <w:hyperlink r:id="rId34" w:history="1">
           <w:r>
             <w:rPr>
               <w:rStyle w:val="Hyperlink"/>
@@ -3988,7 +4010,7 @@
           <w:sz w:val="24"/>
           <w:u w:val="single"/>
         </w:rPr>
-        <w:hyperlink r:id="rId35" w:history="1">
+        <w:hyperlink r:id="rId36" w:history="1">
           <w:r>
             <w:rPr>
               <w:rStyle w:val="Hyperlink"/>
@@ -4006,7 +4028,7 @@
           <w:sz w:val="24"/>
           <w:u w:val="single"/>
         </w:rPr>
-        <w:hyperlink r:id="rId34" w:history="1">
+        <w:hyperlink r:id="rId36" w:history="1">
           <w:r>
             <w:rPr>
               <w:rStyle w:val="Hyperlink"/>
@@ -4024,7 +4046,7 @@
           <w:color w:val="000000"/>
           <w:sz w:val="24"/>
         </w:rPr>
-        <w:hyperlink r:id="rId34" w:history="1">
+        <w:hyperlink r:id="rId35" w:history="1">
           <w:r>
             <w:rPr>
               <w:rStyle w:val="Hyperlink"/>
@@ -4042,7 +4064,7 @@
           <w:color w:val="000000"/>
           <w:sz w:val="24"/>
         </w:rPr>
-        <w:hyperlink r:id="rId34" w:history="1">
+        <w:hyperlink r:id="rId35" w:history="1">
           <w:r>
             <w:rPr>
               <w:rStyle w:val="Hyperlink"/>
@@ -4060,7 +4082,7 @@
           <w:color w:val="000000"/>
           <w:sz w:val="24"/>
         </w:rPr>
-        <w:hyperlink r:id="rId34" w:history="1">
+        <w:hyperlink r:id="rId35" w:history="1">
           <w:r>
             <w:rPr>
               <w:rStyle w:val="Hyperlink"/>
@@ -4078,7 +4100,7 @@
           <w:color w:val="000000"/>
           <w:sz w:val="24"/>
         </w:rPr>
-        <w:hyperlink r:id="rId34" w:history="1">
+        <w:hyperlink r:id="rId35" w:history="1">
           <w:r>
             <w:rPr>
               <w:rStyle w:val="Hyperlink"/>
@@ -4096,7 +4118,7 @@
           <w:color w:val="000000"/>
           <w:sz w:val="24"/>
         </w:rPr>
-        <w:hyperlink r:id="rId34" w:history="1">
+        <w:hyperlink r:id="rId35" w:history="1">
           <w:r>
             <w:rPr>
               <w:rStyle w:val="Hyperlink"/>
@@ -4114,7 +4136,7 @@
           <w:color w:val="000000"/>
           <w:sz w:val="24"/>
         </w:rPr>
-        <w:hyperlink r:id="rId34" w:history="1">
+        <w:hyperlink r:id="rId35" w:history="1">
           <w:r>
             <w:rPr>
               <w:rStyle w:val="Hyperlink"/>
@@ -4132,7 +4154,7 @@
           <w:color w:val="000000"/>
           <w:sz w:val="24"/>
         </w:rPr>
-        <w:hyperlink r:id="rId34" w:history="1">
+        <w:hyperlink r:id="rId35" w:history="1">
           <w:r>
             <w:rPr>
               <w:rStyle w:val="Hyperlink"/>
@@ -4192,7 +4214,7 @@
           <w:color w:val="000000"/>
           <w:sz w:val="24"/>
         </w:rPr>
-        <w:hyperlink r:id="rId35" w:history="1">
+        <w:hyperlink r:id="rId36" w:history="1">
           <w:r>
             <w:rPr>
               <w:rStyle w:val="Hyperlink"/>
@@ -4419,7 +4441,7 @@
           <w:sz w:val="24"/>
           <w:u w:val="single"/>
         </w:rPr>
-        <w:hyperlink r:id="rId36" w:history="1">
+        <w:hyperlink r:id="rId37" w:history="1">
           <w:r>
             <w:rPr>
               <w:rStyle w:val="Hyperlink"/>
@@ -4437,7 +4459,7 @@
           <w:sz w:val="24"/>
           <w:u w:val="single"/>
         </w:rPr>
-        <w:hyperlink r:id="rId36" w:history="1">
+        <w:hyperlink r:id="rId37" w:history="1">
           <w:r>
             <w:rPr>
               <w:rStyle w:val="Hyperlink"/>
@@ -4455,7 +4477,7 @@
           <w:sz w:val="24"/>
           <w:u w:val="single"/>
         </w:rPr>
-        <w:hyperlink r:id="rId36" w:history="1">
+        <w:hyperlink r:id="rId37" w:history="1">
           <w:r>
             <w:rPr>
               <w:rStyle w:val="Hyperlink"/>
@@ -4473,7 +4495,7 @@
           <w:sz w:val="24"/>
           <w:u w:val="single"/>
         </w:rPr>
-        <w:hyperlink r:id="rId36" w:history="1">
+        <w:hyperlink r:id="rId37" w:history="1">
           <w:r>
             <w:rPr>
               <w:rStyle w:val="Hyperlink"/>
@@ -4491,7 +4513,7 @@
           <w:sz w:val="24"/>
           <w:u w:val="single"/>
         </w:rPr>
-        <w:hyperlink r:id="rId36" w:history="1">
+        <w:hyperlink r:id="rId37" w:history="1">
           <w:r>
             <w:rPr>
               <w:rStyle w:val="Hyperlink"/>
@@ -4609,7 +4631,7 @@
           <w:sz w:val="24"/>
           <w:u w:val="single"/>
         </w:rPr>
-        <w:hyperlink r:id="rId37" w:history="1">
+        <w:hyperlink r:id="rId38" w:history="1">
           <w:r>
             <w:rPr>
               <w:rStyle w:val="Hyperlink"/>
@@ -4627,7 +4649,7 @@
           <w:sz w:val="24"/>
           <w:u w:val="single"/>
         </w:rPr>
-        <w:hyperlink r:id="rId37" w:history="1">
+        <w:hyperlink r:id="rId38" w:history="1">
           <w:r>
             <w:rPr>
               <w:rStyle w:val="Hyperlink"/>
@@ -4645,7 +4667,7 @@
           <w:sz w:val="24"/>
           <w:u w:val="single"/>
         </w:rPr>
-        <w:hyperlink r:id="rId37" w:history="1">
+        <w:hyperlink r:id="rId38" w:history="1">
           <w:r>
             <w:rPr>
               <w:rStyle w:val="Hyperlink"/>
@@ -4663,7 +4685,7 @@
           <w:sz w:val="24"/>
           <w:u w:val="single"/>
         </w:rPr>
-        <w:hyperlink r:id="rId37" w:history="1">
+        <w:hyperlink r:id="rId38" w:history="1">
           <w:r>
             <w:rPr>
               <w:rStyle w:val="Hyperlink"/>
@@ -4771,7 +4793,7 @@
           <w:sz w:val="24"/>
           <w:u w:val="single"/>
         </w:rPr>
-        <w:hyperlink r:id="rId38" w:history="1">
+        <w:hyperlink r:id="rId39" w:history="1">
           <w:r>
             <w:rPr>
               <w:rStyle w:val="Hyperlink"/>
@@ -4789,7 +4811,7 @@
           <w:sz w:val="24"/>
           <w:u w:val="single"/>
         </w:rPr>
-        <w:hyperlink r:id="rId38" w:history="1">
+        <w:hyperlink r:id="rId39" w:history="1">
           <w:r>
             <w:rPr>
               <w:rStyle w:val="Hyperlink"/>
@@ -4807,7 +4829,7 @@
           <w:sz w:val="24"/>
           <w:u w:val="single"/>
         </w:rPr>
-        <w:hyperlink r:id="rId38" w:history="1">
+        <w:hyperlink r:id="rId39" w:history="1">
           <w:r>
             <w:rPr>
               <w:rStyle w:val="Hyperlink"/>
@@ -4825,7 +4847,7 @@
           <w:sz w:val="24"/>
           <w:u w:val="single"/>
         </w:rPr>
-        <w:hyperlink r:id="rId38" w:history="1">
+        <w:hyperlink r:id="rId39" w:history="1">
           <w:r>
             <w:rPr>
               <w:rStyle w:val="Hyperlink"/>
@@ -4853,7 +4875,7 @@
           <w:sz w:val="24"/>
           <w:u w:val="single"/>
         </w:rPr>
-        <w:hyperlink r:id="rId39" w:history="1">
+        <w:hyperlink r:id="rId40" w:history="1">
           <w:r>
             <w:rPr>
               <w:rStyle w:val="Hyperlink"/>
@@ -4871,7 +4893,7 @@
           <w:sz w:val="24"/>
           <w:u w:val="single"/>
         </w:rPr>
-        <w:hyperlink r:id="rId39" w:history="1">
+        <w:hyperlink r:id="rId40" w:history="1">
           <w:r>
             <w:rPr>
               <w:rStyle w:val="Hyperlink"/>
@@ -4889,7 +4911,7 @@
           <w:sz w:val="24"/>
           <w:u w:val="single"/>
         </w:rPr>
-        <w:hyperlink r:id="rId39" w:history="1">
+        <w:hyperlink r:id="rId40" w:history="1">
           <w:r>
             <w:rPr>
               <w:rStyle w:val="Hyperlink"/>
@@ -4917,7 +4939,7 @@
           <w:sz w:val="24"/>
           <w:u w:val="single"/>
         </w:rPr>
-        <w:hyperlink r:id="rId40" w:history="1">
+        <w:hyperlink r:id="rId41" w:history="1">
           <w:r>
             <w:rPr>
               <w:rStyle w:val="Hyperlink"/>
@@ -4946,7 +4968,7 @@
           <w:sz w:val="24"/>
           <w:u w:val="single"/>
         </w:rPr>
-        <w:hyperlink r:id="rId40" w:history="1">
+        <w:hyperlink r:id="rId41" w:history="1">
           <w:r>
             <w:rPr>
               <w:rStyle w:val="Hyperlink"/>
@@ -4964,7 +4986,7 @@
           <w:sz w:val="24"/>
           <w:u w:val="single"/>
         </w:rPr>
-        <w:hyperlink r:id="rId38" w:history="1">
+        <w:hyperlink r:id="rId41" w:history="1">
           <w:r>
             <w:rPr>
               <w:rStyle w:val="Hyperlink"/>

--- a/EXPORTS/DOCX/published/niveau3/Dutch/KunsthandelVanLier.docx
+++ b/EXPORTS/DOCX/published/niveau3/Dutch/KunsthandelVanLier.docx
@@ -255,82 +255,7 @@
           <w:color w:val="000000"/>
           <w:sz w:val="24"/>
         </w:rPr>
-        <w:t>naar A</w:t>
-      </w:r>
-      <w:r>
-        <w:rPr>
-          <w:u w:val="single" w:color="0000ff"/>
-          <w:rFonts w:ascii="Charis SIL Regular" w:hAnsi="Charis SIL Regular" w:eastAsia="Charis SIL Regular"/>
-          <w:b w:val="0"/>
-          <w:i w:val="0"/>
-          <w:color w:val="000000"/>
-          <w:sz w:val="24"/>
-        </w:rPr>
-        <w:hyperlink r:id="rId9" w:history="1">
-          <w:r>
-            <w:rPr>
-              <w:rStyle w:val="Hyperlink"/>
-            </w:rPr>
-            <w:t>ms</w:t>
-          </w:r>
-        </w:hyperlink>
-      </w:r>
-      <w:r>
-        <w:rPr>
-          <w:u w:val="single" w:color="0000ff"/>
-          <w:rFonts w:ascii="Charis SIL Regular" w:hAnsi="Charis SIL Regular" w:eastAsia="Charis SIL Regular"/>
-          <w:b w:val="0"/>
-          <w:i w:val="0"/>
-          <w:color w:val="000000"/>
-          <w:sz w:val="24"/>
-        </w:rPr>
-        <w:hyperlink r:id="rId9" w:history="1">
-          <w:r>
-            <w:rPr>
-              <w:rStyle w:val="Hyperlink"/>
-            </w:rPr>
-            <w:t>t</w:t>
-          </w:r>
-        </w:hyperlink>
-      </w:r>
-      <w:r>
-        <w:rPr>
-          <w:u w:val="single" w:color="0000ff"/>
-          <w:rFonts w:ascii="Charis SIL Regular" w:hAnsi="Charis SIL Regular" w:eastAsia="Charis SIL Regular"/>
-          <w:b w:val="0"/>
-          <w:i w:val="0"/>
-          <w:color w:val="000000"/>
-          <w:sz w:val="24"/>
-        </w:rPr>
-        <w:hyperlink r:id="rId9" w:history="1">
-          <w:r>
-            <w:rPr>
-              <w:rStyle w:val="Hyperlink"/>
-            </w:rPr>
-            <w:t>erd</w:t>
-          </w:r>
-        </w:hyperlink>
-      </w:r>
-      <w:r>
-        <w:rPr>
-          <w:u w:val="single" w:color="0000ff"/>
-          <w:rFonts w:ascii="Charis SIL Regular" w:hAnsi="Charis SIL Regular" w:eastAsia="Charis SIL Regular"/>
-          <w:b w:val="0"/>
-          <w:i w:val="0"/>
-          <w:color w:val="000000"/>
-          <w:sz w:val="24"/>
-        </w:rPr>
-        <w:t>a</w:t>
-      </w:r>
-      <w:r>
-        <w:rPr>
-          <w:rFonts w:ascii="Charis SIL Regular" w:hAnsi="Charis SIL Regular" w:eastAsia="Charis SIL Regular"/>
-          <w:b w:val="0"/>
-          <w:i w:val="0"/>
-          <w:color w:val="000000"/>
-          <w:sz w:val="24"/>
-        </w:rPr>
-        <w:t xml:space="preserve">m. </w:t>
+        <w:t xml:space="preserve">naar Amsterdam. </w:t>
       </w:r>
       <w:r>
         <w:rPr>
@@ -689,6 +614,7 @@
           <w:i w:val="0"/>
           <w:color w:val="0000FF"/>
           <w:sz w:val="24"/>
+          <w:u w:val="single"/>
         </w:rPr>
         <w:hyperlink r:id="rId13" w:history="1">
           <w:r>
@@ -726,32 +652,7 @@
           <w:color w:val="000000"/>
           <w:sz w:val="24"/>
         </w:rPr>
-        <w:hyperlink r:id="rId12" w:history="1">
-          <w:r>
-            <w:rPr>
-              <w:rStyle w:val="Hyperlink"/>
-            </w:rPr>
-            <w:t xml:space="preserve"> e</w:t>
-          </w:r>
-        </w:hyperlink>
-      </w:r>
-      <w:r>
-        <w:rPr>
-          <w:u w:val="single" w:color="0000ff"/>
-          <w:rFonts w:ascii="Charis SIL Regular" w:hAnsi="Charis SIL Regular" w:eastAsia="Charis SIL Regular"/>
-          <w:b w:val="0"/>
-          <w:i w:val="0"/>
-          <w:color w:val="000000"/>
-          <w:sz w:val="24"/>
-        </w:rPr>
-        <w:hyperlink r:id="rId12" w:history="1">
-          <w:r>
-            <w:rPr>
-              <w:rStyle w:val="Hyperlink"/>
-            </w:rPr>
-            <w:t xml:space="preserve">n </w:t>
-          </w:r>
-        </w:hyperlink>
+        <w:t xml:space="preserve"> en </w:t>
       </w:r>
       <w:r>
         <w:rPr>
@@ -1037,7 +938,7 @@
           <w:sz w:val="24"/>
           <w:u w:val="single"/>
         </w:rPr>
-        <w:hyperlink r:id="rId14" w:history="1">
+        <w:hyperlink r:id="rId16" w:history="1">
           <w:r>
             <w:rPr>
               <w:rStyle w:val="Hyperlink"/>
@@ -1055,7 +956,7 @@
           <w:sz w:val="24"/>
           <w:u w:val="single"/>
         </w:rPr>
-        <w:hyperlink r:id="rId14" w:history="1">
+        <w:hyperlink r:id="rId16" w:history="1">
           <w:r>
             <w:rPr>
               <w:rStyle w:val="Hyperlink"/>
@@ -1073,7 +974,7 @@
           <w:sz w:val="24"/>
           <w:u w:val="single"/>
         </w:rPr>
-        <w:hyperlink r:id="rId14" w:history="1">
+        <w:hyperlink r:id="rId16" w:history="1">
           <w:r>
             <w:rPr>
               <w:rStyle w:val="Hyperlink"/>
@@ -1385,7 +1286,7 @@
           <w:sz w:val="24"/>
           <w:u w:val="single"/>
         </w:rPr>
-        <w:hyperlink r:id="rId18" w:history="1">
+        <w:hyperlink r:id="rId13" w:history="1">
           <w:r>
             <w:rPr>
               <w:rStyle w:val="Hyperlink"/>
@@ -1403,7 +1304,7 @@
           <w:sz w:val="24"/>
           <w:u w:val="single"/>
         </w:rPr>
-        <w:hyperlink r:id="rId18" w:history="1">
+        <w:hyperlink r:id="rId13" w:history="1">
           <w:r>
             <w:rPr>
               <w:rStyle w:val="Hyperlink"/>
@@ -2342,13 +2243,32 @@
       </w:r>
       <w:r>
         <w:rPr>
+          <w:u w:val="single" w:color="0000ff"/>
           <w:rFonts w:ascii="Charis SIL Regular" w:hAnsi="Charis SIL Regular" w:eastAsia="Charis SIL Regular"/>
           <w:b w:val="0"/>
           <w:i w:val="0"/>
           <w:color w:val="000000"/>
           <w:sz w:val="24"/>
         </w:rPr>
-        <w:t xml:space="preserve">naar </w:t>
+        <w:hyperlink r:id="rId25" w:history="1">
+          <w:r>
+            <w:rPr>
+              <w:rStyle w:val="Hyperlink"/>
+            </w:rPr>
+            <w:t>naar</w:t>
+          </w:r>
+        </w:hyperlink>
+      </w:r>
+      <w:r>
+        <w:rPr>
+          <w:u w:val="single" w:color="0000ff"/>
+          <w:rFonts w:ascii="Charis SIL Regular" w:hAnsi="Charis SIL Regular" w:eastAsia="Charis SIL Regular"/>
+          <w:b w:val="0"/>
+          <w:i w:val="0"/>
+          <w:color w:val="000000"/>
+          <w:sz w:val="24"/>
+        </w:rPr>
+        <w:t xml:space="preserve"> </w:t>
       </w:r>
       <w:r>
         <w:rPr>
@@ -2359,7 +2279,7 @@
           <w:sz w:val="24"/>
           <w:u w:val="single"/>
         </w:rPr>
-        <w:hyperlink r:id="rId27" w:history="1">
+        <w:hyperlink r:id="rId25" w:history="1">
           <w:r>
             <w:rPr>
               <w:rStyle w:val="Hyperlink"/>
@@ -2370,13 +2290,71 @@
       </w:r>
       <w:r>
         <w:rPr>
+          <w:u w:val="single" w:color="0000ff"/>
           <w:rFonts w:ascii="Charis SIL Regular" w:hAnsi="Charis SIL Regular" w:eastAsia="Charis SIL Regular"/>
           <w:b w:val="0"/>
           <w:i w:val="0"/>
           <w:color w:val="000000"/>
           <w:sz w:val="24"/>
         </w:rPr>
-        <w:t xml:space="preserve"> en werd</w:t>
+        <w:t xml:space="preserve"> </w:t>
+      </w:r>
+      <w:r>
+        <w:rPr>
+          <w:u w:val="single" w:color="0000ff"/>
+          <w:rFonts w:ascii="Charis SIL Regular" w:hAnsi="Charis SIL Regular" w:eastAsia="Charis SIL Regular"/>
+          <w:b w:val="0"/>
+          <w:i w:val="0"/>
+          <w:color w:val="000000"/>
+          <w:sz w:val="24"/>
+        </w:rPr>
+        <w:hyperlink r:id="rId25" w:history="1">
+          <w:r>
+            <w:rPr>
+              <w:rStyle w:val="Hyperlink"/>
+            </w:rPr>
+            <w:t>e</w:t>
+          </w:r>
+        </w:hyperlink>
+      </w:r>
+      <w:r>
+        <w:rPr>
+          <w:u w:val="single" w:color="0000ff"/>
+          <w:rFonts w:ascii="Charis SIL Regular" w:hAnsi="Charis SIL Regular" w:eastAsia="Charis SIL Regular"/>
+          <w:b w:val="0"/>
+          <w:i w:val="0"/>
+          <w:color w:val="000000"/>
+          <w:sz w:val="24"/>
+        </w:rPr>
+        <w:hyperlink r:id="rId25" w:history="1">
+          <w:r>
+            <w:rPr>
+              <w:rStyle w:val="Hyperlink"/>
+            </w:rPr>
+            <w:t>n we</w:t>
+          </w:r>
+        </w:hyperlink>
+      </w:r>
+      <w:r>
+        <w:rPr>
+          <w:u w:val="single" w:color="0000ff"/>
+          <w:rFonts w:ascii="Charis SIL Regular" w:hAnsi="Charis SIL Regular" w:eastAsia="Charis SIL Regular"/>
+          <w:b w:val="0"/>
+          <w:i w:val="0"/>
+          <w:color w:val="000000"/>
+          <w:sz w:val="24"/>
+        </w:rPr>
+        <w:t>r</w:t>
+      </w:r>
+      <w:r>
+        <w:rPr>
+          <w:rFonts w:ascii="Charis SIL Regular" w:hAnsi="Charis SIL Regular" w:eastAsia="Charis SIL Regular"/>
+          <w:b w:val="0"/>
+          <w:i w:val="0"/>
+          <w:color w:val="000000"/>
+          <w:sz w:val="24"/>
+        </w:rPr>
+        <w:t>d</w:t>
       </w:r>
       <w:r>
         <w:rPr>
@@ -3308,7 +3286,7 @@
           <w:sz w:val="24"/>
           <w:u w:val="single"/>
         </w:rPr>
-        <w:hyperlink r:id="rId31" w:history="1">
+        <w:hyperlink r:id="rId32" w:history="1">
           <w:r>
             <w:rPr>
               <w:rStyle w:val="Hyperlink"/>
@@ -3353,43 +3331,7 @@
           <w:color w:val="000000"/>
           <w:sz w:val="24"/>
         </w:rPr>
-        <w:t>betrekking te hebben op Europese kunst). Het overige archief</w:t>
-      </w:r>
-      <w:r>
-        <w:rPr>
-          <w:u w:val="single" w:color="0000ff"/>
-          <w:rFonts w:ascii="Charis SIL Regular" w:hAnsi="Charis SIL Regular" w:eastAsia="Charis SIL Regular"/>
-          <w:b w:val="0"/>
-          <w:i w:val="0"/>
-          <w:color w:val="000000"/>
-          <w:sz w:val="24"/>
-        </w:rPr>
-        <w:hyperlink r:id="rId32" w:history="1">
-          <w:r>
-            <w:rPr>
-              <w:rStyle w:val="Hyperlink"/>
-            </w:rPr>
-            <w:t xml:space="preserve"> is in bez</w:t>
-          </w:r>
-        </w:hyperlink>
-      </w:r>
-      <w:r>
-        <w:rPr>
-          <w:u w:val="single" w:color="0000ff"/>
-          <w:rFonts w:ascii="Charis SIL Regular" w:hAnsi="Charis SIL Regular" w:eastAsia="Charis SIL Regular"/>
-          <w:b w:val="0"/>
-          <w:i w:val="0"/>
-          <w:color w:val="000000"/>
-          <w:sz w:val="24"/>
-        </w:rPr>
-        <w:hyperlink r:id="rId32" w:history="1">
-          <w:r>
-            <w:rPr>
-              <w:rStyle w:val="Hyperlink"/>
-            </w:rPr>
-            <w:t>it va</w:t>
-          </w:r>
-        </w:hyperlink>
+        <w:t>betrekking te hebben op Europese kunst). Het overige archief is in bezit va</w:t>
       </w:r>
       <w:r>
         <w:rPr>
@@ -3881,6 +3823,7 @@
           <w:i w:val="0"/>
           <w:color w:val="0000FF"/>
           <w:sz w:val="24"/>
+          <w:u w:val="single"/>
         </w:rPr>
         <w:hyperlink r:id="rId35" w:history="1">
           <w:r>
@@ -3900,7 +3843,7 @@
           <w:sz w:val="24"/>
           <w:u w:val="single"/>
         </w:rPr>
-        <w:hyperlink r:id="rId35" w:history="1">
+        <w:hyperlink r:id="rId34" w:history="1">
           <w:r>
             <w:rPr>
               <w:rStyle w:val="Hyperlink"/>
@@ -4893,7 +4836,7 @@
           <w:sz w:val="24"/>
           <w:u w:val="single"/>
         </w:rPr>
-        <w:hyperlink r:id="rId40" w:history="1">
+        <w:hyperlink r:id="rId39" w:history="1">
           <w:r>
             <w:rPr>
               <w:rStyle w:val="Hyperlink"/>
@@ -4911,7 +4854,7 @@
           <w:sz w:val="24"/>
           <w:u w:val="single"/>
         </w:rPr>
-        <w:hyperlink r:id="rId40" w:history="1">
+        <w:hyperlink r:id="rId39" w:history="1">
           <w:r>
             <w:rPr>
               <w:rStyle w:val="Hyperlink"/>
@@ -4939,7 +4882,7 @@
           <w:sz w:val="24"/>
           <w:u w:val="single"/>
         </w:rPr>
-        <w:hyperlink r:id="rId41" w:history="1">
+        <w:hyperlink r:id="rId39" w:history="1">
           <w:r>
             <w:rPr>
               <w:rStyle w:val="Hyperlink"/>

--- a/EXPORTS/DOCX/published/niveau3/Dutch/KunsthandelVanLier.docx
+++ b/EXPORTS/DOCX/published/niveau3/Dutch/KunsthandelVanLier.docx
@@ -249,13 +249,107 @@
       </w:r>
       <w:r>
         <w:rPr>
+          <w:u w:val="single" w:color="0000ff"/>
           <w:rFonts w:ascii="Charis SIL Regular" w:hAnsi="Charis SIL Regular" w:eastAsia="Charis SIL Regular"/>
           <w:b w:val="0"/>
           <w:i w:val="0"/>
           <w:color w:val="000000"/>
           <w:sz w:val="24"/>
         </w:rPr>
-        <w:t xml:space="preserve">naar Amsterdam. </w:t>
+        <w:hyperlink r:id="rId9" w:history="1">
+          <w:r>
+            <w:rPr>
+              <w:rStyle w:val="Hyperlink"/>
+            </w:rPr>
+            <w:t xml:space="preserve">naar </w:t>
+          </w:r>
+        </w:hyperlink>
+      </w:r>
+      <w:r>
+        <w:rPr>
+          <w:u w:val="single" w:color="0000ff"/>
+          <w:rFonts w:ascii="Charis SIL Regular" w:hAnsi="Charis SIL Regular" w:eastAsia="Charis SIL Regular"/>
+          <w:b w:val="0"/>
+          <w:i w:val="0"/>
+          <w:color w:val="000000"/>
+          <w:sz w:val="24"/>
+        </w:rPr>
+        <w:t>A</w:t>
+      </w:r>
+      <w:r>
+        <w:rPr>
+          <w:u w:val="single" w:color="0000ff"/>
+          <w:rFonts w:ascii="Charis SIL Regular" w:hAnsi="Charis SIL Regular" w:eastAsia="Charis SIL Regular"/>
+          <w:b w:val="0"/>
+          <w:i w:val="0"/>
+          <w:color w:val="000000"/>
+          <w:sz w:val="24"/>
+        </w:rPr>
+        <w:hyperlink r:id="rId9" w:history="1">
+          <w:r>
+            <w:rPr>
+              <w:rStyle w:val="Hyperlink"/>
+            </w:rPr>
+            <w:t>ms</w:t>
+          </w:r>
+        </w:hyperlink>
+      </w:r>
+      <w:r>
+        <w:rPr>
+          <w:u w:val="single" w:color="0000ff"/>
+          <w:rFonts w:ascii="Charis SIL Regular" w:hAnsi="Charis SIL Regular" w:eastAsia="Charis SIL Regular"/>
+          <w:b w:val="0"/>
+          <w:i w:val="0"/>
+          <w:color w:val="000000"/>
+          <w:sz w:val="24"/>
+        </w:rPr>
+        <w:hyperlink r:id="rId9" w:history="1">
+          <w:r>
+            <w:rPr>
+              <w:rStyle w:val="Hyperlink"/>
+            </w:rPr>
+            <w:t>t</w:t>
+          </w:r>
+        </w:hyperlink>
+      </w:r>
+      <w:r>
+        <w:rPr>
+          <w:u w:val="single" w:color="0000ff"/>
+          <w:rFonts w:ascii="Charis SIL Regular" w:hAnsi="Charis SIL Regular" w:eastAsia="Charis SIL Regular"/>
+          <w:b w:val="0"/>
+          <w:i w:val="0"/>
+          <w:color w:val="000000"/>
+          <w:sz w:val="24"/>
+        </w:rPr>
+        <w:hyperlink r:id="rId9" w:history="1">
+          <w:r>
+            <w:rPr>
+              <w:rStyle w:val="Hyperlink"/>
+            </w:rPr>
+            <w:t>erd</w:t>
+          </w:r>
+        </w:hyperlink>
+      </w:r>
+      <w:r>
+        <w:rPr>
+          <w:u w:val="single" w:color="0000ff"/>
+          <w:rFonts w:ascii="Charis SIL Regular" w:hAnsi="Charis SIL Regular" w:eastAsia="Charis SIL Regular"/>
+          <w:b w:val="0"/>
+          <w:i w:val="0"/>
+          <w:color w:val="000000"/>
+          <w:sz w:val="24"/>
+        </w:rPr>
+        <w:t>a</w:t>
+      </w:r>
+      <w:r>
+        <w:rPr>
+          <w:rFonts w:ascii="Charis SIL Regular" w:hAnsi="Charis SIL Regular" w:eastAsia="Charis SIL Regular"/>
+          <w:b w:val="0"/>
+          <w:i w:val="0"/>
+          <w:color w:val="000000"/>
+          <w:sz w:val="24"/>
+        </w:rPr>
+        <w:t xml:space="preserve">m. </w:t>
       </w:r>
       <w:r>
         <w:rPr>
@@ -614,7 +708,6 @@
           <w:i w:val="0"/>
           <w:color w:val="0000FF"/>
           <w:sz w:val="24"/>
-          <w:u w:val="single"/>
         </w:rPr>
         <w:hyperlink r:id="rId13" w:history="1">
           <w:r>
@@ -645,7 +738,6 @@
       </w:r>
       <w:r>
         <w:rPr>
-          <w:u w:val="single" w:color="0000ff"/>
           <w:rFonts w:ascii="Charis SIL Regular" w:hAnsi="Charis SIL Regular" w:eastAsia="Charis SIL Regular"/>
           <w:b w:val="0"/>
           <w:i w:val="0"/>
@@ -938,7 +1030,7 @@
           <w:sz w:val="24"/>
           <w:u w:val="single"/>
         </w:rPr>
-        <w:hyperlink r:id="rId16" w:history="1">
+        <w:hyperlink r:id="rId14" w:history="1">
           <w:r>
             <w:rPr>
               <w:rStyle w:val="Hyperlink"/>
@@ -956,7 +1048,7 @@
           <w:sz w:val="24"/>
           <w:u w:val="single"/>
         </w:rPr>
-        <w:hyperlink r:id="rId16" w:history="1">
+        <w:hyperlink r:id="rId14" w:history="1">
           <w:r>
             <w:rPr>
               <w:rStyle w:val="Hyperlink"/>
@@ -974,7 +1066,7 @@
           <w:sz w:val="24"/>
           <w:u w:val="single"/>
         </w:rPr>
-        <w:hyperlink r:id="rId16" w:history="1">
+        <w:hyperlink r:id="rId14" w:history="1">
           <w:r>
             <w:rPr>
               <w:rStyle w:val="Hyperlink"/>
@@ -1003,7 +1095,7 @@
           <w:sz w:val="24"/>
           <w:u w:val="single"/>
         </w:rPr>
-        <w:hyperlink r:id="rId16" w:history="1">
+        <w:hyperlink r:id="rId14" w:history="1">
           <w:r>
             <w:rPr>
               <w:rStyle w:val="Hyperlink"/>
@@ -1089,7 +1181,7 @@
           <w:sz w:val="24"/>
           <w:u w:val="single"/>
         </w:rPr>
-        <w:hyperlink r:id="rId17" w:history="1">
+        <w:hyperlink r:id="rId16" w:history="1">
           <w:r>
             <w:rPr>
               <w:rStyle w:val="Hyperlink"/>
@@ -1129,7 +1221,7 @@
           <w:sz w:val="24"/>
           <w:u w:val="single"/>
         </w:rPr>
-        <w:hyperlink r:id="rId17" w:history="1">
+        <w:hyperlink r:id="rId16" w:history="1">
           <w:r>
             <w:rPr>
               <w:rStyle w:val="Hyperlink"/>
@@ -1167,7 +1259,7 @@
           <w:color w:val="000000"/>
           <w:sz w:val="24"/>
         </w:rPr>
-        <w:hyperlink r:id="rId16" w:history="1">
+        <w:hyperlink r:id="rId17" w:history="1">
           <w:r>
             <w:rPr>
               <w:rStyle w:val="Hyperlink"/>
@@ -1185,7 +1277,7 @@
           <w:color w:val="000000"/>
           <w:sz w:val="24"/>
         </w:rPr>
-        <w:hyperlink r:id="rId16" w:history="1">
+        <w:hyperlink r:id="rId17" w:history="1">
           <w:r>
             <w:rPr>
               <w:rStyle w:val="Hyperlink"/>
@@ -1203,7 +1295,7 @@
           <w:color w:val="000000"/>
           <w:sz w:val="24"/>
         </w:rPr>
-        <w:hyperlink r:id="rId16" w:history="1">
+        <w:hyperlink r:id="rId17" w:history="1">
           <w:r>
             <w:rPr>
               <w:rStyle w:val="Hyperlink"/>
@@ -1350,7 +1442,7 @@
           <w:color w:val="000000"/>
           <w:sz w:val="24"/>
         </w:rPr>
-        <w:hyperlink r:id="rId17" w:history="1">
+        <w:hyperlink r:id="rId16" w:history="1">
           <w:r>
             <w:rPr>
               <w:rStyle w:val="Hyperlink"/>
@@ -1368,7 +1460,7 @@
           <w:color w:val="000000"/>
           <w:sz w:val="24"/>
         </w:rPr>
-        <w:hyperlink r:id="rId17" w:history="1">
+        <w:hyperlink r:id="rId16" w:history="1">
           <w:r>
             <w:rPr>
               <w:rStyle w:val="Hyperlink"/>
@@ -2243,32 +2335,13 @@
       </w:r>
       <w:r>
         <w:rPr>
-          <w:u w:val="single" w:color="0000ff"/>
           <w:rFonts w:ascii="Charis SIL Regular" w:hAnsi="Charis SIL Regular" w:eastAsia="Charis SIL Regular"/>
           <w:b w:val="0"/>
           <w:i w:val="0"/>
           <w:color w:val="000000"/>
           <w:sz w:val="24"/>
         </w:rPr>
-        <w:hyperlink r:id="rId25" w:history="1">
-          <w:r>
-            <w:rPr>
-              <w:rStyle w:val="Hyperlink"/>
-            </w:rPr>
-            <w:t>naar</w:t>
-          </w:r>
-        </w:hyperlink>
-      </w:r>
-      <w:r>
-        <w:rPr>
-          <w:u w:val="single" w:color="0000ff"/>
-          <w:rFonts w:ascii="Charis SIL Regular" w:hAnsi="Charis SIL Regular" w:eastAsia="Charis SIL Regular"/>
-          <w:b w:val="0"/>
-          <w:i w:val="0"/>
-          <w:color w:val="000000"/>
-          <w:sz w:val="24"/>
-        </w:rPr>
-        <w:t xml:space="preserve"> </w:t>
+        <w:t xml:space="preserve">naar </w:t>
       </w:r>
       <w:r>
         <w:rPr>
@@ -3286,7 +3359,7 @@
           <w:sz w:val="24"/>
           <w:u w:val="single"/>
         </w:rPr>
-        <w:hyperlink r:id="rId32" w:history="1">
+        <w:hyperlink r:id="rId31" w:history="1">
           <w:r>
             <w:rPr>
               <w:rStyle w:val="Hyperlink"/>
@@ -3331,7 +3404,43 @@
           <w:color w:val="000000"/>
           <w:sz w:val="24"/>
         </w:rPr>
-        <w:t>betrekking te hebben op Europese kunst). Het overige archief is in bezit va</w:t>
+        <w:t>betrekking te hebben op Europese kunst). Het overige archief</w:t>
+      </w:r>
+      <w:r>
+        <w:rPr>
+          <w:u w:val="single" w:color="0000ff"/>
+          <w:rFonts w:ascii="Charis SIL Regular" w:hAnsi="Charis SIL Regular" w:eastAsia="Charis SIL Regular"/>
+          <w:b w:val="0"/>
+          <w:i w:val="0"/>
+          <w:color w:val="000000"/>
+          <w:sz w:val="24"/>
+        </w:rPr>
+        <w:hyperlink r:id="rId32" w:history="1">
+          <w:r>
+            <w:rPr>
+              <w:rStyle w:val="Hyperlink"/>
+            </w:rPr>
+            <w:t xml:space="preserve"> is in bez</w:t>
+          </w:r>
+        </w:hyperlink>
+      </w:r>
+      <w:r>
+        <w:rPr>
+          <w:u w:val="single" w:color="0000ff"/>
+          <w:rFonts w:ascii="Charis SIL Regular" w:hAnsi="Charis SIL Regular" w:eastAsia="Charis SIL Regular"/>
+          <w:b w:val="0"/>
+          <w:i w:val="0"/>
+          <w:color w:val="000000"/>
+          <w:sz w:val="24"/>
+        </w:rPr>
+        <w:hyperlink r:id="rId32" w:history="1">
+          <w:r>
+            <w:rPr>
+              <w:rStyle w:val="Hyperlink"/>
+            </w:rPr>
+            <w:t>it va</w:t>
+          </w:r>
+        </w:hyperlink>
       </w:r>
       <w:r>
         <w:rPr>
@@ -3843,7 +3952,7 @@
           <w:sz w:val="24"/>
           <w:u w:val="single"/>
         </w:rPr>
-        <w:hyperlink r:id="rId34" w:history="1">
+        <w:hyperlink r:id="rId35" w:history="1">
           <w:r>
             <w:rPr>
               <w:rStyle w:val="Hyperlink"/>
@@ -3971,7 +4080,7 @@
           <w:sz w:val="24"/>
           <w:u w:val="single"/>
         </w:rPr>
-        <w:hyperlink r:id="rId36" w:history="1">
+        <w:hyperlink r:id="rId35" w:history="1">
           <w:r>
             <w:rPr>
               <w:rStyle w:val="Hyperlink"/>
@@ -4836,7 +4945,7 @@
           <w:sz w:val="24"/>
           <w:u w:val="single"/>
         </w:rPr>
-        <w:hyperlink r:id="rId39" w:history="1">
+        <w:hyperlink r:id="rId40" w:history="1">
           <w:r>
             <w:rPr>
               <w:rStyle w:val="Hyperlink"/>
@@ -4871,7 +4980,14 @@
           <w:color w:val="000000"/>
           <w:sz w:val="24"/>
         </w:rPr>
-        <w:t xml:space="preserve">, </w:t>
+        <w:hyperlink r:id="rId39" w:history="1">
+          <w:r>
+            <w:rPr>
+              <w:rStyle w:val="Hyperlink"/>
+            </w:rPr>
+            <w:t xml:space="preserve">, </w:t>
+          </w:r>
+        </w:hyperlink>
       </w:r>
       <w:r>
         <w:rPr>
@@ -4911,7 +5027,7 @@
           <w:sz w:val="24"/>
           <w:u w:val="single"/>
         </w:rPr>
-        <w:hyperlink r:id="rId41" w:history="1">
+        <w:hyperlink r:id="rId39" w:history="1">
           <w:r>
             <w:rPr>
               <w:rStyle w:val="Hyperlink"/>
@@ -4929,7 +5045,7 @@
           <w:sz w:val="24"/>
           <w:u w:val="single"/>
         </w:rPr>
-        <w:hyperlink r:id="rId41" w:history="1">
+        <w:hyperlink r:id="rId39" w:history="1">
           <w:r>
             <w:rPr>
               <w:rStyle w:val="Hyperlink"/>

--- a/EXPORTS/DOCX/published/niveau3/Dutch/KunsthandelVanLier.docx
+++ b/EXPORTS/DOCX/published/niveau3/Dutch/KunsthandelVanLier.docx
@@ -435,35 +435,7 @@
           <w:color w:val="000000"/>
           <w:sz w:val="24"/>
         </w:rPr>
-        <w:t xml:space="preserve"> hield zich vooral be</w:t>
-      </w:r>
-      <w:r>
-        <w:rPr>
-          <w:u w:val="single" w:color="0000ff"/>
-          <w:rFonts w:ascii="Charis SIL Regular" w:hAnsi="Charis SIL Regular" w:eastAsia="Charis SIL Regular"/>
-          <w:b w:val="0"/>
-          <w:i w:val="0"/>
-          <w:color w:val="000000"/>
-          <w:sz w:val="24"/>
-        </w:rPr>
-        <w:hyperlink r:id="rId10" w:history="1">
-          <w:r>
-            <w:rPr>
-              <w:rStyle w:val="Hyperlink"/>
-            </w:rPr>
-            <w:t>zig m</w:t>
-          </w:r>
-        </w:hyperlink>
-      </w:r>
-      <w:r>
-        <w:rPr>
-          <w:rFonts w:ascii="Charis SIL Regular" w:hAnsi="Charis SIL Regular" w:eastAsia="Charis SIL Regular"/>
-          <w:b w:val="0"/>
-          <w:i w:val="0"/>
-          <w:color w:val="000000"/>
-          <w:sz w:val="24"/>
-        </w:rPr>
-        <w:t xml:space="preserve">et </w:t>
+        <w:t xml:space="preserve"> hield zich vooral bezig met </w:t>
       </w:r>
       <w:r>
         <w:rPr>
@@ -559,118 +531,7 @@
           <w:color w:val="000000"/>
           <w:sz w:val="24"/>
         </w:rPr>
-        <w:t>Van Lier raakte ec</w:t>
-      </w:r>
-      <w:r>
-        <w:rPr>
-          <w:u w:val="single" w:color="0000ff"/>
-          <w:rFonts w:ascii="Charis SIL Regular" w:hAnsi="Charis SIL Regular" w:eastAsia="Charis SIL Regular"/>
-          <w:b w:val="0"/>
-          <w:i w:val="0"/>
-          <w:color w:val="000000"/>
-          <w:sz w:val="24"/>
-        </w:rPr>
-        <w:hyperlink r:id="rId11" w:history="1">
-          <w:r>
-            <w:rPr>
-              <w:rStyle w:val="Hyperlink"/>
-            </w:rPr>
-            <w:t xml:space="preserve">hter ook </w:t>
-          </w:r>
-        </w:hyperlink>
-      </w:r>
-      <w:r>
-        <w:rPr>
-          <w:u w:val="single" w:color="0000ff"/>
-          <w:rFonts w:ascii="Charis SIL Regular" w:hAnsi="Charis SIL Regular" w:eastAsia="Charis SIL Regular"/>
-          <w:b w:val="0"/>
-          <w:i w:val="0"/>
-          <w:color w:val="000000"/>
-          <w:sz w:val="24"/>
-        </w:rPr>
-        <w:hyperlink r:id="rId11" w:history="1">
-          <w:r>
-            <w:rPr>
-              <w:rStyle w:val="Hyperlink"/>
-            </w:rPr>
-            <w:t>g</w:t>
-          </w:r>
-        </w:hyperlink>
-      </w:r>
-      <w:r>
-        <w:rPr>
-          <w:u w:val="single" w:color="0000ff"/>
-          <w:rFonts w:ascii="Charis SIL Regular" w:hAnsi="Charis SIL Regular" w:eastAsia="Charis SIL Regular"/>
-          <w:b w:val="0"/>
-          <w:i w:val="0"/>
-          <w:color w:val="000000"/>
-          <w:sz w:val="24"/>
-        </w:rPr>
-        <w:hyperlink r:id="rId11" w:history="1">
-          <w:r>
-            <w:rPr>
-              <w:rStyle w:val="Hyperlink"/>
-            </w:rPr>
-            <w:t>eïnt</w:t>
-          </w:r>
-        </w:hyperlink>
-      </w:r>
-      <w:r>
-        <w:rPr>
-          <w:u w:val="single" w:color="0000ff"/>
-          <w:rFonts w:ascii="Charis SIL Regular" w:hAnsi="Charis SIL Regular" w:eastAsia="Charis SIL Regular"/>
-          <w:b w:val="0"/>
-          <w:i w:val="0"/>
-          <w:color w:val="000000"/>
-          <w:sz w:val="24"/>
-        </w:rPr>
-        <w:hyperlink r:id="rId11" w:history="1">
-          <w:r>
-            <w:rPr>
-              <w:rStyle w:val="Hyperlink"/>
-            </w:rPr>
-            <w:t>e</w:t>
-          </w:r>
-        </w:hyperlink>
-      </w:r>
-      <w:r>
-        <w:rPr>
-          <w:u w:val="single" w:color="0000ff"/>
-          <w:rFonts w:ascii="Charis SIL Regular" w:hAnsi="Charis SIL Regular" w:eastAsia="Charis SIL Regular"/>
-          <w:b w:val="0"/>
-          <w:i w:val="0"/>
-          <w:color w:val="000000"/>
-          <w:sz w:val="24"/>
-        </w:rPr>
-        <w:hyperlink r:id="rId11" w:history="1">
-          <w:r>
-            <w:rPr>
-              <w:rStyle w:val="Hyperlink"/>
-            </w:rPr>
-            <w:t>res</w:t>
-          </w:r>
-        </w:hyperlink>
-      </w:r>
-      <w:r>
-        <w:rPr>
-          <w:u w:val="single" w:color="0000ff"/>
-          <w:rFonts w:ascii="Charis SIL Regular" w:hAnsi="Charis SIL Regular" w:eastAsia="Charis SIL Regular"/>
-          <w:b w:val="0"/>
-          <w:i w:val="0"/>
-          <w:color w:val="000000"/>
-          <w:sz w:val="24"/>
-        </w:rPr>
-        <w:t>s</w:t>
-      </w:r>
-      <w:r>
-        <w:rPr>
-          <w:rFonts w:ascii="Charis SIL Regular" w:hAnsi="Charis SIL Regular" w:eastAsia="Charis SIL Regular"/>
-          <w:b w:val="0"/>
-          <w:i w:val="0"/>
-          <w:color w:val="000000"/>
-          <w:sz w:val="24"/>
-        </w:rPr>
-        <w:t xml:space="preserve">eerd in </w:t>
+        <w:t xml:space="preserve">Van Lier raakte echter ook geïnteresseerd in </w:t>
       </w:r>
       <w:r>
         <w:rPr>
@@ -708,6 +569,7 @@
           <w:i w:val="0"/>
           <w:color w:val="0000FF"/>
           <w:sz w:val="24"/>
+          <w:u w:val="single"/>
         </w:rPr>
         <w:hyperlink r:id="rId13" w:history="1">
           <w:r>
@@ -738,6 +600,7 @@
       </w:r>
       <w:r>
         <w:rPr>
+          <w:u w:val="single" w:color="0000ff"/>
           <w:rFonts w:ascii="Charis SIL Regular" w:hAnsi="Charis SIL Regular" w:eastAsia="Charis SIL Regular"/>
           <w:b w:val="0"/>
           <w:i w:val="0"/>
@@ -2335,13 +2198,32 @@
       </w:r>
       <w:r>
         <w:rPr>
+          <w:u w:val="single" w:color="0000ff"/>
           <w:rFonts w:ascii="Charis SIL Regular" w:hAnsi="Charis SIL Regular" w:eastAsia="Charis SIL Regular"/>
           <w:b w:val="0"/>
           <w:i w:val="0"/>
           <w:color w:val="000000"/>
           <w:sz w:val="24"/>
         </w:rPr>
-        <w:t xml:space="preserve">naar </w:t>
+        <w:hyperlink r:id="rId25" w:history="1">
+          <w:r>
+            <w:rPr>
+              <w:rStyle w:val="Hyperlink"/>
+            </w:rPr>
+            <w:t>naar</w:t>
+          </w:r>
+        </w:hyperlink>
+      </w:r>
+      <w:r>
+        <w:rPr>
+          <w:u w:val="single" w:color="0000ff"/>
+          <w:rFonts w:ascii="Charis SIL Regular" w:hAnsi="Charis SIL Regular" w:eastAsia="Charis SIL Regular"/>
+          <w:b w:val="0"/>
+          <w:i w:val="0"/>
+          <w:color w:val="000000"/>
+          <w:sz w:val="24"/>
+        </w:rPr>
+        <w:t xml:space="preserve"> </w:t>
       </w:r>
       <w:r>
         <w:rPr>
@@ -4080,7 +3962,7 @@
           <w:sz w:val="24"/>
           <w:u w:val="single"/>
         </w:rPr>
-        <w:hyperlink r:id="rId35" w:history="1">
+        <w:hyperlink r:id="rId36" w:history="1">
           <w:r>
             <w:rPr>
               <w:rStyle w:val="Hyperlink"/>
@@ -4963,7 +4845,7 @@
           <w:sz w:val="24"/>
           <w:u w:val="single"/>
         </w:rPr>
-        <w:hyperlink r:id="rId39" w:history="1">
+        <w:hyperlink r:id="rId40" w:history="1">
           <w:r>
             <w:rPr>
               <w:rStyle w:val="Hyperlink"/>
@@ -4980,14 +4862,7 @@
           <w:color w:val="000000"/>
           <w:sz w:val="24"/>
         </w:rPr>
-        <w:hyperlink r:id="rId39" w:history="1">
-          <w:r>
-            <w:rPr>
-              <w:rStyle w:val="Hyperlink"/>
-            </w:rPr>
-            <w:t xml:space="preserve">, </w:t>
-          </w:r>
-        </w:hyperlink>
+        <w:t xml:space="preserve">, </w:t>
       </w:r>
       <w:r>
         <w:rPr>
@@ -4998,7 +4873,7 @@
           <w:sz w:val="24"/>
           <w:u w:val="single"/>
         </w:rPr>
-        <w:hyperlink r:id="rId39" w:history="1">
+        <w:hyperlink r:id="rId41" w:history="1">
           <w:r>
             <w:rPr>
               <w:rStyle w:val="Hyperlink"/>
@@ -5027,7 +4902,7 @@
           <w:sz w:val="24"/>
           <w:u w:val="single"/>
         </w:rPr>
-        <w:hyperlink r:id="rId39" w:history="1">
+        <w:hyperlink r:id="rId41" w:history="1">
           <w:r>
             <w:rPr>
               <w:rStyle w:val="Hyperlink"/>
@@ -5045,7 +4920,7 @@
           <w:sz w:val="24"/>
           <w:u w:val="single"/>
         </w:rPr>
-        <w:hyperlink r:id="rId39" w:history="1">
+        <w:hyperlink r:id="rId41" w:history="1">
           <w:r>
             <w:rPr>
               <w:rStyle w:val="Hyperlink"/>

--- a/EXPORTS/DOCX/published/niveau3/Dutch/KunsthandelVanLier.docx
+++ b/EXPORTS/DOCX/published/niveau3/Dutch/KunsthandelVanLier.docx
@@ -332,24 +332,13 @@
       </w:r>
       <w:r>
         <w:rPr>
-          <w:u w:val="single" w:color="0000ff"/>
           <w:rFonts w:ascii="Charis SIL Regular" w:hAnsi="Charis SIL Regular" w:eastAsia="Charis SIL Regular"/>
           <w:b w:val="0"/>
           <w:i w:val="0"/>
           <w:color w:val="000000"/>
           <w:sz w:val="24"/>
         </w:rPr>
-        <w:t>a</w:t>
-      </w:r>
-      <w:r>
-        <w:rPr>
-          <w:rFonts w:ascii="Charis SIL Regular" w:hAnsi="Charis SIL Regular" w:eastAsia="Charis SIL Regular"/>
-          <w:b w:val="0"/>
-          <w:i w:val="0"/>
-          <w:color w:val="000000"/>
-          <w:sz w:val="24"/>
-        </w:rPr>
-        <w:t xml:space="preserve">m. </w:t>
+        <w:t xml:space="preserve">am. </w:t>
       </w:r>
       <w:r>
         <w:rPr>
@@ -435,7 +424,35 @@
           <w:color w:val="000000"/>
           <w:sz w:val="24"/>
         </w:rPr>
-        <w:t xml:space="preserve"> hield zich vooral bezig met </w:t>
+        <w:t xml:space="preserve"> hield zich vooral be</w:t>
+      </w:r>
+      <w:r>
+        <w:rPr>
+          <w:u w:val="single" w:color="0000ff"/>
+          <w:rFonts w:ascii="Charis SIL Regular" w:hAnsi="Charis SIL Regular" w:eastAsia="Charis SIL Regular"/>
+          <w:b w:val="0"/>
+          <w:i w:val="0"/>
+          <w:color w:val="000000"/>
+          <w:sz w:val="24"/>
+        </w:rPr>
+        <w:hyperlink r:id="rId10" w:history="1">
+          <w:r>
+            <w:rPr>
+              <w:rStyle w:val="Hyperlink"/>
+            </w:rPr>
+            <w:t>zig m</w:t>
+          </w:r>
+        </w:hyperlink>
+      </w:r>
+      <w:r>
+        <w:rPr>
+          <w:rFonts w:ascii="Charis SIL Regular" w:hAnsi="Charis SIL Regular" w:eastAsia="Charis SIL Regular"/>
+          <w:b w:val="0"/>
+          <w:i w:val="0"/>
+          <w:color w:val="000000"/>
+          <w:sz w:val="24"/>
+        </w:rPr>
+        <w:t xml:space="preserve">et </w:t>
       </w:r>
       <w:r>
         <w:rPr>
@@ -600,7 +617,6 @@
       </w:r>
       <w:r>
         <w:rPr>
-          <w:u w:val="single" w:color="0000ff"/>
           <w:rFonts w:ascii="Charis SIL Regular" w:hAnsi="Charis SIL Regular" w:eastAsia="Charis SIL Regular"/>
           <w:b w:val="0"/>
           <w:i w:val="0"/>
@@ -2198,32 +2214,13 @@
       </w:r>
       <w:r>
         <w:rPr>
-          <w:u w:val="single" w:color="0000ff"/>
           <w:rFonts w:ascii="Charis SIL Regular" w:hAnsi="Charis SIL Regular" w:eastAsia="Charis SIL Regular"/>
           <w:b w:val="0"/>
           <w:i w:val="0"/>
           <w:color w:val="000000"/>
           <w:sz w:val="24"/>
         </w:rPr>
-        <w:hyperlink r:id="rId25" w:history="1">
-          <w:r>
-            <w:rPr>
-              <w:rStyle w:val="Hyperlink"/>
-            </w:rPr>
-            <w:t>naar</w:t>
-          </w:r>
-        </w:hyperlink>
-      </w:r>
-      <w:r>
-        <w:rPr>
-          <w:u w:val="single" w:color="0000ff"/>
-          <w:rFonts w:ascii="Charis SIL Regular" w:hAnsi="Charis SIL Regular" w:eastAsia="Charis SIL Regular"/>
-          <w:b w:val="0"/>
-          <w:i w:val="0"/>
-          <w:color w:val="000000"/>
-          <w:sz w:val="24"/>
-        </w:rPr>
-        <w:t xml:space="preserve"> </w:t>
+        <w:t xml:space="preserve">naar </w:t>
       </w:r>
       <w:r>
         <w:rPr>

--- a/EXPORTS/DOCX/published/niveau3/Dutch/KunsthandelVanLier.docx
+++ b/EXPORTS/DOCX/published/niveau3/Dutch/KunsthandelVanLier.docx
@@ -249,96 +249,13 @@
       </w:r>
       <w:r>
         <w:rPr>
-          <w:u w:val="single" w:color="0000ff"/>
           <w:rFonts w:ascii="Charis SIL Regular" w:hAnsi="Charis SIL Regular" w:eastAsia="Charis SIL Regular"/>
           <w:b w:val="0"/>
           <w:i w:val="0"/>
           <w:color w:val="000000"/>
           <w:sz w:val="24"/>
         </w:rPr>
-        <w:hyperlink r:id="rId9" w:history="1">
-          <w:r>
-            <w:rPr>
-              <w:rStyle w:val="Hyperlink"/>
-            </w:rPr>
-            <w:t xml:space="preserve">naar </w:t>
-          </w:r>
-        </w:hyperlink>
-      </w:r>
-      <w:r>
-        <w:rPr>
-          <w:u w:val="single" w:color="0000ff"/>
-          <w:rFonts w:ascii="Charis SIL Regular" w:hAnsi="Charis SIL Regular" w:eastAsia="Charis SIL Regular"/>
-          <w:b w:val="0"/>
-          <w:i w:val="0"/>
-          <w:color w:val="000000"/>
-          <w:sz w:val="24"/>
-        </w:rPr>
-        <w:t>A</w:t>
-      </w:r>
-      <w:r>
-        <w:rPr>
-          <w:u w:val="single" w:color="0000ff"/>
-          <w:rFonts w:ascii="Charis SIL Regular" w:hAnsi="Charis SIL Regular" w:eastAsia="Charis SIL Regular"/>
-          <w:b w:val="0"/>
-          <w:i w:val="0"/>
-          <w:color w:val="000000"/>
-          <w:sz w:val="24"/>
-        </w:rPr>
-        <w:hyperlink r:id="rId9" w:history="1">
-          <w:r>
-            <w:rPr>
-              <w:rStyle w:val="Hyperlink"/>
-            </w:rPr>
-            <w:t>ms</w:t>
-          </w:r>
-        </w:hyperlink>
-      </w:r>
-      <w:r>
-        <w:rPr>
-          <w:u w:val="single" w:color="0000ff"/>
-          <w:rFonts w:ascii="Charis SIL Regular" w:hAnsi="Charis SIL Regular" w:eastAsia="Charis SIL Regular"/>
-          <w:b w:val="0"/>
-          <w:i w:val="0"/>
-          <w:color w:val="000000"/>
-          <w:sz w:val="24"/>
-        </w:rPr>
-        <w:hyperlink r:id="rId9" w:history="1">
-          <w:r>
-            <w:rPr>
-              <w:rStyle w:val="Hyperlink"/>
-            </w:rPr>
-            <w:t>t</w:t>
-          </w:r>
-        </w:hyperlink>
-      </w:r>
-      <w:r>
-        <w:rPr>
-          <w:u w:val="single" w:color="0000ff"/>
-          <w:rFonts w:ascii="Charis SIL Regular" w:hAnsi="Charis SIL Regular" w:eastAsia="Charis SIL Regular"/>
-          <w:b w:val="0"/>
-          <w:i w:val="0"/>
-          <w:color w:val="000000"/>
-          <w:sz w:val="24"/>
-        </w:rPr>
-        <w:hyperlink r:id="rId9" w:history="1">
-          <w:r>
-            <w:rPr>
-              <w:rStyle w:val="Hyperlink"/>
-            </w:rPr>
-            <w:t>erd</w:t>
-          </w:r>
-        </w:hyperlink>
-      </w:r>
-      <w:r>
-        <w:rPr>
-          <w:rFonts w:ascii="Charis SIL Regular" w:hAnsi="Charis SIL Regular" w:eastAsia="Charis SIL Regular"/>
-          <w:b w:val="0"/>
-          <w:i w:val="0"/>
-          <w:color w:val="000000"/>
-          <w:sz w:val="24"/>
-        </w:rPr>
-        <w:t xml:space="preserve">am. </w:t>
+        <w:t xml:space="preserve">naar Amsterdam. </w:t>
       </w:r>
       <w:r>
         <w:rPr>
@@ -548,7 +465,118 @@
           <w:color w:val="000000"/>
           <w:sz w:val="24"/>
         </w:rPr>
-        <w:t xml:space="preserve">Van Lier raakte echter ook geïnteresseerd in </w:t>
+        <w:t>Van Lier raakte ec</w:t>
+      </w:r>
+      <w:r>
+        <w:rPr>
+          <w:u w:val="single" w:color="0000ff"/>
+          <w:rFonts w:ascii="Charis SIL Regular" w:hAnsi="Charis SIL Regular" w:eastAsia="Charis SIL Regular"/>
+          <w:b w:val="0"/>
+          <w:i w:val="0"/>
+          <w:color w:val="000000"/>
+          <w:sz w:val="24"/>
+        </w:rPr>
+        <w:hyperlink r:id="rId11" w:history="1">
+          <w:r>
+            <w:rPr>
+              <w:rStyle w:val="Hyperlink"/>
+            </w:rPr>
+            <w:t xml:space="preserve">hter ook </w:t>
+          </w:r>
+        </w:hyperlink>
+      </w:r>
+      <w:r>
+        <w:rPr>
+          <w:u w:val="single" w:color="0000ff"/>
+          <w:rFonts w:ascii="Charis SIL Regular" w:hAnsi="Charis SIL Regular" w:eastAsia="Charis SIL Regular"/>
+          <w:b w:val="0"/>
+          <w:i w:val="0"/>
+          <w:color w:val="000000"/>
+          <w:sz w:val="24"/>
+        </w:rPr>
+        <w:hyperlink r:id="rId11" w:history="1">
+          <w:r>
+            <w:rPr>
+              <w:rStyle w:val="Hyperlink"/>
+            </w:rPr>
+            <w:t>g</w:t>
+          </w:r>
+        </w:hyperlink>
+      </w:r>
+      <w:r>
+        <w:rPr>
+          <w:u w:val="single" w:color="0000ff"/>
+          <w:rFonts w:ascii="Charis SIL Regular" w:hAnsi="Charis SIL Regular" w:eastAsia="Charis SIL Regular"/>
+          <w:b w:val="0"/>
+          <w:i w:val="0"/>
+          <w:color w:val="000000"/>
+          <w:sz w:val="24"/>
+        </w:rPr>
+        <w:hyperlink r:id="rId11" w:history="1">
+          <w:r>
+            <w:rPr>
+              <w:rStyle w:val="Hyperlink"/>
+            </w:rPr>
+            <w:t>eïnt</w:t>
+          </w:r>
+        </w:hyperlink>
+      </w:r>
+      <w:r>
+        <w:rPr>
+          <w:u w:val="single" w:color="0000ff"/>
+          <w:rFonts w:ascii="Charis SIL Regular" w:hAnsi="Charis SIL Regular" w:eastAsia="Charis SIL Regular"/>
+          <w:b w:val="0"/>
+          <w:i w:val="0"/>
+          <w:color w:val="000000"/>
+          <w:sz w:val="24"/>
+        </w:rPr>
+        <w:hyperlink r:id="rId11" w:history="1">
+          <w:r>
+            <w:rPr>
+              <w:rStyle w:val="Hyperlink"/>
+            </w:rPr>
+            <w:t>e</w:t>
+          </w:r>
+        </w:hyperlink>
+      </w:r>
+      <w:r>
+        <w:rPr>
+          <w:u w:val="single" w:color="0000ff"/>
+          <w:rFonts w:ascii="Charis SIL Regular" w:hAnsi="Charis SIL Regular" w:eastAsia="Charis SIL Regular"/>
+          <w:b w:val="0"/>
+          <w:i w:val="0"/>
+          <w:color w:val="000000"/>
+          <w:sz w:val="24"/>
+        </w:rPr>
+        <w:hyperlink r:id="rId11" w:history="1">
+          <w:r>
+            <w:rPr>
+              <w:rStyle w:val="Hyperlink"/>
+            </w:rPr>
+            <w:t>res</w:t>
+          </w:r>
+        </w:hyperlink>
+      </w:r>
+      <w:r>
+        <w:rPr>
+          <w:u w:val="single" w:color="0000ff"/>
+          <w:rFonts w:ascii="Charis SIL Regular" w:hAnsi="Charis SIL Regular" w:eastAsia="Charis SIL Regular"/>
+          <w:b w:val="0"/>
+          <w:i w:val="0"/>
+          <w:color w:val="000000"/>
+          <w:sz w:val="24"/>
+        </w:rPr>
+        <w:t>s</w:t>
+      </w:r>
+      <w:r>
+        <w:rPr>
+          <w:rFonts w:ascii="Charis SIL Regular" w:hAnsi="Charis SIL Regular" w:eastAsia="Charis SIL Regular"/>
+          <w:b w:val="0"/>
+          <w:i w:val="0"/>
+          <w:color w:val="000000"/>
+          <w:sz w:val="24"/>
+        </w:rPr>
+        <w:t xml:space="preserve">eerd in </w:t>
       </w:r>
       <w:r>
         <w:rPr>
@@ -586,7 +614,6 @@
           <w:i w:val="0"/>
           <w:color w:val="0000FF"/>
           <w:sz w:val="24"/>
-          <w:u w:val="single"/>
         </w:rPr>
         <w:hyperlink r:id="rId13" w:history="1">
           <w:r>

--- a/EXPORTS/DOCX/published/niveau3/Dutch/KunsthandelVanLier.docx
+++ b/EXPORTS/DOCX/published/niveau3/Dutch/KunsthandelVanLier.docx
@@ -249,13 +249,96 @@
       </w:r>
       <w:r>
         <w:rPr>
+          <w:u w:val="single" w:color="0000ff"/>
           <w:rFonts w:ascii="Charis SIL Regular" w:hAnsi="Charis SIL Regular" w:eastAsia="Charis SIL Regular"/>
           <w:b w:val="0"/>
           <w:i w:val="0"/>
           <w:color w:val="000000"/>
           <w:sz w:val="24"/>
         </w:rPr>
-        <w:t xml:space="preserve">naar Amsterdam. </w:t>
+        <w:hyperlink r:id="rId9" w:history="1">
+          <w:r>
+            <w:rPr>
+              <w:rStyle w:val="Hyperlink"/>
+            </w:rPr>
+            <w:t xml:space="preserve">naar </w:t>
+          </w:r>
+        </w:hyperlink>
+      </w:r>
+      <w:r>
+        <w:rPr>
+          <w:u w:val="single" w:color="0000ff"/>
+          <w:rFonts w:ascii="Charis SIL Regular" w:hAnsi="Charis SIL Regular" w:eastAsia="Charis SIL Regular"/>
+          <w:b w:val="0"/>
+          <w:i w:val="0"/>
+          <w:color w:val="000000"/>
+          <w:sz w:val="24"/>
+        </w:rPr>
+        <w:t>A</w:t>
+      </w:r>
+      <w:r>
+        <w:rPr>
+          <w:u w:val="single" w:color="0000ff"/>
+          <w:rFonts w:ascii="Charis SIL Regular" w:hAnsi="Charis SIL Regular" w:eastAsia="Charis SIL Regular"/>
+          <w:b w:val="0"/>
+          <w:i w:val="0"/>
+          <w:color w:val="000000"/>
+          <w:sz w:val="24"/>
+        </w:rPr>
+        <w:hyperlink r:id="rId9" w:history="1">
+          <w:r>
+            <w:rPr>
+              <w:rStyle w:val="Hyperlink"/>
+            </w:rPr>
+            <w:t>ms</w:t>
+          </w:r>
+        </w:hyperlink>
+      </w:r>
+      <w:r>
+        <w:rPr>
+          <w:u w:val="single" w:color="0000ff"/>
+          <w:rFonts w:ascii="Charis SIL Regular" w:hAnsi="Charis SIL Regular" w:eastAsia="Charis SIL Regular"/>
+          <w:b w:val="0"/>
+          <w:i w:val="0"/>
+          <w:color w:val="000000"/>
+          <w:sz w:val="24"/>
+        </w:rPr>
+        <w:hyperlink r:id="rId9" w:history="1">
+          <w:r>
+            <w:rPr>
+              <w:rStyle w:val="Hyperlink"/>
+            </w:rPr>
+            <w:t>t</w:t>
+          </w:r>
+        </w:hyperlink>
+      </w:r>
+      <w:r>
+        <w:rPr>
+          <w:u w:val="single" w:color="0000ff"/>
+          <w:rFonts w:ascii="Charis SIL Regular" w:hAnsi="Charis SIL Regular" w:eastAsia="Charis SIL Regular"/>
+          <w:b w:val="0"/>
+          <w:i w:val="0"/>
+          <w:color w:val="000000"/>
+          <w:sz w:val="24"/>
+        </w:rPr>
+        <w:hyperlink r:id="rId9" w:history="1">
+          <w:r>
+            <w:rPr>
+              <w:rStyle w:val="Hyperlink"/>
+            </w:rPr>
+            <w:t>erd</w:t>
+          </w:r>
+        </w:hyperlink>
+      </w:r>
+      <w:r>
+        <w:rPr>
+          <w:rFonts w:ascii="Charis SIL Regular" w:hAnsi="Charis SIL Regular" w:eastAsia="Charis SIL Regular"/>
+          <w:b w:val="0"/>
+          <w:i w:val="0"/>
+          <w:color w:val="000000"/>
+          <w:sz w:val="24"/>
+        </w:rPr>
+        <w:t xml:space="preserve">am. </w:t>
       </w:r>
       <w:r>
         <w:rPr>
@@ -465,118 +548,7 @@
           <w:color w:val="000000"/>
           <w:sz w:val="24"/>
         </w:rPr>
-        <w:t>Van Lier raakte ec</w:t>
-      </w:r>
-      <w:r>
-        <w:rPr>
-          <w:u w:val="single" w:color="0000ff"/>
-          <w:rFonts w:ascii="Charis SIL Regular" w:hAnsi="Charis SIL Regular" w:eastAsia="Charis SIL Regular"/>
-          <w:b w:val="0"/>
-          <w:i w:val="0"/>
-          <w:color w:val="000000"/>
-          <w:sz w:val="24"/>
-        </w:rPr>
-        <w:hyperlink r:id="rId11" w:history="1">
-          <w:r>
-            <w:rPr>
-              <w:rStyle w:val="Hyperlink"/>
-            </w:rPr>
-            <w:t xml:space="preserve">hter ook </w:t>
-          </w:r>
-        </w:hyperlink>
-      </w:r>
-      <w:r>
-        <w:rPr>
-          <w:u w:val="single" w:color="0000ff"/>
-          <w:rFonts w:ascii="Charis SIL Regular" w:hAnsi="Charis SIL Regular" w:eastAsia="Charis SIL Regular"/>
-          <w:b w:val="0"/>
-          <w:i w:val="0"/>
-          <w:color w:val="000000"/>
-          <w:sz w:val="24"/>
-        </w:rPr>
-        <w:hyperlink r:id="rId11" w:history="1">
-          <w:r>
-            <w:rPr>
-              <w:rStyle w:val="Hyperlink"/>
-            </w:rPr>
-            <w:t>g</w:t>
-          </w:r>
-        </w:hyperlink>
-      </w:r>
-      <w:r>
-        <w:rPr>
-          <w:u w:val="single" w:color="0000ff"/>
-          <w:rFonts w:ascii="Charis SIL Regular" w:hAnsi="Charis SIL Regular" w:eastAsia="Charis SIL Regular"/>
-          <w:b w:val="0"/>
-          <w:i w:val="0"/>
-          <w:color w:val="000000"/>
-          <w:sz w:val="24"/>
-        </w:rPr>
-        <w:hyperlink r:id="rId11" w:history="1">
-          <w:r>
-            <w:rPr>
-              <w:rStyle w:val="Hyperlink"/>
-            </w:rPr>
-            <w:t>eïnt</w:t>
-          </w:r>
-        </w:hyperlink>
-      </w:r>
-      <w:r>
-        <w:rPr>
-          <w:u w:val="single" w:color="0000ff"/>
-          <w:rFonts w:ascii="Charis SIL Regular" w:hAnsi="Charis SIL Regular" w:eastAsia="Charis SIL Regular"/>
-          <w:b w:val="0"/>
-          <w:i w:val="0"/>
-          <w:color w:val="000000"/>
-          <w:sz w:val="24"/>
-        </w:rPr>
-        <w:hyperlink r:id="rId11" w:history="1">
-          <w:r>
-            <w:rPr>
-              <w:rStyle w:val="Hyperlink"/>
-            </w:rPr>
-            <w:t>e</w:t>
-          </w:r>
-        </w:hyperlink>
-      </w:r>
-      <w:r>
-        <w:rPr>
-          <w:u w:val="single" w:color="0000ff"/>
-          <w:rFonts w:ascii="Charis SIL Regular" w:hAnsi="Charis SIL Regular" w:eastAsia="Charis SIL Regular"/>
-          <w:b w:val="0"/>
-          <w:i w:val="0"/>
-          <w:color w:val="000000"/>
-          <w:sz w:val="24"/>
-        </w:rPr>
-        <w:hyperlink r:id="rId11" w:history="1">
-          <w:r>
-            <w:rPr>
-              <w:rStyle w:val="Hyperlink"/>
-            </w:rPr>
-            <w:t>res</w:t>
-          </w:r>
-        </w:hyperlink>
-      </w:r>
-      <w:r>
-        <w:rPr>
-          <w:u w:val="single" w:color="0000ff"/>
-          <w:rFonts w:ascii="Charis SIL Regular" w:hAnsi="Charis SIL Regular" w:eastAsia="Charis SIL Regular"/>
-          <w:b w:val="0"/>
-          <w:i w:val="0"/>
-          <w:color w:val="000000"/>
-          <w:sz w:val="24"/>
-        </w:rPr>
-        <w:t>s</w:t>
-      </w:r>
-      <w:r>
-        <w:rPr>
-          <w:rFonts w:ascii="Charis SIL Regular" w:hAnsi="Charis SIL Regular" w:eastAsia="Charis SIL Regular"/>
-          <w:b w:val="0"/>
-          <w:i w:val="0"/>
-          <w:color w:val="000000"/>
-          <w:sz w:val="24"/>
-        </w:rPr>
-        <w:t xml:space="preserve">eerd in </w:t>
+        <w:t xml:space="preserve">Van Lier raakte echter ook geïnteresseerd in </w:t>
       </w:r>
       <w:r>
         <w:rPr>
@@ -614,6 +586,7 @@
           <w:i w:val="0"/>
           <w:color w:val="0000FF"/>
           <w:sz w:val="24"/>
+          <w:u w:val="single"/>
         </w:rPr>
         <w:hyperlink r:id="rId13" w:history="1">
           <w:r>
@@ -3858,7 +3831,7 @@
           <w:sz w:val="24"/>
           <w:u w:val="single"/>
         </w:rPr>
-        <w:hyperlink r:id="rId35" w:history="1">
+        <w:hyperlink r:id="rId34" w:history="1">
           <w:r>
             <w:rPr>
               <w:rStyle w:val="Hyperlink"/>

--- a/EXPORTS/DOCX/published/niveau3/Dutch/KunsthandelVanLier.docx
+++ b/EXPORTS/DOCX/published/niveau3/Dutch/KunsthandelVanLier.docx
@@ -267,7 +267,6 @@
       </w:r>
       <w:r>
         <w:rPr>
-          <w:u w:val="single" w:color="0000ff"/>
           <w:rFonts w:ascii="Charis SIL Regular" w:hAnsi="Charis SIL Regular" w:eastAsia="Charis SIL Regular"/>
           <w:b w:val="0"/>
           <w:i w:val="0"/>
@@ -332,13 +331,24 @@
       </w:r>
       <w:r>
         <w:rPr>
+          <w:u w:val="single" w:color="0000ff"/>
           <w:rFonts w:ascii="Charis SIL Regular" w:hAnsi="Charis SIL Regular" w:eastAsia="Charis SIL Regular"/>
           <w:b w:val="0"/>
           <w:i w:val="0"/>
           <w:color w:val="000000"/>
           <w:sz w:val="24"/>
         </w:rPr>
-        <w:t xml:space="preserve">am. </w:t>
+        <w:t>a</w:t>
+      </w:r>
+      <w:r>
+        <w:rPr>
+          <w:rFonts w:ascii="Charis SIL Regular" w:hAnsi="Charis SIL Regular" w:eastAsia="Charis SIL Regular"/>
+          <w:b w:val="0"/>
+          <w:i w:val="0"/>
+          <w:color w:val="000000"/>
+          <w:sz w:val="24"/>
+        </w:rPr>
+        <w:t xml:space="preserve">m. </w:t>
       </w:r>
       <w:r>
         <w:rPr>
@@ -2214,6 +2224,7 @@
       </w:r>
       <w:r>
         <w:rPr>
+          <w:u w:val="single" w:color="0000ff"/>
           <w:rFonts w:ascii="Charis SIL Regular" w:hAnsi="Charis SIL Regular" w:eastAsia="Charis SIL Regular"/>
           <w:b w:val="0"/>
           <w:i w:val="0"/>
@@ -2231,7 +2242,7 @@
           <w:sz w:val="24"/>
           <w:u w:val="single"/>
         </w:rPr>
-        <w:hyperlink r:id="rId25" w:history="1">
+        <w:hyperlink r:id="rId27" w:history="1">
           <w:r>
             <w:rPr>
               <w:rStyle w:val="Hyperlink"/>
@@ -3831,7 +3842,7 @@
           <w:sz w:val="24"/>
           <w:u w:val="single"/>
         </w:rPr>
-        <w:hyperlink r:id="rId34" w:history="1">
+        <w:hyperlink r:id="rId35" w:history="1">
           <w:r>
             <w:rPr>
               <w:rStyle w:val="Hyperlink"/>

--- a/EXPORTS/DOCX/published/niveau3/Dutch/KunsthandelVanLier.docx
+++ b/EXPORTS/DOCX/published/niveau3/Dutch/KunsthandelVanLier.docx
@@ -249,106 +249,13 @@
       </w:r>
       <w:r>
         <w:rPr>
-          <w:u w:val="single" w:color="0000ff"/>
           <w:rFonts w:ascii="Charis SIL Regular" w:hAnsi="Charis SIL Regular" w:eastAsia="Charis SIL Regular"/>
           <w:b w:val="0"/>
           <w:i w:val="0"/>
           <w:color w:val="000000"/>
           <w:sz w:val="24"/>
         </w:rPr>
-        <w:hyperlink r:id="rId9" w:history="1">
-          <w:r>
-            <w:rPr>
-              <w:rStyle w:val="Hyperlink"/>
-            </w:rPr>
-            <w:t xml:space="preserve">naar </w:t>
-          </w:r>
-        </w:hyperlink>
-      </w:r>
-      <w:r>
-        <w:rPr>
-          <w:rFonts w:ascii="Charis SIL Regular" w:hAnsi="Charis SIL Regular" w:eastAsia="Charis SIL Regular"/>
-          <w:b w:val="0"/>
-          <w:i w:val="0"/>
-          <w:color w:val="000000"/>
-          <w:sz w:val="24"/>
-        </w:rPr>
-        <w:t>A</w:t>
-      </w:r>
-      <w:r>
-        <w:rPr>
-          <w:u w:val="single" w:color="0000ff"/>
-          <w:rFonts w:ascii="Charis SIL Regular" w:hAnsi="Charis SIL Regular" w:eastAsia="Charis SIL Regular"/>
-          <w:b w:val="0"/>
-          <w:i w:val="0"/>
-          <w:color w:val="000000"/>
-          <w:sz w:val="24"/>
-        </w:rPr>
-        <w:hyperlink r:id="rId9" w:history="1">
-          <w:r>
-            <w:rPr>
-              <w:rStyle w:val="Hyperlink"/>
-            </w:rPr>
-            <w:t>ms</w:t>
-          </w:r>
-        </w:hyperlink>
-      </w:r>
-      <w:r>
-        <w:rPr>
-          <w:u w:val="single" w:color="0000ff"/>
-          <w:rFonts w:ascii="Charis SIL Regular" w:hAnsi="Charis SIL Regular" w:eastAsia="Charis SIL Regular"/>
-          <w:b w:val="0"/>
-          <w:i w:val="0"/>
-          <w:color w:val="000000"/>
-          <w:sz w:val="24"/>
-        </w:rPr>
-        <w:hyperlink r:id="rId9" w:history="1">
-          <w:r>
-            <w:rPr>
-              <w:rStyle w:val="Hyperlink"/>
-            </w:rPr>
-            <w:t>t</w:t>
-          </w:r>
-        </w:hyperlink>
-      </w:r>
-      <w:r>
-        <w:rPr>
-          <w:u w:val="single" w:color="0000ff"/>
-          <w:rFonts w:ascii="Charis SIL Regular" w:hAnsi="Charis SIL Regular" w:eastAsia="Charis SIL Regular"/>
-          <w:b w:val="0"/>
-          <w:i w:val="0"/>
-          <w:color w:val="000000"/>
-          <w:sz w:val="24"/>
-        </w:rPr>
-        <w:hyperlink r:id="rId9" w:history="1">
-          <w:r>
-            <w:rPr>
-              <w:rStyle w:val="Hyperlink"/>
-            </w:rPr>
-            <w:t>erd</w:t>
-          </w:r>
-        </w:hyperlink>
-      </w:r>
-      <w:r>
-        <w:rPr>
-          <w:u w:val="single" w:color="0000ff"/>
-          <w:rFonts w:ascii="Charis SIL Regular" w:hAnsi="Charis SIL Regular" w:eastAsia="Charis SIL Regular"/>
-          <w:b w:val="0"/>
-          <w:i w:val="0"/>
-          <w:color w:val="000000"/>
-          <w:sz w:val="24"/>
-        </w:rPr>
-        <w:t>a</w:t>
-      </w:r>
-      <w:r>
-        <w:rPr>
-          <w:rFonts w:ascii="Charis SIL Regular" w:hAnsi="Charis SIL Regular" w:eastAsia="Charis SIL Regular"/>
-          <w:b w:val="0"/>
-          <w:i w:val="0"/>
-          <w:color w:val="000000"/>
-          <w:sz w:val="24"/>
-        </w:rPr>
-        <w:t xml:space="preserve">m. </w:t>
+        <w:t xml:space="preserve">naar Amsterdam. </w:t>
       </w:r>
       <w:r>
         <w:rPr>
@@ -558,7 +465,118 @@
           <w:color w:val="000000"/>
           <w:sz w:val="24"/>
         </w:rPr>
-        <w:t xml:space="preserve">Van Lier raakte echter ook geïnteresseerd in </w:t>
+        <w:t>Van Lier raakte ec</w:t>
+      </w:r>
+      <w:r>
+        <w:rPr>
+          <w:u w:val="single" w:color="0000ff"/>
+          <w:rFonts w:ascii="Charis SIL Regular" w:hAnsi="Charis SIL Regular" w:eastAsia="Charis SIL Regular"/>
+          <w:b w:val="0"/>
+          <w:i w:val="0"/>
+          <w:color w:val="000000"/>
+          <w:sz w:val="24"/>
+        </w:rPr>
+        <w:hyperlink r:id="rId11" w:history="1">
+          <w:r>
+            <w:rPr>
+              <w:rStyle w:val="Hyperlink"/>
+            </w:rPr>
+            <w:t xml:space="preserve">hter ook </w:t>
+          </w:r>
+        </w:hyperlink>
+      </w:r>
+      <w:r>
+        <w:rPr>
+          <w:u w:val="single" w:color="0000ff"/>
+          <w:rFonts w:ascii="Charis SIL Regular" w:hAnsi="Charis SIL Regular" w:eastAsia="Charis SIL Regular"/>
+          <w:b w:val="0"/>
+          <w:i w:val="0"/>
+          <w:color w:val="000000"/>
+          <w:sz w:val="24"/>
+        </w:rPr>
+        <w:hyperlink r:id="rId11" w:history="1">
+          <w:r>
+            <w:rPr>
+              <w:rStyle w:val="Hyperlink"/>
+            </w:rPr>
+            <w:t>g</w:t>
+          </w:r>
+        </w:hyperlink>
+      </w:r>
+      <w:r>
+        <w:rPr>
+          <w:u w:val="single" w:color="0000ff"/>
+          <w:rFonts w:ascii="Charis SIL Regular" w:hAnsi="Charis SIL Regular" w:eastAsia="Charis SIL Regular"/>
+          <w:b w:val="0"/>
+          <w:i w:val="0"/>
+          <w:color w:val="000000"/>
+          <w:sz w:val="24"/>
+        </w:rPr>
+        <w:hyperlink r:id="rId11" w:history="1">
+          <w:r>
+            <w:rPr>
+              <w:rStyle w:val="Hyperlink"/>
+            </w:rPr>
+            <w:t>eïnt</w:t>
+          </w:r>
+        </w:hyperlink>
+      </w:r>
+      <w:r>
+        <w:rPr>
+          <w:u w:val="single" w:color="0000ff"/>
+          <w:rFonts w:ascii="Charis SIL Regular" w:hAnsi="Charis SIL Regular" w:eastAsia="Charis SIL Regular"/>
+          <w:b w:val="0"/>
+          <w:i w:val="0"/>
+          <w:color w:val="000000"/>
+          <w:sz w:val="24"/>
+        </w:rPr>
+        <w:hyperlink r:id="rId11" w:history="1">
+          <w:r>
+            <w:rPr>
+              <w:rStyle w:val="Hyperlink"/>
+            </w:rPr>
+            <w:t>e</w:t>
+          </w:r>
+        </w:hyperlink>
+      </w:r>
+      <w:r>
+        <w:rPr>
+          <w:u w:val="single" w:color="0000ff"/>
+          <w:rFonts w:ascii="Charis SIL Regular" w:hAnsi="Charis SIL Regular" w:eastAsia="Charis SIL Regular"/>
+          <w:b w:val="0"/>
+          <w:i w:val="0"/>
+          <w:color w:val="000000"/>
+          <w:sz w:val="24"/>
+        </w:rPr>
+        <w:hyperlink r:id="rId11" w:history="1">
+          <w:r>
+            <w:rPr>
+              <w:rStyle w:val="Hyperlink"/>
+            </w:rPr>
+            <w:t>res</w:t>
+          </w:r>
+        </w:hyperlink>
+      </w:r>
+      <w:r>
+        <w:rPr>
+          <w:u w:val="single" w:color="0000ff"/>
+          <w:rFonts w:ascii="Charis SIL Regular" w:hAnsi="Charis SIL Regular" w:eastAsia="Charis SIL Regular"/>
+          <w:b w:val="0"/>
+          <w:i w:val="0"/>
+          <w:color w:val="000000"/>
+          <w:sz w:val="24"/>
+        </w:rPr>
+        <w:t>s</w:t>
+      </w:r>
+      <w:r>
+        <w:rPr>
+          <w:rFonts w:ascii="Charis SIL Regular" w:hAnsi="Charis SIL Regular" w:eastAsia="Charis SIL Regular"/>
+          <w:b w:val="0"/>
+          <w:i w:val="0"/>
+          <w:color w:val="000000"/>
+          <w:sz w:val="24"/>
+        </w:rPr>
+        <w:t xml:space="preserve">eerd in </w:t>
       </w:r>
       <w:r>
         <w:rPr>
@@ -627,6 +645,7 @@
       </w:r>
       <w:r>
         <w:rPr>
+          <w:u w:val="single" w:color="0000ff"/>
           <w:rFonts w:ascii="Charis SIL Regular" w:hAnsi="Charis SIL Regular" w:eastAsia="Charis SIL Regular"/>
           <w:b w:val="0"/>
           <w:i w:val="0"/>
@@ -1075,7 +1094,7 @@
             <w:rPr>
               <w:rStyle w:val="Hyperlink"/>
             </w:rPr>
-            <w:t>etnografisch</w:t>
+            <w:t>etnografisc</w:t>
           </w:r>
         </w:hyperlink>
       </w:r>
@@ -1087,6 +1106,16 @@
           <w:color w:val="0000FF"/>
           <w:sz w:val="24"/>
           <w:u w:val="single"/>
+        </w:rPr>
+        <w:t>h</w:t>
+      </w:r>
+      <w:r>
+        <w:rPr>
+          <w:rFonts w:ascii="Charis SIL Regular" w:hAnsi="Charis SIL Regular" w:eastAsia="Charis SIL Regular"/>
+          <w:b w:val="0"/>
+          <w:i w:val="0"/>
+          <w:color w:val="0000FF"/>
+          <w:sz w:val="24"/>
         </w:rPr>
         <w:t>e</w:t>
       </w:r>
@@ -1115,19 +1144,9 @@
             <w:rPr>
               <w:rStyle w:val="Hyperlink"/>
             </w:rPr>
-            <w:t>voorwerpe</w:t>
+            <w:t>voorwerpen</w:t>
           </w:r>
         </w:hyperlink>
-      </w:r>
-      <w:r>
-        <w:rPr>
-          <w:rFonts w:ascii="Charis SIL Regular" w:hAnsi="Charis SIL Regular" w:eastAsia="Charis SIL Regular"/>
-          <w:b w:val="0"/>
-          <w:i w:val="0"/>
-          <w:color w:val="0000FF"/>
-          <w:sz w:val="24"/>
-        </w:rPr>
-        <w:t>n</w:t>
       </w:r>
       <w:r>
         <w:rPr>
@@ -1202,7 +1221,7 @@
           <w:sz w:val="24"/>
           <w:u w:val="single"/>
         </w:rPr>
-        <w:hyperlink r:id="rId13" w:history="1">
+        <w:hyperlink r:id="rId18" w:history="1">
           <w:r>
             <w:rPr>
               <w:rStyle w:val="Hyperlink"/>
@@ -1231,7 +1250,7 @@
           <w:sz w:val="24"/>
           <w:u w:val="single"/>
         </w:rPr>
-        <w:hyperlink r:id="rId13" w:history="1">
+        <w:hyperlink r:id="rId18" w:history="1">
           <w:r>
             <w:rPr>
               <w:rStyle w:val="Hyperlink"/>
@@ -1249,7 +1268,7 @@
           <w:sz w:val="24"/>
           <w:u w:val="single"/>
         </w:rPr>
-        <w:hyperlink r:id="rId13" w:history="1">
+        <w:hyperlink r:id="rId18" w:history="1">
           <w:r>
             <w:rPr>
               <w:rStyle w:val="Hyperlink"/>
@@ -1267,7 +1286,7 @@
           <w:sz w:val="24"/>
           <w:u w:val="single"/>
         </w:rPr>
-        <w:hyperlink r:id="rId13" w:history="1">
+        <w:hyperlink r:id="rId18" w:history="1">
           <w:r>
             <w:rPr>
               <w:rStyle w:val="Hyperlink"/>
@@ -1285,7 +1304,7 @@
           <w:sz w:val="24"/>
           <w:u w:val="single"/>
         </w:rPr>
-        <w:hyperlink r:id="rId13" w:history="1">
+        <w:hyperlink r:id="rId18" w:history="1">
           <w:r>
             <w:rPr>
               <w:rStyle w:val="Hyperlink"/>
@@ -1296,49 +1315,13 @@
       </w:r>
       <w:r>
         <w:rPr>
-          <w:u w:val="single" w:color="0000ff"/>
           <w:rFonts w:ascii="Charis SIL Regular" w:hAnsi="Charis SIL Regular" w:eastAsia="Charis SIL Regular"/>
           <w:b w:val="0"/>
           <w:i w:val="0"/>
           <w:color w:val="000000"/>
           <w:sz w:val="24"/>
         </w:rPr>
-        <w:hyperlink r:id="rId13" w:history="1">
-          <w:r>
-            <w:rPr>
-              <w:rStyle w:val="Hyperlink"/>
-            </w:rPr>
-            <w:t>). D</w:t>
-          </w:r>
-        </w:hyperlink>
-      </w:r>
-      <w:r>
-        <w:rPr>
-          <w:rFonts w:ascii="Charis SIL Regular" w:hAnsi="Charis SIL Regular" w:eastAsia="Charis SIL Regular"/>
-          <w:b w:val="0"/>
-          <w:i w:val="0"/>
-          <w:color w:val="000000"/>
-          <w:sz w:val="24"/>
-        </w:rPr>
-        <w:t>eze</w:t>
-      </w:r>
-      <w:r>
-        <w:rPr>
-          <w:u w:val="single" w:color="0000ff"/>
-          <w:rFonts w:ascii="Charis SIL Regular" w:hAnsi="Charis SIL Regular" w:eastAsia="Charis SIL Regular"/>
-          <w:b w:val="0"/>
-          <w:i w:val="0"/>
-          <w:color w:val="000000"/>
-          <w:sz w:val="24"/>
-        </w:rPr>
-        <w:hyperlink r:id="rId16" w:history="1">
-          <w:r>
-            <w:rPr>
-              <w:rStyle w:val="Hyperlink"/>
-            </w:rPr>
-            <w:t xml:space="preserve"> werden verw</w:t>
-          </w:r>
-        </w:hyperlink>
+        <w:t>). Deze werden verw</w:t>
       </w:r>
       <w:r>
         <w:rPr>
@@ -2231,7 +2214,25 @@
           <w:color w:val="000000"/>
           <w:sz w:val="24"/>
         </w:rPr>
-        <w:t xml:space="preserve">naar </w:t>
+        <w:hyperlink r:id="rId25" w:history="1">
+          <w:r>
+            <w:rPr>
+              <w:rStyle w:val="Hyperlink"/>
+            </w:rPr>
+            <w:t>naar</w:t>
+          </w:r>
+        </w:hyperlink>
+      </w:r>
+      <w:r>
+        <w:rPr>
+          <w:u w:val="single" w:color="0000ff"/>
+          <w:rFonts w:ascii="Charis SIL Regular" w:hAnsi="Charis SIL Regular" w:eastAsia="Charis SIL Regular"/>
+          <w:b w:val="0"/>
+          <w:i w:val="0"/>
+          <w:color w:val="000000"/>
+          <w:sz w:val="24"/>
+        </w:rPr>
+        <w:t xml:space="preserve"> </w:t>
       </w:r>
       <w:r>
         <w:rPr>
@@ -2242,7 +2243,7 @@
           <w:sz w:val="24"/>
           <w:u w:val="single"/>
         </w:rPr>
-        <w:hyperlink r:id="rId27" w:history="1">
+        <w:hyperlink r:id="rId25" w:history="1">
           <w:r>
             <w:rPr>
               <w:rStyle w:val="Hyperlink"/>
@@ -3952,14 +3953,7 @@
           <w:sz w:val="24"/>
           <w:u w:val="single"/>
         </w:rPr>
-        <w:hyperlink r:id="rId36" w:history="1">
-          <w:r>
-            <w:rPr>
-              <w:rStyle w:val="Hyperlink"/>
-            </w:rPr>
-            <w:t>restitutiev</w:t>
-          </w:r>
-        </w:hyperlink>
+        <w:t>restitutiev</w:t>
       </w:r>
       <w:r>
         <w:rPr>
@@ -3970,7 +3964,7 @@
           <w:sz w:val="24"/>
           <w:u w:val="single"/>
         </w:rPr>
-        <w:hyperlink r:id="rId36" w:history="1">
+        <w:hyperlink r:id="rId35" w:history="1">
           <w:r>
             <w:rPr>
               <w:rStyle w:val="Hyperlink"/>
@@ -4835,7 +4829,7 @@
           <w:sz w:val="24"/>
           <w:u w:val="single"/>
         </w:rPr>
-        <w:hyperlink r:id="rId40" w:history="1">
+        <w:hyperlink r:id="rId39" w:history="1">
           <w:r>
             <w:rPr>
               <w:rStyle w:val="Hyperlink"/>
@@ -4853,7 +4847,7 @@
           <w:sz w:val="24"/>
           <w:u w:val="single"/>
         </w:rPr>
-        <w:hyperlink r:id="rId40" w:history="1">
+        <w:hyperlink r:id="rId39" w:history="1">
           <w:r>
             <w:rPr>
               <w:rStyle w:val="Hyperlink"/>
@@ -4864,13 +4858,21 @@
       </w:r>
       <w:r>
         <w:rPr>
+          <w:u w:val="single" w:color="0000ff"/>
           <w:rFonts w:ascii="Charis SIL Regular" w:hAnsi="Charis SIL Regular" w:eastAsia="Charis SIL Regular"/>
           <w:b w:val="0"/>
           <w:i w:val="0"/>
           <w:color w:val="000000"/>
           <w:sz w:val="24"/>
         </w:rPr>
-        <w:t xml:space="preserve">, </w:t>
+        <w:hyperlink r:id="rId39" w:history="1">
+          <w:r>
+            <w:rPr>
+              <w:rStyle w:val="Hyperlink"/>
+            </w:rPr>
+            <w:t xml:space="preserve">, </w:t>
+          </w:r>
+        </w:hyperlink>
       </w:r>
       <w:r>
         <w:rPr>
@@ -4881,7 +4883,7 @@
           <w:sz w:val="24"/>
           <w:u w:val="single"/>
         </w:rPr>
-        <w:hyperlink r:id="rId41" w:history="1">
+        <w:hyperlink r:id="rId39" w:history="1">
           <w:r>
             <w:rPr>
               <w:rStyle w:val="Hyperlink"/>
@@ -4910,7 +4912,7 @@
           <w:sz w:val="24"/>
           <w:u w:val="single"/>
         </w:rPr>
-        <w:hyperlink r:id="rId41" w:history="1">
+        <w:hyperlink r:id="rId39" w:history="1">
           <w:r>
             <w:rPr>
               <w:rStyle w:val="Hyperlink"/>
@@ -4928,7 +4930,7 @@
           <w:sz w:val="24"/>
           <w:u w:val="single"/>
         </w:rPr>
-        <w:hyperlink r:id="rId41" w:history="1">
+        <w:hyperlink r:id="rId39" w:history="1">
           <w:r>
             <w:rPr>
               <w:rStyle w:val="Hyperlink"/>

--- a/EXPORTS/DOCX/published/niveau3/Dutch/KunsthandelVanLier.docx
+++ b/EXPORTS/DOCX/published/niveau3/Dutch/KunsthandelVanLier.docx
@@ -1094,7 +1094,7 @@
             <w:rPr>
               <w:rStyle w:val="Hyperlink"/>
             </w:rPr>
-            <w:t>etnografisc</w:t>
+            <w:t>etnografisch</w:t>
           </w:r>
         </w:hyperlink>
       </w:r>
@@ -1106,16 +1106,6 @@
           <w:color w:val="0000FF"/>
           <w:sz w:val="24"/>
           <w:u w:val="single"/>
-        </w:rPr>
-        <w:t>h</w:t>
-      </w:r>
-      <w:r>
-        <w:rPr>
-          <w:rFonts w:ascii="Charis SIL Regular" w:hAnsi="Charis SIL Regular" w:eastAsia="Charis SIL Regular"/>
-          <w:b w:val="0"/>
-          <w:i w:val="0"/>
-          <w:color w:val="0000FF"/>
-          <w:sz w:val="24"/>
         </w:rPr>
         <w:t>e</w:t>
       </w:r>
@@ -1144,9 +1134,19 @@
             <w:rPr>
               <w:rStyle w:val="Hyperlink"/>
             </w:rPr>
-            <w:t>voorwerpen</w:t>
+            <w:t>voorwerpe</w:t>
           </w:r>
         </w:hyperlink>
+      </w:r>
+      <w:r>
+        <w:rPr>
+          <w:rFonts w:ascii="Charis SIL Regular" w:hAnsi="Charis SIL Regular" w:eastAsia="Charis SIL Regular"/>
+          <w:b w:val="0"/>
+          <w:i w:val="0"/>
+          <w:color w:val="0000FF"/>
+          <w:sz w:val="24"/>
+        </w:rPr>
+        <w:t>n</w:t>
       </w:r>
       <w:r>
         <w:rPr>
@@ -1221,7 +1221,7 @@
           <w:sz w:val="24"/>
           <w:u w:val="single"/>
         </w:rPr>
-        <w:hyperlink r:id="rId18" w:history="1">
+        <w:hyperlink r:id="rId13" w:history="1">
           <w:r>
             <w:rPr>
               <w:rStyle w:val="Hyperlink"/>
@@ -1250,7 +1250,7 @@
           <w:sz w:val="24"/>
           <w:u w:val="single"/>
         </w:rPr>
-        <w:hyperlink r:id="rId18" w:history="1">
+        <w:hyperlink r:id="rId13" w:history="1">
           <w:r>
             <w:rPr>
               <w:rStyle w:val="Hyperlink"/>
@@ -1268,7 +1268,7 @@
           <w:sz w:val="24"/>
           <w:u w:val="single"/>
         </w:rPr>
-        <w:hyperlink r:id="rId18" w:history="1">
+        <w:hyperlink r:id="rId13" w:history="1">
           <w:r>
             <w:rPr>
               <w:rStyle w:val="Hyperlink"/>
@@ -1286,7 +1286,7 @@
           <w:sz w:val="24"/>
           <w:u w:val="single"/>
         </w:rPr>
-        <w:hyperlink r:id="rId18" w:history="1">
+        <w:hyperlink r:id="rId13" w:history="1">
           <w:r>
             <w:rPr>
               <w:rStyle w:val="Hyperlink"/>
@@ -1304,7 +1304,7 @@
           <w:sz w:val="24"/>
           <w:u w:val="single"/>
         </w:rPr>
-        <w:hyperlink r:id="rId18" w:history="1">
+        <w:hyperlink r:id="rId13" w:history="1">
           <w:r>
             <w:rPr>
               <w:rStyle w:val="Hyperlink"/>
@@ -1315,13 +1315,49 @@
       </w:r>
       <w:r>
         <w:rPr>
+          <w:u w:val="single" w:color="0000ff"/>
           <w:rFonts w:ascii="Charis SIL Regular" w:hAnsi="Charis SIL Regular" w:eastAsia="Charis SIL Regular"/>
           <w:b w:val="0"/>
           <w:i w:val="0"/>
           <w:color w:val="000000"/>
           <w:sz w:val="24"/>
         </w:rPr>
-        <w:t>). Deze werden verw</w:t>
+        <w:hyperlink r:id="rId13" w:history="1">
+          <w:r>
+            <w:rPr>
+              <w:rStyle w:val="Hyperlink"/>
+            </w:rPr>
+            <w:t>). D</w:t>
+          </w:r>
+        </w:hyperlink>
+      </w:r>
+      <w:r>
+        <w:rPr>
+          <w:rFonts w:ascii="Charis SIL Regular" w:hAnsi="Charis SIL Regular" w:eastAsia="Charis SIL Regular"/>
+          <w:b w:val="0"/>
+          <w:i w:val="0"/>
+          <w:color w:val="000000"/>
+          <w:sz w:val="24"/>
+        </w:rPr>
+        <w:t>eze</w:t>
+      </w:r>
+      <w:r>
+        <w:rPr>
+          <w:u w:val="single" w:color="0000ff"/>
+          <w:rFonts w:ascii="Charis SIL Regular" w:hAnsi="Charis SIL Regular" w:eastAsia="Charis SIL Regular"/>
+          <w:b w:val="0"/>
+          <w:i w:val="0"/>
+          <w:color w:val="000000"/>
+          <w:sz w:val="24"/>
+        </w:rPr>
+        <w:hyperlink r:id="rId16" w:history="1">
+          <w:r>
+            <w:rPr>
+              <w:rStyle w:val="Hyperlink"/>
+            </w:rPr>
+            <w:t xml:space="preserve"> werden verw</w:t>
+          </w:r>
+        </w:hyperlink>
       </w:r>
       <w:r>
         <w:rPr>
@@ -1356,96 +1392,24 @@
       </w:r>
       <w:r>
         <w:rPr>
-          <w:u w:val="single" w:color="0000ff"/>
           <w:rFonts w:ascii="Charis SIL Regular" w:hAnsi="Charis SIL Regular" w:eastAsia="Charis SIL Regular"/>
           <w:b w:val="0"/>
           <w:i w:val="0"/>
           <w:color w:val="000000"/>
           <w:sz w:val="24"/>
         </w:rPr>
+        <w:t xml:space="preserve">Nederland, tijdens aankoopreizen naar </w:t>
+      </w:r>
+      <w:r>
+        <w:rPr>
+          <w:rFonts w:ascii="Charis SIL Regular" w:hAnsi="Charis SIL Regular" w:eastAsia="Charis SIL Regular"/>
+          <w:b w:val="0"/>
+          <w:i w:val="0"/>
+          <w:color w:val="0000FF"/>
+          <w:sz w:val="24"/>
+          <w:u w:val="single"/>
+        </w:rPr>
         <w:hyperlink r:id="rId18" w:history="1">
-          <w:r>
-            <w:rPr>
-              <w:rStyle w:val="Hyperlink"/>
-            </w:rPr>
-            <w:t>Nederla</w:t>
-          </w:r>
-        </w:hyperlink>
-      </w:r>
-      <w:r>
-        <w:rPr>
-          <w:u w:val="single" w:color="0000ff"/>
-          <w:rFonts w:ascii="Charis SIL Regular" w:hAnsi="Charis SIL Regular" w:eastAsia="Charis SIL Regular"/>
-          <w:b w:val="0"/>
-          <w:i w:val="0"/>
-          <w:color w:val="000000"/>
-          <w:sz w:val="24"/>
-        </w:rPr>
-        <w:hyperlink r:id="rId18" w:history="1">
-          <w:r>
-            <w:rPr>
-              <w:rStyle w:val="Hyperlink"/>
-            </w:rPr>
-            <w:t>n</w:t>
-          </w:r>
-        </w:hyperlink>
-      </w:r>
-      <w:r>
-        <w:rPr>
-          <w:u w:val="single" w:color="0000ff"/>
-          <w:rFonts w:ascii="Charis SIL Regular" w:hAnsi="Charis SIL Regular" w:eastAsia="Charis SIL Regular"/>
-          <w:b w:val="0"/>
-          <w:i w:val="0"/>
-          <w:color w:val="000000"/>
-          <w:sz w:val="24"/>
-        </w:rPr>
-        <w:hyperlink r:id="rId18" w:history="1">
-          <w:r>
-            <w:rPr>
-              <w:rStyle w:val="Hyperlink"/>
-            </w:rPr>
-            <w:t>d, tijde</w:t>
-          </w:r>
-        </w:hyperlink>
-      </w:r>
-      <w:r>
-        <w:rPr>
-          <w:u w:val="single" w:color="0000ff"/>
-          <w:rFonts w:ascii="Charis SIL Regular" w:hAnsi="Charis SIL Regular" w:eastAsia="Charis SIL Regular"/>
-          <w:b w:val="0"/>
-          <w:i w:val="0"/>
-          <w:color w:val="000000"/>
-          <w:sz w:val="24"/>
-        </w:rPr>
-        <w:hyperlink r:id="rId18" w:history="1">
-          <w:r>
-            <w:rPr>
-              <w:rStyle w:val="Hyperlink"/>
-            </w:rPr>
-            <w:t>ns aanko</w:t>
-          </w:r>
-        </w:hyperlink>
-      </w:r>
-      <w:r>
-        <w:rPr>
-          <w:rFonts w:ascii="Charis SIL Regular" w:hAnsi="Charis SIL Regular" w:eastAsia="Charis SIL Regular"/>
-          <w:b w:val="0"/>
-          <w:i w:val="0"/>
-          <w:color w:val="000000"/>
-          <w:sz w:val="24"/>
-        </w:rPr>
-        <w:t xml:space="preserve">opreizen naar </w:t>
-      </w:r>
-      <w:r>
-        <w:rPr>
-          <w:rFonts w:ascii="Charis SIL Regular" w:hAnsi="Charis SIL Regular" w:eastAsia="Charis SIL Regular"/>
-          <w:b w:val="0"/>
-          <w:i w:val="0"/>
-          <w:color w:val="0000FF"/>
-          <w:sz w:val="24"/>
-          <w:u w:val="single"/>
-        </w:rPr>
-        <w:hyperlink r:id="rId19" w:history="1">
           <w:r>
             <w:rPr>
               <w:rStyle w:val="Hyperlink"/>
@@ -1473,7 +1437,7 @@
           <w:sz w:val="24"/>
           <w:u w:val="single"/>
         </w:rPr>
-        <w:hyperlink r:id="rId20" w:history="1">
+        <w:hyperlink r:id="rId19" w:history="1">
           <w:r>
             <w:rPr>
               <w:rStyle w:val="Hyperlink"/>
@@ -1501,7 +1465,7 @@
           <w:sz w:val="24"/>
           <w:u w:val="single"/>
         </w:rPr>
-        <w:hyperlink r:id="rId21" w:history="1">
+        <w:hyperlink r:id="rId20" w:history="1">
           <w:r>
             <w:rPr>
               <w:rStyle w:val="Hyperlink"/>
@@ -1529,7 +1493,7 @@
           <w:sz w:val="24"/>
           <w:u w:val="single"/>
         </w:rPr>
-        <w:hyperlink r:id="rId22" w:history="1">
+        <w:hyperlink r:id="rId21" w:history="1">
           <w:r>
             <w:rPr>
               <w:rStyle w:val="Hyperlink"/>
@@ -1567,7 +1531,7 @@
           <w:color w:val="000000"/>
           <w:sz w:val="24"/>
         </w:rPr>
-        <w:hyperlink r:id="rId19" w:history="1">
+        <w:hyperlink r:id="rId18" w:history="1">
           <w:r>
             <w:rPr>
               <w:rStyle w:val="Hyperlink"/>
@@ -1606,7 +1570,7 @@
           <w:color w:val="000000"/>
           <w:sz w:val="24"/>
         </w:rPr>
-        <w:hyperlink r:id="rId20" w:history="1">
+        <w:hyperlink r:id="rId19" w:history="1">
           <w:r>
             <w:rPr>
               <w:rStyle w:val="Hyperlink"/>
@@ -1634,7 +1598,7 @@
           <w:color w:val="000000"/>
           <w:sz w:val="24"/>
         </w:rPr>
-        <w:hyperlink r:id="rId21" w:history="1">
+        <w:hyperlink r:id="rId20" w:history="1">
           <w:r>
             <w:rPr>
               <w:rStyle w:val="Hyperlink"/>
@@ -1651,7 +1615,7 @@
           <w:color w:val="000000"/>
           <w:sz w:val="24"/>
         </w:rPr>
-        <w:hyperlink r:id="rId21" w:history="1">
+        <w:hyperlink r:id="rId20" w:history="1">
           <w:r>
             <w:rPr>
               <w:rStyle w:val="Hyperlink"/>
@@ -1690,7 +1654,7 @@
           <w:color w:val="000000"/>
           <w:sz w:val="24"/>
         </w:rPr>
-        <w:hyperlink r:id="rId22" w:history="1">
+        <w:hyperlink r:id="rId21" w:history="1">
           <w:r>
             <w:rPr>
               <w:rStyle w:val="Hyperlink"/>
@@ -1731,7 +1695,7 @@
           <w:sz w:val="24"/>
           <w:u w:val="single"/>
         </w:rPr>
-        <w:hyperlink r:id="rId23" w:history="1">
+        <w:hyperlink r:id="rId22" w:history="1">
           <w:r>
             <w:rPr>
               <w:rStyle w:val="Hyperlink"/>
@@ -1760,7 +1724,7 @@
           <w:sz w:val="24"/>
           <w:u w:val="single"/>
         </w:rPr>
-        <w:hyperlink r:id="rId23" w:history="1">
+        <w:hyperlink r:id="rId22" w:history="1">
           <w:r>
             <w:rPr>
               <w:rStyle w:val="Hyperlink"/>
@@ -1911,7 +1875,7 @@
           <w:sz w:val="24"/>
           <w:u w:val="single"/>
         </w:rPr>
-        <w:hyperlink r:id="rId24" w:history="1">
+        <w:hyperlink r:id="rId23" w:history="1">
           <w:r>
             <w:rPr>
               <w:rStyle w:val="Hyperlink"/>
@@ -1940,7 +1904,7 @@
           <w:sz w:val="24"/>
           <w:u w:val="single"/>
         </w:rPr>
-        <w:hyperlink r:id="rId24" w:history="1">
+        <w:hyperlink r:id="rId23" w:history="1">
           <w:r>
             <w:rPr>
               <w:rStyle w:val="Hyperlink"/>
@@ -1969,7 +1933,7 @@
           <w:sz w:val="24"/>
           <w:u w:val="single"/>
         </w:rPr>
-        <w:hyperlink r:id="rId24" w:history="1">
+        <w:hyperlink r:id="rId23" w:history="1">
           <w:r>
             <w:rPr>
               <w:rStyle w:val="Hyperlink"/>
@@ -2000,7 +1964,7 @@
           <w:color w:val="000000"/>
           <w:sz w:val="24"/>
         </w:rPr>
-        <w:hyperlink r:id="rId24" w:history="1">
+        <w:hyperlink r:id="rId23" w:history="1">
           <w:r>
             <w:rPr>
               <w:rStyle w:val="Hyperlink"/>
@@ -2018,7 +1982,7 @@
           <w:color w:val="000000"/>
           <w:sz w:val="24"/>
         </w:rPr>
-        <w:hyperlink r:id="rId24" w:history="1">
+        <w:hyperlink r:id="rId23" w:history="1">
           <w:r>
             <w:rPr>
               <w:rStyle w:val="Hyperlink"/>
@@ -2036,7 +2000,7 @@
           <w:color w:val="000000"/>
           <w:sz w:val="24"/>
         </w:rPr>
-        <w:hyperlink r:id="rId24" w:history="1">
+        <w:hyperlink r:id="rId23" w:history="1">
           <w:r>
             <w:rPr>
               <w:rStyle w:val="Hyperlink"/>
@@ -2054,7 +2018,7 @@
           <w:color w:val="000000"/>
           <w:sz w:val="24"/>
         </w:rPr>
-        <w:hyperlink r:id="rId24" w:history="1">
+        <w:hyperlink r:id="rId23" w:history="1">
           <w:r>
             <w:rPr>
               <w:rStyle w:val="Hyperlink"/>
@@ -2082,7 +2046,7 @@
           <w:sz w:val="24"/>
           <w:u w:val="single"/>
         </w:rPr>
-        <w:hyperlink r:id="rId25" w:history="1">
+        <w:hyperlink r:id="rId24" w:history="1">
           <w:r>
             <w:rPr>
               <w:rStyle w:val="Hyperlink"/>
@@ -2100,7 +2064,7 @@
           <w:sz w:val="24"/>
           <w:u w:val="single"/>
         </w:rPr>
-        <w:hyperlink r:id="rId25" w:history="1">
+        <w:hyperlink r:id="rId24" w:history="1">
           <w:r>
             <w:rPr>
               <w:rStyle w:val="Hyperlink"/>
@@ -2129,7 +2093,7 @@
           <w:sz w:val="24"/>
           <w:u w:val="single"/>
         </w:rPr>
-        <w:hyperlink r:id="rId25" w:history="1">
+        <w:hyperlink r:id="rId24" w:history="1">
           <w:r>
             <w:rPr>
               <w:rStyle w:val="Hyperlink"/>
@@ -2157,7 +2121,7 @@
           <w:sz w:val="24"/>
           <w:u w:val="single"/>
         </w:rPr>
-        <w:hyperlink r:id="rId26" w:history="1">
+        <w:hyperlink r:id="rId25" w:history="1">
           <w:r>
             <w:rPr>
               <w:rStyle w:val="Hyperlink"/>
@@ -2186,7 +2150,7 @@
           <w:sz w:val="24"/>
           <w:u w:val="single"/>
         </w:rPr>
-        <w:hyperlink r:id="rId26" w:history="1">
+        <w:hyperlink r:id="rId25" w:history="1">
           <w:r>
             <w:rPr>
               <w:rStyle w:val="Hyperlink"/>
@@ -2214,7 +2178,7 @@
           <w:color w:val="000000"/>
           <w:sz w:val="24"/>
         </w:rPr>
-        <w:hyperlink r:id="rId25" w:history="1">
+        <w:hyperlink r:id="rId24" w:history="1">
           <w:r>
             <w:rPr>
               <w:rStyle w:val="Hyperlink"/>
@@ -2243,7 +2207,7 @@
           <w:sz w:val="24"/>
           <w:u w:val="single"/>
         </w:rPr>
-        <w:hyperlink r:id="rId25" w:history="1">
+        <w:hyperlink r:id="rId24" w:history="1">
           <w:r>
             <w:rPr>
               <w:rStyle w:val="Hyperlink"/>
@@ -2272,7 +2236,7 @@
           <w:color w:val="000000"/>
           <w:sz w:val="24"/>
         </w:rPr>
-        <w:hyperlink r:id="rId25" w:history="1">
+        <w:hyperlink r:id="rId24" w:history="1">
           <w:r>
             <w:rPr>
               <w:rStyle w:val="Hyperlink"/>
@@ -2290,7 +2254,7 @@
           <w:color w:val="000000"/>
           <w:sz w:val="24"/>
         </w:rPr>
-        <w:hyperlink r:id="rId25" w:history="1">
+        <w:hyperlink r:id="rId24" w:history="1">
           <w:r>
             <w:rPr>
               <w:rStyle w:val="Hyperlink"/>
@@ -2329,7 +2293,7 @@
           <w:color w:val="000000"/>
           <w:sz w:val="24"/>
         </w:rPr>
-        <w:hyperlink r:id="rId26" w:history="1">
+        <w:hyperlink r:id="rId25" w:history="1">
           <w:r>
             <w:rPr>
               <w:rStyle w:val="Hyperlink"/>
@@ -2347,7 +2311,7 @@
           <w:color w:val="000000"/>
           <w:sz w:val="24"/>
         </w:rPr>
-        <w:hyperlink r:id="rId26" w:history="1">
+        <w:hyperlink r:id="rId25" w:history="1">
           <w:r>
             <w:rPr>
               <w:rStyle w:val="Hyperlink"/>
@@ -2365,7 +2329,7 @@
           <w:color w:val="000000"/>
           <w:sz w:val="24"/>
         </w:rPr>
-        <w:hyperlink r:id="rId26" w:history="1">
+        <w:hyperlink r:id="rId25" w:history="1">
           <w:r>
             <w:rPr>
               <w:rStyle w:val="Hyperlink"/>
@@ -2403,7 +2367,7 @@
           <w:color w:val="000000"/>
           <w:sz w:val="24"/>
         </w:rPr>
-        <w:hyperlink r:id="rId27" w:history="1">
+        <w:hyperlink r:id="rId26" w:history="1">
           <w:r>
             <w:rPr>
               <w:rStyle w:val="Hyperlink"/>
@@ -2431,7 +2395,7 @@
           <w:sz w:val="24"/>
           <w:u w:val="single"/>
         </w:rPr>
-        <w:hyperlink r:id="rId28" w:history="1">
+        <w:hyperlink r:id="rId27" w:history="1">
           <w:r>
             <w:rPr>
               <w:rStyle w:val="Hyperlink"/>
@@ -2480,7 +2444,7 @@
           <w:color w:val="000000"/>
           <w:sz w:val="24"/>
         </w:rPr>
-        <w:hyperlink r:id="rId28" w:history="1">
+        <w:hyperlink r:id="rId27" w:history="1">
           <w:r>
             <w:rPr>
               <w:rStyle w:val="Hyperlink"/>
@@ -2508,7 +2472,7 @@
           <w:sz w:val="24"/>
           <w:u w:val="single"/>
         </w:rPr>
-        <w:hyperlink r:id="rId29" w:history="1">
+        <w:hyperlink r:id="rId28" w:history="1">
           <w:r>
             <w:rPr>
               <w:rStyle w:val="Hyperlink"/>
@@ -2537,7 +2501,7 @@
           <w:sz w:val="24"/>
           <w:u w:val="single"/>
         </w:rPr>
-        <w:hyperlink r:id="rId29" w:history="1">
+        <w:hyperlink r:id="rId28" w:history="1">
           <w:r>
             <w:rPr>
               <w:rStyle w:val="Hyperlink"/>
@@ -2566,7 +2530,7 @@
           <w:sz w:val="24"/>
           <w:u w:val="single"/>
         </w:rPr>
-        <w:hyperlink r:id="rId29" w:history="1">
+        <w:hyperlink r:id="rId28" w:history="1">
           <w:r>
             <w:rPr>
               <w:rStyle w:val="Hyperlink"/>
@@ -2604,7 +2568,7 @@
           <w:color w:val="000000"/>
           <w:sz w:val="24"/>
         </w:rPr>
-        <w:hyperlink r:id="rId29" w:history="1">
+        <w:hyperlink r:id="rId28" w:history="1">
           <w:r>
             <w:rPr>
               <w:rStyle w:val="Hyperlink"/>
@@ -2622,7 +2586,7 @@
           <w:color w:val="000000"/>
           <w:sz w:val="24"/>
         </w:rPr>
-        <w:hyperlink r:id="rId29" w:history="1">
+        <w:hyperlink r:id="rId28" w:history="1">
           <w:r>
             <w:rPr>
               <w:rStyle w:val="Hyperlink"/>
@@ -2640,7 +2604,7 @@
           <w:color w:val="000000"/>
           <w:sz w:val="24"/>
         </w:rPr>
-        <w:hyperlink r:id="rId29" w:history="1">
+        <w:hyperlink r:id="rId28" w:history="1">
           <w:r>
             <w:rPr>
               <w:rStyle w:val="Hyperlink"/>
@@ -2658,7 +2622,7 @@
           <w:color w:val="000000"/>
           <w:sz w:val="24"/>
         </w:rPr>
-        <w:hyperlink r:id="rId29" w:history="1">
+        <w:hyperlink r:id="rId28" w:history="1">
           <w:r>
             <w:rPr>
               <w:rStyle w:val="Hyperlink"/>
@@ -2676,7 +2640,7 @@
           <w:color w:val="000000"/>
           <w:sz w:val="24"/>
         </w:rPr>
-        <w:hyperlink r:id="rId29" w:history="1">
+        <w:hyperlink r:id="rId28" w:history="1">
           <w:r>
             <w:rPr>
               <w:rStyle w:val="Hyperlink"/>
@@ -2714,7 +2678,7 @@
           <w:sz w:val="24"/>
           <w:u w:val="single"/>
         </w:rPr>
-        <w:hyperlink r:id="rId30" w:history="1">
+        <w:hyperlink r:id="rId29" w:history="1">
           <w:r>
             <w:rPr>
               <w:rStyle w:val="Hyperlink"/>
@@ -2782,7 +2746,7 @@
           <w:sz w:val="24"/>
           <w:u w:val="single"/>
         </w:rPr>
-        <w:hyperlink r:id="rId31" w:history="1">
+        <w:hyperlink r:id="rId30" w:history="1">
           <w:r>
             <w:rPr>
               <w:rStyle w:val="Hyperlink"/>
@@ -2811,7 +2775,7 @@
           <w:sz w:val="24"/>
           <w:u w:val="single"/>
         </w:rPr>
-        <w:hyperlink r:id="rId31" w:history="1">
+        <w:hyperlink r:id="rId30" w:history="1">
           <w:r>
             <w:rPr>
               <w:rStyle w:val="Hyperlink"/>
@@ -2840,7 +2804,7 @@
           <w:sz w:val="24"/>
           <w:u w:val="single"/>
         </w:rPr>
-        <w:hyperlink r:id="rId31" w:history="1">
+        <w:hyperlink r:id="rId30" w:history="1">
           <w:r>
             <w:rPr>
               <w:rStyle w:val="Hyperlink"/>
@@ -2869,7 +2833,7 @@
           <w:sz w:val="24"/>
           <w:u w:val="single"/>
         </w:rPr>
-        <w:hyperlink r:id="rId31" w:history="1">
+        <w:hyperlink r:id="rId30" w:history="1">
           <w:r>
             <w:rPr>
               <w:rStyle w:val="Hyperlink"/>
@@ -2898,7 +2862,7 @@
           <w:sz w:val="24"/>
           <w:u w:val="single"/>
         </w:rPr>
-        <w:hyperlink r:id="rId31" w:history="1">
+        <w:hyperlink r:id="rId30" w:history="1">
           <w:r>
             <w:rPr>
               <w:rStyle w:val="Hyperlink"/>
@@ -2927,7 +2891,7 @@
           <w:sz w:val="24"/>
           <w:u w:val="single"/>
         </w:rPr>
-        <w:hyperlink r:id="rId31" w:history="1">
+        <w:hyperlink r:id="rId30" w:history="1">
           <w:r>
             <w:rPr>
               <w:rStyle w:val="Hyperlink"/>
@@ -2956,7 +2920,7 @@
           <w:sz w:val="24"/>
           <w:u w:val="single"/>
         </w:rPr>
-        <w:hyperlink r:id="rId31" w:history="1">
+        <w:hyperlink r:id="rId30" w:history="1">
           <w:r>
             <w:rPr>
               <w:rStyle w:val="Hyperlink"/>
@@ -2994,7 +2958,7 @@
           <w:color w:val="000000"/>
           <w:sz w:val="24"/>
         </w:rPr>
-        <w:hyperlink r:id="rId31" w:history="1">
+        <w:hyperlink r:id="rId30" w:history="1">
           <w:r>
             <w:rPr>
               <w:rStyle w:val="Hyperlink"/>
@@ -3012,7 +2976,7 @@
           <w:color w:val="000000"/>
           <w:sz w:val="24"/>
         </w:rPr>
-        <w:hyperlink r:id="rId31" w:history="1">
+        <w:hyperlink r:id="rId30" w:history="1">
           <w:r>
             <w:rPr>
               <w:rStyle w:val="Hyperlink"/>
@@ -3030,7 +2994,7 @@
           <w:color w:val="000000"/>
           <w:sz w:val="24"/>
         </w:rPr>
-        <w:hyperlink r:id="rId31" w:history="1">
+        <w:hyperlink r:id="rId30" w:history="1">
           <w:r>
             <w:rPr>
               <w:rStyle w:val="Hyperlink"/>
@@ -3048,7 +3012,7 @@
           <w:color w:val="000000"/>
           <w:sz w:val="24"/>
         </w:rPr>
-        <w:hyperlink r:id="rId31" w:history="1">
+        <w:hyperlink r:id="rId30" w:history="1">
           <w:r>
             <w:rPr>
               <w:rStyle w:val="Hyperlink"/>
@@ -3066,7 +3030,7 @@
           <w:color w:val="000000"/>
           <w:sz w:val="24"/>
         </w:rPr>
-        <w:hyperlink r:id="rId31" w:history="1">
+        <w:hyperlink r:id="rId30" w:history="1">
           <w:r>
             <w:rPr>
               <w:rStyle w:val="Hyperlink"/>
@@ -3084,7 +3048,7 @@
           <w:color w:val="000000"/>
           <w:sz w:val="24"/>
         </w:rPr>
-        <w:hyperlink r:id="rId31" w:history="1">
+        <w:hyperlink r:id="rId30" w:history="1">
           <w:r>
             <w:rPr>
               <w:rStyle w:val="Hyperlink"/>
@@ -3102,7 +3066,7 @@
           <w:color w:val="000000"/>
           <w:sz w:val="24"/>
         </w:rPr>
-        <w:hyperlink r:id="rId31" w:history="1">
+        <w:hyperlink r:id="rId30" w:history="1">
           <w:r>
             <w:rPr>
               <w:rStyle w:val="Hyperlink"/>
@@ -3120,7 +3084,7 @@
           <w:color w:val="000000"/>
           <w:sz w:val="24"/>
         </w:rPr>
-        <w:hyperlink r:id="rId31" w:history="1">
+        <w:hyperlink r:id="rId30" w:history="1">
           <w:r>
             <w:rPr>
               <w:rStyle w:val="Hyperlink"/>
@@ -3138,7 +3102,7 @@
           <w:color w:val="000000"/>
           <w:sz w:val="24"/>
         </w:rPr>
-        <w:hyperlink r:id="rId31" w:history="1">
+        <w:hyperlink r:id="rId30" w:history="1">
           <w:r>
             <w:rPr>
               <w:rStyle w:val="Hyperlink"/>
@@ -3156,7 +3120,7 @@
           <w:sz w:val="24"/>
           <w:u w:val="single"/>
         </w:rPr>
-        <w:hyperlink r:id="rId31" w:history="1">
+        <w:hyperlink r:id="rId30" w:history="1">
           <w:r>
             <w:rPr>
               <w:rStyle w:val="Hyperlink"/>
@@ -3174,7 +3138,7 @@
           <w:sz w:val="24"/>
           <w:u w:val="single"/>
         </w:rPr>
-        <w:hyperlink r:id="rId31" w:history="1">
+        <w:hyperlink r:id="rId30" w:history="1">
           <w:r>
             <w:rPr>
               <w:rStyle w:val="Hyperlink"/>
@@ -3192,7 +3156,7 @@
           <w:sz w:val="24"/>
           <w:u w:val="single"/>
         </w:rPr>
-        <w:hyperlink r:id="rId31" w:history="1">
+        <w:hyperlink r:id="rId30" w:history="1">
           <w:r>
             <w:rPr>
               <w:rStyle w:val="Hyperlink"/>
@@ -3221,7 +3185,7 @@
           <w:sz w:val="24"/>
           <w:u w:val="single"/>
         </w:rPr>
-        <w:hyperlink r:id="rId31" w:history="1">
+        <w:hyperlink r:id="rId30" w:history="1">
           <w:r>
             <w:rPr>
               <w:rStyle w:val="Hyperlink"/>
@@ -3250,7 +3214,7 @@
           <w:sz w:val="24"/>
           <w:u w:val="single"/>
         </w:rPr>
-        <w:hyperlink r:id="rId31" w:history="1">
+        <w:hyperlink r:id="rId30" w:history="1">
           <w:r>
             <w:rPr>
               <w:rStyle w:val="Hyperlink"/>
@@ -3268,7 +3232,7 @@
           <w:sz w:val="24"/>
           <w:u w:val="single"/>
         </w:rPr>
-        <w:hyperlink r:id="rId32" w:history="1">
+        <w:hyperlink r:id="rId31" w:history="1">
           <w:r>
             <w:rPr>
               <w:rStyle w:val="Hyperlink"/>
@@ -3306,7 +3270,7 @@
           <w:color w:val="000000"/>
           <w:sz w:val="24"/>
         </w:rPr>
-        <w:hyperlink r:id="rId32" w:history="1">
+        <w:hyperlink r:id="rId31" w:history="1">
           <w:r>
             <w:rPr>
               <w:rStyle w:val="Hyperlink"/>
@@ -3324,7 +3288,7 @@
           <w:color w:val="000000"/>
           <w:sz w:val="24"/>
         </w:rPr>
-        <w:hyperlink r:id="rId32" w:history="1">
+        <w:hyperlink r:id="rId31" w:history="1">
           <w:r>
             <w:rPr>
               <w:rStyle w:val="Hyperlink"/>
@@ -3342,7 +3306,7 @@
           <w:color w:val="000000"/>
           <w:sz w:val="24"/>
         </w:rPr>
-        <w:hyperlink r:id="rId32" w:history="1">
+        <w:hyperlink r:id="rId31" w:history="1">
           <w:r>
             <w:rPr>
               <w:rStyle w:val="Hyperlink"/>
@@ -3449,7 +3413,7 @@
           <w:sz w:val="24"/>
           <w:u w:val="single"/>
         </w:rPr>
-        <w:hyperlink r:id="rId33" w:history="1">
+        <w:hyperlink r:id="rId32" w:history="1">
           <w:r>
             <w:rPr>
               <w:rStyle w:val="Hyperlink"/>
@@ -3478,7 +3442,7 @@
           <w:sz w:val="24"/>
           <w:u w:val="single"/>
         </w:rPr>
-        <w:hyperlink r:id="rId33" w:history="1">
+        <w:hyperlink r:id="rId32" w:history="1">
           <w:r>
             <w:rPr>
               <w:rStyle w:val="Hyperlink"/>
@@ -3507,7 +3471,7 @@
           <w:sz w:val="24"/>
           <w:u w:val="single"/>
         </w:rPr>
-        <w:hyperlink r:id="rId33" w:history="1">
+        <w:hyperlink r:id="rId32" w:history="1">
           <w:r>
             <w:rPr>
               <w:rStyle w:val="Hyperlink"/>
@@ -3535,7 +3499,7 @@
           <w:color w:val="000000"/>
           <w:sz w:val="24"/>
         </w:rPr>
-        <w:hyperlink r:id="rId33" w:history="1">
+        <w:hyperlink r:id="rId32" w:history="1">
           <w:r>
             <w:rPr>
               <w:rStyle w:val="Hyperlink"/>
@@ -3553,7 +3517,7 @@
           <w:color w:val="000000"/>
           <w:sz w:val="24"/>
         </w:rPr>
-        <w:hyperlink r:id="rId33" w:history="1">
+        <w:hyperlink r:id="rId32" w:history="1">
           <w:r>
             <w:rPr>
               <w:rStyle w:val="Hyperlink"/>
@@ -3571,7 +3535,7 @@
           <w:color w:val="000000"/>
           <w:sz w:val="24"/>
         </w:rPr>
-        <w:hyperlink r:id="rId33" w:history="1">
+        <w:hyperlink r:id="rId32" w:history="1">
           <w:r>
             <w:rPr>
               <w:rStyle w:val="Hyperlink"/>
@@ -3589,7 +3553,7 @@
           <w:color w:val="000000"/>
           <w:sz w:val="24"/>
         </w:rPr>
-        <w:hyperlink r:id="rId33" w:history="1">
+        <w:hyperlink r:id="rId32" w:history="1">
           <w:r>
             <w:rPr>
               <w:rStyle w:val="Hyperlink"/>
@@ -3607,7 +3571,7 @@
           <w:color w:val="000000"/>
           <w:sz w:val="24"/>
         </w:rPr>
-        <w:hyperlink r:id="rId33" w:history="1">
+        <w:hyperlink r:id="rId32" w:history="1">
           <w:r>
             <w:rPr>
               <w:rStyle w:val="Hyperlink"/>
@@ -3635,7 +3599,7 @@
           <w:sz w:val="24"/>
           <w:u w:val="single"/>
         </w:rPr>
-        <w:hyperlink r:id="rId34" w:history="1">
+        <w:hyperlink r:id="rId33" w:history="1">
           <w:r>
             <w:rPr>
               <w:rStyle w:val="Hyperlink"/>
@@ -3664,7 +3628,7 @@
           <w:sz w:val="24"/>
           <w:u w:val="single"/>
         </w:rPr>
-        <w:hyperlink r:id="rId34" w:history="1">
+        <w:hyperlink r:id="rId33" w:history="1">
           <w:r>
             <w:rPr>
               <w:rStyle w:val="Hyperlink"/>
@@ -3682,7 +3646,7 @@
           <w:sz w:val="24"/>
           <w:u w:val="single"/>
         </w:rPr>
-        <w:hyperlink r:id="rId34" w:history="1">
+        <w:hyperlink r:id="rId33" w:history="1">
           <w:r>
             <w:rPr>
               <w:rStyle w:val="Hyperlink"/>
@@ -3720,7 +3684,7 @@
           <w:sz w:val="24"/>
           <w:u w:val="single"/>
         </w:rPr>
-        <w:hyperlink r:id="rId35" w:history="1">
+        <w:hyperlink r:id="rId34" w:history="1">
           <w:r>
             <w:rPr>
               <w:rStyle w:val="Hyperlink"/>
@@ -3749,7 +3713,7 @@
           <w:sz w:val="24"/>
           <w:u w:val="single"/>
         </w:rPr>
-        <w:hyperlink r:id="rId35" w:history="1">
+        <w:hyperlink r:id="rId34" w:history="1">
           <w:r>
             <w:rPr>
               <w:rStyle w:val="Hyperlink"/>
@@ -3778,7 +3742,7 @@
           <w:sz w:val="24"/>
           <w:u w:val="single"/>
         </w:rPr>
-        <w:hyperlink r:id="rId35" w:history="1">
+        <w:hyperlink r:id="rId34" w:history="1">
           <w:r>
             <w:rPr>
               <w:rStyle w:val="Hyperlink"/>
@@ -3807,7 +3771,7 @@
           <w:sz w:val="24"/>
           <w:u w:val="single"/>
         </w:rPr>
-        <w:hyperlink r:id="rId35" w:history="1">
+        <w:hyperlink r:id="rId34" w:history="1">
           <w:r>
             <w:rPr>
               <w:rStyle w:val="Hyperlink"/>
@@ -3823,9 +3787,8 @@
           <w:i w:val="0"/>
           <w:color w:val="0000FF"/>
           <w:sz w:val="24"/>
-          <w:u w:val="single"/>
-        </w:rPr>
-        <w:hyperlink r:id="rId35" w:history="1">
+        </w:rPr>
+        <w:hyperlink r:id="rId34" w:history="1">
           <w:r>
             <w:rPr>
               <w:rStyle w:val="Hyperlink"/>
@@ -3843,7 +3806,7 @@
           <w:sz w:val="24"/>
           <w:u w:val="single"/>
         </w:rPr>
-        <w:hyperlink r:id="rId35" w:history="1">
+        <w:hyperlink r:id="rId34" w:history="1">
           <w:r>
             <w:rPr>
               <w:rStyle w:val="Hyperlink"/>
@@ -3861,7 +3824,7 @@
           <w:color w:val="000000"/>
           <w:sz w:val="24"/>
         </w:rPr>
-        <w:hyperlink r:id="rId34" w:history="1">
+        <w:hyperlink r:id="rId33" w:history="1">
           <w:r>
             <w:rPr>
               <w:rStyle w:val="Hyperlink"/>
@@ -3879,7 +3842,7 @@
           <w:color w:val="000000"/>
           <w:sz w:val="24"/>
         </w:rPr>
-        <w:hyperlink r:id="rId34" w:history="1">
+        <w:hyperlink r:id="rId33" w:history="1">
           <w:r>
             <w:rPr>
               <w:rStyle w:val="Hyperlink"/>
@@ -3897,7 +3860,7 @@
           <w:color w:val="000000"/>
           <w:sz w:val="24"/>
         </w:rPr>
-        <w:hyperlink r:id="rId34" w:history="1">
+        <w:hyperlink r:id="rId33" w:history="1">
           <w:r>
             <w:rPr>
               <w:rStyle w:val="Hyperlink"/>
@@ -3915,7 +3878,7 @@
           <w:color w:val="000000"/>
           <w:sz w:val="24"/>
         </w:rPr>
-        <w:hyperlink r:id="rId34" w:history="1">
+        <w:hyperlink r:id="rId33" w:history="1">
           <w:r>
             <w:rPr>
               <w:rStyle w:val="Hyperlink"/>
@@ -3953,7 +3916,14 @@
           <w:sz w:val="24"/>
           <w:u w:val="single"/>
         </w:rPr>
-        <w:t>restitutiev</w:t>
+        <w:hyperlink r:id="rId35" w:history="1">
+          <w:r>
+            <w:rPr>
+              <w:rStyle w:val="Hyperlink"/>
+            </w:rPr>
+            <w:t>restitutiev</w:t>
+          </w:r>
+        </w:hyperlink>
       </w:r>
       <w:r>
         <w:rPr>
@@ -3982,7 +3952,7 @@
           <w:color w:val="000000"/>
           <w:sz w:val="24"/>
         </w:rPr>
-        <w:hyperlink r:id="rId35" w:history="1">
+        <w:hyperlink r:id="rId34" w:history="1">
           <w:r>
             <w:rPr>
               <w:rStyle w:val="Hyperlink"/>
@@ -4000,7 +3970,7 @@
           <w:color w:val="000000"/>
           <w:sz w:val="24"/>
         </w:rPr>
-        <w:hyperlink r:id="rId35" w:history="1">
+        <w:hyperlink r:id="rId34" w:history="1">
           <w:r>
             <w:rPr>
               <w:rStyle w:val="Hyperlink"/>
@@ -4018,7 +3988,7 @@
           <w:color w:val="000000"/>
           <w:sz w:val="24"/>
         </w:rPr>
-        <w:hyperlink r:id="rId35" w:history="1">
+        <w:hyperlink r:id="rId34" w:history="1">
           <w:r>
             <w:rPr>
               <w:rStyle w:val="Hyperlink"/>
@@ -4036,7 +4006,7 @@
           <w:color w:val="000000"/>
           <w:sz w:val="24"/>
         </w:rPr>
-        <w:hyperlink r:id="rId35" w:history="1">
+        <w:hyperlink r:id="rId34" w:history="1">
           <w:r>
             <w:rPr>
               <w:rStyle w:val="Hyperlink"/>
@@ -4054,7 +4024,7 @@
           <w:color w:val="000000"/>
           <w:sz w:val="24"/>
         </w:rPr>
-        <w:hyperlink r:id="rId35" w:history="1">
+        <w:hyperlink r:id="rId34" w:history="1">
           <w:r>
             <w:rPr>
               <w:rStyle w:val="Hyperlink"/>
@@ -4072,7 +4042,7 @@
           <w:color w:val="000000"/>
           <w:sz w:val="24"/>
         </w:rPr>
-        <w:hyperlink r:id="rId35" w:history="1">
+        <w:hyperlink r:id="rId34" w:history="1">
           <w:r>
             <w:rPr>
               <w:rStyle w:val="Hyperlink"/>
@@ -4090,7 +4060,7 @@
           <w:color w:val="000000"/>
           <w:sz w:val="24"/>
         </w:rPr>
-        <w:hyperlink r:id="rId35" w:history="1">
+        <w:hyperlink r:id="rId34" w:history="1">
           <w:r>
             <w:rPr>
               <w:rStyle w:val="Hyperlink"/>
@@ -4150,7 +4120,7 @@
           <w:color w:val="000000"/>
           <w:sz w:val="24"/>
         </w:rPr>
-        <w:hyperlink r:id="rId36" w:history="1">
+        <w:hyperlink r:id="rId35" w:history="1">
           <w:r>
             <w:rPr>
               <w:rStyle w:val="Hyperlink"/>
@@ -4377,7 +4347,7 @@
           <w:sz w:val="24"/>
           <w:u w:val="single"/>
         </w:rPr>
-        <w:hyperlink r:id="rId37" w:history="1">
+        <w:hyperlink r:id="rId36" w:history="1">
           <w:r>
             <w:rPr>
               <w:rStyle w:val="Hyperlink"/>
@@ -4395,7 +4365,7 @@
           <w:sz w:val="24"/>
           <w:u w:val="single"/>
         </w:rPr>
-        <w:hyperlink r:id="rId37" w:history="1">
+        <w:hyperlink r:id="rId36" w:history="1">
           <w:r>
             <w:rPr>
               <w:rStyle w:val="Hyperlink"/>
@@ -4413,7 +4383,7 @@
           <w:sz w:val="24"/>
           <w:u w:val="single"/>
         </w:rPr>
-        <w:hyperlink r:id="rId37" w:history="1">
+        <w:hyperlink r:id="rId36" w:history="1">
           <w:r>
             <w:rPr>
               <w:rStyle w:val="Hyperlink"/>
@@ -4431,7 +4401,7 @@
           <w:sz w:val="24"/>
           <w:u w:val="single"/>
         </w:rPr>
-        <w:hyperlink r:id="rId37" w:history="1">
+        <w:hyperlink r:id="rId36" w:history="1">
           <w:r>
             <w:rPr>
               <w:rStyle w:val="Hyperlink"/>
@@ -4449,7 +4419,7 @@
           <w:sz w:val="24"/>
           <w:u w:val="single"/>
         </w:rPr>
-        <w:hyperlink r:id="rId37" w:history="1">
+        <w:hyperlink r:id="rId36" w:history="1">
           <w:r>
             <w:rPr>
               <w:rStyle w:val="Hyperlink"/>
@@ -4567,7 +4537,7 @@
           <w:sz w:val="24"/>
           <w:u w:val="single"/>
         </w:rPr>
-        <w:hyperlink r:id="rId38" w:history="1">
+        <w:hyperlink r:id="rId37" w:history="1">
           <w:r>
             <w:rPr>
               <w:rStyle w:val="Hyperlink"/>
@@ -4585,7 +4555,7 @@
           <w:sz w:val="24"/>
           <w:u w:val="single"/>
         </w:rPr>
-        <w:hyperlink r:id="rId38" w:history="1">
+        <w:hyperlink r:id="rId37" w:history="1">
           <w:r>
             <w:rPr>
               <w:rStyle w:val="Hyperlink"/>
@@ -4603,7 +4573,7 @@
           <w:sz w:val="24"/>
           <w:u w:val="single"/>
         </w:rPr>
-        <w:hyperlink r:id="rId38" w:history="1">
+        <w:hyperlink r:id="rId37" w:history="1">
           <w:r>
             <w:rPr>
               <w:rStyle w:val="Hyperlink"/>
@@ -4621,7 +4591,7 @@
           <w:sz w:val="24"/>
           <w:u w:val="single"/>
         </w:rPr>
-        <w:hyperlink r:id="rId38" w:history="1">
+        <w:hyperlink r:id="rId37" w:history="1">
           <w:r>
             <w:rPr>
               <w:rStyle w:val="Hyperlink"/>
@@ -4729,7 +4699,7 @@
           <w:sz w:val="24"/>
           <w:u w:val="single"/>
         </w:rPr>
-        <w:hyperlink r:id="rId39" w:history="1">
+        <w:hyperlink r:id="rId38" w:history="1">
           <w:r>
             <w:rPr>
               <w:rStyle w:val="Hyperlink"/>
@@ -4747,7 +4717,7 @@
           <w:sz w:val="24"/>
           <w:u w:val="single"/>
         </w:rPr>
-        <w:hyperlink r:id="rId39" w:history="1">
+        <w:hyperlink r:id="rId38" w:history="1">
           <w:r>
             <w:rPr>
               <w:rStyle w:val="Hyperlink"/>
@@ -4765,7 +4735,7 @@
           <w:sz w:val="24"/>
           <w:u w:val="single"/>
         </w:rPr>
-        <w:hyperlink r:id="rId39" w:history="1">
+        <w:hyperlink r:id="rId38" w:history="1">
           <w:r>
             <w:rPr>
               <w:rStyle w:val="Hyperlink"/>
@@ -4783,7 +4753,7 @@
           <w:sz w:val="24"/>
           <w:u w:val="single"/>
         </w:rPr>
-        <w:hyperlink r:id="rId39" w:history="1">
+        <w:hyperlink r:id="rId38" w:history="1">
           <w:r>
             <w:rPr>
               <w:rStyle w:val="Hyperlink"/>
@@ -4811,7 +4781,7 @@
           <w:sz w:val="24"/>
           <w:u w:val="single"/>
         </w:rPr>
-        <w:hyperlink r:id="rId40" w:history="1">
+        <w:hyperlink r:id="rId39" w:history="1">
           <w:r>
             <w:rPr>
               <w:rStyle w:val="Hyperlink"/>
@@ -4858,21 +4828,13 @@
       </w:r>
       <w:r>
         <w:rPr>
-          <w:u w:val="single" w:color="0000ff"/>
           <w:rFonts w:ascii="Charis SIL Regular" w:hAnsi="Charis SIL Regular" w:eastAsia="Charis SIL Regular"/>
           <w:b w:val="0"/>
           <w:i w:val="0"/>
           <w:color w:val="000000"/>
           <w:sz w:val="24"/>
         </w:rPr>
-        <w:hyperlink r:id="rId39" w:history="1">
-          <w:r>
-            <w:rPr>
-              <w:rStyle w:val="Hyperlink"/>
-            </w:rPr>
-            <w:t xml:space="preserve">, </w:t>
-          </w:r>
-        </w:hyperlink>
+        <w:t xml:space="preserve">, </w:t>
       </w:r>
       <w:r>
         <w:rPr>
@@ -4883,7 +4845,7 @@
           <w:sz w:val="24"/>
           <w:u w:val="single"/>
         </w:rPr>
-        <w:hyperlink r:id="rId39" w:history="1">
+        <w:hyperlink r:id="rId40" w:history="1">
           <w:r>
             <w:rPr>
               <w:rStyle w:val="Hyperlink"/>
@@ -4912,7 +4874,7 @@
           <w:sz w:val="24"/>
           <w:u w:val="single"/>
         </w:rPr>
-        <w:hyperlink r:id="rId39" w:history="1">
+        <w:hyperlink r:id="rId40" w:history="1">
           <w:r>
             <w:rPr>
               <w:rStyle w:val="Hyperlink"/>
@@ -4930,7 +4892,7 @@
           <w:sz w:val="24"/>
           <w:u w:val="single"/>
         </w:rPr>
-        <w:hyperlink r:id="rId39" w:history="1">
+        <w:hyperlink r:id="rId40" w:history="1">
           <w:r>
             <w:rPr>
               <w:rStyle w:val="Hyperlink"/>

--- a/EXPORTS/DOCX/published/niveau3/Dutch/KunsthandelVanLier.docx
+++ b/EXPORTS/DOCX/published/niveau3/Dutch/KunsthandelVanLier.docx
@@ -341,35 +341,7 @@
           <w:color w:val="000000"/>
           <w:sz w:val="24"/>
         </w:rPr>
-        <w:t xml:space="preserve"> hield zich vooral be</w:t>
-      </w:r>
-      <w:r>
-        <w:rPr>
-          <w:u w:val="single" w:color="0000ff"/>
-          <w:rFonts w:ascii="Charis SIL Regular" w:hAnsi="Charis SIL Regular" w:eastAsia="Charis SIL Regular"/>
-          <w:b w:val="0"/>
-          <w:i w:val="0"/>
-          <w:color w:val="000000"/>
-          <w:sz w:val="24"/>
-        </w:rPr>
-        <w:hyperlink r:id="rId10" w:history="1">
-          <w:r>
-            <w:rPr>
-              <w:rStyle w:val="Hyperlink"/>
-            </w:rPr>
-            <w:t>zig m</w:t>
-          </w:r>
-        </w:hyperlink>
-      </w:r>
-      <w:r>
-        <w:rPr>
-          <w:rFonts w:ascii="Charis SIL Regular" w:hAnsi="Charis SIL Regular" w:eastAsia="Charis SIL Regular"/>
-          <w:b w:val="0"/>
-          <w:i w:val="0"/>
-          <w:color w:val="000000"/>
-          <w:sz w:val="24"/>
-        </w:rPr>
-        <w:t xml:space="preserve">et </w:t>
+        <w:t xml:space="preserve"> hield zich vooral bezig met </w:t>
       </w:r>
       <w:r>
         <w:rPr>
@@ -1392,13 +1364,85 @@
       </w:r>
       <w:r>
         <w:rPr>
+          <w:u w:val="single" w:color="0000ff"/>
           <w:rFonts w:ascii="Charis SIL Regular" w:hAnsi="Charis SIL Regular" w:eastAsia="Charis SIL Regular"/>
           <w:b w:val="0"/>
           <w:i w:val="0"/>
           <w:color w:val="000000"/>
           <w:sz w:val="24"/>
         </w:rPr>
-        <w:t xml:space="preserve">Nederland, tijdens aankoopreizen naar </w:t>
+        <w:hyperlink r:id="rId18" w:history="1">
+          <w:r>
+            <w:rPr>
+              <w:rStyle w:val="Hyperlink"/>
+            </w:rPr>
+            <w:t>Nederla</w:t>
+          </w:r>
+        </w:hyperlink>
+      </w:r>
+      <w:r>
+        <w:rPr>
+          <w:u w:val="single" w:color="0000ff"/>
+          <w:rFonts w:ascii="Charis SIL Regular" w:hAnsi="Charis SIL Regular" w:eastAsia="Charis SIL Regular"/>
+          <w:b w:val="0"/>
+          <w:i w:val="0"/>
+          <w:color w:val="000000"/>
+          <w:sz w:val="24"/>
+        </w:rPr>
+        <w:hyperlink r:id="rId18" w:history="1">
+          <w:r>
+            <w:rPr>
+              <w:rStyle w:val="Hyperlink"/>
+            </w:rPr>
+            <w:t>n</w:t>
+          </w:r>
+        </w:hyperlink>
+      </w:r>
+      <w:r>
+        <w:rPr>
+          <w:u w:val="single" w:color="0000ff"/>
+          <w:rFonts w:ascii="Charis SIL Regular" w:hAnsi="Charis SIL Regular" w:eastAsia="Charis SIL Regular"/>
+          <w:b w:val="0"/>
+          <w:i w:val="0"/>
+          <w:color w:val="000000"/>
+          <w:sz w:val="24"/>
+        </w:rPr>
+        <w:hyperlink r:id="rId18" w:history="1">
+          <w:r>
+            <w:rPr>
+              <w:rStyle w:val="Hyperlink"/>
+            </w:rPr>
+            <w:t>d, tijde</w:t>
+          </w:r>
+        </w:hyperlink>
+      </w:r>
+      <w:r>
+        <w:rPr>
+          <w:u w:val="single" w:color="0000ff"/>
+          <w:rFonts w:ascii="Charis SIL Regular" w:hAnsi="Charis SIL Regular" w:eastAsia="Charis SIL Regular"/>
+          <w:b w:val="0"/>
+          <w:i w:val="0"/>
+          <w:color w:val="000000"/>
+          <w:sz w:val="24"/>
+        </w:rPr>
+        <w:hyperlink r:id="rId18" w:history="1">
+          <w:r>
+            <w:rPr>
+              <w:rStyle w:val="Hyperlink"/>
+            </w:rPr>
+            <w:t>ns aanko</w:t>
+          </w:r>
+        </w:hyperlink>
+      </w:r>
+      <w:r>
+        <w:rPr>
+          <w:rFonts w:ascii="Charis SIL Regular" w:hAnsi="Charis SIL Regular" w:eastAsia="Charis SIL Regular"/>
+          <w:b w:val="0"/>
+          <w:i w:val="0"/>
+          <w:color w:val="000000"/>
+          <w:sz w:val="24"/>
+        </w:rPr>
+        <w:t xml:space="preserve">opreizen naar </w:t>
       </w:r>
       <w:r>
         <w:rPr>
@@ -1409,7 +1453,7 @@
           <w:sz w:val="24"/>
           <w:u w:val="single"/>
         </w:rPr>
-        <w:hyperlink r:id="rId18" w:history="1">
+        <w:hyperlink r:id="rId19" w:history="1">
           <w:r>
             <w:rPr>
               <w:rStyle w:val="Hyperlink"/>
@@ -1437,7 +1481,7 @@
           <w:sz w:val="24"/>
           <w:u w:val="single"/>
         </w:rPr>
-        <w:hyperlink r:id="rId19" w:history="1">
+        <w:hyperlink r:id="rId20" w:history="1">
           <w:r>
             <w:rPr>
               <w:rStyle w:val="Hyperlink"/>
@@ -1465,7 +1509,7 @@
           <w:sz w:val="24"/>
           <w:u w:val="single"/>
         </w:rPr>
-        <w:hyperlink r:id="rId20" w:history="1">
+        <w:hyperlink r:id="rId21" w:history="1">
           <w:r>
             <w:rPr>
               <w:rStyle w:val="Hyperlink"/>
@@ -1493,7 +1537,7 @@
           <w:sz w:val="24"/>
           <w:u w:val="single"/>
         </w:rPr>
-        <w:hyperlink r:id="rId21" w:history="1">
+        <w:hyperlink r:id="rId22" w:history="1">
           <w:r>
             <w:rPr>
               <w:rStyle w:val="Hyperlink"/>
@@ -1531,7 +1575,7 @@
           <w:color w:val="000000"/>
           <w:sz w:val="24"/>
         </w:rPr>
-        <w:hyperlink r:id="rId18" w:history="1">
+        <w:hyperlink r:id="rId19" w:history="1">
           <w:r>
             <w:rPr>
               <w:rStyle w:val="Hyperlink"/>
@@ -1570,7 +1614,7 @@
           <w:color w:val="000000"/>
           <w:sz w:val="24"/>
         </w:rPr>
-        <w:hyperlink r:id="rId19" w:history="1">
+        <w:hyperlink r:id="rId20" w:history="1">
           <w:r>
             <w:rPr>
               <w:rStyle w:val="Hyperlink"/>
@@ -1598,7 +1642,7 @@
           <w:color w:val="000000"/>
           <w:sz w:val="24"/>
         </w:rPr>
-        <w:hyperlink r:id="rId20" w:history="1">
+        <w:hyperlink r:id="rId21" w:history="1">
           <w:r>
             <w:rPr>
               <w:rStyle w:val="Hyperlink"/>
@@ -1615,7 +1659,7 @@
           <w:color w:val="000000"/>
           <w:sz w:val="24"/>
         </w:rPr>
-        <w:hyperlink r:id="rId20" w:history="1">
+        <w:hyperlink r:id="rId21" w:history="1">
           <w:r>
             <w:rPr>
               <w:rStyle w:val="Hyperlink"/>
@@ -1654,7 +1698,7 @@
           <w:color w:val="000000"/>
           <w:sz w:val="24"/>
         </w:rPr>
-        <w:hyperlink r:id="rId21" w:history="1">
+        <w:hyperlink r:id="rId22" w:history="1">
           <w:r>
             <w:rPr>
               <w:rStyle w:val="Hyperlink"/>
@@ -1695,7 +1739,7 @@
           <w:sz w:val="24"/>
           <w:u w:val="single"/>
         </w:rPr>
-        <w:hyperlink r:id="rId22" w:history="1">
+        <w:hyperlink r:id="rId23" w:history="1">
           <w:r>
             <w:rPr>
               <w:rStyle w:val="Hyperlink"/>
@@ -1724,7 +1768,7 @@
           <w:sz w:val="24"/>
           <w:u w:val="single"/>
         </w:rPr>
-        <w:hyperlink r:id="rId22" w:history="1">
+        <w:hyperlink r:id="rId23" w:history="1">
           <w:r>
             <w:rPr>
               <w:rStyle w:val="Hyperlink"/>
@@ -1875,7 +1919,7 @@
           <w:sz w:val="24"/>
           <w:u w:val="single"/>
         </w:rPr>
-        <w:hyperlink r:id="rId23" w:history="1">
+        <w:hyperlink r:id="rId24" w:history="1">
           <w:r>
             <w:rPr>
               <w:rStyle w:val="Hyperlink"/>
@@ -1904,7 +1948,7 @@
           <w:sz w:val="24"/>
           <w:u w:val="single"/>
         </w:rPr>
-        <w:hyperlink r:id="rId23" w:history="1">
+        <w:hyperlink r:id="rId24" w:history="1">
           <w:r>
             <w:rPr>
               <w:rStyle w:val="Hyperlink"/>
@@ -1933,7 +1977,7 @@
           <w:sz w:val="24"/>
           <w:u w:val="single"/>
         </w:rPr>
-        <w:hyperlink r:id="rId23" w:history="1">
+        <w:hyperlink r:id="rId24" w:history="1">
           <w:r>
             <w:rPr>
               <w:rStyle w:val="Hyperlink"/>
@@ -1964,7 +2008,7 @@
           <w:color w:val="000000"/>
           <w:sz w:val="24"/>
         </w:rPr>
-        <w:hyperlink r:id="rId23" w:history="1">
+        <w:hyperlink r:id="rId24" w:history="1">
           <w:r>
             <w:rPr>
               <w:rStyle w:val="Hyperlink"/>
@@ -1982,7 +2026,7 @@
           <w:color w:val="000000"/>
           <w:sz w:val="24"/>
         </w:rPr>
-        <w:hyperlink r:id="rId23" w:history="1">
+        <w:hyperlink r:id="rId24" w:history="1">
           <w:r>
             <w:rPr>
               <w:rStyle w:val="Hyperlink"/>
@@ -2000,7 +2044,7 @@
           <w:color w:val="000000"/>
           <w:sz w:val="24"/>
         </w:rPr>
-        <w:hyperlink r:id="rId23" w:history="1">
+        <w:hyperlink r:id="rId24" w:history="1">
           <w:r>
             <w:rPr>
               <w:rStyle w:val="Hyperlink"/>
@@ -2018,7 +2062,7 @@
           <w:color w:val="000000"/>
           <w:sz w:val="24"/>
         </w:rPr>
-        <w:hyperlink r:id="rId23" w:history="1">
+        <w:hyperlink r:id="rId24" w:history="1">
           <w:r>
             <w:rPr>
               <w:rStyle w:val="Hyperlink"/>
@@ -2046,7 +2090,7 @@
           <w:sz w:val="24"/>
           <w:u w:val="single"/>
         </w:rPr>
-        <w:hyperlink r:id="rId24" w:history="1">
+        <w:hyperlink r:id="rId25" w:history="1">
           <w:r>
             <w:rPr>
               <w:rStyle w:val="Hyperlink"/>
@@ -2064,7 +2108,7 @@
           <w:sz w:val="24"/>
           <w:u w:val="single"/>
         </w:rPr>
-        <w:hyperlink r:id="rId24" w:history="1">
+        <w:hyperlink r:id="rId25" w:history="1">
           <w:r>
             <w:rPr>
               <w:rStyle w:val="Hyperlink"/>
@@ -2093,7 +2137,7 @@
           <w:sz w:val="24"/>
           <w:u w:val="single"/>
         </w:rPr>
-        <w:hyperlink r:id="rId24" w:history="1">
+        <w:hyperlink r:id="rId25" w:history="1">
           <w:r>
             <w:rPr>
               <w:rStyle w:val="Hyperlink"/>
@@ -2121,7 +2165,7 @@
           <w:sz w:val="24"/>
           <w:u w:val="single"/>
         </w:rPr>
-        <w:hyperlink r:id="rId25" w:history="1">
+        <w:hyperlink r:id="rId26" w:history="1">
           <w:r>
             <w:rPr>
               <w:rStyle w:val="Hyperlink"/>
@@ -2150,7 +2194,7 @@
           <w:sz w:val="24"/>
           <w:u w:val="single"/>
         </w:rPr>
-        <w:hyperlink r:id="rId25" w:history="1">
+        <w:hyperlink r:id="rId26" w:history="1">
           <w:r>
             <w:rPr>
               <w:rStyle w:val="Hyperlink"/>
@@ -2178,7 +2222,7 @@
           <w:color w:val="000000"/>
           <w:sz w:val="24"/>
         </w:rPr>
-        <w:hyperlink r:id="rId24" w:history="1">
+        <w:hyperlink r:id="rId25" w:history="1">
           <w:r>
             <w:rPr>
               <w:rStyle w:val="Hyperlink"/>
@@ -2207,7 +2251,7 @@
           <w:sz w:val="24"/>
           <w:u w:val="single"/>
         </w:rPr>
-        <w:hyperlink r:id="rId24" w:history="1">
+        <w:hyperlink r:id="rId25" w:history="1">
           <w:r>
             <w:rPr>
               <w:rStyle w:val="Hyperlink"/>
@@ -2236,7 +2280,7 @@
           <w:color w:val="000000"/>
           <w:sz w:val="24"/>
         </w:rPr>
-        <w:hyperlink r:id="rId24" w:history="1">
+        <w:hyperlink r:id="rId25" w:history="1">
           <w:r>
             <w:rPr>
               <w:rStyle w:val="Hyperlink"/>
@@ -2254,7 +2298,7 @@
           <w:color w:val="000000"/>
           <w:sz w:val="24"/>
         </w:rPr>
-        <w:hyperlink r:id="rId24" w:history="1">
+        <w:hyperlink r:id="rId25" w:history="1">
           <w:r>
             <w:rPr>
               <w:rStyle w:val="Hyperlink"/>
@@ -2293,7 +2337,7 @@
           <w:color w:val="000000"/>
           <w:sz w:val="24"/>
         </w:rPr>
-        <w:hyperlink r:id="rId25" w:history="1">
+        <w:hyperlink r:id="rId26" w:history="1">
           <w:r>
             <w:rPr>
               <w:rStyle w:val="Hyperlink"/>
@@ -2311,7 +2355,7 @@
           <w:color w:val="000000"/>
           <w:sz w:val="24"/>
         </w:rPr>
-        <w:hyperlink r:id="rId25" w:history="1">
+        <w:hyperlink r:id="rId26" w:history="1">
           <w:r>
             <w:rPr>
               <w:rStyle w:val="Hyperlink"/>
@@ -2329,7 +2373,7 @@
           <w:color w:val="000000"/>
           <w:sz w:val="24"/>
         </w:rPr>
-        <w:hyperlink r:id="rId25" w:history="1">
+        <w:hyperlink r:id="rId26" w:history="1">
           <w:r>
             <w:rPr>
               <w:rStyle w:val="Hyperlink"/>
@@ -2367,7 +2411,7 @@
           <w:color w:val="000000"/>
           <w:sz w:val="24"/>
         </w:rPr>
-        <w:hyperlink r:id="rId26" w:history="1">
+        <w:hyperlink r:id="rId27" w:history="1">
           <w:r>
             <w:rPr>
               <w:rStyle w:val="Hyperlink"/>
@@ -2395,7 +2439,7 @@
           <w:sz w:val="24"/>
           <w:u w:val="single"/>
         </w:rPr>
-        <w:hyperlink r:id="rId27" w:history="1">
+        <w:hyperlink r:id="rId28" w:history="1">
           <w:r>
             <w:rPr>
               <w:rStyle w:val="Hyperlink"/>
@@ -2444,7 +2488,7 @@
           <w:color w:val="000000"/>
           <w:sz w:val="24"/>
         </w:rPr>
-        <w:hyperlink r:id="rId27" w:history="1">
+        <w:hyperlink r:id="rId28" w:history="1">
           <w:r>
             <w:rPr>
               <w:rStyle w:val="Hyperlink"/>
@@ -2472,7 +2516,7 @@
           <w:sz w:val="24"/>
           <w:u w:val="single"/>
         </w:rPr>
-        <w:hyperlink r:id="rId28" w:history="1">
+        <w:hyperlink r:id="rId29" w:history="1">
           <w:r>
             <w:rPr>
               <w:rStyle w:val="Hyperlink"/>
@@ -2501,7 +2545,7 @@
           <w:sz w:val="24"/>
           <w:u w:val="single"/>
         </w:rPr>
-        <w:hyperlink r:id="rId28" w:history="1">
+        <w:hyperlink r:id="rId29" w:history="1">
           <w:r>
             <w:rPr>
               <w:rStyle w:val="Hyperlink"/>
@@ -2530,7 +2574,7 @@
           <w:sz w:val="24"/>
           <w:u w:val="single"/>
         </w:rPr>
-        <w:hyperlink r:id="rId28" w:history="1">
+        <w:hyperlink r:id="rId29" w:history="1">
           <w:r>
             <w:rPr>
               <w:rStyle w:val="Hyperlink"/>
@@ -2568,7 +2612,7 @@
           <w:color w:val="000000"/>
           <w:sz w:val="24"/>
         </w:rPr>
-        <w:hyperlink r:id="rId28" w:history="1">
+        <w:hyperlink r:id="rId29" w:history="1">
           <w:r>
             <w:rPr>
               <w:rStyle w:val="Hyperlink"/>
@@ -2586,7 +2630,7 @@
           <w:color w:val="000000"/>
           <w:sz w:val="24"/>
         </w:rPr>
-        <w:hyperlink r:id="rId28" w:history="1">
+        <w:hyperlink r:id="rId29" w:history="1">
           <w:r>
             <w:rPr>
               <w:rStyle w:val="Hyperlink"/>
@@ -2604,7 +2648,7 @@
           <w:color w:val="000000"/>
           <w:sz w:val="24"/>
         </w:rPr>
-        <w:hyperlink r:id="rId28" w:history="1">
+        <w:hyperlink r:id="rId29" w:history="1">
           <w:r>
             <w:rPr>
               <w:rStyle w:val="Hyperlink"/>
@@ -2622,7 +2666,7 @@
           <w:color w:val="000000"/>
           <w:sz w:val="24"/>
         </w:rPr>
-        <w:hyperlink r:id="rId28" w:history="1">
+        <w:hyperlink r:id="rId29" w:history="1">
           <w:r>
             <w:rPr>
               <w:rStyle w:val="Hyperlink"/>
@@ -2640,7 +2684,7 @@
           <w:color w:val="000000"/>
           <w:sz w:val="24"/>
         </w:rPr>
-        <w:hyperlink r:id="rId28" w:history="1">
+        <w:hyperlink r:id="rId29" w:history="1">
           <w:r>
             <w:rPr>
               <w:rStyle w:val="Hyperlink"/>
@@ -2678,7 +2722,7 @@
           <w:sz w:val="24"/>
           <w:u w:val="single"/>
         </w:rPr>
-        <w:hyperlink r:id="rId29" w:history="1">
+        <w:hyperlink r:id="rId30" w:history="1">
           <w:r>
             <w:rPr>
               <w:rStyle w:val="Hyperlink"/>
@@ -2746,7 +2790,7 @@
           <w:sz w:val="24"/>
           <w:u w:val="single"/>
         </w:rPr>
-        <w:hyperlink r:id="rId30" w:history="1">
+        <w:hyperlink r:id="rId31" w:history="1">
           <w:r>
             <w:rPr>
               <w:rStyle w:val="Hyperlink"/>
@@ -2775,7 +2819,7 @@
           <w:sz w:val="24"/>
           <w:u w:val="single"/>
         </w:rPr>
-        <w:hyperlink r:id="rId30" w:history="1">
+        <w:hyperlink r:id="rId31" w:history="1">
           <w:r>
             <w:rPr>
               <w:rStyle w:val="Hyperlink"/>
@@ -2804,7 +2848,7 @@
           <w:sz w:val="24"/>
           <w:u w:val="single"/>
         </w:rPr>
-        <w:hyperlink r:id="rId30" w:history="1">
+        <w:hyperlink r:id="rId31" w:history="1">
           <w:r>
             <w:rPr>
               <w:rStyle w:val="Hyperlink"/>
@@ -2833,7 +2877,7 @@
           <w:sz w:val="24"/>
           <w:u w:val="single"/>
         </w:rPr>
-        <w:hyperlink r:id="rId30" w:history="1">
+        <w:hyperlink r:id="rId31" w:history="1">
           <w:r>
             <w:rPr>
               <w:rStyle w:val="Hyperlink"/>
@@ -2862,7 +2906,7 @@
           <w:sz w:val="24"/>
           <w:u w:val="single"/>
         </w:rPr>
-        <w:hyperlink r:id="rId30" w:history="1">
+        <w:hyperlink r:id="rId31" w:history="1">
           <w:r>
             <w:rPr>
               <w:rStyle w:val="Hyperlink"/>
@@ -2891,7 +2935,7 @@
           <w:sz w:val="24"/>
           <w:u w:val="single"/>
         </w:rPr>
-        <w:hyperlink r:id="rId30" w:history="1">
+        <w:hyperlink r:id="rId31" w:history="1">
           <w:r>
             <w:rPr>
               <w:rStyle w:val="Hyperlink"/>
@@ -2920,7 +2964,7 @@
           <w:sz w:val="24"/>
           <w:u w:val="single"/>
         </w:rPr>
-        <w:hyperlink r:id="rId30" w:history="1">
+        <w:hyperlink r:id="rId31" w:history="1">
           <w:r>
             <w:rPr>
               <w:rStyle w:val="Hyperlink"/>
@@ -2958,7 +3002,7 @@
           <w:color w:val="000000"/>
           <w:sz w:val="24"/>
         </w:rPr>
-        <w:hyperlink r:id="rId30" w:history="1">
+        <w:hyperlink r:id="rId31" w:history="1">
           <w:r>
             <w:rPr>
               <w:rStyle w:val="Hyperlink"/>
@@ -2976,7 +3020,7 @@
           <w:color w:val="000000"/>
           <w:sz w:val="24"/>
         </w:rPr>
-        <w:hyperlink r:id="rId30" w:history="1">
+        <w:hyperlink r:id="rId31" w:history="1">
           <w:r>
             <w:rPr>
               <w:rStyle w:val="Hyperlink"/>
@@ -2994,7 +3038,7 @@
           <w:color w:val="000000"/>
           <w:sz w:val="24"/>
         </w:rPr>
-        <w:hyperlink r:id="rId30" w:history="1">
+        <w:hyperlink r:id="rId31" w:history="1">
           <w:r>
             <w:rPr>
               <w:rStyle w:val="Hyperlink"/>
@@ -3012,7 +3056,7 @@
           <w:color w:val="000000"/>
           <w:sz w:val="24"/>
         </w:rPr>
-        <w:hyperlink r:id="rId30" w:history="1">
+        <w:hyperlink r:id="rId31" w:history="1">
           <w:r>
             <w:rPr>
               <w:rStyle w:val="Hyperlink"/>
@@ -3030,7 +3074,7 @@
           <w:color w:val="000000"/>
           <w:sz w:val="24"/>
         </w:rPr>
-        <w:hyperlink r:id="rId30" w:history="1">
+        <w:hyperlink r:id="rId31" w:history="1">
           <w:r>
             <w:rPr>
               <w:rStyle w:val="Hyperlink"/>
@@ -3048,7 +3092,7 @@
           <w:color w:val="000000"/>
           <w:sz w:val="24"/>
         </w:rPr>
-        <w:hyperlink r:id="rId30" w:history="1">
+        <w:hyperlink r:id="rId31" w:history="1">
           <w:r>
             <w:rPr>
               <w:rStyle w:val="Hyperlink"/>
@@ -3066,7 +3110,7 @@
           <w:color w:val="000000"/>
           <w:sz w:val="24"/>
         </w:rPr>
-        <w:hyperlink r:id="rId30" w:history="1">
+        <w:hyperlink r:id="rId31" w:history="1">
           <w:r>
             <w:rPr>
               <w:rStyle w:val="Hyperlink"/>
@@ -3084,7 +3128,7 @@
           <w:color w:val="000000"/>
           <w:sz w:val="24"/>
         </w:rPr>
-        <w:hyperlink r:id="rId30" w:history="1">
+        <w:hyperlink r:id="rId31" w:history="1">
           <w:r>
             <w:rPr>
               <w:rStyle w:val="Hyperlink"/>
@@ -3102,7 +3146,7 @@
           <w:color w:val="000000"/>
           <w:sz w:val="24"/>
         </w:rPr>
-        <w:hyperlink r:id="rId30" w:history="1">
+        <w:hyperlink r:id="rId31" w:history="1">
           <w:r>
             <w:rPr>
               <w:rStyle w:val="Hyperlink"/>
@@ -3120,7 +3164,7 @@
           <w:sz w:val="24"/>
           <w:u w:val="single"/>
         </w:rPr>
-        <w:hyperlink r:id="rId30" w:history="1">
+        <w:hyperlink r:id="rId31" w:history="1">
           <w:r>
             <w:rPr>
               <w:rStyle w:val="Hyperlink"/>
@@ -3138,7 +3182,7 @@
           <w:sz w:val="24"/>
           <w:u w:val="single"/>
         </w:rPr>
-        <w:hyperlink r:id="rId30" w:history="1">
+        <w:hyperlink r:id="rId31" w:history="1">
           <w:r>
             <w:rPr>
               <w:rStyle w:val="Hyperlink"/>
@@ -3156,7 +3200,7 @@
           <w:sz w:val="24"/>
           <w:u w:val="single"/>
         </w:rPr>
-        <w:hyperlink r:id="rId30" w:history="1">
+        <w:hyperlink r:id="rId31" w:history="1">
           <w:r>
             <w:rPr>
               <w:rStyle w:val="Hyperlink"/>
@@ -3185,7 +3229,7 @@
           <w:sz w:val="24"/>
           <w:u w:val="single"/>
         </w:rPr>
-        <w:hyperlink r:id="rId30" w:history="1">
+        <w:hyperlink r:id="rId31" w:history="1">
           <w:r>
             <w:rPr>
               <w:rStyle w:val="Hyperlink"/>
@@ -3214,7 +3258,7 @@
           <w:sz w:val="24"/>
           <w:u w:val="single"/>
         </w:rPr>
-        <w:hyperlink r:id="rId30" w:history="1">
+        <w:hyperlink r:id="rId31" w:history="1">
           <w:r>
             <w:rPr>
               <w:rStyle w:val="Hyperlink"/>
@@ -3232,7 +3276,7 @@
           <w:sz w:val="24"/>
           <w:u w:val="single"/>
         </w:rPr>
-        <w:hyperlink r:id="rId31" w:history="1">
+        <w:hyperlink r:id="rId32" w:history="1">
           <w:r>
             <w:rPr>
               <w:rStyle w:val="Hyperlink"/>
@@ -3270,7 +3314,7 @@
           <w:color w:val="000000"/>
           <w:sz w:val="24"/>
         </w:rPr>
-        <w:hyperlink r:id="rId31" w:history="1">
+        <w:hyperlink r:id="rId32" w:history="1">
           <w:r>
             <w:rPr>
               <w:rStyle w:val="Hyperlink"/>
@@ -3288,7 +3332,7 @@
           <w:color w:val="000000"/>
           <w:sz w:val="24"/>
         </w:rPr>
-        <w:hyperlink r:id="rId31" w:history="1">
+        <w:hyperlink r:id="rId32" w:history="1">
           <w:r>
             <w:rPr>
               <w:rStyle w:val="Hyperlink"/>
@@ -3306,7 +3350,7 @@
           <w:color w:val="000000"/>
           <w:sz w:val="24"/>
         </w:rPr>
-        <w:hyperlink r:id="rId31" w:history="1">
+        <w:hyperlink r:id="rId32" w:history="1">
           <w:r>
             <w:rPr>
               <w:rStyle w:val="Hyperlink"/>
@@ -3413,7 +3457,7 @@
           <w:sz w:val="24"/>
           <w:u w:val="single"/>
         </w:rPr>
-        <w:hyperlink r:id="rId32" w:history="1">
+        <w:hyperlink r:id="rId33" w:history="1">
           <w:r>
             <w:rPr>
               <w:rStyle w:val="Hyperlink"/>
@@ -3442,7 +3486,7 @@
           <w:sz w:val="24"/>
           <w:u w:val="single"/>
         </w:rPr>
-        <w:hyperlink r:id="rId32" w:history="1">
+        <w:hyperlink r:id="rId33" w:history="1">
           <w:r>
             <w:rPr>
               <w:rStyle w:val="Hyperlink"/>
@@ -3471,7 +3515,7 @@
           <w:sz w:val="24"/>
           <w:u w:val="single"/>
         </w:rPr>
-        <w:hyperlink r:id="rId32" w:history="1">
+        <w:hyperlink r:id="rId33" w:history="1">
           <w:r>
             <w:rPr>
               <w:rStyle w:val="Hyperlink"/>
@@ -3499,7 +3543,7 @@
           <w:color w:val="000000"/>
           <w:sz w:val="24"/>
         </w:rPr>
-        <w:hyperlink r:id="rId32" w:history="1">
+        <w:hyperlink r:id="rId33" w:history="1">
           <w:r>
             <w:rPr>
               <w:rStyle w:val="Hyperlink"/>
@@ -3517,7 +3561,7 @@
           <w:color w:val="000000"/>
           <w:sz w:val="24"/>
         </w:rPr>
-        <w:hyperlink r:id="rId32" w:history="1">
+        <w:hyperlink r:id="rId33" w:history="1">
           <w:r>
             <w:rPr>
               <w:rStyle w:val="Hyperlink"/>
@@ -3535,7 +3579,7 @@
           <w:color w:val="000000"/>
           <w:sz w:val="24"/>
         </w:rPr>
-        <w:hyperlink r:id="rId32" w:history="1">
+        <w:hyperlink r:id="rId33" w:history="1">
           <w:r>
             <w:rPr>
               <w:rStyle w:val="Hyperlink"/>
@@ -3553,7 +3597,7 @@
           <w:color w:val="000000"/>
           <w:sz w:val="24"/>
         </w:rPr>
-        <w:hyperlink r:id="rId32" w:history="1">
+        <w:hyperlink r:id="rId33" w:history="1">
           <w:r>
             <w:rPr>
               <w:rStyle w:val="Hyperlink"/>
@@ -3571,7 +3615,7 @@
           <w:color w:val="000000"/>
           <w:sz w:val="24"/>
         </w:rPr>
-        <w:hyperlink r:id="rId32" w:history="1">
+        <w:hyperlink r:id="rId33" w:history="1">
           <w:r>
             <w:rPr>
               <w:rStyle w:val="Hyperlink"/>
@@ -3599,7 +3643,7 @@
           <w:sz w:val="24"/>
           <w:u w:val="single"/>
         </w:rPr>
-        <w:hyperlink r:id="rId33" w:history="1">
+        <w:hyperlink r:id="rId34" w:history="1">
           <w:r>
             <w:rPr>
               <w:rStyle w:val="Hyperlink"/>
@@ -3628,7 +3672,7 @@
           <w:sz w:val="24"/>
           <w:u w:val="single"/>
         </w:rPr>
-        <w:hyperlink r:id="rId33" w:history="1">
+        <w:hyperlink r:id="rId34" w:history="1">
           <w:r>
             <w:rPr>
               <w:rStyle w:val="Hyperlink"/>
@@ -3646,7 +3690,7 @@
           <w:sz w:val="24"/>
           <w:u w:val="single"/>
         </w:rPr>
-        <w:hyperlink r:id="rId33" w:history="1">
+        <w:hyperlink r:id="rId34" w:history="1">
           <w:r>
             <w:rPr>
               <w:rStyle w:val="Hyperlink"/>
@@ -3684,7 +3728,7 @@
           <w:sz w:val="24"/>
           <w:u w:val="single"/>
         </w:rPr>
-        <w:hyperlink r:id="rId34" w:history="1">
+        <w:hyperlink r:id="rId35" w:history="1">
           <w:r>
             <w:rPr>
               <w:rStyle w:val="Hyperlink"/>
@@ -3713,7 +3757,7 @@
           <w:sz w:val="24"/>
           <w:u w:val="single"/>
         </w:rPr>
-        <w:hyperlink r:id="rId34" w:history="1">
+        <w:hyperlink r:id="rId35" w:history="1">
           <w:r>
             <w:rPr>
               <w:rStyle w:val="Hyperlink"/>
@@ -3742,7 +3786,7 @@
           <w:sz w:val="24"/>
           <w:u w:val="single"/>
         </w:rPr>
-        <w:hyperlink r:id="rId34" w:history="1">
+        <w:hyperlink r:id="rId35" w:history="1">
           <w:r>
             <w:rPr>
               <w:rStyle w:val="Hyperlink"/>
@@ -3771,7 +3815,7 @@
           <w:sz w:val="24"/>
           <w:u w:val="single"/>
         </w:rPr>
-        <w:hyperlink r:id="rId34" w:history="1">
+        <w:hyperlink r:id="rId35" w:history="1">
           <w:r>
             <w:rPr>
               <w:rStyle w:val="Hyperlink"/>
@@ -3787,8 +3831,9 @@
           <w:i w:val="0"/>
           <w:color w:val="0000FF"/>
           <w:sz w:val="24"/>
-        </w:rPr>
-        <w:hyperlink r:id="rId34" w:history="1">
+          <w:u w:val="single"/>
+        </w:rPr>
+        <w:hyperlink r:id="rId35" w:history="1">
           <w:r>
             <w:rPr>
               <w:rStyle w:val="Hyperlink"/>
@@ -3806,7 +3851,7 @@
           <w:sz w:val="24"/>
           <w:u w:val="single"/>
         </w:rPr>
-        <w:hyperlink r:id="rId34" w:history="1">
+        <w:hyperlink r:id="rId35" w:history="1">
           <w:r>
             <w:rPr>
               <w:rStyle w:val="Hyperlink"/>
@@ -3824,7 +3869,7 @@
           <w:color w:val="000000"/>
           <w:sz w:val="24"/>
         </w:rPr>
-        <w:hyperlink r:id="rId33" w:history="1">
+        <w:hyperlink r:id="rId34" w:history="1">
           <w:r>
             <w:rPr>
               <w:rStyle w:val="Hyperlink"/>
@@ -3842,7 +3887,7 @@
           <w:color w:val="000000"/>
           <w:sz w:val="24"/>
         </w:rPr>
-        <w:hyperlink r:id="rId33" w:history="1">
+        <w:hyperlink r:id="rId34" w:history="1">
           <w:r>
             <w:rPr>
               <w:rStyle w:val="Hyperlink"/>
@@ -3860,7 +3905,7 @@
           <w:color w:val="000000"/>
           <w:sz w:val="24"/>
         </w:rPr>
-        <w:hyperlink r:id="rId33" w:history="1">
+        <w:hyperlink r:id="rId34" w:history="1">
           <w:r>
             <w:rPr>
               <w:rStyle w:val="Hyperlink"/>
@@ -3878,7 +3923,7 @@
           <w:color w:val="000000"/>
           <w:sz w:val="24"/>
         </w:rPr>
-        <w:hyperlink r:id="rId33" w:history="1">
+        <w:hyperlink r:id="rId34" w:history="1">
           <w:r>
             <w:rPr>
               <w:rStyle w:val="Hyperlink"/>
@@ -3916,14 +3961,7 @@
           <w:sz w:val="24"/>
           <w:u w:val="single"/>
         </w:rPr>
-        <w:hyperlink r:id="rId35" w:history="1">
-          <w:r>
-            <w:rPr>
-              <w:rStyle w:val="Hyperlink"/>
-            </w:rPr>
-            <w:t>restitutiev</w:t>
-          </w:r>
-        </w:hyperlink>
+        <w:t>restitutiev</w:t>
       </w:r>
       <w:r>
         <w:rPr>
@@ -3952,7 +3990,7 @@
           <w:color w:val="000000"/>
           <w:sz w:val="24"/>
         </w:rPr>
-        <w:hyperlink r:id="rId34" w:history="1">
+        <w:hyperlink r:id="rId35" w:history="1">
           <w:r>
             <w:rPr>
               <w:rStyle w:val="Hyperlink"/>
@@ -3970,7 +4008,7 @@
           <w:color w:val="000000"/>
           <w:sz w:val="24"/>
         </w:rPr>
-        <w:hyperlink r:id="rId34" w:history="1">
+        <w:hyperlink r:id="rId35" w:history="1">
           <w:r>
             <w:rPr>
               <w:rStyle w:val="Hyperlink"/>
@@ -3988,7 +4026,7 @@
           <w:color w:val="000000"/>
           <w:sz w:val="24"/>
         </w:rPr>
-        <w:hyperlink r:id="rId34" w:history="1">
+        <w:hyperlink r:id="rId35" w:history="1">
           <w:r>
             <w:rPr>
               <w:rStyle w:val="Hyperlink"/>
@@ -4006,7 +4044,7 @@
           <w:color w:val="000000"/>
           <w:sz w:val="24"/>
         </w:rPr>
-        <w:hyperlink r:id="rId34" w:history="1">
+        <w:hyperlink r:id="rId35" w:history="1">
           <w:r>
             <w:rPr>
               <w:rStyle w:val="Hyperlink"/>
@@ -4024,7 +4062,7 @@
           <w:color w:val="000000"/>
           <w:sz w:val="24"/>
         </w:rPr>
-        <w:hyperlink r:id="rId34" w:history="1">
+        <w:hyperlink r:id="rId35" w:history="1">
           <w:r>
             <w:rPr>
               <w:rStyle w:val="Hyperlink"/>
@@ -4042,7 +4080,7 @@
           <w:color w:val="000000"/>
           <w:sz w:val="24"/>
         </w:rPr>
-        <w:hyperlink r:id="rId34" w:history="1">
+        <w:hyperlink r:id="rId35" w:history="1">
           <w:r>
             <w:rPr>
               <w:rStyle w:val="Hyperlink"/>
@@ -4060,7 +4098,7 @@
           <w:color w:val="000000"/>
           <w:sz w:val="24"/>
         </w:rPr>
-        <w:hyperlink r:id="rId34" w:history="1">
+        <w:hyperlink r:id="rId35" w:history="1">
           <w:r>
             <w:rPr>
               <w:rStyle w:val="Hyperlink"/>
@@ -4120,7 +4158,7 @@
           <w:color w:val="000000"/>
           <w:sz w:val="24"/>
         </w:rPr>
-        <w:hyperlink r:id="rId35" w:history="1">
+        <w:hyperlink r:id="rId36" w:history="1">
           <w:r>
             <w:rPr>
               <w:rStyle w:val="Hyperlink"/>
@@ -4347,7 +4385,7 @@
           <w:sz w:val="24"/>
           <w:u w:val="single"/>
         </w:rPr>
-        <w:hyperlink r:id="rId36" w:history="1">
+        <w:hyperlink r:id="rId37" w:history="1">
           <w:r>
             <w:rPr>
               <w:rStyle w:val="Hyperlink"/>
@@ -4365,7 +4403,7 @@
           <w:sz w:val="24"/>
           <w:u w:val="single"/>
         </w:rPr>
-        <w:hyperlink r:id="rId36" w:history="1">
+        <w:hyperlink r:id="rId37" w:history="1">
           <w:r>
             <w:rPr>
               <w:rStyle w:val="Hyperlink"/>
@@ -4383,7 +4421,7 @@
           <w:sz w:val="24"/>
           <w:u w:val="single"/>
         </w:rPr>
-        <w:hyperlink r:id="rId36" w:history="1">
+        <w:hyperlink r:id="rId37" w:history="1">
           <w:r>
             <w:rPr>
               <w:rStyle w:val="Hyperlink"/>
@@ -4401,7 +4439,7 @@
           <w:sz w:val="24"/>
           <w:u w:val="single"/>
         </w:rPr>
-        <w:hyperlink r:id="rId36" w:history="1">
+        <w:hyperlink r:id="rId37" w:history="1">
           <w:r>
             <w:rPr>
               <w:rStyle w:val="Hyperlink"/>
@@ -4419,7 +4457,7 @@
           <w:sz w:val="24"/>
           <w:u w:val="single"/>
         </w:rPr>
-        <w:hyperlink r:id="rId36" w:history="1">
+        <w:hyperlink r:id="rId37" w:history="1">
           <w:r>
             <w:rPr>
               <w:rStyle w:val="Hyperlink"/>
@@ -4537,7 +4575,7 @@
           <w:sz w:val="24"/>
           <w:u w:val="single"/>
         </w:rPr>
-        <w:hyperlink r:id="rId37" w:history="1">
+        <w:hyperlink r:id="rId38" w:history="1">
           <w:r>
             <w:rPr>
               <w:rStyle w:val="Hyperlink"/>
@@ -4555,7 +4593,7 @@
           <w:sz w:val="24"/>
           <w:u w:val="single"/>
         </w:rPr>
-        <w:hyperlink r:id="rId37" w:history="1">
+        <w:hyperlink r:id="rId38" w:history="1">
           <w:r>
             <w:rPr>
               <w:rStyle w:val="Hyperlink"/>
@@ -4573,7 +4611,7 @@
           <w:sz w:val="24"/>
           <w:u w:val="single"/>
         </w:rPr>
-        <w:hyperlink r:id="rId37" w:history="1">
+        <w:hyperlink r:id="rId38" w:history="1">
           <w:r>
             <w:rPr>
               <w:rStyle w:val="Hyperlink"/>
@@ -4591,7 +4629,7 @@
           <w:sz w:val="24"/>
           <w:u w:val="single"/>
         </w:rPr>
-        <w:hyperlink r:id="rId37" w:history="1">
+        <w:hyperlink r:id="rId38" w:history="1">
           <w:r>
             <w:rPr>
               <w:rStyle w:val="Hyperlink"/>
@@ -4699,7 +4737,7 @@
           <w:sz w:val="24"/>
           <w:u w:val="single"/>
         </w:rPr>
-        <w:hyperlink r:id="rId38" w:history="1">
+        <w:hyperlink r:id="rId39" w:history="1">
           <w:r>
             <w:rPr>
               <w:rStyle w:val="Hyperlink"/>
@@ -4717,7 +4755,7 @@
           <w:sz w:val="24"/>
           <w:u w:val="single"/>
         </w:rPr>
-        <w:hyperlink r:id="rId38" w:history="1">
+        <w:hyperlink r:id="rId39" w:history="1">
           <w:r>
             <w:rPr>
               <w:rStyle w:val="Hyperlink"/>
@@ -4735,7 +4773,7 @@
           <w:sz w:val="24"/>
           <w:u w:val="single"/>
         </w:rPr>
-        <w:hyperlink r:id="rId38" w:history="1">
+        <w:hyperlink r:id="rId39" w:history="1">
           <w:r>
             <w:rPr>
               <w:rStyle w:val="Hyperlink"/>
@@ -4753,7 +4791,7 @@
           <w:sz w:val="24"/>
           <w:u w:val="single"/>
         </w:rPr>
-        <w:hyperlink r:id="rId38" w:history="1">
+        <w:hyperlink r:id="rId39" w:history="1">
           <w:r>
             <w:rPr>
               <w:rStyle w:val="Hyperlink"/>
@@ -4781,7 +4819,7 @@
           <w:sz w:val="24"/>
           <w:u w:val="single"/>
         </w:rPr>
-        <w:hyperlink r:id="rId39" w:history="1">
+        <w:hyperlink r:id="rId40" w:history="1">
           <w:r>
             <w:rPr>
               <w:rStyle w:val="Hyperlink"/>
@@ -4799,7 +4837,7 @@
           <w:sz w:val="24"/>
           <w:u w:val="single"/>
         </w:rPr>
-        <w:hyperlink r:id="rId39" w:history="1">
+        <w:hyperlink r:id="rId40" w:history="1">
           <w:r>
             <w:rPr>
               <w:rStyle w:val="Hyperlink"/>
@@ -4828,13 +4866,21 @@
       </w:r>
       <w:r>
         <w:rPr>
+          <w:u w:val="single" w:color="0000ff"/>
           <w:rFonts w:ascii="Charis SIL Regular" w:hAnsi="Charis SIL Regular" w:eastAsia="Charis SIL Regular"/>
           <w:b w:val="0"/>
           <w:i w:val="0"/>
           <w:color w:val="000000"/>
           <w:sz w:val="24"/>
         </w:rPr>
-        <w:t xml:space="preserve">, </w:t>
+        <w:hyperlink r:id="rId39" w:history="1">
+          <w:r>
+            <w:rPr>
+              <w:rStyle w:val="Hyperlink"/>
+            </w:rPr>
+            <w:t xml:space="preserve">, </w:t>
+          </w:r>
+        </w:hyperlink>
       </w:r>
       <w:r>
         <w:rPr>
@@ -4845,7 +4891,7 @@
           <w:sz w:val="24"/>
           <w:u w:val="single"/>
         </w:rPr>
-        <w:hyperlink r:id="rId40" w:history="1">
+        <w:hyperlink r:id="rId39" w:history="1">
           <w:r>
             <w:rPr>
               <w:rStyle w:val="Hyperlink"/>
@@ -4874,7 +4920,7 @@
           <w:sz w:val="24"/>
           <w:u w:val="single"/>
         </w:rPr>
-        <w:hyperlink r:id="rId40" w:history="1">
+        <w:hyperlink r:id="rId39" w:history="1">
           <w:r>
             <w:rPr>
               <w:rStyle w:val="Hyperlink"/>
@@ -4892,7 +4938,7 @@
           <w:sz w:val="24"/>
           <w:u w:val="single"/>
         </w:rPr>
-        <w:hyperlink r:id="rId40" w:history="1">
+        <w:hyperlink r:id="rId39" w:history="1">
           <w:r>
             <w:rPr>
               <w:rStyle w:val="Hyperlink"/>

--- a/EXPORTS/DOCX/published/niveau3/Dutch/KunsthandelVanLier.docx
+++ b/EXPORTS/DOCX/published/niveau3/Dutch/KunsthandelVanLier.docx
@@ -341,7 +341,35 @@
           <w:color w:val="000000"/>
           <w:sz w:val="24"/>
         </w:rPr>
-        <w:t xml:space="preserve"> hield zich vooral bezig met </w:t>
+        <w:t xml:space="preserve"> hield zich vooral be</w:t>
+      </w:r>
+      <w:r>
+        <w:rPr>
+          <w:u w:val="single" w:color="0000ff"/>
+          <w:rFonts w:ascii="Charis SIL Regular" w:hAnsi="Charis SIL Regular" w:eastAsia="Charis SIL Regular"/>
+          <w:b w:val="0"/>
+          <w:i w:val="0"/>
+          <w:color w:val="000000"/>
+          <w:sz w:val="24"/>
+        </w:rPr>
+        <w:hyperlink r:id="rId10" w:history="1">
+          <w:r>
+            <w:rPr>
+              <w:rStyle w:val="Hyperlink"/>
+            </w:rPr>
+            <w:t>zig m</w:t>
+          </w:r>
+        </w:hyperlink>
+      </w:r>
+      <w:r>
+        <w:rPr>
+          <w:rFonts w:ascii="Charis SIL Regular" w:hAnsi="Charis SIL Regular" w:eastAsia="Charis SIL Regular"/>
+          <w:b w:val="0"/>
+          <w:i w:val="0"/>
+          <w:color w:val="000000"/>
+          <w:sz w:val="24"/>
+        </w:rPr>
+        <w:t xml:space="preserve">et </w:t>
       </w:r>
       <w:r>
         <w:rPr>
@@ -781,7 +809,7 @@
           <w:sz w:val="24"/>
           <w:u w:val="single"/>
         </w:rPr>
-        <w:hyperlink r:id="rId13" w:history="1">
+        <w:hyperlink r:id="rId14" w:history="1">
           <w:r>
             <w:rPr>
               <w:rStyle w:val="Hyperlink"/>
@@ -817,7 +845,7 @@
           <w:sz w:val="24"/>
           <w:u w:val="single"/>
         </w:rPr>
-        <w:hyperlink r:id="rId15" w:history="1">
+        <w:hyperlink r:id="rId14" w:history="1">
           <w:r>
             <w:rPr>
               <w:rStyle w:val="Hyperlink"/>
@@ -846,7 +874,7 @@
           <w:sz w:val="24"/>
           <w:u w:val="single"/>
         </w:rPr>
-        <w:hyperlink r:id="rId15" w:history="1">
+        <w:hyperlink r:id="rId14" w:history="1">
           <w:r>
             <w:rPr>
               <w:rStyle w:val="Hyperlink"/>
@@ -1061,7 +1089,7 @@
           <w:sz w:val="24"/>
           <w:u w:val="single"/>
         </w:rPr>
-        <w:hyperlink r:id="rId16" w:history="1">
+        <w:hyperlink r:id="rId15" w:history="1">
           <w:r>
             <w:rPr>
               <w:rStyle w:val="Hyperlink"/>
@@ -1101,7 +1129,7 @@
           <w:sz w:val="24"/>
           <w:u w:val="single"/>
         </w:rPr>
-        <w:hyperlink r:id="rId16" w:history="1">
+        <w:hyperlink r:id="rId15" w:history="1">
           <w:r>
             <w:rPr>
               <w:rStyle w:val="Hyperlink"/>
@@ -1139,7 +1167,7 @@
           <w:color w:val="000000"/>
           <w:sz w:val="24"/>
         </w:rPr>
-        <w:hyperlink r:id="rId17" w:history="1">
+        <w:hyperlink r:id="rId16" w:history="1">
           <w:r>
             <w:rPr>
               <w:rStyle w:val="Hyperlink"/>
@@ -1157,7 +1185,7 @@
           <w:color w:val="000000"/>
           <w:sz w:val="24"/>
         </w:rPr>
-        <w:hyperlink r:id="rId17" w:history="1">
+        <w:hyperlink r:id="rId16" w:history="1">
           <w:r>
             <w:rPr>
               <w:rStyle w:val="Hyperlink"/>
@@ -1175,7 +1203,7 @@
           <w:color w:val="000000"/>
           <w:sz w:val="24"/>
         </w:rPr>
-        <w:hyperlink r:id="rId17" w:history="1">
+        <w:hyperlink r:id="rId16" w:history="1">
           <w:r>
             <w:rPr>
               <w:rStyle w:val="Hyperlink"/>
@@ -1322,7 +1350,7 @@
           <w:color w:val="000000"/>
           <w:sz w:val="24"/>
         </w:rPr>
-        <w:hyperlink r:id="rId16" w:history="1">
+        <w:hyperlink r:id="rId15" w:history="1">
           <w:r>
             <w:rPr>
               <w:rStyle w:val="Hyperlink"/>
@@ -1340,7 +1368,7 @@
           <w:color w:val="000000"/>
           <w:sz w:val="24"/>
         </w:rPr>
-        <w:hyperlink r:id="rId16" w:history="1">
+        <w:hyperlink r:id="rId15" w:history="1">
           <w:r>
             <w:rPr>
               <w:rStyle w:val="Hyperlink"/>
@@ -1371,7 +1399,7 @@
           <w:color w:val="000000"/>
           <w:sz w:val="24"/>
         </w:rPr>
-        <w:hyperlink r:id="rId18" w:history="1">
+        <w:hyperlink r:id="rId17" w:history="1">
           <w:r>
             <w:rPr>
               <w:rStyle w:val="Hyperlink"/>
@@ -1389,7 +1417,7 @@
           <w:color w:val="000000"/>
           <w:sz w:val="24"/>
         </w:rPr>
-        <w:hyperlink r:id="rId18" w:history="1">
+        <w:hyperlink r:id="rId17" w:history="1">
           <w:r>
             <w:rPr>
               <w:rStyle w:val="Hyperlink"/>
@@ -1407,7 +1435,7 @@
           <w:color w:val="000000"/>
           <w:sz w:val="24"/>
         </w:rPr>
-        <w:hyperlink r:id="rId18" w:history="1">
+        <w:hyperlink r:id="rId17" w:history="1">
           <w:r>
             <w:rPr>
               <w:rStyle w:val="Hyperlink"/>
@@ -1425,7 +1453,7 @@
           <w:color w:val="000000"/>
           <w:sz w:val="24"/>
         </w:rPr>
-        <w:hyperlink r:id="rId18" w:history="1">
+        <w:hyperlink r:id="rId17" w:history="1">
           <w:r>
             <w:rPr>
               <w:rStyle w:val="Hyperlink"/>
@@ -1453,7 +1481,7 @@
           <w:sz w:val="24"/>
           <w:u w:val="single"/>
         </w:rPr>
-        <w:hyperlink r:id="rId19" w:history="1">
+        <w:hyperlink r:id="rId18" w:history="1">
           <w:r>
             <w:rPr>
               <w:rStyle w:val="Hyperlink"/>
@@ -1481,7 +1509,7 @@
           <w:sz w:val="24"/>
           <w:u w:val="single"/>
         </w:rPr>
-        <w:hyperlink r:id="rId20" w:history="1">
+        <w:hyperlink r:id="rId19" w:history="1">
           <w:r>
             <w:rPr>
               <w:rStyle w:val="Hyperlink"/>
@@ -1509,7 +1537,7 @@
           <w:sz w:val="24"/>
           <w:u w:val="single"/>
         </w:rPr>
-        <w:hyperlink r:id="rId21" w:history="1">
+        <w:hyperlink r:id="rId20" w:history="1">
           <w:r>
             <w:rPr>
               <w:rStyle w:val="Hyperlink"/>
@@ -1537,7 +1565,7 @@
           <w:sz w:val="24"/>
           <w:u w:val="single"/>
         </w:rPr>
-        <w:hyperlink r:id="rId22" w:history="1">
+        <w:hyperlink r:id="rId21" w:history="1">
           <w:r>
             <w:rPr>
               <w:rStyle w:val="Hyperlink"/>
@@ -1575,7 +1603,7 @@
           <w:color w:val="000000"/>
           <w:sz w:val="24"/>
         </w:rPr>
-        <w:hyperlink r:id="rId19" w:history="1">
+        <w:hyperlink r:id="rId18" w:history="1">
           <w:r>
             <w:rPr>
               <w:rStyle w:val="Hyperlink"/>
@@ -1614,7 +1642,7 @@
           <w:color w:val="000000"/>
           <w:sz w:val="24"/>
         </w:rPr>
-        <w:hyperlink r:id="rId20" w:history="1">
+        <w:hyperlink r:id="rId19" w:history="1">
           <w:r>
             <w:rPr>
               <w:rStyle w:val="Hyperlink"/>
@@ -1642,7 +1670,7 @@
           <w:color w:val="000000"/>
           <w:sz w:val="24"/>
         </w:rPr>
-        <w:hyperlink r:id="rId21" w:history="1">
+        <w:hyperlink r:id="rId20" w:history="1">
           <w:r>
             <w:rPr>
               <w:rStyle w:val="Hyperlink"/>
@@ -1659,7 +1687,7 @@
           <w:color w:val="000000"/>
           <w:sz w:val="24"/>
         </w:rPr>
-        <w:hyperlink r:id="rId21" w:history="1">
+        <w:hyperlink r:id="rId20" w:history="1">
           <w:r>
             <w:rPr>
               <w:rStyle w:val="Hyperlink"/>
@@ -1698,7 +1726,7 @@
           <w:color w:val="000000"/>
           <w:sz w:val="24"/>
         </w:rPr>
-        <w:hyperlink r:id="rId22" w:history="1">
+        <w:hyperlink r:id="rId21" w:history="1">
           <w:r>
             <w:rPr>
               <w:rStyle w:val="Hyperlink"/>
@@ -1739,7 +1767,7 @@
           <w:sz w:val="24"/>
           <w:u w:val="single"/>
         </w:rPr>
-        <w:hyperlink r:id="rId23" w:history="1">
+        <w:hyperlink r:id="rId22" w:history="1">
           <w:r>
             <w:rPr>
               <w:rStyle w:val="Hyperlink"/>
@@ -1768,7 +1796,7 @@
           <w:sz w:val="24"/>
           <w:u w:val="single"/>
         </w:rPr>
-        <w:hyperlink r:id="rId23" w:history="1">
+        <w:hyperlink r:id="rId22" w:history="1">
           <w:r>
             <w:rPr>
               <w:rStyle w:val="Hyperlink"/>
@@ -1919,7 +1947,7 @@
           <w:sz w:val="24"/>
           <w:u w:val="single"/>
         </w:rPr>
-        <w:hyperlink r:id="rId24" w:history="1">
+        <w:hyperlink r:id="rId23" w:history="1">
           <w:r>
             <w:rPr>
               <w:rStyle w:val="Hyperlink"/>
@@ -1948,7 +1976,7 @@
           <w:sz w:val="24"/>
           <w:u w:val="single"/>
         </w:rPr>
-        <w:hyperlink r:id="rId24" w:history="1">
+        <w:hyperlink r:id="rId23" w:history="1">
           <w:r>
             <w:rPr>
               <w:rStyle w:val="Hyperlink"/>
@@ -1977,7 +2005,7 @@
           <w:sz w:val="24"/>
           <w:u w:val="single"/>
         </w:rPr>
-        <w:hyperlink r:id="rId24" w:history="1">
+        <w:hyperlink r:id="rId23" w:history="1">
           <w:r>
             <w:rPr>
               <w:rStyle w:val="Hyperlink"/>
@@ -2008,7 +2036,7 @@
           <w:color w:val="000000"/>
           <w:sz w:val="24"/>
         </w:rPr>
-        <w:hyperlink r:id="rId24" w:history="1">
+        <w:hyperlink r:id="rId23" w:history="1">
           <w:r>
             <w:rPr>
               <w:rStyle w:val="Hyperlink"/>
@@ -2026,7 +2054,7 @@
           <w:color w:val="000000"/>
           <w:sz w:val="24"/>
         </w:rPr>
-        <w:hyperlink r:id="rId24" w:history="1">
+        <w:hyperlink r:id="rId23" w:history="1">
           <w:r>
             <w:rPr>
               <w:rStyle w:val="Hyperlink"/>
@@ -2044,7 +2072,7 @@
           <w:color w:val="000000"/>
           <w:sz w:val="24"/>
         </w:rPr>
-        <w:hyperlink r:id="rId24" w:history="1">
+        <w:hyperlink r:id="rId23" w:history="1">
           <w:r>
             <w:rPr>
               <w:rStyle w:val="Hyperlink"/>
@@ -2062,7 +2090,7 @@
           <w:color w:val="000000"/>
           <w:sz w:val="24"/>
         </w:rPr>
-        <w:hyperlink r:id="rId24" w:history="1">
+        <w:hyperlink r:id="rId23" w:history="1">
           <w:r>
             <w:rPr>
               <w:rStyle w:val="Hyperlink"/>
@@ -2090,7 +2118,7 @@
           <w:sz w:val="24"/>
           <w:u w:val="single"/>
         </w:rPr>
-        <w:hyperlink r:id="rId25" w:history="1">
+        <w:hyperlink r:id="rId24" w:history="1">
           <w:r>
             <w:rPr>
               <w:rStyle w:val="Hyperlink"/>
@@ -2108,7 +2136,7 @@
           <w:sz w:val="24"/>
           <w:u w:val="single"/>
         </w:rPr>
-        <w:hyperlink r:id="rId25" w:history="1">
+        <w:hyperlink r:id="rId24" w:history="1">
           <w:r>
             <w:rPr>
               <w:rStyle w:val="Hyperlink"/>
@@ -2137,7 +2165,7 @@
           <w:sz w:val="24"/>
           <w:u w:val="single"/>
         </w:rPr>
-        <w:hyperlink r:id="rId25" w:history="1">
+        <w:hyperlink r:id="rId24" w:history="1">
           <w:r>
             <w:rPr>
               <w:rStyle w:val="Hyperlink"/>
@@ -2165,7 +2193,7 @@
           <w:sz w:val="24"/>
           <w:u w:val="single"/>
         </w:rPr>
-        <w:hyperlink r:id="rId26" w:history="1">
+        <w:hyperlink r:id="rId25" w:history="1">
           <w:r>
             <w:rPr>
               <w:rStyle w:val="Hyperlink"/>
@@ -2194,7 +2222,7 @@
           <w:sz w:val="24"/>
           <w:u w:val="single"/>
         </w:rPr>
-        <w:hyperlink r:id="rId26" w:history="1">
+        <w:hyperlink r:id="rId25" w:history="1">
           <w:r>
             <w:rPr>
               <w:rStyle w:val="Hyperlink"/>
@@ -2222,7 +2250,7 @@
           <w:color w:val="000000"/>
           <w:sz w:val="24"/>
         </w:rPr>
-        <w:hyperlink r:id="rId25" w:history="1">
+        <w:hyperlink r:id="rId24" w:history="1">
           <w:r>
             <w:rPr>
               <w:rStyle w:val="Hyperlink"/>
@@ -2251,7 +2279,7 @@
           <w:sz w:val="24"/>
           <w:u w:val="single"/>
         </w:rPr>
-        <w:hyperlink r:id="rId25" w:history="1">
+        <w:hyperlink r:id="rId24" w:history="1">
           <w:r>
             <w:rPr>
               <w:rStyle w:val="Hyperlink"/>
@@ -2280,7 +2308,7 @@
           <w:color w:val="000000"/>
           <w:sz w:val="24"/>
         </w:rPr>
-        <w:hyperlink r:id="rId25" w:history="1">
+        <w:hyperlink r:id="rId24" w:history="1">
           <w:r>
             <w:rPr>
               <w:rStyle w:val="Hyperlink"/>
@@ -2298,7 +2326,7 @@
           <w:color w:val="000000"/>
           <w:sz w:val="24"/>
         </w:rPr>
-        <w:hyperlink r:id="rId25" w:history="1">
+        <w:hyperlink r:id="rId24" w:history="1">
           <w:r>
             <w:rPr>
               <w:rStyle w:val="Hyperlink"/>
@@ -2337,7 +2365,7 @@
           <w:color w:val="000000"/>
           <w:sz w:val="24"/>
         </w:rPr>
-        <w:hyperlink r:id="rId26" w:history="1">
+        <w:hyperlink r:id="rId25" w:history="1">
           <w:r>
             <w:rPr>
               <w:rStyle w:val="Hyperlink"/>
@@ -2355,7 +2383,7 @@
           <w:color w:val="000000"/>
           <w:sz w:val="24"/>
         </w:rPr>
-        <w:hyperlink r:id="rId26" w:history="1">
+        <w:hyperlink r:id="rId25" w:history="1">
           <w:r>
             <w:rPr>
               <w:rStyle w:val="Hyperlink"/>
@@ -2373,7 +2401,7 @@
           <w:color w:val="000000"/>
           <w:sz w:val="24"/>
         </w:rPr>
-        <w:hyperlink r:id="rId26" w:history="1">
+        <w:hyperlink r:id="rId25" w:history="1">
           <w:r>
             <w:rPr>
               <w:rStyle w:val="Hyperlink"/>
@@ -2411,7 +2439,7 @@
           <w:color w:val="000000"/>
           <w:sz w:val="24"/>
         </w:rPr>
-        <w:hyperlink r:id="rId27" w:history="1">
+        <w:hyperlink r:id="rId26" w:history="1">
           <w:r>
             <w:rPr>
               <w:rStyle w:val="Hyperlink"/>
@@ -2439,7 +2467,7 @@
           <w:sz w:val="24"/>
           <w:u w:val="single"/>
         </w:rPr>
-        <w:hyperlink r:id="rId28" w:history="1">
+        <w:hyperlink r:id="rId27" w:history="1">
           <w:r>
             <w:rPr>
               <w:rStyle w:val="Hyperlink"/>
@@ -2488,7 +2516,7 @@
           <w:color w:val="000000"/>
           <w:sz w:val="24"/>
         </w:rPr>
-        <w:hyperlink r:id="rId28" w:history="1">
+        <w:hyperlink r:id="rId27" w:history="1">
           <w:r>
             <w:rPr>
               <w:rStyle w:val="Hyperlink"/>
@@ -2516,7 +2544,7 @@
           <w:sz w:val="24"/>
           <w:u w:val="single"/>
         </w:rPr>
-        <w:hyperlink r:id="rId29" w:history="1">
+        <w:hyperlink r:id="rId28" w:history="1">
           <w:r>
             <w:rPr>
               <w:rStyle w:val="Hyperlink"/>
@@ -2545,7 +2573,7 @@
           <w:sz w:val="24"/>
           <w:u w:val="single"/>
         </w:rPr>
-        <w:hyperlink r:id="rId29" w:history="1">
+        <w:hyperlink r:id="rId28" w:history="1">
           <w:r>
             <w:rPr>
               <w:rStyle w:val="Hyperlink"/>
@@ -2574,7 +2602,7 @@
           <w:sz w:val="24"/>
           <w:u w:val="single"/>
         </w:rPr>
-        <w:hyperlink r:id="rId29" w:history="1">
+        <w:hyperlink r:id="rId28" w:history="1">
           <w:r>
             <w:rPr>
               <w:rStyle w:val="Hyperlink"/>
@@ -2612,7 +2640,7 @@
           <w:color w:val="000000"/>
           <w:sz w:val="24"/>
         </w:rPr>
-        <w:hyperlink r:id="rId29" w:history="1">
+        <w:hyperlink r:id="rId28" w:history="1">
           <w:r>
             <w:rPr>
               <w:rStyle w:val="Hyperlink"/>
@@ -2630,7 +2658,7 @@
           <w:color w:val="000000"/>
           <w:sz w:val="24"/>
         </w:rPr>
-        <w:hyperlink r:id="rId29" w:history="1">
+        <w:hyperlink r:id="rId28" w:history="1">
           <w:r>
             <w:rPr>
               <w:rStyle w:val="Hyperlink"/>
@@ -2648,7 +2676,7 @@
           <w:color w:val="000000"/>
           <w:sz w:val="24"/>
         </w:rPr>
-        <w:hyperlink r:id="rId29" w:history="1">
+        <w:hyperlink r:id="rId28" w:history="1">
           <w:r>
             <w:rPr>
               <w:rStyle w:val="Hyperlink"/>
@@ -2666,7 +2694,7 @@
           <w:color w:val="000000"/>
           <w:sz w:val="24"/>
         </w:rPr>
-        <w:hyperlink r:id="rId29" w:history="1">
+        <w:hyperlink r:id="rId28" w:history="1">
           <w:r>
             <w:rPr>
               <w:rStyle w:val="Hyperlink"/>
@@ -2684,7 +2712,7 @@
           <w:color w:val="000000"/>
           <w:sz w:val="24"/>
         </w:rPr>
-        <w:hyperlink r:id="rId29" w:history="1">
+        <w:hyperlink r:id="rId28" w:history="1">
           <w:r>
             <w:rPr>
               <w:rStyle w:val="Hyperlink"/>
@@ -2722,7 +2750,7 @@
           <w:sz w:val="24"/>
           <w:u w:val="single"/>
         </w:rPr>
-        <w:hyperlink r:id="rId30" w:history="1">
+        <w:hyperlink r:id="rId29" w:history="1">
           <w:r>
             <w:rPr>
               <w:rStyle w:val="Hyperlink"/>
@@ -2790,7 +2818,7 @@
           <w:sz w:val="24"/>
           <w:u w:val="single"/>
         </w:rPr>
-        <w:hyperlink r:id="rId31" w:history="1">
+        <w:hyperlink r:id="rId30" w:history="1">
           <w:r>
             <w:rPr>
               <w:rStyle w:val="Hyperlink"/>
@@ -2819,7 +2847,7 @@
           <w:sz w:val="24"/>
           <w:u w:val="single"/>
         </w:rPr>
-        <w:hyperlink r:id="rId31" w:history="1">
+        <w:hyperlink r:id="rId30" w:history="1">
           <w:r>
             <w:rPr>
               <w:rStyle w:val="Hyperlink"/>
@@ -2848,7 +2876,7 @@
           <w:sz w:val="24"/>
           <w:u w:val="single"/>
         </w:rPr>
-        <w:hyperlink r:id="rId31" w:history="1">
+        <w:hyperlink r:id="rId30" w:history="1">
           <w:r>
             <w:rPr>
               <w:rStyle w:val="Hyperlink"/>
@@ -2877,7 +2905,7 @@
           <w:sz w:val="24"/>
           <w:u w:val="single"/>
         </w:rPr>
-        <w:hyperlink r:id="rId31" w:history="1">
+        <w:hyperlink r:id="rId30" w:history="1">
           <w:r>
             <w:rPr>
               <w:rStyle w:val="Hyperlink"/>
@@ -2906,7 +2934,7 @@
           <w:sz w:val="24"/>
           <w:u w:val="single"/>
         </w:rPr>
-        <w:hyperlink r:id="rId31" w:history="1">
+        <w:hyperlink r:id="rId30" w:history="1">
           <w:r>
             <w:rPr>
               <w:rStyle w:val="Hyperlink"/>
@@ -2935,7 +2963,7 @@
           <w:sz w:val="24"/>
           <w:u w:val="single"/>
         </w:rPr>
-        <w:hyperlink r:id="rId31" w:history="1">
+        <w:hyperlink r:id="rId30" w:history="1">
           <w:r>
             <w:rPr>
               <w:rStyle w:val="Hyperlink"/>
@@ -2964,7 +2992,7 @@
           <w:sz w:val="24"/>
           <w:u w:val="single"/>
         </w:rPr>
-        <w:hyperlink r:id="rId31" w:history="1">
+        <w:hyperlink r:id="rId30" w:history="1">
           <w:r>
             <w:rPr>
               <w:rStyle w:val="Hyperlink"/>
@@ -3002,7 +3030,7 @@
           <w:color w:val="000000"/>
           <w:sz w:val="24"/>
         </w:rPr>
-        <w:hyperlink r:id="rId31" w:history="1">
+        <w:hyperlink r:id="rId30" w:history="1">
           <w:r>
             <w:rPr>
               <w:rStyle w:val="Hyperlink"/>
@@ -3020,7 +3048,7 @@
           <w:color w:val="000000"/>
           <w:sz w:val="24"/>
         </w:rPr>
-        <w:hyperlink r:id="rId31" w:history="1">
+        <w:hyperlink r:id="rId30" w:history="1">
           <w:r>
             <w:rPr>
               <w:rStyle w:val="Hyperlink"/>
@@ -3038,7 +3066,7 @@
           <w:color w:val="000000"/>
           <w:sz w:val="24"/>
         </w:rPr>
-        <w:hyperlink r:id="rId31" w:history="1">
+        <w:hyperlink r:id="rId30" w:history="1">
           <w:r>
             <w:rPr>
               <w:rStyle w:val="Hyperlink"/>
@@ -3056,7 +3084,7 @@
           <w:color w:val="000000"/>
           <w:sz w:val="24"/>
         </w:rPr>
-        <w:hyperlink r:id="rId31" w:history="1">
+        <w:hyperlink r:id="rId30" w:history="1">
           <w:r>
             <w:rPr>
               <w:rStyle w:val="Hyperlink"/>
@@ -3074,7 +3102,7 @@
           <w:color w:val="000000"/>
           <w:sz w:val="24"/>
         </w:rPr>
-        <w:hyperlink r:id="rId31" w:history="1">
+        <w:hyperlink r:id="rId30" w:history="1">
           <w:r>
             <w:rPr>
               <w:rStyle w:val="Hyperlink"/>
@@ -3092,7 +3120,7 @@
           <w:color w:val="000000"/>
           <w:sz w:val="24"/>
         </w:rPr>
-        <w:hyperlink r:id="rId31" w:history="1">
+        <w:hyperlink r:id="rId30" w:history="1">
           <w:r>
             <w:rPr>
               <w:rStyle w:val="Hyperlink"/>
@@ -3110,7 +3138,7 @@
           <w:color w:val="000000"/>
           <w:sz w:val="24"/>
         </w:rPr>
-        <w:hyperlink r:id="rId31" w:history="1">
+        <w:hyperlink r:id="rId30" w:history="1">
           <w:r>
             <w:rPr>
               <w:rStyle w:val="Hyperlink"/>
@@ -3128,7 +3156,7 @@
           <w:color w:val="000000"/>
           <w:sz w:val="24"/>
         </w:rPr>
-        <w:hyperlink r:id="rId31" w:history="1">
+        <w:hyperlink r:id="rId30" w:history="1">
           <w:r>
             <w:rPr>
               <w:rStyle w:val="Hyperlink"/>
@@ -3146,7 +3174,7 @@
           <w:color w:val="000000"/>
           <w:sz w:val="24"/>
         </w:rPr>
-        <w:hyperlink r:id="rId31" w:history="1">
+        <w:hyperlink r:id="rId30" w:history="1">
           <w:r>
             <w:rPr>
               <w:rStyle w:val="Hyperlink"/>
@@ -3182,7 +3210,7 @@
           <w:sz w:val="24"/>
           <w:u w:val="single"/>
         </w:rPr>
-        <w:hyperlink r:id="rId31" w:history="1">
+        <w:hyperlink r:id="rId30" w:history="1">
           <w:r>
             <w:rPr>
               <w:rStyle w:val="Hyperlink"/>
@@ -3200,7 +3228,7 @@
           <w:sz w:val="24"/>
           <w:u w:val="single"/>
         </w:rPr>
-        <w:hyperlink r:id="rId31" w:history="1">
+        <w:hyperlink r:id="rId30" w:history="1">
           <w:r>
             <w:rPr>
               <w:rStyle w:val="Hyperlink"/>
@@ -3229,7 +3257,7 @@
           <w:sz w:val="24"/>
           <w:u w:val="single"/>
         </w:rPr>
-        <w:hyperlink r:id="rId31" w:history="1">
+        <w:hyperlink r:id="rId30" w:history="1">
           <w:r>
             <w:rPr>
               <w:rStyle w:val="Hyperlink"/>
@@ -3258,7 +3286,7 @@
           <w:sz w:val="24"/>
           <w:u w:val="single"/>
         </w:rPr>
-        <w:hyperlink r:id="rId31" w:history="1">
+        <w:hyperlink r:id="rId30" w:history="1">
           <w:r>
             <w:rPr>
               <w:rStyle w:val="Hyperlink"/>
@@ -3276,7 +3304,7 @@
           <w:sz w:val="24"/>
           <w:u w:val="single"/>
         </w:rPr>
-        <w:hyperlink r:id="rId32" w:history="1">
+        <w:hyperlink r:id="rId31" w:history="1">
           <w:r>
             <w:rPr>
               <w:rStyle w:val="Hyperlink"/>
@@ -3314,7 +3342,7 @@
           <w:color w:val="000000"/>
           <w:sz w:val="24"/>
         </w:rPr>
-        <w:hyperlink r:id="rId32" w:history="1">
+        <w:hyperlink r:id="rId31" w:history="1">
           <w:r>
             <w:rPr>
               <w:rStyle w:val="Hyperlink"/>
@@ -3332,7 +3360,7 @@
           <w:color w:val="000000"/>
           <w:sz w:val="24"/>
         </w:rPr>
-        <w:hyperlink r:id="rId32" w:history="1">
+        <w:hyperlink r:id="rId31" w:history="1">
           <w:r>
             <w:rPr>
               <w:rStyle w:val="Hyperlink"/>
@@ -3350,7 +3378,7 @@
           <w:color w:val="000000"/>
           <w:sz w:val="24"/>
         </w:rPr>
-        <w:hyperlink r:id="rId32" w:history="1">
+        <w:hyperlink r:id="rId31" w:history="1">
           <w:r>
             <w:rPr>
               <w:rStyle w:val="Hyperlink"/>
@@ -3457,7 +3485,7 @@
           <w:sz w:val="24"/>
           <w:u w:val="single"/>
         </w:rPr>
-        <w:hyperlink r:id="rId33" w:history="1">
+        <w:hyperlink r:id="rId32" w:history="1">
           <w:r>
             <w:rPr>
               <w:rStyle w:val="Hyperlink"/>
@@ -3486,7 +3514,7 @@
           <w:sz w:val="24"/>
           <w:u w:val="single"/>
         </w:rPr>
-        <w:hyperlink r:id="rId33" w:history="1">
+        <w:hyperlink r:id="rId32" w:history="1">
           <w:r>
             <w:rPr>
               <w:rStyle w:val="Hyperlink"/>
@@ -3515,7 +3543,7 @@
           <w:sz w:val="24"/>
           <w:u w:val="single"/>
         </w:rPr>
-        <w:hyperlink r:id="rId33" w:history="1">
+        <w:hyperlink r:id="rId32" w:history="1">
           <w:r>
             <w:rPr>
               <w:rStyle w:val="Hyperlink"/>
@@ -3543,7 +3571,7 @@
           <w:color w:val="000000"/>
           <w:sz w:val="24"/>
         </w:rPr>
-        <w:hyperlink r:id="rId33" w:history="1">
+        <w:hyperlink r:id="rId32" w:history="1">
           <w:r>
             <w:rPr>
               <w:rStyle w:val="Hyperlink"/>
@@ -3561,7 +3589,7 @@
           <w:color w:val="000000"/>
           <w:sz w:val="24"/>
         </w:rPr>
-        <w:hyperlink r:id="rId33" w:history="1">
+        <w:hyperlink r:id="rId32" w:history="1">
           <w:r>
             <w:rPr>
               <w:rStyle w:val="Hyperlink"/>
@@ -3579,7 +3607,7 @@
           <w:color w:val="000000"/>
           <w:sz w:val="24"/>
         </w:rPr>
-        <w:hyperlink r:id="rId33" w:history="1">
+        <w:hyperlink r:id="rId32" w:history="1">
           <w:r>
             <w:rPr>
               <w:rStyle w:val="Hyperlink"/>
@@ -3597,7 +3625,7 @@
           <w:color w:val="000000"/>
           <w:sz w:val="24"/>
         </w:rPr>
-        <w:hyperlink r:id="rId33" w:history="1">
+        <w:hyperlink r:id="rId32" w:history="1">
           <w:r>
             <w:rPr>
               <w:rStyle w:val="Hyperlink"/>
@@ -3615,7 +3643,7 @@
           <w:color w:val="000000"/>
           <w:sz w:val="24"/>
         </w:rPr>
-        <w:hyperlink r:id="rId33" w:history="1">
+        <w:hyperlink r:id="rId32" w:history="1">
           <w:r>
             <w:rPr>
               <w:rStyle w:val="Hyperlink"/>
@@ -3643,7 +3671,7 @@
           <w:sz w:val="24"/>
           <w:u w:val="single"/>
         </w:rPr>
-        <w:hyperlink r:id="rId34" w:history="1">
+        <w:hyperlink r:id="rId33" w:history="1">
           <w:r>
             <w:rPr>
               <w:rStyle w:val="Hyperlink"/>
@@ -3672,7 +3700,7 @@
           <w:sz w:val="24"/>
           <w:u w:val="single"/>
         </w:rPr>
-        <w:hyperlink r:id="rId34" w:history="1">
+        <w:hyperlink r:id="rId33" w:history="1">
           <w:r>
             <w:rPr>
               <w:rStyle w:val="Hyperlink"/>
@@ -3690,7 +3718,7 @@
           <w:sz w:val="24"/>
           <w:u w:val="single"/>
         </w:rPr>
-        <w:hyperlink r:id="rId34" w:history="1">
+        <w:hyperlink r:id="rId33" w:history="1">
           <w:r>
             <w:rPr>
               <w:rStyle w:val="Hyperlink"/>
@@ -3728,7 +3756,7 @@
           <w:sz w:val="24"/>
           <w:u w:val="single"/>
         </w:rPr>
-        <w:hyperlink r:id="rId35" w:history="1">
+        <w:hyperlink r:id="rId34" w:history="1">
           <w:r>
             <w:rPr>
               <w:rStyle w:val="Hyperlink"/>
@@ -3757,7 +3785,7 @@
           <w:sz w:val="24"/>
           <w:u w:val="single"/>
         </w:rPr>
-        <w:hyperlink r:id="rId35" w:history="1">
+        <w:hyperlink r:id="rId34" w:history="1">
           <w:r>
             <w:rPr>
               <w:rStyle w:val="Hyperlink"/>
@@ -3786,7 +3814,7 @@
           <w:sz w:val="24"/>
           <w:u w:val="single"/>
         </w:rPr>
-        <w:hyperlink r:id="rId35" w:history="1">
+        <w:hyperlink r:id="rId34" w:history="1">
           <w:r>
             <w:rPr>
               <w:rStyle w:val="Hyperlink"/>
@@ -3815,7 +3843,7 @@
           <w:sz w:val="24"/>
           <w:u w:val="single"/>
         </w:rPr>
-        <w:hyperlink r:id="rId35" w:history="1">
+        <w:hyperlink r:id="rId34" w:history="1">
           <w:r>
             <w:rPr>
               <w:rStyle w:val="Hyperlink"/>
@@ -3831,9 +3859,8 @@
           <w:i w:val="0"/>
           <w:color w:val="0000FF"/>
           <w:sz w:val="24"/>
-          <w:u w:val="single"/>
-        </w:rPr>
-        <w:hyperlink r:id="rId35" w:history="1">
+        </w:rPr>
+        <w:hyperlink r:id="rId34" w:history="1">
           <w:r>
             <w:rPr>
               <w:rStyle w:val="Hyperlink"/>
@@ -3851,7 +3878,7 @@
           <w:sz w:val="24"/>
           <w:u w:val="single"/>
         </w:rPr>
-        <w:hyperlink r:id="rId35" w:history="1">
+        <w:hyperlink r:id="rId34" w:history="1">
           <w:r>
             <w:rPr>
               <w:rStyle w:val="Hyperlink"/>
@@ -3869,7 +3896,7 @@
           <w:color w:val="000000"/>
           <w:sz w:val="24"/>
         </w:rPr>
-        <w:hyperlink r:id="rId34" w:history="1">
+        <w:hyperlink r:id="rId33" w:history="1">
           <w:r>
             <w:rPr>
               <w:rStyle w:val="Hyperlink"/>
@@ -3887,7 +3914,7 @@
           <w:color w:val="000000"/>
           <w:sz w:val="24"/>
         </w:rPr>
-        <w:hyperlink r:id="rId34" w:history="1">
+        <w:hyperlink r:id="rId33" w:history="1">
           <w:r>
             <w:rPr>
               <w:rStyle w:val="Hyperlink"/>
@@ -3905,7 +3932,7 @@
           <w:color w:val="000000"/>
           <w:sz w:val="24"/>
         </w:rPr>
-        <w:hyperlink r:id="rId34" w:history="1">
+        <w:hyperlink r:id="rId33" w:history="1">
           <w:r>
             <w:rPr>
               <w:rStyle w:val="Hyperlink"/>
@@ -3923,7 +3950,7 @@
           <w:color w:val="000000"/>
           <w:sz w:val="24"/>
         </w:rPr>
-        <w:hyperlink r:id="rId34" w:history="1">
+        <w:hyperlink r:id="rId33" w:history="1">
           <w:r>
             <w:rPr>
               <w:rStyle w:val="Hyperlink"/>
@@ -3961,7 +3988,14 @@
           <w:sz w:val="24"/>
           <w:u w:val="single"/>
         </w:rPr>
-        <w:t>restitutiev</w:t>
+        <w:hyperlink r:id="rId35" w:history="1">
+          <w:r>
+            <w:rPr>
+              <w:rStyle w:val="Hyperlink"/>
+            </w:rPr>
+            <w:t>restitutiev</w:t>
+          </w:r>
+        </w:hyperlink>
       </w:r>
       <w:r>
         <w:rPr>
@@ -3990,7 +4024,7 @@
           <w:color w:val="000000"/>
           <w:sz w:val="24"/>
         </w:rPr>
-        <w:hyperlink r:id="rId35" w:history="1">
+        <w:hyperlink r:id="rId34" w:history="1">
           <w:r>
             <w:rPr>
               <w:rStyle w:val="Hyperlink"/>
@@ -4008,7 +4042,7 @@
           <w:color w:val="000000"/>
           <w:sz w:val="24"/>
         </w:rPr>
-        <w:hyperlink r:id="rId35" w:history="1">
+        <w:hyperlink r:id="rId34" w:history="1">
           <w:r>
             <w:rPr>
               <w:rStyle w:val="Hyperlink"/>
@@ -4026,7 +4060,7 @@
           <w:color w:val="000000"/>
           <w:sz w:val="24"/>
         </w:rPr>
-        <w:hyperlink r:id="rId35" w:history="1">
+        <w:hyperlink r:id="rId34" w:history="1">
           <w:r>
             <w:rPr>
               <w:rStyle w:val="Hyperlink"/>
@@ -4044,7 +4078,7 @@
           <w:color w:val="000000"/>
           <w:sz w:val="24"/>
         </w:rPr>
-        <w:hyperlink r:id="rId35" w:history="1">
+        <w:hyperlink r:id="rId34" w:history="1">
           <w:r>
             <w:rPr>
               <w:rStyle w:val="Hyperlink"/>
@@ -4062,7 +4096,7 @@
           <w:color w:val="000000"/>
           <w:sz w:val="24"/>
         </w:rPr>
-        <w:hyperlink r:id="rId35" w:history="1">
+        <w:hyperlink r:id="rId34" w:history="1">
           <w:r>
             <w:rPr>
               <w:rStyle w:val="Hyperlink"/>
@@ -4080,7 +4114,7 @@
           <w:color w:val="000000"/>
           <w:sz w:val="24"/>
         </w:rPr>
-        <w:hyperlink r:id="rId35" w:history="1">
+        <w:hyperlink r:id="rId34" w:history="1">
           <w:r>
             <w:rPr>
               <w:rStyle w:val="Hyperlink"/>
@@ -4098,7 +4132,7 @@
           <w:color w:val="000000"/>
           <w:sz w:val="24"/>
         </w:rPr>
-        <w:hyperlink r:id="rId35" w:history="1">
+        <w:hyperlink r:id="rId34" w:history="1">
           <w:r>
             <w:rPr>
               <w:rStyle w:val="Hyperlink"/>
@@ -4158,7 +4192,7 @@
           <w:color w:val="000000"/>
           <w:sz w:val="24"/>
         </w:rPr>
-        <w:hyperlink r:id="rId36" w:history="1">
+        <w:hyperlink r:id="rId35" w:history="1">
           <w:r>
             <w:rPr>
               <w:rStyle w:val="Hyperlink"/>
@@ -4385,7 +4419,7 @@
           <w:sz w:val="24"/>
           <w:u w:val="single"/>
         </w:rPr>
-        <w:hyperlink r:id="rId37" w:history="1">
+        <w:hyperlink r:id="rId36" w:history="1">
           <w:r>
             <w:rPr>
               <w:rStyle w:val="Hyperlink"/>
@@ -4403,7 +4437,7 @@
           <w:sz w:val="24"/>
           <w:u w:val="single"/>
         </w:rPr>
-        <w:hyperlink r:id="rId37" w:history="1">
+        <w:hyperlink r:id="rId36" w:history="1">
           <w:r>
             <w:rPr>
               <w:rStyle w:val="Hyperlink"/>
@@ -4421,7 +4455,7 @@
           <w:sz w:val="24"/>
           <w:u w:val="single"/>
         </w:rPr>
-        <w:hyperlink r:id="rId37" w:history="1">
+        <w:hyperlink r:id="rId36" w:history="1">
           <w:r>
             <w:rPr>
               <w:rStyle w:val="Hyperlink"/>
@@ -4439,7 +4473,7 @@
           <w:sz w:val="24"/>
           <w:u w:val="single"/>
         </w:rPr>
-        <w:hyperlink r:id="rId37" w:history="1">
+        <w:hyperlink r:id="rId36" w:history="1">
           <w:r>
             <w:rPr>
               <w:rStyle w:val="Hyperlink"/>
@@ -4457,7 +4491,7 @@
           <w:sz w:val="24"/>
           <w:u w:val="single"/>
         </w:rPr>
-        <w:hyperlink r:id="rId37" w:history="1">
+        <w:hyperlink r:id="rId36" w:history="1">
           <w:r>
             <w:rPr>
               <w:rStyle w:val="Hyperlink"/>
@@ -4575,7 +4609,7 @@
           <w:sz w:val="24"/>
           <w:u w:val="single"/>
         </w:rPr>
-        <w:hyperlink r:id="rId38" w:history="1">
+        <w:hyperlink r:id="rId37" w:history="1">
           <w:r>
             <w:rPr>
               <w:rStyle w:val="Hyperlink"/>
@@ -4593,7 +4627,7 @@
           <w:sz w:val="24"/>
           <w:u w:val="single"/>
         </w:rPr>
-        <w:hyperlink r:id="rId38" w:history="1">
+        <w:hyperlink r:id="rId37" w:history="1">
           <w:r>
             <w:rPr>
               <w:rStyle w:val="Hyperlink"/>
@@ -4611,7 +4645,7 @@
           <w:sz w:val="24"/>
           <w:u w:val="single"/>
         </w:rPr>
-        <w:hyperlink r:id="rId38" w:history="1">
+        <w:hyperlink r:id="rId37" w:history="1">
           <w:r>
             <w:rPr>
               <w:rStyle w:val="Hyperlink"/>
@@ -4629,7 +4663,7 @@
           <w:sz w:val="24"/>
           <w:u w:val="single"/>
         </w:rPr>
-        <w:hyperlink r:id="rId38" w:history="1">
+        <w:hyperlink r:id="rId37" w:history="1">
           <w:r>
             <w:rPr>
               <w:rStyle w:val="Hyperlink"/>
@@ -4737,7 +4771,7 @@
           <w:sz w:val="24"/>
           <w:u w:val="single"/>
         </w:rPr>
-        <w:hyperlink r:id="rId39" w:history="1">
+        <w:hyperlink r:id="rId38" w:history="1">
           <w:r>
             <w:rPr>
               <w:rStyle w:val="Hyperlink"/>
@@ -4755,7 +4789,7 @@
           <w:sz w:val="24"/>
           <w:u w:val="single"/>
         </w:rPr>
-        <w:hyperlink r:id="rId39" w:history="1">
+        <w:hyperlink r:id="rId38" w:history="1">
           <w:r>
             <w:rPr>
               <w:rStyle w:val="Hyperlink"/>
@@ -4773,7 +4807,7 @@
           <w:sz w:val="24"/>
           <w:u w:val="single"/>
         </w:rPr>
-        <w:hyperlink r:id="rId39" w:history="1">
+        <w:hyperlink r:id="rId38" w:history="1">
           <w:r>
             <w:rPr>
               <w:rStyle w:val="Hyperlink"/>
@@ -4791,7 +4825,7 @@
           <w:sz w:val="24"/>
           <w:u w:val="single"/>
         </w:rPr>
-        <w:hyperlink r:id="rId39" w:history="1">
+        <w:hyperlink r:id="rId38" w:history="1">
           <w:r>
             <w:rPr>
               <w:rStyle w:val="Hyperlink"/>
@@ -4819,7 +4853,7 @@
           <w:sz w:val="24"/>
           <w:u w:val="single"/>
         </w:rPr>
-        <w:hyperlink r:id="rId40" w:history="1">
+        <w:hyperlink r:id="rId39" w:history="1">
           <w:r>
             <w:rPr>
               <w:rStyle w:val="Hyperlink"/>
@@ -4837,7 +4871,7 @@
           <w:sz w:val="24"/>
           <w:u w:val="single"/>
         </w:rPr>
-        <w:hyperlink r:id="rId40" w:history="1">
+        <w:hyperlink r:id="rId39" w:history="1">
           <w:r>
             <w:rPr>
               <w:rStyle w:val="Hyperlink"/>
@@ -4866,21 +4900,13 @@
       </w:r>
       <w:r>
         <w:rPr>
-          <w:u w:val="single" w:color="0000ff"/>
           <w:rFonts w:ascii="Charis SIL Regular" w:hAnsi="Charis SIL Regular" w:eastAsia="Charis SIL Regular"/>
           <w:b w:val="0"/>
           <w:i w:val="0"/>
           <w:color w:val="000000"/>
           <w:sz w:val="24"/>
         </w:rPr>
-        <w:hyperlink r:id="rId39" w:history="1">
-          <w:r>
-            <w:rPr>
-              <w:rStyle w:val="Hyperlink"/>
-            </w:rPr>
-            <w:t xml:space="preserve">, </w:t>
-          </w:r>
-        </w:hyperlink>
+        <w:t xml:space="preserve">, </w:t>
       </w:r>
       <w:r>
         <w:rPr>
@@ -4891,7 +4917,7 @@
           <w:sz w:val="24"/>
           <w:u w:val="single"/>
         </w:rPr>
-        <w:hyperlink r:id="rId39" w:history="1">
+        <w:hyperlink r:id="rId40" w:history="1">
           <w:r>
             <w:rPr>
               <w:rStyle w:val="Hyperlink"/>
@@ -4920,7 +4946,7 @@
           <w:sz w:val="24"/>
           <w:u w:val="single"/>
         </w:rPr>
-        <w:hyperlink r:id="rId39" w:history="1">
+        <w:hyperlink r:id="rId40" w:history="1">
           <w:r>
             <w:rPr>
               <w:rStyle w:val="Hyperlink"/>
@@ -4938,7 +4964,7 @@
           <w:sz w:val="24"/>
           <w:u w:val="single"/>
         </w:rPr>
-        <w:hyperlink r:id="rId39" w:history="1">
+        <w:hyperlink r:id="rId38" w:history="1">
           <w:r>
             <w:rPr>
               <w:rStyle w:val="Hyperlink"/>

--- a/EXPORTS/DOCX/published/niveau3/Dutch/KunsthandelVanLier.docx
+++ b/EXPORTS/DOCX/published/niveau3/Dutch/KunsthandelVanLier.docx
@@ -809,7 +809,7 @@
           <w:sz w:val="24"/>
           <w:u w:val="single"/>
         </w:rPr>
-        <w:hyperlink r:id="rId14" w:history="1">
+        <w:hyperlink r:id="rId13" w:history="1">
           <w:r>
             <w:rPr>
               <w:rStyle w:val="Hyperlink"/>
@@ -845,7 +845,7 @@
           <w:sz w:val="24"/>
           <w:u w:val="single"/>
         </w:rPr>
-        <w:hyperlink r:id="rId14" w:history="1">
+        <w:hyperlink r:id="rId15" w:history="1">
           <w:r>
             <w:rPr>
               <w:rStyle w:val="Hyperlink"/>
@@ -874,7 +874,7 @@
           <w:sz w:val="24"/>
           <w:u w:val="single"/>
         </w:rPr>
-        <w:hyperlink r:id="rId14" w:history="1">
+        <w:hyperlink r:id="rId15" w:history="1">
           <w:r>
             <w:rPr>
               <w:rStyle w:val="Hyperlink"/>
@@ -1089,7 +1089,7 @@
           <w:sz w:val="24"/>
           <w:u w:val="single"/>
         </w:rPr>
-        <w:hyperlink r:id="rId15" w:history="1">
+        <w:hyperlink r:id="rId16" w:history="1">
           <w:r>
             <w:rPr>
               <w:rStyle w:val="Hyperlink"/>
@@ -1129,7 +1129,7 @@
           <w:sz w:val="24"/>
           <w:u w:val="single"/>
         </w:rPr>
-        <w:hyperlink r:id="rId15" w:history="1">
+        <w:hyperlink r:id="rId16" w:history="1">
           <w:r>
             <w:rPr>
               <w:rStyle w:val="Hyperlink"/>
@@ -1167,7 +1167,7 @@
           <w:color w:val="000000"/>
           <w:sz w:val="24"/>
         </w:rPr>
-        <w:hyperlink r:id="rId16" w:history="1">
+        <w:hyperlink r:id="rId17" w:history="1">
           <w:r>
             <w:rPr>
               <w:rStyle w:val="Hyperlink"/>
@@ -1185,7 +1185,7 @@
           <w:color w:val="000000"/>
           <w:sz w:val="24"/>
         </w:rPr>
-        <w:hyperlink r:id="rId16" w:history="1">
+        <w:hyperlink r:id="rId17" w:history="1">
           <w:r>
             <w:rPr>
               <w:rStyle w:val="Hyperlink"/>
@@ -1203,7 +1203,7 @@
           <w:color w:val="000000"/>
           <w:sz w:val="24"/>
         </w:rPr>
-        <w:hyperlink r:id="rId16" w:history="1">
+        <w:hyperlink r:id="rId17" w:history="1">
           <w:r>
             <w:rPr>
               <w:rStyle w:val="Hyperlink"/>
@@ -1250,7 +1250,7 @@
           <w:sz w:val="24"/>
           <w:u w:val="single"/>
         </w:rPr>
-        <w:hyperlink r:id="rId13" w:history="1">
+        <w:hyperlink r:id="rId18" w:history="1">
           <w:r>
             <w:rPr>
               <w:rStyle w:val="Hyperlink"/>
@@ -1268,7 +1268,7 @@
           <w:sz w:val="24"/>
           <w:u w:val="single"/>
         </w:rPr>
-        <w:hyperlink r:id="rId13" w:history="1">
+        <w:hyperlink r:id="rId18" w:history="1">
           <w:r>
             <w:rPr>
               <w:rStyle w:val="Hyperlink"/>
@@ -1286,7 +1286,7 @@
           <w:sz w:val="24"/>
           <w:u w:val="single"/>
         </w:rPr>
-        <w:hyperlink r:id="rId13" w:history="1">
+        <w:hyperlink r:id="rId18" w:history="1">
           <w:r>
             <w:rPr>
               <w:rStyle w:val="Hyperlink"/>
@@ -1304,7 +1304,7 @@
           <w:sz w:val="24"/>
           <w:u w:val="single"/>
         </w:rPr>
-        <w:hyperlink r:id="rId13" w:history="1">
+        <w:hyperlink r:id="rId18" w:history="1">
           <w:r>
             <w:rPr>
               <w:rStyle w:val="Hyperlink"/>
@@ -1350,7 +1350,7 @@
           <w:color w:val="000000"/>
           <w:sz w:val="24"/>
         </w:rPr>
-        <w:hyperlink r:id="rId15" w:history="1">
+        <w:hyperlink r:id="rId16" w:history="1">
           <w:r>
             <w:rPr>
               <w:rStyle w:val="Hyperlink"/>
@@ -1368,7 +1368,7 @@
           <w:color w:val="000000"/>
           <w:sz w:val="24"/>
         </w:rPr>
-        <w:hyperlink r:id="rId15" w:history="1">
+        <w:hyperlink r:id="rId16" w:history="1">
           <w:r>
             <w:rPr>
               <w:rStyle w:val="Hyperlink"/>
@@ -1399,7 +1399,7 @@
           <w:color w:val="000000"/>
           <w:sz w:val="24"/>
         </w:rPr>
-        <w:hyperlink r:id="rId17" w:history="1">
+        <w:hyperlink r:id="rId18" w:history="1">
           <w:r>
             <w:rPr>
               <w:rStyle w:val="Hyperlink"/>
@@ -1417,7 +1417,7 @@
           <w:color w:val="000000"/>
           <w:sz w:val="24"/>
         </w:rPr>
-        <w:hyperlink r:id="rId17" w:history="1">
+        <w:hyperlink r:id="rId18" w:history="1">
           <w:r>
             <w:rPr>
               <w:rStyle w:val="Hyperlink"/>
@@ -1435,7 +1435,7 @@
           <w:color w:val="000000"/>
           <w:sz w:val="24"/>
         </w:rPr>
-        <w:hyperlink r:id="rId17" w:history="1">
+        <w:hyperlink r:id="rId18" w:history="1">
           <w:r>
             <w:rPr>
               <w:rStyle w:val="Hyperlink"/>
@@ -1446,31 +1446,13 @@
       </w:r>
       <w:r>
         <w:rPr>
-          <w:u w:val="single" w:color="0000ff"/>
           <w:rFonts w:ascii="Charis SIL Regular" w:hAnsi="Charis SIL Regular" w:eastAsia="Charis SIL Regular"/>
           <w:b w:val="0"/>
           <w:i w:val="0"/>
           <w:color w:val="000000"/>
           <w:sz w:val="24"/>
         </w:rPr>
-        <w:hyperlink r:id="rId17" w:history="1">
-          <w:r>
-            <w:rPr>
-              <w:rStyle w:val="Hyperlink"/>
-            </w:rPr>
-            <w:t>ns aanko</w:t>
-          </w:r>
-        </w:hyperlink>
-      </w:r>
-      <w:r>
-        <w:rPr>
-          <w:rFonts w:ascii="Charis SIL Regular" w:hAnsi="Charis SIL Regular" w:eastAsia="Charis SIL Regular"/>
-          <w:b w:val="0"/>
-          <w:i w:val="0"/>
-          <w:color w:val="000000"/>
-          <w:sz w:val="24"/>
-        </w:rPr>
-        <w:t xml:space="preserve">opreizen naar </w:t>
+        <w:t xml:space="preserve">ns aankoopreizen naar </w:t>
       </w:r>
       <w:r>
         <w:rPr>
@@ -1481,7 +1463,7 @@
           <w:sz w:val="24"/>
           <w:u w:val="single"/>
         </w:rPr>
-        <w:hyperlink r:id="rId18" w:history="1">
+        <w:hyperlink r:id="rId19" w:history="1">
           <w:r>
             <w:rPr>
               <w:rStyle w:val="Hyperlink"/>
@@ -1509,7 +1491,7 @@
           <w:sz w:val="24"/>
           <w:u w:val="single"/>
         </w:rPr>
-        <w:hyperlink r:id="rId19" w:history="1">
+        <w:hyperlink r:id="rId20" w:history="1">
           <w:r>
             <w:rPr>
               <w:rStyle w:val="Hyperlink"/>
@@ -1537,7 +1519,7 @@
           <w:sz w:val="24"/>
           <w:u w:val="single"/>
         </w:rPr>
-        <w:hyperlink r:id="rId20" w:history="1">
+        <w:hyperlink r:id="rId21" w:history="1">
           <w:r>
             <w:rPr>
               <w:rStyle w:val="Hyperlink"/>
@@ -1565,7 +1547,7 @@
           <w:sz w:val="24"/>
           <w:u w:val="single"/>
         </w:rPr>
-        <w:hyperlink r:id="rId21" w:history="1">
+        <w:hyperlink r:id="rId22" w:history="1">
           <w:r>
             <w:rPr>
               <w:rStyle w:val="Hyperlink"/>
@@ -1603,7 +1585,7 @@
           <w:color w:val="000000"/>
           <w:sz w:val="24"/>
         </w:rPr>
-        <w:hyperlink r:id="rId18" w:history="1">
+        <w:hyperlink r:id="rId19" w:history="1">
           <w:r>
             <w:rPr>
               <w:rStyle w:val="Hyperlink"/>
@@ -1642,7 +1624,7 @@
           <w:color w:val="000000"/>
           <w:sz w:val="24"/>
         </w:rPr>
-        <w:hyperlink r:id="rId19" w:history="1">
+        <w:hyperlink r:id="rId20" w:history="1">
           <w:r>
             <w:rPr>
               <w:rStyle w:val="Hyperlink"/>
@@ -1670,7 +1652,7 @@
           <w:color w:val="000000"/>
           <w:sz w:val="24"/>
         </w:rPr>
-        <w:hyperlink r:id="rId20" w:history="1">
+        <w:hyperlink r:id="rId21" w:history="1">
           <w:r>
             <w:rPr>
               <w:rStyle w:val="Hyperlink"/>
@@ -1687,7 +1669,7 @@
           <w:color w:val="000000"/>
           <w:sz w:val="24"/>
         </w:rPr>
-        <w:hyperlink r:id="rId20" w:history="1">
+        <w:hyperlink r:id="rId21" w:history="1">
           <w:r>
             <w:rPr>
               <w:rStyle w:val="Hyperlink"/>
@@ -1726,7 +1708,7 @@
           <w:color w:val="000000"/>
           <w:sz w:val="24"/>
         </w:rPr>
-        <w:hyperlink r:id="rId21" w:history="1">
+        <w:hyperlink r:id="rId22" w:history="1">
           <w:r>
             <w:rPr>
               <w:rStyle w:val="Hyperlink"/>
@@ -1767,7 +1749,7 @@
           <w:sz w:val="24"/>
           <w:u w:val="single"/>
         </w:rPr>
-        <w:hyperlink r:id="rId22" w:history="1">
+        <w:hyperlink r:id="rId23" w:history="1">
           <w:r>
             <w:rPr>
               <w:rStyle w:val="Hyperlink"/>
@@ -1796,7 +1778,7 @@
           <w:sz w:val="24"/>
           <w:u w:val="single"/>
         </w:rPr>
-        <w:hyperlink r:id="rId22" w:history="1">
+        <w:hyperlink r:id="rId23" w:history="1">
           <w:r>
             <w:rPr>
               <w:rStyle w:val="Hyperlink"/>
@@ -1947,7 +1929,7 @@
           <w:sz w:val="24"/>
           <w:u w:val="single"/>
         </w:rPr>
-        <w:hyperlink r:id="rId23" w:history="1">
+        <w:hyperlink r:id="rId24" w:history="1">
           <w:r>
             <w:rPr>
               <w:rStyle w:val="Hyperlink"/>
@@ -1976,7 +1958,7 @@
           <w:sz w:val="24"/>
           <w:u w:val="single"/>
         </w:rPr>
-        <w:hyperlink r:id="rId23" w:history="1">
+        <w:hyperlink r:id="rId24" w:history="1">
           <w:r>
             <w:rPr>
               <w:rStyle w:val="Hyperlink"/>
@@ -2005,7 +1987,7 @@
           <w:sz w:val="24"/>
           <w:u w:val="single"/>
         </w:rPr>
-        <w:hyperlink r:id="rId23" w:history="1">
+        <w:hyperlink r:id="rId24" w:history="1">
           <w:r>
             <w:rPr>
               <w:rStyle w:val="Hyperlink"/>
@@ -2036,7 +2018,7 @@
           <w:color w:val="000000"/>
           <w:sz w:val="24"/>
         </w:rPr>
-        <w:hyperlink r:id="rId23" w:history="1">
+        <w:hyperlink r:id="rId24" w:history="1">
           <w:r>
             <w:rPr>
               <w:rStyle w:val="Hyperlink"/>
@@ -2054,7 +2036,7 @@
           <w:color w:val="000000"/>
           <w:sz w:val="24"/>
         </w:rPr>
-        <w:hyperlink r:id="rId23" w:history="1">
+        <w:hyperlink r:id="rId24" w:history="1">
           <w:r>
             <w:rPr>
               <w:rStyle w:val="Hyperlink"/>
@@ -2072,7 +2054,7 @@
           <w:color w:val="000000"/>
           <w:sz w:val="24"/>
         </w:rPr>
-        <w:hyperlink r:id="rId23" w:history="1">
+        <w:hyperlink r:id="rId24" w:history="1">
           <w:r>
             <w:rPr>
               <w:rStyle w:val="Hyperlink"/>
@@ -2090,7 +2072,7 @@
           <w:color w:val="000000"/>
           <w:sz w:val="24"/>
         </w:rPr>
-        <w:hyperlink r:id="rId23" w:history="1">
+        <w:hyperlink r:id="rId24" w:history="1">
           <w:r>
             <w:rPr>
               <w:rStyle w:val="Hyperlink"/>
@@ -2118,7 +2100,7 @@
           <w:sz w:val="24"/>
           <w:u w:val="single"/>
         </w:rPr>
-        <w:hyperlink r:id="rId24" w:history="1">
+        <w:hyperlink r:id="rId25" w:history="1">
           <w:r>
             <w:rPr>
               <w:rStyle w:val="Hyperlink"/>
@@ -2136,7 +2118,7 @@
           <w:sz w:val="24"/>
           <w:u w:val="single"/>
         </w:rPr>
-        <w:hyperlink r:id="rId24" w:history="1">
+        <w:hyperlink r:id="rId25" w:history="1">
           <w:r>
             <w:rPr>
               <w:rStyle w:val="Hyperlink"/>
@@ -2165,7 +2147,7 @@
           <w:sz w:val="24"/>
           <w:u w:val="single"/>
         </w:rPr>
-        <w:hyperlink r:id="rId24" w:history="1">
+        <w:hyperlink r:id="rId25" w:history="1">
           <w:r>
             <w:rPr>
               <w:rStyle w:val="Hyperlink"/>
@@ -2193,7 +2175,7 @@
           <w:sz w:val="24"/>
           <w:u w:val="single"/>
         </w:rPr>
-        <w:hyperlink r:id="rId25" w:history="1">
+        <w:hyperlink r:id="rId26" w:history="1">
           <w:r>
             <w:rPr>
               <w:rStyle w:val="Hyperlink"/>
@@ -2222,7 +2204,7 @@
           <w:sz w:val="24"/>
           <w:u w:val="single"/>
         </w:rPr>
-        <w:hyperlink r:id="rId25" w:history="1">
+        <w:hyperlink r:id="rId26" w:history="1">
           <w:r>
             <w:rPr>
               <w:rStyle w:val="Hyperlink"/>
@@ -2250,7 +2232,7 @@
           <w:color w:val="000000"/>
           <w:sz w:val="24"/>
         </w:rPr>
-        <w:hyperlink r:id="rId24" w:history="1">
+        <w:hyperlink r:id="rId25" w:history="1">
           <w:r>
             <w:rPr>
               <w:rStyle w:val="Hyperlink"/>
@@ -2279,7 +2261,7 @@
           <w:sz w:val="24"/>
           <w:u w:val="single"/>
         </w:rPr>
-        <w:hyperlink r:id="rId24" w:history="1">
+        <w:hyperlink r:id="rId25" w:history="1">
           <w:r>
             <w:rPr>
               <w:rStyle w:val="Hyperlink"/>
@@ -2308,7 +2290,7 @@
           <w:color w:val="000000"/>
           <w:sz w:val="24"/>
         </w:rPr>
-        <w:hyperlink r:id="rId24" w:history="1">
+        <w:hyperlink r:id="rId25" w:history="1">
           <w:r>
             <w:rPr>
               <w:rStyle w:val="Hyperlink"/>
@@ -2326,7 +2308,7 @@
           <w:color w:val="000000"/>
           <w:sz w:val="24"/>
         </w:rPr>
-        <w:hyperlink r:id="rId24" w:history="1">
+        <w:hyperlink r:id="rId25" w:history="1">
           <w:r>
             <w:rPr>
               <w:rStyle w:val="Hyperlink"/>
@@ -2365,7 +2347,7 @@
           <w:color w:val="000000"/>
           <w:sz w:val="24"/>
         </w:rPr>
-        <w:hyperlink r:id="rId25" w:history="1">
+        <w:hyperlink r:id="rId26" w:history="1">
           <w:r>
             <w:rPr>
               <w:rStyle w:val="Hyperlink"/>
@@ -2383,7 +2365,7 @@
           <w:color w:val="000000"/>
           <w:sz w:val="24"/>
         </w:rPr>
-        <w:hyperlink r:id="rId25" w:history="1">
+        <w:hyperlink r:id="rId26" w:history="1">
           <w:r>
             <w:rPr>
               <w:rStyle w:val="Hyperlink"/>
@@ -2401,7 +2383,7 @@
           <w:color w:val="000000"/>
           <w:sz w:val="24"/>
         </w:rPr>
-        <w:hyperlink r:id="rId25" w:history="1">
+        <w:hyperlink r:id="rId26" w:history="1">
           <w:r>
             <w:rPr>
               <w:rStyle w:val="Hyperlink"/>
@@ -2439,7 +2421,7 @@
           <w:color w:val="000000"/>
           <w:sz w:val="24"/>
         </w:rPr>
-        <w:hyperlink r:id="rId26" w:history="1">
+        <w:hyperlink r:id="rId27" w:history="1">
           <w:r>
             <w:rPr>
               <w:rStyle w:val="Hyperlink"/>
@@ -2467,7 +2449,7 @@
           <w:sz w:val="24"/>
           <w:u w:val="single"/>
         </w:rPr>
-        <w:hyperlink r:id="rId27" w:history="1">
+        <w:hyperlink r:id="rId28" w:history="1">
           <w:r>
             <w:rPr>
               <w:rStyle w:val="Hyperlink"/>
@@ -2516,7 +2498,7 @@
           <w:color w:val="000000"/>
           <w:sz w:val="24"/>
         </w:rPr>
-        <w:hyperlink r:id="rId27" w:history="1">
+        <w:hyperlink r:id="rId28" w:history="1">
           <w:r>
             <w:rPr>
               <w:rStyle w:val="Hyperlink"/>
@@ -2544,7 +2526,7 @@
           <w:sz w:val="24"/>
           <w:u w:val="single"/>
         </w:rPr>
-        <w:hyperlink r:id="rId28" w:history="1">
+        <w:hyperlink r:id="rId29" w:history="1">
           <w:r>
             <w:rPr>
               <w:rStyle w:val="Hyperlink"/>
@@ -2573,7 +2555,7 @@
           <w:sz w:val="24"/>
           <w:u w:val="single"/>
         </w:rPr>
-        <w:hyperlink r:id="rId28" w:history="1">
+        <w:hyperlink r:id="rId29" w:history="1">
           <w:r>
             <w:rPr>
               <w:rStyle w:val="Hyperlink"/>
@@ -2602,7 +2584,7 @@
           <w:sz w:val="24"/>
           <w:u w:val="single"/>
         </w:rPr>
-        <w:hyperlink r:id="rId28" w:history="1">
+        <w:hyperlink r:id="rId29" w:history="1">
           <w:r>
             <w:rPr>
               <w:rStyle w:val="Hyperlink"/>
@@ -2640,7 +2622,7 @@
           <w:color w:val="000000"/>
           <w:sz w:val="24"/>
         </w:rPr>
-        <w:hyperlink r:id="rId28" w:history="1">
+        <w:hyperlink r:id="rId29" w:history="1">
           <w:r>
             <w:rPr>
               <w:rStyle w:val="Hyperlink"/>
@@ -2658,7 +2640,7 @@
           <w:color w:val="000000"/>
           <w:sz w:val="24"/>
         </w:rPr>
-        <w:hyperlink r:id="rId28" w:history="1">
+        <w:hyperlink r:id="rId29" w:history="1">
           <w:r>
             <w:rPr>
               <w:rStyle w:val="Hyperlink"/>
@@ -2676,7 +2658,7 @@
           <w:color w:val="000000"/>
           <w:sz w:val="24"/>
         </w:rPr>
-        <w:hyperlink r:id="rId28" w:history="1">
+        <w:hyperlink r:id="rId29" w:history="1">
           <w:r>
             <w:rPr>
               <w:rStyle w:val="Hyperlink"/>
@@ -2694,7 +2676,7 @@
           <w:color w:val="000000"/>
           <w:sz w:val="24"/>
         </w:rPr>
-        <w:hyperlink r:id="rId28" w:history="1">
+        <w:hyperlink r:id="rId29" w:history="1">
           <w:r>
             <w:rPr>
               <w:rStyle w:val="Hyperlink"/>
@@ -2712,7 +2694,7 @@
           <w:color w:val="000000"/>
           <w:sz w:val="24"/>
         </w:rPr>
-        <w:hyperlink r:id="rId28" w:history="1">
+        <w:hyperlink r:id="rId29" w:history="1">
           <w:r>
             <w:rPr>
               <w:rStyle w:val="Hyperlink"/>
@@ -2750,7 +2732,7 @@
           <w:sz w:val="24"/>
           <w:u w:val="single"/>
         </w:rPr>
-        <w:hyperlink r:id="rId29" w:history="1">
+        <w:hyperlink r:id="rId30" w:history="1">
           <w:r>
             <w:rPr>
               <w:rStyle w:val="Hyperlink"/>
@@ -2818,7 +2800,7 @@
           <w:sz w:val="24"/>
           <w:u w:val="single"/>
         </w:rPr>
-        <w:hyperlink r:id="rId30" w:history="1">
+        <w:hyperlink r:id="rId31" w:history="1">
           <w:r>
             <w:rPr>
               <w:rStyle w:val="Hyperlink"/>
@@ -2847,7 +2829,7 @@
           <w:sz w:val="24"/>
           <w:u w:val="single"/>
         </w:rPr>
-        <w:hyperlink r:id="rId30" w:history="1">
+        <w:hyperlink r:id="rId31" w:history="1">
           <w:r>
             <w:rPr>
               <w:rStyle w:val="Hyperlink"/>
@@ -2876,7 +2858,7 @@
           <w:sz w:val="24"/>
           <w:u w:val="single"/>
         </w:rPr>
-        <w:hyperlink r:id="rId30" w:history="1">
+        <w:hyperlink r:id="rId31" w:history="1">
           <w:r>
             <w:rPr>
               <w:rStyle w:val="Hyperlink"/>
@@ -2905,7 +2887,7 @@
           <w:sz w:val="24"/>
           <w:u w:val="single"/>
         </w:rPr>
-        <w:hyperlink r:id="rId30" w:history="1">
+        <w:hyperlink r:id="rId31" w:history="1">
           <w:r>
             <w:rPr>
               <w:rStyle w:val="Hyperlink"/>
@@ -2934,7 +2916,7 @@
           <w:sz w:val="24"/>
           <w:u w:val="single"/>
         </w:rPr>
-        <w:hyperlink r:id="rId30" w:history="1">
+        <w:hyperlink r:id="rId31" w:history="1">
           <w:r>
             <w:rPr>
               <w:rStyle w:val="Hyperlink"/>
@@ -2963,7 +2945,7 @@
           <w:sz w:val="24"/>
           <w:u w:val="single"/>
         </w:rPr>
-        <w:hyperlink r:id="rId30" w:history="1">
+        <w:hyperlink r:id="rId31" w:history="1">
           <w:r>
             <w:rPr>
               <w:rStyle w:val="Hyperlink"/>
@@ -2992,7 +2974,7 @@
           <w:sz w:val="24"/>
           <w:u w:val="single"/>
         </w:rPr>
-        <w:hyperlink r:id="rId30" w:history="1">
+        <w:hyperlink r:id="rId31" w:history="1">
           <w:r>
             <w:rPr>
               <w:rStyle w:val="Hyperlink"/>
@@ -3030,7 +3012,7 @@
           <w:color w:val="000000"/>
           <w:sz w:val="24"/>
         </w:rPr>
-        <w:hyperlink r:id="rId30" w:history="1">
+        <w:hyperlink r:id="rId31" w:history="1">
           <w:r>
             <w:rPr>
               <w:rStyle w:val="Hyperlink"/>
@@ -3048,7 +3030,7 @@
           <w:color w:val="000000"/>
           <w:sz w:val="24"/>
         </w:rPr>
-        <w:hyperlink r:id="rId30" w:history="1">
+        <w:hyperlink r:id="rId31" w:history="1">
           <w:r>
             <w:rPr>
               <w:rStyle w:val="Hyperlink"/>
@@ -3066,7 +3048,7 @@
           <w:color w:val="000000"/>
           <w:sz w:val="24"/>
         </w:rPr>
-        <w:hyperlink r:id="rId30" w:history="1">
+        <w:hyperlink r:id="rId31" w:history="1">
           <w:r>
             <w:rPr>
               <w:rStyle w:val="Hyperlink"/>
@@ -3084,7 +3066,7 @@
           <w:color w:val="000000"/>
           <w:sz w:val="24"/>
         </w:rPr>
-        <w:hyperlink r:id="rId30" w:history="1">
+        <w:hyperlink r:id="rId31" w:history="1">
           <w:r>
             <w:rPr>
               <w:rStyle w:val="Hyperlink"/>
@@ -3102,7 +3084,7 @@
           <w:color w:val="000000"/>
           <w:sz w:val="24"/>
         </w:rPr>
-        <w:hyperlink r:id="rId30" w:history="1">
+        <w:hyperlink r:id="rId31" w:history="1">
           <w:r>
             <w:rPr>
               <w:rStyle w:val="Hyperlink"/>
@@ -3120,7 +3102,7 @@
           <w:color w:val="000000"/>
           <w:sz w:val="24"/>
         </w:rPr>
-        <w:hyperlink r:id="rId30" w:history="1">
+        <w:hyperlink r:id="rId31" w:history="1">
           <w:r>
             <w:rPr>
               <w:rStyle w:val="Hyperlink"/>
@@ -3138,7 +3120,7 @@
           <w:color w:val="000000"/>
           <w:sz w:val="24"/>
         </w:rPr>
-        <w:hyperlink r:id="rId30" w:history="1">
+        <w:hyperlink r:id="rId31" w:history="1">
           <w:r>
             <w:rPr>
               <w:rStyle w:val="Hyperlink"/>
@@ -3156,7 +3138,7 @@
           <w:color w:val="000000"/>
           <w:sz w:val="24"/>
         </w:rPr>
-        <w:hyperlink r:id="rId30" w:history="1">
+        <w:hyperlink r:id="rId31" w:history="1">
           <w:r>
             <w:rPr>
               <w:rStyle w:val="Hyperlink"/>
@@ -3174,7 +3156,7 @@
           <w:color w:val="000000"/>
           <w:sz w:val="24"/>
         </w:rPr>
-        <w:hyperlink r:id="rId30" w:history="1">
+        <w:hyperlink r:id="rId31" w:history="1">
           <w:r>
             <w:rPr>
               <w:rStyle w:val="Hyperlink"/>
@@ -3210,7 +3192,7 @@
           <w:sz w:val="24"/>
           <w:u w:val="single"/>
         </w:rPr>
-        <w:hyperlink r:id="rId30" w:history="1">
+        <w:hyperlink r:id="rId31" w:history="1">
           <w:r>
             <w:rPr>
               <w:rStyle w:val="Hyperlink"/>
@@ -3228,7 +3210,7 @@
           <w:sz w:val="24"/>
           <w:u w:val="single"/>
         </w:rPr>
-        <w:hyperlink r:id="rId30" w:history="1">
+        <w:hyperlink r:id="rId31" w:history="1">
           <w:r>
             <w:rPr>
               <w:rStyle w:val="Hyperlink"/>
@@ -3257,7 +3239,7 @@
           <w:sz w:val="24"/>
           <w:u w:val="single"/>
         </w:rPr>
-        <w:hyperlink r:id="rId30" w:history="1">
+        <w:hyperlink r:id="rId31" w:history="1">
           <w:r>
             <w:rPr>
               <w:rStyle w:val="Hyperlink"/>
@@ -3286,7 +3268,7 @@
           <w:sz w:val="24"/>
           <w:u w:val="single"/>
         </w:rPr>
-        <w:hyperlink r:id="rId30" w:history="1">
+        <w:hyperlink r:id="rId31" w:history="1">
           <w:r>
             <w:rPr>
               <w:rStyle w:val="Hyperlink"/>
@@ -3304,7 +3286,7 @@
           <w:sz w:val="24"/>
           <w:u w:val="single"/>
         </w:rPr>
-        <w:hyperlink r:id="rId31" w:history="1">
+        <w:hyperlink r:id="rId32" w:history="1">
           <w:r>
             <w:rPr>
               <w:rStyle w:val="Hyperlink"/>
@@ -3342,7 +3324,7 @@
           <w:color w:val="000000"/>
           <w:sz w:val="24"/>
         </w:rPr>
-        <w:hyperlink r:id="rId31" w:history="1">
+        <w:hyperlink r:id="rId32" w:history="1">
           <w:r>
             <w:rPr>
               <w:rStyle w:val="Hyperlink"/>
@@ -3360,7 +3342,7 @@
           <w:color w:val="000000"/>
           <w:sz w:val="24"/>
         </w:rPr>
-        <w:hyperlink r:id="rId31" w:history="1">
+        <w:hyperlink r:id="rId32" w:history="1">
           <w:r>
             <w:rPr>
               <w:rStyle w:val="Hyperlink"/>
@@ -3378,7 +3360,7 @@
           <w:color w:val="000000"/>
           <w:sz w:val="24"/>
         </w:rPr>
-        <w:hyperlink r:id="rId31" w:history="1">
+        <w:hyperlink r:id="rId32" w:history="1">
           <w:r>
             <w:rPr>
               <w:rStyle w:val="Hyperlink"/>
@@ -3485,7 +3467,7 @@
           <w:sz w:val="24"/>
           <w:u w:val="single"/>
         </w:rPr>
-        <w:hyperlink r:id="rId32" w:history="1">
+        <w:hyperlink r:id="rId33" w:history="1">
           <w:r>
             <w:rPr>
               <w:rStyle w:val="Hyperlink"/>
@@ -3514,7 +3496,7 @@
           <w:sz w:val="24"/>
           <w:u w:val="single"/>
         </w:rPr>
-        <w:hyperlink r:id="rId32" w:history="1">
+        <w:hyperlink r:id="rId33" w:history="1">
           <w:r>
             <w:rPr>
               <w:rStyle w:val="Hyperlink"/>
@@ -3543,7 +3525,7 @@
           <w:sz w:val="24"/>
           <w:u w:val="single"/>
         </w:rPr>
-        <w:hyperlink r:id="rId32" w:history="1">
+        <w:hyperlink r:id="rId33" w:history="1">
           <w:r>
             <w:rPr>
               <w:rStyle w:val="Hyperlink"/>
@@ -3571,7 +3553,7 @@
           <w:color w:val="000000"/>
           <w:sz w:val="24"/>
         </w:rPr>
-        <w:hyperlink r:id="rId32" w:history="1">
+        <w:hyperlink r:id="rId33" w:history="1">
           <w:r>
             <w:rPr>
               <w:rStyle w:val="Hyperlink"/>
@@ -3589,7 +3571,7 @@
           <w:color w:val="000000"/>
           <w:sz w:val="24"/>
         </w:rPr>
-        <w:hyperlink r:id="rId32" w:history="1">
+        <w:hyperlink r:id="rId33" w:history="1">
           <w:r>
             <w:rPr>
               <w:rStyle w:val="Hyperlink"/>
@@ -3607,7 +3589,7 @@
           <w:color w:val="000000"/>
           <w:sz w:val="24"/>
         </w:rPr>
-        <w:hyperlink r:id="rId32" w:history="1">
+        <w:hyperlink r:id="rId33" w:history="1">
           <w:r>
             <w:rPr>
               <w:rStyle w:val="Hyperlink"/>
@@ -3625,7 +3607,7 @@
           <w:color w:val="000000"/>
           <w:sz w:val="24"/>
         </w:rPr>
-        <w:hyperlink r:id="rId32" w:history="1">
+        <w:hyperlink r:id="rId33" w:history="1">
           <w:r>
             <w:rPr>
               <w:rStyle w:val="Hyperlink"/>
@@ -3643,7 +3625,7 @@
           <w:color w:val="000000"/>
           <w:sz w:val="24"/>
         </w:rPr>
-        <w:hyperlink r:id="rId32" w:history="1">
+        <w:hyperlink r:id="rId33" w:history="1">
           <w:r>
             <w:rPr>
               <w:rStyle w:val="Hyperlink"/>
@@ -3671,7 +3653,7 @@
           <w:sz w:val="24"/>
           <w:u w:val="single"/>
         </w:rPr>
-        <w:hyperlink r:id="rId33" w:history="1">
+        <w:hyperlink r:id="rId34" w:history="1">
           <w:r>
             <w:rPr>
               <w:rStyle w:val="Hyperlink"/>
@@ -3700,7 +3682,7 @@
           <w:sz w:val="24"/>
           <w:u w:val="single"/>
         </w:rPr>
-        <w:hyperlink r:id="rId33" w:history="1">
+        <w:hyperlink r:id="rId34" w:history="1">
           <w:r>
             <w:rPr>
               <w:rStyle w:val="Hyperlink"/>
@@ -3718,7 +3700,7 @@
           <w:sz w:val="24"/>
           <w:u w:val="single"/>
         </w:rPr>
-        <w:hyperlink r:id="rId33" w:history="1">
+        <w:hyperlink r:id="rId34" w:history="1">
           <w:r>
             <w:rPr>
               <w:rStyle w:val="Hyperlink"/>
@@ -3756,7 +3738,7 @@
           <w:sz w:val="24"/>
           <w:u w:val="single"/>
         </w:rPr>
-        <w:hyperlink r:id="rId34" w:history="1">
+        <w:hyperlink r:id="rId35" w:history="1">
           <w:r>
             <w:rPr>
               <w:rStyle w:val="Hyperlink"/>
@@ -3785,7 +3767,7 @@
           <w:sz w:val="24"/>
           <w:u w:val="single"/>
         </w:rPr>
-        <w:hyperlink r:id="rId34" w:history="1">
+        <w:hyperlink r:id="rId35" w:history="1">
           <w:r>
             <w:rPr>
               <w:rStyle w:val="Hyperlink"/>
@@ -3814,7 +3796,7 @@
           <w:sz w:val="24"/>
           <w:u w:val="single"/>
         </w:rPr>
-        <w:hyperlink r:id="rId34" w:history="1">
+        <w:hyperlink r:id="rId35" w:history="1">
           <w:r>
             <w:rPr>
               <w:rStyle w:val="Hyperlink"/>
@@ -3841,33 +3823,8 @@
           <w:i w:val="0"/>
           <w:color w:val="0000FF"/>
           <w:sz w:val="24"/>
-          <w:u w:val="single"/>
-        </w:rPr>
-        <w:hyperlink r:id="rId34" w:history="1">
-          <w:r>
-            <w:rPr>
-              <w:rStyle w:val="Hyperlink"/>
-            </w:rPr>
-            <w:t>NK-</w:t>
-          </w:r>
-        </w:hyperlink>
-      </w:r>
-      <w:r>
-        <w:rPr>
-          <w:rFonts w:ascii="Charis SIL Regular" w:hAnsi="Charis SIL Regular" w:eastAsia="Charis SIL Regular"/>
-          <w:b w:val="0"/>
-          <w:i w:val="0"/>
-          <w:color w:val="0000FF"/>
-          <w:sz w:val="24"/>
-        </w:rPr>
-        <w:hyperlink r:id="rId34" w:history="1">
-          <w:r>
-            <w:rPr>
-              <w:rStyle w:val="Hyperlink"/>
-            </w:rPr>
-            <w:t>c</w:t>
-          </w:r>
-        </w:hyperlink>
+        </w:rPr>
+        <w:t>NK-c</w:t>
       </w:r>
       <w:r>
         <w:rPr>
@@ -3896,7 +3853,7 @@
           <w:color w:val="000000"/>
           <w:sz w:val="24"/>
         </w:rPr>
-        <w:hyperlink r:id="rId33" w:history="1">
+        <w:hyperlink r:id="rId34" w:history="1">
           <w:r>
             <w:rPr>
               <w:rStyle w:val="Hyperlink"/>
@@ -3914,7 +3871,7 @@
           <w:color w:val="000000"/>
           <w:sz w:val="24"/>
         </w:rPr>
-        <w:hyperlink r:id="rId33" w:history="1">
+        <w:hyperlink r:id="rId34" w:history="1">
           <w:r>
             <w:rPr>
               <w:rStyle w:val="Hyperlink"/>
@@ -3932,7 +3889,7 @@
           <w:color w:val="000000"/>
           <w:sz w:val="24"/>
         </w:rPr>
-        <w:hyperlink r:id="rId33" w:history="1">
+        <w:hyperlink r:id="rId34" w:history="1">
           <w:r>
             <w:rPr>
               <w:rStyle w:val="Hyperlink"/>
@@ -3950,7 +3907,7 @@
           <w:color w:val="000000"/>
           <w:sz w:val="24"/>
         </w:rPr>
-        <w:hyperlink r:id="rId33" w:history="1">
+        <w:hyperlink r:id="rId34" w:history="1">
           <w:r>
             <w:rPr>
               <w:rStyle w:val="Hyperlink"/>
@@ -3988,7 +3945,7 @@
           <w:sz w:val="24"/>
           <w:u w:val="single"/>
         </w:rPr>
-        <w:hyperlink r:id="rId35" w:history="1">
+        <w:hyperlink r:id="rId36" w:history="1">
           <w:r>
             <w:rPr>
               <w:rStyle w:val="Hyperlink"/>
@@ -4006,7 +3963,7 @@
           <w:sz w:val="24"/>
           <w:u w:val="single"/>
         </w:rPr>
-        <w:hyperlink r:id="rId35" w:history="1">
+        <w:hyperlink r:id="rId36" w:history="1">
           <w:r>
             <w:rPr>
               <w:rStyle w:val="Hyperlink"/>
@@ -4024,7 +3981,7 @@
           <w:color w:val="000000"/>
           <w:sz w:val="24"/>
         </w:rPr>
-        <w:hyperlink r:id="rId34" w:history="1">
+        <w:hyperlink r:id="rId35" w:history="1">
           <w:r>
             <w:rPr>
               <w:rStyle w:val="Hyperlink"/>
@@ -4042,7 +3999,7 @@
           <w:color w:val="000000"/>
           <w:sz w:val="24"/>
         </w:rPr>
-        <w:hyperlink r:id="rId34" w:history="1">
+        <w:hyperlink r:id="rId35" w:history="1">
           <w:r>
             <w:rPr>
               <w:rStyle w:val="Hyperlink"/>
@@ -4060,7 +4017,7 @@
           <w:color w:val="000000"/>
           <w:sz w:val="24"/>
         </w:rPr>
-        <w:hyperlink r:id="rId34" w:history="1">
+        <w:hyperlink r:id="rId35" w:history="1">
           <w:r>
             <w:rPr>
               <w:rStyle w:val="Hyperlink"/>
@@ -4078,7 +4035,7 @@
           <w:color w:val="000000"/>
           <w:sz w:val="24"/>
         </w:rPr>
-        <w:hyperlink r:id="rId34" w:history="1">
+        <w:hyperlink r:id="rId35" w:history="1">
           <w:r>
             <w:rPr>
               <w:rStyle w:val="Hyperlink"/>
@@ -4096,7 +4053,7 @@
           <w:color w:val="000000"/>
           <w:sz w:val="24"/>
         </w:rPr>
-        <w:hyperlink r:id="rId34" w:history="1">
+        <w:hyperlink r:id="rId35" w:history="1">
           <w:r>
             <w:rPr>
               <w:rStyle w:val="Hyperlink"/>
@@ -4114,7 +4071,7 @@
           <w:color w:val="000000"/>
           <w:sz w:val="24"/>
         </w:rPr>
-        <w:hyperlink r:id="rId34" w:history="1">
+        <w:hyperlink r:id="rId35" w:history="1">
           <w:r>
             <w:rPr>
               <w:rStyle w:val="Hyperlink"/>
@@ -4132,7 +4089,7 @@
           <w:color w:val="000000"/>
           <w:sz w:val="24"/>
         </w:rPr>
-        <w:hyperlink r:id="rId34" w:history="1">
+        <w:hyperlink r:id="rId35" w:history="1">
           <w:r>
             <w:rPr>
               <w:rStyle w:val="Hyperlink"/>
@@ -4192,7 +4149,7 @@
           <w:color w:val="000000"/>
           <w:sz w:val="24"/>
         </w:rPr>
-        <w:hyperlink r:id="rId35" w:history="1">
+        <w:hyperlink r:id="rId36" w:history="1">
           <w:r>
             <w:rPr>
               <w:rStyle w:val="Hyperlink"/>
@@ -4419,7 +4376,7 @@
           <w:sz w:val="24"/>
           <w:u w:val="single"/>
         </w:rPr>
-        <w:hyperlink r:id="rId36" w:history="1">
+        <w:hyperlink r:id="rId37" w:history="1">
           <w:r>
             <w:rPr>
               <w:rStyle w:val="Hyperlink"/>
@@ -4437,7 +4394,7 @@
           <w:sz w:val="24"/>
           <w:u w:val="single"/>
         </w:rPr>
-        <w:hyperlink r:id="rId36" w:history="1">
+        <w:hyperlink r:id="rId37" w:history="1">
           <w:r>
             <w:rPr>
               <w:rStyle w:val="Hyperlink"/>
@@ -4455,7 +4412,7 @@
           <w:sz w:val="24"/>
           <w:u w:val="single"/>
         </w:rPr>
-        <w:hyperlink r:id="rId36" w:history="1">
+        <w:hyperlink r:id="rId37" w:history="1">
           <w:r>
             <w:rPr>
               <w:rStyle w:val="Hyperlink"/>
@@ -4473,7 +4430,7 @@
           <w:sz w:val="24"/>
           <w:u w:val="single"/>
         </w:rPr>
-        <w:hyperlink r:id="rId36" w:history="1">
+        <w:hyperlink r:id="rId37" w:history="1">
           <w:r>
             <w:rPr>
               <w:rStyle w:val="Hyperlink"/>
@@ -4491,7 +4448,7 @@
           <w:sz w:val="24"/>
           <w:u w:val="single"/>
         </w:rPr>
-        <w:hyperlink r:id="rId36" w:history="1">
+        <w:hyperlink r:id="rId37" w:history="1">
           <w:r>
             <w:rPr>
               <w:rStyle w:val="Hyperlink"/>
@@ -4609,7 +4566,7 @@
           <w:sz w:val="24"/>
           <w:u w:val="single"/>
         </w:rPr>
-        <w:hyperlink r:id="rId37" w:history="1">
+        <w:hyperlink r:id="rId38" w:history="1">
           <w:r>
             <w:rPr>
               <w:rStyle w:val="Hyperlink"/>
@@ -4627,7 +4584,7 @@
           <w:sz w:val="24"/>
           <w:u w:val="single"/>
         </w:rPr>
-        <w:hyperlink r:id="rId37" w:history="1">
+        <w:hyperlink r:id="rId38" w:history="1">
           <w:r>
             <w:rPr>
               <w:rStyle w:val="Hyperlink"/>
@@ -4645,7 +4602,7 @@
           <w:sz w:val="24"/>
           <w:u w:val="single"/>
         </w:rPr>
-        <w:hyperlink r:id="rId37" w:history="1">
+        <w:hyperlink r:id="rId38" w:history="1">
           <w:r>
             <w:rPr>
               <w:rStyle w:val="Hyperlink"/>
@@ -4663,7 +4620,7 @@
           <w:sz w:val="24"/>
           <w:u w:val="single"/>
         </w:rPr>
-        <w:hyperlink r:id="rId37" w:history="1">
+        <w:hyperlink r:id="rId38" w:history="1">
           <w:r>
             <w:rPr>
               <w:rStyle w:val="Hyperlink"/>
@@ -4771,7 +4728,7 @@
           <w:sz w:val="24"/>
           <w:u w:val="single"/>
         </w:rPr>
-        <w:hyperlink r:id="rId38" w:history="1">
+        <w:hyperlink r:id="rId39" w:history="1">
           <w:r>
             <w:rPr>
               <w:rStyle w:val="Hyperlink"/>
@@ -4789,7 +4746,7 @@
           <w:sz w:val="24"/>
           <w:u w:val="single"/>
         </w:rPr>
-        <w:hyperlink r:id="rId38" w:history="1">
+        <w:hyperlink r:id="rId39" w:history="1">
           <w:r>
             <w:rPr>
               <w:rStyle w:val="Hyperlink"/>
@@ -4807,7 +4764,7 @@
           <w:sz w:val="24"/>
           <w:u w:val="single"/>
         </w:rPr>
-        <w:hyperlink r:id="rId38" w:history="1">
+        <w:hyperlink r:id="rId39" w:history="1">
           <w:r>
             <w:rPr>
               <w:rStyle w:val="Hyperlink"/>
@@ -4825,7 +4782,7 @@
           <w:sz w:val="24"/>
           <w:u w:val="single"/>
         </w:rPr>
-        <w:hyperlink r:id="rId38" w:history="1">
+        <w:hyperlink r:id="rId39" w:history="1">
           <w:r>
             <w:rPr>
               <w:rStyle w:val="Hyperlink"/>
@@ -4853,7 +4810,7 @@
           <w:sz w:val="24"/>
           <w:u w:val="single"/>
         </w:rPr>
-        <w:hyperlink r:id="rId39" w:history="1">
+        <w:hyperlink r:id="rId40" w:history="1">
           <w:r>
             <w:rPr>
               <w:rStyle w:val="Hyperlink"/>
@@ -4900,13 +4857,21 @@
       </w:r>
       <w:r>
         <w:rPr>
+          <w:u w:val="single" w:color="0000ff"/>
           <w:rFonts w:ascii="Charis SIL Regular" w:hAnsi="Charis SIL Regular" w:eastAsia="Charis SIL Regular"/>
           <w:b w:val="0"/>
           <w:i w:val="0"/>
           <w:color w:val="000000"/>
           <w:sz w:val="24"/>
         </w:rPr>
-        <w:t xml:space="preserve">, </w:t>
+        <w:hyperlink r:id="rId39" w:history="1">
+          <w:r>
+            <w:rPr>
+              <w:rStyle w:val="Hyperlink"/>
+            </w:rPr>
+            <w:t xml:space="preserve">, </w:t>
+          </w:r>
+        </w:hyperlink>
       </w:r>
       <w:r>
         <w:rPr>
@@ -4917,7 +4882,7 @@
           <w:sz w:val="24"/>
           <w:u w:val="single"/>
         </w:rPr>
-        <w:hyperlink r:id="rId40" w:history="1">
+        <w:hyperlink r:id="rId39" w:history="1">
           <w:r>
             <w:rPr>
               <w:rStyle w:val="Hyperlink"/>
@@ -4946,7 +4911,7 @@
           <w:sz w:val="24"/>
           <w:u w:val="single"/>
         </w:rPr>
-        <w:hyperlink r:id="rId40" w:history="1">
+        <w:hyperlink r:id="rId41" w:history="1">
           <w:r>
             <w:rPr>
               <w:rStyle w:val="Hyperlink"/>
@@ -4964,7 +4929,7 @@
           <w:sz w:val="24"/>
           <w:u w:val="single"/>
         </w:rPr>
-        <w:hyperlink r:id="rId38" w:history="1">
+        <w:hyperlink r:id="rId41" w:history="1">
           <w:r>
             <w:rPr>
               <w:rStyle w:val="Hyperlink"/>

--- a/EXPORTS/DOCX/published/niveau3/Dutch/KunsthandelVanLier.docx
+++ b/EXPORTS/DOCX/published/niveau3/Dutch/KunsthandelVanLier.docx
@@ -1094,7 +1094,7 @@
             <w:rPr>
               <w:rStyle w:val="Hyperlink"/>
             </w:rPr>
-            <w:t>etnografisch</w:t>
+            <w:t>etnografisc</w:t>
           </w:r>
         </w:hyperlink>
       </w:r>
@@ -1105,36 +1105,13 @@
           <w:i w:val="0"/>
           <w:color w:val="0000FF"/>
           <w:sz w:val="24"/>
-          <w:u w:val="single"/>
-        </w:rPr>
-        <w:t>e</w:t>
-      </w:r>
-      <w:r>
-        <w:rPr>
-          <w:rFonts w:ascii="Charis SIL Regular" w:hAnsi="Charis SIL Regular" w:eastAsia="Charis SIL Regular"/>
-          <w:b w:val="0"/>
-          <w:i w:val="0"/>
-          <w:color w:val="0000FF"/>
-          <w:sz w:val="24"/>
-          <w:u w:val="single"/>
-        </w:rPr>
-        <w:t xml:space="preserve"> </w:t>
-      </w:r>
-      <w:r>
-        <w:rPr>
-          <w:rFonts w:ascii="Charis SIL Regular" w:hAnsi="Charis SIL Regular" w:eastAsia="Charis SIL Regular"/>
-          <w:b w:val="0"/>
-          <w:i w:val="0"/>
-          <w:color w:val="0000FF"/>
-          <w:sz w:val="24"/>
-          <w:u w:val="single"/>
         </w:rPr>
         <w:hyperlink r:id="rId16" w:history="1">
           <w:r>
             <w:rPr>
               <w:rStyle w:val="Hyperlink"/>
             </w:rPr>
-            <w:t>voorwerpe</w:t>
+            <w:t>h</w:t>
           </w:r>
         </w:hyperlink>
       </w:r>
@@ -1146,7 +1123,36 @@
           <w:color w:val="0000FF"/>
           <w:sz w:val="24"/>
         </w:rPr>
-        <w:t>n</w:t>
+        <w:t>e</w:t>
+      </w:r>
+      <w:r>
+        <w:rPr>
+          <w:rFonts w:ascii="Charis SIL Regular" w:hAnsi="Charis SIL Regular" w:eastAsia="Charis SIL Regular"/>
+          <w:b w:val="0"/>
+          <w:i w:val="0"/>
+          <w:color w:val="0000FF"/>
+          <w:sz w:val="24"/>
+          <w:u w:val="single"/>
+        </w:rPr>
+        <w:t xml:space="preserve"> </w:t>
+      </w:r>
+      <w:r>
+        <w:rPr>
+          <w:rFonts w:ascii="Charis SIL Regular" w:hAnsi="Charis SIL Regular" w:eastAsia="Charis SIL Regular"/>
+          <w:b w:val="0"/>
+          <w:i w:val="0"/>
+          <w:color w:val="0000FF"/>
+          <w:sz w:val="24"/>
+          <w:u w:val="single"/>
+        </w:rPr>
+        <w:hyperlink r:id="rId16" w:history="1">
+          <w:r>
+            <w:rPr>
+              <w:rStyle w:val="Hyperlink"/>
+            </w:rPr>
+            <w:t>voorwerpen</w:t>
+          </w:r>
+        </w:hyperlink>
       </w:r>
       <w:r>
         <w:rPr>
@@ -1221,7 +1227,7 @@
           <w:sz w:val="24"/>
           <w:u w:val="single"/>
         </w:rPr>
-        <w:hyperlink r:id="rId13" w:history="1">
+        <w:hyperlink r:id="rId18" w:history="1">
           <w:r>
             <w:rPr>
               <w:rStyle w:val="Hyperlink"/>
@@ -1268,7 +1274,7 @@
           <w:sz w:val="24"/>
           <w:u w:val="single"/>
         </w:rPr>
-        <w:hyperlink r:id="rId18" w:history="1">
+        <w:hyperlink r:id="rId13" w:history="1">
           <w:r>
             <w:rPr>
               <w:rStyle w:val="Hyperlink"/>
@@ -1286,7 +1292,7 @@
           <w:sz w:val="24"/>
           <w:u w:val="single"/>
         </w:rPr>
-        <w:hyperlink r:id="rId18" w:history="1">
+        <w:hyperlink r:id="rId13" w:history="1">
           <w:r>
             <w:rPr>
               <w:rStyle w:val="Hyperlink"/>
@@ -1304,7 +1310,7 @@
           <w:sz w:val="24"/>
           <w:u w:val="single"/>
         </w:rPr>
-        <w:hyperlink r:id="rId18" w:history="1">
+        <w:hyperlink r:id="rId13" w:history="1">
           <w:r>
             <w:rPr>
               <w:rStyle w:val="Hyperlink"/>
@@ -1446,13 +1452,31 @@
       </w:r>
       <w:r>
         <w:rPr>
+          <w:u w:val="single" w:color="0000ff"/>
           <w:rFonts w:ascii="Charis SIL Regular" w:hAnsi="Charis SIL Regular" w:eastAsia="Charis SIL Regular"/>
           <w:b w:val="0"/>
           <w:i w:val="0"/>
           <w:color w:val="000000"/>
           <w:sz w:val="24"/>
         </w:rPr>
-        <w:t xml:space="preserve">ns aankoopreizen naar </w:t>
+        <w:hyperlink r:id="rId18" w:history="1">
+          <w:r>
+            <w:rPr>
+              <w:rStyle w:val="Hyperlink"/>
+            </w:rPr>
+            <w:t>ns aanko</w:t>
+          </w:r>
+        </w:hyperlink>
+      </w:r>
+      <w:r>
+        <w:rPr>
+          <w:rFonts w:ascii="Charis SIL Regular" w:hAnsi="Charis SIL Regular" w:eastAsia="Charis SIL Regular"/>
+          <w:b w:val="0"/>
+          <w:i w:val="0"/>
+          <w:color w:val="000000"/>
+          <w:sz w:val="24"/>
+        </w:rPr>
+        <w:t xml:space="preserve">opreizen naar </w:t>
       </w:r>
       <w:r>
         <w:rPr>
@@ -1663,41 +1687,24 @@
       </w:r>
       <w:r>
         <w:rPr>
+          <w:u w:val="single" w:color="0000ff"/>
           <w:rFonts w:ascii="Charis SIL Regular" w:hAnsi="Charis SIL Regular" w:eastAsia="Charis SIL Regular"/>
           <w:b w:val="0"/>
           <w:i w:val="0"/>
           <w:color w:val="000000"/>
           <w:sz w:val="24"/>
         </w:rPr>
-        <w:hyperlink r:id="rId21" w:history="1">
-          <w:r>
-            <w:rPr>
-              <w:rStyle w:val="Hyperlink"/>
-            </w:rPr>
-            <w:t>s</w:t>
-          </w:r>
-        </w:hyperlink>
-      </w:r>
-      <w:r>
-        <w:rPr>
-          <w:u w:val="single" w:color="0000ff"/>
+        <w:t>s</w:t>
+      </w:r>
+      <w:r>
+        <w:rPr>
           <w:rFonts w:ascii="Charis SIL Regular" w:hAnsi="Charis SIL Regular" w:eastAsia="Charis SIL Regular"/>
           <w:b w:val="0"/>
           <w:i w:val="0"/>
           <w:color w:val="000000"/>
           <w:sz w:val="24"/>
         </w:rPr>
-        <w:t>c</w:t>
-      </w:r>
-      <w:r>
-        <w:rPr>
-          <w:rFonts w:ascii="Charis SIL Regular" w:hAnsi="Charis SIL Regular" w:eastAsia="Charis SIL Regular"/>
-          <w:b w:val="0"/>
-          <w:i w:val="0"/>
-          <w:color w:val="000000"/>
-          <w:sz w:val="24"/>
-        </w:rPr>
-        <w:t xml:space="preserve">he </w:t>
+        <w:t xml:space="preserve">che </w:t>
       </w:r>
       <w:r>
         <w:rPr>
@@ -2232,25 +2239,7 @@
           <w:color w:val="000000"/>
           <w:sz w:val="24"/>
         </w:rPr>
-        <w:hyperlink r:id="rId25" w:history="1">
-          <w:r>
-            <w:rPr>
-              <w:rStyle w:val="Hyperlink"/>
-            </w:rPr>
-            <w:t>naar</w:t>
-          </w:r>
-        </w:hyperlink>
-      </w:r>
-      <w:r>
-        <w:rPr>
-          <w:u w:val="single" w:color="0000ff"/>
-          <w:rFonts w:ascii="Charis SIL Regular" w:hAnsi="Charis SIL Regular" w:eastAsia="Charis SIL Regular"/>
-          <w:b w:val="0"/>
-          <w:i w:val="0"/>
-          <w:color w:val="000000"/>
-          <w:sz w:val="24"/>
-        </w:rPr>
-        <w:t xml:space="preserve"> </w:t>
+        <w:t xml:space="preserve">naar </w:t>
       </w:r>
       <w:r>
         <w:rPr>
@@ -2261,7 +2250,7 @@
           <w:sz w:val="24"/>
           <w:u w:val="single"/>
         </w:rPr>
-        <w:hyperlink r:id="rId25" w:history="1">
+        <w:hyperlink r:id="rId27" w:history="1">
           <w:r>
             <w:rPr>
               <w:rStyle w:val="Hyperlink"/>
@@ -3174,7 +3163,7 @@
           <w:sz w:val="24"/>
           <w:u w:val="single"/>
         </w:rPr>
-        <w:hyperlink r:id="rId31" w:history="1">
+        <w:hyperlink r:id="rId32" w:history="1">
           <w:r>
             <w:rPr>
               <w:rStyle w:val="Hyperlink"/>
@@ -3823,8 +3812,16 @@
           <w:i w:val="0"/>
           <w:color w:val="0000FF"/>
           <w:sz w:val="24"/>
-        </w:rPr>
-        <w:t>NK-c</w:t>
+          <w:u w:val="single"/>
+        </w:rPr>
+        <w:hyperlink r:id="rId35" w:history="1">
+          <w:r>
+            <w:rPr>
+              <w:rStyle w:val="Hyperlink"/>
+            </w:rPr>
+            <w:t>NK-</w:t>
+          </w:r>
+        </w:hyperlink>
       </w:r>
       <w:r>
         <w:rPr>
@@ -3833,9 +3830,26 @@
           <w:i w:val="0"/>
           <w:color w:val="0000FF"/>
           <w:sz w:val="24"/>
+        </w:rPr>
+        <w:hyperlink r:id="rId35" w:history="1">
+          <w:r>
+            <w:rPr>
+              <w:rStyle w:val="Hyperlink"/>
+            </w:rPr>
+            <w:t>c</w:t>
+          </w:r>
+        </w:hyperlink>
+      </w:r>
+      <w:r>
+        <w:rPr>
+          <w:rFonts w:ascii="Charis SIL Regular" w:hAnsi="Charis SIL Regular" w:eastAsia="Charis SIL Regular"/>
+          <w:b w:val="0"/>
+          <w:i w:val="0"/>
+          <w:color w:val="0000FF"/>
+          <w:sz w:val="24"/>
           <w:u w:val="single"/>
         </w:rPr>
-        <w:hyperlink r:id="rId34" w:history="1">
+        <w:hyperlink r:id="rId35" w:history="1">
           <w:r>
             <w:rPr>
               <w:rStyle w:val="Hyperlink"/>
@@ -4828,7 +4842,7 @@
           <w:sz w:val="24"/>
           <w:u w:val="single"/>
         </w:rPr>
-        <w:hyperlink r:id="rId39" w:history="1">
+        <w:hyperlink r:id="rId40" w:history="1">
           <w:r>
             <w:rPr>
               <w:rStyle w:val="Hyperlink"/>
@@ -4846,7 +4860,7 @@
           <w:sz w:val="24"/>
           <w:u w:val="single"/>
         </w:rPr>
-        <w:hyperlink r:id="rId39" w:history="1">
+        <w:hyperlink r:id="rId40" w:history="1">
           <w:r>
             <w:rPr>
               <w:rStyle w:val="Hyperlink"/>
@@ -4857,21 +4871,13 @@
       </w:r>
       <w:r>
         <w:rPr>
-          <w:u w:val="single" w:color="0000ff"/>
           <w:rFonts w:ascii="Charis SIL Regular" w:hAnsi="Charis SIL Regular" w:eastAsia="Charis SIL Regular"/>
           <w:b w:val="0"/>
           <w:i w:val="0"/>
           <w:color w:val="000000"/>
           <w:sz w:val="24"/>
         </w:rPr>
-        <w:hyperlink r:id="rId39" w:history="1">
-          <w:r>
-            <w:rPr>
-              <w:rStyle w:val="Hyperlink"/>
-            </w:rPr>
-            <w:t xml:space="preserve">, </w:t>
-          </w:r>
-        </w:hyperlink>
+        <w:t xml:space="preserve">, </w:t>
       </w:r>
       <w:r>
         <w:rPr>
@@ -4882,7 +4888,7 @@
           <w:sz w:val="24"/>
           <w:u w:val="single"/>
         </w:rPr>
-        <w:hyperlink r:id="rId39" w:history="1">
+        <w:hyperlink r:id="rId41" w:history="1">
           <w:r>
             <w:rPr>
               <w:rStyle w:val="Hyperlink"/>

--- a/EXPORTS/DOCX/published/niveau3/Dutch/KunsthandelVanLier.docx
+++ b/EXPORTS/DOCX/published/niveau3/Dutch/KunsthandelVanLier.docx
@@ -614,7 +614,6 @@
           <w:i w:val="0"/>
           <w:color w:val="0000FF"/>
           <w:sz w:val="24"/>
-          <w:u w:val="single"/>
         </w:rPr>
         <w:hyperlink r:id="rId13" w:history="1">
           <w:r>
@@ -652,7 +651,32 @@
           <w:color w:val="000000"/>
           <w:sz w:val="24"/>
         </w:rPr>
-        <w:t xml:space="preserve"> en </w:t>
+        <w:hyperlink r:id="rId12" w:history="1">
+          <w:r>
+            <w:rPr>
+              <w:rStyle w:val="Hyperlink"/>
+            </w:rPr>
+            <w:t xml:space="preserve"> e</w:t>
+          </w:r>
+        </w:hyperlink>
+      </w:r>
+      <w:r>
+        <w:rPr>
+          <w:u w:val="single" w:color="0000ff"/>
+          <w:rFonts w:ascii="Charis SIL Regular" w:hAnsi="Charis SIL Regular" w:eastAsia="Charis SIL Regular"/>
+          <w:b w:val="0"/>
+          <w:i w:val="0"/>
+          <w:color w:val="000000"/>
+          <w:sz w:val="24"/>
+        </w:rPr>
+        <w:hyperlink r:id="rId12" w:history="1">
+          <w:r>
+            <w:rPr>
+              <w:rStyle w:val="Hyperlink"/>
+            </w:rPr>
+            <w:t xml:space="preserve">n </w:t>
+          </w:r>
+        </w:hyperlink>
       </w:r>
       <w:r>
         <w:rPr>
@@ -1094,7 +1118,7 @@
             <w:rPr>
               <w:rStyle w:val="Hyperlink"/>
             </w:rPr>
-            <w:t>etnografisc</w:t>
+            <w:t>etnografisch</w:t>
           </w:r>
         </w:hyperlink>
       </w:r>
@@ -1105,13 +1129,36 @@
           <w:i w:val="0"/>
           <w:color w:val="0000FF"/>
           <w:sz w:val="24"/>
+          <w:u w:val="single"/>
+        </w:rPr>
+        <w:t>e</w:t>
+      </w:r>
+      <w:r>
+        <w:rPr>
+          <w:rFonts w:ascii="Charis SIL Regular" w:hAnsi="Charis SIL Regular" w:eastAsia="Charis SIL Regular"/>
+          <w:b w:val="0"/>
+          <w:i w:val="0"/>
+          <w:color w:val="0000FF"/>
+          <w:sz w:val="24"/>
+          <w:u w:val="single"/>
+        </w:rPr>
+        <w:t xml:space="preserve"> </w:t>
+      </w:r>
+      <w:r>
+        <w:rPr>
+          <w:rFonts w:ascii="Charis SIL Regular" w:hAnsi="Charis SIL Regular" w:eastAsia="Charis SIL Regular"/>
+          <w:b w:val="0"/>
+          <w:i w:val="0"/>
+          <w:color w:val="0000FF"/>
+          <w:sz w:val="24"/>
+          <w:u w:val="single"/>
         </w:rPr>
         <w:hyperlink r:id="rId16" w:history="1">
           <w:r>
             <w:rPr>
               <w:rStyle w:val="Hyperlink"/>
             </w:rPr>
-            <w:t>h</w:t>
+            <w:t>voorwerpe</w:t>
           </w:r>
         </w:hyperlink>
       </w:r>
@@ -1123,36 +1170,7 @@
           <w:color w:val="0000FF"/>
           <w:sz w:val="24"/>
         </w:rPr>
-        <w:t>e</w:t>
-      </w:r>
-      <w:r>
-        <w:rPr>
-          <w:rFonts w:ascii="Charis SIL Regular" w:hAnsi="Charis SIL Regular" w:eastAsia="Charis SIL Regular"/>
-          <w:b w:val="0"/>
-          <w:i w:val="0"/>
-          <w:color w:val="0000FF"/>
-          <w:sz w:val="24"/>
-          <w:u w:val="single"/>
-        </w:rPr>
-        <w:t xml:space="preserve"> </w:t>
-      </w:r>
-      <w:r>
-        <w:rPr>
-          <w:rFonts w:ascii="Charis SIL Regular" w:hAnsi="Charis SIL Regular" w:eastAsia="Charis SIL Regular"/>
-          <w:b w:val="0"/>
-          <w:i w:val="0"/>
-          <w:color w:val="0000FF"/>
-          <w:sz w:val="24"/>
-          <w:u w:val="single"/>
-        </w:rPr>
-        <w:hyperlink r:id="rId16" w:history="1">
-          <w:r>
-            <w:rPr>
-              <w:rStyle w:val="Hyperlink"/>
-            </w:rPr>
-            <w:t>voorwerpen</w:t>
-          </w:r>
-        </w:hyperlink>
+        <w:t>n</w:t>
       </w:r>
       <w:r>
         <w:rPr>
@@ -1227,7 +1245,7 @@
           <w:sz w:val="24"/>
           <w:u w:val="single"/>
         </w:rPr>
-        <w:hyperlink r:id="rId18" w:history="1">
+        <w:hyperlink r:id="rId13" w:history="1">
           <w:r>
             <w:rPr>
               <w:rStyle w:val="Hyperlink"/>
@@ -1256,7 +1274,7 @@
           <w:sz w:val="24"/>
           <w:u w:val="single"/>
         </w:rPr>
-        <w:hyperlink r:id="rId18" w:history="1">
+        <w:hyperlink r:id="rId13" w:history="1">
           <w:r>
             <w:rPr>
               <w:rStyle w:val="Hyperlink"/>
@@ -1687,6 +1705,23 @@
       </w:r>
       <w:r>
         <w:rPr>
+          <w:rFonts w:ascii="Charis SIL Regular" w:hAnsi="Charis SIL Regular" w:eastAsia="Charis SIL Regular"/>
+          <w:b w:val="0"/>
+          <w:i w:val="0"/>
+          <w:color w:val="000000"/>
+          <w:sz w:val="24"/>
+        </w:rPr>
+        <w:hyperlink r:id="rId21" w:history="1">
+          <w:r>
+            <w:rPr>
+              <w:rStyle w:val="Hyperlink"/>
+            </w:rPr>
+            <w:t>s</w:t>
+          </w:r>
+        </w:hyperlink>
+      </w:r>
+      <w:r>
+        <w:rPr>
           <w:u w:val="single" w:color="0000ff"/>
           <w:rFonts w:ascii="Charis SIL Regular" w:hAnsi="Charis SIL Regular" w:eastAsia="Charis SIL Regular"/>
           <w:b w:val="0"/>
@@ -1694,7 +1729,7 @@
           <w:color w:val="000000"/>
           <w:sz w:val="24"/>
         </w:rPr>
-        <w:t>s</w:t>
+        <w:t>c</w:t>
       </w:r>
       <w:r>
         <w:rPr>
@@ -1704,7 +1739,7 @@
           <w:color w:val="000000"/>
           <w:sz w:val="24"/>
         </w:rPr>
-        <w:t xml:space="preserve">che </w:t>
+        <w:t xml:space="preserve">he </w:t>
       </w:r>
       <w:r>
         <w:rPr>
@@ -2232,7 +2267,6 @@
       </w:r>
       <w:r>
         <w:rPr>
-          <w:u w:val="single" w:color="0000ff"/>
           <w:rFonts w:ascii="Charis SIL Regular" w:hAnsi="Charis SIL Regular" w:eastAsia="Charis SIL Regular"/>
           <w:b w:val="0"/>
           <w:i w:val="0"/>
@@ -2250,7 +2284,7 @@
           <w:sz w:val="24"/>
           <w:u w:val="single"/>
         </w:rPr>
-        <w:hyperlink r:id="rId27" w:history="1">
+        <w:hyperlink r:id="rId25" w:history="1">
           <w:r>
             <w:rPr>
               <w:rStyle w:val="Hyperlink"/>
@@ -3163,7 +3197,7 @@
           <w:sz w:val="24"/>
           <w:u w:val="single"/>
         </w:rPr>
-        <w:hyperlink r:id="rId32" w:history="1">
+        <w:hyperlink r:id="rId31" w:history="1">
           <w:r>
             <w:rPr>
               <w:rStyle w:val="Hyperlink"/>
@@ -3830,6 +3864,7 @@
           <w:i w:val="0"/>
           <w:color w:val="0000FF"/>
           <w:sz w:val="24"/>
+          <w:u w:val="single"/>
         </w:rPr>
         <w:hyperlink r:id="rId35" w:history="1">
           <w:r>
@@ -3959,14 +3994,7 @@
           <w:sz w:val="24"/>
           <w:u w:val="single"/>
         </w:rPr>
-        <w:hyperlink r:id="rId36" w:history="1">
-          <w:r>
-            <w:rPr>
-              <w:rStyle w:val="Hyperlink"/>
-            </w:rPr>
-            <w:t>restitutiev</w:t>
-          </w:r>
-        </w:hyperlink>
+        <w:t>restitutiev</w:t>
       </w:r>
       <w:r>
         <w:rPr>
@@ -3977,7 +4005,7 @@
           <w:sz w:val="24"/>
           <w:u w:val="single"/>
         </w:rPr>
-        <w:hyperlink r:id="rId36" w:history="1">
+        <w:hyperlink r:id="rId35" w:history="1">
           <w:r>
             <w:rPr>
               <w:rStyle w:val="Hyperlink"/>
@@ -4842,7 +4870,7 @@
           <w:sz w:val="24"/>
           <w:u w:val="single"/>
         </w:rPr>
-        <w:hyperlink r:id="rId40" w:history="1">
+        <w:hyperlink r:id="rId39" w:history="1">
           <w:r>
             <w:rPr>
               <w:rStyle w:val="Hyperlink"/>
@@ -4860,7 +4888,7 @@
           <w:sz w:val="24"/>
           <w:u w:val="single"/>
         </w:rPr>
-        <w:hyperlink r:id="rId40" w:history="1">
+        <w:hyperlink r:id="rId39" w:history="1">
           <w:r>
             <w:rPr>
               <w:rStyle w:val="Hyperlink"/>
@@ -4871,13 +4899,21 @@
       </w:r>
       <w:r>
         <w:rPr>
+          <w:u w:val="single" w:color="0000ff"/>
           <w:rFonts w:ascii="Charis SIL Regular" w:hAnsi="Charis SIL Regular" w:eastAsia="Charis SIL Regular"/>
           <w:b w:val="0"/>
           <w:i w:val="0"/>
           <w:color w:val="000000"/>
           <w:sz w:val="24"/>
         </w:rPr>
-        <w:t xml:space="preserve">, </w:t>
+        <w:hyperlink r:id="rId39" w:history="1">
+          <w:r>
+            <w:rPr>
+              <w:rStyle w:val="Hyperlink"/>
+            </w:rPr>
+            <w:t xml:space="preserve">, </w:t>
+          </w:r>
+        </w:hyperlink>
       </w:r>
       <w:r>
         <w:rPr>
@@ -4888,7 +4924,7 @@
           <w:sz w:val="24"/>
           <w:u w:val="single"/>
         </w:rPr>
-        <w:hyperlink r:id="rId41" w:history="1">
+        <w:hyperlink r:id="rId39" w:history="1">
           <w:r>
             <w:rPr>
               <w:rStyle w:val="Hyperlink"/>

--- a/EXPORTS/DOCX/published/niveau3/Dutch/KunsthandelVanLier.docx
+++ b/EXPORTS/DOCX/published/niveau3/Dutch/KunsthandelVanLier.docx
@@ -249,13 +249,107 @@
       </w:r>
       <w:r>
         <w:rPr>
+          <w:u w:val="single" w:color="0000ff"/>
           <w:rFonts w:ascii="Charis SIL Regular" w:hAnsi="Charis SIL Regular" w:eastAsia="Charis SIL Regular"/>
           <w:b w:val="0"/>
           <w:i w:val="0"/>
           <w:color w:val="000000"/>
           <w:sz w:val="24"/>
         </w:rPr>
-        <w:t xml:space="preserve">naar Amsterdam. </w:t>
+        <w:hyperlink r:id="rId9" w:history="1">
+          <w:r>
+            <w:rPr>
+              <w:rStyle w:val="Hyperlink"/>
+            </w:rPr>
+            <w:t xml:space="preserve">naar </w:t>
+          </w:r>
+        </w:hyperlink>
+      </w:r>
+      <w:r>
+        <w:rPr>
+          <w:u w:val="single" w:color="0000ff"/>
+          <w:rFonts w:ascii="Charis SIL Regular" w:hAnsi="Charis SIL Regular" w:eastAsia="Charis SIL Regular"/>
+          <w:b w:val="0"/>
+          <w:i w:val="0"/>
+          <w:color w:val="000000"/>
+          <w:sz w:val="24"/>
+        </w:rPr>
+        <w:t>A</w:t>
+      </w:r>
+      <w:r>
+        <w:rPr>
+          <w:u w:val="single" w:color="0000ff"/>
+          <w:rFonts w:ascii="Charis SIL Regular" w:hAnsi="Charis SIL Regular" w:eastAsia="Charis SIL Regular"/>
+          <w:b w:val="0"/>
+          <w:i w:val="0"/>
+          <w:color w:val="000000"/>
+          <w:sz w:val="24"/>
+        </w:rPr>
+        <w:hyperlink r:id="rId9" w:history="1">
+          <w:r>
+            <w:rPr>
+              <w:rStyle w:val="Hyperlink"/>
+            </w:rPr>
+            <w:t>ms</w:t>
+          </w:r>
+        </w:hyperlink>
+      </w:r>
+      <w:r>
+        <w:rPr>
+          <w:u w:val="single" w:color="0000ff"/>
+          <w:rFonts w:ascii="Charis SIL Regular" w:hAnsi="Charis SIL Regular" w:eastAsia="Charis SIL Regular"/>
+          <w:b w:val="0"/>
+          <w:i w:val="0"/>
+          <w:color w:val="000000"/>
+          <w:sz w:val="24"/>
+        </w:rPr>
+        <w:hyperlink r:id="rId9" w:history="1">
+          <w:r>
+            <w:rPr>
+              <w:rStyle w:val="Hyperlink"/>
+            </w:rPr>
+            <w:t>t</w:t>
+          </w:r>
+        </w:hyperlink>
+      </w:r>
+      <w:r>
+        <w:rPr>
+          <w:u w:val="single" w:color="0000ff"/>
+          <w:rFonts w:ascii="Charis SIL Regular" w:hAnsi="Charis SIL Regular" w:eastAsia="Charis SIL Regular"/>
+          <w:b w:val="0"/>
+          <w:i w:val="0"/>
+          <w:color w:val="000000"/>
+          <w:sz w:val="24"/>
+        </w:rPr>
+        <w:hyperlink r:id="rId9" w:history="1">
+          <w:r>
+            <w:rPr>
+              <w:rStyle w:val="Hyperlink"/>
+            </w:rPr>
+            <w:t>erd</w:t>
+          </w:r>
+        </w:hyperlink>
+      </w:r>
+      <w:r>
+        <w:rPr>
+          <w:u w:val="single" w:color="0000ff"/>
+          <w:rFonts w:ascii="Charis SIL Regular" w:hAnsi="Charis SIL Regular" w:eastAsia="Charis SIL Regular"/>
+          <w:b w:val="0"/>
+          <w:i w:val="0"/>
+          <w:color w:val="000000"/>
+          <w:sz w:val="24"/>
+        </w:rPr>
+        <w:t>a</w:t>
+      </w:r>
+      <w:r>
+        <w:rPr>
+          <w:rFonts w:ascii="Charis SIL Regular" w:hAnsi="Charis SIL Regular" w:eastAsia="Charis SIL Regular"/>
+          <w:b w:val="0"/>
+          <w:i w:val="0"/>
+          <w:color w:val="000000"/>
+          <w:sz w:val="24"/>
+        </w:rPr>
+        <w:t xml:space="preserve">m. </w:t>
       </w:r>
       <w:r>
         <w:rPr>
@@ -341,35 +435,7 @@
           <w:color w:val="000000"/>
           <w:sz w:val="24"/>
         </w:rPr>
-        <w:t xml:space="preserve"> hield zich vooral be</w:t>
-      </w:r>
-      <w:r>
-        <w:rPr>
-          <w:u w:val="single" w:color="0000ff"/>
-          <w:rFonts w:ascii="Charis SIL Regular" w:hAnsi="Charis SIL Regular" w:eastAsia="Charis SIL Regular"/>
-          <w:b w:val="0"/>
-          <w:i w:val="0"/>
-          <w:color w:val="000000"/>
-          <w:sz w:val="24"/>
-        </w:rPr>
-        <w:hyperlink r:id="rId10" w:history="1">
-          <w:r>
-            <w:rPr>
-              <w:rStyle w:val="Hyperlink"/>
-            </w:rPr>
-            <w:t>zig m</w:t>
-          </w:r>
-        </w:hyperlink>
-      </w:r>
-      <w:r>
-        <w:rPr>
-          <w:rFonts w:ascii="Charis SIL Regular" w:hAnsi="Charis SIL Regular" w:eastAsia="Charis SIL Regular"/>
-          <w:b w:val="0"/>
-          <w:i w:val="0"/>
-          <w:color w:val="000000"/>
-          <w:sz w:val="24"/>
-        </w:rPr>
-        <w:t xml:space="preserve">et </w:t>
+        <w:t xml:space="preserve"> hield zich vooral bezig met </w:t>
       </w:r>
       <w:r>
         <w:rPr>
@@ -465,118 +531,7 @@
           <w:color w:val="000000"/>
           <w:sz w:val="24"/>
         </w:rPr>
-        <w:t>Van Lier raakte ec</w:t>
-      </w:r>
-      <w:r>
-        <w:rPr>
-          <w:u w:val="single" w:color="0000ff"/>
-          <w:rFonts w:ascii="Charis SIL Regular" w:hAnsi="Charis SIL Regular" w:eastAsia="Charis SIL Regular"/>
-          <w:b w:val="0"/>
-          <w:i w:val="0"/>
-          <w:color w:val="000000"/>
-          <w:sz w:val="24"/>
-        </w:rPr>
-        <w:hyperlink r:id="rId11" w:history="1">
-          <w:r>
-            <w:rPr>
-              <w:rStyle w:val="Hyperlink"/>
-            </w:rPr>
-            <w:t xml:space="preserve">hter ook </w:t>
-          </w:r>
-        </w:hyperlink>
-      </w:r>
-      <w:r>
-        <w:rPr>
-          <w:u w:val="single" w:color="0000ff"/>
-          <w:rFonts w:ascii="Charis SIL Regular" w:hAnsi="Charis SIL Regular" w:eastAsia="Charis SIL Regular"/>
-          <w:b w:val="0"/>
-          <w:i w:val="0"/>
-          <w:color w:val="000000"/>
-          <w:sz w:val="24"/>
-        </w:rPr>
-        <w:hyperlink r:id="rId11" w:history="1">
-          <w:r>
-            <w:rPr>
-              <w:rStyle w:val="Hyperlink"/>
-            </w:rPr>
-            <w:t>g</w:t>
-          </w:r>
-        </w:hyperlink>
-      </w:r>
-      <w:r>
-        <w:rPr>
-          <w:u w:val="single" w:color="0000ff"/>
-          <w:rFonts w:ascii="Charis SIL Regular" w:hAnsi="Charis SIL Regular" w:eastAsia="Charis SIL Regular"/>
-          <w:b w:val="0"/>
-          <w:i w:val="0"/>
-          <w:color w:val="000000"/>
-          <w:sz w:val="24"/>
-        </w:rPr>
-        <w:hyperlink r:id="rId11" w:history="1">
-          <w:r>
-            <w:rPr>
-              <w:rStyle w:val="Hyperlink"/>
-            </w:rPr>
-            <w:t>eïnt</w:t>
-          </w:r>
-        </w:hyperlink>
-      </w:r>
-      <w:r>
-        <w:rPr>
-          <w:u w:val="single" w:color="0000ff"/>
-          <w:rFonts w:ascii="Charis SIL Regular" w:hAnsi="Charis SIL Regular" w:eastAsia="Charis SIL Regular"/>
-          <w:b w:val="0"/>
-          <w:i w:val="0"/>
-          <w:color w:val="000000"/>
-          <w:sz w:val="24"/>
-        </w:rPr>
-        <w:hyperlink r:id="rId11" w:history="1">
-          <w:r>
-            <w:rPr>
-              <w:rStyle w:val="Hyperlink"/>
-            </w:rPr>
-            <w:t>e</w:t>
-          </w:r>
-        </w:hyperlink>
-      </w:r>
-      <w:r>
-        <w:rPr>
-          <w:u w:val="single" w:color="0000ff"/>
-          <w:rFonts w:ascii="Charis SIL Regular" w:hAnsi="Charis SIL Regular" w:eastAsia="Charis SIL Regular"/>
-          <w:b w:val="0"/>
-          <w:i w:val="0"/>
-          <w:color w:val="000000"/>
-          <w:sz w:val="24"/>
-        </w:rPr>
-        <w:hyperlink r:id="rId11" w:history="1">
-          <w:r>
-            <w:rPr>
-              <w:rStyle w:val="Hyperlink"/>
-            </w:rPr>
-            <w:t>res</w:t>
-          </w:r>
-        </w:hyperlink>
-      </w:r>
-      <w:r>
-        <w:rPr>
-          <w:u w:val="single" w:color="0000ff"/>
-          <w:rFonts w:ascii="Charis SIL Regular" w:hAnsi="Charis SIL Regular" w:eastAsia="Charis SIL Regular"/>
-          <w:b w:val="0"/>
-          <w:i w:val="0"/>
-          <w:color w:val="000000"/>
-          <w:sz w:val="24"/>
-        </w:rPr>
-        <w:t>s</w:t>
-      </w:r>
-      <w:r>
-        <w:rPr>
-          <w:rFonts w:ascii="Charis SIL Regular" w:hAnsi="Charis SIL Regular" w:eastAsia="Charis SIL Regular"/>
-          <w:b w:val="0"/>
-          <w:i w:val="0"/>
-          <w:color w:val="000000"/>
-          <w:sz w:val="24"/>
-        </w:rPr>
-        <w:t xml:space="preserve">eerd in </w:t>
+        <w:t xml:space="preserve">Van Lier raakte echter ook geïnteresseerd in </w:t>
       </w:r>
       <w:r>
         <w:rPr>
@@ -614,6 +569,7 @@
           <w:i w:val="0"/>
           <w:color w:val="0000FF"/>
           <w:sz w:val="24"/>
+          <w:u w:val="single"/>
         </w:rPr>
         <w:hyperlink r:id="rId13" w:history="1">
           <w:r>
@@ -998,7 +954,7 @@
           <w:sz w:val="24"/>
           <w:u w:val="single"/>
         </w:rPr>
-        <w:hyperlink r:id="rId14" w:history="1">
+        <w:hyperlink r:id="rId16" w:history="1">
           <w:r>
             <w:rPr>
               <w:rStyle w:val="Hyperlink"/>
@@ -1113,12 +1069,12 @@
           <w:sz w:val="24"/>
           <w:u w:val="single"/>
         </w:rPr>
-        <w:hyperlink r:id="rId16" w:history="1">
+        <w:hyperlink r:id="rId17" w:history="1">
           <w:r>
             <w:rPr>
               <w:rStyle w:val="Hyperlink"/>
             </w:rPr>
-            <w:t>etnografisch</w:t>
+            <w:t>etnografisc</w:t>
           </w:r>
         </w:hyperlink>
       </w:r>
@@ -1129,36 +1085,13 @@
           <w:i w:val="0"/>
           <w:color w:val="0000FF"/>
           <w:sz w:val="24"/>
-          <w:u w:val="single"/>
-        </w:rPr>
-        <w:t>e</w:t>
-      </w:r>
-      <w:r>
-        <w:rPr>
-          <w:rFonts w:ascii="Charis SIL Regular" w:hAnsi="Charis SIL Regular" w:eastAsia="Charis SIL Regular"/>
-          <w:b w:val="0"/>
-          <w:i w:val="0"/>
-          <w:color w:val="0000FF"/>
-          <w:sz w:val="24"/>
-          <w:u w:val="single"/>
-        </w:rPr>
-        <w:t xml:space="preserve"> </w:t>
-      </w:r>
-      <w:r>
-        <w:rPr>
-          <w:rFonts w:ascii="Charis SIL Regular" w:hAnsi="Charis SIL Regular" w:eastAsia="Charis SIL Regular"/>
-          <w:b w:val="0"/>
-          <w:i w:val="0"/>
-          <w:color w:val="0000FF"/>
-          <w:sz w:val="24"/>
-          <w:u w:val="single"/>
-        </w:rPr>
-        <w:hyperlink r:id="rId16" w:history="1">
+        </w:rPr>
+        <w:hyperlink r:id="rId17" w:history="1">
           <w:r>
             <w:rPr>
               <w:rStyle w:val="Hyperlink"/>
             </w:rPr>
-            <w:t>voorwerpe</w:t>
+            <w:t>h</w:t>
           </w:r>
         </w:hyperlink>
       </w:r>
@@ -1170,7 +1103,36 @@
           <w:color w:val="0000FF"/>
           <w:sz w:val="24"/>
         </w:rPr>
-        <w:t>n</w:t>
+        <w:t>e</w:t>
+      </w:r>
+      <w:r>
+        <w:rPr>
+          <w:rFonts w:ascii="Charis SIL Regular" w:hAnsi="Charis SIL Regular" w:eastAsia="Charis SIL Regular"/>
+          <w:b w:val="0"/>
+          <w:i w:val="0"/>
+          <w:color w:val="0000FF"/>
+          <w:sz w:val="24"/>
+          <w:u w:val="single"/>
+        </w:rPr>
+        <w:t xml:space="preserve"> </w:t>
+      </w:r>
+      <w:r>
+        <w:rPr>
+          <w:rFonts w:ascii="Charis SIL Regular" w:hAnsi="Charis SIL Regular" w:eastAsia="Charis SIL Regular"/>
+          <w:b w:val="0"/>
+          <w:i w:val="0"/>
+          <w:color w:val="0000FF"/>
+          <w:sz w:val="24"/>
+          <w:u w:val="single"/>
+        </w:rPr>
+        <w:hyperlink r:id="rId17" w:history="1">
+          <w:r>
+            <w:rPr>
+              <w:rStyle w:val="Hyperlink"/>
+            </w:rPr>
+            <w:t>voorwerpen</w:t>
+          </w:r>
+        </w:hyperlink>
       </w:r>
       <w:r>
         <w:rPr>
@@ -1191,7 +1153,7 @@
           <w:color w:val="000000"/>
           <w:sz w:val="24"/>
         </w:rPr>
-        <w:hyperlink r:id="rId17" w:history="1">
+        <w:hyperlink r:id="rId16" w:history="1">
           <w:r>
             <w:rPr>
               <w:rStyle w:val="Hyperlink"/>
@@ -1209,7 +1171,7 @@
           <w:color w:val="000000"/>
           <w:sz w:val="24"/>
         </w:rPr>
-        <w:hyperlink r:id="rId17" w:history="1">
+        <w:hyperlink r:id="rId16" w:history="1">
           <w:r>
             <w:rPr>
               <w:rStyle w:val="Hyperlink"/>
@@ -1227,7 +1189,7 @@
           <w:color w:val="000000"/>
           <w:sz w:val="24"/>
         </w:rPr>
-        <w:hyperlink r:id="rId17" w:history="1">
+        <w:hyperlink r:id="rId16" w:history="1">
           <w:r>
             <w:rPr>
               <w:rStyle w:val="Hyperlink"/>
@@ -1374,7 +1336,7 @@
           <w:color w:val="000000"/>
           <w:sz w:val="24"/>
         </w:rPr>
-        <w:hyperlink r:id="rId16" w:history="1">
+        <w:hyperlink r:id="rId17" w:history="1">
           <w:r>
             <w:rPr>
               <w:rStyle w:val="Hyperlink"/>
@@ -1392,7 +1354,7 @@
           <w:color w:val="000000"/>
           <w:sz w:val="24"/>
         </w:rPr>
-        <w:hyperlink r:id="rId16" w:history="1">
+        <w:hyperlink r:id="rId17" w:history="1">
           <w:r>
             <w:rPr>
               <w:rStyle w:val="Hyperlink"/>
@@ -1638,24 +1600,13 @@
       </w:r>
       <w:r>
         <w:rPr>
-          <w:u w:val="single" w:color="0000ff"/>
           <w:rFonts w:ascii="Charis SIL Regular" w:hAnsi="Charis SIL Regular" w:eastAsia="Charis SIL Regular"/>
           <w:b w:val="0"/>
           <w:i w:val="0"/>
           <w:color w:val="000000"/>
           <w:sz w:val="24"/>
         </w:rPr>
-        <w:t>e</w:t>
-      </w:r>
-      <w:r>
-        <w:rPr>
-          <w:rFonts w:ascii="Charis SIL Regular" w:hAnsi="Charis SIL Regular" w:eastAsia="Charis SIL Regular"/>
-          <w:b w:val="0"/>
-          <w:i w:val="0"/>
-          <w:color w:val="000000"/>
-          <w:sz w:val="24"/>
-        </w:rPr>
-        <w:t>l</w:t>
+        <w:t>el</w:t>
       </w:r>
       <w:r>
         <w:rPr>
@@ -2267,13 +2218,31 @@
       </w:r>
       <w:r>
         <w:rPr>
+          <w:u w:val="single" w:color="0000ff"/>
           <w:rFonts w:ascii="Charis SIL Regular" w:hAnsi="Charis SIL Regular" w:eastAsia="Charis SIL Regular"/>
           <w:b w:val="0"/>
           <w:i w:val="0"/>
           <w:color w:val="000000"/>
           <w:sz w:val="24"/>
         </w:rPr>
-        <w:t xml:space="preserve">naar </w:t>
+        <w:hyperlink r:id="rId25" w:history="1">
+          <w:r>
+            <w:rPr>
+              <w:rStyle w:val="Hyperlink"/>
+            </w:rPr>
+            <w:t>naar</w:t>
+          </w:r>
+        </w:hyperlink>
+      </w:r>
+      <w:r>
+        <w:rPr>
+          <w:rFonts w:ascii="Charis SIL Regular" w:hAnsi="Charis SIL Regular" w:eastAsia="Charis SIL Regular"/>
+          <w:b w:val="0"/>
+          <w:i w:val="0"/>
+          <w:color w:val="000000"/>
+          <w:sz w:val="24"/>
+        </w:rPr>
+        <w:t xml:space="preserve"> </w:t>
       </w:r>
       <w:r>
         <w:rPr>
@@ -3262,7 +3231,7 @@
           <w:sz w:val="24"/>
           <w:u w:val="single"/>
         </w:rPr>
-        <w:hyperlink r:id="rId31" w:history="1">
+        <w:hyperlink r:id="rId32" w:history="1">
           <w:r>
             <w:rPr>
               <w:rStyle w:val="Hyperlink"/>
@@ -3291,7 +3260,7 @@
           <w:sz w:val="24"/>
           <w:u w:val="single"/>
         </w:rPr>
-        <w:hyperlink r:id="rId31" w:history="1">
+        <w:hyperlink r:id="rId32" w:history="1">
           <w:r>
             <w:rPr>
               <w:rStyle w:val="Hyperlink"/>
@@ -3864,7 +3833,6 @@
           <w:i w:val="0"/>
           <w:color w:val="0000FF"/>
           <w:sz w:val="24"/>
-          <w:u w:val="single"/>
         </w:rPr>
         <w:hyperlink r:id="rId35" w:history="1">
           <w:r>
@@ -3884,7 +3852,7 @@
           <w:sz w:val="24"/>
           <w:u w:val="single"/>
         </w:rPr>
-        <w:hyperlink r:id="rId35" w:history="1">
+        <w:hyperlink r:id="rId34" w:history="1">
           <w:r>
             <w:rPr>
               <w:rStyle w:val="Hyperlink"/>
@@ -4023,14 +3991,7 @@
           <w:color w:val="000000"/>
           <w:sz w:val="24"/>
         </w:rPr>
-        <w:hyperlink r:id="rId35" w:history="1">
-          <w:r>
-            <w:rPr>
-              <w:rStyle w:val="Hyperlink"/>
-            </w:rPr>
-            <w:t xml:space="preserve"> i</w:t>
-          </w:r>
-        </w:hyperlink>
+        <w:t xml:space="preserve"> i</w:t>
       </w:r>
       <w:r>
         <w:rPr>
@@ -4870,7 +4831,7 @@
           <w:sz w:val="24"/>
           <w:u w:val="single"/>
         </w:rPr>
-        <w:hyperlink r:id="rId39" w:history="1">
+        <w:hyperlink r:id="rId40" w:history="1">
           <w:r>
             <w:rPr>
               <w:rStyle w:val="Hyperlink"/>
@@ -4899,21 +4860,13 @@
       </w:r>
       <w:r>
         <w:rPr>
-          <w:u w:val="single" w:color="0000ff"/>
           <w:rFonts w:ascii="Charis SIL Regular" w:hAnsi="Charis SIL Regular" w:eastAsia="Charis SIL Regular"/>
           <w:b w:val="0"/>
           <w:i w:val="0"/>
           <w:color w:val="000000"/>
           <w:sz w:val="24"/>
         </w:rPr>
-        <w:hyperlink r:id="rId39" w:history="1">
-          <w:r>
-            <w:rPr>
-              <w:rStyle w:val="Hyperlink"/>
-            </w:rPr>
-            <w:t xml:space="preserve">, </w:t>
-          </w:r>
-        </w:hyperlink>
+        <w:t xml:space="preserve">, </w:t>
       </w:r>
       <w:r>
         <w:rPr>
@@ -4953,7 +4906,7 @@
           <w:sz w:val="24"/>
           <w:u w:val="single"/>
         </w:rPr>
-        <w:hyperlink r:id="rId41" w:history="1">
+        <w:hyperlink r:id="rId39" w:history="1">
           <w:r>
             <w:rPr>
               <w:rStyle w:val="Hyperlink"/>
@@ -4971,7 +4924,7 @@
           <w:sz w:val="24"/>
           <w:u w:val="single"/>
         </w:rPr>
-        <w:hyperlink r:id="rId41" w:history="1">
+        <w:hyperlink r:id="rId39" w:history="1">
           <w:r>
             <w:rPr>
               <w:rStyle w:val="Hyperlink"/>

--- a/EXPORTS/DOCX/published/niveau3/Dutch/KunsthandelVanLier.docx
+++ b/EXPORTS/DOCX/published/niveau3/Dutch/KunsthandelVanLier.docx
@@ -249,107 +249,13 @@
       </w:r>
       <w:r>
         <w:rPr>
-          <w:u w:val="single" w:color="0000ff"/>
           <w:rFonts w:ascii="Charis SIL Regular" w:hAnsi="Charis SIL Regular" w:eastAsia="Charis SIL Regular"/>
           <w:b w:val="0"/>
           <w:i w:val="0"/>
           <w:color w:val="000000"/>
           <w:sz w:val="24"/>
         </w:rPr>
-        <w:hyperlink r:id="rId9" w:history="1">
-          <w:r>
-            <w:rPr>
-              <w:rStyle w:val="Hyperlink"/>
-            </w:rPr>
-            <w:t xml:space="preserve">naar </w:t>
-          </w:r>
-        </w:hyperlink>
-      </w:r>
-      <w:r>
-        <w:rPr>
-          <w:u w:val="single" w:color="0000ff"/>
-          <w:rFonts w:ascii="Charis SIL Regular" w:hAnsi="Charis SIL Regular" w:eastAsia="Charis SIL Regular"/>
-          <w:b w:val="0"/>
-          <w:i w:val="0"/>
-          <w:color w:val="000000"/>
-          <w:sz w:val="24"/>
-        </w:rPr>
-        <w:t>A</w:t>
-      </w:r>
-      <w:r>
-        <w:rPr>
-          <w:u w:val="single" w:color="0000ff"/>
-          <w:rFonts w:ascii="Charis SIL Regular" w:hAnsi="Charis SIL Regular" w:eastAsia="Charis SIL Regular"/>
-          <w:b w:val="0"/>
-          <w:i w:val="0"/>
-          <w:color w:val="000000"/>
-          <w:sz w:val="24"/>
-        </w:rPr>
-        <w:hyperlink r:id="rId9" w:history="1">
-          <w:r>
-            <w:rPr>
-              <w:rStyle w:val="Hyperlink"/>
-            </w:rPr>
-            <w:t>ms</w:t>
-          </w:r>
-        </w:hyperlink>
-      </w:r>
-      <w:r>
-        <w:rPr>
-          <w:u w:val="single" w:color="0000ff"/>
-          <w:rFonts w:ascii="Charis SIL Regular" w:hAnsi="Charis SIL Regular" w:eastAsia="Charis SIL Regular"/>
-          <w:b w:val="0"/>
-          <w:i w:val="0"/>
-          <w:color w:val="000000"/>
-          <w:sz w:val="24"/>
-        </w:rPr>
-        <w:hyperlink r:id="rId9" w:history="1">
-          <w:r>
-            <w:rPr>
-              <w:rStyle w:val="Hyperlink"/>
-            </w:rPr>
-            <w:t>t</w:t>
-          </w:r>
-        </w:hyperlink>
-      </w:r>
-      <w:r>
-        <w:rPr>
-          <w:u w:val="single" w:color="0000ff"/>
-          <w:rFonts w:ascii="Charis SIL Regular" w:hAnsi="Charis SIL Regular" w:eastAsia="Charis SIL Regular"/>
-          <w:b w:val="0"/>
-          <w:i w:val="0"/>
-          <w:color w:val="000000"/>
-          <w:sz w:val="24"/>
-        </w:rPr>
-        <w:hyperlink r:id="rId9" w:history="1">
-          <w:r>
-            <w:rPr>
-              <w:rStyle w:val="Hyperlink"/>
-            </w:rPr>
-            <w:t>erd</w:t>
-          </w:r>
-        </w:hyperlink>
-      </w:r>
-      <w:r>
-        <w:rPr>
-          <w:u w:val="single" w:color="0000ff"/>
-          <w:rFonts w:ascii="Charis SIL Regular" w:hAnsi="Charis SIL Regular" w:eastAsia="Charis SIL Regular"/>
-          <w:b w:val="0"/>
-          <w:i w:val="0"/>
-          <w:color w:val="000000"/>
-          <w:sz w:val="24"/>
-        </w:rPr>
-        <w:t>a</w:t>
-      </w:r>
-      <w:r>
-        <w:rPr>
-          <w:rFonts w:ascii="Charis SIL Regular" w:hAnsi="Charis SIL Regular" w:eastAsia="Charis SIL Regular"/>
-          <w:b w:val="0"/>
-          <w:i w:val="0"/>
-          <w:color w:val="000000"/>
-          <w:sz w:val="24"/>
-        </w:rPr>
-        <w:t xml:space="preserve">m. </w:t>
+        <w:t xml:space="preserve">naar Amsterdam. </w:t>
       </w:r>
       <w:r>
         <w:rPr>
@@ -435,7 +341,35 @@
           <w:color w:val="000000"/>
           <w:sz w:val="24"/>
         </w:rPr>
-        <w:t xml:space="preserve"> hield zich vooral bezig met </w:t>
+        <w:t xml:space="preserve"> hield zich vooral be</w:t>
+      </w:r>
+      <w:r>
+        <w:rPr>
+          <w:u w:val="single" w:color="0000ff"/>
+          <w:rFonts w:ascii="Charis SIL Regular" w:hAnsi="Charis SIL Regular" w:eastAsia="Charis SIL Regular"/>
+          <w:b w:val="0"/>
+          <w:i w:val="0"/>
+          <w:color w:val="000000"/>
+          <w:sz w:val="24"/>
+        </w:rPr>
+        <w:hyperlink r:id="rId10" w:history="1">
+          <w:r>
+            <w:rPr>
+              <w:rStyle w:val="Hyperlink"/>
+            </w:rPr>
+            <w:t>zig m</w:t>
+          </w:r>
+        </w:hyperlink>
+      </w:r>
+      <w:r>
+        <w:rPr>
+          <w:rFonts w:ascii="Charis SIL Regular" w:hAnsi="Charis SIL Regular" w:eastAsia="Charis SIL Regular"/>
+          <w:b w:val="0"/>
+          <w:i w:val="0"/>
+          <w:color w:val="000000"/>
+          <w:sz w:val="24"/>
+        </w:rPr>
+        <w:t xml:space="preserve">et </w:t>
       </w:r>
       <w:r>
         <w:rPr>
@@ -531,7 +465,118 @@
           <w:color w:val="000000"/>
           <w:sz w:val="24"/>
         </w:rPr>
-        <w:t xml:space="preserve">Van Lier raakte echter ook geïnteresseerd in </w:t>
+        <w:t>Van Lier raakte ec</w:t>
+      </w:r>
+      <w:r>
+        <w:rPr>
+          <w:u w:val="single" w:color="0000ff"/>
+          <w:rFonts w:ascii="Charis SIL Regular" w:hAnsi="Charis SIL Regular" w:eastAsia="Charis SIL Regular"/>
+          <w:b w:val="0"/>
+          <w:i w:val="0"/>
+          <w:color w:val="000000"/>
+          <w:sz w:val="24"/>
+        </w:rPr>
+        <w:hyperlink r:id="rId11" w:history="1">
+          <w:r>
+            <w:rPr>
+              <w:rStyle w:val="Hyperlink"/>
+            </w:rPr>
+            <w:t xml:space="preserve">hter ook </w:t>
+          </w:r>
+        </w:hyperlink>
+      </w:r>
+      <w:r>
+        <w:rPr>
+          <w:u w:val="single" w:color="0000ff"/>
+          <w:rFonts w:ascii="Charis SIL Regular" w:hAnsi="Charis SIL Regular" w:eastAsia="Charis SIL Regular"/>
+          <w:b w:val="0"/>
+          <w:i w:val="0"/>
+          <w:color w:val="000000"/>
+          <w:sz w:val="24"/>
+        </w:rPr>
+        <w:hyperlink r:id="rId11" w:history="1">
+          <w:r>
+            <w:rPr>
+              <w:rStyle w:val="Hyperlink"/>
+            </w:rPr>
+            <w:t>g</w:t>
+          </w:r>
+        </w:hyperlink>
+      </w:r>
+      <w:r>
+        <w:rPr>
+          <w:u w:val="single" w:color="0000ff"/>
+          <w:rFonts w:ascii="Charis SIL Regular" w:hAnsi="Charis SIL Regular" w:eastAsia="Charis SIL Regular"/>
+          <w:b w:val="0"/>
+          <w:i w:val="0"/>
+          <w:color w:val="000000"/>
+          <w:sz w:val="24"/>
+        </w:rPr>
+        <w:hyperlink r:id="rId11" w:history="1">
+          <w:r>
+            <w:rPr>
+              <w:rStyle w:val="Hyperlink"/>
+            </w:rPr>
+            <w:t>eïnt</w:t>
+          </w:r>
+        </w:hyperlink>
+      </w:r>
+      <w:r>
+        <w:rPr>
+          <w:u w:val="single" w:color="0000ff"/>
+          <w:rFonts w:ascii="Charis SIL Regular" w:hAnsi="Charis SIL Regular" w:eastAsia="Charis SIL Regular"/>
+          <w:b w:val="0"/>
+          <w:i w:val="0"/>
+          <w:color w:val="000000"/>
+          <w:sz w:val="24"/>
+        </w:rPr>
+        <w:hyperlink r:id="rId11" w:history="1">
+          <w:r>
+            <w:rPr>
+              <w:rStyle w:val="Hyperlink"/>
+            </w:rPr>
+            <w:t>e</w:t>
+          </w:r>
+        </w:hyperlink>
+      </w:r>
+      <w:r>
+        <w:rPr>
+          <w:u w:val="single" w:color="0000ff"/>
+          <w:rFonts w:ascii="Charis SIL Regular" w:hAnsi="Charis SIL Regular" w:eastAsia="Charis SIL Regular"/>
+          <w:b w:val="0"/>
+          <w:i w:val="0"/>
+          <w:color w:val="000000"/>
+          <w:sz w:val="24"/>
+        </w:rPr>
+        <w:hyperlink r:id="rId11" w:history="1">
+          <w:r>
+            <w:rPr>
+              <w:rStyle w:val="Hyperlink"/>
+            </w:rPr>
+            <w:t>res</w:t>
+          </w:r>
+        </w:hyperlink>
+      </w:r>
+      <w:r>
+        <w:rPr>
+          <w:u w:val="single" w:color="0000ff"/>
+          <w:rFonts w:ascii="Charis SIL Regular" w:hAnsi="Charis SIL Regular" w:eastAsia="Charis SIL Regular"/>
+          <w:b w:val="0"/>
+          <w:i w:val="0"/>
+          <w:color w:val="000000"/>
+          <w:sz w:val="24"/>
+        </w:rPr>
+        <w:t>s</w:t>
+      </w:r>
+      <w:r>
+        <w:rPr>
+          <w:rFonts w:ascii="Charis SIL Regular" w:hAnsi="Charis SIL Regular" w:eastAsia="Charis SIL Regular"/>
+          <w:b w:val="0"/>
+          <w:i w:val="0"/>
+          <w:color w:val="000000"/>
+          <w:sz w:val="24"/>
+        </w:rPr>
+        <w:t xml:space="preserve">eerd in </w:t>
       </w:r>
       <w:r>
         <w:rPr>
@@ -607,32 +652,7 @@
           <w:color w:val="000000"/>
           <w:sz w:val="24"/>
         </w:rPr>
-        <w:hyperlink r:id="rId12" w:history="1">
-          <w:r>
-            <w:rPr>
-              <w:rStyle w:val="Hyperlink"/>
-            </w:rPr>
-            <w:t xml:space="preserve"> e</w:t>
-          </w:r>
-        </w:hyperlink>
-      </w:r>
-      <w:r>
-        <w:rPr>
-          <w:u w:val="single" w:color="0000ff"/>
-          <w:rFonts w:ascii="Charis SIL Regular" w:hAnsi="Charis SIL Regular" w:eastAsia="Charis SIL Regular"/>
-          <w:b w:val="0"/>
-          <w:i w:val="0"/>
-          <w:color w:val="000000"/>
-          <w:sz w:val="24"/>
-        </w:rPr>
-        <w:hyperlink r:id="rId12" w:history="1">
-          <w:r>
-            <w:rPr>
-              <w:rStyle w:val="Hyperlink"/>
-            </w:rPr>
-            <w:t xml:space="preserve">n </w:t>
-          </w:r>
-        </w:hyperlink>
+        <w:t xml:space="preserve"> en </w:t>
       </w:r>
       <w:r>
         <w:rPr>
@@ -954,7 +974,7 @@
           <w:sz w:val="24"/>
           <w:u w:val="single"/>
         </w:rPr>
-        <w:hyperlink r:id="rId16" w:history="1">
+        <w:hyperlink r:id="rId14" w:history="1">
           <w:r>
             <w:rPr>
               <w:rStyle w:val="Hyperlink"/>
@@ -1069,12 +1089,12 @@
           <w:sz w:val="24"/>
           <w:u w:val="single"/>
         </w:rPr>
-        <w:hyperlink r:id="rId17" w:history="1">
+        <w:hyperlink r:id="rId16" w:history="1">
           <w:r>
             <w:rPr>
               <w:rStyle w:val="Hyperlink"/>
             </w:rPr>
-            <w:t>etnografisc</w:t>
+            <w:t>etnografisch</w:t>
           </w:r>
         </w:hyperlink>
       </w:r>
@@ -1085,13 +1105,36 @@
           <w:i w:val="0"/>
           <w:color w:val="0000FF"/>
           <w:sz w:val="24"/>
-        </w:rPr>
-        <w:hyperlink r:id="rId17" w:history="1">
+          <w:u w:val="single"/>
+        </w:rPr>
+        <w:t>e</w:t>
+      </w:r>
+      <w:r>
+        <w:rPr>
+          <w:rFonts w:ascii="Charis SIL Regular" w:hAnsi="Charis SIL Regular" w:eastAsia="Charis SIL Regular"/>
+          <w:b w:val="0"/>
+          <w:i w:val="0"/>
+          <w:color w:val="0000FF"/>
+          <w:sz w:val="24"/>
+          <w:u w:val="single"/>
+        </w:rPr>
+        <w:t xml:space="preserve"> </w:t>
+      </w:r>
+      <w:r>
+        <w:rPr>
+          <w:rFonts w:ascii="Charis SIL Regular" w:hAnsi="Charis SIL Regular" w:eastAsia="Charis SIL Regular"/>
+          <w:b w:val="0"/>
+          <w:i w:val="0"/>
+          <w:color w:val="0000FF"/>
+          <w:sz w:val="24"/>
+          <w:u w:val="single"/>
+        </w:rPr>
+        <w:hyperlink r:id="rId16" w:history="1">
           <w:r>
             <w:rPr>
               <w:rStyle w:val="Hyperlink"/>
             </w:rPr>
-            <w:t>h</w:t>
+            <w:t>voorwerpe</w:t>
           </w:r>
         </w:hyperlink>
       </w:r>
@@ -1103,57 +1146,28 @@
           <w:color w:val="0000FF"/>
           <w:sz w:val="24"/>
         </w:rPr>
-        <w:t>e</w:t>
-      </w:r>
-      <w:r>
-        <w:rPr>
-          <w:rFonts w:ascii="Charis SIL Regular" w:hAnsi="Charis SIL Regular" w:eastAsia="Charis SIL Regular"/>
-          <w:b w:val="0"/>
-          <w:i w:val="0"/>
-          <w:color w:val="0000FF"/>
-          <w:sz w:val="24"/>
-          <w:u w:val="single"/>
-        </w:rPr>
-        <w:t xml:space="preserve"> </w:t>
-      </w:r>
-      <w:r>
-        <w:rPr>
-          <w:rFonts w:ascii="Charis SIL Regular" w:hAnsi="Charis SIL Regular" w:eastAsia="Charis SIL Regular"/>
-          <w:b w:val="0"/>
-          <w:i w:val="0"/>
-          <w:color w:val="0000FF"/>
-          <w:sz w:val="24"/>
-          <w:u w:val="single"/>
+        <w:t>n</w:t>
+      </w:r>
+      <w:r>
+        <w:rPr>
+          <w:rFonts w:ascii="Charis SIL Regular" w:hAnsi="Charis SIL Regular" w:eastAsia="Charis SIL Regular"/>
+          <w:b w:val="0"/>
+          <w:i w:val="0"/>
+          <w:color w:val="000000"/>
+          <w:sz w:val="24"/>
+        </w:rPr>
+        <w:t xml:space="preserve"> uit de hele wereld</w:t>
+      </w:r>
+      <w:r>
+        <w:rPr>
+          <w:u w:val="single" w:color="0000ff"/>
+          <w:rFonts w:ascii="Charis SIL Regular" w:hAnsi="Charis SIL Regular" w:eastAsia="Charis SIL Regular"/>
+          <w:b w:val="0"/>
+          <w:i w:val="0"/>
+          <w:color w:val="000000"/>
+          <w:sz w:val="24"/>
         </w:rPr>
         <w:hyperlink r:id="rId17" w:history="1">
-          <w:r>
-            <w:rPr>
-              <w:rStyle w:val="Hyperlink"/>
-            </w:rPr>
-            <w:t>voorwerpen</w:t>
-          </w:r>
-        </w:hyperlink>
-      </w:r>
-      <w:r>
-        <w:rPr>
-          <w:rFonts w:ascii="Charis SIL Regular" w:hAnsi="Charis SIL Regular" w:eastAsia="Charis SIL Regular"/>
-          <w:b w:val="0"/>
-          <w:i w:val="0"/>
-          <w:color w:val="000000"/>
-          <w:sz w:val="24"/>
-        </w:rPr>
-        <w:t xml:space="preserve"> uit de hele wereld</w:t>
-      </w:r>
-      <w:r>
-        <w:rPr>
-          <w:u w:val="single" w:color="0000ff"/>
-          <w:rFonts w:ascii="Charis SIL Regular" w:hAnsi="Charis SIL Regular" w:eastAsia="Charis SIL Regular"/>
-          <w:b w:val="0"/>
-          <w:i w:val="0"/>
-          <w:color w:val="000000"/>
-          <w:sz w:val="24"/>
-        </w:rPr>
-        <w:hyperlink r:id="rId16" w:history="1">
           <w:r>
             <w:rPr>
               <w:rStyle w:val="Hyperlink"/>
@@ -1171,7 +1185,7 @@
           <w:color w:val="000000"/>
           <w:sz w:val="24"/>
         </w:rPr>
-        <w:hyperlink r:id="rId16" w:history="1">
+        <w:hyperlink r:id="rId17" w:history="1">
           <w:r>
             <w:rPr>
               <w:rStyle w:val="Hyperlink"/>
@@ -1189,7 +1203,7 @@
           <w:color w:val="000000"/>
           <w:sz w:val="24"/>
         </w:rPr>
-        <w:hyperlink r:id="rId16" w:history="1">
+        <w:hyperlink r:id="rId17" w:history="1">
           <w:r>
             <w:rPr>
               <w:rStyle w:val="Hyperlink"/>
@@ -1236,7 +1250,7 @@
           <w:sz w:val="24"/>
           <w:u w:val="single"/>
         </w:rPr>
-        <w:hyperlink r:id="rId13" w:history="1">
+        <w:hyperlink r:id="rId18" w:history="1">
           <w:r>
             <w:rPr>
               <w:rStyle w:val="Hyperlink"/>
@@ -1254,7 +1268,7 @@
           <w:sz w:val="24"/>
           <w:u w:val="single"/>
         </w:rPr>
-        <w:hyperlink r:id="rId13" w:history="1">
+        <w:hyperlink r:id="rId18" w:history="1">
           <w:r>
             <w:rPr>
               <w:rStyle w:val="Hyperlink"/>
@@ -1272,7 +1286,7 @@
           <w:sz w:val="24"/>
           <w:u w:val="single"/>
         </w:rPr>
-        <w:hyperlink r:id="rId13" w:history="1">
+        <w:hyperlink r:id="rId18" w:history="1">
           <w:r>
             <w:rPr>
               <w:rStyle w:val="Hyperlink"/>
@@ -1290,7 +1304,7 @@
           <w:sz w:val="24"/>
           <w:u w:val="single"/>
         </w:rPr>
-        <w:hyperlink r:id="rId13" w:history="1">
+        <w:hyperlink r:id="rId18" w:history="1">
           <w:r>
             <w:rPr>
               <w:rStyle w:val="Hyperlink"/>
@@ -1336,7 +1350,7 @@
           <w:color w:val="000000"/>
           <w:sz w:val="24"/>
         </w:rPr>
-        <w:hyperlink r:id="rId17" w:history="1">
+        <w:hyperlink r:id="rId16" w:history="1">
           <w:r>
             <w:rPr>
               <w:rStyle w:val="Hyperlink"/>
@@ -1354,7 +1368,7 @@
           <w:color w:val="000000"/>
           <w:sz w:val="24"/>
         </w:rPr>
-        <w:hyperlink r:id="rId17" w:history="1">
+        <w:hyperlink r:id="rId16" w:history="1">
           <w:r>
             <w:rPr>
               <w:rStyle w:val="Hyperlink"/>
@@ -1600,13 +1614,24 @@
       </w:r>
       <w:r>
         <w:rPr>
+          <w:u w:val="single" w:color="0000ff"/>
           <w:rFonts w:ascii="Charis SIL Regular" w:hAnsi="Charis SIL Regular" w:eastAsia="Charis SIL Regular"/>
           <w:b w:val="0"/>
           <w:i w:val="0"/>
           <w:color w:val="000000"/>
           <w:sz w:val="24"/>
         </w:rPr>
-        <w:t>el</w:t>
+        <w:t>e</w:t>
+      </w:r>
+      <w:r>
+        <w:rPr>
+          <w:rFonts w:ascii="Charis SIL Regular" w:hAnsi="Charis SIL Regular" w:eastAsia="Charis SIL Regular"/>
+          <w:b w:val="0"/>
+          <w:i w:val="0"/>
+          <w:color w:val="000000"/>
+          <w:sz w:val="24"/>
+        </w:rPr>
+        <w:t>l</w:t>
       </w:r>
       <w:r>
         <w:rPr>
@@ -2236,6 +2261,7 @@
       </w:r>
       <w:r>
         <w:rPr>
+          <w:u w:val="single" w:color="0000ff"/>
           <w:rFonts w:ascii="Charis SIL Regular" w:hAnsi="Charis SIL Regular" w:eastAsia="Charis SIL Regular"/>
           <w:b w:val="0"/>
           <w:i w:val="0"/>
@@ -3231,7 +3257,7 @@
           <w:sz w:val="24"/>
           <w:u w:val="single"/>
         </w:rPr>
-        <w:hyperlink r:id="rId32" w:history="1">
+        <w:hyperlink r:id="rId31" w:history="1">
           <w:r>
             <w:rPr>
               <w:rStyle w:val="Hyperlink"/>
@@ -3260,7 +3286,7 @@
           <w:sz w:val="24"/>
           <w:u w:val="single"/>
         </w:rPr>
-        <w:hyperlink r:id="rId32" w:history="1">
+        <w:hyperlink r:id="rId31" w:history="1">
           <w:r>
             <w:rPr>
               <w:rStyle w:val="Hyperlink"/>
@@ -3833,6 +3859,7 @@
           <w:i w:val="0"/>
           <w:color w:val="0000FF"/>
           <w:sz w:val="24"/>
+          <w:u w:val="single"/>
         </w:rPr>
         <w:hyperlink r:id="rId35" w:history="1">
           <w:r>
@@ -3852,7 +3879,7 @@
           <w:sz w:val="24"/>
           <w:u w:val="single"/>
         </w:rPr>
-        <w:hyperlink r:id="rId34" w:history="1">
+        <w:hyperlink r:id="rId35" w:history="1">
           <w:r>
             <w:rPr>
               <w:rStyle w:val="Hyperlink"/>
@@ -3991,7 +4018,14 @@
           <w:color w:val="000000"/>
           <w:sz w:val="24"/>
         </w:rPr>
-        <w:t xml:space="preserve"> i</w:t>
+        <w:hyperlink r:id="rId35" w:history="1">
+          <w:r>
+            <w:rPr>
+              <w:rStyle w:val="Hyperlink"/>
+            </w:rPr>
+            <w:t xml:space="preserve"> i</w:t>
+          </w:r>
+        </w:hyperlink>
       </w:r>
       <w:r>
         <w:rPr>
@@ -4866,7 +4900,14 @@
           <w:color w:val="000000"/>
           <w:sz w:val="24"/>
         </w:rPr>
-        <w:t xml:space="preserve">, </w:t>
+        <w:hyperlink r:id="rId39" w:history="1">
+          <w:r>
+            <w:rPr>
+              <w:rStyle w:val="Hyperlink"/>
+            </w:rPr>
+            <w:t xml:space="preserve">, </w:t>
+          </w:r>
+        </w:hyperlink>
       </w:r>
       <w:r>
         <w:rPr>

--- a/EXPORTS/DOCX/published/niveau3/Dutch/KunsthandelVanLier.docx
+++ b/EXPORTS/DOCX/published/niveau3/Dutch/KunsthandelVanLier.docx
@@ -634,7 +634,7 @@
           <w:sz w:val="24"/>
           <w:u w:val="single"/>
         </w:rPr>
-        <w:hyperlink r:id="rId12" w:history="1">
+        <w:hyperlink r:id="rId13" w:history="1">
           <w:r>
             <w:rPr>
               <w:rStyle w:val="Hyperlink"/>
@@ -663,7 +663,7 @@
           <w:sz w:val="24"/>
           <w:u w:val="single"/>
         </w:rPr>
-        <w:hyperlink r:id="rId12" w:history="1">
+        <w:hyperlink r:id="rId14" w:history="1">
           <w:r>
             <w:rPr>
               <w:rStyle w:val="Hyperlink"/>
@@ -681,7 +681,7 @@
           <w:sz w:val="24"/>
           <w:u w:val="single"/>
         </w:rPr>
-        <w:hyperlink r:id="rId12" w:history="1">
+        <w:hyperlink r:id="rId14" w:history="1">
           <w:r>
             <w:rPr>
               <w:rStyle w:val="Hyperlink"/>
@@ -825,9 +825,8 @@
           <w:i w:val="0"/>
           <w:color w:val="0000FF"/>
           <w:sz w:val="24"/>
-          <w:u w:val="single"/>
-        </w:rPr>
-        <w:hyperlink r:id="rId14" w:history="1">
+        </w:rPr>
+        <w:hyperlink r:id="rId15" w:history="1">
           <w:r>
             <w:rPr>
               <w:rStyle w:val="Hyperlink"/>
@@ -845,7 +844,7 @@
           <w:sz w:val="24"/>
           <w:u w:val="single"/>
         </w:rPr>
-        <w:hyperlink r:id="rId15" w:history="1">
+        <w:hyperlink r:id="rId14" w:history="1">
           <w:r>
             <w:rPr>
               <w:rStyle w:val="Hyperlink"/>
@@ -874,7 +873,7 @@
           <w:sz w:val="24"/>
           <w:u w:val="single"/>
         </w:rPr>
-        <w:hyperlink r:id="rId15" w:history="1">
+        <w:hyperlink r:id="rId14" w:history="1">
           <w:r>
             <w:rPr>
               <w:rStyle w:val="Hyperlink"/>
@@ -892,7 +891,7 @@
           <w:sz w:val="24"/>
           <w:u w:val="single"/>
         </w:rPr>
-        <w:hyperlink r:id="rId14" w:history="1">
+        <w:hyperlink r:id="rId15" w:history="1">
           <w:r>
             <w:rPr>
               <w:rStyle w:val="Hyperlink"/>
@@ -920,7 +919,7 @@
           <w:color w:val="000000"/>
           <w:sz w:val="24"/>
         </w:rPr>
-        <w:hyperlink r:id="rId14" w:history="1">
+        <w:hyperlink r:id="rId15" w:history="1">
           <w:r>
             <w:rPr>
               <w:rStyle w:val="Hyperlink"/>
@@ -938,7 +937,7 @@
           <w:sz w:val="24"/>
           <w:u w:val="single"/>
         </w:rPr>
-        <w:hyperlink r:id="rId14" w:history="1">
+        <w:hyperlink r:id="rId15" w:history="1">
           <w:r>
             <w:rPr>
               <w:rStyle w:val="Hyperlink"/>
@@ -956,7 +955,7 @@
           <w:sz w:val="24"/>
           <w:u w:val="single"/>
         </w:rPr>
-        <w:hyperlink r:id="rId14" w:history="1">
+        <w:hyperlink r:id="rId15" w:history="1">
           <w:r>
             <w:rPr>
               <w:rStyle w:val="Hyperlink"/>
@@ -974,7 +973,7 @@
           <w:sz w:val="24"/>
           <w:u w:val="single"/>
         </w:rPr>
-        <w:hyperlink r:id="rId14" w:history="1">
+        <w:hyperlink r:id="rId15" w:history="1">
           <w:r>
             <w:rPr>
               <w:rStyle w:val="Hyperlink"/>
@@ -1003,7 +1002,7 @@
           <w:sz w:val="24"/>
           <w:u w:val="single"/>
         </w:rPr>
-        <w:hyperlink r:id="rId14" w:history="1">
+        <w:hyperlink r:id="rId15" w:history="1">
           <w:r>
             <w:rPr>
               <w:rStyle w:val="Hyperlink"/>
@@ -1250,7 +1249,7 @@
           <w:sz w:val="24"/>
           <w:u w:val="single"/>
         </w:rPr>
-        <w:hyperlink r:id="rId18" w:history="1">
+        <w:hyperlink r:id="rId13" w:history="1">
           <w:r>
             <w:rPr>
               <w:rStyle w:val="Hyperlink"/>
@@ -1268,7 +1267,7 @@
           <w:sz w:val="24"/>
           <w:u w:val="single"/>
         </w:rPr>
-        <w:hyperlink r:id="rId18" w:history="1">
+        <w:hyperlink r:id="rId13" w:history="1">
           <w:r>
             <w:rPr>
               <w:rStyle w:val="Hyperlink"/>
@@ -1286,7 +1285,7 @@
           <w:sz w:val="24"/>
           <w:u w:val="single"/>
         </w:rPr>
-        <w:hyperlink r:id="rId18" w:history="1">
+        <w:hyperlink r:id="rId13" w:history="1">
           <w:r>
             <w:rPr>
               <w:rStyle w:val="Hyperlink"/>
@@ -1304,7 +1303,7 @@
           <w:sz w:val="24"/>
           <w:u w:val="single"/>
         </w:rPr>
-        <w:hyperlink r:id="rId18" w:history="1">
+        <w:hyperlink r:id="rId13" w:history="1">
           <w:r>
             <w:rPr>
               <w:rStyle w:val="Hyperlink"/>
@@ -2428,46 +2427,18 @@
           <w:color w:val="000000"/>
           <w:sz w:val="24"/>
         </w:rPr>
-        <w:t>zijn h</w:t>
-      </w:r>
-      <w:r>
-        <w:rPr>
-          <w:u w:val="single" w:color="0000ff"/>
-          <w:rFonts w:ascii="Charis SIL Regular" w:hAnsi="Charis SIL Regular" w:eastAsia="Charis SIL Regular"/>
-          <w:b w:val="0"/>
-          <w:i w:val="0"/>
-          <w:color w:val="000000"/>
-          <w:sz w:val="24"/>
+        <w:t xml:space="preserve">zijn handel voort vanuit het stadje </w:t>
+      </w:r>
+      <w:r>
+        <w:rPr>
+          <w:rFonts w:ascii="Charis SIL Regular" w:hAnsi="Charis SIL Regular" w:eastAsia="Charis SIL Regular"/>
+          <w:b w:val="0"/>
+          <w:i w:val="0"/>
+          <w:color w:val="0000FF"/>
+          <w:sz w:val="24"/>
+          <w:u w:val="single"/>
         </w:rPr>
         <w:hyperlink r:id="rId27" w:history="1">
-          <w:r>
-            <w:rPr>
-              <w:rStyle w:val="Hyperlink"/>
-            </w:rPr>
-            <w:t>andel v</w:t>
-          </w:r>
-        </w:hyperlink>
-      </w:r>
-      <w:r>
-        <w:rPr>
-          <w:rFonts w:ascii="Charis SIL Regular" w:hAnsi="Charis SIL Regular" w:eastAsia="Charis SIL Regular"/>
-          <w:b w:val="0"/>
-          <w:i w:val="0"/>
-          <w:color w:val="000000"/>
-          <w:sz w:val="24"/>
-        </w:rPr>
-        <w:t xml:space="preserve">oort vanuit het stadje </w:t>
-      </w:r>
-      <w:r>
-        <w:rPr>
-          <w:rFonts w:ascii="Charis SIL Regular" w:hAnsi="Charis SIL Regular" w:eastAsia="Charis SIL Regular"/>
-          <w:b w:val="0"/>
-          <w:i w:val="0"/>
-          <w:color w:val="0000FF"/>
-          <w:sz w:val="24"/>
-          <w:u w:val="single"/>
-        </w:rPr>
-        <w:hyperlink r:id="rId28" w:history="1">
           <w:r>
             <w:rPr>
               <w:rStyle w:val="Hyperlink"/>
@@ -2516,7 +2487,7 @@
           <w:color w:val="000000"/>
           <w:sz w:val="24"/>
         </w:rPr>
-        <w:hyperlink r:id="rId28" w:history="1">
+        <w:hyperlink r:id="rId27" w:history="1">
           <w:r>
             <w:rPr>
               <w:rStyle w:val="Hyperlink"/>
@@ -2544,7 +2515,7 @@
           <w:sz w:val="24"/>
           <w:u w:val="single"/>
         </w:rPr>
-        <w:hyperlink r:id="rId29" w:history="1">
+        <w:hyperlink r:id="rId28" w:history="1">
           <w:r>
             <w:rPr>
               <w:rStyle w:val="Hyperlink"/>
@@ -2573,7 +2544,7 @@
           <w:sz w:val="24"/>
           <w:u w:val="single"/>
         </w:rPr>
-        <w:hyperlink r:id="rId29" w:history="1">
+        <w:hyperlink r:id="rId28" w:history="1">
           <w:r>
             <w:rPr>
               <w:rStyle w:val="Hyperlink"/>
@@ -2602,7 +2573,7 @@
           <w:sz w:val="24"/>
           <w:u w:val="single"/>
         </w:rPr>
-        <w:hyperlink r:id="rId29" w:history="1">
+        <w:hyperlink r:id="rId28" w:history="1">
           <w:r>
             <w:rPr>
               <w:rStyle w:val="Hyperlink"/>
@@ -2640,7 +2611,7 @@
           <w:color w:val="000000"/>
           <w:sz w:val="24"/>
         </w:rPr>
-        <w:hyperlink r:id="rId29" w:history="1">
+        <w:hyperlink r:id="rId28" w:history="1">
           <w:r>
             <w:rPr>
               <w:rStyle w:val="Hyperlink"/>
@@ -2658,7 +2629,7 @@
           <w:color w:val="000000"/>
           <w:sz w:val="24"/>
         </w:rPr>
-        <w:hyperlink r:id="rId29" w:history="1">
+        <w:hyperlink r:id="rId28" w:history="1">
           <w:r>
             <w:rPr>
               <w:rStyle w:val="Hyperlink"/>
@@ -2676,7 +2647,7 @@
           <w:color w:val="000000"/>
           <w:sz w:val="24"/>
         </w:rPr>
-        <w:hyperlink r:id="rId29" w:history="1">
+        <w:hyperlink r:id="rId28" w:history="1">
           <w:r>
             <w:rPr>
               <w:rStyle w:val="Hyperlink"/>
@@ -2694,7 +2665,7 @@
           <w:color w:val="000000"/>
           <w:sz w:val="24"/>
         </w:rPr>
-        <w:hyperlink r:id="rId29" w:history="1">
+        <w:hyperlink r:id="rId28" w:history="1">
           <w:r>
             <w:rPr>
               <w:rStyle w:val="Hyperlink"/>
@@ -2712,7 +2683,7 @@
           <w:color w:val="000000"/>
           <w:sz w:val="24"/>
         </w:rPr>
-        <w:hyperlink r:id="rId29" w:history="1">
+        <w:hyperlink r:id="rId28" w:history="1">
           <w:r>
             <w:rPr>
               <w:rStyle w:val="Hyperlink"/>
@@ -2750,7 +2721,7 @@
           <w:sz w:val="24"/>
           <w:u w:val="single"/>
         </w:rPr>
-        <w:hyperlink r:id="rId30" w:history="1">
+        <w:hyperlink r:id="rId29" w:history="1">
           <w:r>
             <w:rPr>
               <w:rStyle w:val="Hyperlink"/>
@@ -2818,7 +2789,7 @@
           <w:sz w:val="24"/>
           <w:u w:val="single"/>
         </w:rPr>
-        <w:hyperlink r:id="rId31" w:history="1">
+        <w:hyperlink r:id="rId30" w:history="1">
           <w:r>
             <w:rPr>
               <w:rStyle w:val="Hyperlink"/>
@@ -2847,7 +2818,7 @@
           <w:sz w:val="24"/>
           <w:u w:val="single"/>
         </w:rPr>
-        <w:hyperlink r:id="rId31" w:history="1">
+        <w:hyperlink r:id="rId30" w:history="1">
           <w:r>
             <w:rPr>
               <w:rStyle w:val="Hyperlink"/>
@@ -2876,7 +2847,7 @@
           <w:sz w:val="24"/>
           <w:u w:val="single"/>
         </w:rPr>
-        <w:hyperlink r:id="rId31" w:history="1">
+        <w:hyperlink r:id="rId30" w:history="1">
           <w:r>
             <w:rPr>
               <w:rStyle w:val="Hyperlink"/>
@@ -2905,7 +2876,7 @@
           <w:sz w:val="24"/>
           <w:u w:val="single"/>
         </w:rPr>
-        <w:hyperlink r:id="rId31" w:history="1">
+        <w:hyperlink r:id="rId30" w:history="1">
           <w:r>
             <w:rPr>
               <w:rStyle w:val="Hyperlink"/>
@@ -2934,7 +2905,7 @@
           <w:sz w:val="24"/>
           <w:u w:val="single"/>
         </w:rPr>
-        <w:hyperlink r:id="rId31" w:history="1">
+        <w:hyperlink r:id="rId30" w:history="1">
           <w:r>
             <w:rPr>
               <w:rStyle w:val="Hyperlink"/>
@@ -2963,7 +2934,7 @@
           <w:sz w:val="24"/>
           <w:u w:val="single"/>
         </w:rPr>
-        <w:hyperlink r:id="rId31" w:history="1">
+        <w:hyperlink r:id="rId30" w:history="1">
           <w:r>
             <w:rPr>
               <w:rStyle w:val="Hyperlink"/>
@@ -2992,7 +2963,7 @@
           <w:sz w:val="24"/>
           <w:u w:val="single"/>
         </w:rPr>
-        <w:hyperlink r:id="rId31" w:history="1">
+        <w:hyperlink r:id="rId30" w:history="1">
           <w:r>
             <w:rPr>
               <w:rStyle w:val="Hyperlink"/>
@@ -3030,7 +3001,7 @@
           <w:color w:val="000000"/>
           <w:sz w:val="24"/>
         </w:rPr>
-        <w:hyperlink r:id="rId31" w:history="1">
+        <w:hyperlink r:id="rId30" w:history="1">
           <w:r>
             <w:rPr>
               <w:rStyle w:val="Hyperlink"/>
@@ -3048,7 +3019,7 @@
           <w:color w:val="000000"/>
           <w:sz w:val="24"/>
         </w:rPr>
-        <w:hyperlink r:id="rId31" w:history="1">
+        <w:hyperlink r:id="rId30" w:history="1">
           <w:r>
             <w:rPr>
               <w:rStyle w:val="Hyperlink"/>
@@ -3066,7 +3037,7 @@
           <w:color w:val="000000"/>
           <w:sz w:val="24"/>
         </w:rPr>
-        <w:hyperlink r:id="rId31" w:history="1">
+        <w:hyperlink r:id="rId30" w:history="1">
           <w:r>
             <w:rPr>
               <w:rStyle w:val="Hyperlink"/>
@@ -3084,7 +3055,7 @@
           <w:color w:val="000000"/>
           <w:sz w:val="24"/>
         </w:rPr>
-        <w:hyperlink r:id="rId31" w:history="1">
+        <w:hyperlink r:id="rId30" w:history="1">
           <w:r>
             <w:rPr>
               <w:rStyle w:val="Hyperlink"/>
@@ -3102,7 +3073,7 @@
           <w:color w:val="000000"/>
           <w:sz w:val="24"/>
         </w:rPr>
-        <w:hyperlink r:id="rId31" w:history="1">
+        <w:hyperlink r:id="rId30" w:history="1">
           <w:r>
             <w:rPr>
               <w:rStyle w:val="Hyperlink"/>
@@ -3120,7 +3091,7 @@
           <w:color w:val="000000"/>
           <w:sz w:val="24"/>
         </w:rPr>
-        <w:hyperlink r:id="rId31" w:history="1">
+        <w:hyperlink r:id="rId30" w:history="1">
           <w:r>
             <w:rPr>
               <w:rStyle w:val="Hyperlink"/>
@@ -3138,7 +3109,7 @@
           <w:color w:val="000000"/>
           <w:sz w:val="24"/>
         </w:rPr>
-        <w:hyperlink r:id="rId31" w:history="1">
+        <w:hyperlink r:id="rId30" w:history="1">
           <w:r>
             <w:rPr>
               <w:rStyle w:val="Hyperlink"/>
@@ -3156,7 +3127,7 @@
           <w:color w:val="000000"/>
           <w:sz w:val="24"/>
         </w:rPr>
-        <w:hyperlink r:id="rId31" w:history="1">
+        <w:hyperlink r:id="rId30" w:history="1">
           <w:r>
             <w:rPr>
               <w:rStyle w:val="Hyperlink"/>
@@ -3174,7 +3145,7 @@
           <w:color w:val="000000"/>
           <w:sz w:val="24"/>
         </w:rPr>
-        <w:hyperlink r:id="rId31" w:history="1">
+        <w:hyperlink r:id="rId30" w:history="1">
           <w:r>
             <w:rPr>
               <w:rStyle w:val="Hyperlink"/>
@@ -3192,7 +3163,7 @@
           <w:sz w:val="24"/>
           <w:u w:val="single"/>
         </w:rPr>
-        <w:hyperlink r:id="rId31" w:history="1">
+        <w:hyperlink r:id="rId30" w:history="1">
           <w:r>
             <w:rPr>
               <w:rStyle w:val="Hyperlink"/>
@@ -3210,7 +3181,7 @@
           <w:sz w:val="24"/>
           <w:u w:val="single"/>
         </w:rPr>
-        <w:hyperlink r:id="rId31" w:history="1">
+        <w:hyperlink r:id="rId30" w:history="1">
           <w:r>
             <w:rPr>
               <w:rStyle w:val="Hyperlink"/>
@@ -3228,7 +3199,7 @@
           <w:sz w:val="24"/>
           <w:u w:val="single"/>
         </w:rPr>
-        <w:hyperlink r:id="rId31" w:history="1">
+        <w:hyperlink r:id="rId30" w:history="1">
           <w:r>
             <w:rPr>
               <w:rStyle w:val="Hyperlink"/>
@@ -3257,7 +3228,7 @@
           <w:sz w:val="24"/>
           <w:u w:val="single"/>
         </w:rPr>
-        <w:hyperlink r:id="rId31" w:history="1">
+        <w:hyperlink r:id="rId30" w:history="1">
           <w:r>
             <w:rPr>
               <w:rStyle w:val="Hyperlink"/>
@@ -3286,7 +3257,7 @@
           <w:sz w:val="24"/>
           <w:u w:val="single"/>
         </w:rPr>
-        <w:hyperlink r:id="rId31" w:history="1">
+        <w:hyperlink r:id="rId30" w:history="1">
           <w:r>
             <w:rPr>
               <w:rStyle w:val="Hyperlink"/>
@@ -3304,7 +3275,7 @@
           <w:sz w:val="24"/>
           <w:u w:val="single"/>
         </w:rPr>
-        <w:hyperlink r:id="rId32" w:history="1">
+        <w:hyperlink r:id="rId31" w:history="1">
           <w:r>
             <w:rPr>
               <w:rStyle w:val="Hyperlink"/>
@@ -3342,7 +3313,7 @@
           <w:color w:val="000000"/>
           <w:sz w:val="24"/>
         </w:rPr>
-        <w:hyperlink r:id="rId32" w:history="1">
+        <w:hyperlink r:id="rId31" w:history="1">
           <w:r>
             <w:rPr>
               <w:rStyle w:val="Hyperlink"/>
@@ -3360,7 +3331,7 @@
           <w:color w:val="000000"/>
           <w:sz w:val="24"/>
         </w:rPr>
-        <w:hyperlink r:id="rId32" w:history="1">
+        <w:hyperlink r:id="rId31" w:history="1">
           <w:r>
             <w:rPr>
               <w:rStyle w:val="Hyperlink"/>
@@ -3378,7 +3349,7 @@
           <w:color w:val="000000"/>
           <w:sz w:val="24"/>
         </w:rPr>
-        <w:hyperlink r:id="rId32" w:history="1">
+        <w:hyperlink r:id="rId31" w:history="1">
           <w:r>
             <w:rPr>
               <w:rStyle w:val="Hyperlink"/>
@@ -3485,7 +3456,7 @@
           <w:sz w:val="24"/>
           <w:u w:val="single"/>
         </w:rPr>
-        <w:hyperlink r:id="rId33" w:history="1">
+        <w:hyperlink r:id="rId32" w:history="1">
           <w:r>
             <w:rPr>
               <w:rStyle w:val="Hyperlink"/>
@@ -3514,7 +3485,7 @@
           <w:sz w:val="24"/>
           <w:u w:val="single"/>
         </w:rPr>
-        <w:hyperlink r:id="rId33" w:history="1">
+        <w:hyperlink r:id="rId32" w:history="1">
           <w:r>
             <w:rPr>
               <w:rStyle w:val="Hyperlink"/>
@@ -3543,7 +3514,7 @@
           <w:sz w:val="24"/>
           <w:u w:val="single"/>
         </w:rPr>
-        <w:hyperlink r:id="rId33" w:history="1">
+        <w:hyperlink r:id="rId32" w:history="1">
           <w:r>
             <w:rPr>
               <w:rStyle w:val="Hyperlink"/>
@@ -3571,7 +3542,7 @@
           <w:color w:val="000000"/>
           <w:sz w:val="24"/>
         </w:rPr>
-        <w:hyperlink r:id="rId33" w:history="1">
+        <w:hyperlink r:id="rId32" w:history="1">
           <w:r>
             <w:rPr>
               <w:rStyle w:val="Hyperlink"/>
@@ -3589,7 +3560,7 @@
           <w:color w:val="000000"/>
           <w:sz w:val="24"/>
         </w:rPr>
-        <w:hyperlink r:id="rId33" w:history="1">
+        <w:hyperlink r:id="rId32" w:history="1">
           <w:r>
             <w:rPr>
               <w:rStyle w:val="Hyperlink"/>
@@ -3607,7 +3578,7 @@
           <w:color w:val="000000"/>
           <w:sz w:val="24"/>
         </w:rPr>
-        <w:hyperlink r:id="rId33" w:history="1">
+        <w:hyperlink r:id="rId32" w:history="1">
           <w:r>
             <w:rPr>
               <w:rStyle w:val="Hyperlink"/>
@@ -3625,7 +3596,7 @@
           <w:color w:val="000000"/>
           <w:sz w:val="24"/>
         </w:rPr>
-        <w:hyperlink r:id="rId33" w:history="1">
+        <w:hyperlink r:id="rId32" w:history="1">
           <w:r>
             <w:rPr>
               <w:rStyle w:val="Hyperlink"/>
@@ -3643,7 +3614,7 @@
           <w:color w:val="000000"/>
           <w:sz w:val="24"/>
         </w:rPr>
-        <w:hyperlink r:id="rId33" w:history="1">
+        <w:hyperlink r:id="rId32" w:history="1">
           <w:r>
             <w:rPr>
               <w:rStyle w:val="Hyperlink"/>
@@ -3671,7 +3642,7 @@
           <w:sz w:val="24"/>
           <w:u w:val="single"/>
         </w:rPr>
-        <w:hyperlink r:id="rId34" w:history="1">
+        <w:hyperlink r:id="rId33" w:history="1">
           <w:r>
             <w:rPr>
               <w:rStyle w:val="Hyperlink"/>
@@ -3700,7 +3671,7 @@
           <w:sz w:val="24"/>
           <w:u w:val="single"/>
         </w:rPr>
-        <w:hyperlink r:id="rId34" w:history="1">
+        <w:hyperlink r:id="rId33" w:history="1">
           <w:r>
             <w:rPr>
               <w:rStyle w:val="Hyperlink"/>
@@ -3718,7 +3689,7 @@
           <w:sz w:val="24"/>
           <w:u w:val="single"/>
         </w:rPr>
-        <w:hyperlink r:id="rId34" w:history="1">
+        <w:hyperlink r:id="rId33" w:history="1">
           <w:r>
             <w:rPr>
               <w:rStyle w:val="Hyperlink"/>
@@ -3756,7 +3727,7 @@
           <w:sz w:val="24"/>
           <w:u w:val="single"/>
         </w:rPr>
-        <w:hyperlink r:id="rId35" w:history="1">
+        <w:hyperlink r:id="rId34" w:history="1">
           <w:r>
             <w:rPr>
               <w:rStyle w:val="Hyperlink"/>
@@ -3785,7 +3756,7 @@
           <w:sz w:val="24"/>
           <w:u w:val="single"/>
         </w:rPr>
-        <w:hyperlink r:id="rId35" w:history="1">
+        <w:hyperlink r:id="rId34" w:history="1">
           <w:r>
             <w:rPr>
               <w:rStyle w:val="Hyperlink"/>
@@ -3814,7 +3785,7 @@
           <w:sz w:val="24"/>
           <w:u w:val="single"/>
         </w:rPr>
-        <w:hyperlink r:id="rId35" w:history="1">
+        <w:hyperlink r:id="rId34" w:history="1">
           <w:r>
             <w:rPr>
               <w:rStyle w:val="Hyperlink"/>
@@ -3843,7 +3814,7 @@
           <w:sz w:val="24"/>
           <w:u w:val="single"/>
         </w:rPr>
-        <w:hyperlink r:id="rId35" w:history="1">
+        <w:hyperlink r:id="rId34" w:history="1">
           <w:r>
             <w:rPr>
               <w:rStyle w:val="Hyperlink"/>
@@ -3859,9 +3830,8 @@
           <w:i w:val="0"/>
           <w:color w:val="0000FF"/>
           <w:sz w:val="24"/>
-          <w:u w:val="single"/>
-        </w:rPr>
-        <w:hyperlink r:id="rId35" w:history="1">
+        </w:rPr>
+        <w:hyperlink r:id="rId34" w:history="1">
           <w:r>
             <w:rPr>
               <w:rStyle w:val="Hyperlink"/>
@@ -3879,7 +3849,7 @@
           <w:sz w:val="24"/>
           <w:u w:val="single"/>
         </w:rPr>
-        <w:hyperlink r:id="rId35" w:history="1">
+        <w:hyperlink r:id="rId34" w:history="1">
           <w:r>
             <w:rPr>
               <w:rStyle w:val="Hyperlink"/>
@@ -3897,7 +3867,7 @@
           <w:color w:val="000000"/>
           <w:sz w:val="24"/>
         </w:rPr>
-        <w:hyperlink r:id="rId34" w:history="1">
+        <w:hyperlink r:id="rId33" w:history="1">
           <w:r>
             <w:rPr>
               <w:rStyle w:val="Hyperlink"/>
@@ -3915,7 +3885,7 @@
           <w:color w:val="000000"/>
           <w:sz w:val="24"/>
         </w:rPr>
-        <w:hyperlink r:id="rId34" w:history="1">
+        <w:hyperlink r:id="rId33" w:history="1">
           <w:r>
             <w:rPr>
               <w:rStyle w:val="Hyperlink"/>
@@ -3933,7 +3903,7 @@
           <w:color w:val="000000"/>
           <w:sz w:val="24"/>
         </w:rPr>
-        <w:hyperlink r:id="rId34" w:history="1">
+        <w:hyperlink r:id="rId33" w:history="1">
           <w:r>
             <w:rPr>
               <w:rStyle w:val="Hyperlink"/>
@@ -3951,7 +3921,7 @@
           <w:color w:val="000000"/>
           <w:sz w:val="24"/>
         </w:rPr>
-        <w:hyperlink r:id="rId34" w:history="1">
+        <w:hyperlink r:id="rId33" w:history="1">
           <w:r>
             <w:rPr>
               <w:rStyle w:val="Hyperlink"/>
@@ -3989,7 +3959,14 @@
           <w:sz w:val="24"/>
           <w:u w:val="single"/>
         </w:rPr>
-        <w:t>restitutiev</w:t>
+        <w:hyperlink r:id="rId35" w:history="1">
+          <w:r>
+            <w:rPr>
+              <w:rStyle w:val="Hyperlink"/>
+            </w:rPr>
+            <w:t>restitutiev</w:t>
+          </w:r>
+        </w:hyperlink>
       </w:r>
       <w:r>
         <w:rPr>
@@ -4018,7 +3995,7 @@
           <w:color w:val="000000"/>
           <w:sz w:val="24"/>
         </w:rPr>
-        <w:hyperlink r:id="rId35" w:history="1">
+        <w:hyperlink r:id="rId34" w:history="1">
           <w:r>
             <w:rPr>
               <w:rStyle w:val="Hyperlink"/>
@@ -4036,7 +4013,7 @@
           <w:color w:val="000000"/>
           <w:sz w:val="24"/>
         </w:rPr>
-        <w:hyperlink r:id="rId35" w:history="1">
+        <w:hyperlink r:id="rId34" w:history="1">
           <w:r>
             <w:rPr>
               <w:rStyle w:val="Hyperlink"/>
@@ -4054,7 +4031,7 @@
           <w:color w:val="000000"/>
           <w:sz w:val="24"/>
         </w:rPr>
-        <w:hyperlink r:id="rId35" w:history="1">
+        <w:hyperlink r:id="rId34" w:history="1">
           <w:r>
             <w:rPr>
               <w:rStyle w:val="Hyperlink"/>
@@ -4072,7 +4049,7 @@
           <w:color w:val="000000"/>
           <w:sz w:val="24"/>
         </w:rPr>
-        <w:hyperlink r:id="rId35" w:history="1">
+        <w:hyperlink r:id="rId34" w:history="1">
           <w:r>
             <w:rPr>
               <w:rStyle w:val="Hyperlink"/>
@@ -4090,7 +4067,7 @@
           <w:color w:val="000000"/>
           <w:sz w:val="24"/>
         </w:rPr>
-        <w:hyperlink r:id="rId35" w:history="1">
+        <w:hyperlink r:id="rId34" w:history="1">
           <w:r>
             <w:rPr>
               <w:rStyle w:val="Hyperlink"/>
@@ -4108,7 +4085,7 @@
           <w:color w:val="000000"/>
           <w:sz w:val="24"/>
         </w:rPr>
-        <w:hyperlink r:id="rId35" w:history="1">
+        <w:hyperlink r:id="rId34" w:history="1">
           <w:r>
             <w:rPr>
               <w:rStyle w:val="Hyperlink"/>
@@ -4126,7 +4103,7 @@
           <w:color w:val="000000"/>
           <w:sz w:val="24"/>
         </w:rPr>
-        <w:hyperlink r:id="rId35" w:history="1">
+        <w:hyperlink r:id="rId34" w:history="1">
           <w:r>
             <w:rPr>
               <w:rStyle w:val="Hyperlink"/>
@@ -4186,7 +4163,7 @@
           <w:color w:val="000000"/>
           <w:sz w:val="24"/>
         </w:rPr>
-        <w:hyperlink r:id="rId36" w:history="1">
+        <w:hyperlink r:id="rId35" w:history="1">
           <w:r>
             <w:rPr>
               <w:rStyle w:val="Hyperlink"/>
@@ -4413,7 +4390,7 @@
           <w:sz w:val="24"/>
           <w:u w:val="single"/>
         </w:rPr>
-        <w:hyperlink r:id="rId37" w:history="1">
+        <w:hyperlink r:id="rId36" w:history="1">
           <w:r>
             <w:rPr>
               <w:rStyle w:val="Hyperlink"/>
@@ -4431,7 +4408,7 @@
           <w:sz w:val="24"/>
           <w:u w:val="single"/>
         </w:rPr>
-        <w:hyperlink r:id="rId37" w:history="1">
+        <w:hyperlink r:id="rId36" w:history="1">
           <w:r>
             <w:rPr>
               <w:rStyle w:val="Hyperlink"/>
@@ -4449,7 +4426,7 @@
           <w:sz w:val="24"/>
           <w:u w:val="single"/>
         </w:rPr>
-        <w:hyperlink r:id="rId37" w:history="1">
+        <w:hyperlink r:id="rId36" w:history="1">
           <w:r>
             <w:rPr>
               <w:rStyle w:val="Hyperlink"/>
@@ -4467,7 +4444,7 @@
           <w:sz w:val="24"/>
           <w:u w:val="single"/>
         </w:rPr>
-        <w:hyperlink r:id="rId37" w:history="1">
+        <w:hyperlink r:id="rId36" w:history="1">
           <w:r>
             <w:rPr>
               <w:rStyle w:val="Hyperlink"/>
@@ -4485,7 +4462,7 @@
           <w:sz w:val="24"/>
           <w:u w:val="single"/>
         </w:rPr>
-        <w:hyperlink r:id="rId37" w:history="1">
+        <w:hyperlink r:id="rId36" w:history="1">
           <w:r>
             <w:rPr>
               <w:rStyle w:val="Hyperlink"/>
@@ -4603,7 +4580,7 @@
           <w:sz w:val="24"/>
           <w:u w:val="single"/>
         </w:rPr>
-        <w:hyperlink r:id="rId38" w:history="1">
+        <w:hyperlink r:id="rId37" w:history="1">
           <w:r>
             <w:rPr>
               <w:rStyle w:val="Hyperlink"/>
@@ -4621,7 +4598,7 @@
           <w:sz w:val="24"/>
           <w:u w:val="single"/>
         </w:rPr>
-        <w:hyperlink r:id="rId38" w:history="1">
+        <w:hyperlink r:id="rId37" w:history="1">
           <w:r>
             <w:rPr>
               <w:rStyle w:val="Hyperlink"/>
@@ -4639,7 +4616,7 @@
           <w:sz w:val="24"/>
           <w:u w:val="single"/>
         </w:rPr>
-        <w:hyperlink r:id="rId38" w:history="1">
+        <w:hyperlink r:id="rId37" w:history="1">
           <w:r>
             <w:rPr>
               <w:rStyle w:val="Hyperlink"/>
@@ -4657,7 +4634,7 @@
           <w:sz w:val="24"/>
           <w:u w:val="single"/>
         </w:rPr>
-        <w:hyperlink r:id="rId38" w:history="1">
+        <w:hyperlink r:id="rId37" w:history="1">
           <w:r>
             <w:rPr>
               <w:rStyle w:val="Hyperlink"/>
@@ -4765,7 +4742,7 @@
           <w:sz w:val="24"/>
           <w:u w:val="single"/>
         </w:rPr>
-        <w:hyperlink r:id="rId39" w:history="1">
+        <w:hyperlink r:id="rId38" w:history="1">
           <w:r>
             <w:rPr>
               <w:rStyle w:val="Hyperlink"/>
@@ -4783,7 +4760,7 @@
           <w:sz w:val="24"/>
           <w:u w:val="single"/>
         </w:rPr>
-        <w:hyperlink r:id="rId39" w:history="1">
+        <w:hyperlink r:id="rId38" w:history="1">
           <w:r>
             <w:rPr>
               <w:rStyle w:val="Hyperlink"/>
@@ -4801,7 +4778,7 @@
           <w:sz w:val="24"/>
           <w:u w:val="single"/>
         </w:rPr>
-        <w:hyperlink r:id="rId39" w:history="1">
+        <w:hyperlink r:id="rId38" w:history="1">
           <w:r>
             <w:rPr>
               <w:rStyle w:val="Hyperlink"/>
@@ -4819,7 +4796,7 @@
           <w:sz w:val="24"/>
           <w:u w:val="single"/>
         </w:rPr>
-        <w:hyperlink r:id="rId39" w:history="1">
+        <w:hyperlink r:id="rId38" w:history="1">
           <w:r>
             <w:rPr>
               <w:rStyle w:val="Hyperlink"/>
@@ -4847,7 +4824,7 @@
           <w:sz w:val="24"/>
           <w:u w:val="single"/>
         </w:rPr>
-        <w:hyperlink r:id="rId40" w:history="1">
+        <w:hyperlink r:id="rId39" w:history="1">
           <w:r>
             <w:rPr>
               <w:rStyle w:val="Hyperlink"/>
@@ -4865,7 +4842,7 @@
           <w:sz w:val="24"/>
           <w:u w:val="single"/>
         </w:rPr>
-        <w:hyperlink r:id="rId40" w:history="1">
+        <w:hyperlink r:id="rId39" w:history="1">
           <w:r>
             <w:rPr>
               <w:rStyle w:val="Hyperlink"/>
@@ -4900,14 +4877,7 @@
           <w:color w:val="000000"/>
           <w:sz w:val="24"/>
         </w:rPr>
-        <w:hyperlink r:id="rId39" w:history="1">
-          <w:r>
-            <w:rPr>
-              <w:rStyle w:val="Hyperlink"/>
-            </w:rPr>
-            <w:t xml:space="preserve">, </w:t>
-          </w:r>
-        </w:hyperlink>
+        <w:t xml:space="preserve">, </w:t>
       </w:r>
       <w:r>
         <w:rPr>
@@ -4918,7 +4888,7 @@
           <w:sz w:val="24"/>
           <w:u w:val="single"/>
         </w:rPr>
-        <w:hyperlink r:id="rId39" w:history="1">
+        <w:hyperlink r:id="rId40" w:history="1">
           <w:r>
             <w:rPr>
               <w:rStyle w:val="Hyperlink"/>
@@ -4947,7 +4917,7 @@
           <w:sz w:val="24"/>
           <w:u w:val="single"/>
         </w:rPr>
-        <w:hyperlink r:id="rId39" w:history="1">
+        <w:hyperlink r:id="rId40" w:history="1">
           <w:r>
             <w:rPr>
               <w:rStyle w:val="Hyperlink"/>
@@ -4965,7 +4935,7 @@
           <w:sz w:val="24"/>
           <w:u w:val="single"/>
         </w:rPr>
-        <w:hyperlink r:id="rId39" w:history="1">
+        <w:hyperlink r:id="rId40" w:history="1">
           <w:r>
             <w:rPr>
               <w:rStyle w:val="Hyperlink"/>

--- a/EXPORTS/DOCX/published/niveau3/Dutch/KunsthandelVanLier.docx
+++ b/EXPORTS/DOCX/published/niveau3/Dutch/KunsthandelVanLier.docx
@@ -634,7 +634,7 @@
           <w:sz w:val="24"/>
           <w:u w:val="single"/>
         </w:rPr>
-        <w:hyperlink r:id="rId13" w:history="1">
+        <w:hyperlink r:id="rId12" w:history="1">
           <w:r>
             <w:rPr>
               <w:rStyle w:val="Hyperlink"/>
@@ -652,7 +652,32 @@
           <w:color w:val="000000"/>
           <w:sz w:val="24"/>
         </w:rPr>
-        <w:t xml:space="preserve"> en </w:t>
+        <w:hyperlink r:id="rId12" w:history="1">
+          <w:r>
+            <w:rPr>
+              <w:rStyle w:val="Hyperlink"/>
+            </w:rPr>
+            <w:t xml:space="preserve"> e</w:t>
+          </w:r>
+        </w:hyperlink>
+      </w:r>
+      <w:r>
+        <w:rPr>
+          <w:u w:val="single" w:color="0000ff"/>
+          <w:rFonts w:ascii="Charis SIL Regular" w:hAnsi="Charis SIL Regular" w:eastAsia="Charis SIL Regular"/>
+          <w:b w:val="0"/>
+          <w:i w:val="0"/>
+          <w:color w:val="000000"/>
+          <w:sz w:val="24"/>
+        </w:rPr>
+        <w:hyperlink r:id="rId12" w:history="1">
+          <w:r>
+            <w:rPr>
+              <w:rStyle w:val="Hyperlink"/>
+            </w:rPr>
+            <w:t xml:space="preserve">n </w:t>
+          </w:r>
+        </w:hyperlink>
       </w:r>
       <w:r>
         <w:rPr>
@@ -663,7 +688,7 @@
           <w:sz w:val="24"/>
           <w:u w:val="single"/>
         </w:rPr>
-        <w:hyperlink r:id="rId14" w:history="1">
+        <w:hyperlink r:id="rId12" w:history="1">
           <w:r>
             <w:rPr>
               <w:rStyle w:val="Hyperlink"/>
@@ -699,7 +724,7 @@
           <w:sz w:val="24"/>
           <w:u w:val="single"/>
         </w:rPr>
-        <w:hyperlink r:id="rId12" w:history="1">
+        <w:hyperlink r:id="rId14" w:history="1">
           <w:r>
             <w:rPr>
               <w:rStyle w:val="Hyperlink"/>
@@ -809,7 +834,7 @@
           <w:sz w:val="24"/>
           <w:u w:val="single"/>
         </w:rPr>
-        <w:hyperlink r:id="rId13" w:history="1">
+        <w:hyperlink r:id="rId15" w:history="1">
           <w:r>
             <w:rPr>
               <w:rStyle w:val="Hyperlink"/>
@@ -844,7 +869,7 @@
           <w:sz w:val="24"/>
           <w:u w:val="single"/>
         </w:rPr>
-        <w:hyperlink r:id="rId14" w:history="1">
+        <w:hyperlink r:id="rId15" w:history="1">
           <w:r>
             <w:rPr>
               <w:rStyle w:val="Hyperlink"/>
@@ -937,7 +962,7 @@
           <w:sz w:val="24"/>
           <w:u w:val="single"/>
         </w:rPr>
-        <w:hyperlink r:id="rId15" w:history="1">
+        <w:hyperlink r:id="rId16" w:history="1">
           <w:r>
             <w:rPr>
               <w:rStyle w:val="Hyperlink"/>
@@ -955,7 +980,7 @@
           <w:sz w:val="24"/>
           <w:u w:val="single"/>
         </w:rPr>
-        <w:hyperlink r:id="rId15" w:history="1">
+        <w:hyperlink r:id="rId16" w:history="1">
           <w:r>
             <w:rPr>
               <w:rStyle w:val="Hyperlink"/>
@@ -973,7 +998,7 @@
           <w:sz w:val="24"/>
           <w:u w:val="single"/>
         </w:rPr>
-        <w:hyperlink r:id="rId15" w:history="1">
+        <w:hyperlink r:id="rId16" w:history="1">
           <w:r>
             <w:rPr>
               <w:rStyle w:val="Hyperlink"/>
@@ -1002,7 +1027,7 @@
           <w:sz w:val="24"/>
           <w:u w:val="single"/>
         </w:rPr>
-        <w:hyperlink r:id="rId15" w:history="1">
+        <w:hyperlink r:id="rId16" w:history="1">
           <w:r>
             <w:rPr>
               <w:rStyle w:val="Hyperlink"/>
@@ -1088,12 +1113,12 @@
           <w:sz w:val="24"/>
           <w:u w:val="single"/>
         </w:rPr>
-        <w:hyperlink r:id="rId16" w:history="1">
+        <w:hyperlink r:id="rId17" w:history="1">
           <w:r>
             <w:rPr>
               <w:rStyle w:val="Hyperlink"/>
             </w:rPr>
-            <w:t>etnografisch</w:t>
+            <w:t>etnografisc</w:t>
           </w:r>
         </w:hyperlink>
       </w:r>
@@ -1104,36 +1129,13 @@
           <w:i w:val="0"/>
           <w:color w:val="0000FF"/>
           <w:sz w:val="24"/>
-          <w:u w:val="single"/>
-        </w:rPr>
-        <w:t>e</w:t>
-      </w:r>
-      <w:r>
-        <w:rPr>
-          <w:rFonts w:ascii="Charis SIL Regular" w:hAnsi="Charis SIL Regular" w:eastAsia="Charis SIL Regular"/>
-          <w:b w:val="0"/>
-          <w:i w:val="0"/>
-          <w:color w:val="0000FF"/>
-          <w:sz w:val="24"/>
-          <w:u w:val="single"/>
-        </w:rPr>
-        <w:t xml:space="preserve"> </w:t>
-      </w:r>
-      <w:r>
-        <w:rPr>
-          <w:rFonts w:ascii="Charis SIL Regular" w:hAnsi="Charis SIL Regular" w:eastAsia="Charis SIL Regular"/>
-          <w:b w:val="0"/>
-          <w:i w:val="0"/>
-          <w:color w:val="0000FF"/>
-          <w:sz w:val="24"/>
-          <w:u w:val="single"/>
-        </w:rPr>
-        <w:hyperlink r:id="rId16" w:history="1">
+        </w:rPr>
+        <w:hyperlink r:id="rId17" w:history="1">
           <w:r>
             <w:rPr>
               <w:rStyle w:val="Hyperlink"/>
             </w:rPr>
-            <w:t>voorwerpe</w:t>
+            <w:t>h</w:t>
           </w:r>
         </w:hyperlink>
       </w:r>
@@ -1145,7 +1147,36 @@
           <w:color w:val="0000FF"/>
           <w:sz w:val="24"/>
         </w:rPr>
-        <w:t>n</w:t>
+        <w:t>e</w:t>
+      </w:r>
+      <w:r>
+        <w:rPr>
+          <w:rFonts w:ascii="Charis SIL Regular" w:hAnsi="Charis SIL Regular" w:eastAsia="Charis SIL Regular"/>
+          <w:b w:val="0"/>
+          <w:i w:val="0"/>
+          <w:color w:val="0000FF"/>
+          <w:sz w:val="24"/>
+          <w:u w:val="single"/>
+        </w:rPr>
+        <w:t xml:space="preserve"> </w:t>
+      </w:r>
+      <w:r>
+        <w:rPr>
+          <w:rFonts w:ascii="Charis SIL Regular" w:hAnsi="Charis SIL Regular" w:eastAsia="Charis SIL Regular"/>
+          <w:b w:val="0"/>
+          <w:i w:val="0"/>
+          <w:color w:val="0000FF"/>
+          <w:sz w:val="24"/>
+          <w:u w:val="single"/>
+        </w:rPr>
+        <w:hyperlink r:id="rId17" w:history="1">
+          <w:r>
+            <w:rPr>
+              <w:rStyle w:val="Hyperlink"/>
+            </w:rPr>
+            <w:t>voorwerpen</w:t>
+          </w:r>
+        </w:hyperlink>
       </w:r>
       <w:r>
         <w:rPr>
@@ -1166,7 +1197,7 @@
           <w:color w:val="000000"/>
           <w:sz w:val="24"/>
         </w:rPr>
-        <w:hyperlink r:id="rId17" w:history="1">
+        <w:hyperlink r:id="rId16" w:history="1">
           <w:r>
             <w:rPr>
               <w:rStyle w:val="Hyperlink"/>
@@ -1184,7 +1215,7 @@
           <w:color w:val="000000"/>
           <w:sz w:val="24"/>
         </w:rPr>
-        <w:hyperlink r:id="rId17" w:history="1">
+        <w:hyperlink r:id="rId16" w:history="1">
           <w:r>
             <w:rPr>
               <w:rStyle w:val="Hyperlink"/>
@@ -1202,7 +1233,7 @@
           <w:color w:val="000000"/>
           <w:sz w:val="24"/>
         </w:rPr>
-        <w:hyperlink r:id="rId17" w:history="1">
+        <w:hyperlink r:id="rId16" w:history="1">
           <w:r>
             <w:rPr>
               <w:rStyle w:val="Hyperlink"/>
@@ -1220,7 +1251,7 @@
           <w:sz w:val="24"/>
           <w:u w:val="single"/>
         </w:rPr>
-        <w:hyperlink r:id="rId13" w:history="1">
+        <w:hyperlink r:id="rId18" w:history="1">
           <w:r>
             <w:rPr>
               <w:rStyle w:val="Hyperlink"/>
@@ -1314,6 +1345,16 @@
       </w:r>
       <w:r>
         <w:rPr>
+          <w:rFonts w:ascii="Charis SIL Regular" w:hAnsi="Charis SIL Regular" w:eastAsia="Charis SIL Regular"/>
+          <w:b w:val="0"/>
+          <w:i w:val="0"/>
+          <w:color w:val="000000"/>
+          <w:sz w:val="24"/>
+        </w:rPr>
+        <w:t>). Deze werden verw</w:t>
+      </w:r>
+      <w:r>
+        <w:rPr>
           <w:u w:val="single" w:color="0000ff"/>
           <w:rFonts w:ascii="Charis SIL Regular" w:hAnsi="Charis SIL Regular" w:eastAsia="Charis SIL Regular"/>
           <w:b w:val="0"/>
@@ -1321,53 +1362,7 @@
           <w:color w:val="000000"/>
           <w:sz w:val="24"/>
         </w:rPr>
-        <w:hyperlink r:id="rId13" w:history="1">
-          <w:r>
-            <w:rPr>
-              <w:rStyle w:val="Hyperlink"/>
-            </w:rPr>
-            <w:t>). D</w:t>
-          </w:r>
-        </w:hyperlink>
-      </w:r>
-      <w:r>
-        <w:rPr>
-          <w:rFonts w:ascii="Charis SIL Regular" w:hAnsi="Charis SIL Regular" w:eastAsia="Charis SIL Regular"/>
-          <w:b w:val="0"/>
-          <w:i w:val="0"/>
-          <w:color w:val="000000"/>
-          <w:sz w:val="24"/>
-        </w:rPr>
-        <w:t>eze</w:t>
-      </w:r>
-      <w:r>
-        <w:rPr>
-          <w:u w:val="single" w:color="0000ff"/>
-          <w:rFonts w:ascii="Charis SIL Regular" w:hAnsi="Charis SIL Regular" w:eastAsia="Charis SIL Regular"/>
-          <w:b w:val="0"/>
-          <w:i w:val="0"/>
-          <w:color w:val="000000"/>
-          <w:sz w:val="24"/>
-        </w:rPr>
-        <w:hyperlink r:id="rId16" w:history="1">
-          <w:r>
-            <w:rPr>
-              <w:rStyle w:val="Hyperlink"/>
-            </w:rPr>
-            <w:t xml:space="preserve"> werden verw</w:t>
-          </w:r>
-        </w:hyperlink>
-      </w:r>
-      <w:r>
-        <w:rPr>
-          <w:u w:val="single" w:color="0000ff"/>
-          <w:rFonts w:ascii="Charis SIL Regular" w:hAnsi="Charis SIL Regular" w:eastAsia="Charis SIL Regular"/>
-          <w:b w:val="0"/>
-          <w:i w:val="0"/>
-          <w:color w:val="000000"/>
-          <w:sz w:val="24"/>
-        </w:rPr>
-        <w:hyperlink r:id="rId16" w:history="1">
+        <w:hyperlink r:id="rId17" w:history="1">
           <w:r>
             <w:rPr>
               <w:rStyle w:val="Hyperlink"/>
@@ -1391,85 +1386,13 @@
       </w:r>
       <w:r>
         <w:rPr>
-          <w:u w:val="single" w:color="0000ff"/>
           <w:rFonts w:ascii="Charis SIL Regular" w:hAnsi="Charis SIL Regular" w:eastAsia="Charis SIL Regular"/>
           <w:b w:val="0"/>
           <w:i w:val="0"/>
           <w:color w:val="000000"/>
           <w:sz w:val="24"/>
         </w:rPr>
-        <w:hyperlink r:id="rId18" w:history="1">
-          <w:r>
-            <w:rPr>
-              <w:rStyle w:val="Hyperlink"/>
-            </w:rPr>
-            <w:t>Nederla</w:t>
-          </w:r>
-        </w:hyperlink>
-      </w:r>
-      <w:r>
-        <w:rPr>
-          <w:u w:val="single" w:color="0000ff"/>
-          <w:rFonts w:ascii="Charis SIL Regular" w:hAnsi="Charis SIL Regular" w:eastAsia="Charis SIL Regular"/>
-          <w:b w:val="0"/>
-          <w:i w:val="0"/>
-          <w:color w:val="000000"/>
-          <w:sz w:val="24"/>
-        </w:rPr>
-        <w:hyperlink r:id="rId18" w:history="1">
-          <w:r>
-            <w:rPr>
-              <w:rStyle w:val="Hyperlink"/>
-            </w:rPr>
-            <w:t>n</w:t>
-          </w:r>
-        </w:hyperlink>
-      </w:r>
-      <w:r>
-        <w:rPr>
-          <w:u w:val="single" w:color="0000ff"/>
-          <w:rFonts w:ascii="Charis SIL Regular" w:hAnsi="Charis SIL Regular" w:eastAsia="Charis SIL Regular"/>
-          <w:b w:val="0"/>
-          <w:i w:val="0"/>
-          <w:color w:val="000000"/>
-          <w:sz w:val="24"/>
-        </w:rPr>
-        <w:hyperlink r:id="rId18" w:history="1">
-          <w:r>
-            <w:rPr>
-              <w:rStyle w:val="Hyperlink"/>
-            </w:rPr>
-            <w:t>d, tijde</w:t>
-          </w:r>
-        </w:hyperlink>
-      </w:r>
-      <w:r>
-        <w:rPr>
-          <w:u w:val="single" w:color="0000ff"/>
-          <w:rFonts w:ascii="Charis SIL Regular" w:hAnsi="Charis SIL Regular" w:eastAsia="Charis SIL Regular"/>
-          <w:b w:val="0"/>
-          <w:i w:val="0"/>
-          <w:color w:val="000000"/>
-          <w:sz w:val="24"/>
-        </w:rPr>
-        <w:hyperlink r:id="rId18" w:history="1">
-          <w:r>
-            <w:rPr>
-              <w:rStyle w:val="Hyperlink"/>
-            </w:rPr>
-            <w:t>ns aanko</w:t>
-          </w:r>
-        </w:hyperlink>
-      </w:r>
-      <w:r>
-        <w:rPr>
-          <w:rFonts w:ascii="Charis SIL Regular" w:hAnsi="Charis SIL Regular" w:eastAsia="Charis SIL Regular"/>
-          <w:b w:val="0"/>
-          <w:i w:val="0"/>
-          <w:color w:val="000000"/>
-          <w:sz w:val="24"/>
-        </w:rPr>
-        <w:t xml:space="preserve">opreizen naar </w:t>
+        <w:t xml:space="preserve">Nederland, tijdens aankoopreizen naar </w:t>
       </w:r>
       <w:r>
         <w:rPr>
@@ -2024,61 +1947,7 @@
           <w:color w:val="000000"/>
           <w:sz w:val="24"/>
         </w:rPr>
-        <w:t>(1910-1995, geen familie). Leendert van Lier zette de winkel voo</w:t>
-      </w:r>
-      <w:r>
-        <w:rPr>
-          <w:u w:val="single" w:color="0000ff"/>
-          <w:rFonts w:ascii="Charis SIL Regular" w:hAnsi="Charis SIL Regular" w:eastAsia="Charis SIL Regular"/>
-          <w:b w:val="0"/>
-          <w:i w:val="0"/>
-          <w:color w:val="000000"/>
-          <w:sz w:val="24"/>
-        </w:rPr>
-        <w:hyperlink r:id="rId24" w:history="1">
-          <w:r>
-            <w:rPr>
-              <w:rStyle w:val="Hyperlink"/>
-            </w:rPr>
-            <w:t>rt en ver</w:t>
-          </w:r>
-        </w:hyperlink>
-      </w:r>
-      <w:r>
-        <w:rPr>
-          <w:u w:val="single" w:color="0000ff"/>
-          <w:rFonts w:ascii="Charis SIL Regular" w:hAnsi="Charis SIL Regular" w:eastAsia="Charis SIL Regular"/>
-          <w:b w:val="0"/>
-          <w:i w:val="0"/>
-          <w:color w:val="000000"/>
-          <w:sz w:val="24"/>
-        </w:rPr>
-        <w:hyperlink r:id="rId24" w:history="1">
-          <w:r>
-            <w:rPr>
-              <w:rStyle w:val="Hyperlink"/>
-            </w:rPr>
-            <w:t>k</w:t>
-          </w:r>
-        </w:hyperlink>
-      </w:r>
-      <w:r>
-        <w:rPr>
-          <w:u w:val="single" w:color="0000ff"/>
-          <w:rFonts w:ascii="Charis SIL Regular" w:hAnsi="Charis SIL Regular" w:eastAsia="Charis SIL Regular"/>
-          <w:b w:val="0"/>
-          <w:i w:val="0"/>
-          <w:color w:val="000000"/>
-          <w:sz w:val="24"/>
-        </w:rPr>
-        <w:hyperlink r:id="rId24" w:history="1">
-          <w:r>
-            <w:rPr>
-              <w:rStyle w:val="Hyperlink"/>
-            </w:rPr>
-            <w:t>och</w:t>
-          </w:r>
-        </w:hyperlink>
+        <w:t>(1910-1995, geen familie). Leendert van Lier zette de winkel voort en verkoch</w:t>
       </w:r>
       <w:r>
         <w:rPr>
@@ -2427,7 +2296,35 @@
           <w:color w:val="000000"/>
           <w:sz w:val="24"/>
         </w:rPr>
-        <w:t xml:space="preserve">zijn handel voort vanuit het stadje </w:t>
+        <w:t>zijn h</w:t>
+      </w:r>
+      <w:r>
+        <w:rPr>
+          <w:u w:val="single" w:color="0000ff"/>
+          <w:rFonts w:ascii="Charis SIL Regular" w:hAnsi="Charis SIL Regular" w:eastAsia="Charis SIL Regular"/>
+          <w:b w:val="0"/>
+          <w:i w:val="0"/>
+          <w:color w:val="000000"/>
+          <w:sz w:val="24"/>
+        </w:rPr>
+        <w:hyperlink r:id="rId27" w:history="1">
+          <w:r>
+            <w:rPr>
+              <w:rStyle w:val="Hyperlink"/>
+            </w:rPr>
+            <w:t>andel v</w:t>
+          </w:r>
+        </w:hyperlink>
+      </w:r>
+      <w:r>
+        <w:rPr>
+          <w:rFonts w:ascii="Charis SIL Regular" w:hAnsi="Charis SIL Regular" w:eastAsia="Charis SIL Regular"/>
+          <w:b w:val="0"/>
+          <w:i w:val="0"/>
+          <w:color w:val="000000"/>
+          <w:sz w:val="24"/>
+        </w:rPr>
+        <w:t xml:space="preserve">oort vanuit het stadje </w:t>
       </w:r>
       <w:r>
         <w:rPr>
@@ -2438,7 +2335,7 @@
           <w:sz w:val="24"/>
           <w:u w:val="single"/>
         </w:rPr>
-        <w:hyperlink r:id="rId27" w:history="1">
+        <w:hyperlink r:id="rId28" w:history="1">
           <w:r>
             <w:rPr>
               <w:rStyle w:val="Hyperlink"/>
@@ -2487,7 +2384,7 @@
           <w:color w:val="000000"/>
           <w:sz w:val="24"/>
         </w:rPr>
-        <w:hyperlink r:id="rId27" w:history="1">
+        <w:hyperlink r:id="rId28" w:history="1">
           <w:r>
             <w:rPr>
               <w:rStyle w:val="Hyperlink"/>
@@ -2515,7 +2412,7 @@
           <w:sz w:val="24"/>
           <w:u w:val="single"/>
         </w:rPr>
-        <w:hyperlink r:id="rId28" w:history="1">
+        <w:hyperlink r:id="rId29" w:history="1">
           <w:r>
             <w:rPr>
               <w:rStyle w:val="Hyperlink"/>
@@ -2544,7 +2441,7 @@
           <w:sz w:val="24"/>
           <w:u w:val="single"/>
         </w:rPr>
-        <w:hyperlink r:id="rId28" w:history="1">
+        <w:hyperlink r:id="rId29" w:history="1">
           <w:r>
             <w:rPr>
               <w:rStyle w:val="Hyperlink"/>
@@ -2573,7 +2470,7 @@
           <w:sz w:val="24"/>
           <w:u w:val="single"/>
         </w:rPr>
-        <w:hyperlink r:id="rId28" w:history="1">
+        <w:hyperlink r:id="rId29" w:history="1">
           <w:r>
             <w:rPr>
               <w:rStyle w:val="Hyperlink"/>
@@ -2611,7 +2508,7 @@
           <w:color w:val="000000"/>
           <w:sz w:val="24"/>
         </w:rPr>
-        <w:hyperlink r:id="rId28" w:history="1">
+        <w:hyperlink r:id="rId29" w:history="1">
           <w:r>
             <w:rPr>
               <w:rStyle w:val="Hyperlink"/>
@@ -2629,7 +2526,7 @@
           <w:color w:val="000000"/>
           <w:sz w:val="24"/>
         </w:rPr>
-        <w:hyperlink r:id="rId28" w:history="1">
+        <w:hyperlink r:id="rId29" w:history="1">
           <w:r>
             <w:rPr>
               <w:rStyle w:val="Hyperlink"/>
@@ -2647,7 +2544,7 @@
           <w:color w:val="000000"/>
           <w:sz w:val="24"/>
         </w:rPr>
-        <w:hyperlink r:id="rId28" w:history="1">
+        <w:hyperlink r:id="rId29" w:history="1">
           <w:r>
             <w:rPr>
               <w:rStyle w:val="Hyperlink"/>
@@ -2665,7 +2562,7 @@
           <w:color w:val="000000"/>
           <w:sz w:val="24"/>
         </w:rPr>
-        <w:hyperlink r:id="rId28" w:history="1">
+        <w:hyperlink r:id="rId29" w:history="1">
           <w:r>
             <w:rPr>
               <w:rStyle w:val="Hyperlink"/>
@@ -2683,7 +2580,7 @@
           <w:color w:val="000000"/>
           <w:sz w:val="24"/>
         </w:rPr>
-        <w:hyperlink r:id="rId28" w:history="1">
+        <w:hyperlink r:id="rId29" w:history="1">
           <w:r>
             <w:rPr>
               <w:rStyle w:val="Hyperlink"/>
@@ -2721,7 +2618,7 @@
           <w:sz w:val="24"/>
           <w:u w:val="single"/>
         </w:rPr>
-        <w:hyperlink r:id="rId29" w:history="1">
+        <w:hyperlink r:id="rId30" w:history="1">
           <w:r>
             <w:rPr>
               <w:rStyle w:val="Hyperlink"/>
@@ -2789,7 +2686,7 @@
           <w:sz w:val="24"/>
           <w:u w:val="single"/>
         </w:rPr>
-        <w:hyperlink r:id="rId30" w:history="1">
+        <w:hyperlink r:id="rId31" w:history="1">
           <w:r>
             <w:rPr>
               <w:rStyle w:val="Hyperlink"/>
@@ -2818,7 +2715,7 @@
           <w:sz w:val="24"/>
           <w:u w:val="single"/>
         </w:rPr>
-        <w:hyperlink r:id="rId30" w:history="1">
+        <w:hyperlink r:id="rId31" w:history="1">
           <w:r>
             <w:rPr>
               <w:rStyle w:val="Hyperlink"/>
@@ -2847,7 +2744,7 @@
           <w:sz w:val="24"/>
           <w:u w:val="single"/>
         </w:rPr>
-        <w:hyperlink r:id="rId30" w:history="1">
+        <w:hyperlink r:id="rId31" w:history="1">
           <w:r>
             <w:rPr>
               <w:rStyle w:val="Hyperlink"/>
@@ -2876,7 +2773,7 @@
           <w:sz w:val="24"/>
           <w:u w:val="single"/>
         </w:rPr>
-        <w:hyperlink r:id="rId30" w:history="1">
+        <w:hyperlink r:id="rId31" w:history="1">
           <w:r>
             <w:rPr>
               <w:rStyle w:val="Hyperlink"/>
@@ -2905,7 +2802,7 @@
           <w:sz w:val="24"/>
           <w:u w:val="single"/>
         </w:rPr>
-        <w:hyperlink r:id="rId30" w:history="1">
+        <w:hyperlink r:id="rId31" w:history="1">
           <w:r>
             <w:rPr>
               <w:rStyle w:val="Hyperlink"/>
@@ -2934,7 +2831,7 @@
           <w:sz w:val="24"/>
           <w:u w:val="single"/>
         </w:rPr>
-        <w:hyperlink r:id="rId30" w:history="1">
+        <w:hyperlink r:id="rId31" w:history="1">
           <w:r>
             <w:rPr>
               <w:rStyle w:val="Hyperlink"/>
@@ -2963,7 +2860,7 @@
           <w:sz w:val="24"/>
           <w:u w:val="single"/>
         </w:rPr>
-        <w:hyperlink r:id="rId30" w:history="1">
+        <w:hyperlink r:id="rId31" w:history="1">
           <w:r>
             <w:rPr>
               <w:rStyle w:val="Hyperlink"/>
@@ -2990,7 +2887,7 @@
           <w:color w:val="000000"/>
           <w:sz w:val="24"/>
         </w:rPr>
-        <w:t>in het RKD, evenals een aantal arc</w:t>
+        <w:t>in het RKD, evenals een aantal archiefstukke</w:t>
       </w:r>
       <w:r>
         <w:rPr>
@@ -3001,61 +2898,7 @@
           <w:color w:val="000000"/>
           <w:sz w:val="24"/>
         </w:rPr>
-        <w:hyperlink r:id="rId30" w:history="1">
-          <w:r>
-            <w:rPr>
-              <w:rStyle w:val="Hyperlink"/>
-            </w:rPr>
-            <w:t>hiefst</w:t>
-          </w:r>
-        </w:hyperlink>
-      </w:r>
-      <w:r>
-        <w:rPr>
-          <w:u w:val="single" w:color="0000ff"/>
-          <w:rFonts w:ascii="Charis SIL Regular" w:hAnsi="Charis SIL Regular" w:eastAsia="Charis SIL Regular"/>
-          <w:b w:val="0"/>
-          <w:i w:val="0"/>
-          <w:color w:val="000000"/>
-          <w:sz w:val="24"/>
-        </w:rPr>
-        <w:hyperlink r:id="rId30" w:history="1">
-          <w:r>
-            <w:rPr>
-              <w:rStyle w:val="Hyperlink"/>
-            </w:rPr>
-            <w:t>u</w:t>
-          </w:r>
-        </w:hyperlink>
-      </w:r>
-      <w:r>
-        <w:rPr>
-          <w:u w:val="single" w:color="0000ff"/>
-          <w:rFonts w:ascii="Charis SIL Regular" w:hAnsi="Charis SIL Regular" w:eastAsia="Charis SIL Regular"/>
-          <w:b w:val="0"/>
-          <w:i w:val="0"/>
-          <w:color w:val="000000"/>
-          <w:sz w:val="24"/>
-        </w:rPr>
-        <w:hyperlink r:id="rId30" w:history="1">
-          <w:r>
-            <w:rPr>
-              <w:rStyle w:val="Hyperlink"/>
-            </w:rPr>
-            <w:t>kke</w:t>
-          </w:r>
-        </w:hyperlink>
-      </w:r>
-      <w:r>
-        <w:rPr>
-          <w:u w:val="single" w:color="0000ff"/>
-          <w:rFonts w:ascii="Charis SIL Regular" w:hAnsi="Charis SIL Regular" w:eastAsia="Charis SIL Regular"/>
-          <w:b w:val="0"/>
-          <w:i w:val="0"/>
-          <w:color w:val="000000"/>
-          <w:sz w:val="24"/>
-        </w:rPr>
-        <w:hyperlink r:id="rId30" w:history="1">
+        <w:hyperlink r:id="rId31" w:history="1">
           <w:r>
             <w:rPr>
               <w:rStyle w:val="Hyperlink"/>
@@ -3073,7 +2916,7 @@
           <w:color w:val="000000"/>
           <w:sz w:val="24"/>
         </w:rPr>
-        <w:hyperlink r:id="rId30" w:history="1">
+        <w:hyperlink r:id="rId31" w:history="1">
           <w:r>
             <w:rPr>
               <w:rStyle w:val="Hyperlink"/>
@@ -3084,6 +2927,16 @@
       </w:r>
       <w:r>
         <w:rPr>
+          <w:rFonts w:ascii="Charis SIL Regular" w:hAnsi="Charis SIL Regular" w:eastAsia="Charis SIL Regular"/>
+          <w:b w:val="0"/>
+          <w:i w:val="0"/>
+          <w:color w:val="000000"/>
+          <w:sz w:val="24"/>
+        </w:rPr>
+        <w:t xml:space="preserve"> de perio</w:t>
+      </w:r>
+      <w:r>
+        <w:rPr>
           <w:u w:val="single" w:color="0000ff"/>
           <w:rFonts w:ascii="Charis SIL Regular" w:hAnsi="Charis SIL Regular" w:eastAsia="Charis SIL Regular"/>
           <w:b w:val="0"/>
@@ -3091,61 +2944,7 @@
           <w:color w:val="000000"/>
           <w:sz w:val="24"/>
         </w:rPr>
-        <w:hyperlink r:id="rId30" w:history="1">
-          <w:r>
-            <w:rPr>
-              <w:rStyle w:val="Hyperlink"/>
-            </w:rPr>
-            <w:t xml:space="preserve"> d</w:t>
-          </w:r>
-        </w:hyperlink>
-      </w:r>
-      <w:r>
-        <w:rPr>
-          <w:u w:val="single" w:color="0000ff"/>
-          <w:rFonts w:ascii="Charis SIL Regular" w:hAnsi="Charis SIL Regular" w:eastAsia="Charis SIL Regular"/>
-          <w:b w:val="0"/>
-          <w:i w:val="0"/>
-          <w:color w:val="000000"/>
-          <w:sz w:val="24"/>
-        </w:rPr>
-        <w:hyperlink r:id="rId30" w:history="1">
-          <w:r>
-            <w:rPr>
-              <w:rStyle w:val="Hyperlink"/>
-            </w:rPr>
-            <w:t>e</w:t>
-          </w:r>
-        </w:hyperlink>
-      </w:r>
-      <w:r>
-        <w:rPr>
-          <w:u w:val="single" w:color="0000ff"/>
-          <w:rFonts w:ascii="Charis SIL Regular" w:hAnsi="Charis SIL Regular" w:eastAsia="Charis SIL Regular"/>
-          <w:b w:val="0"/>
-          <w:i w:val="0"/>
-          <w:color w:val="000000"/>
-          <w:sz w:val="24"/>
-        </w:rPr>
-        <w:hyperlink r:id="rId30" w:history="1">
-          <w:r>
-            <w:rPr>
-              <w:rStyle w:val="Hyperlink"/>
-            </w:rPr>
-            <w:t xml:space="preserve"> perio</w:t>
-          </w:r>
-        </w:hyperlink>
-      </w:r>
-      <w:r>
-        <w:rPr>
-          <w:u w:val="single" w:color="0000ff"/>
-          <w:rFonts w:ascii="Charis SIL Regular" w:hAnsi="Charis SIL Regular" w:eastAsia="Charis SIL Regular"/>
-          <w:b w:val="0"/>
-          <w:i w:val="0"/>
-          <w:color w:val="000000"/>
-          <w:sz w:val="24"/>
-        </w:rPr>
-        <w:hyperlink r:id="rId30" w:history="1">
+        <w:hyperlink r:id="rId31" w:history="1">
           <w:r>
             <w:rPr>
               <w:rStyle w:val="Hyperlink"/>
@@ -3163,7 +2962,7 @@
           <w:sz w:val="24"/>
           <w:u w:val="single"/>
         </w:rPr>
-        <w:hyperlink r:id="rId30" w:history="1">
+        <w:hyperlink r:id="rId32" w:history="1">
           <w:r>
             <w:rPr>
               <w:rStyle w:val="Hyperlink"/>
@@ -3181,7 +2980,7 @@
           <w:sz w:val="24"/>
           <w:u w:val="single"/>
         </w:rPr>
-        <w:hyperlink r:id="rId30" w:history="1">
+        <w:hyperlink r:id="rId32" w:history="1">
           <w:r>
             <w:rPr>
               <w:rStyle w:val="Hyperlink"/>
@@ -3199,7 +2998,7 @@
           <w:sz w:val="24"/>
           <w:u w:val="single"/>
         </w:rPr>
-        <w:hyperlink r:id="rId30" w:history="1">
+        <w:hyperlink r:id="rId31" w:history="1">
           <w:r>
             <w:rPr>
               <w:rStyle w:val="Hyperlink"/>
@@ -3228,7 +3027,7 @@
           <w:sz w:val="24"/>
           <w:u w:val="single"/>
         </w:rPr>
-        <w:hyperlink r:id="rId30" w:history="1">
+        <w:hyperlink r:id="rId32" w:history="1">
           <w:r>
             <w:rPr>
               <w:rStyle w:val="Hyperlink"/>
@@ -3257,7 +3056,7 @@
           <w:sz w:val="24"/>
           <w:u w:val="single"/>
         </w:rPr>
-        <w:hyperlink r:id="rId30" w:history="1">
+        <w:hyperlink r:id="rId31" w:history="1">
           <w:r>
             <w:rPr>
               <w:rStyle w:val="Hyperlink"/>
@@ -3275,7 +3074,7 @@
           <w:sz w:val="24"/>
           <w:u w:val="single"/>
         </w:rPr>
-        <w:hyperlink r:id="rId31" w:history="1">
+        <w:hyperlink r:id="rId32" w:history="1">
           <w:r>
             <w:rPr>
               <w:rStyle w:val="Hyperlink"/>
@@ -3302,7 +3101,7 @@
           <w:color w:val="000000"/>
           <w:sz w:val="24"/>
         </w:rPr>
-        <w:t>betrekking te hebben op Europese kunst). Het overige archief</w:t>
+        <w:t>betrekking te hebben op Europese kunst). Het overige archief is in bezit va</w:t>
       </w:r>
       <w:r>
         <w:rPr>
@@ -3313,43 +3112,7 @@
           <w:color w:val="000000"/>
           <w:sz w:val="24"/>
         </w:rPr>
-        <w:hyperlink r:id="rId31" w:history="1">
-          <w:r>
-            <w:rPr>
-              <w:rStyle w:val="Hyperlink"/>
-            </w:rPr>
-            <w:t xml:space="preserve"> is in bez</w:t>
-          </w:r>
-        </w:hyperlink>
-      </w:r>
-      <w:r>
-        <w:rPr>
-          <w:u w:val="single" w:color="0000ff"/>
-          <w:rFonts w:ascii="Charis SIL Regular" w:hAnsi="Charis SIL Regular" w:eastAsia="Charis SIL Regular"/>
-          <w:b w:val="0"/>
-          <w:i w:val="0"/>
-          <w:color w:val="000000"/>
-          <w:sz w:val="24"/>
-        </w:rPr>
-        <w:hyperlink r:id="rId31" w:history="1">
-          <w:r>
-            <w:rPr>
-              <w:rStyle w:val="Hyperlink"/>
-            </w:rPr>
-            <w:t>it va</w:t>
-          </w:r>
-        </w:hyperlink>
-      </w:r>
-      <w:r>
-        <w:rPr>
-          <w:u w:val="single" w:color="0000ff"/>
-          <w:rFonts w:ascii="Charis SIL Regular" w:hAnsi="Charis SIL Regular" w:eastAsia="Charis SIL Regular"/>
-          <w:b w:val="0"/>
-          <w:i w:val="0"/>
-          <w:color w:val="000000"/>
-          <w:sz w:val="24"/>
-        </w:rPr>
-        <w:hyperlink r:id="rId31" w:history="1">
+        <w:hyperlink r:id="rId32" w:history="1">
           <w:r>
             <w:rPr>
               <w:rStyle w:val="Hyperlink"/>
@@ -3456,7 +3219,7 @@
           <w:sz w:val="24"/>
           <w:u w:val="single"/>
         </w:rPr>
-        <w:hyperlink r:id="rId32" w:history="1">
+        <w:hyperlink r:id="rId33" w:history="1">
           <w:r>
             <w:rPr>
               <w:rStyle w:val="Hyperlink"/>
@@ -3485,7 +3248,7 @@
           <w:sz w:val="24"/>
           <w:u w:val="single"/>
         </w:rPr>
-        <w:hyperlink r:id="rId32" w:history="1">
+        <w:hyperlink r:id="rId33" w:history="1">
           <w:r>
             <w:rPr>
               <w:rStyle w:val="Hyperlink"/>
@@ -3514,7 +3277,7 @@
           <w:sz w:val="24"/>
           <w:u w:val="single"/>
         </w:rPr>
-        <w:hyperlink r:id="rId32" w:history="1">
+        <w:hyperlink r:id="rId33" w:history="1">
           <w:r>
             <w:rPr>
               <w:rStyle w:val="Hyperlink"/>
@@ -3542,7 +3305,7 @@
           <w:color w:val="000000"/>
           <w:sz w:val="24"/>
         </w:rPr>
-        <w:hyperlink r:id="rId32" w:history="1">
+        <w:hyperlink r:id="rId33" w:history="1">
           <w:r>
             <w:rPr>
               <w:rStyle w:val="Hyperlink"/>
@@ -3560,7 +3323,7 @@
           <w:color w:val="000000"/>
           <w:sz w:val="24"/>
         </w:rPr>
-        <w:hyperlink r:id="rId32" w:history="1">
+        <w:hyperlink r:id="rId33" w:history="1">
           <w:r>
             <w:rPr>
               <w:rStyle w:val="Hyperlink"/>
@@ -3578,7 +3341,7 @@
           <w:color w:val="000000"/>
           <w:sz w:val="24"/>
         </w:rPr>
-        <w:hyperlink r:id="rId32" w:history="1">
+        <w:hyperlink r:id="rId33" w:history="1">
           <w:r>
             <w:rPr>
               <w:rStyle w:val="Hyperlink"/>
@@ -3596,7 +3359,7 @@
           <w:color w:val="000000"/>
           <w:sz w:val="24"/>
         </w:rPr>
-        <w:hyperlink r:id="rId32" w:history="1">
+        <w:hyperlink r:id="rId33" w:history="1">
           <w:r>
             <w:rPr>
               <w:rStyle w:val="Hyperlink"/>
@@ -3614,7 +3377,7 @@
           <w:color w:val="000000"/>
           <w:sz w:val="24"/>
         </w:rPr>
-        <w:hyperlink r:id="rId32" w:history="1">
+        <w:hyperlink r:id="rId33" w:history="1">
           <w:r>
             <w:rPr>
               <w:rStyle w:val="Hyperlink"/>
@@ -3642,7 +3405,7 @@
           <w:sz w:val="24"/>
           <w:u w:val="single"/>
         </w:rPr>
-        <w:hyperlink r:id="rId33" w:history="1">
+        <w:hyperlink r:id="rId34" w:history="1">
           <w:r>
             <w:rPr>
               <w:rStyle w:val="Hyperlink"/>
@@ -3671,7 +3434,7 @@
           <w:sz w:val="24"/>
           <w:u w:val="single"/>
         </w:rPr>
-        <w:hyperlink r:id="rId33" w:history="1">
+        <w:hyperlink r:id="rId34" w:history="1">
           <w:r>
             <w:rPr>
               <w:rStyle w:val="Hyperlink"/>
@@ -3689,7 +3452,7 @@
           <w:sz w:val="24"/>
           <w:u w:val="single"/>
         </w:rPr>
-        <w:hyperlink r:id="rId33" w:history="1">
+        <w:hyperlink r:id="rId34" w:history="1">
           <w:r>
             <w:rPr>
               <w:rStyle w:val="Hyperlink"/>
@@ -3727,7 +3490,7 @@
           <w:sz w:val="24"/>
           <w:u w:val="single"/>
         </w:rPr>
-        <w:hyperlink r:id="rId34" w:history="1">
+        <w:hyperlink r:id="rId35" w:history="1">
           <w:r>
             <w:rPr>
               <w:rStyle w:val="Hyperlink"/>
@@ -3756,7 +3519,7 @@
           <w:sz w:val="24"/>
           <w:u w:val="single"/>
         </w:rPr>
-        <w:hyperlink r:id="rId34" w:history="1">
+        <w:hyperlink r:id="rId35" w:history="1">
           <w:r>
             <w:rPr>
               <w:rStyle w:val="Hyperlink"/>
@@ -3785,7 +3548,7 @@
           <w:sz w:val="24"/>
           <w:u w:val="single"/>
         </w:rPr>
-        <w:hyperlink r:id="rId34" w:history="1">
+        <w:hyperlink r:id="rId35" w:history="1">
           <w:r>
             <w:rPr>
               <w:rStyle w:val="Hyperlink"/>
@@ -3814,7 +3577,7 @@
           <w:sz w:val="24"/>
           <w:u w:val="single"/>
         </w:rPr>
-        <w:hyperlink r:id="rId34" w:history="1">
+        <w:hyperlink r:id="rId35" w:history="1">
           <w:r>
             <w:rPr>
               <w:rStyle w:val="Hyperlink"/>
@@ -3830,8 +3593,9 @@
           <w:i w:val="0"/>
           <w:color w:val="0000FF"/>
           <w:sz w:val="24"/>
-        </w:rPr>
-        <w:hyperlink r:id="rId34" w:history="1">
+          <w:u w:val="single"/>
+        </w:rPr>
+        <w:hyperlink r:id="rId35" w:history="1">
           <w:r>
             <w:rPr>
               <w:rStyle w:val="Hyperlink"/>
@@ -3849,7 +3613,7 @@
           <w:sz w:val="24"/>
           <w:u w:val="single"/>
         </w:rPr>
-        <w:hyperlink r:id="rId34" w:history="1">
+        <w:hyperlink r:id="rId35" w:history="1">
           <w:r>
             <w:rPr>
               <w:rStyle w:val="Hyperlink"/>
@@ -3867,7 +3631,7 @@
           <w:color w:val="000000"/>
           <w:sz w:val="24"/>
         </w:rPr>
-        <w:hyperlink r:id="rId33" w:history="1">
+        <w:hyperlink r:id="rId34" w:history="1">
           <w:r>
             <w:rPr>
               <w:rStyle w:val="Hyperlink"/>
@@ -3885,7 +3649,7 @@
           <w:color w:val="000000"/>
           <w:sz w:val="24"/>
         </w:rPr>
-        <w:hyperlink r:id="rId33" w:history="1">
+        <w:hyperlink r:id="rId34" w:history="1">
           <w:r>
             <w:rPr>
               <w:rStyle w:val="Hyperlink"/>
@@ -3903,7 +3667,7 @@
           <w:color w:val="000000"/>
           <w:sz w:val="24"/>
         </w:rPr>
-        <w:hyperlink r:id="rId33" w:history="1">
+        <w:hyperlink r:id="rId34" w:history="1">
           <w:r>
             <w:rPr>
               <w:rStyle w:val="Hyperlink"/>
@@ -3921,7 +3685,7 @@
           <w:color w:val="000000"/>
           <w:sz w:val="24"/>
         </w:rPr>
-        <w:hyperlink r:id="rId33" w:history="1">
+        <w:hyperlink r:id="rId34" w:history="1">
           <w:r>
             <w:rPr>
               <w:rStyle w:val="Hyperlink"/>
@@ -3959,14 +3723,7 @@
           <w:sz w:val="24"/>
           <w:u w:val="single"/>
         </w:rPr>
-        <w:hyperlink r:id="rId35" w:history="1">
-          <w:r>
-            <w:rPr>
-              <w:rStyle w:val="Hyperlink"/>
-            </w:rPr>
-            <w:t>restitutiev</w:t>
-          </w:r>
-        </w:hyperlink>
+        <w:t>restitutiev</w:t>
       </w:r>
       <w:r>
         <w:rPr>
@@ -3995,7 +3752,7 @@
           <w:color w:val="000000"/>
           <w:sz w:val="24"/>
         </w:rPr>
-        <w:hyperlink r:id="rId34" w:history="1">
+        <w:hyperlink r:id="rId35" w:history="1">
           <w:r>
             <w:rPr>
               <w:rStyle w:val="Hyperlink"/>
@@ -4013,7 +3770,7 @@
           <w:color w:val="000000"/>
           <w:sz w:val="24"/>
         </w:rPr>
-        <w:hyperlink r:id="rId34" w:history="1">
+        <w:hyperlink r:id="rId35" w:history="1">
           <w:r>
             <w:rPr>
               <w:rStyle w:val="Hyperlink"/>
@@ -4031,7 +3788,7 @@
           <w:color w:val="000000"/>
           <w:sz w:val="24"/>
         </w:rPr>
-        <w:hyperlink r:id="rId34" w:history="1">
+        <w:hyperlink r:id="rId35" w:history="1">
           <w:r>
             <w:rPr>
               <w:rStyle w:val="Hyperlink"/>
@@ -4049,7 +3806,7 @@
           <w:color w:val="000000"/>
           <w:sz w:val="24"/>
         </w:rPr>
-        <w:hyperlink r:id="rId34" w:history="1">
+        <w:hyperlink r:id="rId35" w:history="1">
           <w:r>
             <w:rPr>
               <w:rStyle w:val="Hyperlink"/>
@@ -4067,7 +3824,7 @@
           <w:color w:val="000000"/>
           <w:sz w:val="24"/>
         </w:rPr>
-        <w:hyperlink r:id="rId34" w:history="1">
+        <w:hyperlink r:id="rId35" w:history="1">
           <w:r>
             <w:rPr>
               <w:rStyle w:val="Hyperlink"/>
@@ -4085,7 +3842,7 @@
           <w:color w:val="000000"/>
           <w:sz w:val="24"/>
         </w:rPr>
-        <w:hyperlink r:id="rId34" w:history="1">
+        <w:hyperlink r:id="rId35" w:history="1">
           <w:r>
             <w:rPr>
               <w:rStyle w:val="Hyperlink"/>
@@ -4103,7 +3860,7 @@
           <w:color w:val="000000"/>
           <w:sz w:val="24"/>
         </w:rPr>
-        <w:hyperlink r:id="rId34" w:history="1">
+        <w:hyperlink r:id="rId35" w:history="1">
           <w:r>
             <w:rPr>
               <w:rStyle w:val="Hyperlink"/>
@@ -4163,7 +3920,7 @@
           <w:color w:val="000000"/>
           <w:sz w:val="24"/>
         </w:rPr>
-        <w:hyperlink r:id="rId35" w:history="1">
+        <w:hyperlink r:id="rId36" w:history="1">
           <w:r>
             <w:rPr>
               <w:rStyle w:val="Hyperlink"/>
@@ -4390,7 +4147,7 @@
           <w:sz w:val="24"/>
           <w:u w:val="single"/>
         </w:rPr>
-        <w:hyperlink r:id="rId36" w:history="1">
+        <w:hyperlink r:id="rId37" w:history="1">
           <w:r>
             <w:rPr>
               <w:rStyle w:val="Hyperlink"/>
@@ -4408,7 +4165,7 @@
           <w:sz w:val="24"/>
           <w:u w:val="single"/>
         </w:rPr>
-        <w:hyperlink r:id="rId36" w:history="1">
+        <w:hyperlink r:id="rId37" w:history="1">
           <w:r>
             <w:rPr>
               <w:rStyle w:val="Hyperlink"/>
@@ -4426,7 +4183,7 @@
           <w:sz w:val="24"/>
           <w:u w:val="single"/>
         </w:rPr>
-        <w:hyperlink r:id="rId36" w:history="1">
+        <w:hyperlink r:id="rId37" w:history="1">
           <w:r>
             <w:rPr>
               <w:rStyle w:val="Hyperlink"/>
@@ -4444,7 +4201,7 @@
           <w:sz w:val="24"/>
           <w:u w:val="single"/>
         </w:rPr>
-        <w:hyperlink r:id="rId36" w:history="1">
+        <w:hyperlink r:id="rId37" w:history="1">
           <w:r>
             <w:rPr>
               <w:rStyle w:val="Hyperlink"/>
@@ -4462,7 +4219,7 @@
           <w:sz w:val="24"/>
           <w:u w:val="single"/>
         </w:rPr>
-        <w:hyperlink r:id="rId36" w:history="1">
+        <w:hyperlink r:id="rId37" w:history="1">
           <w:r>
             <w:rPr>
               <w:rStyle w:val="Hyperlink"/>
@@ -4580,7 +4337,7 @@
           <w:sz w:val="24"/>
           <w:u w:val="single"/>
         </w:rPr>
-        <w:hyperlink r:id="rId37" w:history="1">
+        <w:hyperlink r:id="rId38" w:history="1">
           <w:r>
             <w:rPr>
               <w:rStyle w:val="Hyperlink"/>
@@ -4598,7 +4355,7 @@
           <w:sz w:val="24"/>
           <w:u w:val="single"/>
         </w:rPr>
-        <w:hyperlink r:id="rId37" w:history="1">
+        <w:hyperlink r:id="rId38" w:history="1">
           <w:r>
             <w:rPr>
               <w:rStyle w:val="Hyperlink"/>
@@ -4616,7 +4373,7 @@
           <w:sz w:val="24"/>
           <w:u w:val="single"/>
         </w:rPr>
-        <w:hyperlink r:id="rId37" w:history="1">
+        <w:hyperlink r:id="rId38" w:history="1">
           <w:r>
             <w:rPr>
               <w:rStyle w:val="Hyperlink"/>
@@ -4634,7 +4391,7 @@
           <w:sz w:val="24"/>
           <w:u w:val="single"/>
         </w:rPr>
-        <w:hyperlink r:id="rId37" w:history="1">
+        <w:hyperlink r:id="rId38" w:history="1">
           <w:r>
             <w:rPr>
               <w:rStyle w:val="Hyperlink"/>
@@ -4742,7 +4499,7 @@
           <w:sz w:val="24"/>
           <w:u w:val="single"/>
         </w:rPr>
-        <w:hyperlink r:id="rId38" w:history="1">
+        <w:hyperlink r:id="rId39" w:history="1">
           <w:r>
             <w:rPr>
               <w:rStyle w:val="Hyperlink"/>
@@ -4760,7 +4517,7 @@
           <w:sz w:val="24"/>
           <w:u w:val="single"/>
         </w:rPr>
-        <w:hyperlink r:id="rId38" w:history="1">
+        <w:hyperlink r:id="rId39" w:history="1">
           <w:r>
             <w:rPr>
               <w:rStyle w:val="Hyperlink"/>
@@ -4778,7 +4535,7 @@
           <w:sz w:val="24"/>
           <w:u w:val="single"/>
         </w:rPr>
-        <w:hyperlink r:id="rId38" w:history="1">
+        <w:hyperlink r:id="rId39" w:history="1">
           <w:r>
             <w:rPr>
               <w:rStyle w:val="Hyperlink"/>
@@ -4796,7 +4553,7 @@
           <w:sz w:val="24"/>
           <w:u w:val="single"/>
         </w:rPr>
-        <w:hyperlink r:id="rId38" w:history="1">
+        <w:hyperlink r:id="rId39" w:history="1">
           <w:r>
             <w:rPr>
               <w:rStyle w:val="Hyperlink"/>
@@ -4824,7 +4581,7 @@
           <w:sz w:val="24"/>
           <w:u w:val="single"/>
         </w:rPr>
-        <w:hyperlink r:id="rId39" w:history="1">
+        <w:hyperlink r:id="rId40" w:history="1">
           <w:r>
             <w:rPr>
               <w:rStyle w:val="Hyperlink"/>
@@ -4871,13 +4628,21 @@
       </w:r>
       <w:r>
         <w:rPr>
+          <w:u w:val="single" w:color="0000ff"/>
           <w:rFonts w:ascii="Charis SIL Regular" w:hAnsi="Charis SIL Regular" w:eastAsia="Charis SIL Regular"/>
           <w:b w:val="0"/>
           <w:i w:val="0"/>
           <w:color w:val="000000"/>
           <w:sz w:val="24"/>
         </w:rPr>
-        <w:t xml:space="preserve">, </w:t>
+        <w:hyperlink r:id="rId39" w:history="1">
+          <w:r>
+            <w:rPr>
+              <w:rStyle w:val="Hyperlink"/>
+            </w:rPr>
+            <w:t xml:space="preserve">, </w:t>
+          </w:r>
+        </w:hyperlink>
       </w:r>
       <w:r>
         <w:rPr>
@@ -4888,7 +4653,7 @@
           <w:sz w:val="24"/>
           <w:u w:val="single"/>
         </w:rPr>
-        <w:hyperlink r:id="rId40" w:history="1">
+        <w:hyperlink r:id="rId39" w:history="1">
           <w:r>
             <w:rPr>
               <w:rStyle w:val="Hyperlink"/>
@@ -4917,7 +4682,7 @@
           <w:sz w:val="24"/>
           <w:u w:val="single"/>
         </w:rPr>
-        <w:hyperlink r:id="rId40" w:history="1">
+        <w:hyperlink r:id="rId39" w:history="1">
           <w:r>
             <w:rPr>
               <w:rStyle w:val="Hyperlink"/>
@@ -4935,7 +4700,7 @@
           <w:sz w:val="24"/>
           <w:u w:val="single"/>
         </w:rPr>
-        <w:hyperlink r:id="rId40" w:history="1">
+        <w:hyperlink r:id="rId39" w:history="1">
           <w:r>
             <w:rPr>
               <w:rStyle w:val="Hyperlink"/>

--- a/EXPORTS/DOCX/published/niveau3/Dutch/KunsthandelVanLier.docx
+++ b/EXPORTS/DOCX/published/niveau3/Dutch/KunsthandelVanLier.docx
@@ -249,13 +249,95 @@
       </w:r>
       <w:r>
         <w:rPr>
+          <w:u w:val="single" w:color="0000ff"/>
           <w:rFonts w:ascii="Charis SIL Regular" w:hAnsi="Charis SIL Regular" w:eastAsia="Charis SIL Regular"/>
           <w:b w:val="0"/>
           <w:i w:val="0"/>
           <w:color w:val="000000"/>
           <w:sz w:val="24"/>
         </w:rPr>
-        <w:t xml:space="preserve">naar Amsterdam. </w:t>
+        <w:hyperlink r:id="rId9" w:history="1">
+          <w:r>
+            <w:rPr>
+              <w:rStyle w:val="Hyperlink"/>
+            </w:rPr>
+            <w:t xml:space="preserve">naar </w:t>
+          </w:r>
+        </w:hyperlink>
+      </w:r>
+      <w:r>
+        <w:rPr>
+          <w:rFonts w:ascii="Charis SIL Regular" w:hAnsi="Charis SIL Regular" w:eastAsia="Charis SIL Regular"/>
+          <w:b w:val="0"/>
+          <w:i w:val="0"/>
+          <w:color w:val="000000"/>
+          <w:sz w:val="24"/>
+        </w:rPr>
+        <w:t>A</w:t>
+      </w:r>
+      <w:r>
+        <w:rPr>
+          <w:u w:val="single" w:color="0000ff"/>
+          <w:rFonts w:ascii="Charis SIL Regular" w:hAnsi="Charis SIL Regular" w:eastAsia="Charis SIL Regular"/>
+          <w:b w:val="0"/>
+          <w:i w:val="0"/>
+          <w:color w:val="000000"/>
+          <w:sz w:val="24"/>
+        </w:rPr>
+        <w:hyperlink r:id="rId9" w:history="1">
+          <w:r>
+            <w:rPr>
+              <w:rStyle w:val="Hyperlink"/>
+            </w:rPr>
+            <w:t>ms</w:t>
+          </w:r>
+        </w:hyperlink>
+      </w:r>
+      <w:r>
+        <w:rPr>
+          <w:u w:val="single" w:color="0000ff"/>
+          <w:rFonts w:ascii="Charis SIL Regular" w:hAnsi="Charis SIL Regular" w:eastAsia="Charis SIL Regular"/>
+          <w:b w:val="0"/>
+          <w:i w:val="0"/>
+          <w:color w:val="000000"/>
+          <w:sz w:val="24"/>
+        </w:rPr>
+        <w:hyperlink r:id="rId9" w:history="1">
+          <w:r>
+            <w:rPr>
+              <w:rStyle w:val="Hyperlink"/>
+            </w:rPr>
+            <w:t>t</w:t>
+          </w:r>
+        </w:hyperlink>
+      </w:r>
+      <w:r>
+        <w:rPr>
+          <w:u w:val="single" w:color="0000ff"/>
+          <w:rFonts w:ascii="Charis SIL Regular" w:hAnsi="Charis SIL Regular" w:eastAsia="Charis SIL Regular"/>
+          <w:b w:val="0"/>
+          <w:i w:val="0"/>
+          <w:color w:val="000000"/>
+          <w:sz w:val="24"/>
+        </w:rPr>
+        <w:hyperlink r:id="rId9" w:history="1">
+          <w:r>
+            <w:rPr>
+              <w:rStyle w:val="Hyperlink"/>
+            </w:rPr>
+            <w:t>erd</w:t>
+          </w:r>
+        </w:hyperlink>
+      </w:r>
+      <w:r>
+        <w:rPr>
+          <w:rFonts w:ascii="Charis SIL Regular" w:hAnsi="Charis SIL Regular" w:eastAsia="Charis SIL Regular"/>
+          <w:b w:val="0"/>
+          <w:i w:val="0"/>
+          <w:color w:val="000000"/>
+          <w:sz w:val="24"/>
+        </w:rPr>
+        <w:t xml:space="preserve">am. </w:t>
       </w:r>
       <w:r>
         <w:rPr>
@@ -465,118 +547,7 @@
           <w:color w:val="000000"/>
           <w:sz w:val="24"/>
         </w:rPr>
-        <w:t>Van Lier raakte ec</w:t>
-      </w:r>
-      <w:r>
-        <w:rPr>
-          <w:u w:val="single" w:color="0000ff"/>
-          <w:rFonts w:ascii="Charis SIL Regular" w:hAnsi="Charis SIL Regular" w:eastAsia="Charis SIL Regular"/>
-          <w:b w:val="0"/>
-          <w:i w:val="0"/>
-          <w:color w:val="000000"/>
-          <w:sz w:val="24"/>
-        </w:rPr>
-        <w:hyperlink r:id="rId11" w:history="1">
-          <w:r>
-            <w:rPr>
-              <w:rStyle w:val="Hyperlink"/>
-            </w:rPr>
-            <w:t xml:space="preserve">hter ook </w:t>
-          </w:r>
-        </w:hyperlink>
-      </w:r>
-      <w:r>
-        <w:rPr>
-          <w:u w:val="single" w:color="0000ff"/>
-          <w:rFonts w:ascii="Charis SIL Regular" w:hAnsi="Charis SIL Regular" w:eastAsia="Charis SIL Regular"/>
-          <w:b w:val="0"/>
-          <w:i w:val="0"/>
-          <w:color w:val="000000"/>
-          <w:sz w:val="24"/>
-        </w:rPr>
-        <w:hyperlink r:id="rId11" w:history="1">
-          <w:r>
-            <w:rPr>
-              <w:rStyle w:val="Hyperlink"/>
-            </w:rPr>
-            <w:t>g</w:t>
-          </w:r>
-        </w:hyperlink>
-      </w:r>
-      <w:r>
-        <w:rPr>
-          <w:u w:val="single" w:color="0000ff"/>
-          <w:rFonts w:ascii="Charis SIL Regular" w:hAnsi="Charis SIL Regular" w:eastAsia="Charis SIL Regular"/>
-          <w:b w:val="0"/>
-          <w:i w:val="0"/>
-          <w:color w:val="000000"/>
-          <w:sz w:val="24"/>
-        </w:rPr>
-        <w:hyperlink r:id="rId11" w:history="1">
-          <w:r>
-            <w:rPr>
-              <w:rStyle w:val="Hyperlink"/>
-            </w:rPr>
-            <w:t>eïnt</w:t>
-          </w:r>
-        </w:hyperlink>
-      </w:r>
-      <w:r>
-        <w:rPr>
-          <w:u w:val="single" w:color="0000ff"/>
-          <w:rFonts w:ascii="Charis SIL Regular" w:hAnsi="Charis SIL Regular" w:eastAsia="Charis SIL Regular"/>
-          <w:b w:val="0"/>
-          <w:i w:val="0"/>
-          <w:color w:val="000000"/>
-          <w:sz w:val="24"/>
-        </w:rPr>
-        <w:hyperlink r:id="rId11" w:history="1">
-          <w:r>
-            <w:rPr>
-              <w:rStyle w:val="Hyperlink"/>
-            </w:rPr>
-            <w:t>e</w:t>
-          </w:r>
-        </w:hyperlink>
-      </w:r>
-      <w:r>
-        <w:rPr>
-          <w:u w:val="single" w:color="0000ff"/>
-          <w:rFonts w:ascii="Charis SIL Regular" w:hAnsi="Charis SIL Regular" w:eastAsia="Charis SIL Regular"/>
-          <w:b w:val="0"/>
-          <w:i w:val="0"/>
-          <w:color w:val="000000"/>
-          <w:sz w:val="24"/>
-        </w:rPr>
-        <w:hyperlink r:id="rId11" w:history="1">
-          <w:r>
-            <w:rPr>
-              <w:rStyle w:val="Hyperlink"/>
-            </w:rPr>
-            <w:t>res</w:t>
-          </w:r>
-        </w:hyperlink>
-      </w:r>
-      <w:r>
-        <w:rPr>
-          <w:u w:val="single" w:color="0000ff"/>
-          <w:rFonts w:ascii="Charis SIL Regular" w:hAnsi="Charis SIL Regular" w:eastAsia="Charis SIL Regular"/>
-          <w:b w:val="0"/>
-          <w:i w:val="0"/>
-          <w:color w:val="000000"/>
-          <w:sz w:val="24"/>
-        </w:rPr>
-        <w:t>s</w:t>
-      </w:r>
-      <w:r>
-        <w:rPr>
-          <w:rFonts w:ascii="Charis SIL Regular" w:hAnsi="Charis SIL Regular" w:eastAsia="Charis SIL Regular"/>
-          <w:b w:val="0"/>
-          <w:i w:val="0"/>
-          <w:color w:val="000000"/>
-          <w:sz w:val="24"/>
-        </w:rPr>
-        <w:t xml:space="preserve">eerd in </w:t>
+        <w:t xml:space="preserve">Van Lier raakte echter ook geïnteresseerd in </w:t>
       </w:r>
       <w:r>
         <w:rPr>
@@ -645,39 +616,13 @@
       </w:r>
       <w:r>
         <w:rPr>
-          <w:u w:val="single" w:color="0000ff"/>
           <w:rFonts w:ascii="Charis SIL Regular" w:hAnsi="Charis SIL Regular" w:eastAsia="Charis SIL Regular"/>
           <w:b w:val="0"/>
           <w:i w:val="0"/>
           <w:color w:val="000000"/>
           <w:sz w:val="24"/>
         </w:rPr>
-        <w:hyperlink r:id="rId12" w:history="1">
-          <w:r>
-            <w:rPr>
-              <w:rStyle w:val="Hyperlink"/>
-            </w:rPr>
-            <w:t xml:space="preserve"> e</w:t>
-          </w:r>
-        </w:hyperlink>
-      </w:r>
-      <w:r>
-        <w:rPr>
-          <w:u w:val="single" w:color="0000ff"/>
-          <w:rFonts w:ascii="Charis SIL Regular" w:hAnsi="Charis SIL Regular" w:eastAsia="Charis SIL Regular"/>
-          <w:b w:val="0"/>
-          <w:i w:val="0"/>
-          <w:color w:val="000000"/>
-          <w:sz w:val="24"/>
-        </w:rPr>
-        <w:hyperlink r:id="rId12" w:history="1">
-          <w:r>
-            <w:rPr>
-              <w:rStyle w:val="Hyperlink"/>
-            </w:rPr>
-            <w:t xml:space="preserve">n </w:t>
-          </w:r>
-        </w:hyperlink>
+        <w:t xml:space="preserve"> en </w:t>
       </w:r>
       <w:r>
         <w:rPr>
@@ -706,7 +651,7 @@
           <w:sz w:val="24"/>
           <w:u w:val="single"/>
         </w:rPr>
-        <w:hyperlink r:id="rId14" w:history="1">
+        <w:hyperlink r:id="rId12" w:history="1">
           <w:r>
             <w:rPr>
               <w:rStyle w:val="Hyperlink"/>
@@ -724,7 +669,7 @@
           <w:sz w:val="24"/>
           <w:u w:val="single"/>
         </w:rPr>
-        <w:hyperlink r:id="rId14" w:history="1">
+        <w:hyperlink r:id="rId12" w:history="1">
           <w:r>
             <w:rPr>
               <w:rStyle w:val="Hyperlink"/>
@@ -834,7 +779,7 @@
           <w:sz w:val="24"/>
           <w:u w:val="single"/>
         </w:rPr>
-        <w:hyperlink r:id="rId15" w:history="1">
+        <w:hyperlink r:id="rId13" w:history="1">
           <w:r>
             <w:rPr>
               <w:rStyle w:val="Hyperlink"/>
@@ -850,8 +795,9 @@
           <w:i w:val="0"/>
           <w:color w:val="0000FF"/>
           <w:sz w:val="24"/>
-        </w:rPr>
-        <w:hyperlink r:id="rId15" w:history="1">
+          <w:u w:val="single"/>
+        </w:rPr>
+        <w:hyperlink r:id="rId14" w:history="1">
           <w:r>
             <w:rPr>
               <w:rStyle w:val="Hyperlink"/>
@@ -898,7 +844,7 @@
           <w:sz w:val="24"/>
           <w:u w:val="single"/>
         </w:rPr>
-        <w:hyperlink r:id="rId14" w:history="1">
+        <w:hyperlink r:id="rId15" w:history="1">
           <w:r>
             <w:rPr>
               <w:rStyle w:val="Hyperlink"/>
@@ -916,7 +862,7 @@
           <w:sz w:val="24"/>
           <w:u w:val="single"/>
         </w:rPr>
-        <w:hyperlink r:id="rId15" w:history="1">
+        <w:hyperlink r:id="rId14" w:history="1">
           <w:r>
             <w:rPr>
               <w:rStyle w:val="Hyperlink"/>
@@ -944,7 +890,7 @@
           <w:color w:val="000000"/>
           <w:sz w:val="24"/>
         </w:rPr>
-        <w:hyperlink r:id="rId15" w:history="1">
+        <w:hyperlink r:id="rId14" w:history="1">
           <w:r>
             <w:rPr>
               <w:rStyle w:val="Hyperlink"/>
@@ -962,7 +908,7 @@
           <w:sz w:val="24"/>
           <w:u w:val="single"/>
         </w:rPr>
-        <w:hyperlink r:id="rId16" w:history="1">
+        <w:hyperlink r:id="rId14" w:history="1">
           <w:r>
             <w:rPr>
               <w:rStyle w:val="Hyperlink"/>
@@ -980,7 +926,7 @@
           <w:sz w:val="24"/>
           <w:u w:val="single"/>
         </w:rPr>
-        <w:hyperlink r:id="rId16" w:history="1">
+        <w:hyperlink r:id="rId14" w:history="1">
           <w:r>
             <w:rPr>
               <w:rStyle w:val="Hyperlink"/>
@@ -998,7 +944,7 @@
           <w:sz w:val="24"/>
           <w:u w:val="single"/>
         </w:rPr>
-        <w:hyperlink r:id="rId16" w:history="1">
+        <w:hyperlink r:id="rId14" w:history="1">
           <w:r>
             <w:rPr>
               <w:rStyle w:val="Hyperlink"/>
@@ -1027,7 +973,7 @@
           <w:sz w:val="24"/>
           <w:u w:val="single"/>
         </w:rPr>
-        <w:hyperlink r:id="rId16" w:history="1">
+        <w:hyperlink r:id="rId14" w:history="1">
           <w:r>
             <w:rPr>
               <w:rStyle w:val="Hyperlink"/>
@@ -1113,12 +1059,12 @@
           <w:sz w:val="24"/>
           <w:u w:val="single"/>
         </w:rPr>
-        <w:hyperlink r:id="rId17" w:history="1">
+        <w:hyperlink r:id="rId16" w:history="1">
           <w:r>
             <w:rPr>
               <w:rStyle w:val="Hyperlink"/>
             </w:rPr>
-            <w:t>etnografisc</w:t>
+            <w:t>etnografisch</w:t>
           </w:r>
         </w:hyperlink>
       </w:r>
@@ -1129,13 +1075,36 @@
           <w:i w:val="0"/>
           <w:color w:val="0000FF"/>
           <w:sz w:val="24"/>
-        </w:rPr>
-        <w:hyperlink r:id="rId17" w:history="1">
+          <w:u w:val="single"/>
+        </w:rPr>
+        <w:t>e</w:t>
+      </w:r>
+      <w:r>
+        <w:rPr>
+          <w:rFonts w:ascii="Charis SIL Regular" w:hAnsi="Charis SIL Regular" w:eastAsia="Charis SIL Regular"/>
+          <w:b w:val="0"/>
+          <w:i w:val="0"/>
+          <w:color w:val="0000FF"/>
+          <w:sz w:val="24"/>
+          <w:u w:val="single"/>
+        </w:rPr>
+        <w:t xml:space="preserve"> </w:t>
+      </w:r>
+      <w:r>
+        <w:rPr>
+          <w:rFonts w:ascii="Charis SIL Regular" w:hAnsi="Charis SIL Regular" w:eastAsia="Charis SIL Regular"/>
+          <w:b w:val="0"/>
+          <w:i w:val="0"/>
+          <w:color w:val="0000FF"/>
+          <w:sz w:val="24"/>
+          <w:u w:val="single"/>
+        </w:rPr>
+        <w:hyperlink r:id="rId16" w:history="1">
           <w:r>
             <w:rPr>
               <w:rStyle w:val="Hyperlink"/>
             </w:rPr>
-            <w:t>h</w:t>
+            <w:t>voorwerpe</w:t>
           </w:r>
         </w:hyperlink>
       </w:r>
@@ -1147,57 +1116,28 @@
           <w:color w:val="0000FF"/>
           <w:sz w:val="24"/>
         </w:rPr>
-        <w:t>e</w:t>
-      </w:r>
-      <w:r>
-        <w:rPr>
-          <w:rFonts w:ascii="Charis SIL Regular" w:hAnsi="Charis SIL Regular" w:eastAsia="Charis SIL Regular"/>
-          <w:b w:val="0"/>
-          <w:i w:val="0"/>
-          <w:color w:val="0000FF"/>
-          <w:sz w:val="24"/>
-          <w:u w:val="single"/>
-        </w:rPr>
-        <w:t xml:space="preserve"> </w:t>
-      </w:r>
-      <w:r>
-        <w:rPr>
-          <w:rFonts w:ascii="Charis SIL Regular" w:hAnsi="Charis SIL Regular" w:eastAsia="Charis SIL Regular"/>
-          <w:b w:val="0"/>
-          <w:i w:val="0"/>
-          <w:color w:val="0000FF"/>
-          <w:sz w:val="24"/>
-          <w:u w:val="single"/>
+        <w:t>n</w:t>
+      </w:r>
+      <w:r>
+        <w:rPr>
+          <w:rFonts w:ascii="Charis SIL Regular" w:hAnsi="Charis SIL Regular" w:eastAsia="Charis SIL Regular"/>
+          <w:b w:val="0"/>
+          <w:i w:val="0"/>
+          <w:color w:val="000000"/>
+          <w:sz w:val="24"/>
+        </w:rPr>
+        <w:t xml:space="preserve"> uit de hele wereld</w:t>
+      </w:r>
+      <w:r>
+        <w:rPr>
+          <w:u w:val="single" w:color="0000ff"/>
+          <w:rFonts w:ascii="Charis SIL Regular" w:hAnsi="Charis SIL Regular" w:eastAsia="Charis SIL Regular"/>
+          <w:b w:val="0"/>
+          <w:i w:val="0"/>
+          <w:color w:val="000000"/>
+          <w:sz w:val="24"/>
         </w:rPr>
         <w:hyperlink r:id="rId17" w:history="1">
-          <w:r>
-            <w:rPr>
-              <w:rStyle w:val="Hyperlink"/>
-            </w:rPr>
-            <w:t>voorwerpen</w:t>
-          </w:r>
-        </w:hyperlink>
-      </w:r>
-      <w:r>
-        <w:rPr>
-          <w:rFonts w:ascii="Charis SIL Regular" w:hAnsi="Charis SIL Regular" w:eastAsia="Charis SIL Regular"/>
-          <w:b w:val="0"/>
-          <w:i w:val="0"/>
-          <w:color w:val="000000"/>
-          <w:sz w:val="24"/>
-        </w:rPr>
-        <w:t xml:space="preserve"> uit de hele wereld</w:t>
-      </w:r>
-      <w:r>
-        <w:rPr>
-          <w:u w:val="single" w:color="0000ff"/>
-          <w:rFonts w:ascii="Charis SIL Regular" w:hAnsi="Charis SIL Regular" w:eastAsia="Charis SIL Regular"/>
-          <w:b w:val="0"/>
-          <w:i w:val="0"/>
-          <w:color w:val="000000"/>
-          <w:sz w:val="24"/>
-        </w:rPr>
-        <w:hyperlink r:id="rId16" w:history="1">
           <w:r>
             <w:rPr>
               <w:rStyle w:val="Hyperlink"/>
@@ -1215,7 +1155,7 @@
           <w:color w:val="000000"/>
           <w:sz w:val="24"/>
         </w:rPr>
-        <w:hyperlink r:id="rId16" w:history="1">
+        <w:hyperlink r:id="rId17" w:history="1">
           <w:r>
             <w:rPr>
               <w:rStyle w:val="Hyperlink"/>
@@ -1233,7 +1173,7 @@
           <w:color w:val="000000"/>
           <w:sz w:val="24"/>
         </w:rPr>
-        <w:hyperlink r:id="rId16" w:history="1">
+        <w:hyperlink r:id="rId17" w:history="1">
           <w:r>
             <w:rPr>
               <w:rStyle w:val="Hyperlink"/>
@@ -1251,7 +1191,7 @@
           <w:sz w:val="24"/>
           <w:u w:val="single"/>
         </w:rPr>
-        <w:hyperlink r:id="rId18" w:history="1">
+        <w:hyperlink r:id="rId13" w:history="1">
           <w:r>
             <w:rPr>
               <w:rStyle w:val="Hyperlink"/>
@@ -1345,13 +1285,31 @@
       </w:r>
       <w:r>
         <w:rPr>
+          <w:u w:val="single" w:color="0000ff"/>
           <w:rFonts w:ascii="Charis SIL Regular" w:hAnsi="Charis SIL Regular" w:eastAsia="Charis SIL Regular"/>
           <w:b w:val="0"/>
           <w:i w:val="0"/>
           <w:color w:val="000000"/>
           <w:sz w:val="24"/>
         </w:rPr>
-        <w:t>). Deze werden verw</w:t>
+        <w:hyperlink r:id="rId13" w:history="1">
+          <w:r>
+            <w:rPr>
+              <w:rStyle w:val="Hyperlink"/>
+            </w:rPr>
+            <w:t>). D</w:t>
+          </w:r>
+        </w:hyperlink>
+      </w:r>
+      <w:r>
+        <w:rPr>
+          <w:rFonts w:ascii="Charis SIL Regular" w:hAnsi="Charis SIL Regular" w:eastAsia="Charis SIL Regular"/>
+          <w:b w:val="0"/>
+          <w:i w:val="0"/>
+          <w:color w:val="000000"/>
+          <w:sz w:val="24"/>
+        </w:rPr>
+        <w:t>eze</w:t>
       </w:r>
       <w:r>
         <w:rPr>
@@ -1362,7 +1320,25 @@
           <w:color w:val="000000"/>
           <w:sz w:val="24"/>
         </w:rPr>
-        <w:hyperlink r:id="rId17" w:history="1">
+        <w:hyperlink r:id="rId16" w:history="1">
+          <w:r>
+            <w:rPr>
+              <w:rStyle w:val="Hyperlink"/>
+            </w:rPr>
+            <w:t xml:space="preserve"> werden verw</w:t>
+          </w:r>
+        </w:hyperlink>
+      </w:r>
+      <w:r>
+        <w:rPr>
+          <w:u w:val="single" w:color="0000ff"/>
+          <w:rFonts w:ascii="Charis SIL Regular" w:hAnsi="Charis SIL Regular" w:eastAsia="Charis SIL Regular"/>
+          <w:b w:val="0"/>
+          <w:i w:val="0"/>
+          <w:color w:val="000000"/>
+          <w:sz w:val="24"/>
+        </w:rPr>
+        <w:hyperlink r:id="rId16" w:history="1">
           <w:r>
             <w:rPr>
               <w:rStyle w:val="Hyperlink"/>
@@ -1386,13 +1362,85 @@
       </w:r>
       <w:r>
         <w:rPr>
+          <w:u w:val="single" w:color="0000ff"/>
           <w:rFonts w:ascii="Charis SIL Regular" w:hAnsi="Charis SIL Regular" w:eastAsia="Charis SIL Regular"/>
           <w:b w:val="0"/>
           <w:i w:val="0"/>
           <w:color w:val="000000"/>
           <w:sz w:val="24"/>
         </w:rPr>
-        <w:t xml:space="preserve">Nederland, tijdens aankoopreizen naar </w:t>
+        <w:hyperlink r:id="rId18" w:history="1">
+          <w:r>
+            <w:rPr>
+              <w:rStyle w:val="Hyperlink"/>
+            </w:rPr>
+            <w:t>Nederla</w:t>
+          </w:r>
+        </w:hyperlink>
+      </w:r>
+      <w:r>
+        <w:rPr>
+          <w:u w:val="single" w:color="0000ff"/>
+          <w:rFonts w:ascii="Charis SIL Regular" w:hAnsi="Charis SIL Regular" w:eastAsia="Charis SIL Regular"/>
+          <w:b w:val="0"/>
+          <w:i w:val="0"/>
+          <w:color w:val="000000"/>
+          <w:sz w:val="24"/>
+        </w:rPr>
+        <w:hyperlink r:id="rId18" w:history="1">
+          <w:r>
+            <w:rPr>
+              <w:rStyle w:val="Hyperlink"/>
+            </w:rPr>
+            <w:t>n</w:t>
+          </w:r>
+        </w:hyperlink>
+      </w:r>
+      <w:r>
+        <w:rPr>
+          <w:u w:val="single" w:color="0000ff"/>
+          <w:rFonts w:ascii="Charis SIL Regular" w:hAnsi="Charis SIL Regular" w:eastAsia="Charis SIL Regular"/>
+          <w:b w:val="0"/>
+          <w:i w:val="0"/>
+          <w:color w:val="000000"/>
+          <w:sz w:val="24"/>
+        </w:rPr>
+        <w:hyperlink r:id="rId18" w:history="1">
+          <w:r>
+            <w:rPr>
+              <w:rStyle w:val="Hyperlink"/>
+            </w:rPr>
+            <w:t>d, tijde</w:t>
+          </w:r>
+        </w:hyperlink>
+      </w:r>
+      <w:r>
+        <w:rPr>
+          <w:u w:val="single" w:color="0000ff"/>
+          <w:rFonts w:ascii="Charis SIL Regular" w:hAnsi="Charis SIL Regular" w:eastAsia="Charis SIL Regular"/>
+          <w:b w:val="0"/>
+          <w:i w:val="0"/>
+          <w:color w:val="000000"/>
+          <w:sz w:val="24"/>
+        </w:rPr>
+        <w:hyperlink r:id="rId18" w:history="1">
+          <w:r>
+            <w:rPr>
+              <w:rStyle w:val="Hyperlink"/>
+            </w:rPr>
+            <w:t>ns aanko</w:t>
+          </w:r>
+        </w:hyperlink>
+      </w:r>
+      <w:r>
+        <w:rPr>
+          <w:rFonts w:ascii="Charis SIL Regular" w:hAnsi="Charis SIL Regular" w:eastAsia="Charis SIL Regular"/>
+          <w:b w:val="0"/>
+          <w:i w:val="0"/>
+          <w:color w:val="000000"/>
+          <w:sz w:val="24"/>
+        </w:rPr>
+        <w:t xml:space="preserve">opreizen naar </w:t>
       </w:r>
       <w:r>
         <w:rPr>
@@ -1603,41 +1651,24 @@
       </w:r>
       <w:r>
         <w:rPr>
+          <w:u w:val="single" w:color="0000ff"/>
           <w:rFonts w:ascii="Charis SIL Regular" w:hAnsi="Charis SIL Regular" w:eastAsia="Charis SIL Regular"/>
           <w:b w:val="0"/>
           <w:i w:val="0"/>
           <w:color w:val="000000"/>
           <w:sz w:val="24"/>
         </w:rPr>
-        <w:hyperlink r:id="rId21" w:history="1">
-          <w:r>
-            <w:rPr>
-              <w:rStyle w:val="Hyperlink"/>
-            </w:rPr>
-            <w:t>s</w:t>
-          </w:r>
-        </w:hyperlink>
-      </w:r>
-      <w:r>
-        <w:rPr>
-          <w:u w:val="single" w:color="0000ff"/>
+        <w:t>s</w:t>
+      </w:r>
+      <w:r>
+        <w:rPr>
           <w:rFonts w:ascii="Charis SIL Regular" w:hAnsi="Charis SIL Regular" w:eastAsia="Charis SIL Regular"/>
           <w:b w:val="0"/>
           <w:i w:val="0"/>
           <w:color w:val="000000"/>
           <w:sz w:val="24"/>
         </w:rPr>
-        <w:t>c</w:t>
-      </w:r>
-      <w:r>
-        <w:rPr>
-          <w:rFonts w:ascii="Charis SIL Regular" w:hAnsi="Charis SIL Regular" w:eastAsia="Charis SIL Regular"/>
-          <w:b w:val="0"/>
-          <w:i w:val="0"/>
-          <w:color w:val="000000"/>
-          <w:sz w:val="24"/>
-        </w:rPr>
-        <w:t xml:space="preserve">he </w:t>
+        <w:t xml:space="preserve">che </w:t>
       </w:r>
       <w:r>
         <w:rPr>
@@ -1947,7 +1978,61 @@
           <w:color w:val="000000"/>
           <w:sz w:val="24"/>
         </w:rPr>
-        <w:t>(1910-1995, geen familie). Leendert van Lier zette de winkel voort en verkoch</w:t>
+        <w:t>(1910-1995, geen familie). Leendert van Lier zette de winkel voo</w:t>
+      </w:r>
+      <w:r>
+        <w:rPr>
+          <w:u w:val="single" w:color="0000ff"/>
+          <w:rFonts w:ascii="Charis SIL Regular" w:hAnsi="Charis SIL Regular" w:eastAsia="Charis SIL Regular"/>
+          <w:b w:val="0"/>
+          <w:i w:val="0"/>
+          <w:color w:val="000000"/>
+          <w:sz w:val="24"/>
+        </w:rPr>
+        <w:hyperlink r:id="rId24" w:history="1">
+          <w:r>
+            <w:rPr>
+              <w:rStyle w:val="Hyperlink"/>
+            </w:rPr>
+            <w:t>rt en ver</w:t>
+          </w:r>
+        </w:hyperlink>
+      </w:r>
+      <w:r>
+        <w:rPr>
+          <w:u w:val="single" w:color="0000ff"/>
+          <w:rFonts w:ascii="Charis SIL Regular" w:hAnsi="Charis SIL Regular" w:eastAsia="Charis SIL Regular"/>
+          <w:b w:val="0"/>
+          <w:i w:val="0"/>
+          <w:color w:val="000000"/>
+          <w:sz w:val="24"/>
+        </w:rPr>
+        <w:hyperlink r:id="rId24" w:history="1">
+          <w:r>
+            <w:rPr>
+              <w:rStyle w:val="Hyperlink"/>
+            </w:rPr>
+            <w:t>k</w:t>
+          </w:r>
+        </w:hyperlink>
+      </w:r>
+      <w:r>
+        <w:rPr>
+          <w:u w:val="single" w:color="0000ff"/>
+          <w:rFonts w:ascii="Charis SIL Regular" w:hAnsi="Charis SIL Regular" w:eastAsia="Charis SIL Regular"/>
+          <w:b w:val="0"/>
+          <w:i w:val="0"/>
+          <w:color w:val="000000"/>
+          <w:sz w:val="24"/>
+        </w:rPr>
+        <w:hyperlink r:id="rId24" w:history="1">
+          <w:r>
+            <w:rPr>
+              <w:rStyle w:val="Hyperlink"/>
+            </w:rPr>
+            <w:t>och</w:t>
+          </w:r>
+        </w:hyperlink>
       </w:r>
       <w:r>
         <w:rPr>
@@ -2129,7 +2214,6 @@
       </w:r>
       <w:r>
         <w:rPr>
-          <w:u w:val="single" w:color="0000ff"/>
           <w:rFonts w:ascii="Charis SIL Regular" w:hAnsi="Charis SIL Regular" w:eastAsia="Charis SIL Regular"/>
           <w:b w:val="0"/>
           <w:i w:val="0"/>
@@ -2205,24 +2289,13 @@
       </w:r>
       <w:r>
         <w:rPr>
-          <w:u w:val="single" w:color="0000ff"/>
           <w:rFonts w:ascii="Charis SIL Regular" w:hAnsi="Charis SIL Regular" w:eastAsia="Charis SIL Regular"/>
           <w:b w:val="0"/>
           <w:i w:val="0"/>
           <w:color w:val="000000"/>
           <w:sz w:val="24"/>
         </w:rPr>
-        <w:t>r</w:t>
-      </w:r>
-      <w:r>
-        <w:rPr>
-          <w:rFonts w:ascii="Charis SIL Regular" w:hAnsi="Charis SIL Regular" w:eastAsia="Charis SIL Regular"/>
-          <w:b w:val="0"/>
-          <w:i w:val="0"/>
-          <w:color w:val="000000"/>
-          <w:sz w:val="24"/>
-        </w:rPr>
-        <w:t>d</w:t>
+        <w:t>rd</w:t>
       </w:r>
       <w:r>
         <w:rPr>
@@ -2887,7 +2960,61 @@
           <w:color w:val="000000"/>
           <w:sz w:val="24"/>
         </w:rPr>
-        <w:t>in het RKD, evenals een aantal archiefstukke</w:t>
+        <w:t>in het RKD, evenals een aantal arc</w:t>
+      </w:r>
+      <w:r>
+        <w:rPr>
+          <w:u w:val="single" w:color="0000ff"/>
+          <w:rFonts w:ascii="Charis SIL Regular" w:hAnsi="Charis SIL Regular" w:eastAsia="Charis SIL Regular"/>
+          <w:b w:val="0"/>
+          <w:i w:val="0"/>
+          <w:color w:val="000000"/>
+          <w:sz w:val="24"/>
+        </w:rPr>
+        <w:hyperlink r:id="rId31" w:history="1">
+          <w:r>
+            <w:rPr>
+              <w:rStyle w:val="Hyperlink"/>
+            </w:rPr>
+            <w:t>hiefst</w:t>
+          </w:r>
+        </w:hyperlink>
+      </w:r>
+      <w:r>
+        <w:rPr>
+          <w:u w:val="single" w:color="0000ff"/>
+          <w:rFonts w:ascii="Charis SIL Regular" w:hAnsi="Charis SIL Regular" w:eastAsia="Charis SIL Regular"/>
+          <w:b w:val="0"/>
+          <w:i w:val="0"/>
+          <w:color w:val="000000"/>
+          <w:sz w:val="24"/>
+        </w:rPr>
+        <w:hyperlink r:id="rId31" w:history="1">
+          <w:r>
+            <w:rPr>
+              <w:rStyle w:val="Hyperlink"/>
+            </w:rPr>
+            <w:t>u</w:t>
+          </w:r>
+        </w:hyperlink>
+      </w:r>
+      <w:r>
+        <w:rPr>
+          <w:u w:val="single" w:color="0000ff"/>
+          <w:rFonts w:ascii="Charis SIL Regular" w:hAnsi="Charis SIL Regular" w:eastAsia="Charis SIL Regular"/>
+          <w:b w:val="0"/>
+          <w:i w:val="0"/>
+          <w:color w:val="000000"/>
+          <w:sz w:val="24"/>
+        </w:rPr>
+        <w:hyperlink r:id="rId31" w:history="1">
+          <w:r>
+            <w:rPr>
+              <w:rStyle w:val="Hyperlink"/>
+            </w:rPr>
+            <w:t>kke</w:t>
+          </w:r>
+        </w:hyperlink>
       </w:r>
       <w:r>
         <w:rPr>
@@ -2927,13 +3054,57 @@
       </w:r>
       <w:r>
         <w:rPr>
+          <w:u w:val="single" w:color="0000ff"/>
           <w:rFonts w:ascii="Charis SIL Regular" w:hAnsi="Charis SIL Regular" w:eastAsia="Charis SIL Regular"/>
           <w:b w:val="0"/>
           <w:i w:val="0"/>
           <w:color w:val="000000"/>
           <w:sz w:val="24"/>
         </w:rPr>
-        <w:t xml:space="preserve"> de perio</w:t>
+        <w:hyperlink r:id="rId31" w:history="1">
+          <w:r>
+            <w:rPr>
+              <w:rStyle w:val="Hyperlink"/>
+            </w:rPr>
+            <w:t xml:space="preserve"> d</w:t>
+          </w:r>
+        </w:hyperlink>
+      </w:r>
+      <w:r>
+        <w:rPr>
+          <w:u w:val="single" w:color="0000ff"/>
+          <w:rFonts w:ascii="Charis SIL Regular" w:hAnsi="Charis SIL Regular" w:eastAsia="Charis SIL Regular"/>
+          <w:b w:val="0"/>
+          <w:i w:val="0"/>
+          <w:color w:val="000000"/>
+          <w:sz w:val="24"/>
+        </w:rPr>
+        <w:hyperlink r:id="rId31" w:history="1">
+          <w:r>
+            <w:rPr>
+              <w:rStyle w:val="Hyperlink"/>
+            </w:rPr>
+            <w:t>e</w:t>
+          </w:r>
+        </w:hyperlink>
+      </w:r>
+      <w:r>
+        <w:rPr>
+          <w:u w:val="single" w:color="0000ff"/>
+          <w:rFonts w:ascii="Charis SIL Regular" w:hAnsi="Charis SIL Regular" w:eastAsia="Charis SIL Regular"/>
+          <w:b w:val="0"/>
+          <w:i w:val="0"/>
+          <w:color w:val="000000"/>
+          <w:sz w:val="24"/>
+        </w:rPr>
+        <w:hyperlink r:id="rId31" w:history="1">
+          <w:r>
+            <w:rPr>
+              <w:rStyle w:val="Hyperlink"/>
+            </w:rPr>
+            <w:t xml:space="preserve"> perio</w:t>
+          </w:r>
+        </w:hyperlink>
       </w:r>
       <w:r>
         <w:rPr>
@@ -2998,7 +3169,7 @@
           <w:sz w:val="24"/>
           <w:u w:val="single"/>
         </w:rPr>
-        <w:hyperlink r:id="rId31" w:history="1">
+        <w:hyperlink r:id="rId32" w:history="1">
           <w:r>
             <w:rPr>
               <w:rStyle w:val="Hyperlink"/>
@@ -3056,7 +3227,7 @@
           <w:sz w:val="24"/>
           <w:u w:val="single"/>
         </w:rPr>
-        <w:hyperlink r:id="rId31" w:history="1">
+        <w:hyperlink r:id="rId32" w:history="1">
           <w:r>
             <w:rPr>
               <w:rStyle w:val="Hyperlink"/>
@@ -3101,7 +3272,43 @@
           <w:color w:val="000000"/>
           <w:sz w:val="24"/>
         </w:rPr>
-        <w:t>betrekking te hebben op Europese kunst). Het overige archief is in bezit va</w:t>
+        <w:t>betrekking te hebben op Europese kunst). Het overige archief</w:t>
+      </w:r>
+      <w:r>
+        <w:rPr>
+          <w:u w:val="single" w:color="0000ff"/>
+          <w:rFonts w:ascii="Charis SIL Regular" w:hAnsi="Charis SIL Regular" w:eastAsia="Charis SIL Regular"/>
+          <w:b w:val="0"/>
+          <w:i w:val="0"/>
+          <w:color w:val="000000"/>
+          <w:sz w:val="24"/>
+        </w:rPr>
+        <w:hyperlink r:id="rId32" w:history="1">
+          <w:r>
+            <w:rPr>
+              <w:rStyle w:val="Hyperlink"/>
+            </w:rPr>
+            <w:t xml:space="preserve"> is in bez</w:t>
+          </w:r>
+        </w:hyperlink>
+      </w:r>
+      <w:r>
+        <w:rPr>
+          <w:u w:val="single" w:color="0000ff"/>
+          <w:rFonts w:ascii="Charis SIL Regular" w:hAnsi="Charis SIL Regular" w:eastAsia="Charis SIL Regular"/>
+          <w:b w:val="0"/>
+          <w:i w:val="0"/>
+          <w:color w:val="000000"/>
+          <w:sz w:val="24"/>
+        </w:rPr>
+        <w:hyperlink r:id="rId32" w:history="1">
+          <w:r>
+            <w:rPr>
+              <w:rStyle w:val="Hyperlink"/>
+            </w:rPr>
+            <w:t>it va</w:t>
+          </w:r>
+        </w:hyperlink>
       </w:r>
       <w:r>
         <w:rPr>
@@ -4599,7 +4806,7 @@
           <w:sz w:val="24"/>
           <w:u w:val="single"/>
         </w:rPr>
-        <w:hyperlink r:id="rId39" w:history="1">
+        <w:hyperlink r:id="rId40" w:history="1">
           <w:r>
             <w:rPr>
               <w:rStyle w:val="Hyperlink"/>
@@ -4628,7 +4835,6 @@
       </w:r>
       <w:r>
         <w:rPr>
-          <w:u w:val="single" w:color="0000ff"/>
           <w:rFonts w:ascii="Charis SIL Regular" w:hAnsi="Charis SIL Regular" w:eastAsia="Charis SIL Regular"/>
           <w:b w:val="0"/>
           <w:i w:val="0"/>

--- a/EXPORTS/DOCX/published/niveau3/Dutch/KunsthandelVanLier.docx
+++ b/EXPORTS/DOCX/published/niveau3/Dutch/KunsthandelVanLier.docx
@@ -249,32 +249,13 @@
       </w:r>
       <w:r>
         <w:rPr>
-          <w:u w:val="single" w:color="0000ff"/>
           <w:rFonts w:ascii="Charis SIL Regular" w:hAnsi="Charis SIL Regular" w:eastAsia="Charis SIL Regular"/>
           <w:b w:val="0"/>
           <w:i w:val="0"/>
           <w:color w:val="000000"/>
           <w:sz w:val="24"/>
         </w:rPr>
-        <w:hyperlink r:id="rId9" w:history="1">
-          <w:r>
-            <w:rPr>
-              <w:rStyle w:val="Hyperlink"/>
-            </w:rPr>
-            <w:t xml:space="preserve">naar </w:t>
-          </w:r>
-        </w:hyperlink>
-      </w:r>
-      <w:r>
-        <w:rPr>
-          <w:u w:val="single" w:color="0000ff"/>
-          <w:rFonts w:ascii="Charis SIL Regular" w:hAnsi="Charis SIL Regular" w:eastAsia="Charis SIL Regular"/>
-          <w:b w:val="0"/>
-          <w:i w:val="0"/>
-          <w:color w:val="000000"/>
-          <w:sz w:val="24"/>
-        </w:rPr>
-        <w:t>A</w:t>
+        <w:t>naar A</w:t>
       </w:r>
       <w:r>
         <w:rPr>
@@ -559,118 +540,7 @@
           <w:color w:val="000000"/>
           <w:sz w:val="24"/>
         </w:rPr>
-        <w:t>Van Lier raakte ec</w:t>
-      </w:r>
-      <w:r>
-        <w:rPr>
-          <w:u w:val="single" w:color="0000ff"/>
-          <w:rFonts w:ascii="Charis SIL Regular" w:hAnsi="Charis SIL Regular" w:eastAsia="Charis SIL Regular"/>
-          <w:b w:val="0"/>
-          <w:i w:val="0"/>
-          <w:color w:val="000000"/>
-          <w:sz w:val="24"/>
-        </w:rPr>
-        <w:hyperlink r:id="rId11" w:history="1">
-          <w:r>
-            <w:rPr>
-              <w:rStyle w:val="Hyperlink"/>
-            </w:rPr>
-            <w:t xml:space="preserve">hter ook </w:t>
-          </w:r>
-        </w:hyperlink>
-      </w:r>
-      <w:r>
-        <w:rPr>
-          <w:u w:val="single" w:color="0000ff"/>
-          <w:rFonts w:ascii="Charis SIL Regular" w:hAnsi="Charis SIL Regular" w:eastAsia="Charis SIL Regular"/>
-          <w:b w:val="0"/>
-          <w:i w:val="0"/>
-          <w:color w:val="000000"/>
-          <w:sz w:val="24"/>
-        </w:rPr>
-        <w:hyperlink r:id="rId11" w:history="1">
-          <w:r>
-            <w:rPr>
-              <w:rStyle w:val="Hyperlink"/>
-            </w:rPr>
-            <w:t>g</w:t>
-          </w:r>
-        </w:hyperlink>
-      </w:r>
-      <w:r>
-        <w:rPr>
-          <w:u w:val="single" w:color="0000ff"/>
-          <w:rFonts w:ascii="Charis SIL Regular" w:hAnsi="Charis SIL Regular" w:eastAsia="Charis SIL Regular"/>
-          <w:b w:val="0"/>
-          <w:i w:val="0"/>
-          <w:color w:val="000000"/>
-          <w:sz w:val="24"/>
-        </w:rPr>
-        <w:hyperlink r:id="rId11" w:history="1">
-          <w:r>
-            <w:rPr>
-              <w:rStyle w:val="Hyperlink"/>
-            </w:rPr>
-            <w:t>eïnt</w:t>
-          </w:r>
-        </w:hyperlink>
-      </w:r>
-      <w:r>
-        <w:rPr>
-          <w:u w:val="single" w:color="0000ff"/>
-          <w:rFonts w:ascii="Charis SIL Regular" w:hAnsi="Charis SIL Regular" w:eastAsia="Charis SIL Regular"/>
-          <w:b w:val="0"/>
-          <w:i w:val="0"/>
-          <w:color w:val="000000"/>
-          <w:sz w:val="24"/>
-        </w:rPr>
-        <w:hyperlink r:id="rId11" w:history="1">
-          <w:r>
-            <w:rPr>
-              <w:rStyle w:val="Hyperlink"/>
-            </w:rPr>
-            <w:t>e</w:t>
-          </w:r>
-        </w:hyperlink>
-      </w:r>
-      <w:r>
-        <w:rPr>
-          <w:u w:val="single" w:color="0000ff"/>
-          <w:rFonts w:ascii="Charis SIL Regular" w:hAnsi="Charis SIL Regular" w:eastAsia="Charis SIL Regular"/>
-          <w:b w:val="0"/>
-          <w:i w:val="0"/>
-          <w:color w:val="000000"/>
-          <w:sz w:val="24"/>
-        </w:rPr>
-        <w:hyperlink r:id="rId11" w:history="1">
-          <w:r>
-            <w:rPr>
-              <w:rStyle w:val="Hyperlink"/>
-            </w:rPr>
-            <w:t>res</w:t>
-          </w:r>
-        </w:hyperlink>
-      </w:r>
-      <w:r>
-        <w:rPr>
-          <w:u w:val="single" w:color="0000ff"/>
-          <w:rFonts w:ascii="Charis SIL Regular" w:hAnsi="Charis SIL Regular" w:eastAsia="Charis SIL Regular"/>
-          <w:b w:val="0"/>
-          <w:i w:val="0"/>
-          <w:color w:val="000000"/>
-          <w:sz w:val="24"/>
-        </w:rPr>
-        <w:t>s</w:t>
-      </w:r>
-      <w:r>
-        <w:rPr>
-          <w:rFonts w:ascii="Charis SIL Regular" w:hAnsi="Charis SIL Regular" w:eastAsia="Charis SIL Regular"/>
-          <w:b w:val="0"/>
-          <w:i w:val="0"/>
-          <w:color w:val="000000"/>
-          <w:sz w:val="24"/>
-        </w:rPr>
-        <w:t xml:space="preserve">eerd in </w:t>
+        <w:t xml:space="preserve">Van Lier raakte echter ook geïnteresseerd in </w:t>
       </w:r>
       <w:r>
         <w:rPr>
@@ -739,38 +609,13 @@
       </w:r>
       <w:r>
         <w:rPr>
-          <w:u w:val="single" w:color="0000ff"/>
           <w:rFonts w:ascii="Charis SIL Regular" w:hAnsi="Charis SIL Regular" w:eastAsia="Charis SIL Regular"/>
           <w:b w:val="0"/>
           <w:i w:val="0"/>
           <w:color w:val="000000"/>
           <w:sz w:val="24"/>
         </w:rPr>
-        <w:hyperlink r:id="rId12" w:history="1">
-          <w:r>
-            <w:rPr>
-              <w:rStyle w:val="Hyperlink"/>
-            </w:rPr>
-            <w:t xml:space="preserve"> e</w:t>
-          </w:r>
-        </w:hyperlink>
-      </w:r>
-      <w:r>
-        <w:rPr>
-          <w:rFonts w:ascii="Charis SIL Regular" w:hAnsi="Charis SIL Regular" w:eastAsia="Charis SIL Regular"/>
-          <w:b w:val="0"/>
-          <w:i w:val="0"/>
-          <w:color w:val="000000"/>
-          <w:sz w:val="24"/>
-        </w:rPr>
-        <w:hyperlink r:id="rId12" w:history="1">
-          <w:r>
-            <w:rPr>
-              <w:rStyle w:val="Hyperlink"/>
-            </w:rPr>
-            <w:t xml:space="preserve">n </w:t>
-          </w:r>
-        </w:hyperlink>
+        <w:t xml:space="preserve"> en </w:t>
       </w:r>
       <w:r>
         <w:rPr>
@@ -943,6 +788,7 @@
           <w:i w:val="0"/>
           <w:color w:val="0000FF"/>
           <w:sz w:val="24"/>
+          <w:u w:val="single"/>
         </w:rPr>
         <w:hyperlink r:id="rId14" w:history="1">
           <w:r>
@@ -1367,7 +1213,7 @@
           <w:sz w:val="24"/>
           <w:u w:val="single"/>
         </w:rPr>
-        <w:hyperlink r:id="rId18" w:history="1">
+        <w:hyperlink r:id="rId13" w:history="1">
           <w:r>
             <w:rPr>
               <w:rStyle w:val="Hyperlink"/>
@@ -1385,7 +1231,7 @@
           <w:sz w:val="24"/>
           <w:u w:val="single"/>
         </w:rPr>
-        <w:hyperlink r:id="rId18" w:history="1">
+        <w:hyperlink r:id="rId13" w:history="1">
           <w:r>
             <w:rPr>
               <w:rStyle w:val="Hyperlink"/>
@@ -1403,7 +1249,7 @@
           <w:sz w:val="24"/>
           <w:u w:val="single"/>
         </w:rPr>
-        <w:hyperlink r:id="rId18" w:history="1">
+        <w:hyperlink r:id="rId13" w:history="1">
           <w:r>
             <w:rPr>
               <w:rStyle w:val="Hyperlink"/>
@@ -1421,7 +1267,7 @@
           <w:sz w:val="24"/>
           <w:u w:val="single"/>
         </w:rPr>
-        <w:hyperlink r:id="rId18" w:history="1">
+        <w:hyperlink r:id="rId13" w:history="1">
           <w:r>
             <w:rPr>
               <w:rStyle w:val="Hyperlink"/>
@@ -1798,6 +1644,23 @@
       </w:r>
       <w:r>
         <w:rPr>
+          <w:rFonts w:ascii="Charis SIL Regular" w:hAnsi="Charis SIL Regular" w:eastAsia="Charis SIL Regular"/>
+          <w:b w:val="0"/>
+          <w:i w:val="0"/>
+          <w:color w:val="000000"/>
+          <w:sz w:val="24"/>
+        </w:rPr>
+        <w:hyperlink r:id="rId21" w:history="1">
+          <w:r>
+            <w:rPr>
+              <w:rStyle w:val="Hyperlink"/>
+            </w:rPr>
+            <w:t>s</w:t>
+          </w:r>
+        </w:hyperlink>
+      </w:r>
+      <w:r>
+        <w:rPr>
           <w:u w:val="single" w:color="0000ff"/>
           <w:rFonts w:ascii="Charis SIL Regular" w:hAnsi="Charis SIL Regular" w:eastAsia="Charis SIL Regular"/>
           <w:b w:val="0"/>
@@ -1805,7 +1668,7 @@
           <w:color w:val="000000"/>
           <w:sz w:val="24"/>
         </w:rPr>
-        <w:t>s</w:t>
+        <w:t>c</w:t>
       </w:r>
       <w:r>
         <w:rPr>
@@ -1815,7 +1678,7 @@
           <w:color w:val="000000"/>
           <w:sz w:val="24"/>
         </w:rPr>
-        <w:t xml:space="preserve">che </w:t>
+        <w:t xml:space="preserve">he </w:t>
       </w:r>
       <w:r>
         <w:rPr>
@@ -2343,6 +2206,7 @@
       </w:r>
       <w:r>
         <w:rPr>
+          <w:u w:val="single" w:color="0000ff"/>
           <w:rFonts w:ascii="Charis SIL Regular" w:hAnsi="Charis SIL Regular" w:eastAsia="Charis SIL Regular"/>
           <w:b w:val="0"/>
           <w:i w:val="0"/>
@@ -2575,7 +2439,46 @@
           <w:color w:val="000000"/>
           <w:sz w:val="24"/>
         </w:rPr>
-        <w:t xml:space="preserve">Westerse kunst, zoals hoogleraar en verzamelaar </w:t>
+        <w:t>Westerse kunst, zoals hoogleraar e</w:t>
+      </w:r>
+      <w:r>
+        <w:rPr>
+          <w:u w:val="single" w:color="0000ff"/>
+          <w:rFonts w:ascii="Charis SIL Regular" w:hAnsi="Charis SIL Regular" w:eastAsia="Charis SIL Regular"/>
+          <w:b w:val="0"/>
+          <w:i w:val="0"/>
+          <w:color w:val="000000"/>
+          <w:sz w:val="24"/>
+        </w:rPr>
+        <w:t>n</w:t>
+      </w:r>
+      <w:r>
+        <w:rPr>
+          <w:u w:val="single" w:color="0000ff"/>
+          <w:rFonts w:ascii="Charis SIL Regular" w:hAnsi="Charis SIL Regular" w:eastAsia="Charis SIL Regular"/>
+          <w:b w:val="0"/>
+          <w:i w:val="0"/>
+          <w:color w:val="000000"/>
+          <w:sz w:val="24"/>
+        </w:rPr>
+        <w:hyperlink r:id="rId28" w:history="1">
+          <w:r>
+            <w:rPr>
+              <w:rStyle w:val="Hyperlink"/>
+            </w:rPr>
+            <w:t xml:space="preserve"> verz</w:t>
+          </w:r>
+        </w:hyperlink>
+      </w:r>
+      <w:r>
+        <w:rPr>
+          <w:rFonts w:ascii="Charis SIL Regular" w:hAnsi="Charis SIL Regular" w:eastAsia="Charis SIL Regular"/>
+          <w:b w:val="0"/>
+          <w:i w:val="0"/>
+          <w:color w:val="000000"/>
+          <w:sz w:val="24"/>
+        </w:rPr>
+        <w:t xml:space="preserve">amelaar </w:t>
       </w:r>
       <w:r>
         <w:rPr>
@@ -3901,6 +3804,7 @@
           <w:i w:val="0"/>
           <w:color w:val="0000FF"/>
           <w:sz w:val="24"/>
+          <w:u w:val="single"/>
         </w:rPr>
         <w:hyperlink r:id="rId35" w:history="1">
           <w:r>
@@ -4028,27 +3932,19 @@
           <w:i w:val="0"/>
           <w:color w:val="0000FF"/>
           <w:sz w:val="24"/>
+        </w:rPr>
+        <w:t>restitutiev</w:t>
+      </w:r>
+      <w:r>
+        <w:rPr>
+          <w:rFonts w:ascii="Charis SIL Regular" w:hAnsi="Charis SIL Regular" w:eastAsia="Charis SIL Regular"/>
+          <w:b w:val="0"/>
+          <w:i w:val="0"/>
+          <w:color w:val="0000FF"/>
+          <w:sz w:val="24"/>
           <w:u w:val="single"/>
         </w:rPr>
-        <w:hyperlink r:id="rId36" w:history="1">
-          <w:r>
-            <w:rPr>
-              <w:rStyle w:val="Hyperlink"/>
-            </w:rPr>
-            <w:t>restitutiev</w:t>
-          </w:r>
-        </w:hyperlink>
-      </w:r>
-      <w:r>
-        <w:rPr>
-          <w:rFonts w:ascii="Charis SIL Regular" w:hAnsi="Charis SIL Regular" w:eastAsia="Charis SIL Regular"/>
-          <w:b w:val="0"/>
-          <w:i w:val="0"/>
-          <w:color w:val="0000FF"/>
-          <w:sz w:val="24"/>
-          <w:u w:val="single"/>
-        </w:rPr>
-        <w:hyperlink r:id="rId36" w:history="1">
+        <w:hyperlink r:id="rId35" w:history="1">
           <w:r>
             <w:rPr>
               <w:rStyle w:val="Hyperlink"/>
@@ -4059,13 +3955,21 @@
       </w:r>
       <w:r>
         <w:rPr>
+          <w:u w:val="single" w:color="0000ff"/>
           <w:rFonts w:ascii="Charis SIL Regular" w:hAnsi="Charis SIL Regular" w:eastAsia="Charis SIL Regular"/>
           <w:b w:val="0"/>
           <w:i w:val="0"/>
           <w:color w:val="000000"/>
           <w:sz w:val="24"/>
         </w:rPr>
-        <w:t xml:space="preserve"> i</w:t>
+        <w:hyperlink r:id="rId35" w:history="1">
+          <w:r>
+            <w:rPr>
+              <w:rStyle w:val="Hyperlink"/>
+            </w:rPr>
+            <w:t xml:space="preserve"> i</w:t>
+          </w:r>
+        </w:hyperlink>
       </w:r>
       <w:r>
         <w:rPr>
@@ -4905,7 +4809,7 @@
           <w:sz w:val="24"/>
           <w:u w:val="single"/>
         </w:rPr>
-        <w:hyperlink r:id="rId40" w:history="1">
+        <w:hyperlink r:id="rId39" w:history="1">
           <w:r>
             <w:rPr>
               <w:rStyle w:val="Hyperlink"/>
@@ -4923,7 +4827,7 @@
           <w:sz w:val="24"/>
           <w:u w:val="single"/>
         </w:rPr>
-        <w:hyperlink r:id="rId40" w:history="1">
+        <w:hyperlink r:id="rId39" w:history="1">
           <w:r>
             <w:rPr>
               <w:rStyle w:val="Hyperlink"/>
@@ -4934,13 +4838,21 @@
       </w:r>
       <w:r>
         <w:rPr>
+          <w:u w:val="single" w:color="0000ff"/>
           <w:rFonts w:ascii="Charis SIL Regular" w:hAnsi="Charis SIL Regular" w:eastAsia="Charis SIL Regular"/>
           <w:b w:val="0"/>
           <w:i w:val="0"/>
           <w:color w:val="000000"/>
           <w:sz w:val="24"/>
         </w:rPr>
-        <w:t xml:space="preserve">, </w:t>
+        <w:hyperlink r:id="rId39" w:history="1">
+          <w:r>
+            <w:rPr>
+              <w:rStyle w:val="Hyperlink"/>
+            </w:rPr>
+            <w:t xml:space="preserve">, </w:t>
+          </w:r>
+        </w:hyperlink>
       </w:r>
       <w:r>
         <w:rPr>
@@ -4951,7 +4863,7 @@
           <w:sz w:val="24"/>
           <w:u w:val="single"/>
         </w:rPr>
-        <w:hyperlink r:id="rId41" w:history="1">
+        <w:hyperlink r:id="rId39" w:history="1">
           <w:r>
             <w:rPr>
               <w:rStyle w:val="Hyperlink"/>
@@ -4980,7 +4892,7 @@
           <w:sz w:val="24"/>
           <w:u w:val="single"/>
         </w:rPr>
-        <w:hyperlink r:id="rId41" w:history="1">
+        <w:hyperlink r:id="rId39" w:history="1">
           <w:r>
             <w:rPr>
               <w:rStyle w:val="Hyperlink"/>

--- a/EXPORTS/DOCX/published/niveau3/Dutch/KunsthandelVanLier.docx
+++ b/EXPORTS/DOCX/published/niveau3/Dutch/KunsthandelVanLier.docx
@@ -661,7 +661,7 @@
           <w:sz w:val="24"/>
           <w:u w:val="single"/>
         </w:rPr>
-        <w:hyperlink r:id="rId14" w:history="1">
+        <w:hyperlink r:id="rId12" w:history="1">
           <w:r>
             <w:rPr>
               <w:rStyle w:val="Hyperlink"/>
@@ -679,7 +679,7 @@
           <w:sz w:val="24"/>
           <w:u w:val="single"/>
         </w:rPr>
-        <w:hyperlink r:id="rId14" w:history="1">
+        <w:hyperlink r:id="rId12" w:history="1">
           <w:r>
             <w:rPr>
               <w:rStyle w:val="Hyperlink"/>
@@ -697,7 +697,7 @@
           <w:sz w:val="24"/>
           <w:u w:val="single"/>
         </w:rPr>
-        <w:hyperlink r:id="rId14" w:history="1">
+        <w:hyperlink r:id="rId12" w:history="1">
           <w:r>
             <w:rPr>
               <w:rStyle w:val="Hyperlink"/>
@@ -807,7 +807,7 @@
           <w:sz w:val="24"/>
           <w:u w:val="single"/>
         </w:rPr>
-        <w:hyperlink r:id="rId15" w:history="1">
+        <w:hyperlink r:id="rId13" w:history="1">
           <w:r>
             <w:rPr>
               <w:rStyle w:val="Hyperlink"/>
@@ -825,7 +825,7 @@
           <w:sz w:val="24"/>
           <w:u w:val="single"/>
         </w:rPr>
-        <w:hyperlink r:id="rId15" w:history="1">
+        <w:hyperlink r:id="rId14" w:history="1">
           <w:r>
             <w:rPr>
               <w:rStyle w:val="Hyperlink"/>
@@ -872,7 +872,7 @@
           <w:sz w:val="24"/>
           <w:u w:val="single"/>
         </w:rPr>
-        <w:hyperlink r:id="rId14" w:history="1">
+        <w:hyperlink r:id="rId15" w:history="1">
           <w:r>
             <w:rPr>
               <w:rStyle w:val="Hyperlink"/>
@@ -890,7 +890,7 @@
           <w:sz w:val="24"/>
           <w:u w:val="single"/>
         </w:rPr>
-        <w:hyperlink r:id="rId15" w:history="1">
+        <w:hyperlink r:id="rId14" w:history="1">
           <w:r>
             <w:rPr>
               <w:rStyle w:val="Hyperlink"/>
@@ -918,7 +918,7 @@
           <w:color w:val="000000"/>
           <w:sz w:val="24"/>
         </w:rPr>
-        <w:hyperlink r:id="rId15" w:history="1">
+        <w:hyperlink r:id="rId14" w:history="1">
           <w:r>
             <w:rPr>
               <w:rStyle w:val="Hyperlink"/>
@@ -936,7 +936,7 @@
           <w:sz w:val="24"/>
           <w:u w:val="single"/>
         </w:rPr>
-        <w:hyperlink r:id="rId16" w:history="1">
+        <w:hyperlink r:id="rId14" w:history="1">
           <w:r>
             <w:rPr>
               <w:rStyle w:val="Hyperlink"/>
@@ -954,7 +954,7 @@
           <w:sz w:val="24"/>
           <w:u w:val="single"/>
         </w:rPr>
-        <w:hyperlink r:id="rId16" w:history="1">
+        <w:hyperlink r:id="rId14" w:history="1">
           <w:r>
             <w:rPr>
               <w:rStyle w:val="Hyperlink"/>
@@ -972,7 +972,7 @@
           <w:sz w:val="24"/>
           <w:u w:val="single"/>
         </w:rPr>
-        <w:hyperlink r:id="rId16" w:history="1">
+        <w:hyperlink r:id="rId14" w:history="1">
           <w:r>
             <w:rPr>
               <w:rStyle w:val="Hyperlink"/>
@@ -1001,7 +1001,7 @@
           <w:sz w:val="24"/>
           <w:u w:val="single"/>
         </w:rPr>
-        <w:hyperlink r:id="rId16" w:history="1">
+        <w:hyperlink r:id="rId14" w:history="1">
           <w:r>
             <w:rPr>
               <w:rStyle w:val="Hyperlink"/>
@@ -1087,12 +1087,12 @@
           <w:sz w:val="24"/>
           <w:u w:val="single"/>
         </w:rPr>
-        <w:hyperlink r:id="rId17" w:history="1">
+        <w:hyperlink r:id="rId16" w:history="1">
           <w:r>
             <w:rPr>
               <w:rStyle w:val="Hyperlink"/>
             </w:rPr>
-            <w:t>etnografisc</w:t>
+            <w:t>etnografisch</w:t>
           </w:r>
         </w:hyperlink>
       </w:r>
@@ -1105,7 +1105,7 @@
           <w:sz w:val="24"/>
           <w:u w:val="single"/>
         </w:rPr>
-        <w:t>h</w:t>
+        <w:t>e</w:t>
       </w:r>
       <w:r>
         <w:rPr>
@@ -1114,8 +1114,9 @@
           <w:i w:val="0"/>
           <w:color w:val="0000FF"/>
           <w:sz w:val="24"/>
-        </w:rPr>
-        <w:t>e</w:t>
+          <w:u w:val="single"/>
+        </w:rPr>
+        <w:t xml:space="preserve"> </w:t>
       </w:r>
       <w:r>
         <w:rPr>
@@ -1126,23 +1127,12 @@
           <w:sz w:val="24"/>
           <w:u w:val="single"/>
         </w:rPr>
-        <w:t xml:space="preserve"> </w:t>
-      </w:r>
-      <w:r>
-        <w:rPr>
-          <w:rFonts w:ascii="Charis SIL Regular" w:hAnsi="Charis SIL Regular" w:eastAsia="Charis SIL Regular"/>
-          <w:b w:val="0"/>
-          <w:i w:val="0"/>
-          <w:color w:val="0000FF"/>
-          <w:sz w:val="24"/>
-          <w:u w:val="single"/>
-        </w:rPr>
-        <w:hyperlink r:id="rId17" w:history="1">
+        <w:hyperlink r:id="rId16" w:history="1">
           <w:r>
             <w:rPr>
               <w:rStyle w:val="Hyperlink"/>
             </w:rPr>
-            <w:t>voorwerpen</w:t>
+            <w:t>voorwerpe</w:t>
           </w:r>
         </w:hyperlink>
       </w:r>
@@ -1151,6 +1141,16 @@
           <w:rFonts w:ascii="Charis SIL Regular" w:hAnsi="Charis SIL Regular" w:eastAsia="Charis SIL Regular"/>
           <w:b w:val="0"/>
           <w:i w:val="0"/>
+          <w:color w:val="0000FF"/>
+          <w:sz w:val="24"/>
+        </w:rPr>
+        <w:t>n</w:t>
+      </w:r>
+      <w:r>
+        <w:rPr>
+          <w:rFonts w:ascii="Charis SIL Regular" w:hAnsi="Charis SIL Regular" w:eastAsia="Charis SIL Regular"/>
+          <w:b w:val="0"/>
+          <w:i w:val="0"/>
           <w:color w:val="000000"/>
           <w:sz w:val="24"/>
         </w:rPr>
@@ -1165,7 +1165,7 @@
           <w:color w:val="000000"/>
           <w:sz w:val="24"/>
         </w:rPr>
-        <w:hyperlink r:id="rId16" w:history="1">
+        <w:hyperlink r:id="rId17" w:history="1">
           <w:r>
             <w:rPr>
               <w:rStyle w:val="Hyperlink"/>
@@ -1183,7 +1183,7 @@
           <w:color w:val="000000"/>
           <w:sz w:val="24"/>
         </w:rPr>
-        <w:hyperlink r:id="rId16" w:history="1">
+        <w:hyperlink r:id="rId17" w:history="1">
           <w:r>
             <w:rPr>
               <w:rStyle w:val="Hyperlink"/>
@@ -1201,7 +1201,7 @@
           <w:color w:val="000000"/>
           <w:sz w:val="24"/>
         </w:rPr>
-        <w:hyperlink r:id="rId16" w:history="1">
+        <w:hyperlink r:id="rId17" w:history="1">
           <w:r>
             <w:rPr>
               <w:rStyle w:val="Hyperlink"/>
@@ -1313,13 +1313,31 @@
       </w:r>
       <w:r>
         <w:rPr>
+          <w:u w:val="single" w:color="0000ff"/>
           <w:rFonts w:ascii="Charis SIL Regular" w:hAnsi="Charis SIL Regular" w:eastAsia="Charis SIL Regular"/>
           <w:b w:val="0"/>
           <w:i w:val="0"/>
           <w:color w:val="000000"/>
           <w:sz w:val="24"/>
         </w:rPr>
-        <w:t>). Deze werden verw</w:t>
+        <w:hyperlink r:id="rId13" w:history="1">
+          <w:r>
+            <w:rPr>
+              <w:rStyle w:val="Hyperlink"/>
+            </w:rPr>
+            <w:t>). D</w:t>
+          </w:r>
+        </w:hyperlink>
+      </w:r>
+      <w:r>
+        <w:rPr>
+          <w:rFonts w:ascii="Charis SIL Regular" w:hAnsi="Charis SIL Regular" w:eastAsia="Charis SIL Regular"/>
+          <w:b w:val="0"/>
+          <w:i w:val="0"/>
+          <w:color w:val="000000"/>
+          <w:sz w:val="24"/>
+        </w:rPr>
+        <w:t>eze</w:t>
       </w:r>
       <w:r>
         <w:rPr>
@@ -1330,7 +1348,25 @@
           <w:color w:val="000000"/>
           <w:sz w:val="24"/>
         </w:rPr>
-        <w:hyperlink r:id="rId17" w:history="1">
+        <w:hyperlink r:id="rId16" w:history="1">
+          <w:r>
+            <w:rPr>
+              <w:rStyle w:val="Hyperlink"/>
+            </w:rPr>
+            <w:t xml:space="preserve"> werden verw</w:t>
+          </w:r>
+        </w:hyperlink>
+      </w:r>
+      <w:r>
+        <w:rPr>
+          <w:u w:val="single" w:color="0000ff"/>
+          <w:rFonts w:ascii="Charis SIL Regular" w:hAnsi="Charis SIL Regular" w:eastAsia="Charis SIL Regular"/>
+          <w:b w:val="0"/>
+          <w:i w:val="0"/>
+          <w:color w:val="000000"/>
+          <w:sz w:val="24"/>
+        </w:rPr>
+        <w:hyperlink r:id="rId16" w:history="1">
           <w:r>
             <w:rPr>
               <w:rStyle w:val="Hyperlink"/>
@@ -1643,6 +1679,23 @@
       </w:r>
       <w:r>
         <w:rPr>
+          <w:rFonts w:ascii="Charis SIL Regular" w:hAnsi="Charis SIL Regular" w:eastAsia="Charis SIL Regular"/>
+          <w:b w:val="0"/>
+          <w:i w:val="0"/>
+          <w:color w:val="000000"/>
+          <w:sz w:val="24"/>
+        </w:rPr>
+        <w:hyperlink r:id="rId21" w:history="1">
+          <w:r>
+            <w:rPr>
+              <w:rStyle w:val="Hyperlink"/>
+            </w:rPr>
+            <w:t>s</w:t>
+          </w:r>
+        </w:hyperlink>
+      </w:r>
+      <w:r>
+        <w:rPr>
           <w:u w:val="single" w:color="0000ff"/>
           <w:rFonts w:ascii="Charis SIL Regular" w:hAnsi="Charis SIL Regular" w:eastAsia="Charis SIL Regular"/>
           <w:b w:val="0"/>
@@ -1650,7 +1703,7 @@
           <w:color w:val="000000"/>
           <w:sz w:val="24"/>
         </w:rPr>
-        <w:t>s</w:t>
+        <w:t>c</w:t>
       </w:r>
       <w:r>
         <w:rPr>
@@ -1660,7 +1713,7 @@
           <w:color w:val="000000"/>
           <w:sz w:val="24"/>
         </w:rPr>
-        <w:t xml:space="preserve">che </w:t>
+        <w:t xml:space="preserve">he </w:t>
       </w:r>
       <w:r>
         <w:rPr>
@@ -1970,7 +2023,61 @@
           <w:color w:val="000000"/>
           <w:sz w:val="24"/>
         </w:rPr>
-        <w:t>(1910-1995, geen familie). Leendert van Lier zette de winkel voort en verkoch</w:t>
+        <w:t>(1910-1995, geen familie). Leendert van Lier zette de winkel voo</w:t>
+      </w:r>
+      <w:r>
+        <w:rPr>
+          <w:u w:val="single" w:color="0000ff"/>
+          <w:rFonts w:ascii="Charis SIL Regular" w:hAnsi="Charis SIL Regular" w:eastAsia="Charis SIL Regular"/>
+          <w:b w:val="0"/>
+          <w:i w:val="0"/>
+          <w:color w:val="000000"/>
+          <w:sz w:val="24"/>
+        </w:rPr>
+        <w:hyperlink r:id="rId24" w:history="1">
+          <w:r>
+            <w:rPr>
+              <w:rStyle w:val="Hyperlink"/>
+            </w:rPr>
+            <w:t>rt en ver</w:t>
+          </w:r>
+        </w:hyperlink>
+      </w:r>
+      <w:r>
+        <w:rPr>
+          <w:u w:val="single" w:color="0000ff"/>
+          <w:rFonts w:ascii="Charis SIL Regular" w:hAnsi="Charis SIL Regular" w:eastAsia="Charis SIL Regular"/>
+          <w:b w:val="0"/>
+          <w:i w:val="0"/>
+          <w:color w:val="000000"/>
+          <w:sz w:val="24"/>
+        </w:rPr>
+        <w:hyperlink r:id="rId24" w:history="1">
+          <w:r>
+            <w:rPr>
+              <w:rStyle w:val="Hyperlink"/>
+            </w:rPr>
+            <w:t>k</w:t>
+          </w:r>
+        </w:hyperlink>
+      </w:r>
+      <w:r>
+        <w:rPr>
+          <w:u w:val="single" w:color="0000ff"/>
+          <w:rFonts w:ascii="Charis SIL Regular" w:hAnsi="Charis SIL Regular" w:eastAsia="Charis SIL Regular"/>
+          <w:b w:val="0"/>
+          <w:i w:val="0"/>
+          <w:color w:val="000000"/>
+          <w:sz w:val="24"/>
+        </w:rPr>
+        <w:hyperlink r:id="rId24" w:history="1">
+          <w:r>
+            <w:rPr>
+              <w:rStyle w:val="Hyperlink"/>
+            </w:rPr>
+            <w:t>och</w:t>
+          </w:r>
+        </w:hyperlink>
       </w:r>
       <w:r>
         <w:rPr>
@@ -2134,31 +2241,13 @@
       </w:r>
       <w:r>
         <w:rPr>
-          <w:u w:val="single" w:color="0000ff"/>
           <w:rFonts w:ascii="Charis SIL Regular" w:hAnsi="Charis SIL Regular" w:eastAsia="Charis SIL Regular"/>
           <w:b w:val="0"/>
           <w:i w:val="0"/>
           <w:color w:val="000000"/>
           <w:sz w:val="24"/>
         </w:rPr>
-        <w:hyperlink r:id="rId25" w:history="1">
-          <w:r>
-            <w:rPr>
-              <w:rStyle w:val="Hyperlink"/>
-            </w:rPr>
-            <w:t>naar</w:t>
-          </w:r>
-        </w:hyperlink>
-      </w:r>
-      <w:r>
-        <w:rPr>
-          <w:rFonts w:ascii="Charis SIL Regular" w:hAnsi="Charis SIL Regular" w:eastAsia="Charis SIL Regular"/>
-          <w:b w:val="0"/>
-          <w:i w:val="0"/>
-          <w:color w:val="000000"/>
-          <w:sz w:val="24"/>
-        </w:rPr>
-        <w:t xml:space="preserve"> </w:t>
+        <w:t xml:space="preserve">naar </w:t>
       </w:r>
       <w:r>
         <w:rPr>
@@ -2920,7 +3009,140 @@
           <w:color w:val="000000"/>
           <w:sz w:val="24"/>
         </w:rPr>
-        <w:t>hiefstukken uit de perio</w:t>
+        <w:hyperlink r:id="rId31" w:history="1">
+          <w:r>
+            <w:rPr>
+              <w:rStyle w:val="Hyperlink"/>
+            </w:rPr>
+            <w:t>hiefst</w:t>
+          </w:r>
+        </w:hyperlink>
+      </w:r>
+      <w:r>
+        <w:rPr>
+          <w:u w:val="single" w:color="0000ff"/>
+          <w:rFonts w:ascii="Charis SIL Regular" w:hAnsi="Charis SIL Regular" w:eastAsia="Charis SIL Regular"/>
+          <w:b w:val="0"/>
+          <w:i w:val="0"/>
+          <w:color w:val="000000"/>
+          <w:sz w:val="24"/>
+        </w:rPr>
+        <w:hyperlink r:id="rId31" w:history="1">
+          <w:r>
+            <w:rPr>
+              <w:rStyle w:val="Hyperlink"/>
+            </w:rPr>
+            <w:t>u</w:t>
+          </w:r>
+        </w:hyperlink>
+      </w:r>
+      <w:r>
+        <w:rPr>
+          <w:u w:val="single" w:color="0000ff"/>
+          <w:rFonts w:ascii="Charis SIL Regular" w:hAnsi="Charis SIL Regular" w:eastAsia="Charis SIL Regular"/>
+          <w:b w:val="0"/>
+          <w:i w:val="0"/>
+          <w:color w:val="000000"/>
+          <w:sz w:val="24"/>
+        </w:rPr>
+        <w:hyperlink r:id="rId31" w:history="1">
+          <w:r>
+            <w:rPr>
+              <w:rStyle w:val="Hyperlink"/>
+            </w:rPr>
+            <w:t>kke</w:t>
+          </w:r>
+        </w:hyperlink>
+      </w:r>
+      <w:r>
+        <w:rPr>
+          <w:u w:val="single" w:color="0000ff"/>
+          <w:rFonts w:ascii="Charis SIL Regular" w:hAnsi="Charis SIL Regular" w:eastAsia="Charis SIL Regular"/>
+          <w:b w:val="0"/>
+          <w:i w:val="0"/>
+          <w:color w:val="000000"/>
+          <w:sz w:val="24"/>
+        </w:rPr>
+        <w:hyperlink r:id="rId31" w:history="1">
+          <w:r>
+            <w:rPr>
+              <w:rStyle w:val="Hyperlink"/>
+            </w:rPr>
+            <w:t>n ui</w:t>
+          </w:r>
+        </w:hyperlink>
+      </w:r>
+      <w:r>
+        <w:rPr>
+          <w:u w:val="single" w:color="0000ff"/>
+          <w:rFonts w:ascii="Charis SIL Regular" w:hAnsi="Charis SIL Regular" w:eastAsia="Charis SIL Regular"/>
+          <w:b w:val="0"/>
+          <w:i w:val="0"/>
+          <w:color w:val="000000"/>
+          <w:sz w:val="24"/>
+        </w:rPr>
+        <w:hyperlink r:id="rId31" w:history="1">
+          <w:r>
+            <w:rPr>
+              <w:rStyle w:val="Hyperlink"/>
+            </w:rPr>
+            <w:t>t</w:t>
+          </w:r>
+        </w:hyperlink>
+      </w:r>
+      <w:r>
+        <w:rPr>
+          <w:u w:val="single" w:color="0000ff"/>
+          <w:rFonts w:ascii="Charis SIL Regular" w:hAnsi="Charis SIL Regular" w:eastAsia="Charis SIL Regular"/>
+          <w:b w:val="0"/>
+          <w:i w:val="0"/>
+          <w:color w:val="000000"/>
+          <w:sz w:val="24"/>
+        </w:rPr>
+        <w:hyperlink r:id="rId31" w:history="1">
+          <w:r>
+            <w:rPr>
+              <w:rStyle w:val="Hyperlink"/>
+            </w:rPr>
+            <w:t xml:space="preserve"> d</w:t>
+          </w:r>
+        </w:hyperlink>
+      </w:r>
+      <w:r>
+        <w:rPr>
+          <w:u w:val="single" w:color="0000ff"/>
+          <w:rFonts w:ascii="Charis SIL Regular" w:hAnsi="Charis SIL Regular" w:eastAsia="Charis SIL Regular"/>
+          <w:b w:val="0"/>
+          <w:i w:val="0"/>
+          <w:color w:val="000000"/>
+          <w:sz w:val="24"/>
+        </w:rPr>
+        <w:hyperlink r:id="rId31" w:history="1">
+          <w:r>
+            <w:rPr>
+              <w:rStyle w:val="Hyperlink"/>
+            </w:rPr>
+            <w:t>e</w:t>
+          </w:r>
+        </w:hyperlink>
+      </w:r>
+      <w:r>
+        <w:rPr>
+          <w:u w:val="single" w:color="0000ff"/>
+          <w:rFonts w:ascii="Charis SIL Regular" w:hAnsi="Charis SIL Regular" w:eastAsia="Charis SIL Regular"/>
+          <w:b w:val="0"/>
+          <w:i w:val="0"/>
+          <w:color w:val="000000"/>
+          <w:sz w:val="24"/>
+        </w:rPr>
+        <w:hyperlink r:id="rId31" w:history="1">
+          <w:r>
+            <w:rPr>
+              <w:rStyle w:val="Hyperlink"/>
+            </w:rPr>
+            <w:t xml:space="preserve"> perio</w:t>
+          </w:r>
+        </w:hyperlink>
       </w:r>
       <w:r>
         <w:rPr>
@@ -2949,7 +3171,7 @@
           <w:sz w:val="24"/>
           <w:u w:val="single"/>
         </w:rPr>
-        <w:hyperlink r:id="rId32" w:history="1">
+        <w:hyperlink r:id="rId31" w:history="1">
           <w:r>
             <w:rPr>
               <w:rStyle w:val="Hyperlink"/>
@@ -2967,7 +3189,7 @@
           <w:sz w:val="24"/>
           <w:u w:val="single"/>
         </w:rPr>
-        <w:hyperlink r:id="rId32" w:history="1">
+        <w:hyperlink r:id="rId31" w:history="1">
           <w:r>
             <w:rPr>
               <w:rStyle w:val="Hyperlink"/>
@@ -2985,7 +3207,7 @@
           <w:sz w:val="24"/>
           <w:u w:val="single"/>
         </w:rPr>
-        <w:hyperlink r:id="rId32" w:history="1">
+        <w:hyperlink r:id="rId31" w:history="1">
           <w:r>
             <w:rPr>
               <w:rStyle w:val="Hyperlink"/>

--- a/EXPORTS/DOCX/published/niveau3/Dutch/KunsthandelVanLier.docx
+++ b/EXPORTS/DOCX/published/niveau3/Dutch/KunsthandelVanLier.docx
@@ -255,7 +255,71 @@
           <w:color w:val="000000"/>
           <w:sz w:val="24"/>
         </w:rPr>
-        <w:t xml:space="preserve">naar Amsterdam. </w:t>
+        <w:t>naar A</w:t>
+      </w:r>
+      <w:r>
+        <w:rPr>
+          <w:u w:val="single" w:color="0000ff"/>
+          <w:rFonts w:ascii="Charis SIL Regular" w:hAnsi="Charis SIL Regular" w:eastAsia="Charis SIL Regular"/>
+          <w:b w:val="0"/>
+          <w:i w:val="0"/>
+          <w:color w:val="000000"/>
+          <w:sz w:val="24"/>
+        </w:rPr>
+        <w:hyperlink r:id="rId9" w:history="1">
+          <w:r>
+            <w:rPr>
+              <w:rStyle w:val="Hyperlink"/>
+            </w:rPr>
+            <w:t>ms</w:t>
+          </w:r>
+        </w:hyperlink>
+      </w:r>
+      <w:r>
+        <w:rPr>
+          <w:u w:val="single" w:color="0000ff"/>
+          <w:rFonts w:ascii="Charis SIL Regular" w:hAnsi="Charis SIL Regular" w:eastAsia="Charis SIL Regular"/>
+          <w:b w:val="0"/>
+          <w:i w:val="0"/>
+          <w:color w:val="000000"/>
+          <w:sz w:val="24"/>
+        </w:rPr>
+        <w:hyperlink r:id="rId9" w:history="1">
+          <w:r>
+            <w:rPr>
+              <w:rStyle w:val="Hyperlink"/>
+            </w:rPr>
+            <w:t>t</w:t>
+          </w:r>
+        </w:hyperlink>
+      </w:r>
+      <w:r>
+        <w:rPr>
+          <w:u w:val="single" w:color="0000ff"/>
+          <w:rFonts w:ascii="Charis SIL Regular" w:hAnsi="Charis SIL Regular" w:eastAsia="Charis SIL Regular"/>
+          <w:b w:val="0"/>
+          <w:i w:val="0"/>
+          <w:color w:val="000000"/>
+          <w:sz w:val="24"/>
+        </w:rPr>
+        <w:hyperlink r:id="rId9" w:history="1">
+          <w:r>
+            <w:rPr>
+              <w:rStyle w:val="Hyperlink"/>
+            </w:rPr>
+            <w:t>erd</w:t>
+          </w:r>
+        </w:hyperlink>
+      </w:r>
+      <w:r>
+        <w:rPr>
+          <w:rFonts w:ascii="Charis SIL Regular" w:hAnsi="Charis SIL Regular" w:eastAsia="Charis SIL Regular"/>
+          <w:b w:val="0"/>
+          <w:i w:val="0"/>
+          <w:color w:val="000000"/>
+          <w:sz w:val="24"/>
+        </w:rPr>
+        <w:t xml:space="preserve">am. </w:t>
       </w:r>
       <w:r>
         <w:rPr>
@@ -644,13 +708,39 @@
       </w:r>
       <w:r>
         <w:rPr>
+          <w:u w:val="single" w:color="0000ff"/>
           <w:rFonts w:ascii="Charis SIL Regular" w:hAnsi="Charis SIL Regular" w:eastAsia="Charis SIL Regular"/>
           <w:b w:val="0"/>
           <w:i w:val="0"/>
           <w:color w:val="000000"/>
           <w:sz w:val="24"/>
         </w:rPr>
-        <w:t xml:space="preserve"> en </w:t>
+        <w:hyperlink r:id="rId12" w:history="1">
+          <w:r>
+            <w:rPr>
+              <w:rStyle w:val="Hyperlink"/>
+            </w:rPr>
+            <w:t xml:space="preserve"> e</w:t>
+          </w:r>
+        </w:hyperlink>
+      </w:r>
+      <w:r>
+        <w:rPr>
+          <w:u w:val="single" w:color="0000ff"/>
+          <w:rFonts w:ascii="Charis SIL Regular" w:hAnsi="Charis SIL Regular" w:eastAsia="Charis SIL Regular"/>
+          <w:b w:val="0"/>
+          <w:i w:val="0"/>
+          <w:color w:val="000000"/>
+          <w:sz w:val="24"/>
+        </w:rPr>
+        <w:hyperlink r:id="rId12" w:history="1">
+          <w:r>
+            <w:rPr>
+              <w:rStyle w:val="Hyperlink"/>
+            </w:rPr>
+            <w:t xml:space="preserve">n </w:t>
+          </w:r>
+        </w:hyperlink>
       </w:r>
       <w:r>
         <w:rPr>
@@ -823,7 +913,6 @@
           <w:i w:val="0"/>
           <w:color w:val="0000FF"/>
           <w:sz w:val="24"/>
-          <w:u w:val="single"/>
         </w:rPr>
         <w:hyperlink r:id="rId14" w:history="1">
           <w:r>
@@ -1679,41 +1768,24 @@
       </w:r>
       <w:r>
         <w:rPr>
+          <w:u w:val="single" w:color="0000ff"/>
           <w:rFonts w:ascii="Charis SIL Regular" w:hAnsi="Charis SIL Regular" w:eastAsia="Charis SIL Regular"/>
           <w:b w:val="0"/>
           <w:i w:val="0"/>
           <w:color w:val="000000"/>
           <w:sz w:val="24"/>
         </w:rPr>
-        <w:hyperlink r:id="rId21" w:history="1">
-          <w:r>
-            <w:rPr>
-              <w:rStyle w:val="Hyperlink"/>
-            </w:rPr>
-            <w:t>s</w:t>
-          </w:r>
-        </w:hyperlink>
-      </w:r>
-      <w:r>
-        <w:rPr>
-          <w:u w:val="single" w:color="0000ff"/>
+        <w:t>s</w:t>
+      </w:r>
+      <w:r>
+        <w:rPr>
           <w:rFonts w:ascii="Charis SIL Regular" w:hAnsi="Charis SIL Regular" w:eastAsia="Charis SIL Regular"/>
           <w:b w:val="0"/>
           <w:i w:val="0"/>
           <w:color w:val="000000"/>
           <w:sz w:val="24"/>
         </w:rPr>
-        <w:t>c</w:t>
-      </w:r>
-      <w:r>
-        <w:rPr>
-          <w:rFonts w:ascii="Charis SIL Regular" w:hAnsi="Charis SIL Regular" w:eastAsia="Charis SIL Regular"/>
-          <w:b w:val="0"/>
-          <w:i w:val="0"/>
-          <w:color w:val="000000"/>
-          <w:sz w:val="24"/>
-        </w:rPr>
-        <w:t xml:space="preserve">he </w:t>
+        <w:t xml:space="preserve">che </w:t>
       </w:r>
       <w:r>
         <w:rPr>
@@ -2241,13 +2313,32 @@
       </w:r>
       <w:r>
         <w:rPr>
+          <w:u w:val="single" w:color="0000ff"/>
           <w:rFonts w:ascii="Charis SIL Regular" w:hAnsi="Charis SIL Regular" w:eastAsia="Charis SIL Regular"/>
           <w:b w:val="0"/>
           <w:i w:val="0"/>
           <w:color w:val="000000"/>
           <w:sz w:val="24"/>
         </w:rPr>
-        <w:t xml:space="preserve">naar </w:t>
+        <w:hyperlink r:id="rId25" w:history="1">
+          <w:r>
+            <w:rPr>
+              <w:rStyle w:val="Hyperlink"/>
+            </w:rPr>
+            <w:t>naar</w:t>
+          </w:r>
+        </w:hyperlink>
+      </w:r>
+      <w:r>
+        <w:rPr>
+          <w:u w:val="single" w:color="0000ff"/>
+          <w:rFonts w:ascii="Charis SIL Regular" w:hAnsi="Charis SIL Regular" w:eastAsia="Charis SIL Regular"/>
+          <w:b w:val="0"/>
+          <w:i w:val="0"/>
+          <w:color w:val="000000"/>
+          <w:sz w:val="24"/>
+        </w:rPr>
+        <w:t xml:space="preserve"> </w:t>
       </w:r>
       <w:r>
         <w:rPr>
@@ -3135,14 +3226,7 @@
           <w:color w:val="000000"/>
           <w:sz w:val="24"/>
         </w:rPr>
-        <w:hyperlink r:id="rId31" w:history="1">
-          <w:r>
-            <w:rPr>
-              <w:rStyle w:val="Hyperlink"/>
-            </w:rPr>
-            <w:t xml:space="preserve"> perio</w:t>
-          </w:r>
-        </w:hyperlink>
+        <w:t xml:space="preserve"> perio</w:t>
       </w:r>
       <w:r>
         <w:rPr>
@@ -3265,7 +3349,7 @@
           <w:sz w:val="24"/>
           <w:u w:val="single"/>
         </w:rPr>
-        <w:hyperlink r:id="rId31" w:history="1">
+        <w:hyperlink r:id="rId32" w:history="1">
           <w:r>
             <w:rPr>
               <w:rStyle w:val="Hyperlink"/>
@@ -3310,43 +3394,7 @@
           <w:color w:val="000000"/>
           <w:sz w:val="24"/>
         </w:rPr>
-        <w:t>betrekking te hebben op Europese kunst). Het overige archief</w:t>
-      </w:r>
-      <w:r>
-        <w:rPr>
-          <w:u w:val="single" w:color="0000ff"/>
-          <w:rFonts w:ascii="Charis SIL Regular" w:hAnsi="Charis SIL Regular" w:eastAsia="Charis SIL Regular"/>
-          <w:b w:val="0"/>
-          <w:i w:val="0"/>
-          <w:color w:val="000000"/>
-          <w:sz w:val="24"/>
-        </w:rPr>
-        <w:hyperlink r:id="rId32" w:history="1">
-          <w:r>
-            <w:rPr>
-              <w:rStyle w:val="Hyperlink"/>
-            </w:rPr>
-            <w:t xml:space="preserve"> is in bez</w:t>
-          </w:r>
-        </w:hyperlink>
-      </w:r>
-      <w:r>
-        <w:rPr>
-          <w:u w:val="single" w:color="0000ff"/>
-          <w:rFonts w:ascii="Charis SIL Regular" w:hAnsi="Charis SIL Regular" w:eastAsia="Charis SIL Regular"/>
-          <w:b w:val="0"/>
-          <w:i w:val="0"/>
-          <w:color w:val="000000"/>
-          <w:sz w:val="24"/>
-        </w:rPr>
-        <w:hyperlink r:id="rId32" w:history="1">
-          <w:r>
-            <w:rPr>
-              <w:rStyle w:val="Hyperlink"/>
-            </w:rPr>
-            <w:t>it va</w:t>
-          </w:r>
-        </w:hyperlink>
+        <w:t>betrekking te hebben op Europese kunst). Het overige archief is in bezit va</w:t>
       </w:r>
       <w:r>
         <w:rPr>
@@ -3838,6 +3886,7 @@
           <w:i w:val="0"/>
           <w:color w:val="0000FF"/>
           <w:sz w:val="24"/>
+          <w:u w:val="single"/>
         </w:rPr>
         <w:hyperlink r:id="rId35" w:history="1">
           <w:r>
@@ -3985,7 +4034,7 @@
           <w:sz w:val="24"/>
           <w:u w:val="single"/>
         </w:rPr>
-        <w:hyperlink r:id="rId36" w:history="1">
+        <w:hyperlink r:id="rId35" w:history="1">
           <w:r>
             <w:rPr>
               <w:rStyle w:val="Hyperlink"/>
@@ -4850,7 +4899,7 @@
           <w:sz w:val="24"/>
           <w:u w:val="single"/>
         </w:rPr>
-        <w:hyperlink r:id="rId40" w:history="1">
+        <w:hyperlink r:id="rId39" w:history="1">
           <w:r>
             <w:rPr>
               <w:rStyle w:val="Hyperlink"/>
@@ -4879,6 +4928,7 @@
       </w:r>
       <w:r>
         <w:rPr>
+          <w:u w:val="single" w:color="0000ff"/>
           <w:rFonts w:ascii="Charis SIL Regular" w:hAnsi="Charis SIL Regular" w:eastAsia="Charis SIL Regular"/>
           <w:b w:val="0"/>
           <w:i w:val="0"/>
@@ -4925,7 +4975,7 @@
           <w:sz w:val="24"/>
           <w:u w:val="single"/>
         </w:rPr>
-        <w:hyperlink r:id="rId41" w:history="1">
+        <w:hyperlink r:id="rId39" w:history="1">
           <w:r>
             <w:rPr>
               <w:rStyle w:val="Hyperlink"/>
@@ -4958,7 +5008,7 @@
         <w:autoSpaceDN w:val="0"/>
         <w:autoSpaceDE w:val="0"/>
         <w:widowControl/>
-        <w:spacing w:line="540" w:lineRule="exact" w:before="476" w:after="0"/>
+        <w:spacing w:line="540" w:lineRule="exact" w:before="456" w:after="0"/>
         <w:ind w:left="0" w:right="0" w:firstLine="0"/>
         <w:jc w:val="left"/>
       </w:pPr>
@@ -5025,7 +5075,7 @@
     </w:p>
     <w:sectPr>
       <w:pgSz w:w="11900" w:h="16840"/>
-      <w:pgMar w:top="324" w:right="940" w:bottom="584" w:left="960" w:header="720" w:footer="720" w:gutter="0"/>
+      <w:pgMar w:top="324" w:right="940" w:bottom="596" w:left="960" w:header="720" w:footer="720" w:gutter="0"/>
       <w:cols/>
       <w:docGrid w:linePitch="360"/>
     </w:sectPr>

--- a/EXPORTS/DOCX/published/niveau3/Dutch/KunsthandelVanLier.docx
+++ b/EXPORTS/DOCX/published/niveau3/Dutch/KunsthandelVanLier.docx
@@ -255,71 +255,7 @@
           <w:color w:val="000000"/>
           <w:sz w:val="24"/>
         </w:rPr>
-        <w:t>naar A</w:t>
-      </w:r>
-      <w:r>
-        <w:rPr>
-          <w:u w:val="single" w:color="0000ff"/>
-          <w:rFonts w:ascii="Charis SIL Regular" w:hAnsi="Charis SIL Regular" w:eastAsia="Charis SIL Regular"/>
-          <w:b w:val="0"/>
-          <w:i w:val="0"/>
-          <w:color w:val="000000"/>
-          <w:sz w:val="24"/>
-        </w:rPr>
-        <w:hyperlink r:id="rId9" w:history="1">
-          <w:r>
-            <w:rPr>
-              <w:rStyle w:val="Hyperlink"/>
-            </w:rPr>
-            <w:t>ms</w:t>
-          </w:r>
-        </w:hyperlink>
-      </w:r>
-      <w:r>
-        <w:rPr>
-          <w:u w:val="single" w:color="0000ff"/>
-          <w:rFonts w:ascii="Charis SIL Regular" w:hAnsi="Charis SIL Regular" w:eastAsia="Charis SIL Regular"/>
-          <w:b w:val="0"/>
-          <w:i w:val="0"/>
-          <w:color w:val="000000"/>
-          <w:sz w:val="24"/>
-        </w:rPr>
-        <w:hyperlink r:id="rId9" w:history="1">
-          <w:r>
-            <w:rPr>
-              <w:rStyle w:val="Hyperlink"/>
-            </w:rPr>
-            <w:t>t</w:t>
-          </w:r>
-        </w:hyperlink>
-      </w:r>
-      <w:r>
-        <w:rPr>
-          <w:u w:val="single" w:color="0000ff"/>
-          <w:rFonts w:ascii="Charis SIL Regular" w:hAnsi="Charis SIL Regular" w:eastAsia="Charis SIL Regular"/>
-          <w:b w:val="0"/>
-          <w:i w:val="0"/>
-          <w:color w:val="000000"/>
-          <w:sz w:val="24"/>
-        </w:rPr>
-        <w:hyperlink r:id="rId9" w:history="1">
-          <w:r>
-            <w:rPr>
-              <w:rStyle w:val="Hyperlink"/>
-            </w:rPr>
-            <w:t>erd</w:t>
-          </w:r>
-        </w:hyperlink>
-      </w:r>
-      <w:r>
-        <w:rPr>
-          <w:rFonts w:ascii="Charis SIL Regular" w:hAnsi="Charis SIL Regular" w:eastAsia="Charis SIL Regular"/>
-          <w:b w:val="0"/>
-          <w:i w:val="0"/>
-          <w:color w:val="000000"/>
-          <w:sz w:val="24"/>
-        </w:rPr>
-        <w:t xml:space="preserve">am. </w:t>
+        <w:t xml:space="preserve">naar Amsterdam. </w:t>
       </w:r>
       <w:r>
         <w:rPr>
@@ -678,6 +614,7 @@
           <w:i w:val="0"/>
           <w:color w:val="0000FF"/>
           <w:sz w:val="24"/>
+          <w:u w:val="single"/>
         </w:rPr>
         <w:hyperlink r:id="rId13" w:history="1">
           <w:r>
@@ -715,32 +652,7 @@
           <w:color w:val="000000"/>
           <w:sz w:val="24"/>
         </w:rPr>
-        <w:hyperlink r:id="rId12" w:history="1">
-          <w:r>
-            <w:rPr>
-              <w:rStyle w:val="Hyperlink"/>
-            </w:rPr>
-            <w:t xml:space="preserve"> e</w:t>
-          </w:r>
-        </w:hyperlink>
-      </w:r>
-      <w:r>
-        <w:rPr>
-          <w:u w:val="single" w:color="0000ff"/>
-          <w:rFonts w:ascii="Charis SIL Regular" w:hAnsi="Charis SIL Regular" w:eastAsia="Charis SIL Regular"/>
-          <w:b w:val="0"/>
-          <w:i w:val="0"/>
-          <w:color w:val="000000"/>
-          <w:sz w:val="24"/>
-        </w:rPr>
-        <w:hyperlink r:id="rId12" w:history="1">
-          <w:r>
-            <w:rPr>
-              <w:rStyle w:val="Hyperlink"/>
-            </w:rPr>
-            <w:t xml:space="preserve">n </w:t>
-          </w:r>
-        </w:hyperlink>
+        <w:t xml:space="preserve"> en </w:t>
       </w:r>
       <w:r>
         <w:rPr>
@@ -913,6 +825,7 @@
           <w:i w:val="0"/>
           <w:color w:val="0000FF"/>
           <w:sz w:val="24"/>
+          <w:u w:val="single"/>
         </w:rPr>
         <w:hyperlink r:id="rId14" w:history="1">
           <w:r>
@@ -1090,7 +1003,7 @@
           <w:sz w:val="24"/>
           <w:u w:val="single"/>
         </w:rPr>
-        <w:hyperlink r:id="rId14" w:history="1">
+        <w:hyperlink r:id="rId16" w:history="1">
           <w:r>
             <w:rPr>
               <w:rStyle w:val="Hyperlink"/>
@@ -1176,7 +1089,7 @@
           <w:sz w:val="24"/>
           <w:u w:val="single"/>
         </w:rPr>
-        <w:hyperlink r:id="rId16" w:history="1">
+        <w:hyperlink r:id="rId17" w:history="1">
           <w:r>
             <w:rPr>
               <w:rStyle w:val="Hyperlink"/>
@@ -1216,7 +1129,7 @@
           <w:sz w:val="24"/>
           <w:u w:val="single"/>
         </w:rPr>
-        <w:hyperlink r:id="rId16" w:history="1">
+        <w:hyperlink r:id="rId17" w:history="1">
           <w:r>
             <w:rPr>
               <w:rStyle w:val="Hyperlink"/>
@@ -1254,7 +1167,7 @@
           <w:color w:val="000000"/>
           <w:sz w:val="24"/>
         </w:rPr>
-        <w:hyperlink r:id="rId17" w:history="1">
+        <w:hyperlink r:id="rId16" w:history="1">
           <w:r>
             <w:rPr>
               <w:rStyle w:val="Hyperlink"/>
@@ -1272,7 +1185,7 @@
           <w:color w:val="000000"/>
           <w:sz w:val="24"/>
         </w:rPr>
-        <w:hyperlink r:id="rId17" w:history="1">
+        <w:hyperlink r:id="rId16" w:history="1">
           <w:r>
             <w:rPr>
               <w:rStyle w:val="Hyperlink"/>
@@ -1290,7 +1203,7 @@
           <w:color w:val="000000"/>
           <w:sz w:val="24"/>
         </w:rPr>
-        <w:hyperlink r:id="rId17" w:history="1">
+        <w:hyperlink r:id="rId16" w:history="1">
           <w:r>
             <w:rPr>
               <w:rStyle w:val="Hyperlink"/>
@@ -1437,7 +1350,7 @@
           <w:color w:val="000000"/>
           <w:sz w:val="24"/>
         </w:rPr>
-        <w:hyperlink r:id="rId16" w:history="1">
+        <w:hyperlink r:id="rId17" w:history="1">
           <w:r>
             <w:rPr>
               <w:rStyle w:val="Hyperlink"/>
@@ -1455,7 +1368,7 @@
           <w:color w:val="000000"/>
           <w:sz w:val="24"/>
         </w:rPr>
-        <w:hyperlink r:id="rId16" w:history="1">
+        <w:hyperlink r:id="rId17" w:history="1">
           <w:r>
             <w:rPr>
               <w:rStyle w:val="Hyperlink"/>
@@ -1768,6 +1681,23 @@
       </w:r>
       <w:r>
         <w:rPr>
+          <w:rFonts w:ascii="Charis SIL Regular" w:hAnsi="Charis SIL Regular" w:eastAsia="Charis SIL Regular"/>
+          <w:b w:val="0"/>
+          <w:i w:val="0"/>
+          <w:color w:val="000000"/>
+          <w:sz w:val="24"/>
+        </w:rPr>
+        <w:hyperlink r:id="rId21" w:history="1">
+          <w:r>
+            <w:rPr>
+              <w:rStyle w:val="Hyperlink"/>
+            </w:rPr>
+            <w:t>s</w:t>
+          </w:r>
+        </w:hyperlink>
+      </w:r>
+      <w:r>
+        <w:rPr>
           <w:u w:val="single" w:color="0000ff"/>
           <w:rFonts w:ascii="Charis SIL Regular" w:hAnsi="Charis SIL Regular" w:eastAsia="Charis SIL Regular"/>
           <w:b w:val="0"/>
@@ -1775,7 +1705,7 @@
           <w:color w:val="000000"/>
           <w:sz w:val="24"/>
         </w:rPr>
-        <w:t>s</w:t>
+        <w:t>c</w:t>
       </w:r>
       <w:r>
         <w:rPr>
@@ -1785,7 +1715,7 @@
           <w:color w:val="000000"/>
           <w:sz w:val="24"/>
         </w:rPr>
-        <w:t xml:space="preserve">che </w:t>
+        <w:t xml:space="preserve">he </w:t>
       </w:r>
       <w:r>
         <w:rPr>
@@ -3226,7 +3156,14 @@
           <w:color w:val="000000"/>
           <w:sz w:val="24"/>
         </w:rPr>
-        <w:t xml:space="preserve"> perio</w:t>
+        <w:hyperlink r:id="rId31" w:history="1">
+          <w:r>
+            <w:rPr>
+              <w:rStyle w:val="Hyperlink"/>
+            </w:rPr>
+            <w:t xml:space="preserve"> perio</w:t>
+          </w:r>
+        </w:hyperlink>
       </w:r>
       <w:r>
         <w:rPr>
@@ -4016,14 +3953,7 @@
           <w:sz w:val="24"/>
           <w:u w:val="single"/>
         </w:rPr>
-        <w:hyperlink r:id="rId36" w:history="1">
-          <w:r>
-            <w:rPr>
-              <w:rStyle w:val="Hyperlink"/>
-            </w:rPr>
-            <w:t>restitutiev</w:t>
-          </w:r>
-        </w:hyperlink>
+        <w:t>restitutiev</w:t>
       </w:r>
       <w:r>
         <w:rPr>
@@ -4899,7 +4829,7 @@
           <w:sz w:val="24"/>
           <w:u w:val="single"/>
         </w:rPr>
-        <w:hyperlink r:id="rId39" w:history="1">
+        <w:hyperlink r:id="rId40" w:history="1">
           <w:r>
             <w:rPr>
               <w:rStyle w:val="Hyperlink"/>
@@ -4917,7 +4847,7 @@
           <w:sz w:val="24"/>
           <w:u w:val="single"/>
         </w:rPr>
-        <w:hyperlink r:id="rId40" w:history="1">
+        <w:hyperlink r:id="rId39" w:history="1">
           <w:r>
             <w:rPr>
               <w:rStyle w:val="Hyperlink"/>
@@ -4935,7 +4865,14 @@
           <w:color w:val="000000"/>
           <w:sz w:val="24"/>
         </w:rPr>
-        <w:t xml:space="preserve">, </w:t>
+        <w:hyperlink r:id="rId39" w:history="1">
+          <w:r>
+            <w:rPr>
+              <w:rStyle w:val="Hyperlink"/>
+            </w:rPr>
+            <w:t xml:space="preserve">, </w:t>
+          </w:r>
+        </w:hyperlink>
       </w:r>
       <w:r>
         <w:rPr>
@@ -4946,7 +4883,7 @@
           <w:sz w:val="24"/>
           <w:u w:val="single"/>
         </w:rPr>
-        <w:hyperlink r:id="rId41" w:history="1">
+        <w:hyperlink r:id="rId39" w:history="1">
           <w:r>
             <w:rPr>
               <w:rStyle w:val="Hyperlink"/>
@@ -4993,7 +4930,7 @@
           <w:sz w:val="24"/>
           <w:u w:val="single"/>
         </w:rPr>
-        <w:hyperlink r:id="rId41" w:history="1">
+        <w:hyperlink r:id="rId39" w:history="1">
           <w:r>
             <w:rPr>
               <w:rStyle w:val="Hyperlink"/>

--- a/EXPORTS/DOCX/published/niveau3/Dutch/KunsthandelVanLier.docx
+++ b/EXPORTS/DOCX/published/niveau3/Dutch/KunsthandelVanLier.docx
@@ -3257,7 +3257,7 @@
           <w:sz w:val="24"/>
           <w:u w:val="single"/>
         </w:rPr>
-        <w:hyperlink r:id="rId31" w:history="1">
+        <w:hyperlink r:id="rId32" w:history="1">
           <w:r>
             <w:rPr>
               <w:rStyle w:val="Hyperlink"/>
@@ -3331,7 +3331,25 @@
           <w:color w:val="000000"/>
           <w:sz w:val="24"/>
         </w:rPr>
-        <w:t>betrekking te hebben op Europese kunst). Het overige archief is in bezit va</w:t>
+        <w:t>betrekking te hebben op Europese kunst). Het overige archief is in bez</w:t>
+      </w:r>
+      <w:r>
+        <w:rPr>
+          <w:u w:val="single" w:color="0000ff"/>
+          <w:rFonts w:ascii="Charis SIL Regular" w:hAnsi="Charis SIL Regular" w:eastAsia="Charis SIL Regular"/>
+          <w:b w:val="0"/>
+          <w:i w:val="0"/>
+          <w:color w:val="000000"/>
+          <w:sz w:val="24"/>
+        </w:rPr>
+        <w:hyperlink r:id="rId32" w:history="1">
+          <w:r>
+            <w:rPr>
+              <w:rStyle w:val="Hyperlink"/>
+            </w:rPr>
+            <w:t>it va</w:t>
+          </w:r>
+        </w:hyperlink>
       </w:r>
       <w:r>
         <w:rPr>

--- a/EXPORTS/DOCX/published/niveau3/Dutch/KunsthandelVanLier.docx
+++ b/EXPORTS/DOCX/published/niveau3/Dutch/KunsthandelVanLier.docx
@@ -652,7 +652,32 @@
           <w:color w:val="000000"/>
           <w:sz w:val="24"/>
         </w:rPr>
-        <w:t xml:space="preserve"> en </w:t>
+        <w:hyperlink r:id="rId12" w:history="1">
+          <w:r>
+            <w:rPr>
+              <w:rStyle w:val="Hyperlink"/>
+            </w:rPr>
+            <w:t xml:space="preserve"> e</w:t>
+          </w:r>
+        </w:hyperlink>
+      </w:r>
+      <w:r>
+        <w:rPr>
+          <w:u w:val="single" w:color="0000ff"/>
+          <w:rFonts w:ascii="Charis SIL Regular" w:hAnsi="Charis SIL Regular" w:eastAsia="Charis SIL Regular"/>
+          <w:b w:val="0"/>
+          <w:i w:val="0"/>
+          <w:color w:val="000000"/>
+          <w:sz w:val="24"/>
+        </w:rPr>
+        <w:hyperlink r:id="rId12" w:history="1">
+          <w:r>
+            <w:rPr>
+              <w:rStyle w:val="Hyperlink"/>
+            </w:rPr>
+            <w:t xml:space="preserve">n </w:t>
+          </w:r>
+        </w:hyperlink>
       </w:r>
       <w:r>
         <w:rPr>
@@ -1003,7 +1028,7 @@
           <w:sz w:val="24"/>
           <w:u w:val="single"/>
         </w:rPr>
-        <w:hyperlink r:id="rId16" w:history="1">
+        <w:hyperlink r:id="rId14" w:history="1">
           <w:r>
             <w:rPr>
               <w:rStyle w:val="Hyperlink"/>
@@ -1089,12 +1114,12 @@
           <w:sz w:val="24"/>
           <w:u w:val="single"/>
         </w:rPr>
-        <w:hyperlink r:id="rId17" w:history="1">
+        <w:hyperlink r:id="rId16" w:history="1">
           <w:r>
             <w:rPr>
               <w:rStyle w:val="Hyperlink"/>
             </w:rPr>
-            <w:t>etnografisch</w:t>
+            <w:t>etnografisc</w:t>
           </w:r>
         </w:hyperlink>
       </w:r>
@@ -1105,36 +1130,13 @@
           <w:i w:val="0"/>
           <w:color w:val="0000FF"/>
           <w:sz w:val="24"/>
-          <w:u w:val="single"/>
-        </w:rPr>
-        <w:t>e</w:t>
-      </w:r>
-      <w:r>
-        <w:rPr>
-          <w:rFonts w:ascii="Charis SIL Regular" w:hAnsi="Charis SIL Regular" w:eastAsia="Charis SIL Regular"/>
-          <w:b w:val="0"/>
-          <w:i w:val="0"/>
-          <w:color w:val="0000FF"/>
-          <w:sz w:val="24"/>
-          <w:u w:val="single"/>
-        </w:rPr>
-        <w:t xml:space="preserve"> </w:t>
-      </w:r>
-      <w:r>
-        <w:rPr>
-          <w:rFonts w:ascii="Charis SIL Regular" w:hAnsi="Charis SIL Regular" w:eastAsia="Charis SIL Regular"/>
-          <w:b w:val="0"/>
-          <w:i w:val="0"/>
-          <w:color w:val="0000FF"/>
-          <w:sz w:val="24"/>
-          <w:u w:val="single"/>
-        </w:rPr>
-        <w:hyperlink r:id="rId17" w:history="1">
+        </w:rPr>
+        <w:hyperlink r:id="rId16" w:history="1">
           <w:r>
             <w:rPr>
               <w:rStyle w:val="Hyperlink"/>
             </w:rPr>
-            <w:t>voorwerpe</w:t>
+            <w:t>h</w:t>
           </w:r>
         </w:hyperlink>
       </w:r>
@@ -1146,7 +1148,36 @@
           <w:color w:val="0000FF"/>
           <w:sz w:val="24"/>
         </w:rPr>
-        <w:t>n</w:t>
+        <w:t>e</w:t>
+      </w:r>
+      <w:r>
+        <w:rPr>
+          <w:rFonts w:ascii="Charis SIL Regular" w:hAnsi="Charis SIL Regular" w:eastAsia="Charis SIL Regular"/>
+          <w:b w:val="0"/>
+          <w:i w:val="0"/>
+          <w:color w:val="0000FF"/>
+          <w:sz w:val="24"/>
+          <w:u w:val="single"/>
+        </w:rPr>
+        <w:t xml:space="preserve"> </w:t>
+      </w:r>
+      <w:r>
+        <w:rPr>
+          <w:rFonts w:ascii="Charis SIL Regular" w:hAnsi="Charis SIL Regular" w:eastAsia="Charis SIL Regular"/>
+          <w:b w:val="0"/>
+          <w:i w:val="0"/>
+          <w:color w:val="0000FF"/>
+          <w:sz w:val="24"/>
+          <w:u w:val="single"/>
+        </w:rPr>
+        <w:hyperlink r:id="rId16" w:history="1">
+          <w:r>
+            <w:rPr>
+              <w:rStyle w:val="Hyperlink"/>
+            </w:rPr>
+            <w:t>voorwerpen</w:t>
+          </w:r>
+        </w:hyperlink>
       </w:r>
       <w:r>
         <w:rPr>
@@ -1167,7 +1198,7 @@
           <w:color w:val="000000"/>
           <w:sz w:val="24"/>
         </w:rPr>
-        <w:hyperlink r:id="rId16" w:history="1">
+        <w:hyperlink r:id="rId17" w:history="1">
           <w:r>
             <w:rPr>
               <w:rStyle w:val="Hyperlink"/>
@@ -1185,7 +1216,7 @@
           <w:color w:val="000000"/>
           <w:sz w:val="24"/>
         </w:rPr>
-        <w:hyperlink r:id="rId16" w:history="1">
+        <w:hyperlink r:id="rId17" w:history="1">
           <w:r>
             <w:rPr>
               <w:rStyle w:val="Hyperlink"/>
@@ -1203,7 +1234,7 @@
           <w:color w:val="000000"/>
           <w:sz w:val="24"/>
         </w:rPr>
-        <w:hyperlink r:id="rId16" w:history="1">
+        <w:hyperlink r:id="rId17" w:history="1">
           <w:r>
             <w:rPr>
               <w:rStyle w:val="Hyperlink"/>
@@ -1350,7 +1381,7 @@
           <w:color w:val="000000"/>
           <w:sz w:val="24"/>
         </w:rPr>
-        <w:hyperlink r:id="rId17" w:history="1">
+        <w:hyperlink r:id="rId16" w:history="1">
           <w:r>
             <w:rPr>
               <w:rStyle w:val="Hyperlink"/>
@@ -1368,7 +1399,7 @@
           <w:color w:val="000000"/>
           <w:sz w:val="24"/>
         </w:rPr>
-        <w:hyperlink r:id="rId17" w:history="1">
+        <w:hyperlink r:id="rId16" w:history="1">
           <w:r>
             <w:rPr>
               <w:rStyle w:val="Hyperlink"/>
@@ -1392,96 +1423,24 @@
       </w:r>
       <w:r>
         <w:rPr>
-          <w:u w:val="single" w:color="0000ff"/>
           <w:rFonts w:ascii="Charis SIL Regular" w:hAnsi="Charis SIL Regular" w:eastAsia="Charis SIL Regular"/>
           <w:b w:val="0"/>
           <w:i w:val="0"/>
           <w:color w:val="000000"/>
           <w:sz w:val="24"/>
         </w:rPr>
+        <w:t xml:space="preserve">Nederland, tijdens aankoopreizen naar </w:t>
+      </w:r>
+      <w:r>
+        <w:rPr>
+          <w:rFonts w:ascii="Charis SIL Regular" w:hAnsi="Charis SIL Regular" w:eastAsia="Charis SIL Regular"/>
+          <w:b w:val="0"/>
+          <w:i w:val="0"/>
+          <w:color w:val="0000FF"/>
+          <w:sz w:val="24"/>
+          <w:u w:val="single"/>
+        </w:rPr>
         <w:hyperlink r:id="rId18" w:history="1">
-          <w:r>
-            <w:rPr>
-              <w:rStyle w:val="Hyperlink"/>
-            </w:rPr>
-            <w:t>Nederla</w:t>
-          </w:r>
-        </w:hyperlink>
-      </w:r>
-      <w:r>
-        <w:rPr>
-          <w:u w:val="single" w:color="0000ff"/>
-          <w:rFonts w:ascii="Charis SIL Regular" w:hAnsi="Charis SIL Regular" w:eastAsia="Charis SIL Regular"/>
-          <w:b w:val="0"/>
-          <w:i w:val="0"/>
-          <w:color w:val="000000"/>
-          <w:sz w:val="24"/>
-        </w:rPr>
-        <w:hyperlink r:id="rId18" w:history="1">
-          <w:r>
-            <w:rPr>
-              <w:rStyle w:val="Hyperlink"/>
-            </w:rPr>
-            <w:t>n</w:t>
-          </w:r>
-        </w:hyperlink>
-      </w:r>
-      <w:r>
-        <w:rPr>
-          <w:u w:val="single" w:color="0000ff"/>
-          <w:rFonts w:ascii="Charis SIL Regular" w:hAnsi="Charis SIL Regular" w:eastAsia="Charis SIL Regular"/>
-          <w:b w:val="0"/>
-          <w:i w:val="0"/>
-          <w:color w:val="000000"/>
-          <w:sz w:val="24"/>
-        </w:rPr>
-        <w:hyperlink r:id="rId18" w:history="1">
-          <w:r>
-            <w:rPr>
-              <w:rStyle w:val="Hyperlink"/>
-            </w:rPr>
-            <w:t>d, tijde</w:t>
-          </w:r>
-        </w:hyperlink>
-      </w:r>
-      <w:r>
-        <w:rPr>
-          <w:u w:val="single" w:color="0000ff"/>
-          <w:rFonts w:ascii="Charis SIL Regular" w:hAnsi="Charis SIL Regular" w:eastAsia="Charis SIL Regular"/>
-          <w:b w:val="0"/>
-          <w:i w:val="0"/>
-          <w:color w:val="000000"/>
-          <w:sz w:val="24"/>
-        </w:rPr>
-        <w:hyperlink r:id="rId18" w:history="1">
-          <w:r>
-            <w:rPr>
-              <w:rStyle w:val="Hyperlink"/>
-            </w:rPr>
-            <w:t>ns aanko</w:t>
-          </w:r>
-        </w:hyperlink>
-      </w:r>
-      <w:r>
-        <w:rPr>
-          <w:rFonts w:ascii="Charis SIL Regular" w:hAnsi="Charis SIL Regular" w:eastAsia="Charis SIL Regular"/>
-          <w:b w:val="0"/>
-          <w:i w:val="0"/>
-          <w:color w:val="000000"/>
-          <w:sz w:val="24"/>
-        </w:rPr>
-        <w:t xml:space="preserve">opreizen naar </w:t>
-      </w:r>
-      <w:r>
-        <w:rPr>
-          <w:rFonts w:ascii="Charis SIL Regular" w:hAnsi="Charis SIL Regular" w:eastAsia="Charis SIL Regular"/>
-          <w:b w:val="0"/>
-          <w:i w:val="0"/>
-          <w:color w:val="0000FF"/>
-          <w:sz w:val="24"/>
-          <w:u w:val="single"/>
-        </w:rPr>
-        <w:hyperlink r:id="rId19" w:history="1">
           <w:r>
             <w:rPr>
               <w:rStyle w:val="Hyperlink"/>
@@ -1509,7 +1468,7 @@
           <w:sz w:val="24"/>
           <w:u w:val="single"/>
         </w:rPr>
-        <w:hyperlink r:id="rId20" w:history="1">
+        <w:hyperlink r:id="rId19" w:history="1">
           <w:r>
             <w:rPr>
               <w:rStyle w:val="Hyperlink"/>
@@ -1537,7 +1496,7 @@
           <w:sz w:val="24"/>
           <w:u w:val="single"/>
         </w:rPr>
-        <w:hyperlink r:id="rId21" w:history="1">
+        <w:hyperlink r:id="rId20" w:history="1">
           <w:r>
             <w:rPr>
               <w:rStyle w:val="Hyperlink"/>
@@ -1565,7 +1524,7 @@
           <w:sz w:val="24"/>
           <w:u w:val="single"/>
         </w:rPr>
-        <w:hyperlink r:id="rId22" w:history="1">
+        <w:hyperlink r:id="rId21" w:history="1">
           <w:r>
             <w:rPr>
               <w:rStyle w:val="Hyperlink"/>
@@ -1603,7 +1562,7 @@
           <w:color w:val="000000"/>
           <w:sz w:val="24"/>
         </w:rPr>
-        <w:hyperlink r:id="rId19" w:history="1">
+        <w:hyperlink r:id="rId18" w:history="1">
           <w:r>
             <w:rPr>
               <w:rStyle w:val="Hyperlink"/>
@@ -1642,7 +1601,7 @@
           <w:color w:val="000000"/>
           <w:sz w:val="24"/>
         </w:rPr>
-        <w:hyperlink r:id="rId20" w:history="1">
+        <w:hyperlink r:id="rId19" w:history="1">
           <w:r>
             <w:rPr>
               <w:rStyle w:val="Hyperlink"/>
@@ -1670,7 +1629,7 @@
           <w:color w:val="000000"/>
           <w:sz w:val="24"/>
         </w:rPr>
-        <w:hyperlink r:id="rId21" w:history="1">
+        <w:hyperlink r:id="rId20" w:history="1">
           <w:r>
             <w:rPr>
               <w:rStyle w:val="Hyperlink"/>
@@ -1681,52 +1640,35 @@
       </w:r>
       <w:r>
         <w:rPr>
+          <w:u w:val="single" w:color="0000ff"/>
           <w:rFonts w:ascii="Charis SIL Regular" w:hAnsi="Charis SIL Regular" w:eastAsia="Charis SIL Regular"/>
           <w:b w:val="0"/>
           <w:i w:val="0"/>
           <w:color w:val="000000"/>
           <w:sz w:val="24"/>
         </w:rPr>
+        <w:t>s</w:t>
+      </w:r>
+      <w:r>
+        <w:rPr>
+          <w:rFonts w:ascii="Charis SIL Regular" w:hAnsi="Charis SIL Regular" w:eastAsia="Charis SIL Regular"/>
+          <w:b w:val="0"/>
+          <w:i w:val="0"/>
+          <w:color w:val="000000"/>
+          <w:sz w:val="24"/>
+        </w:rPr>
+        <w:t xml:space="preserve">che </w:t>
+      </w:r>
+      <w:r>
+        <w:rPr>
+          <w:u w:val="single" w:color="0000ff"/>
+          <w:rFonts w:ascii="Charis SIL Regular" w:hAnsi="Charis SIL Regular" w:eastAsia="Charis SIL Regular"/>
+          <w:b w:val="0"/>
+          <w:i w:val="0"/>
+          <w:color w:val="000000"/>
+          <w:sz w:val="24"/>
+        </w:rPr>
         <w:hyperlink r:id="rId21" w:history="1">
-          <w:r>
-            <w:rPr>
-              <w:rStyle w:val="Hyperlink"/>
-            </w:rPr>
-            <w:t>s</w:t>
-          </w:r>
-        </w:hyperlink>
-      </w:r>
-      <w:r>
-        <w:rPr>
-          <w:u w:val="single" w:color="0000ff"/>
-          <w:rFonts w:ascii="Charis SIL Regular" w:hAnsi="Charis SIL Regular" w:eastAsia="Charis SIL Regular"/>
-          <w:b w:val="0"/>
-          <w:i w:val="0"/>
-          <w:color w:val="000000"/>
-          <w:sz w:val="24"/>
-        </w:rPr>
-        <w:t>c</w:t>
-      </w:r>
-      <w:r>
-        <w:rPr>
-          <w:rFonts w:ascii="Charis SIL Regular" w:hAnsi="Charis SIL Regular" w:eastAsia="Charis SIL Regular"/>
-          <w:b w:val="0"/>
-          <w:i w:val="0"/>
-          <w:color w:val="000000"/>
-          <w:sz w:val="24"/>
-        </w:rPr>
-        <w:t xml:space="preserve">he </w:t>
-      </w:r>
-      <w:r>
-        <w:rPr>
-          <w:u w:val="single" w:color="0000ff"/>
-          <w:rFonts w:ascii="Charis SIL Regular" w:hAnsi="Charis SIL Regular" w:eastAsia="Charis SIL Regular"/>
-          <w:b w:val="0"/>
-          <w:i w:val="0"/>
-          <w:color w:val="000000"/>
-          <w:sz w:val="24"/>
-        </w:rPr>
-        <w:hyperlink r:id="rId22" w:history="1">
           <w:r>
             <w:rPr>
               <w:rStyle w:val="Hyperlink"/>
@@ -1767,7 +1709,7 @@
           <w:sz w:val="24"/>
           <w:u w:val="single"/>
         </w:rPr>
-        <w:hyperlink r:id="rId23" w:history="1">
+        <w:hyperlink r:id="rId22" w:history="1">
           <w:r>
             <w:rPr>
               <w:rStyle w:val="Hyperlink"/>
@@ -1796,7 +1738,7 @@
           <w:sz w:val="24"/>
           <w:u w:val="single"/>
         </w:rPr>
-        <w:hyperlink r:id="rId23" w:history="1">
+        <w:hyperlink r:id="rId22" w:history="1">
           <w:r>
             <w:rPr>
               <w:rStyle w:val="Hyperlink"/>
@@ -1947,7 +1889,7 @@
           <w:sz w:val="24"/>
           <w:u w:val="single"/>
         </w:rPr>
-        <w:hyperlink r:id="rId24" w:history="1">
+        <w:hyperlink r:id="rId23" w:history="1">
           <w:r>
             <w:rPr>
               <w:rStyle w:val="Hyperlink"/>
@@ -1976,7 +1918,7 @@
           <w:sz w:val="24"/>
           <w:u w:val="single"/>
         </w:rPr>
-        <w:hyperlink r:id="rId24" w:history="1">
+        <w:hyperlink r:id="rId23" w:history="1">
           <w:r>
             <w:rPr>
               <w:rStyle w:val="Hyperlink"/>
@@ -2005,7 +1947,7 @@
           <w:sz w:val="24"/>
           <w:u w:val="single"/>
         </w:rPr>
-        <w:hyperlink r:id="rId24" w:history="1">
+        <w:hyperlink r:id="rId23" w:history="1">
           <w:r>
             <w:rPr>
               <w:rStyle w:val="Hyperlink"/>
@@ -2036,7 +1978,7 @@
           <w:color w:val="000000"/>
           <w:sz w:val="24"/>
         </w:rPr>
-        <w:hyperlink r:id="rId24" w:history="1">
+        <w:hyperlink r:id="rId23" w:history="1">
           <w:r>
             <w:rPr>
               <w:rStyle w:val="Hyperlink"/>
@@ -2054,7 +1996,7 @@
           <w:color w:val="000000"/>
           <w:sz w:val="24"/>
         </w:rPr>
-        <w:hyperlink r:id="rId24" w:history="1">
+        <w:hyperlink r:id="rId23" w:history="1">
           <w:r>
             <w:rPr>
               <w:rStyle w:val="Hyperlink"/>
@@ -2072,7 +2014,7 @@
           <w:color w:val="000000"/>
           <w:sz w:val="24"/>
         </w:rPr>
-        <w:hyperlink r:id="rId24" w:history="1">
+        <w:hyperlink r:id="rId23" w:history="1">
           <w:r>
             <w:rPr>
               <w:rStyle w:val="Hyperlink"/>
@@ -2090,7 +2032,7 @@
           <w:color w:val="000000"/>
           <w:sz w:val="24"/>
         </w:rPr>
-        <w:hyperlink r:id="rId24" w:history="1">
+        <w:hyperlink r:id="rId23" w:history="1">
           <w:r>
             <w:rPr>
               <w:rStyle w:val="Hyperlink"/>
@@ -2118,7 +2060,7 @@
           <w:sz w:val="24"/>
           <w:u w:val="single"/>
         </w:rPr>
-        <w:hyperlink r:id="rId25" w:history="1">
+        <w:hyperlink r:id="rId24" w:history="1">
           <w:r>
             <w:rPr>
               <w:rStyle w:val="Hyperlink"/>
@@ -2136,7 +2078,7 @@
           <w:sz w:val="24"/>
           <w:u w:val="single"/>
         </w:rPr>
-        <w:hyperlink r:id="rId25" w:history="1">
+        <w:hyperlink r:id="rId24" w:history="1">
           <w:r>
             <w:rPr>
               <w:rStyle w:val="Hyperlink"/>
@@ -2165,7 +2107,7 @@
           <w:sz w:val="24"/>
           <w:u w:val="single"/>
         </w:rPr>
-        <w:hyperlink r:id="rId25" w:history="1">
+        <w:hyperlink r:id="rId24" w:history="1">
           <w:r>
             <w:rPr>
               <w:rStyle w:val="Hyperlink"/>
@@ -2193,7 +2135,7 @@
           <w:sz w:val="24"/>
           <w:u w:val="single"/>
         </w:rPr>
-        <w:hyperlink r:id="rId26" w:history="1">
+        <w:hyperlink r:id="rId25" w:history="1">
           <w:r>
             <w:rPr>
               <w:rStyle w:val="Hyperlink"/>
@@ -2222,7 +2164,7 @@
           <w:sz w:val="24"/>
           <w:u w:val="single"/>
         </w:rPr>
-        <w:hyperlink r:id="rId26" w:history="1">
+        <w:hyperlink r:id="rId25" w:history="1">
           <w:r>
             <w:rPr>
               <w:rStyle w:val="Hyperlink"/>
@@ -2250,7 +2192,7 @@
           <w:color w:val="000000"/>
           <w:sz w:val="24"/>
         </w:rPr>
-        <w:hyperlink r:id="rId25" w:history="1">
+        <w:hyperlink r:id="rId24" w:history="1">
           <w:r>
             <w:rPr>
               <w:rStyle w:val="Hyperlink"/>
@@ -2279,7 +2221,7 @@
           <w:sz w:val="24"/>
           <w:u w:val="single"/>
         </w:rPr>
-        <w:hyperlink r:id="rId25" w:history="1">
+        <w:hyperlink r:id="rId24" w:history="1">
           <w:r>
             <w:rPr>
               <w:rStyle w:val="Hyperlink"/>
@@ -2308,7 +2250,7 @@
           <w:color w:val="000000"/>
           <w:sz w:val="24"/>
         </w:rPr>
-        <w:hyperlink r:id="rId25" w:history="1">
+        <w:hyperlink r:id="rId24" w:history="1">
           <w:r>
             <w:rPr>
               <w:rStyle w:val="Hyperlink"/>
@@ -2326,7 +2268,7 @@
           <w:color w:val="000000"/>
           <w:sz w:val="24"/>
         </w:rPr>
-        <w:hyperlink r:id="rId25" w:history="1">
+        <w:hyperlink r:id="rId24" w:history="1">
           <w:r>
             <w:rPr>
               <w:rStyle w:val="Hyperlink"/>
@@ -2365,7 +2307,7 @@
           <w:color w:val="000000"/>
           <w:sz w:val="24"/>
         </w:rPr>
-        <w:hyperlink r:id="rId26" w:history="1">
+        <w:hyperlink r:id="rId25" w:history="1">
           <w:r>
             <w:rPr>
               <w:rStyle w:val="Hyperlink"/>
@@ -2383,7 +2325,7 @@
           <w:color w:val="000000"/>
           <w:sz w:val="24"/>
         </w:rPr>
-        <w:hyperlink r:id="rId26" w:history="1">
+        <w:hyperlink r:id="rId25" w:history="1">
           <w:r>
             <w:rPr>
               <w:rStyle w:val="Hyperlink"/>
@@ -2401,7 +2343,7 @@
           <w:color w:val="000000"/>
           <w:sz w:val="24"/>
         </w:rPr>
-        <w:hyperlink r:id="rId26" w:history="1">
+        <w:hyperlink r:id="rId25" w:history="1">
           <w:r>
             <w:rPr>
               <w:rStyle w:val="Hyperlink"/>
@@ -2439,7 +2381,7 @@
           <w:color w:val="000000"/>
           <w:sz w:val="24"/>
         </w:rPr>
-        <w:hyperlink r:id="rId27" w:history="1">
+        <w:hyperlink r:id="rId26" w:history="1">
           <w:r>
             <w:rPr>
               <w:rStyle w:val="Hyperlink"/>
@@ -2467,7 +2409,7 @@
           <w:sz w:val="24"/>
           <w:u w:val="single"/>
         </w:rPr>
-        <w:hyperlink r:id="rId28" w:history="1">
+        <w:hyperlink r:id="rId27" w:history="1">
           <w:r>
             <w:rPr>
               <w:rStyle w:val="Hyperlink"/>
@@ -2516,7 +2458,7 @@
           <w:color w:val="000000"/>
           <w:sz w:val="24"/>
         </w:rPr>
-        <w:hyperlink r:id="rId28" w:history="1">
+        <w:hyperlink r:id="rId27" w:history="1">
           <w:r>
             <w:rPr>
               <w:rStyle w:val="Hyperlink"/>
@@ -2544,7 +2486,7 @@
           <w:sz w:val="24"/>
           <w:u w:val="single"/>
         </w:rPr>
-        <w:hyperlink r:id="rId29" w:history="1">
+        <w:hyperlink r:id="rId28" w:history="1">
           <w:r>
             <w:rPr>
               <w:rStyle w:val="Hyperlink"/>
@@ -2573,7 +2515,7 @@
           <w:sz w:val="24"/>
           <w:u w:val="single"/>
         </w:rPr>
-        <w:hyperlink r:id="rId29" w:history="1">
+        <w:hyperlink r:id="rId28" w:history="1">
           <w:r>
             <w:rPr>
               <w:rStyle w:val="Hyperlink"/>
@@ -2602,7 +2544,7 @@
           <w:sz w:val="24"/>
           <w:u w:val="single"/>
         </w:rPr>
-        <w:hyperlink r:id="rId29" w:history="1">
+        <w:hyperlink r:id="rId28" w:history="1">
           <w:r>
             <w:rPr>
               <w:rStyle w:val="Hyperlink"/>
@@ -2640,7 +2582,7 @@
           <w:color w:val="000000"/>
           <w:sz w:val="24"/>
         </w:rPr>
-        <w:hyperlink r:id="rId29" w:history="1">
+        <w:hyperlink r:id="rId28" w:history="1">
           <w:r>
             <w:rPr>
               <w:rStyle w:val="Hyperlink"/>
@@ -2658,7 +2600,7 @@
           <w:color w:val="000000"/>
           <w:sz w:val="24"/>
         </w:rPr>
-        <w:hyperlink r:id="rId29" w:history="1">
+        <w:hyperlink r:id="rId28" w:history="1">
           <w:r>
             <w:rPr>
               <w:rStyle w:val="Hyperlink"/>
@@ -2676,7 +2618,7 @@
           <w:color w:val="000000"/>
           <w:sz w:val="24"/>
         </w:rPr>
-        <w:hyperlink r:id="rId29" w:history="1">
+        <w:hyperlink r:id="rId28" w:history="1">
           <w:r>
             <w:rPr>
               <w:rStyle w:val="Hyperlink"/>
@@ -2694,7 +2636,7 @@
           <w:color w:val="000000"/>
           <w:sz w:val="24"/>
         </w:rPr>
-        <w:hyperlink r:id="rId29" w:history="1">
+        <w:hyperlink r:id="rId28" w:history="1">
           <w:r>
             <w:rPr>
               <w:rStyle w:val="Hyperlink"/>
@@ -2712,7 +2654,7 @@
           <w:color w:val="000000"/>
           <w:sz w:val="24"/>
         </w:rPr>
-        <w:hyperlink r:id="rId29" w:history="1">
+        <w:hyperlink r:id="rId28" w:history="1">
           <w:r>
             <w:rPr>
               <w:rStyle w:val="Hyperlink"/>
@@ -2750,7 +2692,7 @@
           <w:sz w:val="24"/>
           <w:u w:val="single"/>
         </w:rPr>
-        <w:hyperlink r:id="rId30" w:history="1">
+        <w:hyperlink r:id="rId29" w:history="1">
           <w:r>
             <w:rPr>
               <w:rStyle w:val="Hyperlink"/>
@@ -2818,7 +2760,7 @@
           <w:sz w:val="24"/>
           <w:u w:val="single"/>
         </w:rPr>
-        <w:hyperlink r:id="rId31" w:history="1">
+        <w:hyperlink r:id="rId30" w:history="1">
           <w:r>
             <w:rPr>
               <w:rStyle w:val="Hyperlink"/>
@@ -2847,7 +2789,7 @@
           <w:sz w:val="24"/>
           <w:u w:val="single"/>
         </w:rPr>
-        <w:hyperlink r:id="rId31" w:history="1">
+        <w:hyperlink r:id="rId30" w:history="1">
           <w:r>
             <w:rPr>
               <w:rStyle w:val="Hyperlink"/>
@@ -2876,7 +2818,7 @@
           <w:sz w:val="24"/>
           <w:u w:val="single"/>
         </w:rPr>
-        <w:hyperlink r:id="rId31" w:history="1">
+        <w:hyperlink r:id="rId30" w:history="1">
           <w:r>
             <w:rPr>
               <w:rStyle w:val="Hyperlink"/>
@@ -2905,7 +2847,7 @@
           <w:sz w:val="24"/>
           <w:u w:val="single"/>
         </w:rPr>
-        <w:hyperlink r:id="rId31" w:history="1">
+        <w:hyperlink r:id="rId30" w:history="1">
           <w:r>
             <w:rPr>
               <w:rStyle w:val="Hyperlink"/>
@@ -2934,7 +2876,7 @@
           <w:sz w:val="24"/>
           <w:u w:val="single"/>
         </w:rPr>
-        <w:hyperlink r:id="rId31" w:history="1">
+        <w:hyperlink r:id="rId30" w:history="1">
           <w:r>
             <w:rPr>
               <w:rStyle w:val="Hyperlink"/>
@@ -2963,7 +2905,7 @@
           <w:sz w:val="24"/>
           <w:u w:val="single"/>
         </w:rPr>
-        <w:hyperlink r:id="rId31" w:history="1">
+        <w:hyperlink r:id="rId30" w:history="1">
           <w:r>
             <w:rPr>
               <w:rStyle w:val="Hyperlink"/>
@@ -2992,7 +2934,7 @@
           <w:sz w:val="24"/>
           <w:u w:val="single"/>
         </w:rPr>
-        <w:hyperlink r:id="rId31" w:history="1">
+        <w:hyperlink r:id="rId30" w:history="1">
           <w:r>
             <w:rPr>
               <w:rStyle w:val="Hyperlink"/>
@@ -3030,7 +2972,7 @@
           <w:color w:val="000000"/>
           <w:sz w:val="24"/>
         </w:rPr>
-        <w:hyperlink r:id="rId31" w:history="1">
+        <w:hyperlink r:id="rId30" w:history="1">
           <w:r>
             <w:rPr>
               <w:rStyle w:val="Hyperlink"/>
@@ -3048,7 +2990,7 @@
           <w:color w:val="000000"/>
           <w:sz w:val="24"/>
         </w:rPr>
-        <w:hyperlink r:id="rId31" w:history="1">
+        <w:hyperlink r:id="rId30" w:history="1">
           <w:r>
             <w:rPr>
               <w:rStyle w:val="Hyperlink"/>
@@ -3066,7 +3008,7 @@
           <w:color w:val="000000"/>
           <w:sz w:val="24"/>
         </w:rPr>
-        <w:hyperlink r:id="rId31" w:history="1">
+        <w:hyperlink r:id="rId30" w:history="1">
           <w:r>
             <w:rPr>
               <w:rStyle w:val="Hyperlink"/>
@@ -3084,7 +3026,7 @@
           <w:color w:val="000000"/>
           <w:sz w:val="24"/>
         </w:rPr>
-        <w:hyperlink r:id="rId31" w:history="1">
+        <w:hyperlink r:id="rId30" w:history="1">
           <w:r>
             <w:rPr>
               <w:rStyle w:val="Hyperlink"/>
@@ -3102,7 +3044,7 @@
           <w:color w:val="000000"/>
           <w:sz w:val="24"/>
         </w:rPr>
-        <w:hyperlink r:id="rId31" w:history="1">
+        <w:hyperlink r:id="rId30" w:history="1">
           <w:r>
             <w:rPr>
               <w:rStyle w:val="Hyperlink"/>
@@ -3120,7 +3062,7 @@
           <w:color w:val="000000"/>
           <w:sz w:val="24"/>
         </w:rPr>
-        <w:hyperlink r:id="rId31" w:history="1">
+        <w:hyperlink r:id="rId30" w:history="1">
           <w:r>
             <w:rPr>
               <w:rStyle w:val="Hyperlink"/>
@@ -3138,7 +3080,7 @@
           <w:color w:val="000000"/>
           <w:sz w:val="24"/>
         </w:rPr>
-        <w:hyperlink r:id="rId31" w:history="1">
+        <w:hyperlink r:id="rId30" w:history="1">
           <w:r>
             <w:rPr>
               <w:rStyle w:val="Hyperlink"/>
@@ -3156,7 +3098,7 @@
           <w:color w:val="000000"/>
           <w:sz w:val="24"/>
         </w:rPr>
-        <w:hyperlink r:id="rId31" w:history="1">
+        <w:hyperlink r:id="rId30" w:history="1">
           <w:r>
             <w:rPr>
               <w:rStyle w:val="Hyperlink"/>
@@ -3174,7 +3116,7 @@
           <w:color w:val="000000"/>
           <w:sz w:val="24"/>
         </w:rPr>
-        <w:hyperlink r:id="rId31" w:history="1">
+        <w:hyperlink r:id="rId30" w:history="1">
           <w:r>
             <w:rPr>
               <w:rStyle w:val="Hyperlink"/>
@@ -3192,7 +3134,7 @@
           <w:sz w:val="24"/>
           <w:u w:val="single"/>
         </w:rPr>
-        <w:hyperlink r:id="rId31" w:history="1">
+        <w:hyperlink r:id="rId30" w:history="1">
           <w:r>
             <w:rPr>
               <w:rStyle w:val="Hyperlink"/>
@@ -3210,7 +3152,7 @@
           <w:sz w:val="24"/>
           <w:u w:val="single"/>
         </w:rPr>
-        <w:hyperlink r:id="rId31" w:history="1">
+        <w:hyperlink r:id="rId30" w:history="1">
           <w:r>
             <w:rPr>
               <w:rStyle w:val="Hyperlink"/>
@@ -3228,7 +3170,7 @@
           <w:sz w:val="24"/>
           <w:u w:val="single"/>
         </w:rPr>
-        <w:hyperlink r:id="rId31" w:history="1">
+        <w:hyperlink r:id="rId30" w:history="1">
           <w:r>
             <w:rPr>
               <w:rStyle w:val="Hyperlink"/>
@@ -3257,7 +3199,7 @@
           <w:sz w:val="24"/>
           <w:u w:val="single"/>
         </w:rPr>
-        <w:hyperlink r:id="rId32" w:history="1">
+        <w:hyperlink r:id="rId30" w:history="1">
           <w:r>
             <w:rPr>
               <w:rStyle w:val="Hyperlink"/>
@@ -3286,7 +3228,7 @@
           <w:sz w:val="24"/>
           <w:u w:val="single"/>
         </w:rPr>
-        <w:hyperlink r:id="rId32" w:history="1">
+        <w:hyperlink r:id="rId30" w:history="1">
           <w:r>
             <w:rPr>
               <w:rStyle w:val="Hyperlink"/>
@@ -3304,7 +3246,7 @@
           <w:sz w:val="24"/>
           <w:u w:val="single"/>
         </w:rPr>
-        <w:hyperlink r:id="rId32" w:history="1">
+        <w:hyperlink r:id="rId31" w:history="1">
           <w:r>
             <w:rPr>
               <w:rStyle w:val="Hyperlink"/>
@@ -3331,7 +3273,7 @@
           <w:color w:val="000000"/>
           <w:sz w:val="24"/>
         </w:rPr>
-        <w:t>betrekking te hebben op Europese kunst). Het overige archief is in bez</w:t>
+        <w:t>betrekking te hebben op Europese kunst). Het overige archief</w:t>
       </w:r>
       <w:r>
         <w:rPr>
@@ -3342,7 +3284,25 @@
           <w:color w:val="000000"/>
           <w:sz w:val="24"/>
         </w:rPr>
-        <w:hyperlink r:id="rId32" w:history="1">
+        <w:hyperlink r:id="rId31" w:history="1">
+          <w:r>
+            <w:rPr>
+              <w:rStyle w:val="Hyperlink"/>
+            </w:rPr>
+            <w:t xml:space="preserve"> is in bez</w:t>
+          </w:r>
+        </w:hyperlink>
+      </w:r>
+      <w:r>
+        <w:rPr>
+          <w:u w:val="single" w:color="0000ff"/>
+          <w:rFonts w:ascii="Charis SIL Regular" w:hAnsi="Charis SIL Regular" w:eastAsia="Charis SIL Regular"/>
+          <w:b w:val="0"/>
+          <w:i w:val="0"/>
+          <w:color w:val="000000"/>
+          <w:sz w:val="24"/>
+        </w:rPr>
+        <w:hyperlink r:id="rId31" w:history="1">
           <w:r>
             <w:rPr>
               <w:rStyle w:val="Hyperlink"/>
@@ -3360,7 +3320,7 @@
           <w:color w:val="000000"/>
           <w:sz w:val="24"/>
         </w:rPr>
-        <w:hyperlink r:id="rId32" w:history="1">
+        <w:hyperlink r:id="rId31" w:history="1">
           <w:r>
             <w:rPr>
               <w:rStyle w:val="Hyperlink"/>
@@ -3467,7 +3427,7 @@
           <w:sz w:val="24"/>
           <w:u w:val="single"/>
         </w:rPr>
-        <w:hyperlink r:id="rId33" w:history="1">
+        <w:hyperlink r:id="rId32" w:history="1">
           <w:r>
             <w:rPr>
               <w:rStyle w:val="Hyperlink"/>
@@ -3496,7 +3456,7 @@
           <w:sz w:val="24"/>
           <w:u w:val="single"/>
         </w:rPr>
-        <w:hyperlink r:id="rId33" w:history="1">
+        <w:hyperlink r:id="rId32" w:history="1">
           <w:r>
             <w:rPr>
               <w:rStyle w:val="Hyperlink"/>
@@ -3525,7 +3485,7 @@
           <w:sz w:val="24"/>
           <w:u w:val="single"/>
         </w:rPr>
-        <w:hyperlink r:id="rId33" w:history="1">
+        <w:hyperlink r:id="rId32" w:history="1">
           <w:r>
             <w:rPr>
               <w:rStyle w:val="Hyperlink"/>
@@ -3553,7 +3513,7 @@
           <w:color w:val="000000"/>
           <w:sz w:val="24"/>
         </w:rPr>
-        <w:hyperlink r:id="rId33" w:history="1">
+        <w:hyperlink r:id="rId32" w:history="1">
           <w:r>
             <w:rPr>
               <w:rStyle w:val="Hyperlink"/>
@@ -3571,7 +3531,7 @@
           <w:color w:val="000000"/>
           <w:sz w:val="24"/>
         </w:rPr>
-        <w:hyperlink r:id="rId33" w:history="1">
+        <w:hyperlink r:id="rId32" w:history="1">
           <w:r>
             <w:rPr>
               <w:rStyle w:val="Hyperlink"/>
@@ -3589,7 +3549,7 @@
           <w:color w:val="000000"/>
           <w:sz w:val="24"/>
         </w:rPr>
-        <w:hyperlink r:id="rId33" w:history="1">
+        <w:hyperlink r:id="rId32" w:history="1">
           <w:r>
             <w:rPr>
               <w:rStyle w:val="Hyperlink"/>
@@ -3607,7 +3567,7 @@
           <w:color w:val="000000"/>
           <w:sz w:val="24"/>
         </w:rPr>
-        <w:hyperlink r:id="rId33" w:history="1">
+        <w:hyperlink r:id="rId32" w:history="1">
           <w:r>
             <w:rPr>
               <w:rStyle w:val="Hyperlink"/>
@@ -3625,7 +3585,7 @@
           <w:color w:val="000000"/>
           <w:sz w:val="24"/>
         </w:rPr>
-        <w:hyperlink r:id="rId33" w:history="1">
+        <w:hyperlink r:id="rId32" w:history="1">
           <w:r>
             <w:rPr>
               <w:rStyle w:val="Hyperlink"/>
@@ -3653,7 +3613,7 @@
           <w:sz w:val="24"/>
           <w:u w:val="single"/>
         </w:rPr>
-        <w:hyperlink r:id="rId34" w:history="1">
+        <w:hyperlink r:id="rId33" w:history="1">
           <w:r>
             <w:rPr>
               <w:rStyle w:val="Hyperlink"/>
@@ -3682,7 +3642,7 @@
           <w:sz w:val="24"/>
           <w:u w:val="single"/>
         </w:rPr>
-        <w:hyperlink r:id="rId34" w:history="1">
+        <w:hyperlink r:id="rId33" w:history="1">
           <w:r>
             <w:rPr>
               <w:rStyle w:val="Hyperlink"/>
@@ -3700,7 +3660,7 @@
           <w:sz w:val="24"/>
           <w:u w:val="single"/>
         </w:rPr>
-        <w:hyperlink r:id="rId34" w:history="1">
+        <w:hyperlink r:id="rId33" w:history="1">
           <w:r>
             <w:rPr>
               <w:rStyle w:val="Hyperlink"/>
@@ -3738,7 +3698,7 @@
           <w:sz w:val="24"/>
           <w:u w:val="single"/>
         </w:rPr>
-        <w:hyperlink r:id="rId35" w:history="1">
+        <w:hyperlink r:id="rId34" w:history="1">
           <w:r>
             <w:rPr>
               <w:rStyle w:val="Hyperlink"/>
@@ -3767,7 +3727,7 @@
           <w:sz w:val="24"/>
           <w:u w:val="single"/>
         </w:rPr>
-        <w:hyperlink r:id="rId35" w:history="1">
+        <w:hyperlink r:id="rId34" w:history="1">
           <w:r>
             <w:rPr>
               <w:rStyle w:val="Hyperlink"/>
@@ -3796,7 +3756,7 @@
           <w:sz w:val="24"/>
           <w:u w:val="single"/>
         </w:rPr>
-        <w:hyperlink r:id="rId35" w:history="1">
+        <w:hyperlink r:id="rId34" w:history="1">
           <w:r>
             <w:rPr>
               <w:rStyle w:val="Hyperlink"/>
@@ -3825,7 +3785,7 @@
           <w:sz w:val="24"/>
           <w:u w:val="single"/>
         </w:rPr>
-        <w:hyperlink r:id="rId35" w:history="1">
+        <w:hyperlink r:id="rId34" w:history="1">
           <w:r>
             <w:rPr>
               <w:rStyle w:val="Hyperlink"/>
@@ -3843,7 +3803,7 @@
           <w:sz w:val="24"/>
           <w:u w:val="single"/>
         </w:rPr>
-        <w:hyperlink r:id="rId35" w:history="1">
+        <w:hyperlink r:id="rId34" w:history="1">
           <w:r>
             <w:rPr>
               <w:rStyle w:val="Hyperlink"/>
@@ -3861,7 +3821,7 @@
           <w:sz w:val="24"/>
           <w:u w:val="single"/>
         </w:rPr>
-        <w:hyperlink r:id="rId35" w:history="1">
+        <w:hyperlink r:id="rId34" w:history="1">
           <w:r>
             <w:rPr>
               <w:rStyle w:val="Hyperlink"/>
@@ -3879,7 +3839,7 @@
           <w:color w:val="000000"/>
           <w:sz w:val="24"/>
         </w:rPr>
-        <w:hyperlink r:id="rId34" w:history="1">
+        <w:hyperlink r:id="rId33" w:history="1">
           <w:r>
             <w:rPr>
               <w:rStyle w:val="Hyperlink"/>
@@ -3897,7 +3857,7 @@
           <w:color w:val="000000"/>
           <w:sz w:val="24"/>
         </w:rPr>
-        <w:hyperlink r:id="rId34" w:history="1">
+        <w:hyperlink r:id="rId33" w:history="1">
           <w:r>
             <w:rPr>
               <w:rStyle w:val="Hyperlink"/>
@@ -3915,7 +3875,7 @@
           <w:color w:val="000000"/>
           <w:sz w:val="24"/>
         </w:rPr>
-        <w:hyperlink r:id="rId34" w:history="1">
+        <w:hyperlink r:id="rId33" w:history="1">
           <w:r>
             <w:rPr>
               <w:rStyle w:val="Hyperlink"/>
@@ -3933,7 +3893,7 @@
           <w:color w:val="000000"/>
           <w:sz w:val="24"/>
         </w:rPr>
-        <w:hyperlink r:id="rId34" w:history="1">
+        <w:hyperlink r:id="rId33" w:history="1">
           <w:r>
             <w:rPr>
               <w:rStyle w:val="Hyperlink"/>
@@ -3969,20 +3929,19 @@
           <w:i w:val="0"/>
           <w:color w:val="0000FF"/>
           <w:sz w:val="24"/>
+        </w:rPr>
+        <w:t>restitutiev</w:t>
+      </w:r>
+      <w:r>
+        <w:rPr>
+          <w:rFonts w:ascii="Charis SIL Regular" w:hAnsi="Charis SIL Regular" w:eastAsia="Charis SIL Regular"/>
+          <w:b w:val="0"/>
+          <w:i w:val="0"/>
+          <w:color w:val="0000FF"/>
+          <w:sz w:val="24"/>
           <w:u w:val="single"/>
         </w:rPr>
-        <w:t>restitutiev</w:t>
-      </w:r>
-      <w:r>
-        <w:rPr>
-          <w:rFonts w:ascii="Charis SIL Regular" w:hAnsi="Charis SIL Regular" w:eastAsia="Charis SIL Regular"/>
-          <w:b w:val="0"/>
-          <w:i w:val="0"/>
-          <w:color w:val="0000FF"/>
-          <w:sz w:val="24"/>
-          <w:u w:val="single"/>
-        </w:rPr>
-        <w:hyperlink r:id="rId35" w:history="1">
+        <w:hyperlink r:id="rId34" w:history="1">
           <w:r>
             <w:rPr>
               <w:rStyle w:val="Hyperlink"/>
@@ -4000,7 +3959,7 @@
           <w:color w:val="000000"/>
           <w:sz w:val="24"/>
         </w:rPr>
-        <w:hyperlink r:id="rId35" w:history="1">
+        <w:hyperlink r:id="rId34" w:history="1">
           <w:r>
             <w:rPr>
               <w:rStyle w:val="Hyperlink"/>
@@ -4018,7 +3977,7 @@
           <w:color w:val="000000"/>
           <w:sz w:val="24"/>
         </w:rPr>
-        <w:hyperlink r:id="rId35" w:history="1">
+        <w:hyperlink r:id="rId34" w:history="1">
           <w:r>
             <w:rPr>
               <w:rStyle w:val="Hyperlink"/>
@@ -4036,7 +3995,7 @@
           <w:color w:val="000000"/>
           <w:sz w:val="24"/>
         </w:rPr>
-        <w:hyperlink r:id="rId35" w:history="1">
+        <w:hyperlink r:id="rId34" w:history="1">
           <w:r>
             <w:rPr>
               <w:rStyle w:val="Hyperlink"/>
@@ -4054,7 +4013,7 @@
           <w:color w:val="000000"/>
           <w:sz w:val="24"/>
         </w:rPr>
-        <w:hyperlink r:id="rId35" w:history="1">
+        <w:hyperlink r:id="rId34" w:history="1">
           <w:r>
             <w:rPr>
               <w:rStyle w:val="Hyperlink"/>
@@ -4072,7 +4031,7 @@
           <w:color w:val="000000"/>
           <w:sz w:val="24"/>
         </w:rPr>
-        <w:hyperlink r:id="rId35" w:history="1">
+        <w:hyperlink r:id="rId34" w:history="1">
           <w:r>
             <w:rPr>
               <w:rStyle w:val="Hyperlink"/>
@@ -4090,7 +4049,7 @@
           <w:color w:val="000000"/>
           <w:sz w:val="24"/>
         </w:rPr>
-        <w:hyperlink r:id="rId35" w:history="1">
+        <w:hyperlink r:id="rId34" w:history="1">
           <w:r>
             <w:rPr>
               <w:rStyle w:val="Hyperlink"/>
@@ -4108,7 +4067,7 @@
           <w:color w:val="000000"/>
           <w:sz w:val="24"/>
         </w:rPr>
-        <w:hyperlink r:id="rId35" w:history="1">
+        <w:hyperlink r:id="rId34" w:history="1">
           <w:r>
             <w:rPr>
               <w:rStyle w:val="Hyperlink"/>
@@ -4168,7 +4127,7 @@
           <w:color w:val="000000"/>
           <w:sz w:val="24"/>
         </w:rPr>
-        <w:hyperlink r:id="rId36" w:history="1">
+        <w:hyperlink r:id="rId35" w:history="1">
           <w:r>
             <w:rPr>
               <w:rStyle w:val="Hyperlink"/>
@@ -4395,7 +4354,7 @@
           <w:sz w:val="24"/>
           <w:u w:val="single"/>
         </w:rPr>
-        <w:hyperlink r:id="rId37" w:history="1">
+        <w:hyperlink r:id="rId36" w:history="1">
           <w:r>
             <w:rPr>
               <w:rStyle w:val="Hyperlink"/>
@@ -4413,7 +4372,7 @@
           <w:sz w:val="24"/>
           <w:u w:val="single"/>
         </w:rPr>
-        <w:hyperlink r:id="rId37" w:history="1">
+        <w:hyperlink r:id="rId36" w:history="1">
           <w:r>
             <w:rPr>
               <w:rStyle w:val="Hyperlink"/>
@@ -4431,7 +4390,7 @@
           <w:sz w:val="24"/>
           <w:u w:val="single"/>
         </w:rPr>
-        <w:hyperlink r:id="rId37" w:history="1">
+        <w:hyperlink r:id="rId36" w:history="1">
           <w:r>
             <w:rPr>
               <w:rStyle w:val="Hyperlink"/>
@@ -4449,7 +4408,7 @@
           <w:sz w:val="24"/>
           <w:u w:val="single"/>
         </w:rPr>
-        <w:hyperlink r:id="rId37" w:history="1">
+        <w:hyperlink r:id="rId36" w:history="1">
           <w:r>
             <w:rPr>
               <w:rStyle w:val="Hyperlink"/>
@@ -4467,7 +4426,7 @@
           <w:sz w:val="24"/>
           <w:u w:val="single"/>
         </w:rPr>
-        <w:hyperlink r:id="rId37" w:history="1">
+        <w:hyperlink r:id="rId36" w:history="1">
           <w:r>
             <w:rPr>
               <w:rStyle w:val="Hyperlink"/>
@@ -4585,7 +4544,7 @@
           <w:sz w:val="24"/>
           <w:u w:val="single"/>
         </w:rPr>
-        <w:hyperlink r:id="rId38" w:history="1">
+        <w:hyperlink r:id="rId37" w:history="1">
           <w:r>
             <w:rPr>
               <w:rStyle w:val="Hyperlink"/>
@@ -4603,7 +4562,7 @@
           <w:sz w:val="24"/>
           <w:u w:val="single"/>
         </w:rPr>
-        <w:hyperlink r:id="rId38" w:history="1">
+        <w:hyperlink r:id="rId37" w:history="1">
           <w:r>
             <w:rPr>
               <w:rStyle w:val="Hyperlink"/>
@@ -4621,7 +4580,7 @@
           <w:sz w:val="24"/>
           <w:u w:val="single"/>
         </w:rPr>
-        <w:hyperlink r:id="rId38" w:history="1">
+        <w:hyperlink r:id="rId37" w:history="1">
           <w:r>
             <w:rPr>
               <w:rStyle w:val="Hyperlink"/>
@@ -4639,7 +4598,7 @@
           <w:sz w:val="24"/>
           <w:u w:val="single"/>
         </w:rPr>
-        <w:hyperlink r:id="rId38" w:history="1">
+        <w:hyperlink r:id="rId37" w:history="1">
           <w:r>
             <w:rPr>
               <w:rStyle w:val="Hyperlink"/>
@@ -4747,7 +4706,7 @@
           <w:sz w:val="24"/>
           <w:u w:val="single"/>
         </w:rPr>
-        <w:hyperlink r:id="rId39" w:history="1">
+        <w:hyperlink r:id="rId38" w:history="1">
           <w:r>
             <w:rPr>
               <w:rStyle w:val="Hyperlink"/>
@@ -4765,7 +4724,7 @@
           <w:sz w:val="24"/>
           <w:u w:val="single"/>
         </w:rPr>
-        <w:hyperlink r:id="rId39" w:history="1">
+        <w:hyperlink r:id="rId38" w:history="1">
           <w:r>
             <w:rPr>
               <w:rStyle w:val="Hyperlink"/>
@@ -4783,7 +4742,7 @@
           <w:sz w:val="24"/>
           <w:u w:val="single"/>
         </w:rPr>
-        <w:hyperlink r:id="rId39" w:history="1">
+        <w:hyperlink r:id="rId38" w:history="1">
           <w:r>
             <w:rPr>
               <w:rStyle w:val="Hyperlink"/>
@@ -4801,7 +4760,7 @@
           <w:sz w:val="24"/>
           <w:u w:val="single"/>
         </w:rPr>
-        <w:hyperlink r:id="rId39" w:history="1">
+        <w:hyperlink r:id="rId38" w:history="1">
           <w:r>
             <w:rPr>
               <w:rStyle w:val="Hyperlink"/>
@@ -4829,7 +4788,7 @@
           <w:sz w:val="24"/>
           <w:u w:val="single"/>
         </w:rPr>
-        <w:hyperlink r:id="rId40" w:history="1">
+        <w:hyperlink r:id="rId39" w:history="1">
           <w:r>
             <w:rPr>
               <w:rStyle w:val="Hyperlink"/>
@@ -4847,7 +4806,7 @@
           <w:sz w:val="24"/>
           <w:u w:val="single"/>
         </w:rPr>
-        <w:hyperlink r:id="rId40" w:history="1">
+        <w:hyperlink r:id="rId39" w:history="1">
           <w:r>
             <w:rPr>
               <w:rStyle w:val="Hyperlink"/>
@@ -4883,7 +4842,7 @@
           <w:color w:val="000000"/>
           <w:sz w:val="24"/>
         </w:rPr>
-        <w:hyperlink r:id="rId39" w:history="1">
+        <w:hyperlink r:id="rId38" w:history="1">
           <w:r>
             <w:rPr>
               <w:rStyle w:val="Hyperlink"/>
@@ -4901,7 +4860,7 @@
           <w:sz w:val="24"/>
           <w:u w:val="single"/>
         </w:rPr>
-        <w:hyperlink r:id="rId39" w:history="1">
+        <w:hyperlink r:id="rId40" w:history="1">
           <w:r>
             <w:rPr>
               <w:rStyle w:val="Hyperlink"/>
@@ -4930,7 +4889,7 @@
           <w:sz w:val="24"/>
           <w:u w:val="single"/>
         </w:rPr>
-        <w:hyperlink r:id="rId39" w:history="1">
+        <w:hyperlink r:id="rId40" w:history="1">
           <w:r>
             <w:rPr>
               <w:rStyle w:val="Hyperlink"/>
@@ -4948,7 +4907,7 @@
           <w:sz w:val="24"/>
           <w:u w:val="single"/>
         </w:rPr>
-        <w:hyperlink r:id="rId39" w:history="1">
+        <w:hyperlink r:id="rId38" w:history="1">
           <w:r>
             <w:rPr>
               <w:rStyle w:val="Hyperlink"/>

--- a/EXPORTS/DOCX/published/niveau3/Dutch/KunsthandelVanLier.docx
+++ b/EXPORTS/DOCX/published/niveau3/Dutch/KunsthandelVanLier.docx
@@ -652,32 +652,7 @@
           <w:color w:val="000000"/>
           <w:sz w:val="24"/>
         </w:rPr>
-        <w:hyperlink r:id="rId12" w:history="1">
-          <w:r>
-            <w:rPr>
-              <w:rStyle w:val="Hyperlink"/>
-            </w:rPr>
-            <w:t xml:space="preserve"> e</w:t>
-          </w:r>
-        </w:hyperlink>
-      </w:r>
-      <w:r>
-        <w:rPr>
-          <w:u w:val="single" w:color="0000ff"/>
-          <w:rFonts w:ascii="Charis SIL Regular" w:hAnsi="Charis SIL Regular" w:eastAsia="Charis SIL Regular"/>
-          <w:b w:val="0"/>
-          <w:i w:val="0"/>
-          <w:color w:val="000000"/>
-          <w:sz w:val="24"/>
-        </w:rPr>
-        <w:hyperlink r:id="rId12" w:history="1">
-          <w:r>
-            <w:rPr>
-              <w:rStyle w:val="Hyperlink"/>
-            </w:rPr>
-            <w:t xml:space="preserve">n </w:t>
-          </w:r>
-        </w:hyperlink>
+        <w:t xml:space="preserve"> en </w:t>
       </w:r>
       <w:r>
         <w:rPr>
@@ -688,7 +663,7 @@
           <w:sz w:val="24"/>
           <w:u w:val="single"/>
         </w:rPr>
-        <w:hyperlink r:id="rId12" w:history="1">
+        <w:hyperlink r:id="rId14" w:history="1">
           <w:r>
             <w:rPr>
               <w:rStyle w:val="Hyperlink"/>
@@ -706,7 +681,7 @@
           <w:sz w:val="24"/>
           <w:u w:val="single"/>
         </w:rPr>
-        <w:hyperlink r:id="rId12" w:history="1">
+        <w:hyperlink r:id="rId14" w:history="1">
           <w:r>
             <w:rPr>
               <w:rStyle w:val="Hyperlink"/>
@@ -724,7 +699,7 @@
           <w:sz w:val="24"/>
           <w:u w:val="single"/>
         </w:rPr>
-        <w:hyperlink r:id="rId12" w:history="1">
+        <w:hyperlink r:id="rId14" w:history="1">
           <w:r>
             <w:rPr>
               <w:rStyle w:val="Hyperlink"/>
@@ -834,7 +809,7 @@
           <w:sz w:val="24"/>
           <w:u w:val="single"/>
         </w:rPr>
-        <w:hyperlink r:id="rId13" w:history="1">
+        <w:hyperlink r:id="rId15" w:history="1">
           <w:r>
             <w:rPr>
               <w:rStyle w:val="Hyperlink"/>
@@ -850,9 +825,8 @@
           <w:i w:val="0"/>
           <w:color w:val="0000FF"/>
           <w:sz w:val="24"/>
-          <w:u w:val="single"/>
-        </w:rPr>
-        <w:hyperlink r:id="rId14" w:history="1">
+        </w:rPr>
+        <w:hyperlink r:id="rId15" w:history="1">
           <w:r>
             <w:rPr>
               <w:rStyle w:val="Hyperlink"/>
@@ -917,7 +891,7 @@
           <w:sz w:val="24"/>
           <w:u w:val="single"/>
         </w:rPr>
-        <w:hyperlink r:id="rId14" w:history="1">
+        <w:hyperlink r:id="rId15" w:history="1">
           <w:r>
             <w:rPr>
               <w:rStyle w:val="Hyperlink"/>
@@ -945,7 +919,7 @@
           <w:color w:val="000000"/>
           <w:sz w:val="24"/>
         </w:rPr>
-        <w:hyperlink r:id="rId14" w:history="1">
+        <w:hyperlink r:id="rId15" w:history="1">
           <w:r>
             <w:rPr>
               <w:rStyle w:val="Hyperlink"/>
@@ -963,7 +937,7 @@
           <w:sz w:val="24"/>
           <w:u w:val="single"/>
         </w:rPr>
-        <w:hyperlink r:id="rId14" w:history="1">
+        <w:hyperlink r:id="rId16" w:history="1">
           <w:r>
             <w:rPr>
               <w:rStyle w:val="Hyperlink"/>
@@ -981,7 +955,7 @@
           <w:sz w:val="24"/>
           <w:u w:val="single"/>
         </w:rPr>
-        <w:hyperlink r:id="rId14" w:history="1">
+        <w:hyperlink r:id="rId16" w:history="1">
           <w:r>
             <w:rPr>
               <w:rStyle w:val="Hyperlink"/>
@@ -999,7 +973,7 @@
           <w:sz w:val="24"/>
           <w:u w:val="single"/>
         </w:rPr>
-        <w:hyperlink r:id="rId14" w:history="1">
+        <w:hyperlink r:id="rId15" w:history="1">
           <w:r>
             <w:rPr>
               <w:rStyle w:val="Hyperlink"/>
@@ -1028,7 +1002,7 @@
           <w:sz w:val="24"/>
           <w:u w:val="single"/>
         </w:rPr>
-        <w:hyperlink r:id="rId14" w:history="1">
+        <w:hyperlink r:id="rId15" w:history="1">
           <w:r>
             <w:rPr>
               <w:rStyle w:val="Hyperlink"/>
@@ -1114,12 +1088,12 @@
           <w:sz w:val="24"/>
           <w:u w:val="single"/>
         </w:rPr>
-        <w:hyperlink r:id="rId16" w:history="1">
+        <w:hyperlink r:id="rId17" w:history="1">
           <w:r>
             <w:rPr>
               <w:rStyle w:val="Hyperlink"/>
             </w:rPr>
-            <w:t>etnografisc</w:t>
+            <w:t>etnografisch</w:t>
           </w:r>
         </w:hyperlink>
       </w:r>
@@ -1130,13 +1104,36 @@
           <w:i w:val="0"/>
           <w:color w:val="0000FF"/>
           <w:sz w:val="24"/>
-        </w:rPr>
-        <w:hyperlink r:id="rId16" w:history="1">
+          <w:u w:val="single"/>
+        </w:rPr>
+        <w:t>e</w:t>
+      </w:r>
+      <w:r>
+        <w:rPr>
+          <w:rFonts w:ascii="Charis SIL Regular" w:hAnsi="Charis SIL Regular" w:eastAsia="Charis SIL Regular"/>
+          <w:b w:val="0"/>
+          <w:i w:val="0"/>
+          <w:color w:val="0000FF"/>
+          <w:sz w:val="24"/>
+          <w:u w:val="single"/>
+        </w:rPr>
+        <w:t xml:space="preserve"> </w:t>
+      </w:r>
+      <w:r>
+        <w:rPr>
+          <w:rFonts w:ascii="Charis SIL Regular" w:hAnsi="Charis SIL Regular" w:eastAsia="Charis SIL Regular"/>
+          <w:b w:val="0"/>
+          <w:i w:val="0"/>
+          <w:color w:val="0000FF"/>
+          <w:sz w:val="24"/>
+          <w:u w:val="single"/>
+        </w:rPr>
+        <w:hyperlink r:id="rId17" w:history="1">
           <w:r>
             <w:rPr>
               <w:rStyle w:val="Hyperlink"/>
             </w:rPr>
-            <w:t>h</w:t>
+            <w:t>voorwerpe</w:t>
           </w:r>
         </w:hyperlink>
       </w:r>
@@ -1148,57 +1145,28 @@
           <w:color w:val="0000FF"/>
           <w:sz w:val="24"/>
         </w:rPr>
-        <w:t>e</w:t>
-      </w:r>
-      <w:r>
-        <w:rPr>
-          <w:rFonts w:ascii="Charis SIL Regular" w:hAnsi="Charis SIL Regular" w:eastAsia="Charis SIL Regular"/>
-          <w:b w:val="0"/>
-          <w:i w:val="0"/>
-          <w:color w:val="0000FF"/>
-          <w:sz w:val="24"/>
-          <w:u w:val="single"/>
-        </w:rPr>
-        <w:t xml:space="preserve"> </w:t>
-      </w:r>
-      <w:r>
-        <w:rPr>
-          <w:rFonts w:ascii="Charis SIL Regular" w:hAnsi="Charis SIL Regular" w:eastAsia="Charis SIL Regular"/>
-          <w:b w:val="0"/>
-          <w:i w:val="0"/>
-          <w:color w:val="0000FF"/>
-          <w:sz w:val="24"/>
-          <w:u w:val="single"/>
+        <w:t>n</w:t>
+      </w:r>
+      <w:r>
+        <w:rPr>
+          <w:rFonts w:ascii="Charis SIL Regular" w:hAnsi="Charis SIL Regular" w:eastAsia="Charis SIL Regular"/>
+          <w:b w:val="0"/>
+          <w:i w:val="0"/>
+          <w:color w:val="000000"/>
+          <w:sz w:val="24"/>
+        </w:rPr>
+        <w:t xml:space="preserve"> uit de hele wereld</w:t>
+      </w:r>
+      <w:r>
+        <w:rPr>
+          <w:u w:val="single" w:color="0000ff"/>
+          <w:rFonts w:ascii="Charis SIL Regular" w:hAnsi="Charis SIL Regular" w:eastAsia="Charis SIL Regular"/>
+          <w:b w:val="0"/>
+          <w:i w:val="0"/>
+          <w:color w:val="000000"/>
+          <w:sz w:val="24"/>
         </w:rPr>
         <w:hyperlink r:id="rId16" w:history="1">
-          <w:r>
-            <w:rPr>
-              <w:rStyle w:val="Hyperlink"/>
-            </w:rPr>
-            <w:t>voorwerpen</w:t>
-          </w:r>
-        </w:hyperlink>
-      </w:r>
-      <w:r>
-        <w:rPr>
-          <w:rFonts w:ascii="Charis SIL Regular" w:hAnsi="Charis SIL Regular" w:eastAsia="Charis SIL Regular"/>
-          <w:b w:val="0"/>
-          <w:i w:val="0"/>
-          <w:color w:val="000000"/>
-          <w:sz w:val="24"/>
-        </w:rPr>
-        <w:t xml:space="preserve"> uit de hele wereld</w:t>
-      </w:r>
-      <w:r>
-        <w:rPr>
-          <w:u w:val="single" w:color="0000ff"/>
-          <w:rFonts w:ascii="Charis SIL Regular" w:hAnsi="Charis SIL Regular" w:eastAsia="Charis SIL Regular"/>
-          <w:b w:val="0"/>
-          <w:i w:val="0"/>
-          <w:color w:val="000000"/>
-          <w:sz w:val="24"/>
-        </w:rPr>
-        <w:hyperlink r:id="rId17" w:history="1">
           <w:r>
             <w:rPr>
               <w:rStyle w:val="Hyperlink"/>
@@ -1216,7 +1184,7 @@
           <w:color w:val="000000"/>
           <w:sz w:val="24"/>
         </w:rPr>
-        <w:hyperlink r:id="rId17" w:history="1">
+        <w:hyperlink r:id="rId16" w:history="1">
           <w:r>
             <w:rPr>
               <w:rStyle w:val="Hyperlink"/>
@@ -1234,7 +1202,7 @@
           <w:color w:val="000000"/>
           <w:sz w:val="24"/>
         </w:rPr>
-        <w:hyperlink r:id="rId17" w:history="1">
+        <w:hyperlink r:id="rId16" w:history="1">
           <w:r>
             <w:rPr>
               <w:rStyle w:val="Hyperlink"/>
@@ -1381,7 +1349,7 @@
           <w:color w:val="000000"/>
           <w:sz w:val="24"/>
         </w:rPr>
-        <w:hyperlink r:id="rId16" w:history="1">
+        <w:hyperlink r:id="rId17" w:history="1">
           <w:r>
             <w:rPr>
               <w:rStyle w:val="Hyperlink"/>
@@ -1399,7 +1367,7 @@
           <w:color w:val="000000"/>
           <w:sz w:val="24"/>
         </w:rPr>
-        <w:hyperlink r:id="rId16" w:history="1">
+        <w:hyperlink r:id="rId17" w:history="1">
           <w:r>
             <w:rPr>
               <w:rStyle w:val="Hyperlink"/>
@@ -1423,13 +1391,85 @@
       </w:r>
       <w:r>
         <w:rPr>
+          <w:u w:val="single" w:color="0000ff"/>
           <w:rFonts w:ascii="Charis SIL Regular" w:hAnsi="Charis SIL Regular" w:eastAsia="Charis SIL Regular"/>
           <w:b w:val="0"/>
           <w:i w:val="0"/>
           <w:color w:val="000000"/>
           <w:sz w:val="24"/>
         </w:rPr>
-        <w:t xml:space="preserve">Nederland, tijdens aankoopreizen naar </w:t>
+        <w:hyperlink r:id="rId18" w:history="1">
+          <w:r>
+            <w:rPr>
+              <w:rStyle w:val="Hyperlink"/>
+            </w:rPr>
+            <w:t>Nederla</w:t>
+          </w:r>
+        </w:hyperlink>
+      </w:r>
+      <w:r>
+        <w:rPr>
+          <w:u w:val="single" w:color="0000ff"/>
+          <w:rFonts w:ascii="Charis SIL Regular" w:hAnsi="Charis SIL Regular" w:eastAsia="Charis SIL Regular"/>
+          <w:b w:val="0"/>
+          <w:i w:val="0"/>
+          <w:color w:val="000000"/>
+          <w:sz w:val="24"/>
+        </w:rPr>
+        <w:hyperlink r:id="rId18" w:history="1">
+          <w:r>
+            <w:rPr>
+              <w:rStyle w:val="Hyperlink"/>
+            </w:rPr>
+            <w:t>n</w:t>
+          </w:r>
+        </w:hyperlink>
+      </w:r>
+      <w:r>
+        <w:rPr>
+          <w:u w:val="single" w:color="0000ff"/>
+          <w:rFonts w:ascii="Charis SIL Regular" w:hAnsi="Charis SIL Regular" w:eastAsia="Charis SIL Regular"/>
+          <w:b w:val="0"/>
+          <w:i w:val="0"/>
+          <w:color w:val="000000"/>
+          <w:sz w:val="24"/>
+        </w:rPr>
+        <w:hyperlink r:id="rId18" w:history="1">
+          <w:r>
+            <w:rPr>
+              <w:rStyle w:val="Hyperlink"/>
+            </w:rPr>
+            <w:t>d, tijde</w:t>
+          </w:r>
+        </w:hyperlink>
+      </w:r>
+      <w:r>
+        <w:rPr>
+          <w:u w:val="single" w:color="0000ff"/>
+          <w:rFonts w:ascii="Charis SIL Regular" w:hAnsi="Charis SIL Regular" w:eastAsia="Charis SIL Regular"/>
+          <w:b w:val="0"/>
+          <w:i w:val="0"/>
+          <w:color w:val="000000"/>
+          <w:sz w:val="24"/>
+        </w:rPr>
+        <w:hyperlink r:id="rId18" w:history="1">
+          <w:r>
+            <w:rPr>
+              <w:rStyle w:val="Hyperlink"/>
+            </w:rPr>
+            <w:t>ns aanko</w:t>
+          </w:r>
+        </w:hyperlink>
+      </w:r>
+      <w:r>
+        <w:rPr>
+          <w:rFonts w:ascii="Charis SIL Regular" w:hAnsi="Charis SIL Regular" w:eastAsia="Charis SIL Regular"/>
+          <w:b w:val="0"/>
+          <w:i w:val="0"/>
+          <w:color w:val="000000"/>
+          <w:sz w:val="24"/>
+        </w:rPr>
+        <w:t xml:space="preserve">opreizen naar </w:t>
       </w:r>
       <w:r>
         <w:rPr>
@@ -1440,7 +1480,7 @@
           <w:sz w:val="24"/>
           <w:u w:val="single"/>
         </w:rPr>
-        <w:hyperlink r:id="rId18" w:history="1">
+        <w:hyperlink r:id="rId19" w:history="1">
           <w:r>
             <w:rPr>
               <w:rStyle w:val="Hyperlink"/>
@@ -1468,7 +1508,7 @@
           <w:sz w:val="24"/>
           <w:u w:val="single"/>
         </w:rPr>
-        <w:hyperlink r:id="rId19" w:history="1">
+        <w:hyperlink r:id="rId20" w:history="1">
           <w:r>
             <w:rPr>
               <w:rStyle w:val="Hyperlink"/>
@@ -1496,7 +1536,7 @@
           <w:sz w:val="24"/>
           <w:u w:val="single"/>
         </w:rPr>
-        <w:hyperlink r:id="rId20" w:history="1">
+        <w:hyperlink r:id="rId21" w:history="1">
           <w:r>
             <w:rPr>
               <w:rStyle w:val="Hyperlink"/>
@@ -1524,7 +1564,7 @@
           <w:sz w:val="24"/>
           <w:u w:val="single"/>
         </w:rPr>
-        <w:hyperlink r:id="rId21" w:history="1">
+        <w:hyperlink r:id="rId22" w:history="1">
           <w:r>
             <w:rPr>
               <w:rStyle w:val="Hyperlink"/>
@@ -1562,7 +1602,7 @@
           <w:color w:val="000000"/>
           <w:sz w:val="24"/>
         </w:rPr>
-        <w:hyperlink r:id="rId18" w:history="1">
+        <w:hyperlink r:id="rId19" w:history="1">
           <w:r>
             <w:rPr>
               <w:rStyle w:val="Hyperlink"/>
@@ -1601,7 +1641,7 @@
           <w:color w:val="000000"/>
           <w:sz w:val="24"/>
         </w:rPr>
-        <w:hyperlink r:id="rId19" w:history="1">
+        <w:hyperlink r:id="rId20" w:history="1">
           <w:r>
             <w:rPr>
               <w:rStyle w:val="Hyperlink"/>
@@ -1629,7 +1669,7 @@
           <w:color w:val="000000"/>
           <w:sz w:val="24"/>
         </w:rPr>
-        <w:hyperlink r:id="rId20" w:history="1">
+        <w:hyperlink r:id="rId21" w:history="1">
           <w:r>
             <w:rPr>
               <w:rStyle w:val="Hyperlink"/>
@@ -1668,7 +1708,7 @@
           <w:color w:val="000000"/>
           <w:sz w:val="24"/>
         </w:rPr>
-        <w:hyperlink r:id="rId21" w:history="1">
+        <w:hyperlink r:id="rId22" w:history="1">
           <w:r>
             <w:rPr>
               <w:rStyle w:val="Hyperlink"/>
@@ -1709,7 +1749,7 @@
           <w:sz w:val="24"/>
           <w:u w:val="single"/>
         </w:rPr>
-        <w:hyperlink r:id="rId22" w:history="1">
+        <w:hyperlink r:id="rId23" w:history="1">
           <w:r>
             <w:rPr>
               <w:rStyle w:val="Hyperlink"/>
@@ -1738,7 +1778,7 @@
           <w:sz w:val="24"/>
           <w:u w:val="single"/>
         </w:rPr>
-        <w:hyperlink r:id="rId22" w:history="1">
+        <w:hyperlink r:id="rId23" w:history="1">
           <w:r>
             <w:rPr>
               <w:rStyle w:val="Hyperlink"/>
@@ -1889,7 +1929,7 @@
           <w:sz w:val="24"/>
           <w:u w:val="single"/>
         </w:rPr>
-        <w:hyperlink r:id="rId23" w:history="1">
+        <w:hyperlink r:id="rId24" w:history="1">
           <w:r>
             <w:rPr>
               <w:rStyle w:val="Hyperlink"/>
@@ -1918,7 +1958,7 @@
           <w:sz w:val="24"/>
           <w:u w:val="single"/>
         </w:rPr>
-        <w:hyperlink r:id="rId23" w:history="1">
+        <w:hyperlink r:id="rId24" w:history="1">
           <w:r>
             <w:rPr>
               <w:rStyle w:val="Hyperlink"/>
@@ -1947,7 +1987,7 @@
           <w:sz w:val="24"/>
           <w:u w:val="single"/>
         </w:rPr>
-        <w:hyperlink r:id="rId23" w:history="1">
+        <w:hyperlink r:id="rId24" w:history="1">
           <w:r>
             <w:rPr>
               <w:rStyle w:val="Hyperlink"/>
@@ -1978,7 +2018,7 @@
           <w:color w:val="000000"/>
           <w:sz w:val="24"/>
         </w:rPr>
-        <w:hyperlink r:id="rId23" w:history="1">
+        <w:hyperlink r:id="rId24" w:history="1">
           <w:r>
             <w:rPr>
               <w:rStyle w:val="Hyperlink"/>
@@ -1996,7 +2036,7 @@
           <w:color w:val="000000"/>
           <w:sz w:val="24"/>
         </w:rPr>
-        <w:hyperlink r:id="rId23" w:history="1">
+        <w:hyperlink r:id="rId24" w:history="1">
           <w:r>
             <w:rPr>
               <w:rStyle w:val="Hyperlink"/>
@@ -2014,7 +2054,7 @@
           <w:color w:val="000000"/>
           <w:sz w:val="24"/>
         </w:rPr>
-        <w:hyperlink r:id="rId23" w:history="1">
+        <w:hyperlink r:id="rId24" w:history="1">
           <w:r>
             <w:rPr>
               <w:rStyle w:val="Hyperlink"/>
@@ -2032,7 +2072,7 @@
           <w:color w:val="000000"/>
           <w:sz w:val="24"/>
         </w:rPr>
-        <w:hyperlink r:id="rId23" w:history="1">
+        <w:hyperlink r:id="rId24" w:history="1">
           <w:r>
             <w:rPr>
               <w:rStyle w:val="Hyperlink"/>
@@ -2060,7 +2100,7 @@
           <w:sz w:val="24"/>
           <w:u w:val="single"/>
         </w:rPr>
-        <w:hyperlink r:id="rId24" w:history="1">
+        <w:hyperlink r:id="rId25" w:history="1">
           <w:r>
             <w:rPr>
               <w:rStyle w:val="Hyperlink"/>
@@ -2078,7 +2118,7 @@
           <w:sz w:val="24"/>
           <w:u w:val="single"/>
         </w:rPr>
-        <w:hyperlink r:id="rId24" w:history="1">
+        <w:hyperlink r:id="rId25" w:history="1">
           <w:r>
             <w:rPr>
               <w:rStyle w:val="Hyperlink"/>
@@ -2107,7 +2147,7 @@
           <w:sz w:val="24"/>
           <w:u w:val="single"/>
         </w:rPr>
-        <w:hyperlink r:id="rId24" w:history="1">
+        <w:hyperlink r:id="rId25" w:history="1">
           <w:r>
             <w:rPr>
               <w:rStyle w:val="Hyperlink"/>
@@ -2135,7 +2175,7 @@
           <w:sz w:val="24"/>
           <w:u w:val="single"/>
         </w:rPr>
-        <w:hyperlink r:id="rId25" w:history="1">
+        <w:hyperlink r:id="rId26" w:history="1">
           <w:r>
             <w:rPr>
               <w:rStyle w:val="Hyperlink"/>
@@ -2164,7 +2204,7 @@
           <w:sz w:val="24"/>
           <w:u w:val="single"/>
         </w:rPr>
-        <w:hyperlink r:id="rId25" w:history="1">
+        <w:hyperlink r:id="rId26" w:history="1">
           <w:r>
             <w:rPr>
               <w:rStyle w:val="Hyperlink"/>
@@ -2192,25 +2232,7 @@
           <w:color w:val="000000"/>
           <w:sz w:val="24"/>
         </w:rPr>
-        <w:hyperlink r:id="rId24" w:history="1">
-          <w:r>
-            <w:rPr>
-              <w:rStyle w:val="Hyperlink"/>
-            </w:rPr>
-            <w:t>naar</w:t>
-          </w:r>
-        </w:hyperlink>
-      </w:r>
-      <w:r>
-        <w:rPr>
-          <w:u w:val="single" w:color="0000ff"/>
-          <w:rFonts w:ascii="Charis SIL Regular" w:hAnsi="Charis SIL Regular" w:eastAsia="Charis SIL Regular"/>
-          <w:b w:val="0"/>
-          <w:i w:val="0"/>
-          <w:color w:val="000000"/>
-          <w:sz w:val="24"/>
-        </w:rPr>
-        <w:t xml:space="preserve"> </w:t>
+        <w:t xml:space="preserve">naar </w:t>
       </w:r>
       <w:r>
         <w:rPr>
@@ -2221,7 +2243,7 @@
           <w:sz w:val="24"/>
           <w:u w:val="single"/>
         </w:rPr>
-        <w:hyperlink r:id="rId24" w:history="1">
+        <w:hyperlink r:id="rId27" w:history="1">
           <w:r>
             <w:rPr>
               <w:rStyle w:val="Hyperlink"/>
@@ -2250,7 +2272,7 @@
           <w:color w:val="000000"/>
           <w:sz w:val="24"/>
         </w:rPr>
-        <w:hyperlink r:id="rId24" w:history="1">
+        <w:hyperlink r:id="rId25" w:history="1">
           <w:r>
             <w:rPr>
               <w:rStyle w:val="Hyperlink"/>
@@ -2268,7 +2290,7 @@
           <w:color w:val="000000"/>
           <w:sz w:val="24"/>
         </w:rPr>
-        <w:hyperlink r:id="rId24" w:history="1">
+        <w:hyperlink r:id="rId25" w:history="1">
           <w:r>
             <w:rPr>
               <w:rStyle w:val="Hyperlink"/>
@@ -2307,7 +2329,7 @@
           <w:color w:val="000000"/>
           <w:sz w:val="24"/>
         </w:rPr>
-        <w:hyperlink r:id="rId25" w:history="1">
+        <w:hyperlink r:id="rId26" w:history="1">
           <w:r>
             <w:rPr>
               <w:rStyle w:val="Hyperlink"/>
@@ -2325,7 +2347,7 @@
           <w:color w:val="000000"/>
           <w:sz w:val="24"/>
         </w:rPr>
-        <w:hyperlink r:id="rId25" w:history="1">
+        <w:hyperlink r:id="rId26" w:history="1">
           <w:r>
             <w:rPr>
               <w:rStyle w:val="Hyperlink"/>
@@ -2343,7 +2365,7 @@
           <w:color w:val="000000"/>
           <w:sz w:val="24"/>
         </w:rPr>
-        <w:hyperlink r:id="rId25" w:history="1">
+        <w:hyperlink r:id="rId26" w:history="1">
           <w:r>
             <w:rPr>
               <w:rStyle w:val="Hyperlink"/>
@@ -2381,7 +2403,7 @@
           <w:color w:val="000000"/>
           <w:sz w:val="24"/>
         </w:rPr>
-        <w:hyperlink r:id="rId26" w:history="1">
+        <w:hyperlink r:id="rId27" w:history="1">
           <w:r>
             <w:rPr>
               <w:rStyle w:val="Hyperlink"/>
@@ -2409,7 +2431,7 @@
           <w:sz w:val="24"/>
           <w:u w:val="single"/>
         </w:rPr>
-        <w:hyperlink r:id="rId27" w:history="1">
+        <w:hyperlink r:id="rId28" w:history="1">
           <w:r>
             <w:rPr>
               <w:rStyle w:val="Hyperlink"/>
@@ -2458,7 +2480,7 @@
           <w:color w:val="000000"/>
           <w:sz w:val="24"/>
         </w:rPr>
-        <w:hyperlink r:id="rId27" w:history="1">
+        <w:hyperlink r:id="rId28" w:history="1">
           <w:r>
             <w:rPr>
               <w:rStyle w:val="Hyperlink"/>
@@ -2486,7 +2508,7 @@
           <w:sz w:val="24"/>
           <w:u w:val="single"/>
         </w:rPr>
-        <w:hyperlink r:id="rId28" w:history="1">
+        <w:hyperlink r:id="rId29" w:history="1">
           <w:r>
             <w:rPr>
               <w:rStyle w:val="Hyperlink"/>
@@ -2515,7 +2537,7 @@
           <w:sz w:val="24"/>
           <w:u w:val="single"/>
         </w:rPr>
-        <w:hyperlink r:id="rId28" w:history="1">
+        <w:hyperlink r:id="rId29" w:history="1">
           <w:r>
             <w:rPr>
               <w:rStyle w:val="Hyperlink"/>
@@ -2544,7 +2566,7 @@
           <w:sz w:val="24"/>
           <w:u w:val="single"/>
         </w:rPr>
-        <w:hyperlink r:id="rId28" w:history="1">
+        <w:hyperlink r:id="rId29" w:history="1">
           <w:r>
             <w:rPr>
               <w:rStyle w:val="Hyperlink"/>
@@ -2582,7 +2604,7 @@
           <w:color w:val="000000"/>
           <w:sz w:val="24"/>
         </w:rPr>
-        <w:hyperlink r:id="rId28" w:history="1">
+        <w:hyperlink r:id="rId29" w:history="1">
           <w:r>
             <w:rPr>
               <w:rStyle w:val="Hyperlink"/>
@@ -2600,7 +2622,7 @@
           <w:color w:val="000000"/>
           <w:sz w:val="24"/>
         </w:rPr>
-        <w:hyperlink r:id="rId28" w:history="1">
+        <w:hyperlink r:id="rId29" w:history="1">
           <w:r>
             <w:rPr>
               <w:rStyle w:val="Hyperlink"/>
@@ -2618,7 +2640,7 @@
           <w:color w:val="000000"/>
           <w:sz w:val="24"/>
         </w:rPr>
-        <w:hyperlink r:id="rId28" w:history="1">
+        <w:hyperlink r:id="rId29" w:history="1">
           <w:r>
             <w:rPr>
               <w:rStyle w:val="Hyperlink"/>
@@ -2636,7 +2658,7 @@
           <w:color w:val="000000"/>
           <w:sz w:val="24"/>
         </w:rPr>
-        <w:hyperlink r:id="rId28" w:history="1">
+        <w:hyperlink r:id="rId29" w:history="1">
           <w:r>
             <w:rPr>
               <w:rStyle w:val="Hyperlink"/>
@@ -2654,7 +2676,7 @@
           <w:color w:val="000000"/>
           <w:sz w:val="24"/>
         </w:rPr>
-        <w:hyperlink r:id="rId28" w:history="1">
+        <w:hyperlink r:id="rId29" w:history="1">
           <w:r>
             <w:rPr>
               <w:rStyle w:val="Hyperlink"/>
@@ -2692,7 +2714,7 @@
           <w:sz w:val="24"/>
           <w:u w:val="single"/>
         </w:rPr>
-        <w:hyperlink r:id="rId29" w:history="1">
+        <w:hyperlink r:id="rId30" w:history="1">
           <w:r>
             <w:rPr>
               <w:rStyle w:val="Hyperlink"/>
@@ -2760,7 +2782,7 @@
           <w:sz w:val="24"/>
           <w:u w:val="single"/>
         </w:rPr>
-        <w:hyperlink r:id="rId30" w:history="1">
+        <w:hyperlink r:id="rId31" w:history="1">
           <w:r>
             <w:rPr>
               <w:rStyle w:val="Hyperlink"/>
@@ -2789,7 +2811,7 @@
           <w:sz w:val="24"/>
           <w:u w:val="single"/>
         </w:rPr>
-        <w:hyperlink r:id="rId30" w:history="1">
+        <w:hyperlink r:id="rId31" w:history="1">
           <w:r>
             <w:rPr>
               <w:rStyle w:val="Hyperlink"/>
@@ -2818,7 +2840,7 @@
           <w:sz w:val="24"/>
           <w:u w:val="single"/>
         </w:rPr>
-        <w:hyperlink r:id="rId30" w:history="1">
+        <w:hyperlink r:id="rId31" w:history="1">
           <w:r>
             <w:rPr>
               <w:rStyle w:val="Hyperlink"/>
@@ -2847,7 +2869,7 @@
           <w:sz w:val="24"/>
           <w:u w:val="single"/>
         </w:rPr>
-        <w:hyperlink r:id="rId30" w:history="1">
+        <w:hyperlink r:id="rId31" w:history="1">
           <w:r>
             <w:rPr>
               <w:rStyle w:val="Hyperlink"/>
@@ -2876,7 +2898,7 @@
           <w:sz w:val="24"/>
           <w:u w:val="single"/>
         </w:rPr>
-        <w:hyperlink r:id="rId30" w:history="1">
+        <w:hyperlink r:id="rId31" w:history="1">
           <w:r>
             <w:rPr>
               <w:rStyle w:val="Hyperlink"/>
@@ -2905,7 +2927,7 @@
           <w:sz w:val="24"/>
           <w:u w:val="single"/>
         </w:rPr>
-        <w:hyperlink r:id="rId30" w:history="1">
+        <w:hyperlink r:id="rId31" w:history="1">
           <w:r>
             <w:rPr>
               <w:rStyle w:val="Hyperlink"/>
@@ -2934,7 +2956,7 @@
           <w:sz w:val="24"/>
           <w:u w:val="single"/>
         </w:rPr>
-        <w:hyperlink r:id="rId30" w:history="1">
+        <w:hyperlink r:id="rId31" w:history="1">
           <w:r>
             <w:rPr>
               <w:rStyle w:val="Hyperlink"/>
@@ -2972,7 +2994,7 @@
           <w:color w:val="000000"/>
           <w:sz w:val="24"/>
         </w:rPr>
-        <w:hyperlink r:id="rId30" w:history="1">
+        <w:hyperlink r:id="rId31" w:history="1">
           <w:r>
             <w:rPr>
               <w:rStyle w:val="Hyperlink"/>
@@ -2990,7 +3012,7 @@
           <w:color w:val="000000"/>
           <w:sz w:val="24"/>
         </w:rPr>
-        <w:hyperlink r:id="rId30" w:history="1">
+        <w:hyperlink r:id="rId31" w:history="1">
           <w:r>
             <w:rPr>
               <w:rStyle w:val="Hyperlink"/>
@@ -3008,7 +3030,7 @@
           <w:color w:val="000000"/>
           <w:sz w:val="24"/>
         </w:rPr>
-        <w:hyperlink r:id="rId30" w:history="1">
+        <w:hyperlink r:id="rId31" w:history="1">
           <w:r>
             <w:rPr>
               <w:rStyle w:val="Hyperlink"/>
@@ -3026,7 +3048,7 @@
           <w:color w:val="000000"/>
           <w:sz w:val="24"/>
         </w:rPr>
-        <w:hyperlink r:id="rId30" w:history="1">
+        <w:hyperlink r:id="rId31" w:history="1">
           <w:r>
             <w:rPr>
               <w:rStyle w:val="Hyperlink"/>
@@ -3044,7 +3066,7 @@
           <w:color w:val="000000"/>
           <w:sz w:val="24"/>
         </w:rPr>
-        <w:hyperlink r:id="rId30" w:history="1">
+        <w:hyperlink r:id="rId31" w:history="1">
           <w:r>
             <w:rPr>
               <w:rStyle w:val="Hyperlink"/>
@@ -3062,7 +3084,7 @@
           <w:color w:val="000000"/>
           <w:sz w:val="24"/>
         </w:rPr>
-        <w:hyperlink r:id="rId30" w:history="1">
+        <w:hyperlink r:id="rId31" w:history="1">
           <w:r>
             <w:rPr>
               <w:rStyle w:val="Hyperlink"/>
@@ -3080,7 +3102,7 @@
           <w:color w:val="000000"/>
           <w:sz w:val="24"/>
         </w:rPr>
-        <w:hyperlink r:id="rId30" w:history="1">
+        <w:hyperlink r:id="rId31" w:history="1">
           <w:r>
             <w:rPr>
               <w:rStyle w:val="Hyperlink"/>
@@ -3098,7 +3120,7 @@
           <w:color w:val="000000"/>
           <w:sz w:val="24"/>
         </w:rPr>
-        <w:hyperlink r:id="rId30" w:history="1">
+        <w:hyperlink r:id="rId31" w:history="1">
           <w:r>
             <w:rPr>
               <w:rStyle w:val="Hyperlink"/>
@@ -3116,7 +3138,7 @@
           <w:color w:val="000000"/>
           <w:sz w:val="24"/>
         </w:rPr>
-        <w:hyperlink r:id="rId30" w:history="1">
+        <w:hyperlink r:id="rId31" w:history="1">
           <w:r>
             <w:rPr>
               <w:rStyle w:val="Hyperlink"/>
@@ -3134,7 +3156,7 @@
           <w:sz w:val="24"/>
           <w:u w:val="single"/>
         </w:rPr>
-        <w:hyperlink r:id="rId30" w:history="1">
+        <w:hyperlink r:id="rId31" w:history="1">
           <w:r>
             <w:rPr>
               <w:rStyle w:val="Hyperlink"/>
@@ -3152,7 +3174,7 @@
           <w:sz w:val="24"/>
           <w:u w:val="single"/>
         </w:rPr>
-        <w:hyperlink r:id="rId30" w:history="1">
+        <w:hyperlink r:id="rId31" w:history="1">
           <w:r>
             <w:rPr>
               <w:rStyle w:val="Hyperlink"/>
@@ -3170,7 +3192,7 @@
           <w:sz w:val="24"/>
           <w:u w:val="single"/>
         </w:rPr>
-        <w:hyperlink r:id="rId30" w:history="1">
+        <w:hyperlink r:id="rId31" w:history="1">
           <w:r>
             <w:rPr>
               <w:rStyle w:val="Hyperlink"/>
@@ -3199,7 +3221,7 @@
           <w:sz w:val="24"/>
           <w:u w:val="single"/>
         </w:rPr>
-        <w:hyperlink r:id="rId30" w:history="1">
+        <w:hyperlink r:id="rId31" w:history="1">
           <w:r>
             <w:rPr>
               <w:rStyle w:val="Hyperlink"/>
@@ -3228,7 +3250,7 @@
           <w:sz w:val="24"/>
           <w:u w:val="single"/>
         </w:rPr>
-        <w:hyperlink r:id="rId30" w:history="1">
+        <w:hyperlink r:id="rId31" w:history="1">
           <w:r>
             <w:rPr>
               <w:rStyle w:val="Hyperlink"/>
@@ -3246,7 +3268,7 @@
           <w:sz w:val="24"/>
           <w:u w:val="single"/>
         </w:rPr>
-        <w:hyperlink r:id="rId31" w:history="1">
+        <w:hyperlink r:id="rId32" w:history="1">
           <w:r>
             <w:rPr>
               <w:rStyle w:val="Hyperlink"/>
@@ -3284,7 +3306,7 @@
           <w:color w:val="000000"/>
           <w:sz w:val="24"/>
         </w:rPr>
-        <w:hyperlink r:id="rId31" w:history="1">
+        <w:hyperlink r:id="rId32" w:history="1">
           <w:r>
             <w:rPr>
               <w:rStyle w:val="Hyperlink"/>
@@ -3302,7 +3324,7 @@
           <w:color w:val="000000"/>
           <w:sz w:val="24"/>
         </w:rPr>
-        <w:hyperlink r:id="rId31" w:history="1">
+        <w:hyperlink r:id="rId32" w:history="1">
           <w:r>
             <w:rPr>
               <w:rStyle w:val="Hyperlink"/>
@@ -3320,7 +3342,7 @@
           <w:color w:val="000000"/>
           <w:sz w:val="24"/>
         </w:rPr>
-        <w:hyperlink r:id="rId31" w:history="1">
+        <w:hyperlink r:id="rId32" w:history="1">
           <w:r>
             <w:rPr>
               <w:rStyle w:val="Hyperlink"/>
@@ -3427,7 +3449,7 @@
           <w:sz w:val="24"/>
           <w:u w:val="single"/>
         </w:rPr>
-        <w:hyperlink r:id="rId32" w:history="1">
+        <w:hyperlink r:id="rId33" w:history="1">
           <w:r>
             <w:rPr>
               <w:rStyle w:val="Hyperlink"/>
@@ -3456,7 +3478,7 @@
           <w:sz w:val="24"/>
           <w:u w:val="single"/>
         </w:rPr>
-        <w:hyperlink r:id="rId32" w:history="1">
+        <w:hyperlink r:id="rId33" w:history="1">
           <w:r>
             <w:rPr>
               <w:rStyle w:val="Hyperlink"/>
@@ -3485,7 +3507,7 @@
           <w:sz w:val="24"/>
           <w:u w:val="single"/>
         </w:rPr>
-        <w:hyperlink r:id="rId32" w:history="1">
+        <w:hyperlink r:id="rId33" w:history="1">
           <w:r>
             <w:rPr>
               <w:rStyle w:val="Hyperlink"/>
@@ -3513,7 +3535,7 @@
           <w:color w:val="000000"/>
           <w:sz w:val="24"/>
         </w:rPr>
-        <w:hyperlink r:id="rId32" w:history="1">
+        <w:hyperlink r:id="rId33" w:history="1">
           <w:r>
             <w:rPr>
               <w:rStyle w:val="Hyperlink"/>
@@ -3531,7 +3553,7 @@
           <w:color w:val="000000"/>
           <w:sz w:val="24"/>
         </w:rPr>
-        <w:hyperlink r:id="rId32" w:history="1">
+        <w:hyperlink r:id="rId33" w:history="1">
           <w:r>
             <w:rPr>
               <w:rStyle w:val="Hyperlink"/>
@@ -3549,7 +3571,7 @@
           <w:color w:val="000000"/>
           <w:sz w:val="24"/>
         </w:rPr>
-        <w:hyperlink r:id="rId32" w:history="1">
+        <w:hyperlink r:id="rId33" w:history="1">
           <w:r>
             <w:rPr>
               <w:rStyle w:val="Hyperlink"/>
@@ -3567,7 +3589,7 @@
           <w:color w:val="000000"/>
           <w:sz w:val="24"/>
         </w:rPr>
-        <w:hyperlink r:id="rId32" w:history="1">
+        <w:hyperlink r:id="rId33" w:history="1">
           <w:r>
             <w:rPr>
               <w:rStyle w:val="Hyperlink"/>
@@ -3585,7 +3607,7 @@
           <w:color w:val="000000"/>
           <w:sz w:val="24"/>
         </w:rPr>
-        <w:hyperlink r:id="rId32" w:history="1">
+        <w:hyperlink r:id="rId33" w:history="1">
           <w:r>
             <w:rPr>
               <w:rStyle w:val="Hyperlink"/>
@@ -3613,7 +3635,7 @@
           <w:sz w:val="24"/>
           <w:u w:val="single"/>
         </w:rPr>
-        <w:hyperlink r:id="rId33" w:history="1">
+        <w:hyperlink r:id="rId34" w:history="1">
           <w:r>
             <w:rPr>
               <w:rStyle w:val="Hyperlink"/>
@@ -3642,7 +3664,7 @@
           <w:sz w:val="24"/>
           <w:u w:val="single"/>
         </w:rPr>
-        <w:hyperlink r:id="rId33" w:history="1">
+        <w:hyperlink r:id="rId34" w:history="1">
           <w:r>
             <w:rPr>
               <w:rStyle w:val="Hyperlink"/>
@@ -3660,7 +3682,7 @@
           <w:sz w:val="24"/>
           <w:u w:val="single"/>
         </w:rPr>
-        <w:hyperlink r:id="rId33" w:history="1">
+        <w:hyperlink r:id="rId34" w:history="1">
           <w:r>
             <w:rPr>
               <w:rStyle w:val="Hyperlink"/>
@@ -3698,7 +3720,7 @@
           <w:sz w:val="24"/>
           <w:u w:val="single"/>
         </w:rPr>
-        <w:hyperlink r:id="rId34" w:history="1">
+        <w:hyperlink r:id="rId35" w:history="1">
           <w:r>
             <w:rPr>
               <w:rStyle w:val="Hyperlink"/>
@@ -3727,7 +3749,7 @@
           <w:sz w:val="24"/>
           <w:u w:val="single"/>
         </w:rPr>
-        <w:hyperlink r:id="rId34" w:history="1">
+        <w:hyperlink r:id="rId35" w:history="1">
           <w:r>
             <w:rPr>
               <w:rStyle w:val="Hyperlink"/>
@@ -3756,7 +3778,7 @@
           <w:sz w:val="24"/>
           <w:u w:val="single"/>
         </w:rPr>
-        <w:hyperlink r:id="rId34" w:history="1">
+        <w:hyperlink r:id="rId35" w:history="1">
           <w:r>
             <w:rPr>
               <w:rStyle w:val="Hyperlink"/>
@@ -3785,7 +3807,7 @@
           <w:sz w:val="24"/>
           <w:u w:val="single"/>
         </w:rPr>
-        <w:hyperlink r:id="rId34" w:history="1">
+        <w:hyperlink r:id="rId35" w:history="1">
           <w:r>
             <w:rPr>
               <w:rStyle w:val="Hyperlink"/>
@@ -3803,7 +3825,7 @@
           <w:sz w:val="24"/>
           <w:u w:val="single"/>
         </w:rPr>
-        <w:hyperlink r:id="rId34" w:history="1">
+        <w:hyperlink r:id="rId35" w:history="1">
           <w:r>
             <w:rPr>
               <w:rStyle w:val="Hyperlink"/>
@@ -3821,7 +3843,7 @@
           <w:sz w:val="24"/>
           <w:u w:val="single"/>
         </w:rPr>
-        <w:hyperlink r:id="rId34" w:history="1">
+        <w:hyperlink r:id="rId35" w:history="1">
           <w:r>
             <w:rPr>
               <w:rStyle w:val="Hyperlink"/>
@@ -3839,7 +3861,7 @@
           <w:color w:val="000000"/>
           <w:sz w:val="24"/>
         </w:rPr>
-        <w:hyperlink r:id="rId33" w:history="1">
+        <w:hyperlink r:id="rId34" w:history="1">
           <w:r>
             <w:rPr>
               <w:rStyle w:val="Hyperlink"/>
@@ -3857,7 +3879,7 @@
           <w:color w:val="000000"/>
           <w:sz w:val="24"/>
         </w:rPr>
-        <w:hyperlink r:id="rId33" w:history="1">
+        <w:hyperlink r:id="rId34" w:history="1">
           <w:r>
             <w:rPr>
               <w:rStyle w:val="Hyperlink"/>
@@ -3875,7 +3897,7 @@
           <w:color w:val="000000"/>
           <w:sz w:val="24"/>
         </w:rPr>
-        <w:hyperlink r:id="rId33" w:history="1">
+        <w:hyperlink r:id="rId34" w:history="1">
           <w:r>
             <w:rPr>
               <w:rStyle w:val="Hyperlink"/>
@@ -3893,7 +3915,7 @@
           <w:color w:val="000000"/>
           <w:sz w:val="24"/>
         </w:rPr>
-        <w:hyperlink r:id="rId33" w:history="1">
+        <w:hyperlink r:id="rId34" w:history="1">
           <w:r>
             <w:rPr>
               <w:rStyle w:val="Hyperlink"/>
@@ -3929,6 +3951,7 @@
           <w:i w:val="0"/>
           <w:color w:val="0000FF"/>
           <w:sz w:val="24"/>
+          <w:u w:val="single"/>
         </w:rPr>
         <w:t>restitutiev</w:t>
       </w:r>
@@ -3941,7 +3964,7 @@
           <w:sz w:val="24"/>
           <w:u w:val="single"/>
         </w:rPr>
-        <w:hyperlink r:id="rId34" w:history="1">
+        <w:hyperlink r:id="rId35" w:history="1">
           <w:r>
             <w:rPr>
               <w:rStyle w:val="Hyperlink"/>
@@ -3959,7 +3982,7 @@
           <w:color w:val="000000"/>
           <w:sz w:val="24"/>
         </w:rPr>
-        <w:hyperlink r:id="rId34" w:history="1">
+        <w:hyperlink r:id="rId35" w:history="1">
           <w:r>
             <w:rPr>
               <w:rStyle w:val="Hyperlink"/>
@@ -3977,7 +4000,7 @@
           <w:color w:val="000000"/>
           <w:sz w:val="24"/>
         </w:rPr>
-        <w:hyperlink r:id="rId34" w:history="1">
+        <w:hyperlink r:id="rId35" w:history="1">
           <w:r>
             <w:rPr>
               <w:rStyle w:val="Hyperlink"/>
@@ -3995,7 +4018,7 @@
           <w:color w:val="000000"/>
           <w:sz w:val="24"/>
         </w:rPr>
-        <w:hyperlink r:id="rId34" w:history="1">
+        <w:hyperlink r:id="rId35" w:history="1">
           <w:r>
             <w:rPr>
               <w:rStyle w:val="Hyperlink"/>
@@ -4013,7 +4036,7 @@
           <w:color w:val="000000"/>
           <w:sz w:val="24"/>
         </w:rPr>
-        <w:hyperlink r:id="rId34" w:history="1">
+        <w:hyperlink r:id="rId35" w:history="1">
           <w:r>
             <w:rPr>
               <w:rStyle w:val="Hyperlink"/>
@@ -4031,7 +4054,7 @@
           <w:color w:val="000000"/>
           <w:sz w:val="24"/>
         </w:rPr>
-        <w:hyperlink r:id="rId34" w:history="1">
+        <w:hyperlink r:id="rId35" w:history="1">
           <w:r>
             <w:rPr>
               <w:rStyle w:val="Hyperlink"/>
@@ -4049,7 +4072,7 @@
           <w:color w:val="000000"/>
           <w:sz w:val="24"/>
         </w:rPr>
-        <w:hyperlink r:id="rId34" w:history="1">
+        <w:hyperlink r:id="rId35" w:history="1">
           <w:r>
             <w:rPr>
               <w:rStyle w:val="Hyperlink"/>
@@ -4067,7 +4090,7 @@
           <w:color w:val="000000"/>
           <w:sz w:val="24"/>
         </w:rPr>
-        <w:hyperlink r:id="rId34" w:history="1">
+        <w:hyperlink r:id="rId35" w:history="1">
           <w:r>
             <w:rPr>
               <w:rStyle w:val="Hyperlink"/>
@@ -4127,7 +4150,7 @@
           <w:color w:val="000000"/>
           <w:sz w:val="24"/>
         </w:rPr>
-        <w:hyperlink r:id="rId35" w:history="1">
+        <w:hyperlink r:id="rId36" w:history="1">
           <w:r>
             <w:rPr>
               <w:rStyle w:val="Hyperlink"/>
@@ -4354,7 +4377,7 @@
           <w:sz w:val="24"/>
           <w:u w:val="single"/>
         </w:rPr>
-        <w:hyperlink r:id="rId36" w:history="1">
+        <w:hyperlink r:id="rId37" w:history="1">
           <w:r>
             <w:rPr>
               <w:rStyle w:val="Hyperlink"/>
@@ -4372,7 +4395,7 @@
           <w:sz w:val="24"/>
           <w:u w:val="single"/>
         </w:rPr>
-        <w:hyperlink r:id="rId36" w:history="1">
+        <w:hyperlink r:id="rId37" w:history="1">
           <w:r>
             <w:rPr>
               <w:rStyle w:val="Hyperlink"/>
@@ -4390,7 +4413,7 @@
           <w:sz w:val="24"/>
           <w:u w:val="single"/>
         </w:rPr>
-        <w:hyperlink r:id="rId36" w:history="1">
+        <w:hyperlink r:id="rId37" w:history="1">
           <w:r>
             <w:rPr>
               <w:rStyle w:val="Hyperlink"/>
@@ -4408,7 +4431,7 @@
           <w:sz w:val="24"/>
           <w:u w:val="single"/>
         </w:rPr>
-        <w:hyperlink r:id="rId36" w:history="1">
+        <w:hyperlink r:id="rId37" w:history="1">
           <w:r>
             <w:rPr>
               <w:rStyle w:val="Hyperlink"/>
@@ -4426,7 +4449,7 @@
           <w:sz w:val="24"/>
           <w:u w:val="single"/>
         </w:rPr>
-        <w:hyperlink r:id="rId36" w:history="1">
+        <w:hyperlink r:id="rId37" w:history="1">
           <w:r>
             <w:rPr>
               <w:rStyle w:val="Hyperlink"/>
@@ -4544,7 +4567,7 @@
           <w:sz w:val="24"/>
           <w:u w:val="single"/>
         </w:rPr>
-        <w:hyperlink r:id="rId37" w:history="1">
+        <w:hyperlink r:id="rId38" w:history="1">
           <w:r>
             <w:rPr>
               <w:rStyle w:val="Hyperlink"/>
@@ -4562,7 +4585,7 @@
           <w:sz w:val="24"/>
           <w:u w:val="single"/>
         </w:rPr>
-        <w:hyperlink r:id="rId37" w:history="1">
+        <w:hyperlink r:id="rId38" w:history="1">
           <w:r>
             <w:rPr>
               <w:rStyle w:val="Hyperlink"/>
@@ -4580,7 +4603,7 @@
           <w:sz w:val="24"/>
           <w:u w:val="single"/>
         </w:rPr>
-        <w:hyperlink r:id="rId37" w:history="1">
+        <w:hyperlink r:id="rId38" w:history="1">
           <w:r>
             <w:rPr>
               <w:rStyle w:val="Hyperlink"/>
@@ -4598,7 +4621,7 @@
           <w:sz w:val="24"/>
           <w:u w:val="single"/>
         </w:rPr>
-        <w:hyperlink r:id="rId37" w:history="1">
+        <w:hyperlink r:id="rId38" w:history="1">
           <w:r>
             <w:rPr>
               <w:rStyle w:val="Hyperlink"/>
@@ -4706,7 +4729,7 @@
           <w:sz w:val="24"/>
           <w:u w:val="single"/>
         </w:rPr>
-        <w:hyperlink r:id="rId38" w:history="1">
+        <w:hyperlink r:id="rId39" w:history="1">
           <w:r>
             <w:rPr>
               <w:rStyle w:val="Hyperlink"/>
@@ -4724,7 +4747,7 @@
           <w:sz w:val="24"/>
           <w:u w:val="single"/>
         </w:rPr>
-        <w:hyperlink r:id="rId38" w:history="1">
+        <w:hyperlink r:id="rId39" w:history="1">
           <w:r>
             <w:rPr>
               <w:rStyle w:val="Hyperlink"/>
@@ -4742,7 +4765,7 @@
           <w:sz w:val="24"/>
           <w:u w:val="single"/>
         </w:rPr>
-        <w:hyperlink r:id="rId38" w:history="1">
+        <w:hyperlink r:id="rId39" w:history="1">
           <w:r>
             <w:rPr>
               <w:rStyle w:val="Hyperlink"/>
@@ -4760,7 +4783,7 @@
           <w:sz w:val="24"/>
           <w:u w:val="single"/>
         </w:rPr>
-        <w:hyperlink r:id="rId38" w:history="1">
+        <w:hyperlink r:id="rId39" w:history="1">
           <w:r>
             <w:rPr>
               <w:rStyle w:val="Hyperlink"/>
@@ -4788,7 +4811,7 @@
           <w:sz w:val="24"/>
           <w:u w:val="single"/>
         </w:rPr>
-        <w:hyperlink r:id="rId39" w:history="1">
+        <w:hyperlink r:id="rId40" w:history="1">
           <w:r>
             <w:rPr>
               <w:rStyle w:val="Hyperlink"/>
@@ -4835,21 +4858,13 @@
       </w:r>
       <w:r>
         <w:rPr>
-          <w:u w:val="single" w:color="0000ff"/>
           <w:rFonts w:ascii="Charis SIL Regular" w:hAnsi="Charis SIL Regular" w:eastAsia="Charis SIL Regular"/>
           <w:b w:val="0"/>
           <w:i w:val="0"/>
           <w:color w:val="000000"/>
           <w:sz w:val="24"/>
         </w:rPr>
-        <w:hyperlink r:id="rId38" w:history="1">
-          <w:r>
-            <w:rPr>
-              <w:rStyle w:val="Hyperlink"/>
-            </w:rPr>
-            <w:t xml:space="preserve">, </w:t>
-          </w:r>
-        </w:hyperlink>
+        <w:t xml:space="preserve">, </w:t>
       </w:r>
       <w:r>
         <w:rPr>
@@ -4860,7 +4875,7 @@
           <w:sz w:val="24"/>
           <w:u w:val="single"/>
         </w:rPr>
-        <w:hyperlink r:id="rId40" w:history="1">
+        <w:hyperlink r:id="rId39" w:history="1">
           <w:r>
             <w:rPr>
               <w:rStyle w:val="Hyperlink"/>
@@ -4889,7 +4904,7 @@
           <w:sz w:val="24"/>
           <w:u w:val="single"/>
         </w:rPr>
-        <w:hyperlink r:id="rId40" w:history="1">
+        <w:hyperlink r:id="rId39" w:history="1">
           <w:r>
             <w:rPr>
               <w:rStyle w:val="Hyperlink"/>
@@ -4907,7 +4922,7 @@
           <w:sz w:val="24"/>
           <w:u w:val="single"/>
         </w:rPr>
-        <w:hyperlink r:id="rId38" w:history="1">
+        <w:hyperlink r:id="rId39" w:history="1">
           <w:r>
             <w:rPr>
               <w:rStyle w:val="Hyperlink"/>

--- a/EXPORTS/DOCX/published/niveau3/Dutch/KunsthandelVanLier.docx
+++ b/EXPORTS/DOCX/published/niveau3/Dutch/KunsthandelVanLier.docx
@@ -663,7 +663,7 @@
           <w:sz w:val="24"/>
           <w:u w:val="single"/>
         </w:rPr>
-        <w:hyperlink r:id="rId14" w:history="1">
+        <w:hyperlink r:id="rId12" w:history="1">
           <w:r>
             <w:rPr>
               <w:rStyle w:val="Hyperlink"/>
@@ -681,7 +681,7 @@
           <w:sz w:val="24"/>
           <w:u w:val="single"/>
         </w:rPr>
-        <w:hyperlink r:id="rId14" w:history="1">
+        <w:hyperlink r:id="rId12" w:history="1">
           <w:r>
             <w:rPr>
               <w:rStyle w:val="Hyperlink"/>
@@ -699,7 +699,7 @@
           <w:sz w:val="24"/>
           <w:u w:val="single"/>
         </w:rPr>
-        <w:hyperlink r:id="rId14" w:history="1">
+        <w:hyperlink r:id="rId12" w:history="1">
           <w:r>
             <w:rPr>
               <w:rStyle w:val="Hyperlink"/>
@@ -809,7 +809,7 @@
           <w:sz w:val="24"/>
           <w:u w:val="single"/>
         </w:rPr>
-        <w:hyperlink r:id="rId15" w:history="1">
+        <w:hyperlink r:id="rId13" w:history="1">
           <w:r>
             <w:rPr>
               <w:rStyle w:val="Hyperlink"/>
@@ -825,8 +825,9 @@
           <w:i w:val="0"/>
           <w:color w:val="0000FF"/>
           <w:sz w:val="24"/>
-        </w:rPr>
-        <w:hyperlink r:id="rId15" w:history="1">
+          <w:u w:val="single"/>
+        </w:rPr>
+        <w:hyperlink r:id="rId14" w:history="1">
           <w:r>
             <w:rPr>
               <w:rStyle w:val="Hyperlink"/>
@@ -891,7 +892,7 @@
           <w:sz w:val="24"/>
           <w:u w:val="single"/>
         </w:rPr>
-        <w:hyperlink r:id="rId15" w:history="1">
+        <w:hyperlink r:id="rId14" w:history="1">
           <w:r>
             <w:rPr>
               <w:rStyle w:val="Hyperlink"/>
@@ -919,7 +920,7 @@
           <w:color w:val="000000"/>
           <w:sz w:val="24"/>
         </w:rPr>
-        <w:hyperlink r:id="rId15" w:history="1">
+        <w:hyperlink r:id="rId14" w:history="1">
           <w:r>
             <w:rPr>
               <w:rStyle w:val="Hyperlink"/>
@@ -937,7 +938,7 @@
           <w:sz w:val="24"/>
           <w:u w:val="single"/>
         </w:rPr>
-        <w:hyperlink r:id="rId16" w:history="1">
+        <w:hyperlink r:id="rId14" w:history="1">
           <w:r>
             <w:rPr>
               <w:rStyle w:val="Hyperlink"/>
@@ -955,7 +956,7 @@
           <w:sz w:val="24"/>
           <w:u w:val="single"/>
         </w:rPr>
-        <w:hyperlink r:id="rId16" w:history="1">
+        <w:hyperlink r:id="rId14" w:history="1">
           <w:r>
             <w:rPr>
               <w:rStyle w:val="Hyperlink"/>
@@ -973,7 +974,7 @@
           <w:sz w:val="24"/>
           <w:u w:val="single"/>
         </w:rPr>
-        <w:hyperlink r:id="rId15" w:history="1">
+        <w:hyperlink r:id="rId14" w:history="1">
           <w:r>
             <w:rPr>
               <w:rStyle w:val="Hyperlink"/>
@@ -1002,7 +1003,7 @@
           <w:sz w:val="24"/>
           <w:u w:val="single"/>
         </w:rPr>
-        <w:hyperlink r:id="rId15" w:history="1">
+        <w:hyperlink r:id="rId14" w:history="1">
           <w:r>
             <w:rPr>
               <w:rStyle w:val="Hyperlink"/>
@@ -1088,7 +1089,7 @@
           <w:sz w:val="24"/>
           <w:u w:val="single"/>
         </w:rPr>
-        <w:hyperlink r:id="rId17" w:history="1">
+        <w:hyperlink r:id="rId16" w:history="1">
           <w:r>
             <w:rPr>
               <w:rStyle w:val="Hyperlink"/>
@@ -1128,7 +1129,7 @@
           <w:sz w:val="24"/>
           <w:u w:val="single"/>
         </w:rPr>
-        <w:hyperlink r:id="rId17" w:history="1">
+        <w:hyperlink r:id="rId16" w:history="1">
           <w:r>
             <w:rPr>
               <w:rStyle w:val="Hyperlink"/>
@@ -1166,7 +1167,7 @@
           <w:color w:val="000000"/>
           <w:sz w:val="24"/>
         </w:rPr>
-        <w:hyperlink r:id="rId16" w:history="1">
+        <w:hyperlink r:id="rId17" w:history="1">
           <w:r>
             <w:rPr>
               <w:rStyle w:val="Hyperlink"/>
@@ -1184,7 +1185,7 @@
           <w:color w:val="000000"/>
           <w:sz w:val="24"/>
         </w:rPr>
-        <w:hyperlink r:id="rId16" w:history="1">
+        <w:hyperlink r:id="rId17" w:history="1">
           <w:r>
             <w:rPr>
               <w:rStyle w:val="Hyperlink"/>
@@ -1202,7 +1203,7 @@
           <w:color w:val="000000"/>
           <w:sz w:val="24"/>
         </w:rPr>
-        <w:hyperlink r:id="rId16" w:history="1">
+        <w:hyperlink r:id="rId17" w:history="1">
           <w:r>
             <w:rPr>
               <w:rStyle w:val="Hyperlink"/>
@@ -1249,7 +1250,7 @@
           <w:sz w:val="24"/>
           <w:u w:val="single"/>
         </w:rPr>
-        <w:hyperlink r:id="rId13" w:history="1">
+        <w:hyperlink r:id="rId18" w:history="1">
           <w:r>
             <w:rPr>
               <w:rStyle w:val="Hyperlink"/>
@@ -1267,7 +1268,7 @@
           <w:sz w:val="24"/>
           <w:u w:val="single"/>
         </w:rPr>
-        <w:hyperlink r:id="rId13" w:history="1">
+        <w:hyperlink r:id="rId18" w:history="1">
           <w:r>
             <w:rPr>
               <w:rStyle w:val="Hyperlink"/>
@@ -1285,7 +1286,7 @@
           <w:sz w:val="24"/>
           <w:u w:val="single"/>
         </w:rPr>
-        <w:hyperlink r:id="rId13" w:history="1">
+        <w:hyperlink r:id="rId18" w:history="1">
           <w:r>
             <w:rPr>
               <w:rStyle w:val="Hyperlink"/>
@@ -1303,7 +1304,7 @@
           <w:sz w:val="24"/>
           <w:u w:val="single"/>
         </w:rPr>
-        <w:hyperlink r:id="rId13" w:history="1">
+        <w:hyperlink r:id="rId18" w:history="1">
           <w:r>
             <w:rPr>
               <w:rStyle w:val="Hyperlink"/>
@@ -1349,7 +1350,7 @@
           <w:color w:val="000000"/>
           <w:sz w:val="24"/>
         </w:rPr>
-        <w:hyperlink r:id="rId17" w:history="1">
+        <w:hyperlink r:id="rId16" w:history="1">
           <w:r>
             <w:rPr>
               <w:rStyle w:val="Hyperlink"/>
@@ -1367,7 +1368,7 @@
           <w:color w:val="000000"/>
           <w:sz w:val="24"/>
         </w:rPr>
-        <w:hyperlink r:id="rId17" w:history="1">
+        <w:hyperlink r:id="rId16" w:history="1">
           <w:r>
             <w:rPr>
               <w:rStyle w:val="Hyperlink"/>
@@ -1680,6 +1681,23 @@
       </w:r>
       <w:r>
         <w:rPr>
+          <w:rFonts w:ascii="Charis SIL Regular" w:hAnsi="Charis SIL Regular" w:eastAsia="Charis SIL Regular"/>
+          <w:b w:val="0"/>
+          <w:i w:val="0"/>
+          <w:color w:val="000000"/>
+          <w:sz w:val="24"/>
+        </w:rPr>
+        <w:hyperlink r:id="rId21" w:history="1">
+          <w:r>
+            <w:rPr>
+              <w:rStyle w:val="Hyperlink"/>
+            </w:rPr>
+            <w:t>s</w:t>
+          </w:r>
+        </w:hyperlink>
+      </w:r>
+      <w:r>
+        <w:rPr>
           <w:u w:val="single" w:color="0000ff"/>
           <w:rFonts w:ascii="Charis SIL Regular" w:hAnsi="Charis SIL Regular" w:eastAsia="Charis SIL Regular"/>
           <w:b w:val="0"/>
@@ -1687,7 +1705,7 @@
           <w:color w:val="000000"/>
           <w:sz w:val="24"/>
         </w:rPr>
-        <w:t>s</w:t>
+        <w:t>c</w:t>
       </w:r>
       <w:r>
         <w:rPr>
@@ -1697,7 +1715,7 @@
           <w:color w:val="000000"/>
           <w:sz w:val="24"/>
         </w:rPr>
-        <w:t xml:space="preserve">che </w:t>
+        <w:t xml:space="preserve">he </w:t>
       </w:r>
       <w:r>
         <w:rPr>
@@ -2232,7 +2250,25 @@
           <w:color w:val="000000"/>
           <w:sz w:val="24"/>
         </w:rPr>
-        <w:t xml:space="preserve">naar </w:t>
+        <w:hyperlink r:id="rId25" w:history="1">
+          <w:r>
+            <w:rPr>
+              <w:rStyle w:val="Hyperlink"/>
+            </w:rPr>
+            <w:t>naar</w:t>
+          </w:r>
+        </w:hyperlink>
+      </w:r>
+      <w:r>
+        <w:rPr>
+          <w:u w:val="single" w:color="0000ff"/>
+          <w:rFonts w:ascii="Charis SIL Regular" w:hAnsi="Charis SIL Regular" w:eastAsia="Charis SIL Regular"/>
+          <w:b w:val="0"/>
+          <w:i w:val="0"/>
+          <w:color w:val="000000"/>
+          <w:sz w:val="24"/>
+        </w:rPr>
+        <w:t xml:space="preserve"> </w:t>
       </w:r>
       <w:r>
         <w:rPr>
@@ -2243,7 +2279,7 @@
           <w:sz w:val="24"/>
           <w:u w:val="single"/>
         </w:rPr>
-        <w:hyperlink r:id="rId27" w:history="1">
+        <w:hyperlink r:id="rId25" w:history="1">
           <w:r>
             <w:rPr>
               <w:rStyle w:val="Hyperlink"/>
@@ -3823,7 +3859,6 @@
           <w:i w:val="0"/>
           <w:color w:val="0000FF"/>
           <w:sz w:val="24"/>
-          <w:u w:val="single"/>
         </w:rPr>
         <w:hyperlink r:id="rId35" w:history="1">
           <w:r>
@@ -3953,7 +3988,14 @@
           <w:sz w:val="24"/>
           <w:u w:val="single"/>
         </w:rPr>
-        <w:t>restitutiev</w:t>
+        <w:hyperlink r:id="rId36" w:history="1">
+          <w:r>
+            <w:rPr>
+              <w:rStyle w:val="Hyperlink"/>
+            </w:rPr>
+            <w:t>restitutiev</w:t>
+          </w:r>
+        </w:hyperlink>
       </w:r>
       <w:r>
         <w:rPr>
@@ -3964,7 +4006,7 @@
           <w:sz w:val="24"/>
           <w:u w:val="single"/>
         </w:rPr>
-        <w:hyperlink r:id="rId35" w:history="1">
+        <w:hyperlink r:id="rId36" w:history="1">
           <w:r>
             <w:rPr>
               <w:rStyle w:val="Hyperlink"/>
@@ -4829,7 +4871,7 @@
           <w:sz w:val="24"/>
           <w:u w:val="single"/>
         </w:rPr>
-        <w:hyperlink r:id="rId39" w:history="1">
+        <w:hyperlink r:id="rId40" w:history="1">
           <w:r>
             <w:rPr>
               <w:rStyle w:val="Hyperlink"/>
@@ -4847,7 +4889,7 @@
           <w:sz w:val="24"/>
           <w:u w:val="single"/>
         </w:rPr>
-        <w:hyperlink r:id="rId39" w:history="1">
+        <w:hyperlink r:id="rId40" w:history="1">
           <w:r>
             <w:rPr>
               <w:rStyle w:val="Hyperlink"/>
@@ -4875,7 +4917,7 @@
           <w:sz w:val="24"/>
           <w:u w:val="single"/>
         </w:rPr>
-        <w:hyperlink r:id="rId39" w:history="1">
+        <w:hyperlink r:id="rId41" w:history="1">
           <w:r>
             <w:rPr>
               <w:rStyle w:val="Hyperlink"/>
@@ -4904,7 +4946,7 @@
           <w:sz w:val="24"/>
           <w:u w:val="single"/>
         </w:rPr>
-        <w:hyperlink r:id="rId39" w:history="1">
+        <w:hyperlink r:id="rId41" w:history="1">
           <w:r>
             <w:rPr>
               <w:rStyle w:val="Hyperlink"/>
@@ -4922,7 +4964,7 @@
           <w:sz w:val="24"/>
           <w:u w:val="single"/>
         </w:rPr>
-        <w:hyperlink r:id="rId39" w:history="1">
+        <w:hyperlink r:id="rId41" w:history="1">
           <w:r>
             <w:rPr>
               <w:rStyle w:val="Hyperlink"/>

--- a/EXPORTS/DOCX/published/niveau3/Dutch/KunsthandelVanLier.docx
+++ b/EXPORTS/DOCX/published/niveau3/Dutch/KunsthandelVanLier.docx
@@ -874,7 +874,7 @@
           <w:sz w:val="24"/>
           <w:u w:val="single"/>
         </w:rPr>
-        <w:hyperlink r:id="rId15" w:history="1">
+        <w:hyperlink r:id="rId14" w:history="1">
           <w:r>
             <w:rPr>
               <w:rStyle w:val="Hyperlink"/>
@@ -938,7 +938,7 @@
           <w:sz w:val="24"/>
           <w:u w:val="single"/>
         </w:rPr>
-        <w:hyperlink r:id="rId14" w:history="1">
+        <w:hyperlink r:id="rId16" w:history="1">
           <w:r>
             <w:rPr>
               <w:rStyle w:val="Hyperlink"/>
@@ -956,7 +956,7 @@
           <w:sz w:val="24"/>
           <w:u w:val="single"/>
         </w:rPr>
-        <w:hyperlink r:id="rId14" w:history="1">
+        <w:hyperlink r:id="rId16" w:history="1">
           <w:r>
             <w:rPr>
               <w:rStyle w:val="Hyperlink"/>
@@ -1089,12 +1089,12 @@
           <w:sz w:val="24"/>
           <w:u w:val="single"/>
         </w:rPr>
-        <w:hyperlink r:id="rId16" w:history="1">
+        <w:hyperlink r:id="rId17" w:history="1">
           <w:r>
             <w:rPr>
               <w:rStyle w:val="Hyperlink"/>
             </w:rPr>
-            <w:t>etnografisch</w:t>
+            <w:t>etnografisc</w:t>
           </w:r>
         </w:hyperlink>
       </w:r>
@@ -1105,36 +1105,13 @@
           <w:i w:val="0"/>
           <w:color w:val="0000FF"/>
           <w:sz w:val="24"/>
-          <w:u w:val="single"/>
-        </w:rPr>
-        <w:t>e</w:t>
-      </w:r>
-      <w:r>
-        <w:rPr>
-          <w:rFonts w:ascii="Charis SIL Regular" w:hAnsi="Charis SIL Regular" w:eastAsia="Charis SIL Regular"/>
-          <w:b w:val="0"/>
-          <w:i w:val="0"/>
-          <w:color w:val="0000FF"/>
-          <w:sz w:val="24"/>
-          <w:u w:val="single"/>
-        </w:rPr>
-        <w:t xml:space="preserve"> </w:t>
-      </w:r>
-      <w:r>
-        <w:rPr>
-          <w:rFonts w:ascii="Charis SIL Regular" w:hAnsi="Charis SIL Regular" w:eastAsia="Charis SIL Regular"/>
-          <w:b w:val="0"/>
-          <w:i w:val="0"/>
-          <w:color w:val="0000FF"/>
-          <w:sz w:val="24"/>
-          <w:u w:val="single"/>
-        </w:rPr>
-        <w:hyperlink r:id="rId16" w:history="1">
+        </w:rPr>
+        <w:hyperlink r:id="rId17" w:history="1">
           <w:r>
             <w:rPr>
               <w:rStyle w:val="Hyperlink"/>
             </w:rPr>
-            <w:t>voorwerpe</w:t>
+            <w:t>h</w:t>
           </w:r>
         </w:hyperlink>
       </w:r>
@@ -1146,7 +1123,36 @@
           <w:color w:val="0000FF"/>
           <w:sz w:val="24"/>
         </w:rPr>
-        <w:t>n</w:t>
+        <w:t>e</w:t>
+      </w:r>
+      <w:r>
+        <w:rPr>
+          <w:rFonts w:ascii="Charis SIL Regular" w:hAnsi="Charis SIL Regular" w:eastAsia="Charis SIL Regular"/>
+          <w:b w:val="0"/>
+          <w:i w:val="0"/>
+          <w:color w:val="0000FF"/>
+          <w:sz w:val="24"/>
+          <w:u w:val="single"/>
+        </w:rPr>
+        <w:t xml:space="preserve"> </w:t>
+      </w:r>
+      <w:r>
+        <w:rPr>
+          <w:rFonts w:ascii="Charis SIL Regular" w:hAnsi="Charis SIL Regular" w:eastAsia="Charis SIL Regular"/>
+          <w:b w:val="0"/>
+          <w:i w:val="0"/>
+          <w:color w:val="0000FF"/>
+          <w:sz w:val="24"/>
+          <w:u w:val="single"/>
+        </w:rPr>
+        <w:hyperlink r:id="rId17" w:history="1">
+          <w:r>
+            <w:rPr>
+              <w:rStyle w:val="Hyperlink"/>
+            </w:rPr>
+            <w:t>voorwerpen</w:t>
+          </w:r>
+        </w:hyperlink>
       </w:r>
       <w:r>
         <w:rPr>
@@ -1167,7 +1173,7 @@
           <w:color w:val="000000"/>
           <w:sz w:val="24"/>
         </w:rPr>
-        <w:hyperlink r:id="rId17" w:history="1">
+        <w:hyperlink r:id="rId16" w:history="1">
           <w:r>
             <w:rPr>
               <w:rStyle w:val="Hyperlink"/>
@@ -1185,7 +1191,7 @@
           <w:color w:val="000000"/>
           <w:sz w:val="24"/>
         </w:rPr>
-        <w:hyperlink r:id="rId17" w:history="1">
+        <w:hyperlink r:id="rId16" w:history="1">
           <w:r>
             <w:rPr>
               <w:rStyle w:val="Hyperlink"/>
@@ -1203,7 +1209,7 @@
           <w:color w:val="000000"/>
           <w:sz w:val="24"/>
         </w:rPr>
-        <w:hyperlink r:id="rId17" w:history="1">
+        <w:hyperlink r:id="rId16" w:history="1">
           <w:r>
             <w:rPr>
               <w:rStyle w:val="Hyperlink"/>
@@ -1250,7 +1256,7 @@
           <w:sz w:val="24"/>
           <w:u w:val="single"/>
         </w:rPr>
-        <w:hyperlink r:id="rId18" w:history="1">
+        <w:hyperlink r:id="rId13" w:history="1">
           <w:r>
             <w:rPr>
               <w:rStyle w:val="Hyperlink"/>
@@ -1268,7 +1274,7 @@
           <w:sz w:val="24"/>
           <w:u w:val="single"/>
         </w:rPr>
-        <w:hyperlink r:id="rId18" w:history="1">
+        <w:hyperlink r:id="rId13" w:history="1">
           <w:r>
             <w:rPr>
               <w:rStyle w:val="Hyperlink"/>
@@ -1286,7 +1292,7 @@
           <w:sz w:val="24"/>
           <w:u w:val="single"/>
         </w:rPr>
-        <w:hyperlink r:id="rId18" w:history="1">
+        <w:hyperlink r:id="rId13" w:history="1">
           <w:r>
             <w:rPr>
               <w:rStyle w:val="Hyperlink"/>
@@ -1350,7 +1356,7 @@
           <w:color w:val="000000"/>
           <w:sz w:val="24"/>
         </w:rPr>
-        <w:hyperlink r:id="rId16" w:history="1">
+        <w:hyperlink r:id="rId17" w:history="1">
           <w:r>
             <w:rPr>
               <w:rStyle w:val="Hyperlink"/>
@@ -1368,7 +1374,7 @@
           <w:color w:val="000000"/>
           <w:sz w:val="24"/>
         </w:rPr>
-        <w:hyperlink r:id="rId16" w:history="1">
+        <w:hyperlink r:id="rId17" w:history="1">
           <w:r>
             <w:rPr>
               <w:rStyle w:val="Hyperlink"/>
@@ -1681,41 +1687,24 @@
       </w:r>
       <w:r>
         <w:rPr>
+          <w:u w:val="single" w:color="0000ff"/>
           <w:rFonts w:ascii="Charis SIL Regular" w:hAnsi="Charis SIL Regular" w:eastAsia="Charis SIL Regular"/>
           <w:b w:val="0"/>
           <w:i w:val="0"/>
           <w:color w:val="000000"/>
           <w:sz w:val="24"/>
         </w:rPr>
-        <w:hyperlink r:id="rId21" w:history="1">
-          <w:r>
-            <w:rPr>
-              <w:rStyle w:val="Hyperlink"/>
-            </w:rPr>
-            <w:t>s</w:t>
-          </w:r>
-        </w:hyperlink>
-      </w:r>
-      <w:r>
-        <w:rPr>
-          <w:u w:val="single" w:color="0000ff"/>
+        <w:t>s</w:t>
+      </w:r>
+      <w:r>
+        <w:rPr>
           <w:rFonts w:ascii="Charis SIL Regular" w:hAnsi="Charis SIL Regular" w:eastAsia="Charis SIL Regular"/>
           <w:b w:val="0"/>
           <w:i w:val="0"/>
           <w:color w:val="000000"/>
           <w:sz w:val="24"/>
         </w:rPr>
-        <w:t>c</w:t>
-      </w:r>
-      <w:r>
-        <w:rPr>
-          <w:rFonts w:ascii="Charis SIL Regular" w:hAnsi="Charis SIL Regular" w:eastAsia="Charis SIL Regular"/>
-          <w:b w:val="0"/>
-          <w:i w:val="0"/>
-          <w:color w:val="000000"/>
-          <w:sz w:val="24"/>
-        </w:rPr>
-        <w:t xml:space="preserve">he </w:t>
+        <w:t xml:space="preserve">che </w:t>
       </w:r>
       <w:r>
         <w:rPr>
@@ -2279,7 +2268,7 @@
           <w:sz w:val="24"/>
           <w:u w:val="single"/>
         </w:rPr>
-        <w:hyperlink r:id="rId25" w:history="1">
+        <w:hyperlink r:id="rId27" w:history="1">
           <w:r>
             <w:rPr>
               <w:rStyle w:val="Hyperlink"/>

--- a/EXPORTS/DOCX/published/niveau3/Dutch/KunsthandelVanLier.docx
+++ b/EXPORTS/DOCX/published/niveau3/Dutch/KunsthandelVanLier.docx
@@ -809,7 +809,7 @@
           <w:sz w:val="24"/>
           <w:u w:val="single"/>
         </w:rPr>
-        <w:hyperlink r:id="rId13" w:history="1">
+        <w:hyperlink r:id="rId14" w:history="1">
           <w:r>
             <w:rPr>
               <w:rStyle w:val="Hyperlink"/>
@@ -845,7 +845,7 @@
           <w:sz w:val="24"/>
           <w:u w:val="single"/>
         </w:rPr>
-        <w:hyperlink r:id="rId15" w:history="1">
+        <w:hyperlink r:id="rId14" w:history="1">
           <w:r>
             <w:rPr>
               <w:rStyle w:val="Hyperlink"/>
@@ -938,7 +938,7 @@
           <w:sz w:val="24"/>
           <w:u w:val="single"/>
         </w:rPr>
-        <w:hyperlink r:id="rId16" w:history="1">
+        <w:hyperlink r:id="rId15" w:history="1">
           <w:r>
             <w:rPr>
               <w:rStyle w:val="Hyperlink"/>
@@ -956,7 +956,7 @@
           <w:sz w:val="24"/>
           <w:u w:val="single"/>
         </w:rPr>
-        <w:hyperlink r:id="rId16" w:history="1">
+        <w:hyperlink r:id="rId14" w:history="1">
           <w:r>
             <w:rPr>
               <w:rStyle w:val="Hyperlink"/>
@@ -1089,12 +1089,12 @@
           <w:sz w:val="24"/>
           <w:u w:val="single"/>
         </w:rPr>
-        <w:hyperlink r:id="rId17" w:history="1">
+        <w:hyperlink r:id="rId16" w:history="1">
           <w:r>
             <w:rPr>
               <w:rStyle w:val="Hyperlink"/>
             </w:rPr>
-            <w:t>etnografisc</w:t>
+            <w:t>etnografisch</w:t>
           </w:r>
         </w:hyperlink>
       </w:r>
@@ -1105,13 +1105,36 @@
           <w:i w:val="0"/>
           <w:color w:val="0000FF"/>
           <w:sz w:val="24"/>
-        </w:rPr>
-        <w:hyperlink r:id="rId17" w:history="1">
+          <w:u w:val="single"/>
+        </w:rPr>
+        <w:t>e</w:t>
+      </w:r>
+      <w:r>
+        <w:rPr>
+          <w:rFonts w:ascii="Charis SIL Regular" w:hAnsi="Charis SIL Regular" w:eastAsia="Charis SIL Regular"/>
+          <w:b w:val="0"/>
+          <w:i w:val="0"/>
+          <w:color w:val="0000FF"/>
+          <w:sz w:val="24"/>
+          <w:u w:val="single"/>
+        </w:rPr>
+        <w:t xml:space="preserve"> </w:t>
+      </w:r>
+      <w:r>
+        <w:rPr>
+          <w:rFonts w:ascii="Charis SIL Regular" w:hAnsi="Charis SIL Regular" w:eastAsia="Charis SIL Regular"/>
+          <w:b w:val="0"/>
+          <w:i w:val="0"/>
+          <w:color w:val="0000FF"/>
+          <w:sz w:val="24"/>
+          <w:u w:val="single"/>
+        </w:rPr>
+        <w:hyperlink r:id="rId16" w:history="1">
           <w:r>
             <w:rPr>
               <w:rStyle w:val="Hyperlink"/>
             </w:rPr>
-            <w:t>h</w:t>
+            <w:t>voorwerpe</w:t>
           </w:r>
         </w:hyperlink>
       </w:r>
@@ -1123,36 +1146,7 @@
           <w:color w:val="0000FF"/>
           <w:sz w:val="24"/>
         </w:rPr>
-        <w:t>e</w:t>
-      </w:r>
-      <w:r>
-        <w:rPr>
-          <w:rFonts w:ascii="Charis SIL Regular" w:hAnsi="Charis SIL Regular" w:eastAsia="Charis SIL Regular"/>
-          <w:b w:val="0"/>
-          <w:i w:val="0"/>
-          <w:color w:val="0000FF"/>
-          <w:sz w:val="24"/>
-          <w:u w:val="single"/>
-        </w:rPr>
-        <w:t xml:space="preserve"> </w:t>
-      </w:r>
-      <w:r>
-        <w:rPr>
-          <w:rFonts w:ascii="Charis SIL Regular" w:hAnsi="Charis SIL Regular" w:eastAsia="Charis SIL Regular"/>
-          <w:b w:val="0"/>
-          <w:i w:val="0"/>
-          <w:color w:val="0000FF"/>
-          <w:sz w:val="24"/>
-          <w:u w:val="single"/>
-        </w:rPr>
-        <w:hyperlink r:id="rId17" w:history="1">
-          <w:r>
-            <w:rPr>
-              <w:rStyle w:val="Hyperlink"/>
-            </w:rPr>
-            <w:t>voorwerpen</w:t>
-          </w:r>
-        </w:hyperlink>
+        <w:t>n</w:t>
       </w:r>
       <w:r>
         <w:rPr>
@@ -1173,7 +1167,7 @@
           <w:color w:val="000000"/>
           <w:sz w:val="24"/>
         </w:rPr>
-        <w:hyperlink r:id="rId16" w:history="1">
+        <w:hyperlink r:id="rId15" w:history="1">
           <w:r>
             <w:rPr>
               <w:rStyle w:val="Hyperlink"/>
@@ -1191,7 +1185,7 @@
           <w:color w:val="000000"/>
           <w:sz w:val="24"/>
         </w:rPr>
-        <w:hyperlink r:id="rId16" w:history="1">
+        <w:hyperlink r:id="rId15" w:history="1">
           <w:r>
             <w:rPr>
               <w:rStyle w:val="Hyperlink"/>
@@ -1209,7 +1203,7 @@
           <w:color w:val="000000"/>
           <w:sz w:val="24"/>
         </w:rPr>
-        <w:hyperlink r:id="rId16" w:history="1">
+        <w:hyperlink r:id="rId15" w:history="1">
           <w:r>
             <w:rPr>
               <w:rStyle w:val="Hyperlink"/>
@@ -1310,7 +1304,7 @@
           <w:sz w:val="24"/>
           <w:u w:val="single"/>
         </w:rPr>
-        <w:hyperlink r:id="rId18" w:history="1">
+        <w:hyperlink r:id="rId13" w:history="1">
           <w:r>
             <w:rPr>
               <w:rStyle w:val="Hyperlink"/>
@@ -1356,7 +1350,7 @@
           <w:color w:val="000000"/>
           <w:sz w:val="24"/>
         </w:rPr>
-        <w:hyperlink r:id="rId17" w:history="1">
+        <w:hyperlink r:id="rId16" w:history="1">
           <w:r>
             <w:rPr>
               <w:rStyle w:val="Hyperlink"/>
@@ -1374,7 +1368,7 @@
           <w:color w:val="000000"/>
           <w:sz w:val="24"/>
         </w:rPr>
-        <w:hyperlink r:id="rId17" w:history="1">
+        <w:hyperlink r:id="rId16" w:history="1">
           <w:r>
             <w:rPr>
               <w:rStyle w:val="Hyperlink"/>
@@ -1405,7 +1399,7 @@
           <w:color w:val="000000"/>
           <w:sz w:val="24"/>
         </w:rPr>
-        <w:hyperlink r:id="rId18" w:history="1">
+        <w:hyperlink r:id="rId17" w:history="1">
           <w:r>
             <w:rPr>
               <w:rStyle w:val="Hyperlink"/>
@@ -1423,7 +1417,7 @@
           <w:color w:val="000000"/>
           <w:sz w:val="24"/>
         </w:rPr>
-        <w:hyperlink r:id="rId18" w:history="1">
+        <w:hyperlink r:id="rId17" w:history="1">
           <w:r>
             <w:rPr>
               <w:rStyle w:val="Hyperlink"/>
@@ -1441,7 +1435,7 @@
           <w:color w:val="000000"/>
           <w:sz w:val="24"/>
         </w:rPr>
-        <w:hyperlink r:id="rId18" w:history="1">
+        <w:hyperlink r:id="rId17" w:history="1">
           <w:r>
             <w:rPr>
               <w:rStyle w:val="Hyperlink"/>
@@ -1459,7 +1453,7 @@
           <w:color w:val="000000"/>
           <w:sz w:val="24"/>
         </w:rPr>
-        <w:hyperlink r:id="rId18" w:history="1">
+        <w:hyperlink r:id="rId17" w:history="1">
           <w:r>
             <w:rPr>
               <w:rStyle w:val="Hyperlink"/>
@@ -1487,7 +1481,7 @@
           <w:sz w:val="24"/>
           <w:u w:val="single"/>
         </w:rPr>
-        <w:hyperlink r:id="rId19" w:history="1">
+        <w:hyperlink r:id="rId18" w:history="1">
           <w:r>
             <w:rPr>
               <w:rStyle w:val="Hyperlink"/>
@@ -1515,7 +1509,7 @@
           <w:sz w:val="24"/>
           <w:u w:val="single"/>
         </w:rPr>
-        <w:hyperlink r:id="rId20" w:history="1">
+        <w:hyperlink r:id="rId19" w:history="1">
           <w:r>
             <w:rPr>
               <w:rStyle w:val="Hyperlink"/>
@@ -1543,7 +1537,7 @@
           <w:sz w:val="24"/>
           <w:u w:val="single"/>
         </w:rPr>
-        <w:hyperlink r:id="rId21" w:history="1">
+        <w:hyperlink r:id="rId20" w:history="1">
           <w:r>
             <w:rPr>
               <w:rStyle w:val="Hyperlink"/>
@@ -1571,7 +1565,7 @@
           <w:sz w:val="24"/>
           <w:u w:val="single"/>
         </w:rPr>
-        <w:hyperlink r:id="rId22" w:history="1">
+        <w:hyperlink r:id="rId21" w:history="1">
           <w:r>
             <w:rPr>
               <w:rStyle w:val="Hyperlink"/>
@@ -1609,7 +1603,7 @@
           <w:color w:val="000000"/>
           <w:sz w:val="24"/>
         </w:rPr>
-        <w:hyperlink r:id="rId19" w:history="1">
+        <w:hyperlink r:id="rId18" w:history="1">
           <w:r>
             <w:rPr>
               <w:rStyle w:val="Hyperlink"/>
@@ -1648,7 +1642,7 @@
           <w:color w:val="000000"/>
           <w:sz w:val="24"/>
         </w:rPr>
-        <w:hyperlink r:id="rId20" w:history="1">
+        <w:hyperlink r:id="rId19" w:history="1">
           <w:r>
             <w:rPr>
               <w:rStyle w:val="Hyperlink"/>
@@ -1676,7 +1670,7 @@
           <w:color w:val="000000"/>
           <w:sz w:val="24"/>
         </w:rPr>
-        <w:hyperlink r:id="rId21" w:history="1">
+        <w:hyperlink r:id="rId20" w:history="1">
           <w:r>
             <w:rPr>
               <w:rStyle w:val="Hyperlink"/>
@@ -1687,6 +1681,23 @@
       </w:r>
       <w:r>
         <w:rPr>
+          <w:rFonts w:ascii="Charis SIL Regular" w:hAnsi="Charis SIL Regular" w:eastAsia="Charis SIL Regular"/>
+          <w:b w:val="0"/>
+          <w:i w:val="0"/>
+          <w:color w:val="000000"/>
+          <w:sz w:val="24"/>
+        </w:rPr>
+        <w:hyperlink r:id="rId20" w:history="1">
+          <w:r>
+            <w:rPr>
+              <w:rStyle w:val="Hyperlink"/>
+            </w:rPr>
+            <w:t>s</w:t>
+          </w:r>
+        </w:hyperlink>
+      </w:r>
+      <w:r>
+        <w:rPr>
           <w:u w:val="single" w:color="0000ff"/>
           <w:rFonts w:ascii="Charis SIL Regular" w:hAnsi="Charis SIL Regular" w:eastAsia="Charis SIL Regular"/>
           <w:b w:val="0"/>
@@ -1694,7 +1705,7 @@
           <w:color w:val="000000"/>
           <w:sz w:val="24"/>
         </w:rPr>
-        <w:t>s</w:t>
+        <w:t>c</w:t>
       </w:r>
       <w:r>
         <w:rPr>
@@ -1704,7 +1715,7 @@
           <w:color w:val="000000"/>
           <w:sz w:val="24"/>
         </w:rPr>
-        <w:t xml:space="preserve">che </w:t>
+        <w:t xml:space="preserve">he </w:t>
       </w:r>
       <w:r>
         <w:rPr>
@@ -1715,7 +1726,7 @@
           <w:color w:val="000000"/>
           <w:sz w:val="24"/>
         </w:rPr>
-        <w:hyperlink r:id="rId22" w:history="1">
+        <w:hyperlink r:id="rId21" w:history="1">
           <w:r>
             <w:rPr>
               <w:rStyle w:val="Hyperlink"/>
@@ -1756,7 +1767,7 @@
           <w:sz w:val="24"/>
           <w:u w:val="single"/>
         </w:rPr>
-        <w:hyperlink r:id="rId23" w:history="1">
+        <w:hyperlink r:id="rId22" w:history="1">
           <w:r>
             <w:rPr>
               <w:rStyle w:val="Hyperlink"/>
@@ -1785,7 +1796,7 @@
           <w:sz w:val="24"/>
           <w:u w:val="single"/>
         </w:rPr>
-        <w:hyperlink r:id="rId23" w:history="1">
+        <w:hyperlink r:id="rId22" w:history="1">
           <w:r>
             <w:rPr>
               <w:rStyle w:val="Hyperlink"/>
@@ -1936,7 +1947,7 @@
           <w:sz w:val="24"/>
           <w:u w:val="single"/>
         </w:rPr>
-        <w:hyperlink r:id="rId24" w:history="1">
+        <w:hyperlink r:id="rId23" w:history="1">
           <w:r>
             <w:rPr>
               <w:rStyle w:val="Hyperlink"/>
@@ -1965,7 +1976,7 @@
           <w:sz w:val="24"/>
           <w:u w:val="single"/>
         </w:rPr>
-        <w:hyperlink r:id="rId24" w:history="1">
+        <w:hyperlink r:id="rId23" w:history="1">
           <w:r>
             <w:rPr>
               <w:rStyle w:val="Hyperlink"/>
@@ -1994,7 +2005,7 @@
           <w:sz w:val="24"/>
           <w:u w:val="single"/>
         </w:rPr>
-        <w:hyperlink r:id="rId24" w:history="1">
+        <w:hyperlink r:id="rId23" w:history="1">
           <w:r>
             <w:rPr>
               <w:rStyle w:val="Hyperlink"/>
@@ -2025,7 +2036,7 @@
           <w:color w:val="000000"/>
           <w:sz w:val="24"/>
         </w:rPr>
-        <w:hyperlink r:id="rId24" w:history="1">
+        <w:hyperlink r:id="rId23" w:history="1">
           <w:r>
             <w:rPr>
               <w:rStyle w:val="Hyperlink"/>
@@ -2043,7 +2054,7 @@
           <w:color w:val="000000"/>
           <w:sz w:val="24"/>
         </w:rPr>
-        <w:hyperlink r:id="rId24" w:history="1">
+        <w:hyperlink r:id="rId23" w:history="1">
           <w:r>
             <w:rPr>
               <w:rStyle w:val="Hyperlink"/>
@@ -2061,7 +2072,7 @@
           <w:color w:val="000000"/>
           <w:sz w:val="24"/>
         </w:rPr>
-        <w:hyperlink r:id="rId24" w:history="1">
+        <w:hyperlink r:id="rId23" w:history="1">
           <w:r>
             <w:rPr>
               <w:rStyle w:val="Hyperlink"/>
@@ -2079,7 +2090,7 @@
           <w:color w:val="000000"/>
           <w:sz w:val="24"/>
         </w:rPr>
-        <w:hyperlink r:id="rId24" w:history="1">
+        <w:hyperlink r:id="rId23" w:history="1">
           <w:r>
             <w:rPr>
               <w:rStyle w:val="Hyperlink"/>
@@ -2107,7 +2118,7 @@
           <w:sz w:val="24"/>
           <w:u w:val="single"/>
         </w:rPr>
-        <w:hyperlink r:id="rId25" w:history="1">
+        <w:hyperlink r:id="rId24" w:history="1">
           <w:r>
             <w:rPr>
               <w:rStyle w:val="Hyperlink"/>
@@ -2125,7 +2136,7 @@
           <w:sz w:val="24"/>
           <w:u w:val="single"/>
         </w:rPr>
-        <w:hyperlink r:id="rId25" w:history="1">
+        <w:hyperlink r:id="rId24" w:history="1">
           <w:r>
             <w:rPr>
               <w:rStyle w:val="Hyperlink"/>
@@ -2154,7 +2165,7 @@
           <w:sz w:val="24"/>
           <w:u w:val="single"/>
         </w:rPr>
-        <w:hyperlink r:id="rId25" w:history="1">
+        <w:hyperlink r:id="rId24" w:history="1">
           <w:r>
             <w:rPr>
               <w:rStyle w:val="Hyperlink"/>
@@ -2182,7 +2193,7 @@
           <w:sz w:val="24"/>
           <w:u w:val="single"/>
         </w:rPr>
-        <w:hyperlink r:id="rId26" w:history="1">
+        <w:hyperlink r:id="rId25" w:history="1">
           <w:r>
             <w:rPr>
               <w:rStyle w:val="Hyperlink"/>
@@ -2211,7 +2222,7 @@
           <w:sz w:val="24"/>
           <w:u w:val="single"/>
         </w:rPr>
-        <w:hyperlink r:id="rId26" w:history="1">
+        <w:hyperlink r:id="rId25" w:history="1">
           <w:r>
             <w:rPr>
               <w:rStyle w:val="Hyperlink"/>
@@ -2239,7 +2250,7 @@
           <w:color w:val="000000"/>
           <w:sz w:val="24"/>
         </w:rPr>
-        <w:hyperlink r:id="rId25" w:history="1">
+        <w:hyperlink r:id="rId24" w:history="1">
           <w:r>
             <w:rPr>
               <w:rStyle w:val="Hyperlink"/>
@@ -2268,7 +2279,7 @@
           <w:sz w:val="24"/>
           <w:u w:val="single"/>
         </w:rPr>
-        <w:hyperlink r:id="rId27" w:history="1">
+        <w:hyperlink r:id="rId24" w:history="1">
           <w:r>
             <w:rPr>
               <w:rStyle w:val="Hyperlink"/>
@@ -2297,7 +2308,7 @@
           <w:color w:val="000000"/>
           <w:sz w:val="24"/>
         </w:rPr>
-        <w:hyperlink r:id="rId25" w:history="1">
+        <w:hyperlink r:id="rId24" w:history="1">
           <w:r>
             <w:rPr>
               <w:rStyle w:val="Hyperlink"/>
@@ -2315,7 +2326,7 @@
           <w:color w:val="000000"/>
           <w:sz w:val="24"/>
         </w:rPr>
-        <w:hyperlink r:id="rId25" w:history="1">
+        <w:hyperlink r:id="rId24" w:history="1">
           <w:r>
             <w:rPr>
               <w:rStyle w:val="Hyperlink"/>
@@ -2354,7 +2365,7 @@
           <w:color w:val="000000"/>
           <w:sz w:val="24"/>
         </w:rPr>
-        <w:hyperlink r:id="rId26" w:history="1">
+        <w:hyperlink r:id="rId25" w:history="1">
           <w:r>
             <w:rPr>
               <w:rStyle w:val="Hyperlink"/>
@@ -2372,7 +2383,7 @@
           <w:color w:val="000000"/>
           <w:sz w:val="24"/>
         </w:rPr>
-        <w:hyperlink r:id="rId26" w:history="1">
+        <w:hyperlink r:id="rId25" w:history="1">
           <w:r>
             <w:rPr>
               <w:rStyle w:val="Hyperlink"/>
@@ -2390,7 +2401,7 @@
           <w:color w:val="000000"/>
           <w:sz w:val="24"/>
         </w:rPr>
-        <w:hyperlink r:id="rId26" w:history="1">
+        <w:hyperlink r:id="rId25" w:history="1">
           <w:r>
             <w:rPr>
               <w:rStyle w:val="Hyperlink"/>
@@ -2428,7 +2439,7 @@
           <w:color w:val="000000"/>
           <w:sz w:val="24"/>
         </w:rPr>
-        <w:hyperlink r:id="rId27" w:history="1">
+        <w:hyperlink r:id="rId26" w:history="1">
           <w:r>
             <w:rPr>
               <w:rStyle w:val="Hyperlink"/>
@@ -2456,7 +2467,7 @@
           <w:sz w:val="24"/>
           <w:u w:val="single"/>
         </w:rPr>
-        <w:hyperlink r:id="rId28" w:history="1">
+        <w:hyperlink r:id="rId27" w:history="1">
           <w:r>
             <w:rPr>
               <w:rStyle w:val="Hyperlink"/>
@@ -2505,7 +2516,7 @@
           <w:color w:val="000000"/>
           <w:sz w:val="24"/>
         </w:rPr>
-        <w:hyperlink r:id="rId28" w:history="1">
+        <w:hyperlink r:id="rId27" w:history="1">
           <w:r>
             <w:rPr>
               <w:rStyle w:val="Hyperlink"/>
@@ -2533,7 +2544,7 @@
           <w:sz w:val="24"/>
           <w:u w:val="single"/>
         </w:rPr>
-        <w:hyperlink r:id="rId29" w:history="1">
+        <w:hyperlink r:id="rId28" w:history="1">
           <w:r>
             <w:rPr>
               <w:rStyle w:val="Hyperlink"/>
@@ -2562,7 +2573,7 @@
           <w:sz w:val="24"/>
           <w:u w:val="single"/>
         </w:rPr>
-        <w:hyperlink r:id="rId29" w:history="1">
+        <w:hyperlink r:id="rId28" w:history="1">
           <w:r>
             <w:rPr>
               <w:rStyle w:val="Hyperlink"/>
@@ -2591,7 +2602,7 @@
           <w:sz w:val="24"/>
           <w:u w:val="single"/>
         </w:rPr>
-        <w:hyperlink r:id="rId29" w:history="1">
+        <w:hyperlink r:id="rId28" w:history="1">
           <w:r>
             <w:rPr>
               <w:rStyle w:val="Hyperlink"/>
@@ -2629,7 +2640,7 @@
           <w:color w:val="000000"/>
           <w:sz w:val="24"/>
         </w:rPr>
-        <w:hyperlink r:id="rId29" w:history="1">
+        <w:hyperlink r:id="rId28" w:history="1">
           <w:r>
             <w:rPr>
               <w:rStyle w:val="Hyperlink"/>
@@ -2647,7 +2658,7 @@
           <w:color w:val="000000"/>
           <w:sz w:val="24"/>
         </w:rPr>
-        <w:hyperlink r:id="rId29" w:history="1">
+        <w:hyperlink r:id="rId28" w:history="1">
           <w:r>
             <w:rPr>
               <w:rStyle w:val="Hyperlink"/>
@@ -2665,7 +2676,7 @@
           <w:color w:val="000000"/>
           <w:sz w:val="24"/>
         </w:rPr>
-        <w:hyperlink r:id="rId29" w:history="1">
+        <w:hyperlink r:id="rId28" w:history="1">
           <w:r>
             <w:rPr>
               <w:rStyle w:val="Hyperlink"/>
@@ -2683,7 +2694,7 @@
           <w:color w:val="000000"/>
           <w:sz w:val="24"/>
         </w:rPr>
-        <w:hyperlink r:id="rId29" w:history="1">
+        <w:hyperlink r:id="rId28" w:history="1">
           <w:r>
             <w:rPr>
               <w:rStyle w:val="Hyperlink"/>
@@ -2701,7 +2712,7 @@
           <w:color w:val="000000"/>
           <w:sz w:val="24"/>
         </w:rPr>
-        <w:hyperlink r:id="rId29" w:history="1">
+        <w:hyperlink r:id="rId28" w:history="1">
           <w:r>
             <w:rPr>
               <w:rStyle w:val="Hyperlink"/>
@@ -2739,7 +2750,7 @@
           <w:sz w:val="24"/>
           <w:u w:val="single"/>
         </w:rPr>
-        <w:hyperlink r:id="rId30" w:history="1">
+        <w:hyperlink r:id="rId29" w:history="1">
           <w:r>
             <w:rPr>
               <w:rStyle w:val="Hyperlink"/>
@@ -2807,7 +2818,7 @@
           <w:sz w:val="24"/>
           <w:u w:val="single"/>
         </w:rPr>
-        <w:hyperlink r:id="rId31" w:history="1">
+        <w:hyperlink r:id="rId30" w:history="1">
           <w:r>
             <w:rPr>
               <w:rStyle w:val="Hyperlink"/>
@@ -2836,7 +2847,7 @@
           <w:sz w:val="24"/>
           <w:u w:val="single"/>
         </w:rPr>
-        <w:hyperlink r:id="rId31" w:history="1">
+        <w:hyperlink r:id="rId30" w:history="1">
           <w:r>
             <w:rPr>
               <w:rStyle w:val="Hyperlink"/>
@@ -2865,7 +2876,7 @@
           <w:sz w:val="24"/>
           <w:u w:val="single"/>
         </w:rPr>
-        <w:hyperlink r:id="rId31" w:history="1">
+        <w:hyperlink r:id="rId30" w:history="1">
           <w:r>
             <w:rPr>
               <w:rStyle w:val="Hyperlink"/>
@@ -2894,7 +2905,7 @@
           <w:sz w:val="24"/>
           <w:u w:val="single"/>
         </w:rPr>
-        <w:hyperlink r:id="rId31" w:history="1">
+        <w:hyperlink r:id="rId30" w:history="1">
           <w:r>
             <w:rPr>
               <w:rStyle w:val="Hyperlink"/>
@@ -2923,7 +2934,7 @@
           <w:sz w:val="24"/>
           <w:u w:val="single"/>
         </w:rPr>
-        <w:hyperlink r:id="rId31" w:history="1">
+        <w:hyperlink r:id="rId30" w:history="1">
           <w:r>
             <w:rPr>
               <w:rStyle w:val="Hyperlink"/>
@@ -2952,7 +2963,7 @@
           <w:sz w:val="24"/>
           <w:u w:val="single"/>
         </w:rPr>
-        <w:hyperlink r:id="rId31" w:history="1">
+        <w:hyperlink r:id="rId30" w:history="1">
           <w:r>
             <w:rPr>
               <w:rStyle w:val="Hyperlink"/>
@@ -2981,7 +2992,7 @@
           <w:sz w:val="24"/>
           <w:u w:val="single"/>
         </w:rPr>
-        <w:hyperlink r:id="rId31" w:history="1">
+        <w:hyperlink r:id="rId30" w:history="1">
           <w:r>
             <w:rPr>
               <w:rStyle w:val="Hyperlink"/>
@@ -3019,7 +3030,7 @@
           <w:color w:val="000000"/>
           <w:sz w:val="24"/>
         </w:rPr>
-        <w:hyperlink r:id="rId31" w:history="1">
+        <w:hyperlink r:id="rId30" w:history="1">
           <w:r>
             <w:rPr>
               <w:rStyle w:val="Hyperlink"/>
@@ -3037,7 +3048,7 @@
           <w:color w:val="000000"/>
           <w:sz w:val="24"/>
         </w:rPr>
-        <w:hyperlink r:id="rId31" w:history="1">
+        <w:hyperlink r:id="rId30" w:history="1">
           <w:r>
             <w:rPr>
               <w:rStyle w:val="Hyperlink"/>
@@ -3055,7 +3066,7 @@
           <w:color w:val="000000"/>
           <w:sz w:val="24"/>
         </w:rPr>
-        <w:hyperlink r:id="rId31" w:history="1">
+        <w:hyperlink r:id="rId30" w:history="1">
           <w:r>
             <w:rPr>
               <w:rStyle w:val="Hyperlink"/>
@@ -3073,7 +3084,7 @@
           <w:color w:val="000000"/>
           <w:sz w:val="24"/>
         </w:rPr>
-        <w:hyperlink r:id="rId31" w:history="1">
+        <w:hyperlink r:id="rId30" w:history="1">
           <w:r>
             <w:rPr>
               <w:rStyle w:val="Hyperlink"/>
@@ -3091,7 +3102,7 @@
           <w:color w:val="000000"/>
           <w:sz w:val="24"/>
         </w:rPr>
-        <w:hyperlink r:id="rId31" w:history="1">
+        <w:hyperlink r:id="rId30" w:history="1">
           <w:r>
             <w:rPr>
               <w:rStyle w:val="Hyperlink"/>
@@ -3109,7 +3120,7 @@
           <w:color w:val="000000"/>
           <w:sz w:val="24"/>
         </w:rPr>
-        <w:hyperlink r:id="rId31" w:history="1">
+        <w:hyperlink r:id="rId30" w:history="1">
           <w:r>
             <w:rPr>
               <w:rStyle w:val="Hyperlink"/>
@@ -3127,7 +3138,7 @@
           <w:color w:val="000000"/>
           <w:sz w:val="24"/>
         </w:rPr>
-        <w:hyperlink r:id="rId31" w:history="1">
+        <w:hyperlink r:id="rId30" w:history="1">
           <w:r>
             <w:rPr>
               <w:rStyle w:val="Hyperlink"/>
@@ -3145,7 +3156,7 @@
           <w:color w:val="000000"/>
           <w:sz w:val="24"/>
         </w:rPr>
-        <w:hyperlink r:id="rId31" w:history="1">
+        <w:hyperlink r:id="rId30" w:history="1">
           <w:r>
             <w:rPr>
               <w:rStyle w:val="Hyperlink"/>
@@ -3163,7 +3174,7 @@
           <w:color w:val="000000"/>
           <w:sz w:val="24"/>
         </w:rPr>
-        <w:hyperlink r:id="rId31" w:history="1">
+        <w:hyperlink r:id="rId30" w:history="1">
           <w:r>
             <w:rPr>
               <w:rStyle w:val="Hyperlink"/>
@@ -3217,7 +3228,7 @@
           <w:sz w:val="24"/>
           <w:u w:val="single"/>
         </w:rPr>
-        <w:hyperlink r:id="rId31" w:history="1">
+        <w:hyperlink r:id="rId30" w:history="1">
           <w:r>
             <w:rPr>
               <w:rStyle w:val="Hyperlink"/>
@@ -3246,7 +3257,7 @@
           <w:sz w:val="24"/>
           <w:u w:val="single"/>
         </w:rPr>
-        <w:hyperlink r:id="rId31" w:history="1">
+        <w:hyperlink r:id="rId30" w:history="1">
           <w:r>
             <w:rPr>
               <w:rStyle w:val="Hyperlink"/>
@@ -3275,7 +3286,7 @@
           <w:sz w:val="24"/>
           <w:u w:val="single"/>
         </w:rPr>
-        <w:hyperlink r:id="rId31" w:history="1">
+        <w:hyperlink r:id="rId30" w:history="1">
           <w:r>
             <w:rPr>
               <w:rStyle w:val="Hyperlink"/>
@@ -3293,7 +3304,7 @@
           <w:sz w:val="24"/>
           <w:u w:val="single"/>
         </w:rPr>
-        <w:hyperlink r:id="rId32" w:history="1">
+        <w:hyperlink r:id="rId31" w:history="1">
           <w:r>
             <w:rPr>
               <w:rStyle w:val="Hyperlink"/>
@@ -3331,7 +3342,7 @@
           <w:color w:val="000000"/>
           <w:sz w:val="24"/>
         </w:rPr>
-        <w:hyperlink r:id="rId32" w:history="1">
+        <w:hyperlink r:id="rId31" w:history="1">
           <w:r>
             <w:rPr>
               <w:rStyle w:val="Hyperlink"/>
@@ -3349,7 +3360,7 @@
           <w:color w:val="000000"/>
           <w:sz w:val="24"/>
         </w:rPr>
-        <w:hyperlink r:id="rId32" w:history="1">
+        <w:hyperlink r:id="rId31" w:history="1">
           <w:r>
             <w:rPr>
               <w:rStyle w:val="Hyperlink"/>
@@ -3367,7 +3378,7 @@
           <w:color w:val="000000"/>
           <w:sz w:val="24"/>
         </w:rPr>
-        <w:hyperlink r:id="rId32" w:history="1">
+        <w:hyperlink r:id="rId31" w:history="1">
           <w:r>
             <w:rPr>
               <w:rStyle w:val="Hyperlink"/>
@@ -3474,7 +3485,7 @@
           <w:sz w:val="24"/>
           <w:u w:val="single"/>
         </w:rPr>
-        <w:hyperlink r:id="rId33" w:history="1">
+        <w:hyperlink r:id="rId32" w:history="1">
           <w:r>
             <w:rPr>
               <w:rStyle w:val="Hyperlink"/>
@@ -3503,7 +3514,7 @@
           <w:sz w:val="24"/>
           <w:u w:val="single"/>
         </w:rPr>
-        <w:hyperlink r:id="rId33" w:history="1">
+        <w:hyperlink r:id="rId32" w:history="1">
           <w:r>
             <w:rPr>
               <w:rStyle w:val="Hyperlink"/>
@@ -3532,7 +3543,7 @@
           <w:sz w:val="24"/>
           <w:u w:val="single"/>
         </w:rPr>
-        <w:hyperlink r:id="rId33" w:history="1">
+        <w:hyperlink r:id="rId32" w:history="1">
           <w:r>
             <w:rPr>
               <w:rStyle w:val="Hyperlink"/>
@@ -3560,7 +3571,7 @@
           <w:color w:val="000000"/>
           <w:sz w:val="24"/>
         </w:rPr>
-        <w:hyperlink r:id="rId33" w:history="1">
+        <w:hyperlink r:id="rId32" w:history="1">
           <w:r>
             <w:rPr>
               <w:rStyle w:val="Hyperlink"/>
@@ -3578,7 +3589,7 @@
           <w:color w:val="000000"/>
           <w:sz w:val="24"/>
         </w:rPr>
-        <w:hyperlink r:id="rId33" w:history="1">
+        <w:hyperlink r:id="rId32" w:history="1">
           <w:r>
             <w:rPr>
               <w:rStyle w:val="Hyperlink"/>
@@ -3596,7 +3607,7 @@
           <w:color w:val="000000"/>
           <w:sz w:val="24"/>
         </w:rPr>
-        <w:hyperlink r:id="rId33" w:history="1">
+        <w:hyperlink r:id="rId32" w:history="1">
           <w:r>
             <w:rPr>
               <w:rStyle w:val="Hyperlink"/>
@@ -3614,7 +3625,7 @@
           <w:color w:val="000000"/>
           <w:sz w:val="24"/>
         </w:rPr>
-        <w:hyperlink r:id="rId33" w:history="1">
+        <w:hyperlink r:id="rId32" w:history="1">
           <w:r>
             <w:rPr>
               <w:rStyle w:val="Hyperlink"/>
@@ -3632,7 +3643,7 @@
           <w:color w:val="000000"/>
           <w:sz w:val="24"/>
         </w:rPr>
-        <w:hyperlink r:id="rId33" w:history="1">
+        <w:hyperlink r:id="rId32" w:history="1">
           <w:r>
             <w:rPr>
               <w:rStyle w:val="Hyperlink"/>
@@ -3660,7 +3671,7 @@
           <w:sz w:val="24"/>
           <w:u w:val="single"/>
         </w:rPr>
-        <w:hyperlink r:id="rId34" w:history="1">
+        <w:hyperlink r:id="rId33" w:history="1">
           <w:r>
             <w:rPr>
               <w:rStyle w:val="Hyperlink"/>
@@ -3689,7 +3700,7 @@
           <w:sz w:val="24"/>
           <w:u w:val="single"/>
         </w:rPr>
-        <w:hyperlink r:id="rId34" w:history="1">
+        <w:hyperlink r:id="rId33" w:history="1">
           <w:r>
             <w:rPr>
               <w:rStyle w:val="Hyperlink"/>
@@ -3707,7 +3718,7 @@
           <w:sz w:val="24"/>
           <w:u w:val="single"/>
         </w:rPr>
-        <w:hyperlink r:id="rId34" w:history="1">
+        <w:hyperlink r:id="rId33" w:history="1">
           <w:r>
             <w:rPr>
               <w:rStyle w:val="Hyperlink"/>
@@ -3745,7 +3756,7 @@
           <w:sz w:val="24"/>
           <w:u w:val="single"/>
         </w:rPr>
-        <w:hyperlink r:id="rId35" w:history="1">
+        <w:hyperlink r:id="rId34" w:history="1">
           <w:r>
             <w:rPr>
               <w:rStyle w:val="Hyperlink"/>
@@ -3774,7 +3785,7 @@
           <w:sz w:val="24"/>
           <w:u w:val="single"/>
         </w:rPr>
-        <w:hyperlink r:id="rId35" w:history="1">
+        <w:hyperlink r:id="rId34" w:history="1">
           <w:r>
             <w:rPr>
               <w:rStyle w:val="Hyperlink"/>
@@ -3803,7 +3814,7 @@
           <w:sz w:val="24"/>
           <w:u w:val="single"/>
         </w:rPr>
-        <w:hyperlink r:id="rId35" w:history="1">
+        <w:hyperlink r:id="rId34" w:history="1">
           <w:r>
             <w:rPr>
               <w:rStyle w:val="Hyperlink"/>
@@ -3832,7 +3843,7 @@
           <w:sz w:val="24"/>
           <w:u w:val="single"/>
         </w:rPr>
-        <w:hyperlink r:id="rId35" w:history="1">
+        <w:hyperlink r:id="rId34" w:history="1">
           <w:r>
             <w:rPr>
               <w:rStyle w:val="Hyperlink"/>
@@ -3848,8 +3859,9 @@
           <w:i w:val="0"/>
           <w:color w:val="0000FF"/>
           <w:sz w:val="24"/>
-        </w:rPr>
-        <w:hyperlink r:id="rId35" w:history="1">
+          <w:u w:val="single"/>
+        </w:rPr>
+        <w:hyperlink r:id="rId34" w:history="1">
           <w:r>
             <w:rPr>
               <w:rStyle w:val="Hyperlink"/>
@@ -3867,7 +3879,7 @@
           <w:sz w:val="24"/>
           <w:u w:val="single"/>
         </w:rPr>
-        <w:hyperlink r:id="rId35" w:history="1">
+        <w:hyperlink r:id="rId34" w:history="1">
           <w:r>
             <w:rPr>
               <w:rStyle w:val="Hyperlink"/>
@@ -3885,7 +3897,7 @@
           <w:color w:val="000000"/>
           <w:sz w:val="24"/>
         </w:rPr>
-        <w:hyperlink r:id="rId34" w:history="1">
+        <w:hyperlink r:id="rId33" w:history="1">
           <w:r>
             <w:rPr>
               <w:rStyle w:val="Hyperlink"/>
@@ -3903,7 +3915,7 @@
           <w:color w:val="000000"/>
           <w:sz w:val="24"/>
         </w:rPr>
-        <w:hyperlink r:id="rId34" w:history="1">
+        <w:hyperlink r:id="rId33" w:history="1">
           <w:r>
             <w:rPr>
               <w:rStyle w:val="Hyperlink"/>
@@ -3921,7 +3933,7 @@
           <w:color w:val="000000"/>
           <w:sz w:val="24"/>
         </w:rPr>
-        <w:hyperlink r:id="rId34" w:history="1">
+        <w:hyperlink r:id="rId33" w:history="1">
           <w:r>
             <w:rPr>
               <w:rStyle w:val="Hyperlink"/>
@@ -3939,7 +3951,7 @@
           <w:color w:val="000000"/>
           <w:sz w:val="24"/>
         </w:rPr>
-        <w:hyperlink r:id="rId34" w:history="1">
+        <w:hyperlink r:id="rId33" w:history="1">
           <w:r>
             <w:rPr>
               <w:rStyle w:val="Hyperlink"/>
@@ -3977,14 +3989,7 @@
           <w:sz w:val="24"/>
           <w:u w:val="single"/>
         </w:rPr>
-        <w:hyperlink r:id="rId36" w:history="1">
-          <w:r>
-            <w:rPr>
-              <w:rStyle w:val="Hyperlink"/>
-            </w:rPr>
-            <w:t>restitutiev</w:t>
-          </w:r>
-        </w:hyperlink>
+        <w:t>restitutiev</w:t>
       </w:r>
       <w:r>
         <w:rPr>
@@ -3995,7 +4000,7 @@
           <w:sz w:val="24"/>
           <w:u w:val="single"/>
         </w:rPr>
-        <w:hyperlink r:id="rId36" w:history="1">
+        <w:hyperlink r:id="rId34" w:history="1">
           <w:r>
             <w:rPr>
               <w:rStyle w:val="Hyperlink"/>
@@ -4013,7 +4018,7 @@
           <w:color w:val="000000"/>
           <w:sz w:val="24"/>
         </w:rPr>
-        <w:hyperlink r:id="rId35" w:history="1">
+        <w:hyperlink r:id="rId34" w:history="1">
           <w:r>
             <w:rPr>
               <w:rStyle w:val="Hyperlink"/>
@@ -4031,7 +4036,7 @@
           <w:color w:val="000000"/>
           <w:sz w:val="24"/>
         </w:rPr>
-        <w:hyperlink r:id="rId35" w:history="1">
+        <w:hyperlink r:id="rId34" w:history="1">
           <w:r>
             <w:rPr>
               <w:rStyle w:val="Hyperlink"/>
@@ -4049,7 +4054,7 @@
           <w:color w:val="000000"/>
           <w:sz w:val="24"/>
         </w:rPr>
-        <w:hyperlink r:id="rId35" w:history="1">
+        <w:hyperlink r:id="rId34" w:history="1">
           <w:r>
             <w:rPr>
               <w:rStyle w:val="Hyperlink"/>
@@ -4067,7 +4072,7 @@
           <w:color w:val="000000"/>
           <w:sz w:val="24"/>
         </w:rPr>
-        <w:hyperlink r:id="rId35" w:history="1">
+        <w:hyperlink r:id="rId34" w:history="1">
           <w:r>
             <w:rPr>
               <w:rStyle w:val="Hyperlink"/>
@@ -4085,7 +4090,7 @@
           <w:color w:val="000000"/>
           <w:sz w:val="24"/>
         </w:rPr>
-        <w:hyperlink r:id="rId35" w:history="1">
+        <w:hyperlink r:id="rId34" w:history="1">
           <w:r>
             <w:rPr>
               <w:rStyle w:val="Hyperlink"/>
@@ -4103,7 +4108,7 @@
           <w:color w:val="000000"/>
           <w:sz w:val="24"/>
         </w:rPr>
-        <w:hyperlink r:id="rId35" w:history="1">
+        <w:hyperlink r:id="rId34" w:history="1">
           <w:r>
             <w:rPr>
               <w:rStyle w:val="Hyperlink"/>
@@ -4121,7 +4126,7 @@
           <w:color w:val="000000"/>
           <w:sz w:val="24"/>
         </w:rPr>
-        <w:hyperlink r:id="rId35" w:history="1">
+        <w:hyperlink r:id="rId34" w:history="1">
           <w:r>
             <w:rPr>
               <w:rStyle w:val="Hyperlink"/>
@@ -4181,7 +4186,7 @@
           <w:color w:val="000000"/>
           <w:sz w:val="24"/>
         </w:rPr>
-        <w:hyperlink r:id="rId36" w:history="1">
+        <w:hyperlink r:id="rId35" w:history="1">
           <w:r>
             <w:rPr>
               <w:rStyle w:val="Hyperlink"/>
@@ -4408,7 +4413,7 @@
           <w:sz w:val="24"/>
           <w:u w:val="single"/>
         </w:rPr>
-        <w:hyperlink r:id="rId37" w:history="1">
+        <w:hyperlink r:id="rId36" w:history="1">
           <w:r>
             <w:rPr>
               <w:rStyle w:val="Hyperlink"/>
@@ -4426,7 +4431,7 @@
           <w:sz w:val="24"/>
           <w:u w:val="single"/>
         </w:rPr>
-        <w:hyperlink r:id="rId37" w:history="1">
+        <w:hyperlink r:id="rId36" w:history="1">
           <w:r>
             <w:rPr>
               <w:rStyle w:val="Hyperlink"/>
@@ -4444,7 +4449,7 @@
           <w:sz w:val="24"/>
           <w:u w:val="single"/>
         </w:rPr>
-        <w:hyperlink r:id="rId37" w:history="1">
+        <w:hyperlink r:id="rId36" w:history="1">
           <w:r>
             <w:rPr>
               <w:rStyle w:val="Hyperlink"/>
@@ -4462,7 +4467,7 @@
           <w:sz w:val="24"/>
           <w:u w:val="single"/>
         </w:rPr>
-        <w:hyperlink r:id="rId37" w:history="1">
+        <w:hyperlink r:id="rId36" w:history="1">
           <w:r>
             <w:rPr>
               <w:rStyle w:val="Hyperlink"/>
@@ -4480,7 +4485,7 @@
           <w:sz w:val="24"/>
           <w:u w:val="single"/>
         </w:rPr>
-        <w:hyperlink r:id="rId37" w:history="1">
+        <w:hyperlink r:id="rId36" w:history="1">
           <w:r>
             <w:rPr>
               <w:rStyle w:val="Hyperlink"/>
@@ -4598,7 +4603,7 @@
           <w:sz w:val="24"/>
           <w:u w:val="single"/>
         </w:rPr>
-        <w:hyperlink r:id="rId38" w:history="1">
+        <w:hyperlink r:id="rId37" w:history="1">
           <w:r>
             <w:rPr>
               <w:rStyle w:val="Hyperlink"/>
@@ -4616,7 +4621,7 @@
           <w:sz w:val="24"/>
           <w:u w:val="single"/>
         </w:rPr>
-        <w:hyperlink r:id="rId38" w:history="1">
+        <w:hyperlink r:id="rId37" w:history="1">
           <w:r>
             <w:rPr>
               <w:rStyle w:val="Hyperlink"/>
@@ -4634,7 +4639,7 @@
           <w:sz w:val="24"/>
           <w:u w:val="single"/>
         </w:rPr>
-        <w:hyperlink r:id="rId38" w:history="1">
+        <w:hyperlink r:id="rId37" w:history="1">
           <w:r>
             <w:rPr>
               <w:rStyle w:val="Hyperlink"/>
@@ -4652,7 +4657,7 @@
           <w:sz w:val="24"/>
           <w:u w:val="single"/>
         </w:rPr>
-        <w:hyperlink r:id="rId38" w:history="1">
+        <w:hyperlink r:id="rId37" w:history="1">
           <w:r>
             <w:rPr>
               <w:rStyle w:val="Hyperlink"/>
@@ -4760,7 +4765,7 @@
           <w:sz w:val="24"/>
           <w:u w:val="single"/>
         </w:rPr>
-        <w:hyperlink r:id="rId39" w:history="1">
+        <w:hyperlink r:id="rId38" w:history="1">
           <w:r>
             <w:rPr>
               <w:rStyle w:val="Hyperlink"/>
@@ -4778,7 +4783,7 @@
           <w:sz w:val="24"/>
           <w:u w:val="single"/>
         </w:rPr>
-        <w:hyperlink r:id="rId39" w:history="1">
+        <w:hyperlink r:id="rId38" w:history="1">
           <w:r>
             <w:rPr>
               <w:rStyle w:val="Hyperlink"/>
@@ -4796,7 +4801,7 @@
           <w:sz w:val="24"/>
           <w:u w:val="single"/>
         </w:rPr>
-        <w:hyperlink r:id="rId39" w:history="1">
+        <w:hyperlink r:id="rId38" w:history="1">
           <w:r>
             <w:rPr>
               <w:rStyle w:val="Hyperlink"/>
@@ -4814,7 +4819,7 @@
           <w:sz w:val="24"/>
           <w:u w:val="single"/>
         </w:rPr>
-        <w:hyperlink r:id="rId39" w:history="1">
+        <w:hyperlink r:id="rId38" w:history="1">
           <w:r>
             <w:rPr>
               <w:rStyle w:val="Hyperlink"/>
@@ -4842,7 +4847,7 @@
           <w:sz w:val="24"/>
           <w:u w:val="single"/>
         </w:rPr>
-        <w:hyperlink r:id="rId40" w:history="1">
+        <w:hyperlink r:id="rId39" w:history="1">
           <w:r>
             <w:rPr>
               <w:rStyle w:val="Hyperlink"/>
@@ -4860,7 +4865,7 @@
           <w:sz w:val="24"/>
           <w:u w:val="single"/>
         </w:rPr>
-        <w:hyperlink r:id="rId40" w:history="1">
+        <w:hyperlink r:id="rId38" w:history="1">
           <w:r>
             <w:rPr>
               <w:rStyle w:val="Hyperlink"/>
@@ -4878,7 +4883,7 @@
           <w:sz w:val="24"/>
           <w:u w:val="single"/>
         </w:rPr>
-        <w:hyperlink r:id="rId40" w:history="1">
+        <w:hyperlink r:id="rId38" w:history="1">
           <w:r>
             <w:rPr>
               <w:rStyle w:val="Hyperlink"/>
@@ -4906,7 +4911,7 @@
           <w:sz w:val="24"/>
           <w:u w:val="single"/>
         </w:rPr>
-        <w:hyperlink r:id="rId41" w:history="1">
+        <w:hyperlink r:id="rId38" w:history="1">
           <w:r>
             <w:rPr>
               <w:rStyle w:val="Hyperlink"/>
@@ -4935,7 +4940,7 @@
           <w:sz w:val="24"/>
           <w:u w:val="single"/>
         </w:rPr>
-        <w:hyperlink r:id="rId41" w:history="1">
+        <w:hyperlink r:id="rId38" w:history="1">
           <w:r>
             <w:rPr>
               <w:rStyle w:val="Hyperlink"/>
@@ -4953,7 +4958,7 @@
           <w:sz w:val="24"/>
           <w:u w:val="single"/>
         </w:rPr>
-        <w:hyperlink r:id="rId41" w:history="1">
+        <w:hyperlink r:id="rId38" w:history="1">
           <w:r>
             <w:rPr>
               <w:rStyle w:val="Hyperlink"/>

--- a/EXPORTS/DOCX/published/niveau3/Dutch/KunsthandelVanLier.docx
+++ b/EXPORTS/DOCX/published/niveau3/Dutch/KunsthandelVanLier.docx
@@ -809,7 +809,7 @@
           <w:sz w:val="24"/>
           <w:u w:val="single"/>
         </w:rPr>
-        <w:hyperlink r:id="rId14" w:history="1">
+        <w:hyperlink r:id="rId13" w:history="1">
           <w:r>
             <w:rPr>
               <w:rStyle w:val="Hyperlink"/>
@@ -845,7 +845,7 @@
           <w:sz w:val="24"/>
           <w:u w:val="single"/>
         </w:rPr>
-        <w:hyperlink r:id="rId14" w:history="1">
+        <w:hyperlink r:id="rId15" w:history="1">
           <w:r>
             <w:rPr>
               <w:rStyle w:val="Hyperlink"/>
@@ -874,7 +874,7 @@
           <w:sz w:val="24"/>
           <w:u w:val="single"/>
         </w:rPr>
-        <w:hyperlink r:id="rId14" w:history="1">
+        <w:hyperlink r:id="rId15" w:history="1">
           <w:r>
             <w:rPr>
               <w:rStyle w:val="Hyperlink"/>
@@ -938,7 +938,7 @@
           <w:sz w:val="24"/>
           <w:u w:val="single"/>
         </w:rPr>
-        <w:hyperlink r:id="rId15" w:history="1">
+        <w:hyperlink r:id="rId14" w:history="1">
           <w:r>
             <w:rPr>
               <w:rStyle w:val="Hyperlink"/>
@@ -1167,7 +1167,7 @@
           <w:color w:val="000000"/>
           <w:sz w:val="24"/>
         </w:rPr>
-        <w:hyperlink r:id="rId15" w:history="1">
+        <w:hyperlink r:id="rId17" w:history="1">
           <w:r>
             <w:rPr>
               <w:rStyle w:val="Hyperlink"/>
@@ -1185,7 +1185,7 @@
           <w:color w:val="000000"/>
           <w:sz w:val="24"/>
         </w:rPr>
-        <w:hyperlink r:id="rId15" w:history="1">
+        <w:hyperlink r:id="rId17" w:history="1">
           <w:r>
             <w:rPr>
               <w:rStyle w:val="Hyperlink"/>
@@ -1203,7 +1203,7 @@
           <w:color w:val="000000"/>
           <w:sz w:val="24"/>
         </w:rPr>
-        <w:hyperlink r:id="rId15" w:history="1">
+        <w:hyperlink r:id="rId17" w:history="1">
           <w:r>
             <w:rPr>
               <w:rStyle w:val="Hyperlink"/>
@@ -1399,7 +1399,7 @@
           <w:color w:val="000000"/>
           <w:sz w:val="24"/>
         </w:rPr>
-        <w:hyperlink r:id="rId17" w:history="1">
+        <w:hyperlink r:id="rId18" w:history="1">
           <w:r>
             <w:rPr>
               <w:rStyle w:val="Hyperlink"/>
@@ -1417,7 +1417,7 @@
           <w:color w:val="000000"/>
           <w:sz w:val="24"/>
         </w:rPr>
-        <w:hyperlink r:id="rId17" w:history="1">
+        <w:hyperlink r:id="rId18" w:history="1">
           <w:r>
             <w:rPr>
               <w:rStyle w:val="Hyperlink"/>
@@ -1435,7 +1435,7 @@
           <w:color w:val="000000"/>
           <w:sz w:val="24"/>
         </w:rPr>
-        <w:hyperlink r:id="rId17" w:history="1">
+        <w:hyperlink r:id="rId18" w:history="1">
           <w:r>
             <w:rPr>
               <w:rStyle w:val="Hyperlink"/>
@@ -1453,7 +1453,7 @@
           <w:color w:val="000000"/>
           <w:sz w:val="24"/>
         </w:rPr>
-        <w:hyperlink r:id="rId17" w:history="1">
+        <w:hyperlink r:id="rId18" w:history="1">
           <w:r>
             <w:rPr>
               <w:rStyle w:val="Hyperlink"/>
@@ -1481,7 +1481,7 @@
           <w:sz w:val="24"/>
           <w:u w:val="single"/>
         </w:rPr>
-        <w:hyperlink r:id="rId18" w:history="1">
+        <w:hyperlink r:id="rId19" w:history="1">
           <w:r>
             <w:rPr>
               <w:rStyle w:val="Hyperlink"/>
@@ -1509,7 +1509,7 @@
           <w:sz w:val="24"/>
           <w:u w:val="single"/>
         </w:rPr>
-        <w:hyperlink r:id="rId19" w:history="1">
+        <w:hyperlink r:id="rId20" w:history="1">
           <w:r>
             <w:rPr>
               <w:rStyle w:val="Hyperlink"/>
@@ -1537,7 +1537,7 @@
           <w:sz w:val="24"/>
           <w:u w:val="single"/>
         </w:rPr>
-        <w:hyperlink r:id="rId20" w:history="1">
+        <w:hyperlink r:id="rId21" w:history="1">
           <w:r>
             <w:rPr>
               <w:rStyle w:val="Hyperlink"/>
@@ -1565,7 +1565,7 @@
           <w:sz w:val="24"/>
           <w:u w:val="single"/>
         </w:rPr>
-        <w:hyperlink r:id="rId21" w:history="1">
+        <w:hyperlink r:id="rId22" w:history="1">
           <w:r>
             <w:rPr>
               <w:rStyle w:val="Hyperlink"/>
@@ -1603,7 +1603,7 @@
           <w:color w:val="000000"/>
           <w:sz w:val="24"/>
         </w:rPr>
-        <w:hyperlink r:id="rId18" w:history="1">
+        <w:hyperlink r:id="rId19" w:history="1">
           <w:r>
             <w:rPr>
               <w:rStyle w:val="Hyperlink"/>
@@ -1642,7 +1642,7 @@
           <w:color w:val="000000"/>
           <w:sz w:val="24"/>
         </w:rPr>
-        <w:hyperlink r:id="rId19" w:history="1">
+        <w:hyperlink r:id="rId20" w:history="1">
           <w:r>
             <w:rPr>
               <w:rStyle w:val="Hyperlink"/>
@@ -1670,7 +1670,7 @@
           <w:color w:val="000000"/>
           <w:sz w:val="24"/>
         </w:rPr>
-        <w:hyperlink r:id="rId20" w:history="1">
+        <w:hyperlink r:id="rId21" w:history="1">
           <w:r>
             <w:rPr>
               <w:rStyle w:val="Hyperlink"/>
@@ -1687,7 +1687,7 @@
           <w:color w:val="000000"/>
           <w:sz w:val="24"/>
         </w:rPr>
-        <w:hyperlink r:id="rId20" w:history="1">
+        <w:hyperlink r:id="rId21" w:history="1">
           <w:r>
             <w:rPr>
               <w:rStyle w:val="Hyperlink"/>
@@ -1726,7 +1726,7 @@
           <w:color w:val="000000"/>
           <w:sz w:val="24"/>
         </w:rPr>
-        <w:hyperlink r:id="rId21" w:history="1">
+        <w:hyperlink r:id="rId22" w:history="1">
           <w:r>
             <w:rPr>
               <w:rStyle w:val="Hyperlink"/>
@@ -1767,7 +1767,7 @@
           <w:sz w:val="24"/>
           <w:u w:val="single"/>
         </w:rPr>
-        <w:hyperlink r:id="rId22" w:history="1">
+        <w:hyperlink r:id="rId23" w:history="1">
           <w:r>
             <w:rPr>
               <w:rStyle w:val="Hyperlink"/>
@@ -1796,7 +1796,7 @@
           <w:sz w:val="24"/>
           <w:u w:val="single"/>
         </w:rPr>
-        <w:hyperlink r:id="rId22" w:history="1">
+        <w:hyperlink r:id="rId23" w:history="1">
           <w:r>
             <w:rPr>
               <w:rStyle w:val="Hyperlink"/>
@@ -1947,7 +1947,7 @@
           <w:sz w:val="24"/>
           <w:u w:val="single"/>
         </w:rPr>
-        <w:hyperlink r:id="rId23" w:history="1">
+        <w:hyperlink r:id="rId24" w:history="1">
           <w:r>
             <w:rPr>
               <w:rStyle w:val="Hyperlink"/>
@@ -1976,7 +1976,7 @@
           <w:sz w:val="24"/>
           <w:u w:val="single"/>
         </w:rPr>
-        <w:hyperlink r:id="rId23" w:history="1">
+        <w:hyperlink r:id="rId24" w:history="1">
           <w:r>
             <w:rPr>
               <w:rStyle w:val="Hyperlink"/>
@@ -2005,7 +2005,7 @@
           <w:sz w:val="24"/>
           <w:u w:val="single"/>
         </w:rPr>
-        <w:hyperlink r:id="rId23" w:history="1">
+        <w:hyperlink r:id="rId24" w:history="1">
           <w:r>
             <w:rPr>
               <w:rStyle w:val="Hyperlink"/>
@@ -2036,7 +2036,7 @@
           <w:color w:val="000000"/>
           <w:sz w:val="24"/>
         </w:rPr>
-        <w:hyperlink r:id="rId23" w:history="1">
+        <w:hyperlink r:id="rId24" w:history="1">
           <w:r>
             <w:rPr>
               <w:rStyle w:val="Hyperlink"/>
@@ -2054,7 +2054,7 @@
           <w:color w:val="000000"/>
           <w:sz w:val="24"/>
         </w:rPr>
-        <w:hyperlink r:id="rId23" w:history="1">
+        <w:hyperlink r:id="rId24" w:history="1">
           <w:r>
             <w:rPr>
               <w:rStyle w:val="Hyperlink"/>
@@ -2072,7 +2072,7 @@
           <w:color w:val="000000"/>
           <w:sz w:val="24"/>
         </w:rPr>
-        <w:hyperlink r:id="rId23" w:history="1">
+        <w:hyperlink r:id="rId24" w:history="1">
           <w:r>
             <w:rPr>
               <w:rStyle w:val="Hyperlink"/>
@@ -2090,7 +2090,7 @@
           <w:color w:val="000000"/>
           <w:sz w:val="24"/>
         </w:rPr>
-        <w:hyperlink r:id="rId23" w:history="1">
+        <w:hyperlink r:id="rId24" w:history="1">
           <w:r>
             <w:rPr>
               <w:rStyle w:val="Hyperlink"/>
@@ -2118,7 +2118,7 @@
           <w:sz w:val="24"/>
           <w:u w:val="single"/>
         </w:rPr>
-        <w:hyperlink r:id="rId24" w:history="1">
+        <w:hyperlink r:id="rId25" w:history="1">
           <w:r>
             <w:rPr>
               <w:rStyle w:val="Hyperlink"/>
@@ -2136,7 +2136,7 @@
           <w:sz w:val="24"/>
           <w:u w:val="single"/>
         </w:rPr>
-        <w:hyperlink r:id="rId24" w:history="1">
+        <w:hyperlink r:id="rId25" w:history="1">
           <w:r>
             <w:rPr>
               <w:rStyle w:val="Hyperlink"/>
@@ -2165,7 +2165,7 @@
           <w:sz w:val="24"/>
           <w:u w:val="single"/>
         </w:rPr>
-        <w:hyperlink r:id="rId24" w:history="1">
+        <w:hyperlink r:id="rId25" w:history="1">
           <w:r>
             <w:rPr>
               <w:rStyle w:val="Hyperlink"/>
@@ -2193,7 +2193,7 @@
           <w:sz w:val="24"/>
           <w:u w:val="single"/>
         </w:rPr>
-        <w:hyperlink r:id="rId25" w:history="1">
+        <w:hyperlink r:id="rId26" w:history="1">
           <w:r>
             <w:rPr>
               <w:rStyle w:val="Hyperlink"/>
@@ -2222,7 +2222,7 @@
           <w:sz w:val="24"/>
           <w:u w:val="single"/>
         </w:rPr>
-        <w:hyperlink r:id="rId25" w:history="1">
+        <w:hyperlink r:id="rId26" w:history="1">
           <w:r>
             <w:rPr>
               <w:rStyle w:val="Hyperlink"/>
@@ -2250,7 +2250,7 @@
           <w:color w:val="000000"/>
           <w:sz w:val="24"/>
         </w:rPr>
-        <w:hyperlink r:id="rId24" w:history="1">
+        <w:hyperlink r:id="rId25" w:history="1">
           <w:r>
             <w:rPr>
               <w:rStyle w:val="Hyperlink"/>
@@ -2279,7 +2279,7 @@
           <w:sz w:val="24"/>
           <w:u w:val="single"/>
         </w:rPr>
-        <w:hyperlink r:id="rId24" w:history="1">
+        <w:hyperlink r:id="rId25" w:history="1">
           <w:r>
             <w:rPr>
               <w:rStyle w:val="Hyperlink"/>
@@ -2308,7 +2308,7 @@
           <w:color w:val="000000"/>
           <w:sz w:val="24"/>
         </w:rPr>
-        <w:hyperlink r:id="rId24" w:history="1">
+        <w:hyperlink r:id="rId25" w:history="1">
           <w:r>
             <w:rPr>
               <w:rStyle w:val="Hyperlink"/>
@@ -2326,7 +2326,7 @@
           <w:color w:val="000000"/>
           <w:sz w:val="24"/>
         </w:rPr>
-        <w:hyperlink r:id="rId24" w:history="1">
+        <w:hyperlink r:id="rId25" w:history="1">
           <w:r>
             <w:rPr>
               <w:rStyle w:val="Hyperlink"/>
@@ -2365,7 +2365,7 @@
           <w:color w:val="000000"/>
           <w:sz w:val="24"/>
         </w:rPr>
-        <w:hyperlink r:id="rId25" w:history="1">
+        <w:hyperlink r:id="rId26" w:history="1">
           <w:r>
             <w:rPr>
               <w:rStyle w:val="Hyperlink"/>
@@ -2383,7 +2383,7 @@
           <w:color w:val="000000"/>
           <w:sz w:val="24"/>
         </w:rPr>
-        <w:hyperlink r:id="rId25" w:history="1">
+        <w:hyperlink r:id="rId26" w:history="1">
           <w:r>
             <w:rPr>
               <w:rStyle w:val="Hyperlink"/>
@@ -2401,7 +2401,7 @@
           <w:color w:val="000000"/>
           <w:sz w:val="24"/>
         </w:rPr>
-        <w:hyperlink r:id="rId25" w:history="1">
+        <w:hyperlink r:id="rId26" w:history="1">
           <w:r>
             <w:rPr>
               <w:rStyle w:val="Hyperlink"/>
@@ -2439,7 +2439,7 @@
           <w:color w:val="000000"/>
           <w:sz w:val="24"/>
         </w:rPr>
-        <w:hyperlink r:id="rId26" w:history="1">
+        <w:hyperlink r:id="rId27" w:history="1">
           <w:r>
             <w:rPr>
               <w:rStyle w:val="Hyperlink"/>
@@ -2467,7 +2467,7 @@
           <w:sz w:val="24"/>
           <w:u w:val="single"/>
         </w:rPr>
-        <w:hyperlink r:id="rId27" w:history="1">
+        <w:hyperlink r:id="rId28" w:history="1">
           <w:r>
             <w:rPr>
               <w:rStyle w:val="Hyperlink"/>
@@ -2516,7 +2516,7 @@
           <w:color w:val="000000"/>
           <w:sz w:val="24"/>
         </w:rPr>
-        <w:hyperlink r:id="rId27" w:history="1">
+        <w:hyperlink r:id="rId28" w:history="1">
           <w:r>
             <w:rPr>
               <w:rStyle w:val="Hyperlink"/>
@@ -2544,7 +2544,7 @@
           <w:sz w:val="24"/>
           <w:u w:val="single"/>
         </w:rPr>
-        <w:hyperlink r:id="rId28" w:history="1">
+        <w:hyperlink r:id="rId29" w:history="1">
           <w:r>
             <w:rPr>
               <w:rStyle w:val="Hyperlink"/>
@@ -2573,7 +2573,7 @@
           <w:sz w:val="24"/>
           <w:u w:val="single"/>
         </w:rPr>
-        <w:hyperlink r:id="rId28" w:history="1">
+        <w:hyperlink r:id="rId29" w:history="1">
           <w:r>
             <w:rPr>
               <w:rStyle w:val="Hyperlink"/>
@@ -2602,7 +2602,7 @@
           <w:sz w:val="24"/>
           <w:u w:val="single"/>
         </w:rPr>
-        <w:hyperlink r:id="rId28" w:history="1">
+        <w:hyperlink r:id="rId29" w:history="1">
           <w:r>
             <w:rPr>
               <w:rStyle w:val="Hyperlink"/>
@@ -2640,7 +2640,7 @@
           <w:color w:val="000000"/>
           <w:sz w:val="24"/>
         </w:rPr>
-        <w:hyperlink r:id="rId28" w:history="1">
+        <w:hyperlink r:id="rId29" w:history="1">
           <w:r>
             <w:rPr>
               <w:rStyle w:val="Hyperlink"/>
@@ -2658,7 +2658,7 @@
           <w:color w:val="000000"/>
           <w:sz w:val="24"/>
         </w:rPr>
-        <w:hyperlink r:id="rId28" w:history="1">
+        <w:hyperlink r:id="rId29" w:history="1">
           <w:r>
             <w:rPr>
               <w:rStyle w:val="Hyperlink"/>
@@ -2676,7 +2676,7 @@
           <w:color w:val="000000"/>
           <w:sz w:val="24"/>
         </w:rPr>
-        <w:hyperlink r:id="rId28" w:history="1">
+        <w:hyperlink r:id="rId29" w:history="1">
           <w:r>
             <w:rPr>
               <w:rStyle w:val="Hyperlink"/>
@@ -2694,7 +2694,7 @@
           <w:color w:val="000000"/>
           <w:sz w:val="24"/>
         </w:rPr>
-        <w:hyperlink r:id="rId28" w:history="1">
+        <w:hyperlink r:id="rId29" w:history="1">
           <w:r>
             <w:rPr>
               <w:rStyle w:val="Hyperlink"/>
@@ -2712,7 +2712,7 @@
           <w:color w:val="000000"/>
           <w:sz w:val="24"/>
         </w:rPr>
-        <w:hyperlink r:id="rId28" w:history="1">
+        <w:hyperlink r:id="rId29" w:history="1">
           <w:r>
             <w:rPr>
               <w:rStyle w:val="Hyperlink"/>
@@ -2750,7 +2750,7 @@
           <w:sz w:val="24"/>
           <w:u w:val="single"/>
         </w:rPr>
-        <w:hyperlink r:id="rId29" w:history="1">
+        <w:hyperlink r:id="rId30" w:history="1">
           <w:r>
             <w:rPr>
               <w:rStyle w:val="Hyperlink"/>
@@ -2818,7 +2818,7 @@
           <w:sz w:val="24"/>
           <w:u w:val="single"/>
         </w:rPr>
-        <w:hyperlink r:id="rId30" w:history="1">
+        <w:hyperlink r:id="rId31" w:history="1">
           <w:r>
             <w:rPr>
               <w:rStyle w:val="Hyperlink"/>
@@ -2847,7 +2847,7 @@
           <w:sz w:val="24"/>
           <w:u w:val="single"/>
         </w:rPr>
-        <w:hyperlink r:id="rId30" w:history="1">
+        <w:hyperlink r:id="rId31" w:history="1">
           <w:r>
             <w:rPr>
               <w:rStyle w:val="Hyperlink"/>
@@ -2876,7 +2876,7 @@
           <w:sz w:val="24"/>
           <w:u w:val="single"/>
         </w:rPr>
-        <w:hyperlink r:id="rId30" w:history="1">
+        <w:hyperlink r:id="rId31" w:history="1">
           <w:r>
             <w:rPr>
               <w:rStyle w:val="Hyperlink"/>
@@ -2905,7 +2905,7 @@
           <w:sz w:val="24"/>
           <w:u w:val="single"/>
         </w:rPr>
-        <w:hyperlink r:id="rId30" w:history="1">
+        <w:hyperlink r:id="rId31" w:history="1">
           <w:r>
             <w:rPr>
               <w:rStyle w:val="Hyperlink"/>
@@ -2934,7 +2934,7 @@
           <w:sz w:val="24"/>
           <w:u w:val="single"/>
         </w:rPr>
-        <w:hyperlink r:id="rId30" w:history="1">
+        <w:hyperlink r:id="rId31" w:history="1">
           <w:r>
             <w:rPr>
               <w:rStyle w:val="Hyperlink"/>
@@ -2963,7 +2963,7 @@
           <w:sz w:val="24"/>
           <w:u w:val="single"/>
         </w:rPr>
-        <w:hyperlink r:id="rId30" w:history="1">
+        <w:hyperlink r:id="rId31" w:history="1">
           <w:r>
             <w:rPr>
               <w:rStyle w:val="Hyperlink"/>
@@ -2992,7 +2992,7 @@
           <w:sz w:val="24"/>
           <w:u w:val="single"/>
         </w:rPr>
-        <w:hyperlink r:id="rId30" w:history="1">
+        <w:hyperlink r:id="rId31" w:history="1">
           <w:r>
             <w:rPr>
               <w:rStyle w:val="Hyperlink"/>
@@ -3030,7 +3030,7 @@
           <w:color w:val="000000"/>
           <w:sz w:val="24"/>
         </w:rPr>
-        <w:hyperlink r:id="rId30" w:history="1">
+        <w:hyperlink r:id="rId31" w:history="1">
           <w:r>
             <w:rPr>
               <w:rStyle w:val="Hyperlink"/>
@@ -3048,7 +3048,7 @@
           <w:color w:val="000000"/>
           <w:sz w:val="24"/>
         </w:rPr>
-        <w:hyperlink r:id="rId30" w:history="1">
+        <w:hyperlink r:id="rId31" w:history="1">
           <w:r>
             <w:rPr>
               <w:rStyle w:val="Hyperlink"/>
@@ -3066,7 +3066,7 @@
           <w:color w:val="000000"/>
           <w:sz w:val="24"/>
         </w:rPr>
-        <w:hyperlink r:id="rId30" w:history="1">
+        <w:hyperlink r:id="rId31" w:history="1">
           <w:r>
             <w:rPr>
               <w:rStyle w:val="Hyperlink"/>
@@ -3084,7 +3084,7 @@
           <w:color w:val="000000"/>
           <w:sz w:val="24"/>
         </w:rPr>
-        <w:hyperlink r:id="rId30" w:history="1">
+        <w:hyperlink r:id="rId31" w:history="1">
           <w:r>
             <w:rPr>
               <w:rStyle w:val="Hyperlink"/>
@@ -3102,7 +3102,7 @@
           <w:color w:val="000000"/>
           <w:sz w:val="24"/>
         </w:rPr>
-        <w:hyperlink r:id="rId30" w:history="1">
+        <w:hyperlink r:id="rId31" w:history="1">
           <w:r>
             <w:rPr>
               <w:rStyle w:val="Hyperlink"/>
@@ -3120,7 +3120,7 @@
           <w:color w:val="000000"/>
           <w:sz w:val="24"/>
         </w:rPr>
-        <w:hyperlink r:id="rId30" w:history="1">
+        <w:hyperlink r:id="rId31" w:history="1">
           <w:r>
             <w:rPr>
               <w:rStyle w:val="Hyperlink"/>
@@ -3138,7 +3138,7 @@
           <w:color w:val="000000"/>
           <w:sz w:val="24"/>
         </w:rPr>
-        <w:hyperlink r:id="rId30" w:history="1">
+        <w:hyperlink r:id="rId31" w:history="1">
           <w:r>
             <w:rPr>
               <w:rStyle w:val="Hyperlink"/>
@@ -3156,7 +3156,7 @@
           <w:color w:val="000000"/>
           <w:sz w:val="24"/>
         </w:rPr>
-        <w:hyperlink r:id="rId30" w:history="1">
+        <w:hyperlink r:id="rId31" w:history="1">
           <w:r>
             <w:rPr>
               <w:rStyle w:val="Hyperlink"/>
@@ -3174,7 +3174,7 @@
           <w:color w:val="000000"/>
           <w:sz w:val="24"/>
         </w:rPr>
-        <w:hyperlink r:id="rId30" w:history="1">
+        <w:hyperlink r:id="rId31" w:history="1">
           <w:r>
             <w:rPr>
               <w:rStyle w:val="Hyperlink"/>
@@ -3228,7 +3228,7 @@
           <w:sz w:val="24"/>
           <w:u w:val="single"/>
         </w:rPr>
-        <w:hyperlink r:id="rId30" w:history="1">
+        <w:hyperlink r:id="rId31" w:history="1">
           <w:r>
             <w:rPr>
               <w:rStyle w:val="Hyperlink"/>
@@ -3257,7 +3257,7 @@
           <w:sz w:val="24"/>
           <w:u w:val="single"/>
         </w:rPr>
-        <w:hyperlink r:id="rId30" w:history="1">
+        <w:hyperlink r:id="rId31" w:history="1">
           <w:r>
             <w:rPr>
               <w:rStyle w:val="Hyperlink"/>
@@ -3286,7 +3286,7 @@
           <w:sz w:val="24"/>
           <w:u w:val="single"/>
         </w:rPr>
-        <w:hyperlink r:id="rId30" w:history="1">
+        <w:hyperlink r:id="rId31" w:history="1">
           <w:r>
             <w:rPr>
               <w:rStyle w:val="Hyperlink"/>
@@ -3304,7 +3304,7 @@
           <w:sz w:val="24"/>
           <w:u w:val="single"/>
         </w:rPr>
-        <w:hyperlink r:id="rId31" w:history="1">
+        <w:hyperlink r:id="rId32" w:history="1">
           <w:r>
             <w:rPr>
               <w:rStyle w:val="Hyperlink"/>
@@ -3342,7 +3342,7 @@
           <w:color w:val="000000"/>
           <w:sz w:val="24"/>
         </w:rPr>
-        <w:hyperlink r:id="rId31" w:history="1">
+        <w:hyperlink r:id="rId32" w:history="1">
           <w:r>
             <w:rPr>
               <w:rStyle w:val="Hyperlink"/>
@@ -3360,7 +3360,7 @@
           <w:color w:val="000000"/>
           <w:sz w:val="24"/>
         </w:rPr>
-        <w:hyperlink r:id="rId31" w:history="1">
+        <w:hyperlink r:id="rId32" w:history="1">
           <w:r>
             <w:rPr>
               <w:rStyle w:val="Hyperlink"/>
@@ -3378,7 +3378,7 @@
           <w:color w:val="000000"/>
           <w:sz w:val="24"/>
         </w:rPr>
-        <w:hyperlink r:id="rId31" w:history="1">
+        <w:hyperlink r:id="rId32" w:history="1">
           <w:r>
             <w:rPr>
               <w:rStyle w:val="Hyperlink"/>
@@ -3485,7 +3485,7 @@
           <w:sz w:val="24"/>
           <w:u w:val="single"/>
         </w:rPr>
-        <w:hyperlink r:id="rId32" w:history="1">
+        <w:hyperlink r:id="rId33" w:history="1">
           <w:r>
             <w:rPr>
               <w:rStyle w:val="Hyperlink"/>
@@ -3514,7 +3514,7 @@
           <w:sz w:val="24"/>
           <w:u w:val="single"/>
         </w:rPr>
-        <w:hyperlink r:id="rId32" w:history="1">
+        <w:hyperlink r:id="rId33" w:history="1">
           <w:r>
             <w:rPr>
               <w:rStyle w:val="Hyperlink"/>
@@ -3543,7 +3543,7 @@
           <w:sz w:val="24"/>
           <w:u w:val="single"/>
         </w:rPr>
-        <w:hyperlink r:id="rId32" w:history="1">
+        <w:hyperlink r:id="rId33" w:history="1">
           <w:r>
             <w:rPr>
               <w:rStyle w:val="Hyperlink"/>
@@ -3571,7 +3571,7 @@
           <w:color w:val="000000"/>
           <w:sz w:val="24"/>
         </w:rPr>
-        <w:hyperlink r:id="rId32" w:history="1">
+        <w:hyperlink r:id="rId33" w:history="1">
           <w:r>
             <w:rPr>
               <w:rStyle w:val="Hyperlink"/>
@@ -3589,7 +3589,7 @@
           <w:color w:val="000000"/>
           <w:sz w:val="24"/>
         </w:rPr>
-        <w:hyperlink r:id="rId32" w:history="1">
+        <w:hyperlink r:id="rId33" w:history="1">
           <w:r>
             <w:rPr>
               <w:rStyle w:val="Hyperlink"/>
@@ -3607,7 +3607,7 @@
           <w:color w:val="000000"/>
           <w:sz w:val="24"/>
         </w:rPr>
-        <w:hyperlink r:id="rId32" w:history="1">
+        <w:hyperlink r:id="rId33" w:history="1">
           <w:r>
             <w:rPr>
               <w:rStyle w:val="Hyperlink"/>
@@ -3625,7 +3625,7 @@
           <w:color w:val="000000"/>
           <w:sz w:val="24"/>
         </w:rPr>
-        <w:hyperlink r:id="rId32" w:history="1">
+        <w:hyperlink r:id="rId33" w:history="1">
           <w:r>
             <w:rPr>
               <w:rStyle w:val="Hyperlink"/>
@@ -3643,7 +3643,7 @@
           <w:color w:val="000000"/>
           <w:sz w:val="24"/>
         </w:rPr>
-        <w:hyperlink r:id="rId32" w:history="1">
+        <w:hyperlink r:id="rId33" w:history="1">
           <w:r>
             <w:rPr>
               <w:rStyle w:val="Hyperlink"/>
@@ -3671,7 +3671,7 @@
           <w:sz w:val="24"/>
           <w:u w:val="single"/>
         </w:rPr>
-        <w:hyperlink r:id="rId33" w:history="1">
+        <w:hyperlink r:id="rId34" w:history="1">
           <w:r>
             <w:rPr>
               <w:rStyle w:val="Hyperlink"/>
@@ -3700,7 +3700,7 @@
           <w:sz w:val="24"/>
           <w:u w:val="single"/>
         </w:rPr>
-        <w:hyperlink r:id="rId33" w:history="1">
+        <w:hyperlink r:id="rId34" w:history="1">
           <w:r>
             <w:rPr>
               <w:rStyle w:val="Hyperlink"/>
@@ -3718,7 +3718,7 @@
           <w:sz w:val="24"/>
           <w:u w:val="single"/>
         </w:rPr>
-        <w:hyperlink r:id="rId33" w:history="1">
+        <w:hyperlink r:id="rId34" w:history="1">
           <w:r>
             <w:rPr>
               <w:rStyle w:val="Hyperlink"/>
@@ -3756,7 +3756,7 @@
           <w:sz w:val="24"/>
           <w:u w:val="single"/>
         </w:rPr>
-        <w:hyperlink r:id="rId34" w:history="1">
+        <w:hyperlink r:id="rId35" w:history="1">
           <w:r>
             <w:rPr>
               <w:rStyle w:val="Hyperlink"/>
@@ -3785,7 +3785,7 @@
           <w:sz w:val="24"/>
           <w:u w:val="single"/>
         </w:rPr>
-        <w:hyperlink r:id="rId34" w:history="1">
+        <w:hyperlink r:id="rId35" w:history="1">
           <w:r>
             <w:rPr>
               <w:rStyle w:val="Hyperlink"/>
@@ -3814,7 +3814,7 @@
           <w:sz w:val="24"/>
           <w:u w:val="single"/>
         </w:rPr>
-        <w:hyperlink r:id="rId34" w:history="1">
+        <w:hyperlink r:id="rId35" w:history="1">
           <w:r>
             <w:rPr>
               <w:rStyle w:val="Hyperlink"/>
@@ -3843,7 +3843,7 @@
           <w:sz w:val="24"/>
           <w:u w:val="single"/>
         </w:rPr>
-        <w:hyperlink r:id="rId34" w:history="1">
+        <w:hyperlink r:id="rId35" w:history="1">
           <w:r>
             <w:rPr>
               <w:rStyle w:val="Hyperlink"/>
@@ -3861,7 +3861,7 @@
           <w:sz w:val="24"/>
           <w:u w:val="single"/>
         </w:rPr>
-        <w:hyperlink r:id="rId34" w:history="1">
+        <w:hyperlink r:id="rId35" w:history="1">
           <w:r>
             <w:rPr>
               <w:rStyle w:val="Hyperlink"/>
@@ -3879,7 +3879,7 @@
           <w:sz w:val="24"/>
           <w:u w:val="single"/>
         </w:rPr>
-        <w:hyperlink r:id="rId34" w:history="1">
+        <w:hyperlink r:id="rId35" w:history="1">
           <w:r>
             <w:rPr>
               <w:rStyle w:val="Hyperlink"/>
@@ -3897,7 +3897,7 @@
           <w:color w:val="000000"/>
           <w:sz w:val="24"/>
         </w:rPr>
-        <w:hyperlink r:id="rId33" w:history="1">
+        <w:hyperlink r:id="rId34" w:history="1">
           <w:r>
             <w:rPr>
               <w:rStyle w:val="Hyperlink"/>
@@ -3915,7 +3915,7 @@
           <w:color w:val="000000"/>
           <w:sz w:val="24"/>
         </w:rPr>
-        <w:hyperlink r:id="rId33" w:history="1">
+        <w:hyperlink r:id="rId34" w:history="1">
           <w:r>
             <w:rPr>
               <w:rStyle w:val="Hyperlink"/>
@@ -3933,7 +3933,7 @@
           <w:color w:val="000000"/>
           <w:sz w:val="24"/>
         </w:rPr>
-        <w:hyperlink r:id="rId33" w:history="1">
+        <w:hyperlink r:id="rId34" w:history="1">
           <w:r>
             <w:rPr>
               <w:rStyle w:val="Hyperlink"/>
@@ -3951,7 +3951,7 @@
           <w:color w:val="000000"/>
           <w:sz w:val="24"/>
         </w:rPr>
-        <w:hyperlink r:id="rId33" w:history="1">
+        <w:hyperlink r:id="rId34" w:history="1">
           <w:r>
             <w:rPr>
               <w:rStyle w:val="Hyperlink"/>
@@ -4000,7 +4000,7 @@
           <w:sz w:val="24"/>
           <w:u w:val="single"/>
         </w:rPr>
-        <w:hyperlink r:id="rId34" w:history="1">
+        <w:hyperlink r:id="rId35" w:history="1">
           <w:r>
             <w:rPr>
               <w:rStyle w:val="Hyperlink"/>
@@ -4011,6 +4011,16 @@
       </w:r>
       <w:r>
         <w:rPr>
+          <w:rFonts w:ascii="Charis SIL Regular" w:hAnsi="Charis SIL Regular" w:eastAsia="Charis SIL Regular"/>
+          <w:b w:val="0"/>
+          <w:i w:val="0"/>
+          <w:color w:val="000000"/>
+          <w:sz w:val="24"/>
+        </w:rPr>
+        <w:t xml:space="preserve"> i</w:t>
+      </w:r>
+      <w:r>
+        <w:rPr>
           <w:u w:val="single" w:color="0000ff"/>
           <w:rFonts w:ascii="Charis SIL Regular" w:hAnsi="Charis SIL Regular" w:eastAsia="Charis SIL Regular"/>
           <w:b w:val="0"/>
@@ -4018,25 +4028,7 @@
           <w:color w:val="000000"/>
           <w:sz w:val="24"/>
         </w:rPr>
-        <w:hyperlink r:id="rId34" w:history="1">
-          <w:r>
-            <w:rPr>
-              <w:rStyle w:val="Hyperlink"/>
-            </w:rPr>
-            <w:t xml:space="preserve"> i</w:t>
-          </w:r>
-        </w:hyperlink>
-      </w:r>
-      <w:r>
-        <w:rPr>
-          <w:u w:val="single" w:color="0000ff"/>
-          <w:rFonts w:ascii="Charis SIL Regular" w:hAnsi="Charis SIL Regular" w:eastAsia="Charis SIL Regular"/>
-          <w:b w:val="0"/>
-          <w:i w:val="0"/>
-          <w:color w:val="000000"/>
-          <w:sz w:val="24"/>
-        </w:rPr>
-        <w:hyperlink r:id="rId34" w:history="1">
+        <w:hyperlink r:id="rId35" w:history="1">
           <w:r>
             <w:rPr>
               <w:rStyle w:val="Hyperlink"/>
@@ -4054,7 +4046,7 @@
           <w:color w:val="000000"/>
           <w:sz w:val="24"/>
         </w:rPr>
-        <w:hyperlink r:id="rId34" w:history="1">
+        <w:hyperlink r:id="rId35" w:history="1">
           <w:r>
             <w:rPr>
               <w:rStyle w:val="Hyperlink"/>
@@ -4072,7 +4064,7 @@
           <w:color w:val="000000"/>
           <w:sz w:val="24"/>
         </w:rPr>
-        <w:hyperlink r:id="rId34" w:history="1">
+        <w:hyperlink r:id="rId35" w:history="1">
           <w:r>
             <w:rPr>
               <w:rStyle w:val="Hyperlink"/>
@@ -4090,7 +4082,7 @@
           <w:color w:val="000000"/>
           <w:sz w:val="24"/>
         </w:rPr>
-        <w:hyperlink r:id="rId34" w:history="1">
+        <w:hyperlink r:id="rId35" w:history="1">
           <w:r>
             <w:rPr>
               <w:rStyle w:val="Hyperlink"/>
@@ -4108,7 +4100,7 @@
           <w:color w:val="000000"/>
           <w:sz w:val="24"/>
         </w:rPr>
-        <w:hyperlink r:id="rId34" w:history="1">
+        <w:hyperlink r:id="rId35" w:history="1">
           <w:r>
             <w:rPr>
               <w:rStyle w:val="Hyperlink"/>
@@ -4126,7 +4118,7 @@
           <w:color w:val="000000"/>
           <w:sz w:val="24"/>
         </w:rPr>
-        <w:hyperlink r:id="rId34" w:history="1">
+        <w:hyperlink r:id="rId35" w:history="1">
           <w:r>
             <w:rPr>
               <w:rStyle w:val="Hyperlink"/>
@@ -4186,7 +4178,7 @@
           <w:color w:val="000000"/>
           <w:sz w:val="24"/>
         </w:rPr>
-        <w:hyperlink r:id="rId35" w:history="1">
+        <w:hyperlink r:id="rId36" w:history="1">
           <w:r>
             <w:rPr>
               <w:rStyle w:val="Hyperlink"/>
@@ -4413,7 +4405,7 @@
           <w:sz w:val="24"/>
           <w:u w:val="single"/>
         </w:rPr>
-        <w:hyperlink r:id="rId36" w:history="1">
+        <w:hyperlink r:id="rId37" w:history="1">
           <w:r>
             <w:rPr>
               <w:rStyle w:val="Hyperlink"/>
@@ -4431,7 +4423,7 @@
           <w:sz w:val="24"/>
           <w:u w:val="single"/>
         </w:rPr>
-        <w:hyperlink r:id="rId36" w:history="1">
+        <w:hyperlink r:id="rId37" w:history="1">
           <w:r>
             <w:rPr>
               <w:rStyle w:val="Hyperlink"/>
@@ -4449,7 +4441,7 @@
           <w:sz w:val="24"/>
           <w:u w:val="single"/>
         </w:rPr>
-        <w:hyperlink r:id="rId36" w:history="1">
+        <w:hyperlink r:id="rId37" w:history="1">
           <w:r>
             <w:rPr>
               <w:rStyle w:val="Hyperlink"/>
@@ -4467,7 +4459,7 @@
           <w:sz w:val="24"/>
           <w:u w:val="single"/>
         </w:rPr>
-        <w:hyperlink r:id="rId36" w:history="1">
+        <w:hyperlink r:id="rId37" w:history="1">
           <w:r>
             <w:rPr>
               <w:rStyle w:val="Hyperlink"/>
@@ -4485,7 +4477,7 @@
           <w:sz w:val="24"/>
           <w:u w:val="single"/>
         </w:rPr>
-        <w:hyperlink r:id="rId36" w:history="1">
+        <w:hyperlink r:id="rId37" w:history="1">
           <w:r>
             <w:rPr>
               <w:rStyle w:val="Hyperlink"/>
@@ -4603,7 +4595,7 @@
           <w:sz w:val="24"/>
           <w:u w:val="single"/>
         </w:rPr>
-        <w:hyperlink r:id="rId37" w:history="1">
+        <w:hyperlink r:id="rId38" w:history="1">
           <w:r>
             <w:rPr>
               <w:rStyle w:val="Hyperlink"/>
@@ -4621,7 +4613,7 @@
           <w:sz w:val="24"/>
           <w:u w:val="single"/>
         </w:rPr>
-        <w:hyperlink r:id="rId37" w:history="1">
+        <w:hyperlink r:id="rId38" w:history="1">
           <w:r>
             <w:rPr>
               <w:rStyle w:val="Hyperlink"/>
@@ -4639,7 +4631,7 @@
           <w:sz w:val="24"/>
           <w:u w:val="single"/>
         </w:rPr>
-        <w:hyperlink r:id="rId37" w:history="1">
+        <w:hyperlink r:id="rId38" w:history="1">
           <w:r>
             <w:rPr>
               <w:rStyle w:val="Hyperlink"/>
@@ -4657,7 +4649,7 @@
           <w:sz w:val="24"/>
           <w:u w:val="single"/>
         </w:rPr>
-        <w:hyperlink r:id="rId37" w:history="1">
+        <w:hyperlink r:id="rId38" w:history="1">
           <w:r>
             <w:rPr>
               <w:rStyle w:val="Hyperlink"/>
@@ -4765,7 +4757,7 @@
           <w:sz w:val="24"/>
           <w:u w:val="single"/>
         </w:rPr>
-        <w:hyperlink r:id="rId38" w:history="1">
+        <w:hyperlink r:id="rId39" w:history="1">
           <w:r>
             <w:rPr>
               <w:rStyle w:val="Hyperlink"/>
@@ -4783,7 +4775,7 @@
           <w:sz w:val="24"/>
           <w:u w:val="single"/>
         </w:rPr>
-        <w:hyperlink r:id="rId38" w:history="1">
+        <w:hyperlink r:id="rId39" w:history="1">
           <w:r>
             <w:rPr>
               <w:rStyle w:val="Hyperlink"/>
@@ -4801,7 +4793,7 @@
           <w:sz w:val="24"/>
           <w:u w:val="single"/>
         </w:rPr>
-        <w:hyperlink r:id="rId38" w:history="1">
+        <w:hyperlink r:id="rId39" w:history="1">
           <w:r>
             <w:rPr>
               <w:rStyle w:val="Hyperlink"/>
@@ -4819,7 +4811,7 @@
           <w:sz w:val="24"/>
           <w:u w:val="single"/>
         </w:rPr>
-        <w:hyperlink r:id="rId38" w:history="1">
+        <w:hyperlink r:id="rId39" w:history="1">
           <w:r>
             <w:rPr>
               <w:rStyle w:val="Hyperlink"/>
@@ -4847,7 +4839,7 @@
           <w:sz w:val="24"/>
           <w:u w:val="single"/>
         </w:rPr>
-        <w:hyperlink r:id="rId39" w:history="1">
+        <w:hyperlink r:id="rId40" w:history="1">
           <w:r>
             <w:rPr>
               <w:rStyle w:val="Hyperlink"/>
@@ -4865,7 +4857,7 @@
           <w:sz w:val="24"/>
           <w:u w:val="single"/>
         </w:rPr>
-        <w:hyperlink r:id="rId38" w:history="1">
+        <w:hyperlink r:id="rId40" w:history="1">
           <w:r>
             <w:rPr>
               <w:rStyle w:val="Hyperlink"/>
@@ -4883,7 +4875,7 @@
           <w:sz w:val="24"/>
           <w:u w:val="single"/>
         </w:rPr>
-        <w:hyperlink r:id="rId38" w:history="1">
+        <w:hyperlink r:id="rId40" w:history="1">
           <w:r>
             <w:rPr>
               <w:rStyle w:val="Hyperlink"/>
@@ -4894,13 +4886,21 @@
       </w:r>
       <w:r>
         <w:rPr>
+          <w:u w:val="single" w:color="0000ff"/>
           <w:rFonts w:ascii="Charis SIL Regular" w:hAnsi="Charis SIL Regular" w:eastAsia="Charis SIL Regular"/>
           <w:b w:val="0"/>
           <w:i w:val="0"/>
           <w:color w:val="000000"/>
           <w:sz w:val="24"/>
         </w:rPr>
-        <w:t xml:space="preserve">, </w:t>
+        <w:hyperlink r:id="rId39" w:history="1">
+          <w:r>
+            <w:rPr>
+              <w:rStyle w:val="Hyperlink"/>
+            </w:rPr>
+            <w:t xml:space="preserve">, </w:t>
+          </w:r>
+        </w:hyperlink>
       </w:r>
       <w:r>
         <w:rPr>
@@ -4911,7 +4911,7 @@
           <w:sz w:val="24"/>
           <w:u w:val="single"/>
         </w:rPr>
-        <w:hyperlink r:id="rId38" w:history="1">
+        <w:hyperlink r:id="rId41" w:history="1">
           <w:r>
             <w:rPr>
               <w:rStyle w:val="Hyperlink"/>
@@ -4940,7 +4940,7 @@
           <w:sz w:val="24"/>
           <w:u w:val="single"/>
         </w:rPr>
-        <w:hyperlink r:id="rId38" w:history="1">
+        <w:hyperlink r:id="rId41" w:history="1">
           <w:r>
             <w:rPr>
               <w:rStyle w:val="Hyperlink"/>
@@ -4958,7 +4958,7 @@
           <w:sz w:val="24"/>
           <w:u w:val="single"/>
         </w:rPr>
-        <w:hyperlink r:id="rId38" w:history="1">
+        <w:hyperlink r:id="rId41" w:history="1">
           <w:r>
             <w:rPr>
               <w:rStyle w:val="Hyperlink"/>

--- a/EXPORTS/DOCX/published/niveau3/Dutch/KunsthandelVanLier.docx
+++ b/EXPORTS/DOCX/published/niveau3/Dutch/KunsthandelVanLier.docx
@@ -614,7 +614,6 @@
           <w:i w:val="0"/>
           <w:color w:val="0000FF"/>
           <w:sz w:val="24"/>
-          <w:u w:val="single"/>
         </w:rPr>
         <w:hyperlink r:id="rId13" w:history="1">
           <w:r>
@@ -652,7 +651,32 @@
           <w:color w:val="000000"/>
           <w:sz w:val="24"/>
         </w:rPr>
-        <w:t xml:space="preserve"> en </w:t>
+        <w:hyperlink r:id="rId12" w:history="1">
+          <w:r>
+            <w:rPr>
+              <w:rStyle w:val="Hyperlink"/>
+            </w:rPr>
+            <w:t xml:space="preserve"> e</w:t>
+          </w:r>
+        </w:hyperlink>
+      </w:r>
+      <w:r>
+        <w:rPr>
+          <w:u w:val="single" w:color="0000ff"/>
+          <w:rFonts w:ascii="Charis SIL Regular" w:hAnsi="Charis SIL Regular" w:eastAsia="Charis SIL Regular"/>
+          <w:b w:val="0"/>
+          <w:i w:val="0"/>
+          <w:color w:val="000000"/>
+          <w:sz w:val="24"/>
+        </w:rPr>
+        <w:hyperlink r:id="rId12" w:history="1">
+          <w:r>
+            <w:rPr>
+              <w:rStyle w:val="Hyperlink"/>
+            </w:rPr>
+            <w:t xml:space="preserve">n </w:t>
+          </w:r>
+        </w:hyperlink>
       </w:r>
       <w:r>
         <w:rPr>
@@ -2243,32 +2267,13 @@
       </w:r>
       <w:r>
         <w:rPr>
-          <w:u w:val="single" w:color="0000ff"/>
           <w:rFonts w:ascii="Charis SIL Regular" w:hAnsi="Charis SIL Regular" w:eastAsia="Charis SIL Regular"/>
           <w:b w:val="0"/>
           <w:i w:val="0"/>
           <w:color w:val="000000"/>
           <w:sz w:val="24"/>
         </w:rPr>
-        <w:hyperlink r:id="rId25" w:history="1">
-          <w:r>
-            <w:rPr>
-              <w:rStyle w:val="Hyperlink"/>
-            </w:rPr>
-            <w:t>naar</w:t>
-          </w:r>
-        </w:hyperlink>
-      </w:r>
-      <w:r>
-        <w:rPr>
-          <w:u w:val="single" w:color="0000ff"/>
-          <w:rFonts w:ascii="Charis SIL Regular" w:hAnsi="Charis SIL Regular" w:eastAsia="Charis SIL Regular"/>
-          <w:b w:val="0"/>
-          <w:i w:val="0"/>
-          <w:color w:val="000000"/>
-          <w:sz w:val="24"/>
-        </w:rPr>
-        <w:t xml:space="preserve"> </w:t>
+        <w:t xml:space="preserve">naar </w:t>
       </w:r>
       <w:r>
         <w:rPr>
@@ -4011,13 +4016,21 @@
       </w:r>
       <w:r>
         <w:rPr>
+          <w:u w:val="single" w:color="0000ff"/>
           <w:rFonts w:ascii="Charis SIL Regular" w:hAnsi="Charis SIL Regular" w:eastAsia="Charis SIL Regular"/>
           <w:b w:val="0"/>
           <w:i w:val="0"/>
           <w:color w:val="000000"/>
           <w:sz w:val="24"/>
         </w:rPr>
-        <w:t xml:space="preserve"> i</w:t>
+        <w:hyperlink r:id="rId35" w:history="1">
+          <w:r>
+            <w:rPr>
+              <w:rStyle w:val="Hyperlink"/>
+            </w:rPr>
+            <w:t xml:space="preserve"> i</w:t>
+          </w:r>
+        </w:hyperlink>
       </w:r>
       <w:r>
         <w:rPr>
@@ -4857,7 +4870,7 @@
           <w:sz w:val="24"/>
           <w:u w:val="single"/>
         </w:rPr>
-        <w:hyperlink r:id="rId40" w:history="1">
+        <w:hyperlink r:id="rId39" w:history="1">
           <w:r>
             <w:rPr>
               <w:rStyle w:val="Hyperlink"/>
@@ -4875,7 +4888,7 @@
           <w:sz w:val="24"/>
           <w:u w:val="single"/>
         </w:rPr>
-        <w:hyperlink r:id="rId40" w:history="1">
+        <w:hyperlink r:id="rId39" w:history="1">
           <w:r>
             <w:rPr>
               <w:rStyle w:val="Hyperlink"/>
@@ -4886,32 +4899,24 @@
       </w:r>
       <w:r>
         <w:rPr>
-          <w:u w:val="single" w:color="0000ff"/>
           <w:rFonts w:ascii="Charis SIL Regular" w:hAnsi="Charis SIL Regular" w:eastAsia="Charis SIL Regular"/>
           <w:b w:val="0"/>
           <w:i w:val="0"/>
           <w:color w:val="000000"/>
           <w:sz w:val="24"/>
         </w:rPr>
+        <w:t xml:space="preserve">, </w:t>
+      </w:r>
+      <w:r>
+        <w:rPr>
+          <w:rFonts w:ascii="Charis SIL Regular" w:hAnsi="Charis SIL Regular" w:eastAsia="Charis SIL Regular"/>
+          <w:b w:val="0"/>
+          <w:i w:val="0"/>
+          <w:color w:val="0000FF"/>
+          <w:sz w:val="24"/>
+          <w:u w:val="single"/>
+        </w:rPr>
         <w:hyperlink r:id="rId39" w:history="1">
-          <w:r>
-            <w:rPr>
-              <w:rStyle w:val="Hyperlink"/>
-            </w:rPr>
-            <w:t xml:space="preserve">, </w:t>
-          </w:r>
-        </w:hyperlink>
-      </w:r>
-      <w:r>
-        <w:rPr>
-          <w:rFonts w:ascii="Charis SIL Regular" w:hAnsi="Charis SIL Regular" w:eastAsia="Charis SIL Regular"/>
-          <w:b w:val="0"/>
-          <w:i w:val="0"/>
-          <w:color w:val="0000FF"/>
-          <w:sz w:val="24"/>
-          <w:u w:val="single"/>
-        </w:rPr>
-        <w:hyperlink r:id="rId41" w:history="1">
           <w:r>
             <w:rPr>
               <w:rStyle w:val="Hyperlink"/>

--- a/EXPORTS/DOCX/published/niveau3/Dutch/KunsthandelVanLier.docx
+++ b/EXPORTS/DOCX/published/niveau3/Dutch/KunsthandelVanLier.docx
@@ -249,13 +249,107 @@
       </w:r>
       <w:r>
         <w:rPr>
+          <w:u w:val="single" w:color="0000ff"/>
           <w:rFonts w:ascii="Charis SIL Regular" w:hAnsi="Charis SIL Regular" w:eastAsia="Charis SIL Regular"/>
           <w:b w:val="0"/>
           <w:i w:val="0"/>
           <w:color w:val="000000"/>
           <w:sz w:val="24"/>
         </w:rPr>
-        <w:t xml:space="preserve">naar Amsterdam. </w:t>
+        <w:hyperlink r:id="rId9" w:history="1">
+          <w:r>
+            <w:rPr>
+              <w:rStyle w:val="Hyperlink"/>
+            </w:rPr>
+            <w:t xml:space="preserve">naar </w:t>
+          </w:r>
+        </w:hyperlink>
+      </w:r>
+      <w:r>
+        <w:rPr>
+          <w:u w:val="single" w:color="0000ff"/>
+          <w:rFonts w:ascii="Charis SIL Regular" w:hAnsi="Charis SIL Regular" w:eastAsia="Charis SIL Regular"/>
+          <w:b w:val="0"/>
+          <w:i w:val="0"/>
+          <w:color w:val="000000"/>
+          <w:sz w:val="24"/>
+        </w:rPr>
+        <w:t>A</w:t>
+      </w:r>
+      <w:r>
+        <w:rPr>
+          <w:u w:val="single" w:color="0000ff"/>
+          <w:rFonts w:ascii="Charis SIL Regular" w:hAnsi="Charis SIL Regular" w:eastAsia="Charis SIL Regular"/>
+          <w:b w:val="0"/>
+          <w:i w:val="0"/>
+          <w:color w:val="000000"/>
+          <w:sz w:val="24"/>
+        </w:rPr>
+        <w:hyperlink r:id="rId9" w:history="1">
+          <w:r>
+            <w:rPr>
+              <w:rStyle w:val="Hyperlink"/>
+            </w:rPr>
+            <w:t>ms</w:t>
+          </w:r>
+        </w:hyperlink>
+      </w:r>
+      <w:r>
+        <w:rPr>
+          <w:u w:val="single" w:color="0000ff"/>
+          <w:rFonts w:ascii="Charis SIL Regular" w:hAnsi="Charis SIL Regular" w:eastAsia="Charis SIL Regular"/>
+          <w:b w:val="0"/>
+          <w:i w:val="0"/>
+          <w:color w:val="000000"/>
+          <w:sz w:val="24"/>
+        </w:rPr>
+        <w:hyperlink r:id="rId9" w:history="1">
+          <w:r>
+            <w:rPr>
+              <w:rStyle w:val="Hyperlink"/>
+            </w:rPr>
+            <w:t>t</w:t>
+          </w:r>
+        </w:hyperlink>
+      </w:r>
+      <w:r>
+        <w:rPr>
+          <w:u w:val="single" w:color="0000ff"/>
+          <w:rFonts w:ascii="Charis SIL Regular" w:hAnsi="Charis SIL Regular" w:eastAsia="Charis SIL Regular"/>
+          <w:b w:val="0"/>
+          <w:i w:val="0"/>
+          <w:color w:val="000000"/>
+          <w:sz w:val="24"/>
+        </w:rPr>
+        <w:hyperlink r:id="rId9" w:history="1">
+          <w:r>
+            <w:rPr>
+              <w:rStyle w:val="Hyperlink"/>
+            </w:rPr>
+            <w:t>erd</w:t>
+          </w:r>
+        </w:hyperlink>
+      </w:r>
+      <w:r>
+        <w:rPr>
+          <w:u w:val="single" w:color="0000ff"/>
+          <w:rFonts w:ascii="Charis SIL Regular" w:hAnsi="Charis SIL Regular" w:eastAsia="Charis SIL Regular"/>
+          <w:b w:val="0"/>
+          <w:i w:val="0"/>
+          <w:color w:val="000000"/>
+          <w:sz w:val="24"/>
+        </w:rPr>
+        <w:t>a</w:t>
+      </w:r>
+      <w:r>
+        <w:rPr>
+          <w:rFonts w:ascii="Charis SIL Regular" w:hAnsi="Charis SIL Regular" w:eastAsia="Charis SIL Regular"/>
+          <w:b w:val="0"/>
+          <w:i w:val="0"/>
+          <w:color w:val="000000"/>
+          <w:sz w:val="24"/>
+        </w:rPr>
+        <w:t xml:space="preserve">m. </w:t>
       </w:r>
       <w:r>
         <w:rPr>
@@ -341,35 +435,7 @@
           <w:color w:val="000000"/>
           <w:sz w:val="24"/>
         </w:rPr>
-        <w:t xml:space="preserve"> hield zich vooral be</w:t>
-      </w:r>
-      <w:r>
-        <w:rPr>
-          <w:u w:val="single" w:color="0000ff"/>
-          <w:rFonts w:ascii="Charis SIL Regular" w:hAnsi="Charis SIL Regular" w:eastAsia="Charis SIL Regular"/>
-          <w:b w:val="0"/>
-          <w:i w:val="0"/>
-          <w:color w:val="000000"/>
-          <w:sz w:val="24"/>
-        </w:rPr>
-        <w:hyperlink r:id="rId10" w:history="1">
-          <w:r>
-            <w:rPr>
-              <w:rStyle w:val="Hyperlink"/>
-            </w:rPr>
-            <w:t>zig m</w:t>
-          </w:r>
-        </w:hyperlink>
-      </w:r>
-      <w:r>
-        <w:rPr>
-          <w:rFonts w:ascii="Charis SIL Regular" w:hAnsi="Charis SIL Regular" w:eastAsia="Charis SIL Regular"/>
-          <w:b w:val="0"/>
-          <w:i w:val="0"/>
-          <w:color w:val="000000"/>
-          <w:sz w:val="24"/>
-        </w:rPr>
-        <w:t xml:space="preserve">et </w:t>
+        <w:t xml:space="preserve"> hield zich vooral bezig met </w:t>
       </w:r>
       <w:r>
         <w:rPr>
@@ -465,118 +531,7 @@
           <w:color w:val="000000"/>
           <w:sz w:val="24"/>
         </w:rPr>
-        <w:t>Van Lier raakte ec</w:t>
-      </w:r>
-      <w:r>
-        <w:rPr>
-          <w:u w:val="single" w:color="0000ff"/>
-          <w:rFonts w:ascii="Charis SIL Regular" w:hAnsi="Charis SIL Regular" w:eastAsia="Charis SIL Regular"/>
-          <w:b w:val="0"/>
-          <w:i w:val="0"/>
-          <w:color w:val="000000"/>
-          <w:sz w:val="24"/>
-        </w:rPr>
-        <w:hyperlink r:id="rId11" w:history="1">
-          <w:r>
-            <w:rPr>
-              <w:rStyle w:val="Hyperlink"/>
-            </w:rPr>
-            <w:t xml:space="preserve">hter ook </w:t>
-          </w:r>
-        </w:hyperlink>
-      </w:r>
-      <w:r>
-        <w:rPr>
-          <w:u w:val="single" w:color="0000ff"/>
-          <w:rFonts w:ascii="Charis SIL Regular" w:hAnsi="Charis SIL Regular" w:eastAsia="Charis SIL Regular"/>
-          <w:b w:val="0"/>
-          <w:i w:val="0"/>
-          <w:color w:val="000000"/>
-          <w:sz w:val="24"/>
-        </w:rPr>
-        <w:hyperlink r:id="rId11" w:history="1">
-          <w:r>
-            <w:rPr>
-              <w:rStyle w:val="Hyperlink"/>
-            </w:rPr>
-            <w:t>g</w:t>
-          </w:r>
-        </w:hyperlink>
-      </w:r>
-      <w:r>
-        <w:rPr>
-          <w:u w:val="single" w:color="0000ff"/>
-          <w:rFonts w:ascii="Charis SIL Regular" w:hAnsi="Charis SIL Regular" w:eastAsia="Charis SIL Regular"/>
-          <w:b w:val="0"/>
-          <w:i w:val="0"/>
-          <w:color w:val="000000"/>
-          <w:sz w:val="24"/>
-        </w:rPr>
-        <w:hyperlink r:id="rId11" w:history="1">
-          <w:r>
-            <w:rPr>
-              <w:rStyle w:val="Hyperlink"/>
-            </w:rPr>
-            <w:t>eïnt</w:t>
-          </w:r>
-        </w:hyperlink>
-      </w:r>
-      <w:r>
-        <w:rPr>
-          <w:u w:val="single" w:color="0000ff"/>
-          <w:rFonts w:ascii="Charis SIL Regular" w:hAnsi="Charis SIL Regular" w:eastAsia="Charis SIL Regular"/>
-          <w:b w:val="0"/>
-          <w:i w:val="0"/>
-          <w:color w:val="000000"/>
-          <w:sz w:val="24"/>
-        </w:rPr>
-        <w:hyperlink r:id="rId11" w:history="1">
-          <w:r>
-            <w:rPr>
-              <w:rStyle w:val="Hyperlink"/>
-            </w:rPr>
-            <w:t>e</w:t>
-          </w:r>
-        </w:hyperlink>
-      </w:r>
-      <w:r>
-        <w:rPr>
-          <w:u w:val="single" w:color="0000ff"/>
-          <w:rFonts w:ascii="Charis SIL Regular" w:hAnsi="Charis SIL Regular" w:eastAsia="Charis SIL Regular"/>
-          <w:b w:val="0"/>
-          <w:i w:val="0"/>
-          <w:color w:val="000000"/>
-          <w:sz w:val="24"/>
-        </w:rPr>
-        <w:hyperlink r:id="rId11" w:history="1">
-          <w:r>
-            <w:rPr>
-              <w:rStyle w:val="Hyperlink"/>
-            </w:rPr>
-            <w:t>res</w:t>
-          </w:r>
-        </w:hyperlink>
-      </w:r>
-      <w:r>
-        <w:rPr>
-          <w:u w:val="single" w:color="0000ff"/>
-          <w:rFonts w:ascii="Charis SIL Regular" w:hAnsi="Charis SIL Regular" w:eastAsia="Charis SIL Regular"/>
-          <w:b w:val="0"/>
-          <w:i w:val="0"/>
-          <w:color w:val="000000"/>
-          <w:sz w:val="24"/>
-        </w:rPr>
-        <w:t>s</w:t>
-      </w:r>
-      <w:r>
-        <w:rPr>
-          <w:rFonts w:ascii="Charis SIL Regular" w:hAnsi="Charis SIL Regular" w:eastAsia="Charis SIL Regular"/>
-          <w:b w:val="0"/>
-          <w:i w:val="0"/>
-          <w:color w:val="000000"/>
-          <w:sz w:val="24"/>
-        </w:rPr>
-        <w:t xml:space="preserve">eerd in </w:t>
+        <w:t xml:space="preserve">Van Lier raakte echter ook geïnteresseerd in </w:t>
       </w:r>
       <w:r>
         <w:rPr>
@@ -614,6 +569,7 @@
           <w:i w:val="0"/>
           <w:color w:val="0000FF"/>
           <w:sz w:val="24"/>
+          <w:u w:val="single"/>
         </w:rPr>
         <w:hyperlink r:id="rId13" w:history="1">
           <w:r>
@@ -651,32 +607,7 @@
           <w:color w:val="000000"/>
           <w:sz w:val="24"/>
         </w:rPr>
-        <w:hyperlink r:id="rId12" w:history="1">
-          <w:r>
-            <w:rPr>
-              <w:rStyle w:val="Hyperlink"/>
-            </w:rPr>
-            <w:t xml:space="preserve"> e</w:t>
-          </w:r>
-        </w:hyperlink>
-      </w:r>
-      <w:r>
-        <w:rPr>
-          <w:u w:val="single" w:color="0000ff"/>
-          <w:rFonts w:ascii="Charis SIL Regular" w:hAnsi="Charis SIL Regular" w:eastAsia="Charis SIL Regular"/>
-          <w:b w:val="0"/>
-          <w:i w:val="0"/>
-          <w:color w:val="000000"/>
-          <w:sz w:val="24"/>
-        </w:rPr>
-        <w:hyperlink r:id="rId12" w:history="1">
-          <w:r>
-            <w:rPr>
-              <w:rStyle w:val="Hyperlink"/>
-            </w:rPr>
-            <w:t xml:space="preserve">n </w:t>
-          </w:r>
-        </w:hyperlink>
+        <w:t xml:space="preserve"> en </w:t>
       </w:r>
       <w:r>
         <w:rPr>
@@ -2267,13 +2198,32 @@
       </w:r>
       <w:r>
         <w:rPr>
+          <w:u w:val="single" w:color="0000ff"/>
           <w:rFonts w:ascii="Charis SIL Regular" w:hAnsi="Charis SIL Regular" w:eastAsia="Charis SIL Regular"/>
           <w:b w:val="0"/>
           <w:i w:val="0"/>
           <w:color w:val="000000"/>
           <w:sz w:val="24"/>
         </w:rPr>
-        <w:t xml:space="preserve">naar </w:t>
+        <w:hyperlink r:id="rId25" w:history="1">
+          <w:r>
+            <w:rPr>
+              <w:rStyle w:val="Hyperlink"/>
+            </w:rPr>
+            <w:t>naar</w:t>
+          </w:r>
+        </w:hyperlink>
+      </w:r>
+      <w:r>
+        <w:rPr>
+          <w:u w:val="single" w:color="0000ff"/>
+          <w:rFonts w:ascii="Charis SIL Regular" w:hAnsi="Charis SIL Regular" w:eastAsia="Charis SIL Regular"/>
+          <w:b w:val="0"/>
+          <w:i w:val="0"/>
+          <w:color w:val="000000"/>
+          <w:sz w:val="24"/>
+        </w:rPr>
+        <w:t xml:space="preserve"> </w:t>
       </w:r>
       <w:r>
         <w:rPr>
@@ -3994,7 +3944,14 @@
           <w:sz w:val="24"/>
           <w:u w:val="single"/>
         </w:rPr>
-        <w:t>restitutiev</w:t>
+        <w:hyperlink r:id="rId36" w:history="1">
+          <w:r>
+            <w:rPr>
+              <w:rStyle w:val="Hyperlink"/>
+            </w:rPr>
+            <w:t>restitutiev</w:t>
+          </w:r>
+        </w:hyperlink>
       </w:r>
       <w:r>
         <w:rPr>
@@ -4005,7 +3962,7 @@
           <w:sz w:val="24"/>
           <w:u w:val="single"/>
         </w:rPr>
-        <w:hyperlink r:id="rId35" w:history="1">
+        <w:hyperlink r:id="rId36" w:history="1">
           <w:r>
             <w:rPr>
               <w:rStyle w:val="Hyperlink"/>
@@ -4870,7 +4827,7 @@
           <w:sz w:val="24"/>
           <w:u w:val="single"/>
         </w:rPr>
-        <w:hyperlink r:id="rId39" w:history="1">
+        <w:hyperlink r:id="rId40" w:history="1">
           <w:r>
             <w:rPr>
               <w:rStyle w:val="Hyperlink"/>
@@ -4888,7 +4845,7 @@
           <w:sz w:val="24"/>
           <w:u w:val="single"/>
         </w:rPr>
-        <w:hyperlink r:id="rId39" w:history="1">
+        <w:hyperlink r:id="rId40" w:history="1">
           <w:r>
             <w:rPr>
               <w:rStyle w:val="Hyperlink"/>
@@ -4916,7 +4873,7 @@
           <w:sz w:val="24"/>
           <w:u w:val="single"/>
         </w:rPr>
-        <w:hyperlink r:id="rId39" w:history="1">
+        <w:hyperlink r:id="rId41" w:history="1">
           <w:r>
             <w:rPr>
               <w:rStyle w:val="Hyperlink"/>
@@ -4963,7 +4920,7 @@
           <w:sz w:val="24"/>
           <w:u w:val="single"/>
         </w:rPr>
-        <w:hyperlink r:id="rId41" w:history="1">
+        <w:hyperlink r:id="rId39" w:history="1">
           <w:r>
             <w:rPr>
               <w:rStyle w:val="Hyperlink"/>

--- a/EXPORTS/DOCX/published/niveau3/Dutch/KunsthandelVanLier.docx
+++ b/EXPORTS/DOCX/published/niveau3/Dutch/KunsthandelVanLier.docx
@@ -249,107 +249,13 @@
       </w:r>
       <w:r>
         <w:rPr>
-          <w:u w:val="single" w:color="0000ff"/>
           <w:rFonts w:ascii="Charis SIL Regular" w:hAnsi="Charis SIL Regular" w:eastAsia="Charis SIL Regular"/>
           <w:b w:val="0"/>
           <w:i w:val="0"/>
           <w:color w:val="000000"/>
           <w:sz w:val="24"/>
         </w:rPr>
-        <w:hyperlink r:id="rId9" w:history="1">
-          <w:r>
-            <w:rPr>
-              <w:rStyle w:val="Hyperlink"/>
-            </w:rPr>
-            <w:t xml:space="preserve">naar </w:t>
-          </w:r>
-        </w:hyperlink>
-      </w:r>
-      <w:r>
-        <w:rPr>
-          <w:u w:val="single" w:color="0000ff"/>
-          <w:rFonts w:ascii="Charis SIL Regular" w:hAnsi="Charis SIL Regular" w:eastAsia="Charis SIL Regular"/>
-          <w:b w:val="0"/>
-          <w:i w:val="0"/>
-          <w:color w:val="000000"/>
-          <w:sz w:val="24"/>
-        </w:rPr>
-        <w:t>A</w:t>
-      </w:r>
-      <w:r>
-        <w:rPr>
-          <w:u w:val="single" w:color="0000ff"/>
-          <w:rFonts w:ascii="Charis SIL Regular" w:hAnsi="Charis SIL Regular" w:eastAsia="Charis SIL Regular"/>
-          <w:b w:val="0"/>
-          <w:i w:val="0"/>
-          <w:color w:val="000000"/>
-          <w:sz w:val="24"/>
-        </w:rPr>
-        <w:hyperlink r:id="rId9" w:history="1">
-          <w:r>
-            <w:rPr>
-              <w:rStyle w:val="Hyperlink"/>
-            </w:rPr>
-            <w:t>ms</w:t>
-          </w:r>
-        </w:hyperlink>
-      </w:r>
-      <w:r>
-        <w:rPr>
-          <w:u w:val="single" w:color="0000ff"/>
-          <w:rFonts w:ascii="Charis SIL Regular" w:hAnsi="Charis SIL Regular" w:eastAsia="Charis SIL Regular"/>
-          <w:b w:val="0"/>
-          <w:i w:val="0"/>
-          <w:color w:val="000000"/>
-          <w:sz w:val="24"/>
-        </w:rPr>
-        <w:hyperlink r:id="rId9" w:history="1">
-          <w:r>
-            <w:rPr>
-              <w:rStyle w:val="Hyperlink"/>
-            </w:rPr>
-            <w:t>t</w:t>
-          </w:r>
-        </w:hyperlink>
-      </w:r>
-      <w:r>
-        <w:rPr>
-          <w:u w:val="single" w:color="0000ff"/>
-          <w:rFonts w:ascii="Charis SIL Regular" w:hAnsi="Charis SIL Regular" w:eastAsia="Charis SIL Regular"/>
-          <w:b w:val="0"/>
-          <w:i w:val="0"/>
-          <w:color w:val="000000"/>
-          <w:sz w:val="24"/>
-        </w:rPr>
-        <w:hyperlink r:id="rId9" w:history="1">
-          <w:r>
-            <w:rPr>
-              <w:rStyle w:val="Hyperlink"/>
-            </w:rPr>
-            <w:t>erd</w:t>
-          </w:r>
-        </w:hyperlink>
-      </w:r>
-      <w:r>
-        <w:rPr>
-          <w:u w:val="single" w:color="0000ff"/>
-          <w:rFonts w:ascii="Charis SIL Regular" w:hAnsi="Charis SIL Regular" w:eastAsia="Charis SIL Regular"/>
-          <w:b w:val="0"/>
-          <w:i w:val="0"/>
-          <w:color w:val="000000"/>
-          <w:sz w:val="24"/>
-        </w:rPr>
-        <w:t>a</w:t>
-      </w:r>
-      <w:r>
-        <w:rPr>
-          <w:rFonts w:ascii="Charis SIL Regular" w:hAnsi="Charis SIL Regular" w:eastAsia="Charis SIL Regular"/>
-          <w:b w:val="0"/>
-          <w:i w:val="0"/>
-          <w:color w:val="000000"/>
-          <w:sz w:val="24"/>
-        </w:rPr>
-        <w:t xml:space="preserve">m. </w:t>
+        <w:t xml:space="preserve">naar Amsterdam. </w:t>
       </w:r>
       <w:r>
         <w:rPr>
@@ -435,7 +341,35 @@
           <w:color w:val="000000"/>
           <w:sz w:val="24"/>
         </w:rPr>
-        <w:t xml:space="preserve"> hield zich vooral bezig met </w:t>
+        <w:t xml:space="preserve"> hield zich vooral be</w:t>
+      </w:r>
+      <w:r>
+        <w:rPr>
+          <w:u w:val="single" w:color="0000ff"/>
+          <w:rFonts w:ascii="Charis SIL Regular" w:hAnsi="Charis SIL Regular" w:eastAsia="Charis SIL Regular"/>
+          <w:b w:val="0"/>
+          <w:i w:val="0"/>
+          <w:color w:val="000000"/>
+          <w:sz w:val="24"/>
+        </w:rPr>
+        <w:hyperlink r:id="rId10" w:history="1">
+          <w:r>
+            <w:rPr>
+              <w:rStyle w:val="Hyperlink"/>
+            </w:rPr>
+            <w:t>zig m</w:t>
+          </w:r>
+        </w:hyperlink>
+      </w:r>
+      <w:r>
+        <w:rPr>
+          <w:rFonts w:ascii="Charis SIL Regular" w:hAnsi="Charis SIL Regular" w:eastAsia="Charis SIL Regular"/>
+          <w:b w:val="0"/>
+          <w:i w:val="0"/>
+          <w:color w:val="000000"/>
+          <w:sz w:val="24"/>
+        </w:rPr>
+        <w:t xml:space="preserve">et </w:t>
       </w:r>
       <w:r>
         <w:rPr>
@@ -531,7 +465,118 @@
           <w:color w:val="000000"/>
           <w:sz w:val="24"/>
         </w:rPr>
-        <w:t xml:space="preserve">Van Lier raakte echter ook geïnteresseerd in </w:t>
+        <w:t>Van Lier raakte ec</w:t>
+      </w:r>
+      <w:r>
+        <w:rPr>
+          <w:u w:val="single" w:color="0000ff"/>
+          <w:rFonts w:ascii="Charis SIL Regular" w:hAnsi="Charis SIL Regular" w:eastAsia="Charis SIL Regular"/>
+          <w:b w:val="0"/>
+          <w:i w:val="0"/>
+          <w:color w:val="000000"/>
+          <w:sz w:val="24"/>
+        </w:rPr>
+        <w:hyperlink r:id="rId11" w:history="1">
+          <w:r>
+            <w:rPr>
+              <w:rStyle w:val="Hyperlink"/>
+            </w:rPr>
+            <w:t xml:space="preserve">hter ook </w:t>
+          </w:r>
+        </w:hyperlink>
+      </w:r>
+      <w:r>
+        <w:rPr>
+          <w:u w:val="single" w:color="0000ff"/>
+          <w:rFonts w:ascii="Charis SIL Regular" w:hAnsi="Charis SIL Regular" w:eastAsia="Charis SIL Regular"/>
+          <w:b w:val="0"/>
+          <w:i w:val="0"/>
+          <w:color w:val="000000"/>
+          <w:sz w:val="24"/>
+        </w:rPr>
+        <w:hyperlink r:id="rId11" w:history="1">
+          <w:r>
+            <w:rPr>
+              <w:rStyle w:val="Hyperlink"/>
+            </w:rPr>
+            <w:t>g</w:t>
+          </w:r>
+        </w:hyperlink>
+      </w:r>
+      <w:r>
+        <w:rPr>
+          <w:u w:val="single" w:color="0000ff"/>
+          <w:rFonts w:ascii="Charis SIL Regular" w:hAnsi="Charis SIL Regular" w:eastAsia="Charis SIL Regular"/>
+          <w:b w:val="0"/>
+          <w:i w:val="0"/>
+          <w:color w:val="000000"/>
+          <w:sz w:val="24"/>
+        </w:rPr>
+        <w:hyperlink r:id="rId11" w:history="1">
+          <w:r>
+            <w:rPr>
+              <w:rStyle w:val="Hyperlink"/>
+            </w:rPr>
+            <w:t>eïnt</w:t>
+          </w:r>
+        </w:hyperlink>
+      </w:r>
+      <w:r>
+        <w:rPr>
+          <w:u w:val="single" w:color="0000ff"/>
+          <w:rFonts w:ascii="Charis SIL Regular" w:hAnsi="Charis SIL Regular" w:eastAsia="Charis SIL Regular"/>
+          <w:b w:val="0"/>
+          <w:i w:val="0"/>
+          <w:color w:val="000000"/>
+          <w:sz w:val="24"/>
+        </w:rPr>
+        <w:hyperlink r:id="rId11" w:history="1">
+          <w:r>
+            <w:rPr>
+              <w:rStyle w:val="Hyperlink"/>
+            </w:rPr>
+            <w:t>e</w:t>
+          </w:r>
+        </w:hyperlink>
+      </w:r>
+      <w:r>
+        <w:rPr>
+          <w:u w:val="single" w:color="0000ff"/>
+          <w:rFonts w:ascii="Charis SIL Regular" w:hAnsi="Charis SIL Regular" w:eastAsia="Charis SIL Regular"/>
+          <w:b w:val="0"/>
+          <w:i w:val="0"/>
+          <w:color w:val="000000"/>
+          <w:sz w:val="24"/>
+        </w:rPr>
+        <w:hyperlink r:id="rId11" w:history="1">
+          <w:r>
+            <w:rPr>
+              <w:rStyle w:val="Hyperlink"/>
+            </w:rPr>
+            <w:t>res</w:t>
+          </w:r>
+        </w:hyperlink>
+      </w:r>
+      <w:r>
+        <w:rPr>
+          <w:u w:val="single" w:color="0000ff"/>
+          <w:rFonts w:ascii="Charis SIL Regular" w:hAnsi="Charis SIL Regular" w:eastAsia="Charis SIL Regular"/>
+          <w:b w:val="0"/>
+          <w:i w:val="0"/>
+          <w:color w:val="000000"/>
+          <w:sz w:val="24"/>
+        </w:rPr>
+        <w:t>s</w:t>
+      </w:r>
+      <w:r>
+        <w:rPr>
+          <w:rFonts w:ascii="Charis SIL Regular" w:hAnsi="Charis SIL Regular" w:eastAsia="Charis SIL Regular"/>
+          <w:b w:val="0"/>
+          <w:i w:val="0"/>
+          <w:color w:val="000000"/>
+          <w:sz w:val="24"/>
+        </w:rPr>
+        <w:t xml:space="preserve">eerd in </w:t>
       </w:r>
       <w:r>
         <w:rPr>
@@ -607,7 +652,25 @@
           <w:color w:val="000000"/>
           <w:sz w:val="24"/>
         </w:rPr>
-        <w:t xml:space="preserve"> en </w:t>
+        <w:t xml:space="preserve"> e</w:t>
+      </w:r>
+      <w:r>
+        <w:rPr>
+          <w:u w:val="single" w:color="0000ff"/>
+          <w:rFonts w:ascii="Charis SIL Regular" w:hAnsi="Charis SIL Regular" w:eastAsia="Charis SIL Regular"/>
+          <w:b w:val="0"/>
+          <w:i w:val="0"/>
+          <w:color w:val="000000"/>
+          <w:sz w:val="24"/>
+        </w:rPr>
+        <w:hyperlink r:id="rId12" w:history="1">
+          <w:r>
+            <w:rPr>
+              <w:rStyle w:val="Hyperlink"/>
+            </w:rPr>
+            <w:t xml:space="preserve">n </w:t>
+          </w:r>
+        </w:hyperlink>
       </w:r>
       <w:r>
         <w:rPr>
@@ -958,7 +1021,7 @@
           <w:sz w:val="24"/>
           <w:u w:val="single"/>
         </w:rPr>
-        <w:hyperlink r:id="rId14" w:history="1">
+        <w:hyperlink r:id="rId16" w:history="1">
           <w:r>
             <w:rPr>
               <w:rStyle w:val="Hyperlink"/>
@@ -1044,12 +1107,12 @@
           <w:sz w:val="24"/>
           <w:u w:val="single"/>
         </w:rPr>
-        <w:hyperlink r:id="rId16" w:history="1">
+        <w:hyperlink r:id="rId17" w:history="1">
           <w:r>
             <w:rPr>
               <w:rStyle w:val="Hyperlink"/>
             </w:rPr>
-            <w:t>etnografisch</w:t>
+            <w:t>etnografisc</w:t>
           </w:r>
         </w:hyperlink>
       </w:r>
@@ -1060,36 +1123,13 @@
           <w:i w:val="0"/>
           <w:color w:val="0000FF"/>
           <w:sz w:val="24"/>
-          <w:u w:val="single"/>
-        </w:rPr>
-        <w:t>e</w:t>
-      </w:r>
-      <w:r>
-        <w:rPr>
-          <w:rFonts w:ascii="Charis SIL Regular" w:hAnsi="Charis SIL Regular" w:eastAsia="Charis SIL Regular"/>
-          <w:b w:val="0"/>
-          <w:i w:val="0"/>
-          <w:color w:val="0000FF"/>
-          <w:sz w:val="24"/>
-          <w:u w:val="single"/>
-        </w:rPr>
-        <w:t xml:space="preserve"> </w:t>
-      </w:r>
-      <w:r>
-        <w:rPr>
-          <w:rFonts w:ascii="Charis SIL Regular" w:hAnsi="Charis SIL Regular" w:eastAsia="Charis SIL Regular"/>
-          <w:b w:val="0"/>
-          <w:i w:val="0"/>
-          <w:color w:val="0000FF"/>
-          <w:sz w:val="24"/>
-          <w:u w:val="single"/>
-        </w:rPr>
-        <w:hyperlink r:id="rId16" w:history="1">
+        </w:rPr>
+        <w:hyperlink r:id="rId17" w:history="1">
           <w:r>
             <w:rPr>
               <w:rStyle w:val="Hyperlink"/>
             </w:rPr>
-            <w:t>voorwerpe</w:t>
+            <w:t>h</w:t>
           </w:r>
         </w:hyperlink>
       </w:r>
@@ -1101,7 +1141,36 @@
           <w:color w:val="0000FF"/>
           <w:sz w:val="24"/>
         </w:rPr>
-        <w:t>n</w:t>
+        <w:t>e</w:t>
+      </w:r>
+      <w:r>
+        <w:rPr>
+          <w:rFonts w:ascii="Charis SIL Regular" w:hAnsi="Charis SIL Regular" w:eastAsia="Charis SIL Regular"/>
+          <w:b w:val="0"/>
+          <w:i w:val="0"/>
+          <w:color w:val="0000FF"/>
+          <w:sz w:val="24"/>
+          <w:u w:val="single"/>
+        </w:rPr>
+        <w:t xml:space="preserve"> </w:t>
+      </w:r>
+      <w:r>
+        <w:rPr>
+          <w:rFonts w:ascii="Charis SIL Regular" w:hAnsi="Charis SIL Regular" w:eastAsia="Charis SIL Regular"/>
+          <w:b w:val="0"/>
+          <w:i w:val="0"/>
+          <w:color w:val="0000FF"/>
+          <w:sz w:val="24"/>
+          <w:u w:val="single"/>
+        </w:rPr>
+        <w:hyperlink r:id="rId17" w:history="1">
+          <w:r>
+            <w:rPr>
+              <w:rStyle w:val="Hyperlink"/>
+            </w:rPr>
+            <w:t>voorwerpen</w:t>
+          </w:r>
+        </w:hyperlink>
       </w:r>
       <w:r>
         <w:rPr>
@@ -1122,7 +1191,7 @@
           <w:color w:val="000000"/>
           <w:sz w:val="24"/>
         </w:rPr>
-        <w:hyperlink r:id="rId17" w:history="1">
+        <w:hyperlink r:id="rId16" w:history="1">
           <w:r>
             <w:rPr>
               <w:rStyle w:val="Hyperlink"/>
@@ -1140,7 +1209,7 @@
           <w:color w:val="000000"/>
           <w:sz w:val="24"/>
         </w:rPr>
-        <w:hyperlink r:id="rId17" w:history="1">
+        <w:hyperlink r:id="rId16" w:history="1">
           <w:r>
             <w:rPr>
               <w:rStyle w:val="Hyperlink"/>
@@ -1158,7 +1227,7 @@
           <w:color w:val="000000"/>
           <w:sz w:val="24"/>
         </w:rPr>
-        <w:hyperlink r:id="rId17" w:history="1">
+        <w:hyperlink r:id="rId16" w:history="1">
           <w:r>
             <w:rPr>
               <w:rStyle w:val="Hyperlink"/>
@@ -1305,7 +1374,7 @@
           <w:color w:val="000000"/>
           <w:sz w:val="24"/>
         </w:rPr>
-        <w:hyperlink r:id="rId16" w:history="1">
+        <w:hyperlink r:id="rId17" w:history="1">
           <w:r>
             <w:rPr>
               <w:rStyle w:val="Hyperlink"/>
@@ -1323,7 +1392,7 @@
           <w:color w:val="000000"/>
           <w:sz w:val="24"/>
         </w:rPr>
-        <w:hyperlink r:id="rId16" w:history="1">
+        <w:hyperlink r:id="rId17" w:history="1">
           <w:r>
             <w:rPr>
               <w:rStyle w:val="Hyperlink"/>
@@ -1347,96 +1416,24 @@
       </w:r>
       <w:r>
         <w:rPr>
-          <w:u w:val="single" w:color="0000ff"/>
           <w:rFonts w:ascii="Charis SIL Regular" w:hAnsi="Charis SIL Regular" w:eastAsia="Charis SIL Regular"/>
           <w:b w:val="0"/>
           <w:i w:val="0"/>
           <w:color w:val="000000"/>
           <w:sz w:val="24"/>
         </w:rPr>
+        <w:t xml:space="preserve">Nederland, tijdens aankoopreizen naar </w:t>
+      </w:r>
+      <w:r>
+        <w:rPr>
+          <w:rFonts w:ascii="Charis SIL Regular" w:hAnsi="Charis SIL Regular" w:eastAsia="Charis SIL Regular"/>
+          <w:b w:val="0"/>
+          <w:i w:val="0"/>
+          <w:color w:val="0000FF"/>
+          <w:sz w:val="24"/>
+          <w:u w:val="single"/>
+        </w:rPr>
         <w:hyperlink r:id="rId18" w:history="1">
-          <w:r>
-            <w:rPr>
-              <w:rStyle w:val="Hyperlink"/>
-            </w:rPr>
-            <w:t>Nederla</w:t>
-          </w:r>
-        </w:hyperlink>
-      </w:r>
-      <w:r>
-        <w:rPr>
-          <w:u w:val="single" w:color="0000ff"/>
-          <w:rFonts w:ascii="Charis SIL Regular" w:hAnsi="Charis SIL Regular" w:eastAsia="Charis SIL Regular"/>
-          <w:b w:val="0"/>
-          <w:i w:val="0"/>
-          <w:color w:val="000000"/>
-          <w:sz w:val="24"/>
-        </w:rPr>
-        <w:hyperlink r:id="rId18" w:history="1">
-          <w:r>
-            <w:rPr>
-              <w:rStyle w:val="Hyperlink"/>
-            </w:rPr>
-            <w:t>n</w:t>
-          </w:r>
-        </w:hyperlink>
-      </w:r>
-      <w:r>
-        <w:rPr>
-          <w:u w:val="single" w:color="0000ff"/>
-          <w:rFonts w:ascii="Charis SIL Regular" w:hAnsi="Charis SIL Regular" w:eastAsia="Charis SIL Regular"/>
-          <w:b w:val="0"/>
-          <w:i w:val="0"/>
-          <w:color w:val="000000"/>
-          <w:sz w:val="24"/>
-        </w:rPr>
-        <w:hyperlink r:id="rId18" w:history="1">
-          <w:r>
-            <w:rPr>
-              <w:rStyle w:val="Hyperlink"/>
-            </w:rPr>
-            <w:t>d, tijde</w:t>
-          </w:r>
-        </w:hyperlink>
-      </w:r>
-      <w:r>
-        <w:rPr>
-          <w:u w:val="single" w:color="0000ff"/>
-          <w:rFonts w:ascii="Charis SIL Regular" w:hAnsi="Charis SIL Regular" w:eastAsia="Charis SIL Regular"/>
-          <w:b w:val="0"/>
-          <w:i w:val="0"/>
-          <w:color w:val="000000"/>
-          <w:sz w:val="24"/>
-        </w:rPr>
-        <w:hyperlink r:id="rId18" w:history="1">
-          <w:r>
-            <w:rPr>
-              <w:rStyle w:val="Hyperlink"/>
-            </w:rPr>
-            <w:t>ns aanko</w:t>
-          </w:r>
-        </w:hyperlink>
-      </w:r>
-      <w:r>
-        <w:rPr>
-          <w:rFonts w:ascii="Charis SIL Regular" w:hAnsi="Charis SIL Regular" w:eastAsia="Charis SIL Regular"/>
-          <w:b w:val="0"/>
-          <w:i w:val="0"/>
-          <w:color w:val="000000"/>
-          <w:sz w:val="24"/>
-        </w:rPr>
-        <w:t xml:space="preserve">opreizen naar </w:t>
-      </w:r>
-      <w:r>
-        <w:rPr>
-          <w:rFonts w:ascii="Charis SIL Regular" w:hAnsi="Charis SIL Regular" w:eastAsia="Charis SIL Regular"/>
-          <w:b w:val="0"/>
-          <w:i w:val="0"/>
-          <w:color w:val="0000FF"/>
-          <w:sz w:val="24"/>
-          <w:u w:val="single"/>
-        </w:rPr>
-        <w:hyperlink r:id="rId19" w:history="1">
           <w:r>
             <w:rPr>
               <w:rStyle w:val="Hyperlink"/>
@@ -1464,7 +1461,7 @@
           <w:sz w:val="24"/>
           <w:u w:val="single"/>
         </w:rPr>
-        <w:hyperlink r:id="rId20" w:history="1">
+        <w:hyperlink r:id="rId19" w:history="1">
           <w:r>
             <w:rPr>
               <w:rStyle w:val="Hyperlink"/>
@@ -1492,7 +1489,7 @@
           <w:sz w:val="24"/>
           <w:u w:val="single"/>
         </w:rPr>
-        <w:hyperlink r:id="rId21" w:history="1">
+        <w:hyperlink r:id="rId20" w:history="1">
           <w:r>
             <w:rPr>
               <w:rStyle w:val="Hyperlink"/>
@@ -1520,7 +1517,7 @@
           <w:sz w:val="24"/>
           <w:u w:val="single"/>
         </w:rPr>
-        <w:hyperlink r:id="rId22" w:history="1">
+        <w:hyperlink r:id="rId21" w:history="1">
           <w:r>
             <w:rPr>
               <w:rStyle w:val="Hyperlink"/>
@@ -1558,7 +1555,7 @@
           <w:color w:val="000000"/>
           <w:sz w:val="24"/>
         </w:rPr>
-        <w:hyperlink r:id="rId19" w:history="1">
+        <w:hyperlink r:id="rId18" w:history="1">
           <w:r>
             <w:rPr>
               <w:rStyle w:val="Hyperlink"/>
@@ -1597,7 +1594,7 @@
           <w:color w:val="000000"/>
           <w:sz w:val="24"/>
         </w:rPr>
-        <w:hyperlink r:id="rId20" w:history="1">
+        <w:hyperlink r:id="rId19" w:history="1">
           <w:r>
             <w:rPr>
               <w:rStyle w:val="Hyperlink"/>
@@ -1625,7 +1622,7 @@
           <w:color w:val="000000"/>
           <w:sz w:val="24"/>
         </w:rPr>
-        <w:hyperlink r:id="rId21" w:history="1">
+        <w:hyperlink r:id="rId20" w:history="1">
           <w:r>
             <w:rPr>
               <w:rStyle w:val="Hyperlink"/>
@@ -1636,52 +1633,35 @@
       </w:r>
       <w:r>
         <w:rPr>
+          <w:u w:val="single" w:color="0000ff"/>
           <w:rFonts w:ascii="Charis SIL Regular" w:hAnsi="Charis SIL Regular" w:eastAsia="Charis SIL Regular"/>
           <w:b w:val="0"/>
           <w:i w:val="0"/>
           <w:color w:val="000000"/>
           <w:sz w:val="24"/>
         </w:rPr>
+        <w:t>s</w:t>
+      </w:r>
+      <w:r>
+        <w:rPr>
+          <w:rFonts w:ascii="Charis SIL Regular" w:hAnsi="Charis SIL Regular" w:eastAsia="Charis SIL Regular"/>
+          <w:b w:val="0"/>
+          <w:i w:val="0"/>
+          <w:color w:val="000000"/>
+          <w:sz w:val="24"/>
+        </w:rPr>
+        <w:t xml:space="preserve">che </w:t>
+      </w:r>
+      <w:r>
+        <w:rPr>
+          <w:u w:val="single" w:color="0000ff"/>
+          <w:rFonts w:ascii="Charis SIL Regular" w:hAnsi="Charis SIL Regular" w:eastAsia="Charis SIL Regular"/>
+          <w:b w:val="0"/>
+          <w:i w:val="0"/>
+          <w:color w:val="000000"/>
+          <w:sz w:val="24"/>
+        </w:rPr>
         <w:hyperlink r:id="rId21" w:history="1">
-          <w:r>
-            <w:rPr>
-              <w:rStyle w:val="Hyperlink"/>
-            </w:rPr>
-            <w:t>s</w:t>
-          </w:r>
-        </w:hyperlink>
-      </w:r>
-      <w:r>
-        <w:rPr>
-          <w:u w:val="single" w:color="0000ff"/>
-          <w:rFonts w:ascii="Charis SIL Regular" w:hAnsi="Charis SIL Regular" w:eastAsia="Charis SIL Regular"/>
-          <w:b w:val="0"/>
-          <w:i w:val="0"/>
-          <w:color w:val="000000"/>
-          <w:sz w:val="24"/>
-        </w:rPr>
-        <w:t>c</w:t>
-      </w:r>
-      <w:r>
-        <w:rPr>
-          <w:rFonts w:ascii="Charis SIL Regular" w:hAnsi="Charis SIL Regular" w:eastAsia="Charis SIL Regular"/>
-          <w:b w:val="0"/>
-          <w:i w:val="0"/>
-          <w:color w:val="000000"/>
-          <w:sz w:val="24"/>
-        </w:rPr>
-        <w:t xml:space="preserve">he </w:t>
-      </w:r>
-      <w:r>
-        <w:rPr>
-          <w:u w:val="single" w:color="0000ff"/>
-          <w:rFonts w:ascii="Charis SIL Regular" w:hAnsi="Charis SIL Regular" w:eastAsia="Charis SIL Regular"/>
-          <w:b w:val="0"/>
-          <w:i w:val="0"/>
-          <w:color w:val="000000"/>
-          <w:sz w:val="24"/>
-        </w:rPr>
-        <w:hyperlink r:id="rId22" w:history="1">
           <w:r>
             <w:rPr>
               <w:rStyle w:val="Hyperlink"/>
@@ -1722,7 +1702,7 @@
           <w:sz w:val="24"/>
           <w:u w:val="single"/>
         </w:rPr>
-        <w:hyperlink r:id="rId23" w:history="1">
+        <w:hyperlink r:id="rId22" w:history="1">
           <w:r>
             <w:rPr>
               <w:rStyle w:val="Hyperlink"/>
@@ -1751,7 +1731,7 @@
           <w:sz w:val="24"/>
           <w:u w:val="single"/>
         </w:rPr>
-        <w:hyperlink r:id="rId23" w:history="1">
+        <w:hyperlink r:id="rId22" w:history="1">
           <w:r>
             <w:rPr>
               <w:rStyle w:val="Hyperlink"/>
@@ -1902,7 +1882,7 @@
           <w:sz w:val="24"/>
           <w:u w:val="single"/>
         </w:rPr>
-        <w:hyperlink r:id="rId24" w:history="1">
+        <w:hyperlink r:id="rId23" w:history="1">
           <w:r>
             <w:rPr>
               <w:rStyle w:val="Hyperlink"/>
@@ -1931,7 +1911,7 @@
           <w:sz w:val="24"/>
           <w:u w:val="single"/>
         </w:rPr>
-        <w:hyperlink r:id="rId24" w:history="1">
+        <w:hyperlink r:id="rId23" w:history="1">
           <w:r>
             <w:rPr>
               <w:rStyle w:val="Hyperlink"/>
@@ -1960,7 +1940,7 @@
           <w:sz w:val="24"/>
           <w:u w:val="single"/>
         </w:rPr>
-        <w:hyperlink r:id="rId24" w:history="1">
+        <w:hyperlink r:id="rId23" w:history="1">
           <w:r>
             <w:rPr>
               <w:rStyle w:val="Hyperlink"/>
@@ -1991,7 +1971,7 @@
           <w:color w:val="000000"/>
           <w:sz w:val="24"/>
         </w:rPr>
-        <w:hyperlink r:id="rId24" w:history="1">
+        <w:hyperlink r:id="rId23" w:history="1">
           <w:r>
             <w:rPr>
               <w:rStyle w:val="Hyperlink"/>
@@ -2009,7 +1989,7 @@
           <w:color w:val="000000"/>
           <w:sz w:val="24"/>
         </w:rPr>
-        <w:hyperlink r:id="rId24" w:history="1">
+        <w:hyperlink r:id="rId23" w:history="1">
           <w:r>
             <w:rPr>
               <w:rStyle w:val="Hyperlink"/>
@@ -2027,7 +2007,7 @@
           <w:color w:val="000000"/>
           <w:sz w:val="24"/>
         </w:rPr>
-        <w:hyperlink r:id="rId24" w:history="1">
+        <w:hyperlink r:id="rId23" w:history="1">
           <w:r>
             <w:rPr>
               <w:rStyle w:val="Hyperlink"/>
@@ -2045,7 +2025,7 @@
           <w:color w:val="000000"/>
           <w:sz w:val="24"/>
         </w:rPr>
-        <w:hyperlink r:id="rId24" w:history="1">
+        <w:hyperlink r:id="rId23" w:history="1">
           <w:r>
             <w:rPr>
               <w:rStyle w:val="Hyperlink"/>
@@ -2073,7 +2053,7 @@
           <w:sz w:val="24"/>
           <w:u w:val="single"/>
         </w:rPr>
-        <w:hyperlink r:id="rId25" w:history="1">
+        <w:hyperlink r:id="rId24" w:history="1">
           <w:r>
             <w:rPr>
               <w:rStyle w:val="Hyperlink"/>
@@ -2091,7 +2071,7 @@
           <w:sz w:val="24"/>
           <w:u w:val="single"/>
         </w:rPr>
-        <w:hyperlink r:id="rId25" w:history="1">
+        <w:hyperlink r:id="rId24" w:history="1">
           <w:r>
             <w:rPr>
               <w:rStyle w:val="Hyperlink"/>
@@ -2120,7 +2100,7 @@
           <w:sz w:val="24"/>
           <w:u w:val="single"/>
         </w:rPr>
-        <w:hyperlink r:id="rId25" w:history="1">
+        <w:hyperlink r:id="rId24" w:history="1">
           <w:r>
             <w:rPr>
               <w:rStyle w:val="Hyperlink"/>
@@ -2148,7 +2128,7 @@
           <w:sz w:val="24"/>
           <w:u w:val="single"/>
         </w:rPr>
-        <w:hyperlink r:id="rId26" w:history="1">
+        <w:hyperlink r:id="rId25" w:history="1">
           <w:r>
             <w:rPr>
               <w:rStyle w:val="Hyperlink"/>
@@ -2177,7 +2157,7 @@
           <w:sz w:val="24"/>
           <w:u w:val="single"/>
         </w:rPr>
-        <w:hyperlink r:id="rId26" w:history="1">
+        <w:hyperlink r:id="rId25" w:history="1">
           <w:r>
             <w:rPr>
               <w:rStyle w:val="Hyperlink"/>
@@ -2205,7 +2185,7 @@
           <w:color w:val="000000"/>
           <w:sz w:val="24"/>
         </w:rPr>
-        <w:hyperlink r:id="rId25" w:history="1">
+        <w:hyperlink r:id="rId24" w:history="1">
           <w:r>
             <w:rPr>
               <w:rStyle w:val="Hyperlink"/>
@@ -2234,7 +2214,7 @@
           <w:sz w:val="24"/>
           <w:u w:val="single"/>
         </w:rPr>
-        <w:hyperlink r:id="rId25" w:history="1">
+        <w:hyperlink r:id="rId24" w:history="1">
           <w:r>
             <w:rPr>
               <w:rStyle w:val="Hyperlink"/>
@@ -2263,7 +2243,7 @@
           <w:color w:val="000000"/>
           <w:sz w:val="24"/>
         </w:rPr>
-        <w:hyperlink r:id="rId25" w:history="1">
+        <w:hyperlink r:id="rId24" w:history="1">
           <w:r>
             <w:rPr>
               <w:rStyle w:val="Hyperlink"/>
@@ -2281,7 +2261,7 @@
           <w:color w:val="000000"/>
           <w:sz w:val="24"/>
         </w:rPr>
-        <w:hyperlink r:id="rId25" w:history="1">
+        <w:hyperlink r:id="rId24" w:history="1">
           <w:r>
             <w:rPr>
               <w:rStyle w:val="Hyperlink"/>
@@ -2320,7 +2300,7 @@
           <w:color w:val="000000"/>
           <w:sz w:val="24"/>
         </w:rPr>
-        <w:hyperlink r:id="rId26" w:history="1">
+        <w:hyperlink r:id="rId25" w:history="1">
           <w:r>
             <w:rPr>
               <w:rStyle w:val="Hyperlink"/>
@@ -2338,7 +2318,7 @@
           <w:color w:val="000000"/>
           <w:sz w:val="24"/>
         </w:rPr>
-        <w:hyperlink r:id="rId26" w:history="1">
+        <w:hyperlink r:id="rId25" w:history="1">
           <w:r>
             <w:rPr>
               <w:rStyle w:val="Hyperlink"/>
@@ -2356,7 +2336,7 @@
           <w:color w:val="000000"/>
           <w:sz w:val="24"/>
         </w:rPr>
-        <w:hyperlink r:id="rId26" w:history="1">
+        <w:hyperlink r:id="rId25" w:history="1">
           <w:r>
             <w:rPr>
               <w:rStyle w:val="Hyperlink"/>
@@ -2394,7 +2374,7 @@
           <w:color w:val="000000"/>
           <w:sz w:val="24"/>
         </w:rPr>
-        <w:hyperlink r:id="rId27" w:history="1">
+        <w:hyperlink r:id="rId26" w:history="1">
           <w:r>
             <w:rPr>
               <w:rStyle w:val="Hyperlink"/>
@@ -2422,7 +2402,7 @@
           <w:sz w:val="24"/>
           <w:u w:val="single"/>
         </w:rPr>
-        <w:hyperlink r:id="rId28" w:history="1">
+        <w:hyperlink r:id="rId27" w:history="1">
           <w:r>
             <w:rPr>
               <w:rStyle w:val="Hyperlink"/>
@@ -2471,7 +2451,7 @@
           <w:color w:val="000000"/>
           <w:sz w:val="24"/>
         </w:rPr>
-        <w:hyperlink r:id="rId28" w:history="1">
+        <w:hyperlink r:id="rId27" w:history="1">
           <w:r>
             <w:rPr>
               <w:rStyle w:val="Hyperlink"/>
@@ -2499,7 +2479,7 @@
           <w:sz w:val="24"/>
           <w:u w:val="single"/>
         </w:rPr>
-        <w:hyperlink r:id="rId29" w:history="1">
+        <w:hyperlink r:id="rId28" w:history="1">
           <w:r>
             <w:rPr>
               <w:rStyle w:val="Hyperlink"/>
@@ -2528,7 +2508,7 @@
           <w:sz w:val="24"/>
           <w:u w:val="single"/>
         </w:rPr>
-        <w:hyperlink r:id="rId29" w:history="1">
+        <w:hyperlink r:id="rId28" w:history="1">
           <w:r>
             <w:rPr>
               <w:rStyle w:val="Hyperlink"/>
@@ -2557,7 +2537,7 @@
           <w:sz w:val="24"/>
           <w:u w:val="single"/>
         </w:rPr>
-        <w:hyperlink r:id="rId29" w:history="1">
+        <w:hyperlink r:id="rId28" w:history="1">
           <w:r>
             <w:rPr>
               <w:rStyle w:val="Hyperlink"/>
@@ -2595,7 +2575,7 @@
           <w:color w:val="000000"/>
           <w:sz w:val="24"/>
         </w:rPr>
-        <w:hyperlink r:id="rId29" w:history="1">
+        <w:hyperlink r:id="rId28" w:history="1">
           <w:r>
             <w:rPr>
               <w:rStyle w:val="Hyperlink"/>
@@ -2613,7 +2593,7 @@
           <w:color w:val="000000"/>
           <w:sz w:val="24"/>
         </w:rPr>
-        <w:hyperlink r:id="rId29" w:history="1">
+        <w:hyperlink r:id="rId28" w:history="1">
           <w:r>
             <w:rPr>
               <w:rStyle w:val="Hyperlink"/>
@@ -2631,7 +2611,7 @@
           <w:color w:val="000000"/>
           <w:sz w:val="24"/>
         </w:rPr>
-        <w:hyperlink r:id="rId29" w:history="1">
+        <w:hyperlink r:id="rId28" w:history="1">
           <w:r>
             <w:rPr>
               <w:rStyle w:val="Hyperlink"/>
@@ -2649,7 +2629,7 @@
           <w:color w:val="000000"/>
           <w:sz w:val="24"/>
         </w:rPr>
-        <w:hyperlink r:id="rId29" w:history="1">
+        <w:hyperlink r:id="rId28" w:history="1">
           <w:r>
             <w:rPr>
               <w:rStyle w:val="Hyperlink"/>
@@ -2667,7 +2647,7 @@
           <w:color w:val="000000"/>
           <w:sz w:val="24"/>
         </w:rPr>
-        <w:hyperlink r:id="rId29" w:history="1">
+        <w:hyperlink r:id="rId28" w:history="1">
           <w:r>
             <w:rPr>
               <w:rStyle w:val="Hyperlink"/>
@@ -2705,7 +2685,7 @@
           <w:sz w:val="24"/>
           <w:u w:val="single"/>
         </w:rPr>
-        <w:hyperlink r:id="rId30" w:history="1">
+        <w:hyperlink r:id="rId29" w:history="1">
           <w:r>
             <w:rPr>
               <w:rStyle w:val="Hyperlink"/>
@@ -2773,12 +2753,422 @@
           <w:sz w:val="24"/>
           <w:u w:val="single"/>
         </w:rPr>
-        <w:hyperlink r:id="rId31" w:history="1">
+        <w:hyperlink r:id="rId30" w:history="1">
           <w:r>
             <w:rPr>
               <w:rStyle w:val="Hyperlink"/>
             </w:rPr>
             <w:t>Carel</w:t>
+          </w:r>
+        </w:hyperlink>
+      </w:r>
+      <w:r>
+        <w:rPr>
+          <w:rFonts w:ascii="Charis SIL Regular" w:hAnsi="Charis SIL Regular" w:eastAsia="Charis SIL Regular"/>
+          <w:b w:val="0"/>
+          <w:i w:val="0"/>
+          <w:color w:val="0000FF"/>
+          <w:sz w:val="24"/>
+          <w:u w:val="single"/>
+        </w:rPr>
+        <w:t xml:space="preserve"> </w:t>
+      </w:r>
+      <w:r>
+        <w:rPr>
+          <w:rFonts w:ascii="Charis SIL Regular" w:hAnsi="Charis SIL Regular" w:eastAsia="Charis SIL Regular"/>
+          <w:b w:val="0"/>
+          <w:i w:val="0"/>
+          <w:color w:val="0000FF"/>
+          <w:sz w:val="24"/>
+          <w:u w:val="single"/>
+        </w:rPr>
+        <w:hyperlink r:id="rId30" w:history="1">
+          <w:r>
+            <w:rPr>
+              <w:rStyle w:val="Hyperlink"/>
+            </w:rPr>
+            <w:t>van</w:t>
+          </w:r>
+        </w:hyperlink>
+      </w:r>
+      <w:r>
+        <w:rPr>
+          <w:rFonts w:ascii="Charis SIL Regular" w:hAnsi="Charis SIL Regular" w:eastAsia="Charis SIL Regular"/>
+          <w:b w:val="0"/>
+          <w:i w:val="0"/>
+          <w:color w:val="0000FF"/>
+          <w:sz w:val="24"/>
+          <w:u w:val="single"/>
+        </w:rPr>
+        <w:t xml:space="preserve"> </w:t>
+      </w:r>
+      <w:r>
+        <w:rPr>
+          <w:rFonts w:ascii="Charis SIL Regular" w:hAnsi="Charis SIL Regular" w:eastAsia="Charis SIL Regular"/>
+          <w:b w:val="0"/>
+          <w:i w:val="0"/>
+          <w:color w:val="0000FF"/>
+          <w:sz w:val="24"/>
+          <w:u w:val="single"/>
+        </w:rPr>
+        <w:hyperlink r:id="rId30" w:history="1">
+          <w:r>
+            <w:rPr>
+              <w:rStyle w:val="Hyperlink"/>
+            </w:rPr>
+            <w:t>Lier</w:t>
+          </w:r>
+        </w:hyperlink>
+      </w:r>
+      <w:r>
+        <w:rPr>
+          <w:rFonts w:ascii="Charis SIL Regular" w:hAnsi="Charis SIL Regular" w:eastAsia="Charis SIL Regular"/>
+          <w:b w:val="0"/>
+          <w:i w:val="0"/>
+          <w:color w:val="0000FF"/>
+          <w:sz w:val="24"/>
+          <w:u w:val="single"/>
+        </w:rPr>
+        <w:t xml:space="preserve"> </w:t>
+      </w:r>
+      <w:r>
+        <w:rPr>
+          <w:rFonts w:ascii="Charis SIL Regular" w:hAnsi="Charis SIL Regular" w:eastAsia="Charis SIL Regular"/>
+          <w:b w:val="0"/>
+          <w:i w:val="0"/>
+          <w:color w:val="0000FF"/>
+          <w:sz w:val="24"/>
+          <w:u w:val="single"/>
+        </w:rPr>
+        <w:hyperlink r:id="rId30" w:history="1">
+          <w:r>
+            <w:rPr>
+              <w:rStyle w:val="Hyperlink"/>
+            </w:rPr>
+            <w:t>en</w:t>
+          </w:r>
+        </w:hyperlink>
+      </w:r>
+      <w:r>
+        <w:rPr>
+          <w:rFonts w:ascii="Charis SIL Regular" w:hAnsi="Charis SIL Regular" w:eastAsia="Charis SIL Regular"/>
+          <w:b w:val="0"/>
+          <w:i w:val="0"/>
+          <w:color w:val="0000FF"/>
+          <w:sz w:val="24"/>
+          <w:u w:val="single"/>
+        </w:rPr>
+        <w:t xml:space="preserve"> </w:t>
+      </w:r>
+      <w:r>
+        <w:rPr>
+          <w:rFonts w:ascii="Charis SIL Regular" w:hAnsi="Charis SIL Regular" w:eastAsia="Charis SIL Regular"/>
+          <w:b w:val="0"/>
+          <w:i w:val="0"/>
+          <w:color w:val="0000FF"/>
+          <w:sz w:val="24"/>
+          <w:u w:val="single"/>
+        </w:rPr>
+        <w:hyperlink r:id="rId30" w:history="1">
+          <w:r>
+            <w:rPr>
+              <w:rStyle w:val="Hyperlink"/>
+            </w:rPr>
+            <w:t>diens</w:t>
+          </w:r>
+        </w:hyperlink>
+      </w:r>
+      <w:r>
+        <w:rPr>
+          <w:rFonts w:ascii="Charis SIL Regular" w:hAnsi="Charis SIL Regular" w:eastAsia="Charis SIL Regular"/>
+          <w:b w:val="0"/>
+          <w:i w:val="0"/>
+          <w:color w:val="0000FF"/>
+          <w:sz w:val="24"/>
+          <w:u w:val="single"/>
+        </w:rPr>
+        <w:t xml:space="preserve"> </w:t>
+      </w:r>
+      <w:r>
+        <w:rPr>
+          <w:rFonts w:ascii="Charis SIL Regular" w:hAnsi="Charis SIL Regular" w:eastAsia="Charis SIL Regular"/>
+          <w:b w:val="0"/>
+          <w:i w:val="0"/>
+          <w:color w:val="0000FF"/>
+          <w:sz w:val="24"/>
+          <w:u w:val="single"/>
+        </w:rPr>
+        <w:hyperlink r:id="rId30" w:history="1">
+          <w:r>
+            <w:rPr>
+              <w:rStyle w:val="Hyperlink"/>
+            </w:rPr>
+            <w:t>vrouw</w:t>
+          </w:r>
+        </w:hyperlink>
+      </w:r>
+      <w:r>
+        <w:rPr>
+          <w:rFonts w:ascii="Charis SIL Regular" w:hAnsi="Charis SIL Regular" w:eastAsia="Charis SIL Regular"/>
+          <w:b w:val="0"/>
+          <w:i w:val="0"/>
+          <w:color w:val="0000FF"/>
+          <w:sz w:val="24"/>
+          <w:u w:val="single"/>
+        </w:rPr>
+        <w:t xml:space="preserve"> </w:t>
+      </w:r>
+      <w:r>
+        <w:rPr>
+          <w:rFonts w:ascii="Charis SIL Regular" w:hAnsi="Charis SIL Regular" w:eastAsia="Charis SIL Regular"/>
+          <w:b w:val="0"/>
+          <w:i w:val="0"/>
+          <w:color w:val="0000FF"/>
+          <w:sz w:val="24"/>
+          <w:u w:val="single"/>
+        </w:rPr>
+        <w:hyperlink r:id="rId30" w:history="1">
+          <w:r>
+            <w:rPr>
+              <w:rStyle w:val="Hyperlink"/>
+            </w:rPr>
+            <w:t>(1927-1948)</w:t>
+          </w:r>
+        </w:hyperlink>
+      </w:r>
+      <w:r>
+        <w:rPr>
+          <w:rFonts w:ascii="Charis SIL Regular" w:hAnsi="Charis SIL Regular" w:eastAsia="Charis SIL Regular"/>
+          <w:b w:val="0"/>
+          <w:i w:val="0"/>
+          <w:color w:val="000000"/>
+          <w:sz w:val="24"/>
+        </w:rPr>
+        <w:t xml:space="preserve"> bevinden zich </w:t>
+      </w:r>
+      <w:r>
+        <w:rPr>
+          <w:rFonts w:ascii="Charis SIL Regular" w:hAnsi="Charis SIL Regular" w:eastAsia="Charis SIL Regular"/>
+          <w:b w:val="0"/>
+          <w:i w:val="0"/>
+          <w:color w:val="000000"/>
+          <w:sz w:val="24"/>
+        </w:rPr>
+        <w:t>in het RKD, evenals een aantal arc</w:t>
+      </w:r>
+      <w:r>
+        <w:rPr>
+          <w:u w:val="single" w:color="0000ff"/>
+          <w:rFonts w:ascii="Charis SIL Regular" w:hAnsi="Charis SIL Regular" w:eastAsia="Charis SIL Regular"/>
+          <w:b w:val="0"/>
+          <w:i w:val="0"/>
+          <w:color w:val="000000"/>
+          <w:sz w:val="24"/>
+        </w:rPr>
+        <w:hyperlink r:id="rId30" w:history="1">
+          <w:r>
+            <w:rPr>
+              <w:rStyle w:val="Hyperlink"/>
+            </w:rPr>
+            <w:t>hiefst</w:t>
+          </w:r>
+        </w:hyperlink>
+      </w:r>
+      <w:r>
+        <w:rPr>
+          <w:u w:val="single" w:color="0000ff"/>
+          <w:rFonts w:ascii="Charis SIL Regular" w:hAnsi="Charis SIL Regular" w:eastAsia="Charis SIL Regular"/>
+          <w:b w:val="0"/>
+          <w:i w:val="0"/>
+          <w:color w:val="000000"/>
+          <w:sz w:val="24"/>
+        </w:rPr>
+        <w:hyperlink r:id="rId30" w:history="1">
+          <w:r>
+            <w:rPr>
+              <w:rStyle w:val="Hyperlink"/>
+            </w:rPr>
+            <w:t>u</w:t>
+          </w:r>
+        </w:hyperlink>
+      </w:r>
+      <w:r>
+        <w:rPr>
+          <w:u w:val="single" w:color="0000ff"/>
+          <w:rFonts w:ascii="Charis SIL Regular" w:hAnsi="Charis SIL Regular" w:eastAsia="Charis SIL Regular"/>
+          <w:b w:val="0"/>
+          <w:i w:val="0"/>
+          <w:color w:val="000000"/>
+          <w:sz w:val="24"/>
+        </w:rPr>
+        <w:hyperlink r:id="rId30" w:history="1">
+          <w:r>
+            <w:rPr>
+              <w:rStyle w:val="Hyperlink"/>
+            </w:rPr>
+            <w:t>kke</w:t>
+          </w:r>
+        </w:hyperlink>
+      </w:r>
+      <w:r>
+        <w:rPr>
+          <w:u w:val="single" w:color="0000ff"/>
+          <w:rFonts w:ascii="Charis SIL Regular" w:hAnsi="Charis SIL Regular" w:eastAsia="Charis SIL Regular"/>
+          <w:b w:val="0"/>
+          <w:i w:val="0"/>
+          <w:color w:val="000000"/>
+          <w:sz w:val="24"/>
+        </w:rPr>
+        <w:hyperlink r:id="rId30" w:history="1">
+          <w:r>
+            <w:rPr>
+              <w:rStyle w:val="Hyperlink"/>
+            </w:rPr>
+            <w:t>n ui</w:t>
+          </w:r>
+        </w:hyperlink>
+      </w:r>
+      <w:r>
+        <w:rPr>
+          <w:u w:val="single" w:color="0000ff"/>
+          <w:rFonts w:ascii="Charis SIL Regular" w:hAnsi="Charis SIL Regular" w:eastAsia="Charis SIL Regular"/>
+          <w:b w:val="0"/>
+          <w:i w:val="0"/>
+          <w:color w:val="000000"/>
+          <w:sz w:val="24"/>
+        </w:rPr>
+        <w:hyperlink r:id="rId30" w:history="1">
+          <w:r>
+            <w:rPr>
+              <w:rStyle w:val="Hyperlink"/>
+            </w:rPr>
+            <w:t>t</w:t>
+          </w:r>
+        </w:hyperlink>
+      </w:r>
+      <w:r>
+        <w:rPr>
+          <w:u w:val="single" w:color="0000ff"/>
+          <w:rFonts w:ascii="Charis SIL Regular" w:hAnsi="Charis SIL Regular" w:eastAsia="Charis SIL Regular"/>
+          <w:b w:val="0"/>
+          <w:i w:val="0"/>
+          <w:color w:val="000000"/>
+          <w:sz w:val="24"/>
+        </w:rPr>
+        <w:hyperlink r:id="rId30" w:history="1">
+          <w:r>
+            <w:rPr>
+              <w:rStyle w:val="Hyperlink"/>
+            </w:rPr>
+            <w:t xml:space="preserve"> d</w:t>
+          </w:r>
+        </w:hyperlink>
+      </w:r>
+      <w:r>
+        <w:rPr>
+          <w:u w:val="single" w:color="0000ff"/>
+          <w:rFonts w:ascii="Charis SIL Regular" w:hAnsi="Charis SIL Regular" w:eastAsia="Charis SIL Regular"/>
+          <w:b w:val="0"/>
+          <w:i w:val="0"/>
+          <w:color w:val="000000"/>
+          <w:sz w:val="24"/>
+        </w:rPr>
+        <w:hyperlink r:id="rId30" w:history="1">
+          <w:r>
+            <w:rPr>
+              <w:rStyle w:val="Hyperlink"/>
+            </w:rPr>
+            <w:t>e</w:t>
+          </w:r>
+        </w:hyperlink>
+      </w:r>
+      <w:r>
+        <w:rPr>
+          <w:u w:val="single" w:color="0000ff"/>
+          <w:rFonts w:ascii="Charis SIL Regular" w:hAnsi="Charis SIL Regular" w:eastAsia="Charis SIL Regular"/>
+          <w:b w:val="0"/>
+          <w:i w:val="0"/>
+          <w:color w:val="000000"/>
+          <w:sz w:val="24"/>
+        </w:rPr>
+        <w:hyperlink r:id="rId30" w:history="1">
+          <w:r>
+            <w:rPr>
+              <w:rStyle w:val="Hyperlink"/>
+            </w:rPr>
+            <w:t xml:space="preserve"> perio</w:t>
+          </w:r>
+        </w:hyperlink>
+      </w:r>
+      <w:r>
+        <w:rPr>
+          <w:u w:val="single" w:color="0000ff"/>
+          <w:rFonts w:ascii="Charis SIL Regular" w:hAnsi="Charis SIL Regular" w:eastAsia="Charis SIL Regular"/>
+          <w:b w:val="0"/>
+          <w:i w:val="0"/>
+          <w:color w:val="000000"/>
+          <w:sz w:val="24"/>
+        </w:rPr>
+        <w:hyperlink r:id="rId30" w:history="1">
+          <w:r>
+            <w:rPr>
+              <w:rStyle w:val="Hyperlink"/>
+            </w:rPr>
+            <w:t xml:space="preserve">de </w:t>
+          </w:r>
+        </w:hyperlink>
+      </w:r>
+      <w:r>
+        <w:rPr>
+          <w:rFonts w:ascii="Charis SIL Regular" w:hAnsi="Charis SIL Regular" w:eastAsia="Charis SIL Regular"/>
+          <w:b w:val="0"/>
+          <w:i w:val="0"/>
+          <w:color w:val="0000FF"/>
+          <w:sz w:val="24"/>
+          <w:u w:val="single"/>
+        </w:rPr>
+        <w:hyperlink r:id="rId30" w:history="1">
+          <w:r>
+            <w:rPr>
+              <w:rStyle w:val="Hyperlink"/>
+            </w:rPr>
+            <w:t>Lee</w:t>
+          </w:r>
+        </w:hyperlink>
+      </w:r>
+      <w:r>
+        <w:rPr>
+          <w:rFonts w:ascii="Charis SIL Regular" w:hAnsi="Charis SIL Regular" w:eastAsia="Charis SIL Regular"/>
+          <w:b w:val="0"/>
+          <w:i w:val="0"/>
+          <w:color w:val="0000FF"/>
+          <w:sz w:val="24"/>
+          <w:u w:val="single"/>
+        </w:rPr>
+        <w:hyperlink r:id="rId30" w:history="1">
+          <w:r>
+            <w:rPr>
+              <w:rStyle w:val="Hyperlink"/>
+            </w:rPr>
+            <w:t>n</w:t>
+          </w:r>
+        </w:hyperlink>
+      </w:r>
+      <w:r>
+        <w:rPr>
+          <w:rFonts w:ascii="Charis SIL Regular" w:hAnsi="Charis SIL Regular" w:eastAsia="Charis SIL Regular"/>
+          <w:b w:val="0"/>
+          <w:i w:val="0"/>
+          <w:color w:val="0000FF"/>
+          <w:sz w:val="24"/>
+          <w:u w:val="single"/>
+        </w:rPr>
+        <w:hyperlink r:id="rId30" w:history="1">
+          <w:r>
+            <w:rPr>
+              <w:rStyle w:val="Hyperlink"/>
+            </w:rPr>
+            <w:t>dert</w:t>
           </w:r>
         </w:hyperlink>
       </w:r>
@@ -2836,416 +3226,6 @@
             <w:rPr>
               <w:rStyle w:val="Hyperlink"/>
             </w:rPr>
-            <w:t>Lier</w:t>
-          </w:r>
-        </w:hyperlink>
-      </w:r>
-      <w:r>
-        <w:rPr>
-          <w:rFonts w:ascii="Charis SIL Regular" w:hAnsi="Charis SIL Regular" w:eastAsia="Charis SIL Regular"/>
-          <w:b w:val="0"/>
-          <w:i w:val="0"/>
-          <w:color w:val="0000FF"/>
-          <w:sz w:val="24"/>
-          <w:u w:val="single"/>
-        </w:rPr>
-        <w:t xml:space="preserve"> </w:t>
-      </w:r>
-      <w:r>
-        <w:rPr>
-          <w:rFonts w:ascii="Charis SIL Regular" w:hAnsi="Charis SIL Regular" w:eastAsia="Charis SIL Regular"/>
-          <w:b w:val="0"/>
-          <w:i w:val="0"/>
-          <w:color w:val="0000FF"/>
-          <w:sz w:val="24"/>
-          <w:u w:val="single"/>
-        </w:rPr>
-        <w:hyperlink r:id="rId31" w:history="1">
-          <w:r>
-            <w:rPr>
-              <w:rStyle w:val="Hyperlink"/>
-            </w:rPr>
-            <w:t>en</w:t>
-          </w:r>
-        </w:hyperlink>
-      </w:r>
-      <w:r>
-        <w:rPr>
-          <w:rFonts w:ascii="Charis SIL Regular" w:hAnsi="Charis SIL Regular" w:eastAsia="Charis SIL Regular"/>
-          <w:b w:val="0"/>
-          <w:i w:val="0"/>
-          <w:color w:val="0000FF"/>
-          <w:sz w:val="24"/>
-          <w:u w:val="single"/>
-        </w:rPr>
-        <w:t xml:space="preserve"> </w:t>
-      </w:r>
-      <w:r>
-        <w:rPr>
-          <w:rFonts w:ascii="Charis SIL Regular" w:hAnsi="Charis SIL Regular" w:eastAsia="Charis SIL Regular"/>
-          <w:b w:val="0"/>
-          <w:i w:val="0"/>
-          <w:color w:val="0000FF"/>
-          <w:sz w:val="24"/>
-          <w:u w:val="single"/>
-        </w:rPr>
-        <w:hyperlink r:id="rId31" w:history="1">
-          <w:r>
-            <w:rPr>
-              <w:rStyle w:val="Hyperlink"/>
-            </w:rPr>
-            <w:t>diens</w:t>
-          </w:r>
-        </w:hyperlink>
-      </w:r>
-      <w:r>
-        <w:rPr>
-          <w:rFonts w:ascii="Charis SIL Regular" w:hAnsi="Charis SIL Regular" w:eastAsia="Charis SIL Regular"/>
-          <w:b w:val="0"/>
-          <w:i w:val="0"/>
-          <w:color w:val="0000FF"/>
-          <w:sz w:val="24"/>
-          <w:u w:val="single"/>
-        </w:rPr>
-        <w:t xml:space="preserve"> </w:t>
-      </w:r>
-      <w:r>
-        <w:rPr>
-          <w:rFonts w:ascii="Charis SIL Regular" w:hAnsi="Charis SIL Regular" w:eastAsia="Charis SIL Regular"/>
-          <w:b w:val="0"/>
-          <w:i w:val="0"/>
-          <w:color w:val="0000FF"/>
-          <w:sz w:val="24"/>
-          <w:u w:val="single"/>
-        </w:rPr>
-        <w:hyperlink r:id="rId31" w:history="1">
-          <w:r>
-            <w:rPr>
-              <w:rStyle w:val="Hyperlink"/>
-            </w:rPr>
-            <w:t>vrouw</w:t>
-          </w:r>
-        </w:hyperlink>
-      </w:r>
-      <w:r>
-        <w:rPr>
-          <w:rFonts w:ascii="Charis SIL Regular" w:hAnsi="Charis SIL Regular" w:eastAsia="Charis SIL Regular"/>
-          <w:b w:val="0"/>
-          <w:i w:val="0"/>
-          <w:color w:val="0000FF"/>
-          <w:sz w:val="24"/>
-          <w:u w:val="single"/>
-        </w:rPr>
-        <w:t xml:space="preserve"> </w:t>
-      </w:r>
-      <w:r>
-        <w:rPr>
-          <w:rFonts w:ascii="Charis SIL Regular" w:hAnsi="Charis SIL Regular" w:eastAsia="Charis SIL Regular"/>
-          <w:b w:val="0"/>
-          <w:i w:val="0"/>
-          <w:color w:val="0000FF"/>
-          <w:sz w:val="24"/>
-          <w:u w:val="single"/>
-        </w:rPr>
-        <w:hyperlink r:id="rId31" w:history="1">
-          <w:r>
-            <w:rPr>
-              <w:rStyle w:val="Hyperlink"/>
-            </w:rPr>
-            <w:t>(1927-1948)</w:t>
-          </w:r>
-        </w:hyperlink>
-      </w:r>
-      <w:r>
-        <w:rPr>
-          <w:rFonts w:ascii="Charis SIL Regular" w:hAnsi="Charis SIL Regular" w:eastAsia="Charis SIL Regular"/>
-          <w:b w:val="0"/>
-          <w:i w:val="0"/>
-          <w:color w:val="000000"/>
-          <w:sz w:val="24"/>
-        </w:rPr>
-        <w:t xml:space="preserve"> bevinden zich </w:t>
-      </w:r>
-      <w:r>
-        <w:rPr>
-          <w:rFonts w:ascii="Charis SIL Regular" w:hAnsi="Charis SIL Regular" w:eastAsia="Charis SIL Regular"/>
-          <w:b w:val="0"/>
-          <w:i w:val="0"/>
-          <w:color w:val="000000"/>
-          <w:sz w:val="24"/>
-        </w:rPr>
-        <w:t>in het RKD, evenals een aantal arc</w:t>
-      </w:r>
-      <w:r>
-        <w:rPr>
-          <w:u w:val="single" w:color="0000ff"/>
-          <w:rFonts w:ascii="Charis SIL Regular" w:hAnsi="Charis SIL Regular" w:eastAsia="Charis SIL Regular"/>
-          <w:b w:val="0"/>
-          <w:i w:val="0"/>
-          <w:color w:val="000000"/>
-          <w:sz w:val="24"/>
-        </w:rPr>
-        <w:hyperlink r:id="rId31" w:history="1">
-          <w:r>
-            <w:rPr>
-              <w:rStyle w:val="Hyperlink"/>
-            </w:rPr>
-            <w:t>hiefst</w:t>
-          </w:r>
-        </w:hyperlink>
-      </w:r>
-      <w:r>
-        <w:rPr>
-          <w:u w:val="single" w:color="0000ff"/>
-          <w:rFonts w:ascii="Charis SIL Regular" w:hAnsi="Charis SIL Regular" w:eastAsia="Charis SIL Regular"/>
-          <w:b w:val="0"/>
-          <w:i w:val="0"/>
-          <w:color w:val="000000"/>
-          <w:sz w:val="24"/>
-        </w:rPr>
-        <w:hyperlink r:id="rId31" w:history="1">
-          <w:r>
-            <w:rPr>
-              <w:rStyle w:val="Hyperlink"/>
-            </w:rPr>
-            <w:t>u</w:t>
-          </w:r>
-        </w:hyperlink>
-      </w:r>
-      <w:r>
-        <w:rPr>
-          <w:u w:val="single" w:color="0000ff"/>
-          <w:rFonts w:ascii="Charis SIL Regular" w:hAnsi="Charis SIL Regular" w:eastAsia="Charis SIL Regular"/>
-          <w:b w:val="0"/>
-          <w:i w:val="0"/>
-          <w:color w:val="000000"/>
-          <w:sz w:val="24"/>
-        </w:rPr>
-        <w:hyperlink r:id="rId31" w:history="1">
-          <w:r>
-            <w:rPr>
-              <w:rStyle w:val="Hyperlink"/>
-            </w:rPr>
-            <w:t>kke</w:t>
-          </w:r>
-        </w:hyperlink>
-      </w:r>
-      <w:r>
-        <w:rPr>
-          <w:u w:val="single" w:color="0000ff"/>
-          <w:rFonts w:ascii="Charis SIL Regular" w:hAnsi="Charis SIL Regular" w:eastAsia="Charis SIL Regular"/>
-          <w:b w:val="0"/>
-          <w:i w:val="0"/>
-          <w:color w:val="000000"/>
-          <w:sz w:val="24"/>
-        </w:rPr>
-        <w:hyperlink r:id="rId31" w:history="1">
-          <w:r>
-            <w:rPr>
-              <w:rStyle w:val="Hyperlink"/>
-            </w:rPr>
-            <w:t>n ui</w:t>
-          </w:r>
-        </w:hyperlink>
-      </w:r>
-      <w:r>
-        <w:rPr>
-          <w:u w:val="single" w:color="0000ff"/>
-          <w:rFonts w:ascii="Charis SIL Regular" w:hAnsi="Charis SIL Regular" w:eastAsia="Charis SIL Regular"/>
-          <w:b w:val="0"/>
-          <w:i w:val="0"/>
-          <w:color w:val="000000"/>
-          <w:sz w:val="24"/>
-        </w:rPr>
-        <w:hyperlink r:id="rId31" w:history="1">
-          <w:r>
-            <w:rPr>
-              <w:rStyle w:val="Hyperlink"/>
-            </w:rPr>
-            <w:t>t</w:t>
-          </w:r>
-        </w:hyperlink>
-      </w:r>
-      <w:r>
-        <w:rPr>
-          <w:u w:val="single" w:color="0000ff"/>
-          <w:rFonts w:ascii="Charis SIL Regular" w:hAnsi="Charis SIL Regular" w:eastAsia="Charis SIL Regular"/>
-          <w:b w:val="0"/>
-          <w:i w:val="0"/>
-          <w:color w:val="000000"/>
-          <w:sz w:val="24"/>
-        </w:rPr>
-        <w:hyperlink r:id="rId31" w:history="1">
-          <w:r>
-            <w:rPr>
-              <w:rStyle w:val="Hyperlink"/>
-            </w:rPr>
-            <w:t xml:space="preserve"> d</w:t>
-          </w:r>
-        </w:hyperlink>
-      </w:r>
-      <w:r>
-        <w:rPr>
-          <w:u w:val="single" w:color="0000ff"/>
-          <w:rFonts w:ascii="Charis SIL Regular" w:hAnsi="Charis SIL Regular" w:eastAsia="Charis SIL Regular"/>
-          <w:b w:val="0"/>
-          <w:i w:val="0"/>
-          <w:color w:val="000000"/>
-          <w:sz w:val="24"/>
-        </w:rPr>
-        <w:hyperlink r:id="rId31" w:history="1">
-          <w:r>
-            <w:rPr>
-              <w:rStyle w:val="Hyperlink"/>
-            </w:rPr>
-            <w:t>e</w:t>
-          </w:r>
-        </w:hyperlink>
-      </w:r>
-      <w:r>
-        <w:rPr>
-          <w:u w:val="single" w:color="0000ff"/>
-          <w:rFonts w:ascii="Charis SIL Regular" w:hAnsi="Charis SIL Regular" w:eastAsia="Charis SIL Regular"/>
-          <w:b w:val="0"/>
-          <w:i w:val="0"/>
-          <w:color w:val="000000"/>
-          <w:sz w:val="24"/>
-        </w:rPr>
-        <w:hyperlink r:id="rId31" w:history="1">
-          <w:r>
-            <w:rPr>
-              <w:rStyle w:val="Hyperlink"/>
-            </w:rPr>
-            <w:t xml:space="preserve"> perio</w:t>
-          </w:r>
-        </w:hyperlink>
-      </w:r>
-      <w:r>
-        <w:rPr>
-          <w:u w:val="single" w:color="0000ff"/>
-          <w:rFonts w:ascii="Charis SIL Regular" w:hAnsi="Charis SIL Regular" w:eastAsia="Charis SIL Regular"/>
-          <w:b w:val="0"/>
-          <w:i w:val="0"/>
-          <w:color w:val="000000"/>
-          <w:sz w:val="24"/>
-        </w:rPr>
-        <w:hyperlink r:id="rId31" w:history="1">
-          <w:r>
-            <w:rPr>
-              <w:rStyle w:val="Hyperlink"/>
-            </w:rPr>
-            <w:t xml:space="preserve">de </w:t>
-          </w:r>
-        </w:hyperlink>
-      </w:r>
-      <w:r>
-        <w:rPr>
-          <w:rFonts w:ascii="Charis SIL Regular" w:hAnsi="Charis SIL Regular" w:eastAsia="Charis SIL Regular"/>
-          <w:b w:val="0"/>
-          <w:i w:val="0"/>
-          <w:color w:val="0000FF"/>
-          <w:sz w:val="24"/>
-          <w:u w:val="single"/>
-        </w:rPr>
-        <w:hyperlink r:id="rId31" w:history="1">
-          <w:r>
-            <w:rPr>
-              <w:rStyle w:val="Hyperlink"/>
-            </w:rPr>
-            <w:t>Lee</w:t>
-          </w:r>
-        </w:hyperlink>
-      </w:r>
-      <w:r>
-        <w:rPr>
-          <w:rFonts w:ascii="Charis SIL Regular" w:hAnsi="Charis SIL Regular" w:eastAsia="Charis SIL Regular"/>
-          <w:b w:val="0"/>
-          <w:i w:val="0"/>
-          <w:color w:val="0000FF"/>
-          <w:sz w:val="24"/>
-          <w:u w:val="single"/>
-        </w:rPr>
-        <w:hyperlink r:id="rId31" w:history="1">
-          <w:r>
-            <w:rPr>
-              <w:rStyle w:val="Hyperlink"/>
-            </w:rPr>
-            <w:t>n</w:t>
-          </w:r>
-        </w:hyperlink>
-      </w:r>
-      <w:r>
-        <w:rPr>
-          <w:rFonts w:ascii="Charis SIL Regular" w:hAnsi="Charis SIL Regular" w:eastAsia="Charis SIL Regular"/>
-          <w:b w:val="0"/>
-          <w:i w:val="0"/>
-          <w:color w:val="0000FF"/>
-          <w:sz w:val="24"/>
-          <w:u w:val="single"/>
-        </w:rPr>
-        <w:hyperlink r:id="rId31" w:history="1">
-          <w:r>
-            <w:rPr>
-              <w:rStyle w:val="Hyperlink"/>
-            </w:rPr>
-            <w:t>dert</w:t>
-          </w:r>
-        </w:hyperlink>
-      </w:r>
-      <w:r>
-        <w:rPr>
-          <w:rFonts w:ascii="Charis SIL Regular" w:hAnsi="Charis SIL Regular" w:eastAsia="Charis SIL Regular"/>
-          <w:b w:val="0"/>
-          <w:i w:val="0"/>
-          <w:color w:val="0000FF"/>
-          <w:sz w:val="24"/>
-          <w:u w:val="single"/>
-        </w:rPr>
-        <w:t xml:space="preserve"> </w:t>
-      </w:r>
-      <w:r>
-        <w:rPr>
-          <w:rFonts w:ascii="Charis SIL Regular" w:hAnsi="Charis SIL Regular" w:eastAsia="Charis SIL Regular"/>
-          <w:b w:val="0"/>
-          <w:i w:val="0"/>
-          <w:color w:val="0000FF"/>
-          <w:sz w:val="24"/>
-          <w:u w:val="single"/>
-        </w:rPr>
-        <w:hyperlink r:id="rId31" w:history="1">
-          <w:r>
-            <w:rPr>
-              <w:rStyle w:val="Hyperlink"/>
-            </w:rPr>
-            <w:t>van</w:t>
-          </w:r>
-        </w:hyperlink>
-      </w:r>
-      <w:r>
-        <w:rPr>
-          <w:rFonts w:ascii="Charis SIL Regular" w:hAnsi="Charis SIL Regular" w:eastAsia="Charis SIL Regular"/>
-          <w:b w:val="0"/>
-          <w:i w:val="0"/>
-          <w:color w:val="0000FF"/>
-          <w:sz w:val="24"/>
-          <w:u w:val="single"/>
-        </w:rPr>
-        <w:t xml:space="preserve"> </w:t>
-      </w:r>
-      <w:r>
-        <w:rPr>
-          <w:rFonts w:ascii="Charis SIL Regular" w:hAnsi="Charis SIL Regular" w:eastAsia="Charis SIL Regular"/>
-          <w:b w:val="0"/>
-          <w:i w:val="0"/>
-          <w:color w:val="0000FF"/>
-          <w:sz w:val="24"/>
-          <w:u w:val="single"/>
-        </w:rPr>
-        <w:hyperlink r:id="rId31" w:history="1">
-          <w:r>
-            <w:rPr>
-              <w:rStyle w:val="Hyperlink"/>
-            </w:rPr>
             <w:t>Lie</w:t>
           </w:r>
         </w:hyperlink>
@@ -3259,7 +3239,7 @@
           <w:sz w:val="24"/>
           <w:u w:val="single"/>
         </w:rPr>
-        <w:hyperlink r:id="rId32" w:history="1">
+        <w:hyperlink r:id="rId31" w:history="1">
           <w:r>
             <w:rPr>
               <w:rStyle w:val="Hyperlink"/>
@@ -3297,7 +3277,7 @@
           <w:color w:val="000000"/>
           <w:sz w:val="24"/>
         </w:rPr>
-        <w:hyperlink r:id="rId32" w:history="1">
+        <w:hyperlink r:id="rId31" w:history="1">
           <w:r>
             <w:rPr>
               <w:rStyle w:val="Hyperlink"/>
@@ -3315,7 +3295,7 @@
           <w:color w:val="000000"/>
           <w:sz w:val="24"/>
         </w:rPr>
-        <w:hyperlink r:id="rId32" w:history="1">
+        <w:hyperlink r:id="rId31" w:history="1">
           <w:r>
             <w:rPr>
               <w:rStyle w:val="Hyperlink"/>
@@ -3333,7 +3313,7 @@
           <w:color w:val="000000"/>
           <w:sz w:val="24"/>
         </w:rPr>
-        <w:hyperlink r:id="rId32" w:history="1">
+        <w:hyperlink r:id="rId31" w:history="1">
           <w:r>
             <w:rPr>
               <w:rStyle w:val="Hyperlink"/>
@@ -3440,7 +3420,7 @@
           <w:sz w:val="24"/>
           <w:u w:val="single"/>
         </w:rPr>
-        <w:hyperlink r:id="rId33" w:history="1">
+        <w:hyperlink r:id="rId32" w:history="1">
           <w:r>
             <w:rPr>
               <w:rStyle w:val="Hyperlink"/>
@@ -3469,7 +3449,7 @@
           <w:sz w:val="24"/>
           <w:u w:val="single"/>
         </w:rPr>
-        <w:hyperlink r:id="rId33" w:history="1">
+        <w:hyperlink r:id="rId32" w:history="1">
           <w:r>
             <w:rPr>
               <w:rStyle w:val="Hyperlink"/>
@@ -3498,7 +3478,7 @@
           <w:sz w:val="24"/>
           <w:u w:val="single"/>
         </w:rPr>
-        <w:hyperlink r:id="rId33" w:history="1">
+        <w:hyperlink r:id="rId32" w:history="1">
           <w:r>
             <w:rPr>
               <w:rStyle w:val="Hyperlink"/>
@@ -3526,7 +3506,7 @@
           <w:color w:val="000000"/>
           <w:sz w:val="24"/>
         </w:rPr>
-        <w:hyperlink r:id="rId33" w:history="1">
+        <w:hyperlink r:id="rId32" w:history="1">
           <w:r>
             <w:rPr>
               <w:rStyle w:val="Hyperlink"/>
@@ -3544,7 +3524,7 @@
           <w:color w:val="000000"/>
           <w:sz w:val="24"/>
         </w:rPr>
-        <w:hyperlink r:id="rId33" w:history="1">
+        <w:hyperlink r:id="rId32" w:history="1">
           <w:r>
             <w:rPr>
               <w:rStyle w:val="Hyperlink"/>
@@ -3562,7 +3542,7 @@
           <w:color w:val="000000"/>
           <w:sz w:val="24"/>
         </w:rPr>
-        <w:hyperlink r:id="rId33" w:history="1">
+        <w:hyperlink r:id="rId32" w:history="1">
           <w:r>
             <w:rPr>
               <w:rStyle w:val="Hyperlink"/>
@@ -3580,7 +3560,7 @@
           <w:color w:val="000000"/>
           <w:sz w:val="24"/>
         </w:rPr>
-        <w:hyperlink r:id="rId33" w:history="1">
+        <w:hyperlink r:id="rId32" w:history="1">
           <w:r>
             <w:rPr>
               <w:rStyle w:val="Hyperlink"/>
@@ -3598,7 +3578,7 @@
           <w:color w:val="000000"/>
           <w:sz w:val="24"/>
         </w:rPr>
-        <w:hyperlink r:id="rId33" w:history="1">
+        <w:hyperlink r:id="rId32" w:history="1">
           <w:r>
             <w:rPr>
               <w:rStyle w:val="Hyperlink"/>
@@ -3626,7 +3606,7 @@
           <w:sz w:val="24"/>
           <w:u w:val="single"/>
         </w:rPr>
-        <w:hyperlink r:id="rId34" w:history="1">
+        <w:hyperlink r:id="rId33" w:history="1">
           <w:r>
             <w:rPr>
               <w:rStyle w:val="Hyperlink"/>
@@ -3655,7 +3635,7 @@
           <w:sz w:val="24"/>
           <w:u w:val="single"/>
         </w:rPr>
-        <w:hyperlink r:id="rId34" w:history="1">
+        <w:hyperlink r:id="rId33" w:history="1">
           <w:r>
             <w:rPr>
               <w:rStyle w:val="Hyperlink"/>
@@ -3673,7 +3653,7 @@
           <w:sz w:val="24"/>
           <w:u w:val="single"/>
         </w:rPr>
-        <w:hyperlink r:id="rId34" w:history="1">
+        <w:hyperlink r:id="rId33" w:history="1">
           <w:r>
             <w:rPr>
               <w:rStyle w:val="Hyperlink"/>
@@ -3711,7 +3691,7 @@
           <w:sz w:val="24"/>
           <w:u w:val="single"/>
         </w:rPr>
-        <w:hyperlink r:id="rId35" w:history="1">
+        <w:hyperlink r:id="rId34" w:history="1">
           <w:r>
             <w:rPr>
               <w:rStyle w:val="Hyperlink"/>
@@ -3740,7 +3720,7 @@
           <w:sz w:val="24"/>
           <w:u w:val="single"/>
         </w:rPr>
-        <w:hyperlink r:id="rId35" w:history="1">
+        <w:hyperlink r:id="rId34" w:history="1">
           <w:r>
             <w:rPr>
               <w:rStyle w:val="Hyperlink"/>
@@ -3769,7 +3749,7 @@
           <w:sz w:val="24"/>
           <w:u w:val="single"/>
         </w:rPr>
-        <w:hyperlink r:id="rId35" w:history="1">
+        <w:hyperlink r:id="rId34" w:history="1">
           <w:r>
             <w:rPr>
               <w:rStyle w:val="Hyperlink"/>
@@ -3798,7 +3778,7 @@
           <w:sz w:val="24"/>
           <w:u w:val="single"/>
         </w:rPr>
-        <w:hyperlink r:id="rId35" w:history="1">
+        <w:hyperlink r:id="rId34" w:history="1">
           <w:r>
             <w:rPr>
               <w:rStyle w:val="Hyperlink"/>
@@ -3816,7 +3796,7 @@
           <w:sz w:val="24"/>
           <w:u w:val="single"/>
         </w:rPr>
-        <w:hyperlink r:id="rId35" w:history="1">
+        <w:hyperlink r:id="rId34" w:history="1">
           <w:r>
             <w:rPr>
               <w:rStyle w:val="Hyperlink"/>
@@ -3834,7 +3814,7 @@
           <w:sz w:val="24"/>
           <w:u w:val="single"/>
         </w:rPr>
-        <w:hyperlink r:id="rId35" w:history="1">
+        <w:hyperlink r:id="rId34" w:history="1">
           <w:r>
             <w:rPr>
               <w:rStyle w:val="Hyperlink"/>
@@ -3852,7 +3832,7 @@
           <w:color w:val="000000"/>
           <w:sz w:val="24"/>
         </w:rPr>
-        <w:hyperlink r:id="rId34" w:history="1">
+        <w:hyperlink r:id="rId33" w:history="1">
           <w:r>
             <w:rPr>
               <w:rStyle w:val="Hyperlink"/>
@@ -3870,7 +3850,7 @@
           <w:color w:val="000000"/>
           <w:sz w:val="24"/>
         </w:rPr>
-        <w:hyperlink r:id="rId34" w:history="1">
+        <w:hyperlink r:id="rId33" w:history="1">
           <w:r>
             <w:rPr>
               <w:rStyle w:val="Hyperlink"/>
@@ -3888,7 +3868,7 @@
           <w:color w:val="000000"/>
           <w:sz w:val="24"/>
         </w:rPr>
-        <w:hyperlink r:id="rId34" w:history="1">
+        <w:hyperlink r:id="rId33" w:history="1">
           <w:r>
             <w:rPr>
               <w:rStyle w:val="Hyperlink"/>
@@ -3906,7 +3886,7 @@
           <w:color w:val="000000"/>
           <w:sz w:val="24"/>
         </w:rPr>
-        <w:hyperlink r:id="rId34" w:history="1">
+        <w:hyperlink r:id="rId33" w:history="1">
           <w:r>
             <w:rPr>
               <w:rStyle w:val="Hyperlink"/>
@@ -3944,7 +3924,7 @@
           <w:sz w:val="24"/>
           <w:u w:val="single"/>
         </w:rPr>
-        <w:hyperlink r:id="rId36" w:history="1">
+        <w:hyperlink r:id="rId35" w:history="1">
           <w:r>
             <w:rPr>
               <w:rStyle w:val="Hyperlink"/>
@@ -3962,7 +3942,7 @@
           <w:sz w:val="24"/>
           <w:u w:val="single"/>
         </w:rPr>
-        <w:hyperlink r:id="rId36" w:history="1">
+        <w:hyperlink r:id="rId34" w:history="1">
           <w:r>
             <w:rPr>
               <w:rStyle w:val="Hyperlink"/>
@@ -3973,6 +3953,16 @@
       </w:r>
       <w:r>
         <w:rPr>
+          <w:rFonts w:ascii="Charis SIL Regular" w:hAnsi="Charis SIL Regular" w:eastAsia="Charis SIL Regular"/>
+          <w:b w:val="0"/>
+          <w:i w:val="0"/>
+          <w:color w:val="000000"/>
+          <w:sz w:val="24"/>
+        </w:rPr>
+        <w:t xml:space="preserve"> i</w:t>
+      </w:r>
+      <w:r>
+        <w:rPr>
           <w:u w:val="single" w:color="0000ff"/>
           <w:rFonts w:ascii="Charis SIL Regular" w:hAnsi="Charis SIL Regular" w:eastAsia="Charis SIL Regular"/>
           <w:b w:val="0"/>
@@ -3980,25 +3970,7 @@
           <w:color w:val="000000"/>
           <w:sz w:val="24"/>
         </w:rPr>
-        <w:hyperlink r:id="rId35" w:history="1">
-          <w:r>
-            <w:rPr>
-              <w:rStyle w:val="Hyperlink"/>
-            </w:rPr>
-            <w:t xml:space="preserve"> i</w:t>
-          </w:r>
-        </w:hyperlink>
-      </w:r>
-      <w:r>
-        <w:rPr>
-          <w:u w:val="single" w:color="0000ff"/>
-          <w:rFonts w:ascii="Charis SIL Regular" w:hAnsi="Charis SIL Regular" w:eastAsia="Charis SIL Regular"/>
-          <w:b w:val="0"/>
-          <w:i w:val="0"/>
-          <w:color w:val="000000"/>
-          <w:sz w:val="24"/>
-        </w:rPr>
-        <w:hyperlink r:id="rId35" w:history="1">
+        <w:hyperlink r:id="rId34" w:history="1">
           <w:r>
             <w:rPr>
               <w:rStyle w:val="Hyperlink"/>
@@ -4016,7 +3988,7 @@
           <w:color w:val="000000"/>
           <w:sz w:val="24"/>
         </w:rPr>
-        <w:hyperlink r:id="rId35" w:history="1">
+        <w:hyperlink r:id="rId34" w:history="1">
           <w:r>
             <w:rPr>
               <w:rStyle w:val="Hyperlink"/>
@@ -4034,7 +4006,7 @@
           <w:color w:val="000000"/>
           <w:sz w:val="24"/>
         </w:rPr>
-        <w:hyperlink r:id="rId35" w:history="1">
+        <w:hyperlink r:id="rId34" w:history="1">
           <w:r>
             <w:rPr>
               <w:rStyle w:val="Hyperlink"/>
@@ -4052,7 +4024,7 @@
           <w:color w:val="000000"/>
           <w:sz w:val="24"/>
         </w:rPr>
-        <w:hyperlink r:id="rId35" w:history="1">
+        <w:hyperlink r:id="rId34" w:history="1">
           <w:r>
             <w:rPr>
               <w:rStyle w:val="Hyperlink"/>
@@ -4070,7 +4042,7 @@
           <w:color w:val="000000"/>
           <w:sz w:val="24"/>
         </w:rPr>
-        <w:hyperlink r:id="rId35" w:history="1">
+        <w:hyperlink r:id="rId34" w:history="1">
           <w:r>
             <w:rPr>
               <w:rStyle w:val="Hyperlink"/>
@@ -4088,7 +4060,7 @@
           <w:color w:val="000000"/>
           <w:sz w:val="24"/>
         </w:rPr>
-        <w:hyperlink r:id="rId35" w:history="1">
+        <w:hyperlink r:id="rId34" w:history="1">
           <w:r>
             <w:rPr>
               <w:rStyle w:val="Hyperlink"/>
@@ -4148,7 +4120,7 @@
           <w:color w:val="000000"/>
           <w:sz w:val="24"/>
         </w:rPr>
-        <w:hyperlink r:id="rId36" w:history="1">
+        <w:hyperlink r:id="rId35" w:history="1">
           <w:r>
             <w:rPr>
               <w:rStyle w:val="Hyperlink"/>
@@ -4375,7 +4347,7 @@
           <w:sz w:val="24"/>
           <w:u w:val="single"/>
         </w:rPr>
-        <w:hyperlink r:id="rId37" w:history="1">
+        <w:hyperlink r:id="rId36" w:history="1">
           <w:r>
             <w:rPr>
               <w:rStyle w:val="Hyperlink"/>
@@ -4393,7 +4365,7 @@
           <w:sz w:val="24"/>
           <w:u w:val="single"/>
         </w:rPr>
-        <w:hyperlink r:id="rId37" w:history="1">
+        <w:hyperlink r:id="rId36" w:history="1">
           <w:r>
             <w:rPr>
               <w:rStyle w:val="Hyperlink"/>
@@ -4411,7 +4383,7 @@
           <w:sz w:val="24"/>
           <w:u w:val="single"/>
         </w:rPr>
-        <w:hyperlink r:id="rId37" w:history="1">
+        <w:hyperlink r:id="rId36" w:history="1">
           <w:r>
             <w:rPr>
               <w:rStyle w:val="Hyperlink"/>
@@ -4429,7 +4401,7 @@
           <w:sz w:val="24"/>
           <w:u w:val="single"/>
         </w:rPr>
-        <w:hyperlink r:id="rId37" w:history="1">
+        <w:hyperlink r:id="rId36" w:history="1">
           <w:r>
             <w:rPr>
               <w:rStyle w:val="Hyperlink"/>
@@ -4447,7 +4419,7 @@
           <w:sz w:val="24"/>
           <w:u w:val="single"/>
         </w:rPr>
-        <w:hyperlink r:id="rId37" w:history="1">
+        <w:hyperlink r:id="rId36" w:history="1">
           <w:r>
             <w:rPr>
               <w:rStyle w:val="Hyperlink"/>
@@ -4565,7 +4537,7 @@
           <w:sz w:val="24"/>
           <w:u w:val="single"/>
         </w:rPr>
-        <w:hyperlink r:id="rId38" w:history="1">
+        <w:hyperlink r:id="rId37" w:history="1">
           <w:r>
             <w:rPr>
               <w:rStyle w:val="Hyperlink"/>
@@ -4583,7 +4555,7 @@
           <w:sz w:val="24"/>
           <w:u w:val="single"/>
         </w:rPr>
-        <w:hyperlink r:id="rId38" w:history="1">
+        <w:hyperlink r:id="rId37" w:history="1">
           <w:r>
             <w:rPr>
               <w:rStyle w:val="Hyperlink"/>
@@ -4601,7 +4573,7 @@
           <w:sz w:val="24"/>
           <w:u w:val="single"/>
         </w:rPr>
-        <w:hyperlink r:id="rId38" w:history="1">
+        <w:hyperlink r:id="rId37" w:history="1">
           <w:r>
             <w:rPr>
               <w:rStyle w:val="Hyperlink"/>
@@ -4619,7 +4591,7 @@
           <w:sz w:val="24"/>
           <w:u w:val="single"/>
         </w:rPr>
-        <w:hyperlink r:id="rId38" w:history="1">
+        <w:hyperlink r:id="rId37" w:history="1">
           <w:r>
             <w:rPr>
               <w:rStyle w:val="Hyperlink"/>
@@ -4727,7 +4699,7 @@
           <w:sz w:val="24"/>
           <w:u w:val="single"/>
         </w:rPr>
-        <w:hyperlink r:id="rId39" w:history="1">
+        <w:hyperlink r:id="rId38" w:history="1">
           <w:r>
             <w:rPr>
               <w:rStyle w:val="Hyperlink"/>
@@ -4745,7 +4717,7 @@
           <w:sz w:val="24"/>
           <w:u w:val="single"/>
         </w:rPr>
-        <w:hyperlink r:id="rId39" w:history="1">
+        <w:hyperlink r:id="rId38" w:history="1">
           <w:r>
             <w:rPr>
               <w:rStyle w:val="Hyperlink"/>
@@ -4763,7 +4735,7 @@
           <w:sz w:val="24"/>
           <w:u w:val="single"/>
         </w:rPr>
-        <w:hyperlink r:id="rId39" w:history="1">
+        <w:hyperlink r:id="rId38" w:history="1">
           <w:r>
             <w:rPr>
               <w:rStyle w:val="Hyperlink"/>
@@ -4781,7 +4753,7 @@
           <w:sz w:val="24"/>
           <w:u w:val="single"/>
         </w:rPr>
-        <w:hyperlink r:id="rId39" w:history="1">
+        <w:hyperlink r:id="rId38" w:history="1">
           <w:r>
             <w:rPr>
               <w:rStyle w:val="Hyperlink"/>
@@ -4809,7 +4781,7 @@
           <w:sz w:val="24"/>
           <w:u w:val="single"/>
         </w:rPr>
-        <w:hyperlink r:id="rId40" w:history="1">
+        <w:hyperlink r:id="rId39" w:history="1">
           <w:r>
             <w:rPr>
               <w:rStyle w:val="Hyperlink"/>
@@ -4827,7 +4799,7 @@
           <w:sz w:val="24"/>
           <w:u w:val="single"/>
         </w:rPr>
-        <w:hyperlink r:id="rId40" w:history="1">
+        <w:hyperlink r:id="rId39" w:history="1">
           <w:r>
             <w:rPr>
               <w:rStyle w:val="Hyperlink"/>
@@ -4845,7 +4817,7 @@
           <w:sz w:val="24"/>
           <w:u w:val="single"/>
         </w:rPr>
-        <w:hyperlink r:id="rId40" w:history="1">
+        <w:hyperlink r:id="rId38" w:history="1">
           <w:r>
             <w:rPr>
               <w:rStyle w:val="Hyperlink"/>
@@ -4862,7 +4834,14 @@
           <w:color w:val="000000"/>
           <w:sz w:val="24"/>
         </w:rPr>
-        <w:t xml:space="preserve">, </w:t>
+        <w:hyperlink r:id="rId38" w:history="1">
+          <w:r>
+            <w:rPr>
+              <w:rStyle w:val="Hyperlink"/>
+            </w:rPr>
+            <w:t xml:space="preserve">, </w:t>
+          </w:r>
+        </w:hyperlink>
       </w:r>
       <w:r>
         <w:rPr>
@@ -4873,7 +4852,7 @@
           <w:sz w:val="24"/>
           <w:u w:val="single"/>
         </w:rPr>
-        <w:hyperlink r:id="rId41" w:history="1">
+        <w:hyperlink r:id="rId38" w:history="1">
           <w:r>
             <w:rPr>
               <w:rStyle w:val="Hyperlink"/>
@@ -4902,7 +4881,7 @@
           <w:sz w:val="24"/>
           <w:u w:val="single"/>
         </w:rPr>
-        <w:hyperlink r:id="rId41" w:history="1">
+        <w:hyperlink r:id="rId38" w:history="1">
           <w:r>
             <w:rPr>
               <w:rStyle w:val="Hyperlink"/>
@@ -4920,7 +4899,7 @@
           <w:sz w:val="24"/>
           <w:u w:val="single"/>
         </w:rPr>
-        <w:hyperlink r:id="rId39" w:history="1">
+        <w:hyperlink r:id="rId38" w:history="1">
           <w:r>
             <w:rPr>
               <w:rStyle w:val="Hyperlink"/>

--- a/EXPORTS/DOCX/published/niveau3/Dutch/KunsthandelVanLier.docx
+++ b/EXPORTS/DOCX/published/niveau3/Dutch/KunsthandelVanLier.docx
@@ -652,25 +652,7 @@
           <w:color w:val="000000"/>
           <w:sz w:val="24"/>
         </w:rPr>
-        <w:t xml:space="preserve"> e</w:t>
-      </w:r>
-      <w:r>
-        <w:rPr>
-          <w:u w:val="single" w:color="0000ff"/>
-          <w:rFonts w:ascii="Charis SIL Regular" w:hAnsi="Charis SIL Regular" w:eastAsia="Charis SIL Regular"/>
-          <w:b w:val="0"/>
-          <w:i w:val="0"/>
-          <w:color w:val="000000"/>
-          <w:sz w:val="24"/>
-        </w:rPr>
-        <w:hyperlink r:id="rId12" w:history="1">
-          <w:r>
-            <w:rPr>
-              <w:rStyle w:val="Hyperlink"/>
-            </w:rPr>
-            <w:t xml:space="preserve">n </w:t>
-          </w:r>
-        </w:hyperlink>
+        <w:t xml:space="preserve"> en </w:t>
       </w:r>
       <w:r>
         <w:rPr>
@@ -1021,7 +1003,7 @@
           <w:sz w:val="24"/>
           <w:u w:val="single"/>
         </w:rPr>
-        <w:hyperlink r:id="rId16" w:history="1">
+        <w:hyperlink r:id="rId14" w:history="1">
           <w:r>
             <w:rPr>
               <w:rStyle w:val="Hyperlink"/>
@@ -1107,12 +1089,12 @@
           <w:sz w:val="24"/>
           <w:u w:val="single"/>
         </w:rPr>
-        <w:hyperlink r:id="rId17" w:history="1">
+        <w:hyperlink r:id="rId16" w:history="1">
           <w:r>
             <w:rPr>
               <w:rStyle w:val="Hyperlink"/>
             </w:rPr>
-            <w:t>etnografisc</w:t>
+            <w:t>etnografisch</w:t>
           </w:r>
         </w:hyperlink>
       </w:r>
@@ -1123,13 +1105,36 @@
           <w:i w:val="0"/>
           <w:color w:val="0000FF"/>
           <w:sz w:val="24"/>
-        </w:rPr>
-        <w:hyperlink r:id="rId17" w:history="1">
+          <w:u w:val="single"/>
+        </w:rPr>
+        <w:t>e</w:t>
+      </w:r>
+      <w:r>
+        <w:rPr>
+          <w:rFonts w:ascii="Charis SIL Regular" w:hAnsi="Charis SIL Regular" w:eastAsia="Charis SIL Regular"/>
+          <w:b w:val="0"/>
+          <w:i w:val="0"/>
+          <w:color w:val="0000FF"/>
+          <w:sz w:val="24"/>
+          <w:u w:val="single"/>
+        </w:rPr>
+        <w:t xml:space="preserve"> </w:t>
+      </w:r>
+      <w:r>
+        <w:rPr>
+          <w:rFonts w:ascii="Charis SIL Regular" w:hAnsi="Charis SIL Regular" w:eastAsia="Charis SIL Regular"/>
+          <w:b w:val="0"/>
+          <w:i w:val="0"/>
+          <w:color w:val="0000FF"/>
+          <w:sz w:val="24"/>
+          <w:u w:val="single"/>
+        </w:rPr>
+        <w:hyperlink r:id="rId16" w:history="1">
           <w:r>
             <w:rPr>
               <w:rStyle w:val="Hyperlink"/>
             </w:rPr>
-            <w:t>h</w:t>
+            <w:t>voorwerpe</w:t>
           </w:r>
         </w:hyperlink>
       </w:r>
@@ -1141,57 +1146,28 @@
           <w:color w:val="0000FF"/>
           <w:sz w:val="24"/>
         </w:rPr>
-        <w:t>e</w:t>
-      </w:r>
-      <w:r>
-        <w:rPr>
-          <w:rFonts w:ascii="Charis SIL Regular" w:hAnsi="Charis SIL Regular" w:eastAsia="Charis SIL Regular"/>
-          <w:b w:val="0"/>
-          <w:i w:val="0"/>
-          <w:color w:val="0000FF"/>
-          <w:sz w:val="24"/>
-          <w:u w:val="single"/>
-        </w:rPr>
-        <w:t xml:space="preserve"> </w:t>
-      </w:r>
-      <w:r>
-        <w:rPr>
-          <w:rFonts w:ascii="Charis SIL Regular" w:hAnsi="Charis SIL Regular" w:eastAsia="Charis SIL Regular"/>
-          <w:b w:val="0"/>
-          <w:i w:val="0"/>
-          <w:color w:val="0000FF"/>
-          <w:sz w:val="24"/>
-          <w:u w:val="single"/>
+        <w:t>n</w:t>
+      </w:r>
+      <w:r>
+        <w:rPr>
+          <w:rFonts w:ascii="Charis SIL Regular" w:hAnsi="Charis SIL Regular" w:eastAsia="Charis SIL Regular"/>
+          <w:b w:val="0"/>
+          <w:i w:val="0"/>
+          <w:color w:val="000000"/>
+          <w:sz w:val="24"/>
+        </w:rPr>
+        <w:t xml:space="preserve"> uit de hele wereld</w:t>
+      </w:r>
+      <w:r>
+        <w:rPr>
+          <w:u w:val="single" w:color="0000ff"/>
+          <w:rFonts w:ascii="Charis SIL Regular" w:hAnsi="Charis SIL Regular" w:eastAsia="Charis SIL Regular"/>
+          <w:b w:val="0"/>
+          <w:i w:val="0"/>
+          <w:color w:val="000000"/>
+          <w:sz w:val="24"/>
         </w:rPr>
         <w:hyperlink r:id="rId17" w:history="1">
-          <w:r>
-            <w:rPr>
-              <w:rStyle w:val="Hyperlink"/>
-            </w:rPr>
-            <w:t>voorwerpen</w:t>
-          </w:r>
-        </w:hyperlink>
-      </w:r>
-      <w:r>
-        <w:rPr>
-          <w:rFonts w:ascii="Charis SIL Regular" w:hAnsi="Charis SIL Regular" w:eastAsia="Charis SIL Regular"/>
-          <w:b w:val="0"/>
-          <w:i w:val="0"/>
-          <w:color w:val="000000"/>
-          <w:sz w:val="24"/>
-        </w:rPr>
-        <w:t xml:space="preserve"> uit de hele wereld</w:t>
-      </w:r>
-      <w:r>
-        <w:rPr>
-          <w:u w:val="single" w:color="0000ff"/>
-          <w:rFonts w:ascii="Charis SIL Regular" w:hAnsi="Charis SIL Regular" w:eastAsia="Charis SIL Regular"/>
-          <w:b w:val="0"/>
-          <w:i w:val="0"/>
-          <w:color w:val="000000"/>
-          <w:sz w:val="24"/>
-        </w:rPr>
-        <w:hyperlink r:id="rId16" w:history="1">
           <w:r>
             <w:rPr>
               <w:rStyle w:val="Hyperlink"/>
@@ -1209,7 +1185,7 @@
           <w:color w:val="000000"/>
           <w:sz w:val="24"/>
         </w:rPr>
-        <w:hyperlink r:id="rId16" w:history="1">
+        <w:hyperlink r:id="rId17" w:history="1">
           <w:r>
             <w:rPr>
               <w:rStyle w:val="Hyperlink"/>
@@ -1227,7 +1203,7 @@
           <w:color w:val="000000"/>
           <w:sz w:val="24"/>
         </w:rPr>
-        <w:hyperlink r:id="rId16" w:history="1">
+        <w:hyperlink r:id="rId17" w:history="1">
           <w:r>
             <w:rPr>
               <w:rStyle w:val="Hyperlink"/>
@@ -1328,7 +1304,7 @@
           <w:sz w:val="24"/>
           <w:u w:val="single"/>
         </w:rPr>
-        <w:hyperlink r:id="rId13" w:history="1">
+        <w:hyperlink r:id="rId18" w:history="1">
           <w:r>
             <w:rPr>
               <w:rStyle w:val="Hyperlink"/>
@@ -1374,7 +1350,7 @@
           <w:color w:val="000000"/>
           <w:sz w:val="24"/>
         </w:rPr>
-        <w:hyperlink r:id="rId17" w:history="1">
+        <w:hyperlink r:id="rId16" w:history="1">
           <w:r>
             <w:rPr>
               <w:rStyle w:val="Hyperlink"/>
@@ -1392,7 +1368,7 @@
           <w:color w:val="000000"/>
           <w:sz w:val="24"/>
         </w:rPr>
-        <w:hyperlink r:id="rId17" w:history="1">
+        <w:hyperlink r:id="rId16" w:history="1">
           <w:r>
             <w:rPr>
               <w:rStyle w:val="Hyperlink"/>
@@ -1416,13 +1392,85 @@
       </w:r>
       <w:r>
         <w:rPr>
+          <w:u w:val="single" w:color="0000ff"/>
           <w:rFonts w:ascii="Charis SIL Regular" w:hAnsi="Charis SIL Regular" w:eastAsia="Charis SIL Regular"/>
           <w:b w:val="0"/>
           <w:i w:val="0"/>
           <w:color w:val="000000"/>
           <w:sz w:val="24"/>
         </w:rPr>
-        <w:t xml:space="preserve">Nederland, tijdens aankoopreizen naar </w:t>
+        <w:hyperlink r:id="rId18" w:history="1">
+          <w:r>
+            <w:rPr>
+              <w:rStyle w:val="Hyperlink"/>
+            </w:rPr>
+            <w:t>Nederla</w:t>
+          </w:r>
+        </w:hyperlink>
+      </w:r>
+      <w:r>
+        <w:rPr>
+          <w:u w:val="single" w:color="0000ff"/>
+          <w:rFonts w:ascii="Charis SIL Regular" w:hAnsi="Charis SIL Regular" w:eastAsia="Charis SIL Regular"/>
+          <w:b w:val="0"/>
+          <w:i w:val="0"/>
+          <w:color w:val="000000"/>
+          <w:sz w:val="24"/>
+        </w:rPr>
+        <w:hyperlink r:id="rId18" w:history="1">
+          <w:r>
+            <w:rPr>
+              <w:rStyle w:val="Hyperlink"/>
+            </w:rPr>
+            <w:t>n</w:t>
+          </w:r>
+        </w:hyperlink>
+      </w:r>
+      <w:r>
+        <w:rPr>
+          <w:u w:val="single" w:color="0000ff"/>
+          <w:rFonts w:ascii="Charis SIL Regular" w:hAnsi="Charis SIL Regular" w:eastAsia="Charis SIL Regular"/>
+          <w:b w:val="0"/>
+          <w:i w:val="0"/>
+          <w:color w:val="000000"/>
+          <w:sz w:val="24"/>
+        </w:rPr>
+        <w:hyperlink r:id="rId18" w:history="1">
+          <w:r>
+            <w:rPr>
+              <w:rStyle w:val="Hyperlink"/>
+            </w:rPr>
+            <w:t>d, tijde</w:t>
+          </w:r>
+        </w:hyperlink>
+      </w:r>
+      <w:r>
+        <w:rPr>
+          <w:u w:val="single" w:color="0000ff"/>
+          <w:rFonts w:ascii="Charis SIL Regular" w:hAnsi="Charis SIL Regular" w:eastAsia="Charis SIL Regular"/>
+          <w:b w:val="0"/>
+          <w:i w:val="0"/>
+          <w:color w:val="000000"/>
+          <w:sz w:val="24"/>
+        </w:rPr>
+        <w:hyperlink r:id="rId18" w:history="1">
+          <w:r>
+            <w:rPr>
+              <w:rStyle w:val="Hyperlink"/>
+            </w:rPr>
+            <w:t>ns aanko</w:t>
+          </w:r>
+        </w:hyperlink>
+      </w:r>
+      <w:r>
+        <w:rPr>
+          <w:rFonts w:ascii="Charis SIL Regular" w:hAnsi="Charis SIL Regular" w:eastAsia="Charis SIL Regular"/>
+          <w:b w:val="0"/>
+          <w:i w:val="0"/>
+          <w:color w:val="000000"/>
+          <w:sz w:val="24"/>
+        </w:rPr>
+        <w:t xml:space="preserve">opreizen naar </w:t>
       </w:r>
       <w:r>
         <w:rPr>
@@ -1433,7 +1481,7 @@
           <w:sz w:val="24"/>
           <w:u w:val="single"/>
         </w:rPr>
-        <w:hyperlink r:id="rId18" w:history="1">
+        <w:hyperlink r:id="rId19" w:history="1">
           <w:r>
             <w:rPr>
               <w:rStyle w:val="Hyperlink"/>
@@ -1461,7 +1509,7 @@
           <w:sz w:val="24"/>
           <w:u w:val="single"/>
         </w:rPr>
-        <w:hyperlink r:id="rId19" w:history="1">
+        <w:hyperlink r:id="rId20" w:history="1">
           <w:r>
             <w:rPr>
               <w:rStyle w:val="Hyperlink"/>
@@ -1489,7 +1537,7 @@
           <w:sz w:val="24"/>
           <w:u w:val="single"/>
         </w:rPr>
-        <w:hyperlink r:id="rId20" w:history="1">
+        <w:hyperlink r:id="rId21" w:history="1">
           <w:r>
             <w:rPr>
               <w:rStyle w:val="Hyperlink"/>
@@ -1517,7 +1565,7 @@
           <w:sz w:val="24"/>
           <w:u w:val="single"/>
         </w:rPr>
-        <w:hyperlink r:id="rId21" w:history="1">
+        <w:hyperlink r:id="rId22" w:history="1">
           <w:r>
             <w:rPr>
               <w:rStyle w:val="Hyperlink"/>
@@ -1555,7 +1603,7 @@
           <w:color w:val="000000"/>
           <w:sz w:val="24"/>
         </w:rPr>
-        <w:hyperlink r:id="rId18" w:history="1">
+        <w:hyperlink r:id="rId19" w:history="1">
           <w:r>
             <w:rPr>
               <w:rStyle w:val="Hyperlink"/>
@@ -1594,7 +1642,7 @@
           <w:color w:val="000000"/>
           <w:sz w:val="24"/>
         </w:rPr>
-        <w:hyperlink r:id="rId19" w:history="1">
+        <w:hyperlink r:id="rId20" w:history="1">
           <w:r>
             <w:rPr>
               <w:rStyle w:val="Hyperlink"/>
@@ -1622,7 +1670,7 @@
           <w:color w:val="000000"/>
           <w:sz w:val="24"/>
         </w:rPr>
-        <w:hyperlink r:id="rId20" w:history="1">
+        <w:hyperlink r:id="rId21" w:history="1">
           <w:r>
             <w:rPr>
               <w:rStyle w:val="Hyperlink"/>
@@ -1633,6 +1681,23 @@
       </w:r>
       <w:r>
         <w:rPr>
+          <w:rFonts w:ascii="Charis SIL Regular" w:hAnsi="Charis SIL Regular" w:eastAsia="Charis SIL Regular"/>
+          <w:b w:val="0"/>
+          <w:i w:val="0"/>
+          <w:color w:val="000000"/>
+          <w:sz w:val="24"/>
+        </w:rPr>
+        <w:hyperlink r:id="rId21" w:history="1">
+          <w:r>
+            <w:rPr>
+              <w:rStyle w:val="Hyperlink"/>
+            </w:rPr>
+            <w:t>s</w:t>
+          </w:r>
+        </w:hyperlink>
+      </w:r>
+      <w:r>
+        <w:rPr>
           <w:u w:val="single" w:color="0000ff"/>
           <w:rFonts w:ascii="Charis SIL Regular" w:hAnsi="Charis SIL Regular" w:eastAsia="Charis SIL Regular"/>
           <w:b w:val="0"/>
@@ -1640,7 +1705,7 @@
           <w:color w:val="000000"/>
           <w:sz w:val="24"/>
         </w:rPr>
-        <w:t>s</w:t>
+        <w:t>c</w:t>
       </w:r>
       <w:r>
         <w:rPr>
@@ -1650,7 +1715,7 @@
           <w:color w:val="000000"/>
           <w:sz w:val="24"/>
         </w:rPr>
-        <w:t xml:space="preserve">che </w:t>
+        <w:t xml:space="preserve">he </w:t>
       </w:r>
       <w:r>
         <w:rPr>
@@ -1661,7 +1726,7 @@
           <w:color w:val="000000"/>
           <w:sz w:val="24"/>
         </w:rPr>
-        <w:hyperlink r:id="rId21" w:history="1">
+        <w:hyperlink r:id="rId22" w:history="1">
           <w:r>
             <w:rPr>
               <w:rStyle w:val="Hyperlink"/>
@@ -1702,7 +1767,7 @@
           <w:sz w:val="24"/>
           <w:u w:val="single"/>
         </w:rPr>
-        <w:hyperlink r:id="rId22" w:history="1">
+        <w:hyperlink r:id="rId23" w:history="1">
           <w:r>
             <w:rPr>
               <w:rStyle w:val="Hyperlink"/>
@@ -1731,7 +1796,7 @@
           <w:sz w:val="24"/>
           <w:u w:val="single"/>
         </w:rPr>
-        <w:hyperlink r:id="rId22" w:history="1">
+        <w:hyperlink r:id="rId23" w:history="1">
           <w:r>
             <w:rPr>
               <w:rStyle w:val="Hyperlink"/>
@@ -1882,7 +1947,7 @@
           <w:sz w:val="24"/>
           <w:u w:val="single"/>
         </w:rPr>
-        <w:hyperlink r:id="rId23" w:history="1">
+        <w:hyperlink r:id="rId24" w:history="1">
           <w:r>
             <w:rPr>
               <w:rStyle w:val="Hyperlink"/>
@@ -1911,7 +1976,7 @@
           <w:sz w:val="24"/>
           <w:u w:val="single"/>
         </w:rPr>
-        <w:hyperlink r:id="rId23" w:history="1">
+        <w:hyperlink r:id="rId24" w:history="1">
           <w:r>
             <w:rPr>
               <w:rStyle w:val="Hyperlink"/>
@@ -1940,7 +2005,7 @@
           <w:sz w:val="24"/>
           <w:u w:val="single"/>
         </w:rPr>
-        <w:hyperlink r:id="rId23" w:history="1">
+        <w:hyperlink r:id="rId24" w:history="1">
           <w:r>
             <w:rPr>
               <w:rStyle w:val="Hyperlink"/>
@@ -1971,7 +2036,7 @@
           <w:color w:val="000000"/>
           <w:sz w:val="24"/>
         </w:rPr>
-        <w:hyperlink r:id="rId23" w:history="1">
+        <w:hyperlink r:id="rId24" w:history="1">
           <w:r>
             <w:rPr>
               <w:rStyle w:val="Hyperlink"/>
@@ -1989,7 +2054,7 @@
           <w:color w:val="000000"/>
           <w:sz w:val="24"/>
         </w:rPr>
-        <w:hyperlink r:id="rId23" w:history="1">
+        <w:hyperlink r:id="rId24" w:history="1">
           <w:r>
             <w:rPr>
               <w:rStyle w:val="Hyperlink"/>
@@ -2007,7 +2072,7 @@
           <w:color w:val="000000"/>
           <w:sz w:val="24"/>
         </w:rPr>
-        <w:hyperlink r:id="rId23" w:history="1">
+        <w:hyperlink r:id="rId24" w:history="1">
           <w:r>
             <w:rPr>
               <w:rStyle w:val="Hyperlink"/>
@@ -2025,7 +2090,7 @@
           <w:color w:val="000000"/>
           <w:sz w:val="24"/>
         </w:rPr>
-        <w:hyperlink r:id="rId23" w:history="1">
+        <w:hyperlink r:id="rId24" w:history="1">
           <w:r>
             <w:rPr>
               <w:rStyle w:val="Hyperlink"/>
@@ -2053,7 +2118,7 @@
           <w:sz w:val="24"/>
           <w:u w:val="single"/>
         </w:rPr>
-        <w:hyperlink r:id="rId24" w:history="1">
+        <w:hyperlink r:id="rId25" w:history="1">
           <w:r>
             <w:rPr>
               <w:rStyle w:val="Hyperlink"/>
@@ -2071,7 +2136,7 @@
           <w:sz w:val="24"/>
           <w:u w:val="single"/>
         </w:rPr>
-        <w:hyperlink r:id="rId24" w:history="1">
+        <w:hyperlink r:id="rId25" w:history="1">
           <w:r>
             <w:rPr>
               <w:rStyle w:val="Hyperlink"/>
@@ -2100,7 +2165,7 @@
           <w:sz w:val="24"/>
           <w:u w:val="single"/>
         </w:rPr>
-        <w:hyperlink r:id="rId24" w:history="1">
+        <w:hyperlink r:id="rId25" w:history="1">
           <w:r>
             <w:rPr>
               <w:rStyle w:val="Hyperlink"/>
@@ -2128,7 +2193,7 @@
           <w:sz w:val="24"/>
           <w:u w:val="single"/>
         </w:rPr>
-        <w:hyperlink r:id="rId25" w:history="1">
+        <w:hyperlink r:id="rId26" w:history="1">
           <w:r>
             <w:rPr>
               <w:rStyle w:val="Hyperlink"/>
@@ -2157,7 +2222,7 @@
           <w:sz w:val="24"/>
           <w:u w:val="single"/>
         </w:rPr>
-        <w:hyperlink r:id="rId25" w:history="1">
+        <w:hyperlink r:id="rId26" w:history="1">
           <w:r>
             <w:rPr>
               <w:rStyle w:val="Hyperlink"/>
@@ -2185,7 +2250,7 @@
           <w:color w:val="000000"/>
           <w:sz w:val="24"/>
         </w:rPr>
-        <w:hyperlink r:id="rId24" w:history="1">
+        <w:hyperlink r:id="rId25" w:history="1">
           <w:r>
             <w:rPr>
               <w:rStyle w:val="Hyperlink"/>
@@ -2214,7 +2279,7 @@
           <w:sz w:val="24"/>
           <w:u w:val="single"/>
         </w:rPr>
-        <w:hyperlink r:id="rId24" w:history="1">
+        <w:hyperlink r:id="rId25" w:history="1">
           <w:r>
             <w:rPr>
               <w:rStyle w:val="Hyperlink"/>
@@ -2243,7 +2308,7 @@
           <w:color w:val="000000"/>
           <w:sz w:val="24"/>
         </w:rPr>
-        <w:hyperlink r:id="rId24" w:history="1">
+        <w:hyperlink r:id="rId25" w:history="1">
           <w:r>
             <w:rPr>
               <w:rStyle w:val="Hyperlink"/>
@@ -2261,7 +2326,7 @@
           <w:color w:val="000000"/>
           <w:sz w:val="24"/>
         </w:rPr>
-        <w:hyperlink r:id="rId24" w:history="1">
+        <w:hyperlink r:id="rId25" w:history="1">
           <w:r>
             <w:rPr>
               <w:rStyle w:val="Hyperlink"/>
@@ -2300,7 +2365,7 @@
           <w:color w:val="000000"/>
           <w:sz w:val="24"/>
         </w:rPr>
-        <w:hyperlink r:id="rId25" w:history="1">
+        <w:hyperlink r:id="rId26" w:history="1">
           <w:r>
             <w:rPr>
               <w:rStyle w:val="Hyperlink"/>
@@ -2318,7 +2383,7 @@
           <w:color w:val="000000"/>
           <w:sz w:val="24"/>
         </w:rPr>
-        <w:hyperlink r:id="rId25" w:history="1">
+        <w:hyperlink r:id="rId26" w:history="1">
           <w:r>
             <w:rPr>
               <w:rStyle w:val="Hyperlink"/>
@@ -2336,7 +2401,7 @@
           <w:color w:val="000000"/>
           <w:sz w:val="24"/>
         </w:rPr>
-        <w:hyperlink r:id="rId25" w:history="1">
+        <w:hyperlink r:id="rId26" w:history="1">
           <w:r>
             <w:rPr>
               <w:rStyle w:val="Hyperlink"/>
@@ -2374,7 +2439,7 @@
           <w:color w:val="000000"/>
           <w:sz w:val="24"/>
         </w:rPr>
-        <w:hyperlink r:id="rId26" w:history="1">
+        <w:hyperlink r:id="rId27" w:history="1">
           <w:r>
             <w:rPr>
               <w:rStyle w:val="Hyperlink"/>
@@ -2402,7 +2467,7 @@
           <w:sz w:val="24"/>
           <w:u w:val="single"/>
         </w:rPr>
-        <w:hyperlink r:id="rId27" w:history="1">
+        <w:hyperlink r:id="rId28" w:history="1">
           <w:r>
             <w:rPr>
               <w:rStyle w:val="Hyperlink"/>
@@ -2451,7 +2516,7 @@
           <w:color w:val="000000"/>
           <w:sz w:val="24"/>
         </w:rPr>
-        <w:hyperlink r:id="rId27" w:history="1">
+        <w:hyperlink r:id="rId28" w:history="1">
           <w:r>
             <w:rPr>
               <w:rStyle w:val="Hyperlink"/>
@@ -2479,7 +2544,7 @@
           <w:sz w:val="24"/>
           <w:u w:val="single"/>
         </w:rPr>
-        <w:hyperlink r:id="rId28" w:history="1">
+        <w:hyperlink r:id="rId29" w:history="1">
           <w:r>
             <w:rPr>
               <w:rStyle w:val="Hyperlink"/>
@@ -2508,7 +2573,7 @@
           <w:sz w:val="24"/>
           <w:u w:val="single"/>
         </w:rPr>
-        <w:hyperlink r:id="rId28" w:history="1">
+        <w:hyperlink r:id="rId29" w:history="1">
           <w:r>
             <w:rPr>
               <w:rStyle w:val="Hyperlink"/>
@@ -2537,7 +2602,7 @@
           <w:sz w:val="24"/>
           <w:u w:val="single"/>
         </w:rPr>
-        <w:hyperlink r:id="rId28" w:history="1">
+        <w:hyperlink r:id="rId29" w:history="1">
           <w:r>
             <w:rPr>
               <w:rStyle w:val="Hyperlink"/>
@@ -2575,7 +2640,7 @@
           <w:color w:val="000000"/>
           <w:sz w:val="24"/>
         </w:rPr>
-        <w:hyperlink r:id="rId28" w:history="1">
+        <w:hyperlink r:id="rId29" w:history="1">
           <w:r>
             <w:rPr>
               <w:rStyle w:val="Hyperlink"/>
@@ -2593,7 +2658,7 @@
           <w:color w:val="000000"/>
           <w:sz w:val="24"/>
         </w:rPr>
-        <w:hyperlink r:id="rId28" w:history="1">
+        <w:hyperlink r:id="rId29" w:history="1">
           <w:r>
             <w:rPr>
               <w:rStyle w:val="Hyperlink"/>
@@ -2611,7 +2676,7 @@
           <w:color w:val="000000"/>
           <w:sz w:val="24"/>
         </w:rPr>
-        <w:hyperlink r:id="rId28" w:history="1">
+        <w:hyperlink r:id="rId29" w:history="1">
           <w:r>
             <w:rPr>
               <w:rStyle w:val="Hyperlink"/>
@@ -2629,7 +2694,7 @@
           <w:color w:val="000000"/>
           <w:sz w:val="24"/>
         </w:rPr>
-        <w:hyperlink r:id="rId28" w:history="1">
+        <w:hyperlink r:id="rId29" w:history="1">
           <w:r>
             <w:rPr>
               <w:rStyle w:val="Hyperlink"/>
@@ -2647,7 +2712,7 @@
           <w:color w:val="000000"/>
           <w:sz w:val="24"/>
         </w:rPr>
-        <w:hyperlink r:id="rId28" w:history="1">
+        <w:hyperlink r:id="rId29" w:history="1">
           <w:r>
             <w:rPr>
               <w:rStyle w:val="Hyperlink"/>
@@ -2685,7 +2750,7 @@
           <w:sz w:val="24"/>
           <w:u w:val="single"/>
         </w:rPr>
-        <w:hyperlink r:id="rId29" w:history="1">
+        <w:hyperlink r:id="rId30" w:history="1">
           <w:r>
             <w:rPr>
               <w:rStyle w:val="Hyperlink"/>
@@ -2753,422 +2818,12 @@
           <w:sz w:val="24"/>
           <w:u w:val="single"/>
         </w:rPr>
-        <w:hyperlink r:id="rId30" w:history="1">
+        <w:hyperlink r:id="rId31" w:history="1">
           <w:r>
             <w:rPr>
               <w:rStyle w:val="Hyperlink"/>
             </w:rPr>
             <w:t>Carel</w:t>
-          </w:r>
-        </w:hyperlink>
-      </w:r>
-      <w:r>
-        <w:rPr>
-          <w:rFonts w:ascii="Charis SIL Regular" w:hAnsi="Charis SIL Regular" w:eastAsia="Charis SIL Regular"/>
-          <w:b w:val="0"/>
-          <w:i w:val="0"/>
-          <w:color w:val="0000FF"/>
-          <w:sz w:val="24"/>
-          <w:u w:val="single"/>
-        </w:rPr>
-        <w:t xml:space="preserve"> </w:t>
-      </w:r>
-      <w:r>
-        <w:rPr>
-          <w:rFonts w:ascii="Charis SIL Regular" w:hAnsi="Charis SIL Regular" w:eastAsia="Charis SIL Regular"/>
-          <w:b w:val="0"/>
-          <w:i w:val="0"/>
-          <w:color w:val="0000FF"/>
-          <w:sz w:val="24"/>
-          <w:u w:val="single"/>
-        </w:rPr>
-        <w:hyperlink r:id="rId30" w:history="1">
-          <w:r>
-            <w:rPr>
-              <w:rStyle w:val="Hyperlink"/>
-            </w:rPr>
-            <w:t>van</w:t>
-          </w:r>
-        </w:hyperlink>
-      </w:r>
-      <w:r>
-        <w:rPr>
-          <w:rFonts w:ascii="Charis SIL Regular" w:hAnsi="Charis SIL Regular" w:eastAsia="Charis SIL Regular"/>
-          <w:b w:val="0"/>
-          <w:i w:val="0"/>
-          <w:color w:val="0000FF"/>
-          <w:sz w:val="24"/>
-          <w:u w:val="single"/>
-        </w:rPr>
-        <w:t xml:space="preserve"> </w:t>
-      </w:r>
-      <w:r>
-        <w:rPr>
-          <w:rFonts w:ascii="Charis SIL Regular" w:hAnsi="Charis SIL Regular" w:eastAsia="Charis SIL Regular"/>
-          <w:b w:val="0"/>
-          <w:i w:val="0"/>
-          <w:color w:val="0000FF"/>
-          <w:sz w:val="24"/>
-          <w:u w:val="single"/>
-        </w:rPr>
-        <w:hyperlink r:id="rId30" w:history="1">
-          <w:r>
-            <w:rPr>
-              <w:rStyle w:val="Hyperlink"/>
-            </w:rPr>
-            <w:t>Lier</w:t>
-          </w:r>
-        </w:hyperlink>
-      </w:r>
-      <w:r>
-        <w:rPr>
-          <w:rFonts w:ascii="Charis SIL Regular" w:hAnsi="Charis SIL Regular" w:eastAsia="Charis SIL Regular"/>
-          <w:b w:val="0"/>
-          <w:i w:val="0"/>
-          <w:color w:val="0000FF"/>
-          <w:sz w:val="24"/>
-          <w:u w:val="single"/>
-        </w:rPr>
-        <w:t xml:space="preserve"> </w:t>
-      </w:r>
-      <w:r>
-        <w:rPr>
-          <w:rFonts w:ascii="Charis SIL Regular" w:hAnsi="Charis SIL Regular" w:eastAsia="Charis SIL Regular"/>
-          <w:b w:val="0"/>
-          <w:i w:val="0"/>
-          <w:color w:val="0000FF"/>
-          <w:sz w:val="24"/>
-          <w:u w:val="single"/>
-        </w:rPr>
-        <w:hyperlink r:id="rId30" w:history="1">
-          <w:r>
-            <w:rPr>
-              <w:rStyle w:val="Hyperlink"/>
-            </w:rPr>
-            <w:t>en</w:t>
-          </w:r>
-        </w:hyperlink>
-      </w:r>
-      <w:r>
-        <w:rPr>
-          <w:rFonts w:ascii="Charis SIL Regular" w:hAnsi="Charis SIL Regular" w:eastAsia="Charis SIL Regular"/>
-          <w:b w:val="0"/>
-          <w:i w:val="0"/>
-          <w:color w:val="0000FF"/>
-          <w:sz w:val="24"/>
-          <w:u w:val="single"/>
-        </w:rPr>
-        <w:t xml:space="preserve"> </w:t>
-      </w:r>
-      <w:r>
-        <w:rPr>
-          <w:rFonts w:ascii="Charis SIL Regular" w:hAnsi="Charis SIL Regular" w:eastAsia="Charis SIL Regular"/>
-          <w:b w:val="0"/>
-          <w:i w:val="0"/>
-          <w:color w:val="0000FF"/>
-          <w:sz w:val="24"/>
-          <w:u w:val="single"/>
-        </w:rPr>
-        <w:hyperlink r:id="rId30" w:history="1">
-          <w:r>
-            <w:rPr>
-              <w:rStyle w:val="Hyperlink"/>
-            </w:rPr>
-            <w:t>diens</w:t>
-          </w:r>
-        </w:hyperlink>
-      </w:r>
-      <w:r>
-        <w:rPr>
-          <w:rFonts w:ascii="Charis SIL Regular" w:hAnsi="Charis SIL Regular" w:eastAsia="Charis SIL Regular"/>
-          <w:b w:val="0"/>
-          <w:i w:val="0"/>
-          <w:color w:val="0000FF"/>
-          <w:sz w:val="24"/>
-          <w:u w:val="single"/>
-        </w:rPr>
-        <w:t xml:space="preserve"> </w:t>
-      </w:r>
-      <w:r>
-        <w:rPr>
-          <w:rFonts w:ascii="Charis SIL Regular" w:hAnsi="Charis SIL Regular" w:eastAsia="Charis SIL Regular"/>
-          <w:b w:val="0"/>
-          <w:i w:val="0"/>
-          <w:color w:val="0000FF"/>
-          <w:sz w:val="24"/>
-          <w:u w:val="single"/>
-        </w:rPr>
-        <w:hyperlink r:id="rId30" w:history="1">
-          <w:r>
-            <w:rPr>
-              <w:rStyle w:val="Hyperlink"/>
-            </w:rPr>
-            <w:t>vrouw</w:t>
-          </w:r>
-        </w:hyperlink>
-      </w:r>
-      <w:r>
-        <w:rPr>
-          <w:rFonts w:ascii="Charis SIL Regular" w:hAnsi="Charis SIL Regular" w:eastAsia="Charis SIL Regular"/>
-          <w:b w:val="0"/>
-          <w:i w:val="0"/>
-          <w:color w:val="0000FF"/>
-          <w:sz w:val="24"/>
-          <w:u w:val="single"/>
-        </w:rPr>
-        <w:t xml:space="preserve"> </w:t>
-      </w:r>
-      <w:r>
-        <w:rPr>
-          <w:rFonts w:ascii="Charis SIL Regular" w:hAnsi="Charis SIL Regular" w:eastAsia="Charis SIL Regular"/>
-          <w:b w:val="0"/>
-          <w:i w:val="0"/>
-          <w:color w:val="0000FF"/>
-          <w:sz w:val="24"/>
-          <w:u w:val="single"/>
-        </w:rPr>
-        <w:hyperlink r:id="rId30" w:history="1">
-          <w:r>
-            <w:rPr>
-              <w:rStyle w:val="Hyperlink"/>
-            </w:rPr>
-            <w:t>(1927-1948)</w:t>
-          </w:r>
-        </w:hyperlink>
-      </w:r>
-      <w:r>
-        <w:rPr>
-          <w:rFonts w:ascii="Charis SIL Regular" w:hAnsi="Charis SIL Regular" w:eastAsia="Charis SIL Regular"/>
-          <w:b w:val="0"/>
-          <w:i w:val="0"/>
-          <w:color w:val="000000"/>
-          <w:sz w:val="24"/>
-        </w:rPr>
-        <w:t xml:space="preserve"> bevinden zich </w:t>
-      </w:r>
-      <w:r>
-        <w:rPr>
-          <w:rFonts w:ascii="Charis SIL Regular" w:hAnsi="Charis SIL Regular" w:eastAsia="Charis SIL Regular"/>
-          <w:b w:val="0"/>
-          <w:i w:val="0"/>
-          <w:color w:val="000000"/>
-          <w:sz w:val="24"/>
-        </w:rPr>
-        <w:t>in het RKD, evenals een aantal arc</w:t>
-      </w:r>
-      <w:r>
-        <w:rPr>
-          <w:u w:val="single" w:color="0000ff"/>
-          <w:rFonts w:ascii="Charis SIL Regular" w:hAnsi="Charis SIL Regular" w:eastAsia="Charis SIL Regular"/>
-          <w:b w:val="0"/>
-          <w:i w:val="0"/>
-          <w:color w:val="000000"/>
-          <w:sz w:val="24"/>
-        </w:rPr>
-        <w:hyperlink r:id="rId30" w:history="1">
-          <w:r>
-            <w:rPr>
-              <w:rStyle w:val="Hyperlink"/>
-            </w:rPr>
-            <w:t>hiefst</w:t>
-          </w:r>
-        </w:hyperlink>
-      </w:r>
-      <w:r>
-        <w:rPr>
-          <w:u w:val="single" w:color="0000ff"/>
-          <w:rFonts w:ascii="Charis SIL Regular" w:hAnsi="Charis SIL Regular" w:eastAsia="Charis SIL Regular"/>
-          <w:b w:val="0"/>
-          <w:i w:val="0"/>
-          <w:color w:val="000000"/>
-          <w:sz w:val="24"/>
-        </w:rPr>
-        <w:hyperlink r:id="rId30" w:history="1">
-          <w:r>
-            <w:rPr>
-              <w:rStyle w:val="Hyperlink"/>
-            </w:rPr>
-            <w:t>u</w:t>
-          </w:r>
-        </w:hyperlink>
-      </w:r>
-      <w:r>
-        <w:rPr>
-          <w:u w:val="single" w:color="0000ff"/>
-          <w:rFonts w:ascii="Charis SIL Regular" w:hAnsi="Charis SIL Regular" w:eastAsia="Charis SIL Regular"/>
-          <w:b w:val="0"/>
-          <w:i w:val="0"/>
-          <w:color w:val="000000"/>
-          <w:sz w:val="24"/>
-        </w:rPr>
-        <w:hyperlink r:id="rId30" w:history="1">
-          <w:r>
-            <w:rPr>
-              <w:rStyle w:val="Hyperlink"/>
-            </w:rPr>
-            <w:t>kke</w:t>
-          </w:r>
-        </w:hyperlink>
-      </w:r>
-      <w:r>
-        <w:rPr>
-          <w:u w:val="single" w:color="0000ff"/>
-          <w:rFonts w:ascii="Charis SIL Regular" w:hAnsi="Charis SIL Regular" w:eastAsia="Charis SIL Regular"/>
-          <w:b w:val="0"/>
-          <w:i w:val="0"/>
-          <w:color w:val="000000"/>
-          <w:sz w:val="24"/>
-        </w:rPr>
-        <w:hyperlink r:id="rId30" w:history="1">
-          <w:r>
-            <w:rPr>
-              <w:rStyle w:val="Hyperlink"/>
-            </w:rPr>
-            <w:t>n ui</w:t>
-          </w:r>
-        </w:hyperlink>
-      </w:r>
-      <w:r>
-        <w:rPr>
-          <w:u w:val="single" w:color="0000ff"/>
-          <w:rFonts w:ascii="Charis SIL Regular" w:hAnsi="Charis SIL Regular" w:eastAsia="Charis SIL Regular"/>
-          <w:b w:val="0"/>
-          <w:i w:val="0"/>
-          <w:color w:val="000000"/>
-          <w:sz w:val="24"/>
-        </w:rPr>
-        <w:hyperlink r:id="rId30" w:history="1">
-          <w:r>
-            <w:rPr>
-              <w:rStyle w:val="Hyperlink"/>
-            </w:rPr>
-            <w:t>t</w:t>
-          </w:r>
-        </w:hyperlink>
-      </w:r>
-      <w:r>
-        <w:rPr>
-          <w:u w:val="single" w:color="0000ff"/>
-          <w:rFonts w:ascii="Charis SIL Regular" w:hAnsi="Charis SIL Regular" w:eastAsia="Charis SIL Regular"/>
-          <w:b w:val="0"/>
-          <w:i w:val="0"/>
-          <w:color w:val="000000"/>
-          <w:sz w:val="24"/>
-        </w:rPr>
-        <w:hyperlink r:id="rId30" w:history="1">
-          <w:r>
-            <w:rPr>
-              <w:rStyle w:val="Hyperlink"/>
-            </w:rPr>
-            <w:t xml:space="preserve"> d</w:t>
-          </w:r>
-        </w:hyperlink>
-      </w:r>
-      <w:r>
-        <w:rPr>
-          <w:u w:val="single" w:color="0000ff"/>
-          <w:rFonts w:ascii="Charis SIL Regular" w:hAnsi="Charis SIL Regular" w:eastAsia="Charis SIL Regular"/>
-          <w:b w:val="0"/>
-          <w:i w:val="0"/>
-          <w:color w:val="000000"/>
-          <w:sz w:val="24"/>
-        </w:rPr>
-        <w:hyperlink r:id="rId30" w:history="1">
-          <w:r>
-            <w:rPr>
-              <w:rStyle w:val="Hyperlink"/>
-            </w:rPr>
-            <w:t>e</w:t>
-          </w:r>
-        </w:hyperlink>
-      </w:r>
-      <w:r>
-        <w:rPr>
-          <w:u w:val="single" w:color="0000ff"/>
-          <w:rFonts w:ascii="Charis SIL Regular" w:hAnsi="Charis SIL Regular" w:eastAsia="Charis SIL Regular"/>
-          <w:b w:val="0"/>
-          <w:i w:val="0"/>
-          <w:color w:val="000000"/>
-          <w:sz w:val="24"/>
-        </w:rPr>
-        <w:hyperlink r:id="rId30" w:history="1">
-          <w:r>
-            <w:rPr>
-              <w:rStyle w:val="Hyperlink"/>
-            </w:rPr>
-            <w:t xml:space="preserve"> perio</w:t>
-          </w:r>
-        </w:hyperlink>
-      </w:r>
-      <w:r>
-        <w:rPr>
-          <w:u w:val="single" w:color="0000ff"/>
-          <w:rFonts w:ascii="Charis SIL Regular" w:hAnsi="Charis SIL Regular" w:eastAsia="Charis SIL Regular"/>
-          <w:b w:val="0"/>
-          <w:i w:val="0"/>
-          <w:color w:val="000000"/>
-          <w:sz w:val="24"/>
-        </w:rPr>
-        <w:hyperlink r:id="rId30" w:history="1">
-          <w:r>
-            <w:rPr>
-              <w:rStyle w:val="Hyperlink"/>
-            </w:rPr>
-            <w:t xml:space="preserve">de </w:t>
-          </w:r>
-        </w:hyperlink>
-      </w:r>
-      <w:r>
-        <w:rPr>
-          <w:rFonts w:ascii="Charis SIL Regular" w:hAnsi="Charis SIL Regular" w:eastAsia="Charis SIL Regular"/>
-          <w:b w:val="0"/>
-          <w:i w:val="0"/>
-          <w:color w:val="0000FF"/>
-          <w:sz w:val="24"/>
-          <w:u w:val="single"/>
-        </w:rPr>
-        <w:hyperlink r:id="rId30" w:history="1">
-          <w:r>
-            <w:rPr>
-              <w:rStyle w:val="Hyperlink"/>
-            </w:rPr>
-            <w:t>Lee</w:t>
-          </w:r>
-        </w:hyperlink>
-      </w:r>
-      <w:r>
-        <w:rPr>
-          <w:rFonts w:ascii="Charis SIL Regular" w:hAnsi="Charis SIL Regular" w:eastAsia="Charis SIL Regular"/>
-          <w:b w:val="0"/>
-          <w:i w:val="0"/>
-          <w:color w:val="0000FF"/>
-          <w:sz w:val="24"/>
-          <w:u w:val="single"/>
-        </w:rPr>
-        <w:hyperlink r:id="rId30" w:history="1">
-          <w:r>
-            <w:rPr>
-              <w:rStyle w:val="Hyperlink"/>
-            </w:rPr>
-            <w:t>n</w:t>
-          </w:r>
-        </w:hyperlink>
-      </w:r>
-      <w:r>
-        <w:rPr>
-          <w:rFonts w:ascii="Charis SIL Regular" w:hAnsi="Charis SIL Regular" w:eastAsia="Charis SIL Regular"/>
-          <w:b w:val="0"/>
-          <w:i w:val="0"/>
-          <w:color w:val="0000FF"/>
-          <w:sz w:val="24"/>
-          <w:u w:val="single"/>
-        </w:rPr>
-        <w:hyperlink r:id="rId30" w:history="1">
-          <w:r>
-            <w:rPr>
-              <w:rStyle w:val="Hyperlink"/>
-            </w:rPr>
-            <w:t>dert</w:t>
           </w:r>
         </w:hyperlink>
       </w:r>
@@ -3226,6 +2881,416 @@
             <w:rPr>
               <w:rStyle w:val="Hyperlink"/>
             </w:rPr>
+            <w:t>Lier</w:t>
+          </w:r>
+        </w:hyperlink>
+      </w:r>
+      <w:r>
+        <w:rPr>
+          <w:rFonts w:ascii="Charis SIL Regular" w:hAnsi="Charis SIL Regular" w:eastAsia="Charis SIL Regular"/>
+          <w:b w:val="0"/>
+          <w:i w:val="0"/>
+          <w:color w:val="0000FF"/>
+          <w:sz w:val="24"/>
+          <w:u w:val="single"/>
+        </w:rPr>
+        <w:t xml:space="preserve"> </w:t>
+      </w:r>
+      <w:r>
+        <w:rPr>
+          <w:rFonts w:ascii="Charis SIL Regular" w:hAnsi="Charis SIL Regular" w:eastAsia="Charis SIL Regular"/>
+          <w:b w:val="0"/>
+          <w:i w:val="0"/>
+          <w:color w:val="0000FF"/>
+          <w:sz w:val="24"/>
+          <w:u w:val="single"/>
+        </w:rPr>
+        <w:hyperlink r:id="rId31" w:history="1">
+          <w:r>
+            <w:rPr>
+              <w:rStyle w:val="Hyperlink"/>
+            </w:rPr>
+            <w:t>en</w:t>
+          </w:r>
+        </w:hyperlink>
+      </w:r>
+      <w:r>
+        <w:rPr>
+          <w:rFonts w:ascii="Charis SIL Regular" w:hAnsi="Charis SIL Regular" w:eastAsia="Charis SIL Regular"/>
+          <w:b w:val="0"/>
+          <w:i w:val="0"/>
+          <w:color w:val="0000FF"/>
+          <w:sz w:val="24"/>
+          <w:u w:val="single"/>
+        </w:rPr>
+        <w:t xml:space="preserve"> </w:t>
+      </w:r>
+      <w:r>
+        <w:rPr>
+          <w:rFonts w:ascii="Charis SIL Regular" w:hAnsi="Charis SIL Regular" w:eastAsia="Charis SIL Regular"/>
+          <w:b w:val="0"/>
+          <w:i w:val="0"/>
+          <w:color w:val="0000FF"/>
+          <w:sz w:val="24"/>
+          <w:u w:val="single"/>
+        </w:rPr>
+        <w:hyperlink r:id="rId31" w:history="1">
+          <w:r>
+            <w:rPr>
+              <w:rStyle w:val="Hyperlink"/>
+            </w:rPr>
+            <w:t>diens</w:t>
+          </w:r>
+        </w:hyperlink>
+      </w:r>
+      <w:r>
+        <w:rPr>
+          <w:rFonts w:ascii="Charis SIL Regular" w:hAnsi="Charis SIL Regular" w:eastAsia="Charis SIL Regular"/>
+          <w:b w:val="0"/>
+          <w:i w:val="0"/>
+          <w:color w:val="0000FF"/>
+          <w:sz w:val="24"/>
+          <w:u w:val="single"/>
+        </w:rPr>
+        <w:t xml:space="preserve"> </w:t>
+      </w:r>
+      <w:r>
+        <w:rPr>
+          <w:rFonts w:ascii="Charis SIL Regular" w:hAnsi="Charis SIL Regular" w:eastAsia="Charis SIL Regular"/>
+          <w:b w:val="0"/>
+          <w:i w:val="0"/>
+          <w:color w:val="0000FF"/>
+          <w:sz w:val="24"/>
+          <w:u w:val="single"/>
+        </w:rPr>
+        <w:hyperlink r:id="rId31" w:history="1">
+          <w:r>
+            <w:rPr>
+              <w:rStyle w:val="Hyperlink"/>
+            </w:rPr>
+            <w:t>vrouw</w:t>
+          </w:r>
+        </w:hyperlink>
+      </w:r>
+      <w:r>
+        <w:rPr>
+          <w:rFonts w:ascii="Charis SIL Regular" w:hAnsi="Charis SIL Regular" w:eastAsia="Charis SIL Regular"/>
+          <w:b w:val="0"/>
+          <w:i w:val="0"/>
+          <w:color w:val="0000FF"/>
+          <w:sz w:val="24"/>
+          <w:u w:val="single"/>
+        </w:rPr>
+        <w:t xml:space="preserve"> </w:t>
+      </w:r>
+      <w:r>
+        <w:rPr>
+          <w:rFonts w:ascii="Charis SIL Regular" w:hAnsi="Charis SIL Regular" w:eastAsia="Charis SIL Regular"/>
+          <w:b w:val="0"/>
+          <w:i w:val="0"/>
+          <w:color w:val="0000FF"/>
+          <w:sz w:val="24"/>
+          <w:u w:val="single"/>
+        </w:rPr>
+        <w:hyperlink r:id="rId31" w:history="1">
+          <w:r>
+            <w:rPr>
+              <w:rStyle w:val="Hyperlink"/>
+            </w:rPr>
+            <w:t>(1927-1948)</w:t>
+          </w:r>
+        </w:hyperlink>
+      </w:r>
+      <w:r>
+        <w:rPr>
+          <w:rFonts w:ascii="Charis SIL Regular" w:hAnsi="Charis SIL Regular" w:eastAsia="Charis SIL Regular"/>
+          <w:b w:val="0"/>
+          <w:i w:val="0"/>
+          <w:color w:val="000000"/>
+          <w:sz w:val="24"/>
+        </w:rPr>
+        <w:t xml:space="preserve"> bevinden zich </w:t>
+      </w:r>
+      <w:r>
+        <w:rPr>
+          <w:rFonts w:ascii="Charis SIL Regular" w:hAnsi="Charis SIL Regular" w:eastAsia="Charis SIL Regular"/>
+          <w:b w:val="0"/>
+          <w:i w:val="0"/>
+          <w:color w:val="000000"/>
+          <w:sz w:val="24"/>
+        </w:rPr>
+        <w:t>in het RKD, evenals een aantal arc</w:t>
+      </w:r>
+      <w:r>
+        <w:rPr>
+          <w:u w:val="single" w:color="0000ff"/>
+          <w:rFonts w:ascii="Charis SIL Regular" w:hAnsi="Charis SIL Regular" w:eastAsia="Charis SIL Regular"/>
+          <w:b w:val="0"/>
+          <w:i w:val="0"/>
+          <w:color w:val="000000"/>
+          <w:sz w:val="24"/>
+        </w:rPr>
+        <w:hyperlink r:id="rId31" w:history="1">
+          <w:r>
+            <w:rPr>
+              <w:rStyle w:val="Hyperlink"/>
+            </w:rPr>
+            <w:t>hiefst</w:t>
+          </w:r>
+        </w:hyperlink>
+      </w:r>
+      <w:r>
+        <w:rPr>
+          <w:u w:val="single" w:color="0000ff"/>
+          <w:rFonts w:ascii="Charis SIL Regular" w:hAnsi="Charis SIL Regular" w:eastAsia="Charis SIL Regular"/>
+          <w:b w:val="0"/>
+          <w:i w:val="0"/>
+          <w:color w:val="000000"/>
+          <w:sz w:val="24"/>
+        </w:rPr>
+        <w:hyperlink r:id="rId31" w:history="1">
+          <w:r>
+            <w:rPr>
+              <w:rStyle w:val="Hyperlink"/>
+            </w:rPr>
+            <w:t>u</w:t>
+          </w:r>
+        </w:hyperlink>
+      </w:r>
+      <w:r>
+        <w:rPr>
+          <w:u w:val="single" w:color="0000ff"/>
+          <w:rFonts w:ascii="Charis SIL Regular" w:hAnsi="Charis SIL Regular" w:eastAsia="Charis SIL Regular"/>
+          <w:b w:val="0"/>
+          <w:i w:val="0"/>
+          <w:color w:val="000000"/>
+          <w:sz w:val="24"/>
+        </w:rPr>
+        <w:hyperlink r:id="rId31" w:history="1">
+          <w:r>
+            <w:rPr>
+              <w:rStyle w:val="Hyperlink"/>
+            </w:rPr>
+            <w:t>kke</w:t>
+          </w:r>
+        </w:hyperlink>
+      </w:r>
+      <w:r>
+        <w:rPr>
+          <w:u w:val="single" w:color="0000ff"/>
+          <w:rFonts w:ascii="Charis SIL Regular" w:hAnsi="Charis SIL Regular" w:eastAsia="Charis SIL Regular"/>
+          <w:b w:val="0"/>
+          <w:i w:val="0"/>
+          <w:color w:val="000000"/>
+          <w:sz w:val="24"/>
+        </w:rPr>
+        <w:hyperlink r:id="rId31" w:history="1">
+          <w:r>
+            <w:rPr>
+              <w:rStyle w:val="Hyperlink"/>
+            </w:rPr>
+            <w:t>n ui</w:t>
+          </w:r>
+        </w:hyperlink>
+      </w:r>
+      <w:r>
+        <w:rPr>
+          <w:u w:val="single" w:color="0000ff"/>
+          <w:rFonts w:ascii="Charis SIL Regular" w:hAnsi="Charis SIL Regular" w:eastAsia="Charis SIL Regular"/>
+          <w:b w:val="0"/>
+          <w:i w:val="0"/>
+          <w:color w:val="000000"/>
+          <w:sz w:val="24"/>
+        </w:rPr>
+        <w:hyperlink r:id="rId31" w:history="1">
+          <w:r>
+            <w:rPr>
+              <w:rStyle w:val="Hyperlink"/>
+            </w:rPr>
+            <w:t>t</w:t>
+          </w:r>
+        </w:hyperlink>
+      </w:r>
+      <w:r>
+        <w:rPr>
+          <w:u w:val="single" w:color="0000ff"/>
+          <w:rFonts w:ascii="Charis SIL Regular" w:hAnsi="Charis SIL Regular" w:eastAsia="Charis SIL Regular"/>
+          <w:b w:val="0"/>
+          <w:i w:val="0"/>
+          <w:color w:val="000000"/>
+          <w:sz w:val="24"/>
+        </w:rPr>
+        <w:hyperlink r:id="rId31" w:history="1">
+          <w:r>
+            <w:rPr>
+              <w:rStyle w:val="Hyperlink"/>
+            </w:rPr>
+            <w:t xml:space="preserve"> d</w:t>
+          </w:r>
+        </w:hyperlink>
+      </w:r>
+      <w:r>
+        <w:rPr>
+          <w:u w:val="single" w:color="0000ff"/>
+          <w:rFonts w:ascii="Charis SIL Regular" w:hAnsi="Charis SIL Regular" w:eastAsia="Charis SIL Regular"/>
+          <w:b w:val="0"/>
+          <w:i w:val="0"/>
+          <w:color w:val="000000"/>
+          <w:sz w:val="24"/>
+        </w:rPr>
+        <w:hyperlink r:id="rId31" w:history="1">
+          <w:r>
+            <w:rPr>
+              <w:rStyle w:val="Hyperlink"/>
+            </w:rPr>
+            <w:t>e</w:t>
+          </w:r>
+        </w:hyperlink>
+      </w:r>
+      <w:r>
+        <w:rPr>
+          <w:u w:val="single" w:color="0000ff"/>
+          <w:rFonts w:ascii="Charis SIL Regular" w:hAnsi="Charis SIL Regular" w:eastAsia="Charis SIL Regular"/>
+          <w:b w:val="0"/>
+          <w:i w:val="0"/>
+          <w:color w:val="000000"/>
+          <w:sz w:val="24"/>
+        </w:rPr>
+        <w:hyperlink r:id="rId31" w:history="1">
+          <w:r>
+            <w:rPr>
+              <w:rStyle w:val="Hyperlink"/>
+            </w:rPr>
+            <w:t xml:space="preserve"> perio</w:t>
+          </w:r>
+        </w:hyperlink>
+      </w:r>
+      <w:r>
+        <w:rPr>
+          <w:u w:val="single" w:color="0000ff"/>
+          <w:rFonts w:ascii="Charis SIL Regular" w:hAnsi="Charis SIL Regular" w:eastAsia="Charis SIL Regular"/>
+          <w:b w:val="0"/>
+          <w:i w:val="0"/>
+          <w:color w:val="000000"/>
+          <w:sz w:val="24"/>
+        </w:rPr>
+        <w:hyperlink r:id="rId31" w:history="1">
+          <w:r>
+            <w:rPr>
+              <w:rStyle w:val="Hyperlink"/>
+            </w:rPr>
+            <w:t xml:space="preserve">de </w:t>
+          </w:r>
+        </w:hyperlink>
+      </w:r>
+      <w:r>
+        <w:rPr>
+          <w:rFonts w:ascii="Charis SIL Regular" w:hAnsi="Charis SIL Regular" w:eastAsia="Charis SIL Regular"/>
+          <w:b w:val="0"/>
+          <w:i w:val="0"/>
+          <w:color w:val="0000FF"/>
+          <w:sz w:val="24"/>
+          <w:u w:val="single"/>
+        </w:rPr>
+        <w:hyperlink r:id="rId31" w:history="1">
+          <w:r>
+            <w:rPr>
+              <w:rStyle w:val="Hyperlink"/>
+            </w:rPr>
+            <w:t>Lee</w:t>
+          </w:r>
+        </w:hyperlink>
+      </w:r>
+      <w:r>
+        <w:rPr>
+          <w:rFonts w:ascii="Charis SIL Regular" w:hAnsi="Charis SIL Regular" w:eastAsia="Charis SIL Regular"/>
+          <w:b w:val="0"/>
+          <w:i w:val="0"/>
+          <w:color w:val="0000FF"/>
+          <w:sz w:val="24"/>
+          <w:u w:val="single"/>
+        </w:rPr>
+        <w:hyperlink r:id="rId31" w:history="1">
+          <w:r>
+            <w:rPr>
+              <w:rStyle w:val="Hyperlink"/>
+            </w:rPr>
+            <w:t>n</w:t>
+          </w:r>
+        </w:hyperlink>
+      </w:r>
+      <w:r>
+        <w:rPr>
+          <w:rFonts w:ascii="Charis SIL Regular" w:hAnsi="Charis SIL Regular" w:eastAsia="Charis SIL Regular"/>
+          <w:b w:val="0"/>
+          <w:i w:val="0"/>
+          <w:color w:val="0000FF"/>
+          <w:sz w:val="24"/>
+          <w:u w:val="single"/>
+        </w:rPr>
+        <w:hyperlink r:id="rId31" w:history="1">
+          <w:r>
+            <w:rPr>
+              <w:rStyle w:val="Hyperlink"/>
+            </w:rPr>
+            <w:t>dert</w:t>
+          </w:r>
+        </w:hyperlink>
+      </w:r>
+      <w:r>
+        <w:rPr>
+          <w:rFonts w:ascii="Charis SIL Regular" w:hAnsi="Charis SIL Regular" w:eastAsia="Charis SIL Regular"/>
+          <w:b w:val="0"/>
+          <w:i w:val="0"/>
+          <w:color w:val="0000FF"/>
+          <w:sz w:val="24"/>
+          <w:u w:val="single"/>
+        </w:rPr>
+        <w:t xml:space="preserve"> </w:t>
+      </w:r>
+      <w:r>
+        <w:rPr>
+          <w:rFonts w:ascii="Charis SIL Regular" w:hAnsi="Charis SIL Regular" w:eastAsia="Charis SIL Regular"/>
+          <w:b w:val="0"/>
+          <w:i w:val="0"/>
+          <w:color w:val="0000FF"/>
+          <w:sz w:val="24"/>
+          <w:u w:val="single"/>
+        </w:rPr>
+        <w:hyperlink r:id="rId31" w:history="1">
+          <w:r>
+            <w:rPr>
+              <w:rStyle w:val="Hyperlink"/>
+            </w:rPr>
+            <w:t>van</w:t>
+          </w:r>
+        </w:hyperlink>
+      </w:r>
+      <w:r>
+        <w:rPr>
+          <w:rFonts w:ascii="Charis SIL Regular" w:hAnsi="Charis SIL Regular" w:eastAsia="Charis SIL Regular"/>
+          <w:b w:val="0"/>
+          <w:i w:val="0"/>
+          <w:color w:val="0000FF"/>
+          <w:sz w:val="24"/>
+          <w:u w:val="single"/>
+        </w:rPr>
+        <w:t xml:space="preserve"> </w:t>
+      </w:r>
+      <w:r>
+        <w:rPr>
+          <w:rFonts w:ascii="Charis SIL Regular" w:hAnsi="Charis SIL Regular" w:eastAsia="Charis SIL Regular"/>
+          <w:b w:val="0"/>
+          <w:i w:val="0"/>
+          <w:color w:val="0000FF"/>
+          <w:sz w:val="24"/>
+          <w:u w:val="single"/>
+        </w:rPr>
+        <w:hyperlink r:id="rId31" w:history="1">
+          <w:r>
+            <w:rPr>
+              <w:rStyle w:val="Hyperlink"/>
+            </w:rPr>
             <w:t>Lie</w:t>
           </w:r>
         </w:hyperlink>
@@ -3239,7 +3304,7 @@
           <w:sz w:val="24"/>
           <w:u w:val="single"/>
         </w:rPr>
-        <w:hyperlink r:id="rId31" w:history="1">
+        <w:hyperlink r:id="rId32" w:history="1">
           <w:r>
             <w:rPr>
               <w:rStyle w:val="Hyperlink"/>
@@ -3277,7 +3342,7 @@
           <w:color w:val="000000"/>
           <w:sz w:val="24"/>
         </w:rPr>
-        <w:hyperlink r:id="rId31" w:history="1">
+        <w:hyperlink r:id="rId32" w:history="1">
           <w:r>
             <w:rPr>
               <w:rStyle w:val="Hyperlink"/>
@@ -3295,7 +3360,7 @@
           <w:color w:val="000000"/>
           <w:sz w:val="24"/>
         </w:rPr>
-        <w:hyperlink r:id="rId31" w:history="1">
+        <w:hyperlink r:id="rId32" w:history="1">
           <w:r>
             <w:rPr>
               <w:rStyle w:val="Hyperlink"/>
@@ -3313,7 +3378,7 @@
           <w:color w:val="000000"/>
           <w:sz w:val="24"/>
         </w:rPr>
-        <w:hyperlink r:id="rId31" w:history="1">
+        <w:hyperlink r:id="rId32" w:history="1">
           <w:r>
             <w:rPr>
               <w:rStyle w:val="Hyperlink"/>
@@ -3420,7 +3485,7 @@
           <w:sz w:val="24"/>
           <w:u w:val="single"/>
         </w:rPr>
-        <w:hyperlink r:id="rId32" w:history="1">
+        <w:hyperlink r:id="rId33" w:history="1">
           <w:r>
             <w:rPr>
               <w:rStyle w:val="Hyperlink"/>
@@ -3449,7 +3514,7 @@
           <w:sz w:val="24"/>
           <w:u w:val="single"/>
         </w:rPr>
-        <w:hyperlink r:id="rId32" w:history="1">
+        <w:hyperlink r:id="rId33" w:history="1">
           <w:r>
             <w:rPr>
               <w:rStyle w:val="Hyperlink"/>
@@ -3478,7 +3543,7 @@
           <w:sz w:val="24"/>
           <w:u w:val="single"/>
         </w:rPr>
-        <w:hyperlink r:id="rId32" w:history="1">
+        <w:hyperlink r:id="rId33" w:history="1">
           <w:r>
             <w:rPr>
               <w:rStyle w:val="Hyperlink"/>
@@ -3506,7 +3571,7 @@
           <w:color w:val="000000"/>
           <w:sz w:val="24"/>
         </w:rPr>
-        <w:hyperlink r:id="rId32" w:history="1">
+        <w:hyperlink r:id="rId33" w:history="1">
           <w:r>
             <w:rPr>
               <w:rStyle w:val="Hyperlink"/>
@@ -3524,7 +3589,7 @@
           <w:color w:val="000000"/>
           <w:sz w:val="24"/>
         </w:rPr>
-        <w:hyperlink r:id="rId32" w:history="1">
+        <w:hyperlink r:id="rId33" w:history="1">
           <w:r>
             <w:rPr>
               <w:rStyle w:val="Hyperlink"/>
@@ -3542,7 +3607,7 @@
           <w:color w:val="000000"/>
           <w:sz w:val="24"/>
         </w:rPr>
-        <w:hyperlink r:id="rId32" w:history="1">
+        <w:hyperlink r:id="rId33" w:history="1">
           <w:r>
             <w:rPr>
               <w:rStyle w:val="Hyperlink"/>
@@ -3560,7 +3625,7 @@
           <w:color w:val="000000"/>
           <w:sz w:val="24"/>
         </w:rPr>
-        <w:hyperlink r:id="rId32" w:history="1">
+        <w:hyperlink r:id="rId33" w:history="1">
           <w:r>
             <w:rPr>
               <w:rStyle w:val="Hyperlink"/>
@@ -3578,7 +3643,7 @@
           <w:color w:val="000000"/>
           <w:sz w:val="24"/>
         </w:rPr>
-        <w:hyperlink r:id="rId32" w:history="1">
+        <w:hyperlink r:id="rId33" w:history="1">
           <w:r>
             <w:rPr>
               <w:rStyle w:val="Hyperlink"/>
@@ -3606,7 +3671,7 @@
           <w:sz w:val="24"/>
           <w:u w:val="single"/>
         </w:rPr>
-        <w:hyperlink r:id="rId33" w:history="1">
+        <w:hyperlink r:id="rId34" w:history="1">
           <w:r>
             <w:rPr>
               <w:rStyle w:val="Hyperlink"/>
@@ -3635,7 +3700,7 @@
           <w:sz w:val="24"/>
           <w:u w:val="single"/>
         </w:rPr>
-        <w:hyperlink r:id="rId33" w:history="1">
+        <w:hyperlink r:id="rId34" w:history="1">
           <w:r>
             <w:rPr>
               <w:rStyle w:val="Hyperlink"/>
@@ -3653,7 +3718,7 @@
           <w:sz w:val="24"/>
           <w:u w:val="single"/>
         </w:rPr>
-        <w:hyperlink r:id="rId33" w:history="1">
+        <w:hyperlink r:id="rId34" w:history="1">
           <w:r>
             <w:rPr>
               <w:rStyle w:val="Hyperlink"/>
@@ -3691,7 +3756,7 @@
           <w:sz w:val="24"/>
           <w:u w:val="single"/>
         </w:rPr>
-        <w:hyperlink r:id="rId34" w:history="1">
+        <w:hyperlink r:id="rId35" w:history="1">
           <w:r>
             <w:rPr>
               <w:rStyle w:val="Hyperlink"/>
@@ -3720,7 +3785,7 @@
           <w:sz w:val="24"/>
           <w:u w:val="single"/>
         </w:rPr>
-        <w:hyperlink r:id="rId34" w:history="1">
+        <w:hyperlink r:id="rId35" w:history="1">
           <w:r>
             <w:rPr>
               <w:rStyle w:val="Hyperlink"/>
@@ -3749,7 +3814,7 @@
           <w:sz w:val="24"/>
           <w:u w:val="single"/>
         </w:rPr>
-        <w:hyperlink r:id="rId34" w:history="1">
+        <w:hyperlink r:id="rId35" w:history="1">
           <w:r>
             <w:rPr>
               <w:rStyle w:val="Hyperlink"/>
@@ -3778,7 +3843,7 @@
           <w:sz w:val="24"/>
           <w:u w:val="single"/>
         </w:rPr>
-        <w:hyperlink r:id="rId34" w:history="1">
+        <w:hyperlink r:id="rId35" w:history="1">
           <w:r>
             <w:rPr>
               <w:rStyle w:val="Hyperlink"/>
@@ -3794,9 +3859,8 @@
           <w:i w:val="0"/>
           <w:color w:val="0000FF"/>
           <w:sz w:val="24"/>
-          <w:u w:val="single"/>
-        </w:rPr>
-        <w:hyperlink r:id="rId34" w:history="1">
+        </w:rPr>
+        <w:hyperlink r:id="rId35" w:history="1">
           <w:r>
             <w:rPr>
               <w:rStyle w:val="Hyperlink"/>
@@ -3814,7 +3878,7 @@
           <w:sz w:val="24"/>
           <w:u w:val="single"/>
         </w:rPr>
-        <w:hyperlink r:id="rId34" w:history="1">
+        <w:hyperlink r:id="rId35" w:history="1">
           <w:r>
             <w:rPr>
               <w:rStyle w:val="Hyperlink"/>
@@ -3832,7 +3896,7 @@
           <w:color w:val="000000"/>
           <w:sz w:val="24"/>
         </w:rPr>
-        <w:hyperlink r:id="rId33" w:history="1">
+        <w:hyperlink r:id="rId34" w:history="1">
           <w:r>
             <w:rPr>
               <w:rStyle w:val="Hyperlink"/>
@@ -3850,7 +3914,7 @@
           <w:color w:val="000000"/>
           <w:sz w:val="24"/>
         </w:rPr>
-        <w:hyperlink r:id="rId33" w:history="1">
+        <w:hyperlink r:id="rId34" w:history="1">
           <w:r>
             <w:rPr>
               <w:rStyle w:val="Hyperlink"/>
@@ -3868,7 +3932,7 @@
           <w:color w:val="000000"/>
           <w:sz w:val="24"/>
         </w:rPr>
-        <w:hyperlink r:id="rId33" w:history="1">
+        <w:hyperlink r:id="rId34" w:history="1">
           <w:r>
             <w:rPr>
               <w:rStyle w:val="Hyperlink"/>
@@ -3886,7 +3950,7 @@
           <w:color w:val="000000"/>
           <w:sz w:val="24"/>
         </w:rPr>
-        <w:hyperlink r:id="rId33" w:history="1">
+        <w:hyperlink r:id="rId34" w:history="1">
           <w:r>
             <w:rPr>
               <w:rStyle w:val="Hyperlink"/>
@@ -3924,7 +3988,7 @@
           <w:sz w:val="24"/>
           <w:u w:val="single"/>
         </w:rPr>
-        <w:hyperlink r:id="rId35" w:history="1">
+        <w:hyperlink r:id="rId36" w:history="1">
           <w:r>
             <w:rPr>
               <w:rStyle w:val="Hyperlink"/>
@@ -3942,7 +4006,7 @@
           <w:sz w:val="24"/>
           <w:u w:val="single"/>
         </w:rPr>
-        <w:hyperlink r:id="rId34" w:history="1">
+        <w:hyperlink r:id="rId36" w:history="1">
           <w:r>
             <w:rPr>
               <w:rStyle w:val="Hyperlink"/>
@@ -3953,13 +4017,21 @@
       </w:r>
       <w:r>
         <w:rPr>
+          <w:u w:val="single" w:color="0000ff"/>
           <w:rFonts w:ascii="Charis SIL Regular" w:hAnsi="Charis SIL Regular" w:eastAsia="Charis SIL Regular"/>
           <w:b w:val="0"/>
           <w:i w:val="0"/>
           <w:color w:val="000000"/>
           <w:sz w:val="24"/>
         </w:rPr>
-        <w:t xml:space="preserve"> i</w:t>
+        <w:hyperlink r:id="rId35" w:history="1">
+          <w:r>
+            <w:rPr>
+              <w:rStyle w:val="Hyperlink"/>
+            </w:rPr>
+            <w:t xml:space="preserve"> i</w:t>
+          </w:r>
+        </w:hyperlink>
       </w:r>
       <w:r>
         <w:rPr>
@@ -3970,7 +4042,7 @@
           <w:color w:val="000000"/>
           <w:sz w:val="24"/>
         </w:rPr>
-        <w:hyperlink r:id="rId34" w:history="1">
+        <w:hyperlink r:id="rId35" w:history="1">
           <w:r>
             <w:rPr>
               <w:rStyle w:val="Hyperlink"/>
@@ -3988,7 +4060,7 @@
           <w:color w:val="000000"/>
           <w:sz w:val="24"/>
         </w:rPr>
-        <w:hyperlink r:id="rId34" w:history="1">
+        <w:hyperlink r:id="rId35" w:history="1">
           <w:r>
             <w:rPr>
               <w:rStyle w:val="Hyperlink"/>
@@ -4006,7 +4078,7 @@
           <w:color w:val="000000"/>
           <w:sz w:val="24"/>
         </w:rPr>
-        <w:hyperlink r:id="rId34" w:history="1">
+        <w:hyperlink r:id="rId35" w:history="1">
           <w:r>
             <w:rPr>
               <w:rStyle w:val="Hyperlink"/>
@@ -4024,7 +4096,7 @@
           <w:color w:val="000000"/>
           <w:sz w:val="24"/>
         </w:rPr>
-        <w:hyperlink r:id="rId34" w:history="1">
+        <w:hyperlink r:id="rId35" w:history="1">
           <w:r>
             <w:rPr>
               <w:rStyle w:val="Hyperlink"/>
@@ -4042,7 +4114,7 @@
           <w:color w:val="000000"/>
           <w:sz w:val="24"/>
         </w:rPr>
-        <w:hyperlink r:id="rId34" w:history="1">
+        <w:hyperlink r:id="rId35" w:history="1">
           <w:r>
             <w:rPr>
               <w:rStyle w:val="Hyperlink"/>
@@ -4060,7 +4132,7 @@
           <w:color w:val="000000"/>
           <w:sz w:val="24"/>
         </w:rPr>
-        <w:hyperlink r:id="rId34" w:history="1">
+        <w:hyperlink r:id="rId35" w:history="1">
           <w:r>
             <w:rPr>
               <w:rStyle w:val="Hyperlink"/>
@@ -4120,7 +4192,7 @@
           <w:color w:val="000000"/>
           <w:sz w:val="24"/>
         </w:rPr>
-        <w:hyperlink r:id="rId35" w:history="1">
+        <w:hyperlink r:id="rId36" w:history="1">
           <w:r>
             <w:rPr>
               <w:rStyle w:val="Hyperlink"/>
@@ -4347,7 +4419,7 @@
           <w:sz w:val="24"/>
           <w:u w:val="single"/>
         </w:rPr>
-        <w:hyperlink r:id="rId36" w:history="1">
+        <w:hyperlink r:id="rId37" w:history="1">
           <w:r>
             <w:rPr>
               <w:rStyle w:val="Hyperlink"/>
@@ -4365,7 +4437,7 @@
           <w:sz w:val="24"/>
           <w:u w:val="single"/>
         </w:rPr>
-        <w:hyperlink r:id="rId36" w:history="1">
+        <w:hyperlink r:id="rId37" w:history="1">
           <w:r>
             <w:rPr>
               <w:rStyle w:val="Hyperlink"/>
@@ -4383,7 +4455,7 @@
           <w:sz w:val="24"/>
           <w:u w:val="single"/>
         </w:rPr>
-        <w:hyperlink r:id="rId36" w:history="1">
+        <w:hyperlink r:id="rId37" w:history="1">
           <w:r>
             <w:rPr>
               <w:rStyle w:val="Hyperlink"/>
@@ -4401,7 +4473,7 @@
           <w:sz w:val="24"/>
           <w:u w:val="single"/>
         </w:rPr>
-        <w:hyperlink r:id="rId36" w:history="1">
+        <w:hyperlink r:id="rId37" w:history="1">
           <w:r>
             <w:rPr>
               <w:rStyle w:val="Hyperlink"/>
@@ -4419,7 +4491,7 @@
           <w:sz w:val="24"/>
           <w:u w:val="single"/>
         </w:rPr>
-        <w:hyperlink r:id="rId36" w:history="1">
+        <w:hyperlink r:id="rId37" w:history="1">
           <w:r>
             <w:rPr>
               <w:rStyle w:val="Hyperlink"/>
@@ -4537,7 +4609,7 @@
           <w:sz w:val="24"/>
           <w:u w:val="single"/>
         </w:rPr>
-        <w:hyperlink r:id="rId37" w:history="1">
+        <w:hyperlink r:id="rId38" w:history="1">
           <w:r>
             <w:rPr>
               <w:rStyle w:val="Hyperlink"/>
@@ -4555,7 +4627,7 @@
           <w:sz w:val="24"/>
           <w:u w:val="single"/>
         </w:rPr>
-        <w:hyperlink r:id="rId37" w:history="1">
+        <w:hyperlink r:id="rId38" w:history="1">
           <w:r>
             <w:rPr>
               <w:rStyle w:val="Hyperlink"/>
@@ -4573,7 +4645,7 @@
           <w:sz w:val="24"/>
           <w:u w:val="single"/>
         </w:rPr>
-        <w:hyperlink r:id="rId37" w:history="1">
+        <w:hyperlink r:id="rId38" w:history="1">
           <w:r>
             <w:rPr>
               <w:rStyle w:val="Hyperlink"/>
@@ -4591,7 +4663,7 @@
           <w:sz w:val="24"/>
           <w:u w:val="single"/>
         </w:rPr>
-        <w:hyperlink r:id="rId37" w:history="1">
+        <w:hyperlink r:id="rId38" w:history="1">
           <w:r>
             <w:rPr>
               <w:rStyle w:val="Hyperlink"/>
@@ -4699,7 +4771,7 @@
           <w:sz w:val="24"/>
           <w:u w:val="single"/>
         </w:rPr>
-        <w:hyperlink r:id="rId38" w:history="1">
+        <w:hyperlink r:id="rId39" w:history="1">
           <w:r>
             <w:rPr>
               <w:rStyle w:val="Hyperlink"/>
@@ -4717,7 +4789,7 @@
           <w:sz w:val="24"/>
           <w:u w:val="single"/>
         </w:rPr>
-        <w:hyperlink r:id="rId38" w:history="1">
+        <w:hyperlink r:id="rId39" w:history="1">
           <w:r>
             <w:rPr>
               <w:rStyle w:val="Hyperlink"/>
@@ -4735,7 +4807,7 @@
           <w:sz w:val="24"/>
           <w:u w:val="single"/>
         </w:rPr>
-        <w:hyperlink r:id="rId38" w:history="1">
+        <w:hyperlink r:id="rId39" w:history="1">
           <w:r>
             <w:rPr>
               <w:rStyle w:val="Hyperlink"/>
@@ -4753,7 +4825,7 @@
           <w:sz w:val="24"/>
           <w:u w:val="single"/>
         </w:rPr>
-        <w:hyperlink r:id="rId38" w:history="1">
+        <w:hyperlink r:id="rId39" w:history="1">
           <w:r>
             <w:rPr>
               <w:rStyle w:val="Hyperlink"/>
@@ -4781,7 +4853,7 @@
           <w:sz w:val="24"/>
           <w:u w:val="single"/>
         </w:rPr>
-        <w:hyperlink r:id="rId39" w:history="1">
+        <w:hyperlink r:id="rId40" w:history="1">
           <w:r>
             <w:rPr>
               <w:rStyle w:val="Hyperlink"/>
@@ -4799,7 +4871,7 @@
           <w:sz w:val="24"/>
           <w:u w:val="single"/>
         </w:rPr>
-        <w:hyperlink r:id="rId39" w:history="1">
+        <w:hyperlink r:id="rId40" w:history="1">
           <w:r>
             <w:rPr>
               <w:rStyle w:val="Hyperlink"/>
@@ -4817,7 +4889,7 @@
           <w:sz w:val="24"/>
           <w:u w:val="single"/>
         </w:rPr>
-        <w:hyperlink r:id="rId38" w:history="1">
+        <w:hyperlink r:id="rId40" w:history="1">
           <w:r>
             <w:rPr>
               <w:rStyle w:val="Hyperlink"/>
@@ -4834,14 +4906,7 @@
           <w:color w:val="000000"/>
           <w:sz w:val="24"/>
         </w:rPr>
-        <w:hyperlink r:id="rId38" w:history="1">
-          <w:r>
-            <w:rPr>
-              <w:rStyle w:val="Hyperlink"/>
-            </w:rPr>
-            <w:t xml:space="preserve">, </w:t>
-          </w:r>
-        </w:hyperlink>
+        <w:t xml:space="preserve">, </w:t>
       </w:r>
       <w:r>
         <w:rPr>
@@ -4852,7 +4917,7 @@
           <w:sz w:val="24"/>
           <w:u w:val="single"/>
         </w:rPr>
-        <w:hyperlink r:id="rId38" w:history="1">
+        <w:hyperlink r:id="rId41" w:history="1">
           <w:r>
             <w:rPr>
               <w:rStyle w:val="Hyperlink"/>
@@ -4881,7 +4946,7 @@
           <w:sz w:val="24"/>
           <w:u w:val="single"/>
         </w:rPr>
-        <w:hyperlink r:id="rId38" w:history="1">
+        <w:hyperlink r:id="rId41" w:history="1">
           <w:r>
             <w:rPr>
               <w:rStyle w:val="Hyperlink"/>
@@ -4899,7 +4964,7 @@
           <w:sz w:val="24"/>
           <w:u w:val="single"/>
         </w:rPr>
-        <w:hyperlink r:id="rId38" w:history="1">
+        <w:hyperlink r:id="rId41" w:history="1">
           <w:r>
             <w:rPr>
               <w:rStyle w:val="Hyperlink"/>

--- a/EXPORTS/DOCX/published/niveau3/Dutch/KunsthandelVanLier.docx
+++ b/EXPORTS/DOCX/published/niveau3/Dutch/KunsthandelVanLier.docx
@@ -465,118 +465,7 @@
           <w:color w:val="000000"/>
           <w:sz w:val="24"/>
         </w:rPr>
-        <w:t>Van Lier raakte ec</w:t>
-      </w:r>
-      <w:r>
-        <w:rPr>
-          <w:u w:val="single" w:color="0000ff"/>
-          <w:rFonts w:ascii="Charis SIL Regular" w:hAnsi="Charis SIL Regular" w:eastAsia="Charis SIL Regular"/>
-          <w:b w:val="0"/>
-          <w:i w:val="0"/>
-          <w:color w:val="000000"/>
-          <w:sz w:val="24"/>
-        </w:rPr>
-        <w:hyperlink r:id="rId11" w:history="1">
-          <w:r>
-            <w:rPr>
-              <w:rStyle w:val="Hyperlink"/>
-            </w:rPr>
-            <w:t xml:space="preserve">hter ook </w:t>
-          </w:r>
-        </w:hyperlink>
-      </w:r>
-      <w:r>
-        <w:rPr>
-          <w:u w:val="single" w:color="0000ff"/>
-          <w:rFonts w:ascii="Charis SIL Regular" w:hAnsi="Charis SIL Regular" w:eastAsia="Charis SIL Regular"/>
-          <w:b w:val="0"/>
-          <w:i w:val="0"/>
-          <w:color w:val="000000"/>
-          <w:sz w:val="24"/>
-        </w:rPr>
-        <w:hyperlink r:id="rId11" w:history="1">
-          <w:r>
-            <w:rPr>
-              <w:rStyle w:val="Hyperlink"/>
-            </w:rPr>
-            <w:t>g</w:t>
-          </w:r>
-        </w:hyperlink>
-      </w:r>
-      <w:r>
-        <w:rPr>
-          <w:u w:val="single" w:color="0000ff"/>
-          <w:rFonts w:ascii="Charis SIL Regular" w:hAnsi="Charis SIL Regular" w:eastAsia="Charis SIL Regular"/>
-          <w:b w:val="0"/>
-          <w:i w:val="0"/>
-          <w:color w:val="000000"/>
-          <w:sz w:val="24"/>
-        </w:rPr>
-        <w:hyperlink r:id="rId11" w:history="1">
-          <w:r>
-            <w:rPr>
-              <w:rStyle w:val="Hyperlink"/>
-            </w:rPr>
-            <w:t>eïnt</w:t>
-          </w:r>
-        </w:hyperlink>
-      </w:r>
-      <w:r>
-        <w:rPr>
-          <w:u w:val="single" w:color="0000ff"/>
-          <w:rFonts w:ascii="Charis SIL Regular" w:hAnsi="Charis SIL Regular" w:eastAsia="Charis SIL Regular"/>
-          <w:b w:val="0"/>
-          <w:i w:val="0"/>
-          <w:color w:val="000000"/>
-          <w:sz w:val="24"/>
-        </w:rPr>
-        <w:hyperlink r:id="rId11" w:history="1">
-          <w:r>
-            <w:rPr>
-              <w:rStyle w:val="Hyperlink"/>
-            </w:rPr>
-            <w:t>e</w:t>
-          </w:r>
-        </w:hyperlink>
-      </w:r>
-      <w:r>
-        <w:rPr>
-          <w:u w:val="single" w:color="0000ff"/>
-          <w:rFonts w:ascii="Charis SIL Regular" w:hAnsi="Charis SIL Regular" w:eastAsia="Charis SIL Regular"/>
-          <w:b w:val="0"/>
-          <w:i w:val="0"/>
-          <w:color w:val="000000"/>
-          <w:sz w:val="24"/>
-        </w:rPr>
-        <w:hyperlink r:id="rId11" w:history="1">
-          <w:r>
-            <w:rPr>
-              <w:rStyle w:val="Hyperlink"/>
-            </w:rPr>
-            <w:t>res</w:t>
-          </w:r>
-        </w:hyperlink>
-      </w:r>
-      <w:r>
-        <w:rPr>
-          <w:u w:val="single" w:color="0000ff"/>
-          <w:rFonts w:ascii="Charis SIL Regular" w:hAnsi="Charis SIL Regular" w:eastAsia="Charis SIL Regular"/>
-          <w:b w:val="0"/>
-          <w:i w:val="0"/>
-          <w:color w:val="000000"/>
-          <w:sz w:val="24"/>
-        </w:rPr>
-        <w:t>s</w:t>
-      </w:r>
-      <w:r>
-        <w:rPr>
-          <w:rFonts w:ascii="Charis SIL Regular" w:hAnsi="Charis SIL Regular" w:eastAsia="Charis SIL Regular"/>
-          <w:b w:val="0"/>
-          <w:i w:val="0"/>
-          <w:color w:val="000000"/>
-          <w:sz w:val="24"/>
-        </w:rPr>
-        <w:t xml:space="preserve">eerd in </w:t>
+        <w:t xml:space="preserve">Van Lier raakte echter ook geïnteresseerd in </w:t>
       </w:r>
       <w:r>
         <w:rPr>
@@ -634,7 +523,7 @@
           <w:sz w:val="24"/>
           <w:u w:val="single"/>
         </w:rPr>
-        <w:hyperlink r:id="rId12" w:history="1">
+        <w:hyperlink r:id="rId13" w:history="1">
           <w:r>
             <w:rPr>
               <w:rStyle w:val="Hyperlink"/>
@@ -645,7 +534,6 @@
       </w:r>
       <w:r>
         <w:rPr>
-          <w:u w:val="single" w:color="0000ff"/>
           <w:rFonts w:ascii="Charis SIL Regular" w:hAnsi="Charis SIL Regular" w:eastAsia="Charis SIL Regular"/>
           <w:b w:val="0"/>
           <w:i w:val="0"/>
@@ -809,7 +697,7 @@
           <w:sz w:val="24"/>
           <w:u w:val="single"/>
         </w:rPr>
-        <w:hyperlink r:id="rId13" w:history="1">
+        <w:hyperlink r:id="rId14" w:history="1">
           <w:r>
             <w:rPr>
               <w:rStyle w:val="Hyperlink"/>
@@ -845,7 +733,7 @@
           <w:sz w:val="24"/>
           <w:u w:val="single"/>
         </w:rPr>
-        <w:hyperlink r:id="rId15" w:history="1">
+        <w:hyperlink r:id="rId14" w:history="1">
           <w:r>
             <w:rPr>
               <w:rStyle w:val="Hyperlink"/>
@@ -874,7 +762,7 @@
           <w:sz w:val="24"/>
           <w:u w:val="single"/>
         </w:rPr>
-        <w:hyperlink r:id="rId15" w:history="1">
+        <w:hyperlink r:id="rId14" w:history="1">
           <w:r>
             <w:rPr>
               <w:rStyle w:val="Hyperlink"/>
@@ -938,7 +826,7 @@
           <w:sz w:val="24"/>
           <w:u w:val="single"/>
         </w:rPr>
-        <w:hyperlink r:id="rId14" w:history="1">
+        <w:hyperlink r:id="rId15" w:history="1">
           <w:r>
             <w:rPr>
               <w:rStyle w:val="Hyperlink"/>
@@ -956,7 +844,7 @@
           <w:sz w:val="24"/>
           <w:u w:val="single"/>
         </w:rPr>
-        <w:hyperlink r:id="rId14" w:history="1">
+        <w:hyperlink r:id="rId15" w:history="1">
           <w:r>
             <w:rPr>
               <w:rStyle w:val="Hyperlink"/>
@@ -1167,7 +1055,7 @@
           <w:color w:val="000000"/>
           <w:sz w:val="24"/>
         </w:rPr>
-        <w:hyperlink r:id="rId17" w:history="1">
+        <w:hyperlink r:id="rId15" w:history="1">
           <w:r>
             <w:rPr>
               <w:rStyle w:val="Hyperlink"/>
@@ -1185,7 +1073,7 @@
           <w:color w:val="000000"/>
           <w:sz w:val="24"/>
         </w:rPr>
-        <w:hyperlink r:id="rId17" w:history="1">
+        <w:hyperlink r:id="rId15" w:history="1">
           <w:r>
             <w:rPr>
               <w:rStyle w:val="Hyperlink"/>
@@ -1203,7 +1091,7 @@
           <w:color w:val="000000"/>
           <w:sz w:val="24"/>
         </w:rPr>
-        <w:hyperlink r:id="rId17" w:history="1">
+        <w:hyperlink r:id="rId15" w:history="1">
           <w:r>
             <w:rPr>
               <w:rStyle w:val="Hyperlink"/>
@@ -1304,7 +1192,7 @@
           <w:sz w:val="24"/>
           <w:u w:val="single"/>
         </w:rPr>
-        <w:hyperlink r:id="rId18" w:history="1">
+        <w:hyperlink r:id="rId13" w:history="1">
           <w:r>
             <w:rPr>
               <w:rStyle w:val="Hyperlink"/>
@@ -1350,14 +1238,7 @@
           <w:color w:val="000000"/>
           <w:sz w:val="24"/>
         </w:rPr>
-        <w:hyperlink r:id="rId16" w:history="1">
-          <w:r>
-            <w:rPr>
-              <w:rStyle w:val="Hyperlink"/>
-            </w:rPr>
-            <w:t xml:space="preserve"> werden verw</w:t>
-          </w:r>
-        </w:hyperlink>
+        <w:t xml:space="preserve"> werden verw</w:t>
       </w:r>
       <w:r>
         <w:rPr>
@@ -1399,7 +1280,7 @@
           <w:color w:val="000000"/>
           <w:sz w:val="24"/>
         </w:rPr>
-        <w:hyperlink r:id="rId18" w:history="1">
+        <w:hyperlink r:id="rId17" w:history="1">
           <w:r>
             <w:rPr>
               <w:rStyle w:val="Hyperlink"/>
@@ -1417,7 +1298,7 @@
           <w:color w:val="000000"/>
           <w:sz w:val="24"/>
         </w:rPr>
-        <w:hyperlink r:id="rId18" w:history="1">
+        <w:hyperlink r:id="rId17" w:history="1">
           <w:r>
             <w:rPr>
               <w:rStyle w:val="Hyperlink"/>
@@ -1435,7 +1316,7 @@
           <w:color w:val="000000"/>
           <w:sz w:val="24"/>
         </w:rPr>
-        <w:hyperlink r:id="rId18" w:history="1">
+        <w:hyperlink r:id="rId17" w:history="1">
           <w:r>
             <w:rPr>
               <w:rStyle w:val="Hyperlink"/>
@@ -1453,7 +1334,7 @@
           <w:color w:val="000000"/>
           <w:sz w:val="24"/>
         </w:rPr>
-        <w:hyperlink r:id="rId18" w:history="1">
+        <w:hyperlink r:id="rId17" w:history="1">
           <w:r>
             <w:rPr>
               <w:rStyle w:val="Hyperlink"/>
@@ -1481,7 +1362,7 @@
           <w:sz w:val="24"/>
           <w:u w:val="single"/>
         </w:rPr>
-        <w:hyperlink r:id="rId19" w:history="1">
+        <w:hyperlink r:id="rId18" w:history="1">
           <w:r>
             <w:rPr>
               <w:rStyle w:val="Hyperlink"/>
@@ -1509,7 +1390,7 @@
           <w:sz w:val="24"/>
           <w:u w:val="single"/>
         </w:rPr>
-        <w:hyperlink r:id="rId20" w:history="1">
+        <w:hyperlink r:id="rId19" w:history="1">
           <w:r>
             <w:rPr>
               <w:rStyle w:val="Hyperlink"/>
@@ -1537,7 +1418,7 @@
           <w:sz w:val="24"/>
           <w:u w:val="single"/>
         </w:rPr>
-        <w:hyperlink r:id="rId21" w:history="1">
+        <w:hyperlink r:id="rId20" w:history="1">
           <w:r>
             <w:rPr>
               <w:rStyle w:val="Hyperlink"/>
@@ -1565,7 +1446,7 @@
           <w:sz w:val="24"/>
           <w:u w:val="single"/>
         </w:rPr>
-        <w:hyperlink r:id="rId22" w:history="1">
+        <w:hyperlink r:id="rId21" w:history="1">
           <w:r>
             <w:rPr>
               <w:rStyle w:val="Hyperlink"/>
@@ -1603,7 +1484,7 @@
           <w:color w:val="000000"/>
           <w:sz w:val="24"/>
         </w:rPr>
-        <w:hyperlink r:id="rId19" w:history="1">
+        <w:hyperlink r:id="rId18" w:history="1">
           <w:r>
             <w:rPr>
               <w:rStyle w:val="Hyperlink"/>
@@ -1642,7 +1523,7 @@
           <w:color w:val="000000"/>
           <w:sz w:val="24"/>
         </w:rPr>
-        <w:hyperlink r:id="rId20" w:history="1">
+        <w:hyperlink r:id="rId19" w:history="1">
           <w:r>
             <w:rPr>
               <w:rStyle w:val="Hyperlink"/>
@@ -1670,7 +1551,7 @@
           <w:color w:val="000000"/>
           <w:sz w:val="24"/>
         </w:rPr>
-        <w:hyperlink r:id="rId21" w:history="1">
+        <w:hyperlink r:id="rId20" w:history="1">
           <w:r>
             <w:rPr>
               <w:rStyle w:val="Hyperlink"/>
@@ -1687,7 +1568,7 @@
           <w:color w:val="000000"/>
           <w:sz w:val="24"/>
         </w:rPr>
-        <w:hyperlink r:id="rId21" w:history="1">
+        <w:hyperlink r:id="rId20" w:history="1">
           <w:r>
             <w:rPr>
               <w:rStyle w:val="Hyperlink"/>
@@ -1726,7 +1607,7 @@
           <w:color w:val="000000"/>
           <w:sz w:val="24"/>
         </w:rPr>
-        <w:hyperlink r:id="rId22" w:history="1">
+        <w:hyperlink r:id="rId21" w:history="1">
           <w:r>
             <w:rPr>
               <w:rStyle w:val="Hyperlink"/>
@@ -1767,7 +1648,7 @@
           <w:sz w:val="24"/>
           <w:u w:val="single"/>
         </w:rPr>
-        <w:hyperlink r:id="rId23" w:history="1">
+        <w:hyperlink r:id="rId22" w:history="1">
           <w:r>
             <w:rPr>
               <w:rStyle w:val="Hyperlink"/>
@@ -1796,7 +1677,7 @@
           <w:sz w:val="24"/>
           <w:u w:val="single"/>
         </w:rPr>
-        <w:hyperlink r:id="rId23" w:history="1">
+        <w:hyperlink r:id="rId22" w:history="1">
           <w:r>
             <w:rPr>
               <w:rStyle w:val="Hyperlink"/>
@@ -1947,7 +1828,7 @@
           <w:sz w:val="24"/>
           <w:u w:val="single"/>
         </w:rPr>
-        <w:hyperlink r:id="rId24" w:history="1">
+        <w:hyperlink r:id="rId23" w:history="1">
           <w:r>
             <w:rPr>
               <w:rStyle w:val="Hyperlink"/>
@@ -1976,7 +1857,7 @@
           <w:sz w:val="24"/>
           <w:u w:val="single"/>
         </w:rPr>
-        <w:hyperlink r:id="rId24" w:history="1">
+        <w:hyperlink r:id="rId23" w:history="1">
           <w:r>
             <w:rPr>
               <w:rStyle w:val="Hyperlink"/>
@@ -2005,7 +1886,7 @@
           <w:sz w:val="24"/>
           <w:u w:val="single"/>
         </w:rPr>
-        <w:hyperlink r:id="rId24" w:history="1">
+        <w:hyperlink r:id="rId23" w:history="1">
           <w:r>
             <w:rPr>
               <w:rStyle w:val="Hyperlink"/>
@@ -2036,7 +1917,7 @@
           <w:color w:val="000000"/>
           <w:sz w:val="24"/>
         </w:rPr>
-        <w:hyperlink r:id="rId24" w:history="1">
+        <w:hyperlink r:id="rId23" w:history="1">
           <w:r>
             <w:rPr>
               <w:rStyle w:val="Hyperlink"/>
@@ -2054,7 +1935,7 @@
           <w:color w:val="000000"/>
           <w:sz w:val="24"/>
         </w:rPr>
-        <w:hyperlink r:id="rId24" w:history="1">
+        <w:hyperlink r:id="rId23" w:history="1">
           <w:r>
             <w:rPr>
               <w:rStyle w:val="Hyperlink"/>
@@ -2072,7 +1953,7 @@
           <w:color w:val="000000"/>
           <w:sz w:val="24"/>
         </w:rPr>
-        <w:hyperlink r:id="rId24" w:history="1">
+        <w:hyperlink r:id="rId23" w:history="1">
           <w:r>
             <w:rPr>
               <w:rStyle w:val="Hyperlink"/>
@@ -2090,7 +1971,7 @@
           <w:color w:val="000000"/>
           <w:sz w:val="24"/>
         </w:rPr>
-        <w:hyperlink r:id="rId24" w:history="1">
+        <w:hyperlink r:id="rId23" w:history="1">
           <w:r>
             <w:rPr>
               <w:rStyle w:val="Hyperlink"/>
@@ -2118,7 +1999,7 @@
           <w:sz w:val="24"/>
           <w:u w:val="single"/>
         </w:rPr>
-        <w:hyperlink r:id="rId25" w:history="1">
+        <w:hyperlink r:id="rId24" w:history="1">
           <w:r>
             <w:rPr>
               <w:rStyle w:val="Hyperlink"/>
@@ -2136,7 +2017,7 @@
           <w:sz w:val="24"/>
           <w:u w:val="single"/>
         </w:rPr>
-        <w:hyperlink r:id="rId25" w:history="1">
+        <w:hyperlink r:id="rId24" w:history="1">
           <w:r>
             <w:rPr>
               <w:rStyle w:val="Hyperlink"/>
@@ -2165,7 +2046,7 @@
           <w:sz w:val="24"/>
           <w:u w:val="single"/>
         </w:rPr>
-        <w:hyperlink r:id="rId25" w:history="1">
+        <w:hyperlink r:id="rId24" w:history="1">
           <w:r>
             <w:rPr>
               <w:rStyle w:val="Hyperlink"/>
@@ -2193,7 +2074,7 @@
           <w:sz w:val="24"/>
           <w:u w:val="single"/>
         </w:rPr>
-        <w:hyperlink r:id="rId26" w:history="1">
+        <w:hyperlink r:id="rId25" w:history="1">
           <w:r>
             <w:rPr>
               <w:rStyle w:val="Hyperlink"/>
@@ -2222,7 +2103,7 @@
           <w:sz w:val="24"/>
           <w:u w:val="single"/>
         </w:rPr>
-        <w:hyperlink r:id="rId26" w:history="1">
+        <w:hyperlink r:id="rId25" w:history="1">
           <w:r>
             <w:rPr>
               <w:rStyle w:val="Hyperlink"/>
@@ -2243,32 +2124,13 @@
       </w:r>
       <w:r>
         <w:rPr>
-          <w:u w:val="single" w:color="0000ff"/>
           <w:rFonts w:ascii="Charis SIL Regular" w:hAnsi="Charis SIL Regular" w:eastAsia="Charis SIL Regular"/>
           <w:b w:val="0"/>
           <w:i w:val="0"/>
           <w:color w:val="000000"/>
           <w:sz w:val="24"/>
         </w:rPr>
-        <w:hyperlink r:id="rId25" w:history="1">
-          <w:r>
-            <w:rPr>
-              <w:rStyle w:val="Hyperlink"/>
-            </w:rPr>
-            <w:t>naar</w:t>
-          </w:r>
-        </w:hyperlink>
-      </w:r>
-      <w:r>
-        <w:rPr>
-          <w:u w:val="single" w:color="0000ff"/>
-          <w:rFonts w:ascii="Charis SIL Regular" w:hAnsi="Charis SIL Regular" w:eastAsia="Charis SIL Regular"/>
-          <w:b w:val="0"/>
-          <w:i w:val="0"/>
-          <w:color w:val="000000"/>
-          <w:sz w:val="24"/>
-        </w:rPr>
-        <w:t xml:space="preserve"> </w:t>
+        <w:t xml:space="preserve">naar </w:t>
       </w:r>
       <w:r>
         <w:rPr>
@@ -2279,7 +2141,7 @@
           <w:sz w:val="24"/>
           <w:u w:val="single"/>
         </w:rPr>
-        <w:hyperlink r:id="rId25" w:history="1">
+        <w:hyperlink r:id="rId24" w:history="1">
           <w:r>
             <w:rPr>
               <w:rStyle w:val="Hyperlink"/>
@@ -2308,7 +2170,7 @@
           <w:color w:val="000000"/>
           <w:sz w:val="24"/>
         </w:rPr>
-        <w:hyperlink r:id="rId25" w:history="1">
+        <w:hyperlink r:id="rId24" w:history="1">
           <w:r>
             <w:rPr>
               <w:rStyle w:val="Hyperlink"/>
@@ -2326,7 +2188,7 @@
           <w:color w:val="000000"/>
           <w:sz w:val="24"/>
         </w:rPr>
-        <w:hyperlink r:id="rId25" w:history="1">
+        <w:hyperlink r:id="rId24" w:history="1">
           <w:r>
             <w:rPr>
               <w:rStyle w:val="Hyperlink"/>
@@ -2365,7 +2227,7 @@
           <w:color w:val="000000"/>
           <w:sz w:val="24"/>
         </w:rPr>
-        <w:hyperlink r:id="rId26" w:history="1">
+        <w:hyperlink r:id="rId25" w:history="1">
           <w:r>
             <w:rPr>
               <w:rStyle w:val="Hyperlink"/>
@@ -2383,7 +2245,7 @@
           <w:color w:val="000000"/>
           <w:sz w:val="24"/>
         </w:rPr>
-        <w:hyperlink r:id="rId26" w:history="1">
+        <w:hyperlink r:id="rId25" w:history="1">
           <w:r>
             <w:rPr>
               <w:rStyle w:val="Hyperlink"/>
@@ -2401,7 +2263,7 @@
           <w:color w:val="000000"/>
           <w:sz w:val="24"/>
         </w:rPr>
-        <w:hyperlink r:id="rId26" w:history="1">
+        <w:hyperlink r:id="rId25" w:history="1">
           <w:r>
             <w:rPr>
               <w:rStyle w:val="Hyperlink"/>
@@ -2439,7 +2301,7 @@
           <w:color w:val="000000"/>
           <w:sz w:val="24"/>
         </w:rPr>
-        <w:hyperlink r:id="rId27" w:history="1">
+        <w:hyperlink r:id="rId26" w:history="1">
           <w:r>
             <w:rPr>
               <w:rStyle w:val="Hyperlink"/>
@@ -2467,7 +2329,7 @@
           <w:sz w:val="24"/>
           <w:u w:val="single"/>
         </w:rPr>
-        <w:hyperlink r:id="rId28" w:history="1">
+        <w:hyperlink r:id="rId27" w:history="1">
           <w:r>
             <w:rPr>
               <w:rStyle w:val="Hyperlink"/>
@@ -2516,7 +2378,7 @@
           <w:color w:val="000000"/>
           <w:sz w:val="24"/>
         </w:rPr>
-        <w:hyperlink r:id="rId28" w:history="1">
+        <w:hyperlink r:id="rId27" w:history="1">
           <w:r>
             <w:rPr>
               <w:rStyle w:val="Hyperlink"/>
@@ -2544,7 +2406,7 @@
           <w:sz w:val="24"/>
           <w:u w:val="single"/>
         </w:rPr>
-        <w:hyperlink r:id="rId29" w:history="1">
+        <w:hyperlink r:id="rId28" w:history="1">
           <w:r>
             <w:rPr>
               <w:rStyle w:val="Hyperlink"/>
@@ -2573,7 +2435,7 @@
           <w:sz w:val="24"/>
           <w:u w:val="single"/>
         </w:rPr>
-        <w:hyperlink r:id="rId29" w:history="1">
+        <w:hyperlink r:id="rId28" w:history="1">
           <w:r>
             <w:rPr>
               <w:rStyle w:val="Hyperlink"/>
@@ -2602,7 +2464,7 @@
           <w:sz w:val="24"/>
           <w:u w:val="single"/>
         </w:rPr>
-        <w:hyperlink r:id="rId29" w:history="1">
+        <w:hyperlink r:id="rId28" w:history="1">
           <w:r>
             <w:rPr>
               <w:rStyle w:val="Hyperlink"/>
@@ -2640,7 +2502,7 @@
           <w:color w:val="000000"/>
           <w:sz w:val="24"/>
         </w:rPr>
-        <w:hyperlink r:id="rId29" w:history="1">
+        <w:hyperlink r:id="rId28" w:history="1">
           <w:r>
             <w:rPr>
               <w:rStyle w:val="Hyperlink"/>
@@ -2658,7 +2520,7 @@
           <w:color w:val="000000"/>
           <w:sz w:val="24"/>
         </w:rPr>
-        <w:hyperlink r:id="rId29" w:history="1">
+        <w:hyperlink r:id="rId28" w:history="1">
           <w:r>
             <w:rPr>
               <w:rStyle w:val="Hyperlink"/>
@@ -2676,7 +2538,7 @@
           <w:color w:val="000000"/>
           <w:sz w:val="24"/>
         </w:rPr>
-        <w:hyperlink r:id="rId29" w:history="1">
+        <w:hyperlink r:id="rId28" w:history="1">
           <w:r>
             <w:rPr>
               <w:rStyle w:val="Hyperlink"/>
@@ -2694,7 +2556,7 @@
           <w:color w:val="000000"/>
           <w:sz w:val="24"/>
         </w:rPr>
-        <w:hyperlink r:id="rId29" w:history="1">
+        <w:hyperlink r:id="rId28" w:history="1">
           <w:r>
             <w:rPr>
               <w:rStyle w:val="Hyperlink"/>
@@ -2712,7 +2574,7 @@
           <w:color w:val="000000"/>
           <w:sz w:val="24"/>
         </w:rPr>
-        <w:hyperlink r:id="rId29" w:history="1">
+        <w:hyperlink r:id="rId28" w:history="1">
           <w:r>
             <w:rPr>
               <w:rStyle w:val="Hyperlink"/>
@@ -2750,7 +2612,7 @@
           <w:sz w:val="24"/>
           <w:u w:val="single"/>
         </w:rPr>
-        <w:hyperlink r:id="rId30" w:history="1">
+        <w:hyperlink r:id="rId29" w:history="1">
           <w:r>
             <w:rPr>
               <w:rStyle w:val="Hyperlink"/>
@@ -2818,7 +2680,7 @@
           <w:sz w:val="24"/>
           <w:u w:val="single"/>
         </w:rPr>
-        <w:hyperlink r:id="rId31" w:history="1">
+        <w:hyperlink r:id="rId30" w:history="1">
           <w:r>
             <w:rPr>
               <w:rStyle w:val="Hyperlink"/>
@@ -2847,7 +2709,7 @@
           <w:sz w:val="24"/>
           <w:u w:val="single"/>
         </w:rPr>
-        <w:hyperlink r:id="rId31" w:history="1">
+        <w:hyperlink r:id="rId30" w:history="1">
           <w:r>
             <w:rPr>
               <w:rStyle w:val="Hyperlink"/>
@@ -2876,7 +2738,7 @@
           <w:sz w:val="24"/>
           <w:u w:val="single"/>
         </w:rPr>
-        <w:hyperlink r:id="rId31" w:history="1">
+        <w:hyperlink r:id="rId30" w:history="1">
           <w:r>
             <w:rPr>
               <w:rStyle w:val="Hyperlink"/>
@@ -2905,7 +2767,7 @@
           <w:sz w:val="24"/>
           <w:u w:val="single"/>
         </w:rPr>
-        <w:hyperlink r:id="rId31" w:history="1">
+        <w:hyperlink r:id="rId30" w:history="1">
           <w:r>
             <w:rPr>
               <w:rStyle w:val="Hyperlink"/>
@@ -2934,7 +2796,7 @@
           <w:sz w:val="24"/>
           <w:u w:val="single"/>
         </w:rPr>
-        <w:hyperlink r:id="rId31" w:history="1">
+        <w:hyperlink r:id="rId30" w:history="1">
           <w:r>
             <w:rPr>
               <w:rStyle w:val="Hyperlink"/>
@@ -2963,7 +2825,7 @@
           <w:sz w:val="24"/>
           <w:u w:val="single"/>
         </w:rPr>
-        <w:hyperlink r:id="rId31" w:history="1">
+        <w:hyperlink r:id="rId30" w:history="1">
           <w:r>
             <w:rPr>
               <w:rStyle w:val="Hyperlink"/>
@@ -2992,7 +2854,7 @@
           <w:sz w:val="24"/>
           <w:u w:val="single"/>
         </w:rPr>
-        <w:hyperlink r:id="rId31" w:history="1">
+        <w:hyperlink r:id="rId30" w:history="1">
           <w:r>
             <w:rPr>
               <w:rStyle w:val="Hyperlink"/>
@@ -3030,7 +2892,7 @@
           <w:color w:val="000000"/>
           <w:sz w:val="24"/>
         </w:rPr>
-        <w:hyperlink r:id="rId31" w:history="1">
+        <w:hyperlink r:id="rId30" w:history="1">
           <w:r>
             <w:rPr>
               <w:rStyle w:val="Hyperlink"/>
@@ -3048,7 +2910,7 @@
           <w:color w:val="000000"/>
           <w:sz w:val="24"/>
         </w:rPr>
-        <w:hyperlink r:id="rId31" w:history="1">
+        <w:hyperlink r:id="rId30" w:history="1">
           <w:r>
             <w:rPr>
               <w:rStyle w:val="Hyperlink"/>
@@ -3066,14 +2928,7 @@
           <w:color w:val="000000"/>
           <w:sz w:val="24"/>
         </w:rPr>
-        <w:hyperlink r:id="rId31" w:history="1">
-          <w:r>
-            <w:rPr>
-              <w:rStyle w:val="Hyperlink"/>
-            </w:rPr>
-            <w:t>kke</w:t>
-          </w:r>
-        </w:hyperlink>
+        <w:t>kke</w:t>
       </w:r>
       <w:r>
         <w:rPr>
@@ -3084,7 +2939,7 @@
           <w:color w:val="000000"/>
           <w:sz w:val="24"/>
         </w:rPr>
-        <w:hyperlink r:id="rId31" w:history="1">
+        <w:hyperlink r:id="rId30" w:history="1">
           <w:r>
             <w:rPr>
               <w:rStyle w:val="Hyperlink"/>
@@ -3102,7 +2957,7 @@
           <w:color w:val="000000"/>
           <w:sz w:val="24"/>
         </w:rPr>
-        <w:hyperlink r:id="rId31" w:history="1">
+        <w:hyperlink r:id="rId30" w:history="1">
           <w:r>
             <w:rPr>
               <w:rStyle w:val="Hyperlink"/>
@@ -3120,7 +2975,7 @@
           <w:color w:val="000000"/>
           <w:sz w:val="24"/>
         </w:rPr>
-        <w:hyperlink r:id="rId31" w:history="1">
+        <w:hyperlink r:id="rId30" w:history="1">
           <w:r>
             <w:rPr>
               <w:rStyle w:val="Hyperlink"/>
@@ -3131,6 +2986,16 @@
       </w:r>
       <w:r>
         <w:rPr>
+          <w:rFonts w:ascii="Charis SIL Regular" w:hAnsi="Charis SIL Regular" w:eastAsia="Charis SIL Regular"/>
+          <w:b w:val="0"/>
+          <w:i w:val="0"/>
+          <w:color w:val="000000"/>
+          <w:sz w:val="24"/>
+        </w:rPr>
+        <w:t>e perio</w:t>
+      </w:r>
+      <w:r>
+        <w:rPr>
           <w:u w:val="single" w:color="0000ff"/>
           <w:rFonts w:ascii="Charis SIL Regular" w:hAnsi="Charis SIL Regular" w:eastAsia="Charis SIL Regular"/>
           <w:b w:val="0"/>
@@ -3138,43 +3003,7 @@
           <w:color w:val="000000"/>
           <w:sz w:val="24"/>
         </w:rPr>
-        <w:hyperlink r:id="rId31" w:history="1">
-          <w:r>
-            <w:rPr>
-              <w:rStyle w:val="Hyperlink"/>
-            </w:rPr>
-            <w:t>e</w:t>
-          </w:r>
-        </w:hyperlink>
-      </w:r>
-      <w:r>
-        <w:rPr>
-          <w:u w:val="single" w:color="0000ff"/>
-          <w:rFonts w:ascii="Charis SIL Regular" w:hAnsi="Charis SIL Regular" w:eastAsia="Charis SIL Regular"/>
-          <w:b w:val="0"/>
-          <w:i w:val="0"/>
-          <w:color w:val="000000"/>
-          <w:sz w:val="24"/>
-        </w:rPr>
-        <w:hyperlink r:id="rId31" w:history="1">
-          <w:r>
-            <w:rPr>
-              <w:rStyle w:val="Hyperlink"/>
-            </w:rPr>
-            <w:t xml:space="preserve"> perio</w:t>
-          </w:r>
-        </w:hyperlink>
-      </w:r>
-      <w:r>
-        <w:rPr>
-          <w:u w:val="single" w:color="0000ff"/>
-          <w:rFonts w:ascii="Charis SIL Regular" w:hAnsi="Charis SIL Regular" w:eastAsia="Charis SIL Regular"/>
-          <w:b w:val="0"/>
-          <w:i w:val="0"/>
-          <w:color w:val="000000"/>
-          <w:sz w:val="24"/>
-        </w:rPr>
-        <w:hyperlink r:id="rId31" w:history="1">
+        <w:hyperlink r:id="rId30" w:history="1">
           <w:r>
             <w:rPr>
               <w:rStyle w:val="Hyperlink"/>
@@ -3192,7 +3021,7 @@
           <w:sz w:val="24"/>
           <w:u w:val="single"/>
         </w:rPr>
-        <w:hyperlink r:id="rId31" w:history="1">
+        <w:hyperlink r:id="rId30" w:history="1">
           <w:r>
             <w:rPr>
               <w:rStyle w:val="Hyperlink"/>
@@ -3210,7 +3039,7 @@
           <w:sz w:val="24"/>
           <w:u w:val="single"/>
         </w:rPr>
-        <w:hyperlink r:id="rId31" w:history="1">
+        <w:hyperlink r:id="rId30" w:history="1">
           <w:r>
             <w:rPr>
               <w:rStyle w:val="Hyperlink"/>
@@ -3257,7 +3086,7 @@
           <w:sz w:val="24"/>
           <w:u w:val="single"/>
         </w:rPr>
-        <w:hyperlink r:id="rId31" w:history="1">
+        <w:hyperlink r:id="rId30" w:history="1">
           <w:r>
             <w:rPr>
               <w:rStyle w:val="Hyperlink"/>
@@ -3286,7 +3115,7 @@
           <w:sz w:val="24"/>
           <w:u w:val="single"/>
         </w:rPr>
-        <w:hyperlink r:id="rId31" w:history="1">
+        <w:hyperlink r:id="rId30" w:history="1">
           <w:r>
             <w:rPr>
               <w:rStyle w:val="Hyperlink"/>
@@ -3304,7 +3133,7 @@
           <w:sz w:val="24"/>
           <w:u w:val="single"/>
         </w:rPr>
-        <w:hyperlink r:id="rId32" w:history="1">
+        <w:hyperlink r:id="rId31" w:history="1">
           <w:r>
             <w:rPr>
               <w:rStyle w:val="Hyperlink"/>
@@ -3342,7 +3171,7 @@
           <w:color w:val="000000"/>
           <w:sz w:val="24"/>
         </w:rPr>
-        <w:hyperlink r:id="rId32" w:history="1">
+        <w:hyperlink r:id="rId31" w:history="1">
           <w:r>
             <w:rPr>
               <w:rStyle w:val="Hyperlink"/>
@@ -3360,7 +3189,7 @@
           <w:color w:val="000000"/>
           <w:sz w:val="24"/>
         </w:rPr>
-        <w:hyperlink r:id="rId32" w:history="1">
+        <w:hyperlink r:id="rId31" w:history="1">
           <w:r>
             <w:rPr>
               <w:rStyle w:val="Hyperlink"/>
@@ -3378,7 +3207,7 @@
           <w:color w:val="000000"/>
           <w:sz w:val="24"/>
         </w:rPr>
-        <w:hyperlink r:id="rId32" w:history="1">
+        <w:hyperlink r:id="rId31" w:history="1">
           <w:r>
             <w:rPr>
               <w:rStyle w:val="Hyperlink"/>
@@ -3485,7 +3314,7 @@
           <w:sz w:val="24"/>
           <w:u w:val="single"/>
         </w:rPr>
-        <w:hyperlink r:id="rId33" w:history="1">
+        <w:hyperlink r:id="rId32" w:history="1">
           <w:r>
             <w:rPr>
               <w:rStyle w:val="Hyperlink"/>
@@ -3514,7 +3343,7 @@
           <w:sz w:val="24"/>
           <w:u w:val="single"/>
         </w:rPr>
-        <w:hyperlink r:id="rId33" w:history="1">
+        <w:hyperlink r:id="rId32" w:history="1">
           <w:r>
             <w:rPr>
               <w:rStyle w:val="Hyperlink"/>
@@ -3543,7 +3372,7 @@
           <w:sz w:val="24"/>
           <w:u w:val="single"/>
         </w:rPr>
-        <w:hyperlink r:id="rId33" w:history="1">
+        <w:hyperlink r:id="rId32" w:history="1">
           <w:r>
             <w:rPr>
               <w:rStyle w:val="Hyperlink"/>
@@ -3571,7 +3400,7 @@
           <w:color w:val="000000"/>
           <w:sz w:val="24"/>
         </w:rPr>
-        <w:hyperlink r:id="rId33" w:history="1">
+        <w:hyperlink r:id="rId32" w:history="1">
           <w:r>
             <w:rPr>
               <w:rStyle w:val="Hyperlink"/>
@@ -3589,7 +3418,7 @@
           <w:color w:val="000000"/>
           <w:sz w:val="24"/>
         </w:rPr>
-        <w:hyperlink r:id="rId33" w:history="1">
+        <w:hyperlink r:id="rId32" w:history="1">
           <w:r>
             <w:rPr>
               <w:rStyle w:val="Hyperlink"/>
@@ -3607,7 +3436,7 @@
           <w:color w:val="000000"/>
           <w:sz w:val="24"/>
         </w:rPr>
-        <w:hyperlink r:id="rId33" w:history="1">
+        <w:hyperlink r:id="rId32" w:history="1">
           <w:r>
             <w:rPr>
               <w:rStyle w:val="Hyperlink"/>
@@ -3625,7 +3454,7 @@
           <w:color w:val="000000"/>
           <w:sz w:val="24"/>
         </w:rPr>
-        <w:hyperlink r:id="rId33" w:history="1">
+        <w:hyperlink r:id="rId32" w:history="1">
           <w:r>
             <w:rPr>
               <w:rStyle w:val="Hyperlink"/>
@@ -3643,7 +3472,7 @@
           <w:color w:val="000000"/>
           <w:sz w:val="24"/>
         </w:rPr>
-        <w:hyperlink r:id="rId33" w:history="1">
+        <w:hyperlink r:id="rId32" w:history="1">
           <w:r>
             <w:rPr>
               <w:rStyle w:val="Hyperlink"/>
@@ -3671,7 +3500,7 @@
           <w:sz w:val="24"/>
           <w:u w:val="single"/>
         </w:rPr>
-        <w:hyperlink r:id="rId34" w:history="1">
+        <w:hyperlink r:id="rId33" w:history="1">
           <w:r>
             <w:rPr>
               <w:rStyle w:val="Hyperlink"/>
@@ -3700,7 +3529,7 @@
           <w:sz w:val="24"/>
           <w:u w:val="single"/>
         </w:rPr>
-        <w:hyperlink r:id="rId34" w:history="1">
+        <w:hyperlink r:id="rId33" w:history="1">
           <w:r>
             <w:rPr>
               <w:rStyle w:val="Hyperlink"/>
@@ -3718,7 +3547,7 @@
           <w:sz w:val="24"/>
           <w:u w:val="single"/>
         </w:rPr>
-        <w:hyperlink r:id="rId34" w:history="1">
+        <w:hyperlink r:id="rId33" w:history="1">
           <w:r>
             <w:rPr>
               <w:rStyle w:val="Hyperlink"/>
@@ -3756,7 +3585,7 @@
           <w:sz w:val="24"/>
           <w:u w:val="single"/>
         </w:rPr>
-        <w:hyperlink r:id="rId35" w:history="1">
+        <w:hyperlink r:id="rId34" w:history="1">
           <w:r>
             <w:rPr>
               <w:rStyle w:val="Hyperlink"/>
@@ -3785,7 +3614,7 @@
           <w:sz w:val="24"/>
           <w:u w:val="single"/>
         </w:rPr>
-        <w:hyperlink r:id="rId35" w:history="1">
+        <w:hyperlink r:id="rId34" w:history="1">
           <w:r>
             <w:rPr>
               <w:rStyle w:val="Hyperlink"/>
@@ -3814,7 +3643,7 @@
           <w:sz w:val="24"/>
           <w:u w:val="single"/>
         </w:rPr>
-        <w:hyperlink r:id="rId35" w:history="1">
+        <w:hyperlink r:id="rId34" w:history="1">
           <w:r>
             <w:rPr>
               <w:rStyle w:val="Hyperlink"/>
@@ -3843,7 +3672,7 @@
           <w:sz w:val="24"/>
           <w:u w:val="single"/>
         </w:rPr>
-        <w:hyperlink r:id="rId35" w:history="1">
+        <w:hyperlink r:id="rId34" w:history="1">
           <w:r>
             <w:rPr>
               <w:rStyle w:val="Hyperlink"/>
@@ -3860,7 +3689,7 @@
           <w:color w:val="0000FF"/>
           <w:sz w:val="24"/>
         </w:rPr>
-        <w:hyperlink r:id="rId35" w:history="1">
+        <w:hyperlink r:id="rId34" w:history="1">
           <w:r>
             <w:rPr>
               <w:rStyle w:val="Hyperlink"/>
@@ -3878,7 +3707,7 @@
           <w:sz w:val="24"/>
           <w:u w:val="single"/>
         </w:rPr>
-        <w:hyperlink r:id="rId35" w:history="1">
+        <w:hyperlink r:id="rId33" w:history="1">
           <w:r>
             <w:rPr>
               <w:rStyle w:val="Hyperlink"/>
@@ -3896,7 +3725,7 @@
           <w:color w:val="000000"/>
           <w:sz w:val="24"/>
         </w:rPr>
-        <w:hyperlink r:id="rId34" w:history="1">
+        <w:hyperlink r:id="rId33" w:history="1">
           <w:r>
             <w:rPr>
               <w:rStyle w:val="Hyperlink"/>
@@ -3914,7 +3743,7 @@
           <w:color w:val="000000"/>
           <w:sz w:val="24"/>
         </w:rPr>
-        <w:hyperlink r:id="rId34" w:history="1">
+        <w:hyperlink r:id="rId33" w:history="1">
           <w:r>
             <w:rPr>
               <w:rStyle w:val="Hyperlink"/>
@@ -3932,7 +3761,7 @@
           <w:color w:val="000000"/>
           <w:sz w:val="24"/>
         </w:rPr>
-        <w:hyperlink r:id="rId34" w:history="1">
+        <w:hyperlink r:id="rId33" w:history="1">
           <w:r>
             <w:rPr>
               <w:rStyle w:val="Hyperlink"/>
@@ -3950,7 +3779,7 @@
           <w:color w:val="000000"/>
           <w:sz w:val="24"/>
         </w:rPr>
-        <w:hyperlink r:id="rId34" w:history="1">
+        <w:hyperlink r:id="rId33" w:history="1">
           <w:r>
             <w:rPr>
               <w:rStyle w:val="Hyperlink"/>
@@ -3988,7 +3817,7 @@
           <w:sz w:val="24"/>
           <w:u w:val="single"/>
         </w:rPr>
-        <w:hyperlink r:id="rId36" w:history="1">
+        <w:hyperlink r:id="rId35" w:history="1">
           <w:r>
             <w:rPr>
               <w:rStyle w:val="Hyperlink"/>
@@ -4006,7 +3835,7 @@
           <w:sz w:val="24"/>
           <w:u w:val="single"/>
         </w:rPr>
-        <w:hyperlink r:id="rId36" w:history="1">
+        <w:hyperlink r:id="rId35" w:history="1">
           <w:r>
             <w:rPr>
               <w:rStyle w:val="Hyperlink"/>
@@ -4024,7 +3853,7 @@
           <w:color w:val="000000"/>
           <w:sz w:val="24"/>
         </w:rPr>
-        <w:hyperlink r:id="rId35" w:history="1">
+        <w:hyperlink r:id="rId34" w:history="1">
           <w:r>
             <w:rPr>
               <w:rStyle w:val="Hyperlink"/>
@@ -4042,7 +3871,7 @@
           <w:color w:val="000000"/>
           <w:sz w:val="24"/>
         </w:rPr>
-        <w:hyperlink r:id="rId35" w:history="1">
+        <w:hyperlink r:id="rId34" w:history="1">
           <w:r>
             <w:rPr>
               <w:rStyle w:val="Hyperlink"/>
@@ -4060,7 +3889,7 @@
           <w:color w:val="000000"/>
           <w:sz w:val="24"/>
         </w:rPr>
-        <w:hyperlink r:id="rId35" w:history="1">
+        <w:hyperlink r:id="rId34" w:history="1">
           <w:r>
             <w:rPr>
               <w:rStyle w:val="Hyperlink"/>
@@ -4078,7 +3907,7 @@
           <w:color w:val="000000"/>
           <w:sz w:val="24"/>
         </w:rPr>
-        <w:hyperlink r:id="rId35" w:history="1">
+        <w:hyperlink r:id="rId34" w:history="1">
           <w:r>
             <w:rPr>
               <w:rStyle w:val="Hyperlink"/>
@@ -4096,7 +3925,7 @@
           <w:color w:val="000000"/>
           <w:sz w:val="24"/>
         </w:rPr>
-        <w:hyperlink r:id="rId35" w:history="1">
+        <w:hyperlink r:id="rId34" w:history="1">
           <w:r>
             <w:rPr>
               <w:rStyle w:val="Hyperlink"/>
@@ -4114,7 +3943,7 @@
           <w:color w:val="000000"/>
           <w:sz w:val="24"/>
         </w:rPr>
-        <w:hyperlink r:id="rId35" w:history="1">
+        <w:hyperlink r:id="rId34" w:history="1">
           <w:r>
             <w:rPr>
               <w:rStyle w:val="Hyperlink"/>
@@ -4132,7 +3961,7 @@
           <w:color w:val="000000"/>
           <w:sz w:val="24"/>
         </w:rPr>
-        <w:hyperlink r:id="rId35" w:history="1">
+        <w:hyperlink r:id="rId34" w:history="1">
           <w:r>
             <w:rPr>
               <w:rStyle w:val="Hyperlink"/>
@@ -4192,7 +4021,7 @@
           <w:color w:val="000000"/>
           <w:sz w:val="24"/>
         </w:rPr>
-        <w:hyperlink r:id="rId36" w:history="1">
+        <w:hyperlink r:id="rId35" w:history="1">
           <w:r>
             <w:rPr>
               <w:rStyle w:val="Hyperlink"/>
@@ -4419,7 +4248,7 @@
           <w:sz w:val="24"/>
           <w:u w:val="single"/>
         </w:rPr>
-        <w:hyperlink r:id="rId37" w:history="1">
+        <w:hyperlink r:id="rId36" w:history="1">
           <w:r>
             <w:rPr>
               <w:rStyle w:val="Hyperlink"/>
@@ -4437,7 +4266,7 @@
           <w:sz w:val="24"/>
           <w:u w:val="single"/>
         </w:rPr>
-        <w:hyperlink r:id="rId37" w:history="1">
+        <w:hyperlink r:id="rId36" w:history="1">
           <w:r>
             <w:rPr>
               <w:rStyle w:val="Hyperlink"/>
@@ -4455,7 +4284,7 @@
           <w:sz w:val="24"/>
           <w:u w:val="single"/>
         </w:rPr>
-        <w:hyperlink r:id="rId37" w:history="1">
+        <w:hyperlink r:id="rId36" w:history="1">
           <w:r>
             <w:rPr>
               <w:rStyle w:val="Hyperlink"/>
@@ -4473,7 +4302,7 @@
           <w:sz w:val="24"/>
           <w:u w:val="single"/>
         </w:rPr>
-        <w:hyperlink r:id="rId37" w:history="1">
+        <w:hyperlink r:id="rId36" w:history="1">
           <w:r>
             <w:rPr>
               <w:rStyle w:val="Hyperlink"/>
@@ -4491,7 +4320,7 @@
           <w:sz w:val="24"/>
           <w:u w:val="single"/>
         </w:rPr>
-        <w:hyperlink r:id="rId37" w:history="1">
+        <w:hyperlink r:id="rId36" w:history="1">
           <w:r>
             <w:rPr>
               <w:rStyle w:val="Hyperlink"/>
@@ -4609,7 +4438,7 @@
           <w:sz w:val="24"/>
           <w:u w:val="single"/>
         </w:rPr>
-        <w:hyperlink r:id="rId38" w:history="1">
+        <w:hyperlink r:id="rId37" w:history="1">
           <w:r>
             <w:rPr>
               <w:rStyle w:val="Hyperlink"/>
@@ -4627,7 +4456,7 @@
           <w:sz w:val="24"/>
           <w:u w:val="single"/>
         </w:rPr>
-        <w:hyperlink r:id="rId38" w:history="1">
+        <w:hyperlink r:id="rId37" w:history="1">
           <w:r>
             <w:rPr>
               <w:rStyle w:val="Hyperlink"/>
@@ -4645,7 +4474,7 @@
           <w:sz w:val="24"/>
           <w:u w:val="single"/>
         </w:rPr>
-        <w:hyperlink r:id="rId38" w:history="1">
+        <w:hyperlink r:id="rId37" w:history="1">
           <w:r>
             <w:rPr>
               <w:rStyle w:val="Hyperlink"/>
@@ -4663,7 +4492,7 @@
           <w:sz w:val="24"/>
           <w:u w:val="single"/>
         </w:rPr>
-        <w:hyperlink r:id="rId38" w:history="1">
+        <w:hyperlink r:id="rId37" w:history="1">
           <w:r>
             <w:rPr>
               <w:rStyle w:val="Hyperlink"/>
@@ -4771,7 +4600,7 @@
           <w:sz w:val="24"/>
           <w:u w:val="single"/>
         </w:rPr>
-        <w:hyperlink r:id="rId39" w:history="1">
+        <w:hyperlink r:id="rId38" w:history="1">
           <w:r>
             <w:rPr>
               <w:rStyle w:val="Hyperlink"/>
@@ -4789,7 +4618,7 @@
           <w:sz w:val="24"/>
           <w:u w:val="single"/>
         </w:rPr>
-        <w:hyperlink r:id="rId39" w:history="1">
+        <w:hyperlink r:id="rId38" w:history="1">
           <w:r>
             <w:rPr>
               <w:rStyle w:val="Hyperlink"/>
@@ -4807,7 +4636,7 @@
           <w:sz w:val="24"/>
           <w:u w:val="single"/>
         </w:rPr>
-        <w:hyperlink r:id="rId39" w:history="1">
+        <w:hyperlink r:id="rId38" w:history="1">
           <w:r>
             <w:rPr>
               <w:rStyle w:val="Hyperlink"/>
@@ -4825,7 +4654,7 @@
           <w:sz w:val="24"/>
           <w:u w:val="single"/>
         </w:rPr>
-        <w:hyperlink r:id="rId39" w:history="1">
+        <w:hyperlink r:id="rId38" w:history="1">
           <w:r>
             <w:rPr>
               <w:rStyle w:val="Hyperlink"/>
@@ -4853,7 +4682,7 @@
           <w:sz w:val="24"/>
           <w:u w:val="single"/>
         </w:rPr>
-        <w:hyperlink r:id="rId40" w:history="1">
+        <w:hyperlink r:id="rId39" w:history="1">
           <w:r>
             <w:rPr>
               <w:rStyle w:val="Hyperlink"/>
@@ -4871,7 +4700,7 @@
           <w:sz w:val="24"/>
           <w:u w:val="single"/>
         </w:rPr>
-        <w:hyperlink r:id="rId40" w:history="1">
+        <w:hyperlink r:id="rId39" w:history="1">
           <w:r>
             <w:rPr>
               <w:rStyle w:val="Hyperlink"/>
@@ -4889,7 +4718,7 @@
           <w:sz w:val="24"/>
           <w:u w:val="single"/>
         </w:rPr>
-        <w:hyperlink r:id="rId40" w:history="1">
+        <w:hyperlink r:id="rId39" w:history="1">
           <w:r>
             <w:rPr>
               <w:rStyle w:val="Hyperlink"/>
@@ -4917,7 +4746,7 @@
           <w:sz w:val="24"/>
           <w:u w:val="single"/>
         </w:rPr>
-        <w:hyperlink r:id="rId41" w:history="1">
+        <w:hyperlink r:id="rId40" w:history="1">
           <w:r>
             <w:rPr>
               <w:rStyle w:val="Hyperlink"/>
@@ -4946,7 +4775,7 @@
           <w:sz w:val="24"/>
           <w:u w:val="single"/>
         </w:rPr>
-        <w:hyperlink r:id="rId41" w:history="1">
+        <w:hyperlink r:id="rId40" w:history="1">
           <w:r>
             <w:rPr>
               <w:rStyle w:val="Hyperlink"/>
@@ -4964,7 +4793,7 @@
           <w:sz w:val="24"/>
           <w:u w:val="single"/>
         </w:rPr>
-        <w:hyperlink r:id="rId41" w:history="1">
+        <w:hyperlink r:id="rId38" w:history="1">
           <w:r>
             <w:rPr>
               <w:rStyle w:val="Hyperlink"/>

--- a/EXPORTS/DOCX/published/niveau3/Dutch/KunsthandelVanLier.docx
+++ b/EXPORTS/DOCX/published/niveau3/Dutch/KunsthandelVanLier.docx
@@ -249,13 +249,96 @@
       </w:r>
       <w:r>
         <w:rPr>
+          <w:u w:val="single" w:color="0000ff"/>
           <w:rFonts w:ascii="Charis SIL Regular" w:hAnsi="Charis SIL Regular" w:eastAsia="Charis SIL Regular"/>
           <w:b w:val="0"/>
           <w:i w:val="0"/>
           <w:color w:val="000000"/>
           <w:sz w:val="24"/>
         </w:rPr>
-        <w:t xml:space="preserve">naar Amsterdam. </w:t>
+        <w:hyperlink r:id="rId9" w:history="1">
+          <w:r>
+            <w:rPr>
+              <w:rStyle w:val="Hyperlink"/>
+            </w:rPr>
+            <w:t xml:space="preserve">naar </w:t>
+          </w:r>
+        </w:hyperlink>
+      </w:r>
+      <w:r>
+        <w:rPr>
+          <w:u w:val="single" w:color="0000ff"/>
+          <w:rFonts w:ascii="Charis SIL Regular" w:hAnsi="Charis SIL Regular" w:eastAsia="Charis SIL Regular"/>
+          <w:b w:val="0"/>
+          <w:i w:val="0"/>
+          <w:color w:val="000000"/>
+          <w:sz w:val="24"/>
+        </w:rPr>
+        <w:t>A</w:t>
+      </w:r>
+      <w:r>
+        <w:rPr>
+          <w:u w:val="single" w:color="0000ff"/>
+          <w:rFonts w:ascii="Charis SIL Regular" w:hAnsi="Charis SIL Regular" w:eastAsia="Charis SIL Regular"/>
+          <w:b w:val="0"/>
+          <w:i w:val="0"/>
+          <w:color w:val="000000"/>
+          <w:sz w:val="24"/>
+        </w:rPr>
+        <w:hyperlink r:id="rId9" w:history="1">
+          <w:r>
+            <w:rPr>
+              <w:rStyle w:val="Hyperlink"/>
+            </w:rPr>
+            <w:t>ms</w:t>
+          </w:r>
+        </w:hyperlink>
+      </w:r>
+      <w:r>
+        <w:rPr>
+          <w:u w:val="single" w:color="0000ff"/>
+          <w:rFonts w:ascii="Charis SIL Regular" w:hAnsi="Charis SIL Regular" w:eastAsia="Charis SIL Regular"/>
+          <w:b w:val="0"/>
+          <w:i w:val="0"/>
+          <w:color w:val="000000"/>
+          <w:sz w:val="24"/>
+        </w:rPr>
+        <w:hyperlink r:id="rId9" w:history="1">
+          <w:r>
+            <w:rPr>
+              <w:rStyle w:val="Hyperlink"/>
+            </w:rPr>
+            <w:t>t</w:t>
+          </w:r>
+        </w:hyperlink>
+      </w:r>
+      <w:r>
+        <w:rPr>
+          <w:u w:val="single" w:color="0000ff"/>
+          <w:rFonts w:ascii="Charis SIL Regular" w:hAnsi="Charis SIL Regular" w:eastAsia="Charis SIL Regular"/>
+          <w:b w:val="0"/>
+          <w:i w:val="0"/>
+          <w:color w:val="000000"/>
+          <w:sz w:val="24"/>
+        </w:rPr>
+        <w:hyperlink r:id="rId9" w:history="1">
+          <w:r>
+            <w:rPr>
+              <w:rStyle w:val="Hyperlink"/>
+            </w:rPr>
+            <w:t>erd</w:t>
+          </w:r>
+        </w:hyperlink>
+      </w:r>
+      <w:r>
+        <w:rPr>
+          <w:rFonts w:ascii="Charis SIL Regular" w:hAnsi="Charis SIL Regular" w:eastAsia="Charis SIL Regular"/>
+          <w:b w:val="0"/>
+          <w:i w:val="0"/>
+          <w:color w:val="000000"/>
+          <w:sz w:val="24"/>
+        </w:rPr>
+        <w:t xml:space="preserve">am. </w:t>
       </w:r>
       <w:r>
         <w:rPr>
@@ -523,7 +606,7 @@
           <w:sz w:val="24"/>
           <w:u w:val="single"/>
         </w:rPr>
-        <w:hyperlink r:id="rId13" w:history="1">
+        <w:hyperlink r:id="rId12" w:history="1">
           <w:r>
             <w:rPr>
               <w:rStyle w:val="Hyperlink"/>
@@ -697,7 +780,7 @@
           <w:sz w:val="24"/>
           <w:u w:val="single"/>
         </w:rPr>
-        <w:hyperlink r:id="rId14" w:history="1">
+        <w:hyperlink r:id="rId13" w:history="1">
           <w:r>
             <w:rPr>
               <w:rStyle w:val="Hyperlink"/>
@@ -733,7 +816,7 @@
           <w:sz w:val="24"/>
           <w:u w:val="single"/>
         </w:rPr>
-        <w:hyperlink r:id="rId14" w:history="1">
+        <w:hyperlink r:id="rId15" w:history="1">
           <w:r>
             <w:rPr>
               <w:rStyle w:val="Hyperlink"/>
@@ -762,7 +845,7 @@
           <w:sz w:val="24"/>
           <w:u w:val="single"/>
         </w:rPr>
-        <w:hyperlink r:id="rId14" w:history="1">
+        <w:hyperlink r:id="rId15" w:history="1">
           <w:r>
             <w:rPr>
               <w:rStyle w:val="Hyperlink"/>
@@ -826,7 +909,7 @@
           <w:sz w:val="24"/>
           <w:u w:val="single"/>
         </w:rPr>
-        <w:hyperlink r:id="rId15" w:history="1">
+        <w:hyperlink r:id="rId14" w:history="1">
           <w:r>
             <w:rPr>
               <w:rStyle w:val="Hyperlink"/>
@@ -844,7 +927,7 @@
           <w:sz w:val="24"/>
           <w:u w:val="single"/>
         </w:rPr>
-        <w:hyperlink r:id="rId15" w:history="1">
+        <w:hyperlink r:id="rId14" w:history="1">
           <w:r>
             <w:rPr>
               <w:rStyle w:val="Hyperlink"/>
@@ -1055,7 +1138,7 @@
           <w:color w:val="000000"/>
           <w:sz w:val="24"/>
         </w:rPr>
-        <w:hyperlink r:id="rId15" w:history="1">
+        <w:hyperlink r:id="rId17" w:history="1">
           <w:r>
             <w:rPr>
               <w:rStyle w:val="Hyperlink"/>
@@ -1073,7 +1156,7 @@
           <w:color w:val="000000"/>
           <w:sz w:val="24"/>
         </w:rPr>
-        <w:hyperlink r:id="rId15" w:history="1">
+        <w:hyperlink r:id="rId17" w:history="1">
           <w:r>
             <w:rPr>
               <w:rStyle w:val="Hyperlink"/>
@@ -1091,7 +1174,7 @@
           <w:color w:val="000000"/>
           <w:sz w:val="24"/>
         </w:rPr>
-        <w:hyperlink r:id="rId15" w:history="1">
+        <w:hyperlink r:id="rId17" w:history="1">
           <w:r>
             <w:rPr>
               <w:rStyle w:val="Hyperlink"/>
@@ -1238,7 +1321,14 @@
           <w:color w:val="000000"/>
           <w:sz w:val="24"/>
         </w:rPr>
-        <w:t xml:space="preserve"> werden verw</w:t>
+        <w:hyperlink r:id="rId16" w:history="1">
+          <w:r>
+            <w:rPr>
+              <w:rStyle w:val="Hyperlink"/>
+            </w:rPr>
+            <w:t xml:space="preserve"> werden verw</w:t>
+          </w:r>
+        </w:hyperlink>
       </w:r>
       <w:r>
         <w:rPr>
@@ -1280,7 +1370,7 @@
           <w:color w:val="000000"/>
           <w:sz w:val="24"/>
         </w:rPr>
-        <w:hyperlink r:id="rId17" w:history="1">
+        <w:hyperlink r:id="rId18" w:history="1">
           <w:r>
             <w:rPr>
               <w:rStyle w:val="Hyperlink"/>
@@ -1298,7 +1388,7 @@
           <w:color w:val="000000"/>
           <w:sz w:val="24"/>
         </w:rPr>
-        <w:hyperlink r:id="rId17" w:history="1">
+        <w:hyperlink r:id="rId18" w:history="1">
           <w:r>
             <w:rPr>
               <w:rStyle w:val="Hyperlink"/>
@@ -1316,7 +1406,7 @@
           <w:color w:val="000000"/>
           <w:sz w:val="24"/>
         </w:rPr>
-        <w:hyperlink r:id="rId17" w:history="1">
+        <w:hyperlink r:id="rId18" w:history="1">
           <w:r>
             <w:rPr>
               <w:rStyle w:val="Hyperlink"/>
@@ -1334,7 +1424,7 @@
           <w:color w:val="000000"/>
           <w:sz w:val="24"/>
         </w:rPr>
-        <w:hyperlink r:id="rId17" w:history="1">
+        <w:hyperlink r:id="rId18" w:history="1">
           <w:r>
             <w:rPr>
               <w:rStyle w:val="Hyperlink"/>
@@ -1362,7 +1452,7 @@
           <w:sz w:val="24"/>
           <w:u w:val="single"/>
         </w:rPr>
-        <w:hyperlink r:id="rId18" w:history="1">
+        <w:hyperlink r:id="rId19" w:history="1">
           <w:r>
             <w:rPr>
               <w:rStyle w:val="Hyperlink"/>
@@ -1390,7 +1480,7 @@
           <w:sz w:val="24"/>
           <w:u w:val="single"/>
         </w:rPr>
-        <w:hyperlink r:id="rId19" w:history="1">
+        <w:hyperlink r:id="rId20" w:history="1">
           <w:r>
             <w:rPr>
               <w:rStyle w:val="Hyperlink"/>
@@ -1418,7 +1508,7 @@
           <w:sz w:val="24"/>
           <w:u w:val="single"/>
         </w:rPr>
-        <w:hyperlink r:id="rId20" w:history="1">
+        <w:hyperlink r:id="rId21" w:history="1">
           <w:r>
             <w:rPr>
               <w:rStyle w:val="Hyperlink"/>
@@ -1446,7 +1536,7 @@
           <w:sz w:val="24"/>
           <w:u w:val="single"/>
         </w:rPr>
-        <w:hyperlink r:id="rId21" w:history="1">
+        <w:hyperlink r:id="rId22" w:history="1">
           <w:r>
             <w:rPr>
               <w:rStyle w:val="Hyperlink"/>
@@ -1484,7 +1574,7 @@
           <w:color w:val="000000"/>
           <w:sz w:val="24"/>
         </w:rPr>
-        <w:hyperlink r:id="rId18" w:history="1">
+        <w:hyperlink r:id="rId19" w:history="1">
           <w:r>
             <w:rPr>
               <w:rStyle w:val="Hyperlink"/>
@@ -1523,7 +1613,7 @@
           <w:color w:val="000000"/>
           <w:sz w:val="24"/>
         </w:rPr>
-        <w:hyperlink r:id="rId19" w:history="1">
+        <w:hyperlink r:id="rId20" w:history="1">
           <w:r>
             <w:rPr>
               <w:rStyle w:val="Hyperlink"/>
@@ -1551,7 +1641,7 @@
           <w:color w:val="000000"/>
           <w:sz w:val="24"/>
         </w:rPr>
-        <w:hyperlink r:id="rId20" w:history="1">
+        <w:hyperlink r:id="rId21" w:history="1">
           <w:r>
             <w:rPr>
               <w:rStyle w:val="Hyperlink"/>
@@ -1568,7 +1658,7 @@
           <w:color w:val="000000"/>
           <w:sz w:val="24"/>
         </w:rPr>
-        <w:hyperlink r:id="rId20" w:history="1">
+        <w:hyperlink r:id="rId21" w:history="1">
           <w:r>
             <w:rPr>
               <w:rStyle w:val="Hyperlink"/>
@@ -1607,7 +1697,7 @@
           <w:color w:val="000000"/>
           <w:sz w:val="24"/>
         </w:rPr>
-        <w:hyperlink r:id="rId21" w:history="1">
+        <w:hyperlink r:id="rId22" w:history="1">
           <w:r>
             <w:rPr>
               <w:rStyle w:val="Hyperlink"/>
@@ -1648,7 +1738,7 @@
           <w:sz w:val="24"/>
           <w:u w:val="single"/>
         </w:rPr>
-        <w:hyperlink r:id="rId22" w:history="1">
+        <w:hyperlink r:id="rId23" w:history="1">
           <w:r>
             <w:rPr>
               <w:rStyle w:val="Hyperlink"/>
@@ -1677,7 +1767,7 @@
           <w:sz w:val="24"/>
           <w:u w:val="single"/>
         </w:rPr>
-        <w:hyperlink r:id="rId22" w:history="1">
+        <w:hyperlink r:id="rId23" w:history="1">
           <w:r>
             <w:rPr>
               <w:rStyle w:val="Hyperlink"/>
@@ -1828,7 +1918,7 @@
           <w:sz w:val="24"/>
           <w:u w:val="single"/>
         </w:rPr>
-        <w:hyperlink r:id="rId23" w:history="1">
+        <w:hyperlink r:id="rId24" w:history="1">
           <w:r>
             <w:rPr>
               <w:rStyle w:val="Hyperlink"/>
@@ -1857,7 +1947,7 @@
           <w:sz w:val="24"/>
           <w:u w:val="single"/>
         </w:rPr>
-        <w:hyperlink r:id="rId23" w:history="1">
+        <w:hyperlink r:id="rId24" w:history="1">
           <w:r>
             <w:rPr>
               <w:rStyle w:val="Hyperlink"/>
@@ -1886,7 +1976,7 @@
           <w:sz w:val="24"/>
           <w:u w:val="single"/>
         </w:rPr>
-        <w:hyperlink r:id="rId23" w:history="1">
+        <w:hyperlink r:id="rId24" w:history="1">
           <w:r>
             <w:rPr>
               <w:rStyle w:val="Hyperlink"/>
@@ -1917,7 +2007,7 @@
           <w:color w:val="000000"/>
           <w:sz w:val="24"/>
         </w:rPr>
-        <w:hyperlink r:id="rId23" w:history="1">
+        <w:hyperlink r:id="rId24" w:history="1">
           <w:r>
             <w:rPr>
               <w:rStyle w:val="Hyperlink"/>
@@ -1935,7 +2025,7 @@
           <w:color w:val="000000"/>
           <w:sz w:val="24"/>
         </w:rPr>
-        <w:hyperlink r:id="rId23" w:history="1">
+        <w:hyperlink r:id="rId24" w:history="1">
           <w:r>
             <w:rPr>
               <w:rStyle w:val="Hyperlink"/>
@@ -1953,7 +2043,7 @@
           <w:color w:val="000000"/>
           <w:sz w:val="24"/>
         </w:rPr>
-        <w:hyperlink r:id="rId23" w:history="1">
+        <w:hyperlink r:id="rId24" w:history="1">
           <w:r>
             <w:rPr>
               <w:rStyle w:val="Hyperlink"/>
@@ -1971,7 +2061,7 @@
           <w:color w:val="000000"/>
           <w:sz w:val="24"/>
         </w:rPr>
-        <w:hyperlink r:id="rId23" w:history="1">
+        <w:hyperlink r:id="rId24" w:history="1">
           <w:r>
             <w:rPr>
               <w:rStyle w:val="Hyperlink"/>
@@ -1999,7 +2089,7 @@
           <w:sz w:val="24"/>
           <w:u w:val="single"/>
         </w:rPr>
-        <w:hyperlink r:id="rId24" w:history="1">
+        <w:hyperlink r:id="rId25" w:history="1">
           <w:r>
             <w:rPr>
               <w:rStyle w:val="Hyperlink"/>
@@ -2017,7 +2107,7 @@
           <w:sz w:val="24"/>
           <w:u w:val="single"/>
         </w:rPr>
-        <w:hyperlink r:id="rId24" w:history="1">
+        <w:hyperlink r:id="rId25" w:history="1">
           <w:r>
             <w:rPr>
               <w:rStyle w:val="Hyperlink"/>
@@ -2046,7 +2136,7 @@
           <w:sz w:val="24"/>
           <w:u w:val="single"/>
         </w:rPr>
-        <w:hyperlink r:id="rId24" w:history="1">
+        <w:hyperlink r:id="rId25" w:history="1">
           <w:r>
             <w:rPr>
               <w:rStyle w:val="Hyperlink"/>
@@ -2074,7 +2164,7 @@
           <w:sz w:val="24"/>
           <w:u w:val="single"/>
         </w:rPr>
-        <w:hyperlink r:id="rId25" w:history="1">
+        <w:hyperlink r:id="rId26" w:history="1">
           <w:r>
             <w:rPr>
               <w:rStyle w:val="Hyperlink"/>
@@ -2103,7 +2193,7 @@
           <w:sz w:val="24"/>
           <w:u w:val="single"/>
         </w:rPr>
-        <w:hyperlink r:id="rId25" w:history="1">
+        <w:hyperlink r:id="rId26" w:history="1">
           <w:r>
             <w:rPr>
               <w:rStyle w:val="Hyperlink"/>
@@ -2141,7 +2231,7 @@
           <w:sz w:val="24"/>
           <w:u w:val="single"/>
         </w:rPr>
-        <w:hyperlink r:id="rId24" w:history="1">
+        <w:hyperlink r:id="rId27" w:history="1">
           <w:r>
             <w:rPr>
               <w:rStyle w:val="Hyperlink"/>
@@ -2170,7 +2260,7 @@
           <w:color w:val="000000"/>
           <w:sz w:val="24"/>
         </w:rPr>
-        <w:hyperlink r:id="rId24" w:history="1">
+        <w:hyperlink r:id="rId25" w:history="1">
           <w:r>
             <w:rPr>
               <w:rStyle w:val="Hyperlink"/>
@@ -2188,7 +2278,7 @@
           <w:color w:val="000000"/>
           <w:sz w:val="24"/>
         </w:rPr>
-        <w:hyperlink r:id="rId24" w:history="1">
+        <w:hyperlink r:id="rId25" w:history="1">
           <w:r>
             <w:rPr>
               <w:rStyle w:val="Hyperlink"/>
@@ -2227,7 +2317,7 @@
           <w:color w:val="000000"/>
           <w:sz w:val="24"/>
         </w:rPr>
-        <w:hyperlink r:id="rId25" w:history="1">
+        <w:hyperlink r:id="rId26" w:history="1">
           <w:r>
             <w:rPr>
               <w:rStyle w:val="Hyperlink"/>
@@ -2245,7 +2335,7 @@
           <w:color w:val="000000"/>
           <w:sz w:val="24"/>
         </w:rPr>
-        <w:hyperlink r:id="rId25" w:history="1">
+        <w:hyperlink r:id="rId26" w:history="1">
           <w:r>
             <w:rPr>
               <w:rStyle w:val="Hyperlink"/>
@@ -2263,7 +2353,7 @@
           <w:color w:val="000000"/>
           <w:sz w:val="24"/>
         </w:rPr>
-        <w:hyperlink r:id="rId25" w:history="1">
+        <w:hyperlink r:id="rId26" w:history="1">
           <w:r>
             <w:rPr>
               <w:rStyle w:val="Hyperlink"/>
@@ -2301,7 +2391,7 @@
           <w:color w:val="000000"/>
           <w:sz w:val="24"/>
         </w:rPr>
-        <w:hyperlink r:id="rId26" w:history="1">
+        <w:hyperlink r:id="rId27" w:history="1">
           <w:r>
             <w:rPr>
               <w:rStyle w:val="Hyperlink"/>
@@ -2329,7 +2419,7 @@
           <w:sz w:val="24"/>
           <w:u w:val="single"/>
         </w:rPr>
-        <w:hyperlink r:id="rId27" w:history="1">
+        <w:hyperlink r:id="rId28" w:history="1">
           <w:r>
             <w:rPr>
               <w:rStyle w:val="Hyperlink"/>
@@ -2378,7 +2468,7 @@
           <w:color w:val="000000"/>
           <w:sz w:val="24"/>
         </w:rPr>
-        <w:hyperlink r:id="rId27" w:history="1">
+        <w:hyperlink r:id="rId28" w:history="1">
           <w:r>
             <w:rPr>
               <w:rStyle w:val="Hyperlink"/>
@@ -2406,7 +2496,7 @@
           <w:sz w:val="24"/>
           <w:u w:val="single"/>
         </w:rPr>
-        <w:hyperlink r:id="rId28" w:history="1">
+        <w:hyperlink r:id="rId29" w:history="1">
           <w:r>
             <w:rPr>
               <w:rStyle w:val="Hyperlink"/>
@@ -2435,7 +2525,7 @@
           <w:sz w:val="24"/>
           <w:u w:val="single"/>
         </w:rPr>
-        <w:hyperlink r:id="rId28" w:history="1">
+        <w:hyperlink r:id="rId29" w:history="1">
           <w:r>
             <w:rPr>
               <w:rStyle w:val="Hyperlink"/>
@@ -2464,7 +2554,7 @@
           <w:sz w:val="24"/>
           <w:u w:val="single"/>
         </w:rPr>
-        <w:hyperlink r:id="rId28" w:history="1">
+        <w:hyperlink r:id="rId29" w:history="1">
           <w:r>
             <w:rPr>
               <w:rStyle w:val="Hyperlink"/>
@@ -2502,7 +2592,7 @@
           <w:color w:val="000000"/>
           <w:sz w:val="24"/>
         </w:rPr>
-        <w:hyperlink r:id="rId28" w:history="1">
+        <w:hyperlink r:id="rId29" w:history="1">
           <w:r>
             <w:rPr>
               <w:rStyle w:val="Hyperlink"/>
@@ -2520,7 +2610,7 @@
           <w:color w:val="000000"/>
           <w:sz w:val="24"/>
         </w:rPr>
-        <w:hyperlink r:id="rId28" w:history="1">
+        <w:hyperlink r:id="rId29" w:history="1">
           <w:r>
             <w:rPr>
               <w:rStyle w:val="Hyperlink"/>
@@ -2538,7 +2628,7 @@
           <w:color w:val="000000"/>
           <w:sz w:val="24"/>
         </w:rPr>
-        <w:hyperlink r:id="rId28" w:history="1">
+        <w:hyperlink r:id="rId29" w:history="1">
           <w:r>
             <w:rPr>
               <w:rStyle w:val="Hyperlink"/>
@@ -2556,7 +2646,7 @@
           <w:color w:val="000000"/>
           <w:sz w:val="24"/>
         </w:rPr>
-        <w:hyperlink r:id="rId28" w:history="1">
+        <w:hyperlink r:id="rId29" w:history="1">
           <w:r>
             <w:rPr>
               <w:rStyle w:val="Hyperlink"/>
@@ -2574,7 +2664,7 @@
           <w:color w:val="000000"/>
           <w:sz w:val="24"/>
         </w:rPr>
-        <w:hyperlink r:id="rId28" w:history="1">
+        <w:hyperlink r:id="rId29" w:history="1">
           <w:r>
             <w:rPr>
               <w:rStyle w:val="Hyperlink"/>
@@ -2612,7 +2702,7 @@
           <w:sz w:val="24"/>
           <w:u w:val="single"/>
         </w:rPr>
-        <w:hyperlink r:id="rId29" w:history="1">
+        <w:hyperlink r:id="rId30" w:history="1">
           <w:r>
             <w:rPr>
               <w:rStyle w:val="Hyperlink"/>
@@ -2680,7 +2770,7 @@
           <w:sz w:val="24"/>
           <w:u w:val="single"/>
         </w:rPr>
-        <w:hyperlink r:id="rId30" w:history="1">
+        <w:hyperlink r:id="rId31" w:history="1">
           <w:r>
             <w:rPr>
               <w:rStyle w:val="Hyperlink"/>
@@ -2709,7 +2799,7 @@
           <w:sz w:val="24"/>
           <w:u w:val="single"/>
         </w:rPr>
-        <w:hyperlink r:id="rId30" w:history="1">
+        <w:hyperlink r:id="rId31" w:history="1">
           <w:r>
             <w:rPr>
               <w:rStyle w:val="Hyperlink"/>
@@ -2738,7 +2828,7 @@
           <w:sz w:val="24"/>
           <w:u w:val="single"/>
         </w:rPr>
-        <w:hyperlink r:id="rId30" w:history="1">
+        <w:hyperlink r:id="rId31" w:history="1">
           <w:r>
             <w:rPr>
               <w:rStyle w:val="Hyperlink"/>
@@ -2767,7 +2857,7 @@
           <w:sz w:val="24"/>
           <w:u w:val="single"/>
         </w:rPr>
-        <w:hyperlink r:id="rId30" w:history="1">
+        <w:hyperlink r:id="rId31" w:history="1">
           <w:r>
             <w:rPr>
               <w:rStyle w:val="Hyperlink"/>
@@ -2796,7 +2886,7 @@
           <w:sz w:val="24"/>
           <w:u w:val="single"/>
         </w:rPr>
-        <w:hyperlink r:id="rId30" w:history="1">
+        <w:hyperlink r:id="rId31" w:history="1">
           <w:r>
             <w:rPr>
               <w:rStyle w:val="Hyperlink"/>
@@ -2825,7 +2915,7 @@
           <w:sz w:val="24"/>
           <w:u w:val="single"/>
         </w:rPr>
-        <w:hyperlink r:id="rId30" w:history="1">
+        <w:hyperlink r:id="rId31" w:history="1">
           <w:r>
             <w:rPr>
               <w:rStyle w:val="Hyperlink"/>
@@ -2854,7 +2944,7 @@
           <w:sz w:val="24"/>
           <w:u w:val="single"/>
         </w:rPr>
-        <w:hyperlink r:id="rId30" w:history="1">
+        <w:hyperlink r:id="rId31" w:history="1">
           <w:r>
             <w:rPr>
               <w:rStyle w:val="Hyperlink"/>
@@ -2892,7 +2982,7 @@
           <w:color w:val="000000"/>
           <w:sz w:val="24"/>
         </w:rPr>
-        <w:hyperlink r:id="rId30" w:history="1">
+        <w:hyperlink r:id="rId31" w:history="1">
           <w:r>
             <w:rPr>
               <w:rStyle w:val="Hyperlink"/>
@@ -2910,7 +3000,7 @@
           <w:color w:val="000000"/>
           <w:sz w:val="24"/>
         </w:rPr>
-        <w:hyperlink r:id="rId30" w:history="1">
+        <w:hyperlink r:id="rId31" w:history="1">
           <w:r>
             <w:rPr>
               <w:rStyle w:val="Hyperlink"/>
@@ -2928,7 +3018,14 @@
           <w:color w:val="000000"/>
           <w:sz w:val="24"/>
         </w:rPr>
-        <w:t>kke</w:t>
+        <w:hyperlink r:id="rId31" w:history="1">
+          <w:r>
+            <w:rPr>
+              <w:rStyle w:val="Hyperlink"/>
+            </w:rPr>
+            <w:t>kke</w:t>
+          </w:r>
+        </w:hyperlink>
       </w:r>
       <w:r>
         <w:rPr>
@@ -2939,7 +3036,7 @@
           <w:color w:val="000000"/>
           <w:sz w:val="24"/>
         </w:rPr>
-        <w:hyperlink r:id="rId30" w:history="1">
+        <w:hyperlink r:id="rId31" w:history="1">
           <w:r>
             <w:rPr>
               <w:rStyle w:val="Hyperlink"/>
@@ -2957,7 +3054,7 @@
           <w:color w:val="000000"/>
           <w:sz w:val="24"/>
         </w:rPr>
-        <w:hyperlink r:id="rId30" w:history="1">
+        <w:hyperlink r:id="rId31" w:history="1">
           <w:r>
             <w:rPr>
               <w:rStyle w:val="Hyperlink"/>
@@ -2975,7 +3072,7 @@
           <w:color w:val="000000"/>
           <w:sz w:val="24"/>
         </w:rPr>
-        <w:hyperlink r:id="rId30" w:history="1">
+        <w:hyperlink r:id="rId31" w:history="1">
           <w:r>
             <w:rPr>
               <w:rStyle w:val="Hyperlink"/>
@@ -2986,13 +3083,21 @@
       </w:r>
       <w:r>
         <w:rPr>
+          <w:u w:val="single" w:color="0000ff"/>
           <w:rFonts w:ascii="Charis SIL Regular" w:hAnsi="Charis SIL Regular" w:eastAsia="Charis SIL Regular"/>
           <w:b w:val="0"/>
           <w:i w:val="0"/>
           <w:color w:val="000000"/>
           <w:sz w:val="24"/>
         </w:rPr>
-        <w:t>e perio</w:t>
+        <w:hyperlink r:id="rId31" w:history="1">
+          <w:r>
+            <w:rPr>
+              <w:rStyle w:val="Hyperlink"/>
+            </w:rPr>
+            <w:t>e</w:t>
+          </w:r>
+        </w:hyperlink>
       </w:r>
       <w:r>
         <w:rPr>
@@ -3003,7 +3108,25 @@
           <w:color w:val="000000"/>
           <w:sz w:val="24"/>
         </w:rPr>
-        <w:hyperlink r:id="rId30" w:history="1">
+        <w:hyperlink r:id="rId31" w:history="1">
+          <w:r>
+            <w:rPr>
+              <w:rStyle w:val="Hyperlink"/>
+            </w:rPr>
+            <w:t xml:space="preserve"> perio</w:t>
+          </w:r>
+        </w:hyperlink>
+      </w:r>
+      <w:r>
+        <w:rPr>
+          <w:u w:val="single" w:color="0000ff"/>
+          <w:rFonts w:ascii="Charis SIL Regular" w:hAnsi="Charis SIL Regular" w:eastAsia="Charis SIL Regular"/>
+          <w:b w:val="0"/>
+          <w:i w:val="0"/>
+          <w:color w:val="000000"/>
+          <w:sz w:val="24"/>
+        </w:rPr>
+        <w:hyperlink r:id="rId31" w:history="1">
           <w:r>
             <w:rPr>
               <w:rStyle w:val="Hyperlink"/>
@@ -3021,7 +3144,7 @@
           <w:sz w:val="24"/>
           <w:u w:val="single"/>
         </w:rPr>
-        <w:hyperlink r:id="rId30" w:history="1">
+        <w:hyperlink r:id="rId31" w:history="1">
           <w:r>
             <w:rPr>
               <w:rStyle w:val="Hyperlink"/>
@@ -3039,7 +3162,7 @@
           <w:sz w:val="24"/>
           <w:u w:val="single"/>
         </w:rPr>
-        <w:hyperlink r:id="rId30" w:history="1">
+        <w:hyperlink r:id="rId31" w:history="1">
           <w:r>
             <w:rPr>
               <w:rStyle w:val="Hyperlink"/>
@@ -3086,7 +3209,7 @@
           <w:sz w:val="24"/>
           <w:u w:val="single"/>
         </w:rPr>
-        <w:hyperlink r:id="rId30" w:history="1">
+        <w:hyperlink r:id="rId31" w:history="1">
           <w:r>
             <w:rPr>
               <w:rStyle w:val="Hyperlink"/>
@@ -3115,7 +3238,7 @@
           <w:sz w:val="24"/>
           <w:u w:val="single"/>
         </w:rPr>
-        <w:hyperlink r:id="rId30" w:history="1">
+        <w:hyperlink r:id="rId31" w:history="1">
           <w:r>
             <w:rPr>
               <w:rStyle w:val="Hyperlink"/>
@@ -3133,7 +3256,7 @@
           <w:sz w:val="24"/>
           <w:u w:val="single"/>
         </w:rPr>
-        <w:hyperlink r:id="rId31" w:history="1">
+        <w:hyperlink r:id="rId32" w:history="1">
           <w:r>
             <w:rPr>
               <w:rStyle w:val="Hyperlink"/>
@@ -3171,7 +3294,7 @@
           <w:color w:val="000000"/>
           <w:sz w:val="24"/>
         </w:rPr>
-        <w:hyperlink r:id="rId31" w:history="1">
+        <w:hyperlink r:id="rId32" w:history="1">
           <w:r>
             <w:rPr>
               <w:rStyle w:val="Hyperlink"/>
@@ -3189,7 +3312,7 @@
           <w:color w:val="000000"/>
           <w:sz w:val="24"/>
         </w:rPr>
-        <w:hyperlink r:id="rId31" w:history="1">
+        <w:hyperlink r:id="rId32" w:history="1">
           <w:r>
             <w:rPr>
               <w:rStyle w:val="Hyperlink"/>
@@ -3207,7 +3330,7 @@
           <w:color w:val="000000"/>
           <w:sz w:val="24"/>
         </w:rPr>
-        <w:hyperlink r:id="rId31" w:history="1">
+        <w:hyperlink r:id="rId32" w:history="1">
           <w:r>
             <w:rPr>
               <w:rStyle w:val="Hyperlink"/>
@@ -3314,7 +3437,7 @@
           <w:sz w:val="24"/>
           <w:u w:val="single"/>
         </w:rPr>
-        <w:hyperlink r:id="rId32" w:history="1">
+        <w:hyperlink r:id="rId33" w:history="1">
           <w:r>
             <w:rPr>
               <w:rStyle w:val="Hyperlink"/>
@@ -3343,7 +3466,7 @@
           <w:sz w:val="24"/>
           <w:u w:val="single"/>
         </w:rPr>
-        <w:hyperlink r:id="rId32" w:history="1">
+        <w:hyperlink r:id="rId33" w:history="1">
           <w:r>
             <w:rPr>
               <w:rStyle w:val="Hyperlink"/>
@@ -3372,7 +3495,7 @@
           <w:sz w:val="24"/>
           <w:u w:val="single"/>
         </w:rPr>
-        <w:hyperlink r:id="rId32" w:history="1">
+        <w:hyperlink r:id="rId33" w:history="1">
           <w:r>
             <w:rPr>
               <w:rStyle w:val="Hyperlink"/>
@@ -3400,7 +3523,7 @@
           <w:color w:val="000000"/>
           <w:sz w:val="24"/>
         </w:rPr>
-        <w:hyperlink r:id="rId32" w:history="1">
+        <w:hyperlink r:id="rId33" w:history="1">
           <w:r>
             <w:rPr>
               <w:rStyle w:val="Hyperlink"/>
@@ -3418,7 +3541,7 @@
           <w:color w:val="000000"/>
           <w:sz w:val="24"/>
         </w:rPr>
-        <w:hyperlink r:id="rId32" w:history="1">
+        <w:hyperlink r:id="rId33" w:history="1">
           <w:r>
             <w:rPr>
               <w:rStyle w:val="Hyperlink"/>
@@ -3436,7 +3559,7 @@
           <w:color w:val="000000"/>
           <w:sz w:val="24"/>
         </w:rPr>
-        <w:hyperlink r:id="rId32" w:history="1">
+        <w:hyperlink r:id="rId33" w:history="1">
           <w:r>
             <w:rPr>
               <w:rStyle w:val="Hyperlink"/>
@@ -3454,7 +3577,7 @@
           <w:color w:val="000000"/>
           <w:sz w:val="24"/>
         </w:rPr>
-        <w:hyperlink r:id="rId32" w:history="1">
+        <w:hyperlink r:id="rId33" w:history="1">
           <w:r>
             <w:rPr>
               <w:rStyle w:val="Hyperlink"/>
@@ -3472,7 +3595,7 @@
           <w:color w:val="000000"/>
           <w:sz w:val="24"/>
         </w:rPr>
-        <w:hyperlink r:id="rId32" w:history="1">
+        <w:hyperlink r:id="rId33" w:history="1">
           <w:r>
             <w:rPr>
               <w:rStyle w:val="Hyperlink"/>
@@ -3500,7 +3623,7 @@
           <w:sz w:val="24"/>
           <w:u w:val="single"/>
         </w:rPr>
-        <w:hyperlink r:id="rId33" w:history="1">
+        <w:hyperlink r:id="rId34" w:history="1">
           <w:r>
             <w:rPr>
               <w:rStyle w:val="Hyperlink"/>
@@ -3529,7 +3652,7 @@
           <w:sz w:val="24"/>
           <w:u w:val="single"/>
         </w:rPr>
-        <w:hyperlink r:id="rId33" w:history="1">
+        <w:hyperlink r:id="rId34" w:history="1">
           <w:r>
             <w:rPr>
               <w:rStyle w:val="Hyperlink"/>
@@ -3547,7 +3670,7 @@
           <w:sz w:val="24"/>
           <w:u w:val="single"/>
         </w:rPr>
-        <w:hyperlink r:id="rId33" w:history="1">
+        <w:hyperlink r:id="rId34" w:history="1">
           <w:r>
             <w:rPr>
               <w:rStyle w:val="Hyperlink"/>
@@ -3585,7 +3708,7 @@
           <w:sz w:val="24"/>
           <w:u w:val="single"/>
         </w:rPr>
-        <w:hyperlink r:id="rId34" w:history="1">
+        <w:hyperlink r:id="rId35" w:history="1">
           <w:r>
             <w:rPr>
               <w:rStyle w:val="Hyperlink"/>
@@ -3614,7 +3737,7 @@
           <w:sz w:val="24"/>
           <w:u w:val="single"/>
         </w:rPr>
-        <w:hyperlink r:id="rId34" w:history="1">
+        <w:hyperlink r:id="rId35" w:history="1">
           <w:r>
             <w:rPr>
               <w:rStyle w:val="Hyperlink"/>
@@ -3643,7 +3766,7 @@
           <w:sz w:val="24"/>
           <w:u w:val="single"/>
         </w:rPr>
-        <w:hyperlink r:id="rId34" w:history="1">
+        <w:hyperlink r:id="rId35" w:history="1">
           <w:r>
             <w:rPr>
               <w:rStyle w:val="Hyperlink"/>
@@ -3672,7 +3795,7 @@
           <w:sz w:val="24"/>
           <w:u w:val="single"/>
         </w:rPr>
-        <w:hyperlink r:id="rId34" w:history="1">
+        <w:hyperlink r:id="rId35" w:history="1">
           <w:r>
             <w:rPr>
               <w:rStyle w:val="Hyperlink"/>
@@ -3688,8 +3811,9 @@
           <w:i w:val="0"/>
           <w:color w:val="0000FF"/>
           <w:sz w:val="24"/>
-        </w:rPr>
-        <w:hyperlink r:id="rId34" w:history="1">
+          <w:u w:val="single"/>
+        </w:rPr>
+        <w:hyperlink r:id="rId35" w:history="1">
           <w:r>
             <w:rPr>
               <w:rStyle w:val="Hyperlink"/>
@@ -3707,7 +3831,7 @@
           <w:sz w:val="24"/>
           <w:u w:val="single"/>
         </w:rPr>
-        <w:hyperlink r:id="rId33" w:history="1">
+        <w:hyperlink r:id="rId35" w:history="1">
           <w:r>
             <w:rPr>
               <w:rStyle w:val="Hyperlink"/>
@@ -3725,7 +3849,7 @@
           <w:color w:val="000000"/>
           <w:sz w:val="24"/>
         </w:rPr>
-        <w:hyperlink r:id="rId33" w:history="1">
+        <w:hyperlink r:id="rId34" w:history="1">
           <w:r>
             <w:rPr>
               <w:rStyle w:val="Hyperlink"/>
@@ -3743,7 +3867,7 @@
           <w:color w:val="000000"/>
           <w:sz w:val="24"/>
         </w:rPr>
-        <w:hyperlink r:id="rId33" w:history="1">
+        <w:hyperlink r:id="rId34" w:history="1">
           <w:r>
             <w:rPr>
               <w:rStyle w:val="Hyperlink"/>
@@ -3761,7 +3885,7 @@
           <w:color w:val="000000"/>
           <w:sz w:val="24"/>
         </w:rPr>
-        <w:hyperlink r:id="rId33" w:history="1">
+        <w:hyperlink r:id="rId34" w:history="1">
           <w:r>
             <w:rPr>
               <w:rStyle w:val="Hyperlink"/>
@@ -3779,7 +3903,7 @@
           <w:color w:val="000000"/>
           <w:sz w:val="24"/>
         </w:rPr>
-        <w:hyperlink r:id="rId33" w:history="1">
+        <w:hyperlink r:id="rId34" w:history="1">
           <w:r>
             <w:rPr>
               <w:rStyle w:val="Hyperlink"/>
@@ -3817,7 +3941,7 @@
           <w:sz w:val="24"/>
           <w:u w:val="single"/>
         </w:rPr>
-        <w:hyperlink r:id="rId35" w:history="1">
+        <w:hyperlink r:id="rId36" w:history="1">
           <w:r>
             <w:rPr>
               <w:rStyle w:val="Hyperlink"/>
@@ -3835,7 +3959,7 @@
           <w:sz w:val="24"/>
           <w:u w:val="single"/>
         </w:rPr>
-        <w:hyperlink r:id="rId35" w:history="1">
+        <w:hyperlink r:id="rId36" w:history="1">
           <w:r>
             <w:rPr>
               <w:rStyle w:val="Hyperlink"/>
@@ -3853,7 +3977,7 @@
           <w:color w:val="000000"/>
           <w:sz w:val="24"/>
         </w:rPr>
-        <w:hyperlink r:id="rId34" w:history="1">
+        <w:hyperlink r:id="rId35" w:history="1">
           <w:r>
             <w:rPr>
               <w:rStyle w:val="Hyperlink"/>
@@ -3871,7 +3995,7 @@
           <w:color w:val="000000"/>
           <w:sz w:val="24"/>
         </w:rPr>
-        <w:hyperlink r:id="rId34" w:history="1">
+        <w:hyperlink r:id="rId35" w:history="1">
           <w:r>
             <w:rPr>
               <w:rStyle w:val="Hyperlink"/>
@@ -3889,7 +4013,7 @@
           <w:color w:val="000000"/>
           <w:sz w:val="24"/>
         </w:rPr>
-        <w:hyperlink r:id="rId34" w:history="1">
+        <w:hyperlink r:id="rId35" w:history="1">
           <w:r>
             <w:rPr>
               <w:rStyle w:val="Hyperlink"/>
@@ -3907,7 +4031,7 @@
           <w:color w:val="000000"/>
           <w:sz w:val="24"/>
         </w:rPr>
-        <w:hyperlink r:id="rId34" w:history="1">
+        <w:hyperlink r:id="rId35" w:history="1">
           <w:r>
             <w:rPr>
               <w:rStyle w:val="Hyperlink"/>
@@ -3925,7 +4049,7 @@
           <w:color w:val="000000"/>
           <w:sz w:val="24"/>
         </w:rPr>
-        <w:hyperlink r:id="rId34" w:history="1">
+        <w:hyperlink r:id="rId35" w:history="1">
           <w:r>
             <w:rPr>
               <w:rStyle w:val="Hyperlink"/>
@@ -3943,7 +4067,7 @@
           <w:color w:val="000000"/>
           <w:sz w:val="24"/>
         </w:rPr>
-        <w:hyperlink r:id="rId34" w:history="1">
+        <w:hyperlink r:id="rId35" w:history="1">
           <w:r>
             <w:rPr>
               <w:rStyle w:val="Hyperlink"/>
@@ -3961,7 +4085,7 @@
           <w:color w:val="000000"/>
           <w:sz w:val="24"/>
         </w:rPr>
-        <w:hyperlink r:id="rId34" w:history="1">
+        <w:hyperlink r:id="rId35" w:history="1">
           <w:r>
             <w:rPr>
               <w:rStyle w:val="Hyperlink"/>
@@ -4021,7 +4145,7 @@
           <w:color w:val="000000"/>
           <w:sz w:val="24"/>
         </w:rPr>
-        <w:hyperlink r:id="rId35" w:history="1">
+        <w:hyperlink r:id="rId36" w:history="1">
           <w:r>
             <w:rPr>
               <w:rStyle w:val="Hyperlink"/>
@@ -4248,7 +4372,7 @@
           <w:sz w:val="24"/>
           <w:u w:val="single"/>
         </w:rPr>
-        <w:hyperlink r:id="rId36" w:history="1">
+        <w:hyperlink r:id="rId37" w:history="1">
           <w:r>
             <w:rPr>
               <w:rStyle w:val="Hyperlink"/>
@@ -4266,7 +4390,7 @@
           <w:sz w:val="24"/>
           <w:u w:val="single"/>
         </w:rPr>
-        <w:hyperlink r:id="rId36" w:history="1">
+        <w:hyperlink r:id="rId37" w:history="1">
           <w:r>
             <w:rPr>
               <w:rStyle w:val="Hyperlink"/>
@@ -4284,7 +4408,7 @@
           <w:sz w:val="24"/>
           <w:u w:val="single"/>
         </w:rPr>
-        <w:hyperlink r:id="rId36" w:history="1">
+        <w:hyperlink r:id="rId37" w:history="1">
           <w:r>
             <w:rPr>
               <w:rStyle w:val="Hyperlink"/>
@@ -4302,7 +4426,7 @@
           <w:sz w:val="24"/>
           <w:u w:val="single"/>
         </w:rPr>
-        <w:hyperlink r:id="rId36" w:history="1">
+        <w:hyperlink r:id="rId37" w:history="1">
           <w:r>
             <w:rPr>
               <w:rStyle w:val="Hyperlink"/>
@@ -4320,7 +4444,7 @@
           <w:sz w:val="24"/>
           <w:u w:val="single"/>
         </w:rPr>
-        <w:hyperlink r:id="rId36" w:history="1">
+        <w:hyperlink r:id="rId37" w:history="1">
           <w:r>
             <w:rPr>
               <w:rStyle w:val="Hyperlink"/>
@@ -4438,7 +4562,7 @@
           <w:sz w:val="24"/>
           <w:u w:val="single"/>
         </w:rPr>
-        <w:hyperlink r:id="rId37" w:history="1">
+        <w:hyperlink r:id="rId38" w:history="1">
           <w:r>
             <w:rPr>
               <w:rStyle w:val="Hyperlink"/>
@@ -4456,7 +4580,7 @@
           <w:sz w:val="24"/>
           <w:u w:val="single"/>
         </w:rPr>
-        <w:hyperlink r:id="rId37" w:history="1">
+        <w:hyperlink r:id="rId38" w:history="1">
           <w:r>
             <w:rPr>
               <w:rStyle w:val="Hyperlink"/>
@@ -4474,7 +4598,7 @@
           <w:sz w:val="24"/>
           <w:u w:val="single"/>
         </w:rPr>
-        <w:hyperlink r:id="rId37" w:history="1">
+        <w:hyperlink r:id="rId38" w:history="1">
           <w:r>
             <w:rPr>
               <w:rStyle w:val="Hyperlink"/>
@@ -4492,7 +4616,7 @@
           <w:sz w:val="24"/>
           <w:u w:val="single"/>
         </w:rPr>
-        <w:hyperlink r:id="rId37" w:history="1">
+        <w:hyperlink r:id="rId38" w:history="1">
           <w:r>
             <w:rPr>
               <w:rStyle w:val="Hyperlink"/>
@@ -4600,7 +4724,7 @@
           <w:sz w:val="24"/>
           <w:u w:val="single"/>
         </w:rPr>
-        <w:hyperlink r:id="rId38" w:history="1">
+        <w:hyperlink r:id="rId39" w:history="1">
           <w:r>
             <w:rPr>
               <w:rStyle w:val="Hyperlink"/>
@@ -4618,7 +4742,7 @@
           <w:sz w:val="24"/>
           <w:u w:val="single"/>
         </w:rPr>
-        <w:hyperlink r:id="rId38" w:history="1">
+        <w:hyperlink r:id="rId39" w:history="1">
           <w:r>
             <w:rPr>
               <w:rStyle w:val="Hyperlink"/>
@@ -4636,7 +4760,7 @@
           <w:sz w:val="24"/>
           <w:u w:val="single"/>
         </w:rPr>
-        <w:hyperlink r:id="rId38" w:history="1">
+        <w:hyperlink r:id="rId39" w:history="1">
           <w:r>
             <w:rPr>
               <w:rStyle w:val="Hyperlink"/>
@@ -4654,7 +4778,7 @@
           <w:sz w:val="24"/>
           <w:u w:val="single"/>
         </w:rPr>
-        <w:hyperlink r:id="rId38" w:history="1">
+        <w:hyperlink r:id="rId39" w:history="1">
           <w:r>
             <w:rPr>
               <w:rStyle w:val="Hyperlink"/>
@@ -4682,7 +4806,7 @@
           <w:sz w:val="24"/>
           <w:u w:val="single"/>
         </w:rPr>
-        <w:hyperlink r:id="rId39" w:history="1">
+        <w:hyperlink r:id="rId40" w:history="1">
           <w:r>
             <w:rPr>
               <w:rStyle w:val="Hyperlink"/>
@@ -4700,7 +4824,7 @@
           <w:sz w:val="24"/>
           <w:u w:val="single"/>
         </w:rPr>
-        <w:hyperlink r:id="rId39" w:history="1">
+        <w:hyperlink r:id="rId40" w:history="1">
           <w:r>
             <w:rPr>
               <w:rStyle w:val="Hyperlink"/>
@@ -4718,7 +4842,7 @@
           <w:sz w:val="24"/>
           <w:u w:val="single"/>
         </w:rPr>
-        <w:hyperlink r:id="rId39" w:history="1">
+        <w:hyperlink r:id="rId40" w:history="1">
           <w:r>
             <w:rPr>
               <w:rStyle w:val="Hyperlink"/>
@@ -4746,7 +4870,7 @@
           <w:sz w:val="24"/>
           <w:u w:val="single"/>
         </w:rPr>
-        <w:hyperlink r:id="rId40" w:history="1">
+        <w:hyperlink r:id="rId41" w:history="1">
           <w:r>
             <w:rPr>
               <w:rStyle w:val="Hyperlink"/>
@@ -4775,7 +4899,7 @@
           <w:sz w:val="24"/>
           <w:u w:val="single"/>
         </w:rPr>
-        <w:hyperlink r:id="rId40" w:history="1">
+        <w:hyperlink r:id="rId41" w:history="1">
           <w:r>
             <w:rPr>
               <w:rStyle w:val="Hyperlink"/>
@@ -4793,7 +4917,7 @@
           <w:sz w:val="24"/>
           <w:u w:val="single"/>
         </w:rPr>
-        <w:hyperlink r:id="rId38" w:history="1">
+        <w:hyperlink r:id="rId41" w:history="1">
           <w:r>
             <w:rPr>
               <w:rStyle w:val="Hyperlink"/>

--- a/EXPORTS/DOCX/published/niveau3/Dutch/KunsthandelVanLier.docx
+++ b/EXPORTS/DOCX/published/niveau3/Dutch/KunsthandelVanLier.docx
@@ -249,96 +249,13 @@
       </w:r>
       <w:r>
         <w:rPr>
-          <w:u w:val="single" w:color="0000ff"/>
           <w:rFonts w:ascii="Charis SIL Regular" w:hAnsi="Charis SIL Regular" w:eastAsia="Charis SIL Regular"/>
           <w:b w:val="0"/>
           <w:i w:val="0"/>
           <w:color w:val="000000"/>
           <w:sz w:val="24"/>
         </w:rPr>
-        <w:hyperlink r:id="rId9" w:history="1">
-          <w:r>
-            <w:rPr>
-              <w:rStyle w:val="Hyperlink"/>
-            </w:rPr>
-            <w:t xml:space="preserve">naar </w:t>
-          </w:r>
-        </w:hyperlink>
-      </w:r>
-      <w:r>
-        <w:rPr>
-          <w:u w:val="single" w:color="0000ff"/>
-          <w:rFonts w:ascii="Charis SIL Regular" w:hAnsi="Charis SIL Regular" w:eastAsia="Charis SIL Regular"/>
-          <w:b w:val="0"/>
-          <w:i w:val="0"/>
-          <w:color w:val="000000"/>
-          <w:sz w:val="24"/>
-        </w:rPr>
-        <w:t>A</w:t>
-      </w:r>
-      <w:r>
-        <w:rPr>
-          <w:u w:val="single" w:color="0000ff"/>
-          <w:rFonts w:ascii="Charis SIL Regular" w:hAnsi="Charis SIL Regular" w:eastAsia="Charis SIL Regular"/>
-          <w:b w:val="0"/>
-          <w:i w:val="0"/>
-          <w:color w:val="000000"/>
-          <w:sz w:val="24"/>
-        </w:rPr>
-        <w:hyperlink r:id="rId9" w:history="1">
-          <w:r>
-            <w:rPr>
-              <w:rStyle w:val="Hyperlink"/>
-            </w:rPr>
-            <w:t>ms</w:t>
-          </w:r>
-        </w:hyperlink>
-      </w:r>
-      <w:r>
-        <w:rPr>
-          <w:u w:val="single" w:color="0000ff"/>
-          <w:rFonts w:ascii="Charis SIL Regular" w:hAnsi="Charis SIL Regular" w:eastAsia="Charis SIL Regular"/>
-          <w:b w:val="0"/>
-          <w:i w:val="0"/>
-          <w:color w:val="000000"/>
-          <w:sz w:val="24"/>
-        </w:rPr>
-        <w:hyperlink r:id="rId9" w:history="1">
-          <w:r>
-            <w:rPr>
-              <w:rStyle w:val="Hyperlink"/>
-            </w:rPr>
-            <w:t>t</w:t>
-          </w:r>
-        </w:hyperlink>
-      </w:r>
-      <w:r>
-        <w:rPr>
-          <w:u w:val="single" w:color="0000ff"/>
-          <w:rFonts w:ascii="Charis SIL Regular" w:hAnsi="Charis SIL Regular" w:eastAsia="Charis SIL Regular"/>
-          <w:b w:val="0"/>
-          <w:i w:val="0"/>
-          <w:color w:val="000000"/>
-          <w:sz w:val="24"/>
-        </w:rPr>
-        <w:hyperlink r:id="rId9" w:history="1">
-          <w:r>
-            <w:rPr>
-              <w:rStyle w:val="Hyperlink"/>
-            </w:rPr>
-            <w:t>erd</w:t>
-          </w:r>
-        </w:hyperlink>
-      </w:r>
-      <w:r>
-        <w:rPr>
-          <w:rFonts w:ascii="Charis SIL Regular" w:hAnsi="Charis SIL Regular" w:eastAsia="Charis SIL Regular"/>
-          <w:b w:val="0"/>
-          <w:i w:val="0"/>
-          <w:color w:val="000000"/>
-          <w:sz w:val="24"/>
-        </w:rPr>
-        <w:t xml:space="preserve">am. </w:t>
+        <w:t xml:space="preserve">naar Amsterdam. </w:t>
       </w:r>
       <w:r>
         <w:rPr>
@@ -548,7 +465,118 @@
           <w:color w:val="000000"/>
           <w:sz w:val="24"/>
         </w:rPr>
-        <w:t xml:space="preserve">Van Lier raakte echter ook geïnteresseerd in </w:t>
+        <w:t>Van Lier raakte ec</w:t>
+      </w:r>
+      <w:r>
+        <w:rPr>
+          <w:u w:val="single" w:color="0000ff"/>
+          <w:rFonts w:ascii="Charis SIL Regular" w:hAnsi="Charis SIL Regular" w:eastAsia="Charis SIL Regular"/>
+          <w:b w:val="0"/>
+          <w:i w:val="0"/>
+          <w:color w:val="000000"/>
+          <w:sz w:val="24"/>
+        </w:rPr>
+        <w:hyperlink r:id="rId11" w:history="1">
+          <w:r>
+            <w:rPr>
+              <w:rStyle w:val="Hyperlink"/>
+            </w:rPr>
+            <w:t xml:space="preserve">hter ook </w:t>
+          </w:r>
+        </w:hyperlink>
+      </w:r>
+      <w:r>
+        <w:rPr>
+          <w:u w:val="single" w:color="0000ff"/>
+          <w:rFonts w:ascii="Charis SIL Regular" w:hAnsi="Charis SIL Regular" w:eastAsia="Charis SIL Regular"/>
+          <w:b w:val="0"/>
+          <w:i w:val="0"/>
+          <w:color w:val="000000"/>
+          <w:sz w:val="24"/>
+        </w:rPr>
+        <w:hyperlink r:id="rId11" w:history="1">
+          <w:r>
+            <w:rPr>
+              <w:rStyle w:val="Hyperlink"/>
+            </w:rPr>
+            <w:t>g</w:t>
+          </w:r>
+        </w:hyperlink>
+      </w:r>
+      <w:r>
+        <w:rPr>
+          <w:u w:val="single" w:color="0000ff"/>
+          <w:rFonts w:ascii="Charis SIL Regular" w:hAnsi="Charis SIL Regular" w:eastAsia="Charis SIL Regular"/>
+          <w:b w:val="0"/>
+          <w:i w:val="0"/>
+          <w:color w:val="000000"/>
+          <w:sz w:val="24"/>
+        </w:rPr>
+        <w:hyperlink r:id="rId11" w:history="1">
+          <w:r>
+            <w:rPr>
+              <w:rStyle w:val="Hyperlink"/>
+            </w:rPr>
+            <w:t>eïnt</w:t>
+          </w:r>
+        </w:hyperlink>
+      </w:r>
+      <w:r>
+        <w:rPr>
+          <w:u w:val="single" w:color="0000ff"/>
+          <w:rFonts w:ascii="Charis SIL Regular" w:hAnsi="Charis SIL Regular" w:eastAsia="Charis SIL Regular"/>
+          <w:b w:val="0"/>
+          <w:i w:val="0"/>
+          <w:color w:val="000000"/>
+          <w:sz w:val="24"/>
+        </w:rPr>
+        <w:hyperlink r:id="rId11" w:history="1">
+          <w:r>
+            <w:rPr>
+              <w:rStyle w:val="Hyperlink"/>
+            </w:rPr>
+            <w:t>e</w:t>
+          </w:r>
+        </w:hyperlink>
+      </w:r>
+      <w:r>
+        <w:rPr>
+          <w:u w:val="single" w:color="0000ff"/>
+          <w:rFonts w:ascii="Charis SIL Regular" w:hAnsi="Charis SIL Regular" w:eastAsia="Charis SIL Regular"/>
+          <w:b w:val="0"/>
+          <w:i w:val="0"/>
+          <w:color w:val="000000"/>
+          <w:sz w:val="24"/>
+        </w:rPr>
+        <w:hyperlink r:id="rId11" w:history="1">
+          <w:r>
+            <w:rPr>
+              <w:rStyle w:val="Hyperlink"/>
+            </w:rPr>
+            <w:t>res</w:t>
+          </w:r>
+        </w:hyperlink>
+      </w:r>
+      <w:r>
+        <w:rPr>
+          <w:u w:val="single" w:color="0000ff"/>
+          <w:rFonts w:ascii="Charis SIL Regular" w:hAnsi="Charis SIL Regular" w:eastAsia="Charis SIL Regular"/>
+          <w:b w:val="0"/>
+          <w:i w:val="0"/>
+          <w:color w:val="000000"/>
+          <w:sz w:val="24"/>
+        </w:rPr>
+        <w:t>s</w:t>
+      </w:r>
+      <w:r>
+        <w:rPr>
+          <w:rFonts w:ascii="Charis SIL Regular" w:hAnsi="Charis SIL Regular" w:eastAsia="Charis SIL Regular"/>
+          <w:b w:val="0"/>
+          <w:i w:val="0"/>
+          <w:color w:val="000000"/>
+          <w:sz w:val="24"/>
+        </w:rPr>
+        <w:t xml:space="preserve">eerd in </w:t>
       </w:r>
       <w:r>
         <w:rPr>
@@ -617,6 +645,7 @@
       </w:r>
       <w:r>
         <w:rPr>
+          <w:u w:val="single" w:color="0000ff"/>
           <w:rFonts w:ascii="Charis SIL Regular" w:hAnsi="Charis SIL Regular" w:eastAsia="Charis SIL Regular"/>
           <w:b w:val="0"/>
           <w:i w:val="0"/>
@@ -845,7 +874,7 @@
           <w:sz w:val="24"/>
           <w:u w:val="single"/>
         </w:rPr>
-        <w:hyperlink r:id="rId15" w:history="1">
+        <w:hyperlink r:id="rId14" w:history="1">
           <w:r>
             <w:rPr>
               <w:rStyle w:val="Hyperlink"/>
@@ -909,7 +938,7 @@
           <w:sz w:val="24"/>
           <w:u w:val="single"/>
         </w:rPr>
-        <w:hyperlink r:id="rId14" w:history="1">
+        <w:hyperlink r:id="rId16" w:history="1">
           <w:r>
             <w:rPr>
               <w:rStyle w:val="Hyperlink"/>
@@ -1060,7 +1089,7 @@
           <w:sz w:val="24"/>
           <w:u w:val="single"/>
         </w:rPr>
-        <w:hyperlink r:id="rId16" w:history="1">
+        <w:hyperlink r:id="rId17" w:history="1">
           <w:r>
             <w:rPr>
               <w:rStyle w:val="Hyperlink"/>
@@ -1100,7 +1129,7 @@
           <w:sz w:val="24"/>
           <w:u w:val="single"/>
         </w:rPr>
-        <w:hyperlink r:id="rId16" w:history="1">
+        <w:hyperlink r:id="rId17" w:history="1">
           <w:r>
             <w:rPr>
               <w:rStyle w:val="Hyperlink"/>
@@ -1138,7 +1167,7 @@
           <w:color w:val="000000"/>
           <w:sz w:val="24"/>
         </w:rPr>
-        <w:hyperlink r:id="rId17" w:history="1">
+        <w:hyperlink r:id="rId16" w:history="1">
           <w:r>
             <w:rPr>
               <w:rStyle w:val="Hyperlink"/>
@@ -1156,7 +1185,7 @@
           <w:color w:val="000000"/>
           <w:sz w:val="24"/>
         </w:rPr>
-        <w:hyperlink r:id="rId17" w:history="1">
+        <w:hyperlink r:id="rId16" w:history="1">
           <w:r>
             <w:rPr>
               <w:rStyle w:val="Hyperlink"/>
@@ -1174,7 +1203,7 @@
           <w:color w:val="000000"/>
           <w:sz w:val="24"/>
         </w:rPr>
-        <w:hyperlink r:id="rId17" w:history="1">
+        <w:hyperlink r:id="rId16" w:history="1">
           <w:r>
             <w:rPr>
               <w:rStyle w:val="Hyperlink"/>
@@ -1321,7 +1350,7 @@
           <w:color w:val="000000"/>
           <w:sz w:val="24"/>
         </w:rPr>
-        <w:hyperlink r:id="rId16" w:history="1">
+        <w:hyperlink r:id="rId17" w:history="1">
           <w:r>
             <w:rPr>
               <w:rStyle w:val="Hyperlink"/>
@@ -1339,7 +1368,7 @@
           <w:color w:val="000000"/>
           <w:sz w:val="24"/>
         </w:rPr>
-        <w:hyperlink r:id="rId16" w:history="1">
+        <w:hyperlink r:id="rId17" w:history="1">
           <w:r>
             <w:rPr>
               <w:rStyle w:val="Hyperlink"/>
@@ -2214,13 +2243,32 @@
       </w:r>
       <w:r>
         <w:rPr>
+          <w:u w:val="single" w:color="0000ff"/>
           <w:rFonts w:ascii="Charis SIL Regular" w:hAnsi="Charis SIL Regular" w:eastAsia="Charis SIL Regular"/>
           <w:b w:val="0"/>
           <w:i w:val="0"/>
           <w:color w:val="000000"/>
           <w:sz w:val="24"/>
         </w:rPr>
-        <w:t xml:space="preserve">naar </w:t>
+        <w:hyperlink r:id="rId25" w:history="1">
+          <w:r>
+            <w:rPr>
+              <w:rStyle w:val="Hyperlink"/>
+            </w:rPr>
+            <w:t>naar</w:t>
+          </w:r>
+        </w:hyperlink>
+      </w:r>
+      <w:r>
+        <w:rPr>
+          <w:u w:val="single" w:color="0000ff"/>
+          <w:rFonts w:ascii="Charis SIL Regular" w:hAnsi="Charis SIL Regular" w:eastAsia="Charis SIL Regular"/>
+          <w:b w:val="0"/>
+          <w:i w:val="0"/>
+          <w:color w:val="000000"/>
+          <w:sz w:val="24"/>
+        </w:rPr>
+        <w:t xml:space="preserve"> </w:t>
       </w:r>
       <w:r>
         <w:rPr>
@@ -2231,7 +2279,7 @@
           <w:sz w:val="24"/>
           <w:u w:val="single"/>
         </w:rPr>
-        <w:hyperlink r:id="rId27" w:history="1">
+        <w:hyperlink r:id="rId25" w:history="1">
           <w:r>
             <w:rPr>
               <w:rStyle w:val="Hyperlink"/>
@@ -3209,7 +3257,7 @@
           <w:sz w:val="24"/>
           <w:u w:val="single"/>
         </w:rPr>
-        <w:hyperlink r:id="rId31" w:history="1">
+        <w:hyperlink r:id="rId32" w:history="1">
           <w:r>
             <w:rPr>
               <w:rStyle w:val="Hyperlink"/>
@@ -3238,7 +3286,7 @@
           <w:sz w:val="24"/>
           <w:u w:val="single"/>
         </w:rPr>
-        <w:hyperlink r:id="rId31" w:history="1">
+        <w:hyperlink r:id="rId32" w:history="1">
           <w:r>
             <w:rPr>
               <w:rStyle w:val="Hyperlink"/>
@@ -3283,25 +3331,7 @@
           <w:color w:val="000000"/>
           <w:sz w:val="24"/>
         </w:rPr>
-        <w:t>betrekking te hebben op Europese kunst). Het overige archief</w:t>
-      </w:r>
-      <w:r>
-        <w:rPr>
-          <w:u w:val="single" w:color="0000ff"/>
-          <w:rFonts w:ascii="Charis SIL Regular" w:hAnsi="Charis SIL Regular" w:eastAsia="Charis SIL Regular"/>
-          <w:b w:val="0"/>
-          <w:i w:val="0"/>
-          <w:color w:val="000000"/>
-          <w:sz w:val="24"/>
-        </w:rPr>
-        <w:hyperlink r:id="rId32" w:history="1">
-          <w:r>
-            <w:rPr>
-              <w:rStyle w:val="Hyperlink"/>
-            </w:rPr>
-            <w:t xml:space="preserve"> is in bez</w:t>
-          </w:r>
-        </w:hyperlink>
+        <w:t>betrekking te hebben op Europese kunst). Het overige archief is in bez</w:t>
       </w:r>
       <w:r>
         <w:rPr>
@@ -3941,14 +3971,7 @@
           <w:sz w:val="24"/>
           <w:u w:val="single"/>
         </w:rPr>
-        <w:hyperlink r:id="rId36" w:history="1">
-          <w:r>
-            <w:rPr>
-              <w:rStyle w:val="Hyperlink"/>
-            </w:rPr>
-            <w:t>restitutiev</w:t>
-          </w:r>
-        </w:hyperlink>
+        <w:t>restitutiev</w:t>
       </w:r>
       <w:r>
         <w:rPr>
@@ -3959,7 +3982,7 @@
           <w:sz w:val="24"/>
           <w:u w:val="single"/>
         </w:rPr>
-        <w:hyperlink r:id="rId36" w:history="1">
+        <w:hyperlink r:id="rId35" w:history="1">
           <w:r>
             <w:rPr>
               <w:rStyle w:val="Hyperlink"/>
@@ -4824,7 +4847,7 @@
           <w:sz w:val="24"/>
           <w:u w:val="single"/>
         </w:rPr>
-        <w:hyperlink r:id="rId40" w:history="1">
+        <w:hyperlink r:id="rId39" w:history="1">
           <w:r>
             <w:rPr>
               <w:rStyle w:val="Hyperlink"/>
@@ -4842,7 +4865,7 @@
           <w:sz w:val="24"/>
           <w:u w:val="single"/>
         </w:rPr>
-        <w:hyperlink r:id="rId40" w:history="1">
+        <w:hyperlink r:id="rId39" w:history="1">
           <w:r>
             <w:rPr>
               <w:rStyle w:val="Hyperlink"/>
@@ -4870,7 +4893,7 @@
           <w:sz w:val="24"/>
           <w:u w:val="single"/>
         </w:rPr>
-        <w:hyperlink r:id="rId41" w:history="1">
+        <w:hyperlink r:id="rId39" w:history="1">
           <w:r>
             <w:rPr>
               <w:rStyle w:val="Hyperlink"/>
@@ -4899,7 +4922,7 @@
           <w:sz w:val="24"/>
           <w:u w:val="single"/>
         </w:rPr>
-        <w:hyperlink r:id="rId41" w:history="1">
+        <w:hyperlink r:id="rId39" w:history="1">
           <w:r>
             <w:rPr>
               <w:rStyle w:val="Hyperlink"/>
@@ -4917,7 +4940,7 @@
           <w:sz w:val="24"/>
           <w:u w:val="single"/>
         </w:rPr>
-        <w:hyperlink r:id="rId41" w:history="1">
+        <w:hyperlink r:id="rId39" w:history="1">
           <w:r>
             <w:rPr>
               <w:rStyle w:val="Hyperlink"/>

--- a/EXPORTS/DOCX/published/niveau3/Dutch/KunsthandelVanLier.docx
+++ b/EXPORTS/DOCX/published/niveau3/Dutch/KunsthandelVanLier.docx
@@ -614,7 +614,6 @@
           <w:i w:val="0"/>
           <w:color w:val="0000FF"/>
           <w:sz w:val="24"/>
-          <w:u w:val="single"/>
         </w:rPr>
         <w:hyperlink r:id="rId13" w:history="1">
           <w:r>
@@ -652,7 +651,32 @@
           <w:color w:val="000000"/>
           <w:sz w:val="24"/>
         </w:rPr>
-        <w:t xml:space="preserve"> en </w:t>
+        <w:hyperlink r:id="rId12" w:history="1">
+          <w:r>
+            <w:rPr>
+              <w:rStyle w:val="Hyperlink"/>
+            </w:rPr>
+            <w:t xml:space="preserve"> e</w:t>
+          </w:r>
+        </w:hyperlink>
+      </w:r>
+      <w:r>
+        <w:rPr>
+          <w:u w:val="single" w:color="0000ff"/>
+          <w:rFonts w:ascii="Charis SIL Regular" w:hAnsi="Charis SIL Regular" w:eastAsia="Charis SIL Regular"/>
+          <w:b w:val="0"/>
+          <w:i w:val="0"/>
+          <w:color w:val="000000"/>
+          <w:sz w:val="24"/>
+        </w:rPr>
+        <w:hyperlink r:id="rId12" w:history="1">
+          <w:r>
+            <w:rPr>
+              <w:rStyle w:val="Hyperlink"/>
+            </w:rPr>
+            <w:t xml:space="preserve">n </w:t>
+          </w:r>
+        </w:hyperlink>
       </w:r>
       <w:r>
         <w:rPr>
@@ -874,7 +898,7 @@
           <w:sz w:val="24"/>
           <w:u w:val="single"/>
         </w:rPr>
-        <w:hyperlink r:id="rId14" w:history="1">
+        <w:hyperlink r:id="rId15" w:history="1">
           <w:r>
             <w:rPr>
               <w:rStyle w:val="Hyperlink"/>
@@ -938,7 +962,7 @@
           <w:sz w:val="24"/>
           <w:u w:val="single"/>
         </w:rPr>
-        <w:hyperlink r:id="rId16" w:history="1">
+        <w:hyperlink r:id="rId14" w:history="1">
           <w:r>
             <w:rPr>
               <w:rStyle w:val="Hyperlink"/>
@@ -1089,7 +1113,7 @@
           <w:sz w:val="24"/>
           <w:u w:val="single"/>
         </w:rPr>
-        <w:hyperlink r:id="rId17" w:history="1">
+        <w:hyperlink r:id="rId16" w:history="1">
           <w:r>
             <w:rPr>
               <w:rStyle w:val="Hyperlink"/>
@@ -1129,7 +1153,7 @@
           <w:sz w:val="24"/>
           <w:u w:val="single"/>
         </w:rPr>
-        <w:hyperlink r:id="rId17" w:history="1">
+        <w:hyperlink r:id="rId16" w:history="1">
           <w:r>
             <w:rPr>
               <w:rStyle w:val="Hyperlink"/>
@@ -1167,7 +1191,7 @@
           <w:color w:val="000000"/>
           <w:sz w:val="24"/>
         </w:rPr>
-        <w:hyperlink r:id="rId16" w:history="1">
+        <w:hyperlink r:id="rId17" w:history="1">
           <w:r>
             <w:rPr>
               <w:rStyle w:val="Hyperlink"/>
@@ -1185,7 +1209,7 @@
           <w:color w:val="000000"/>
           <w:sz w:val="24"/>
         </w:rPr>
-        <w:hyperlink r:id="rId16" w:history="1">
+        <w:hyperlink r:id="rId17" w:history="1">
           <w:r>
             <w:rPr>
               <w:rStyle w:val="Hyperlink"/>
@@ -1203,7 +1227,7 @@
           <w:color w:val="000000"/>
           <w:sz w:val="24"/>
         </w:rPr>
-        <w:hyperlink r:id="rId16" w:history="1">
+        <w:hyperlink r:id="rId17" w:history="1">
           <w:r>
             <w:rPr>
               <w:rStyle w:val="Hyperlink"/>
@@ -1350,7 +1374,7 @@
           <w:color w:val="000000"/>
           <w:sz w:val="24"/>
         </w:rPr>
-        <w:hyperlink r:id="rId17" w:history="1">
+        <w:hyperlink r:id="rId16" w:history="1">
           <w:r>
             <w:rPr>
               <w:rStyle w:val="Hyperlink"/>
@@ -1368,7 +1392,7 @@
           <w:color w:val="000000"/>
           <w:sz w:val="24"/>
         </w:rPr>
-        <w:hyperlink r:id="rId17" w:history="1">
+        <w:hyperlink r:id="rId16" w:history="1">
           <w:r>
             <w:rPr>
               <w:rStyle w:val="Hyperlink"/>
@@ -2243,32 +2267,13 @@
       </w:r>
       <w:r>
         <w:rPr>
-          <w:u w:val="single" w:color="0000ff"/>
           <w:rFonts w:ascii="Charis SIL Regular" w:hAnsi="Charis SIL Regular" w:eastAsia="Charis SIL Regular"/>
           <w:b w:val="0"/>
           <w:i w:val="0"/>
           <w:color w:val="000000"/>
           <w:sz w:val="24"/>
         </w:rPr>
-        <w:hyperlink r:id="rId25" w:history="1">
-          <w:r>
-            <w:rPr>
-              <w:rStyle w:val="Hyperlink"/>
-            </w:rPr>
-            <w:t>naar</w:t>
-          </w:r>
-        </w:hyperlink>
-      </w:r>
-      <w:r>
-        <w:rPr>
-          <w:u w:val="single" w:color="0000ff"/>
-          <w:rFonts w:ascii="Charis SIL Regular" w:hAnsi="Charis SIL Regular" w:eastAsia="Charis SIL Regular"/>
-          <w:b w:val="0"/>
-          <w:i w:val="0"/>
-          <w:color w:val="000000"/>
-          <w:sz w:val="24"/>
-        </w:rPr>
-        <w:t xml:space="preserve"> </w:t>
+        <w:t xml:space="preserve">naar </w:t>
       </w:r>
       <w:r>
         <w:rPr>
@@ -3257,7 +3262,7 @@
           <w:sz w:val="24"/>
           <w:u w:val="single"/>
         </w:rPr>
-        <w:hyperlink r:id="rId32" w:history="1">
+        <w:hyperlink r:id="rId31" w:history="1">
           <w:r>
             <w:rPr>
               <w:rStyle w:val="Hyperlink"/>
@@ -3286,7 +3291,7 @@
           <w:sz w:val="24"/>
           <w:u w:val="single"/>
         </w:rPr>
-        <w:hyperlink r:id="rId32" w:history="1">
+        <w:hyperlink r:id="rId31" w:history="1">
           <w:r>
             <w:rPr>
               <w:rStyle w:val="Hyperlink"/>
@@ -3331,7 +3336,25 @@
           <w:color w:val="000000"/>
           <w:sz w:val="24"/>
         </w:rPr>
-        <w:t>betrekking te hebben op Europese kunst). Het overige archief is in bez</w:t>
+        <w:t>betrekking te hebben op Europese kunst). Het overige archief</w:t>
+      </w:r>
+      <w:r>
+        <w:rPr>
+          <w:u w:val="single" w:color="0000ff"/>
+          <w:rFonts w:ascii="Charis SIL Regular" w:hAnsi="Charis SIL Regular" w:eastAsia="Charis SIL Regular"/>
+          <w:b w:val="0"/>
+          <w:i w:val="0"/>
+          <w:color w:val="000000"/>
+          <w:sz w:val="24"/>
+        </w:rPr>
+        <w:hyperlink r:id="rId32" w:history="1">
+          <w:r>
+            <w:rPr>
+              <w:rStyle w:val="Hyperlink"/>
+            </w:rPr>
+            <w:t xml:space="preserve"> is in bez</w:t>
+          </w:r>
+        </w:hyperlink>
       </w:r>
       <w:r>
         <w:rPr>
@@ -3971,7 +3994,14 @@
           <w:sz w:val="24"/>
           <w:u w:val="single"/>
         </w:rPr>
-        <w:t>restitutiev</w:t>
+        <w:hyperlink r:id="rId36" w:history="1">
+          <w:r>
+            <w:rPr>
+              <w:rStyle w:val="Hyperlink"/>
+            </w:rPr>
+            <w:t>restitutiev</w:t>
+          </w:r>
+        </w:hyperlink>
       </w:r>
       <w:r>
         <w:rPr>
@@ -4922,7 +4952,7 @@
           <w:sz w:val="24"/>
           <w:u w:val="single"/>
         </w:rPr>
-        <w:hyperlink r:id="rId39" w:history="1">
+        <w:hyperlink r:id="rId41" w:history="1">
           <w:r>
             <w:rPr>
               <w:rStyle w:val="Hyperlink"/>
@@ -4940,7 +4970,7 @@
           <w:sz w:val="24"/>
           <w:u w:val="single"/>
         </w:rPr>
-        <w:hyperlink r:id="rId39" w:history="1">
+        <w:hyperlink r:id="rId41" w:history="1">
           <w:r>
             <w:rPr>
               <w:rStyle w:val="Hyperlink"/>

--- a/EXPORTS/DOCX/published/niveau3/Dutch/KunsthandelVanLier.docx
+++ b/EXPORTS/DOCX/published/niveau3/Dutch/KunsthandelVanLier.docx
@@ -587,6 +587,440 @@
           <w:sz w:val="24"/>
           <w:u w:val="single"/>
         </w:rPr>
+        <w:t>Afrikaanse beeldhou</w:t>
+      </w:r>
+      <w:r>
+        <w:rPr>
+          <w:rFonts w:ascii="Charis SIL Regular" w:hAnsi="Charis SIL Regular" w:eastAsia="Charis SIL Regular"/>
+          <w:b w:val="0"/>
+          <w:i w:val="0"/>
+          <w:color w:val="0000FF"/>
+          <w:sz w:val="24"/>
+          <w:u w:val="single"/>
+        </w:rPr>
+        <w:hyperlink r:id="rId12" w:history="1">
+          <w:r>
+            <w:rPr>
+              <w:rStyle w:val="Hyperlink"/>
+            </w:rPr>
+            <w:t>wkunst</w:t>
+          </w:r>
+        </w:hyperlink>
+      </w:r>
+      <w:r>
+        <w:rPr>
+          <w:u w:val="single" w:color="0000ff"/>
+          <w:rFonts w:ascii="Charis SIL Regular" w:hAnsi="Charis SIL Regular" w:eastAsia="Charis SIL Regular"/>
+          <w:b w:val="0"/>
+          <w:i w:val="0"/>
+          <w:color w:val="000000"/>
+          <w:sz w:val="24"/>
+        </w:rPr>
+        <w:hyperlink r:id="rId12" w:history="1">
+          <w:r>
+            <w:rPr>
+              <w:rStyle w:val="Hyperlink"/>
+            </w:rPr>
+            <w:t xml:space="preserve"> e</w:t>
+          </w:r>
+        </w:hyperlink>
+      </w:r>
+      <w:r>
+        <w:rPr>
+          <w:u w:val="single" w:color="0000ff"/>
+          <w:rFonts w:ascii="Charis SIL Regular" w:hAnsi="Charis SIL Regular" w:eastAsia="Charis SIL Regular"/>
+          <w:b w:val="0"/>
+          <w:i w:val="0"/>
+          <w:color w:val="000000"/>
+          <w:sz w:val="24"/>
+        </w:rPr>
+        <w:hyperlink r:id="rId12" w:history="1">
+          <w:r>
+            <w:rPr>
+              <w:rStyle w:val="Hyperlink"/>
+            </w:rPr>
+            <w:t xml:space="preserve">n </w:t>
+          </w:r>
+        </w:hyperlink>
+      </w:r>
+      <w:r>
+        <w:rPr>
+          <w:rFonts w:ascii="Charis SIL Regular" w:hAnsi="Charis SIL Regular" w:eastAsia="Charis SIL Regular"/>
+          <w:b w:val="0"/>
+          <w:i w:val="0"/>
+          <w:color w:val="0000FF"/>
+          <w:sz w:val="24"/>
+          <w:u w:val="single"/>
+        </w:rPr>
+        <w:hyperlink r:id="rId12" w:history="1">
+          <w:r>
+            <w:rPr>
+              <w:rStyle w:val="Hyperlink"/>
+            </w:rPr>
+            <w:t>houtsni</w:t>
+          </w:r>
+        </w:hyperlink>
+      </w:r>
+      <w:r>
+        <w:rPr>
+          <w:rFonts w:ascii="Charis SIL Regular" w:hAnsi="Charis SIL Regular" w:eastAsia="Charis SIL Regular"/>
+          <w:b w:val="0"/>
+          <w:i w:val="0"/>
+          <w:color w:val="0000FF"/>
+          <w:sz w:val="24"/>
+          <w:u w:val="single"/>
+        </w:rPr>
+        <w:hyperlink r:id="rId12" w:history="1">
+          <w:r>
+            <w:rPr>
+              <w:rStyle w:val="Hyperlink"/>
+            </w:rPr>
+            <w:t>j</w:t>
+          </w:r>
+        </w:hyperlink>
+      </w:r>
+      <w:r>
+        <w:rPr>
+          <w:rFonts w:ascii="Charis SIL Regular" w:hAnsi="Charis SIL Regular" w:eastAsia="Charis SIL Regular"/>
+          <w:b w:val="0"/>
+          <w:i w:val="0"/>
+          <w:color w:val="0000FF"/>
+          <w:sz w:val="24"/>
+          <w:u w:val="single"/>
+        </w:rPr>
+        <w:hyperlink r:id="rId12" w:history="1">
+          <w:r>
+            <w:rPr>
+              <w:rStyle w:val="Hyperlink"/>
+            </w:rPr>
+            <w:t>werk</w:t>
+          </w:r>
+        </w:hyperlink>
+      </w:r>
+      <w:r>
+        <w:rPr>
+          <w:u w:val="single" w:color="0000ff"/>
+          <w:rFonts w:ascii="Charis SIL Regular" w:hAnsi="Charis SIL Regular" w:eastAsia="Charis SIL Regular"/>
+          <w:b w:val="0"/>
+          <w:i w:val="0"/>
+          <w:color w:val="000000"/>
+          <w:sz w:val="24"/>
+        </w:rPr>
+        <w:hyperlink r:id="rId12" w:history="1">
+          <w:r>
+            <w:rPr>
+              <w:rStyle w:val="Hyperlink"/>
+            </w:rPr>
+            <w:t>.</w:t>
+          </w:r>
+        </w:hyperlink>
+      </w:r>
+      <w:r>
+        <w:rPr>
+          <w:rFonts w:ascii="Charis SIL Regular" w:hAnsi="Charis SIL Regular" w:eastAsia="Charis SIL Regular"/>
+          <w:b w:val="0"/>
+          <w:i w:val="0"/>
+          <w:color w:val="000000"/>
+          <w:sz w:val="24"/>
+        </w:rPr>
+        <w:t xml:space="preserve"> De </w:t>
+      </w:r>
+      <w:r>
+        <w:rPr>
+          <w:rFonts w:ascii="Charis SIL Regular" w:hAnsi="Charis SIL Regular" w:eastAsia="Charis SIL Regular"/>
+          <w:b w:val="0"/>
+          <w:i w:val="0"/>
+          <w:color w:val="000000"/>
+          <w:sz w:val="24"/>
+        </w:rPr>
+        <w:t>tentoonstelling van zijn privécollectie Afrika</w:t>
+      </w:r>
+      <w:r>
+        <w:rPr>
+          <w:u w:val="single" w:color="0000ff"/>
+          <w:rFonts w:ascii="Charis SIL Regular" w:hAnsi="Charis SIL Regular" w:eastAsia="Charis SIL Regular"/>
+          <w:b w:val="0"/>
+          <w:i w:val="0"/>
+          <w:color w:val="000000"/>
+          <w:sz w:val="24"/>
+        </w:rPr>
+        <w:hyperlink r:id="rId13" w:history="1">
+          <w:r>
+            <w:rPr>
+              <w:rStyle w:val="Hyperlink"/>
+            </w:rPr>
+            <w:t xml:space="preserve">anse kunst </w:t>
+          </w:r>
+        </w:hyperlink>
+      </w:r>
+      <w:r>
+        <w:rPr>
+          <w:u w:val="single" w:color="0000ff"/>
+          <w:rFonts w:ascii="Charis SIL Regular" w:hAnsi="Charis SIL Regular" w:eastAsia="Charis SIL Regular"/>
+          <w:b w:val="0"/>
+          <w:i w:val="0"/>
+          <w:color w:val="000000"/>
+          <w:sz w:val="24"/>
+        </w:rPr>
+        <w:hyperlink r:id="rId13" w:history="1">
+          <w:r>
+            <w:rPr>
+              <w:rStyle w:val="Hyperlink"/>
+            </w:rPr>
+            <w:t>i</w:t>
+          </w:r>
+        </w:hyperlink>
+      </w:r>
+      <w:r>
+        <w:rPr>
+          <w:u w:val="single" w:color="0000ff"/>
+          <w:rFonts w:ascii="Charis SIL Regular" w:hAnsi="Charis SIL Regular" w:eastAsia="Charis SIL Regular"/>
+          <w:b w:val="0"/>
+          <w:i w:val="0"/>
+          <w:color w:val="000000"/>
+          <w:sz w:val="24"/>
+        </w:rPr>
+        <w:hyperlink r:id="rId13" w:history="1">
+          <w:r>
+            <w:rPr>
+              <w:rStyle w:val="Hyperlink"/>
+            </w:rPr>
+            <w:t xml:space="preserve">n het </w:t>
+          </w:r>
+        </w:hyperlink>
+      </w:r>
+      <w:r>
+        <w:rPr>
+          <w:rFonts w:ascii="Charis SIL Regular" w:hAnsi="Charis SIL Regular" w:eastAsia="Charis SIL Regular"/>
+          <w:b w:val="0"/>
+          <w:i w:val="0"/>
+          <w:color w:val="0000FF"/>
+          <w:sz w:val="24"/>
+          <w:u w:val="single"/>
+        </w:rPr>
+        <w:hyperlink r:id="rId13" w:history="1">
+          <w:r>
+            <w:rPr>
+              <w:rStyle w:val="Hyperlink"/>
+            </w:rPr>
+            <w:t>Gemeente</w:t>
+          </w:r>
+        </w:hyperlink>
+      </w:r>
+      <w:r>
+        <w:rPr>
+          <w:rFonts w:ascii="Charis SIL Regular" w:hAnsi="Charis SIL Regular" w:eastAsia="Charis SIL Regular"/>
+          <w:b w:val="0"/>
+          <w:i w:val="0"/>
+          <w:color w:val="0000FF"/>
+          <w:sz w:val="24"/>
+          <w:u w:val="single"/>
+        </w:rPr>
+        <w:hyperlink r:id="rId14" w:history="1">
+          <w:r>
+            <w:rPr>
+              <w:rStyle w:val="Hyperlink"/>
+            </w:rPr>
+            <w:t>mus</w:t>
+          </w:r>
+        </w:hyperlink>
+      </w:r>
+      <w:r>
+        <w:rPr>
+          <w:rFonts w:ascii="Charis SIL Regular" w:hAnsi="Charis SIL Regular" w:eastAsia="Charis SIL Regular"/>
+          <w:b w:val="0"/>
+          <w:i w:val="0"/>
+          <w:color w:val="0000FF"/>
+          <w:sz w:val="24"/>
+          <w:u w:val="single"/>
+        </w:rPr>
+        <w:hyperlink r:id="rId15" w:history="1">
+          <w:r>
+            <w:rPr>
+              <w:rStyle w:val="Hyperlink"/>
+            </w:rPr>
+            <w:t>eum</w:t>
+          </w:r>
+        </w:hyperlink>
+      </w:r>
+      <w:r>
+        <w:rPr>
+          <w:rFonts w:ascii="Charis SIL Regular" w:hAnsi="Charis SIL Regular" w:eastAsia="Charis SIL Regular"/>
+          <w:b w:val="0"/>
+          <w:i w:val="0"/>
+          <w:color w:val="0000FF"/>
+          <w:sz w:val="24"/>
+          <w:u w:val="single"/>
+        </w:rPr>
+        <w:t xml:space="preserve"> </w:t>
+      </w:r>
+      <w:r>
+        <w:rPr>
+          <w:rFonts w:ascii="Charis SIL Regular" w:hAnsi="Charis SIL Regular" w:eastAsia="Charis SIL Regular"/>
+          <w:b w:val="0"/>
+          <w:i w:val="0"/>
+          <w:color w:val="0000FF"/>
+          <w:sz w:val="24"/>
+          <w:u w:val="single"/>
+        </w:rPr>
+        <w:hyperlink r:id="rId15" w:history="1">
+          <w:r>
+            <w:rPr>
+              <w:rStyle w:val="Hyperlink"/>
+            </w:rPr>
+            <w:t>Amsterd</w:t>
+          </w:r>
+        </w:hyperlink>
+      </w:r>
+      <w:r>
+        <w:rPr>
+          <w:rFonts w:ascii="Charis SIL Regular" w:hAnsi="Charis SIL Regular" w:eastAsia="Charis SIL Regular"/>
+          <w:b w:val="0"/>
+          <w:i w:val="0"/>
+          <w:color w:val="0000FF"/>
+          <w:sz w:val="24"/>
+          <w:u w:val="single"/>
+        </w:rPr>
+        <w:hyperlink r:id="rId14" w:history="1">
+          <w:r>
+            <w:rPr>
+              <w:rStyle w:val="Hyperlink"/>
+            </w:rPr>
+            <w:t xml:space="preserve">am </w:t>
+          </w:r>
+        </w:hyperlink>
+      </w:r>
+      <w:r>
+        <w:rPr>
+          <w:rFonts w:ascii="Charis SIL Regular" w:hAnsi="Charis SIL Regular" w:eastAsia="Charis SIL Regular"/>
+          <w:b w:val="0"/>
+          <w:i w:val="0"/>
+          <w:color w:val="000000"/>
+          <w:sz w:val="24"/>
+        </w:rPr>
+        <w:t>in 1927 beïnvloedde modernistische schilders. Al snel handeld</w:t>
+      </w:r>
+      <w:r>
+        <w:rPr>
+          <w:u w:val="single" w:color="0000ff"/>
+          <w:rFonts w:ascii="Charis SIL Regular" w:hAnsi="Charis SIL Regular" w:eastAsia="Charis SIL Regular"/>
+          <w:b w:val="0"/>
+          <w:i w:val="0"/>
+          <w:color w:val="000000"/>
+          <w:sz w:val="24"/>
+        </w:rPr>
+        <w:hyperlink r:id="rId14" w:history="1">
+          <w:r>
+            <w:rPr>
+              <w:rStyle w:val="Hyperlink"/>
+            </w:rPr>
+            <w:t xml:space="preserve">e Van Lier in </w:t>
+          </w:r>
+        </w:hyperlink>
+      </w:r>
+      <w:r>
+        <w:rPr>
+          <w:rFonts w:ascii="Charis SIL Regular" w:hAnsi="Charis SIL Regular" w:eastAsia="Charis SIL Regular"/>
+          <w:b w:val="0"/>
+          <w:i w:val="0"/>
+          <w:color w:val="0000FF"/>
+          <w:sz w:val="24"/>
+          <w:u w:val="single"/>
+        </w:rPr>
+        <w:hyperlink r:id="rId14" w:history="1">
+          <w:r>
+            <w:rPr>
+              <w:rStyle w:val="Hyperlink"/>
+            </w:rPr>
+            <w:t>Azia</w:t>
+          </w:r>
+        </w:hyperlink>
+      </w:r>
+      <w:r>
+        <w:rPr>
+          <w:rFonts w:ascii="Charis SIL Regular" w:hAnsi="Charis SIL Regular" w:eastAsia="Charis SIL Regular"/>
+          <w:b w:val="0"/>
+          <w:i w:val="0"/>
+          <w:color w:val="0000FF"/>
+          <w:sz w:val="24"/>
+          <w:u w:val="single"/>
+        </w:rPr>
+        <w:hyperlink r:id="rId14" w:history="1">
+          <w:r>
+            <w:rPr>
+              <w:rStyle w:val="Hyperlink"/>
+            </w:rPr>
+            <w:t>t</w:t>
+          </w:r>
+        </w:hyperlink>
+      </w:r>
+      <w:r>
+        <w:rPr>
+          <w:rFonts w:ascii="Charis SIL Regular" w:hAnsi="Charis SIL Regular" w:eastAsia="Charis SIL Regular"/>
+          <w:b w:val="0"/>
+          <w:i w:val="0"/>
+          <w:color w:val="0000FF"/>
+          <w:sz w:val="24"/>
+          <w:u w:val="single"/>
+        </w:rPr>
+        <w:hyperlink r:id="rId14" w:history="1">
+          <w:r>
+            <w:rPr>
+              <w:rStyle w:val="Hyperlink"/>
+            </w:rPr>
+            <w:t>ische</w:t>
+          </w:r>
+        </w:hyperlink>
+      </w:r>
+      <w:r>
+        <w:rPr>
+          <w:rFonts w:ascii="Charis SIL Regular" w:hAnsi="Charis SIL Regular" w:eastAsia="Charis SIL Regular"/>
+          <w:b w:val="0"/>
+          <w:i w:val="0"/>
+          <w:color w:val="0000FF"/>
+          <w:sz w:val="24"/>
+          <w:u w:val="single"/>
+        </w:rPr>
+        <w:t xml:space="preserve"> </w:t>
+      </w:r>
+      <w:r>
+        <w:rPr>
+          <w:rFonts w:ascii="Charis SIL Regular" w:hAnsi="Charis SIL Regular" w:eastAsia="Charis SIL Regular"/>
+          <w:b w:val="0"/>
+          <w:i w:val="0"/>
+          <w:color w:val="0000FF"/>
+          <w:sz w:val="24"/>
+          <w:u w:val="single"/>
+        </w:rPr>
+        <w:hyperlink r:id="rId14" w:history="1">
+          <w:r>
+            <w:rPr>
+              <w:rStyle w:val="Hyperlink"/>
+            </w:rPr>
+            <w:t>kunst</w:t>
+          </w:r>
+        </w:hyperlink>
+      </w:r>
+      <w:r>
+        <w:rPr>
+          <w:u w:val="single" w:color="0000ff"/>
+          <w:rFonts w:ascii="Charis SIL Regular" w:hAnsi="Charis SIL Regular" w:eastAsia="Charis SIL Regular"/>
+          <w:b w:val="0"/>
+          <w:i w:val="0"/>
+          <w:color w:val="000000"/>
+          <w:sz w:val="24"/>
+        </w:rPr>
+        <w:t xml:space="preserve">, </w:t>
+      </w:r>
+      <w:r>
+        <w:rPr>
+          <w:rFonts w:ascii="Charis SIL Regular" w:hAnsi="Charis SIL Regular" w:eastAsia="Charis SIL Regular"/>
+          <w:b w:val="0"/>
+          <w:i w:val="0"/>
+          <w:color w:val="0000FF"/>
+          <w:sz w:val="24"/>
+          <w:u w:val="single"/>
+        </w:rPr>
         <w:hyperlink r:id="rId13" w:history="1">
           <w:r>
             <w:rPr>
@@ -614,475 +1048,6 @@
           <w:i w:val="0"/>
           <w:color w:val="0000FF"/>
           <w:sz w:val="24"/>
-        </w:rPr>
-        <w:hyperlink r:id="rId13" w:history="1">
-          <w:r>
-            <w:rPr>
-              <w:rStyle w:val="Hyperlink"/>
-            </w:rPr>
-            <w:t>beeldhou</w:t>
-          </w:r>
-        </w:hyperlink>
-      </w:r>
-      <w:r>
-        <w:rPr>
-          <w:rFonts w:ascii="Charis SIL Regular" w:hAnsi="Charis SIL Regular" w:eastAsia="Charis SIL Regular"/>
-          <w:b w:val="0"/>
-          <w:i w:val="0"/>
-          <w:color w:val="0000FF"/>
-          <w:sz w:val="24"/>
-          <w:u w:val="single"/>
-        </w:rPr>
-        <w:hyperlink r:id="rId12" w:history="1">
-          <w:r>
-            <w:rPr>
-              <w:rStyle w:val="Hyperlink"/>
-            </w:rPr>
-            <w:t>wkunst</w:t>
-          </w:r>
-        </w:hyperlink>
-      </w:r>
-      <w:r>
-        <w:rPr>
-          <w:u w:val="single" w:color="0000ff"/>
-          <w:rFonts w:ascii="Charis SIL Regular" w:hAnsi="Charis SIL Regular" w:eastAsia="Charis SIL Regular"/>
-          <w:b w:val="0"/>
-          <w:i w:val="0"/>
-          <w:color w:val="000000"/>
-          <w:sz w:val="24"/>
-        </w:rPr>
-        <w:hyperlink r:id="rId12" w:history="1">
-          <w:r>
-            <w:rPr>
-              <w:rStyle w:val="Hyperlink"/>
-            </w:rPr>
-            <w:t xml:space="preserve"> e</w:t>
-          </w:r>
-        </w:hyperlink>
-      </w:r>
-      <w:r>
-        <w:rPr>
-          <w:u w:val="single" w:color="0000ff"/>
-          <w:rFonts w:ascii="Charis SIL Regular" w:hAnsi="Charis SIL Regular" w:eastAsia="Charis SIL Regular"/>
-          <w:b w:val="0"/>
-          <w:i w:val="0"/>
-          <w:color w:val="000000"/>
-          <w:sz w:val="24"/>
-        </w:rPr>
-        <w:hyperlink r:id="rId12" w:history="1">
-          <w:r>
-            <w:rPr>
-              <w:rStyle w:val="Hyperlink"/>
-            </w:rPr>
-            <w:t xml:space="preserve">n </w:t>
-          </w:r>
-        </w:hyperlink>
-      </w:r>
-      <w:r>
-        <w:rPr>
-          <w:rFonts w:ascii="Charis SIL Regular" w:hAnsi="Charis SIL Regular" w:eastAsia="Charis SIL Regular"/>
-          <w:b w:val="0"/>
-          <w:i w:val="0"/>
-          <w:color w:val="0000FF"/>
-          <w:sz w:val="24"/>
-          <w:u w:val="single"/>
-        </w:rPr>
-        <w:hyperlink r:id="rId12" w:history="1">
-          <w:r>
-            <w:rPr>
-              <w:rStyle w:val="Hyperlink"/>
-            </w:rPr>
-            <w:t>houtsni</w:t>
-          </w:r>
-        </w:hyperlink>
-      </w:r>
-      <w:r>
-        <w:rPr>
-          <w:rFonts w:ascii="Charis SIL Regular" w:hAnsi="Charis SIL Regular" w:eastAsia="Charis SIL Regular"/>
-          <w:b w:val="0"/>
-          <w:i w:val="0"/>
-          <w:color w:val="0000FF"/>
-          <w:sz w:val="24"/>
-          <w:u w:val="single"/>
-        </w:rPr>
-        <w:hyperlink r:id="rId12" w:history="1">
-          <w:r>
-            <w:rPr>
-              <w:rStyle w:val="Hyperlink"/>
-            </w:rPr>
-            <w:t>j</w:t>
-          </w:r>
-        </w:hyperlink>
-      </w:r>
-      <w:r>
-        <w:rPr>
-          <w:rFonts w:ascii="Charis SIL Regular" w:hAnsi="Charis SIL Regular" w:eastAsia="Charis SIL Regular"/>
-          <w:b w:val="0"/>
-          <w:i w:val="0"/>
-          <w:color w:val="0000FF"/>
-          <w:sz w:val="24"/>
-          <w:u w:val="single"/>
-        </w:rPr>
-        <w:hyperlink r:id="rId12" w:history="1">
-          <w:r>
-            <w:rPr>
-              <w:rStyle w:val="Hyperlink"/>
-            </w:rPr>
-            <w:t>werk</w:t>
-          </w:r>
-        </w:hyperlink>
-      </w:r>
-      <w:r>
-        <w:rPr>
-          <w:u w:val="single" w:color="0000ff"/>
-          <w:rFonts w:ascii="Charis SIL Regular" w:hAnsi="Charis SIL Regular" w:eastAsia="Charis SIL Regular"/>
-          <w:b w:val="0"/>
-          <w:i w:val="0"/>
-          <w:color w:val="000000"/>
-          <w:sz w:val="24"/>
-        </w:rPr>
-        <w:hyperlink r:id="rId12" w:history="1">
-          <w:r>
-            <w:rPr>
-              <w:rStyle w:val="Hyperlink"/>
-            </w:rPr>
-            <w:t>.</w:t>
-          </w:r>
-        </w:hyperlink>
-      </w:r>
-      <w:r>
-        <w:rPr>
-          <w:rFonts w:ascii="Charis SIL Regular" w:hAnsi="Charis SIL Regular" w:eastAsia="Charis SIL Regular"/>
-          <w:b w:val="0"/>
-          <w:i w:val="0"/>
-          <w:color w:val="000000"/>
-          <w:sz w:val="24"/>
-        </w:rPr>
-        <w:t xml:space="preserve"> De </w:t>
-      </w:r>
-      <w:r>
-        <w:rPr>
-          <w:rFonts w:ascii="Charis SIL Regular" w:hAnsi="Charis SIL Regular" w:eastAsia="Charis SIL Regular"/>
-          <w:b w:val="0"/>
-          <w:i w:val="0"/>
-          <w:color w:val="000000"/>
-          <w:sz w:val="24"/>
-        </w:rPr>
-        <w:t>tentoonstelling van zijn privécollectie Afrika</w:t>
-      </w:r>
-      <w:r>
-        <w:rPr>
-          <w:u w:val="single" w:color="0000ff"/>
-          <w:rFonts w:ascii="Charis SIL Regular" w:hAnsi="Charis SIL Regular" w:eastAsia="Charis SIL Regular"/>
-          <w:b w:val="0"/>
-          <w:i w:val="0"/>
-          <w:color w:val="000000"/>
-          <w:sz w:val="24"/>
-        </w:rPr>
-        <w:hyperlink r:id="rId13" w:history="1">
-          <w:r>
-            <w:rPr>
-              <w:rStyle w:val="Hyperlink"/>
-            </w:rPr>
-            <w:t xml:space="preserve">anse kunst </w:t>
-          </w:r>
-        </w:hyperlink>
-      </w:r>
-      <w:r>
-        <w:rPr>
-          <w:u w:val="single" w:color="0000ff"/>
-          <w:rFonts w:ascii="Charis SIL Regular" w:hAnsi="Charis SIL Regular" w:eastAsia="Charis SIL Regular"/>
-          <w:b w:val="0"/>
-          <w:i w:val="0"/>
-          <w:color w:val="000000"/>
-          <w:sz w:val="24"/>
-        </w:rPr>
-        <w:hyperlink r:id="rId13" w:history="1">
-          <w:r>
-            <w:rPr>
-              <w:rStyle w:val="Hyperlink"/>
-            </w:rPr>
-            <w:t>i</w:t>
-          </w:r>
-        </w:hyperlink>
-      </w:r>
-      <w:r>
-        <w:rPr>
-          <w:u w:val="single" w:color="0000ff"/>
-          <w:rFonts w:ascii="Charis SIL Regular" w:hAnsi="Charis SIL Regular" w:eastAsia="Charis SIL Regular"/>
-          <w:b w:val="0"/>
-          <w:i w:val="0"/>
-          <w:color w:val="000000"/>
-          <w:sz w:val="24"/>
-        </w:rPr>
-        <w:hyperlink r:id="rId13" w:history="1">
-          <w:r>
-            <w:rPr>
-              <w:rStyle w:val="Hyperlink"/>
-            </w:rPr>
-            <w:t xml:space="preserve">n het </w:t>
-          </w:r>
-        </w:hyperlink>
-      </w:r>
-      <w:r>
-        <w:rPr>
-          <w:rFonts w:ascii="Charis SIL Regular" w:hAnsi="Charis SIL Regular" w:eastAsia="Charis SIL Regular"/>
-          <w:b w:val="0"/>
-          <w:i w:val="0"/>
-          <w:color w:val="0000FF"/>
-          <w:sz w:val="24"/>
-          <w:u w:val="single"/>
-        </w:rPr>
-        <w:hyperlink r:id="rId13" w:history="1">
-          <w:r>
-            <w:rPr>
-              <w:rStyle w:val="Hyperlink"/>
-            </w:rPr>
-            <w:t>Gemeente</w:t>
-          </w:r>
-        </w:hyperlink>
-      </w:r>
-      <w:r>
-        <w:rPr>
-          <w:rFonts w:ascii="Charis SIL Regular" w:hAnsi="Charis SIL Regular" w:eastAsia="Charis SIL Regular"/>
-          <w:b w:val="0"/>
-          <w:i w:val="0"/>
-          <w:color w:val="0000FF"/>
-          <w:sz w:val="24"/>
-          <w:u w:val="single"/>
-        </w:rPr>
-        <w:hyperlink r:id="rId14" w:history="1">
-          <w:r>
-            <w:rPr>
-              <w:rStyle w:val="Hyperlink"/>
-            </w:rPr>
-            <w:t>mus</w:t>
-          </w:r>
-        </w:hyperlink>
-      </w:r>
-      <w:r>
-        <w:rPr>
-          <w:rFonts w:ascii="Charis SIL Regular" w:hAnsi="Charis SIL Regular" w:eastAsia="Charis SIL Regular"/>
-          <w:b w:val="0"/>
-          <w:i w:val="0"/>
-          <w:color w:val="0000FF"/>
-          <w:sz w:val="24"/>
-          <w:u w:val="single"/>
-        </w:rPr>
-        <w:hyperlink r:id="rId15" w:history="1">
-          <w:r>
-            <w:rPr>
-              <w:rStyle w:val="Hyperlink"/>
-            </w:rPr>
-            <w:t>eum</w:t>
-          </w:r>
-        </w:hyperlink>
-      </w:r>
-      <w:r>
-        <w:rPr>
-          <w:rFonts w:ascii="Charis SIL Regular" w:hAnsi="Charis SIL Regular" w:eastAsia="Charis SIL Regular"/>
-          <w:b w:val="0"/>
-          <w:i w:val="0"/>
-          <w:color w:val="0000FF"/>
-          <w:sz w:val="24"/>
-          <w:u w:val="single"/>
-        </w:rPr>
-        <w:t xml:space="preserve"> </w:t>
-      </w:r>
-      <w:r>
-        <w:rPr>
-          <w:rFonts w:ascii="Charis SIL Regular" w:hAnsi="Charis SIL Regular" w:eastAsia="Charis SIL Regular"/>
-          <w:b w:val="0"/>
-          <w:i w:val="0"/>
-          <w:color w:val="0000FF"/>
-          <w:sz w:val="24"/>
-          <w:u w:val="single"/>
-        </w:rPr>
-        <w:hyperlink r:id="rId15" w:history="1">
-          <w:r>
-            <w:rPr>
-              <w:rStyle w:val="Hyperlink"/>
-            </w:rPr>
-            <w:t>Amsterd</w:t>
-          </w:r>
-        </w:hyperlink>
-      </w:r>
-      <w:r>
-        <w:rPr>
-          <w:rFonts w:ascii="Charis SIL Regular" w:hAnsi="Charis SIL Regular" w:eastAsia="Charis SIL Regular"/>
-          <w:b w:val="0"/>
-          <w:i w:val="0"/>
-          <w:color w:val="0000FF"/>
-          <w:sz w:val="24"/>
-          <w:u w:val="single"/>
-        </w:rPr>
-        <w:hyperlink r:id="rId14" w:history="1">
-          <w:r>
-            <w:rPr>
-              <w:rStyle w:val="Hyperlink"/>
-            </w:rPr>
-            <w:t xml:space="preserve">am </w:t>
-          </w:r>
-        </w:hyperlink>
-      </w:r>
-      <w:r>
-        <w:rPr>
-          <w:rFonts w:ascii="Charis SIL Regular" w:hAnsi="Charis SIL Regular" w:eastAsia="Charis SIL Regular"/>
-          <w:b w:val="0"/>
-          <w:i w:val="0"/>
-          <w:color w:val="000000"/>
-          <w:sz w:val="24"/>
-        </w:rPr>
-        <w:t>in 1927 beïnvloedde modernistische schilders. Al snel handeld</w:t>
-      </w:r>
-      <w:r>
-        <w:rPr>
-          <w:u w:val="single" w:color="0000ff"/>
-          <w:rFonts w:ascii="Charis SIL Regular" w:hAnsi="Charis SIL Regular" w:eastAsia="Charis SIL Regular"/>
-          <w:b w:val="0"/>
-          <w:i w:val="0"/>
-          <w:color w:val="000000"/>
-          <w:sz w:val="24"/>
-        </w:rPr>
-        <w:hyperlink r:id="rId14" w:history="1">
-          <w:r>
-            <w:rPr>
-              <w:rStyle w:val="Hyperlink"/>
-            </w:rPr>
-            <w:t xml:space="preserve">e Van Lier in </w:t>
-          </w:r>
-        </w:hyperlink>
-      </w:r>
-      <w:r>
-        <w:rPr>
-          <w:rFonts w:ascii="Charis SIL Regular" w:hAnsi="Charis SIL Regular" w:eastAsia="Charis SIL Regular"/>
-          <w:b w:val="0"/>
-          <w:i w:val="0"/>
-          <w:color w:val="0000FF"/>
-          <w:sz w:val="24"/>
-          <w:u w:val="single"/>
-        </w:rPr>
-        <w:hyperlink r:id="rId14" w:history="1">
-          <w:r>
-            <w:rPr>
-              <w:rStyle w:val="Hyperlink"/>
-            </w:rPr>
-            <w:t>Azia</w:t>
-          </w:r>
-        </w:hyperlink>
-      </w:r>
-      <w:r>
-        <w:rPr>
-          <w:rFonts w:ascii="Charis SIL Regular" w:hAnsi="Charis SIL Regular" w:eastAsia="Charis SIL Regular"/>
-          <w:b w:val="0"/>
-          <w:i w:val="0"/>
-          <w:color w:val="0000FF"/>
-          <w:sz w:val="24"/>
-          <w:u w:val="single"/>
-        </w:rPr>
-        <w:hyperlink r:id="rId14" w:history="1">
-          <w:r>
-            <w:rPr>
-              <w:rStyle w:val="Hyperlink"/>
-            </w:rPr>
-            <w:t>t</w:t>
-          </w:r>
-        </w:hyperlink>
-      </w:r>
-      <w:r>
-        <w:rPr>
-          <w:rFonts w:ascii="Charis SIL Regular" w:hAnsi="Charis SIL Regular" w:eastAsia="Charis SIL Regular"/>
-          <w:b w:val="0"/>
-          <w:i w:val="0"/>
-          <w:color w:val="0000FF"/>
-          <w:sz w:val="24"/>
-          <w:u w:val="single"/>
-        </w:rPr>
-        <w:hyperlink r:id="rId14" w:history="1">
-          <w:r>
-            <w:rPr>
-              <w:rStyle w:val="Hyperlink"/>
-            </w:rPr>
-            <w:t>ische</w:t>
-          </w:r>
-        </w:hyperlink>
-      </w:r>
-      <w:r>
-        <w:rPr>
-          <w:rFonts w:ascii="Charis SIL Regular" w:hAnsi="Charis SIL Regular" w:eastAsia="Charis SIL Regular"/>
-          <w:b w:val="0"/>
-          <w:i w:val="0"/>
-          <w:color w:val="0000FF"/>
-          <w:sz w:val="24"/>
-          <w:u w:val="single"/>
-        </w:rPr>
-        <w:t xml:space="preserve"> </w:t>
-      </w:r>
-      <w:r>
-        <w:rPr>
-          <w:rFonts w:ascii="Charis SIL Regular" w:hAnsi="Charis SIL Regular" w:eastAsia="Charis SIL Regular"/>
-          <w:b w:val="0"/>
-          <w:i w:val="0"/>
-          <w:color w:val="0000FF"/>
-          <w:sz w:val="24"/>
-          <w:u w:val="single"/>
-        </w:rPr>
-        <w:hyperlink r:id="rId14" w:history="1">
-          <w:r>
-            <w:rPr>
-              <w:rStyle w:val="Hyperlink"/>
-            </w:rPr>
-            <w:t>kunst</w:t>
-          </w:r>
-        </w:hyperlink>
-      </w:r>
-      <w:r>
-        <w:rPr>
-          <w:u w:val="single" w:color="0000ff"/>
-          <w:rFonts w:ascii="Charis SIL Regular" w:hAnsi="Charis SIL Regular" w:eastAsia="Charis SIL Regular"/>
-          <w:b w:val="0"/>
-          <w:i w:val="0"/>
-          <w:color w:val="000000"/>
-          <w:sz w:val="24"/>
-        </w:rPr>
-        <w:t xml:space="preserve">, </w:t>
-      </w:r>
-      <w:r>
-        <w:rPr>
-          <w:rFonts w:ascii="Charis SIL Regular" w:hAnsi="Charis SIL Regular" w:eastAsia="Charis SIL Regular"/>
-          <w:b w:val="0"/>
-          <w:i w:val="0"/>
-          <w:color w:val="0000FF"/>
-          <w:sz w:val="24"/>
-          <w:u w:val="single"/>
-        </w:rPr>
-        <w:hyperlink r:id="rId13" w:history="1">
-          <w:r>
-            <w:rPr>
-              <w:rStyle w:val="Hyperlink"/>
-            </w:rPr>
-            <w:t>Afrikaanse</w:t>
-          </w:r>
-        </w:hyperlink>
-      </w:r>
-      <w:r>
-        <w:rPr>
-          <w:rFonts w:ascii="Charis SIL Regular" w:hAnsi="Charis SIL Regular" w:eastAsia="Charis SIL Regular"/>
-          <w:b w:val="0"/>
-          <w:i w:val="0"/>
-          <w:color w:val="0000FF"/>
-          <w:sz w:val="24"/>
-          <w:u w:val="single"/>
-        </w:rPr>
-        <w:t xml:space="preserve"> </w:t>
-      </w:r>
-      <w:r>
-        <w:rPr>
-          <w:rFonts w:ascii="Charis SIL Regular" w:hAnsi="Charis SIL Regular" w:eastAsia="Charis SIL Regular"/>
-          <w:b w:val="0"/>
-          <w:i w:val="0"/>
-          <w:color w:val="0000FF"/>
-          <w:sz w:val="24"/>
           <w:u w:val="single"/>
         </w:rPr>
         <w:hyperlink r:id="rId13" w:history="1">
@@ -1416,96 +1381,24 @@
       </w:r>
       <w:r>
         <w:rPr>
-          <w:u w:val="single" w:color="0000ff"/>
           <w:rFonts w:ascii="Charis SIL Regular" w:hAnsi="Charis SIL Regular" w:eastAsia="Charis SIL Regular"/>
           <w:b w:val="0"/>
           <w:i w:val="0"/>
           <w:color w:val="000000"/>
           <w:sz w:val="24"/>
         </w:rPr>
+        <w:t xml:space="preserve">Nederland, tijdens aankoopreizen naar </w:t>
+      </w:r>
+      <w:r>
+        <w:rPr>
+          <w:rFonts w:ascii="Charis SIL Regular" w:hAnsi="Charis SIL Regular" w:eastAsia="Charis SIL Regular"/>
+          <w:b w:val="0"/>
+          <w:i w:val="0"/>
+          <w:color w:val="0000FF"/>
+          <w:sz w:val="24"/>
+          <w:u w:val="single"/>
+        </w:rPr>
         <w:hyperlink r:id="rId18" w:history="1">
-          <w:r>
-            <w:rPr>
-              <w:rStyle w:val="Hyperlink"/>
-            </w:rPr>
-            <w:t>Nederla</w:t>
-          </w:r>
-        </w:hyperlink>
-      </w:r>
-      <w:r>
-        <w:rPr>
-          <w:u w:val="single" w:color="0000ff"/>
-          <w:rFonts w:ascii="Charis SIL Regular" w:hAnsi="Charis SIL Regular" w:eastAsia="Charis SIL Regular"/>
-          <w:b w:val="0"/>
-          <w:i w:val="0"/>
-          <w:color w:val="000000"/>
-          <w:sz w:val="24"/>
-        </w:rPr>
-        <w:hyperlink r:id="rId18" w:history="1">
-          <w:r>
-            <w:rPr>
-              <w:rStyle w:val="Hyperlink"/>
-            </w:rPr>
-            <w:t>n</w:t>
-          </w:r>
-        </w:hyperlink>
-      </w:r>
-      <w:r>
-        <w:rPr>
-          <w:u w:val="single" w:color="0000ff"/>
-          <w:rFonts w:ascii="Charis SIL Regular" w:hAnsi="Charis SIL Regular" w:eastAsia="Charis SIL Regular"/>
-          <w:b w:val="0"/>
-          <w:i w:val="0"/>
-          <w:color w:val="000000"/>
-          <w:sz w:val="24"/>
-        </w:rPr>
-        <w:hyperlink r:id="rId18" w:history="1">
-          <w:r>
-            <w:rPr>
-              <w:rStyle w:val="Hyperlink"/>
-            </w:rPr>
-            <w:t>d, tijde</w:t>
-          </w:r>
-        </w:hyperlink>
-      </w:r>
-      <w:r>
-        <w:rPr>
-          <w:u w:val="single" w:color="0000ff"/>
-          <w:rFonts w:ascii="Charis SIL Regular" w:hAnsi="Charis SIL Regular" w:eastAsia="Charis SIL Regular"/>
-          <w:b w:val="0"/>
-          <w:i w:val="0"/>
-          <w:color w:val="000000"/>
-          <w:sz w:val="24"/>
-        </w:rPr>
-        <w:hyperlink r:id="rId18" w:history="1">
-          <w:r>
-            <w:rPr>
-              <w:rStyle w:val="Hyperlink"/>
-            </w:rPr>
-            <w:t>ns aanko</w:t>
-          </w:r>
-        </w:hyperlink>
-      </w:r>
-      <w:r>
-        <w:rPr>
-          <w:rFonts w:ascii="Charis SIL Regular" w:hAnsi="Charis SIL Regular" w:eastAsia="Charis SIL Regular"/>
-          <w:b w:val="0"/>
-          <w:i w:val="0"/>
-          <w:color w:val="000000"/>
-          <w:sz w:val="24"/>
-        </w:rPr>
-        <w:t xml:space="preserve">opreizen naar </w:t>
-      </w:r>
-      <w:r>
-        <w:rPr>
-          <w:rFonts w:ascii="Charis SIL Regular" w:hAnsi="Charis SIL Regular" w:eastAsia="Charis SIL Regular"/>
-          <w:b w:val="0"/>
-          <w:i w:val="0"/>
-          <w:color w:val="0000FF"/>
-          <w:sz w:val="24"/>
-          <w:u w:val="single"/>
-        </w:rPr>
-        <w:hyperlink r:id="rId19" w:history="1">
           <w:r>
             <w:rPr>
               <w:rStyle w:val="Hyperlink"/>
@@ -1533,7 +1426,7 @@
           <w:sz w:val="24"/>
           <w:u w:val="single"/>
         </w:rPr>
-        <w:hyperlink r:id="rId20" w:history="1">
+        <w:hyperlink r:id="rId19" w:history="1">
           <w:r>
             <w:rPr>
               <w:rStyle w:val="Hyperlink"/>
@@ -1561,7 +1454,7 @@
           <w:sz w:val="24"/>
           <w:u w:val="single"/>
         </w:rPr>
-        <w:hyperlink r:id="rId21" w:history="1">
+        <w:hyperlink r:id="rId20" w:history="1">
           <w:r>
             <w:rPr>
               <w:rStyle w:val="Hyperlink"/>
@@ -1589,7 +1482,7 @@
           <w:sz w:val="24"/>
           <w:u w:val="single"/>
         </w:rPr>
-        <w:hyperlink r:id="rId22" w:history="1">
+        <w:hyperlink r:id="rId21" w:history="1">
           <w:r>
             <w:rPr>
               <w:rStyle w:val="Hyperlink"/>
@@ -1627,7 +1520,7 @@
           <w:color w:val="000000"/>
           <w:sz w:val="24"/>
         </w:rPr>
-        <w:hyperlink r:id="rId19" w:history="1">
+        <w:hyperlink r:id="rId18" w:history="1">
           <w:r>
             <w:rPr>
               <w:rStyle w:val="Hyperlink"/>
@@ -1638,6 +1531,16 @@
       </w:r>
       <w:r>
         <w:rPr>
+          <w:rFonts w:ascii="Charis SIL Regular" w:hAnsi="Charis SIL Regular" w:eastAsia="Charis SIL Regular"/>
+          <w:b w:val="0"/>
+          <w:i w:val="0"/>
+          <w:color w:val="000000"/>
+          <w:sz w:val="24"/>
+        </w:rPr>
+        <w:t>el</w:t>
+      </w:r>
+      <w:r>
+        <w:rPr>
           <w:u w:val="single" w:color="0000ff"/>
           <w:rFonts w:ascii="Charis SIL Regular" w:hAnsi="Charis SIL Regular" w:eastAsia="Charis SIL Regular"/>
           <w:b w:val="0"/>
@@ -1645,28 +1548,7 @@
           <w:color w:val="000000"/>
           <w:sz w:val="24"/>
         </w:rPr>
-        <w:t>e</w:t>
-      </w:r>
-      <w:r>
-        <w:rPr>
-          <w:rFonts w:ascii="Charis SIL Regular" w:hAnsi="Charis SIL Regular" w:eastAsia="Charis SIL Regular"/>
-          <w:b w:val="0"/>
-          <w:i w:val="0"/>
-          <w:color w:val="000000"/>
-          <w:sz w:val="24"/>
-        </w:rPr>
-        <w:t>l</w:t>
-      </w:r>
-      <w:r>
-        <w:rPr>
-          <w:u w:val="single" w:color="0000ff"/>
-          <w:rFonts w:ascii="Charis SIL Regular" w:hAnsi="Charis SIL Regular" w:eastAsia="Charis SIL Regular"/>
-          <w:b w:val="0"/>
-          <w:i w:val="0"/>
-          <w:color w:val="000000"/>
-          <w:sz w:val="24"/>
-        </w:rPr>
-        <w:hyperlink r:id="rId20" w:history="1">
+        <w:hyperlink r:id="rId19" w:history="1">
           <w:r>
             <w:rPr>
               <w:rStyle w:val="Hyperlink"/>
@@ -1694,7 +1576,7 @@
           <w:color w:val="000000"/>
           <w:sz w:val="24"/>
         </w:rPr>
-        <w:hyperlink r:id="rId21" w:history="1">
+        <w:hyperlink r:id="rId20" w:history="1">
           <w:r>
             <w:rPr>
               <w:rStyle w:val="Hyperlink"/>
@@ -1711,7 +1593,7 @@
           <w:color w:val="000000"/>
           <w:sz w:val="24"/>
         </w:rPr>
-        <w:hyperlink r:id="rId21" w:history="1">
+        <w:hyperlink r:id="rId20" w:history="1">
           <w:r>
             <w:rPr>
               <w:rStyle w:val="Hyperlink"/>
@@ -1722,6 +1604,16 @@
       </w:r>
       <w:r>
         <w:rPr>
+          <w:rFonts w:ascii="Charis SIL Regular" w:hAnsi="Charis SIL Regular" w:eastAsia="Charis SIL Regular"/>
+          <w:b w:val="0"/>
+          <w:i w:val="0"/>
+          <w:color w:val="000000"/>
+          <w:sz w:val="24"/>
+        </w:rPr>
+        <w:t xml:space="preserve">che </w:t>
+      </w:r>
+      <w:r>
+        <w:rPr>
           <w:u w:val="single" w:color="0000ff"/>
           <w:rFonts w:ascii="Charis SIL Regular" w:hAnsi="Charis SIL Regular" w:eastAsia="Charis SIL Regular"/>
           <w:b w:val="0"/>
@@ -1729,28 +1621,7 @@
           <w:color w:val="000000"/>
           <w:sz w:val="24"/>
         </w:rPr>
-        <w:t>c</w:t>
-      </w:r>
-      <w:r>
-        <w:rPr>
-          <w:rFonts w:ascii="Charis SIL Regular" w:hAnsi="Charis SIL Regular" w:eastAsia="Charis SIL Regular"/>
-          <w:b w:val="0"/>
-          <w:i w:val="0"/>
-          <w:color w:val="000000"/>
-          <w:sz w:val="24"/>
-        </w:rPr>
-        <w:t xml:space="preserve">he </w:t>
-      </w:r>
-      <w:r>
-        <w:rPr>
-          <w:u w:val="single" w:color="0000ff"/>
-          <w:rFonts w:ascii="Charis SIL Regular" w:hAnsi="Charis SIL Regular" w:eastAsia="Charis SIL Regular"/>
-          <w:b w:val="0"/>
-          <w:i w:val="0"/>
-          <w:color w:val="000000"/>
-          <w:sz w:val="24"/>
-        </w:rPr>
-        <w:hyperlink r:id="rId22" w:history="1">
+        <w:hyperlink r:id="rId21" w:history="1">
           <w:r>
             <w:rPr>
               <w:rStyle w:val="Hyperlink"/>
@@ -1791,7 +1662,7 @@
           <w:sz w:val="24"/>
           <w:u w:val="single"/>
         </w:rPr>
-        <w:hyperlink r:id="rId23" w:history="1">
+        <w:hyperlink r:id="rId22" w:history="1">
           <w:r>
             <w:rPr>
               <w:rStyle w:val="Hyperlink"/>
@@ -1820,7 +1691,7 @@
           <w:sz w:val="24"/>
           <w:u w:val="single"/>
         </w:rPr>
-        <w:hyperlink r:id="rId23" w:history="1">
+        <w:hyperlink r:id="rId22" w:history="1">
           <w:r>
             <w:rPr>
               <w:rStyle w:val="Hyperlink"/>
@@ -1971,7 +1842,7 @@
           <w:sz w:val="24"/>
           <w:u w:val="single"/>
         </w:rPr>
-        <w:hyperlink r:id="rId24" w:history="1">
+        <w:hyperlink r:id="rId23" w:history="1">
           <w:r>
             <w:rPr>
               <w:rStyle w:val="Hyperlink"/>
@@ -2000,7 +1871,7 @@
           <w:sz w:val="24"/>
           <w:u w:val="single"/>
         </w:rPr>
-        <w:hyperlink r:id="rId24" w:history="1">
+        <w:hyperlink r:id="rId23" w:history="1">
           <w:r>
             <w:rPr>
               <w:rStyle w:val="Hyperlink"/>
@@ -2029,7 +1900,7 @@
           <w:sz w:val="24"/>
           <w:u w:val="single"/>
         </w:rPr>
-        <w:hyperlink r:id="rId24" w:history="1">
+        <w:hyperlink r:id="rId23" w:history="1">
           <w:r>
             <w:rPr>
               <w:rStyle w:val="Hyperlink"/>
@@ -2060,7 +1931,7 @@
           <w:color w:val="000000"/>
           <w:sz w:val="24"/>
         </w:rPr>
-        <w:hyperlink r:id="rId24" w:history="1">
+        <w:hyperlink r:id="rId23" w:history="1">
           <w:r>
             <w:rPr>
               <w:rStyle w:val="Hyperlink"/>
@@ -2078,7 +1949,7 @@
           <w:color w:val="000000"/>
           <w:sz w:val="24"/>
         </w:rPr>
-        <w:hyperlink r:id="rId24" w:history="1">
+        <w:hyperlink r:id="rId23" w:history="1">
           <w:r>
             <w:rPr>
               <w:rStyle w:val="Hyperlink"/>
@@ -2096,7 +1967,7 @@
           <w:color w:val="000000"/>
           <w:sz w:val="24"/>
         </w:rPr>
-        <w:hyperlink r:id="rId24" w:history="1">
+        <w:hyperlink r:id="rId23" w:history="1">
           <w:r>
             <w:rPr>
               <w:rStyle w:val="Hyperlink"/>
@@ -2114,7 +1985,7 @@
           <w:color w:val="000000"/>
           <w:sz w:val="24"/>
         </w:rPr>
-        <w:hyperlink r:id="rId24" w:history="1">
+        <w:hyperlink r:id="rId23" w:history="1">
           <w:r>
             <w:rPr>
               <w:rStyle w:val="Hyperlink"/>
@@ -2142,7 +2013,7 @@
           <w:sz w:val="24"/>
           <w:u w:val="single"/>
         </w:rPr>
-        <w:hyperlink r:id="rId25" w:history="1">
+        <w:hyperlink r:id="rId24" w:history="1">
           <w:r>
             <w:rPr>
               <w:rStyle w:val="Hyperlink"/>
@@ -2160,7 +2031,7 @@
           <w:sz w:val="24"/>
           <w:u w:val="single"/>
         </w:rPr>
-        <w:hyperlink r:id="rId25" w:history="1">
+        <w:hyperlink r:id="rId24" w:history="1">
           <w:r>
             <w:rPr>
               <w:rStyle w:val="Hyperlink"/>
@@ -2189,7 +2060,7 @@
           <w:sz w:val="24"/>
           <w:u w:val="single"/>
         </w:rPr>
-        <w:hyperlink r:id="rId25" w:history="1">
+        <w:hyperlink r:id="rId24" w:history="1">
           <w:r>
             <w:rPr>
               <w:rStyle w:val="Hyperlink"/>
@@ -2217,7 +2088,7 @@
           <w:sz w:val="24"/>
           <w:u w:val="single"/>
         </w:rPr>
-        <w:hyperlink r:id="rId26" w:history="1">
+        <w:hyperlink r:id="rId25" w:history="1">
           <w:r>
             <w:rPr>
               <w:rStyle w:val="Hyperlink"/>
@@ -2246,7 +2117,7 @@
           <w:sz w:val="24"/>
           <w:u w:val="single"/>
         </w:rPr>
-        <w:hyperlink r:id="rId26" w:history="1">
+        <w:hyperlink r:id="rId25" w:history="1">
           <w:r>
             <w:rPr>
               <w:rStyle w:val="Hyperlink"/>
@@ -2267,13 +2138,31 @@
       </w:r>
       <w:r>
         <w:rPr>
+          <w:u w:val="single" w:color="0000ff"/>
           <w:rFonts w:ascii="Charis SIL Regular" w:hAnsi="Charis SIL Regular" w:eastAsia="Charis SIL Regular"/>
           <w:b w:val="0"/>
           <w:i w:val="0"/>
           <w:color w:val="000000"/>
           <w:sz w:val="24"/>
         </w:rPr>
-        <w:t xml:space="preserve">naar </w:t>
+        <w:hyperlink r:id="rId24" w:history="1">
+          <w:r>
+            <w:rPr>
+              <w:rStyle w:val="Hyperlink"/>
+            </w:rPr>
+            <w:t>naar</w:t>
+          </w:r>
+        </w:hyperlink>
+      </w:r>
+      <w:r>
+        <w:rPr>
+          <w:rFonts w:ascii="Charis SIL Regular" w:hAnsi="Charis SIL Regular" w:eastAsia="Charis SIL Regular"/>
+          <w:b w:val="0"/>
+          <w:i w:val="0"/>
+          <w:color w:val="000000"/>
+          <w:sz w:val="24"/>
+        </w:rPr>
+        <w:t xml:space="preserve"> </w:t>
       </w:r>
       <w:r>
         <w:rPr>
@@ -2284,7 +2173,7 @@
           <w:sz w:val="24"/>
           <w:u w:val="single"/>
         </w:rPr>
-        <w:hyperlink r:id="rId25" w:history="1">
+        <w:hyperlink r:id="rId24" w:history="1">
           <w:r>
             <w:rPr>
               <w:rStyle w:val="Hyperlink"/>
@@ -2313,7 +2202,7 @@
           <w:color w:val="000000"/>
           <w:sz w:val="24"/>
         </w:rPr>
-        <w:hyperlink r:id="rId25" w:history="1">
+        <w:hyperlink r:id="rId24" w:history="1">
           <w:r>
             <w:rPr>
               <w:rStyle w:val="Hyperlink"/>
@@ -2331,7 +2220,7 @@
           <w:color w:val="000000"/>
           <w:sz w:val="24"/>
         </w:rPr>
-        <w:hyperlink r:id="rId25" w:history="1">
+        <w:hyperlink r:id="rId24" w:history="1">
           <w:r>
             <w:rPr>
               <w:rStyle w:val="Hyperlink"/>
@@ -2342,6 +2231,16 @@
       </w:r>
       <w:r>
         <w:rPr>
+          <w:rFonts w:ascii="Charis SIL Regular" w:hAnsi="Charis SIL Regular" w:eastAsia="Charis SIL Regular"/>
+          <w:b w:val="0"/>
+          <w:i w:val="0"/>
+          <w:color w:val="000000"/>
+          <w:sz w:val="24"/>
+        </w:rPr>
+        <w:t>rd</w:t>
+      </w:r>
+      <w:r>
+        <w:rPr>
           <w:u w:val="single" w:color="0000ff"/>
           <w:rFonts w:ascii="Charis SIL Regular" w:hAnsi="Charis SIL Regular" w:eastAsia="Charis SIL Regular"/>
           <w:b w:val="0"/>
@@ -2349,28 +2248,7 @@
           <w:color w:val="000000"/>
           <w:sz w:val="24"/>
         </w:rPr>
-        <w:t>r</w:t>
-      </w:r>
-      <w:r>
-        <w:rPr>
-          <w:rFonts w:ascii="Charis SIL Regular" w:hAnsi="Charis SIL Regular" w:eastAsia="Charis SIL Regular"/>
-          <w:b w:val="0"/>
-          <w:i w:val="0"/>
-          <w:color w:val="000000"/>
-          <w:sz w:val="24"/>
-        </w:rPr>
-        <w:t>d</w:t>
-      </w:r>
-      <w:r>
-        <w:rPr>
-          <w:u w:val="single" w:color="0000ff"/>
-          <w:rFonts w:ascii="Charis SIL Regular" w:hAnsi="Charis SIL Regular" w:eastAsia="Charis SIL Regular"/>
-          <w:b w:val="0"/>
-          <w:i w:val="0"/>
-          <w:color w:val="000000"/>
-          <w:sz w:val="24"/>
-        </w:rPr>
-        <w:hyperlink r:id="rId26" w:history="1">
+        <w:hyperlink r:id="rId25" w:history="1">
           <w:r>
             <w:rPr>
               <w:rStyle w:val="Hyperlink"/>
@@ -2388,7 +2266,7 @@
           <w:color w:val="000000"/>
           <w:sz w:val="24"/>
         </w:rPr>
-        <w:hyperlink r:id="rId26" w:history="1">
+        <w:hyperlink r:id="rId25" w:history="1">
           <w:r>
             <w:rPr>
               <w:rStyle w:val="Hyperlink"/>
@@ -2406,7 +2284,7 @@
           <w:color w:val="000000"/>
           <w:sz w:val="24"/>
         </w:rPr>
-        <w:hyperlink r:id="rId26" w:history="1">
+        <w:hyperlink r:id="rId25" w:history="1">
           <w:r>
             <w:rPr>
               <w:rStyle w:val="Hyperlink"/>
@@ -2444,7 +2322,7 @@
           <w:color w:val="000000"/>
           <w:sz w:val="24"/>
         </w:rPr>
-        <w:hyperlink r:id="rId27" w:history="1">
+        <w:hyperlink r:id="rId26" w:history="1">
           <w:r>
             <w:rPr>
               <w:rStyle w:val="Hyperlink"/>
@@ -2472,7 +2350,7 @@
           <w:sz w:val="24"/>
           <w:u w:val="single"/>
         </w:rPr>
-        <w:hyperlink r:id="rId28" w:history="1">
+        <w:hyperlink r:id="rId27" w:history="1">
           <w:r>
             <w:rPr>
               <w:rStyle w:val="Hyperlink"/>
@@ -2521,7 +2399,7 @@
           <w:color w:val="000000"/>
           <w:sz w:val="24"/>
         </w:rPr>
-        <w:hyperlink r:id="rId28" w:history="1">
+        <w:hyperlink r:id="rId27" w:history="1">
           <w:r>
             <w:rPr>
               <w:rStyle w:val="Hyperlink"/>
@@ -2549,7 +2427,7 @@
           <w:sz w:val="24"/>
           <w:u w:val="single"/>
         </w:rPr>
-        <w:hyperlink r:id="rId29" w:history="1">
+        <w:hyperlink r:id="rId28" w:history="1">
           <w:r>
             <w:rPr>
               <w:rStyle w:val="Hyperlink"/>
@@ -2578,7 +2456,7 @@
           <w:sz w:val="24"/>
           <w:u w:val="single"/>
         </w:rPr>
-        <w:hyperlink r:id="rId29" w:history="1">
+        <w:hyperlink r:id="rId28" w:history="1">
           <w:r>
             <w:rPr>
               <w:rStyle w:val="Hyperlink"/>
@@ -2607,7 +2485,7 @@
           <w:sz w:val="24"/>
           <w:u w:val="single"/>
         </w:rPr>
-        <w:hyperlink r:id="rId29" w:history="1">
+        <w:hyperlink r:id="rId28" w:history="1">
           <w:r>
             <w:rPr>
               <w:rStyle w:val="Hyperlink"/>
@@ -2645,7 +2523,7 @@
           <w:color w:val="000000"/>
           <w:sz w:val="24"/>
         </w:rPr>
-        <w:hyperlink r:id="rId29" w:history="1">
+        <w:hyperlink r:id="rId28" w:history="1">
           <w:r>
             <w:rPr>
               <w:rStyle w:val="Hyperlink"/>
@@ -2663,7 +2541,7 @@
           <w:color w:val="000000"/>
           <w:sz w:val="24"/>
         </w:rPr>
-        <w:hyperlink r:id="rId29" w:history="1">
+        <w:hyperlink r:id="rId28" w:history="1">
           <w:r>
             <w:rPr>
               <w:rStyle w:val="Hyperlink"/>
@@ -2681,7 +2559,7 @@
           <w:color w:val="000000"/>
           <w:sz w:val="24"/>
         </w:rPr>
-        <w:hyperlink r:id="rId29" w:history="1">
+        <w:hyperlink r:id="rId28" w:history="1">
           <w:r>
             <w:rPr>
               <w:rStyle w:val="Hyperlink"/>
@@ -2699,7 +2577,7 @@
           <w:color w:val="000000"/>
           <w:sz w:val="24"/>
         </w:rPr>
-        <w:hyperlink r:id="rId29" w:history="1">
+        <w:hyperlink r:id="rId28" w:history="1">
           <w:r>
             <w:rPr>
               <w:rStyle w:val="Hyperlink"/>
@@ -2717,7 +2595,7 @@
           <w:color w:val="000000"/>
           <w:sz w:val="24"/>
         </w:rPr>
-        <w:hyperlink r:id="rId29" w:history="1">
+        <w:hyperlink r:id="rId28" w:history="1">
           <w:r>
             <w:rPr>
               <w:rStyle w:val="Hyperlink"/>
@@ -2755,7 +2633,7 @@
           <w:sz w:val="24"/>
           <w:u w:val="single"/>
         </w:rPr>
-        <w:hyperlink r:id="rId30" w:history="1">
+        <w:hyperlink r:id="rId29" w:history="1">
           <w:r>
             <w:rPr>
               <w:rStyle w:val="Hyperlink"/>
@@ -2823,7 +2701,7 @@
           <w:sz w:val="24"/>
           <w:u w:val="single"/>
         </w:rPr>
-        <w:hyperlink r:id="rId31" w:history="1">
+        <w:hyperlink r:id="rId30" w:history="1">
           <w:r>
             <w:rPr>
               <w:rStyle w:val="Hyperlink"/>
@@ -2852,7 +2730,7 @@
           <w:sz w:val="24"/>
           <w:u w:val="single"/>
         </w:rPr>
-        <w:hyperlink r:id="rId31" w:history="1">
+        <w:hyperlink r:id="rId30" w:history="1">
           <w:r>
             <w:rPr>
               <w:rStyle w:val="Hyperlink"/>
@@ -2881,7 +2759,7 @@
           <w:sz w:val="24"/>
           <w:u w:val="single"/>
         </w:rPr>
-        <w:hyperlink r:id="rId31" w:history="1">
+        <w:hyperlink r:id="rId30" w:history="1">
           <w:r>
             <w:rPr>
               <w:rStyle w:val="Hyperlink"/>
@@ -2910,7 +2788,7 @@
           <w:sz w:val="24"/>
           <w:u w:val="single"/>
         </w:rPr>
-        <w:hyperlink r:id="rId31" w:history="1">
+        <w:hyperlink r:id="rId30" w:history="1">
           <w:r>
             <w:rPr>
               <w:rStyle w:val="Hyperlink"/>
@@ -2939,7 +2817,7 @@
           <w:sz w:val="24"/>
           <w:u w:val="single"/>
         </w:rPr>
-        <w:hyperlink r:id="rId31" w:history="1">
+        <w:hyperlink r:id="rId30" w:history="1">
           <w:r>
             <w:rPr>
               <w:rStyle w:val="Hyperlink"/>
@@ -2968,7 +2846,7 @@
           <w:sz w:val="24"/>
           <w:u w:val="single"/>
         </w:rPr>
-        <w:hyperlink r:id="rId31" w:history="1">
+        <w:hyperlink r:id="rId30" w:history="1">
           <w:r>
             <w:rPr>
               <w:rStyle w:val="Hyperlink"/>
@@ -2997,7 +2875,7 @@
           <w:sz w:val="24"/>
           <w:u w:val="single"/>
         </w:rPr>
-        <w:hyperlink r:id="rId31" w:history="1">
+        <w:hyperlink r:id="rId30" w:history="1">
           <w:r>
             <w:rPr>
               <w:rStyle w:val="Hyperlink"/>
@@ -3035,7 +2913,7 @@
           <w:color w:val="000000"/>
           <w:sz w:val="24"/>
         </w:rPr>
-        <w:hyperlink r:id="rId31" w:history="1">
+        <w:hyperlink r:id="rId30" w:history="1">
           <w:r>
             <w:rPr>
               <w:rStyle w:val="Hyperlink"/>
@@ -3053,7 +2931,7 @@
           <w:color w:val="000000"/>
           <w:sz w:val="24"/>
         </w:rPr>
-        <w:hyperlink r:id="rId31" w:history="1">
+        <w:hyperlink r:id="rId30" w:history="1">
           <w:r>
             <w:rPr>
               <w:rStyle w:val="Hyperlink"/>
@@ -3071,7 +2949,7 @@
           <w:color w:val="000000"/>
           <w:sz w:val="24"/>
         </w:rPr>
-        <w:hyperlink r:id="rId31" w:history="1">
+        <w:hyperlink r:id="rId30" w:history="1">
           <w:r>
             <w:rPr>
               <w:rStyle w:val="Hyperlink"/>
@@ -3089,7 +2967,7 @@
           <w:color w:val="000000"/>
           <w:sz w:val="24"/>
         </w:rPr>
-        <w:hyperlink r:id="rId31" w:history="1">
+        <w:hyperlink r:id="rId30" w:history="1">
           <w:r>
             <w:rPr>
               <w:rStyle w:val="Hyperlink"/>
@@ -3107,7 +2985,7 @@
           <w:color w:val="000000"/>
           <w:sz w:val="24"/>
         </w:rPr>
-        <w:hyperlink r:id="rId31" w:history="1">
+        <w:hyperlink r:id="rId30" w:history="1">
           <w:r>
             <w:rPr>
               <w:rStyle w:val="Hyperlink"/>
@@ -3125,7 +3003,7 @@
           <w:color w:val="000000"/>
           <w:sz w:val="24"/>
         </w:rPr>
-        <w:hyperlink r:id="rId31" w:history="1">
+        <w:hyperlink r:id="rId30" w:history="1">
           <w:r>
             <w:rPr>
               <w:rStyle w:val="Hyperlink"/>
@@ -3143,7 +3021,7 @@
           <w:color w:val="000000"/>
           <w:sz w:val="24"/>
         </w:rPr>
-        <w:hyperlink r:id="rId31" w:history="1">
+        <w:hyperlink r:id="rId30" w:history="1">
           <w:r>
             <w:rPr>
               <w:rStyle w:val="Hyperlink"/>
@@ -3161,7 +3039,7 @@
           <w:color w:val="000000"/>
           <w:sz w:val="24"/>
         </w:rPr>
-        <w:hyperlink r:id="rId31" w:history="1">
+        <w:hyperlink r:id="rId30" w:history="1">
           <w:r>
             <w:rPr>
               <w:rStyle w:val="Hyperlink"/>
@@ -3179,7 +3057,7 @@
           <w:color w:val="000000"/>
           <w:sz w:val="24"/>
         </w:rPr>
-        <w:hyperlink r:id="rId31" w:history="1">
+        <w:hyperlink r:id="rId30" w:history="1">
           <w:r>
             <w:rPr>
               <w:rStyle w:val="Hyperlink"/>
@@ -3197,7 +3075,7 @@
           <w:sz w:val="24"/>
           <w:u w:val="single"/>
         </w:rPr>
-        <w:hyperlink r:id="rId31" w:history="1">
+        <w:hyperlink r:id="rId30" w:history="1">
           <w:r>
             <w:rPr>
               <w:rStyle w:val="Hyperlink"/>
@@ -3215,7 +3093,7 @@
           <w:sz w:val="24"/>
           <w:u w:val="single"/>
         </w:rPr>
-        <w:hyperlink r:id="rId31" w:history="1">
+        <w:hyperlink r:id="rId30" w:history="1">
           <w:r>
             <w:rPr>
               <w:rStyle w:val="Hyperlink"/>
@@ -3233,7 +3111,7 @@
           <w:sz w:val="24"/>
           <w:u w:val="single"/>
         </w:rPr>
-        <w:hyperlink r:id="rId31" w:history="1">
+        <w:hyperlink r:id="rId30" w:history="1">
           <w:r>
             <w:rPr>
               <w:rStyle w:val="Hyperlink"/>
@@ -3262,7 +3140,7 @@
           <w:sz w:val="24"/>
           <w:u w:val="single"/>
         </w:rPr>
-        <w:hyperlink r:id="rId31" w:history="1">
+        <w:hyperlink r:id="rId30" w:history="1">
           <w:r>
             <w:rPr>
               <w:rStyle w:val="Hyperlink"/>
@@ -3291,7 +3169,7 @@
           <w:sz w:val="24"/>
           <w:u w:val="single"/>
         </w:rPr>
-        <w:hyperlink r:id="rId31" w:history="1">
+        <w:hyperlink r:id="rId30" w:history="1">
           <w:r>
             <w:rPr>
               <w:rStyle w:val="Hyperlink"/>
@@ -3309,7 +3187,7 @@
           <w:sz w:val="24"/>
           <w:u w:val="single"/>
         </w:rPr>
-        <w:hyperlink r:id="rId32" w:history="1">
+        <w:hyperlink r:id="rId31" w:history="1">
           <w:r>
             <w:rPr>
               <w:rStyle w:val="Hyperlink"/>
@@ -3347,7 +3225,7 @@
           <w:color w:val="000000"/>
           <w:sz w:val="24"/>
         </w:rPr>
-        <w:hyperlink r:id="rId32" w:history="1">
+        <w:hyperlink r:id="rId31" w:history="1">
           <w:r>
             <w:rPr>
               <w:rStyle w:val="Hyperlink"/>
@@ -3365,7 +3243,7 @@
           <w:color w:val="000000"/>
           <w:sz w:val="24"/>
         </w:rPr>
-        <w:hyperlink r:id="rId32" w:history="1">
+        <w:hyperlink r:id="rId31" w:history="1">
           <w:r>
             <w:rPr>
               <w:rStyle w:val="Hyperlink"/>
@@ -3383,7 +3261,7 @@
           <w:color w:val="000000"/>
           <w:sz w:val="24"/>
         </w:rPr>
-        <w:hyperlink r:id="rId32" w:history="1">
+        <w:hyperlink r:id="rId31" w:history="1">
           <w:r>
             <w:rPr>
               <w:rStyle w:val="Hyperlink"/>
@@ -3490,7 +3368,7 @@
           <w:sz w:val="24"/>
           <w:u w:val="single"/>
         </w:rPr>
-        <w:hyperlink r:id="rId33" w:history="1">
+        <w:hyperlink r:id="rId32" w:history="1">
           <w:r>
             <w:rPr>
               <w:rStyle w:val="Hyperlink"/>
@@ -3519,7 +3397,7 @@
           <w:sz w:val="24"/>
           <w:u w:val="single"/>
         </w:rPr>
-        <w:hyperlink r:id="rId33" w:history="1">
+        <w:hyperlink r:id="rId32" w:history="1">
           <w:r>
             <w:rPr>
               <w:rStyle w:val="Hyperlink"/>
@@ -3548,7 +3426,7 @@
           <w:sz w:val="24"/>
           <w:u w:val="single"/>
         </w:rPr>
-        <w:hyperlink r:id="rId33" w:history="1">
+        <w:hyperlink r:id="rId32" w:history="1">
           <w:r>
             <w:rPr>
               <w:rStyle w:val="Hyperlink"/>
@@ -3576,7 +3454,7 @@
           <w:color w:val="000000"/>
           <w:sz w:val="24"/>
         </w:rPr>
-        <w:hyperlink r:id="rId33" w:history="1">
+        <w:hyperlink r:id="rId32" w:history="1">
           <w:r>
             <w:rPr>
               <w:rStyle w:val="Hyperlink"/>
@@ -3594,7 +3472,7 @@
           <w:color w:val="000000"/>
           <w:sz w:val="24"/>
         </w:rPr>
-        <w:hyperlink r:id="rId33" w:history="1">
+        <w:hyperlink r:id="rId32" w:history="1">
           <w:r>
             <w:rPr>
               <w:rStyle w:val="Hyperlink"/>
@@ -3612,7 +3490,7 @@
           <w:color w:val="000000"/>
           <w:sz w:val="24"/>
         </w:rPr>
-        <w:hyperlink r:id="rId33" w:history="1">
+        <w:hyperlink r:id="rId32" w:history="1">
           <w:r>
             <w:rPr>
               <w:rStyle w:val="Hyperlink"/>
@@ -3630,7 +3508,7 @@
           <w:color w:val="000000"/>
           <w:sz w:val="24"/>
         </w:rPr>
-        <w:hyperlink r:id="rId33" w:history="1">
+        <w:hyperlink r:id="rId32" w:history="1">
           <w:r>
             <w:rPr>
               <w:rStyle w:val="Hyperlink"/>
@@ -3648,7 +3526,7 @@
           <w:color w:val="000000"/>
           <w:sz w:val="24"/>
         </w:rPr>
-        <w:hyperlink r:id="rId33" w:history="1">
+        <w:hyperlink r:id="rId32" w:history="1">
           <w:r>
             <w:rPr>
               <w:rStyle w:val="Hyperlink"/>
@@ -3676,7 +3554,7 @@
           <w:sz w:val="24"/>
           <w:u w:val="single"/>
         </w:rPr>
-        <w:hyperlink r:id="rId34" w:history="1">
+        <w:hyperlink r:id="rId33" w:history="1">
           <w:r>
             <w:rPr>
               <w:rStyle w:val="Hyperlink"/>
@@ -3705,7 +3583,7 @@
           <w:sz w:val="24"/>
           <w:u w:val="single"/>
         </w:rPr>
-        <w:hyperlink r:id="rId34" w:history="1">
+        <w:hyperlink r:id="rId33" w:history="1">
           <w:r>
             <w:rPr>
               <w:rStyle w:val="Hyperlink"/>
@@ -3723,7 +3601,7 @@
           <w:sz w:val="24"/>
           <w:u w:val="single"/>
         </w:rPr>
-        <w:hyperlink r:id="rId34" w:history="1">
+        <w:hyperlink r:id="rId33" w:history="1">
           <w:r>
             <w:rPr>
               <w:rStyle w:val="Hyperlink"/>
@@ -3761,7 +3639,7 @@
           <w:sz w:val="24"/>
           <w:u w:val="single"/>
         </w:rPr>
-        <w:hyperlink r:id="rId35" w:history="1">
+        <w:hyperlink r:id="rId34" w:history="1">
           <w:r>
             <w:rPr>
               <w:rStyle w:val="Hyperlink"/>
@@ -3790,7 +3668,7 @@
           <w:sz w:val="24"/>
           <w:u w:val="single"/>
         </w:rPr>
-        <w:hyperlink r:id="rId35" w:history="1">
+        <w:hyperlink r:id="rId34" w:history="1">
           <w:r>
             <w:rPr>
               <w:rStyle w:val="Hyperlink"/>
@@ -3819,7 +3697,7 @@
           <w:sz w:val="24"/>
           <w:u w:val="single"/>
         </w:rPr>
-        <w:hyperlink r:id="rId35" w:history="1">
+        <w:hyperlink r:id="rId34" w:history="1">
           <w:r>
             <w:rPr>
               <w:rStyle w:val="Hyperlink"/>
@@ -3848,7 +3726,7 @@
           <w:sz w:val="24"/>
           <w:u w:val="single"/>
         </w:rPr>
-        <w:hyperlink r:id="rId35" w:history="1">
+        <w:hyperlink r:id="rId34" w:history="1">
           <w:r>
             <w:rPr>
               <w:rStyle w:val="Hyperlink"/>
@@ -3866,7 +3744,7 @@
           <w:sz w:val="24"/>
           <w:u w:val="single"/>
         </w:rPr>
-        <w:hyperlink r:id="rId35" w:history="1">
+        <w:hyperlink r:id="rId34" w:history="1">
           <w:r>
             <w:rPr>
               <w:rStyle w:val="Hyperlink"/>
@@ -3884,7 +3762,7 @@
           <w:sz w:val="24"/>
           <w:u w:val="single"/>
         </w:rPr>
-        <w:hyperlink r:id="rId35" w:history="1">
+        <w:hyperlink r:id="rId34" w:history="1">
           <w:r>
             <w:rPr>
               <w:rStyle w:val="Hyperlink"/>
@@ -3902,7 +3780,7 @@
           <w:color w:val="000000"/>
           <w:sz w:val="24"/>
         </w:rPr>
-        <w:hyperlink r:id="rId34" w:history="1">
+        <w:hyperlink r:id="rId33" w:history="1">
           <w:r>
             <w:rPr>
               <w:rStyle w:val="Hyperlink"/>
@@ -3920,7 +3798,7 @@
           <w:color w:val="000000"/>
           <w:sz w:val="24"/>
         </w:rPr>
-        <w:hyperlink r:id="rId34" w:history="1">
+        <w:hyperlink r:id="rId33" w:history="1">
           <w:r>
             <w:rPr>
               <w:rStyle w:val="Hyperlink"/>
@@ -3938,7 +3816,7 @@
           <w:color w:val="000000"/>
           <w:sz w:val="24"/>
         </w:rPr>
-        <w:hyperlink r:id="rId34" w:history="1">
+        <w:hyperlink r:id="rId33" w:history="1">
           <w:r>
             <w:rPr>
               <w:rStyle w:val="Hyperlink"/>
@@ -3956,7 +3834,7 @@
           <w:color w:val="000000"/>
           <w:sz w:val="24"/>
         </w:rPr>
-        <w:hyperlink r:id="rId34" w:history="1">
+        <w:hyperlink r:id="rId33" w:history="1">
           <w:r>
             <w:rPr>
               <w:rStyle w:val="Hyperlink"/>
@@ -3994,7 +3872,7 @@
           <w:sz w:val="24"/>
           <w:u w:val="single"/>
         </w:rPr>
-        <w:hyperlink r:id="rId36" w:history="1">
+        <w:hyperlink r:id="rId35" w:history="1">
           <w:r>
             <w:rPr>
               <w:rStyle w:val="Hyperlink"/>
@@ -4023,6 +3901,16 @@
       </w:r>
       <w:r>
         <w:rPr>
+          <w:rFonts w:ascii="Charis SIL Regular" w:hAnsi="Charis SIL Regular" w:eastAsia="Charis SIL Regular"/>
+          <w:b w:val="0"/>
+          <w:i w:val="0"/>
+          <w:color w:val="000000"/>
+          <w:sz w:val="24"/>
+        </w:rPr>
+        <w:t xml:space="preserve"> i</w:t>
+      </w:r>
+      <w:r>
+        <w:rPr>
           <w:u w:val="single" w:color="0000ff"/>
           <w:rFonts w:ascii="Charis SIL Regular" w:hAnsi="Charis SIL Regular" w:eastAsia="Charis SIL Regular"/>
           <w:b w:val="0"/>
@@ -4030,25 +3918,7 @@
           <w:color w:val="000000"/>
           <w:sz w:val="24"/>
         </w:rPr>
-        <w:hyperlink r:id="rId35" w:history="1">
-          <w:r>
-            <w:rPr>
-              <w:rStyle w:val="Hyperlink"/>
-            </w:rPr>
-            <w:t xml:space="preserve"> i</w:t>
-          </w:r>
-        </w:hyperlink>
-      </w:r>
-      <w:r>
-        <w:rPr>
-          <w:u w:val="single" w:color="0000ff"/>
-          <w:rFonts w:ascii="Charis SIL Regular" w:hAnsi="Charis SIL Regular" w:eastAsia="Charis SIL Regular"/>
-          <w:b w:val="0"/>
-          <w:i w:val="0"/>
-          <w:color w:val="000000"/>
-          <w:sz w:val="24"/>
-        </w:rPr>
-        <w:hyperlink r:id="rId35" w:history="1">
+        <w:hyperlink r:id="rId34" w:history="1">
           <w:r>
             <w:rPr>
               <w:rStyle w:val="Hyperlink"/>
@@ -4066,7 +3936,7 @@
           <w:color w:val="000000"/>
           <w:sz w:val="24"/>
         </w:rPr>
-        <w:hyperlink r:id="rId35" w:history="1">
+        <w:hyperlink r:id="rId34" w:history="1">
           <w:r>
             <w:rPr>
               <w:rStyle w:val="Hyperlink"/>
@@ -4084,7 +3954,7 @@
           <w:color w:val="000000"/>
           <w:sz w:val="24"/>
         </w:rPr>
-        <w:hyperlink r:id="rId35" w:history="1">
+        <w:hyperlink r:id="rId34" w:history="1">
           <w:r>
             <w:rPr>
               <w:rStyle w:val="Hyperlink"/>
@@ -4102,7 +3972,7 @@
           <w:color w:val="000000"/>
           <w:sz w:val="24"/>
         </w:rPr>
-        <w:hyperlink r:id="rId35" w:history="1">
+        <w:hyperlink r:id="rId34" w:history="1">
           <w:r>
             <w:rPr>
               <w:rStyle w:val="Hyperlink"/>
@@ -4120,7 +3990,7 @@
           <w:color w:val="000000"/>
           <w:sz w:val="24"/>
         </w:rPr>
-        <w:hyperlink r:id="rId35" w:history="1">
+        <w:hyperlink r:id="rId34" w:history="1">
           <w:r>
             <w:rPr>
               <w:rStyle w:val="Hyperlink"/>
@@ -4138,7 +4008,7 @@
           <w:color w:val="000000"/>
           <w:sz w:val="24"/>
         </w:rPr>
-        <w:hyperlink r:id="rId35" w:history="1">
+        <w:hyperlink r:id="rId34" w:history="1">
           <w:r>
             <w:rPr>
               <w:rStyle w:val="Hyperlink"/>
@@ -4198,7 +4068,7 @@
           <w:color w:val="000000"/>
           <w:sz w:val="24"/>
         </w:rPr>
-        <w:hyperlink r:id="rId36" w:history="1">
+        <w:hyperlink r:id="rId35" w:history="1">
           <w:r>
             <w:rPr>
               <w:rStyle w:val="Hyperlink"/>
@@ -4425,7 +4295,7 @@
           <w:sz w:val="24"/>
           <w:u w:val="single"/>
         </w:rPr>
-        <w:hyperlink r:id="rId37" w:history="1">
+        <w:hyperlink r:id="rId36" w:history="1">
           <w:r>
             <w:rPr>
               <w:rStyle w:val="Hyperlink"/>
@@ -4443,7 +4313,7 @@
           <w:sz w:val="24"/>
           <w:u w:val="single"/>
         </w:rPr>
-        <w:hyperlink r:id="rId37" w:history="1">
+        <w:hyperlink r:id="rId36" w:history="1">
           <w:r>
             <w:rPr>
               <w:rStyle w:val="Hyperlink"/>
@@ -4461,7 +4331,7 @@
           <w:sz w:val="24"/>
           <w:u w:val="single"/>
         </w:rPr>
-        <w:hyperlink r:id="rId37" w:history="1">
+        <w:hyperlink r:id="rId36" w:history="1">
           <w:r>
             <w:rPr>
               <w:rStyle w:val="Hyperlink"/>
@@ -4479,7 +4349,7 @@
           <w:sz w:val="24"/>
           <w:u w:val="single"/>
         </w:rPr>
-        <w:hyperlink r:id="rId37" w:history="1">
+        <w:hyperlink r:id="rId36" w:history="1">
           <w:r>
             <w:rPr>
               <w:rStyle w:val="Hyperlink"/>
@@ -4497,7 +4367,7 @@
           <w:sz w:val="24"/>
           <w:u w:val="single"/>
         </w:rPr>
-        <w:hyperlink r:id="rId37" w:history="1">
+        <w:hyperlink r:id="rId36" w:history="1">
           <w:r>
             <w:rPr>
               <w:rStyle w:val="Hyperlink"/>
@@ -4615,7 +4485,7 @@
           <w:sz w:val="24"/>
           <w:u w:val="single"/>
         </w:rPr>
-        <w:hyperlink r:id="rId38" w:history="1">
+        <w:hyperlink r:id="rId37" w:history="1">
           <w:r>
             <w:rPr>
               <w:rStyle w:val="Hyperlink"/>
@@ -4633,7 +4503,7 @@
           <w:sz w:val="24"/>
           <w:u w:val="single"/>
         </w:rPr>
-        <w:hyperlink r:id="rId38" w:history="1">
+        <w:hyperlink r:id="rId37" w:history="1">
           <w:r>
             <w:rPr>
               <w:rStyle w:val="Hyperlink"/>
@@ -4651,7 +4521,7 @@
           <w:sz w:val="24"/>
           <w:u w:val="single"/>
         </w:rPr>
-        <w:hyperlink r:id="rId38" w:history="1">
+        <w:hyperlink r:id="rId37" w:history="1">
           <w:r>
             <w:rPr>
               <w:rStyle w:val="Hyperlink"/>
@@ -4669,7 +4539,7 @@
           <w:sz w:val="24"/>
           <w:u w:val="single"/>
         </w:rPr>
-        <w:hyperlink r:id="rId38" w:history="1">
+        <w:hyperlink r:id="rId37" w:history="1">
           <w:r>
             <w:rPr>
               <w:rStyle w:val="Hyperlink"/>
@@ -4777,7 +4647,7 @@
           <w:sz w:val="24"/>
           <w:u w:val="single"/>
         </w:rPr>
-        <w:hyperlink r:id="rId39" w:history="1">
+        <w:hyperlink r:id="rId38" w:history="1">
           <w:r>
             <w:rPr>
               <w:rStyle w:val="Hyperlink"/>
@@ -4795,7 +4665,7 @@
           <w:sz w:val="24"/>
           <w:u w:val="single"/>
         </w:rPr>
-        <w:hyperlink r:id="rId39" w:history="1">
+        <w:hyperlink r:id="rId38" w:history="1">
           <w:r>
             <w:rPr>
               <w:rStyle w:val="Hyperlink"/>
@@ -4813,7 +4683,7 @@
           <w:sz w:val="24"/>
           <w:u w:val="single"/>
         </w:rPr>
-        <w:hyperlink r:id="rId39" w:history="1">
+        <w:hyperlink r:id="rId38" w:history="1">
           <w:r>
             <w:rPr>
               <w:rStyle w:val="Hyperlink"/>
@@ -4831,7 +4701,7 @@
           <w:sz w:val="24"/>
           <w:u w:val="single"/>
         </w:rPr>
-        <w:hyperlink r:id="rId39" w:history="1">
+        <w:hyperlink r:id="rId38" w:history="1">
           <w:r>
             <w:rPr>
               <w:rStyle w:val="Hyperlink"/>
@@ -4859,7 +4729,7 @@
           <w:sz w:val="24"/>
           <w:u w:val="single"/>
         </w:rPr>
-        <w:hyperlink r:id="rId40" w:history="1">
+        <w:hyperlink r:id="rId39" w:history="1">
           <w:r>
             <w:rPr>
               <w:rStyle w:val="Hyperlink"/>
@@ -4906,13 +4776,21 @@
       </w:r>
       <w:r>
         <w:rPr>
+          <w:u w:val="single" w:color="0000ff"/>
           <w:rFonts w:ascii="Charis SIL Regular" w:hAnsi="Charis SIL Regular" w:eastAsia="Charis SIL Regular"/>
           <w:b w:val="0"/>
           <w:i w:val="0"/>
           <w:color w:val="000000"/>
           <w:sz w:val="24"/>
         </w:rPr>
-        <w:t xml:space="preserve">, </w:t>
+        <w:hyperlink r:id="rId38" w:history="1">
+          <w:r>
+            <w:rPr>
+              <w:rStyle w:val="Hyperlink"/>
+            </w:rPr>
+            <w:t xml:space="preserve">, </w:t>
+          </w:r>
+        </w:hyperlink>
       </w:r>
       <w:r>
         <w:rPr>
@@ -4923,7 +4801,7 @@
           <w:sz w:val="24"/>
           <w:u w:val="single"/>
         </w:rPr>
-        <w:hyperlink r:id="rId39" w:history="1">
+        <w:hyperlink r:id="rId38" w:history="1">
           <w:r>
             <w:rPr>
               <w:rStyle w:val="Hyperlink"/>
@@ -4952,7 +4830,7 @@
           <w:sz w:val="24"/>
           <w:u w:val="single"/>
         </w:rPr>
-        <w:hyperlink r:id="rId41" w:history="1">
+        <w:hyperlink r:id="rId38" w:history="1">
           <w:r>
             <w:rPr>
               <w:rStyle w:val="Hyperlink"/>
@@ -4970,7 +4848,7 @@
           <w:sz w:val="24"/>
           <w:u w:val="single"/>
         </w:rPr>
-        <w:hyperlink r:id="rId41" w:history="1">
+        <w:hyperlink r:id="rId38" w:history="1">
           <w:r>
             <w:rPr>
               <w:rStyle w:val="Hyperlink"/>

--- a/EXPORTS/DOCX/published/niveau3/Dutch/KunsthandelVanLier.docx
+++ b/EXPORTS/DOCX/published/niveau3/Dutch/KunsthandelVanLier.docx
@@ -587,7 +587,42 @@
           <w:sz w:val="24"/>
           <w:u w:val="single"/>
         </w:rPr>
-        <w:t>Afrikaanse beeldhou</w:t>
+        <w:hyperlink r:id="rId13" w:history="1">
+          <w:r>
+            <w:rPr>
+              <w:rStyle w:val="Hyperlink"/>
+            </w:rPr>
+            <w:t>Afrikaanse</w:t>
+          </w:r>
+        </w:hyperlink>
+      </w:r>
+      <w:r>
+        <w:rPr>
+          <w:rFonts w:ascii="Charis SIL Regular" w:hAnsi="Charis SIL Regular" w:eastAsia="Charis SIL Regular"/>
+          <w:b w:val="0"/>
+          <w:i w:val="0"/>
+          <w:color w:val="0000FF"/>
+          <w:sz w:val="24"/>
+          <w:u w:val="single"/>
+        </w:rPr>
+        <w:t xml:space="preserve"> </w:t>
+      </w:r>
+      <w:r>
+        <w:rPr>
+          <w:rFonts w:ascii="Charis SIL Regular" w:hAnsi="Charis SIL Regular" w:eastAsia="Charis SIL Regular"/>
+          <w:b w:val="0"/>
+          <w:i w:val="0"/>
+          <w:color w:val="0000FF"/>
+          <w:sz w:val="24"/>
+        </w:rPr>
+        <w:hyperlink r:id="rId13" w:history="1">
+          <w:r>
+            <w:rPr>
+              <w:rStyle w:val="Hyperlink"/>
+            </w:rPr>
+            <w:t>beeldhou</w:t>
+          </w:r>
+        </w:hyperlink>
       </w:r>
       <w:r>
         <w:rPr>
@@ -609,39 +644,13 @@
       </w:r>
       <w:r>
         <w:rPr>
-          <w:u w:val="single" w:color="0000ff"/>
           <w:rFonts w:ascii="Charis SIL Regular" w:hAnsi="Charis SIL Regular" w:eastAsia="Charis SIL Regular"/>
           <w:b w:val="0"/>
           <w:i w:val="0"/>
           <w:color w:val="000000"/>
           <w:sz w:val="24"/>
         </w:rPr>
-        <w:hyperlink r:id="rId12" w:history="1">
-          <w:r>
-            <w:rPr>
-              <w:rStyle w:val="Hyperlink"/>
-            </w:rPr>
-            <w:t xml:space="preserve"> e</w:t>
-          </w:r>
-        </w:hyperlink>
-      </w:r>
-      <w:r>
-        <w:rPr>
-          <w:u w:val="single" w:color="0000ff"/>
-          <w:rFonts w:ascii="Charis SIL Regular" w:hAnsi="Charis SIL Regular" w:eastAsia="Charis SIL Regular"/>
-          <w:b w:val="0"/>
-          <w:i w:val="0"/>
-          <w:color w:val="000000"/>
-          <w:sz w:val="24"/>
-        </w:rPr>
-        <w:hyperlink r:id="rId12" w:history="1">
-          <w:r>
-            <w:rPr>
-              <w:rStyle w:val="Hyperlink"/>
-            </w:rPr>
-            <w:t xml:space="preserve">n </w:t>
-          </w:r>
-        </w:hyperlink>
+        <w:t xml:space="preserve"> en </w:t>
       </w:r>
       <w:r>
         <w:rPr>
@@ -1381,13 +1390,85 @@
       </w:r>
       <w:r>
         <w:rPr>
+          <w:u w:val="single" w:color="0000ff"/>
           <w:rFonts w:ascii="Charis SIL Regular" w:hAnsi="Charis SIL Regular" w:eastAsia="Charis SIL Regular"/>
           <w:b w:val="0"/>
           <w:i w:val="0"/>
           <w:color w:val="000000"/>
           <w:sz w:val="24"/>
         </w:rPr>
-        <w:t xml:space="preserve">Nederland, tijdens aankoopreizen naar </w:t>
+        <w:hyperlink r:id="rId18" w:history="1">
+          <w:r>
+            <w:rPr>
+              <w:rStyle w:val="Hyperlink"/>
+            </w:rPr>
+            <w:t>Nederla</w:t>
+          </w:r>
+        </w:hyperlink>
+      </w:r>
+      <w:r>
+        <w:rPr>
+          <w:u w:val="single" w:color="0000ff"/>
+          <w:rFonts w:ascii="Charis SIL Regular" w:hAnsi="Charis SIL Regular" w:eastAsia="Charis SIL Regular"/>
+          <w:b w:val="0"/>
+          <w:i w:val="0"/>
+          <w:color w:val="000000"/>
+          <w:sz w:val="24"/>
+        </w:rPr>
+        <w:hyperlink r:id="rId18" w:history="1">
+          <w:r>
+            <w:rPr>
+              <w:rStyle w:val="Hyperlink"/>
+            </w:rPr>
+            <w:t>n</w:t>
+          </w:r>
+        </w:hyperlink>
+      </w:r>
+      <w:r>
+        <w:rPr>
+          <w:u w:val="single" w:color="0000ff"/>
+          <w:rFonts w:ascii="Charis SIL Regular" w:hAnsi="Charis SIL Regular" w:eastAsia="Charis SIL Regular"/>
+          <w:b w:val="0"/>
+          <w:i w:val="0"/>
+          <w:color w:val="000000"/>
+          <w:sz w:val="24"/>
+        </w:rPr>
+        <w:hyperlink r:id="rId18" w:history="1">
+          <w:r>
+            <w:rPr>
+              <w:rStyle w:val="Hyperlink"/>
+            </w:rPr>
+            <w:t>d, tijde</w:t>
+          </w:r>
+        </w:hyperlink>
+      </w:r>
+      <w:r>
+        <w:rPr>
+          <w:u w:val="single" w:color="0000ff"/>
+          <w:rFonts w:ascii="Charis SIL Regular" w:hAnsi="Charis SIL Regular" w:eastAsia="Charis SIL Regular"/>
+          <w:b w:val="0"/>
+          <w:i w:val="0"/>
+          <w:color w:val="000000"/>
+          <w:sz w:val="24"/>
+        </w:rPr>
+        <w:hyperlink r:id="rId18" w:history="1">
+          <w:r>
+            <w:rPr>
+              <w:rStyle w:val="Hyperlink"/>
+            </w:rPr>
+            <w:t>ns aanko</w:t>
+          </w:r>
+        </w:hyperlink>
+      </w:r>
+      <w:r>
+        <w:rPr>
+          <w:rFonts w:ascii="Charis SIL Regular" w:hAnsi="Charis SIL Regular" w:eastAsia="Charis SIL Regular"/>
+          <w:b w:val="0"/>
+          <w:i w:val="0"/>
+          <w:color w:val="000000"/>
+          <w:sz w:val="24"/>
+        </w:rPr>
+        <w:t xml:space="preserve">opreizen naar </w:t>
       </w:r>
       <w:r>
         <w:rPr>
@@ -1398,7 +1479,7 @@
           <w:sz w:val="24"/>
           <w:u w:val="single"/>
         </w:rPr>
-        <w:hyperlink r:id="rId18" w:history="1">
+        <w:hyperlink r:id="rId19" w:history="1">
           <w:r>
             <w:rPr>
               <w:rStyle w:val="Hyperlink"/>
@@ -1426,7 +1507,7 @@
           <w:sz w:val="24"/>
           <w:u w:val="single"/>
         </w:rPr>
-        <w:hyperlink r:id="rId19" w:history="1">
+        <w:hyperlink r:id="rId20" w:history="1">
           <w:r>
             <w:rPr>
               <w:rStyle w:val="Hyperlink"/>
@@ -1454,7 +1535,7 @@
           <w:sz w:val="24"/>
           <w:u w:val="single"/>
         </w:rPr>
-        <w:hyperlink r:id="rId20" w:history="1">
+        <w:hyperlink r:id="rId21" w:history="1">
           <w:r>
             <w:rPr>
               <w:rStyle w:val="Hyperlink"/>
@@ -1482,7 +1563,7 @@
           <w:sz w:val="24"/>
           <w:u w:val="single"/>
         </w:rPr>
-        <w:hyperlink r:id="rId21" w:history="1">
+        <w:hyperlink r:id="rId22" w:history="1">
           <w:r>
             <w:rPr>
               <w:rStyle w:val="Hyperlink"/>
@@ -1520,7 +1601,7 @@
           <w:color w:val="000000"/>
           <w:sz w:val="24"/>
         </w:rPr>
-        <w:hyperlink r:id="rId18" w:history="1">
+        <w:hyperlink r:id="rId19" w:history="1">
           <w:r>
             <w:rPr>
               <w:rStyle w:val="Hyperlink"/>
@@ -1531,13 +1612,24 @@
       </w:r>
       <w:r>
         <w:rPr>
+          <w:u w:val="single" w:color="0000ff"/>
           <w:rFonts w:ascii="Charis SIL Regular" w:hAnsi="Charis SIL Regular" w:eastAsia="Charis SIL Regular"/>
           <w:b w:val="0"/>
           <w:i w:val="0"/>
           <w:color w:val="000000"/>
           <w:sz w:val="24"/>
         </w:rPr>
-        <w:t>el</w:t>
+        <w:t>e</w:t>
+      </w:r>
+      <w:r>
+        <w:rPr>
+          <w:rFonts w:ascii="Charis SIL Regular" w:hAnsi="Charis SIL Regular" w:eastAsia="Charis SIL Regular"/>
+          <w:b w:val="0"/>
+          <w:i w:val="0"/>
+          <w:color w:val="000000"/>
+          <w:sz w:val="24"/>
+        </w:rPr>
+        <w:t>l</w:t>
       </w:r>
       <w:r>
         <w:rPr>
@@ -1548,7 +1640,7 @@
           <w:color w:val="000000"/>
           <w:sz w:val="24"/>
         </w:rPr>
-        <w:hyperlink r:id="rId19" w:history="1">
+        <w:hyperlink r:id="rId20" w:history="1">
           <w:r>
             <w:rPr>
               <w:rStyle w:val="Hyperlink"/>
@@ -1576,7 +1668,7 @@
           <w:color w:val="000000"/>
           <w:sz w:val="24"/>
         </w:rPr>
-        <w:hyperlink r:id="rId20" w:history="1">
+        <w:hyperlink r:id="rId21" w:history="1">
           <w:r>
             <w:rPr>
               <w:rStyle w:val="Hyperlink"/>
@@ -1593,7 +1685,7 @@
           <w:color w:val="000000"/>
           <w:sz w:val="24"/>
         </w:rPr>
-        <w:hyperlink r:id="rId20" w:history="1">
+        <w:hyperlink r:id="rId21" w:history="1">
           <w:r>
             <w:rPr>
               <w:rStyle w:val="Hyperlink"/>
@@ -1604,13 +1696,24 @@
       </w:r>
       <w:r>
         <w:rPr>
+          <w:u w:val="single" w:color="0000ff"/>
           <w:rFonts w:ascii="Charis SIL Regular" w:hAnsi="Charis SIL Regular" w:eastAsia="Charis SIL Regular"/>
           <w:b w:val="0"/>
           <w:i w:val="0"/>
           <w:color w:val="000000"/>
           <w:sz w:val="24"/>
         </w:rPr>
-        <w:t xml:space="preserve">che </w:t>
+        <w:t>c</w:t>
+      </w:r>
+      <w:r>
+        <w:rPr>
+          <w:rFonts w:ascii="Charis SIL Regular" w:hAnsi="Charis SIL Regular" w:eastAsia="Charis SIL Regular"/>
+          <w:b w:val="0"/>
+          <w:i w:val="0"/>
+          <w:color w:val="000000"/>
+          <w:sz w:val="24"/>
+        </w:rPr>
+        <w:t xml:space="preserve">he </w:t>
       </w:r>
       <w:r>
         <w:rPr>
@@ -1621,7 +1724,7 @@
           <w:color w:val="000000"/>
           <w:sz w:val="24"/>
         </w:rPr>
-        <w:hyperlink r:id="rId21" w:history="1">
+        <w:hyperlink r:id="rId22" w:history="1">
           <w:r>
             <w:rPr>
               <w:rStyle w:val="Hyperlink"/>
@@ -1662,7 +1765,7 @@
           <w:sz w:val="24"/>
           <w:u w:val="single"/>
         </w:rPr>
-        <w:hyperlink r:id="rId22" w:history="1">
+        <w:hyperlink r:id="rId23" w:history="1">
           <w:r>
             <w:rPr>
               <w:rStyle w:val="Hyperlink"/>
@@ -1691,7 +1794,7 @@
           <w:sz w:val="24"/>
           <w:u w:val="single"/>
         </w:rPr>
-        <w:hyperlink r:id="rId22" w:history="1">
+        <w:hyperlink r:id="rId23" w:history="1">
           <w:r>
             <w:rPr>
               <w:rStyle w:val="Hyperlink"/>
@@ -1842,7 +1945,7 @@
           <w:sz w:val="24"/>
           <w:u w:val="single"/>
         </w:rPr>
-        <w:hyperlink r:id="rId23" w:history="1">
+        <w:hyperlink r:id="rId24" w:history="1">
           <w:r>
             <w:rPr>
               <w:rStyle w:val="Hyperlink"/>
@@ -1871,7 +1974,7 @@
           <w:sz w:val="24"/>
           <w:u w:val="single"/>
         </w:rPr>
-        <w:hyperlink r:id="rId23" w:history="1">
+        <w:hyperlink r:id="rId24" w:history="1">
           <w:r>
             <w:rPr>
               <w:rStyle w:val="Hyperlink"/>
@@ -1900,7 +2003,7 @@
           <w:sz w:val="24"/>
           <w:u w:val="single"/>
         </w:rPr>
-        <w:hyperlink r:id="rId23" w:history="1">
+        <w:hyperlink r:id="rId24" w:history="1">
           <w:r>
             <w:rPr>
               <w:rStyle w:val="Hyperlink"/>
@@ -1931,7 +2034,7 @@
           <w:color w:val="000000"/>
           <w:sz w:val="24"/>
         </w:rPr>
-        <w:hyperlink r:id="rId23" w:history="1">
+        <w:hyperlink r:id="rId24" w:history="1">
           <w:r>
             <w:rPr>
               <w:rStyle w:val="Hyperlink"/>
@@ -1949,7 +2052,7 @@
           <w:color w:val="000000"/>
           <w:sz w:val="24"/>
         </w:rPr>
-        <w:hyperlink r:id="rId23" w:history="1">
+        <w:hyperlink r:id="rId24" w:history="1">
           <w:r>
             <w:rPr>
               <w:rStyle w:val="Hyperlink"/>
@@ -1967,7 +2070,7 @@
           <w:color w:val="000000"/>
           <w:sz w:val="24"/>
         </w:rPr>
-        <w:hyperlink r:id="rId23" w:history="1">
+        <w:hyperlink r:id="rId24" w:history="1">
           <w:r>
             <w:rPr>
               <w:rStyle w:val="Hyperlink"/>
@@ -1985,7 +2088,7 @@
           <w:color w:val="000000"/>
           <w:sz w:val="24"/>
         </w:rPr>
-        <w:hyperlink r:id="rId23" w:history="1">
+        <w:hyperlink r:id="rId24" w:history="1">
           <w:r>
             <w:rPr>
               <w:rStyle w:val="Hyperlink"/>
@@ -2013,7 +2116,7 @@
           <w:sz w:val="24"/>
           <w:u w:val="single"/>
         </w:rPr>
-        <w:hyperlink r:id="rId24" w:history="1">
+        <w:hyperlink r:id="rId25" w:history="1">
           <w:r>
             <w:rPr>
               <w:rStyle w:val="Hyperlink"/>
@@ -2031,7 +2134,7 @@
           <w:sz w:val="24"/>
           <w:u w:val="single"/>
         </w:rPr>
-        <w:hyperlink r:id="rId24" w:history="1">
+        <w:hyperlink r:id="rId25" w:history="1">
           <w:r>
             <w:rPr>
               <w:rStyle w:val="Hyperlink"/>
@@ -2060,7 +2163,7 @@
           <w:sz w:val="24"/>
           <w:u w:val="single"/>
         </w:rPr>
-        <w:hyperlink r:id="rId24" w:history="1">
+        <w:hyperlink r:id="rId25" w:history="1">
           <w:r>
             <w:rPr>
               <w:rStyle w:val="Hyperlink"/>
@@ -2088,7 +2191,7 @@
           <w:sz w:val="24"/>
           <w:u w:val="single"/>
         </w:rPr>
-        <w:hyperlink r:id="rId25" w:history="1">
+        <w:hyperlink r:id="rId26" w:history="1">
           <w:r>
             <w:rPr>
               <w:rStyle w:val="Hyperlink"/>
@@ -2117,7 +2220,7 @@
           <w:sz w:val="24"/>
           <w:u w:val="single"/>
         </w:rPr>
-        <w:hyperlink r:id="rId25" w:history="1">
+        <w:hyperlink r:id="rId26" w:history="1">
           <w:r>
             <w:rPr>
               <w:rStyle w:val="Hyperlink"/>
@@ -2138,31 +2241,13 @@
       </w:r>
       <w:r>
         <w:rPr>
-          <w:u w:val="single" w:color="0000ff"/>
           <w:rFonts w:ascii="Charis SIL Regular" w:hAnsi="Charis SIL Regular" w:eastAsia="Charis SIL Regular"/>
           <w:b w:val="0"/>
           <w:i w:val="0"/>
           <w:color w:val="000000"/>
           <w:sz w:val="24"/>
         </w:rPr>
-        <w:hyperlink r:id="rId24" w:history="1">
-          <w:r>
-            <w:rPr>
-              <w:rStyle w:val="Hyperlink"/>
-            </w:rPr>
-            <w:t>naar</w:t>
-          </w:r>
-        </w:hyperlink>
-      </w:r>
-      <w:r>
-        <w:rPr>
-          <w:rFonts w:ascii="Charis SIL Regular" w:hAnsi="Charis SIL Regular" w:eastAsia="Charis SIL Regular"/>
-          <w:b w:val="0"/>
-          <w:i w:val="0"/>
-          <w:color w:val="000000"/>
-          <w:sz w:val="24"/>
-        </w:rPr>
-        <w:t xml:space="preserve"> </w:t>
+        <w:t xml:space="preserve">naar </w:t>
       </w:r>
       <w:r>
         <w:rPr>
@@ -2173,7 +2258,7 @@
           <w:sz w:val="24"/>
           <w:u w:val="single"/>
         </w:rPr>
-        <w:hyperlink r:id="rId24" w:history="1">
+        <w:hyperlink r:id="rId25" w:history="1">
           <w:r>
             <w:rPr>
               <w:rStyle w:val="Hyperlink"/>
@@ -2202,7 +2287,7 @@
           <w:color w:val="000000"/>
           <w:sz w:val="24"/>
         </w:rPr>
-        <w:hyperlink r:id="rId24" w:history="1">
+        <w:hyperlink r:id="rId25" w:history="1">
           <w:r>
             <w:rPr>
               <w:rStyle w:val="Hyperlink"/>
@@ -2220,7 +2305,7 @@
           <w:color w:val="000000"/>
           <w:sz w:val="24"/>
         </w:rPr>
-        <w:hyperlink r:id="rId24" w:history="1">
+        <w:hyperlink r:id="rId25" w:history="1">
           <w:r>
             <w:rPr>
               <w:rStyle w:val="Hyperlink"/>
@@ -2231,13 +2316,24 @@
       </w:r>
       <w:r>
         <w:rPr>
+          <w:u w:val="single" w:color="0000ff"/>
           <w:rFonts w:ascii="Charis SIL Regular" w:hAnsi="Charis SIL Regular" w:eastAsia="Charis SIL Regular"/>
           <w:b w:val="0"/>
           <w:i w:val="0"/>
           <w:color w:val="000000"/>
           <w:sz w:val="24"/>
         </w:rPr>
-        <w:t>rd</w:t>
+        <w:t>r</w:t>
+      </w:r>
+      <w:r>
+        <w:rPr>
+          <w:rFonts w:ascii="Charis SIL Regular" w:hAnsi="Charis SIL Regular" w:eastAsia="Charis SIL Regular"/>
+          <w:b w:val="0"/>
+          <w:i w:val="0"/>
+          <w:color w:val="000000"/>
+          <w:sz w:val="24"/>
+        </w:rPr>
+        <w:t>d</w:t>
       </w:r>
       <w:r>
         <w:rPr>
@@ -2248,7 +2344,7 @@
           <w:color w:val="000000"/>
           <w:sz w:val="24"/>
         </w:rPr>
-        <w:hyperlink r:id="rId25" w:history="1">
+        <w:hyperlink r:id="rId26" w:history="1">
           <w:r>
             <w:rPr>
               <w:rStyle w:val="Hyperlink"/>
@@ -2266,7 +2362,7 @@
           <w:color w:val="000000"/>
           <w:sz w:val="24"/>
         </w:rPr>
-        <w:hyperlink r:id="rId25" w:history="1">
+        <w:hyperlink r:id="rId26" w:history="1">
           <w:r>
             <w:rPr>
               <w:rStyle w:val="Hyperlink"/>
@@ -2284,7 +2380,7 @@
           <w:color w:val="000000"/>
           <w:sz w:val="24"/>
         </w:rPr>
-        <w:hyperlink r:id="rId25" w:history="1">
+        <w:hyperlink r:id="rId26" w:history="1">
           <w:r>
             <w:rPr>
               <w:rStyle w:val="Hyperlink"/>
@@ -2322,7 +2418,7 @@
           <w:color w:val="000000"/>
           <w:sz w:val="24"/>
         </w:rPr>
-        <w:hyperlink r:id="rId26" w:history="1">
+        <w:hyperlink r:id="rId27" w:history="1">
           <w:r>
             <w:rPr>
               <w:rStyle w:val="Hyperlink"/>
@@ -2350,7 +2446,7 @@
           <w:sz w:val="24"/>
           <w:u w:val="single"/>
         </w:rPr>
-        <w:hyperlink r:id="rId27" w:history="1">
+        <w:hyperlink r:id="rId28" w:history="1">
           <w:r>
             <w:rPr>
               <w:rStyle w:val="Hyperlink"/>
@@ -2399,7 +2495,7 @@
           <w:color w:val="000000"/>
           <w:sz w:val="24"/>
         </w:rPr>
-        <w:hyperlink r:id="rId27" w:history="1">
+        <w:hyperlink r:id="rId28" w:history="1">
           <w:r>
             <w:rPr>
               <w:rStyle w:val="Hyperlink"/>
@@ -2427,7 +2523,7 @@
           <w:sz w:val="24"/>
           <w:u w:val="single"/>
         </w:rPr>
-        <w:hyperlink r:id="rId28" w:history="1">
+        <w:hyperlink r:id="rId29" w:history="1">
           <w:r>
             <w:rPr>
               <w:rStyle w:val="Hyperlink"/>
@@ -2456,7 +2552,7 @@
           <w:sz w:val="24"/>
           <w:u w:val="single"/>
         </w:rPr>
-        <w:hyperlink r:id="rId28" w:history="1">
+        <w:hyperlink r:id="rId29" w:history="1">
           <w:r>
             <w:rPr>
               <w:rStyle w:val="Hyperlink"/>
@@ -2485,7 +2581,7 @@
           <w:sz w:val="24"/>
           <w:u w:val="single"/>
         </w:rPr>
-        <w:hyperlink r:id="rId28" w:history="1">
+        <w:hyperlink r:id="rId29" w:history="1">
           <w:r>
             <w:rPr>
               <w:rStyle w:val="Hyperlink"/>
@@ -2523,7 +2619,7 @@
           <w:color w:val="000000"/>
           <w:sz w:val="24"/>
         </w:rPr>
-        <w:hyperlink r:id="rId28" w:history="1">
+        <w:hyperlink r:id="rId29" w:history="1">
           <w:r>
             <w:rPr>
               <w:rStyle w:val="Hyperlink"/>
@@ -2541,7 +2637,7 @@
           <w:color w:val="000000"/>
           <w:sz w:val="24"/>
         </w:rPr>
-        <w:hyperlink r:id="rId28" w:history="1">
+        <w:hyperlink r:id="rId29" w:history="1">
           <w:r>
             <w:rPr>
               <w:rStyle w:val="Hyperlink"/>
@@ -2559,7 +2655,7 @@
           <w:color w:val="000000"/>
           <w:sz w:val="24"/>
         </w:rPr>
-        <w:hyperlink r:id="rId28" w:history="1">
+        <w:hyperlink r:id="rId29" w:history="1">
           <w:r>
             <w:rPr>
               <w:rStyle w:val="Hyperlink"/>
@@ -2577,7 +2673,7 @@
           <w:color w:val="000000"/>
           <w:sz w:val="24"/>
         </w:rPr>
-        <w:hyperlink r:id="rId28" w:history="1">
+        <w:hyperlink r:id="rId29" w:history="1">
           <w:r>
             <w:rPr>
               <w:rStyle w:val="Hyperlink"/>
@@ -2595,7 +2691,7 @@
           <w:color w:val="000000"/>
           <w:sz w:val="24"/>
         </w:rPr>
-        <w:hyperlink r:id="rId28" w:history="1">
+        <w:hyperlink r:id="rId29" w:history="1">
           <w:r>
             <w:rPr>
               <w:rStyle w:val="Hyperlink"/>
@@ -2633,7 +2729,7 @@
           <w:sz w:val="24"/>
           <w:u w:val="single"/>
         </w:rPr>
-        <w:hyperlink r:id="rId29" w:history="1">
+        <w:hyperlink r:id="rId30" w:history="1">
           <w:r>
             <w:rPr>
               <w:rStyle w:val="Hyperlink"/>
@@ -2701,7 +2797,7 @@
           <w:sz w:val="24"/>
           <w:u w:val="single"/>
         </w:rPr>
-        <w:hyperlink r:id="rId30" w:history="1">
+        <w:hyperlink r:id="rId31" w:history="1">
           <w:r>
             <w:rPr>
               <w:rStyle w:val="Hyperlink"/>
@@ -2730,7 +2826,7 @@
           <w:sz w:val="24"/>
           <w:u w:val="single"/>
         </w:rPr>
-        <w:hyperlink r:id="rId30" w:history="1">
+        <w:hyperlink r:id="rId31" w:history="1">
           <w:r>
             <w:rPr>
               <w:rStyle w:val="Hyperlink"/>
@@ -2759,7 +2855,7 @@
           <w:sz w:val="24"/>
           <w:u w:val="single"/>
         </w:rPr>
-        <w:hyperlink r:id="rId30" w:history="1">
+        <w:hyperlink r:id="rId31" w:history="1">
           <w:r>
             <w:rPr>
               <w:rStyle w:val="Hyperlink"/>
@@ -2788,7 +2884,7 @@
           <w:sz w:val="24"/>
           <w:u w:val="single"/>
         </w:rPr>
-        <w:hyperlink r:id="rId30" w:history="1">
+        <w:hyperlink r:id="rId31" w:history="1">
           <w:r>
             <w:rPr>
               <w:rStyle w:val="Hyperlink"/>
@@ -2817,7 +2913,7 @@
           <w:sz w:val="24"/>
           <w:u w:val="single"/>
         </w:rPr>
-        <w:hyperlink r:id="rId30" w:history="1">
+        <w:hyperlink r:id="rId31" w:history="1">
           <w:r>
             <w:rPr>
               <w:rStyle w:val="Hyperlink"/>
@@ -2846,7 +2942,7 @@
           <w:sz w:val="24"/>
           <w:u w:val="single"/>
         </w:rPr>
-        <w:hyperlink r:id="rId30" w:history="1">
+        <w:hyperlink r:id="rId31" w:history="1">
           <w:r>
             <w:rPr>
               <w:rStyle w:val="Hyperlink"/>
@@ -2875,7 +2971,7 @@
           <w:sz w:val="24"/>
           <w:u w:val="single"/>
         </w:rPr>
-        <w:hyperlink r:id="rId30" w:history="1">
+        <w:hyperlink r:id="rId31" w:history="1">
           <w:r>
             <w:rPr>
               <w:rStyle w:val="Hyperlink"/>
@@ -2913,7 +3009,7 @@
           <w:color w:val="000000"/>
           <w:sz w:val="24"/>
         </w:rPr>
-        <w:hyperlink r:id="rId30" w:history="1">
+        <w:hyperlink r:id="rId31" w:history="1">
           <w:r>
             <w:rPr>
               <w:rStyle w:val="Hyperlink"/>
@@ -2931,7 +3027,7 @@
           <w:color w:val="000000"/>
           <w:sz w:val="24"/>
         </w:rPr>
-        <w:hyperlink r:id="rId30" w:history="1">
+        <w:hyperlink r:id="rId31" w:history="1">
           <w:r>
             <w:rPr>
               <w:rStyle w:val="Hyperlink"/>
@@ -2949,7 +3045,7 @@
           <w:color w:val="000000"/>
           <w:sz w:val="24"/>
         </w:rPr>
-        <w:hyperlink r:id="rId30" w:history="1">
+        <w:hyperlink r:id="rId31" w:history="1">
           <w:r>
             <w:rPr>
               <w:rStyle w:val="Hyperlink"/>
@@ -2967,7 +3063,7 @@
           <w:color w:val="000000"/>
           <w:sz w:val="24"/>
         </w:rPr>
-        <w:hyperlink r:id="rId30" w:history="1">
+        <w:hyperlink r:id="rId31" w:history="1">
           <w:r>
             <w:rPr>
               <w:rStyle w:val="Hyperlink"/>
@@ -2985,7 +3081,7 @@
           <w:color w:val="000000"/>
           <w:sz w:val="24"/>
         </w:rPr>
-        <w:hyperlink r:id="rId30" w:history="1">
+        <w:hyperlink r:id="rId31" w:history="1">
           <w:r>
             <w:rPr>
               <w:rStyle w:val="Hyperlink"/>
@@ -3003,7 +3099,7 @@
           <w:color w:val="000000"/>
           <w:sz w:val="24"/>
         </w:rPr>
-        <w:hyperlink r:id="rId30" w:history="1">
+        <w:hyperlink r:id="rId31" w:history="1">
           <w:r>
             <w:rPr>
               <w:rStyle w:val="Hyperlink"/>
@@ -3021,7 +3117,7 @@
           <w:color w:val="000000"/>
           <w:sz w:val="24"/>
         </w:rPr>
-        <w:hyperlink r:id="rId30" w:history="1">
+        <w:hyperlink r:id="rId31" w:history="1">
           <w:r>
             <w:rPr>
               <w:rStyle w:val="Hyperlink"/>
@@ -3039,7 +3135,7 @@
           <w:color w:val="000000"/>
           <w:sz w:val="24"/>
         </w:rPr>
-        <w:hyperlink r:id="rId30" w:history="1">
+        <w:hyperlink r:id="rId31" w:history="1">
           <w:r>
             <w:rPr>
               <w:rStyle w:val="Hyperlink"/>
@@ -3057,7 +3153,7 @@
           <w:color w:val="000000"/>
           <w:sz w:val="24"/>
         </w:rPr>
-        <w:hyperlink r:id="rId30" w:history="1">
+        <w:hyperlink r:id="rId31" w:history="1">
           <w:r>
             <w:rPr>
               <w:rStyle w:val="Hyperlink"/>
@@ -3075,7 +3171,7 @@
           <w:sz w:val="24"/>
           <w:u w:val="single"/>
         </w:rPr>
-        <w:hyperlink r:id="rId30" w:history="1">
+        <w:hyperlink r:id="rId31" w:history="1">
           <w:r>
             <w:rPr>
               <w:rStyle w:val="Hyperlink"/>
@@ -3093,7 +3189,7 @@
           <w:sz w:val="24"/>
           <w:u w:val="single"/>
         </w:rPr>
-        <w:hyperlink r:id="rId30" w:history="1">
+        <w:hyperlink r:id="rId31" w:history="1">
           <w:r>
             <w:rPr>
               <w:rStyle w:val="Hyperlink"/>
@@ -3111,7 +3207,7 @@
           <w:sz w:val="24"/>
           <w:u w:val="single"/>
         </w:rPr>
-        <w:hyperlink r:id="rId30" w:history="1">
+        <w:hyperlink r:id="rId31" w:history="1">
           <w:r>
             <w:rPr>
               <w:rStyle w:val="Hyperlink"/>
@@ -3140,7 +3236,7 @@
           <w:sz w:val="24"/>
           <w:u w:val="single"/>
         </w:rPr>
-        <w:hyperlink r:id="rId30" w:history="1">
+        <w:hyperlink r:id="rId31" w:history="1">
           <w:r>
             <w:rPr>
               <w:rStyle w:val="Hyperlink"/>
@@ -3169,7 +3265,7 @@
           <w:sz w:val="24"/>
           <w:u w:val="single"/>
         </w:rPr>
-        <w:hyperlink r:id="rId30" w:history="1">
+        <w:hyperlink r:id="rId31" w:history="1">
           <w:r>
             <w:rPr>
               <w:rStyle w:val="Hyperlink"/>
@@ -3187,7 +3283,7 @@
           <w:sz w:val="24"/>
           <w:u w:val="single"/>
         </w:rPr>
-        <w:hyperlink r:id="rId31" w:history="1">
+        <w:hyperlink r:id="rId32" w:history="1">
           <w:r>
             <w:rPr>
               <w:rStyle w:val="Hyperlink"/>
@@ -3225,7 +3321,7 @@
           <w:color w:val="000000"/>
           <w:sz w:val="24"/>
         </w:rPr>
-        <w:hyperlink r:id="rId31" w:history="1">
+        <w:hyperlink r:id="rId32" w:history="1">
           <w:r>
             <w:rPr>
               <w:rStyle w:val="Hyperlink"/>
@@ -3243,7 +3339,7 @@
           <w:color w:val="000000"/>
           <w:sz w:val="24"/>
         </w:rPr>
-        <w:hyperlink r:id="rId31" w:history="1">
+        <w:hyperlink r:id="rId32" w:history="1">
           <w:r>
             <w:rPr>
               <w:rStyle w:val="Hyperlink"/>
@@ -3261,7 +3357,7 @@
           <w:color w:val="000000"/>
           <w:sz w:val="24"/>
         </w:rPr>
-        <w:hyperlink r:id="rId31" w:history="1">
+        <w:hyperlink r:id="rId32" w:history="1">
           <w:r>
             <w:rPr>
               <w:rStyle w:val="Hyperlink"/>
@@ -3368,7 +3464,7 @@
           <w:sz w:val="24"/>
           <w:u w:val="single"/>
         </w:rPr>
-        <w:hyperlink r:id="rId32" w:history="1">
+        <w:hyperlink r:id="rId33" w:history="1">
           <w:r>
             <w:rPr>
               <w:rStyle w:val="Hyperlink"/>
@@ -3397,7 +3493,7 @@
           <w:sz w:val="24"/>
           <w:u w:val="single"/>
         </w:rPr>
-        <w:hyperlink r:id="rId32" w:history="1">
+        <w:hyperlink r:id="rId33" w:history="1">
           <w:r>
             <w:rPr>
               <w:rStyle w:val="Hyperlink"/>
@@ -3426,7 +3522,7 @@
           <w:sz w:val="24"/>
           <w:u w:val="single"/>
         </w:rPr>
-        <w:hyperlink r:id="rId32" w:history="1">
+        <w:hyperlink r:id="rId33" w:history="1">
           <w:r>
             <w:rPr>
               <w:rStyle w:val="Hyperlink"/>
@@ -3454,7 +3550,7 @@
           <w:color w:val="000000"/>
           <w:sz w:val="24"/>
         </w:rPr>
-        <w:hyperlink r:id="rId32" w:history="1">
+        <w:hyperlink r:id="rId33" w:history="1">
           <w:r>
             <w:rPr>
               <w:rStyle w:val="Hyperlink"/>
@@ -3472,7 +3568,7 @@
           <w:color w:val="000000"/>
           <w:sz w:val="24"/>
         </w:rPr>
-        <w:hyperlink r:id="rId32" w:history="1">
+        <w:hyperlink r:id="rId33" w:history="1">
           <w:r>
             <w:rPr>
               <w:rStyle w:val="Hyperlink"/>
@@ -3490,7 +3586,7 @@
           <w:color w:val="000000"/>
           <w:sz w:val="24"/>
         </w:rPr>
-        <w:hyperlink r:id="rId32" w:history="1">
+        <w:hyperlink r:id="rId33" w:history="1">
           <w:r>
             <w:rPr>
               <w:rStyle w:val="Hyperlink"/>
@@ -3508,7 +3604,7 @@
           <w:color w:val="000000"/>
           <w:sz w:val="24"/>
         </w:rPr>
-        <w:hyperlink r:id="rId32" w:history="1">
+        <w:hyperlink r:id="rId33" w:history="1">
           <w:r>
             <w:rPr>
               <w:rStyle w:val="Hyperlink"/>
@@ -3526,7 +3622,7 @@
           <w:color w:val="000000"/>
           <w:sz w:val="24"/>
         </w:rPr>
-        <w:hyperlink r:id="rId32" w:history="1">
+        <w:hyperlink r:id="rId33" w:history="1">
           <w:r>
             <w:rPr>
               <w:rStyle w:val="Hyperlink"/>
@@ -3554,7 +3650,7 @@
           <w:sz w:val="24"/>
           <w:u w:val="single"/>
         </w:rPr>
-        <w:hyperlink r:id="rId33" w:history="1">
+        <w:hyperlink r:id="rId34" w:history="1">
           <w:r>
             <w:rPr>
               <w:rStyle w:val="Hyperlink"/>
@@ -3583,7 +3679,7 @@
           <w:sz w:val="24"/>
           <w:u w:val="single"/>
         </w:rPr>
-        <w:hyperlink r:id="rId33" w:history="1">
+        <w:hyperlink r:id="rId34" w:history="1">
           <w:r>
             <w:rPr>
               <w:rStyle w:val="Hyperlink"/>
@@ -3601,7 +3697,7 @@
           <w:sz w:val="24"/>
           <w:u w:val="single"/>
         </w:rPr>
-        <w:hyperlink r:id="rId33" w:history="1">
+        <w:hyperlink r:id="rId34" w:history="1">
           <w:r>
             <w:rPr>
               <w:rStyle w:val="Hyperlink"/>
@@ -3639,7 +3735,7 @@
           <w:sz w:val="24"/>
           <w:u w:val="single"/>
         </w:rPr>
-        <w:hyperlink r:id="rId34" w:history="1">
+        <w:hyperlink r:id="rId35" w:history="1">
           <w:r>
             <w:rPr>
               <w:rStyle w:val="Hyperlink"/>
@@ -3668,7 +3764,7 @@
           <w:sz w:val="24"/>
           <w:u w:val="single"/>
         </w:rPr>
-        <w:hyperlink r:id="rId34" w:history="1">
+        <w:hyperlink r:id="rId35" w:history="1">
           <w:r>
             <w:rPr>
               <w:rStyle w:val="Hyperlink"/>
@@ -3697,7 +3793,7 @@
           <w:sz w:val="24"/>
           <w:u w:val="single"/>
         </w:rPr>
-        <w:hyperlink r:id="rId34" w:history="1">
+        <w:hyperlink r:id="rId35" w:history="1">
           <w:r>
             <w:rPr>
               <w:rStyle w:val="Hyperlink"/>
@@ -3726,7 +3822,7 @@
           <w:sz w:val="24"/>
           <w:u w:val="single"/>
         </w:rPr>
-        <w:hyperlink r:id="rId34" w:history="1">
+        <w:hyperlink r:id="rId35" w:history="1">
           <w:r>
             <w:rPr>
               <w:rStyle w:val="Hyperlink"/>
@@ -3744,7 +3840,7 @@
           <w:sz w:val="24"/>
           <w:u w:val="single"/>
         </w:rPr>
-        <w:hyperlink r:id="rId34" w:history="1">
+        <w:hyperlink r:id="rId35" w:history="1">
           <w:r>
             <w:rPr>
               <w:rStyle w:val="Hyperlink"/>
@@ -3762,7 +3858,7 @@
           <w:sz w:val="24"/>
           <w:u w:val="single"/>
         </w:rPr>
-        <w:hyperlink r:id="rId34" w:history="1">
+        <w:hyperlink r:id="rId35" w:history="1">
           <w:r>
             <w:rPr>
               <w:rStyle w:val="Hyperlink"/>
@@ -3780,7 +3876,7 @@
           <w:color w:val="000000"/>
           <w:sz w:val="24"/>
         </w:rPr>
-        <w:hyperlink r:id="rId33" w:history="1">
+        <w:hyperlink r:id="rId34" w:history="1">
           <w:r>
             <w:rPr>
               <w:rStyle w:val="Hyperlink"/>
@@ -3798,7 +3894,7 @@
           <w:color w:val="000000"/>
           <w:sz w:val="24"/>
         </w:rPr>
-        <w:hyperlink r:id="rId33" w:history="1">
+        <w:hyperlink r:id="rId34" w:history="1">
           <w:r>
             <w:rPr>
               <w:rStyle w:val="Hyperlink"/>
@@ -3816,7 +3912,7 @@
           <w:color w:val="000000"/>
           <w:sz w:val="24"/>
         </w:rPr>
-        <w:hyperlink r:id="rId33" w:history="1">
+        <w:hyperlink r:id="rId34" w:history="1">
           <w:r>
             <w:rPr>
               <w:rStyle w:val="Hyperlink"/>
@@ -3834,7 +3930,7 @@
           <w:color w:val="000000"/>
           <w:sz w:val="24"/>
         </w:rPr>
-        <w:hyperlink r:id="rId33" w:history="1">
+        <w:hyperlink r:id="rId34" w:history="1">
           <w:r>
             <w:rPr>
               <w:rStyle w:val="Hyperlink"/>
@@ -3872,7 +3968,7 @@
           <w:sz w:val="24"/>
           <w:u w:val="single"/>
         </w:rPr>
-        <w:hyperlink r:id="rId35" w:history="1">
+        <w:hyperlink r:id="rId36" w:history="1">
           <w:r>
             <w:rPr>
               <w:rStyle w:val="Hyperlink"/>
@@ -3890,7 +3986,7 @@
           <w:sz w:val="24"/>
           <w:u w:val="single"/>
         </w:rPr>
-        <w:hyperlink r:id="rId35" w:history="1">
+        <w:hyperlink r:id="rId36" w:history="1">
           <w:r>
             <w:rPr>
               <w:rStyle w:val="Hyperlink"/>
@@ -3901,13 +3997,21 @@
       </w:r>
       <w:r>
         <w:rPr>
+          <w:u w:val="single" w:color="0000ff"/>
           <w:rFonts w:ascii="Charis SIL Regular" w:hAnsi="Charis SIL Regular" w:eastAsia="Charis SIL Regular"/>
           <w:b w:val="0"/>
           <w:i w:val="0"/>
           <w:color w:val="000000"/>
           <w:sz w:val="24"/>
         </w:rPr>
-        <w:t xml:space="preserve"> i</w:t>
+        <w:hyperlink r:id="rId35" w:history="1">
+          <w:r>
+            <w:rPr>
+              <w:rStyle w:val="Hyperlink"/>
+            </w:rPr>
+            <w:t xml:space="preserve"> i</w:t>
+          </w:r>
+        </w:hyperlink>
       </w:r>
       <w:r>
         <w:rPr>
@@ -3918,7 +4022,7 @@
           <w:color w:val="000000"/>
           <w:sz w:val="24"/>
         </w:rPr>
-        <w:hyperlink r:id="rId34" w:history="1">
+        <w:hyperlink r:id="rId35" w:history="1">
           <w:r>
             <w:rPr>
               <w:rStyle w:val="Hyperlink"/>
@@ -3936,7 +4040,7 @@
           <w:color w:val="000000"/>
           <w:sz w:val="24"/>
         </w:rPr>
-        <w:hyperlink r:id="rId34" w:history="1">
+        <w:hyperlink r:id="rId35" w:history="1">
           <w:r>
             <w:rPr>
               <w:rStyle w:val="Hyperlink"/>
@@ -3954,7 +4058,7 @@
           <w:color w:val="000000"/>
           <w:sz w:val="24"/>
         </w:rPr>
-        <w:hyperlink r:id="rId34" w:history="1">
+        <w:hyperlink r:id="rId35" w:history="1">
           <w:r>
             <w:rPr>
               <w:rStyle w:val="Hyperlink"/>
@@ -3972,7 +4076,7 @@
           <w:color w:val="000000"/>
           <w:sz w:val="24"/>
         </w:rPr>
-        <w:hyperlink r:id="rId34" w:history="1">
+        <w:hyperlink r:id="rId35" w:history="1">
           <w:r>
             <w:rPr>
               <w:rStyle w:val="Hyperlink"/>
@@ -3990,7 +4094,7 @@
           <w:color w:val="000000"/>
           <w:sz w:val="24"/>
         </w:rPr>
-        <w:hyperlink r:id="rId34" w:history="1">
+        <w:hyperlink r:id="rId35" w:history="1">
           <w:r>
             <w:rPr>
               <w:rStyle w:val="Hyperlink"/>
@@ -4008,7 +4112,7 @@
           <w:color w:val="000000"/>
           <w:sz w:val="24"/>
         </w:rPr>
-        <w:hyperlink r:id="rId34" w:history="1">
+        <w:hyperlink r:id="rId35" w:history="1">
           <w:r>
             <w:rPr>
               <w:rStyle w:val="Hyperlink"/>
@@ -4068,7 +4172,7 @@
           <w:color w:val="000000"/>
           <w:sz w:val="24"/>
         </w:rPr>
-        <w:hyperlink r:id="rId35" w:history="1">
+        <w:hyperlink r:id="rId36" w:history="1">
           <w:r>
             <w:rPr>
               <w:rStyle w:val="Hyperlink"/>
@@ -4295,7 +4399,7 @@
           <w:sz w:val="24"/>
           <w:u w:val="single"/>
         </w:rPr>
-        <w:hyperlink r:id="rId36" w:history="1">
+        <w:hyperlink r:id="rId37" w:history="1">
           <w:r>
             <w:rPr>
               <w:rStyle w:val="Hyperlink"/>
@@ -4313,7 +4417,7 @@
           <w:sz w:val="24"/>
           <w:u w:val="single"/>
         </w:rPr>
-        <w:hyperlink r:id="rId36" w:history="1">
+        <w:hyperlink r:id="rId37" w:history="1">
           <w:r>
             <w:rPr>
               <w:rStyle w:val="Hyperlink"/>
@@ -4331,7 +4435,7 @@
           <w:sz w:val="24"/>
           <w:u w:val="single"/>
         </w:rPr>
-        <w:hyperlink r:id="rId36" w:history="1">
+        <w:hyperlink r:id="rId37" w:history="1">
           <w:r>
             <w:rPr>
               <w:rStyle w:val="Hyperlink"/>
@@ -4349,7 +4453,7 @@
           <w:sz w:val="24"/>
           <w:u w:val="single"/>
         </w:rPr>
-        <w:hyperlink r:id="rId36" w:history="1">
+        <w:hyperlink r:id="rId37" w:history="1">
           <w:r>
             <w:rPr>
               <w:rStyle w:val="Hyperlink"/>
@@ -4367,7 +4471,7 @@
           <w:sz w:val="24"/>
           <w:u w:val="single"/>
         </w:rPr>
-        <w:hyperlink r:id="rId36" w:history="1">
+        <w:hyperlink r:id="rId37" w:history="1">
           <w:r>
             <w:rPr>
               <w:rStyle w:val="Hyperlink"/>
@@ -4485,7 +4589,7 @@
           <w:sz w:val="24"/>
           <w:u w:val="single"/>
         </w:rPr>
-        <w:hyperlink r:id="rId37" w:history="1">
+        <w:hyperlink r:id="rId38" w:history="1">
           <w:r>
             <w:rPr>
               <w:rStyle w:val="Hyperlink"/>
@@ -4503,7 +4607,7 @@
           <w:sz w:val="24"/>
           <w:u w:val="single"/>
         </w:rPr>
-        <w:hyperlink r:id="rId37" w:history="1">
+        <w:hyperlink r:id="rId38" w:history="1">
           <w:r>
             <w:rPr>
               <w:rStyle w:val="Hyperlink"/>
@@ -4521,7 +4625,7 @@
           <w:sz w:val="24"/>
           <w:u w:val="single"/>
         </w:rPr>
-        <w:hyperlink r:id="rId37" w:history="1">
+        <w:hyperlink r:id="rId38" w:history="1">
           <w:r>
             <w:rPr>
               <w:rStyle w:val="Hyperlink"/>
@@ -4539,7 +4643,7 @@
           <w:sz w:val="24"/>
           <w:u w:val="single"/>
         </w:rPr>
-        <w:hyperlink r:id="rId37" w:history="1">
+        <w:hyperlink r:id="rId38" w:history="1">
           <w:r>
             <w:rPr>
               <w:rStyle w:val="Hyperlink"/>
@@ -4647,7 +4751,7 @@
           <w:sz w:val="24"/>
           <w:u w:val="single"/>
         </w:rPr>
-        <w:hyperlink r:id="rId38" w:history="1">
+        <w:hyperlink r:id="rId39" w:history="1">
           <w:r>
             <w:rPr>
               <w:rStyle w:val="Hyperlink"/>
@@ -4665,7 +4769,7 @@
           <w:sz w:val="24"/>
           <w:u w:val="single"/>
         </w:rPr>
-        <w:hyperlink r:id="rId38" w:history="1">
+        <w:hyperlink r:id="rId39" w:history="1">
           <w:r>
             <w:rPr>
               <w:rStyle w:val="Hyperlink"/>
@@ -4683,7 +4787,7 @@
           <w:sz w:val="24"/>
           <w:u w:val="single"/>
         </w:rPr>
-        <w:hyperlink r:id="rId38" w:history="1">
+        <w:hyperlink r:id="rId39" w:history="1">
           <w:r>
             <w:rPr>
               <w:rStyle w:val="Hyperlink"/>
@@ -4701,7 +4805,7 @@
           <w:sz w:val="24"/>
           <w:u w:val="single"/>
         </w:rPr>
-        <w:hyperlink r:id="rId38" w:history="1">
+        <w:hyperlink r:id="rId39" w:history="1">
           <w:r>
             <w:rPr>
               <w:rStyle w:val="Hyperlink"/>
@@ -4729,7 +4833,7 @@
           <w:sz w:val="24"/>
           <w:u w:val="single"/>
         </w:rPr>
-        <w:hyperlink r:id="rId39" w:history="1">
+        <w:hyperlink r:id="rId40" w:history="1">
           <w:r>
             <w:rPr>
               <w:rStyle w:val="Hyperlink"/>
@@ -4747,7 +4851,7 @@
           <w:sz w:val="24"/>
           <w:u w:val="single"/>
         </w:rPr>
-        <w:hyperlink r:id="rId39" w:history="1">
+        <w:hyperlink r:id="rId40" w:history="1">
           <w:r>
             <w:rPr>
               <w:rStyle w:val="Hyperlink"/>
@@ -4776,14 +4880,13 @@
       </w:r>
       <w:r>
         <w:rPr>
-          <w:u w:val="single" w:color="0000ff"/>
           <w:rFonts w:ascii="Charis SIL Regular" w:hAnsi="Charis SIL Regular" w:eastAsia="Charis SIL Regular"/>
           <w:b w:val="0"/>
           <w:i w:val="0"/>
           <w:color w:val="000000"/>
           <w:sz w:val="24"/>
         </w:rPr>
-        <w:hyperlink r:id="rId38" w:history="1">
+        <w:hyperlink r:id="rId39" w:history="1">
           <w:r>
             <w:rPr>
               <w:rStyle w:val="Hyperlink"/>
@@ -4801,7 +4904,7 @@
           <w:sz w:val="24"/>
           <w:u w:val="single"/>
         </w:rPr>
-        <w:hyperlink r:id="rId38" w:history="1">
+        <w:hyperlink r:id="rId39" w:history="1">
           <w:r>
             <w:rPr>
               <w:rStyle w:val="Hyperlink"/>
@@ -4830,7 +4933,7 @@
           <w:sz w:val="24"/>
           <w:u w:val="single"/>
         </w:rPr>
-        <w:hyperlink r:id="rId38" w:history="1">
+        <w:hyperlink r:id="rId39" w:history="1">
           <w:r>
             <w:rPr>
               <w:rStyle w:val="Hyperlink"/>
@@ -4848,7 +4951,7 @@
           <w:sz w:val="24"/>
           <w:u w:val="single"/>
         </w:rPr>
-        <w:hyperlink r:id="rId38" w:history="1">
+        <w:hyperlink r:id="rId41" w:history="1">
           <w:r>
             <w:rPr>
               <w:rStyle w:val="Hyperlink"/>

--- a/EXPORTS/DOCX/published/niveau3/Dutch/KunsthandelVanLier.docx
+++ b/EXPORTS/DOCX/published/niveau3/Dutch/KunsthandelVanLier.docx
@@ -249,13 +249,95 @@
       </w:r>
       <w:r>
         <w:rPr>
+          <w:u w:val="single" w:color="0000ff"/>
           <w:rFonts w:ascii="Charis SIL Regular" w:hAnsi="Charis SIL Regular" w:eastAsia="Charis SIL Regular"/>
           <w:b w:val="0"/>
           <w:i w:val="0"/>
           <w:color w:val="000000"/>
           <w:sz w:val="24"/>
         </w:rPr>
-        <w:t xml:space="preserve">naar Amsterdam. </w:t>
+        <w:hyperlink r:id="rId9" w:history="1">
+          <w:r>
+            <w:rPr>
+              <w:rStyle w:val="Hyperlink"/>
+            </w:rPr>
+            <w:t xml:space="preserve">naar </w:t>
+          </w:r>
+        </w:hyperlink>
+      </w:r>
+      <w:r>
+        <w:rPr>
+          <w:rFonts w:ascii="Charis SIL Regular" w:hAnsi="Charis SIL Regular" w:eastAsia="Charis SIL Regular"/>
+          <w:b w:val="0"/>
+          <w:i w:val="0"/>
+          <w:color w:val="000000"/>
+          <w:sz w:val="24"/>
+        </w:rPr>
+        <w:t>A</w:t>
+      </w:r>
+      <w:r>
+        <w:rPr>
+          <w:u w:val="single" w:color="0000ff"/>
+          <w:rFonts w:ascii="Charis SIL Regular" w:hAnsi="Charis SIL Regular" w:eastAsia="Charis SIL Regular"/>
+          <w:b w:val="0"/>
+          <w:i w:val="0"/>
+          <w:color w:val="000000"/>
+          <w:sz w:val="24"/>
+        </w:rPr>
+        <w:hyperlink r:id="rId9" w:history="1">
+          <w:r>
+            <w:rPr>
+              <w:rStyle w:val="Hyperlink"/>
+            </w:rPr>
+            <w:t>ms</w:t>
+          </w:r>
+        </w:hyperlink>
+      </w:r>
+      <w:r>
+        <w:rPr>
+          <w:u w:val="single" w:color="0000ff"/>
+          <w:rFonts w:ascii="Charis SIL Regular" w:hAnsi="Charis SIL Regular" w:eastAsia="Charis SIL Regular"/>
+          <w:b w:val="0"/>
+          <w:i w:val="0"/>
+          <w:color w:val="000000"/>
+          <w:sz w:val="24"/>
+        </w:rPr>
+        <w:hyperlink r:id="rId9" w:history="1">
+          <w:r>
+            <w:rPr>
+              <w:rStyle w:val="Hyperlink"/>
+            </w:rPr>
+            <w:t>t</w:t>
+          </w:r>
+        </w:hyperlink>
+      </w:r>
+      <w:r>
+        <w:rPr>
+          <w:u w:val="single" w:color="0000ff"/>
+          <w:rFonts w:ascii="Charis SIL Regular" w:hAnsi="Charis SIL Regular" w:eastAsia="Charis SIL Regular"/>
+          <w:b w:val="0"/>
+          <w:i w:val="0"/>
+          <w:color w:val="000000"/>
+          <w:sz w:val="24"/>
+        </w:rPr>
+        <w:hyperlink r:id="rId9" w:history="1">
+          <w:r>
+            <w:rPr>
+              <w:rStyle w:val="Hyperlink"/>
+            </w:rPr>
+            <w:t>erd</w:t>
+          </w:r>
+        </w:hyperlink>
+      </w:r>
+      <w:r>
+        <w:rPr>
+          <w:rFonts w:ascii="Charis SIL Regular" w:hAnsi="Charis SIL Regular" w:eastAsia="Charis SIL Regular"/>
+          <w:b w:val="0"/>
+          <w:i w:val="0"/>
+          <w:color w:val="000000"/>
+          <w:sz w:val="24"/>
+        </w:rPr>
+        <w:t xml:space="preserve">am. </w:t>
       </w:r>
       <w:r>
         <w:rPr>
@@ -487,96 +569,13 @@
       </w:r>
       <w:r>
         <w:rPr>
-          <w:u w:val="single" w:color="0000ff"/>
           <w:rFonts w:ascii="Charis SIL Regular" w:hAnsi="Charis SIL Regular" w:eastAsia="Charis SIL Regular"/>
           <w:b w:val="0"/>
           <w:i w:val="0"/>
           <w:color w:val="000000"/>
           <w:sz w:val="24"/>
         </w:rPr>
-        <w:hyperlink r:id="rId11" w:history="1">
-          <w:r>
-            <w:rPr>
-              <w:rStyle w:val="Hyperlink"/>
-            </w:rPr>
-            <w:t>g</w:t>
-          </w:r>
-        </w:hyperlink>
-      </w:r>
-      <w:r>
-        <w:rPr>
-          <w:u w:val="single" w:color="0000ff"/>
-          <w:rFonts w:ascii="Charis SIL Regular" w:hAnsi="Charis SIL Regular" w:eastAsia="Charis SIL Regular"/>
-          <w:b w:val="0"/>
-          <w:i w:val="0"/>
-          <w:color w:val="000000"/>
-          <w:sz w:val="24"/>
-        </w:rPr>
-        <w:hyperlink r:id="rId11" w:history="1">
-          <w:r>
-            <w:rPr>
-              <w:rStyle w:val="Hyperlink"/>
-            </w:rPr>
-            <w:t>eïnt</w:t>
-          </w:r>
-        </w:hyperlink>
-      </w:r>
-      <w:r>
-        <w:rPr>
-          <w:u w:val="single" w:color="0000ff"/>
-          <w:rFonts w:ascii="Charis SIL Regular" w:hAnsi="Charis SIL Regular" w:eastAsia="Charis SIL Regular"/>
-          <w:b w:val="0"/>
-          <w:i w:val="0"/>
-          <w:color w:val="000000"/>
-          <w:sz w:val="24"/>
-        </w:rPr>
-        <w:hyperlink r:id="rId11" w:history="1">
-          <w:r>
-            <w:rPr>
-              <w:rStyle w:val="Hyperlink"/>
-            </w:rPr>
-            <w:t>e</w:t>
-          </w:r>
-        </w:hyperlink>
-      </w:r>
-      <w:r>
-        <w:rPr>
-          <w:u w:val="single" w:color="0000ff"/>
-          <w:rFonts w:ascii="Charis SIL Regular" w:hAnsi="Charis SIL Regular" w:eastAsia="Charis SIL Regular"/>
-          <w:b w:val="0"/>
-          <w:i w:val="0"/>
-          <w:color w:val="000000"/>
-          <w:sz w:val="24"/>
-        </w:rPr>
-        <w:hyperlink r:id="rId11" w:history="1">
-          <w:r>
-            <w:rPr>
-              <w:rStyle w:val="Hyperlink"/>
-            </w:rPr>
-            <w:t>res</w:t>
-          </w:r>
-        </w:hyperlink>
-      </w:r>
-      <w:r>
-        <w:rPr>
-          <w:u w:val="single" w:color="0000ff"/>
-          <w:rFonts w:ascii="Charis SIL Regular" w:hAnsi="Charis SIL Regular" w:eastAsia="Charis SIL Regular"/>
-          <w:b w:val="0"/>
-          <w:i w:val="0"/>
-          <w:color w:val="000000"/>
-          <w:sz w:val="24"/>
-        </w:rPr>
-        <w:t>s</w:t>
-      </w:r>
-      <w:r>
-        <w:rPr>
-          <w:rFonts w:ascii="Charis SIL Regular" w:hAnsi="Charis SIL Regular" w:eastAsia="Charis SIL Regular"/>
-          <w:b w:val="0"/>
-          <w:i w:val="0"/>
-          <w:color w:val="000000"/>
-          <w:sz w:val="24"/>
-        </w:rPr>
-        <w:t xml:space="preserve">eerd in </w:t>
+        <w:t xml:space="preserve">geïnteresseerd in </w:t>
       </w:r>
       <w:r>
         <w:rPr>
@@ -614,6 +613,7 @@
           <w:i w:val="0"/>
           <w:color w:val="0000FF"/>
           <w:sz w:val="24"/>
+          <w:u w:val="single"/>
         </w:rPr>
         <w:hyperlink r:id="rId13" w:history="1">
           <w:r>
@@ -1679,41 +1679,24 @@
       </w:r>
       <w:r>
         <w:rPr>
+          <w:u w:val="single" w:color="0000ff"/>
           <w:rFonts w:ascii="Charis SIL Regular" w:hAnsi="Charis SIL Regular" w:eastAsia="Charis SIL Regular"/>
           <w:b w:val="0"/>
           <w:i w:val="0"/>
           <w:color w:val="000000"/>
           <w:sz w:val="24"/>
         </w:rPr>
-        <w:hyperlink r:id="rId21" w:history="1">
-          <w:r>
-            <w:rPr>
-              <w:rStyle w:val="Hyperlink"/>
-            </w:rPr>
-            <w:t>s</w:t>
-          </w:r>
-        </w:hyperlink>
-      </w:r>
-      <w:r>
-        <w:rPr>
-          <w:u w:val="single" w:color="0000ff"/>
+        <w:t>s</w:t>
+      </w:r>
+      <w:r>
+        <w:rPr>
           <w:rFonts w:ascii="Charis SIL Regular" w:hAnsi="Charis SIL Regular" w:eastAsia="Charis SIL Regular"/>
           <w:b w:val="0"/>
           <w:i w:val="0"/>
           <w:color w:val="000000"/>
           <w:sz w:val="24"/>
         </w:rPr>
-        <w:t>c</w:t>
-      </w:r>
-      <w:r>
-        <w:rPr>
-          <w:rFonts w:ascii="Charis SIL Regular" w:hAnsi="Charis SIL Regular" w:eastAsia="Charis SIL Regular"/>
-          <w:b w:val="0"/>
-          <w:i w:val="0"/>
-          <w:color w:val="000000"/>
-          <w:sz w:val="24"/>
-        </w:rPr>
-        <w:t xml:space="preserve">he </w:t>
+        <w:t xml:space="preserve">che </w:t>
       </w:r>
       <w:r>
         <w:rPr>
@@ -2241,13 +2224,31 @@
       </w:r>
       <w:r>
         <w:rPr>
+          <w:u w:val="single" w:color="0000ff"/>
           <w:rFonts w:ascii="Charis SIL Regular" w:hAnsi="Charis SIL Regular" w:eastAsia="Charis SIL Regular"/>
           <w:b w:val="0"/>
           <w:i w:val="0"/>
           <w:color w:val="000000"/>
           <w:sz w:val="24"/>
         </w:rPr>
-        <w:t xml:space="preserve">naar </w:t>
+        <w:hyperlink r:id="rId25" w:history="1">
+          <w:r>
+            <w:rPr>
+              <w:rStyle w:val="Hyperlink"/>
+            </w:rPr>
+            <w:t>naar</w:t>
+          </w:r>
+        </w:hyperlink>
+      </w:r>
+      <w:r>
+        <w:rPr>
+          <w:rFonts w:ascii="Charis SIL Regular" w:hAnsi="Charis SIL Regular" w:eastAsia="Charis SIL Regular"/>
+          <w:b w:val="0"/>
+          <w:i w:val="0"/>
+          <w:color w:val="000000"/>
+          <w:sz w:val="24"/>
+        </w:rPr>
+        <w:t xml:space="preserve"> </w:t>
       </w:r>
       <w:r>
         <w:rPr>
@@ -2258,7 +2259,7 @@
           <w:sz w:val="24"/>
           <w:u w:val="single"/>
         </w:rPr>
-        <w:hyperlink r:id="rId25" w:history="1">
+        <w:hyperlink r:id="rId27" w:history="1">
           <w:r>
             <w:rPr>
               <w:rStyle w:val="Hyperlink"/>
@@ -3968,14 +3969,7 @@
           <w:sz w:val="24"/>
           <w:u w:val="single"/>
         </w:rPr>
-        <w:hyperlink r:id="rId36" w:history="1">
-          <w:r>
-            <w:rPr>
-              <w:rStyle w:val="Hyperlink"/>
-            </w:rPr>
-            <w:t>restitutiev</w:t>
-          </w:r>
-        </w:hyperlink>
+        <w:t>restitutiev</w:t>
       </w:r>
       <w:r>
         <w:rPr>
@@ -3986,7 +3980,7 @@
           <w:sz w:val="24"/>
           <w:u w:val="single"/>
         </w:rPr>
-        <w:hyperlink r:id="rId36" w:history="1">
+        <w:hyperlink r:id="rId35" w:history="1">
           <w:r>
             <w:rPr>
               <w:rStyle w:val="Hyperlink"/>
@@ -4880,6 +4874,7 @@
       </w:r>
       <w:r>
         <w:rPr>
+          <w:u w:val="single" w:color="0000ff"/>
           <w:rFonts w:ascii="Charis SIL Regular" w:hAnsi="Charis SIL Regular" w:eastAsia="Charis SIL Regular"/>
           <w:b w:val="0"/>
           <w:i w:val="0"/>
@@ -4951,7 +4946,7 @@
           <w:sz w:val="24"/>
           <w:u w:val="single"/>
         </w:rPr>
-        <w:hyperlink r:id="rId41" w:history="1">
+        <w:hyperlink r:id="rId39" w:history="1">
           <w:r>
             <w:rPr>
               <w:rStyle w:val="Hyperlink"/>

--- a/EXPORTS/DOCX/published/niveau3/Dutch/KunsthandelVanLier.docx
+++ b/EXPORTS/DOCX/published/niveau3/Dutch/KunsthandelVanLier.docx
@@ -267,6 +267,7 @@
       </w:r>
       <w:r>
         <w:rPr>
+          <w:u w:val="single" w:color="0000ff"/>
           <w:rFonts w:ascii="Charis SIL Regular" w:hAnsi="Charis SIL Regular" w:eastAsia="Charis SIL Regular"/>
           <w:b w:val="0"/>
           <w:i w:val="0"/>
@@ -331,13 +332,24 @@
       </w:r>
       <w:r>
         <w:rPr>
+          <w:u w:val="single" w:color="0000ff"/>
           <w:rFonts w:ascii="Charis SIL Regular" w:hAnsi="Charis SIL Regular" w:eastAsia="Charis SIL Regular"/>
           <w:b w:val="0"/>
           <w:i w:val="0"/>
           <w:color w:val="000000"/>
           <w:sz w:val="24"/>
         </w:rPr>
-        <w:t xml:space="preserve">am. </w:t>
+        <w:t>a</w:t>
+      </w:r>
+      <w:r>
+        <w:rPr>
+          <w:rFonts w:ascii="Charis SIL Regular" w:hAnsi="Charis SIL Regular" w:eastAsia="Charis SIL Regular"/>
+          <w:b w:val="0"/>
+          <w:i w:val="0"/>
+          <w:color w:val="000000"/>
+          <w:sz w:val="24"/>
+        </w:rPr>
+        <w:t xml:space="preserve">m. </w:t>
       </w:r>
       <w:r>
         <w:rPr>
@@ -569,13 +581,96 @@
       </w:r>
       <w:r>
         <w:rPr>
+          <w:u w:val="single" w:color="0000ff"/>
           <w:rFonts w:ascii="Charis SIL Regular" w:hAnsi="Charis SIL Regular" w:eastAsia="Charis SIL Regular"/>
           <w:b w:val="0"/>
           <w:i w:val="0"/>
           <w:color w:val="000000"/>
           <w:sz w:val="24"/>
         </w:rPr>
-        <w:t xml:space="preserve">geïnteresseerd in </w:t>
+        <w:hyperlink r:id="rId11" w:history="1">
+          <w:r>
+            <w:rPr>
+              <w:rStyle w:val="Hyperlink"/>
+            </w:rPr>
+            <w:t>g</w:t>
+          </w:r>
+        </w:hyperlink>
+      </w:r>
+      <w:r>
+        <w:rPr>
+          <w:u w:val="single" w:color="0000ff"/>
+          <w:rFonts w:ascii="Charis SIL Regular" w:hAnsi="Charis SIL Regular" w:eastAsia="Charis SIL Regular"/>
+          <w:b w:val="0"/>
+          <w:i w:val="0"/>
+          <w:color w:val="000000"/>
+          <w:sz w:val="24"/>
+        </w:rPr>
+        <w:hyperlink r:id="rId11" w:history="1">
+          <w:r>
+            <w:rPr>
+              <w:rStyle w:val="Hyperlink"/>
+            </w:rPr>
+            <w:t>eïnt</w:t>
+          </w:r>
+        </w:hyperlink>
+      </w:r>
+      <w:r>
+        <w:rPr>
+          <w:u w:val="single" w:color="0000ff"/>
+          <w:rFonts w:ascii="Charis SIL Regular" w:hAnsi="Charis SIL Regular" w:eastAsia="Charis SIL Regular"/>
+          <w:b w:val="0"/>
+          <w:i w:val="0"/>
+          <w:color w:val="000000"/>
+          <w:sz w:val="24"/>
+        </w:rPr>
+        <w:hyperlink r:id="rId11" w:history="1">
+          <w:r>
+            <w:rPr>
+              <w:rStyle w:val="Hyperlink"/>
+            </w:rPr>
+            <w:t>e</w:t>
+          </w:r>
+        </w:hyperlink>
+      </w:r>
+      <w:r>
+        <w:rPr>
+          <w:u w:val="single" w:color="0000ff"/>
+          <w:rFonts w:ascii="Charis SIL Regular" w:hAnsi="Charis SIL Regular" w:eastAsia="Charis SIL Regular"/>
+          <w:b w:val="0"/>
+          <w:i w:val="0"/>
+          <w:color w:val="000000"/>
+          <w:sz w:val="24"/>
+        </w:rPr>
+        <w:hyperlink r:id="rId11" w:history="1">
+          <w:r>
+            <w:rPr>
+              <w:rStyle w:val="Hyperlink"/>
+            </w:rPr>
+            <w:t>res</w:t>
+          </w:r>
+        </w:hyperlink>
+      </w:r>
+      <w:r>
+        <w:rPr>
+          <w:u w:val="single" w:color="0000ff"/>
+          <w:rFonts w:ascii="Charis SIL Regular" w:hAnsi="Charis SIL Regular" w:eastAsia="Charis SIL Regular"/>
+          <w:b w:val="0"/>
+          <w:i w:val="0"/>
+          <w:color w:val="000000"/>
+          <w:sz w:val="24"/>
+        </w:rPr>
+        <w:t>s</w:t>
+      </w:r>
+      <w:r>
+        <w:rPr>
+          <w:rFonts w:ascii="Charis SIL Regular" w:hAnsi="Charis SIL Regular" w:eastAsia="Charis SIL Regular"/>
+          <w:b w:val="0"/>
+          <w:i w:val="0"/>
+          <w:color w:val="000000"/>
+          <w:sz w:val="24"/>
+        </w:rPr>
+        <w:t xml:space="preserve">eerd in </w:t>
       </w:r>
       <w:r>
         <w:rPr>
@@ -633,7 +728,7 @@
           <w:sz w:val="24"/>
           <w:u w:val="single"/>
         </w:rPr>
-        <w:hyperlink r:id="rId12" w:history="1">
+        <w:hyperlink r:id="rId13" w:history="1">
           <w:r>
             <w:rPr>
               <w:rStyle w:val="Hyperlink"/>
@@ -644,6 +739,7 @@
       </w:r>
       <w:r>
         <w:rPr>
+          <w:u w:val="single" w:color="0000ff"/>
           <w:rFonts w:ascii="Charis SIL Regular" w:hAnsi="Charis SIL Regular" w:eastAsia="Charis SIL Regular"/>
           <w:b w:val="0"/>
           <w:i w:val="0"/>
@@ -661,7 +757,7 @@
           <w:sz w:val="24"/>
           <w:u w:val="single"/>
         </w:rPr>
-        <w:hyperlink r:id="rId12" w:history="1">
+        <w:hyperlink r:id="rId14" w:history="1">
           <w:r>
             <w:rPr>
               <w:rStyle w:val="Hyperlink"/>
@@ -679,7 +775,7 @@
           <w:sz w:val="24"/>
           <w:u w:val="single"/>
         </w:rPr>
-        <w:hyperlink r:id="rId12" w:history="1">
+        <w:hyperlink r:id="rId14" w:history="1">
           <w:r>
             <w:rPr>
               <w:rStyle w:val="Hyperlink"/>
@@ -823,9 +919,8 @@
           <w:i w:val="0"/>
           <w:color w:val="0000FF"/>
           <w:sz w:val="24"/>
-          <w:u w:val="single"/>
-        </w:rPr>
-        <w:hyperlink r:id="rId14" w:history="1">
+        </w:rPr>
+        <w:hyperlink r:id="rId15" w:history="1">
           <w:r>
             <w:rPr>
               <w:rStyle w:val="Hyperlink"/>
@@ -843,7 +938,7 @@
           <w:sz w:val="24"/>
           <w:u w:val="single"/>
         </w:rPr>
-        <w:hyperlink r:id="rId15" w:history="1">
+        <w:hyperlink r:id="rId14" w:history="1">
           <w:r>
             <w:rPr>
               <w:rStyle w:val="Hyperlink"/>
@@ -872,7 +967,7 @@
           <w:sz w:val="24"/>
           <w:u w:val="single"/>
         </w:rPr>
-        <w:hyperlink r:id="rId15" w:history="1">
+        <w:hyperlink r:id="rId14" w:history="1">
           <w:r>
             <w:rPr>
               <w:rStyle w:val="Hyperlink"/>
@@ -890,7 +985,7 @@
           <w:sz w:val="24"/>
           <w:u w:val="single"/>
         </w:rPr>
-        <w:hyperlink r:id="rId14" w:history="1">
+        <w:hyperlin